--- a/docs/dissertation start.docx
+++ b/docs/dissertation start.docx
@@ -3074,7 +3074,21 @@
         <w:rPr>
           <w:rFonts w:ascii="Garamond" w:hAnsi="Garamond"/>
         </w:rPr>
-        <w:t>Students and their parents or guardians can struggle to find tutors meeting their needs in terms of instrument, skill level, availability, and a child’s special needs. Parents may find it difficult to assuage safeguarding concerns with an unknown adult as tutor advertisements can be vague on personal details. They may also have concerns over quality due to a lack of tutor reviews. Without a real-time means of communication and an integrated calendar system, scheduling may be particularly difficult for parents trying to juggle work and personal commitments.  Finally, both tutors and students can run into issues if there is no integrated payment processing system and a clear cancellation policy.</w:t>
+        <w:t xml:space="preserve">Students and their parents or guardians can struggle to find tutors meeting their needs in terms of instrument, skill level, availability, and a child’s special needs. Parents may find it difficult to assuage safeguarding concerns with an unknown adult as tutor advertisements can be vague on personal details. They may also have concerns over quality due to a lack of tutor reviews. Without a real-time means of communication and an integrated calendar system, scheduling may be particularly difficult for parents trying to juggle work and personal commitments.  Finally, both tutors and students can run into issues if there </w:t>
+      </w:r>
+      <w:proofErr w:type="gramStart"/>
+      <w:r>
+        <w:rPr>
+          <w:rFonts w:ascii="Garamond" w:hAnsi="Garamond"/>
+        </w:rPr>
+        <w:t>is</w:t>
+      </w:r>
+      <w:proofErr w:type="gramEnd"/>
+      <w:r>
+        <w:rPr>
+          <w:rFonts w:ascii="Garamond" w:hAnsi="Garamond"/>
+        </w:rPr>
+        <w:t xml:space="preserve"> no integrated payment processing system and a clear cancellation policy.</w:t>
       </w:r>
     </w:p>
     <w:p>
@@ -3411,7 +3425,21 @@
         <w:rPr>
           <w:rFonts w:ascii="Garamond" w:hAnsi="Garamond"/>
         </w:rPr>
-        <w:t xml:space="preserve">View matching tutor profiles and, once registered, contact the tutor to discuss potential lessons. </w:t>
+        <w:t xml:space="preserve">View matching tutor profiles </w:t>
+      </w:r>
+      <w:proofErr w:type="gramStart"/>
+      <w:r>
+        <w:rPr>
+          <w:rFonts w:ascii="Garamond" w:hAnsi="Garamond"/>
+        </w:rPr>
+        <w:t>and,</w:t>
+      </w:r>
+      <w:proofErr w:type="gramEnd"/>
+      <w:r>
+        <w:rPr>
+          <w:rFonts w:ascii="Garamond" w:hAnsi="Garamond"/>
+        </w:rPr>
+        <w:t xml:space="preserve"> once registered, contact the tutor to discuss potential lessons. </w:t>
       </w:r>
     </w:p>
     <w:p>
@@ -3988,7 +4016,21 @@
         <w:rPr>
           <w:rFonts w:ascii="Garamond" w:hAnsi="Garamond"/>
         </w:rPr>
-        <w:t>Building such a large project requires numerous development tools for front-end, back-end , and the database. The chosen tools and reasoning are as follows:</w:t>
+        <w:t>Building such a large project requires numerous development tools for front-end, back-</w:t>
+      </w:r>
+      <w:proofErr w:type="gramStart"/>
+      <w:r>
+        <w:rPr>
+          <w:rFonts w:ascii="Garamond" w:hAnsi="Garamond"/>
+        </w:rPr>
+        <w:t>end ,</w:t>
+      </w:r>
+      <w:proofErr w:type="gramEnd"/>
+      <w:r>
+        <w:rPr>
+          <w:rFonts w:ascii="Garamond" w:hAnsi="Garamond"/>
+        </w:rPr>
+        <w:t xml:space="preserve"> and the database. The chosen tools and reasoning are as follows:</w:t>
       </w:r>
     </w:p>
     <w:p>
@@ -5293,7 +5335,21 @@
         <w:rPr>
           <w:rFonts w:ascii="Garamond" w:hAnsi="Garamond"/>
         </w:rPr>
-        <w:t>Students will be able to access a dashboard allowing them to search for tutors. Once a tutor is selected, students can view their card containing detailed relevant info, send messages, book and pay for lessons, and receive conformation of booking. A simple booking and payment gateway will be integrated in to the interface.</w:t>
+        <w:t xml:space="preserve">Students will be able to access a dashboard allowing them to search for tutors. Once a tutor is selected, students can view their card containing detailed relevant info, send messages, book and pay for lessons, and receive conformation of booking. A simple booking and payment gateway will be integrated </w:t>
+      </w:r>
+      <w:proofErr w:type="gramStart"/>
+      <w:r>
+        <w:rPr>
+          <w:rFonts w:ascii="Garamond" w:hAnsi="Garamond"/>
+        </w:rPr>
+        <w:t>in to</w:t>
+      </w:r>
+      <w:proofErr w:type="gramEnd"/>
+      <w:r>
+        <w:rPr>
+          <w:rFonts w:ascii="Garamond" w:hAnsi="Garamond"/>
+        </w:rPr>
+        <w:t xml:space="preserve"> the interface.</w:t>
       </w:r>
     </w:p>
     <w:p>
@@ -6053,7 +6109,16 @@
           <w:bCs/>
           <w:color w:val="215E99" w:themeColor="text2" w:themeTint="BF"/>
         </w:rPr>
-        <w:t xml:space="preserve">React </w:t>
+        <w:t>React</w:t>
+      </w:r>
+      <w:r>
+        <w:rPr>
+          <w:rFonts w:ascii="Garamond" w:hAnsi="Garamond"/>
+          <w:b/>
+          <w:bCs/>
+          <w:color w:val="215E99" w:themeColor="text2" w:themeTint="BF"/>
+        </w:rPr>
+        <w:t xml:space="preserve"> [1,2]</w:t>
       </w:r>
     </w:p>
     <w:p>
@@ -6121,6 +6186,8 @@
       <w:r>
         <w:rPr>
           <w:rFonts w:ascii="Garamond" w:hAnsi="Garamond"/>
+          <w:b/>
+          <w:bCs/>
         </w:rPr>
         <w:t>useState</w:t>
       </w:r>
@@ -6135,6 +6202,8 @@
       <w:r>
         <w:rPr>
           <w:rFonts w:ascii="Garamond" w:hAnsi="Garamond"/>
+          <w:b/>
+          <w:bCs/>
         </w:rPr>
         <w:t>useEffect</w:t>
       </w:r>
@@ -6161,6 +6230,8 @@
       <w:r>
         <w:rPr>
           <w:rFonts w:ascii="Garamond" w:hAnsi="Garamond"/>
+          <w:b/>
+          <w:bCs/>
         </w:rPr>
         <w:t>useContext</w:t>
       </w:r>
@@ -6211,55 +6282,196 @@
         <w:rPr>
           <w:rFonts w:ascii="Garamond" w:hAnsi="Garamond"/>
         </w:rPr>
+        <w:t xml:space="preserve"> </w:t>
+      </w:r>
+      <w:r>
+        <w:rPr>
+          <w:rFonts w:ascii="Garamond" w:hAnsi="Garamond"/>
+          <w:b/>
+          <w:bCs/>
+        </w:rPr>
+        <w:t>React</w:t>
+      </w:r>
+      <w:r>
+        <w:rPr>
+          <w:rFonts w:ascii="Garamond" w:hAnsi="Garamond"/>
+          <w:b/>
+          <w:bCs/>
+        </w:rPr>
+        <w:t>-</w:t>
+      </w:r>
+      <w:r>
+        <w:rPr>
+          <w:rFonts w:ascii="Garamond" w:hAnsi="Garamond"/>
+          <w:b/>
+          <w:bCs/>
+        </w:rPr>
+        <w:t>hook</w:t>
+      </w:r>
+      <w:r>
+        <w:rPr>
+          <w:rFonts w:ascii="Garamond" w:hAnsi="Garamond"/>
+          <w:b/>
+          <w:bCs/>
+        </w:rPr>
+        <w:t>-</w:t>
+      </w:r>
+      <w:r>
+        <w:rPr>
+          <w:rFonts w:ascii="Garamond" w:hAnsi="Garamond"/>
+          <w:b/>
+          <w:bCs/>
+        </w:rPr>
+        <w:t>form</w:t>
+      </w:r>
+      <w:r>
+        <w:rPr>
+          <w:rFonts w:ascii="Garamond" w:hAnsi="Garamond"/>
+        </w:rPr>
+        <w:t xml:space="preserve"> and </w:t>
+      </w:r>
+      <w:r>
+        <w:rPr>
+          <w:rFonts w:ascii="Garamond" w:hAnsi="Garamond"/>
+          <w:b/>
+          <w:bCs/>
+        </w:rPr>
+        <w:t>Zod</w:t>
+      </w:r>
+      <w:r>
+        <w:rPr>
+          <w:rFonts w:ascii="Garamond" w:hAnsi="Garamond"/>
+        </w:rPr>
+        <w:t xml:space="preserve"> are used to build forms and validate </w:t>
+      </w:r>
+      <w:r>
+        <w:rPr>
+          <w:rFonts w:ascii="Garamond" w:hAnsi="Garamond"/>
+        </w:rPr>
+        <w:t xml:space="preserve">client-side </w:t>
+      </w:r>
+      <w:r>
+        <w:rPr>
+          <w:rFonts w:ascii="Garamond" w:hAnsi="Garamond"/>
+        </w:rPr>
+        <w:t>form input</w:t>
+      </w:r>
+      <w:r>
+        <w:rPr>
+          <w:rFonts w:ascii="Garamond" w:hAnsi="Garamond"/>
+        </w:rPr>
+        <w:t xml:space="preserve"> respectively.</w:t>
+      </w:r>
+    </w:p>
+    <w:p>
+      <w:pPr>
+        <w:spacing w:line="360" w:lineRule="auto"/>
+        <w:rPr>
+          <w:rFonts w:ascii="Garamond" w:hAnsi="Garamond"/>
+          <w:b/>
+          <w:bCs/>
+          <w:color w:val="215E99" w:themeColor="text2" w:themeTint="BF"/>
+        </w:rPr>
+      </w:pPr>
+      <w:r>
+        <w:rPr>
+          <w:rFonts w:ascii="Garamond" w:hAnsi="Garamond"/>
+          <w:b/>
+          <w:bCs/>
+          <w:color w:val="215E99" w:themeColor="text2" w:themeTint="BF"/>
+        </w:rPr>
+        <w:t>React router</w:t>
+      </w:r>
+      <w:r>
+        <w:rPr>
+          <w:rFonts w:ascii="Garamond" w:hAnsi="Garamond"/>
+          <w:b/>
+          <w:bCs/>
+          <w:color w:val="215E99" w:themeColor="text2" w:themeTint="BF"/>
+        </w:rPr>
+        <w:t xml:space="preserve"> [3,4,5,6</w:t>
+      </w:r>
+      <w:r>
+        <w:rPr>
+          <w:rFonts w:ascii="Garamond" w:hAnsi="Garamond"/>
+          <w:b/>
+          <w:bCs/>
+          <w:color w:val="215E99" w:themeColor="text2" w:themeTint="BF"/>
+        </w:rPr>
+        <w:t>,7</w:t>
+      </w:r>
+      <w:r>
+        <w:rPr>
+          <w:rFonts w:ascii="Garamond" w:hAnsi="Garamond"/>
+          <w:b/>
+          <w:bCs/>
+          <w:color w:val="215E99" w:themeColor="text2" w:themeTint="BF"/>
+        </w:rPr>
+        <w:t>]</w:t>
+      </w:r>
+    </w:p>
+    <w:p>
+      <w:pPr>
+        <w:spacing w:line="360" w:lineRule="auto"/>
+        <w:rPr>
+          <w:rFonts w:ascii="Garamond" w:hAnsi="Garamond"/>
+        </w:rPr>
+      </w:pPr>
+      <w:r>
+        <w:rPr>
+          <w:rFonts w:ascii="Garamond" w:hAnsi="Garamond"/>
+        </w:rPr>
+        <w:t xml:space="preserve">Client-side navigation is managed with the react-router package. </w:t>
+      </w:r>
+      <w:r>
+        <w:rPr>
+          <w:rFonts w:ascii="Garamond" w:hAnsi="Garamond"/>
+        </w:rPr>
+        <w:t>Its</w:t>
+      </w:r>
+      <w:r>
+        <w:rPr>
+          <w:rFonts w:ascii="Garamond" w:hAnsi="Garamond"/>
+        </w:rPr>
+        <w:t xml:space="preserve"> </w:t>
+      </w:r>
+      <w:r>
+        <w:rPr>
+          <w:rFonts w:ascii="Garamond" w:hAnsi="Garamond"/>
+          <w:b/>
+          <w:bCs/>
+        </w:rPr>
+        <w:t>Route</w:t>
+      </w:r>
+      <w:r>
+        <w:rPr>
+          <w:rFonts w:ascii="Garamond" w:hAnsi="Garamond"/>
+        </w:rPr>
+        <w:t xml:space="preserve"> component is used to define routes on the frontend that are associated with</w:t>
+      </w:r>
+      <w:r>
+        <w:rPr>
+          <w:rFonts w:ascii="Garamond" w:hAnsi="Garamond"/>
+        </w:rPr>
         <w:t xml:space="preserve"> React</w:t>
       </w:r>
       <w:r>
         <w:rPr>
           <w:rFonts w:ascii="Garamond" w:hAnsi="Garamond"/>
         </w:rPr>
-        <w:t>-</w:t>
-      </w:r>
-      <w:r>
-        <w:rPr>
-          <w:rFonts w:ascii="Garamond" w:hAnsi="Garamond"/>
-        </w:rPr>
-        <w:t>hook</w:t>
-      </w:r>
-      <w:r>
-        <w:rPr>
-          <w:rFonts w:ascii="Garamond" w:hAnsi="Garamond"/>
-        </w:rPr>
-        <w:t>-</w:t>
-      </w:r>
-      <w:r>
-        <w:rPr>
-          <w:rFonts w:ascii="Garamond" w:hAnsi="Garamond"/>
-        </w:rPr>
-        <w:t xml:space="preserve">form and </w:t>
-      </w:r>
-      <w:r>
-        <w:rPr>
-          <w:rFonts w:ascii="Garamond" w:hAnsi="Garamond"/>
-        </w:rPr>
-        <w:t>Zod</w:t>
-      </w:r>
-      <w:r>
-        <w:rPr>
-          <w:rFonts w:ascii="Garamond" w:hAnsi="Garamond"/>
-        </w:rPr>
-        <w:t xml:space="preserve"> are used to build forms and validate </w:t>
-      </w:r>
-      <w:r>
-        <w:rPr>
-          <w:rFonts w:ascii="Garamond" w:hAnsi="Garamond"/>
-        </w:rPr>
-        <w:t>form input</w:t>
-      </w:r>
-      <w:r>
-        <w:rPr>
-          <w:rFonts w:ascii="Garamond" w:hAnsi="Garamond"/>
-        </w:rPr>
-        <w:t xml:space="preserve"> respectively.</w:t>
+        <w:t xml:space="preserve"> components to be rendered. The key benefit is that react router allows users to switch between pages without full page reloads</w:t>
+      </w:r>
+      <w:r>
+        <w:rPr>
+          <w:rFonts w:ascii="Garamond" w:hAnsi="Garamond"/>
+        </w:rPr>
+        <w:t xml:space="preserve"> thereby reducing load times</w:t>
+      </w:r>
+      <w:r>
+        <w:rPr>
+          <w:rFonts w:ascii="Garamond" w:hAnsi="Garamond"/>
+        </w:rPr>
+        <w:t>.</w:t>
       </w:r>
     </w:p>
     <w:p>
@@ -6279,7 +6491,34 @@
           <w:bCs/>
           <w:color w:val="215E99" w:themeColor="text2" w:themeTint="BF"/>
         </w:rPr>
-        <w:t>React router</w:t>
+        <w:t>Node/Express API</w:t>
+      </w:r>
+      <w:r>
+        <w:rPr>
+          <w:rFonts w:ascii="Garamond" w:hAnsi="Garamond"/>
+          <w:b/>
+          <w:bCs/>
+          <w:color w:val="215E99" w:themeColor="text2" w:themeTint="BF"/>
+        </w:rPr>
+        <w:t xml:space="preserve"> [1</w:t>
+      </w:r>
+      <w:r>
+        <w:rPr>
+          <w:rFonts w:ascii="Garamond" w:hAnsi="Garamond"/>
+          <w:b/>
+          <w:bCs/>
+          <w:color w:val="215E99" w:themeColor="text2" w:themeTint="BF"/>
+        </w:rPr>
+        <w:t>,38</w:t>
+      </w:r>
+      <w:r>
+        <w:rPr>
+          <w:rFonts w:ascii="Garamond" w:hAnsi="Garamond"/>
+          <w:b/>
+          <w:bCs/>
+          <w:color w:val="215E99" w:themeColor="text2" w:themeTint="BF"/>
+        </w:rPr>
+        <w:t>]</w:t>
       </w:r>
     </w:p>
     <w:p>
@@ -6293,37 +6532,222 @@
         <w:rPr>
           <w:rFonts w:ascii="Garamond" w:hAnsi="Garamond"/>
         </w:rPr>
-        <w:t xml:space="preserve">Client-side navigation is managed with the react-router package. </w:t>
-      </w:r>
-      <w:r>
-        <w:rPr>
-          <w:rFonts w:ascii="Garamond" w:hAnsi="Garamond"/>
-        </w:rPr>
-        <w:t>Its</w:t>
-      </w:r>
-      <w:r>
-        <w:rPr>
-          <w:rFonts w:ascii="Garamond" w:hAnsi="Garamond"/>
-        </w:rPr>
-        <w:t xml:space="preserve"> Route component is used to define routes on the frontend that are associated with</w:t>
-      </w:r>
-      <w:r>
-        <w:rPr>
-          <w:rFonts w:ascii="Garamond" w:hAnsi="Garamond"/>
-        </w:rPr>
-        <w:t xml:space="preserve"> React</w:t>
-      </w:r>
-      <w:r>
-        <w:rPr>
-          <w:rFonts w:ascii="Garamond" w:hAnsi="Garamond"/>
-        </w:rPr>
-        <w:t xml:space="preserve"> components to be rendered. The key benefit is that react router allows users to switch between pages without full page reloads</w:t>
-      </w:r>
-      <w:r>
-        <w:rPr>
-          <w:rFonts w:ascii="Garamond" w:hAnsi="Garamond"/>
-        </w:rPr>
-        <w:t xml:space="preserve"> thereby reducing load times</w:t>
+        <w:t xml:space="preserve">A node server built using the express framework exposes REST </w:t>
+      </w:r>
+      <w:r>
+        <w:rPr>
+          <w:rFonts w:ascii="Garamond" w:hAnsi="Garamond"/>
+        </w:rPr>
+        <w:t>APIs</w:t>
+      </w:r>
+      <w:r>
+        <w:rPr>
+          <w:rFonts w:ascii="Garamond" w:hAnsi="Garamond"/>
+        </w:rPr>
+        <w:t>. The server defines all the endpoints and routing. Requests are handled via modularised route controllers that enforce business logic</w:t>
+      </w:r>
+      <w:r>
+        <w:rPr>
+          <w:rFonts w:ascii="Garamond" w:hAnsi="Garamond"/>
+        </w:rPr>
+        <w:t xml:space="preserve">. Custom </w:t>
+      </w:r>
+      <w:r>
+        <w:rPr>
+          <w:rFonts w:ascii="Garamond" w:hAnsi="Garamond"/>
+        </w:rPr>
+        <w:t>authentication</w:t>
+      </w:r>
+      <w:r>
+        <w:rPr>
+          <w:rFonts w:ascii="Garamond" w:hAnsi="Garamond"/>
+        </w:rPr>
+        <w:t xml:space="preserve"> and</w:t>
+      </w:r>
+      <w:r>
+        <w:rPr>
+          <w:rFonts w:ascii="Garamond" w:hAnsi="Garamond"/>
+        </w:rPr>
+        <w:t xml:space="preserve"> authorisation middleware</w:t>
+      </w:r>
+      <w:r>
+        <w:rPr>
+          <w:rFonts w:ascii="Garamond" w:hAnsi="Garamond"/>
+        </w:rPr>
+        <w:t xml:space="preserve"> are also used</w:t>
+      </w:r>
+      <w:r>
+        <w:rPr>
+          <w:rFonts w:ascii="Garamond" w:hAnsi="Garamond"/>
+        </w:rPr>
+        <w:t>. There is a global error handler that standardises error response to frontend</w:t>
+      </w:r>
+      <w:r>
+        <w:rPr>
+          <w:rFonts w:ascii="Garamond" w:hAnsi="Garamond"/>
+        </w:rPr>
+        <w:t xml:space="preserve"> so as not to expose sensitive information. Having dedicated endpoints with specific data requirements and defined responses supports maintainability and testing.</w:t>
+      </w:r>
+      <w:r>
+        <w:rPr>
+          <w:rFonts w:ascii="Garamond" w:hAnsi="Garamond"/>
+        </w:rPr>
+        <w:t xml:space="preserve"> The webchat functionality of socket.io is </w:t>
+      </w:r>
+      <w:r>
+        <w:rPr>
+          <w:rFonts w:ascii="Garamond" w:hAnsi="Garamond"/>
+        </w:rPr>
+        <w:t>mainly</w:t>
+      </w:r>
+      <w:r>
+        <w:rPr>
+          <w:rFonts w:ascii="Garamond" w:hAnsi="Garamond"/>
+        </w:rPr>
+        <w:t xml:space="preserve"> set up on the server. Both Express and Socket.io have CORS configured to allow cross-origin requests between React and the server.</w:t>
+      </w:r>
+    </w:p>
+    <w:p>
+      <w:pPr>
+        <w:spacing w:line="360" w:lineRule="auto"/>
+        <w:rPr>
+          <w:rFonts w:ascii="Garamond" w:hAnsi="Garamond"/>
+          <w:b/>
+          <w:bCs/>
+          <w:color w:val="215E99" w:themeColor="text2" w:themeTint="BF"/>
+        </w:rPr>
+      </w:pPr>
+      <w:r>
+        <w:rPr>
+          <w:rFonts w:ascii="Garamond" w:hAnsi="Garamond"/>
+          <w:b/>
+          <w:bCs/>
+          <w:color w:val="215E99" w:themeColor="text2" w:themeTint="BF"/>
+        </w:rPr>
+        <w:t>PostgreSQL</w:t>
+      </w:r>
+      <w:r>
+        <w:rPr>
+          <w:rFonts w:ascii="Garamond" w:hAnsi="Garamond"/>
+          <w:b/>
+          <w:bCs/>
+          <w:color w:val="215E99" w:themeColor="text2" w:themeTint="BF"/>
+        </w:rPr>
+        <w:t xml:space="preserve"> [8,9,10,11</w:t>
+      </w:r>
+      <w:r>
+        <w:rPr>
+          <w:rFonts w:ascii="Garamond" w:hAnsi="Garamond"/>
+          <w:b/>
+          <w:bCs/>
+          <w:color w:val="215E99" w:themeColor="text2" w:themeTint="BF"/>
+        </w:rPr>
+        <w:t>,12</w:t>
+      </w:r>
+      <w:r>
+        <w:rPr>
+          <w:rFonts w:ascii="Garamond" w:hAnsi="Garamond"/>
+          <w:b/>
+          <w:bCs/>
+          <w:color w:val="215E99" w:themeColor="text2" w:themeTint="BF"/>
+        </w:rPr>
+        <w:t>]</w:t>
+      </w:r>
+    </w:p>
+    <w:p>
+      <w:pPr>
+        <w:spacing w:line="360" w:lineRule="auto"/>
+        <w:rPr>
+          <w:rFonts w:ascii="Garamond" w:hAnsi="Garamond"/>
+        </w:rPr>
+      </w:pPr>
+      <w:r>
+        <w:rPr>
+          <w:rFonts w:ascii="Garamond" w:hAnsi="Garamond"/>
+        </w:rPr>
+        <w:t xml:space="preserve">PostgreSQL is used for persistent data storage. Data includes student and tutor personal </w:t>
+      </w:r>
+      <w:r>
+        <w:rPr>
+          <w:rFonts w:ascii="Garamond" w:hAnsi="Garamond"/>
+        </w:rPr>
+        <w:t>details,</w:t>
+      </w:r>
+      <w:r>
+        <w:rPr>
+          <w:rFonts w:ascii="Garamond" w:hAnsi="Garamond"/>
+        </w:rPr>
+        <w:t xml:space="preserve"> instruments taught, skill levels taught, lesson</w:t>
+      </w:r>
+      <w:r>
+        <w:rPr>
+          <w:rFonts w:ascii="Garamond" w:hAnsi="Garamond"/>
+        </w:rPr>
+        <w:t xml:space="preserve"> bookings, and chat messages. Primary keys, foreign keys, and constraints are used to enforce data integrity</w:t>
+      </w:r>
+      <w:r>
+        <w:rPr>
+          <w:rFonts w:ascii="Garamond" w:hAnsi="Garamond"/>
+        </w:rPr>
+        <w:t xml:space="preserve"> and reduce accidental deletion of data</w:t>
+      </w:r>
+      <w:r>
+        <w:rPr>
+          <w:rFonts w:ascii="Garamond" w:hAnsi="Garamond"/>
+        </w:rPr>
+        <w:t xml:space="preserve">. PostgreSQL is accessed by the API via the </w:t>
+      </w:r>
+      <w:r>
+        <w:rPr>
+          <w:rFonts w:ascii="Garamond" w:hAnsi="Garamond"/>
+          <w:b/>
+          <w:bCs/>
+        </w:rPr>
+        <w:t>PG</w:t>
+      </w:r>
+      <w:r>
+        <w:rPr>
+          <w:rFonts w:ascii="Garamond" w:hAnsi="Garamond"/>
+        </w:rPr>
+        <w:t xml:space="preserve"> module using </w:t>
+      </w:r>
+      <w:r>
+        <w:rPr>
+          <w:rFonts w:ascii="Garamond" w:hAnsi="Garamond"/>
+        </w:rPr>
+        <w:t xml:space="preserve">pre-defined </w:t>
+      </w:r>
+      <w:r>
+        <w:rPr>
+          <w:rFonts w:ascii="Garamond" w:hAnsi="Garamond"/>
+        </w:rPr>
+        <w:t xml:space="preserve">environment variables and </w:t>
+      </w:r>
+      <w:r>
+        <w:rPr>
+          <w:rFonts w:ascii="Garamond" w:hAnsi="Garamond"/>
+        </w:rPr>
+        <w:t xml:space="preserve">the </w:t>
+      </w:r>
+      <w:r>
+        <w:rPr>
+          <w:rFonts w:ascii="Garamond" w:hAnsi="Garamond"/>
+          <w:b/>
+          <w:bCs/>
+        </w:rPr>
+        <w:t>PG</w:t>
+      </w:r>
+      <w:r>
+        <w:rPr>
+          <w:rFonts w:ascii="Garamond" w:hAnsi="Garamond"/>
+        </w:rPr>
+        <w:t xml:space="preserve"> package’s</w:t>
+      </w:r>
+      <w:r>
+        <w:rPr>
+          <w:rFonts w:ascii="Garamond" w:hAnsi="Garamond"/>
+        </w:rPr>
+        <w:t xml:space="preserve"> ‘Pool’ class</w:t>
       </w:r>
       <w:r>
         <w:rPr>
@@ -6331,201 +6755,39 @@
         </w:rPr>
         <w:t>.</w:t>
       </w:r>
-    </w:p>
-    <w:p>
-      <w:pPr>
-        <w:spacing w:line="360" w:lineRule="auto"/>
-        <w:rPr>
-          <w:rFonts w:ascii="Garamond" w:hAnsi="Garamond"/>
-          <w:b/>
-          <w:bCs/>
-          <w:color w:val="215E99" w:themeColor="text2" w:themeTint="BF"/>
-        </w:rPr>
-      </w:pPr>
-      <w:r>
-        <w:rPr>
-          <w:rFonts w:ascii="Garamond" w:hAnsi="Garamond"/>
-          <w:b/>
-          <w:bCs/>
-          <w:color w:val="215E99" w:themeColor="text2" w:themeTint="BF"/>
-        </w:rPr>
-        <w:t>Node/Express API</w:t>
-      </w:r>
-    </w:p>
-    <w:p>
-      <w:pPr>
-        <w:spacing w:line="360" w:lineRule="auto"/>
-        <w:rPr>
-          <w:rFonts w:ascii="Garamond" w:hAnsi="Garamond"/>
-        </w:rPr>
-      </w:pPr>
-      <w:r>
-        <w:rPr>
-          <w:rFonts w:ascii="Garamond" w:hAnsi="Garamond"/>
-        </w:rPr>
-        <w:t xml:space="preserve">A node server built using the express framework exposes REST </w:t>
-      </w:r>
-      <w:proofErr w:type="spellStart"/>
-      <w:r>
-        <w:rPr>
-          <w:rFonts w:ascii="Garamond" w:hAnsi="Garamond"/>
-        </w:rPr>
-        <w:t>apis</w:t>
-      </w:r>
-      <w:proofErr w:type="spellEnd"/>
-      <w:r>
-        <w:rPr>
-          <w:rFonts w:ascii="Garamond" w:hAnsi="Garamond"/>
-        </w:rPr>
-        <w:t>. The server defines all the endpoints and routing. Requests are handled via modularised route controllers that enforce business logic</w:t>
-      </w:r>
-      <w:r>
-        <w:rPr>
-          <w:rFonts w:ascii="Garamond" w:hAnsi="Garamond"/>
-        </w:rPr>
-        <w:t xml:space="preserve">. Custom </w:t>
-      </w:r>
-      <w:r>
-        <w:rPr>
-          <w:rFonts w:ascii="Garamond" w:hAnsi="Garamond"/>
-        </w:rPr>
-        <w:t>authentication</w:t>
-      </w:r>
-      <w:r>
-        <w:rPr>
-          <w:rFonts w:ascii="Garamond" w:hAnsi="Garamond"/>
-        </w:rPr>
-        <w:t xml:space="preserve"> and</w:t>
-      </w:r>
-      <w:r>
-        <w:rPr>
-          <w:rFonts w:ascii="Garamond" w:hAnsi="Garamond"/>
-        </w:rPr>
-        <w:t xml:space="preserve"> authorisation middleware</w:t>
-      </w:r>
-      <w:r>
-        <w:rPr>
-          <w:rFonts w:ascii="Garamond" w:hAnsi="Garamond"/>
-        </w:rPr>
-        <w:t xml:space="preserve"> are also used</w:t>
-      </w:r>
-      <w:r>
-        <w:rPr>
-          <w:rFonts w:ascii="Garamond" w:hAnsi="Garamond"/>
-        </w:rPr>
-        <w:t>. There is a global error handler that standardises error response to frontend</w:t>
-      </w:r>
-      <w:r>
-        <w:rPr>
-          <w:rFonts w:ascii="Garamond" w:hAnsi="Garamond"/>
-        </w:rPr>
-        <w:t xml:space="preserve"> so as not to expose sensitive information. Having dedicated endpoints with specific data requirements and defined responses supports maintainability and testing.</w:t>
-      </w:r>
-      <w:r>
-        <w:rPr>
-          <w:rFonts w:ascii="Garamond" w:hAnsi="Garamond"/>
-        </w:rPr>
-        <w:t xml:space="preserve"> The webchat functionality of socket.io is mostly set up on the server. Both Express and Socket.io have CORS configured to allow cross-origin requests between React and the server.</w:t>
-      </w:r>
-    </w:p>
-    <w:p>
-      <w:pPr>
-        <w:spacing w:line="360" w:lineRule="auto"/>
-        <w:rPr>
-          <w:rFonts w:ascii="Garamond" w:hAnsi="Garamond"/>
-          <w:b/>
-          <w:bCs/>
-          <w:color w:val="215E99" w:themeColor="text2" w:themeTint="BF"/>
-        </w:rPr>
-      </w:pPr>
-      <w:r>
-        <w:rPr>
-          <w:rFonts w:ascii="Garamond" w:hAnsi="Garamond"/>
-          <w:b/>
-          <w:bCs/>
-          <w:color w:val="215E99" w:themeColor="text2" w:themeTint="BF"/>
-        </w:rPr>
-        <w:t>PostgreSQL</w:t>
-      </w:r>
-    </w:p>
-    <w:p>
-      <w:pPr>
-        <w:spacing w:line="360" w:lineRule="auto"/>
-        <w:rPr>
-          <w:rFonts w:ascii="Garamond" w:hAnsi="Garamond"/>
-        </w:rPr>
-      </w:pPr>
-      <w:r>
-        <w:rPr>
-          <w:rFonts w:ascii="Garamond" w:hAnsi="Garamond"/>
-        </w:rPr>
-        <w:t xml:space="preserve">PostgreSQL is used for persistent data storage. Data includes student and tutor personal </w:t>
-      </w:r>
-      <w:r>
-        <w:rPr>
-          <w:rFonts w:ascii="Garamond" w:hAnsi="Garamond"/>
-        </w:rPr>
-        <w:t>details,</w:t>
-      </w:r>
-      <w:r>
-        <w:rPr>
-          <w:rFonts w:ascii="Garamond" w:hAnsi="Garamond"/>
-        </w:rPr>
-        <w:t xml:space="preserve"> instruments taught, skill levels taught, lesson</w:t>
-      </w:r>
-      <w:r>
-        <w:rPr>
-          <w:rFonts w:ascii="Garamond" w:hAnsi="Garamond"/>
-        </w:rPr>
-        <w:t xml:space="preserve"> bookings, and chat messages. Primary keys, foreign keys, and constraints are used to enforce data integrity</w:t>
-      </w:r>
-      <w:r>
-        <w:rPr>
-          <w:rFonts w:ascii="Garamond" w:hAnsi="Garamond"/>
-        </w:rPr>
-        <w:t xml:space="preserve"> and reduce accidental deletion of data</w:t>
-      </w:r>
-      <w:r>
-        <w:rPr>
-          <w:rFonts w:ascii="Garamond" w:hAnsi="Garamond"/>
-        </w:rPr>
-        <w:t xml:space="preserve">. PostgreSQL is accessed by the API via the PG module using </w:t>
-      </w:r>
-      <w:r>
-        <w:rPr>
-          <w:rFonts w:ascii="Garamond" w:hAnsi="Garamond"/>
-        </w:rPr>
-        <w:t xml:space="preserve">pre-defined </w:t>
-      </w:r>
-      <w:r>
-        <w:rPr>
-          <w:rFonts w:ascii="Garamond" w:hAnsi="Garamond"/>
-        </w:rPr>
-        <w:t xml:space="preserve">environment variables and </w:t>
-      </w:r>
-      <w:r>
-        <w:rPr>
-          <w:rFonts w:ascii="Garamond" w:hAnsi="Garamond"/>
-        </w:rPr>
-        <w:t>the PG package’s</w:t>
-      </w:r>
-      <w:r>
-        <w:rPr>
-          <w:rFonts w:ascii="Garamond" w:hAnsi="Garamond"/>
-        </w:rPr>
-        <w:t xml:space="preserve"> ‘Pool’ class</w:t>
-      </w:r>
-      <w:r>
-        <w:rPr>
-          <w:rFonts w:ascii="Garamond" w:hAnsi="Garamond"/>
-        </w:rPr>
-        <w:t>.</w:t>
-      </w:r>
-      <w:r>
-        <w:rPr>
-          <w:rFonts w:ascii="Garamond" w:hAnsi="Garamond"/>
-        </w:rPr>
-        <w:t xml:space="preserve"> For security, PG’s parameterised queries are employed when using client-side data in order to prevent SQL injection attacks.</w:t>
+      <w:r>
+        <w:rPr>
+          <w:rFonts w:ascii="Garamond" w:hAnsi="Garamond"/>
+        </w:rPr>
+        <w:t xml:space="preserve"> For security, </w:t>
+      </w:r>
+      <w:r>
+        <w:rPr>
+          <w:rFonts w:ascii="Garamond" w:hAnsi="Garamond"/>
+          <w:b/>
+          <w:bCs/>
+        </w:rPr>
+        <w:t>PG’s</w:t>
+      </w:r>
+      <w:r>
+        <w:rPr>
+          <w:rFonts w:ascii="Garamond" w:hAnsi="Garamond"/>
+        </w:rPr>
+        <w:t xml:space="preserve"> parameterised queries are employed when using client-side data </w:t>
+      </w:r>
+      <w:proofErr w:type="gramStart"/>
+      <w:r>
+        <w:rPr>
+          <w:rFonts w:ascii="Garamond" w:hAnsi="Garamond"/>
+        </w:rPr>
+        <w:t>in order to</w:t>
+      </w:r>
+      <w:proofErr w:type="gramEnd"/>
+      <w:r>
+        <w:rPr>
+          <w:rFonts w:ascii="Garamond" w:hAnsi="Garamond"/>
+        </w:rPr>
+        <w:t xml:space="preserve"> prevent SQL injection attacks.</w:t>
       </w:r>
     </w:p>
     <w:p>
@@ -6560,7 +6822,29 @@
           <w:sz w:val="24"/>
           <w:szCs w:val="24"/>
         </w:rPr>
-        <w:t xml:space="preserve"> and Socket.io-client</w:t>
+        <w:t xml:space="preserve"> and Socket.io-</w:t>
+      </w:r>
+      <w:r>
+        <w:rPr>
+          <w:rFonts w:ascii="Garamond" w:hAnsi="Garamond"/>
+          <w:b/>
+          <w:bCs/>
+          <w:color w:val="215E99" w:themeColor="text2" w:themeTint="BF"/>
+          <w:sz w:val="24"/>
+          <w:szCs w:val="24"/>
+        </w:rPr>
+        <w:t>client</w:t>
+      </w:r>
+      <w:r>
+        <w:rPr>
+          <w:rFonts w:ascii="Garamond" w:hAnsi="Garamond"/>
+          <w:b/>
+          <w:bCs/>
+          <w:color w:val="215E99" w:themeColor="text2" w:themeTint="BF"/>
+          <w:sz w:val="24"/>
+          <w:szCs w:val="24"/>
+        </w:rPr>
+        <w:t xml:space="preserve"> </w:t>
       </w:r>
     </w:p>
     <w:p>
@@ -6624,26 +6908,26 @@
         <w:rPr>
           <w:rFonts w:ascii="Garamond" w:hAnsi="Garamond"/>
         </w:rPr>
+        <w:lastRenderedPageBreak/>
         <w:t xml:space="preserve">to </w:t>
       </w:r>
       <w:r>
         <w:rPr>
           <w:rFonts w:ascii="Garamond" w:hAnsi="Garamond"/>
         </w:rPr>
-        <w:t>allow low-latency bi-directional communication between the server and client [1].</w:t>
-      </w:r>
-      <w:r>
-        <w:rPr>
-          <w:rFonts w:ascii="Garamond" w:hAnsi="Garamond"/>
-        </w:rPr>
-        <w:t xml:space="preserve"> Webchat access, </w:t>
-      </w:r>
-      <w:r>
-        <w:rPr>
-          <w:rFonts w:ascii="Garamond" w:hAnsi="Garamond"/>
-        </w:rPr>
-        <w:lastRenderedPageBreak/>
-        <w:t>database persistence, and message routing are mediated through JWT authentication.</w:t>
+        <w:t>allow low-latency bi-directional communication between the server and client</w:t>
+      </w:r>
+      <w:r>
+        <w:rPr>
+          <w:rFonts w:ascii="Garamond" w:hAnsi="Garamond"/>
+        </w:rPr>
+        <w:t xml:space="preserve">. </w:t>
+      </w:r>
+      <w:r>
+        <w:rPr>
+          <w:rFonts w:ascii="Garamond" w:hAnsi="Garamond"/>
+        </w:rPr>
+        <w:t>Webchat access, database persistence, and message routing are mediated through JWT authentication.</w:t>
       </w:r>
       <w:r>
         <w:rPr>
@@ -6678,7 +6962,7 @@
           <w:bCs/>
           <w:color w:val="215E99" w:themeColor="text2" w:themeTint="BF"/>
         </w:rPr>
-        <w:t xml:space="preserve"> (JWT)</w:t>
+        <w:t xml:space="preserve"> [13,14]</w:t>
       </w:r>
     </w:p>
     <w:p>
@@ -6698,12 +6982,28 @@
         <w:rPr>
           <w:rFonts w:ascii="Garamond" w:hAnsi="Garamond"/>
         </w:rPr>
-        <w:t xml:space="preserve">whose payload is an object with a unique user-id from the database. The token is signed cryptographically using the </w:t>
+        <w:t xml:space="preserve">whose payload is an object with a unique </w:t>
+      </w:r>
+      <w:r>
+        <w:rPr>
+          <w:rFonts w:ascii="Garamond" w:hAnsi="Garamond"/>
+          <w:b/>
+          <w:bCs/>
+        </w:rPr>
+        <w:t>user-id</w:t>
+      </w:r>
+      <w:r>
+        <w:rPr>
+          <w:rFonts w:ascii="Garamond" w:hAnsi="Garamond"/>
+        </w:rPr>
+        <w:t xml:space="preserve"> from the database. The token is signed cryptographically using the </w:t>
       </w:r>
       <w:proofErr w:type="spellStart"/>
       <w:r>
         <w:rPr>
           <w:rFonts w:ascii="Garamond" w:hAnsi="Garamond"/>
+          <w:b/>
+          <w:bCs/>
         </w:rPr>
         <w:t>process.env.JWT_SECRET</w:t>
       </w:r>
@@ -6718,6 +7018,8 @@
       <w:r>
         <w:rPr>
           <w:rFonts w:ascii="Garamond" w:hAnsi="Garamond"/>
+          <w:b/>
+          <w:bCs/>
         </w:rPr>
         <w:t>HTTPOnly</w:t>
       </w:r>
@@ -6726,12 +7028,26 @@
         <w:rPr>
           <w:rFonts w:ascii="Garamond" w:hAnsi="Garamond"/>
         </w:rPr>
-        <w:t xml:space="preserve"> cookie. Being </w:t>
+        <w:t xml:space="preserve"> cookie. Being is a security feature that prevents the cookie </w:t>
+      </w:r>
+      <w:r>
+        <w:rPr>
+          <w:rFonts w:ascii="Garamond" w:hAnsi="Garamond"/>
+        </w:rPr>
+        <w:t xml:space="preserve">contents </w:t>
+      </w:r>
+      <w:r>
+        <w:rPr>
+          <w:rFonts w:ascii="Garamond" w:hAnsi="Garamond"/>
+        </w:rPr>
+        <w:t xml:space="preserve">from being read by client-side </w:t>
       </w:r>
       <w:proofErr w:type="spellStart"/>
       <w:r>
         <w:rPr>
           <w:rFonts w:ascii="Garamond" w:hAnsi="Garamond"/>
+          <w:b/>
+          <w:bCs/>
         </w:rPr>
         <w:t>HTTPOnly</w:t>
       </w:r>
@@ -6740,19 +7056,13 @@
         <w:rPr>
           <w:rFonts w:ascii="Garamond" w:hAnsi="Garamond"/>
         </w:rPr>
-        <w:t xml:space="preserve"> is a security feature that prevents the cookie </w:t>
-      </w:r>
-      <w:r>
-        <w:rPr>
-          <w:rFonts w:ascii="Garamond" w:hAnsi="Garamond"/>
-        </w:rPr>
-        <w:t xml:space="preserve">contents </w:t>
-      </w:r>
-      <w:r>
-        <w:rPr>
-          <w:rFonts w:ascii="Garamond" w:hAnsi="Garamond"/>
-        </w:rPr>
-        <w:t xml:space="preserve">from being read by client-side JS. The cookie is sent to the server on subsequent fetch </w:t>
+        <w:t xml:space="preserve"> </w:t>
+      </w:r>
+      <w:r>
+        <w:rPr>
+          <w:rFonts w:ascii="Garamond" w:hAnsi="Garamond"/>
+        </w:rPr>
+        <w:t xml:space="preserve">JS. The cookie is sent to the server on subsequent fetch </w:t>
       </w:r>
       <w:r>
         <w:rPr>
@@ -6790,6 +7100,8 @@
       <w:r>
         <w:rPr>
           <w:rFonts w:ascii="Garamond" w:hAnsi="Garamond"/>
+          <w:b/>
+          <w:bCs/>
         </w:rPr>
         <w:t>user_id</w:t>
       </w:r>
@@ -6804,6 +7116,8 @@
       <w:r>
         <w:rPr>
           <w:rFonts w:ascii="Garamond" w:hAnsi="Garamond"/>
+          <w:b/>
+          <w:bCs/>
         </w:rPr>
         <w:t>req.user</w:t>
       </w:r>
@@ -6818,6 +7132,8 @@
       <w:r>
         <w:rPr>
           <w:rFonts w:ascii="Garamond" w:hAnsi="Garamond"/>
+          <w:b/>
+          <w:bCs/>
         </w:rPr>
         <w:t>socket.user</w:t>
       </w:r>
@@ -6941,6 +7257,24 @@
           <w:color w:val="215E99" w:themeColor="text2" w:themeTint="BF"/>
         </w:rPr>
         <w:t>CORS</w:t>
+      </w:r>
+      <w:r>
+        <w:rPr>
+          <w:rFonts w:ascii="Garamond" w:hAnsi="Garamond"/>
+          <w:b/>
+          <w:bCs/>
+          <w:color w:val="215E99" w:themeColor="text2" w:themeTint="BF"/>
+        </w:rPr>
+        <w:t xml:space="preserve"> </w:t>
+      </w:r>
+      <w:r>
+        <w:rPr>
+          <w:rFonts w:ascii="Garamond" w:hAnsi="Garamond"/>
+          <w:b/>
+          <w:bCs/>
+          <w:color w:val="215E99" w:themeColor="text2" w:themeTint="BF"/>
+        </w:rPr>
+        <w:t>[15,16,17]</w:t>
       </w:r>
     </w:p>
     <w:p>
@@ -7071,8 +7405,9 @@
           <w:sz w:val="22"/>
           <w:szCs w:val="22"/>
         </w:rPr>
-        <w:t xml:space="preserve">egistration </w:t>
-      </w:r>
+        <w:t>egistration</w:t>
+      </w:r>
+      <w:bookmarkEnd w:id="24"/>
       <w:r>
         <w:rPr>
           <w:rFonts w:ascii="Garamond" w:hAnsi="Garamond"/>
@@ -7082,31 +7417,8 @@
           <w:sz w:val="22"/>
           <w:szCs w:val="22"/>
         </w:rPr>
-        <w:t>[2,3,4,5,6,7,8,9</w:t>
-      </w:r>
-      <w:r>
-        <w:rPr>
-          <w:rFonts w:ascii="Garamond" w:hAnsi="Garamond"/>
-          <w:b/>
-          <w:bCs/>
-          <w:color w:val="215E99" w:themeColor="text2" w:themeTint="BF"/>
-          <w:sz w:val="22"/>
-          <w:szCs w:val="22"/>
-        </w:rPr>
-        <w:t>,10</w:t>
-      </w:r>
-      <w:r>
-        <w:rPr>
-          <w:rFonts w:ascii="Garamond" w:hAnsi="Garamond"/>
-          <w:b/>
-          <w:bCs/>
-          <w:color w:val="215E99" w:themeColor="text2" w:themeTint="BF"/>
-          <w:sz w:val="22"/>
-          <w:szCs w:val="22"/>
-        </w:rPr>
-        <w:t>]</w:t>
-      </w:r>
-      <w:bookmarkEnd w:id="24"/>
+        <w:t xml:space="preserve"> [18,19,20,21,22,23,24,25,26]</w:t>
+      </w:r>
     </w:p>
     <w:p>
       <w:pPr>
@@ -7157,12 +7469,42 @@
         <w:rPr>
           <w:rFonts w:ascii="Garamond" w:hAnsi="Garamond"/>
         </w:rPr>
-        <w:t xml:space="preserve">Form input state and validation are handled using React-Hook-Form (RHF) with a bespoke Zod validation schema that is integrated with RHF via </w:t>
+        <w:t xml:space="preserve">Form input state and validation are handled using </w:t>
+      </w:r>
+      <w:r>
+        <w:rPr>
+          <w:rFonts w:ascii="Garamond" w:hAnsi="Garamond"/>
+          <w:b/>
+          <w:bCs/>
+        </w:rPr>
+        <w:t>React-Hook-Form (RHF</w:t>
+      </w:r>
+      <w:r>
+        <w:rPr>
+          <w:rFonts w:ascii="Garamond" w:hAnsi="Garamond"/>
+        </w:rPr>
+        <w:t xml:space="preserve">) with a bespoke </w:t>
+      </w:r>
+      <w:r>
+        <w:rPr>
+          <w:rFonts w:ascii="Garamond" w:hAnsi="Garamond"/>
+          <w:b/>
+          <w:bCs/>
+        </w:rPr>
+        <w:t>Zod</w:t>
+      </w:r>
+      <w:r>
+        <w:rPr>
+          <w:rFonts w:ascii="Garamond" w:hAnsi="Garamond"/>
+        </w:rPr>
+        <w:t xml:space="preserve"> validation schema that is integrated with RHF via </w:t>
       </w:r>
       <w:proofErr w:type="spellStart"/>
       <w:r>
         <w:rPr>
           <w:rFonts w:ascii="Garamond" w:hAnsi="Garamond"/>
+          <w:b/>
+          <w:bCs/>
         </w:rPr>
         <w:t>ZodResolver</w:t>
       </w:r>
@@ -7183,6 +7525,8 @@
       <w:r>
         <w:rPr>
           <w:rFonts w:ascii="Garamond" w:hAnsi="Garamond"/>
+          <w:b/>
+          <w:bCs/>
         </w:rPr>
         <w:t>formState.errors</w:t>
       </w:r>
@@ -7197,7 +7541,39 @@
         <w:rPr>
           <w:rFonts w:ascii="Garamond" w:hAnsi="Garamond"/>
         </w:rPr>
-        <w:t>At transition to step two, step one’s fields are validated using RHF’s trigger() method. This prevents unfilled step-two fields from triggering validation errors before they have been shown to the user.</w:t>
+        <w:t xml:space="preserve">At transition to step two, step one’s fields are validated using </w:t>
+      </w:r>
+      <w:r>
+        <w:rPr>
+          <w:rFonts w:ascii="Garamond" w:hAnsi="Garamond"/>
+          <w:b/>
+          <w:bCs/>
+        </w:rPr>
+        <w:t xml:space="preserve">RHF’s </w:t>
+      </w:r>
+      <w:proofErr w:type="gramStart"/>
+      <w:r>
+        <w:rPr>
+          <w:rFonts w:ascii="Garamond" w:hAnsi="Garamond"/>
+          <w:b/>
+          <w:bCs/>
+        </w:rPr>
+        <w:t>trigger(</w:t>
+      </w:r>
+      <w:proofErr w:type="gramEnd"/>
+      <w:r>
+        <w:rPr>
+          <w:rFonts w:ascii="Garamond" w:hAnsi="Garamond"/>
+          <w:b/>
+          <w:bCs/>
+        </w:rPr>
+        <w:t>)</w:t>
+      </w:r>
+      <w:r>
+        <w:rPr>
+          <w:rFonts w:ascii="Garamond" w:hAnsi="Garamond"/>
+        </w:rPr>
+        <w:t xml:space="preserve"> method. This prevents unfilled step-two fields from triggering validation errors before they have been shown to the user.</w:t>
       </w:r>
     </w:p>
     <w:p>
@@ -7218,6 +7594,8 @@
       <w:r>
         <w:rPr>
           <w:rFonts w:ascii="Garamond" w:hAnsi="Garamond"/>
+          <w:b/>
+          <w:bCs/>
         </w:rPr>
         <w:t>useEffect</w:t>
       </w:r>
@@ -7226,7 +7604,7 @@
         <w:rPr>
           <w:rFonts w:ascii="Garamond" w:hAnsi="Garamond"/>
         </w:rPr>
-        <w:t>() hooks to fetch reference lists from the database</w:t>
+        <w:t xml:space="preserve"> hooks to fetch reference lists from the database</w:t>
       </w:r>
       <w:r>
         <w:rPr>
@@ -7250,6 +7628,8 @@
       <w:r>
         <w:rPr>
           <w:rFonts w:ascii="Garamond" w:hAnsi="Garamond"/>
+          <w:b/>
+          <w:bCs/>
         </w:rPr>
         <w:t>dbCities</w:t>
       </w:r>
@@ -7264,6 +7644,8 @@
       <w:r>
         <w:rPr>
           <w:rFonts w:ascii="Garamond" w:hAnsi="Garamond"/>
+          <w:b/>
+          <w:bCs/>
         </w:rPr>
         <w:t>dbInstruments</w:t>
       </w:r>
@@ -7272,18 +7654,34 @@
         <w:rPr>
           <w:rFonts w:ascii="Garamond" w:hAnsi="Garamond"/>
         </w:rPr>
-        <w:t>). As the user types, input is read via RHF’s watch() function</w:t>
-      </w:r>
-      <w:r>
-        <w:rPr>
-          <w:rFonts w:ascii="Garamond" w:hAnsi="Garamond"/>
-        </w:rPr>
-        <w:t xml:space="preserve"> and a new ‘dropdown display’ array is created by filtering the relevant array to include only partial matches. Selecting the item populates the field using RHF’s </w:t>
+        <w:t xml:space="preserve">). As the user types, input is read via RHF’s </w:t>
+      </w:r>
+      <w:r>
+        <w:rPr>
+          <w:rFonts w:ascii="Garamond" w:hAnsi="Garamond"/>
+          <w:b/>
+          <w:bCs/>
+        </w:rPr>
+        <w:t>watch</w:t>
+      </w:r>
+      <w:r>
+        <w:rPr>
+          <w:rFonts w:ascii="Garamond" w:hAnsi="Garamond"/>
+        </w:rPr>
+        <w:t xml:space="preserve"> function</w:t>
+      </w:r>
+      <w:r>
+        <w:rPr>
+          <w:rFonts w:ascii="Garamond" w:hAnsi="Garamond"/>
+        </w:rPr>
+        <w:t xml:space="preserve"> and a new dropdown display array is created by filtering the relevant array to include only partial matches. Selecting the item populates the field using RHF’s </w:t>
       </w:r>
       <w:proofErr w:type="spellStart"/>
       <w:r>
         <w:rPr>
           <w:rFonts w:ascii="Garamond" w:hAnsi="Garamond"/>
+          <w:b/>
+          <w:bCs/>
         </w:rPr>
         <w:t>setValue</w:t>
       </w:r>
@@ -7292,7 +7690,13 @@
         <w:rPr>
           <w:rFonts w:ascii="Garamond" w:hAnsi="Garamond"/>
         </w:rPr>
-        <w:t>() function. See appendix for more detail on the code.</w:t>
+        <w:t xml:space="preserve"> </w:t>
+      </w:r>
+      <w:r>
+        <w:rPr>
+          <w:rFonts w:ascii="Garamond" w:hAnsi="Garamond"/>
+        </w:rPr>
+        <w:t>function. See appendix for more detail on the code.</w:t>
       </w:r>
     </w:p>
     <w:p>
@@ -7324,6 +7728,8 @@
       <w:r>
         <w:rPr>
           <w:rFonts w:ascii="Garamond" w:hAnsi="Garamond"/>
+          <w:b/>
+          <w:bCs/>
         </w:rPr>
         <w:t>onSubmit</w:t>
       </w:r>
@@ -7332,7 +7738,55 @@
         <w:rPr>
           <w:rFonts w:ascii="Garamond" w:hAnsi="Garamond"/>
         </w:rPr>
-        <w:t>() which sends a POST request to the tutor registration endpoint with relevant http content headers and a JSON body payload. If the server response is positive (includes new user id) a window alert is displayed to confirm successful registration</w:t>
+        <w:t xml:space="preserve"> </w:t>
+      </w:r>
+      <w:r>
+        <w:rPr>
+          <w:rFonts w:ascii="Garamond" w:hAnsi="Garamond"/>
+        </w:rPr>
+        <w:t xml:space="preserve">function </w:t>
+      </w:r>
+      <w:r>
+        <w:rPr>
+          <w:rFonts w:ascii="Garamond" w:hAnsi="Garamond"/>
+        </w:rPr>
+        <w:t xml:space="preserve">which sends a POST request to the tutor registration endpoint with relevant http content headers and a JSON body payload. </w:t>
+      </w:r>
+      <w:r>
+        <w:rPr>
+          <w:rFonts w:ascii="Garamond" w:hAnsi="Garamond"/>
+        </w:rPr>
+        <w:t xml:space="preserve">Server-side validation is performed in the </w:t>
+      </w:r>
+      <w:proofErr w:type="spellStart"/>
+      <w:r>
+        <w:rPr>
+          <w:rFonts w:ascii="Garamond" w:hAnsi="Garamond"/>
+          <w:b/>
+          <w:bCs/>
+        </w:rPr>
+        <w:t>tutorRegistrationController</w:t>
+      </w:r>
+      <w:proofErr w:type="spellEnd"/>
+      <w:r>
+        <w:rPr>
+          <w:rFonts w:ascii="Garamond" w:hAnsi="Garamond"/>
+        </w:rPr>
+        <w:t xml:space="preserve"> handler, and the tutor is registered via SQL transaction. See appendix for the code used for registration.</w:t>
+      </w:r>
+    </w:p>
+    <w:p>
+      <w:pPr>
+        <w:spacing w:line="360" w:lineRule="auto"/>
+        <w:rPr>
+          <w:rFonts w:ascii="Garamond" w:hAnsi="Garamond"/>
+        </w:rPr>
+      </w:pPr>
+      <w:r>
+        <w:rPr>
+          <w:rFonts w:ascii="Garamond" w:hAnsi="Garamond"/>
+        </w:rPr>
+        <w:t>If the server response is positive (includes new user id) a window alert is displayed to confirm successful registration</w:t>
       </w:r>
       <w:r>
         <w:rPr>
@@ -7344,13 +7798,27 @@
         <w:rPr>
           <w:rFonts w:ascii="Garamond" w:hAnsi="Garamond"/>
         </w:rPr>
-        <w:t xml:space="preserve"> See Fig 3.1 for a sequence diagram of the process.</w:t>
-      </w:r>
-      <w:r>
-        <w:rPr>
-          <w:rFonts w:ascii="Garamond" w:hAnsi="Garamond"/>
-        </w:rPr>
-        <w:t xml:space="preserve"> See appendix for the complex SQL code required for registration.</w:t>
+        <w:t xml:space="preserve"> See </w:t>
+      </w:r>
+      <w:r>
+        <w:rPr>
+          <w:rFonts w:ascii="Garamond" w:hAnsi="Garamond"/>
+          <w:b/>
+          <w:bCs/>
+        </w:rPr>
+        <w:t>Fig 3.1</w:t>
+      </w:r>
+      <w:r>
+        <w:rPr>
+          <w:rFonts w:ascii="Garamond" w:hAnsi="Garamond"/>
+        </w:rPr>
+        <w:t xml:space="preserve"> for a sequence diagram of the process.</w:t>
+      </w:r>
+      <w:r>
+        <w:rPr>
+          <w:rFonts w:ascii="Garamond" w:hAnsi="Garamond"/>
+        </w:rPr>
+        <w:t xml:space="preserve"> </w:t>
       </w:r>
     </w:p>
     <w:p>
@@ -7364,7 +7832,19 @@
         <w:rPr>
           <w:rFonts w:ascii="Garamond" w:hAnsi="Garamond"/>
         </w:rPr>
-        <w:t xml:space="preserve">Student </w:t>
+        <w:t>Student</w:t>
+      </w:r>
+      <w:r>
+        <w:rPr>
+          <w:rFonts w:ascii="Garamond" w:hAnsi="Garamond"/>
+        </w:rPr>
+        <w:t xml:space="preserve"> and admin</w:t>
+      </w:r>
+      <w:r>
+        <w:rPr>
+          <w:rFonts w:ascii="Garamond" w:hAnsi="Garamond"/>
+        </w:rPr>
+        <w:t xml:space="preserve"> </w:t>
       </w:r>
       <w:r>
         <w:rPr>
@@ -7376,7 +7856,13 @@
         <w:rPr>
           <w:rFonts w:ascii="Garamond" w:hAnsi="Garamond"/>
         </w:rPr>
-        <w:t xml:space="preserve"> follows </w:t>
+        <w:t>s</w:t>
+      </w:r>
+      <w:r>
+        <w:rPr>
+          <w:rFonts w:ascii="Garamond" w:hAnsi="Garamond"/>
+        </w:rPr>
+        <w:t xml:space="preserve"> follow </w:t>
       </w:r>
       <w:r>
         <w:rPr>
@@ -7394,7 +7880,39 @@
         <w:rPr>
           <w:rFonts w:ascii="Garamond" w:hAnsi="Garamond"/>
         </w:rPr>
-        <w:t xml:space="preserve"> but uses fewer fields and posts to a different endpoint.</w:t>
+        <w:t xml:space="preserve"> but use fewer fields and</w:t>
+      </w:r>
+      <w:r>
+        <w:rPr>
+          <w:rFonts w:ascii="Garamond" w:hAnsi="Garamond"/>
+        </w:rPr>
+        <w:t xml:space="preserve"> </w:t>
+      </w:r>
+      <w:r>
+        <w:rPr>
+          <w:rFonts w:ascii="Garamond" w:hAnsi="Garamond"/>
+        </w:rPr>
+        <w:t xml:space="preserve">post to a </w:t>
+      </w:r>
+      <w:proofErr w:type="gramStart"/>
+      <w:r>
+        <w:rPr>
+          <w:rFonts w:ascii="Garamond" w:hAnsi="Garamond"/>
+        </w:rPr>
+        <w:t>different endpoint</w:t>
+      </w:r>
+      <w:r>
+        <w:rPr>
+          <w:rFonts w:ascii="Garamond" w:hAnsi="Garamond"/>
+        </w:rPr>
+        <w:t>s</w:t>
+      </w:r>
+      <w:proofErr w:type="gramEnd"/>
+      <w:r>
+        <w:rPr>
+          <w:rFonts w:ascii="Garamond" w:hAnsi="Garamond"/>
+        </w:rPr>
+        <w:t>.</w:t>
       </w:r>
     </w:p>
     <w:p>
@@ -7409,6 +7927,7 @@
           <w:rFonts w:ascii="Garamond" w:hAnsi="Garamond"/>
           <w:noProof/>
         </w:rPr>
+        <w:lastRenderedPageBreak/>
         <w:drawing>
           <wp:inline distT="0" distB="0" distL="0" distR="0" wp14:anchorId="6ED7471D" wp14:editId="17ED22D8">
             <wp:extent cx="5355412" cy="6094069"/>
@@ -7483,6 +8002,7 @@
     <w:p>
       <w:pPr>
         <w:pStyle w:val="Heading2"/>
+        <w:spacing w:line="360" w:lineRule="auto"/>
         <w:rPr>
           <w:rFonts w:ascii="Garamond" w:hAnsi="Garamond"/>
           <w:b/>
@@ -7501,10 +8021,245 @@
           <w:sz w:val="22"/>
           <w:szCs w:val="22"/>
         </w:rPr>
-        <w:lastRenderedPageBreak/>
         <w:t>3.2.2 User login</w:t>
       </w:r>
-      <w:r>
+    </w:p>
+    <w:p>
+      <w:pPr>
+        <w:spacing w:line="360" w:lineRule="auto"/>
+        <w:rPr>
+          <w:rFonts w:ascii="Garamond" w:hAnsi="Garamond"/>
+        </w:rPr>
+      </w:pPr>
+      <w:r>
+        <w:rPr>
+          <w:rFonts w:ascii="Garamond" w:hAnsi="Garamond"/>
+        </w:rPr>
+        <w:t>User login is simpler</w:t>
+      </w:r>
+      <w:r>
+        <w:rPr>
+          <w:rFonts w:ascii="Garamond" w:hAnsi="Garamond"/>
+        </w:rPr>
+        <w:t xml:space="preserve"> as it only requires two fields: email and password.</w:t>
+      </w:r>
+      <w:r>
+        <w:rPr>
+          <w:rFonts w:ascii="Garamond" w:hAnsi="Garamond"/>
+        </w:rPr>
+        <w:t xml:space="preserve"> </w:t>
+      </w:r>
+      <w:r>
+        <w:rPr>
+          <w:rFonts w:ascii="Garamond" w:hAnsi="Garamond"/>
+        </w:rPr>
+        <w:t>On submission, t</w:t>
+      </w:r>
+      <w:r>
+        <w:rPr>
+          <w:rFonts w:ascii="Garamond" w:hAnsi="Garamond"/>
+        </w:rPr>
+        <w:t xml:space="preserve">he form sends the </w:t>
+      </w:r>
+      <w:r>
+        <w:rPr>
+          <w:rFonts w:ascii="Garamond" w:hAnsi="Garamond"/>
+        </w:rPr>
+        <w:t>credentials</w:t>
+      </w:r>
+      <w:r>
+        <w:rPr>
+          <w:rFonts w:ascii="Garamond" w:hAnsi="Garamond"/>
+        </w:rPr>
+        <w:t xml:space="preserve"> to the login endpoint. </w:t>
+      </w:r>
+      <w:r>
+        <w:rPr>
+          <w:rFonts w:ascii="Garamond" w:hAnsi="Garamond"/>
+        </w:rPr>
+        <w:t>The</w:t>
+      </w:r>
+      <w:r>
+        <w:rPr>
+          <w:rFonts w:ascii="Garamond" w:hAnsi="Garamond"/>
+        </w:rPr>
+        <w:t xml:space="preserve"> login controller validates</w:t>
+      </w:r>
+      <w:r>
+        <w:rPr>
+          <w:rFonts w:ascii="Garamond" w:hAnsi="Garamond"/>
+        </w:rPr>
+        <w:t xml:space="preserve"> </w:t>
+      </w:r>
+      <w:r>
+        <w:rPr>
+          <w:rFonts w:ascii="Garamond" w:hAnsi="Garamond"/>
+        </w:rPr>
+        <w:t>that the fields are present</w:t>
+      </w:r>
+      <w:r>
+        <w:rPr>
+          <w:rFonts w:ascii="Garamond" w:hAnsi="Garamond"/>
+        </w:rPr>
+        <w:t xml:space="preserve"> and </w:t>
+      </w:r>
+      <w:r>
+        <w:rPr>
+          <w:rFonts w:ascii="Garamond" w:hAnsi="Garamond"/>
+        </w:rPr>
+        <w:t>attempts</w:t>
+      </w:r>
+      <w:r>
+        <w:rPr>
+          <w:rFonts w:ascii="Garamond" w:hAnsi="Garamond"/>
+        </w:rPr>
+        <w:t xml:space="preserve"> to match the email with the email of a registered user in DB. If matched</w:t>
+      </w:r>
+      <w:r>
+        <w:rPr>
+          <w:rFonts w:ascii="Garamond" w:hAnsi="Garamond"/>
+        </w:rPr>
+        <w:t xml:space="preserve">, it then uses </w:t>
+      </w:r>
+      <w:proofErr w:type="spellStart"/>
+      <w:r>
+        <w:rPr>
+          <w:rFonts w:ascii="Garamond" w:hAnsi="Garamond"/>
+          <w:b/>
+          <w:bCs/>
+        </w:rPr>
+        <w:t>Bcrypt</w:t>
+      </w:r>
+      <w:proofErr w:type="spellEnd"/>
+      <w:r>
+        <w:rPr>
+          <w:rFonts w:ascii="Garamond" w:hAnsi="Garamond"/>
+        </w:rPr>
+        <w:t xml:space="preserve"> to check the hashed DB password with input password. If correct, then a frontend-safe </w:t>
+      </w:r>
+      <w:proofErr w:type="spellStart"/>
+      <w:r>
+        <w:rPr>
+          <w:rFonts w:ascii="Garamond" w:hAnsi="Garamond"/>
+          <w:b/>
+          <w:bCs/>
+        </w:rPr>
+        <w:t>strippedUser</w:t>
+      </w:r>
+      <w:proofErr w:type="spellEnd"/>
+      <w:r>
+        <w:rPr>
+          <w:rFonts w:ascii="Garamond" w:hAnsi="Garamond"/>
+        </w:rPr>
+        <w:t xml:space="preserve"> object is created and the user id is used in the creation of a signed </w:t>
+      </w:r>
+      <w:r>
+        <w:rPr>
+          <w:rFonts w:ascii="Garamond" w:hAnsi="Garamond"/>
+          <w:b/>
+          <w:bCs/>
+        </w:rPr>
+        <w:t>JWT</w:t>
+      </w:r>
+      <w:r>
+        <w:rPr>
+          <w:rFonts w:ascii="Garamond" w:hAnsi="Garamond"/>
+        </w:rPr>
+        <w:t xml:space="preserve"> and the token stored in </w:t>
+      </w:r>
+      <w:r>
+        <w:rPr>
+          <w:rFonts w:ascii="Garamond" w:hAnsi="Garamond"/>
+        </w:rPr>
+        <w:t xml:space="preserve">an http-only </w:t>
+      </w:r>
+      <w:r>
+        <w:rPr>
+          <w:rFonts w:ascii="Garamond" w:hAnsi="Garamond"/>
+        </w:rPr>
+        <w:t>browser cookie</w:t>
+      </w:r>
+      <w:r>
+        <w:rPr>
+          <w:rFonts w:ascii="Garamond" w:hAnsi="Garamond"/>
+        </w:rPr>
+        <w:t xml:space="preserve"> as described earlier.</w:t>
+      </w:r>
+      <w:r>
+        <w:rPr>
+          <w:rFonts w:ascii="Garamond" w:hAnsi="Garamond"/>
+        </w:rPr>
+        <w:t xml:space="preserve"> Crucially, this user object is sent to the frontend which </w:t>
+      </w:r>
+      <w:r>
+        <w:rPr>
+          <w:rFonts w:ascii="Garamond" w:hAnsi="Garamond"/>
+        </w:rPr>
+        <w:t>persists</w:t>
+      </w:r>
+      <w:r>
+        <w:rPr>
+          <w:rFonts w:ascii="Garamond" w:hAnsi="Garamond"/>
+        </w:rPr>
+        <w:t xml:space="preserve"> it </w:t>
+      </w:r>
+      <w:r>
+        <w:rPr>
+          <w:rFonts w:ascii="Garamond" w:hAnsi="Garamond"/>
+        </w:rPr>
+        <w:t>in</w:t>
+      </w:r>
+      <w:r>
+        <w:rPr>
+          <w:rFonts w:ascii="Garamond" w:hAnsi="Garamond"/>
+        </w:rPr>
+        <w:t xml:space="preserve"> the </w:t>
+      </w:r>
+      <w:proofErr w:type="spellStart"/>
+      <w:r>
+        <w:rPr>
+          <w:rFonts w:ascii="Garamond" w:hAnsi="Garamond"/>
+          <w:b/>
+          <w:bCs/>
+        </w:rPr>
+        <w:t>UserContext</w:t>
+      </w:r>
+      <w:proofErr w:type="spellEnd"/>
+      <w:r>
+        <w:rPr>
+          <w:rFonts w:ascii="Garamond" w:hAnsi="Garamond"/>
+        </w:rPr>
+        <w:t xml:space="preserve"> state and is then used to allow </w:t>
+      </w:r>
+      <w:r>
+        <w:rPr>
+          <w:rFonts w:ascii="Garamond" w:hAnsi="Garamond"/>
+        </w:rPr>
+        <w:t xml:space="preserve">access </w:t>
+      </w:r>
+      <w:r>
+        <w:rPr>
+          <w:rFonts w:ascii="Garamond" w:hAnsi="Garamond"/>
+        </w:rPr>
+        <w:t>to protected</w:t>
+      </w:r>
+      <w:r>
+        <w:rPr>
+          <w:rFonts w:ascii="Garamond" w:hAnsi="Garamond"/>
+        </w:rPr>
+        <w:t xml:space="preserve"> features such as </w:t>
+      </w:r>
+      <w:r>
+        <w:rPr>
+          <w:rFonts w:ascii="Garamond" w:hAnsi="Garamond"/>
+        </w:rPr>
+        <w:t>webchat communication from students to tutors and booking of lessons.</w:t>
+      </w:r>
+    </w:p>
+    <w:p>
+      <w:pPr>
+        <w:pStyle w:val="Heading2"/>
+        <w:spacing w:line="360" w:lineRule="auto"/>
         <w:rPr>
           <w:rFonts w:ascii="Garamond" w:hAnsi="Garamond"/>
           <w:b/>
@@ -7513,7 +8268,64 @@
           <w:sz w:val="22"/>
           <w:szCs w:val="22"/>
         </w:rPr>
-        <w:t xml:space="preserve"> [11,12]</w:t>
+      </w:pPr>
+      <w:bookmarkStart w:id="25" w:name="_Toc223533412"/>
+      <w:r>
+        <w:rPr>
+          <w:rFonts w:ascii="Garamond" w:hAnsi="Garamond"/>
+          <w:b/>
+          <w:bCs/>
+          <w:color w:val="215E99" w:themeColor="text2" w:themeTint="BF"/>
+          <w:sz w:val="22"/>
+          <w:szCs w:val="22"/>
+        </w:rPr>
+        <w:lastRenderedPageBreak/>
+        <w:t>3.2.</w:t>
+      </w:r>
+      <w:r>
+        <w:rPr>
+          <w:rFonts w:ascii="Garamond" w:hAnsi="Garamond"/>
+          <w:b/>
+          <w:bCs/>
+          <w:color w:val="215E99" w:themeColor="text2" w:themeTint="BF"/>
+          <w:sz w:val="22"/>
+          <w:szCs w:val="22"/>
+        </w:rPr>
+        <w:t xml:space="preserve">3 </w:t>
+      </w:r>
+      <w:r>
+        <w:rPr>
+          <w:rFonts w:ascii="Garamond" w:hAnsi="Garamond"/>
+          <w:b/>
+          <w:bCs/>
+          <w:color w:val="215E99" w:themeColor="text2" w:themeTint="BF"/>
+          <w:sz w:val="22"/>
+          <w:szCs w:val="22"/>
+        </w:rPr>
+        <w:t>Tutor searching</w:t>
+      </w:r>
+      <w:bookmarkEnd w:id="25"/>
+      <w:r>
+        <w:rPr>
+          <w:rFonts w:ascii="Garamond" w:hAnsi="Garamond"/>
+          <w:b/>
+          <w:bCs/>
+          <w:color w:val="215E99" w:themeColor="text2" w:themeTint="BF"/>
+          <w:sz w:val="22"/>
+          <w:szCs w:val="22"/>
+        </w:rPr>
+        <w:t xml:space="preserve"> </w:t>
+      </w:r>
+      <w:r>
+        <w:rPr>
+          <w:rFonts w:ascii="Garamond" w:hAnsi="Garamond"/>
+          <w:b/>
+          <w:bCs/>
+          <w:color w:val="215E99" w:themeColor="text2" w:themeTint="BF"/>
+          <w:sz w:val="22"/>
+          <w:szCs w:val="22"/>
+        </w:rPr>
+        <w:t>[27,28]</w:t>
       </w:r>
     </w:p>
     <w:p>
@@ -7527,13 +8339,83 @@
         <w:rPr>
           <w:rFonts w:ascii="Garamond" w:hAnsi="Garamond"/>
         </w:rPr>
-        <w:t>User login is simpler</w:t>
-      </w:r>
-      <w:r>
-        <w:rPr>
-          <w:rFonts w:ascii="Garamond" w:hAnsi="Garamond"/>
-        </w:rPr>
-        <w:t xml:space="preserve"> as it only requires two fields: email and password.</w:t>
+        <w:t xml:space="preserve">To search for tutors, a user clicks on the ‘Find a tutor’ link in the navbar. This </w:t>
+      </w:r>
+      <w:r>
+        <w:rPr>
+          <w:rFonts w:ascii="Garamond" w:hAnsi="Garamond"/>
+        </w:rPr>
+        <w:t xml:space="preserve">navigates </w:t>
+      </w:r>
+      <w:r>
+        <w:rPr>
+          <w:rFonts w:ascii="Garamond" w:hAnsi="Garamond"/>
+        </w:rPr>
+        <w:t>to a page that presents all tutors</w:t>
+      </w:r>
+      <w:r>
+        <w:rPr>
+          <w:rFonts w:ascii="Garamond" w:hAnsi="Garamond"/>
+        </w:rPr>
+        <w:t xml:space="preserve"> and allows users to filter by instrument and city</w:t>
+      </w:r>
+      <w:r>
+        <w:rPr>
+          <w:rFonts w:ascii="Garamond" w:hAnsi="Garamond"/>
+        </w:rPr>
+        <w:t xml:space="preserve"> or to click on a profile directly to be taken to that tutor’s page</w:t>
+      </w:r>
+      <w:r>
+        <w:rPr>
+          <w:rFonts w:ascii="Garamond" w:hAnsi="Garamond"/>
+        </w:rPr>
+        <w:t xml:space="preserve">. The component transforms user input into a search request through a sequence of state changes. </w:t>
+      </w:r>
+    </w:p>
+    <w:p>
+      <w:pPr>
+        <w:spacing w:line="360" w:lineRule="auto"/>
+        <w:rPr>
+          <w:rFonts w:ascii="Garamond" w:hAnsi="Garamond"/>
+        </w:rPr>
+      </w:pPr>
+      <w:r>
+        <w:rPr>
+          <w:rFonts w:ascii="Garamond" w:hAnsi="Garamond"/>
+        </w:rPr>
+        <w:t xml:space="preserve">User input is </w:t>
+      </w:r>
+      <w:r>
+        <w:rPr>
+          <w:rFonts w:ascii="Garamond" w:hAnsi="Garamond"/>
+        </w:rPr>
+        <w:t>first written</w:t>
+      </w:r>
+      <w:r>
+        <w:rPr>
+          <w:rFonts w:ascii="Garamond" w:hAnsi="Garamond"/>
+        </w:rPr>
+        <w:t xml:space="preserve"> in </w:t>
+      </w:r>
+      <w:r>
+        <w:rPr>
+          <w:rFonts w:ascii="Garamond" w:hAnsi="Garamond"/>
+        </w:rPr>
+        <w:t xml:space="preserve">to </w:t>
+      </w:r>
+      <w:r>
+        <w:rPr>
+          <w:rFonts w:ascii="Garamond" w:hAnsi="Garamond"/>
+          <w:b/>
+          <w:bCs/>
+        </w:rPr>
+        <w:t xml:space="preserve">input </w:t>
+      </w:r>
+      <w:r>
+        <w:rPr>
+          <w:rFonts w:ascii="Garamond" w:hAnsi="Garamond"/>
+        </w:rPr>
+        <w:t>state</w:t>
       </w:r>
       <w:r>
         <w:rPr>
@@ -7545,37 +8427,133 @@
         <w:rPr>
           <w:rFonts w:ascii="Garamond" w:hAnsi="Garamond"/>
         </w:rPr>
-        <w:t>On submission, t</w:t>
-      </w:r>
-      <w:r>
-        <w:rPr>
-          <w:rFonts w:ascii="Garamond" w:hAnsi="Garamond"/>
-        </w:rPr>
-        <w:t xml:space="preserve">he form sends the </w:t>
-      </w:r>
-      <w:r>
-        <w:rPr>
-          <w:rFonts w:ascii="Garamond" w:hAnsi="Garamond"/>
-        </w:rPr>
-        <w:t>credentials</w:t>
-      </w:r>
-      <w:r>
-        <w:rPr>
-          <w:rFonts w:ascii="Garamond" w:hAnsi="Garamond"/>
-        </w:rPr>
-        <w:t xml:space="preserve"> to the login endpoint. </w:t>
-      </w:r>
-      <w:r>
-        <w:rPr>
-          <w:rFonts w:ascii="Garamond" w:hAnsi="Garamond"/>
-        </w:rPr>
-        <w:t>The</w:t>
-      </w:r>
-      <w:r>
-        <w:rPr>
-          <w:rFonts w:ascii="Garamond" w:hAnsi="Garamond"/>
-        </w:rPr>
-        <w:t xml:space="preserve"> login controller validates</w:t>
+        <w:t xml:space="preserve">by the </w:t>
+      </w:r>
+      <w:proofErr w:type="spellStart"/>
+      <w:r>
+        <w:rPr>
+          <w:rFonts w:ascii="Garamond" w:hAnsi="Garamond"/>
+          <w:b/>
+          <w:bCs/>
+        </w:rPr>
+        <w:t>handleChange</w:t>
+      </w:r>
+      <w:proofErr w:type="spellEnd"/>
+      <w:r>
+        <w:rPr>
+          <w:rFonts w:ascii="Garamond" w:hAnsi="Garamond"/>
+        </w:rPr>
+        <w:t xml:space="preserve"> event handler. Crucially, the input does not directly trigger a search</w:t>
+      </w:r>
+      <w:r>
+        <w:rPr>
+          <w:rFonts w:ascii="Garamond" w:hAnsi="Garamond"/>
+        </w:rPr>
+        <w:t xml:space="preserve"> but</w:t>
+      </w:r>
+      <w:r>
+        <w:rPr>
+          <w:rFonts w:ascii="Garamond" w:hAnsi="Garamond"/>
+        </w:rPr>
+        <w:t xml:space="preserve"> is used to generate a real-time autocomplete dropdown</w:t>
+      </w:r>
+      <w:r>
+        <w:rPr>
+          <w:rFonts w:ascii="Garamond" w:hAnsi="Garamond"/>
+        </w:rPr>
+        <w:t xml:space="preserve"> by filtering </w:t>
+      </w:r>
+      <w:r>
+        <w:rPr>
+          <w:rFonts w:ascii="Garamond" w:hAnsi="Garamond"/>
+        </w:rPr>
+        <w:t>lists of</w:t>
+      </w:r>
+      <w:r>
+        <w:rPr>
+          <w:rFonts w:ascii="Garamond" w:hAnsi="Garamond"/>
+        </w:rPr>
+        <w:t xml:space="preserve"> instruments and cities fetched when the component</w:t>
+      </w:r>
+      <w:r>
+        <w:rPr>
+          <w:rFonts w:ascii="Garamond" w:hAnsi="Garamond"/>
+        </w:rPr>
+        <w:t xml:space="preserve"> first</w:t>
+      </w:r>
+      <w:r>
+        <w:rPr>
+          <w:rFonts w:ascii="Garamond" w:hAnsi="Garamond"/>
+        </w:rPr>
+        <w:t xml:space="preserve"> loads</w:t>
+      </w:r>
+      <w:r>
+        <w:rPr>
+          <w:rFonts w:ascii="Garamond" w:hAnsi="Garamond"/>
+        </w:rPr>
+        <w:t xml:space="preserve">. When the user presses the Enter key, the </w:t>
+      </w:r>
+      <w:proofErr w:type="spellStart"/>
+      <w:r>
+        <w:rPr>
+          <w:rFonts w:ascii="Garamond" w:hAnsi="Garamond"/>
+          <w:b/>
+          <w:bCs/>
+        </w:rPr>
+        <w:t>commitFilters</w:t>
+      </w:r>
+      <w:proofErr w:type="spellEnd"/>
+      <w:r>
+        <w:rPr>
+          <w:rFonts w:ascii="Garamond" w:hAnsi="Garamond"/>
+        </w:rPr>
+        <w:t xml:space="preserve"> function reads the input and writes </w:t>
+      </w:r>
+      <w:r>
+        <w:rPr>
+          <w:rFonts w:ascii="Garamond" w:hAnsi="Garamond"/>
+        </w:rPr>
+        <w:t>it</w:t>
+      </w:r>
+      <w:r>
+        <w:rPr>
+          <w:rFonts w:ascii="Garamond" w:hAnsi="Garamond"/>
+        </w:rPr>
+        <w:t xml:space="preserve"> to the browser’s query string using React Router’s </w:t>
+      </w:r>
+      <w:proofErr w:type="spellStart"/>
+      <w:r>
+        <w:rPr>
+          <w:rFonts w:ascii="Garamond" w:hAnsi="Garamond"/>
+          <w:b/>
+          <w:bCs/>
+        </w:rPr>
+        <w:t>setSearchParams</w:t>
+      </w:r>
+      <w:proofErr w:type="spellEnd"/>
+      <w:r>
+        <w:rPr>
+          <w:rFonts w:ascii="Garamond" w:hAnsi="Garamond"/>
+        </w:rPr>
+        <w:t xml:space="preserve"> hook</w:t>
+      </w:r>
+      <w:r>
+        <w:rPr>
+          <w:rFonts w:ascii="Garamond" w:hAnsi="Garamond"/>
+        </w:rPr>
+        <w:t xml:space="preserve"> which triggers a navigation</w:t>
+      </w:r>
+      <w:r>
+        <w:rPr>
+          <w:rFonts w:ascii="Garamond" w:hAnsi="Garamond"/>
+        </w:rPr>
+        <w:t xml:space="preserve">. </w:t>
+      </w:r>
+      <w:r>
+        <w:rPr>
+          <w:rFonts w:ascii="Garamond" w:hAnsi="Garamond"/>
+        </w:rPr>
+        <w:t>Then a</w:t>
       </w:r>
       <w:r>
         <w:rPr>
@@ -7583,143 +8561,179 @@
         </w:rPr>
         <w:t xml:space="preserve"> </w:t>
       </w:r>
-      <w:r>
-        <w:rPr>
-          <w:rFonts w:ascii="Garamond" w:hAnsi="Garamond"/>
-        </w:rPr>
-        <w:t>that the fields are present</w:t>
-      </w:r>
-      <w:r>
-        <w:rPr>
-          <w:rFonts w:ascii="Garamond" w:hAnsi="Garamond"/>
-        </w:rPr>
-        <w:t xml:space="preserve"> and </w:t>
-      </w:r>
-      <w:r>
-        <w:rPr>
-          <w:rFonts w:ascii="Garamond" w:hAnsi="Garamond"/>
-        </w:rPr>
-        <w:t>attempts</w:t>
-      </w:r>
-      <w:r>
-        <w:rPr>
-          <w:rFonts w:ascii="Garamond" w:hAnsi="Garamond"/>
-        </w:rPr>
-        <w:t xml:space="preserve"> to match the email with the email of a registered user in DB. If matched</w:t>
-      </w:r>
-      <w:r>
-        <w:rPr>
-          <w:rFonts w:ascii="Garamond" w:hAnsi="Garamond"/>
-        </w:rPr>
-        <w:t xml:space="preserve">, it then uses </w:t>
-      </w:r>
       <w:proofErr w:type="spellStart"/>
       <w:r>
         <w:rPr>
           <w:rFonts w:ascii="Garamond" w:hAnsi="Garamond"/>
-        </w:rPr>
-        <w:t>Bcrypt</w:t>
+          <w:b/>
+          <w:bCs/>
+        </w:rPr>
+        <w:t>useEffect</w:t>
       </w:r>
       <w:proofErr w:type="spellEnd"/>
       <w:r>
         <w:rPr>
           <w:rFonts w:ascii="Garamond" w:hAnsi="Garamond"/>
         </w:rPr>
-        <w:t xml:space="preserve"> to check the hashed DB password with input password. If correct, then a frontend-safe ‘</w:t>
+        <w:t xml:space="preserve"> hook dependant on </w:t>
       </w:r>
       <w:proofErr w:type="spellStart"/>
       <w:r>
         <w:rPr>
           <w:rFonts w:ascii="Garamond" w:hAnsi="Garamond"/>
-        </w:rPr>
-        <w:t>strippedUser</w:t>
+          <w:b/>
+          <w:bCs/>
+        </w:rPr>
+        <w:t>searchParams</w:t>
       </w:r>
       <w:proofErr w:type="spellEnd"/>
       <w:r>
         <w:rPr>
           <w:rFonts w:ascii="Garamond" w:hAnsi="Garamond"/>
-        </w:rPr>
-        <w:t>’ object is created and the user id is used in the creation of a signed JWT</w:t>
-      </w:r>
-      <w:r>
-        <w:rPr>
-          <w:rFonts w:ascii="Garamond" w:hAnsi="Garamond"/>
-        </w:rPr>
-        <w:t xml:space="preserve"> and the token stored in </w:t>
-      </w:r>
-      <w:r>
-        <w:rPr>
-          <w:rFonts w:ascii="Garamond" w:hAnsi="Garamond"/>
-        </w:rPr>
-        <w:t xml:space="preserve">an http-only </w:t>
-      </w:r>
-      <w:r>
-        <w:rPr>
-          <w:rFonts w:ascii="Garamond" w:hAnsi="Garamond"/>
-        </w:rPr>
-        <w:t>browser cookie</w:t>
-      </w:r>
-      <w:r>
-        <w:rPr>
-          <w:rFonts w:ascii="Garamond" w:hAnsi="Garamond"/>
-        </w:rPr>
-        <w:t xml:space="preserve"> as described earlier.</w:t>
-      </w:r>
-      <w:r>
-        <w:rPr>
-          <w:rFonts w:ascii="Garamond" w:hAnsi="Garamond"/>
-        </w:rPr>
-        <w:t xml:space="preserve"> Crucially, this user object is sent to the frontend which </w:t>
-      </w:r>
-      <w:r>
-        <w:rPr>
-          <w:rFonts w:ascii="Garamond" w:hAnsi="Garamond"/>
-        </w:rPr>
-        <w:t>persists</w:t>
-      </w:r>
-      <w:r>
-        <w:rPr>
-          <w:rFonts w:ascii="Garamond" w:hAnsi="Garamond"/>
-        </w:rPr>
-        <w:t xml:space="preserve"> it </w:t>
-      </w:r>
-      <w:r>
-        <w:rPr>
-          <w:rFonts w:ascii="Garamond" w:hAnsi="Garamond"/>
-        </w:rPr>
-        <w:t>in</w:t>
-      </w:r>
-      <w:r>
-        <w:rPr>
-          <w:rFonts w:ascii="Garamond" w:hAnsi="Garamond"/>
-        </w:rPr>
-        <w:t xml:space="preserve"> the </w:t>
+          <w:b/>
+          <w:bCs/>
+        </w:rPr>
+        <w:t xml:space="preserve"> </w:t>
+      </w:r>
+      <w:r>
+        <w:rPr>
+          <w:rFonts w:ascii="Garamond" w:hAnsi="Garamond"/>
+        </w:rPr>
+        <w:t xml:space="preserve">writes the state in to </w:t>
+      </w:r>
+      <w:r>
+        <w:rPr>
+          <w:rFonts w:ascii="Garamond" w:hAnsi="Garamond"/>
+          <w:b/>
+          <w:bCs/>
+        </w:rPr>
+        <w:t>filters</w:t>
+      </w:r>
+      <w:r>
+        <w:rPr>
+          <w:rFonts w:ascii="Garamond" w:hAnsi="Garamond"/>
+        </w:rPr>
+        <w:t xml:space="preserve">. A second </w:t>
       </w:r>
       <w:proofErr w:type="spellStart"/>
       <w:r>
         <w:rPr>
           <w:rFonts w:ascii="Garamond" w:hAnsi="Garamond"/>
-        </w:rPr>
-        <w:t>UserContext</w:t>
+          <w:b/>
+          <w:bCs/>
+        </w:rPr>
+        <w:t>useEffect</w:t>
       </w:r>
       <w:proofErr w:type="spellEnd"/>
       <w:r>
         <w:rPr>
           <w:rFonts w:ascii="Garamond" w:hAnsi="Garamond"/>
         </w:rPr>
-        <w:t xml:space="preserve"> state and is then used to allow </w:t>
-      </w:r>
-      <w:r>
-        <w:rPr>
-          <w:rFonts w:ascii="Garamond" w:hAnsi="Garamond"/>
-        </w:rPr>
-        <w:t xml:space="preserve">access to  protected features such as </w:t>
-      </w:r>
-      <w:r>
-        <w:rPr>
-          <w:rFonts w:ascii="Garamond" w:hAnsi="Garamond"/>
-        </w:rPr>
-        <w:t>webchat communication from students to tutors and booking of lessons.</w:t>
+        <w:t xml:space="preserve">, dependant on </w:t>
+      </w:r>
+      <w:proofErr w:type="spellStart"/>
+      <w:proofErr w:type="gramStart"/>
+      <w:r>
+        <w:rPr>
+          <w:rFonts w:ascii="Garamond" w:hAnsi="Garamond"/>
+          <w:b/>
+          <w:bCs/>
+        </w:rPr>
+        <w:t>filters.city</w:t>
+      </w:r>
+      <w:proofErr w:type="spellEnd"/>
+      <w:proofErr w:type="gramEnd"/>
+      <w:r>
+        <w:rPr>
+          <w:rFonts w:ascii="Garamond" w:hAnsi="Garamond"/>
+          <w:b/>
+          <w:bCs/>
+        </w:rPr>
+        <w:t xml:space="preserve"> </w:t>
+      </w:r>
+      <w:r>
+        <w:rPr>
+          <w:rFonts w:ascii="Garamond" w:hAnsi="Garamond"/>
+        </w:rPr>
+        <w:t>and</w:t>
+      </w:r>
+      <w:r>
+        <w:rPr>
+          <w:rFonts w:ascii="Garamond" w:hAnsi="Garamond"/>
+          <w:b/>
+          <w:bCs/>
+        </w:rPr>
+        <w:t xml:space="preserve"> </w:t>
+      </w:r>
+      <w:proofErr w:type="spellStart"/>
+      <w:proofErr w:type="gramStart"/>
+      <w:r>
+        <w:rPr>
+          <w:rFonts w:ascii="Garamond" w:hAnsi="Garamond"/>
+          <w:b/>
+          <w:bCs/>
+        </w:rPr>
+        <w:t>filters.instrum</w:t>
+      </w:r>
+      <w:r>
+        <w:rPr>
+          <w:rFonts w:ascii="Garamond" w:hAnsi="Garamond"/>
+          <w:b/>
+          <w:bCs/>
+        </w:rPr>
+        <w:t>e</w:t>
+      </w:r>
+      <w:r>
+        <w:rPr>
+          <w:rFonts w:ascii="Garamond" w:hAnsi="Garamond"/>
+          <w:b/>
+          <w:bCs/>
+        </w:rPr>
+        <w:t>nt</w:t>
+      </w:r>
+      <w:proofErr w:type="spellEnd"/>
+      <w:proofErr w:type="gramEnd"/>
+      <w:r>
+        <w:rPr>
+          <w:rFonts w:ascii="Garamond" w:hAnsi="Garamond"/>
+        </w:rPr>
+        <w:t xml:space="preserve">, </w:t>
+      </w:r>
+      <w:r>
+        <w:rPr>
+          <w:rFonts w:ascii="Garamond" w:hAnsi="Garamond"/>
+        </w:rPr>
+        <w:t xml:space="preserve">then uses </w:t>
+      </w:r>
+      <w:proofErr w:type="spellStart"/>
+      <w:r>
+        <w:rPr>
+          <w:rFonts w:ascii="Garamond" w:hAnsi="Garamond"/>
+          <w:b/>
+          <w:bCs/>
+        </w:rPr>
+        <w:t>URLSearchParams</w:t>
+      </w:r>
+      <w:proofErr w:type="spellEnd"/>
+      <w:r>
+        <w:rPr>
+          <w:rFonts w:ascii="Garamond" w:hAnsi="Garamond"/>
+          <w:b/>
+          <w:bCs/>
+        </w:rPr>
+        <w:t xml:space="preserve"> </w:t>
+      </w:r>
+      <w:r>
+        <w:rPr>
+          <w:rFonts w:ascii="Garamond" w:hAnsi="Garamond"/>
+        </w:rPr>
+        <w:t>to build a query string for a fetch request. The returned tutor data is stored in state and rendered on screen as matching tutor results.</w:t>
+      </w:r>
+      <w:r>
+        <w:rPr>
+          <w:rFonts w:ascii="Garamond" w:hAnsi="Garamond"/>
+        </w:rPr>
+        <w:t xml:space="preserve"> See appendix for code</w:t>
       </w:r>
     </w:p>
     <w:p>
@@ -7735,7 +8749,7 @@
           <w:szCs w:val="22"/>
         </w:rPr>
       </w:pPr>
-      <w:bookmarkStart w:id="25" w:name="_Toc223533412"/>
+      <w:bookmarkStart w:id="26" w:name="_Toc223533413"/>
       <w:r>
         <w:rPr>
           <w:rFonts w:ascii="Garamond" w:hAnsi="Garamond"/>
@@ -7745,9 +8759,138 @@
           <w:sz w:val="22"/>
           <w:szCs w:val="22"/>
         </w:rPr>
-        <w:t>3.2.2 Tutor searching</w:t>
-      </w:r>
-      <w:bookmarkEnd w:id="25"/>
+        <w:t>3.2.</w:t>
+      </w:r>
+      <w:r>
+        <w:rPr>
+          <w:rFonts w:ascii="Garamond" w:hAnsi="Garamond"/>
+          <w:b/>
+          <w:bCs/>
+          <w:color w:val="215E99" w:themeColor="text2" w:themeTint="BF"/>
+          <w:sz w:val="22"/>
+          <w:szCs w:val="22"/>
+        </w:rPr>
+        <w:t>4</w:t>
+      </w:r>
+      <w:r>
+        <w:rPr>
+          <w:rFonts w:ascii="Garamond" w:hAnsi="Garamond"/>
+          <w:b/>
+          <w:bCs/>
+          <w:color w:val="215E99" w:themeColor="text2" w:themeTint="BF"/>
+          <w:sz w:val="22"/>
+          <w:szCs w:val="22"/>
+        </w:rPr>
+        <w:t xml:space="preserve"> Lesson </w:t>
+      </w:r>
+      <w:bookmarkEnd w:id="26"/>
+      <w:r>
+        <w:rPr>
+          <w:rFonts w:ascii="Garamond" w:hAnsi="Garamond"/>
+          <w:b/>
+          <w:bCs/>
+          <w:color w:val="215E99" w:themeColor="text2" w:themeTint="BF"/>
+          <w:sz w:val="22"/>
+          <w:szCs w:val="22"/>
+        </w:rPr>
+        <w:t>booking</w:t>
+      </w:r>
+      <w:r>
+        <w:rPr>
+          <w:rFonts w:ascii="Garamond" w:hAnsi="Garamond"/>
+          <w:b/>
+          <w:bCs/>
+          <w:color w:val="215E99" w:themeColor="text2" w:themeTint="BF"/>
+          <w:sz w:val="22"/>
+          <w:szCs w:val="22"/>
+        </w:rPr>
+        <w:t xml:space="preserve"> </w:t>
+      </w:r>
+      <w:r>
+        <w:rPr>
+          <w:rFonts w:ascii="Garamond" w:hAnsi="Garamond"/>
+          <w:b/>
+          <w:bCs/>
+          <w:color w:val="215E99" w:themeColor="text2" w:themeTint="BF"/>
+          <w:sz w:val="22"/>
+          <w:szCs w:val="22"/>
+        </w:rPr>
+        <w:t>[29,30,31,32,33,34,35,36,37]</w:t>
+      </w:r>
+    </w:p>
+    <w:p>
+      <w:pPr>
+        <w:spacing w:line="360" w:lineRule="auto"/>
+        <w:rPr>
+          <w:rFonts w:ascii="Garamond" w:hAnsi="Garamond"/>
+        </w:rPr>
+      </w:pPr>
+      <w:r>
+        <w:rPr>
+          <w:rFonts w:ascii="Garamond" w:hAnsi="Garamond"/>
+        </w:rPr>
+        <w:t xml:space="preserve">The </w:t>
+      </w:r>
+      <w:proofErr w:type="spellStart"/>
+      <w:r>
+        <w:rPr>
+          <w:rFonts w:ascii="Garamond" w:hAnsi="Garamond"/>
+        </w:rPr>
+        <w:t>TutorProfilePage</w:t>
+      </w:r>
+      <w:proofErr w:type="spellEnd"/>
+      <w:r>
+        <w:rPr>
+          <w:rFonts w:ascii="Garamond" w:hAnsi="Garamond"/>
+        </w:rPr>
+        <w:t xml:space="preserve"> is the master component for the booking functionality. On load, it fetches the tutor’s personal data and confirmed lesson bookings, stores necessary state and passes relevant props to </w:t>
+      </w:r>
+      <w:r>
+        <w:rPr>
+          <w:rFonts w:ascii="Garamond" w:hAnsi="Garamond"/>
+        </w:rPr>
+        <w:t>its</w:t>
+      </w:r>
+      <w:r>
+        <w:rPr>
+          <w:rFonts w:ascii="Garamond" w:hAnsi="Garamond"/>
+        </w:rPr>
+        <w:t xml:space="preserve"> child components </w:t>
+      </w:r>
+      <w:proofErr w:type="spellStart"/>
+      <w:r>
+        <w:rPr>
+          <w:rFonts w:ascii="Garamond" w:hAnsi="Garamond"/>
+        </w:rPr>
+        <w:t>FocusedTutorCard</w:t>
+      </w:r>
+      <w:proofErr w:type="spellEnd"/>
+      <w:r>
+        <w:rPr>
+          <w:rFonts w:ascii="Garamond" w:hAnsi="Garamond"/>
+        </w:rPr>
+        <w:t xml:space="preserve"> and </w:t>
+      </w:r>
+      <w:proofErr w:type="spellStart"/>
+      <w:r>
+        <w:rPr>
+          <w:rFonts w:ascii="Garamond" w:hAnsi="Garamond"/>
+        </w:rPr>
+        <w:t>BookingCalendar</w:t>
+      </w:r>
+      <w:proofErr w:type="spellEnd"/>
+      <w:r>
+        <w:rPr>
+          <w:rFonts w:ascii="Garamond" w:hAnsi="Garamond"/>
+        </w:rPr>
+        <w:t>.</w:t>
+      </w:r>
+      <w:r>
+        <w:rPr>
+          <w:rFonts w:ascii="Garamond" w:hAnsi="Garamond"/>
+        </w:rPr>
+        <w:t xml:space="preserve"> Via selective rendering, the functionality is only available if a student is logged in.</w:t>
+      </w:r>
     </w:p>
     <w:p>
       <w:pPr>
@@ -7762,7 +8905,7 @@
           <w:szCs w:val="22"/>
         </w:rPr>
       </w:pPr>
-      <w:bookmarkStart w:id="26" w:name="_Toc223533413"/>
+      <w:bookmarkStart w:id="27" w:name="_Toc223533414"/>
       <w:r>
         <w:rPr>
           <w:rFonts w:ascii="Garamond" w:hAnsi="Garamond"/>
@@ -7783,56 +8926,7 @@
           <w:sz w:val="22"/>
           <w:szCs w:val="22"/>
         </w:rPr>
-        <w:t>3</w:t>
-      </w:r>
-      <w:r>
-        <w:rPr>
-          <w:rFonts w:ascii="Garamond" w:hAnsi="Garamond"/>
-          <w:b/>
-          <w:bCs/>
-          <w:color w:val="215E99" w:themeColor="text2" w:themeTint="BF"/>
-          <w:sz w:val="22"/>
-          <w:szCs w:val="22"/>
-        </w:rPr>
-        <w:t xml:space="preserve"> Lesson booking</w:t>
-      </w:r>
-      <w:bookmarkEnd w:id="26"/>
-    </w:p>
-    <w:p>
-      <w:pPr>
-        <w:pStyle w:val="Heading2"/>
-        <w:spacing w:line="360" w:lineRule="auto"/>
-        <w:rPr>
-          <w:rFonts w:ascii="Garamond" w:hAnsi="Garamond"/>
-          <w:b/>
-          <w:bCs/>
-          <w:color w:val="215E99" w:themeColor="text2" w:themeTint="BF"/>
-          <w:sz w:val="22"/>
-          <w:szCs w:val="22"/>
-        </w:rPr>
-      </w:pPr>
-      <w:bookmarkStart w:id="27" w:name="_Toc223533414"/>
-      <w:r>
-        <w:rPr>
-          <w:rFonts w:ascii="Garamond" w:hAnsi="Garamond"/>
-          <w:b/>
-          <w:bCs/>
-          <w:color w:val="215E99" w:themeColor="text2" w:themeTint="BF"/>
-          <w:sz w:val="22"/>
-          <w:szCs w:val="22"/>
-        </w:rPr>
-        <w:t>3.2.</w:t>
-      </w:r>
-      <w:r>
-        <w:rPr>
-          <w:rFonts w:ascii="Garamond" w:hAnsi="Garamond"/>
-          <w:b/>
-          <w:bCs/>
-          <w:color w:val="215E99" w:themeColor="text2" w:themeTint="BF"/>
-          <w:sz w:val="22"/>
-          <w:szCs w:val="22"/>
-        </w:rPr>
-        <w:t>4</w:t>
+        <w:t>5</w:t>
       </w:r>
       <w:r>
         <w:rPr>
@@ -9663,6 +10757,7 @@
   <w:style w:type="character" w:default="1" w:styleId="DefaultParagraphFont">
     <w:name w:val="Default Paragraph Font"/>
     <w:uiPriority w:val="1"/>
+    <w:semiHidden/>
     <w:unhideWhenUsed/>
   </w:style>
   <w:style w:type="table" w:default="1" w:styleId="TableNormal">

--- a/docs/dissertation start.docx
+++ b/docs/dissertation start.docx
@@ -3074,21 +3074,7 @@
         <w:rPr>
           <w:rFonts w:ascii="Garamond" w:hAnsi="Garamond"/>
         </w:rPr>
-        <w:t xml:space="preserve">Students and their parents or guardians can struggle to find tutors meeting their needs in terms of instrument, skill level, availability, and a child’s special needs. Parents may find it difficult to assuage safeguarding concerns with an unknown adult as tutor advertisements can be vague on personal details. They may also have concerns over quality due to a lack of tutor reviews. Without a real-time means of communication and an integrated calendar system, scheduling may be particularly difficult for parents trying to juggle work and personal commitments.  Finally, both tutors and students can run into issues if there </w:t>
-      </w:r>
-      <w:proofErr w:type="gramStart"/>
-      <w:r>
-        <w:rPr>
-          <w:rFonts w:ascii="Garamond" w:hAnsi="Garamond"/>
-        </w:rPr>
-        <w:t>is</w:t>
-      </w:r>
-      <w:proofErr w:type="gramEnd"/>
-      <w:r>
-        <w:rPr>
-          <w:rFonts w:ascii="Garamond" w:hAnsi="Garamond"/>
-        </w:rPr>
-        <w:t xml:space="preserve"> no integrated payment processing system and a clear cancellation policy.</w:t>
+        <w:t>Students and their parents or guardians can struggle to find tutors meeting their needs in terms of instrument, skill level, availability, and a child’s special needs. Parents may find it difficult to assuage safeguarding concerns with an unknown adult as tutor advertisements can be vague on personal details. They may also have concerns over quality due to a lack of tutor reviews. Without a real-time means of communication and an integrated calendar system, scheduling may be particularly difficult for parents trying to juggle work and personal commitments.  Finally, both tutors and students can run into issues if there is no integrated payment processing system and a clear cancellation policy.</w:t>
       </w:r>
     </w:p>
     <w:p>
@@ -3425,21 +3411,7 @@
         <w:rPr>
           <w:rFonts w:ascii="Garamond" w:hAnsi="Garamond"/>
         </w:rPr>
-        <w:t xml:space="preserve">View matching tutor profiles </w:t>
-      </w:r>
-      <w:proofErr w:type="gramStart"/>
-      <w:r>
-        <w:rPr>
-          <w:rFonts w:ascii="Garamond" w:hAnsi="Garamond"/>
-        </w:rPr>
-        <w:t>and,</w:t>
-      </w:r>
-      <w:proofErr w:type="gramEnd"/>
-      <w:r>
-        <w:rPr>
-          <w:rFonts w:ascii="Garamond" w:hAnsi="Garamond"/>
-        </w:rPr>
-        <w:t xml:space="preserve"> once registered, contact the tutor to discuss potential lessons. </w:t>
+        <w:t xml:space="preserve">View matching tutor profiles and, once registered, contact the tutor to discuss potential lessons. </w:t>
       </w:r>
     </w:p>
     <w:p>
@@ -4016,21 +3988,7 @@
         <w:rPr>
           <w:rFonts w:ascii="Garamond" w:hAnsi="Garamond"/>
         </w:rPr>
-        <w:t>Building such a large project requires numerous development tools for front-end, back-</w:t>
-      </w:r>
-      <w:proofErr w:type="gramStart"/>
-      <w:r>
-        <w:rPr>
-          <w:rFonts w:ascii="Garamond" w:hAnsi="Garamond"/>
-        </w:rPr>
-        <w:t>end ,</w:t>
-      </w:r>
-      <w:proofErr w:type="gramEnd"/>
-      <w:r>
-        <w:rPr>
-          <w:rFonts w:ascii="Garamond" w:hAnsi="Garamond"/>
-        </w:rPr>
-        <w:t xml:space="preserve"> and the database. The chosen tools and reasoning are as follows:</w:t>
+        <w:t>Building such a large project requires numerous development tools for front-end, back-end , and the database. The chosen tools and reasoning are as follows:</w:t>
       </w:r>
     </w:p>
     <w:p>
@@ -5335,21 +5293,7 @@
         <w:rPr>
           <w:rFonts w:ascii="Garamond" w:hAnsi="Garamond"/>
         </w:rPr>
-        <w:t xml:space="preserve">Students will be able to access a dashboard allowing them to search for tutors. Once a tutor is selected, students can view their card containing detailed relevant info, send messages, book and pay for lessons, and receive conformation of booking. A simple booking and payment gateway will be integrated </w:t>
-      </w:r>
-      <w:proofErr w:type="gramStart"/>
-      <w:r>
-        <w:rPr>
-          <w:rFonts w:ascii="Garamond" w:hAnsi="Garamond"/>
-        </w:rPr>
-        <w:t>in to</w:t>
-      </w:r>
-      <w:proofErr w:type="gramEnd"/>
-      <w:r>
-        <w:rPr>
-          <w:rFonts w:ascii="Garamond" w:hAnsi="Garamond"/>
-        </w:rPr>
-        <w:t xml:space="preserve"> the interface.</w:t>
+        <w:t>Students will be able to access a dashboard allowing them to search for tutors. Once a tutor is selected, students can view their card containing detailed relevant info, send messages, book and pay for lessons, and receive conformation of booking. A simple booking and payment gateway will be integrated in to the interface.</w:t>
       </w:r>
     </w:p>
     <w:p>
@@ -6773,21 +6717,7 @@
         <w:rPr>
           <w:rFonts w:ascii="Garamond" w:hAnsi="Garamond"/>
         </w:rPr>
-        <w:t xml:space="preserve"> parameterised queries are employed when using client-side data </w:t>
-      </w:r>
-      <w:proofErr w:type="gramStart"/>
-      <w:r>
-        <w:rPr>
-          <w:rFonts w:ascii="Garamond" w:hAnsi="Garamond"/>
-        </w:rPr>
-        <w:t>in order to</w:t>
-      </w:r>
-      <w:proofErr w:type="gramEnd"/>
-      <w:r>
-        <w:rPr>
-          <w:rFonts w:ascii="Garamond" w:hAnsi="Garamond"/>
-        </w:rPr>
-        <w:t xml:space="preserve"> prevent SQL injection attacks.</w:t>
+        <w:t xml:space="preserve"> parameterised queries are employed when using client-side data in order to prevent SQL injection attacks.</w:t>
       </w:r>
     </w:p>
     <w:p>
@@ -6822,7 +6752,7 @@
           <w:sz w:val="24"/>
           <w:szCs w:val="24"/>
         </w:rPr>
-        <w:t xml:space="preserve"> and Socket.io-</w:t>
+        <w:t xml:space="preserve"> and Socket.io-client</w:t>
       </w:r>
       <w:r>
         <w:rPr>
@@ -6833,19 +6763,507 @@
           <w:sz w:val="24"/>
           <w:szCs w:val="24"/>
         </w:rPr>
-        <w:t>client</w:t>
-      </w:r>
-      <w:r>
-        <w:rPr>
-          <w:rFonts w:ascii="Garamond" w:hAnsi="Garamond"/>
-          <w:b/>
-          <w:bCs/>
-          <w:color w:val="215E99" w:themeColor="text2" w:themeTint="BF"/>
+        <w:t xml:space="preserve"> </w:t>
+      </w:r>
+    </w:p>
+    <w:p>
+      <w:pPr>
+        <w:spacing w:line="360" w:lineRule="auto"/>
+        <w:rPr>
+          <w:rFonts w:ascii="Garamond" w:hAnsi="Garamond"/>
+        </w:rPr>
+      </w:pPr>
+      <w:r>
+        <w:rPr>
+          <w:rFonts w:ascii="Garamond" w:hAnsi="Garamond"/>
+        </w:rPr>
+        <w:t xml:space="preserve">Real-time chat functionality is achieved </w:t>
+      </w:r>
+      <w:r>
+        <w:rPr>
+          <w:rFonts w:ascii="Garamond" w:hAnsi="Garamond"/>
+        </w:rPr>
+        <w:t>through</w:t>
+      </w:r>
+      <w:r>
+        <w:rPr>
+          <w:rFonts w:ascii="Garamond" w:hAnsi="Garamond"/>
+        </w:rPr>
+        <w:t xml:space="preserve"> socket.io and custom middleware</w:t>
+      </w:r>
+      <w:r>
+        <w:rPr>
+          <w:rFonts w:ascii="Garamond" w:hAnsi="Garamond"/>
+        </w:rPr>
+        <w:t xml:space="preserve"> on the server-side</w:t>
+      </w:r>
+      <w:r>
+        <w:rPr>
+          <w:rFonts w:ascii="Garamond" w:hAnsi="Garamond"/>
+        </w:rPr>
+        <w:t xml:space="preserve"> and socket.io-client on the client-side</w:t>
+      </w:r>
+      <w:r>
+        <w:rPr>
+          <w:rFonts w:ascii="Garamond" w:hAnsi="Garamond"/>
+        </w:rPr>
+        <w:t xml:space="preserve">. In contrast to the http request-response cycle, socket.io uses </w:t>
+      </w:r>
+      <w:proofErr w:type="spellStart"/>
+      <w:r>
+        <w:rPr>
+          <w:rFonts w:ascii="Garamond" w:hAnsi="Garamond"/>
+        </w:rPr>
+        <w:t>websockets</w:t>
+      </w:r>
+      <w:proofErr w:type="spellEnd"/>
+      <w:r>
+        <w:rPr>
+          <w:rFonts w:ascii="Garamond" w:hAnsi="Garamond"/>
+        </w:rPr>
+        <w:t xml:space="preserve"> </w:t>
+      </w:r>
+      <w:r>
+        <w:rPr>
+          <w:rFonts w:ascii="Garamond" w:hAnsi="Garamond"/>
+        </w:rPr>
+        <w:lastRenderedPageBreak/>
+        <w:t xml:space="preserve">to </w:t>
+      </w:r>
+      <w:r>
+        <w:rPr>
+          <w:rFonts w:ascii="Garamond" w:hAnsi="Garamond"/>
+        </w:rPr>
+        <w:t>allow low-latency bi-directional communication between the server and client</w:t>
+      </w:r>
+      <w:r>
+        <w:rPr>
+          <w:rFonts w:ascii="Garamond" w:hAnsi="Garamond"/>
+        </w:rPr>
+        <w:t xml:space="preserve">. </w:t>
+      </w:r>
+      <w:r>
+        <w:rPr>
+          <w:rFonts w:ascii="Garamond" w:hAnsi="Garamond"/>
+        </w:rPr>
+        <w:t>Webchat access, database persistence, and message routing are mediated through JWT authentication.</w:t>
+      </w:r>
+      <w:r>
+        <w:rPr>
+          <w:rFonts w:ascii="Garamond" w:hAnsi="Garamond"/>
+        </w:rPr>
+        <w:t xml:space="preserve"> Full webchat functionality is implemented through pairing of a series of specific event listeners and emitters between server and client.</w:t>
+      </w:r>
+    </w:p>
+    <w:p>
+      <w:pPr>
+        <w:spacing w:line="360" w:lineRule="auto"/>
+        <w:rPr>
+          <w:rFonts w:ascii="Garamond" w:hAnsi="Garamond"/>
+          <w:b/>
+          <w:bCs/>
+          <w:color w:val="215E99" w:themeColor="text2" w:themeTint="BF"/>
+        </w:rPr>
+      </w:pPr>
+      <w:r>
+        <w:rPr>
+          <w:rFonts w:ascii="Garamond" w:hAnsi="Garamond"/>
+          <w:b/>
+          <w:bCs/>
+          <w:color w:val="215E99" w:themeColor="text2" w:themeTint="BF"/>
+        </w:rPr>
+        <w:t>Json Web Token</w:t>
+      </w:r>
+      <w:r>
+        <w:rPr>
+          <w:rFonts w:ascii="Garamond" w:hAnsi="Garamond"/>
+          <w:b/>
+          <w:bCs/>
+          <w:color w:val="215E99" w:themeColor="text2" w:themeTint="BF"/>
+        </w:rPr>
+        <w:t xml:space="preserve"> [13,14]</w:t>
+      </w:r>
+    </w:p>
+    <w:p>
+      <w:pPr>
+        <w:spacing w:line="360" w:lineRule="auto"/>
+        <w:rPr>
+          <w:rFonts w:ascii="Garamond" w:hAnsi="Garamond"/>
+        </w:rPr>
+      </w:pPr>
+      <w:r>
+        <w:rPr>
+          <w:rFonts w:ascii="Garamond" w:hAnsi="Garamond"/>
+        </w:rPr>
+        <w:t xml:space="preserve">JWT is used for authentication and session handling between the client and server. Upon successful login, the server generates a token </w:t>
+      </w:r>
+      <w:r>
+        <w:rPr>
+          <w:rFonts w:ascii="Garamond" w:hAnsi="Garamond"/>
+        </w:rPr>
+        <w:t xml:space="preserve">whose payload is an object with a unique </w:t>
+      </w:r>
+      <w:r>
+        <w:rPr>
+          <w:rFonts w:ascii="Garamond" w:hAnsi="Garamond"/>
+          <w:b/>
+          <w:bCs/>
+        </w:rPr>
+        <w:t>user-id</w:t>
+      </w:r>
+      <w:r>
+        <w:rPr>
+          <w:rFonts w:ascii="Garamond" w:hAnsi="Garamond"/>
+        </w:rPr>
+        <w:t xml:space="preserve"> from the database. The token is signed cryptographically using the </w:t>
+      </w:r>
+      <w:proofErr w:type="spellStart"/>
+      <w:r>
+        <w:rPr>
+          <w:rFonts w:ascii="Garamond" w:hAnsi="Garamond"/>
+          <w:b/>
+          <w:bCs/>
+        </w:rPr>
+        <w:t>process.env.JWT_SECRET</w:t>
+      </w:r>
+      <w:proofErr w:type="spellEnd"/>
+      <w:r>
+        <w:rPr>
+          <w:rFonts w:ascii="Garamond" w:hAnsi="Garamond"/>
+        </w:rPr>
+        <w:t xml:space="preserve"> variable. It is set to expire after 24 hours and is stored in the browser as an </w:t>
+      </w:r>
+      <w:proofErr w:type="spellStart"/>
+      <w:r>
+        <w:rPr>
+          <w:rFonts w:ascii="Garamond" w:hAnsi="Garamond"/>
+          <w:b/>
+          <w:bCs/>
+        </w:rPr>
+        <w:t>HTTPOnly</w:t>
+      </w:r>
+      <w:proofErr w:type="spellEnd"/>
+      <w:r>
+        <w:rPr>
+          <w:rFonts w:ascii="Garamond" w:hAnsi="Garamond"/>
+        </w:rPr>
+        <w:t xml:space="preserve"> cookie. Being is a security feature that prevents the cookie </w:t>
+      </w:r>
+      <w:r>
+        <w:rPr>
+          <w:rFonts w:ascii="Garamond" w:hAnsi="Garamond"/>
+        </w:rPr>
+        <w:t xml:space="preserve">contents </w:t>
+      </w:r>
+      <w:r>
+        <w:rPr>
+          <w:rFonts w:ascii="Garamond" w:hAnsi="Garamond"/>
+        </w:rPr>
+        <w:t xml:space="preserve">from being read by client-side </w:t>
+      </w:r>
+      <w:proofErr w:type="spellStart"/>
+      <w:r>
+        <w:rPr>
+          <w:rFonts w:ascii="Garamond" w:hAnsi="Garamond"/>
+          <w:b/>
+          <w:bCs/>
+        </w:rPr>
+        <w:t>HTTPOnly</w:t>
+      </w:r>
+      <w:proofErr w:type="spellEnd"/>
+      <w:r>
+        <w:rPr>
+          <w:rFonts w:ascii="Garamond" w:hAnsi="Garamond"/>
+        </w:rPr>
+        <w:t xml:space="preserve"> </w:t>
+      </w:r>
+      <w:r>
+        <w:rPr>
+          <w:rFonts w:ascii="Garamond" w:hAnsi="Garamond"/>
+        </w:rPr>
+        <w:t xml:space="preserve">JS. The cookie is sent to the server on subsequent fetch </w:t>
+      </w:r>
+      <w:r>
+        <w:rPr>
+          <w:rFonts w:ascii="Garamond" w:hAnsi="Garamond"/>
+        </w:rPr>
+        <w:t>requests, via</w:t>
+      </w:r>
+      <w:r>
+        <w:rPr>
+          <w:rFonts w:ascii="Garamond" w:hAnsi="Garamond"/>
+        </w:rPr>
+        <w:t xml:space="preserve"> </w:t>
+      </w:r>
+      <w:r>
+        <w:rPr>
+          <w:rFonts w:ascii="Garamond" w:hAnsi="Garamond"/>
+        </w:rPr>
+        <w:t>{</w:t>
+      </w:r>
+      <w:proofErr w:type="spellStart"/>
+      <w:r>
+        <w:rPr>
+          <w:rFonts w:ascii="Garamond" w:hAnsi="Garamond"/>
+        </w:rPr>
+        <w:t>credentials:’include</w:t>
+      </w:r>
+      <w:proofErr w:type="spellEnd"/>
+      <w:r>
+        <w:rPr>
+          <w:rFonts w:ascii="Garamond" w:hAnsi="Garamond"/>
+        </w:rPr>
+        <w:t xml:space="preserve">’}, is verified server-side and the </w:t>
+      </w:r>
+      <w:proofErr w:type="spellStart"/>
+      <w:r>
+        <w:rPr>
+          <w:rFonts w:ascii="Garamond" w:hAnsi="Garamond"/>
+          <w:b/>
+          <w:bCs/>
+        </w:rPr>
+        <w:t>user_id</w:t>
+      </w:r>
+      <w:proofErr w:type="spellEnd"/>
+      <w:r>
+        <w:rPr>
+          <w:rFonts w:ascii="Garamond" w:hAnsi="Garamond"/>
+        </w:rPr>
+        <w:t xml:space="preserve"> is used to rebuild the logged-in user’s details in the </w:t>
+      </w:r>
+      <w:proofErr w:type="spellStart"/>
+      <w:r>
+        <w:rPr>
+          <w:rFonts w:ascii="Garamond" w:hAnsi="Garamond"/>
+          <w:b/>
+          <w:bCs/>
+        </w:rPr>
+        <w:t>req.user</w:t>
+      </w:r>
+      <w:proofErr w:type="spellEnd"/>
+      <w:r>
+        <w:rPr>
+          <w:rFonts w:ascii="Garamond" w:hAnsi="Garamond"/>
+        </w:rPr>
+        <w:t xml:space="preserve"> and </w:t>
+      </w:r>
+      <w:proofErr w:type="spellStart"/>
+      <w:r>
+        <w:rPr>
+          <w:rFonts w:ascii="Garamond" w:hAnsi="Garamond"/>
+          <w:b/>
+          <w:bCs/>
+        </w:rPr>
+        <w:t>socket.user</w:t>
+      </w:r>
+      <w:proofErr w:type="spellEnd"/>
+      <w:r>
+        <w:rPr>
+          <w:rFonts w:ascii="Garamond" w:hAnsi="Garamond"/>
+        </w:rPr>
+        <w:t xml:space="preserve"> objects.</w:t>
+      </w:r>
+    </w:p>
+    <w:p>
+      <w:pPr>
+        <w:spacing w:line="360" w:lineRule="auto"/>
+        <w:rPr>
+          <w:rFonts w:ascii="Garamond" w:hAnsi="Garamond"/>
+          <w:b/>
+          <w:bCs/>
+          <w:color w:val="215E99" w:themeColor="text2" w:themeTint="BF"/>
+        </w:rPr>
+      </w:pPr>
+      <w:proofErr w:type="spellStart"/>
+      <w:r>
+        <w:rPr>
+          <w:rFonts w:ascii="Garamond" w:hAnsi="Garamond"/>
+          <w:b/>
+          <w:bCs/>
+          <w:color w:val="215E99" w:themeColor="text2" w:themeTint="BF"/>
+        </w:rPr>
+        <w:t>Bcrypt</w:t>
+      </w:r>
+      <w:proofErr w:type="spellEnd"/>
+    </w:p>
+    <w:p>
+      <w:pPr>
+        <w:spacing w:line="360" w:lineRule="auto"/>
+        <w:rPr>
+          <w:rFonts w:ascii="Garamond" w:hAnsi="Garamond"/>
+        </w:rPr>
+      </w:pPr>
+      <w:r>
+        <w:rPr>
+          <w:rFonts w:ascii="Garamond" w:hAnsi="Garamond"/>
+        </w:rPr>
+        <w:t xml:space="preserve">For security, all passwords </w:t>
+      </w:r>
+      <w:r>
+        <w:rPr>
+          <w:rFonts w:ascii="Garamond" w:hAnsi="Garamond"/>
+        </w:rPr>
+        <w:t xml:space="preserve">during registration and login </w:t>
+      </w:r>
+      <w:r>
+        <w:rPr>
+          <w:rFonts w:ascii="Garamond" w:hAnsi="Garamond"/>
+        </w:rPr>
+        <w:t xml:space="preserve">are handled using </w:t>
+      </w:r>
+      <w:proofErr w:type="spellStart"/>
+      <w:r>
+        <w:rPr>
+          <w:rFonts w:ascii="Garamond" w:hAnsi="Garamond"/>
+        </w:rPr>
+        <w:t>bcrypt</w:t>
+      </w:r>
+      <w:proofErr w:type="spellEnd"/>
+      <w:r>
+        <w:rPr>
+          <w:rFonts w:ascii="Garamond" w:hAnsi="Garamond"/>
+        </w:rPr>
+        <w:t xml:space="preserve"> </w:t>
+      </w:r>
+      <w:r>
+        <w:rPr>
+          <w:rFonts w:ascii="Garamond" w:hAnsi="Garamond"/>
+        </w:rPr>
+        <w:t xml:space="preserve">salting, </w:t>
+      </w:r>
+      <w:r>
+        <w:rPr>
+          <w:rFonts w:ascii="Garamond" w:hAnsi="Garamond"/>
+        </w:rPr>
+        <w:t xml:space="preserve">hashing and verification rather than being stored as plaintext. During login, the </w:t>
+      </w:r>
+      <w:r>
+        <w:rPr>
+          <w:rFonts w:ascii="Garamond" w:hAnsi="Garamond"/>
+        </w:rPr>
+        <w:t xml:space="preserve">user details are obtained from the DB via form-submitted email, and the submitted password is compared with the password stored in DB via </w:t>
+      </w:r>
+      <w:proofErr w:type="spellStart"/>
+      <w:r>
+        <w:rPr>
+          <w:rFonts w:ascii="Garamond" w:hAnsi="Garamond"/>
+        </w:rPr>
+        <w:t>bcrypt</w:t>
+      </w:r>
+      <w:proofErr w:type="spellEnd"/>
+      <w:r>
+        <w:rPr>
+          <w:rFonts w:ascii="Garamond" w:hAnsi="Garamond"/>
+        </w:rPr>
+        <w:t>.</w:t>
+      </w:r>
+    </w:p>
+    <w:p>
+      <w:pPr>
+        <w:spacing w:line="360" w:lineRule="auto"/>
+        <w:rPr>
+          <w:rFonts w:ascii="Garamond" w:hAnsi="Garamond"/>
+          <w:b/>
+          <w:bCs/>
+          <w:color w:val="215E99" w:themeColor="text2" w:themeTint="BF"/>
+        </w:rPr>
+      </w:pPr>
+      <w:r>
+        <w:rPr>
+          <w:rFonts w:ascii="Garamond" w:hAnsi="Garamond"/>
+          <w:b/>
+          <w:bCs/>
+          <w:color w:val="215E99" w:themeColor="text2" w:themeTint="BF"/>
+        </w:rPr>
+        <w:t>CORS</w:t>
+      </w:r>
+      <w:r>
+        <w:rPr>
+          <w:rFonts w:ascii="Garamond" w:hAnsi="Garamond"/>
+          <w:b/>
+          <w:bCs/>
+          <w:color w:val="215E99" w:themeColor="text2" w:themeTint="BF"/>
+        </w:rPr>
+        <w:t xml:space="preserve"> </w:t>
+      </w:r>
+      <w:r>
+        <w:rPr>
+          <w:rFonts w:ascii="Garamond" w:hAnsi="Garamond"/>
+          <w:b/>
+          <w:bCs/>
+          <w:color w:val="215E99" w:themeColor="text2" w:themeTint="BF"/>
+        </w:rPr>
+        <w:t>[15,16,17]</w:t>
+      </w:r>
+    </w:p>
+    <w:p>
+      <w:pPr>
+        <w:spacing w:line="360" w:lineRule="auto"/>
+        <w:rPr>
+          <w:rFonts w:ascii="Garamond" w:hAnsi="Garamond"/>
+        </w:rPr>
+      </w:pPr>
+      <w:r>
+        <w:rPr>
+          <w:rFonts w:ascii="Garamond" w:hAnsi="Garamond"/>
+        </w:rPr>
+        <w:t xml:space="preserve">As the frontend and backend are on different ports, CORS restrictions apply and must be managed. This is achieved by configuring settings for the express server and socket.io server instance using </w:t>
+      </w:r>
+      <w:r>
+        <w:rPr>
+          <w:rFonts w:ascii="Garamond" w:hAnsi="Garamond"/>
+        </w:rPr>
+        <w:t xml:space="preserve">the </w:t>
+      </w:r>
+      <w:r>
+        <w:rPr>
+          <w:rFonts w:ascii="Garamond" w:hAnsi="Garamond"/>
+        </w:rPr>
+        <w:t>CORS package</w:t>
+      </w:r>
+      <w:r>
+        <w:rPr>
+          <w:rFonts w:ascii="Garamond" w:hAnsi="Garamond"/>
+        </w:rPr>
+        <w:t>. The settings specif</w:t>
+      </w:r>
+      <w:r>
+        <w:rPr>
+          <w:rFonts w:ascii="Garamond" w:hAnsi="Garamond"/>
+        </w:rPr>
+        <w:t>y</w:t>
+      </w:r>
+      <w:r>
+        <w:rPr>
+          <w:rFonts w:ascii="Garamond" w:hAnsi="Garamond"/>
+        </w:rPr>
+        <w:t xml:space="preserve"> that the frontend’s origin, its credentials, and particular HTTP requests are acceptable. Without these permissions, the app would not work.</w:t>
+      </w:r>
+    </w:p>
+    <w:p>
+      <w:pPr>
+        <w:pStyle w:val="Heading2"/>
+        <w:spacing w:line="360" w:lineRule="auto"/>
+        <w:rPr>
+          <w:rFonts w:ascii="Garamond" w:hAnsi="Garamond"/>
+          <w:b/>
+          <w:bCs/>
           <w:sz w:val="24"/>
           <w:szCs w:val="24"/>
         </w:rPr>
-        <w:t xml:space="preserve"> </w:t>
-      </w:r>
+      </w:pPr>
+      <w:bookmarkStart w:id="23" w:name="_Toc223533410"/>
+      <w:r>
+        <w:rPr>
+          <w:rFonts w:ascii="Garamond" w:hAnsi="Garamond"/>
+          <w:b/>
+          <w:bCs/>
+          <w:sz w:val="24"/>
+          <w:szCs w:val="24"/>
+        </w:rPr>
+        <w:t>3.2 System Functionality</w:t>
+      </w:r>
+      <w:bookmarkEnd w:id="23"/>
     </w:p>
     <w:p>
       <w:pPr>
@@ -6858,467 +7276,7 @@
         <w:rPr>
           <w:rFonts w:ascii="Garamond" w:hAnsi="Garamond"/>
         </w:rPr>
-        <w:t xml:space="preserve">Real-time chat functionality is achieved </w:t>
-      </w:r>
-      <w:r>
-        <w:rPr>
-          <w:rFonts w:ascii="Garamond" w:hAnsi="Garamond"/>
-        </w:rPr>
-        <w:t>through</w:t>
-      </w:r>
-      <w:r>
-        <w:rPr>
-          <w:rFonts w:ascii="Garamond" w:hAnsi="Garamond"/>
-        </w:rPr>
-        <w:t xml:space="preserve"> socket.io and custom middleware</w:t>
-      </w:r>
-      <w:r>
-        <w:rPr>
-          <w:rFonts w:ascii="Garamond" w:hAnsi="Garamond"/>
-        </w:rPr>
-        <w:t xml:space="preserve"> on the server-side</w:t>
-      </w:r>
-      <w:r>
-        <w:rPr>
-          <w:rFonts w:ascii="Garamond" w:hAnsi="Garamond"/>
-        </w:rPr>
-        <w:t xml:space="preserve"> and socket.io-client on the client-side</w:t>
-      </w:r>
-      <w:r>
-        <w:rPr>
-          <w:rFonts w:ascii="Garamond" w:hAnsi="Garamond"/>
-        </w:rPr>
-        <w:t xml:space="preserve">. In contrast to the http request-response cycle, socket.io uses </w:t>
-      </w:r>
-      <w:proofErr w:type="spellStart"/>
-      <w:r>
-        <w:rPr>
-          <w:rFonts w:ascii="Garamond" w:hAnsi="Garamond"/>
-        </w:rPr>
-        <w:t>websockets</w:t>
-      </w:r>
-      <w:proofErr w:type="spellEnd"/>
-      <w:r>
-        <w:rPr>
-          <w:rFonts w:ascii="Garamond" w:hAnsi="Garamond"/>
-        </w:rPr>
-        <w:t xml:space="preserve"> </w:t>
-      </w:r>
-      <w:r>
-        <w:rPr>
-          <w:rFonts w:ascii="Garamond" w:hAnsi="Garamond"/>
-        </w:rPr>
-        <w:lastRenderedPageBreak/>
-        <w:t xml:space="preserve">to </w:t>
-      </w:r>
-      <w:r>
-        <w:rPr>
-          <w:rFonts w:ascii="Garamond" w:hAnsi="Garamond"/>
-        </w:rPr>
-        <w:t>allow low-latency bi-directional communication between the server and client</w:t>
-      </w:r>
-      <w:r>
-        <w:rPr>
-          <w:rFonts w:ascii="Garamond" w:hAnsi="Garamond"/>
-        </w:rPr>
-        <w:t xml:space="preserve">. </w:t>
-      </w:r>
-      <w:r>
-        <w:rPr>
-          <w:rFonts w:ascii="Garamond" w:hAnsi="Garamond"/>
-        </w:rPr>
-        <w:t>Webchat access, database persistence, and message routing are mediated through JWT authentication.</w:t>
-      </w:r>
-      <w:r>
-        <w:rPr>
-          <w:rFonts w:ascii="Garamond" w:hAnsi="Garamond"/>
-        </w:rPr>
-        <w:t xml:space="preserve"> Full webchat functionality is implemented through pairing of a series of specific event listeners and emitters between server and client.</w:t>
-      </w:r>
-    </w:p>
-    <w:p>
-      <w:pPr>
-        <w:spacing w:line="360" w:lineRule="auto"/>
-        <w:rPr>
-          <w:rFonts w:ascii="Garamond" w:hAnsi="Garamond"/>
-          <w:b/>
-          <w:bCs/>
-          <w:color w:val="215E99" w:themeColor="text2" w:themeTint="BF"/>
-        </w:rPr>
-      </w:pPr>
-      <w:r>
-        <w:rPr>
-          <w:rFonts w:ascii="Garamond" w:hAnsi="Garamond"/>
-          <w:b/>
-          <w:bCs/>
-          <w:color w:val="215E99" w:themeColor="text2" w:themeTint="BF"/>
-        </w:rPr>
-        <w:t>Json Web Token</w:t>
-      </w:r>
-      <w:r>
-        <w:rPr>
-          <w:rFonts w:ascii="Garamond" w:hAnsi="Garamond"/>
-          <w:b/>
-          <w:bCs/>
-          <w:color w:val="215E99" w:themeColor="text2" w:themeTint="BF"/>
-        </w:rPr>
-        <w:t xml:space="preserve"> [13,14]</w:t>
-      </w:r>
-    </w:p>
-    <w:p>
-      <w:pPr>
-        <w:spacing w:line="360" w:lineRule="auto"/>
-        <w:rPr>
-          <w:rFonts w:ascii="Garamond" w:hAnsi="Garamond"/>
-        </w:rPr>
-      </w:pPr>
-      <w:r>
-        <w:rPr>
-          <w:rFonts w:ascii="Garamond" w:hAnsi="Garamond"/>
-        </w:rPr>
-        <w:t xml:space="preserve">JWT is used for authentication and session handling between the client and server. Upon successful login, the server generates a token </w:t>
-      </w:r>
-      <w:r>
-        <w:rPr>
-          <w:rFonts w:ascii="Garamond" w:hAnsi="Garamond"/>
-        </w:rPr>
-        <w:t xml:space="preserve">whose payload is an object with a unique </w:t>
-      </w:r>
-      <w:r>
-        <w:rPr>
-          <w:rFonts w:ascii="Garamond" w:hAnsi="Garamond"/>
-          <w:b/>
-          <w:bCs/>
-        </w:rPr>
-        <w:t>user-id</w:t>
-      </w:r>
-      <w:r>
-        <w:rPr>
-          <w:rFonts w:ascii="Garamond" w:hAnsi="Garamond"/>
-        </w:rPr>
-        <w:t xml:space="preserve"> from the database. The token is signed cryptographically using the </w:t>
-      </w:r>
-      <w:proofErr w:type="spellStart"/>
-      <w:r>
-        <w:rPr>
-          <w:rFonts w:ascii="Garamond" w:hAnsi="Garamond"/>
-          <w:b/>
-          <w:bCs/>
-        </w:rPr>
-        <w:t>process.env.JWT_SECRET</w:t>
-      </w:r>
-      <w:proofErr w:type="spellEnd"/>
-      <w:r>
-        <w:rPr>
-          <w:rFonts w:ascii="Garamond" w:hAnsi="Garamond"/>
-        </w:rPr>
-        <w:t xml:space="preserve"> variable. It is set to expire after 24 hours and is stored in the browser as an </w:t>
-      </w:r>
-      <w:proofErr w:type="spellStart"/>
-      <w:r>
-        <w:rPr>
-          <w:rFonts w:ascii="Garamond" w:hAnsi="Garamond"/>
-          <w:b/>
-          <w:bCs/>
-        </w:rPr>
-        <w:t>HTTPOnly</w:t>
-      </w:r>
-      <w:proofErr w:type="spellEnd"/>
-      <w:r>
-        <w:rPr>
-          <w:rFonts w:ascii="Garamond" w:hAnsi="Garamond"/>
-        </w:rPr>
-        <w:t xml:space="preserve"> cookie. Being is a security feature that prevents the cookie </w:t>
-      </w:r>
-      <w:r>
-        <w:rPr>
-          <w:rFonts w:ascii="Garamond" w:hAnsi="Garamond"/>
-        </w:rPr>
-        <w:t xml:space="preserve">contents </w:t>
-      </w:r>
-      <w:r>
-        <w:rPr>
-          <w:rFonts w:ascii="Garamond" w:hAnsi="Garamond"/>
-        </w:rPr>
-        <w:t xml:space="preserve">from being read by client-side </w:t>
-      </w:r>
-      <w:proofErr w:type="spellStart"/>
-      <w:r>
-        <w:rPr>
-          <w:rFonts w:ascii="Garamond" w:hAnsi="Garamond"/>
-          <w:b/>
-          <w:bCs/>
-        </w:rPr>
-        <w:t>HTTPOnly</w:t>
-      </w:r>
-      <w:proofErr w:type="spellEnd"/>
-      <w:r>
-        <w:rPr>
-          <w:rFonts w:ascii="Garamond" w:hAnsi="Garamond"/>
-        </w:rPr>
-        <w:t xml:space="preserve"> </w:t>
-      </w:r>
-      <w:r>
-        <w:rPr>
-          <w:rFonts w:ascii="Garamond" w:hAnsi="Garamond"/>
-        </w:rPr>
-        <w:t xml:space="preserve">JS. The cookie is sent to the server on subsequent fetch </w:t>
-      </w:r>
-      <w:r>
-        <w:rPr>
-          <w:rFonts w:ascii="Garamond" w:hAnsi="Garamond"/>
-        </w:rPr>
-        <w:t>requests, via</w:t>
-      </w:r>
-      <w:r>
-        <w:rPr>
-          <w:rFonts w:ascii="Garamond" w:hAnsi="Garamond"/>
-        </w:rPr>
-        <w:t xml:space="preserve"> </w:t>
-      </w:r>
-      <w:r>
-        <w:rPr>
-          <w:rFonts w:ascii="Garamond" w:hAnsi="Garamond"/>
-        </w:rPr>
-        <w:t>{</w:t>
-      </w:r>
-      <w:proofErr w:type="spellStart"/>
-      <w:r>
-        <w:rPr>
-          <w:rFonts w:ascii="Garamond" w:hAnsi="Garamond"/>
-        </w:rPr>
-        <w:t>credentials:’include</w:t>
-      </w:r>
-      <w:proofErr w:type="spellEnd"/>
-      <w:r>
-        <w:rPr>
-          <w:rFonts w:ascii="Garamond" w:hAnsi="Garamond"/>
-        </w:rPr>
-        <w:t xml:space="preserve">’}, is verified server-side and the </w:t>
-      </w:r>
-      <w:proofErr w:type="spellStart"/>
-      <w:r>
-        <w:rPr>
-          <w:rFonts w:ascii="Garamond" w:hAnsi="Garamond"/>
-          <w:b/>
-          <w:bCs/>
-        </w:rPr>
-        <w:t>user_id</w:t>
-      </w:r>
-      <w:proofErr w:type="spellEnd"/>
-      <w:r>
-        <w:rPr>
-          <w:rFonts w:ascii="Garamond" w:hAnsi="Garamond"/>
-        </w:rPr>
-        <w:t xml:space="preserve"> is used to rebuild the logged-in user’s details in the </w:t>
-      </w:r>
-      <w:proofErr w:type="spellStart"/>
-      <w:r>
-        <w:rPr>
-          <w:rFonts w:ascii="Garamond" w:hAnsi="Garamond"/>
-          <w:b/>
-          <w:bCs/>
-        </w:rPr>
-        <w:t>req.user</w:t>
-      </w:r>
-      <w:proofErr w:type="spellEnd"/>
-      <w:r>
-        <w:rPr>
-          <w:rFonts w:ascii="Garamond" w:hAnsi="Garamond"/>
-        </w:rPr>
-        <w:t xml:space="preserve"> and </w:t>
-      </w:r>
-      <w:proofErr w:type="spellStart"/>
-      <w:r>
-        <w:rPr>
-          <w:rFonts w:ascii="Garamond" w:hAnsi="Garamond"/>
-          <w:b/>
-          <w:bCs/>
-        </w:rPr>
-        <w:t>socket.user</w:t>
-      </w:r>
-      <w:proofErr w:type="spellEnd"/>
-      <w:r>
-        <w:rPr>
-          <w:rFonts w:ascii="Garamond" w:hAnsi="Garamond"/>
-        </w:rPr>
-        <w:t xml:space="preserve"> objects.</w:t>
-      </w:r>
-    </w:p>
-    <w:p>
-      <w:pPr>
-        <w:spacing w:line="360" w:lineRule="auto"/>
-        <w:rPr>
-          <w:rFonts w:ascii="Garamond" w:hAnsi="Garamond"/>
-          <w:b/>
-          <w:bCs/>
-          <w:color w:val="215E99" w:themeColor="text2" w:themeTint="BF"/>
-        </w:rPr>
-      </w:pPr>
-      <w:proofErr w:type="spellStart"/>
-      <w:r>
-        <w:rPr>
-          <w:rFonts w:ascii="Garamond" w:hAnsi="Garamond"/>
-          <w:b/>
-          <w:bCs/>
-          <w:color w:val="215E99" w:themeColor="text2" w:themeTint="BF"/>
-        </w:rPr>
-        <w:t>Bcrypt</w:t>
-      </w:r>
-      <w:proofErr w:type="spellEnd"/>
-    </w:p>
-    <w:p>
-      <w:pPr>
-        <w:spacing w:line="360" w:lineRule="auto"/>
-        <w:rPr>
-          <w:rFonts w:ascii="Garamond" w:hAnsi="Garamond"/>
-        </w:rPr>
-      </w:pPr>
-      <w:r>
-        <w:rPr>
-          <w:rFonts w:ascii="Garamond" w:hAnsi="Garamond"/>
-        </w:rPr>
-        <w:t xml:space="preserve">For security, all passwords </w:t>
-      </w:r>
-      <w:r>
-        <w:rPr>
-          <w:rFonts w:ascii="Garamond" w:hAnsi="Garamond"/>
-        </w:rPr>
-        <w:t xml:space="preserve">during registration and login </w:t>
-      </w:r>
-      <w:r>
-        <w:rPr>
-          <w:rFonts w:ascii="Garamond" w:hAnsi="Garamond"/>
-        </w:rPr>
-        <w:t xml:space="preserve">are handled using </w:t>
-      </w:r>
-      <w:proofErr w:type="spellStart"/>
-      <w:r>
-        <w:rPr>
-          <w:rFonts w:ascii="Garamond" w:hAnsi="Garamond"/>
-        </w:rPr>
-        <w:t>bcrypt</w:t>
-      </w:r>
-      <w:proofErr w:type="spellEnd"/>
-      <w:r>
-        <w:rPr>
-          <w:rFonts w:ascii="Garamond" w:hAnsi="Garamond"/>
-        </w:rPr>
-        <w:t xml:space="preserve"> </w:t>
-      </w:r>
-      <w:r>
-        <w:rPr>
-          <w:rFonts w:ascii="Garamond" w:hAnsi="Garamond"/>
-        </w:rPr>
-        <w:t xml:space="preserve">salting, </w:t>
-      </w:r>
-      <w:r>
-        <w:rPr>
-          <w:rFonts w:ascii="Garamond" w:hAnsi="Garamond"/>
-        </w:rPr>
-        <w:t xml:space="preserve">hashing and verification rather than being stored as plaintext. During login, the </w:t>
-      </w:r>
-      <w:r>
-        <w:rPr>
-          <w:rFonts w:ascii="Garamond" w:hAnsi="Garamond"/>
-        </w:rPr>
-        <w:t xml:space="preserve">user details are obtained from the DB via form-submitted email, and the submitted password is compared with the password stored in DB via </w:t>
-      </w:r>
-      <w:proofErr w:type="spellStart"/>
-      <w:r>
-        <w:rPr>
-          <w:rFonts w:ascii="Garamond" w:hAnsi="Garamond"/>
-        </w:rPr>
-        <w:t>bcrypt</w:t>
-      </w:r>
-      <w:proofErr w:type="spellEnd"/>
-      <w:r>
-        <w:rPr>
-          <w:rFonts w:ascii="Garamond" w:hAnsi="Garamond"/>
-        </w:rPr>
-        <w:t>.</w:t>
-      </w:r>
-    </w:p>
-    <w:p>
-      <w:pPr>
-        <w:spacing w:line="360" w:lineRule="auto"/>
-        <w:rPr>
-          <w:rFonts w:ascii="Garamond" w:hAnsi="Garamond"/>
-          <w:b/>
-          <w:bCs/>
-          <w:color w:val="215E99" w:themeColor="text2" w:themeTint="BF"/>
-        </w:rPr>
-      </w:pPr>
-      <w:r>
-        <w:rPr>
-          <w:rFonts w:ascii="Garamond" w:hAnsi="Garamond"/>
-          <w:b/>
-          <w:bCs/>
-          <w:color w:val="215E99" w:themeColor="text2" w:themeTint="BF"/>
-        </w:rPr>
-        <w:t>CORS</w:t>
-      </w:r>
-      <w:r>
-        <w:rPr>
-          <w:rFonts w:ascii="Garamond" w:hAnsi="Garamond"/>
-          <w:b/>
-          <w:bCs/>
-          <w:color w:val="215E99" w:themeColor="text2" w:themeTint="BF"/>
-        </w:rPr>
-        <w:t xml:space="preserve"> </w:t>
-      </w:r>
-      <w:r>
-        <w:rPr>
-          <w:rFonts w:ascii="Garamond" w:hAnsi="Garamond"/>
-          <w:b/>
-          <w:bCs/>
-          <w:color w:val="215E99" w:themeColor="text2" w:themeTint="BF"/>
-        </w:rPr>
-        <w:t>[15,16,17]</w:t>
-      </w:r>
-    </w:p>
-    <w:p>
-      <w:pPr>
-        <w:spacing w:line="360" w:lineRule="auto"/>
-        <w:rPr>
-          <w:rFonts w:ascii="Garamond" w:hAnsi="Garamond"/>
-        </w:rPr>
-      </w:pPr>
-      <w:r>
-        <w:rPr>
-          <w:rFonts w:ascii="Garamond" w:hAnsi="Garamond"/>
-        </w:rPr>
-        <w:t xml:space="preserve">As the frontend and backend are on different ports, CORS restrictions apply and must be managed. This is achieved by configuring settings for the express server and socket.io server instance using </w:t>
-      </w:r>
-      <w:r>
-        <w:rPr>
-          <w:rFonts w:ascii="Garamond" w:hAnsi="Garamond"/>
-        </w:rPr>
-        <w:t xml:space="preserve">the </w:t>
-      </w:r>
-      <w:r>
-        <w:rPr>
-          <w:rFonts w:ascii="Garamond" w:hAnsi="Garamond"/>
-        </w:rPr>
-        <w:t>CORS package</w:t>
-      </w:r>
-      <w:r>
-        <w:rPr>
-          <w:rFonts w:ascii="Garamond" w:hAnsi="Garamond"/>
-        </w:rPr>
-        <w:t>. The settings specif</w:t>
-      </w:r>
-      <w:r>
-        <w:rPr>
-          <w:rFonts w:ascii="Garamond" w:hAnsi="Garamond"/>
-        </w:rPr>
-        <w:t>y</w:t>
-      </w:r>
-      <w:r>
-        <w:rPr>
-          <w:rFonts w:ascii="Garamond" w:hAnsi="Garamond"/>
-        </w:rPr>
-        <w:t xml:space="preserve"> that the frontend’s origin, its credentials, and particular HTTP requests are acceptable. Without these permissions, the app would not work.</w:t>
+        <w:t>This section will explain in detail the implementation of the key functionality of registration and login, lesson booking, and real-time webchat.</w:t>
       </w:r>
     </w:p>
     <w:p>
@@ -7329,45 +7287,6 @@
           <w:rFonts w:ascii="Garamond" w:hAnsi="Garamond"/>
           <w:b/>
           <w:bCs/>
-          <w:sz w:val="24"/>
-          <w:szCs w:val="24"/>
-        </w:rPr>
-      </w:pPr>
-      <w:bookmarkStart w:id="23" w:name="_Toc223533410"/>
-      <w:r>
-        <w:rPr>
-          <w:rFonts w:ascii="Garamond" w:hAnsi="Garamond"/>
-          <w:b/>
-          <w:bCs/>
-          <w:sz w:val="24"/>
-          <w:szCs w:val="24"/>
-        </w:rPr>
-        <w:t>3.2 System Functionality</w:t>
-      </w:r>
-      <w:bookmarkEnd w:id="23"/>
-    </w:p>
-    <w:p>
-      <w:pPr>
-        <w:spacing w:line="360" w:lineRule="auto"/>
-        <w:rPr>
-          <w:rFonts w:ascii="Garamond" w:hAnsi="Garamond"/>
-        </w:rPr>
-      </w:pPr>
-      <w:r>
-        <w:rPr>
-          <w:rFonts w:ascii="Garamond" w:hAnsi="Garamond"/>
-        </w:rPr>
-        <w:t>This section will explain in detail the implementation of the key functionality of registration and login, lesson booking, and real-time webchat.</w:t>
-      </w:r>
-    </w:p>
-    <w:p>
-      <w:pPr>
-        <w:pStyle w:val="Heading2"/>
-        <w:spacing w:line="360" w:lineRule="auto"/>
-        <w:rPr>
-          <w:rFonts w:ascii="Garamond" w:hAnsi="Garamond"/>
-          <w:b/>
-          <w:bCs/>
           <w:color w:val="215E99" w:themeColor="text2" w:themeTint="BF"/>
           <w:sz w:val="22"/>
           <w:szCs w:val="22"/>
@@ -7549,25 +7468,7 @@
           <w:b/>
           <w:bCs/>
         </w:rPr>
-        <w:t xml:space="preserve">RHF’s </w:t>
-      </w:r>
-      <w:proofErr w:type="gramStart"/>
-      <w:r>
-        <w:rPr>
-          <w:rFonts w:ascii="Garamond" w:hAnsi="Garamond"/>
-          <w:b/>
-          <w:bCs/>
-        </w:rPr>
-        <w:t>trigger(</w:t>
-      </w:r>
-      <w:proofErr w:type="gramEnd"/>
-      <w:r>
-        <w:rPr>
-          <w:rFonts w:ascii="Garamond" w:hAnsi="Garamond"/>
-          <w:b/>
-          <w:bCs/>
-        </w:rPr>
-        <w:t>)</w:t>
+        <w:t>RHF’s trigger()</w:t>
       </w:r>
       <w:r>
         <w:rPr>
@@ -7892,14 +7793,7 @@
         <w:rPr>
           <w:rFonts w:ascii="Garamond" w:hAnsi="Garamond"/>
         </w:rPr>
-        <w:t xml:space="preserve">post to a </w:t>
-      </w:r>
-      <w:proofErr w:type="gramStart"/>
-      <w:r>
-        <w:rPr>
-          <w:rFonts w:ascii="Garamond" w:hAnsi="Garamond"/>
-        </w:rPr>
-        <w:t>different endpoint</w:t>
+        <w:t>post to a different endpoint</w:t>
       </w:r>
       <w:r>
         <w:rPr>
@@ -7907,7 +7801,6 @@
         </w:rPr>
         <w:t>s</w:t>
       </w:r>
-      <w:proofErr w:type="gramEnd"/>
       <w:r>
         <w:rPr>
           <w:rFonts w:ascii="Garamond" w:hAnsi="Garamond"/>
@@ -8632,7 +8525,6 @@
         <w:t xml:space="preserve">, dependant on </w:t>
       </w:r>
       <w:proofErr w:type="spellStart"/>
-      <w:proofErr w:type="gramStart"/>
       <w:r>
         <w:rPr>
           <w:rFonts w:ascii="Garamond" w:hAnsi="Garamond"/>
@@ -8642,7 +8534,6 @@
         <w:t>filters.city</w:t>
       </w:r>
       <w:proofErr w:type="spellEnd"/>
-      <w:proofErr w:type="gramEnd"/>
       <w:r>
         <w:rPr>
           <w:rFonts w:ascii="Garamond" w:hAnsi="Garamond"/>
@@ -8666,7 +8557,6 @@
         <w:t xml:space="preserve"> </w:t>
       </w:r>
       <w:proofErr w:type="spellStart"/>
-      <w:proofErr w:type="gramStart"/>
       <w:r>
         <w:rPr>
           <w:rFonts w:ascii="Garamond" w:hAnsi="Garamond"/>
@@ -8692,7 +8582,6 @@
         <w:t>nt</w:t>
       </w:r>
       <w:proofErr w:type="spellEnd"/>
-      <w:proofErr w:type="gramEnd"/>
       <w:r>
         <w:rPr>
           <w:rFonts w:ascii="Garamond" w:hAnsi="Garamond"/>
@@ -8815,7 +8704,29 @@
           <w:sz w:val="22"/>
           <w:szCs w:val="22"/>
         </w:rPr>
-        <w:t>[29,30,31,32,33,34,35,36,37]</w:t>
+        <w:t>[29,30,31,32,33,34,35,36,37</w:t>
+      </w:r>
+      <w:r>
+        <w:rPr>
+          <w:rFonts w:ascii="Garamond" w:hAnsi="Garamond"/>
+          <w:b/>
+          <w:bCs/>
+          <w:color w:val="215E99" w:themeColor="text2" w:themeTint="BF"/>
+          <w:sz w:val="22"/>
+          <w:szCs w:val="22"/>
+        </w:rPr>
+        <w:t>,38</w:t>
+      </w:r>
+      <w:r>
+        <w:rPr>
+          <w:rFonts w:ascii="Garamond" w:hAnsi="Garamond"/>
+          <w:b/>
+          <w:bCs/>
+          <w:color w:val="215E99" w:themeColor="text2" w:themeTint="BF"/>
+          <w:sz w:val="22"/>
+          <w:szCs w:val="22"/>
+        </w:rPr>
+        <w:t>]</w:t>
       </w:r>
     </w:p>
     <w:p>
@@ -8829,6 +8740,186 @@
         <w:rPr>
           <w:rFonts w:ascii="Garamond" w:hAnsi="Garamond"/>
         </w:rPr>
+        <w:t>On the frontend, t</w:t>
+      </w:r>
+      <w:r>
+        <w:rPr>
+          <w:rFonts w:ascii="Garamond" w:hAnsi="Garamond"/>
+        </w:rPr>
+        <w:t xml:space="preserve">he </w:t>
+      </w:r>
+      <w:proofErr w:type="spellStart"/>
+      <w:r>
+        <w:rPr>
+          <w:rFonts w:ascii="Garamond" w:hAnsi="Garamond"/>
+        </w:rPr>
+        <w:t>TutorProfilePage</w:t>
+      </w:r>
+      <w:proofErr w:type="spellEnd"/>
+      <w:r>
+        <w:rPr>
+          <w:rFonts w:ascii="Garamond" w:hAnsi="Garamond"/>
+        </w:rPr>
+        <w:t xml:space="preserve"> is the </w:t>
+      </w:r>
+      <w:r>
+        <w:rPr>
+          <w:rFonts w:ascii="Garamond" w:hAnsi="Garamond"/>
+        </w:rPr>
+        <w:t>parent</w:t>
+      </w:r>
+      <w:r>
+        <w:rPr>
+          <w:rFonts w:ascii="Garamond" w:hAnsi="Garamond"/>
+        </w:rPr>
+        <w:t xml:space="preserve"> component for the booking functionality. On load, it fetches the tutor’s personal data and confirmed lesson bookings, stores necessary state</w:t>
+      </w:r>
+      <w:r>
+        <w:rPr>
+          <w:rFonts w:ascii="Garamond" w:hAnsi="Garamond"/>
+        </w:rPr>
+        <w:t xml:space="preserve">, </w:t>
+      </w:r>
+      <w:r>
+        <w:rPr>
+          <w:rFonts w:ascii="Garamond" w:hAnsi="Garamond"/>
+        </w:rPr>
+        <w:t xml:space="preserve">and passes relevant props to </w:t>
+      </w:r>
+      <w:r>
+        <w:rPr>
+          <w:rFonts w:ascii="Garamond" w:hAnsi="Garamond"/>
+        </w:rPr>
+        <w:t>its</w:t>
+      </w:r>
+      <w:r>
+        <w:rPr>
+          <w:rFonts w:ascii="Garamond" w:hAnsi="Garamond"/>
+        </w:rPr>
+        <w:t xml:space="preserve"> child components </w:t>
+      </w:r>
+      <w:proofErr w:type="spellStart"/>
+      <w:r>
+        <w:rPr>
+          <w:rFonts w:ascii="Garamond" w:hAnsi="Garamond"/>
+        </w:rPr>
+        <w:t>FocusedTutorCard</w:t>
+      </w:r>
+      <w:proofErr w:type="spellEnd"/>
+      <w:r>
+        <w:rPr>
+          <w:rFonts w:ascii="Garamond" w:hAnsi="Garamond"/>
+        </w:rPr>
+        <w:t xml:space="preserve"> and </w:t>
+      </w:r>
+      <w:proofErr w:type="spellStart"/>
+      <w:r>
+        <w:rPr>
+          <w:rFonts w:ascii="Garamond" w:hAnsi="Garamond"/>
+        </w:rPr>
+        <w:t>BookingCalendar</w:t>
+      </w:r>
+      <w:proofErr w:type="spellEnd"/>
+      <w:r>
+        <w:rPr>
+          <w:rFonts w:ascii="Garamond" w:hAnsi="Garamond"/>
+        </w:rPr>
+        <w:t>.</w:t>
+      </w:r>
+      <w:r>
+        <w:rPr>
+          <w:rFonts w:ascii="Garamond" w:hAnsi="Garamond"/>
+        </w:rPr>
+        <w:t xml:space="preserve"> It also initialise</w:t>
+      </w:r>
+      <w:r>
+        <w:rPr>
+          <w:rFonts w:ascii="Garamond" w:hAnsi="Garamond"/>
+        </w:rPr>
+        <w:t>s</w:t>
+      </w:r>
+      <w:r>
+        <w:rPr>
+          <w:rFonts w:ascii="Garamond" w:hAnsi="Garamond"/>
+        </w:rPr>
+        <w:t xml:space="preserve"> a </w:t>
+      </w:r>
+      <w:proofErr w:type="spellStart"/>
+      <w:r>
+        <w:rPr>
+          <w:rFonts w:ascii="Garamond" w:hAnsi="Garamond"/>
+          <w:b/>
+          <w:bCs/>
+        </w:rPr>
+        <w:t>draftBooking</w:t>
+      </w:r>
+      <w:proofErr w:type="spellEnd"/>
+      <w:r>
+        <w:rPr>
+          <w:rFonts w:ascii="Garamond" w:hAnsi="Garamond"/>
+        </w:rPr>
+        <w:t xml:space="preserve"> state object which holds booking data to be built up across </w:t>
+      </w:r>
+      <w:r>
+        <w:rPr>
+          <w:rFonts w:ascii="Garamond" w:hAnsi="Garamond"/>
+        </w:rPr>
+        <w:t xml:space="preserve">the </w:t>
+      </w:r>
+      <w:r>
+        <w:rPr>
+          <w:rFonts w:ascii="Garamond" w:hAnsi="Garamond"/>
+        </w:rPr>
+        <w:t>components before a valid, full object is submitted to the backend.</w:t>
+      </w:r>
+      <w:r>
+        <w:rPr>
+          <w:rFonts w:ascii="Garamond" w:hAnsi="Garamond"/>
+        </w:rPr>
+        <w:t xml:space="preserve"> Via </w:t>
+      </w:r>
+      <w:r>
+        <w:rPr>
+          <w:rFonts w:ascii="Garamond" w:hAnsi="Garamond"/>
+        </w:rPr>
+        <w:t>conditional</w:t>
+      </w:r>
+      <w:r>
+        <w:rPr>
+          <w:rFonts w:ascii="Garamond" w:hAnsi="Garamond"/>
+        </w:rPr>
+        <w:t xml:space="preserve"> rendering, the </w:t>
+      </w:r>
+      <w:r>
+        <w:rPr>
+          <w:rFonts w:ascii="Garamond" w:hAnsi="Garamond"/>
+        </w:rPr>
+        <w:t xml:space="preserve">full </w:t>
+      </w:r>
+      <w:r>
+        <w:rPr>
+          <w:rFonts w:ascii="Garamond" w:hAnsi="Garamond"/>
+        </w:rPr>
+        <w:t>functionality is only available if a student is logged in</w:t>
+      </w:r>
+      <w:r>
+        <w:rPr>
+          <w:rFonts w:ascii="Garamond" w:hAnsi="Garamond"/>
+        </w:rPr>
+        <w:t xml:space="preserve">. </w:t>
+      </w:r>
+    </w:p>
+    <w:p>
+      <w:pPr>
+        <w:spacing w:line="360" w:lineRule="auto"/>
+        <w:rPr>
+          <w:rFonts w:ascii="Garamond" w:hAnsi="Garamond"/>
+        </w:rPr>
+      </w:pPr>
+      <w:r>
+        <w:rPr>
+          <w:rFonts w:ascii="Garamond" w:hAnsi="Garamond"/>
+        </w:rPr>
         <w:t xml:space="preserve">The </w:t>
       </w:r>
       <w:proofErr w:type="spellStart"/>
@@ -8836,46 +8927,100 @@
         <w:rPr>
           <w:rFonts w:ascii="Garamond" w:hAnsi="Garamond"/>
         </w:rPr>
-        <w:t>TutorProfilePage</w:t>
+        <w:t>FocusedTutorCard</w:t>
       </w:r>
       <w:proofErr w:type="spellEnd"/>
       <w:r>
         <w:rPr>
           <w:rFonts w:ascii="Garamond" w:hAnsi="Garamond"/>
         </w:rPr>
-        <w:t xml:space="preserve"> is the master component for the booking functionality. On load, it fetches the tutor’s personal data and confirmed lesson bookings, stores necessary state and passes relevant props to </w:t>
-      </w:r>
-      <w:r>
-        <w:rPr>
-          <w:rFonts w:ascii="Garamond" w:hAnsi="Garamond"/>
-        </w:rPr>
-        <w:t>its</w:t>
-      </w:r>
-      <w:r>
-        <w:rPr>
-          <w:rFonts w:ascii="Garamond" w:hAnsi="Garamond"/>
-        </w:rPr>
-        <w:t xml:space="preserve"> child components </w:t>
+        <w:t xml:space="preserve"> component displays the tutor’s lesson options:  format, instrument, teaching type, and teaching level. To book a lesson, a student must</w:t>
+      </w:r>
+      <w:r>
+        <w:rPr>
+          <w:rFonts w:ascii="Garamond" w:hAnsi="Garamond"/>
+        </w:rPr>
+        <w:t xml:space="preserve"> choose</w:t>
+      </w:r>
+      <w:r>
+        <w:rPr>
+          <w:rFonts w:ascii="Garamond" w:hAnsi="Garamond"/>
+        </w:rPr>
+        <w:t xml:space="preserve"> one of each of the options. On click</w:t>
+      </w:r>
+      <w:r>
+        <w:rPr>
+          <w:rFonts w:ascii="Garamond" w:hAnsi="Garamond"/>
+        </w:rPr>
+        <w:t>ing an option</w:t>
+      </w:r>
+      <w:r>
+        <w:rPr>
+          <w:rFonts w:ascii="Garamond" w:hAnsi="Garamond"/>
+        </w:rPr>
+        <w:t xml:space="preserve">, the </w:t>
+      </w:r>
+      <w:r>
+        <w:rPr>
+          <w:rFonts w:ascii="Garamond" w:hAnsi="Garamond"/>
+        </w:rPr>
+        <w:t xml:space="preserve">passed-down </w:t>
       </w:r>
       <w:proofErr w:type="spellStart"/>
       <w:r>
         <w:rPr>
           <w:rFonts w:ascii="Garamond" w:hAnsi="Garamond"/>
-        </w:rPr>
-        <w:t>FocusedTutorCard</w:t>
+          <w:b/>
+          <w:bCs/>
+        </w:rPr>
+        <w:t>updateDraftBooking</w:t>
       </w:r>
       <w:proofErr w:type="spellEnd"/>
       <w:r>
         <w:rPr>
           <w:rFonts w:ascii="Garamond" w:hAnsi="Garamond"/>
         </w:rPr>
-        <w:t xml:space="preserve"> and </w:t>
+        <w:t xml:space="preserve"> function updates the </w:t>
       </w:r>
       <w:proofErr w:type="spellStart"/>
       <w:r>
         <w:rPr>
           <w:rFonts w:ascii="Garamond" w:hAnsi="Garamond"/>
         </w:rPr>
+        <w:t>draftBooking</w:t>
+      </w:r>
+      <w:proofErr w:type="spellEnd"/>
+      <w:r>
+        <w:rPr>
+          <w:rFonts w:ascii="Garamond" w:hAnsi="Garamond"/>
+        </w:rPr>
+        <w:t xml:space="preserve"> object with the student’s choice</w:t>
+      </w:r>
+      <w:r>
+        <w:rPr>
+          <w:rFonts w:ascii="Garamond" w:hAnsi="Garamond"/>
+        </w:rPr>
+        <w:t>.</w:t>
+      </w:r>
+    </w:p>
+    <w:p>
+      <w:pPr>
+        <w:spacing w:line="360" w:lineRule="auto"/>
+        <w:rPr>
+          <w:rFonts w:ascii="Garamond" w:hAnsi="Garamond"/>
+        </w:rPr>
+      </w:pPr>
+      <w:r>
+        <w:rPr>
+          <w:rFonts w:ascii="Garamond" w:hAnsi="Garamond"/>
+        </w:rPr>
+        <w:t xml:space="preserve">In parallel, the </w:t>
+      </w:r>
+      <w:proofErr w:type="spellStart"/>
+      <w:r>
+        <w:rPr>
+          <w:rFonts w:ascii="Garamond" w:hAnsi="Garamond"/>
+        </w:rPr>
         <w:t>BookingCalendar</w:t>
       </w:r>
       <w:proofErr w:type="spellEnd"/>
@@ -8883,13 +9028,664 @@
         <w:rPr>
           <w:rFonts w:ascii="Garamond" w:hAnsi="Garamond"/>
         </w:rPr>
+        <w:t xml:space="preserve"> </w:t>
+      </w:r>
+      <w:r>
+        <w:rPr>
+          <w:rFonts w:ascii="Garamond" w:hAnsi="Garamond"/>
+        </w:rPr>
+        <w:t>component allows</w:t>
+      </w:r>
+      <w:r>
+        <w:rPr>
+          <w:rFonts w:ascii="Garamond" w:hAnsi="Garamond"/>
+        </w:rPr>
+        <w:t xml:space="preserve"> the student to select available slots by cl</w:t>
+      </w:r>
+      <w:r>
+        <w:rPr>
+          <w:rFonts w:ascii="Garamond" w:hAnsi="Garamond"/>
+        </w:rPr>
+        <w:t>i</w:t>
+      </w:r>
+      <w:r>
+        <w:rPr>
+          <w:rFonts w:ascii="Garamond" w:hAnsi="Garamond"/>
+        </w:rPr>
+        <w:t xml:space="preserve">cking and dragging across a desired </w:t>
+      </w:r>
+      <w:r>
+        <w:rPr>
+          <w:rFonts w:ascii="Garamond" w:hAnsi="Garamond"/>
+        </w:rPr>
+        <w:t>timeslot in 15-minute intervals</w:t>
+      </w:r>
+      <w:r>
+        <w:rPr>
+          <w:rFonts w:ascii="Garamond" w:hAnsi="Garamond"/>
+        </w:rPr>
         <w:t>.</w:t>
       </w:r>
       <w:r>
         <w:rPr>
           <w:rFonts w:ascii="Garamond" w:hAnsi="Garamond"/>
         </w:rPr>
-        <w:t xml:space="preserve"> Via selective rendering, the functionality is only available if a student is logged in.</w:t>
+        <w:t xml:space="preserve"> Availability is indicated by white coloured slots</w:t>
+      </w:r>
+      <w:r>
+        <w:rPr>
+          <w:rFonts w:ascii="Garamond" w:hAnsi="Garamond"/>
+        </w:rPr>
+        <w:t>,</w:t>
+      </w:r>
+      <w:r>
+        <w:rPr>
+          <w:rFonts w:ascii="Garamond" w:hAnsi="Garamond"/>
+        </w:rPr>
+        <w:t xml:space="preserve"> and grey coloured slots indicate </w:t>
+      </w:r>
+      <w:r>
+        <w:rPr>
+          <w:rFonts w:ascii="Garamond" w:hAnsi="Garamond"/>
+        </w:rPr>
+        <w:t xml:space="preserve">times that are no longer available. </w:t>
+      </w:r>
+      <w:r>
+        <w:rPr>
+          <w:rFonts w:ascii="Garamond" w:hAnsi="Garamond"/>
+        </w:rPr>
+        <w:t>The</w:t>
+      </w:r>
+      <w:r>
+        <w:rPr>
+          <w:rFonts w:ascii="Garamond" w:hAnsi="Garamond"/>
+        </w:rPr>
+        <w:t xml:space="preserve"> calendar also displays previously confirmed appointments </w:t>
+      </w:r>
+      <w:r>
+        <w:rPr>
+          <w:rFonts w:ascii="Garamond" w:hAnsi="Garamond"/>
+        </w:rPr>
+        <w:t xml:space="preserve">as a visual aid </w:t>
+      </w:r>
+      <w:r>
+        <w:rPr>
+          <w:rFonts w:ascii="Garamond" w:hAnsi="Garamond"/>
+        </w:rPr>
+        <w:t>so that users don’t double-book.</w:t>
+      </w:r>
+      <w:r>
+        <w:rPr>
+          <w:rFonts w:ascii="Garamond" w:hAnsi="Garamond"/>
+        </w:rPr>
+        <w:t xml:space="preserve"> On choosing a slot, the </w:t>
+      </w:r>
+      <w:proofErr w:type="spellStart"/>
+      <w:r>
+        <w:rPr>
+          <w:rFonts w:ascii="Garamond" w:hAnsi="Garamond"/>
+          <w:b/>
+          <w:bCs/>
+        </w:rPr>
+        <w:t>handleSelectSlot</w:t>
+      </w:r>
+      <w:proofErr w:type="spellEnd"/>
+      <w:r>
+        <w:rPr>
+          <w:rFonts w:ascii="Garamond" w:hAnsi="Garamond"/>
+        </w:rPr>
+        <w:t xml:space="preserve"> function</w:t>
+      </w:r>
+      <w:r>
+        <w:rPr>
+          <w:rFonts w:ascii="Garamond" w:hAnsi="Garamond"/>
+        </w:rPr>
+        <w:t xml:space="preserve"> </w:t>
+      </w:r>
+      <w:r>
+        <w:rPr>
+          <w:rFonts w:ascii="Garamond" w:hAnsi="Garamond"/>
+        </w:rPr>
+        <w:t xml:space="preserve">updates the </w:t>
+      </w:r>
+      <w:proofErr w:type="spellStart"/>
+      <w:r>
+        <w:rPr>
+          <w:rFonts w:ascii="Garamond" w:hAnsi="Garamond"/>
+        </w:rPr>
+        <w:t>draftBooking</w:t>
+      </w:r>
+      <w:proofErr w:type="spellEnd"/>
+      <w:r>
+        <w:rPr>
+          <w:rFonts w:ascii="Garamond" w:hAnsi="Garamond"/>
+        </w:rPr>
+        <w:t xml:space="preserve"> object by </w:t>
+      </w:r>
+      <w:r>
+        <w:rPr>
+          <w:rFonts w:ascii="Garamond" w:hAnsi="Garamond"/>
+        </w:rPr>
+        <w:t>adding the chosen start and end times.</w:t>
+      </w:r>
+      <w:r>
+        <w:rPr>
+          <w:rFonts w:ascii="Garamond" w:hAnsi="Garamond"/>
+        </w:rPr>
+        <w:t xml:space="preserve"> </w:t>
+      </w:r>
+    </w:p>
+    <w:p>
+      <w:pPr>
+        <w:spacing w:line="360" w:lineRule="auto"/>
+        <w:rPr>
+          <w:rFonts w:ascii="Garamond" w:hAnsi="Garamond"/>
+        </w:rPr>
+      </w:pPr>
+      <w:r>
+        <w:rPr>
+          <w:rFonts w:ascii="Garamond" w:hAnsi="Garamond"/>
+        </w:rPr>
+        <w:t xml:space="preserve">Before a booking can be confirmed, the frontend carries out a series of validation checks on the </w:t>
+      </w:r>
+      <w:proofErr w:type="spellStart"/>
+      <w:r>
+        <w:rPr>
+          <w:rFonts w:ascii="Garamond" w:hAnsi="Garamond"/>
+        </w:rPr>
+        <w:t>draftBooking</w:t>
+      </w:r>
+      <w:proofErr w:type="spellEnd"/>
+      <w:r>
+        <w:rPr>
+          <w:rFonts w:ascii="Garamond" w:hAnsi="Garamond"/>
+        </w:rPr>
+        <w:t xml:space="preserve"> object using the </w:t>
+      </w:r>
+      <w:proofErr w:type="spellStart"/>
+      <w:r>
+        <w:rPr>
+          <w:rFonts w:ascii="Garamond" w:hAnsi="Garamond"/>
+          <w:b/>
+          <w:bCs/>
+        </w:rPr>
+        <w:t>preBookingChecks</w:t>
+      </w:r>
+      <w:proofErr w:type="spellEnd"/>
+      <w:r>
+        <w:rPr>
+          <w:rFonts w:ascii="Garamond" w:hAnsi="Garamond"/>
+        </w:rPr>
+        <w:t xml:space="preserve"> function. The</w:t>
+      </w:r>
+      <w:r>
+        <w:rPr>
+          <w:rFonts w:ascii="Garamond" w:hAnsi="Garamond"/>
+        </w:rPr>
+        <w:t>se</w:t>
+      </w:r>
+      <w:r>
+        <w:rPr>
+          <w:rFonts w:ascii="Garamond" w:hAnsi="Garamond"/>
+        </w:rPr>
+        <w:t xml:space="preserve"> checks </w:t>
+      </w:r>
+      <w:r>
+        <w:rPr>
+          <w:rFonts w:ascii="Garamond" w:hAnsi="Garamond"/>
+        </w:rPr>
+        <w:t>ensure</w:t>
+      </w:r>
+      <w:r>
+        <w:rPr>
+          <w:rFonts w:ascii="Garamond" w:hAnsi="Garamond"/>
+        </w:rPr>
+        <w:t xml:space="preserve"> that the slot is not in the past, does not overlap with a confirmed booking, that start is before the end, and that duration is 30-60 minutes. The confirm button is only enabled when all required booking fields are filled in; this prevents incomplete or invalid bookings being sent to the backend.</w:t>
+      </w:r>
+      <w:r>
+        <w:rPr>
+          <w:rFonts w:ascii="Garamond" w:hAnsi="Garamond"/>
+        </w:rPr>
+        <w:t xml:space="preserve"> Draft bookings are sent to the backend in the </w:t>
+      </w:r>
+      <w:proofErr w:type="spellStart"/>
+      <w:r>
+        <w:rPr>
+          <w:rFonts w:ascii="Garamond" w:hAnsi="Garamond"/>
+          <w:b/>
+          <w:bCs/>
+        </w:rPr>
+        <w:lastRenderedPageBreak/>
+        <w:t>confirmDraftBooking</w:t>
+      </w:r>
+      <w:proofErr w:type="spellEnd"/>
+      <w:r>
+        <w:rPr>
+          <w:rFonts w:ascii="Garamond" w:hAnsi="Garamond"/>
+          <w:b/>
+          <w:bCs/>
+        </w:rPr>
+        <w:t xml:space="preserve"> </w:t>
+      </w:r>
+      <w:r>
+        <w:rPr>
+          <w:rFonts w:ascii="Garamond" w:hAnsi="Garamond"/>
+        </w:rPr>
+        <w:t>function; it converts the sta</w:t>
+      </w:r>
+      <w:r>
+        <w:rPr>
+          <w:rFonts w:ascii="Garamond" w:hAnsi="Garamond"/>
+        </w:rPr>
+        <w:t>rt</w:t>
+      </w:r>
+      <w:r>
+        <w:rPr>
+          <w:rFonts w:ascii="Garamond" w:hAnsi="Garamond"/>
+        </w:rPr>
+        <w:t xml:space="preserve"> and end </w:t>
+      </w:r>
+      <w:r>
+        <w:rPr>
+          <w:rFonts w:ascii="Garamond" w:hAnsi="Garamond"/>
+        </w:rPr>
+        <w:t>times</w:t>
+      </w:r>
+      <w:r>
+        <w:rPr>
+          <w:rFonts w:ascii="Garamond" w:hAnsi="Garamond"/>
+        </w:rPr>
+        <w:t xml:space="preserve"> from </w:t>
+      </w:r>
+      <w:r>
+        <w:rPr>
+          <w:rFonts w:ascii="Garamond" w:hAnsi="Garamond"/>
+          <w:b/>
+          <w:bCs/>
+        </w:rPr>
+        <w:t>Date</w:t>
+      </w:r>
+      <w:r>
+        <w:rPr>
+          <w:rFonts w:ascii="Garamond" w:hAnsi="Garamond"/>
+        </w:rPr>
+        <w:t xml:space="preserve"> objects</w:t>
+      </w:r>
+      <w:r>
+        <w:rPr>
+          <w:rFonts w:ascii="Garamond" w:hAnsi="Garamond"/>
+        </w:rPr>
+        <w:t xml:space="preserve">, </w:t>
+      </w:r>
+      <w:r>
+        <w:rPr>
+          <w:rFonts w:ascii="Garamond" w:hAnsi="Garamond"/>
+        </w:rPr>
+        <w:t>required by react-big-calendar</w:t>
+      </w:r>
+      <w:r>
+        <w:rPr>
+          <w:rFonts w:ascii="Garamond" w:hAnsi="Garamond"/>
+        </w:rPr>
+        <w:t>,</w:t>
+      </w:r>
+      <w:r>
+        <w:rPr>
+          <w:rFonts w:ascii="Garamond" w:hAnsi="Garamond"/>
+        </w:rPr>
+        <w:t xml:space="preserve"> to ISO strings for the database</w:t>
+      </w:r>
+      <w:r>
+        <w:rPr>
+          <w:rFonts w:ascii="Garamond" w:hAnsi="Garamond"/>
+        </w:rPr>
+        <w:t xml:space="preserve"> and sends POST request to </w:t>
+      </w:r>
+      <w:r>
+        <w:rPr>
+          <w:rFonts w:ascii="Garamond" w:hAnsi="Garamond"/>
+        </w:rPr>
+        <w:t>backend</w:t>
+      </w:r>
+      <w:r>
+        <w:rPr>
+          <w:rFonts w:ascii="Garamond" w:hAnsi="Garamond"/>
+        </w:rPr>
+        <w:t>.</w:t>
+      </w:r>
+    </w:p>
+    <w:p>
+      <w:pPr>
+        <w:spacing w:line="360" w:lineRule="auto"/>
+        <w:rPr>
+          <w:rFonts w:ascii="Garamond" w:hAnsi="Garamond"/>
+        </w:rPr>
+      </w:pPr>
+      <w:r>
+        <w:rPr>
+          <w:rFonts w:ascii="Garamond" w:hAnsi="Garamond"/>
+        </w:rPr>
+        <w:t>When the POST request is received</w:t>
+      </w:r>
+      <w:r>
+        <w:rPr>
+          <w:rFonts w:ascii="Garamond" w:hAnsi="Garamond"/>
+        </w:rPr>
+        <w:t xml:space="preserve">, the booking process is handled by the </w:t>
+      </w:r>
+      <w:proofErr w:type="spellStart"/>
+      <w:r>
+        <w:rPr>
+          <w:rFonts w:ascii="Garamond" w:hAnsi="Garamond"/>
+          <w:b/>
+          <w:bCs/>
+        </w:rPr>
+        <w:t>makeBooking</w:t>
+      </w:r>
+      <w:proofErr w:type="spellEnd"/>
+      <w:r>
+        <w:rPr>
+          <w:rFonts w:ascii="Garamond" w:hAnsi="Garamond"/>
+        </w:rPr>
+        <w:t xml:space="preserve"> route controller. </w:t>
+      </w:r>
+      <w:r>
+        <w:rPr>
+          <w:rFonts w:ascii="Garamond" w:hAnsi="Garamond"/>
+        </w:rPr>
+        <w:t xml:space="preserve">It receives the </w:t>
+      </w:r>
+      <w:proofErr w:type="spellStart"/>
+      <w:r>
+        <w:rPr>
+          <w:rFonts w:ascii="Garamond" w:hAnsi="Garamond"/>
+        </w:rPr>
+        <w:t>draftBooking</w:t>
+      </w:r>
+      <w:proofErr w:type="spellEnd"/>
+      <w:r>
+        <w:rPr>
+          <w:rFonts w:ascii="Garamond" w:hAnsi="Garamond"/>
+        </w:rPr>
+        <w:t xml:space="preserve"> object and</w:t>
+      </w:r>
+      <w:r>
+        <w:rPr>
+          <w:rFonts w:ascii="Garamond" w:hAnsi="Garamond"/>
+        </w:rPr>
+        <w:t xml:space="preserve"> checks that all required fields are present</w:t>
+      </w:r>
+      <w:r>
+        <w:rPr>
+          <w:rFonts w:ascii="Garamond" w:hAnsi="Garamond"/>
+        </w:rPr>
+        <w:t>, that required ID fields are positive integers and</w:t>
+      </w:r>
+      <w:r>
+        <w:rPr>
+          <w:rFonts w:ascii="Garamond" w:hAnsi="Garamond"/>
+        </w:rPr>
+        <w:t xml:space="preserve"> converts the booking times back into </w:t>
+      </w:r>
+      <w:r>
+        <w:rPr>
+          <w:rFonts w:ascii="Garamond" w:hAnsi="Garamond"/>
+          <w:b/>
+          <w:bCs/>
+        </w:rPr>
+        <w:t>Date</w:t>
+      </w:r>
+      <w:r>
+        <w:rPr>
+          <w:rFonts w:ascii="Garamond" w:hAnsi="Garamond"/>
+        </w:rPr>
+        <w:t xml:space="preserve"> objects to perform the same validity checks as frontend. If these checks pass, it then checks the database for overlap</w:t>
+      </w:r>
+      <w:r>
+        <w:rPr>
+          <w:rFonts w:ascii="Garamond" w:hAnsi="Garamond"/>
+        </w:rPr>
+        <w:t xml:space="preserve"> with any conformed bookings. Only if all checks pass is the booking inserted into database and the newly created booking, with booking id, is returned to frontend </w:t>
+      </w:r>
+      <w:proofErr w:type="spellStart"/>
+      <w:r>
+        <w:rPr>
+          <w:rFonts w:ascii="Garamond" w:hAnsi="Garamond"/>
+          <w:b/>
+          <w:bCs/>
+        </w:rPr>
+        <w:t>tutorBookings</w:t>
+      </w:r>
+      <w:proofErr w:type="spellEnd"/>
+      <w:r>
+        <w:rPr>
+          <w:rFonts w:ascii="Garamond" w:hAnsi="Garamond"/>
+          <w:b/>
+          <w:bCs/>
+        </w:rPr>
+        <w:t xml:space="preserve"> </w:t>
+      </w:r>
+      <w:r>
+        <w:rPr>
+          <w:rFonts w:ascii="Garamond" w:hAnsi="Garamond"/>
+        </w:rPr>
+        <w:t xml:space="preserve">state </w:t>
+      </w:r>
+      <w:r>
+        <w:rPr>
+          <w:rFonts w:ascii="Garamond" w:hAnsi="Garamond"/>
+        </w:rPr>
+        <w:t xml:space="preserve">for display on the </w:t>
+      </w:r>
+      <w:r>
+        <w:rPr>
+          <w:rFonts w:ascii="Garamond" w:hAnsi="Garamond"/>
+        </w:rPr>
+        <w:t>calendar.</w:t>
+      </w:r>
+      <w:r>
+        <w:rPr>
+          <w:rFonts w:ascii="Garamond" w:hAnsi="Garamond"/>
+        </w:rPr>
+        <w:t xml:space="preserve"> </w:t>
+      </w:r>
+      <w:r>
+        <w:rPr>
+          <w:rFonts w:ascii="Garamond" w:hAnsi="Garamond"/>
+        </w:rPr>
+        <w:t>This allows the calendar to display the confirmed booking immediately without another fetch.</w:t>
+      </w:r>
+      <w:r>
+        <w:rPr>
+          <w:rFonts w:ascii="Garamond" w:hAnsi="Garamond"/>
+        </w:rPr>
+        <w:t xml:space="preserve"> </w:t>
+      </w:r>
+      <w:r>
+        <w:rPr>
+          <w:rFonts w:ascii="Garamond" w:hAnsi="Garamond"/>
+        </w:rPr>
+        <w:t>These</w:t>
+      </w:r>
+      <w:r>
+        <w:rPr>
+          <w:rFonts w:ascii="Garamond" w:hAnsi="Garamond"/>
+        </w:rPr>
+        <w:t xml:space="preserve"> backend</w:t>
+      </w:r>
+      <w:r>
+        <w:rPr>
+          <w:rFonts w:ascii="Garamond" w:hAnsi="Garamond"/>
+        </w:rPr>
+        <w:t xml:space="preserve"> checks ensure that the backend is the </w:t>
+      </w:r>
+      <w:r>
+        <w:rPr>
+          <w:rFonts w:ascii="Garamond" w:hAnsi="Garamond"/>
+        </w:rPr>
+        <w:t>final</w:t>
+      </w:r>
+      <w:r>
+        <w:rPr>
+          <w:rFonts w:ascii="Garamond" w:hAnsi="Garamond"/>
+        </w:rPr>
+        <w:t xml:space="preserve"> authority for making bookings</w:t>
+      </w:r>
+      <w:r>
+        <w:rPr>
+          <w:rFonts w:ascii="Garamond" w:hAnsi="Garamond"/>
+        </w:rPr>
+        <w:t>.</w:t>
+      </w:r>
+    </w:p>
+    <w:p>
+      <w:pPr>
+        <w:spacing w:line="360" w:lineRule="auto"/>
+        <w:rPr>
+          <w:rFonts w:ascii="Garamond" w:hAnsi="Garamond"/>
+        </w:rPr>
+      </w:pPr>
+      <w:r>
+        <w:rPr>
+          <w:rFonts w:ascii="Garamond" w:hAnsi="Garamond"/>
+        </w:rPr>
+        <w:t xml:space="preserve">The </w:t>
+      </w:r>
+      <w:proofErr w:type="spellStart"/>
+      <w:r>
+        <w:rPr>
+          <w:rFonts w:ascii="Garamond" w:hAnsi="Garamond"/>
+        </w:rPr>
+        <w:t>BookingCalendar</w:t>
+      </w:r>
+      <w:proofErr w:type="spellEnd"/>
+      <w:r>
+        <w:rPr>
+          <w:rFonts w:ascii="Garamond" w:hAnsi="Garamond"/>
+        </w:rPr>
+        <w:t xml:space="preserve"> component also allows students to view the details of confirmed lessons. When clicking on a lesson, the </w:t>
+      </w:r>
+      <w:proofErr w:type="spellStart"/>
+      <w:r>
+        <w:rPr>
+          <w:rFonts w:ascii="Garamond" w:hAnsi="Garamond"/>
+          <w:b/>
+          <w:bCs/>
+        </w:rPr>
+        <w:t>handleSelectEvent</w:t>
+      </w:r>
+      <w:proofErr w:type="spellEnd"/>
+      <w:r>
+        <w:rPr>
+          <w:rFonts w:ascii="Garamond" w:hAnsi="Garamond"/>
+        </w:rPr>
+        <w:t xml:space="preserve"> function sends a fetch request to obtain the full booking details from the database using the </w:t>
+      </w:r>
+      <w:proofErr w:type="spellStart"/>
+      <w:r>
+        <w:rPr>
+          <w:rFonts w:ascii="Garamond" w:hAnsi="Garamond"/>
+        </w:rPr>
+        <w:t>booking_id</w:t>
+      </w:r>
+      <w:proofErr w:type="spellEnd"/>
+      <w:r>
+        <w:rPr>
+          <w:rFonts w:ascii="Garamond" w:hAnsi="Garamond"/>
+        </w:rPr>
+        <w:t>. The details are then displayed in a lessons-detail panel beneath the calendar.</w:t>
+      </w:r>
+    </w:p>
+    <w:p>
+      <w:pPr>
+        <w:spacing w:line="360" w:lineRule="auto"/>
+        <w:rPr>
+          <w:rFonts w:ascii="Garamond" w:hAnsi="Garamond"/>
+        </w:rPr>
+      </w:pPr>
+      <w:r>
+        <w:rPr>
+          <w:rFonts w:ascii="Garamond" w:hAnsi="Garamond"/>
+        </w:rPr>
+        <w:t>If a confirmed booking is selected, there is an option to cancel so long as the booking is not beginning within 24 hours. Th</w:t>
+      </w:r>
+      <w:r>
+        <w:rPr>
+          <w:rFonts w:ascii="Garamond" w:hAnsi="Garamond"/>
+        </w:rPr>
+        <w:t>is</w:t>
+      </w:r>
+      <w:r>
+        <w:rPr>
+          <w:rFonts w:ascii="Garamond" w:hAnsi="Garamond"/>
+        </w:rPr>
+        <w:t xml:space="preserve"> rule is enforced on the frontend by preventing clicking of the cancellation button, a warning message is displayed in the lesson-details panel, and these bookings are styled differently compared to bookings that can be cancelled (light blue vs dark blue)</w:t>
+      </w:r>
+      <w:r>
+        <w:rPr>
+          <w:rFonts w:ascii="Garamond" w:hAnsi="Garamond"/>
+        </w:rPr>
+        <w:t>.</w:t>
+      </w:r>
+    </w:p>
+    <w:p>
+      <w:pPr>
+        <w:spacing w:line="360" w:lineRule="auto"/>
+        <w:rPr>
+          <w:rFonts w:ascii="Garamond" w:hAnsi="Garamond"/>
+        </w:rPr>
+      </w:pPr>
+      <w:r>
+        <w:rPr>
+          <w:rFonts w:ascii="Garamond" w:hAnsi="Garamond"/>
+        </w:rPr>
+        <w:t>On</w:t>
+      </w:r>
+      <w:r>
+        <w:rPr>
+          <w:rFonts w:ascii="Garamond" w:hAnsi="Garamond"/>
+        </w:rPr>
+        <w:t xml:space="preserve"> the backend, cancellation requests are handled by the </w:t>
+      </w:r>
+      <w:proofErr w:type="spellStart"/>
+      <w:r>
+        <w:rPr>
+          <w:rFonts w:ascii="Garamond" w:hAnsi="Garamond"/>
+          <w:b/>
+          <w:bCs/>
+        </w:rPr>
+        <w:t>cancelBookingById</w:t>
+      </w:r>
+      <w:proofErr w:type="spellEnd"/>
+      <w:r>
+        <w:rPr>
+          <w:rFonts w:ascii="Garamond" w:hAnsi="Garamond"/>
+        </w:rPr>
+        <w:t xml:space="preserve"> controller</w:t>
+      </w:r>
+      <w:r>
+        <w:rPr>
+          <w:rFonts w:ascii="Garamond" w:hAnsi="Garamond"/>
+        </w:rPr>
+        <w:t xml:space="preserve"> which validates the booking id, then updates the booking status to cancelled, via PATCH request, only if it exists in the database and starts in more than 24 hours (enforced using PostgreSQL interval function). </w:t>
+      </w:r>
+      <w:r>
+        <w:rPr>
+          <w:rFonts w:ascii="Garamond" w:hAnsi="Garamond"/>
+        </w:rPr>
+        <w:t>If no row update occurs, the controller runs various checks against the database in order to provide detailed responses to the frontend. If the cancellation is successful, the fro</w:t>
+      </w:r>
+      <w:r>
+        <w:rPr>
+          <w:rFonts w:ascii="Garamond" w:hAnsi="Garamond"/>
+        </w:rPr>
+        <w:t>n</w:t>
+      </w:r>
+      <w:r>
+        <w:rPr>
+          <w:rFonts w:ascii="Garamond" w:hAnsi="Garamond"/>
+        </w:rPr>
+        <w:t>tend removes the cancelled booking from state so the calendar display updates immediately.</w:t>
       </w:r>
     </w:p>
     <w:p>
@@ -9308,6 +10104,7 @@
         <w:rPr>
           <w:rFonts w:ascii="Garamond" w:hAnsi="Garamond"/>
         </w:rPr>
+        <w:lastRenderedPageBreak/>
         <w:t>Chapter 3</w:t>
       </w:r>
     </w:p>
@@ -10757,7 +11554,6 @@
   <w:style w:type="character" w:default="1" w:styleId="DefaultParagraphFont">
     <w:name w:val="Default Paragraph Font"/>
     <w:uiPriority w:val="1"/>
-    <w:semiHidden/>
     <w:unhideWhenUsed/>
   </w:style>
   <w:style w:type="table" w:default="1" w:styleId="TableNormal">

--- a/docs/dissertation start.docx
+++ b/docs/dissertation start.docx
@@ -4411,21 +4411,7 @@
         <w:rPr>
           <w:rFonts w:ascii="Garamond" w:hAnsi="Garamond"/>
         </w:rPr>
-        <w:t xml:space="preserve">Express JS is one of the most popular frameworks for building web servers and APIs. It greatly simplifies routing compared to node.js and, like react, has many libraries to extend functionality or take care of security e.g. passport, </w:t>
-      </w:r>
-      <w:proofErr w:type="spellStart"/>
-      <w:r>
-        <w:rPr>
-          <w:rFonts w:ascii="Garamond" w:hAnsi="Garamond"/>
-        </w:rPr>
-        <w:t>bcrypt</w:t>
-      </w:r>
-      <w:proofErr w:type="spellEnd"/>
-      <w:r>
-        <w:rPr>
-          <w:rFonts w:ascii="Garamond" w:hAnsi="Garamond"/>
-        </w:rPr>
-        <w:t xml:space="preserve">. It integrates easily with databases like </w:t>
+        <w:t xml:space="preserve">Express JS is one of the most popular frameworks for building web servers and APIs. It greatly simplifies routing compared to node.js and, like react, has many libraries to extend functionality or take care of security e.g. passport, bcrypt. It integrates easily with databases like </w:t>
       </w:r>
       <w:r>
         <w:rPr>
@@ -4451,7 +4437,6 @@
           <w:szCs w:val="24"/>
         </w:rPr>
       </w:pPr>
-      <w:proofErr w:type="spellStart"/>
       <w:r>
         <w:rPr>
           <w:rFonts w:ascii="Garamond" w:hAnsi="Garamond"/>
@@ -4463,7 +4448,6 @@
         </w:rPr>
         <w:t>PostGreSQL</w:t>
       </w:r>
-      <w:proofErr w:type="spellEnd"/>
     </w:p>
     <w:p>
       <w:pPr>
@@ -4473,14 +4457,12 @@
           <w:rFonts w:ascii="Garamond" w:hAnsi="Garamond"/>
         </w:rPr>
       </w:pPr>
-      <w:proofErr w:type="spellStart"/>
       <w:r>
         <w:rPr>
           <w:rFonts w:ascii="Garamond" w:hAnsi="Garamond"/>
         </w:rPr>
         <w:t>PostGreSQL</w:t>
       </w:r>
-      <w:proofErr w:type="spellEnd"/>
       <w:r>
         <w:rPr>
           <w:rFonts w:ascii="Garamond" w:hAnsi="Garamond"/>
@@ -4491,35 +4473,7 @@
         <w:rPr>
           <w:rFonts w:ascii="Garamond" w:hAnsi="Garamond"/>
         </w:rPr>
-        <w:t>that lends itself well to structured data and integrates easily with express via the ‘</w:t>
-      </w:r>
-      <w:proofErr w:type="spellStart"/>
-      <w:r>
-        <w:rPr>
-          <w:rFonts w:ascii="Garamond" w:hAnsi="Garamond"/>
-        </w:rPr>
-        <w:t>pg</w:t>
-      </w:r>
-      <w:proofErr w:type="spellEnd"/>
-      <w:r>
-        <w:rPr>
-          <w:rFonts w:ascii="Garamond" w:hAnsi="Garamond"/>
-        </w:rPr>
-        <w:t xml:space="preserve">’ library. MongoDB was excluded as it is </w:t>
-      </w:r>
-      <w:proofErr w:type="spellStart"/>
-      <w:r>
-        <w:rPr>
-          <w:rFonts w:ascii="Garamond" w:hAnsi="Garamond"/>
-        </w:rPr>
-        <w:t>noSQL</w:t>
-      </w:r>
-      <w:proofErr w:type="spellEnd"/>
-      <w:r>
-        <w:rPr>
-          <w:rFonts w:ascii="Garamond" w:hAnsi="Garamond"/>
-        </w:rPr>
-        <w:t>.</w:t>
+        <w:t>that lends itself well to structured data and integrates easily with express via the ‘pg’ library. MongoDB was excluded as it is noSQL.</w:t>
       </w:r>
     </w:p>
     <w:p>
@@ -6126,7 +6080,6 @@
         </w:rPr>
         <w:t xml:space="preserve">of </w:t>
       </w:r>
-      <w:proofErr w:type="spellStart"/>
       <w:r>
         <w:rPr>
           <w:rFonts w:ascii="Garamond" w:hAnsi="Garamond"/>
@@ -6135,14 +6088,12 @@
         </w:rPr>
         <w:t>useState</w:t>
       </w:r>
-      <w:proofErr w:type="spellEnd"/>
       <w:r>
         <w:rPr>
           <w:rFonts w:ascii="Garamond" w:hAnsi="Garamond"/>
         </w:rPr>
         <w:t xml:space="preserve"> for maintaining and updating component data, </w:t>
       </w:r>
-      <w:proofErr w:type="spellStart"/>
       <w:r>
         <w:rPr>
           <w:rFonts w:ascii="Garamond" w:hAnsi="Garamond"/>
@@ -6151,7 +6102,6 @@
         </w:rPr>
         <w:t>useEffect</w:t>
       </w:r>
-      <w:proofErr w:type="spellEnd"/>
       <w:r>
         <w:rPr>
           <w:rFonts w:ascii="Garamond" w:hAnsi="Garamond"/>
@@ -6170,7 +6120,6 @@
         </w:rPr>
         <w:t xml:space="preserve"> the API, and </w:t>
       </w:r>
-      <w:proofErr w:type="spellStart"/>
       <w:r>
         <w:rPr>
           <w:rFonts w:ascii="Garamond" w:hAnsi="Garamond"/>
@@ -6179,7 +6128,6 @@
         </w:rPr>
         <w:t>useContext</w:t>
       </w:r>
-      <w:proofErr w:type="spellEnd"/>
       <w:r>
         <w:rPr>
           <w:rFonts w:ascii="Garamond" w:hAnsi="Garamond"/>
@@ -6807,21 +6755,7 @@
         <w:rPr>
           <w:rFonts w:ascii="Garamond" w:hAnsi="Garamond"/>
         </w:rPr>
-        <w:t xml:space="preserve">. In contrast to the http request-response cycle, socket.io uses </w:t>
-      </w:r>
-      <w:proofErr w:type="spellStart"/>
-      <w:r>
-        <w:rPr>
-          <w:rFonts w:ascii="Garamond" w:hAnsi="Garamond"/>
-        </w:rPr>
-        <w:t>websockets</w:t>
-      </w:r>
-      <w:proofErr w:type="spellEnd"/>
-      <w:r>
-        <w:rPr>
-          <w:rFonts w:ascii="Garamond" w:hAnsi="Garamond"/>
-        </w:rPr>
-        <w:t xml:space="preserve"> </w:t>
+        <w:t xml:space="preserve">. In contrast to the http request-response cycle, socket.io uses websockets </w:t>
       </w:r>
       <w:r>
         <w:rPr>
@@ -6917,7 +6851,6 @@
         </w:rPr>
         <w:t xml:space="preserve"> from the database. The token is signed cryptographically using the </w:t>
       </w:r>
-      <w:proofErr w:type="spellStart"/>
       <w:r>
         <w:rPr>
           <w:rFonts w:ascii="Garamond" w:hAnsi="Garamond"/>
@@ -6926,14 +6859,12 @@
         </w:rPr>
         <w:t>process.env.JWT_SECRET</w:t>
       </w:r>
-      <w:proofErr w:type="spellEnd"/>
       <w:r>
         <w:rPr>
           <w:rFonts w:ascii="Garamond" w:hAnsi="Garamond"/>
         </w:rPr>
         <w:t xml:space="preserve"> variable. It is set to expire after 24 hours and is stored in the browser as an </w:t>
       </w:r>
-      <w:proofErr w:type="spellStart"/>
       <w:r>
         <w:rPr>
           <w:rFonts w:ascii="Garamond" w:hAnsi="Garamond"/>
@@ -6942,7 +6873,6 @@
         </w:rPr>
         <w:t>HTTPOnly</w:t>
       </w:r>
-      <w:proofErr w:type="spellEnd"/>
       <w:r>
         <w:rPr>
           <w:rFonts w:ascii="Garamond" w:hAnsi="Garamond"/>
@@ -6961,7 +6891,6 @@
         </w:rPr>
         <w:t xml:space="preserve">from being read by client-side </w:t>
       </w:r>
-      <w:proofErr w:type="spellStart"/>
       <w:r>
         <w:rPr>
           <w:rFonts w:ascii="Garamond" w:hAnsi="Garamond"/>
@@ -6970,7 +6899,6 @@
         </w:rPr>
         <w:t>HTTPOnly</w:t>
       </w:r>
-      <w:proofErr w:type="spellEnd"/>
       <w:r>
         <w:rPr>
           <w:rFonts w:ascii="Garamond" w:hAnsi="Garamond"/>
@@ -7001,21 +6929,18 @@
         </w:rPr>
         <w:t>{</w:t>
       </w:r>
-      <w:proofErr w:type="spellStart"/>
       <w:r>
         <w:rPr>
           <w:rFonts w:ascii="Garamond" w:hAnsi="Garamond"/>
         </w:rPr>
         <w:t>credentials:’include</w:t>
       </w:r>
-      <w:proofErr w:type="spellEnd"/>
       <w:r>
         <w:rPr>
           <w:rFonts w:ascii="Garamond" w:hAnsi="Garamond"/>
         </w:rPr>
         <w:t xml:space="preserve">’}, is verified server-side and the </w:t>
       </w:r>
-      <w:proofErr w:type="spellStart"/>
       <w:r>
         <w:rPr>
           <w:rFonts w:ascii="Garamond" w:hAnsi="Garamond"/>
@@ -7024,14 +6949,12 @@
         </w:rPr>
         <w:t>user_id</w:t>
       </w:r>
-      <w:proofErr w:type="spellEnd"/>
       <w:r>
         <w:rPr>
           <w:rFonts w:ascii="Garamond" w:hAnsi="Garamond"/>
         </w:rPr>
         <w:t xml:space="preserve"> is used to rebuild the logged-in user’s details in the </w:t>
       </w:r>
-      <w:proofErr w:type="spellStart"/>
       <w:r>
         <w:rPr>
           <w:rFonts w:ascii="Garamond" w:hAnsi="Garamond"/>
@@ -7040,14 +6963,12 @@
         </w:rPr>
         <w:t>req.user</w:t>
       </w:r>
-      <w:proofErr w:type="spellEnd"/>
       <w:r>
         <w:rPr>
           <w:rFonts w:ascii="Garamond" w:hAnsi="Garamond"/>
         </w:rPr>
         <w:t xml:space="preserve"> and </w:t>
       </w:r>
-      <w:proofErr w:type="spellStart"/>
       <w:r>
         <w:rPr>
           <w:rFonts w:ascii="Garamond" w:hAnsi="Garamond"/>
@@ -7056,7 +6977,6 @@
         </w:rPr>
         <w:t>socket.user</w:t>
       </w:r>
-      <w:proofErr w:type="spellEnd"/>
       <w:r>
         <w:rPr>
           <w:rFonts w:ascii="Garamond" w:hAnsi="Garamond"/>
@@ -7074,7 +6994,6 @@
           <w:color w:val="215E99" w:themeColor="text2" w:themeTint="BF"/>
         </w:rPr>
       </w:pPr>
-      <w:proofErr w:type="spellStart"/>
       <w:r>
         <w:rPr>
           <w:rFonts w:ascii="Garamond" w:hAnsi="Garamond"/>
@@ -7084,7 +7003,6 @@
         </w:rPr>
         <w:t>Bcrypt</w:t>
       </w:r>
-      <w:proofErr w:type="spellEnd"/>
     </w:p>
     <w:p>
       <w:pPr>
@@ -7109,21 +7027,7 @@
         <w:rPr>
           <w:rFonts w:ascii="Garamond" w:hAnsi="Garamond"/>
         </w:rPr>
-        <w:t xml:space="preserve">are handled using </w:t>
-      </w:r>
-      <w:proofErr w:type="spellStart"/>
-      <w:r>
-        <w:rPr>
-          <w:rFonts w:ascii="Garamond" w:hAnsi="Garamond"/>
-        </w:rPr>
-        <w:t>bcrypt</w:t>
-      </w:r>
-      <w:proofErr w:type="spellEnd"/>
-      <w:r>
-        <w:rPr>
-          <w:rFonts w:ascii="Garamond" w:hAnsi="Garamond"/>
-        </w:rPr>
-        <w:t xml:space="preserve"> </w:t>
+        <w:t xml:space="preserve">are handled using bcrypt </w:t>
       </w:r>
       <w:r>
         <w:rPr>
@@ -7141,21 +7045,7 @@
         <w:rPr>
           <w:rFonts w:ascii="Garamond" w:hAnsi="Garamond"/>
         </w:rPr>
-        <w:t xml:space="preserve">user details are obtained from the DB via form-submitted email, and the submitted password is compared with the password stored in DB via </w:t>
-      </w:r>
-      <w:proofErr w:type="spellStart"/>
-      <w:r>
-        <w:rPr>
-          <w:rFonts w:ascii="Garamond" w:hAnsi="Garamond"/>
-        </w:rPr>
-        <w:t>bcrypt</w:t>
-      </w:r>
-      <w:proofErr w:type="spellEnd"/>
-      <w:r>
-        <w:rPr>
-          <w:rFonts w:ascii="Garamond" w:hAnsi="Garamond"/>
-        </w:rPr>
-        <w:t>.</w:t>
+        <w:t>user details are obtained from the DB via form-submitted email, and the submitted password is compared with the password stored in DB via bcrypt.</w:t>
       </w:r>
     </w:p>
     <w:p>
@@ -7418,7 +7308,6 @@
         </w:rPr>
         <w:t xml:space="preserve"> validation schema that is integrated with RHF via </w:t>
       </w:r>
-      <w:proofErr w:type="spellStart"/>
       <w:r>
         <w:rPr>
           <w:rFonts w:ascii="Garamond" w:hAnsi="Garamond"/>
@@ -7427,7 +7316,6 @@
         </w:rPr>
         <w:t>ZodResolver</w:t>
       </w:r>
-      <w:proofErr w:type="spellEnd"/>
       <w:r>
         <w:rPr>
           <w:rFonts w:ascii="Garamond" w:hAnsi="Garamond"/>
@@ -7440,7 +7328,6 @@
         </w:rPr>
         <w:t xml:space="preserve"> As the form is large, fields are validated as soon as the user leaves an input to provide immediate corrective feedback. Validation errors are displayed inline in red via RHF’s </w:t>
       </w:r>
-      <w:proofErr w:type="spellStart"/>
       <w:r>
         <w:rPr>
           <w:rFonts w:ascii="Garamond" w:hAnsi="Garamond"/>
@@ -7449,7 +7336,6 @@
         </w:rPr>
         <w:t>formState.errors</w:t>
       </w:r>
-      <w:proofErr w:type="spellEnd"/>
       <w:r>
         <w:rPr>
           <w:rFonts w:ascii="Garamond" w:hAnsi="Garamond"/>
@@ -7491,7 +7377,6 @@
         <w:lastRenderedPageBreak/>
         <w:t xml:space="preserve">To ensure input of city and instrument data that is consistent with the format in the DB, the component uses </w:t>
       </w:r>
-      <w:proofErr w:type="spellStart"/>
       <w:r>
         <w:rPr>
           <w:rFonts w:ascii="Garamond" w:hAnsi="Garamond"/>
@@ -7500,7 +7385,6 @@
         </w:rPr>
         <w:t>useEffect</w:t>
       </w:r>
-      <w:proofErr w:type="spellEnd"/>
       <w:r>
         <w:rPr>
           <w:rFonts w:ascii="Garamond" w:hAnsi="Garamond"/>
@@ -7525,7 +7409,6 @@
         </w:rPr>
         <w:t>state (</w:t>
       </w:r>
-      <w:proofErr w:type="spellStart"/>
       <w:r>
         <w:rPr>
           <w:rFonts w:ascii="Garamond" w:hAnsi="Garamond"/>
@@ -7534,14 +7417,12 @@
         </w:rPr>
         <w:t>dbCities</w:t>
       </w:r>
-      <w:proofErr w:type="spellEnd"/>
       <w:r>
         <w:rPr>
           <w:rFonts w:ascii="Garamond" w:hAnsi="Garamond"/>
         </w:rPr>
         <w:t xml:space="preserve"> and </w:t>
       </w:r>
-      <w:proofErr w:type="spellStart"/>
       <w:r>
         <w:rPr>
           <w:rFonts w:ascii="Garamond" w:hAnsi="Garamond"/>
@@ -7550,7 +7431,6 @@
         </w:rPr>
         <w:t>dbInstruments</w:t>
       </w:r>
-      <w:proofErr w:type="spellEnd"/>
       <w:r>
         <w:rPr>
           <w:rFonts w:ascii="Garamond" w:hAnsi="Garamond"/>
@@ -7577,7 +7457,6 @@
         </w:rPr>
         <w:t xml:space="preserve"> and a new dropdown display array is created by filtering the relevant array to include only partial matches. Selecting the item populates the field using RHF’s </w:t>
       </w:r>
-      <w:proofErr w:type="spellStart"/>
       <w:r>
         <w:rPr>
           <w:rFonts w:ascii="Garamond" w:hAnsi="Garamond"/>
@@ -7586,7 +7465,6 @@
         </w:rPr>
         <w:t>setValue</w:t>
       </w:r>
-      <w:proofErr w:type="spellEnd"/>
       <w:r>
         <w:rPr>
           <w:rFonts w:ascii="Garamond" w:hAnsi="Garamond"/>
@@ -7625,7 +7503,6 @@
         </w:rPr>
         <w:t xml:space="preserve"> </w:t>
       </w:r>
-      <w:proofErr w:type="spellStart"/>
       <w:r>
         <w:rPr>
           <w:rFonts w:ascii="Garamond" w:hAnsi="Garamond"/>
@@ -7634,7 +7511,6 @@
         </w:rPr>
         <w:t>onSubmit</w:t>
       </w:r>
-      <w:proofErr w:type="spellEnd"/>
       <w:r>
         <w:rPr>
           <w:rFonts w:ascii="Garamond" w:hAnsi="Garamond"/>
@@ -7659,7 +7535,6 @@
         </w:rPr>
         <w:t xml:space="preserve">Server-side validation is performed in the </w:t>
       </w:r>
-      <w:proofErr w:type="spellStart"/>
       <w:r>
         <w:rPr>
           <w:rFonts w:ascii="Garamond" w:hAnsi="Garamond"/>
@@ -7668,7 +7543,6 @@
         </w:rPr>
         <w:t>tutorRegistrationController</w:t>
       </w:r>
-      <w:proofErr w:type="spellEnd"/>
       <w:r>
         <w:rPr>
           <w:rFonts w:ascii="Garamond" w:hAnsi="Garamond"/>
@@ -8014,7 +7888,6 @@
         </w:rPr>
         <w:t xml:space="preserve">, it then uses </w:t>
       </w:r>
-      <w:proofErr w:type="spellStart"/>
       <w:r>
         <w:rPr>
           <w:rFonts w:ascii="Garamond" w:hAnsi="Garamond"/>
@@ -8023,14 +7896,12 @@
         </w:rPr>
         <w:t>Bcrypt</w:t>
       </w:r>
-      <w:proofErr w:type="spellEnd"/>
       <w:r>
         <w:rPr>
           <w:rFonts w:ascii="Garamond" w:hAnsi="Garamond"/>
         </w:rPr>
         <w:t xml:space="preserve"> to check the hashed DB password with input password. If correct, then a frontend-safe </w:t>
       </w:r>
-      <w:proofErr w:type="spellStart"/>
       <w:r>
         <w:rPr>
           <w:rFonts w:ascii="Garamond" w:hAnsi="Garamond"/>
@@ -8039,7 +7910,6 @@
         </w:rPr>
         <w:t>strippedUser</w:t>
       </w:r>
-      <w:proofErr w:type="spellEnd"/>
       <w:r>
         <w:rPr>
           <w:rFonts w:ascii="Garamond" w:hAnsi="Garamond"/>
@@ -8108,7 +7978,6 @@
         </w:rPr>
         <w:t xml:space="preserve"> the </w:t>
       </w:r>
-      <w:proofErr w:type="spellStart"/>
       <w:r>
         <w:rPr>
           <w:rFonts w:ascii="Garamond" w:hAnsi="Garamond"/>
@@ -8117,7 +7986,6 @@
         </w:rPr>
         <w:t>UserContext</w:t>
       </w:r>
-      <w:proofErr w:type="spellEnd"/>
       <w:r>
         <w:rPr>
           <w:rFonts w:ascii="Garamond" w:hAnsi="Garamond"/>
@@ -8322,7 +8190,6 @@
         </w:rPr>
         <w:t xml:space="preserve">by the </w:t>
       </w:r>
-      <w:proofErr w:type="spellStart"/>
       <w:r>
         <w:rPr>
           <w:rFonts w:ascii="Garamond" w:hAnsi="Garamond"/>
@@ -8331,7 +8198,6 @@
         </w:rPr>
         <w:t>handleChange</w:t>
       </w:r>
-      <w:proofErr w:type="spellEnd"/>
       <w:r>
         <w:rPr>
           <w:rFonts w:ascii="Garamond" w:hAnsi="Garamond"/>
@@ -8386,7 +8252,6 @@
         </w:rPr>
         <w:t xml:space="preserve">. When the user presses the Enter key, the </w:t>
       </w:r>
-      <w:proofErr w:type="spellStart"/>
       <w:r>
         <w:rPr>
           <w:rFonts w:ascii="Garamond" w:hAnsi="Garamond"/>
@@ -8395,7 +8260,6 @@
         </w:rPr>
         <w:t>commitFilters</w:t>
       </w:r>
-      <w:proofErr w:type="spellEnd"/>
       <w:r>
         <w:rPr>
           <w:rFonts w:ascii="Garamond" w:hAnsi="Garamond"/>
@@ -8414,7 +8278,6 @@
         </w:rPr>
         <w:t xml:space="preserve"> to the browser’s query string using React Router’s </w:t>
       </w:r>
-      <w:proofErr w:type="spellStart"/>
       <w:r>
         <w:rPr>
           <w:rFonts w:ascii="Garamond" w:hAnsi="Garamond"/>
@@ -8423,7 +8286,6 @@
         </w:rPr>
         <w:t>setSearchParams</w:t>
       </w:r>
-      <w:proofErr w:type="spellEnd"/>
       <w:r>
         <w:rPr>
           <w:rFonts w:ascii="Garamond" w:hAnsi="Garamond"/>
@@ -8454,7 +8316,6 @@
         </w:rPr>
         <w:t xml:space="preserve"> </w:t>
       </w:r>
-      <w:proofErr w:type="spellStart"/>
       <w:r>
         <w:rPr>
           <w:rFonts w:ascii="Garamond" w:hAnsi="Garamond"/>
@@ -8463,14 +8324,12 @@
         </w:rPr>
         <w:t>useEffect</w:t>
       </w:r>
-      <w:proofErr w:type="spellEnd"/>
       <w:r>
         <w:rPr>
           <w:rFonts w:ascii="Garamond" w:hAnsi="Garamond"/>
         </w:rPr>
         <w:t xml:space="preserve"> hook dependant on </w:t>
       </w:r>
-      <w:proofErr w:type="spellStart"/>
       <w:r>
         <w:rPr>
           <w:rFonts w:ascii="Garamond" w:hAnsi="Garamond"/>
@@ -8479,7 +8338,6 @@
         </w:rPr>
         <w:t>searchParams</w:t>
       </w:r>
-      <w:proofErr w:type="spellEnd"/>
       <w:r>
         <w:rPr>
           <w:rFonts w:ascii="Garamond" w:hAnsi="Garamond"/>
@@ -8508,7 +8366,6 @@
         </w:rPr>
         <w:t xml:space="preserve">. A second </w:t>
       </w:r>
-      <w:proofErr w:type="spellStart"/>
       <w:r>
         <w:rPr>
           <w:rFonts w:ascii="Garamond" w:hAnsi="Garamond"/>
@@ -8517,30 +8374,19 @@
         </w:rPr>
         <w:t>useEffect</w:t>
       </w:r>
-      <w:proofErr w:type="spellEnd"/>
       <w:r>
         <w:rPr>
           <w:rFonts w:ascii="Garamond" w:hAnsi="Garamond"/>
         </w:rPr>
         <w:t xml:space="preserve">, dependant on </w:t>
       </w:r>
-      <w:proofErr w:type="spellStart"/>
-      <w:r>
-        <w:rPr>
-          <w:rFonts w:ascii="Garamond" w:hAnsi="Garamond"/>
-          <w:b/>
-          <w:bCs/>
-        </w:rPr>
-        <w:t>filters.city</w:t>
-      </w:r>
-      <w:proofErr w:type="spellEnd"/>
-      <w:r>
-        <w:rPr>
-          <w:rFonts w:ascii="Garamond" w:hAnsi="Garamond"/>
-          <w:b/>
-          <w:bCs/>
-        </w:rPr>
-        <w:t xml:space="preserve"> </w:t>
+      <w:r>
+        <w:rPr>
+          <w:rFonts w:ascii="Garamond" w:hAnsi="Garamond"/>
+          <w:b/>
+          <w:bCs/>
+        </w:rPr>
+        <w:t xml:space="preserve">filters.city </w:t>
       </w:r>
       <w:r>
         <w:rPr>
@@ -8554,16 +8400,7 @@
           <w:b/>
           <w:bCs/>
         </w:rPr>
-        <w:t xml:space="preserve"> </w:t>
-      </w:r>
-      <w:proofErr w:type="spellStart"/>
-      <w:r>
-        <w:rPr>
-          <w:rFonts w:ascii="Garamond" w:hAnsi="Garamond"/>
-          <w:b/>
-          <w:bCs/>
-        </w:rPr>
-        <w:t>filters.instrum</w:t>
+        <w:t xml:space="preserve"> filters.instrum</w:t>
       </w:r>
       <w:r>
         <w:rPr>
@@ -8581,7 +8418,6 @@
         </w:rPr>
         <w:t>nt</w:t>
       </w:r>
-      <w:proofErr w:type="spellEnd"/>
       <w:r>
         <w:rPr>
           <w:rFonts w:ascii="Garamond" w:hAnsi="Garamond"/>
@@ -8594,23 +8430,13 @@
         </w:rPr>
         <w:t xml:space="preserve">then uses </w:t>
       </w:r>
-      <w:proofErr w:type="spellStart"/>
-      <w:r>
-        <w:rPr>
-          <w:rFonts w:ascii="Garamond" w:hAnsi="Garamond"/>
-          <w:b/>
-          <w:bCs/>
-        </w:rPr>
-        <w:t>URLSearchParams</w:t>
-      </w:r>
-      <w:proofErr w:type="spellEnd"/>
-      <w:r>
-        <w:rPr>
-          <w:rFonts w:ascii="Garamond" w:hAnsi="Garamond"/>
-          <w:b/>
-          <w:bCs/>
-        </w:rPr>
-        <w:t xml:space="preserve"> </w:t>
+      <w:r>
+        <w:rPr>
+          <w:rFonts w:ascii="Garamond" w:hAnsi="Garamond"/>
+          <w:b/>
+          <w:bCs/>
+        </w:rPr>
+        <w:t xml:space="preserve">URLSearchParams </w:t>
       </w:r>
       <w:r>
         <w:rPr>
@@ -8748,14 +8574,14 @@
         </w:rPr>
         <w:t xml:space="preserve">he </w:t>
       </w:r>
-      <w:proofErr w:type="spellStart"/>
-      <w:r>
-        <w:rPr>
-          <w:rFonts w:ascii="Garamond" w:hAnsi="Garamond"/>
+      <w:r>
+        <w:rPr>
+          <w:rFonts w:ascii="Garamond" w:hAnsi="Garamond"/>
+          <w:b/>
+          <w:bCs/>
         </w:rPr>
         <w:t>TutorProfilePage</w:t>
       </w:r>
-      <w:proofErr w:type="spellEnd"/>
       <w:r>
         <w:rPr>
           <w:rFonts w:ascii="Garamond" w:hAnsi="Garamond"/>
@@ -8798,28 +8624,28 @@
         </w:rPr>
         <w:t xml:space="preserve"> child components </w:t>
       </w:r>
-      <w:proofErr w:type="spellStart"/>
-      <w:r>
-        <w:rPr>
-          <w:rFonts w:ascii="Garamond" w:hAnsi="Garamond"/>
+      <w:r>
+        <w:rPr>
+          <w:rFonts w:ascii="Garamond" w:hAnsi="Garamond"/>
+          <w:b/>
+          <w:bCs/>
         </w:rPr>
         <w:t>FocusedTutorCard</w:t>
       </w:r>
-      <w:proofErr w:type="spellEnd"/>
       <w:r>
         <w:rPr>
           <w:rFonts w:ascii="Garamond" w:hAnsi="Garamond"/>
         </w:rPr>
         <w:t xml:space="preserve"> and </w:t>
       </w:r>
-      <w:proofErr w:type="spellStart"/>
-      <w:r>
-        <w:rPr>
-          <w:rFonts w:ascii="Garamond" w:hAnsi="Garamond"/>
+      <w:r>
+        <w:rPr>
+          <w:rFonts w:ascii="Garamond" w:hAnsi="Garamond"/>
+          <w:b/>
+          <w:bCs/>
         </w:rPr>
         <w:t>BookingCalendar</w:t>
       </w:r>
-      <w:proofErr w:type="spellEnd"/>
       <w:r>
         <w:rPr>
           <w:rFonts w:ascii="Garamond" w:hAnsi="Garamond"/>
@@ -8844,7 +8670,6 @@
         </w:rPr>
         <w:t xml:space="preserve"> a </w:t>
       </w:r>
-      <w:proofErr w:type="spellStart"/>
       <w:r>
         <w:rPr>
           <w:rFonts w:ascii="Garamond" w:hAnsi="Garamond"/>
@@ -8853,7 +8678,6 @@
         </w:rPr>
         <w:t>draftBooking</w:t>
       </w:r>
-      <w:proofErr w:type="spellEnd"/>
       <w:r>
         <w:rPr>
           <w:rFonts w:ascii="Garamond" w:hAnsi="Garamond"/>
@@ -8922,14 +8746,14 @@
         </w:rPr>
         <w:t xml:space="preserve">The </w:t>
       </w:r>
-      <w:proofErr w:type="spellStart"/>
-      <w:r>
-        <w:rPr>
-          <w:rFonts w:ascii="Garamond" w:hAnsi="Garamond"/>
+      <w:r>
+        <w:rPr>
+          <w:rFonts w:ascii="Garamond" w:hAnsi="Garamond"/>
+          <w:b/>
+          <w:bCs/>
         </w:rPr>
         <w:t>FocusedTutorCard</w:t>
       </w:r>
-      <w:proofErr w:type="spellEnd"/>
       <w:r>
         <w:rPr>
           <w:rFonts w:ascii="Garamond" w:hAnsi="Garamond"/>
@@ -8966,7 +8790,6 @@
         </w:rPr>
         <w:t xml:space="preserve">passed-down </w:t>
       </w:r>
-      <w:proofErr w:type="spellStart"/>
       <w:r>
         <w:rPr>
           <w:rFonts w:ascii="Garamond" w:hAnsi="Garamond"/>
@@ -8975,21 +8798,20 @@
         </w:rPr>
         <w:t>updateDraftBooking</w:t>
       </w:r>
-      <w:proofErr w:type="spellEnd"/>
       <w:r>
         <w:rPr>
           <w:rFonts w:ascii="Garamond" w:hAnsi="Garamond"/>
         </w:rPr>
         <w:t xml:space="preserve"> function updates the </w:t>
       </w:r>
-      <w:proofErr w:type="spellStart"/>
-      <w:r>
-        <w:rPr>
-          <w:rFonts w:ascii="Garamond" w:hAnsi="Garamond"/>
+      <w:r>
+        <w:rPr>
+          <w:rFonts w:ascii="Garamond" w:hAnsi="Garamond"/>
+          <w:b/>
+          <w:bCs/>
         </w:rPr>
         <w:t>draftBooking</w:t>
       </w:r>
-      <w:proofErr w:type="spellEnd"/>
       <w:r>
         <w:rPr>
           <w:rFonts w:ascii="Garamond" w:hAnsi="Garamond"/>
@@ -9016,14 +8838,14 @@
         </w:rPr>
         <w:t xml:space="preserve">In parallel, the </w:t>
       </w:r>
-      <w:proofErr w:type="spellStart"/>
-      <w:r>
-        <w:rPr>
-          <w:rFonts w:ascii="Garamond" w:hAnsi="Garamond"/>
+      <w:r>
+        <w:rPr>
+          <w:rFonts w:ascii="Garamond" w:hAnsi="Garamond"/>
+          <w:b/>
+          <w:bCs/>
         </w:rPr>
         <w:t>BookingCalendar</w:t>
       </w:r>
-      <w:proofErr w:type="spellEnd"/>
       <w:r>
         <w:rPr>
           <w:rFonts w:ascii="Garamond" w:hAnsi="Garamond"/>
@@ -9120,7 +8942,6 @@
         </w:rPr>
         <w:t xml:space="preserve"> On choosing a slot, the </w:t>
       </w:r>
-      <w:proofErr w:type="spellStart"/>
       <w:r>
         <w:rPr>
           <w:rFonts w:ascii="Garamond" w:hAnsi="Garamond"/>
@@ -9129,7 +8950,6 @@
         </w:rPr>
         <w:t>handleSelectSlot</w:t>
       </w:r>
-      <w:proofErr w:type="spellEnd"/>
       <w:r>
         <w:rPr>
           <w:rFonts w:ascii="Garamond" w:hAnsi="Garamond"/>
@@ -9148,14 +8968,14 @@
         </w:rPr>
         <w:t xml:space="preserve">updates the </w:t>
       </w:r>
-      <w:proofErr w:type="spellStart"/>
-      <w:r>
-        <w:rPr>
-          <w:rFonts w:ascii="Garamond" w:hAnsi="Garamond"/>
+      <w:r>
+        <w:rPr>
+          <w:rFonts w:ascii="Garamond" w:hAnsi="Garamond"/>
+          <w:b/>
+          <w:bCs/>
         </w:rPr>
         <w:t>draftBooking</w:t>
       </w:r>
-      <w:proofErr w:type="spellEnd"/>
       <w:r>
         <w:rPr>
           <w:rFonts w:ascii="Garamond" w:hAnsi="Garamond"/>
@@ -9188,21 +9008,20 @@
         </w:rPr>
         <w:t xml:space="preserve">Before a booking can be confirmed, the frontend carries out a series of validation checks on the </w:t>
       </w:r>
-      <w:proofErr w:type="spellStart"/>
-      <w:r>
-        <w:rPr>
-          <w:rFonts w:ascii="Garamond" w:hAnsi="Garamond"/>
+      <w:r>
+        <w:rPr>
+          <w:rFonts w:ascii="Garamond" w:hAnsi="Garamond"/>
+          <w:b/>
+          <w:bCs/>
         </w:rPr>
         <w:t>draftBooking</w:t>
       </w:r>
-      <w:proofErr w:type="spellEnd"/>
       <w:r>
         <w:rPr>
           <w:rFonts w:ascii="Garamond" w:hAnsi="Garamond"/>
         </w:rPr>
         <w:t xml:space="preserve"> object using the </w:t>
       </w:r>
-      <w:proofErr w:type="spellStart"/>
       <w:r>
         <w:rPr>
           <w:rFonts w:ascii="Garamond" w:hAnsi="Garamond"/>
@@ -9211,7 +9030,6 @@
         </w:rPr>
         <w:t>preBookingChecks</w:t>
       </w:r>
-      <w:proofErr w:type="spellEnd"/>
       <w:r>
         <w:rPr>
           <w:rFonts w:ascii="Garamond" w:hAnsi="Garamond"/>
@@ -9248,7 +9066,6 @@
         </w:rPr>
         <w:t xml:space="preserve"> Draft bookings are sent to the backend in the </w:t>
       </w:r>
-      <w:proofErr w:type="spellStart"/>
       <w:r>
         <w:rPr>
           <w:rFonts w:ascii="Garamond" w:hAnsi="Garamond"/>
@@ -9258,7 +9075,6 @@
         <w:lastRenderedPageBreak/>
         <w:t>confirmDraftBooking</w:t>
       </w:r>
-      <w:proofErr w:type="spellEnd"/>
       <w:r>
         <w:rPr>
           <w:rFonts w:ascii="Garamond" w:hAnsi="Garamond"/>
@@ -9373,7 +9189,6 @@
         </w:rPr>
         <w:t xml:space="preserve">, the booking process is handled by the </w:t>
       </w:r>
-      <w:proofErr w:type="spellStart"/>
       <w:r>
         <w:rPr>
           <w:rFonts w:ascii="Garamond" w:hAnsi="Garamond"/>
@@ -9382,7 +9197,6 @@
         </w:rPr>
         <w:t>makeBooking</w:t>
       </w:r>
-      <w:proofErr w:type="spellEnd"/>
       <w:r>
         <w:rPr>
           <w:rFonts w:ascii="Garamond" w:hAnsi="Garamond"/>
@@ -9395,14 +9209,14 @@
         </w:rPr>
         <w:t xml:space="preserve">It receives the </w:t>
       </w:r>
-      <w:proofErr w:type="spellStart"/>
-      <w:r>
-        <w:rPr>
-          <w:rFonts w:ascii="Garamond" w:hAnsi="Garamond"/>
+      <w:r>
+        <w:rPr>
+          <w:rFonts w:ascii="Garamond" w:hAnsi="Garamond"/>
+          <w:b/>
+          <w:bCs/>
         </w:rPr>
         <w:t>draftBooking</w:t>
       </w:r>
-      <w:proofErr w:type="spellEnd"/>
       <w:r>
         <w:rPr>
           <w:rFonts w:ascii="Garamond" w:hAnsi="Garamond"/>
@@ -9447,21 +9261,35 @@
         </w:rPr>
         <w:t xml:space="preserve"> with any conformed bookings. Only if all checks pass is the booking inserted into database and the newly created booking, with booking id, is returned to frontend </w:t>
       </w:r>
-      <w:proofErr w:type="spellStart"/>
-      <w:r>
-        <w:rPr>
-          <w:rFonts w:ascii="Garamond" w:hAnsi="Garamond"/>
-          <w:b/>
-          <w:bCs/>
-        </w:rPr>
-        <w:t>tutorBookings</w:t>
-      </w:r>
-      <w:proofErr w:type="spellEnd"/>
-      <w:r>
-        <w:rPr>
-          <w:rFonts w:ascii="Garamond" w:hAnsi="Garamond"/>
-          <w:b/>
-          <w:bCs/>
+      <w:r>
+        <w:rPr>
+          <w:rFonts w:ascii="Garamond" w:hAnsi="Garamond"/>
+          <w:b/>
+          <w:bCs/>
+        </w:rPr>
+        <w:t xml:space="preserve">tutorBookings </w:t>
+      </w:r>
+      <w:r>
+        <w:rPr>
+          <w:rFonts w:ascii="Garamond" w:hAnsi="Garamond"/>
+        </w:rPr>
+        <w:t xml:space="preserve">state </w:t>
+      </w:r>
+      <w:r>
+        <w:rPr>
+          <w:rFonts w:ascii="Garamond" w:hAnsi="Garamond"/>
+        </w:rPr>
+        <w:t xml:space="preserve">for display on the </w:t>
+      </w:r>
+      <w:r>
+        <w:rPr>
+          <w:rFonts w:ascii="Garamond" w:hAnsi="Garamond"/>
+        </w:rPr>
+        <w:t>calendar.</w:t>
+      </w:r>
+      <w:r>
+        <w:rPr>
+          <w:rFonts w:ascii="Garamond" w:hAnsi="Garamond"/>
         </w:rPr>
         <w:t xml:space="preserve"> </w:t>
       </w:r>
@@ -9469,19 +9297,7 @@
         <w:rPr>
           <w:rFonts w:ascii="Garamond" w:hAnsi="Garamond"/>
         </w:rPr>
-        <w:t xml:space="preserve">state </w:t>
-      </w:r>
-      <w:r>
-        <w:rPr>
-          <w:rFonts w:ascii="Garamond" w:hAnsi="Garamond"/>
-        </w:rPr>
-        <w:t xml:space="preserve">for display on the </w:t>
-      </w:r>
-      <w:r>
-        <w:rPr>
-          <w:rFonts w:ascii="Garamond" w:hAnsi="Garamond"/>
-        </w:rPr>
-        <w:t>calendar.</w:t>
+        <w:t>This allows the calendar to display the confirmed booking immediately without another fetch.</w:t>
       </w:r>
       <w:r>
         <w:rPr>
@@ -9493,31 +9309,7 @@
         <w:rPr>
           <w:rFonts w:ascii="Garamond" w:hAnsi="Garamond"/>
         </w:rPr>
-        <w:t>This allows the calendar to display the confirmed booking immediately without another fetch.</w:t>
-      </w:r>
-      <w:r>
-        <w:rPr>
-          <w:rFonts w:ascii="Garamond" w:hAnsi="Garamond"/>
-        </w:rPr>
-        <w:t xml:space="preserve"> </w:t>
-      </w:r>
-      <w:r>
-        <w:rPr>
-          <w:rFonts w:ascii="Garamond" w:hAnsi="Garamond"/>
-        </w:rPr>
-        <w:t>These</w:t>
-      </w:r>
-      <w:r>
-        <w:rPr>
-          <w:rFonts w:ascii="Garamond" w:hAnsi="Garamond"/>
-        </w:rPr>
-        <w:t xml:space="preserve"> backend</w:t>
-      </w:r>
-      <w:r>
-        <w:rPr>
-          <w:rFonts w:ascii="Garamond" w:hAnsi="Garamond"/>
-        </w:rPr>
-        <w:t xml:space="preserve"> checks ensure that the backend is the </w:t>
+        <w:t xml:space="preserve">These backend checks ensure that the backend is the </w:t>
       </w:r>
       <w:r>
         <w:rPr>
@@ -9529,7 +9321,89 @@
         <w:rPr>
           <w:rFonts w:ascii="Garamond" w:hAnsi="Garamond"/>
         </w:rPr>
-        <w:t xml:space="preserve"> authority for making bookings</w:t>
+        <w:t xml:space="preserve"> authority for making bookings.</w:t>
+      </w:r>
+    </w:p>
+    <w:p>
+      <w:pPr>
+        <w:spacing w:line="360" w:lineRule="auto"/>
+        <w:rPr>
+          <w:rFonts w:ascii="Garamond" w:hAnsi="Garamond"/>
+        </w:rPr>
+      </w:pPr>
+      <w:r>
+        <w:rPr>
+          <w:rFonts w:ascii="Garamond" w:hAnsi="Garamond"/>
+        </w:rPr>
+        <w:t xml:space="preserve">The </w:t>
+      </w:r>
+      <w:r>
+        <w:rPr>
+          <w:rFonts w:ascii="Garamond" w:hAnsi="Garamond"/>
+          <w:b/>
+          <w:bCs/>
+        </w:rPr>
+        <w:t>BookingCalendar</w:t>
+      </w:r>
+      <w:r>
+        <w:rPr>
+          <w:rFonts w:ascii="Garamond" w:hAnsi="Garamond"/>
+        </w:rPr>
+        <w:t xml:space="preserve"> component also allows students to view the details of confirmed lessons. When clicking on a lesson, the </w:t>
+      </w:r>
+      <w:r>
+        <w:rPr>
+          <w:rFonts w:ascii="Garamond" w:hAnsi="Garamond"/>
+          <w:b/>
+          <w:bCs/>
+        </w:rPr>
+        <w:t>handleSelectEvent</w:t>
+      </w:r>
+      <w:r>
+        <w:rPr>
+          <w:rFonts w:ascii="Garamond" w:hAnsi="Garamond"/>
+        </w:rPr>
+        <w:t xml:space="preserve"> function sends a fetch request to obtain the full booking details from the database using the </w:t>
+      </w:r>
+      <w:r>
+        <w:rPr>
+          <w:rFonts w:ascii="Garamond" w:hAnsi="Garamond"/>
+          <w:b/>
+          <w:bCs/>
+        </w:rPr>
+        <w:t>booking_id</w:t>
+      </w:r>
+      <w:r>
+        <w:rPr>
+          <w:rFonts w:ascii="Garamond" w:hAnsi="Garamond"/>
+        </w:rPr>
+        <w:t>. The details are then displayed in a lessons-detail panel beneath the calendar.</w:t>
+      </w:r>
+    </w:p>
+    <w:p>
+      <w:pPr>
+        <w:spacing w:line="360" w:lineRule="auto"/>
+        <w:rPr>
+          <w:rFonts w:ascii="Garamond" w:hAnsi="Garamond"/>
+        </w:rPr>
+      </w:pPr>
+      <w:r>
+        <w:rPr>
+          <w:rFonts w:ascii="Garamond" w:hAnsi="Garamond"/>
+        </w:rPr>
+        <w:t>If a confirmed booking is selected, there is an option to cancel so long as the booking is not beginning within 24 hours. Th</w:t>
+      </w:r>
+      <w:r>
+        <w:rPr>
+          <w:rFonts w:ascii="Garamond" w:hAnsi="Garamond"/>
+        </w:rPr>
+        <w:t>is</w:t>
+      </w:r>
+      <w:r>
+        <w:rPr>
+          <w:rFonts w:ascii="Garamond" w:hAnsi="Garamond"/>
+        </w:rPr>
+        <w:t xml:space="preserve"> rule is enforced on the frontend by preventing clicking of the cancellation button, a warning message is displayed in the lesson-details panel, and these bookings are styled differently compared to bookings that can be cancelled (light blue vs dark blue)</w:t>
       </w:r>
       <w:r>
         <w:rPr>
@@ -9549,51 +9423,51 @@
         <w:rPr>
           <w:rFonts w:ascii="Garamond" w:hAnsi="Garamond"/>
         </w:rPr>
-        <w:t xml:space="preserve">The </w:t>
-      </w:r>
-      <w:proofErr w:type="spellStart"/>
-      <w:r>
-        <w:rPr>
-          <w:rFonts w:ascii="Garamond" w:hAnsi="Garamond"/>
-        </w:rPr>
-        <w:t>BookingCalendar</w:t>
-      </w:r>
-      <w:proofErr w:type="spellEnd"/>
-      <w:r>
-        <w:rPr>
-          <w:rFonts w:ascii="Garamond" w:hAnsi="Garamond"/>
-        </w:rPr>
-        <w:t xml:space="preserve"> component also allows students to view the details of confirmed lessons. When clicking on a lesson, the </w:t>
-      </w:r>
-      <w:proofErr w:type="spellStart"/>
-      <w:r>
-        <w:rPr>
-          <w:rFonts w:ascii="Garamond" w:hAnsi="Garamond"/>
-          <w:b/>
-          <w:bCs/>
-        </w:rPr>
-        <w:t>handleSelectEvent</w:t>
-      </w:r>
-      <w:proofErr w:type="spellEnd"/>
-      <w:r>
-        <w:rPr>
-          <w:rFonts w:ascii="Garamond" w:hAnsi="Garamond"/>
-        </w:rPr>
-        <w:t xml:space="preserve"> function sends a fetch request to obtain the full booking details from the database using the </w:t>
-      </w:r>
-      <w:proofErr w:type="spellStart"/>
-      <w:r>
-        <w:rPr>
-          <w:rFonts w:ascii="Garamond" w:hAnsi="Garamond"/>
-        </w:rPr>
-        <w:t>booking_id</w:t>
-      </w:r>
-      <w:proofErr w:type="spellEnd"/>
-      <w:r>
-        <w:rPr>
-          <w:rFonts w:ascii="Garamond" w:hAnsi="Garamond"/>
-        </w:rPr>
-        <w:t>. The details are then displayed in a lessons-detail panel beneath the calendar.</w:t>
+        <w:t>On</w:t>
+      </w:r>
+      <w:r>
+        <w:rPr>
+          <w:rFonts w:ascii="Garamond" w:hAnsi="Garamond"/>
+        </w:rPr>
+        <w:t xml:space="preserve"> the backend, cancellation requests are handled by the </w:t>
+      </w:r>
+      <w:r>
+        <w:rPr>
+          <w:rFonts w:ascii="Garamond" w:hAnsi="Garamond"/>
+          <w:b/>
+          <w:bCs/>
+        </w:rPr>
+        <w:t>cancelBookingById</w:t>
+      </w:r>
+      <w:r>
+        <w:rPr>
+          <w:rFonts w:ascii="Garamond" w:hAnsi="Garamond"/>
+        </w:rPr>
+        <w:t xml:space="preserve"> controller</w:t>
+      </w:r>
+      <w:r>
+        <w:rPr>
+          <w:rFonts w:ascii="Garamond" w:hAnsi="Garamond"/>
+        </w:rPr>
+        <w:t xml:space="preserve"> which validates the booking id, then updates the booking status to cancelled, via PATCH request, only if it exists in the database and starts in more than 24 hours (enforced using PostgreSQL interval function). </w:t>
+      </w:r>
+      <w:r>
+        <w:rPr>
+          <w:rFonts w:ascii="Garamond" w:hAnsi="Garamond"/>
+        </w:rPr>
+        <w:t>If no row update occurs, the controller runs various checks against the database in order to provide detailed responses to the frontend. If the cancellation is successful, the fro</w:t>
+      </w:r>
+      <w:r>
+        <w:rPr>
+          <w:rFonts w:ascii="Garamond" w:hAnsi="Garamond"/>
+        </w:rPr>
+        <w:t>n</w:t>
+      </w:r>
+      <w:r>
+        <w:rPr>
+          <w:rFonts w:ascii="Garamond" w:hAnsi="Garamond"/>
+        </w:rPr>
+        <w:t>tend removes the cancelled booking from state so the calendar display updates immediately.</w:t>
       </w:r>
     </w:p>
     <w:p>
@@ -9601,31 +9475,35 @@
         <w:spacing w:line="360" w:lineRule="auto"/>
         <w:rPr>
           <w:rFonts w:ascii="Garamond" w:hAnsi="Garamond"/>
-        </w:rPr>
-      </w:pPr>
-      <w:r>
-        <w:rPr>
-          <w:rFonts w:ascii="Garamond" w:hAnsi="Garamond"/>
-        </w:rPr>
-        <w:t>If a confirmed booking is selected, there is an option to cancel so long as the booking is not beginning within 24 hours. Th</w:t>
-      </w:r>
-      <w:r>
-        <w:rPr>
-          <w:rFonts w:ascii="Garamond" w:hAnsi="Garamond"/>
-        </w:rPr>
-        <w:t>is</w:t>
-      </w:r>
-      <w:r>
-        <w:rPr>
-          <w:rFonts w:ascii="Garamond" w:hAnsi="Garamond"/>
-        </w:rPr>
-        <w:t xml:space="preserve"> rule is enforced on the frontend by preventing clicking of the cancellation button, a warning message is displayed in the lesson-details panel, and these bookings are styled differently compared to bookings that can be cancelled (light blue vs dark blue)</w:t>
-      </w:r>
-      <w:r>
-        <w:rPr>
-          <w:rFonts w:ascii="Garamond" w:hAnsi="Garamond"/>
-        </w:rPr>
-        <w:t>.</w:t>
+          <w:b/>
+          <w:bCs/>
+        </w:rPr>
+      </w:pPr>
+      <w:r>
+        <w:rPr>
+          <w:rFonts w:ascii="Garamond" w:hAnsi="Garamond"/>
+        </w:rPr>
+        <w:t>Full functionality is summarise</w:t>
+      </w:r>
+      <w:r>
+        <w:rPr>
+          <w:rFonts w:ascii="Garamond" w:hAnsi="Garamond"/>
+        </w:rPr>
+        <w:t xml:space="preserve">d </w:t>
+      </w:r>
+      <w:r>
+        <w:rPr>
+          <w:rFonts w:ascii="Garamond" w:hAnsi="Garamond"/>
+        </w:rPr>
+        <w:t xml:space="preserve">in </w:t>
+      </w:r>
+      <w:r>
+        <w:rPr>
+          <w:rFonts w:ascii="Garamond" w:hAnsi="Garamond"/>
+          <w:b/>
+          <w:bCs/>
+        </w:rPr>
+        <w:t>Fig 3.2</w:t>
       </w:r>
     </w:p>
     <w:p>
@@ -9633,59 +9511,88 @@
         <w:spacing w:line="360" w:lineRule="auto"/>
         <w:rPr>
           <w:rFonts w:ascii="Garamond" w:hAnsi="Garamond"/>
-        </w:rPr>
-      </w:pPr>
-      <w:r>
-        <w:rPr>
-          <w:rFonts w:ascii="Garamond" w:hAnsi="Garamond"/>
-        </w:rPr>
-        <w:t>On</w:t>
-      </w:r>
-      <w:r>
-        <w:rPr>
-          <w:rFonts w:ascii="Garamond" w:hAnsi="Garamond"/>
-        </w:rPr>
-        <w:t xml:space="preserve"> the backend, cancellation requests are handled by the </w:t>
-      </w:r>
-      <w:proofErr w:type="spellStart"/>
-      <w:r>
-        <w:rPr>
-          <w:rFonts w:ascii="Garamond" w:hAnsi="Garamond"/>
-          <w:b/>
-          <w:bCs/>
-        </w:rPr>
-        <w:t>cancelBookingById</w:t>
-      </w:r>
-      <w:proofErr w:type="spellEnd"/>
-      <w:r>
-        <w:rPr>
-          <w:rFonts w:ascii="Garamond" w:hAnsi="Garamond"/>
-        </w:rPr>
-        <w:t xml:space="preserve"> controller</w:t>
-      </w:r>
-      <w:r>
-        <w:rPr>
-          <w:rFonts w:ascii="Garamond" w:hAnsi="Garamond"/>
-        </w:rPr>
-        <w:t xml:space="preserve"> which validates the booking id, then updates the booking status to cancelled, via PATCH request, only if it exists in the database and starts in more than 24 hours (enforced using PostgreSQL interval function). </w:t>
-      </w:r>
-      <w:r>
-        <w:rPr>
-          <w:rFonts w:ascii="Garamond" w:hAnsi="Garamond"/>
-        </w:rPr>
-        <w:t>If no row update occurs, the controller runs various checks against the database in order to provide detailed responses to the frontend. If the cancellation is successful, the fro</w:t>
-      </w:r>
-      <w:r>
-        <w:rPr>
-          <w:rFonts w:ascii="Garamond" w:hAnsi="Garamond"/>
-        </w:rPr>
-        <w:t>n</w:t>
-      </w:r>
-      <w:r>
-        <w:rPr>
-          <w:rFonts w:ascii="Garamond" w:hAnsi="Garamond"/>
-        </w:rPr>
-        <w:t>tend removes the cancelled booking from state so the calendar display updates immediately.</w:t>
+          <w:b/>
+          <w:bCs/>
+        </w:rPr>
+      </w:pPr>
+      <w:r>
+        <w:rPr>
+          <w:rFonts w:ascii="Garamond" w:hAnsi="Garamond"/>
+          <w:b/>
+          <w:bCs/>
+        </w:rPr>
+        <w:lastRenderedPageBreak/>
+        <w:drawing>
+          <wp:inline distT="0" distB="0" distL="0" distR="0" wp14:anchorId="141DB5F0" wp14:editId="0BC63590">
+            <wp:extent cx="5303520" cy="8898237"/>
+            <wp:effectExtent l="0" t="0" r="0" b="0"/>
+            <wp:docPr id="1975675822" name="Picture 2"/>
+            <wp:cNvGraphicFramePr>
+              <a:graphicFrameLocks xmlns:a="http://schemas.openxmlformats.org/drawingml/2006/main" noChangeAspect="1"/>
+            </wp:cNvGraphicFramePr>
+            <a:graphic xmlns:a="http://schemas.openxmlformats.org/drawingml/2006/main">
+              <a:graphicData uri="http://schemas.openxmlformats.org/drawingml/2006/picture">
+                <pic:pic xmlns:pic="http://schemas.openxmlformats.org/drawingml/2006/picture">
+                  <pic:nvPicPr>
+                    <pic:cNvPr id="0" name="Picture 6"/>
+                    <pic:cNvPicPr>
+                      <a:picLocks noChangeAspect="1" noChangeArrowheads="1"/>
+                    </pic:cNvPicPr>
+                  </pic:nvPicPr>
+                  <pic:blipFill>
+                    <a:blip r:embed="rId7" cstate="print">
+                      <a:extLst>
+                        <a:ext uri="{28A0092B-C50C-407E-A947-70E740481C1C}">
+                          <a14:useLocalDpi xmlns:a14="http://schemas.microsoft.com/office/drawing/2010/main" val="0"/>
+                        </a:ext>
+                      </a:extLst>
+                    </a:blip>
+                    <a:srcRect/>
+                    <a:stretch>
+                      <a:fillRect/>
+                    </a:stretch>
+                  </pic:blipFill>
+                  <pic:spPr bwMode="auto">
+                    <a:xfrm>
+                      <a:off x="0" y="0"/>
+                      <a:ext cx="5308042" cy="8905825"/>
+                    </a:xfrm>
+                    <a:prstGeom prst="rect">
+                      <a:avLst/>
+                    </a:prstGeom>
+                    <a:noFill/>
+                    <a:ln>
+                      <a:noFill/>
+                    </a:ln>
+                  </pic:spPr>
+                </pic:pic>
+              </a:graphicData>
+            </a:graphic>
+          </wp:inline>
+        </w:drawing>
+      </w:r>
+    </w:p>
+    <w:p>
+      <w:pPr>
+        <w:spacing w:line="360" w:lineRule="auto"/>
+        <w:ind w:left="720" w:firstLine="720"/>
+        <w:rPr>
+          <w:rFonts w:ascii="Garamond" w:hAnsi="Garamond"/>
+        </w:rPr>
+      </w:pPr>
+      <w:r>
+        <w:rPr>
+          <w:rFonts w:ascii="Garamond" w:hAnsi="Garamond"/>
+          <w:b/>
+          <w:bCs/>
+        </w:rPr>
+        <w:t xml:space="preserve">Fig 3.2: </w:t>
+      </w:r>
+      <w:r>
+        <w:rPr>
+          <w:rFonts w:ascii="Garamond" w:hAnsi="Garamond"/>
+        </w:rPr>
+        <w:t>Lesson booking, confirmation, data retrieval, and cancellation</w:t>
       </w:r>
     </w:p>
     <w:p>
@@ -9711,6 +9618,7 @@
           <w:sz w:val="22"/>
           <w:szCs w:val="22"/>
         </w:rPr>
+        <w:lastRenderedPageBreak/>
         <w:t>3.2.</w:t>
       </w:r>
       <w:r>
@@ -9733,9 +9641,1608 @@
           <w:sz w:val="22"/>
           <w:szCs w:val="22"/>
         </w:rPr>
-        <w:t xml:space="preserve"> Webchat</w:t>
+        <w:t xml:space="preserve"> </w:t>
       </w:r>
       <w:bookmarkEnd w:id="27"/>
+      <w:r>
+        <w:rPr>
+          <w:rFonts w:ascii="Garamond" w:hAnsi="Garamond"/>
+          <w:b/>
+          <w:bCs/>
+          <w:color w:val="215E99" w:themeColor="text2" w:themeTint="BF"/>
+          <w:sz w:val="22"/>
+          <w:szCs w:val="22"/>
+        </w:rPr>
+        <w:t>Real-time messaging</w:t>
+      </w:r>
+      <w:r>
+        <w:rPr>
+          <w:rFonts w:ascii="Garamond" w:hAnsi="Garamond"/>
+          <w:b/>
+          <w:bCs/>
+          <w:color w:val="215E99" w:themeColor="text2" w:themeTint="BF"/>
+          <w:sz w:val="22"/>
+          <w:szCs w:val="22"/>
+        </w:rPr>
+        <w:t xml:space="preserve"> [39,40,41,42,43,44,45,46,47,48]</w:t>
+      </w:r>
+    </w:p>
+    <w:p>
+      <w:pPr>
+        <w:spacing w:line="360" w:lineRule="auto"/>
+        <w:rPr>
+          <w:rFonts w:ascii="Garamond" w:hAnsi="Garamond"/>
+        </w:rPr>
+      </w:pPr>
+      <w:r>
+        <w:rPr>
+          <w:rFonts w:ascii="Garamond" w:hAnsi="Garamond"/>
+        </w:rPr>
+        <w:t xml:space="preserve">The webchat system </w:t>
+      </w:r>
+      <w:r>
+        <w:rPr>
+          <w:rFonts w:ascii="Garamond" w:hAnsi="Garamond"/>
+        </w:rPr>
+        <w:t xml:space="preserve">combines </w:t>
+      </w:r>
+      <w:r>
+        <w:rPr>
+          <w:rFonts w:ascii="Garamond" w:hAnsi="Garamond"/>
+        </w:rPr>
+        <w:t xml:space="preserve">HTTP request-response </w:t>
+      </w:r>
+      <w:r>
+        <w:rPr>
+          <w:rFonts w:ascii="Garamond" w:hAnsi="Garamond"/>
+        </w:rPr>
+        <w:t>and</w:t>
+      </w:r>
+      <w:r>
+        <w:rPr>
+          <w:rFonts w:ascii="Garamond" w:hAnsi="Garamond"/>
+        </w:rPr>
+        <w:t xml:space="preserve"> Socket.io. HTTP is used </w:t>
+      </w:r>
+      <w:r>
+        <w:rPr>
+          <w:rFonts w:ascii="Garamond" w:hAnsi="Garamond"/>
+        </w:rPr>
+        <w:t xml:space="preserve">for authenticated </w:t>
+      </w:r>
+      <w:r>
+        <w:rPr>
+          <w:rFonts w:ascii="Garamond" w:hAnsi="Garamond"/>
+        </w:rPr>
+        <w:t>retriev</w:t>
+      </w:r>
+      <w:r>
+        <w:rPr>
+          <w:rFonts w:ascii="Garamond" w:hAnsi="Garamond"/>
+        </w:rPr>
+        <w:t xml:space="preserve">al of </w:t>
+      </w:r>
+      <w:r>
+        <w:rPr>
+          <w:rFonts w:ascii="Garamond" w:hAnsi="Garamond"/>
+        </w:rPr>
+        <w:t>stored conversation history and inbox summaries from the database, and Socket.io handles</w:t>
+      </w:r>
+      <w:r>
+        <w:rPr>
+          <w:rFonts w:ascii="Garamond" w:hAnsi="Garamond"/>
+        </w:rPr>
+        <w:t xml:space="preserve"> real-time communication and instant notifications. </w:t>
+      </w:r>
+      <w:r>
+        <w:rPr>
+          <w:rFonts w:ascii="Garamond" w:hAnsi="Garamond"/>
+        </w:rPr>
+        <w:t xml:space="preserve">This arrangement separates chat history from live interactions. </w:t>
+      </w:r>
+      <w:r>
+        <w:rPr>
+          <w:rFonts w:ascii="Garamond" w:hAnsi="Garamond"/>
+        </w:rPr>
+        <w:t xml:space="preserve"> The functionality is created through a series of complimentary event listeners and emitters on front and back end. Listeners take the form socket.on() or io.on() and emitters socket.emit() or io.emit().</w:t>
+      </w:r>
+    </w:p>
+    <w:p>
+      <w:pPr>
+        <w:spacing w:line="360" w:lineRule="auto"/>
+        <w:rPr>
+          <w:rFonts w:ascii="Garamond" w:hAnsi="Garamond"/>
+        </w:rPr>
+      </w:pPr>
+      <w:r>
+        <w:rPr>
+          <w:rFonts w:ascii="Garamond" w:hAnsi="Garamond"/>
+        </w:rPr>
+        <w:t xml:space="preserve">On the frontend, the </w:t>
+      </w:r>
+      <w:r>
+        <w:rPr>
+          <w:rFonts w:ascii="Garamond" w:hAnsi="Garamond"/>
+          <w:b/>
+          <w:bCs/>
+        </w:rPr>
+        <w:t>Main.jsx</w:t>
+      </w:r>
+      <w:r>
+        <w:rPr>
+          <w:rFonts w:ascii="Garamond" w:hAnsi="Garamond"/>
+        </w:rPr>
+        <w:t xml:space="preserve"> component acts as the top-level component for real-time messaging functionality. It provides </w:t>
+      </w:r>
+      <w:r>
+        <w:rPr>
+          <w:rFonts w:ascii="Garamond" w:hAnsi="Garamond"/>
+          <w:b/>
+          <w:bCs/>
+        </w:rPr>
+        <w:t>UserContext</w:t>
+      </w:r>
+      <w:r>
+        <w:rPr>
+          <w:rFonts w:ascii="Garamond" w:hAnsi="Garamond"/>
+        </w:rPr>
+        <w:t xml:space="preserve"> and </w:t>
+      </w:r>
+      <w:r>
+        <w:rPr>
+          <w:rFonts w:ascii="Garamond" w:hAnsi="Garamond"/>
+          <w:b/>
+          <w:bCs/>
+        </w:rPr>
+        <w:t>ChatContext</w:t>
+      </w:r>
+      <w:r>
+        <w:rPr>
+          <w:rFonts w:ascii="Garamond" w:hAnsi="Garamond"/>
+        </w:rPr>
+        <w:t xml:space="preserve"> which allow user and chat state to be shared across the application and conditionally renders the </w:t>
+      </w:r>
+      <w:r>
+        <w:rPr>
+          <w:rFonts w:ascii="Garamond" w:hAnsi="Garamond"/>
+          <w:b/>
+          <w:bCs/>
+        </w:rPr>
+        <w:t>ChatNotifier</w:t>
+      </w:r>
+      <w:r>
+        <w:rPr>
+          <w:rFonts w:ascii="Garamond" w:hAnsi="Garamond"/>
+        </w:rPr>
+        <w:t xml:space="preserve">, </w:t>
+      </w:r>
+      <w:r>
+        <w:rPr>
+          <w:rFonts w:ascii="Garamond" w:hAnsi="Garamond"/>
+          <w:b/>
+          <w:bCs/>
+        </w:rPr>
+        <w:t>ChatMessagesIcon</w:t>
+      </w:r>
+      <w:r>
+        <w:rPr>
+          <w:rFonts w:ascii="Garamond" w:hAnsi="Garamond"/>
+        </w:rPr>
+        <w:t xml:space="preserve">, and </w:t>
+      </w:r>
+      <w:r>
+        <w:rPr>
+          <w:rFonts w:ascii="Garamond" w:hAnsi="Garamond"/>
+          <w:b/>
+          <w:bCs/>
+        </w:rPr>
+        <w:t>MessagesDrawer</w:t>
+      </w:r>
+      <w:r>
+        <w:rPr>
+          <w:rFonts w:ascii="Garamond" w:hAnsi="Garamond"/>
+        </w:rPr>
+        <w:t xml:space="preserve"> components only if a user is logged in. </w:t>
+      </w:r>
+      <w:r>
+        <w:rPr>
+          <w:rFonts w:ascii="Garamond" w:hAnsi="Garamond"/>
+          <w:b/>
+          <w:bCs/>
+        </w:rPr>
+        <w:t>Main.jsx</w:t>
+      </w:r>
+      <w:r>
+        <w:rPr>
+          <w:rFonts w:ascii="Garamond" w:hAnsi="Garamond"/>
+        </w:rPr>
+        <w:t xml:space="preserve"> also manages the socket.io client connection with a </w:t>
+      </w:r>
+      <w:r>
+        <w:rPr>
+          <w:rFonts w:ascii="Garamond" w:hAnsi="Garamond"/>
+          <w:b/>
+          <w:bCs/>
+        </w:rPr>
+        <w:t>useEffect</w:t>
+      </w:r>
+      <w:r>
+        <w:rPr>
+          <w:rFonts w:ascii="Garamond" w:hAnsi="Garamond"/>
+        </w:rPr>
+        <w:t xml:space="preserve"> hook dependant on </w:t>
+      </w:r>
+      <w:r>
+        <w:rPr>
+          <w:rFonts w:ascii="Garamond" w:hAnsi="Garamond"/>
+          <w:b/>
+          <w:bCs/>
+        </w:rPr>
+        <w:t>user</w:t>
+      </w:r>
+      <w:r>
+        <w:rPr>
+          <w:rFonts w:ascii="Garamond" w:hAnsi="Garamond"/>
+        </w:rPr>
+        <w:t xml:space="preserve"> login status. When a user is logs in, the client connects</w:t>
+      </w:r>
+      <w:r>
+        <w:rPr>
+          <w:rFonts w:ascii="Garamond" w:hAnsi="Garamond"/>
+        </w:rPr>
+        <w:t xml:space="preserve"> using the app’s </w:t>
+      </w:r>
+      <w:r>
+        <w:rPr>
+          <w:rFonts w:ascii="Garamond" w:hAnsi="Garamond"/>
+          <w:b/>
+          <w:bCs/>
+        </w:rPr>
+        <w:t>socket.mjs</w:t>
+      </w:r>
+      <w:r>
+        <w:rPr>
+          <w:rFonts w:ascii="Garamond" w:hAnsi="Garamond"/>
+        </w:rPr>
+        <w:t xml:space="preserve"> socket instance.</w:t>
+      </w:r>
+      <w:r>
+        <w:rPr>
+          <w:rFonts w:ascii="Garamond" w:hAnsi="Garamond"/>
+        </w:rPr>
+        <w:t xml:space="preserve"> </w:t>
+      </w:r>
+      <w:r>
+        <w:rPr>
+          <w:rFonts w:ascii="Garamond" w:hAnsi="Garamond"/>
+        </w:rPr>
+        <w:t>W</w:t>
+      </w:r>
+      <w:r>
+        <w:rPr>
+          <w:rFonts w:ascii="Garamond" w:hAnsi="Garamond"/>
+        </w:rPr>
+        <w:t>hen a user logs out, the socket disconnects.  This ensures that real-time messaging is only available to authenticated users and that connections are not kept after logout.</w:t>
+      </w:r>
+    </w:p>
+    <w:p>
+      <w:pPr>
+        <w:spacing w:line="360" w:lineRule="auto"/>
+        <w:rPr>
+          <w:rFonts w:ascii="Garamond" w:hAnsi="Garamond"/>
+        </w:rPr>
+      </w:pPr>
+      <w:r>
+        <w:rPr>
+          <w:rFonts w:ascii="Garamond" w:hAnsi="Garamond"/>
+        </w:rPr>
+        <w:t>Webchat a</w:t>
+      </w:r>
+      <w:r>
+        <w:rPr>
+          <w:rFonts w:ascii="Garamond" w:hAnsi="Garamond"/>
+        </w:rPr>
+        <w:t xml:space="preserve">uthentication relies on the </w:t>
+      </w:r>
+      <w:r>
+        <w:rPr>
+          <w:rFonts w:ascii="Garamond" w:hAnsi="Garamond"/>
+          <w:b/>
+          <w:bCs/>
+        </w:rPr>
+        <w:t>JWT</w:t>
+      </w:r>
+      <w:r>
+        <w:rPr>
+          <w:rFonts w:ascii="Garamond" w:hAnsi="Garamond"/>
+        </w:rPr>
+        <w:t xml:space="preserve"> stored in an http-only cookie, but express and socket.io handle it differently. For http requests, protected chat-history routes use the </w:t>
+      </w:r>
+      <w:r>
+        <w:rPr>
+          <w:rFonts w:ascii="Garamond" w:hAnsi="Garamond"/>
+          <w:b/>
+          <w:bCs/>
+        </w:rPr>
+        <w:t>protect</w:t>
+      </w:r>
+      <w:r>
+        <w:rPr>
+          <w:rFonts w:ascii="Garamond" w:hAnsi="Garamond"/>
+        </w:rPr>
+        <w:t xml:space="preserve"> middleware which reads the </w:t>
+      </w:r>
+      <w:r>
+        <w:rPr>
+          <w:rFonts w:ascii="Garamond" w:hAnsi="Garamond"/>
+          <w:b/>
+          <w:bCs/>
+        </w:rPr>
+        <w:t>token</w:t>
+      </w:r>
+      <w:r>
+        <w:rPr>
+          <w:rFonts w:ascii="Garamond" w:hAnsi="Garamond"/>
+        </w:rPr>
+        <w:t xml:space="preserve"> cookie from </w:t>
+      </w:r>
+      <w:r>
+        <w:rPr>
+          <w:rFonts w:ascii="Garamond" w:hAnsi="Garamond"/>
+          <w:b/>
+          <w:bCs/>
+        </w:rPr>
+        <w:t>req.cookies</w:t>
+      </w:r>
+      <w:r>
+        <w:rPr>
+          <w:rFonts w:ascii="Garamond" w:hAnsi="Garamond"/>
+        </w:rPr>
+        <w:t xml:space="preserve">, verifies it and retrieves the matching user from the database and attaches user info to </w:t>
+      </w:r>
+      <w:r>
+        <w:rPr>
+          <w:rFonts w:ascii="Garamond" w:hAnsi="Garamond"/>
+          <w:b/>
+          <w:bCs/>
+        </w:rPr>
+        <w:t>req.user</w:t>
+      </w:r>
+      <w:r>
+        <w:rPr>
+          <w:rFonts w:ascii="Garamond" w:hAnsi="Garamond"/>
+        </w:rPr>
+        <w:t xml:space="preserve"> using the </w:t>
+      </w:r>
+      <w:r>
+        <w:rPr>
+          <w:rFonts w:ascii="Garamond" w:hAnsi="Garamond"/>
+          <w:b/>
+          <w:bCs/>
+        </w:rPr>
+        <w:t>buildUserInfo</w:t>
+      </w:r>
+      <w:r>
+        <w:rPr>
+          <w:rFonts w:ascii="Garamond" w:hAnsi="Garamond"/>
+        </w:rPr>
+        <w:t xml:space="preserve"> function.</w:t>
+      </w:r>
+      <w:r>
+        <w:rPr>
+          <w:rFonts w:ascii="Garamond" w:hAnsi="Garamond"/>
+        </w:rPr>
+        <w:t xml:space="preserve"> Subsequent route controllers can treat the request as authenticated and access the user info</w:t>
+      </w:r>
+      <w:r>
+        <w:rPr>
+          <w:rFonts w:ascii="Garamond" w:hAnsi="Garamond"/>
+        </w:rPr>
+        <w:t xml:space="preserve"> for their own authentication needs</w:t>
+      </w:r>
+      <w:r>
+        <w:rPr>
+          <w:rFonts w:ascii="Garamond" w:hAnsi="Garamond"/>
+        </w:rPr>
+        <w:t>.</w:t>
+      </w:r>
+    </w:p>
+    <w:p>
+      <w:pPr>
+        <w:spacing w:line="360" w:lineRule="auto"/>
+        <w:rPr>
+          <w:rFonts w:ascii="Garamond" w:hAnsi="Garamond"/>
+        </w:rPr>
+      </w:pPr>
+      <w:r>
+        <w:rPr>
+          <w:rFonts w:ascii="Garamond" w:hAnsi="Garamond"/>
+        </w:rPr>
+        <w:t xml:space="preserve">Because socket.io cannot access request and response objects, custom middleware is used. In </w:t>
+      </w:r>
+      <w:r>
+        <w:rPr>
+          <w:rFonts w:ascii="Garamond" w:hAnsi="Garamond"/>
+          <w:b/>
+          <w:bCs/>
+        </w:rPr>
+        <w:t>server.mjs</w:t>
+      </w:r>
+      <w:r>
+        <w:rPr>
+          <w:rFonts w:ascii="Garamond" w:hAnsi="Garamond"/>
+        </w:rPr>
+        <w:t xml:space="preserve">, the </w:t>
+      </w:r>
+      <w:r>
+        <w:rPr>
+          <w:rFonts w:ascii="Garamond" w:hAnsi="Garamond"/>
+          <w:b/>
+          <w:bCs/>
+        </w:rPr>
+        <w:t>io.use()</w:t>
+      </w:r>
+      <w:r>
+        <w:rPr>
+          <w:rFonts w:ascii="Garamond" w:hAnsi="Garamond"/>
+        </w:rPr>
+        <w:t xml:space="preserve"> middleware reads the cookie from </w:t>
+      </w:r>
+      <w:r>
+        <w:rPr>
+          <w:rFonts w:ascii="Garamond" w:hAnsi="Garamond"/>
+          <w:b/>
+          <w:bCs/>
+        </w:rPr>
+        <w:t>socket.handshake.headers.</w:t>
+      </w:r>
+      <w:r>
+        <w:rPr>
+          <w:rFonts w:ascii="Garamond" w:hAnsi="Garamond"/>
+        </w:rPr>
+        <w:t>cookie</w:t>
+      </w:r>
+      <w:r>
+        <w:rPr>
+          <w:rFonts w:ascii="Garamond" w:hAnsi="Garamond"/>
+        </w:rPr>
+        <w:t xml:space="preserve">, </w:t>
+      </w:r>
+      <w:r>
+        <w:rPr>
+          <w:rFonts w:ascii="Garamond" w:hAnsi="Garamond"/>
+        </w:rPr>
+        <w:t>extracts</w:t>
+      </w:r>
+      <w:r>
+        <w:rPr>
+          <w:rFonts w:ascii="Garamond" w:hAnsi="Garamond"/>
+        </w:rPr>
+        <w:t xml:space="preserve"> the cookie payload, verifies it, and, as above, retrieves matching user</w:t>
+      </w:r>
+      <w:r>
+        <w:rPr>
+          <w:rFonts w:ascii="Garamond" w:hAnsi="Garamond"/>
+        </w:rPr>
+        <w:t xml:space="preserve"> info</w:t>
+      </w:r>
+      <w:r>
+        <w:rPr>
+          <w:rFonts w:ascii="Garamond" w:hAnsi="Garamond"/>
+        </w:rPr>
+        <w:t xml:space="preserve"> from the database and attache</w:t>
+      </w:r>
+      <w:r>
+        <w:rPr>
+          <w:rFonts w:ascii="Garamond" w:hAnsi="Garamond"/>
+        </w:rPr>
+        <w:t>s it</w:t>
+      </w:r>
+      <w:r>
+        <w:rPr>
+          <w:rFonts w:ascii="Garamond" w:hAnsi="Garamond"/>
+        </w:rPr>
+        <w:t xml:space="preserve"> to </w:t>
+      </w:r>
+      <w:r>
+        <w:rPr>
+          <w:rFonts w:ascii="Garamond" w:hAnsi="Garamond"/>
+          <w:b/>
+          <w:bCs/>
+        </w:rPr>
+        <w:t>socket.user</w:t>
+      </w:r>
+      <w:r>
+        <w:rPr>
+          <w:rFonts w:ascii="Garamond" w:hAnsi="Garamond"/>
+        </w:rPr>
+        <w:t xml:space="preserve"> using the </w:t>
+      </w:r>
+      <w:r>
+        <w:rPr>
+          <w:rFonts w:ascii="Garamond" w:hAnsi="Garamond"/>
+          <w:b/>
+          <w:bCs/>
+        </w:rPr>
+        <w:t>buil</w:t>
+      </w:r>
+      <w:r>
+        <w:rPr>
+          <w:rFonts w:ascii="Garamond" w:hAnsi="Garamond"/>
+          <w:b/>
+          <w:bCs/>
+        </w:rPr>
+        <w:t>d</w:t>
+      </w:r>
+      <w:r>
+        <w:rPr>
+          <w:rFonts w:ascii="Garamond" w:hAnsi="Garamond"/>
+          <w:b/>
+          <w:bCs/>
+        </w:rPr>
+        <w:t>UserInfo</w:t>
+      </w:r>
+      <w:r>
+        <w:rPr>
+          <w:rFonts w:ascii="Garamond" w:hAnsi="Garamond"/>
+        </w:rPr>
+        <w:t xml:space="preserve"> function.</w:t>
+      </w:r>
+      <w:r>
+        <w:rPr>
+          <w:rFonts w:ascii="Garamond" w:hAnsi="Garamond"/>
+        </w:rPr>
+        <w:t xml:space="preserve"> If no matching user is found, the connection is rejected. To </w:t>
+      </w:r>
+      <w:r>
+        <w:rPr>
+          <w:rFonts w:ascii="Garamond" w:hAnsi="Garamond"/>
+        </w:rPr>
+        <w:t>support</w:t>
+      </w:r>
+      <w:r>
+        <w:rPr>
+          <w:rFonts w:ascii="Garamond" w:hAnsi="Garamond"/>
+        </w:rPr>
+        <w:t xml:space="preserve"> this authentication, the frontend’s socket instance is configured to send credentials</w:t>
+      </w:r>
+      <w:r>
+        <w:rPr>
+          <w:rFonts w:ascii="Garamond" w:hAnsi="Garamond"/>
+        </w:rPr>
+        <w:t xml:space="preserve"> during the handshake</w:t>
+      </w:r>
+      <w:r>
+        <w:rPr>
+          <w:rFonts w:ascii="Garamond" w:hAnsi="Garamond"/>
+        </w:rPr>
+        <w:t xml:space="preserve"> and </w:t>
+      </w:r>
+      <w:r>
+        <w:rPr>
+          <w:rFonts w:ascii="Garamond" w:hAnsi="Garamond"/>
+          <w:b/>
+          <w:bCs/>
+        </w:rPr>
+        <w:t>not</w:t>
+      </w:r>
+      <w:r>
+        <w:rPr>
+          <w:rFonts w:ascii="Garamond" w:hAnsi="Garamond"/>
+        </w:rPr>
+        <w:t xml:space="preserve"> to autoconnect.</w:t>
+      </w:r>
+    </w:p>
+    <w:p>
+      <w:pPr>
+        <w:spacing w:line="360" w:lineRule="auto"/>
+        <w:rPr>
+          <w:rFonts w:ascii="Garamond" w:hAnsi="Garamond"/>
+        </w:rPr>
+      </w:pPr>
+      <w:r>
+        <w:rPr>
+          <w:rFonts w:ascii="Garamond" w:hAnsi="Garamond"/>
+        </w:rPr>
+        <w:t xml:space="preserve">Once a socket has been authenticated, the backend’s </w:t>
+      </w:r>
+      <w:r>
+        <w:rPr>
+          <w:rFonts w:ascii="Garamond" w:hAnsi="Garamond"/>
+          <w:b/>
+          <w:bCs/>
+        </w:rPr>
+        <w:t>io.on(‘connection’)</w:t>
+      </w:r>
+      <w:r>
+        <w:rPr>
+          <w:rFonts w:ascii="Garamond" w:hAnsi="Garamond"/>
+        </w:rPr>
+        <w:t xml:space="preserve"> handler uses the authenticated </w:t>
+      </w:r>
+      <w:r>
+        <w:rPr>
+          <w:rFonts w:ascii="Garamond" w:hAnsi="Garamond"/>
+          <w:b/>
+          <w:bCs/>
+        </w:rPr>
+        <w:t>socket.user</w:t>
+      </w:r>
+      <w:r>
+        <w:rPr>
+          <w:rFonts w:ascii="Garamond" w:hAnsi="Garamond"/>
+        </w:rPr>
+        <w:t xml:space="preserve"> object to identify the logged-in user and to create a personalised</w:t>
+      </w:r>
+      <w:r>
+        <w:rPr>
+          <w:rFonts w:ascii="Garamond" w:hAnsi="Garamond"/>
+        </w:rPr>
+        <w:t>, private</w:t>
+      </w:r>
+      <w:r>
+        <w:rPr>
+          <w:rFonts w:ascii="Garamond" w:hAnsi="Garamond"/>
+        </w:rPr>
+        <w:t xml:space="preserve"> </w:t>
+      </w:r>
+      <w:r>
+        <w:rPr>
+          <w:rFonts w:ascii="Garamond" w:hAnsi="Garamond"/>
+          <w:b/>
+          <w:bCs/>
+        </w:rPr>
+        <w:t>room</w:t>
+      </w:r>
+      <w:r>
+        <w:rPr>
+          <w:rFonts w:ascii="Garamond" w:hAnsi="Garamond"/>
+        </w:rPr>
+        <w:t xml:space="preserve"> named </w:t>
+      </w:r>
+      <w:r>
+        <w:rPr>
+          <w:rFonts w:ascii="Garamond" w:hAnsi="Garamond"/>
+        </w:rPr>
+        <w:t xml:space="preserve">using their user id e.g. </w:t>
+      </w:r>
+      <w:r>
+        <w:rPr>
+          <w:rFonts w:ascii="Garamond" w:hAnsi="Garamond"/>
+          <w:b/>
+          <w:bCs/>
+        </w:rPr>
+        <w:t>user:</w:t>
+      </w:r>
+      <w:r>
+        <w:rPr>
+          <w:rFonts w:ascii="Garamond" w:hAnsi="Garamond"/>
+          <w:b/>
+          <w:bCs/>
+        </w:rPr>
+        <w:t xml:space="preserve">12 </w:t>
+      </w:r>
+      <w:r>
+        <w:rPr>
+          <w:rFonts w:ascii="Garamond" w:hAnsi="Garamond"/>
+        </w:rPr>
+        <w:t>which is used for notifying them of messages received from any other user.</w:t>
+      </w:r>
+      <w:r>
+        <w:rPr>
+          <w:rFonts w:ascii="Garamond" w:hAnsi="Garamond"/>
+        </w:rPr>
+        <w:t xml:space="preserve"> Crucially, the server also initialises </w:t>
+      </w:r>
+      <w:r>
+        <w:rPr>
+          <w:rFonts w:ascii="Garamond" w:hAnsi="Garamond"/>
+          <w:b/>
+          <w:bCs/>
+        </w:rPr>
+        <w:t>socket.data.dmPeers</w:t>
+      </w:r>
+      <w:r>
+        <w:rPr>
+          <w:rFonts w:ascii="Garamond" w:hAnsi="Garamond"/>
+        </w:rPr>
+        <w:t xml:space="preserve"> which is used to store the direct-message room</w:t>
+      </w:r>
+      <w:r>
+        <w:rPr>
+          <w:rFonts w:ascii="Garamond" w:hAnsi="Garamond"/>
+        </w:rPr>
+        <w:t xml:space="preserve"> names </w:t>
+      </w:r>
+      <w:r>
+        <w:rPr>
+          <w:rFonts w:ascii="Garamond" w:hAnsi="Garamond"/>
+        </w:rPr>
+        <w:t>between student and tutors.</w:t>
+      </w:r>
+    </w:p>
+    <w:p>
+      <w:pPr>
+        <w:spacing w:line="360" w:lineRule="auto"/>
+        <w:rPr>
+          <w:rFonts w:ascii="Garamond" w:hAnsi="Garamond"/>
+        </w:rPr>
+      </w:pPr>
+      <w:r>
+        <w:rPr>
+          <w:rFonts w:ascii="Garamond" w:hAnsi="Garamond"/>
+        </w:rPr>
+        <w:t xml:space="preserve">A conversation room is created only when the student opens a chat window in the frontend via the ‘message tutor’ button in the </w:t>
+      </w:r>
+      <w:r>
+        <w:rPr>
+          <w:rFonts w:ascii="Garamond" w:hAnsi="Garamond"/>
+          <w:b/>
+          <w:bCs/>
+        </w:rPr>
+        <w:t>FocusedTutorCard</w:t>
+      </w:r>
+      <w:r>
+        <w:rPr>
+          <w:rFonts w:ascii="Garamond" w:hAnsi="Garamond"/>
+        </w:rPr>
+        <w:t xml:space="preserve"> component. The button can only be clicked if a student is logged in and it opens the </w:t>
+      </w:r>
+      <w:r>
+        <w:rPr>
+          <w:rFonts w:ascii="Garamond" w:hAnsi="Garamond"/>
+          <w:b/>
+          <w:bCs/>
+        </w:rPr>
+        <w:t>ChatWindow</w:t>
+      </w:r>
+      <w:r>
+        <w:rPr>
+          <w:rFonts w:ascii="Garamond" w:hAnsi="Garamond"/>
+        </w:rPr>
+        <w:t xml:space="preserve"> component. Once opened, this component emits the </w:t>
+      </w:r>
+      <w:r>
+        <w:rPr>
+          <w:rFonts w:ascii="Garamond" w:hAnsi="Garamond"/>
+          <w:b/>
+          <w:bCs/>
+        </w:rPr>
+        <w:t>join_room</w:t>
+      </w:r>
+      <w:r>
+        <w:rPr>
+          <w:rFonts w:ascii="Garamond" w:hAnsi="Garamond"/>
+        </w:rPr>
+        <w:t xml:space="preserve"> event</w:t>
+      </w:r>
+      <w:r>
+        <w:rPr>
+          <w:rFonts w:ascii="Garamond" w:hAnsi="Garamond"/>
+        </w:rPr>
+        <w:t xml:space="preserve">, sending </w:t>
+      </w:r>
+      <w:r>
+        <w:rPr>
+          <w:rFonts w:ascii="Garamond" w:hAnsi="Garamond"/>
+        </w:rPr>
+        <w:t xml:space="preserve">the </w:t>
+      </w:r>
+      <w:r>
+        <w:rPr>
+          <w:rFonts w:ascii="Garamond" w:hAnsi="Garamond"/>
+        </w:rPr>
+        <w:t>intended recipient/</w:t>
+      </w:r>
+      <w:r>
+        <w:rPr>
+          <w:rFonts w:ascii="Garamond" w:hAnsi="Garamond"/>
+        </w:rPr>
+        <w:t xml:space="preserve">tutor’s user id (loaded in </w:t>
+      </w:r>
+      <w:r>
+        <w:rPr>
+          <w:rFonts w:ascii="Garamond" w:hAnsi="Garamond"/>
+          <w:b/>
+          <w:bCs/>
+        </w:rPr>
+        <w:t>FocusedTutorCard</w:t>
+      </w:r>
+      <w:r>
+        <w:rPr>
+          <w:rFonts w:ascii="Garamond" w:hAnsi="Garamond"/>
+        </w:rPr>
+        <w:t xml:space="preserve">’s initial render) labelled as </w:t>
+      </w:r>
+      <w:r>
+        <w:rPr>
+          <w:rFonts w:ascii="Garamond" w:hAnsi="Garamond"/>
+          <w:b/>
+          <w:bCs/>
+        </w:rPr>
+        <w:t>otherUserId</w:t>
+      </w:r>
+      <w:r>
+        <w:rPr>
+          <w:rFonts w:ascii="Garamond" w:hAnsi="Garamond"/>
+        </w:rPr>
+        <w:t xml:space="preserve">. The socket server listens for this event, </w:t>
+      </w:r>
+      <w:r>
+        <w:rPr>
+          <w:rFonts w:ascii="Garamond" w:hAnsi="Garamond"/>
+        </w:rPr>
+        <w:t>obtains</w:t>
+      </w:r>
+      <w:r>
+        <w:rPr>
+          <w:rFonts w:ascii="Garamond" w:hAnsi="Garamond"/>
+        </w:rPr>
+        <w:t xml:space="preserve"> the logged-in user</w:t>
+      </w:r>
+      <w:r>
+        <w:rPr>
+          <w:rFonts w:ascii="Garamond" w:hAnsi="Garamond"/>
+        </w:rPr>
+        <w:t xml:space="preserve">’s user id via </w:t>
+      </w:r>
+      <w:r>
+        <w:rPr>
+          <w:rFonts w:ascii="Garamond" w:hAnsi="Garamond"/>
+          <w:b/>
+          <w:bCs/>
+        </w:rPr>
+        <w:t xml:space="preserve">socket.user </w:t>
+      </w:r>
+      <w:r>
+        <w:rPr>
+          <w:rFonts w:ascii="Garamond" w:hAnsi="Garamond"/>
+        </w:rPr>
+        <w:t>and</w:t>
+      </w:r>
+      <w:r>
+        <w:rPr>
+          <w:rFonts w:ascii="Garamond" w:hAnsi="Garamond"/>
+        </w:rPr>
+        <w:t xml:space="preserve"> </w:t>
+      </w:r>
+      <w:r>
+        <w:rPr>
+          <w:rFonts w:ascii="Garamond" w:hAnsi="Garamond"/>
+        </w:rPr>
+        <w:t xml:space="preserve">the </w:t>
+      </w:r>
+      <w:r>
+        <w:rPr>
+          <w:rFonts w:ascii="Garamond" w:hAnsi="Garamond"/>
+        </w:rPr>
+        <w:t>other user/chat recipient’s id</w:t>
+      </w:r>
+      <w:r>
+        <w:rPr>
+          <w:rFonts w:ascii="Garamond" w:hAnsi="Garamond"/>
+        </w:rPr>
+        <w:t xml:space="preserve"> from </w:t>
+      </w:r>
+      <w:r>
+        <w:rPr>
+          <w:rFonts w:ascii="Garamond" w:hAnsi="Garamond"/>
+          <w:b/>
+          <w:bCs/>
+        </w:rPr>
+        <w:t>otherUserId</w:t>
+      </w:r>
+      <w:r>
+        <w:rPr>
+          <w:rFonts w:ascii="Garamond" w:hAnsi="Garamond"/>
+        </w:rPr>
+        <w:t xml:space="preserve">, prevents self-chat, and </w:t>
+      </w:r>
+      <w:r>
+        <w:rPr>
+          <w:rFonts w:ascii="Garamond" w:hAnsi="Garamond"/>
+        </w:rPr>
+        <w:lastRenderedPageBreak/>
+        <w:t xml:space="preserve">generates a permanent, unique room name by ordering the </w:t>
+      </w:r>
+      <w:r>
+        <w:rPr>
+          <w:rFonts w:ascii="Garamond" w:hAnsi="Garamond"/>
+        </w:rPr>
+        <w:t>logged-in user</w:t>
+      </w:r>
+      <w:r>
+        <w:rPr>
+          <w:rFonts w:ascii="Garamond" w:hAnsi="Garamond"/>
+        </w:rPr>
+        <w:t xml:space="preserve"> and </w:t>
+      </w:r>
+      <w:r>
+        <w:rPr>
+          <w:rFonts w:ascii="Garamond" w:hAnsi="Garamond"/>
+        </w:rPr>
+        <w:t>recipient user</w:t>
+      </w:r>
+      <w:r>
+        <w:rPr>
+          <w:rFonts w:ascii="Garamond" w:hAnsi="Garamond"/>
+        </w:rPr>
+        <w:t xml:space="preserve"> ids from lowest to highest</w:t>
+      </w:r>
+      <w:r>
+        <w:rPr>
+          <w:rFonts w:ascii="Garamond" w:hAnsi="Garamond"/>
+        </w:rPr>
+        <w:t xml:space="preserve">. This is so both particpants in a chat resolve to the same room name. </w:t>
+      </w:r>
+      <w:r>
+        <w:rPr>
+          <w:rFonts w:ascii="Garamond" w:hAnsi="Garamond"/>
+        </w:rPr>
+        <w:t>The logged-in user’s socket then joins that room and the room number</w:t>
+      </w:r>
+      <w:r>
+        <w:rPr>
+          <w:rFonts w:ascii="Garamond" w:hAnsi="Garamond"/>
+        </w:rPr>
+        <w:t xml:space="preserve"> and recipient/other user id</w:t>
+      </w:r>
+      <w:r>
+        <w:rPr>
+          <w:rFonts w:ascii="Garamond" w:hAnsi="Garamond"/>
+        </w:rPr>
+        <w:t xml:space="preserve"> </w:t>
+      </w:r>
+      <w:r>
+        <w:rPr>
+          <w:rFonts w:ascii="Garamond" w:hAnsi="Garamond"/>
+        </w:rPr>
+        <w:t>are</w:t>
+      </w:r>
+      <w:r>
+        <w:rPr>
+          <w:rFonts w:ascii="Garamond" w:hAnsi="Garamond"/>
+        </w:rPr>
+        <w:t xml:space="preserve"> stored in </w:t>
+      </w:r>
+      <w:r>
+        <w:rPr>
+          <w:rFonts w:ascii="Garamond" w:hAnsi="Garamond"/>
+          <w:b/>
+          <w:bCs/>
+        </w:rPr>
+        <w:t>socket.data.dmPeers</w:t>
+      </w:r>
+      <w:r>
+        <w:rPr>
+          <w:rFonts w:ascii="Garamond" w:hAnsi="Garamond"/>
+          <w:b/>
+          <w:bCs/>
+        </w:rPr>
+        <w:t xml:space="preserve"> </w:t>
+      </w:r>
+      <w:r>
+        <w:rPr>
+          <w:rFonts w:ascii="Garamond" w:hAnsi="Garamond"/>
+        </w:rPr>
+        <w:t>as key-value pairs</w:t>
+      </w:r>
+      <w:r>
+        <w:rPr>
+          <w:rFonts w:ascii="Garamond" w:hAnsi="Garamond"/>
+        </w:rPr>
+        <w:t xml:space="preserve">. Finally, the server emits the room name back to the frontend where it is stored in the </w:t>
+      </w:r>
+      <w:r>
+        <w:rPr>
+          <w:rFonts w:ascii="Garamond" w:hAnsi="Garamond"/>
+          <w:b/>
+          <w:bCs/>
+        </w:rPr>
+        <w:t>ChatWindow</w:t>
+      </w:r>
+      <w:r>
+        <w:rPr>
+          <w:rFonts w:ascii="Garamond" w:hAnsi="Garamond"/>
+        </w:rPr>
+        <w:t xml:space="preserve"> component state and used to direct </w:t>
+      </w:r>
+      <w:r>
+        <w:rPr>
+          <w:rFonts w:ascii="Garamond" w:hAnsi="Garamond"/>
+        </w:rPr>
+        <w:t>the component’s subsequent chat</w:t>
+      </w:r>
+      <w:r>
+        <w:rPr>
+          <w:rFonts w:ascii="Garamond" w:hAnsi="Garamond"/>
+        </w:rPr>
+        <w:t xml:space="preserve"> messages to the correct room via </w:t>
+      </w:r>
+      <w:r>
+        <w:rPr>
+          <w:rFonts w:ascii="Garamond" w:hAnsi="Garamond"/>
+        </w:rPr>
+        <w:t>its</w:t>
+      </w:r>
+      <w:r>
+        <w:rPr>
+          <w:rFonts w:ascii="Garamond" w:hAnsi="Garamond"/>
+        </w:rPr>
+        <w:t xml:space="preserve"> emitted  </w:t>
+      </w:r>
+      <w:r>
+        <w:rPr>
+          <w:rFonts w:ascii="Garamond" w:hAnsi="Garamond"/>
+          <w:b/>
+          <w:bCs/>
+        </w:rPr>
+        <w:t>chat_message</w:t>
+      </w:r>
+      <w:r>
+        <w:rPr>
+          <w:rFonts w:ascii="Garamond" w:hAnsi="Garamond"/>
+        </w:rPr>
+        <w:t xml:space="preserve"> event.</w:t>
+      </w:r>
+    </w:p>
+    <w:p>
+      <w:pPr>
+        <w:spacing w:line="360" w:lineRule="auto"/>
+        <w:rPr>
+          <w:rFonts w:ascii="Garamond" w:hAnsi="Garamond"/>
+        </w:rPr>
+      </w:pPr>
+      <w:r>
+        <w:rPr>
+          <w:rFonts w:ascii="Garamond" w:hAnsi="Garamond"/>
+        </w:rPr>
+        <w:t xml:space="preserve">In parallel with joining a live room, </w:t>
+      </w:r>
+      <w:r>
+        <w:rPr>
+          <w:rFonts w:ascii="Garamond" w:hAnsi="Garamond"/>
+          <w:b/>
+          <w:bCs/>
+        </w:rPr>
+        <w:t>ChatWindow</w:t>
+      </w:r>
+      <w:r>
+        <w:rPr>
+          <w:rFonts w:ascii="Garamond" w:hAnsi="Garamond"/>
+        </w:rPr>
+        <w:t xml:space="preserve"> component fetches any historical messages for the same chat pair by sending an http request</w:t>
+      </w:r>
+      <w:r>
+        <w:rPr>
+          <w:rFonts w:ascii="Garamond" w:hAnsi="Garamond"/>
+        </w:rPr>
+        <w:t xml:space="preserve">. This request is handled by the protected </w:t>
+      </w:r>
+      <w:r>
+        <w:rPr>
+          <w:rFonts w:ascii="Garamond" w:hAnsi="Garamond"/>
+          <w:b/>
+          <w:bCs/>
+        </w:rPr>
+        <w:t>getMessagesFromDB</w:t>
+      </w:r>
+      <w:r>
+        <w:rPr>
+          <w:rFonts w:ascii="Garamond" w:hAnsi="Garamond"/>
+          <w:b/>
+          <w:bCs/>
+        </w:rPr>
+        <w:t xml:space="preserve"> </w:t>
+      </w:r>
+      <w:r>
+        <w:rPr>
+          <w:rFonts w:ascii="Garamond" w:hAnsi="Garamond"/>
+        </w:rPr>
+        <w:t xml:space="preserve">controller  which uses </w:t>
+      </w:r>
+      <w:r>
+        <w:rPr>
+          <w:rFonts w:ascii="Garamond" w:hAnsi="Garamond"/>
+          <w:b/>
+          <w:bCs/>
+        </w:rPr>
+        <w:t>req.user</w:t>
+      </w:r>
+      <w:r>
+        <w:rPr>
+          <w:rFonts w:ascii="Garamond" w:hAnsi="Garamond"/>
+        </w:rPr>
+        <w:t xml:space="preserve"> and </w:t>
+      </w:r>
+      <w:r>
+        <w:rPr>
+          <w:rFonts w:ascii="Garamond" w:hAnsi="Garamond"/>
+          <w:b/>
+          <w:bCs/>
+        </w:rPr>
+        <w:t>req.params.otherUserId</w:t>
+      </w:r>
+      <w:r>
+        <w:rPr>
+          <w:rFonts w:ascii="Garamond" w:hAnsi="Garamond"/>
+        </w:rPr>
+        <w:t xml:space="preserve"> to identify the participants, arranges the ids in ascending order, and checks if a room of that name is stored in the database, If a matching room is found, its messages are loaded from the database and rendered in the frontend </w:t>
+      </w:r>
+      <w:r>
+        <w:rPr>
+          <w:rFonts w:ascii="Garamond" w:hAnsi="Garamond"/>
+          <w:b/>
+          <w:bCs/>
+        </w:rPr>
+        <w:t>ChatWindow</w:t>
+      </w:r>
+      <w:r>
+        <w:rPr>
+          <w:rFonts w:ascii="Garamond" w:hAnsi="Garamond"/>
+        </w:rPr>
+        <w:t xml:space="preserve"> via state. If no room is found, an empty array is returned. </w:t>
+      </w:r>
+    </w:p>
+    <w:p>
+      <w:pPr>
+        <w:spacing w:line="360" w:lineRule="auto"/>
+        <w:rPr>
+          <w:rFonts w:ascii="Garamond" w:hAnsi="Garamond"/>
+        </w:rPr>
+      </w:pPr>
+      <w:r>
+        <w:rPr>
+          <w:rFonts w:ascii="Garamond" w:hAnsi="Garamond"/>
+        </w:rPr>
+        <w:t xml:space="preserve">For message persistence, when a user sends a message from </w:t>
+      </w:r>
+      <w:r>
+        <w:rPr>
+          <w:rFonts w:ascii="Garamond" w:hAnsi="Garamond"/>
+          <w:b/>
+          <w:bCs/>
+        </w:rPr>
+        <w:t xml:space="preserve">ChatWindow, </w:t>
+      </w:r>
+      <w:r>
+        <w:rPr>
+          <w:rFonts w:ascii="Garamond" w:hAnsi="Garamond"/>
+        </w:rPr>
+        <w:t>the component’s</w:t>
+      </w:r>
+      <w:r>
+        <w:rPr>
+          <w:rFonts w:ascii="Garamond" w:hAnsi="Garamond"/>
+          <w:b/>
+          <w:bCs/>
+        </w:rPr>
+        <w:t xml:space="preserve"> </w:t>
+      </w:r>
+      <w:r>
+        <w:rPr>
+          <w:rFonts w:ascii="Garamond" w:hAnsi="Garamond"/>
+          <w:b/>
+          <w:bCs/>
+        </w:rPr>
+        <w:t>handleSend</w:t>
+      </w:r>
+      <w:r>
+        <w:rPr>
+          <w:rFonts w:ascii="Garamond" w:hAnsi="Garamond"/>
+          <w:b/>
+          <w:bCs/>
+        </w:rPr>
+        <w:t xml:space="preserve"> </w:t>
+      </w:r>
+      <w:r>
+        <w:rPr>
+          <w:rFonts w:ascii="Garamond" w:hAnsi="Garamond"/>
+        </w:rPr>
+        <w:t xml:space="preserve">function validates that the message is not empty and that a </w:t>
+      </w:r>
+      <w:r>
+        <w:rPr>
+          <w:rFonts w:ascii="Garamond" w:hAnsi="Garamond"/>
+          <w:b/>
+          <w:bCs/>
+        </w:rPr>
+        <w:t>room</w:t>
+      </w:r>
+      <w:r>
+        <w:rPr>
+          <w:rFonts w:ascii="Garamond" w:hAnsi="Garamond"/>
+        </w:rPr>
+        <w:t xml:space="preserve"> name has been received from the backend. It then emits the </w:t>
+      </w:r>
+      <w:r>
+        <w:rPr>
+          <w:rFonts w:ascii="Garamond" w:hAnsi="Garamond"/>
+          <w:b/>
+          <w:bCs/>
+        </w:rPr>
+        <w:t>chat_message</w:t>
+      </w:r>
+      <w:r>
+        <w:rPr>
+          <w:rFonts w:ascii="Garamond" w:hAnsi="Garamond"/>
+        </w:rPr>
+        <w:t xml:space="preserve"> event containing the room name and trimmed message text. For security, the component does not send user or recipient user ids; instead, the backend derives the ids from the </w:t>
+      </w:r>
+      <w:r>
+        <w:rPr>
+          <w:rFonts w:ascii="Garamond" w:hAnsi="Garamond"/>
+          <w:b/>
+          <w:bCs/>
+        </w:rPr>
+        <w:t>socket.user</w:t>
+      </w:r>
+      <w:r>
+        <w:rPr>
+          <w:rFonts w:ascii="Garamond" w:hAnsi="Garamond"/>
+        </w:rPr>
+        <w:t xml:space="preserve"> and </w:t>
+      </w:r>
+      <w:r>
+        <w:rPr>
+          <w:rFonts w:ascii="Garamond" w:hAnsi="Garamond"/>
+          <w:b/>
+          <w:bCs/>
+        </w:rPr>
+        <w:t>socket.data.dmPeers</w:t>
+      </w:r>
+      <w:r>
+        <w:rPr>
+          <w:rFonts w:ascii="Garamond" w:hAnsi="Garamond"/>
+        </w:rPr>
+        <w:t xml:space="preserve"> objects.</w:t>
+      </w:r>
+    </w:p>
+    <w:p>
+      <w:pPr>
+        <w:spacing w:line="360" w:lineRule="auto"/>
+        <w:rPr>
+          <w:rFonts w:ascii="Garamond" w:hAnsi="Garamond"/>
+        </w:rPr>
+      </w:pPr>
+      <w:r>
+        <w:rPr>
+          <w:rFonts w:ascii="Garamond" w:hAnsi="Garamond"/>
+        </w:rPr>
+        <w:t xml:space="preserve">When the backend receives the component’s </w:t>
+      </w:r>
+      <w:r>
+        <w:rPr>
+          <w:rFonts w:ascii="Garamond" w:hAnsi="Garamond"/>
+          <w:b/>
+          <w:bCs/>
+        </w:rPr>
+        <w:t>chat_message</w:t>
+      </w:r>
+      <w:r>
+        <w:rPr>
+          <w:rFonts w:ascii="Garamond" w:hAnsi="Garamond"/>
+        </w:rPr>
+        <w:t xml:space="preserve"> event, its </w:t>
+      </w:r>
+      <w:r>
+        <w:rPr>
+          <w:rFonts w:ascii="Garamond" w:hAnsi="Garamond"/>
+          <w:b/>
+          <w:bCs/>
+        </w:rPr>
+        <w:t>chat_message</w:t>
+      </w:r>
+      <w:r>
+        <w:rPr>
+          <w:rFonts w:ascii="Garamond" w:hAnsi="Garamond"/>
+        </w:rPr>
+        <w:t xml:space="preserve"> event handler validates that the socket is a member of that room. It then derives the user and recipient ids as described above,</w:t>
+      </w:r>
+      <w:r>
+        <w:rPr>
+          <w:rFonts w:ascii="Garamond" w:hAnsi="Garamond"/>
+        </w:rPr>
+        <w:t xml:space="preserve"> and</w:t>
+      </w:r>
+      <w:r>
+        <w:rPr>
+          <w:rFonts w:ascii="Garamond" w:hAnsi="Garamond"/>
+        </w:rPr>
+        <w:t xml:space="preserve"> regenerates the room name</w:t>
+      </w:r>
+      <w:r>
+        <w:rPr>
+          <w:rFonts w:ascii="Garamond" w:hAnsi="Garamond"/>
+        </w:rPr>
+        <w:t>. The handler then uses an UPSERT query so the room name is only stored if it doesn’t already exist and the room_id is returned. This reduces calls to the database as the logic is handled in one query rather than check-then-insert queries.</w:t>
+      </w:r>
+    </w:p>
+    <w:p>
+      <w:pPr>
+        <w:spacing w:line="360" w:lineRule="auto"/>
+        <w:rPr>
+          <w:rFonts w:ascii="Garamond" w:hAnsi="Garamond"/>
+        </w:rPr>
+      </w:pPr>
+      <w:r>
+        <w:rPr>
+          <w:rFonts w:ascii="Garamond" w:hAnsi="Garamond"/>
+        </w:rPr>
+        <w:t xml:space="preserve">The returned </w:t>
+      </w:r>
+      <w:r>
+        <w:rPr>
+          <w:rFonts w:ascii="Garamond" w:hAnsi="Garamond"/>
+          <w:b/>
+          <w:bCs/>
+        </w:rPr>
+        <w:t>room_id</w:t>
+      </w:r>
+      <w:r>
+        <w:rPr>
+          <w:rFonts w:ascii="Garamond" w:hAnsi="Garamond"/>
+        </w:rPr>
+        <w:t xml:space="preserve"> is then used to insert the message text in to the </w:t>
+      </w:r>
+      <w:r>
+        <w:rPr>
+          <w:rFonts w:ascii="Garamond" w:hAnsi="Garamond"/>
+          <w:b/>
+          <w:bCs/>
+        </w:rPr>
+        <w:t>chat_messages</w:t>
+      </w:r>
+      <w:r>
+        <w:rPr>
+          <w:rFonts w:ascii="Garamond" w:hAnsi="Garamond"/>
+        </w:rPr>
+        <w:t xml:space="preserve"> table along with sender user id, recipient user id and room id. </w:t>
+      </w:r>
+      <w:r>
+        <w:rPr>
+          <w:rFonts w:ascii="Garamond" w:hAnsi="Garamond"/>
+        </w:rPr>
+        <w:t>At this insert, t</w:t>
+      </w:r>
+      <w:r>
+        <w:rPr>
+          <w:rFonts w:ascii="Garamond" w:hAnsi="Garamond"/>
+        </w:rPr>
+        <w:t xml:space="preserve">he database returns a </w:t>
+      </w:r>
+      <w:r>
+        <w:rPr>
+          <w:rFonts w:ascii="Garamond" w:hAnsi="Garamond"/>
+          <w:b/>
+          <w:bCs/>
+        </w:rPr>
+        <w:t>message_id</w:t>
+      </w:r>
+      <w:r>
+        <w:rPr>
+          <w:rFonts w:ascii="Garamond" w:hAnsi="Garamond"/>
+        </w:rPr>
+        <w:t xml:space="preserve">  and </w:t>
+      </w:r>
+      <w:r>
+        <w:rPr>
+          <w:rFonts w:ascii="Garamond" w:hAnsi="Garamond"/>
+          <w:b/>
+          <w:bCs/>
+        </w:rPr>
+        <w:t>sent_at</w:t>
+      </w:r>
+      <w:r>
+        <w:rPr>
+          <w:rFonts w:ascii="Garamond" w:hAnsi="Garamond"/>
+        </w:rPr>
+        <w:t xml:space="preserve"> timestamp </w:t>
+      </w:r>
+      <w:r>
+        <w:rPr>
+          <w:rFonts w:ascii="Garamond" w:hAnsi="Garamond"/>
+        </w:rPr>
+        <w:t xml:space="preserve">and the </w:t>
+      </w:r>
+      <w:r>
+        <w:rPr>
+          <w:rFonts w:ascii="Garamond" w:hAnsi="Garamond"/>
+          <w:b/>
+          <w:bCs/>
+        </w:rPr>
+        <w:t>room_id</w:t>
+      </w:r>
+      <w:r>
+        <w:rPr>
+          <w:rFonts w:ascii="Garamond" w:hAnsi="Garamond"/>
+        </w:rPr>
+        <w:t xml:space="preserve"> </w:t>
+      </w:r>
+      <w:r>
+        <w:rPr>
+          <w:rFonts w:ascii="Garamond" w:hAnsi="Garamond"/>
+        </w:rPr>
+        <w:t xml:space="preserve">which are then used to backfill the </w:t>
+      </w:r>
+      <w:r>
+        <w:rPr>
+          <w:rFonts w:ascii="Garamond" w:hAnsi="Garamond"/>
+          <w:b/>
+          <w:bCs/>
+        </w:rPr>
+        <w:t>chat</w:t>
+      </w:r>
+      <w:r>
+        <w:rPr>
+          <w:rFonts w:ascii="Garamond" w:hAnsi="Garamond"/>
+          <w:b/>
+          <w:bCs/>
+        </w:rPr>
+        <w:t>_rooms</w:t>
+      </w:r>
+      <w:r>
+        <w:rPr>
+          <w:rFonts w:ascii="Garamond" w:hAnsi="Garamond"/>
+        </w:rPr>
+        <w:t xml:space="preserve"> table relevant </w:t>
+      </w:r>
+      <w:r>
+        <w:rPr>
+          <w:rFonts w:ascii="Garamond" w:hAnsi="Garamond"/>
+          <w:b/>
+          <w:bCs/>
+        </w:rPr>
+        <w:t>room_id</w:t>
+      </w:r>
+      <w:r>
+        <w:rPr>
+          <w:rFonts w:ascii="Garamond" w:hAnsi="Garamond"/>
+        </w:rPr>
+        <w:t xml:space="preserve"> row with the </w:t>
+      </w:r>
+      <w:r>
+        <w:rPr>
+          <w:rFonts w:ascii="Garamond" w:hAnsi="Garamond"/>
+          <w:b/>
+          <w:bCs/>
+        </w:rPr>
+        <w:t>message_id</w:t>
+      </w:r>
+      <w:r>
+        <w:rPr>
+          <w:rFonts w:ascii="Garamond" w:hAnsi="Garamond"/>
+        </w:rPr>
+        <w:t xml:space="preserve"> and </w:t>
+      </w:r>
+      <w:r>
+        <w:rPr>
+          <w:rFonts w:ascii="Garamond" w:hAnsi="Garamond"/>
+          <w:b/>
+          <w:bCs/>
+        </w:rPr>
+        <w:t>sent_at</w:t>
+      </w:r>
+      <w:r>
+        <w:rPr>
+          <w:rFonts w:ascii="Garamond" w:hAnsi="Garamond"/>
+        </w:rPr>
+        <w:t xml:space="preserve"> timestamp. This allows the inbox-summary functionality described below.</w:t>
+      </w:r>
+      <w:r>
+        <w:rPr>
+          <w:rFonts w:ascii="Garamond" w:hAnsi="Garamond"/>
+        </w:rPr>
+        <w:t xml:space="preserve"> Once the message has been saved, the backend creates a message object and emits it to the frontend via </w:t>
+      </w:r>
+      <w:r>
+        <w:rPr>
+          <w:rFonts w:ascii="Garamond" w:hAnsi="Garamond"/>
+          <w:b/>
+          <w:bCs/>
+        </w:rPr>
+        <w:t>io.to(room).emit()</w:t>
+      </w:r>
+      <w:r>
+        <w:rPr>
+          <w:rFonts w:ascii="Garamond" w:hAnsi="Garamond"/>
+        </w:rPr>
+        <w:t xml:space="preserve"> so that both parties receive the message.</w:t>
+      </w:r>
+      <w:r>
+        <w:rPr>
+          <w:rFonts w:ascii="Garamond" w:hAnsi="Garamond"/>
+        </w:rPr>
+        <w:t xml:space="preserve"> Finally, to support notification, a truncated message object is sent to the recipient’s personal room via </w:t>
+      </w:r>
+      <w:r>
+        <w:rPr>
+          <w:rFonts w:ascii="Garamond" w:hAnsi="Garamond"/>
+          <w:b/>
+          <w:bCs/>
+        </w:rPr>
+        <w:t>io.to(`user:${recipientUserId}`).emit('incoming_chat'</w:t>
+      </w:r>
+      <w:r>
+        <w:rPr>
+          <w:rFonts w:ascii="Garamond" w:hAnsi="Garamond"/>
+          <w:b/>
+          <w:bCs/>
+        </w:rPr>
+        <w:t>)</w:t>
+      </w:r>
+      <w:r>
+        <w:rPr>
+          <w:rFonts w:ascii="Garamond" w:hAnsi="Garamond"/>
+        </w:rPr>
+        <w:t>.</w:t>
+      </w:r>
+    </w:p>
+    <w:p>
+      <w:pPr>
+        <w:spacing w:line="360" w:lineRule="auto"/>
+        <w:rPr>
+          <w:rFonts w:ascii="Garamond" w:hAnsi="Garamond"/>
+        </w:rPr>
+      </w:pPr>
+      <w:r>
+        <w:rPr>
+          <w:rFonts w:ascii="Garamond" w:hAnsi="Garamond"/>
+        </w:rPr>
+        <w:t xml:space="preserve">On the frontend, </w:t>
+      </w:r>
+      <w:r>
+        <w:rPr>
+          <w:rFonts w:ascii="Garamond" w:hAnsi="Garamond"/>
+          <w:b/>
+          <w:bCs/>
+        </w:rPr>
+        <w:t xml:space="preserve">ChatWindow </w:t>
+      </w:r>
+      <w:r>
+        <w:rPr>
+          <w:rFonts w:ascii="Garamond" w:hAnsi="Garamond"/>
+        </w:rPr>
+        <w:t xml:space="preserve">component listens for server-emitted </w:t>
+      </w:r>
+      <w:r>
+        <w:rPr>
+          <w:rFonts w:ascii="Garamond" w:hAnsi="Garamond"/>
+          <w:b/>
+          <w:bCs/>
+        </w:rPr>
+        <w:t>chat_message</w:t>
+      </w:r>
+      <w:r>
+        <w:rPr>
+          <w:rFonts w:ascii="Garamond" w:hAnsi="Garamond"/>
+        </w:rPr>
+        <w:t xml:space="preserve"> events and adds them to its </w:t>
+      </w:r>
+      <w:r>
+        <w:rPr>
+          <w:rFonts w:ascii="Garamond" w:hAnsi="Garamond"/>
+          <w:b/>
+          <w:bCs/>
+        </w:rPr>
+        <w:t>messages</w:t>
+      </w:r>
+      <w:r>
+        <w:rPr>
+          <w:rFonts w:ascii="Garamond" w:hAnsi="Garamond"/>
+        </w:rPr>
+        <w:t xml:space="preserve"> state array</w:t>
+      </w:r>
+    </w:p>
+    <w:p>
+      <w:pPr>
+        <w:spacing w:line="360" w:lineRule="auto"/>
+        <w:rPr>
+          <w:rFonts w:ascii="Garamond" w:hAnsi="Garamond"/>
+          <w:b/>
+          <w:bCs/>
+        </w:rPr>
+      </w:pPr>
     </w:p>
     <w:p>
       <w:pPr>
@@ -9995,6 +11502,7 @@
           <w:sz w:val="28"/>
           <w:szCs w:val="28"/>
         </w:rPr>
+        <w:lastRenderedPageBreak/>
         <w:t>References</w:t>
       </w:r>
       <w:bookmarkEnd w:id="28"/>
@@ -10026,7 +11534,7 @@
         </w:rPr>
         <w:t xml:space="preserve">1: </w:t>
       </w:r>
-      <w:hyperlink r:id="rId7" w:history="1">
+      <w:hyperlink r:id="rId8" w:history="1">
         <w:r>
           <w:rPr>
             <w:rStyle w:val="Hyperlink"/>
@@ -10050,7 +11558,7 @@
         </w:rPr>
         <w:t xml:space="preserve">2: </w:t>
       </w:r>
-      <w:hyperlink r:id="rId8" w:history="1">
+      <w:hyperlink r:id="rId9" w:history="1">
         <w:r>
           <w:rPr>
             <w:rStyle w:val="Hyperlink"/>
@@ -10074,7 +11582,7 @@
         </w:rPr>
         <w:t xml:space="preserve">3: </w:t>
       </w:r>
-      <w:hyperlink r:id="rId9" w:history="1">
+      <w:hyperlink r:id="rId10" w:history="1">
         <w:r>
           <w:rPr>
             <w:rStyle w:val="Hyperlink"/>
@@ -10104,7 +11612,6 @@
         <w:rPr>
           <w:rFonts w:ascii="Garamond" w:hAnsi="Garamond"/>
         </w:rPr>
-        <w:lastRenderedPageBreak/>
         <w:t>Chapter 3</w:t>
       </w:r>
     </w:p>

--- a/docs/dissertation start.docx
+++ b/docs/dissertation start.docx
@@ -4411,7 +4411,21 @@
         <w:rPr>
           <w:rFonts w:ascii="Garamond" w:hAnsi="Garamond"/>
         </w:rPr>
-        <w:t xml:space="preserve">Express JS is one of the most popular frameworks for building web servers and APIs. It greatly simplifies routing compared to node.js and, like react, has many libraries to extend functionality or take care of security e.g. passport, bcrypt. It integrates easily with databases like </w:t>
+        <w:t xml:space="preserve">Express JS is one of the most popular frameworks for building web servers and APIs. It greatly simplifies routing compared to node.js and, like react, has many libraries to extend functionality or take care of security e.g. passport, </w:t>
+      </w:r>
+      <w:proofErr w:type="spellStart"/>
+      <w:r>
+        <w:rPr>
+          <w:rFonts w:ascii="Garamond" w:hAnsi="Garamond"/>
+        </w:rPr>
+        <w:t>bcrypt</w:t>
+      </w:r>
+      <w:proofErr w:type="spellEnd"/>
+      <w:r>
+        <w:rPr>
+          <w:rFonts w:ascii="Garamond" w:hAnsi="Garamond"/>
+        </w:rPr>
+        <w:t xml:space="preserve">. It integrates easily with databases like </w:t>
       </w:r>
       <w:r>
         <w:rPr>
@@ -4437,6 +4451,7 @@
           <w:szCs w:val="24"/>
         </w:rPr>
       </w:pPr>
+      <w:proofErr w:type="spellStart"/>
       <w:r>
         <w:rPr>
           <w:rFonts w:ascii="Garamond" w:hAnsi="Garamond"/>
@@ -4448,6 +4463,7 @@
         </w:rPr>
         <w:t>PostGreSQL</w:t>
       </w:r>
+      <w:proofErr w:type="spellEnd"/>
     </w:p>
     <w:p>
       <w:pPr>
@@ -4457,12 +4473,14 @@
           <w:rFonts w:ascii="Garamond" w:hAnsi="Garamond"/>
         </w:rPr>
       </w:pPr>
+      <w:proofErr w:type="spellStart"/>
       <w:r>
         <w:rPr>
           <w:rFonts w:ascii="Garamond" w:hAnsi="Garamond"/>
         </w:rPr>
         <w:t>PostGreSQL</w:t>
       </w:r>
+      <w:proofErr w:type="spellEnd"/>
       <w:r>
         <w:rPr>
           <w:rFonts w:ascii="Garamond" w:hAnsi="Garamond"/>
@@ -4473,7 +4491,35 @@
         <w:rPr>
           <w:rFonts w:ascii="Garamond" w:hAnsi="Garamond"/>
         </w:rPr>
-        <w:t>that lends itself well to structured data and integrates easily with express via the ‘pg’ library. MongoDB was excluded as it is noSQL.</w:t>
+        <w:t>that lends itself well to structured data and integrates easily with express via the ‘</w:t>
+      </w:r>
+      <w:proofErr w:type="spellStart"/>
+      <w:r>
+        <w:rPr>
+          <w:rFonts w:ascii="Garamond" w:hAnsi="Garamond"/>
+        </w:rPr>
+        <w:t>pg</w:t>
+      </w:r>
+      <w:proofErr w:type="spellEnd"/>
+      <w:r>
+        <w:rPr>
+          <w:rFonts w:ascii="Garamond" w:hAnsi="Garamond"/>
+        </w:rPr>
+        <w:t xml:space="preserve">’ library. MongoDB was excluded as it is </w:t>
+      </w:r>
+      <w:proofErr w:type="spellStart"/>
+      <w:r>
+        <w:rPr>
+          <w:rFonts w:ascii="Garamond" w:hAnsi="Garamond"/>
+        </w:rPr>
+        <w:t>noSQL</w:t>
+      </w:r>
+      <w:proofErr w:type="spellEnd"/>
+      <w:r>
+        <w:rPr>
+          <w:rFonts w:ascii="Garamond" w:hAnsi="Garamond"/>
+        </w:rPr>
+        <w:t>.</w:t>
       </w:r>
     </w:p>
     <w:p>
@@ -6080,6 +6126,7 @@
         </w:rPr>
         <w:t xml:space="preserve">of </w:t>
       </w:r>
+      <w:proofErr w:type="spellStart"/>
       <w:r>
         <w:rPr>
           <w:rFonts w:ascii="Garamond" w:hAnsi="Garamond"/>
@@ -6088,12 +6135,14 @@
         </w:rPr>
         <w:t>useState</w:t>
       </w:r>
+      <w:proofErr w:type="spellEnd"/>
       <w:r>
         <w:rPr>
           <w:rFonts w:ascii="Garamond" w:hAnsi="Garamond"/>
         </w:rPr>
         <w:t xml:space="preserve"> for maintaining and updating component data, </w:t>
       </w:r>
+      <w:proofErr w:type="spellStart"/>
       <w:r>
         <w:rPr>
           <w:rFonts w:ascii="Garamond" w:hAnsi="Garamond"/>
@@ -6102,6 +6151,7 @@
         </w:rPr>
         <w:t>useEffect</w:t>
       </w:r>
+      <w:proofErr w:type="spellEnd"/>
       <w:r>
         <w:rPr>
           <w:rFonts w:ascii="Garamond" w:hAnsi="Garamond"/>
@@ -6120,6 +6170,7 @@
         </w:rPr>
         <w:t xml:space="preserve"> the API, and </w:t>
       </w:r>
+      <w:proofErr w:type="spellStart"/>
       <w:r>
         <w:rPr>
           <w:rFonts w:ascii="Garamond" w:hAnsi="Garamond"/>
@@ -6128,6 +6179,7 @@
         </w:rPr>
         <w:t>useContext</w:t>
       </w:r>
+      <w:proofErr w:type="spellEnd"/>
       <w:r>
         <w:rPr>
           <w:rFonts w:ascii="Garamond" w:hAnsi="Garamond"/>
@@ -6755,13 +6807,39 @@
         <w:rPr>
           <w:rFonts w:ascii="Garamond" w:hAnsi="Garamond"/>
         </w:rPr>
-        <w:t xml:space="preserve">. In contrast to the http request-response cycle, socket.io uses websockets </w:t>
-      </w:r>
+        <w:t xml:space="preserve">. In contrast to the </w:t>
+      </w:r>
+      <w:r>
+        <w:rPr>
+          <w:rFonts w:ascii="Garamond" w:hAnsi="Garamond"/>
+        </w:rPr>
+        <w:t>HTTP</w:t>
+      </w:r>
+      <w:r>
+        <w:rPr>
+          <w:rFonts w:ascii="Garamond" w:hAnsi="Garamond"/>
+        </w:rPr>
+        <w:t xml:space="preserve"> request-response cycle, socket.io uses </w:t>
+      </w:r>
+      <w:proofErr w:type="spellStart"/>
       <w:r>
         <w:rPr>
           <w:rFonts w:ascii="Garamond" w:hAnsi="Garamond"/>
         </w:rPr>
         <w:lastRenderedPageBreak/>
+        <w:t>websockets</w:t>
+      </w:r>
+      <w:proofErr w:type="spellEnd"/>
+      <w:r>
+        <w:rPr>
+          <w:rFonts w:ascii="Garamond" w:hAnsi="Garamond"/>
+        </w:rPr>
+        <w:t xml:space="preserve"> </w:t>
+      </w:r>
+      <w:r>
+        <w:rPr>
+          <w:rFonts w:ascii="Garamond" w:hAnsi="Garamond"/>
+        </w:rPr>
         <w:t xml:space="preserve">to </w:t>
       </w:r>
       <w:r>
@@ -6851,6 +6929,7 @@
         </w:rPr>
         <w:t xml:space="preserve"> from the database. The token is signed cryptographically using the </w:t>
       </w:r>
+      <w:proofErr w:type="spellStart"/>
       <w:r>
         <w:rPr>
           <w:rFonts w:ascii="Garamond" w:hAnsi="Garamond"/>
@@ -6859,12 +6938,14 @@
         </w:rPr>
         <w:t>process.env.JWT_SECRET</w:t>
       </w:r>
+      <w:proofErr w:type="spellEnd"/>
       <w:r>
         <w:rPr>
           <w:rFonts w:ascii="Garamond" w:hAnsi="Garamond"/>
         </w:rPr>
         <w:t xml:space="preserve"> variable. It is set to expire after 24 hours and is stored in the browser as an </w:t>
       </w:r>
+      <w:proofErr w:type="spellStart"/>
       <w:r>
         <w:rPr>
           <w:rFonts w:ascii="Garamond" w:hAnsi="Garamond"/>
@@ -6873,6 +6954,7 @@
         </w:rPr>
         <w:t>HTTPOnly</w:t>
       </w:r>
+      <w:proofErr w:type="spellEnd"/>
       <w:r>
         <w:rPr>
           <w:rFonts w:ascii="Garamond" w:hAnsi="Garamond"/>
@@ -6891,6 +6973,7 @@
         </w:rPr>
         <w:t xml:space="preserve">from being read by client-side </w:t>
       </w:r>
+      <w:proofErr w:type="spellStart"/>
       <w:r>
         <w:rPr>
           <w:rFonts w:ascii="Garamond" w:hAnsi="Garamond"/>
@@ -6899,6 +6982,7 @@
         </w:rPr>
         <w:t>HTTPOnly</w:t>
       </w:r>
+      <w:proofErr w:type="spellEnd"/>
       <w:r>
         <w:rPr>
           <w:rFonts w:ascii="Garamond" w:hAnsi="Garamond"/>
@@ -6929,18 +7013,21 @@
         </w:rPr>
         <w:t>{</w:t>
       </w:r>
+      <w:proofErr w:type="spellStart"/>
       <w:r>
         <w:rPr>
           <w:rFonts w:ascii="Garamond" w:hAnsi="Garamond"/>
         </w:rPr>
         <w:t>credentials:’include</w:t>
       </w:r>
+      <w:proofErr w:type="spellEnd"/>
       <w:r>
         <w:rPr>
           <w:rFonts w:ascii="Garamond" w:hAnsi="Garamond"/>
         </w:rPr>
         <w:t xml:space="preserve">’}, is verified server-side and the </w:t>
       </w:r>
+      <w:proofErr w:type="spellStart"/>
       <w:r>
         <w:rPr>
           <w:rFonts w:ascii="Garamond" w:hAnsi="Garamond"/>
@@ -6949,12 +7036,14 @@
         </w:rPr>
         <w:t>user_id</w:t>
       </w:r>
+      <w:proofErr w:type="spellEnd"/>
       <w:r>
         <w:rPr>
           <w:rFonts w:ascii="Garamond" w:hAnsi="Garamond"/>
         </w:rPr>
         <w:t xml:space="preserve"> is used to rebuild the logged-in user’s details in the </w:t>
       </w:r>
+      <w:proofErr w:type="spellStart"/>
       <w:r>
         <w:rPr>
           <w:rFonts w:ascii="Garamond" w:hAnsi="Garamond"/>
@@ -6963,12 +7052,14 @@
         </w:rPr>
         <w:t>req.user</w:t>
       </w:r>
+      <w:proofErr w:type="spellEnd"/>
       <w:r>
         <w:rPr>
           <w:rFonts w:ascii="Garamond" w:hAnsi="Garamond"/>
         </w:rPr>
         <w:t xml:space="preserve"> and </w:t>
       </w:r>
+      <w:proofErr w:type="spellStart"/>
       <w:r>
         <w:rPr>
           <w:rFonts w:ascii="Garamond" w:hAnsi="Garamond"/>
@@ -6977,6 +7068,7 @@
         </w:rPr>
         <w:t>socket.user</w:t>
       </w:r>
+      <w:proofErr w:type="spellEnd"/>
       <w:r>
         <w:rPr>
           <w:rFonts w:ascii="Garamond" w:hAnsi="Garamond"/>
@@ -6994,6 +7086,7 @@
           <w:color w:val="215E99" w:themeColor="text2" w:themeTint="BF"/>
         </w:rPr>
       </w:pPr>
+      <w:proofErr w:type="spellStart"/>
       <w:r>
         <w:rPr>
           <w:rFonts w:ascii="Garamond" w:hAnsi="Garamond"/>
@@ -7003,6 +7096,7 @@
         </w:rPr>
         <w:t>Bcrypt</w:t>
       </w:r>
+      <w:proofErr w:type="spellEnd"/>
     </w:p>
     <w:p>
       <w:pPr>
@@ -7027,7 +7121,21 @@
         <w:rPr>
           <w:rFonts w:ascii="Garamond" w:hAnsi="Garamond"/>
         </w:rPr>
-        <w:t xml:space="preserve">are handled using bcrypt </w:t>
+        <w:t xml:space="preserve">are handled using </w:t>
+      </w:r>
+      <w:proofErr w:type="spellStart"/>
+      <w:r>
+        <w:rPr>
+          <w:rFonts w:ascii="Garamond" w:hAnsi="Garamond"/>
+        </w:rPr>
+        <w:t>bcrypt</w:t>
+      </w:r>
+      <w:proofErr w:type="spellEnd"/>
+      <w:r>
+        <w:rPr>
+          <w:rFonts w:ascii="Garamond" w:hAnsi="Garamond"/>
+        </w:rPr>
+        <w:t xml:space="preserve"> </w:t>
       </w:r>
       <w:r>
         <w:rPr>
@@ -7045,7 +7153,21 @@
         <w:rPr>
           <w:rFonts w:ascii="Garamond" w:hAnsi="Garamond"/>
         </w:rPr>
-        <w:t>user details are obtained from the DB via form-submitted email, and the submitted password is compared with the password stored in DB via bcrypt.</w:t>
+        <w:t xml:space="preserve">user details are obtained from the DB via form-submitted email, and the submitted password is compared with the password stored in DB via </w:t>
+      </w:r>
+      <w:proofErr w:type="spellStart"/>
+      <w:r>
+        <w:rPr>
+          <w:rFonts w:ascii="Garamond" w:hAnsi="Garamond"/>
+        </w:rPr>
+        <w:t>bcrypt</w:t>
+      </w:r>
+      <w:proofErr w:type="spellEnd"/>
+      <w:r>
+        <w:rPr>
+          <w:rFonts w:ascii="Garamond" w:hAnsi="Garamond"/>
+        </w:rPr>
+        <w:t>.</w:t>
       </w:r>
     </w:p>
     <w:p>
@@ -7308,6 +7430,7 @@
         </w:rPr>
         <w:t xml:space="preserve"> validation schema that is integrated with RHF via </w:t>
       </w:r>
+      <w:proofErr w:type="spellStart"/>
       <w:r>
         <w:rPr>
           <w:rFonts w:ascii="Garamond" w:hAnsi="Garamond"/>
@@ -7316,6 +7439,7 @@
         </w:rPr>
         <w:t>ZodResolver</w:t>
       </w:r>
+      <w:proofErr w:type="spellEnd"/>
       <w:r>
         <w:rPr>
           <w:rFonts w:ascii="Garamond" w:hAnsi="Garamond"/>
@@ -7328,6 +7452,7 @@
         </w:rPr>
         <w:t xml:space="preserve"> As the form is large, fields are validated as soon as the user leaves an input to provide immediate corrective feedback. Validation errors are displayed inline in red via RHF’s </w:t>
       </w:r>
+      <w:proofErr w:type="spellStart"/>
       <w:r>
         <w:rPr>
           <w:rFonts w:ascii="Garamond" w:hAnsi="Garamond"/>
@@ -7336,6 +7461,7 @@
         </w:rPr>
         <w:t>formState.errors</w:t>
       </w:r>
+      <w:proofErr w:type="spellEnd"/>
       <w:r>
         <w:rPr>
           <w:rFonts w:ascii="Garamond" w:hAnsi="Garamond"/>
@@ -7377,6 +7503,7 @@
         <w:lastRenderedPageBreak/>
         <w:t xml:space="preserve">To ensure input of city and instrument data that is consistent with the format in the DB, the component uses </w:t>
       </w:r>
+      <w:proofErr w:type="spellStart"/>
       <w:r>
         <w:rPr>
           <w:rFonts w:ascii="Garamond" w:hAnsi="Garamond"/>
@@ -7385,6 +7512,7 @@
         </w:rPr>
         <w:t>useEffect</w:t>
       </w:r>
+      <w:proofErr w:type="spellEnd"/>
       <w:r>
         <w:rPr>
           <w:rFonts w:ascii="Garamond" w:hAnsi="Garamond"/>
@@ -7409,6 +7537,7 @@
         </w:rPr>
         <w:t>state (</w:t>
       </w:r>
+      <w:proofErr w:type="spellStart"/>
       <w:r>
         <w:rPr>
           <w:rFonts w:ascii="Garamond" w:hAnsi="Garamond"/>
@@ -7417,12 +7546,14 @@
         </w:rPr>
         <w:t>dbCities</w:t>
       </w:r>
+      <w:proofErr w:type="spellEnd"/>
       <w:r>
         <w:rPr>
           <w:rFonts w:ascii="Garamond" w:hAnsi="Garamond"/>
         </w:rPr>
         <w:t xml:space="preserve"> and </w:t>
       </w:r>
+      <w:proofErr w:type="spellStart"/>
       <w:r>
         <w:rPr>
           <w:rFonts w:ascii="Garamond" w:hAnsi="Garamond"/>
@@ -7431,6 +7562,7 @@
         </w:rPr>
         <w:t>dbInstruments</w:t>
       </w:r>
+      <w:proofErr w:type="spellEnd"/>
       <w:r>
         <w:rPr>
           <w:rFonts w:ascii="Garamond" w:hAnsi="Garamond"/>
@@ -7457,6 +7589,7 @@
         </w:rPr>
         <w:t xml:space="preserve"> and a new dropdown display array is created by filtering the relevant array to include only partial matches. Selecting the item populates the field using RHF’s </w:t>
       </w:r>
+      <w:proofErr w:type="spellStart"/>
       <w:r>
         <w:rPr>
           <w:rFonts w:ascii="Garamond" w:hAnsi="Garamond"/>
@@ -7465,6 +7598,7 @@
         </w:rPr>
         <w:t>setValue</w:t>
       </w:r>
+      <w:proofErr w:type="spellEnd"/>
       <w:r>
         <w:rPr>
           <w:rFonts w:ascii="Garamond" w:hAnsi="Garamond"/>
@@ -7503,6 +7637,7 @@
         </w:rPr>
         <w:t xml:space="preserve"> </w:t>
       </w:r>
+      <w:proofErr w:type="spellStart"/>
       <w:r>
         <w:rPr>
           <w:rFonts w:ascii="Garamond" w:hAnsi="Garamond"/>
@@ -7511,6 +7646,7 @@
         </w:rPr>
         <w:t>onSubmit</w:t>
       </w:r>
+      <w:proofErr w:type="spellEnd"/>
       <w:r>
         <w:rPr>
           <w:rFonts w:ascii="Garamond" w:hAnsi="Garamond"/>
@@ -7527,7 +7663,19 @@
         <w:rPr>
           <w:rFonts w:ascii="Garamond" w:hAnsi="Garamond"/>
         </w:rPr>
-        <w:t xml:space="preserve">which sends a POST request to the tutor registration endpoint with relevant http content headers and a JSON body payload. </w:t>
+        <w:t xml:space="preserve">which sends a POST request to the tutor registration endpoint with relevant </w:t>
+      </w:r>
+      <w:r>
+        <w:rPr>
+          <w:rFonts w:ascii="Garamond" w:hAnsi="Garamond"/>
+        </w:rPr>
+        <w:t>HTTP</w:t>
+      </w:r>
+      <w:r>
+        <w:rPr>
+          <w:rFonts w:ascii="Garamond" w:hAnsi="Garamond"/>
+        </w:rPr>
+        <w:t xml:space="preserve"> content headers and a JSON body payload. </w:t>
       </w:r>
       <w:r>
         <w:rPr>
@@ -7535,6 +7683,7 @@
         </w:rPr>
         <w:t xml:space="preserve">Server-side validation is performed in the </w:t>
       </w:r>
+      <w:proofErr w:type="spellStart"/>
       <w:r>
         <w:rPr>
           <w:rFonts w:ascii="Garamond" w:hAnsi="Garamond"/>
@@ -7543,6 +7692,7 @@
         </w:rPr>
         <w:t>tutorRegistrationController</w:t>
       </w:r>
+      <w:proofErr w:type="spellEnd"/>
       <w:r>
         <w:rPr>
           <w:rFonts w:ascii="Garamond" w:hAnsi="Garamond"/>
@@ -7888,6 +8038,7 @@
         </w:rPr>
         <w:t xml:space="preserve">, it then uses </w:t>
       </w:r>
+      <w:proofErr w:type="spellStart"/>
       <w:r>
         <w:rPr>
           <w:rFonts w:ascii="Garamond" w:hAnsi="Garamond"/>
@@ -7896,12 +8047,14 @@
         </w:rPr>
         <w:t>Bcrypt</w:t>
       </w:r>
+      <w:proofErr w:type="spellEnd"/>
       <w:r>
         <w:rPr>
           <w:rFonts w:ascii="Garamond" w:hAnsi="Garamond"/>
         </w:rPr>
         <w:t xml:space="preserve"> to check the hashed DB password with input password. If correct, then a frontend-safe </w:t>
       </w:r>
+      <w:proofErr w:type="spellStart"/>
       <w:r>
         <w:rPr>
           <w:rFonts w:ascii="Garamond" w:hAnsi="Garamond"/>
@@ -7910,6 +8063,7 @@
         </w:rPr>
         <w:t>strippedUser</w:t>
       </w:r>
+      <w:proofErr w:type="spellEnd"/>
       <w:r>
         <w:rPr>
           <w:rFonts w:ascii="Garamond" w:hAnsi="Garamond"/>
@@ -7934,7 +8088,19 @@
         <w:rPr>
           <w:rFonts w:ascii="Garamond" w:hAnsi="Garamond"/>
         </w:rPr>
-        <w:t xml:space="preserve">an http-only </w:t>
+        <w:t xml:space="preserve">an </w:t>
+      </w:r>
+      <w:r>
+        <w:rPr>
+          <w:rFonts w:ascii="Garamond" w:hAnsi="Garamond"/>
+        </w:rPr>
+        <w:t>HTTP</w:t>
+      </w:r>
+      <w:r>
+        <w:rPr>
+          <w:rFonts w:ascii="Garamond" w:hAnsi="Garamond"/>
+        </w:rPr>
+        <w:t xml:space="preserve">-only </w:t>
       </w:r>
       <w:r>
         <w:rPr>
@@ -7978,6 +8144,7 @@
         </w:rPr>
         <w:t xml:space="preserve"> the </w:t>
       </w:r>
+      <w:proofErr w:type="spellStart"/>
       <w:r>
         <w:rPr>
           <w:rFonts w:ascii="Garamond" w:hAnsi="Garamond"/>
@@ -7986,6 +8153,7 @@
         </w:rPr>
         <w:t>UserContext</w:t>
       </w:r>
+      <w:proofErr w:type="spellEnd"/>
       <w:r>
         <w:rPr>
           <w:rFonts w:ascii="Garamond" w:hAnsi="Garamond"/>
@@ -8190,6 +8358,7 @@
         </w:rPr>
         <w:t xml:space="preserve">by the </w:t>
       </w:r>
+      <w:proofErr w:type="spellStart"/>
       <w:r>
         <w:rPr>
           <w:rFonts w:ascii="Garamond" w:hAnsi="Garamond"/>
@@ -8198,6 +8367,7 @@
         </w:rPr>
         <w:t>handleChange</w:t>
       </w:r>
+      <w:proofErr w:type="spellEnd"/>
       <w:r>
         <w:rPr>
           <w:rFonts w:ascii="Garamond" w:hAnsi="Garamond"/>
@@ -8252,6 +8422,7 @@
         </w:rPr>
         <w:t xml:space="preserve">. When the user presses the Enter key, the </w:t>
       </w:r>
+      <w:proofErr w:type="spellStart"/>
       <w:r>
         <w:rPr>
           <w:rFonts w:ascii="Garamond" w:hAnsi="Garamond"/>
@@ -8260,6 +8431,7 @@
         </w:rPr>
         <w:t>commitFilters</w:t>
       </w:r>
+      <w:proofErr w:type="spellEnd"/>
       <w:r>
         <w:rPr>
           <w:rFonts w:ascii="Garamond" w:hAnsi="Garamond"/>
@@ -8278,6 +8450,7 @@
         </w:rPr>
         <w:t xml:space="preserve"> to the browser’s query string using React Router’s </w:t>
       </w:r>
+      <w:proofErr w:type="spellStart"/>
       <w:r>
         <w:rPr>
           <w:rFonts w:ascii="Garamond" w:hAnsi="Garamond"/>
@@ -8286,6 +8459,7 @@
         </w:rPr>
         <w:t>setSearchParams</w:t>
       </w:r>
+      <w:proofErr w:type="spellEnd"/>
       <w:r>
         <w:rPr>
           <w:rFonts w:ascii="Garamond" w:hAnsi="Garamond"/>
@@ -8316,6 +8490,7 @@
         </w:rPr>
         <w:t xml:space="preserve"> </w:t>
       </w:r>
+      <w:proofErr w:type="spellStart"/>
       <w:r>
         <w:rPr>
           <w:rFonts w:ascii="Garamond" w:hAnsi="Garamond"/>
@@ -8324,12 +8499,14 @@
         </w:rPr>
         <w:t>useEffect</w:t>
       </w:r>
+      <w:proofErr w:type="spellEnd"/>
       <w:r>
         <w:rPr>
           <w:rFonts w:ascii="Garamond" w:hAnsi="Garamond"/>
         </w:rPr>
         <w:t xml:space="preserve"> hook dependant on </w:t>
       </w:r>
+      <w:proofErr w:type="spellStart"/>
       <w:r>
         <w:rPr>
           <w:rFonts w:ascii="Garamond" w:hAnsi="Garamond"/>
@@ -8338,6 +8515,7 @@
         </w:rPr>
         <w:t>searchParams</w:t>
       </w:r>
+      <w:proofErr w:type="spellEnd"/>
       <w:r>
         <w:rPr>
           <w:rFonts w:ascii="Garamond" w:hAnsi="Garamond"/>
@@ -8366,6 +8544,7 @@
         </w:rPr>
         <w:t xml:space="preserve">. A second </w:t>
       </w:r>
+      <w:proofErr w:type="spellStart"/>
       <w:r>
         <w:rPr>
           <w:rFonts w:ascii="Garamond" w:hAnsi="Garamond"/>
@@ -8374,19 +8553,30 @@
         </w:rPr>
         <w:t>useEffect</w:t>
       </w:r>
+      <w:proofErr w:type="spellEnd"/>
       <w:r>
         <w:rPr>
           <w:rFonts w:ascii="Garamond" w:hAnsi="Garamond"/>
         </w:rPr>
         <w:t xml:space="preserve">, dependant on </w:t>
       </w:r>
-      <w:r>
-        <w:rPr>
-          <w:rFonts w:ascii="Garamond" w:hAnsi="Garamond"/>
-          <w:b/>
-          <w:bCs/>
-        </w:rPr>
-        <w:t xml:space="preserve">filters.city </w:t>
+      <w:proofErr w:type="spellStart"/>
+      <w:r>
+        <w:rPr>
+          <w:rFonts w:ascii="Garamond" w:hAnsi="Garamond"/>
+          <w:b/>
+          <w:bCs/>
+        </w:rPr>
+        <w:t>filters.city</w:t>
+      </w:r>
+      <w:proofErr w:type="spellEnd"/>
+      <w:r>
+        <w:rPr>
+          <w:rFonts w:ascii="Garamond" w:hAnsi="Garamond"/>
+          <w:b/>
+          <w:bCs/>
+        </w:rPr>
+        <w:t xml:space="preserve"> </w:t>
       </w:r>
       <w:r>
         <w:rPr>
@@ -8400,7 +8590,16 @@
           <w:b/>
           <w:bCs/>
         </w:rPr>
-        <w:t xml:space="preserve"> filters.instrum</w:t>
+        <w:t xml:space="preserve"> </w:t>
+      </w:r>
+      <w:proofErr w:type="spellStart"/>
+      <w:r>
+        <w:rPr>
+          <w:rFonts w:ascii="Garamond" w:hAnsi="Garamond"/>
+          <w:b/>
+          <w:bCs/>
+        </w:rPr>
+        <w:t>filters.instrum</w:t>
       </w:r>
       <w:r>
         <w:rPr>
@@ -8418,6 +8617,7 @@
         </w:rPr>
         <w:t>nt</w:t>
       </w:r>
+      <w:proofErr w:type="spellEnd"/>
       <w:r>
         <w:rPr>
           <w:rFonts w:ascii="Garamond" w:hAnsi="Garamond"/>
@@ -8430,13 +8630,23 @@
         </w:rPr>
         <w:t xml:space="preserve">then uses </w:t>
       </w:r>
-      <w:r>
-        <w:rPr>
-          <w:rFonts w:ascii="Garamond" w:hAnsi="Garamond"/>
-          <w:b/>
-          <w:bCs/>
-        </w:rPr>
-        <w:t xml:space="preserve">URLSearchParams </w:t>
+      <w:proofErr w:type="spellStart"/>
+      <w:r>
+        <w:rPr>
+          <w:rFonts w:ascii="Garamond" w:hAnsi="Garamond"/>
+          <w:b/>
+          <w:bCs/>
+        </w:rPr>
+        <w:t>URLSearchParams</w:t>
+      </w:r>
+      <w:proofErr w:type="spellEnd"/>
+      <w:r>
+        <w:rPr>
+          <w:rFonts w:ascii="Garamond" w:hAnsi="Garamond"/>
+          <w:b/>
+          <w:bCs/>
+        </w:rPr>
+        <w:t xml:space="preserve"> </w:t>
       </w:r>
       <w:r>
         <w:rPr>
@@ -8574,6 +8784,7 @@
         </w:rPr>
         <w:t xml:space="preserve">he </w:t>
       </w:r>
+      <w:proofErr w:type="spellStart"/>
       <w:r>
         <w:rPr>
           <w:rFonts w:ascii="Garamond" w:hAnsi="Garamond"/>
@@ -8582,6 +8793,7 @@
         </w:rPr>
         <w:t>TutorProfilePage</w:t>
       </w:r>
+      <w:proofErr w:type="spellEnd"/>
       <w:r>
         <w:rPr>
           <w:rFonts w:ascii="Garamond" w:hAnsi="Garamond"/>
@@ -8624,6 +8836,7 @@
         </w:rPr>
         <w:t xml:space="preserve"> child components </w:t>
       </w:r>
+      <w:proofErr w:type="spellStart"/>
       <w:r>
         <w:rPr>
           <w:rFonts w:ascii="Garamond" w:hAnsi="Garamond"/>
@@ -8632,12 +8845,14 @@
         </w:rPr>
         <w:t>FocusedTutorCard</w:t>
       </w:r>
+      <w:proofErr w:type="spellEnd"/>
       <w:r>
         <w:rPr>
           <w:rFonts w:ascii="Garamond" w:hAnsi="Garamond"/>
         </w:rPr>
         <w:t xml:space="preserve"> and </w:t>
       </w:r>
+      <w:proofErr w:type="spellStart"/>
       <w:r>
         <w:rPr>
           <w:rFonts w:ascii="Garamond" w:hAnsi="Garamond"/>
@@ -8646,6 +8861,7 @@
         </w:rPr>
         <w:t>BookingCalendar</w:t>
       </w:r>
+      <w:proofErr w:type="spellEnd"/>
       <w:r>
         <w:rPr>
           <w:rFonts w:ascii="Garamond" w:hAnsi="Garamond"/>
@@ -8670,6 +8886,7 @@
         </w:rPr>
         <w:t xml:space="preserve"> a </w:t>
       </w:r>
+      <w:proofErr w:type="spellStart"/>
       <w:r>
         <w:rPr>
           <w:rFonts w:ascii="Garamond" w:hAnsi="Garamond"/>
@@ -8678,6 +8895,7 @@
         </w:rPr>
         <w:t>draftBooking</w:t>
       </w:r>
+      <w:proofErr w:type="spellEnd"/>
       <w:r>
         <w:rPr>
           <w:rFonts w:ascii="Garamond" w:hAnsi="Garamond"/>
@@ -8746,6 +8964,7 @@
         </w:rPr>
         <w:t xml:space="preserve">The </w:t>
       </w:r>
+      <w:proofErr w:type="spellStart"/>
       <w:r>
         <w:rPr>
           <w:rFonts w:ascii="Garamond" w:hAnsi="Garamond"/>
@@ -8754,6 +8973,7 @@
         </w:rPr>
         <w:t>FocusedTutorCard</w:t>
       </w:r>
+      <w:proofErr w:type="spellEnd"/>
       <w:r>
         <w:rPr>
           <w:rFonts w:ascii="Garamond" w:hAnsi="Garamond"/>
@@ -8790,6 +9010,7 @@
         </w:rPr>
         <w:t xml:space="preserve">passed-down </w:t>
       </w:r>
+      <w:proofErr w:type="spellStart"/>
       <w:r>
         <w:rPr>
           <w:rFonts w:ascii="Garamond" w:hAnsi="Garamond"/>
@@ -8798,12 +9019,14 @@
         </w:rPr>
         <w:t>updateDraftBooking</w:t>
       </w:r>
+      <w:proofErr w:type="spellEnd"/>
       <w:r>
         <w:rPr>
           <w:rFonts w:ascii="Garamond" w:hAnsi="Garamond"/>
         </w:rPr>
         <w:t xml:space="preserve"> function updates the </w:t>
       </w:r>
+      <w:proofErr w:type="spellStart"/>
       <w:r>
         <w:rPr>
           <w:rFonts w:ascii="Garamond" w:hAnsi="Garamond"/>
@@ -8812,6 +9035,7 @@
         </w:rPr>
         <w:t>draftBooking</w:t>
       </w:r>
+      <w:proofErr w:type="spellEnd"/>
       <w:r>
         <w:rPr>
           <w:rFonts w:ascii="Garamond" w:hAnsi="Garamond"/>
@@ -8838,6 +9062,7 @@
         </w:rPr>
         <w:t xml:space="preserve">In parallel, the </w:t>
       </w:r>
+      <w:proofErr w:type="spellStart"/>
       <w:r>
         <w:rPr>
           <w:rFonts w:ascii="Garamond" w:hAnsi="Garamond"/>
@@ -8846,6 +9071,7 @@
         </w:rPr>
         <w:t>BookingCalendar</w:t>
       </w:r>
+      <w:proofErr w:type="spellEnd"/>
       <w:r>
         <w:rPr>
           <w:rFonts w:ascii="Garamond" w:hAnsi="Garamond"/>
@@ -8942,6 +9168,7 @@
         </w:rPr>
         <w:t xml:space="preserve"> On choosing a slot, the </w:t>
       </w:r>
+      <w:proofErr w:type="spellStart"/>
       <w:r>
         <w:rPr>
           <w:rFonts w:ascii="Garamond" w:hAnsi="Garamond"/>
@@ -8950,6 +9177,7 @@
         </w:rPr>
         <w:t>handleSelectSlot</w:t>
       </w:r>
+      <w:proofErr w:type="spellEnd"/>
       <w:r>
         <w:rPr>
           <w:rFonts w:ascii="Garamond" w:hAnsi="Garamond"/>
@@ -8968,6 +9196,7 @@
         </w:rPr>
         <w:t xml:space="preserve">updates the </w:t>
       </w:r>
+      <w:proofErr w:type="spellStart"/>
       <w:r>
         <w:rPr>
           <w:rFonts w:ascii="Garamond" w:hAnsi="Garamond"/>
@@ -8976,6 +9205,7 @@
         </w:rPr>
         <w:t>draftBooking</w:t>
       </w:r>
+      <w:proofErr w:type="spellEnd"/>
       <w:r>
         <w:rPr>
           <w:rFonts w:ascii="Garamond" w:hAnsi="Garamond"/>
@@ -9008,6 +9238,7 @@
         </w:rPr>
         <w:t xml:space="preserve">Before a booking can be confirmed, the frontend carries out a series of validation checks on the </w:t>
       </w:r>
+      <w:proofErr w:type="spellStart"/>
       <w:r>
         <w:rPr>
           <w:rFonts w:ascii="Garamond" w:hAnsi="Garamond"/>
@@ -9016,12 +9247,14 @@
         </w:rPr>
         <w:t>draftBooking</w:t>
       </w:r>
+      <w:proofErr w:type="spellEnd"/>
       <w:r>
         <w:rPr>
           <w:rFonts w:ascii="Garamond" w:hAnsi="Garamond"/>
         </w:rPr>
         <w:t xml:space="preserve"> object using the </w:t>
       </w:r>
+      <w:proofErr w:type="spellStart"/>
       <w:r>
         <w:rPr>
           <w:rFonts w:ascii="Garamond" w:hAnsi="Garamond"/>
@@ -9030,6 +9263,7 @@
         </w:rPr>
         <w:t>preBookingChecks</w:t>
       </w:r>
+      <w:proofErr w:type="spellEnd"/>
       <w:r>
         <w:rPr>
           <w:rFonts w:ascii="Garamond" w:hAnsi="Garamond"/>
@@ -9066,6 +9300,7 @@
         </w:rPr>
         <w:t xml:space="preserve"> Draft bookings are sent to the backend in the </w:t>
       </w:r>
+      <w:proofErr w:type="spellStart"/>
       <w:r>
         <w:rPr>
           <w:rFonts w:ascii="Garamond" w:hAnsi="Garamond"/>
@@ -9075,6 +9310,7 @@
         <w:lastRenderedPageBreak/>
         <w:t>confirmDraftBooking</w:t>
       </w:r>
+      <w:proofErr w:type="spellEnd"/>
       <w:r>
         <w:rPr>
           <w:rFonts w:ascii="Garamond" w:hAnsi="Garamond"/>
@@ -9189,6 +9425,7 @@
         </w:rPr>
         <w:t xml:space="preserve">, the booking process is handled by the </w:t>
       </w:r>
+      <w:proofErr w:type="spellStart"/>
       <w:r>
         <w:rPr>
           <w:rFonts w:ascii="Garamond" w:hAnsi="Garamond"/>
@@ -9197,6 +9434,7 @@
         </w:rPr>
         <w:t>makeBooking</w:t>
       </w:r>
+      <w:proofErr w:type="spellEnd"/>
       <w:r>
         <w:rPr>
           <w:rFonts w:ascii="Garamond" w:hAnsi="Garamond"/>
@@ -9209,6 +9447,7 @@
         </w:rPr>
         <w:t xml:space="preserve">It receives the </w:t>
       </w:r>
+      <w:proofErr w:type="spellStart"/>
       <w:r>
         <w:rPr>
           <w:rFonts w:ascii="Garamond" w:hAnsi="Garamond"/>
@@ -9217,6 +9456,7 @@
         </w:rPr>
         <w:t>draftBooking</w:t>
       </w:r>
+      <w:proofErr w:type="spellEnd"/>
       <w:r>
         <w:rPr>
           <w:rFonts w:ascii="Garamond" w:hAnsi="Garamond"/>
@@ -9261,13 +9501,23 @@
         </w:rPr>
         <w:t xml:space="preserve"> with any conformed bookings. Only if all checks pass is the booking inserted into database and the newly created booking, with booking id, is returned to frontend </w:t>
       </w:r>
-      <w:r>
-        <w:rPr>
-          <w:rFonts w:ascii="Garamond" w:hAnsi="Garamond"/>
-          <w:b/>
-          <w:bCs/>
-        </w:rPr>
-        <w:t xml:space="preserve">tutorBookings </w:t>
+      <w:proofErr w:type="spellStart"/>
+      <w:r>
+        <w:rPr>
+          <w:rFonts w:ascii="Garamond" w:hAnsi="Garamond"/>
+          <w:b/>
+          <w:bCs/>
+        </w:rPr>
+        <w:t>tutorBookings</w:t>
+      </w:r>
+      <w:proofErr w:type="spellEnd"/>
+      <w:r>
+        <w:rPr>
+          <w:rFonts w:ascii="Garamond" w:hAnsi="Garamond"/>
+          <w:b/>
+          <w:bCs/>
+        </w:rPr>
+        <w:t xml:space="preserve"> </w:t>
       </w:r>
       <w:r>
         <w:rPr>
@@ -9337,6 +9587,7 @@
         </w:rPr>
         <w:t xml:space="preserve">The </w:t>
       </w:r>
+      <w:proofErr w:type="spellStart"/>
       <w:r>
         <w:rPr>
           <w:rFonts w:ascii="Garamond" w:hAnsi="Garamond"/>
@@ -9345,12 +9596,14 @@
         </w:rPr>
         <w:t>BookingCalendar</w:t>
       </w:r>
+      <w:proofErr w:type="spellEnd"/>
       <w:r>
         <w:rPr>
           <w:rFonts w:ascii="Garamond" w:hAnsi="Garamond"/>
         </w:rPr>
         <w:t xml:space="preserve"> component also allows students to view the details of confirmed lessons. When clicking on a lesson, the </w:t>
       </w:r>
+      <w:proofErr w:type="spellStart"/>
       <w:r>
         <w:rPr>
           <w:rFonts w:ascii="Garamond" w:hAnsi="Garamond"/>
@@ -9359,12 +9612,14 @@
         </w:rPr>
         <w:t>handleSelectEvent</w:t>
       </w:r>
+      <w:proofErr w:type="spellEnd"/>
       <w:r>
         <w:rPr>
           <w:rFonts w:ascii="Garamond" w:hAnsi="Garamond"/>
         </w:rPr>
         <w:t xml:space="preserve"> function sends a fetch request to obtain the full booking details from the database using the </w:t>
       </w:r>
+      <w:proofErr w:type="spellStart"/>
       <w:r>
         <w:rPr>
           <w:rFonts w:ascii="Garamond" w:hAnsi="Garamond"/>
@@ -9373,6 +9628,7 @@
         </w:rPr>
         <w:t>booking_id</w:t>
       </w:r>
+      <w:proofErr w:type="spellEnd"/>
       <w:r>
         <w:rPr>
           <w:rFonts w:ascii="Garamond" w:hAnsi="Garamond"/>
@@ -9431,6 +9687,7 @@
         </w:rPr>
         <w:t xml:space="preserve"> the backend, cancellation requests are handled by the </w:t>
       </w:r>
+      <w:proofErr w:type="spellStart"/>
       <w:r>
         <w:rPr>
           <w:rFonts w:ascii="Garamond" w:hAnsi="Garamond"/>
@@ -9439,6 +9696,7 @@
         </w:rPr>
         <w:t>cancelBookingById</w:t>
       </w:r>
+      <w:proofErr w:type="spellEnd"/>
       <w:r>
         <w:rPr>
           <w:rFonts w:ascii="Garamond" w:hAnsi="Garamond"/>
@@ -9520,6 +9778,7 @@
           <w:rFonts w:ascii="Garamond" w:hAnsi="Garamond"/>
           <w:b/>
           <w:bCs/>
+          <w:noProof/>
         </w:rPr>
         <w:lastRenderedPageBreak/>
         <w:drawing>
@@ -9744,7 +10003,115 @@
         <w:rPr>
           <w:rFonts w:ascii="Garamond" w:hAnsi="Garamond"/>
         </w:rPr>
-        <w:t xml:space="preserve"> The functionality is created through a series of complimentary event listeners and emitters on front and back end. Listeners take the form socket.on() or io.on() and emitters socket.emit() or io.emit().</w:t>
+        <w:t xml:space="preserve"> The functionality is created through a series of compl</w:t>
+      </w:r>
+      <w:r>
+        <w:rPr>
+          <w:rFonts w:ascii="Garamond" w:hAnsi="Garamond"/>
+        </w:rPr>
+        <w:t>e</w:t>
+      </w:r>
+      <w:r>
+        <w:rPr>
+          <w:rFonts w:ascii="Garamond" w:hAnsi="Garamond"/>
+        </w:rPr>
+        <w:t xml:space="preserve">mentary event listeners and emitters on front and back end. Listeners take the form </w:t>
+      </w:r>
+      <w:proofErr w:type="spellStart"/>
+      <w:r>
+        <w:rPr>
+          <w:rFonts w:ascii="Garamond" w:hAnsi="Garamond"/>
+          <w:b/>
+          <w:bCs/>
+        </w:rPr>
+        <w:t>socket.on</w:t>
+      </w:r>
+      <w:proofErr w:type="spellEnd"/>
+      <w:r>
+        <w:rPr>
+          <w:rFonts w:ascii="Garamond" w:hAnsi="Garamond"/>
+          <w:b/>
+          <w:bCs/>
+        </w:rPr>
+        <w:t>()</w:t>
+      </w:r>
+      <w:r>
+        <w:rPr>
+          <w:rFonts w:ascii="Garamond" w:hAnsi="Garamond"/>
+        </w:rPr>
+        <w:t xml:space="preserve"> or </w:t>
+      </w:r>
+      <w:proofErr w:type="spellStart"/>
+      <w:r>
+        <w:rPr>
+          <w:rFonts w:ascii="Garamond" w:hAnsi="Garamond"/>
+          <w:b/>
+          <w:bCs/>
+        </w:rPr>
+        <w:t>io.on</w:t>
+      </w:r>
+      <w:proofErr w:type="spellEnd"/>
+      <w:r>
+        <w:rPr>
+          <w:rFonts w:ascii="Garamond" w:hAnsi="Garamond"/>
+          <w:b/>
+          <w:bCs/>
+        </w:rPr>
+        <w:t>()</w:t>
+      </w:r>
+      <w:r>
+        <w:rPr>
+          <w:rFonts w:ascii="Garamond" w:hAnsi="Garamond"/>
+        </w:rPr>
+        <w:t xml:space="preserve"> and emitters </w:t>
+      </w:r>
+      <w:proofErr w:type="spellStart"/>
+      <w:r>
+        <w:rPr>
+          <w:rFonts w:ascii="Garamond" w:hAnsi="Garamond"/>
+          <w:b/>
+          <w:bCs/>
+        </w:rPr>
+        <w:t>socket.emit</w:t>
+      </w:r>
+      <w:proofErr w:type="spellEnd"/>
+      <w:r>
+        <w:rPr>
+          <w:rFonts w:ascii="Garamond" w:hAnsi="Garamond"/>
+          <w:b/>
+          <w:bCs/>
+        </w:rPr>
+        <w:t>()</w:t>
+      </w:r>
+      <w:r>
+        <w:rPr>
+          <w:rFonts w:ascii="Garamond" w:hAnsi="Garamond"/>
+        </w:rPr>
+        <w:t xml:space="preserve"> or </w:t>
+      </w:r>
+      <w:proofErr w:type="spellStart"/>
+      <w:r>
+        <w:rPr>
+          <w:rFonts w:ascii="Garamond" w:hAnsi="Garamond"/>
+          <w:b/>
+          <w:bCs/>
+        </w:rPr>
+        <w:t>io.emit</w:t>
+      </w:r>
+      <w:proofErr w:type="spellEnd"/>
+      <w:r>
+        <w:rPr>
+          <w:rFonts w:ascii="Garamond" w:hAnsi="Garamond"/>
+          <w:b/>
+          <w:bCs/>
+        </w:rPr>
+        <w:t>()</w:t>
+      </w:r>
+      <w:r>
+        <w:rPr>
+          <w:rFonts w:ascii="Garamond" w:hAnsi="Garamond"/>
+        </w:rPr>
+        <w:t>.</w:t>
       </w:r>
     </w:p>
     <w:p>
@@ -9760,6 +10127,7 @@
         </w:rPr>
         <w:t xml:space="preserve">On the frontend, the </w:t>
       </w:r>
+      <w:proofErr w:type="spellStart"/>
       <w:r>
         <w:rPr>
           <w:rFonts w:ascii="Garamond" w:hAnsi="Garamond"/>
@@ -9768,12 +10136,14 @@
         </w:rPr>
         <w:t>Main.jsx</w:t>
       </w:r>
+      <w:proofErr w:type="spellEnd"/>
       <w:r>
         <w:rPr>
           <w:rFonts w:ascii="Garamond" w:hAnsi="Garamond"/>
         </w:rPr>
         <w:t xml:space="preserve"> component acts as the top-level component for real-time messaging functionality. It provides </w:t>
       </w:r>
+      <w:proofErr w:type="spellStart"/>
       <w:r>
         <w:rPr>
           <w:rFonts w:ascii="Garamond" w:hAnsi="Garamond"/>
@@ -9782,12 +10152,14 @@
         </w:rPr>
         <w:t>UserContext</w:t>
       </w:r>
+      <w:proofErr w:type="spellEnd"/>
       <w:r>
         <w:rPr>
           <w:rFonts w:ascii="Garamond" w:hAnsi="Garamond"/>
         </w:rPr>
         <w:t xml:space="preserve"> and </w:t>
       </w:r>
+      <w:proofErr w:type="spellStart"/>
       <w:r>
         <w:rPr>
           <w:rFonts w:ascii="Garamond" w:hAnsi="Garamond"/>
@@ -9796,12 +10168,14 @@
         </w:rPr>
         <w:t>ChatContext</w:t>
       </w:r>
+      <w:proofErr w:type="spellEnd"/>
       <w:r>
         <w:rPr>
           <w:rFonts w:ascii="Garamond" w:hAnsi="Garamond"/>
         </w:rPr>
         <w:t xml:space="preserve"> which allow user and chat state to be shared across the application and conditionally renders the </w:t>
       </w:r>
+      <w:proofErr w:type="spellStart"/>
       <w:r>
         <w:rPr>
           <w:rFonts w:ascii="Garamond" w:hAnsi="Garamond"/>
@@ -9810,12 +10184,14 @@
         </w:rPr>
         <w:t>ChatNotifier</w:t>
       </w:r>
+      <w:proofErr w:type="spellEnd"/>
       <w:r>
         <w:rPr>
           <w:rFonts w:ascii="Garamond" w:hAnsi="Garamond"/>
         </w:rPr>
         <w:t xml:space="preserve">, </w:t>
       </w:r>
+      <w:proofErr w:type="spellStart"/>
       <w:r>
         <w:rPr>
           <w:rFonts w:ascii="Garamond" w:hAnsi="Garamond"/>
@@ -9824,12 +10200,14 @@
         </w:rPr>
         <w:t>ChatMessagesIcon</w:t>
       </w:r>
+      <w:proofErr w:type="spellEnd"/>
       <w:r>
         <w:rPr>
           <w:rFonts w:ascii="Garamond" w:hAnsi="Garamond"/>
         </w:rPr>
         <w:t xml:space="preserve">, and </w:t>
       </w:r>
+      <w:proofErr w:type="spellStart"/>
       <w:r>
         <w:rPr>
           <w:rFonts w:ascii="Garamond" w:hAnsi="Garamond"/>
@@ -9838,12 +10216,14 @@
         </w:rPr>
         <w:t>MessagesDrawer</w:t>
       </w:r>
+      <w:proofErr w:type="spellEnd"/>
       <w:r>
         <w:rPr>
           <w:rFonts w:ascii="Garamond" w:hAnsi="Garamond"/>
         </w:rPr>
         <w:t xml:space="preserve"> components only if a user is logged in. </w:t>
       </w:r>
+      <w:proofErr w:type="spellStart"/>
       <w:r>
         <w:rPr>
           <w:rFonts w:ascii="Garamond" w:hAnsi="Garamond"/>
@@ -9852,12 +10232,14 @@
         </w:rPr>
         <w:t>Main.jsx</w:t>
       </w:r>
+      <w:proofErr w:type="spellEnd"/>
       <w:r>
         <w:rPr>
           <w:rFonts w:ascii="Garamond" w:hAnsi="Garamond"/>
         </w:rPr>
         <w:t xml:space="preserve"> also manages the socket.io client connection with a </w:t>
       </w:r>
+      <w:proofErr w:type="spellStart"/>
       <w:r>
         <w:rPr>
           <w:rFonts w:ascii="Garamond" w:hAnsi="Garamond"/>
@@ -9866,6 +10248,7 @@
         </w:rPr>
         <w:t>useEffect</w:t>
       </w:r>
+      <w:proofErr w:type="spellEnd"/>
       <w:r>
         <w:rPr>
           <w:rFonts w:ascii="Garamond" w:hAnsi="Garamond"/>
@@ -9884,7 +10267,7 @@
         <w:rPr>
           <w:rFonts w:ascii="Garamond" w:hAnsi="Garamond"/>
         </w:rPr>
-        <w:t xml:space="preserve"> login status. When a user is logs in, the client connects</w:t>
+        <w:t xml:space="preserve"> login status. When a user logs in, the client connects</w:t>
       </w:r>
       <w:r>
         <w:rPr>
@@ -9892,6 +10275,7 @@
         </w:rPr>
         <w:t xml:space="preserve"> using the app’s </w:t>
       </w:r>
+      <w:proofErr w:type="spellStart"/>
       <w:r>
         <w:rPr>
           <w:rFonts w:ascii="Garamond" w:hAnsi="Garamond"/>
@@ -9900,6 +10284,7 @@
         </w:rPr>
         <w:t>socket.mjs</w:t>
       </w:r>
+      <w:proofErr w:type="spellEnd"/>
       <w:r>
         <w:rPr>
           <w:rFonts w:ascii="Garamond" w:hAnsi="Garamond"/>
@@ -9956,7 +10341,31 @@
         <w:rPr>
           <w:rFonts w:ascii="Garamond" w:hAnsi="Garamond"/>
         </w:rPr>
-        <w:t xml:space="preserve"> stored in an http-only cookie, but express and socket.io handle it differently. For http requests, protected chat-history routes use the </w:t>
+        <w:t xml:space="preserve"> stored in an </w:t>
+      </w:r>
+      <w:r>
+        <w:rPr>
+          <w:rFonts w:ascii="Garamond" w:hAnsi="Garamond"/>
+        </w:rPr>
+        <w:t>HTTP</w:t>
+      </w:r>
+      <w:r>
+        <w:rPr>
+          <w:rFonts w:ascii="Garamond" w:hAnsi="Garamond"/>
+        </w:rPr>
+        <w:t xml:space="preserve">-only cookie, but express and socket.io handle it differently. For </w:t>
+      </w:r>
+      <w:r>
+        <w:rPr>
+          <w:rFonts w:ascii="Garamond" w:hAnsi="Garamond"/>
+        </w:rPr>
+        <w:t>HTTP</w:t>
+      </w:r>
+      <w:r>
+        <w:rPr>
+          <w:rFonts w:ascii="Garamond" w:hAnsi="Garamond"/>
+        </w:rPr>
+        <w:t xml:space="preserve"> requests, protected chat-history routes use the </w:t>
       </w:r>
       <w:r>
         <w:rPr>
@@ -9986,6 +10395,7 @@
         </w:rPr>
         <w:t xml:space="preserve"> cookie from </w:t>
       </w:r>
+      <w:proofErr w:type="spellStart"/>
       <w:r>
         <w:rPr>
           <w:rFonts w:ascii="Garamond" w:hAnsi="Garamond"/>
@@ -9994,12 +10404,14 @@
         </w:rPr>
         <w:t>req.cookies</w:t>
       </w:r>
+      <w:proofErr w:type="spellEnd"/>
       <w:r>
         <w:rPr>
           <w:rFonts w:ascii="Garamond" w:hAnsi="Garamond"/>
         </w:rPr>
         <w:t xml:space="preserve">, verifies it and retrieves the matching user from the database and attaches user info to </w:t>
       </w:r>
+      <w:proofErr w:type="spellStart"/>
       <w:r>
         <w:rPr>
           <w:rFonts w:ascii="Garamond" w:hAnsi="Garamond"/>
@@ -10008,12 +10420,14 @@
         </w:rPr>
         <w:t>req.user</w:t>
       </w:r>
+      <w:proofErr w:type="spellEnd"/>
       <w:r>
         <w:rPr>
           <w:rFonts w:ascii="Garamond" w:hAnsi="Garamond"/>
         </w:rPr>
         <w:t xml:space="preserve"> using the </w:t>
       </w:r>
+      <w:proofErr w:type="spellStart"/>
       <w:r>
         <w:rPr>
           <w:rFonts w:ascii="Garamond" w:hAnsi="Garamond"/>
@@ -10022,6 +10436,7 @@
         </w:rPr>
         <w:t>buildUserInfo</w:t>
       </w:r>
+      <w:proofErr w:type="spellEnd"/>
       <w:r>
         <w:rPr>
           <w:rFonts w:ascii="Garamond" w:hAnsi="Garamond"/>
@@ -10038,7 +10453,7 @@
         <w:rPr>
           <w:rFonts w:ascii="Garamond" w:hAnsi="Garamond"/>
         </w:rPr>
-        <w:t xml:space="preserve"> for their own authentication needs</w:t>
+        <w:t xml:space="preserve"> for their own needs</w:t>
       </w:r>
       <w:r>
         <w:rPr>
@@ -10060,6 +10475,7 @@
         </w:rPr>
         <w:t xml:space="preserve">Because socket.io cannot access request and response objects, custom middleware is used. In </w:t>
       </w:r>
+      <w:proofErr w:type="spellStart"/>
       <w:r>
         <w:rPr>
           <w:rFonts w:ascii="Garamond" w:hAnsi="Garamond"/>
@@ -10068,19 +10484,30 @@
         </w:rPr>
         <w:t>server.mjs</w:t>
       </w:r>
+      <w:proofErr w:type="spellEnd"/>
       <w:r>
         <w:rPr>
           <w:rFonts w:ascii="Garamond" w:hAnsi="Garamond"/>
         </w:rPr>
         <w:t xml:space="preserve">, the </w:t>
       </w:r>
-      <w:r>
-        <w:rPr>
-          <w:rFonts w:ascii="Garamond" w:hAnsi="Garamond"/>
-          <w:b/>
-          <w:bCs/>
-        </w:rPr>
-        <w:t>io.use()</w:t>
+      <w:proofErr w:type="spellStart"/>
+      <w:r>
+        <w:rPr>
+          <w:rFonts w:ascii="Garamond" w:hAnsi="Garamond"/>
+          <w:b/>
+          <w:bCs/>
+        </w:rPr>
+        <w:t>io.use</w:t>
+      </w:r>
+      <w:proofErr w:type="spellEnd"/>
+      <w:r>
+        <w:rPr>
+          <w:rFonts w:ascii="Garamond" w:hAnsi="Garamond"/>
+          <w:b/>
+          <w:bCs/>
+        </w:rPr>
+        <w:t>()</w:t>
       </w:r>
       <w:r>
         <w:rPr>
@@ -10088,6 +10515,7 @@
         </w:rPr>
         <w:t xml:space="preserve"> middleware reads the cookie from </w:t>
       </w:r>
+      <w:proofErr w:type="spellStart"/>
       <w:r>
         <w:rPr>
           <w:rFonts w:ascii="Garamond" w:hAnsi="Garamond"/>
@@ -10099,9 +10527,12 @@
       <w:r>
         <w:rPr>
           <w:rFonts w:ascii="Garamond" w:hAnsi="Garamond"/>
+          <w:b/>
+          <w:bCs/>
         </w:rPr>
         <w:t>cookie</w:t>
       </w:r>
+      <w:proofErr w:type="spellEnd"/>
       <w:r>
         <w:rPr>
           <w:rFonts w:ascii="Garamond" w:hAnsi="Garamond"/>
@@ -10144,6 +10575,7 @@
         </w:rPr>
         <w:t xml:space="preserve"> to </w:t>
       </w:r>
+      <w:proofErr w:type="spellStart"/>
       <w:r>
         <w:rPr>
           <w:rFonts w:ascii="Garamond" w:hAnsi="Garamond"/>
@@ -10152,12 +10584,14 @@
         </w:rPr>
         <w:t>socket.user</w:t>
       </w:r>
+      <w:proofErr w:type="spellEnd"/>
       <w:r>
         <w:rPr>
           <w:rFonts w:ascii="Garamond" w:hAnsi="Garamond"/>
         </w:rPr>
         <w:t xml:space="preserve"> using the </w:t>
       </w:r>
+      <w:proofErr w:type="spellStart"/>
       <w:r>
         <w:rPr>
           <w:rFonts w:ascii="Garamond" w:hAnsi="Garamond"/>
@@ -10182,6 +10616,7 @@
         </w:rPr>
         <w:t>UserInfo</w:t>
       </w:r>
+      <w:proofErr w:type="spellEnd"/>
       <w:r>
         <w:rPr>
           <w:rFonts w:ascii="Garamond" w:hAnsi="Garamond"/>
@@ -10230,7 +10665,21 @@
         <w:rPr>
           <w:rFonts w:ascii="Garamond" w:hAnsi="Garamond"/>
         </w:rPr>
-        <w:t xml:space="preserve"> to autoconnect.</w:t>
+        <w:t xml:space="preserve"> to </w:t>
+      </w:r>
+      <w:proofErr w:type="spellStart"/>
+      <w:r>
+        <w:rPr>
+          <w:rFonts w:ascii="Garamond" w:hAnsi="Garamond"/>
+        </w:rPr>
+        <w:t>autoconnect</w:t>
+      </w:r>
+      <w:proofErr w:type="spellEnd"/>
+      <w:r>
+        <w:rPr>
+          <w:rFonts w:ascii="Garamond" w:hAnsi="Garamond"/>
+        </w:rPr>
+        <w:t>.</w:t>
       </w:r>
     </w:p>
     <w:p>
@@ -10244,15 +10693,39 @@
         <w:rPr>
           <w:rFonts w:ascii="Garamond" w:hAnsi="Garamond"/>
         </w:rPr>
-        <w:t xml:space="preserve">Once a socket has been authenticated, the backend’s </w:t>
-      </w:r>
-      <w:r>
-        <w:rPr>
-          <w:rFonts w:ascii="Garamond" w:hAnsi="Garamond"/>
-          <w:b/>
-          <w:bCs/>
-        </w:rPr>
-        <w:t>io.on(‘connection’)</w:t>
+        <w:t xml:space="preserve">Once a socket has been authenticated, the </w:t>
+      </w:r>
+      <w:proofErr w:type="spellStart"/>
+      <w:r>
+        <w:rPr>
+          <w:rFonts w:ascii="Garamond" w:hAnsi="Garamond"/>
+        </w:rPr>
+        <w:t>backend’s</w:t>
+      </w:r>
+      <w:proofErr w:type="spellEnd"/>
+      <w:r>
+        <w:rPr>
+          <w:rFonts w:ascii="Garamond" w:hAnsi="Garamond"/>
+        </w:rPr>
+        <w:t xml:space="preserve"> </w:t>
+      </w:r>
+      <w:proofErr w:type="spellStart"/>
+      <w:r>
+        <w:rPr>
+          <w:rFonts w:ascii="Garamond" w:hAnsi="Garamond"/>
+          <w:b/>
+          <w:bCs/>
+        </w:rPr>
+        <w:t>io.on</w:t>
+      </w:r>
+      <w:proofErr w:type="spellEnd"/>
+      <w:r>
+        <w:rPr>
+          <w:rFonts w:ascii="Garamond" w:hAnsi="Garamond"/>
+          <w:b/>
+          <w:bCs/>
+        </w:rPr>
+        <w:t>(‘connection’)</w:t>
       </w:r>
       <w:r>
         <w:rPr>
@@ -10260,6 +10733,7 @@
         </w:rPr>
         <w:t xml:space="preserve"> handler uses the authenticated </w:t>
       </w:r>
+      <w:proofErr w:type="spellStart"/>
       <w:r>
         <w:rPr>
           <w:rFonts w:ascii="Garamond" w:hAnsi="Garamond"/>
@@ -10268,6 +10742,7 @@
         </w:rPr>
         <w:t>socket.user</w:t>
       </w:r>
+      <w:proofErr w:type="spellEnd"/>
       <w:r>
         <w:rPr>
           <w:rFonts w:ascii="Garamond" w:hAnsi="Garamond"/>
@@ -10298,7 +10773,7 @@
         <w:rPr>
           <w:rFonts w:ascii="Garamond" w:hAnsi="Garamond"/>
         </w:rPr>
-        <w:t xml:space="preserve"> named </w:t>
+        <w:t xml:space="preserve"> </w:t>
       </w:r>
       <w:r>
         <w:rPr>
@@ -10326,7 +10801,31 @@
         <w:rPr>
           <w:rFonts w:ascii="Garamond" w:hAnsi="Garamond"/>
         </w:rPr>
-        <w:t>which is used for notifying them of messages received from any other user.</w:t>
+        <w:t xml:space="preserve">which is </w:t>
+      </w:r>
+      <w:r>
+        <w:rPr>
+          <w:rFonts w:ascii="Garamond" w:hAnsi="Garamond"/>
+        </w:rPr>
+        <w:t xml:space="preserve">later </w:t>
+      </w:r>
+      <w:r>
+        <w:rPr>
+          <w:rFonts w:ascii="Garamond" w:hAnsi="Garamond"/>
+        </w:rPr>
+        <w:t>used for notifying them</w:t>
+      </w:r>
+      <w:r>
+        <w:rPr>
+          <w:rFonts w:ascii="Garamond" w:hAnsi="Garamond"/>
+        </w:rPr>
+        <w:t xml:space="preserve"> in real-time</w:t>
+      </w:r>
+      <w:r>
+        <w:rPr>
+          <w:rFonts w:ascii="Garamond" w:hAnsi="Garamond"/>
+        </w:rPr>
+        <w:t xml:space="preserve"> of messages received from any other user.</w:t>
       </w:r>
       <w:r>
         <w:rPr>
@@ -10334,6 +10833,7 @@
         </w:rPr>
         <w:t xml:space="preserve"> Crucially, the server also initialises </w:t>
       </w:r>
+      <w:proofErr w:type="spellStart"/>
       <w:r>
         <w:rPr>
           <w:rFonts w:ascii="Garamond" w:hAnsi="Garamond"/>
@@ -10342,6 +10842,7 @@
         </w:rPr>
         <w:t>socket.data.dmPeers</w:t>
       </w:r>
+      <w:proofErr w:type="spellEnd"/>
       <w:r>
         <w:rPr>
           <w:rFonts w:ascii="Garamond" w:hAnsi="Garamond"/>
@@ -10358,7 +10859,43 @@
         <w:rPr>
           <w:rFonts w:ascii="Garamond" w:hAnsi="Garamond"/>
         </w:rPr>
-        <w:t>between student and tutors.</w:t>
+        <w:t xml:space="preserve">and chat recipient user id </w:t>
+      </w:r>
+      <w:r>
+        <w:rPr>
+          <w:rFonts w:ascii="Garamond" w:hAnsi="Garamond"/>
+        </w:rPr>
+        <w:t>for</w:t>
+      </w:r>
+      <w:r>
+        <w:rPr>
+          <w:rFonts w:ascii="Garamond" w:hAnsi="Garamond"/>
+        </w:rPr>
+        <w:t xml:space="preserve"> student and tutor</w:t>
+      </w:r>
+      <w:r>
+        <w:rPr>
+          <w:rFonts w:ascii="Garamond" w:hAnsi="Garamond"/>
+        </w:rPr>
+        <w:t xml:space="preserve"> chat pairings</w:t>
+      </w:r>
+      <w:r>
+        <w:rPr>
+          <w:rFonts w:ascii="Garamond" w:hAnsi="Garamond"/>
+        </w:rPr>
+        <w:t>.</w:t>
+      </w:r>
+      <w:r>
+        <w:rPr>
+          <w:rFonts w:ascii="Garamond" w:hAnsi="Garamond"/>
+        </w:rPr>
+        <w:t xml:space="preserve"> While the socket is connected, this keeps a record of the rooms and recipients a user has been having conversations with</w:t>
+      </w:r>
+      <w:r>
+        <w:rPr>
+          <w:rFonts w:ascii="Garamond" w:hAnsi="Garamond"/>
+        </w:rPr>
+        <w:t xml:space="preserve"> since login.</w:t>
       </w:r>
     </w:p>
     <w:p>
@@ -10374,6 +10911,7 @@
         </w:rPr>
         <w:t xml:space="preserve">A conversation room is created only when the student opens a chat window in the frontend via the ‘message tutor’ button in the </w:t>
       </w:r>
+      <w:proofErr w:type="spellStart"/>
       <w:r>
         <w:rPr>
           <w:rFonts w:ascii="Garamond" w:hAnsi="Garamond"/>
@@ -10382,11 +10920,36 @@
         </w:rPr>
         <w:t>FocusedTutorCard</w:t>
       </w:r>
-      <w:r>
-        <w:rPr>
-          <w:rFonts w:ascii="Garamond" w:hAnsi="Garamond"/>
-        </w:rPr>
-        <w:t xml:space="preserve"> component. The button can only be clicked if a student is logged in and it opens the </w:t>
+      <w:proofErr w:type="spellEnd"/>
+      <w:r>
+        <w:rPr>
+          <w:rFonts w:ascii="Garamond" w:hAnsi="Garamond"/>
+        </w:rPr>
+        <w:t xml:space="preserve"> component. The button </w:t>
+      </w:r>
+      <w:r>
+        <w:rPr>
+          <w:rFonts w:ascii="Garamond" w:hAnsi="Garamond"/>
+        </w:rPr>
+        <w:t>is only available</w:t>
+      </w:r>
+      <w:r>
+        <w:rPr>
+          <w:rFonts w:ascii="Garamond" w:hAnsi="Garamond"/>
+        </w:rPr>
+        <w:t xml:space="preserve"> if a student is logged in and</w:t>
+      </w:r>
+      <w:r>
+        <w:rPr>
+          <w:rFonts w:ascii="Garamond" w:hAnsi="Garamond"/>
+        </w:rPr>
+        <w:t>, when clicked,</w:t>
+      </w:r>
+      <w:r>
+        <w:rPr>
+          <w:rFonts w:ascii="Garamond" w:hAnsi="Garamond"/>
+        </w:rPr>
+        <w:t xml:space="preserve">  opens the </w:t>
       </w:r>
       <w:r>
         <w:rPr>
@@ -10402,6 +10965,7 @@
         </w:rPr>
         <w:t xml:space="preserve"> component. Once opened, this component emits the </w:t>
       </w:r>
+      <w:proofErr w:type="spellStart"/>
       <w:r>
         <w:rPr>
           <w:rFonts w:ascii="Garamond" w:hAnsi="Garamond"/>
@@ -10410,6 +10974,7 @@
         </w:rPr>
         <w:t>join_room</w:t>
       </w:r>
+      <w:proofErr w:type="spellEnd"/>
       <w:r>
         <w:rPr>
           <w:rFonts w:ascii="Garamond" w:hAnsi="Garamond"/>
@@ -10440,6 +11005,7 @@
         </w:rPr>
         <w:t xml:space="preserve">tutor’s user id (loaded in </w:t>
       </w:r>
+      <w:proofErr w:type="spellStart"/>
       <w:r>
         <w:rPr>
           <w:rFonts w:ascii="Garamond" w:hAnsi="Garamond"/>
@@ -10452,8 +11018,16 @@
         <w:rPr>
           <w:rFonts w:ascii="Garamond" w:hAnsi="Garamond"/>
         </w:rPr>
-        <w:t xml:space="preserve">’s initial render) labelled as </w:t>
-      </w:r>
+        <w:t>’s</w:t>
+      </w:r>
+      <w:proofErr w:type="spellEnd"/>
+      <w:r>
+        <w:rPr>
+          <w:rFonts w:ascii="Garamond" w:hAnsi="Garamond"/>
+        </w:rPr>
+        <w:t xml:space="preserve"> initial render) labelled as </w:t>
+      </w:r>
+      <w:proofErr w:type="spellStart"/>
       <w:r>
         <w:rPr>
           <w:rFonts w:ascii="Garamond" w:hAnsi="Garamond"/>
@@ -10462,6 +11036,7 @@
         </w:rPr>
         <w:t>otherUserId</w:t>
       </w:r>
+      <w:proofErr w:type="spellEnd"/>
       <w:r>
         <w:rPr>
           <w:rFonts w:ascii="Garamond" w:hAnsi="Garamond"/>
@@ -10484,15 +11059,32 @@
         <w:rPr>
           <w:rFonts w:ascii="Garamond" w:hAnsi="Garamond"/>
         </w:rPr>
-        <w:t xml:space="preserve">’s user id via </w:t>
-      </w:r>
-      <w:r>
-        <w:rPr>
-          <w:rFonts w:ascii="Garamond" w:hAnsi="Garamond"/>
-          <w:b/>
-          <w:bCs/>
-        </w:rPr>
-        <w:t xml:space="preserve">socket.user </w:t>
+        <w:t xml:space="preserve">’s </w:t>
+      </w:r>
+      <w:r>
+        <w:rPr>
+          <w:rFonts w:ascii="Garamond" w:hAnsi="Garamond"/>
+        </w:rPr>
+        <w:lastRenderedPageBreak/>
+        <w:t xml:space="preserve">user id via </w:t>
+      </w:r>
+      <w:proofErr w:type="spellStart"/>
+      <w:r>
+        <w:rPr>
+          <w:rFonts w:ascii="Garamond" w:hAnsi="Garamond"/>
+          <w:b/>
+          <w:bCs/>
+        </w:rPr>
+        <w:t>socket.user</w:t>
+      </w:r>
+      <w:proofErr w:type="spellEnd"/>
+      <w:r>
+        <w:rPr>
+          <w:rFonts w:ascii="Garamond" w:hAnsi="Garamond"/>
+          <w:b/>
+          <w:bCs/>
+        </w:rPr>
+        <w:t xml:space="preserve"> </w:t>
       </w:r>
       <w:r>
         <w:rPr>
@@ -10524,6 +11116,7 @@
         </w:rPr>
         <w:t xml:space="preserve"> from </w:t>
       </w:r>
+      <w:proofErr w:type="spellStart"/>
       <w:r>
         <w:rPr>
           <w:rFonts w:ascii="Garamond" w:hAnsi="Garamond"/>
@@ -10532,64 +11125,1395 @@
         </w:rPr>
         <w:t>otherUserId</w:t>
       </w:r>
-      <w:r>
-        <w:rPr>
-          <w:rFonts w:ascii="Garamond" w:hAnsi="Garamond"/>
-        </w:rPr>
-        <w:t xml:space="preserve">, prevents self-chat, and </w:t>
+      <w:proofErr w:type="spellEnd"/>
+      <w:r>
+        <w:rPr>
+          <w:rFonts w:ascii="Garamond" w:hAnsi="Garamond"/>
+        </w:rPr>
+        <w:t xml:space="preserve">, </w:t>
+      </w:r>
+      <w:r>
+        <w:rPr>
+          <w:rFonts w:ascii="Garamond" w:hAnsi="Garamond"/>
+        </w:rPr>
+        <w:t xml:space="preserve">runs validation to </w:t>
+      </w:r>
+      <w:r>
+        <w:rPr>
+          <w:rFonts w:ascii="Garamond" w:hAnsi="Garamond"/>
+        </w:rPr>
+        <w:t>prevent</w:t>
+      </w:r>
+      <w:r>
+        <w:rPr>
+          <w:rFonts w:ascii="Garamond" w:hAnsi="Garamond"/>
+        </w:rPr>
+        <w:t xml:space="preserve"> </w:t>
+      </w:r>
+      <w:r>
+        <w:rPr>
+          <w:rFonts w:ascii="Garamond" w:hAnsi="Garamond"/>
+        </w:rPr>
+        <w:t xml:space="preserve">self-chat, and generates a permanent, unique room name by ordering the </w:t>
+      </w:r>
+      <w:r>
+        <w:rPr>
+          <w:rFonts w:ascii="Garamond" w:hAnsi="Garamond"/>
+        </w:rPr>
+        <w:t>logged-in user</w:t>
+      </w:r>
+      <w:r>
+        <w:rPr>
+          <w:rFonts w:ascii="Garamond" w:hAnsi="Garamond"/>
+        </w:rPr>
+        <w:t xml:space="preserve"> and </w:t>
+      </w:r>
+      <w:r>
+        <w:rPr>
+          <w:rFonts w:ascii="Garamond" w:hAnsi="Garamond"/>
+        </w:rPr>
+        <w:t>recipient user</w:t>
+      </w:r>
+      <w:r>
+        <w:rPr>
+          <w:rFonts w:ascii="Garamond" w:hAnsi="Garamond"/>
+        </w:rPr>
+        <w:t xml:space="preserve"> ids from lowest to highest</w:t>
+      </w:r>
+      <w:r>
+        <w:rPr>
+          <w:rFonts w:ascii="Garamond" w:hAnsi="Garamond"/>
+        </w:rPr>
+        <w:t xml:space="preserve">. </w:t>
+      </w:r>
+      <w:r>
+        <w:rPr>
+          <w:rFonts w:ascii="Garamond" w:hAnsi="Garamond"/>
+        </w:rPr>
+        <w:t>The room name is generated this way</w:t>
+      </w:r>
+      <w:r>
+        <w:rPr>
+          <w:rFonts w:ascii="Garamond" w:hAnsi="Garamond"/>
+        </w:rPr>
+        <w:t xml:space="preserve"> so both </w:t>
+      </w:r>
+      <w:r>
+        <w:rPr>
+          <w:rFonts w:ascii="Garamond" w:hAnsi="Garamond"/>
+        </w:rPr>
+        <w:t>participants</w:t>
+      </w:r>
+      <w:r>
+        <w:rPr>
+          <w:rFonts w:ascii="Garamond" w:hAnsi="Garamond"/>
+        </w:rPr>
+        <w:t xml:space="preserve"> in a chat resolve to the same room name. </w:t>
+      </w:r>
+      <w:r>
+        <w:rPr>
+          <w:rFonts w:ascii="Garamond" w:hAnsi="Garamond"/>
+        </w:rPr>
+        <w:t>The logged-in user’s socket then joins that room and the room number</w:t>
+      </w:r>
+      <w:r>
+        <w:rPr>
+          <w:rFonts w:ascii="Garamond" w:hAnsi="Garamond"/>
+        </w:rPr>
+        <w:t xml:space="preserve"> and recipient/other user id</w:t>
+      </w:r>
+      <w:r>
+        <w:rPr>
+          <w:rFonts w:ascii="Garamond" w:hAnsi="Garamond"/>
+        </w:rPr>
+        <w:t xml:space="preserve"> </w:t>
+      </w:r>
+      <w:r>
+        <w:rPr>
+          <w:rFonts w:ascii="Garamond" w:hAnsi="Garamond"/>
+        </w:rPr>
+        <w:t>are</w:t>
+      </w:r>
+      <w:r>
+        <w:rPr>
+          <w:rFonts w:ascii="Garamond" w:hAnsi="Garamond"/>
+        </w:rPr>
+        <w:t xml:space="preserve"> stored in </w:t>
+      </w:r>
+      <w:proofErr w:type="spellStart"/>
+      <w:r>
+        <w:rPr>
+          <w:rFonts w:ascii="Garamond" w:hAnsi="Garamond"/>
+          <w:b/>
+          <w:bCs/>
+        </w:rPr>
+        <w:t>socket.data.dmPeers</w:t>
+      </w:r>
+      <w:proofErr w:type="spellEnd"/>
+      <w:r>
+        <w:rPr>
+          <w:rFonts w:ascii="Garamond" w:hAnsi="Garamond"/>
+          <w:b/>
+          <w:bCs/>
+        </w:rPr>
+        <w:t xml:space="preserve"> </w:t>
+      </w:r>
+      <w:r>
+        <w:rPr>
+          <w:rFonts w:ascii="Garamond" w:hAnsi="Garamond"/>
+        </w:rPr>
+        <w:t>as key-value pairs</w:t>
+      </w:r>
+      <w:r>
+        <w:rPr>
+          <w:rFonts w:ascii="Garamond" w:hAnsi="Garamond"/>
+        </w:rPr>
+        <w:t xml:space="preserve">. Finally, the server emits the room name back to the frontend where it is stored in the </w:t>
+      </w:r>
+      <w:r>
+        <w:rPr>
+          <w:rFonts w:ascii="Garamond" w:hAnsi="Garamond"/>
+          <w:b/>
+          <w:bCs/>
+        </w:rPr>
+        <w:t>ChatWindow</w:t>
+      </w:r>
+      <w:r>
+        <w:rPr>
+          <w:rFonts w:ascii="Garamond" w:hAnsi="Garamond"/>
+        </w:rPr>
+        <w:t xml:space="preserve"> component state and used to direct </w:t>
+      </w:r>
+      <w:r>
+        <w:rPr>
+          <w:rFonts w:ascii="Garamond" w:hAnsi="Garamond"/>
+        </w:rPr>
+        <w:t>the component’s subsequent chat</w:t>
+      </w:r>
+      <w:r>
+        <w:rPr>
+          <w:rFonts w:ascii="Garamond" w:hAnsi="Garamond"/>
+        </w:rPr>
+        <w:t xml:space="preserve"> messages to the correct room via </w:t>
+      </w:r>
+      <w:r>
+        <w:rPr>
+          <w:rFonts w:ascii="Garamond" w:hAnsi="Garamond"/>
+        </w:rPr>
+        <w:t>its</w:t>
+      </w:r>
+      <w:r>
+        <w:rPr>
+          <w:rFonts w:ascii="Garamond" w:hAnsi="Garamond"/>
+        </w:rPr>
+        <w:t xml:space="preserve"> </w:t>
+      </w:r>
+      <w:r>
+        <w:rPr>
+          <w:rFonts w:ascii="Garamond" w:hAnsi="Garamond"/>
+        </w:rPr>
+        <w:t xml:space="preserve">emitted </w:t>
+      </w:r>
+      <w:proofErr w:type="spellStart"/>
+      <w:r>
+        <w:rPr>
+          <w:rFonts w:ascii="Garamond" w:hAnsi="Garamond"/>
+          <w:b/>
+          <w:bCs/>
+        </w:rPr>
+        <w:t>chat</w:t>
+      </w:r>
+      <w:r>
+        <w:rPr>
+          <w:rFonts w:ascii="Garamond" w:hAnsi="Garamond"/>
+          <w:b/>
+          <w:bCs/>
+        </w:rPr>
+        <w:t>_message</w:t>
+      </w:r>
+      <w:proofErr w:type="spellEnd"/>
+      <w:r>
+        <w:rPr>
+          <w:rFonts w:ascii="Garamond" w:hAnsi="Garamond"/>
+        </w:rPr>
+        <w:t xml:space="preserve"> event.</w:t>
+      </w:r>
+    </w:p>
+    <w:p>
+      <w:pPr>
+        <w:spacing w:line="360" w:lineRule="auto"/>
+        <w:rPr>
+          <w:rFonts w:ascii="Garamond" w:hAnsi="Garamond"/>
+        </w:rPr>
+      </w:pPr>
+      <w:r>
+        <w:rPr>
+          <w:rFonts w:ascii="Garamond" w:hAnsi="Garamond"/>
+        </w:rPr>
+        <w:t xml:space="preserve">In parallel with joining a live room, </w:t>
+      </w:r>
+      <w:r>
+        <w:rPr>
+          <w:rFonts w:ascii="Garamond" w:hAnsi="Garamond"/>
+          <w:b/>
+          <w:bCs/>
+        </w:rPr>
+        <w:t>ChatWindow</w:t>
+      </w:r>
+      <w:r>
+        <w:rPr>
+          <w:rFonts w:ascii="Garamond" w:hAnsi="Garamond"/>
+        </w:rPr>
+        <w:t xml:space="preserve"> component fetches any historical messages for the same chat pair by sending an </w:t>
+      </w:r>
+      <w:r>
+        <w:rPr>
+          <w:rFonts w:ascii="Garamond" w:hAnsi="Garamond"/>
+        </w:rPr>
+        <w:t>HTTP</w:t>
+      </w:r>
+      <w:r>
+        <w:rPr>
+          <w:rFonts w:ascii="Garamond" w:hAnsi="Garamond"/>
+        </w:rPr>
+        <w:t xml:space="preserve"> request</w:t>
+      </w:r>
+      <w:r>
+        <w:rPr>
+          <w:rFonts w:ascii="Garamond" w:hAnsi="Garamond"/>
+        </w:rPr>
+        <w:t xml:space="preserve">. This request is handled by the protected </w:t>
+      </w:r>
+      <w:proofErr w:type="spellStart"/>
+      <w:r>
+        <w:rPr>
+          <w:rFonts w:ascii="Garamond" w:hAnsi="Garamond"/>
+          <w:b/>
+          <w:bCs/>
+        </w:rPr>
+        <w:t>getMessagesFromDB</w:t>
+      </w:r>
+      <w:proofErr w:type="spellEnd"/>
+      <w:r>
+        <w:rPr>
+          <w:rFonts w:ascii="Garamond" w:hAnsi="Garamond"/>
+          <w:b/>
+          <w:bCs/>
+        </w:rPr>
+        <w:t xml:space="preserve"> </w:t>
+      </w:r>
+      <w:r>
+        <w:rPr>
+          <w:rFonts w:ascii="Garamond" w:hAnsi="Garamond"/>
+        </w:rPr>
+        <w:t>controller which</w:t>
+      </w:r>
+      <w:r>
+        <w:rPr>
+          <w:rFonts w:ascii="Garamond" w:hAnsi="Garamond"/>
+        </w:rPr>
+        <w:t xml:space="preserve"> uses </w:t>
+      </w:r>
+      <w:proofErr w:type="spellStart"/>
+      <w:r>
+        <w:rPr>
+          <w:rFonts w:ascii="Garamond" w:hAnsi="Garamond"/>
+          <w:b/>
+          <w:bCs/>
+        </w:rPr>
+        <w:t>req.user</w:t>
+      </w:r>
+      <w:proofErr w:type="spellEnd"/>
+      <w:r>
+        <w:rPr>
+          <w:rFonts w:ascii="Garamond" w:hAnsi="Garamond"/>
+        </w:rPr>
+        <w:t xml:space="preserve"> and </w:t>
+      </w:r>
+      <w:proofErr w:type="spellStart"/>
+      <w:r>
+        <w:rPr>
+          <w:rFonts w:ascii="Garamond" w:hAnsi="Garamond"/>
+          <w:b/>
+          <w:bCs/>
+        </w:rPr>
+        <w:t>req.params.otherUserId</w:t>
+      </w:r>
+      <w:proofErr w:type="spellEnd"/>
+      <w:r>
+        <w:rPr>
+          <w:rFonts w:ascii="Garamond" w:hAnsi="Garamond"/>
+        </w:rPr>
+        <w:t xml:space="preserve"> to identify the participants, arranges the ids in ascending order, and checks if a room </w:t>
+      </w:r>
+      <w:r>
+        <w:rPr>
+          <w:rFonts w:ascii="Garamond" w:hAnsi="Garamond"/>
+        </w:rPr>
+        <w:t>for that chat pair</w:t>
+      </w:r>
+      <w:r>
+        <w:rPr>
+          <w:rFonts w:ascii="Garamond" w:hAnsi="Garamond"/>
+        </w:rPr>
+        <w:t xml:space="preserve"> is stored in the database</w:t>
+      </w:r>
+      <w:r>
+        <w:rPr>
+          <w:rFonts w:ascii="Garamond" w:hAnsi="Garamond"/>
+        </w:rPr>
+        <w:t xml:space="preserve">. </w:t>
+      </w:r>
+      <w:r>
+        <w:rPr>
+          <w:rFonts w:ascii="Garamond" w:hAnsi="Garamond"/>
+        </w:rPr>
+        <w:t xml:space="preserve">If a matching room is found, its messages are loaded from the database and rendered in the frontend </w:t>
+      </w:r>
+      <w:r>
+        <w:rPr>
+          <w:rFonts w:ascii="Garamond" w:hAnsi="Garamond"/>
+          <w:b/>
+          <w:bCs/>
+        </w:rPr>
+        <w:t>ChatWindow</w:t>
+      </w:r>
+      <w:r>
+        <w:rPr>
+          <w:rFonts w:ascii="Garamond" w:hAnsi="Garamond"/>
+        </w:rPr>
+        <w:t xml:space="preserve"> via state. If no room is found, an empty array is returned. </w:t>
+      </w:r>
+    </w:p>
+    <w:p>
+      <w:pPr>
+        <w:spacing w:line="360" w:lineRule="auto"/>
+        <w:rPr>
+          <w:rFonts w:ascii="Garamond" w:hAnsi="Garamond"/>
+        </w:rPr>
+      </w:pPr>
+      <w:r>
+        <w:rPr>
+          <w:rFonts w:ascii="Garamond" w:hAnsi="Garamond"/>
+        </w:rPr>
+        <w:t xml:space="preserve">For message persistence, when a user sends a message from </w:t>
+      </w:r>
+      <w:r>
+        <w:rPr>
+          <w:rFonts w:ascii="Garamond" w:hAnsi="Garamond"/>
+          <w:b/>
+          <w:bCs/>
+        </w:rPr>
+        <w:t xml:space="preserve">ChatWindow, </w:t>
+      </w:r>
+      <w:r>
+        <w:rPr>
+          <w:rFonts w:ascii="Garamond" w:hAnsi="Garamond"/>
+        </w:rPr>
+        <w:t>the component’s</w:t>
+      </w:r>
+      <w:r>
+        <w:rPr>
+          <w:rFonts w:ascii="Garamond" w:hAnsi="Garamond"/>
+          <w:b/>
+          <w:bCs/>
+        </w:rPr>
+        <w:t xml:space="preserve"> </w:t>
+      </w:r>
+      <w:proofErr w:type="spellStart"/>
+      <w:r>
+        <w:rPr>
+          <w:rFonts w:ascii="Garamond" w:hAnsi="Garamond"/>
+          <w:b/>
+          <w:bCs/>
+        </w:rPr>
+        <w:t>handleSend</w:t>
+      </w:r>
+      <w:proofErr w:type="spellEnd"/>
+      <w:r>
+        <w:rPr>
+          <w:rFonts w:ascii="Garamond" w:hAnsi="Garamond"/>
+          <w:b/>
+          <w:bCs/>
+        </w:rPr>
+        <w:t xml:space="preserve"> </w:t>
+      </w:r>
+      <w:r>
+        <w:rPr>
+          <w:rFonts w:ascii="Garamond" w:hAnsi="Garamond"/>
+        </w:rPr>
+        <w:t xml:space="preserve">function validates that the message is not empty and that a </w:t>
+      </w:r>
+      <w:r>
+        <w:rPr>
+          <w:rFonts w:ascii="Garamond" w:hAnsi="Garamond"/>
+          <w:b/>
+          <w:bCs/>
+        </w:rPr>
+        <w:t>room</w:t>
+      </w:r>
+      <w:r>
+        <w:rPr>
+          <w:rFonts w:ascii="Garamond" w:hAnsi="Garamond"/>
+        </w:rPr>
+        <w:t xml:space="preserve"> name has been received from the backend. It then emits the </w:t>
+      </w:r>
+      <w:proofErr w:type="spellStart"/>
+      <w:r>
+        <w:rPr>
+          <w:rFonts w:ascii="Garamond" w:hAnsi="Garamond"/>
+          <w:b/>
+          <w:bCs/>
+        </w:rPr>
+        <w:t>chat_message</w:t>
+      </w:r>
+      <w:proofErr w:type="spellEnd"/>
+      <w:r>
+        <w:rPr>
+          <w:rFonts w:ascii="Garamond" w:hAnsi="Garamond"/>
+        </w:rPr>
+        <w:t xml:space="preserve"> event containing the room name and trimmed message text</w:t>
+      </w:r>
+      <w:r>
+        <w:rPr>
+          <w:rFonts w:ascii="Garamond" w:hAnsi="Garamond"/>
+        </w:rPr>
+        <w:t xml:space="preserve"> to the server</w:t>
+      </w:r>
+      <w:r>
+        <w:rPr>
+          <w:rFonts w:ascii="Garamond" w:hAnsi="Garamond"/>
+        </w:rPr>
+        <w:t xml:space="preserve">. For security, the component does not send user or recipient user ids; instead, the backend </w:t>
+      </w:r>
+      <w:r>
+        <w:rPr>
+          <w:rFonts w:ascii="Garamond" w:hAnsi="Garamond"/>
+        </w:rPr>
+        <w:t xml:space="preserve">again </w:t>
+      </w:r>
+      <w:r>
+        <w:rPr>
+          <w:rFonts w:ascii="Garamond" w:hAnsi="Garamond"/>
+        </w:rPr>
+        <w:t xml:space="preserve">derives the ids from the </w:t>
+      </w:r>
+      <w:proofErr w:type="spellStart"/>
+      <w:r>
+        <w:rPr>
+          <w:rFonts w:ascii="Garamond" w:hAnsi="Garamond"/>
+          <w:b/>
+          <w:bCs/>
+        </w:rPr>
+        <w:t>socket.user</w:t>
+      </w:r>
+      <w:proofErr w:type="spellEnd"/>
+      <w:r>
+        <w:rPr>
+          <w:rFonts w:ascii="Garamond" w:hAnsi="Garamond"/>
+        </w:rPr>
+        <w:t xml:space="preserve"> and </w:t>
+      </w:r>
+      <w:proofErr w:type="spellStart"/>
+      <w:r>
+        <w:rPr>
+          <w:rFonts w:ascii="Garamond" w:hAnsi="Garamond"/>
+          <w:b/>
+          <w:bCs/>
+        </w:rPr>
+        <w:t>socket.data.dmPeers</w:t>
+      </w:r>
+      <w:proofErr w:type="spellEnd"/>
+      <w:r>
+        <w:rPr>
+          <w:rFonts w:ascii="Garamond" w:hAnsi="Garamond"/>
+        </w:rPr>
+        <w:t xml:space="preserve"> objects.</w:t>
+      </w:r>
+    </w:p>
+    <w:p>
+      <w:pPr>
+        <w:spacing w:line="360" w:lineRule="auto"/>
+        <w:rPr>
+          <w:rFonts w:ascii="Garamond" w:hAnsi="Garamond"/>
+        </w:rPr>
+      </w:pPr>
+      <w:r>
+        <w:rPr>
+          <w:rFonts w:ascii="Garamond" w:hAnsi="Garamond"/>
+        </w:rPr>
+        <w:t xml:space="preserve">When the backend receives the component’s </w:t>
+      </w:r>
+      <w:proofErr w:type="spellStart"/>
+      <w:r>
+        <w:rPr>
+          <w:rFonts w:ascii="Garamond" w:hAnsi="Garamond"/>
+          <w:b/>
+          <w:bCs/>
+        </w:rPr>
+        <w:t>chat_message</w:t>
+      </w:r>
+      <w:proofErr w:type="spellEnd"/>
+      <w:r>
+        <w:rPr>
+          <w:rFonts w:ascii="Garamond" w:hAnsi="Garamond"/>
+        </w:rPr>
+        <w:t xml:space="preserve"> event, its </w:t>
+      </w:r>
+      <w:proofErr w:type="spellStart"/>
+      <w:r>
+        <w:rPr>
+          <w:rFonts w:ascii="Garamond" w:hAnsi="Garamond"/>
+          <w:b/>
+          <w:bCs/>
+        </w:rPr>
+        <w:t>chat_message</w:t>
+      </w:r>
+      <w:proofErr w:type="spellEnd"/>
+      <w:r>
+        <w:rPr>
+          <w:rFonts w:ascii="Garamond" w:hAnsi="Garamond"/>
+        </w:rPr>
+        <w:t xml:space="preserve"> event handler validates that the socket is a member of that room. It then derives the user and recipient ids as described above,</w:t>
+      </w:r>
+      <w:r>
+        <w:rPr>
+          <w:rFonts w:ascii="Garamond" w:hAnsi="Garamond"/>
+        </w:rPr>
+        <w:t xml:space="preserve"> and</w:t>
+      </w:r>
+      <w:r>
+        <w:rPr>
+          <w:rFonts w:ascii="Garamond" w:hAnsi="Garamond"/>
+        </w:rPr>
+        <w:t xml:space="preserve"> </w:t>
+      </w:r>
+      <w:r>
+        <w:rPr>
+          <w:rFonts w:ascii="Garamond" w:hAnsi="Garamond"/>
+        </w:rPr>
+        <w:t>uses the room name sent back from the client</w:t>
+      </w:r>
+      <w:r>
+        <w:rPr>
+          <w:rFonts w:ascii="Garamond" w:hAnsi="Garamond"/>
+        </w:rPr>
+        <w:t xml:space="preserve">. The handler then uses an UPSERT query so the room name is only stored if it doesn’t already exist and </w:t>
+      </w:r>
+      <w:r>
+        <w:rPr>
+          <w:rFonts w:ascii="Garamond" w:hAnsi="Garamond"/>
+        </w:rPr>
+        <w:t xml:space="preserve">then </w:t>
+      </w:r>
+      <w:r>
+        <w:rPr>
+          <w:rFonts w:ascii="Garamond" w:hAnsi="Garamond"/>
+        </w:rPr>
+        <w:t xml:space="preserve">the </w:t>
+      </w:r>
+      <w:proofErr w:type="spellStart"/>
+      <w:r>
+        <w:rPr>
+          <w:rFonts w:ascii="Garamond" w:hAnsi="Garamond"/>
+        </w:rPr>
+        <w:t>room_id</w:t>
+      </w:r>
+      <w:proofErr w:type="spellEnd"/>
+      <w:r>
+        <w:rPr>
+          <w:rFonts w:ascii="Garamond" w:hAnsi="Garamond"/>
+        </w:rPr>
+        <w:t xml:space="preserve"> is returned. This reduces calls to the database as the logic is handled in one query rather than check-then-insert queries.</w:t>
+      </w:r>
+    </w:p>
+    <w:p>
+      <w:pPr>
+        <w:spacing w:line="360" w:lineRule="auto"/>
+        <w:rPr>
+          <w:rFonts w:ascii="Garamond" w:hAnsi="Garamond"/>
+        </w:rPr>
+      </w:pPr>
+      <w:r>
+        <w:rPr>
+          <w:rFonts w:ascii="Garamond" w:hAnsi="Garamond"/>
+        </w:rPr>
+        <w:t xml:space="preserve">The returned </w:t>
+      </w:r>
+      <w:proofErr w:type="spellStart"/>
+      <w:r>
+        <w:rPr>
+          <w:rFonts w:ascii="Garamond" w:hAnsi="Garamond"/>
+          <w:b/>
+          <w:bCs/>
+        </w:rPr>
+        <w:t>room_id</w:t>
+      </w:r>
+      <w:proofErr w:type="spellEnd"/>
+      <w:r>
+        <w:rPr>
+          <w:rFonts w:ascii="Garamond" w:hAnsi="Garamond"/>
+        </w:rPr>
+        <w:t xml:space="preserve"> is then used to insert the message text </w:t>
+      </w:r>
+      <w:r>
+        <w:rPr>
+          <w:rFonts w:ascii="Garamond" w:hAnsi="Garamond"/>
+        </w:rPr>
+        <w:t>into</w:t>
+      </w:r>
+      <w:r>
+        <w:rPr>
+          <w:rFonts w:ascii="Garamond" w:hAnsi="Garamond"/>
+        </w:rPr>
+        <w:t xml:space="preserve"> the </w:t>
+      </w:r>
+      <w:proofErr w:type="spellStart"/>
+      <w:r>
+        <w:rPr>
+          <w:rFonts w:ascii="Garamond" w:hAnsi="Garamond"/>
+          <w:b/>
+          <w:bCs/>
+        </w:rPr>
+        <w:t>chat_messages</w:t>
+      </w:r>
+      <w:proofErr w:type="spellEnd"/>
+      <w:r>
+        <w:rPr>
+          <w:rFonts w:ascii="Garamond" w:hAnsi="Garamond"/>
+        </w:rPr>
+        <w:t xml:space="preserve"> table along with sender user id, recipient user id and room id. </w:t>
+      </w:r>
+      <w:r>
+        <w:rPr>
+          <w:rFonts w:ascii="Garamond" w:hAnsi="Garamond"/>
+        </w:rPr>
+        <w:t>At this insert, t</w:t>
+      </w:r>
+      <w:r>
+        <w:rPr>
+          <w:rFonts w:ascii="Garamond" w:hAnsi="Garamond"/>
+        </w:rPr>
+        <w:t xml:space="preserve">he database returns a </w:t>
+      </w:r>
+      <w:proofErr w:type="spellStart"/>
+      <w:r>
+        <w:rPr>
+          <w:rFonts w:ascii="Garamond" w:hAnsi="Garamond"/>
+          <w:b/>
+          <w:bCs/>
+        </w:rPr>
+        <w:t>message_</w:t>
+      </w:r>
+      <w:r>
+        <w:rPr>
+          <w:rFonts w:ascii="Garamond" w:hAnsi="Garamond"/>
+        </w:rPr>
+        <w:t>id</w:t>
+      </w:r>
+      <w:proofErr w:type="spellEnd"/>
+      <w:r>
+        <w:rPr>
+          <w:rFonts w:ascii="Garamond" w:hAnsi="Garamond"/>
+        </w:rPr>
+        <w:t xml:space="preserve">, a </w:t>
+      </w:r>
+      <w:proofErr w:type="spellStart"/>
+      <w:r>
+        <w:rPr>
+          <w:rFonts w:ascii="Garamond" w:hAnsi="Garamond"/>
+          <w:b/>
+          <w:bCs/>
+        </w:rPr>
+        <w:t>sent</w:t>
+      </w:r>
+      <w:r>
+        <w:rPr>
+          <w:rFonts w:ascii="Garamond" w:hAnsi="Garamond"/>
+          <w:b/>
+          <w:bCs/>
+        </w:rPr>
+        <w:t>_at</w:t>
+      </w:r>
+      <w:proofErr w:type="spellEnd"/>
+      <w:r>
+        <w:rPr>
+          <w:rFonts w:ascii="Garamond" w:hAnsi="Garamond"/>
+        </w:rPr>
+        <w:t xml:space="preserve"> timestamp </w:t>
+      </w:r>
+      <w:r>
+        <w:rPr>
+          <w:rFonts w:ascii="Garamond" w:hAnsi="Garamond"/>
+        </w:rPr>
+        <w:t xml:space="preserve">and the </w:t>
+      </w:r>
+      <w:proofErr w:type="spellStart"/>
+      <w:r>
+        <w:rPr>
+          <w:rFonts w:ascii="Garamond" w:hAnsi="Garamond"/>
+          <w:b/>
+          <w:bCs/>
+        </w:rPr>
+        <w:t>room_id</w:t>
+      </w:r>
+      <w:proofErr w:type="spellEnd"/>
+      <w:r>
+        <w:rPr>
+          <w:rFonts w:ascii="Garamond" w:hAnsi="Garamond"/>
+        </w:rPr>
+        <w:t xml:space="preserve"> </w:t>
+      </w:r>
+      <w:r>
+        <w:rPr>
+          <w:rFonts w:ascii="Garamond" w:hAnsi="Garamond"/>
+        </w:rPr>
+        <w:t xml:space="preserve">which are then used to backfill the </w:t>
+      </w:r>
+      <w:proofErr w:type="spellStart"/>
+      <w:r>
+        <w:rPr>
+          <w:rFonts w:ascii="Garamond" w:hAnsi="Garamond"/>
+          <w:b/>
+          <w:bCs/>
+        </w:rPr>
+        <w:t>chat</w:t>
+      </w:r>
+      <w:r>
+        <w:rPr>
+          <w:rFonts w:ascii="Garamond" w:hAnsi="Garamond"/>
+          <w:b/>
+          <w:bCs/>
+        </w:rPr>
+        <w:t>_rooms</w:t>
+      </w:r>
+      <w:proofErr w:type="spellEnd"/>
+      <w:r>
+        <w:rPr>
+          <w:rFonts w:ascii="Garamond" w:hAnsi="Garamond"/>
+        </w:rPr>
+        <w:t xml:space="preserve"> table</w:t>
+      </w:r>
+      <w:r>
+        <w:rPr>
+          <w:rFonts w:ascii="Garamond" w:hAnsi="Garamond"/>
+        </w:rPr>
+        <w:t xml:space="preserve">’s </w:t>
+      </w:r>
+      <w:r>
+        <w:rPr>
+          <w:rFonts w:ascii="Garamond" w:hAnsi="Garamond"/>
+        </w:rPr>
+        <w:t xml:space="preserve">relevant </w:t>
+      </w:r>
+      <w:proofErr w:type="spellStart"/>
+      <w:r>
+        <w:rPr>
+          <w:rFonts w:ascii="Garamond" w:hAnsi="Garamond"/>
+          <w:b/>
+          <w:bCs/>
+        </w:rPr>
+        <w:t>room_id</w:t>
+      </w:r>
+      <w:proofErr w:type="spellEnd"/>
+      <w:r>
+        <w:rPr>
+          <w:rFonts w:ascii="Garamond" w:hAnsi="Garamond"/>
+        </w:rPr>
+        <w:t xml:space="preserve"> row with the </w:t>
+      </w:r>
+      <w:proofErr w:type="spellStart"/>
+      <w:r>
+        <w:rPr>
+          <w:rFonts w:ascii="Garamond" w:hAnsi="Garamond"/>
+          <w:b/>
+          <w:bCs/>
+        </w:rPr>
+        <w:t>message_id</w:t>
+      </w:r>
+      <w:proofErr w:type="spellEnd"/>
+      <w:r>
+        <w:rPr>
+          <w:rFonts w:ascii="Garamond" w:hAnsi="Garamond"/>
+        </w:rPr>
+        <w:t xml:space="preserve"> and </w:t>
+      </w:r>
+      <w:proofErr w:type="spellStart"/>
+      <w:r>
+        <w:rPr>
+          <w:rFonts w:ascii="Garamond" w:hAnsi="Garamond"/>
+          <w:b/>
+          <w:bCs/>
+        </w:rPr>
+        <w:t>sent_at</w:t>
+      </w:r>
+      <w:proofErr w:type="spellEnd"/>
+      <w:r>
+        <w:rPr>
+          <w:rFonts w:ascii="Garamond" w:hAnsi="Garamond"/>
+        </w:rPr>
+        <w:t xml:space="preserve"> timestamp. This</w:t>
+      </w:r>
+      <w:r>
+        <w:rPr>
+          <w:rFonts w:ascii="Garamond" w:hAnsi="Garamond"/>
+        </w:rPr>
+        <w:t xml:space="preserve"> backfilling</w:t>
+      </w:r>
+      <w:r>
+        <w:rPr>
+          <w:rFonts w:ascii="Garamond" w:hAnsi="Garamond"/>
+        </w:rPr>
+        <w:t xml:space="preserve"> </w:t>
+      </w:r>
+      <w:r>
+        <w:rPr>
+          <w:rFonts w:ascii="Garamond" w:hAnsi="Garamond"/>
+        </w:rPr>
+        <w:t>enables</w:t>
+      </w:r>
+      <w:r>
+        <w:rPr>
+          <w:rFonts w:ascii="Garamond" w:hAnsi="Garamond"/>
+        </w:rPr>
+        <w:t xml:space="preserve"> the inbox-summary functionality described below.</w:t>
+      </w:r>
+      <w:r>
+        <w:rPr>
+          <w:rFonts w:ascii="Garamond" w:hAnsi="Garamond"/>
+        </w:rPr>
+        <w:t xml:space="preserve"> Once the message has been saved, the backend creates a message object and emits it to the frontend via </w:t>
+      </w:r>
+      <w:r>
+        <w:rPr>
+          <w:rFonts w:ascii="Garamond" w:hAnsi="Garamond"/>
+          <w:b/>
+          <w:bCs/>
+        </w:rPr>
+        <w:t>io.to(room).emit()</w:t>
+      </w:r>
+      <w:r>
+        <w:rPr>
+          <w:rFonts w:ascii="Garamond" w:hAnsi="Garamond"/>
+        </w:rPr>
+        <w:t xml:space="preserve"> so that both parties </w:t>
+      </w:r>
+      <w:r>
+        <w:rPr>
+          <w:rFonts w:ascii="Garamond" w:hAnsi="Garamond"/>
+        </w:rPr>
+        <w:t xml:space="preserve">in the room </w:t>
+      </w:r>
+      <w:r>
+        <w:rPr>
+          <w:rFonts w:ascii="Garamond" w:hAnsi="Garamond"/>
+        </w:rPr>
+        <w:t>receive the message.</w:t>
+      </w:r>
+      <w:r>
+        <w:rPr>
+          <w:rFonts w:ascii="Garamond" w:hAnsi="Garamond"/>
+        </w:rPr>
+        <w:t xml:space="preserve"> Finally, to support notification, a truncated message object is sent to the recipient’s personal room via </w:t>
+      </w:r>
+      <w:r>
+        <w:rPr>
+          <w:rFonts w:ascii="Garamond" w:hAnsi="Garamond"/>
+          <w:b/>
+          <w:bCs/>
+        </w:rPr>
+        <w:t>io.to(`user:${</w:t>
+      </w:r>
+      <w:proofErr w:type="spellStart"/>
+      <w:r>
+        <w:rPr>
+          <w:rFonts w:ascii="Garamond" w:hAnsi="Garamond"/>
+          <w:b/>
+          <w:bCs/>
+        </w:rPr>
+        <w:t>recipientUserId</w:t>
+      </w:r>
+      <w:proofErr w:type="spellEnd"/>
+      <w:r>
+        <w:rPr>
+          <w:rFonts w:ascii="Garamond" w:hAnsi="Garamond"/>
+          <w:b/>
+          <w:bCs/>
+        </w:rPr>
+        <w:t>}`).emit('</w:t>
+      </w:r>
+      <w:proofErr w:type="spellStart"/>
+      <w:r>
+        <w:rPr>
+          <w:rFonts w:ascii="Garamond" w:hAnsi="Garamond"/>
+          <w:b/>
+          <w:bCs/>
+        </w:rPr>
+        <w:t>incoming_chat</w:t>
+      </w:r>
+      <w:proofErr w:type="spellEnd"/>
+      <w:r>
+        <w:rPr>
+          <w:rFonts w:ascii="Garamond" w:hAnsi="Garamond"/>
+          <w:b/>
+          <w:bCs/>
+        </w:rPr>
+        <w:t>'</w:t>
+      </w:r>
+      <w:r>
+        <w:rPr>
+          <w:rFonts w:ascii="Garamond" w:hAnsi="Garamond"/>
+          <w:b/>
+          <w:bCs/>
+        </w:rPr>
+        <w:t>)</w:t>
+      </w:r>
+      <w:r>
+        <w:rPr>
+          <w:rFonts w:ascii="Garamond" w:hAnsi="Garamond"/>
+        </w:rPr>
+        <w:t>.</w:t>
+      </w:r>
+    </w:p>
+    <w:p>
+      <w:pPr>
+        <w:spacing w:line="360" w:lineRule="auto"/>
+        <w:rPr>
+          <w:rFonts w:ascii="Garamond" w:hAnsi="Garamond"/>
+        </w:rPr>
+      </w:pPr>
+      <w:r>
+        <w:rPr>
+          <w:rFonts w:ascii="Garamond" w:hAnsi="Garamond"/>
+        </w:rPr>
+        <w:t xml:space="preserve">On the frontend, </w:t>
+      </w:r>
+      <w:r>
+        <w:rPr>
+          <w:rFonts w:ascii="Garamond" w:hAnsi="Garamond"/>
+          <w:b/>
+          <w:bCs/>
+        </w:rPr>
+        <w:t xml:space="preserve">ChatWindow </w:t>
+      </w:r>
+      <w:r>
+        <w:rPr>
+          <w:rFonts w:ascii="Garamond" w:hAnsi="Garamond"/>
+        </w:rPr>
+        <w:t xml:space="preserve">component listens for server-emitted </w:t>
+      </w:r>
+      <w:proofErr w:type="spellStart"/>
+      <w:r>
+        <w:rPr>
+          <w:rFonts w:ascii="Garamond" w:hAnsi="Garamond"/>
+          <w:b/>
+          <w:bCs/>
+        </w:rPr>
+        <w:t>chat_message</w:t>
+      </w:r>
+      <w:proofErr w:type="spellEnd"/>
+      <w:r>
+        <w:rPr>
+          <w:rFonts w:ascii="Garamond" w:hAnsi="Garamond"/>
+        </w:rPr>
+        <w:t xml:space="preserve"> event and adds </w:t>
+      </w:r>
+      <w:r>
+        <w:rPr>
+          <w:rFonts w:ascii="Garamond" w:hAnsi="Garamond"/>
+        </w:rPr>
+        <w:t>the payload message</w:t>
+      </w:r>
+      <w:r>
+        <w:rPr>
+          <w:rFonts w:ascii="Garamond" w:hAnsi="Garamond"/>
+        </w:rPr>
+        <w:t xml:space="preserve"> to its </w:t>
+      </w:r>
+      <w:r>
+        <w:rPr>
+          <w:rFonts w:ascii="Garamond" w:hAnsi="Garamond"/>
+          <w:b/>
+          <w:bCs/>
+        </w:rPr>
+        <w:t>messages</w:t>
+      </w:r>
+      <w:r>
+        <w:rPr>
+          <w:rFonts w:ascii="Garamond" w:hAnsi="Garamond"/>
+        </w:rPr>
+        <w:t xml:space="preserve"> state array</w:t>
+      </w:r>
+      <w:r>
+        <w:rPr>
+          <w:rFonts w:ascii="Garamond" w:hAnsi="Garamond"/>
+        </w:rPr>
+        <w:t xml:space="preserve">. Because the component has the socket event listener for real-time messages and a separate fetch of chat history from the database running in parallel, there is a chance that a live message could arrive during the fetch and then be </w:t>
+      </w:r>
+      <w:r>
+        <w:rPr>
+          <w:rFonts w:ascii="Garamond" w:hAnsi="Garamond"/>
+        </w:rPr>
+        <w:t xml:space="preserve">either </w:t>
+      </w:r>
+      <w:r>
+        <w:rPr>
+          <w:rFonts w:ascii="Garamond" w:hAnsi="Garamond"/>
+        </w:rPr>
+        <w:t>lost</w:t>
+      </w:r>
+      <w:r>
+        <w:rPr>
+          <w:rFonts w:ascii="Garamond" w:hAnsi="Garamond"/>
+        </w:rPr>
+        <w:t xml:space="preserve"> from</w:t>
+      </w:r>
+      <w:r>
+        <w:rPr>
+          <w:rFonts w:ascii="Garamond" w:hAnsi="Garamond"/>
+        </w:rPr>
+        <w:t xml:space="preserve"> or duplicated</w:t>
+      </w:r>
+      <w:r>
+        <w:rPr>
+          <w:rFonts w:ascii="Garamond" w:hAnsi="Garamond"/>
+        </w:rPr>
+        <w:t xml:space="preserve"> in the UI</w:t>
+      </w:r>
+      <w:r>
+        <w:rPr>
+          <w:rFonts w:ascii="Garamond" w:hAnsi="Garamond"/>
+        </w:rPr>
+        <w:t xml:space="preserve"> when the fetch response lands</w:t>
+      </w:r>
+      <w:r>
+        <w:rPr>
+          <w:rFonts w:ascii="Garamond" w:hAnsi="Garamond"/>
+        </w:rPr>
+        <w:t xml:space="preserve"> and is rendered by updating the </w:t>
+      </w:r>
+      <w:r>
+        <w:rPr>
+          <w:rFonts w:ascii="Garamond" w:hAnsi="Garamond"/>
+          <w:b/>
+          <w:bCs/>
+        </w:rPr>
+        <w:t xml:space="preserve">messages </w:t>
+      </w:r>
+      <w:r>
+        <w:rPr>
+          <w:rFonts w:ascii="Garamond" w:hAnsi="Garamond"/>
+        </w:rPr>
+        <w:t>state</w:t>
+      </w:r>
+      <w:r>
+        <w:rPr>
+          <w:rFonts w:ascii="Garamond" w:hAnsi="Garamond"/>
+        </w:rPr>
+        <w:t xml:space="preserve">. It would be lost if the </w:t>
       </w:r>
       <w:r>
         <w:rPr>
           <w:rFonts w:ascii="Garamond" w:hAnsi="Garamond"/>
         </w:rPr>
         <w:lastRenderedPageBreak/>
-        <w:t xml:space="preserve">generates a permanent, unique room name by ordering the </w:t>
-      </w:r>
-      <w:r>
-        <w:rPr>
-          <w:rFonts w:ascii="Garamond" w:hAnsi="Garamond"/>
-        </w:rPr>
-        <w:t>logged-in user</w:t>
-      </w:r>
-      <w:r>
-        <w:rPr>
-          <w:rFonts w:ascii="Garamond" w:hAnsi="Garamond"/>
-        </w:rPr>
-        <w:t xml:space="preserve"> and </w:t>
-      </w:r>
-      <w:r>
-        <w:rPr>
-          <w:rFonts w:ascii="Garamond" w:hAnsi="Garamond"/>
-        </w:rPr>
-        <w:t>recipient user</w:t>
-      </w:r>
-      <w:r>
-        <w:rPr>
-          <w:rFonts w:ascii="Garamond" w:hAnsi="Garamond"/>
-        </w:rPr>
-        <w:t xml:space="preserve"> ids from lowest to highest</w:t>
-      </w:r>
-      <w:r>
-        <w:rPr>
-          <w:rFonts w:ascii="Garamond" w:hAnsi="Garamond"/>
-        </w:rPr>
-        <w:t xml:space="preserve">. This is so both particpants in a chat resolve to the same room name. </w:t>
-      </w:r>
-      <w:r>
-        <w:rPr>
-          <w:rFonts w:ascii="Garamond" w:hAnsi="Garamond"/>
-        </w:rPr>
-        <w:t>The logged-in user’s socket then joins that room and the room number</w:t>
-      </w:r>
-      <w:r>
-        <w:rPr>
-          <w:rFonts w:ascii="Garamond" w:hAnsi="Garamond"/>
-        </w:rPr>
-        <w:t xml:space="preserve"> and recipient/other user id</w:t>
-      </w:r>
-      <w:r>
-        <w:rPr>
-          <w:rFonts w:ascii="Garamond" w:hAnsi="Garamond"/>
+        <w:t>fetch complete</w:t>
+      </w:r>
+      <w:r>
+        <w:rPr>
+          <w:rFonts w:ascii="Garamond" w:hAnsi="Garamond"/>
+        </w:rPr>
+        <w:t xml:space="preserve">d before the message was written to database prior to </w:t>
+      </w:r>
+      <w:r>
+        <w:rPr>
+          <w:rFonts w:ascii="Garamond" w:hAnsi="Garamond"/>
+        </w:rPr>
+        <w:t xml:space="preserve">its </w:t>
+      </w:r>
+      <w:r>
+        <w:rPr>
+          <w:rFonts w:ascii="Garamond" w:hAnsi="Garamond"/>
+        </w:rPr>
+        <w:t>emi</w:t>
+      </w:r>
+      <w:r>
+        <w:rPr>
+          <w:rFonts w:ascii="Garamond" w:hAnsi="Garamond"/>
+        </w:rPr>
+        <w:t>t event</w:t>
+      </w:r>
+      <w:r>
+        <w:rPr>
+          <w:rFonts w:ascii="Garamond" w:hAnsi="Garamond"/>
+        </w:rPr>
+        <w:t>, and duplicated if it was written to database, rendered in UI, and then read again in the fetch.</w:t>
+      </w:r>
+      <w:r>
+        <w:rPr>
+          <w:rFonts w:ascii="Garamond" w:hAnsi="Garamond"/>
+        </w:rPr>
+        <w:t xml:space="preserve"> Consequently, the </w:t>
+      </w:r>
+      <w:proofErr w:type="spellStart"/>
+      <w:r>
+        <w:rPr>
+          <w:rFonts w:ascii="Garamond" w:hAnsi="Garamond"/>
+          <w:b/>
+          <w:bCs/>
+        </w:rPr>
+        <w:t>useEffect</w:t>
+      </w:r>
+      <w:proofErr w:type="spellEnd"/>
+      <w:r>
+        <w:rPr>
+          <w:rFonts w:ascii="Garamond" w:hAnsi="Garamond"/>
+        </w:rPr>
+        <w:t xml:space="preserve"> code merges the pre- and post-fetch </w:t>
+      </w:r>
+      <w:r>
+        <w:rPr>
+          <w:rFonts w:ascii="Garamond" w:hAnsi="Garamond"/>
+          <w:b/>
+          <w:bCs/>
+        </w:rPr>
+        <w:t>messages</w:t>
+      </w:r>
+      <w:r>
+        <w:rPr>
+          <w:rFonts w:ascii="Garamond" w:hAnsi="Garamond"/>
+        </w:rPr>
+        <w:t xml:space="preserve"> state </w:t>
+      </w:r>
+      <w:r>
+        <w:rPr>
+          <w:rFonts w:ascii="Garamond" w:hAnsi="Garamond"/>
+        </w:rPr>
+        <w:t xml:space="preserve">(to preserve a message that was in UI during fetch but not yet written to database when the fetch queries it) </w:t>
+      </w:r>
+      <w:r>
+        <w:rPr>
+          <w:rFonts w:ascii="Garamond" w:hAnsi="Garamond"/>
+        </w:rPr>
+        <w:t>and</w:t>
+      </w:r>
+      <w:r>
+        <w:rPr>
+          <w:rFonts w:ascii="Garamond" w:hAnsi="Garamond"/>
+        </w:rPr>
+        <w:t xml:space="preserve"> removes potential </w:t>
+      </w:r>
+      <w:r>
+        <w:rPr>
+          <w:rFonts w:ascii="Garamond" w:hAnsi="Garamond"/>
+        </w:rPr>
+        <w:t>d</w:t>
+      </w:r>
+      <w:r>
+        <w:rPr>
+          <w:rFonts w:ascii="Garamond" w:hAnsi="Garamond"/>
+        </w:rPr>
+        <w:t xml:space="preserve">uplicates </w:t>
+      </w:r>
+      <w:r>
+        <w:rPr>
+          <w:rFonts w:ascii="Garamond" w:hAnsi="Garamond"/>
+        </w:rPr>
+        <w:t>(for</w:t>
+      </w:r>
+      <w:r>
+        <w:rPr>
+          <w:rFonts w:ascii="Garamond" w:hAnsi="Garamond"/>
+        </w:rPr>
+        <w:t xml:space="preserve"> the case where the message was in UI during fetch but was also in the database when queried).</w:t>
+      </w:r>
+      <w:r>
+        <w:rPr>
+          <w:rFonts w:ascii="Garamond" w:hAnsi="Garamond"/>
+        </w:rPr>
+        <w:t xml:space="preserve"> This ensures that both participants see a coherent message timeline.</w:t>
+      </w:r>
+    </w:p>
+    <w:p>
+      <w:pPr>
+        <w:spacing w:line="360" w:lineRule="auto"/>
+        <w:rPr>
+          <w:rFonts w:ascii="Garamond" w:hAnsi="Garamond"/>
+        </w:rPr>
+      </w:pPr>
+      <w:r>
+        <w:rPr>
+          <w:rFonts w:ascii="Garamond" w:hAnsi="Garamond"/>
+        </w:rPr>
+        <w:t xml:space="preserve">For real-time notification outside of a chat window, the server also emits an </w:t>
+      </w:r>
+      <w:proofErr w:type="spellStart"/>
+      <w:r>
+        <w:rPr>
+          <w:rFonts w:ascii="Garamond" w:hAnsi="Garamond"/>
+          <w:b/>
+          <w:bCs/>
+        </w:rPr>
+        <w:t>incoming_chat</w:t>
+      </w:r>
+      <w:proofErr w:type="spellEnd"/>
+      <w:r>
+        <w:rPr>
+          <w:rFonts w:ascii="Garamond" w:hAnsi="Garamond"/>
+        </w:rPr>
+        <w:t xml:space="preserve"> event to the recipient’s personal room that was created post-login in the </w:t>
+      </w:r>
+      <w:proofErr w:type="spellStart"/>
+      <w:r>
+        <w:rPr>
+          <w:rFonts w:ascii="Garamond" w:hAnsi="Garamond"/>
+          <w:b/>
+          <w:bCs/>
+        </w:rPr>
+        <w:t>io.on</w:t>
+      </w:r>
+      <w:proofErr w:type="spellEnd"/>
+      <w:r>
+        <w:rPr>
+          <w:rFonts w:ascii="Garamond" w:hAnsi="Garamond"/>
+          <w:b/>
+          <w:bCs/>
+        </w:rPr>
+        <w:t>(‘connection’)</w:t>
+      </w:r>
+      <w:r>
+        <w:rPr>
+          <w:rFonts w:ascii="Garamond" w:hAnsi="Garamond"/>
+        </w:rPr>
+        <w:t xml:space="preserve"> listener. The event emits the sender’s user id, name,</w:t>
+      </w:r>
+      <w:r>
+        <w:rPr>
+          <w:rFonts w:ascii="Garamond" w:hAnsi="Garamond"/>
+        </w:rPr>
+        <w:t xml:space="preserve"> and</w:t>
+      </w:r>
+      <w:r>
+        <w:rPr>
+          <w:rFonts w:ascii="Garamond" w:hAnsi="Garamond"/>
+        </w:rPr>
+        <w:t xml:space="preserve"> a message preview</w:t>
+      </w:r>
+      <w:r>
+        <w:rPr>
+          <w:rFonts w:ascii="Garamond" w:hAnsi="Garamond"/>
+        </w:rPr>
+        <w:t xml:space="preserve">. On the frontend, the </w:t>
+      </w:r>
+      <w:proofErr w:type="spellStart"/>
+      <w:r>
+        <w:rPr>
+          <w:rFonts w:ascii="Garamond" w:hAnsi="Garamond"/>
+          <w:b/>
+          <w:bCs/>
+        </w:rPr>
+        <w:t>ChatNotifier</w:t>
+      </w:r>
+      <w:proofErr w:type="spellEnd"/>
+      <w:r>
+        <w:rPr>
+          <w:rFonts w:ascii="Garamond" w:hAnsi="Garamond"/>
+        </w:rPr>
+        <w:t xml:space="preserve"> component listens for the </w:t>
+      </w:r>
+      <w:proofErr w:type="spellStart"/>
+      <w:r>
+        <w:rPr>
+          <w:rFonts w:ascii="Garamond" w:hAnsi="Garamond"/>
+          <w:b/>
+          <w:bCs/>
+        </w:rPr>
+        <w:t>incoming_chat</w:t>
+      </w:r>
+      <w:proofErr w:type="spellEnd"/>
+      <w:r>
+        <w:rPr>
+          <w:rFonts w:ascii="Garamond" w:hAnsi="Garamond"/>
+        </w:rPr>
+        <w:t xml:space="preserve"> event. When received, it validates the payload and </w:t>
+      </w:r>
+      <w:r>
+        <w:rPr>
+          <w:rFonts w:ascii="Garamond" w:hAnsi="Garamond"/>
+        </w:rPr>
+        <w:t xml:space="preserve">checks if the recipient is currently in an active </w:t>
+      </w:r>
+      <w:r>
+        <w:rPr>
+          <w:rFonts w:ascii="Garamond" w:hAnsi="Garamond"/>
+          <w:b/>
+          <w:bCs/>
+        </w:rPr>
+        <w:t>ChatWindow</w:t>
+      </w:r>
+      <w:r>
+        <w:rPr>
+          <w:rFonts w:ascii="Garamond" w:hAnsi="Garamond"/>
+        </w:rPr>
+        <w:t xml:space="preserve"> with the sender. If so, no notification is shown; if not, a popup appears on screen displaying sender’s name, message preview, and gives the option to open a </w:t>
+      </w:r>
+      <w:r>
+        <w:rPr>
+          <w:rFonts w:ascii="Garamond" w:hAnsi="Garamond"/>
+          <w:b/>
+          <w:bCs/>
+        </w:rPr>
+        <w:t>ChatWindow</w:t>
+      </w:r>
+      <w:r>
+        <w:rPr>
+          <w:rFonts w:ascii="Garamond" w:hAnsi="Garamond"/>
+        </w:rPr>
+        <w:t xml:space="preserve"> or dismiss.</w:t>
+      </w:r>
+      <w:r>
+        <w:rPr>
+          <w:rFonts w:ascii="Garamond" w:hAnsi="Garamond"/>
+        </w:rPr>
+        <w:t xml:space="preserve"> Clicking ‘open’ </w:t>
+      </w:r>
+      <w:r>
+        <w:rPr>
+          <w:rFonts w:ascii="Garamond" w:hAnsi="Garamond"/>
+        </w:rPr>
+        <w:t xml:space="preserve">updates the </w:t>
+      </w:r>
+      <w:proofErr w:type="spellStart"/>
+      <w:r>
+        <w:rPr>
+          <w:rFonts w:ascii="Garamond" w:hAnsi="Garamond"/>
+          <w:b/>
+          <w:bCs/>
+        </w:rPr>
+        <w:t>activeChat</w:t>
+      </w:r>
+      <w:proofErr w:type="spellEnd"/>
+      <w:r>
+        <w:rPr>
+          <w:rFonts w:ascii="Garamond" w:hAnsi="Garamond"/>
+        </w:rPr>
+        <w:t xml:space="preserve"> state in the </w:t>
+      </w:r>
+      <w:proofErr w:type="spellStart"/>
+      <w:r>
+        <w:rPr>
+          <w:rFonts w:ascii="Garamond" w:hAnsi="Garamond"/>
+          <w:b/>
+          <w:bCs/>
+        </w:rPr>
+        <w:t>ChatContext</w:t>
+      </w:r>
+      <w:proofErr w:type="spellEnd"/>
+      <w:r>
+        <w:rPr>
+          <w:rFonts w:ascii="Garamond" w:hAnsi="Garamond"/>
+          <w:b/>
+          <w:bCs/>
         </w:rPr>
         <w:t xml:space="preserve"> </w:t>
       </w:r>
@@ -10597,652 +12521,64 @@
         <w:rPr>
           <w:rFonts w:ascii="Garamond" w:hAnsi="Garamond"/>
         </w:rPr>
-        <w:t>are</w:t>
-      </w:r>
-      <w:r>
-        <w:rPr>
-          <w:rFonts w:ascii="Garamond" w:hAnsi="Garamond"/>
-        </w:rPr>
-        <w:t xml:space="preserve"> stored in </w:t>
-      </w:r>
-      <w:r>
-        <w:rPr>
-          <w:rFonts w:ascii="Garamond" w:hAnsi="Garamond"/>
-          <w:b/>
-          <w:bCs/>
-        </w:rPr>
-        <w:t>socket.data.dmPeers</w:t>
-      </w:r>
-      <w:r>
-        <w:rPr>
-          <w:rFonts w:ascii="Garamond" w:hAnsi="Garamond"/>
-          <w:b/>
-          <w:bCs/>
+        <w:t xml:space="preserve"> and displays the window onscreen. The </w:t>
+      </w:r>
+      <w:r>
+        <w:rPr>
+          <w:rFonts w:ascii="Garamond" w:hAnsi="Garamond"/>
+          <w:b/>
+          <w:bCs/>
+        </w:rPr>
+        <w:t>ChatWindow</w:t>
+      </w:r>
+      <w:r>
+        <w:rPr>
+          <w:rFonts w:ascii="Garamond" w:hAnsi="Garamond"/>
+        </w:rPr>
+        <w:t xml:space="preserve"> fetches conversation history as described above.</w:t>
+      </w:r>
+    </w:p>
+    <w:p>
+      <w:pPr>
+        <w:spacing w:line="360" w:lineRule="auto"/>
+        <w:rPr>
+          <w:rFonts w:ascii="Garamond" w:hAnsi="Garamond"/>
+        </w:rPr>
+      </w:pPr>
+      <w:r>
+        <w:rPr>
+          <w:rFonts w:ascii="Garamond" w:hAnsi="Garamond"/>
+        </w:rPr>
+        <w:t xml:space="preserve">The use of socket.io and HTTP, combined with state-based conditional rendering and use of </w:t>
+      </w:r>
+      <w:r>
+        <w:rPr>
+          <w:rFonts w:ascii="Garamond" w:hAnsi="Garamond"/>
+          <w:b/>
+          <w:bCs/>
+        </w:rPr>
+        <w:t>React</w:t>
+      </w:r>
+      <w:r>
+        <w:rPr>
+          <w:rFonts w:ascii="Garamond" w:hAnsi="Garamond"/>
         </w:rPr>
         <w:t xml:space="preserve"> </w:t>
       </w:r>
       <w:r>
         <w:rPr>
           <w:rFonts w:ascii="Garamond" w:hAnsi="Garamond"/>
-        </w:rPr>
-        <w:t>as key-value pairs</w:t>
-      </w:r>
-      <w:r>
-        <w:rPr>
-          <w:rFonts w:ascii="Garamond" w:hAnsi="Garamond"/>
-        </w:rPr>
-        <w:t xml:space="preserve">. Finally, the server emits the room name back to the frontend where it is stored in the </w:t>
-      </w:r>
-      <w:r>
-        <w:rPr>
-          <w:rFonts w:ascii="Garamond" w:hAnsi="Garamond"/>
-          <w:b/>
-          <w:bCs/>
-        </w:rPr>
-        <w:t>ChatWindow</w:t>
-      </w:r>
-      <w:r>
-        <w:rPr>
-          <w:rFonts w:ascii="Garamond" w:hAnsi="Garamond"/>
-        </w:rPr>
-        <w:t xml:space="preserve"> component state and used to direct </w:t>
-      </w:r>
-      <w:r>
-        <w:rPr>
-          <w:rFonts w:ascii="Garamond" w:hAnsi="Garamond"/>
-        </w:rPr>
-        <w:t>the component’s subsequent chat</w:t>
-      </w:r>
-      <w:r>
-        <w:rPr>
-          <w:rFonts w:ascii="Garamond" w:hAnsi="Garamond"/>
-        </w:rPr>
-        <w:t xml:space="preserve"> messages to the correct room via </w:t>
-      </w:r>
-      <w:r>
-        <w:rPr>
-          <w:rFonts w:ascii="Garamond" w:hAnsi="Garamond"/>
-        </w:rPr>
-        <w:t>its</w:t>
-      </w:r>
-      <w:r>
-        <w:rPr>
-          <w:rFonts w:ascii="Garamond" w:hAnsi="Garamond"/>
-        </w:rPr>
-        <w:t xml:space="preserve"> emitted  </w:t>
-      </w:r>
-      <w:r>
-        <w:rPr>
-          <w:rFonts w:ascii="Garamond" w:hAnsi="Garamond"/>
-          <w:b/>
-          <w:bCs/>
-        </w:rPr>
-        <w:t>chat_message</w:t>
-      </w:r>
-      <w:r>
-        <w:rPr>
-          <w:rFonts w:ascii="Garamond" w:hAnsi="Garamond"/>
-        </w:rPr>
-        <w:t xml:space="preserve"> event.</w:t>
-      </w:r>
-    </w:p>
-    <w:p>
-      <w:pPr>
-        <w:spacing w:line="360" w:lineRule="auto"/>
-        <w:rPr>
-          <w:rFonts w:ascii="Garamond" w:hAnsi="Garamond"/>
-        </w:rPr>
-      </w:pPr>
-      <w:r>
-        <w:rPr>
-          <w:rFonts w:ascii="Garamond" w:hAnsi="Garamond"/>
-        </w:rPr>
-        <w:t xml:space="preserve">In parallel with joining a live room, </w:t>
-      </w:r>
-      <w:r>
-        <w:rPr>
-          <w:rFonts w:ascii="Garamond" w:hAnsi="Garamond"/>
-          <w:b/>
-          <w:bCs/>
-        </w:rPr>
-        <w:t>ChatWindow</w:t>
-      </w:r>
-      <w:r>
-        <w:rPr>
-          <w:rFonts w:ascii="Garamond" w:hAnsi="Garamond"/>
-        </w:rPr>
-        <w:t xml:space="preserve"> component fetches any historical messages for the same chat pair by sending an http request</w:t>
-      </w:r>
-      <w:r>
-        <w:rPr>
-          <w:rFonts w:ascii="Garamond" w:hAnsi="Garamond"/>
-        </w:rPr>
-        <w:t xml:space="preserve">. This request is handled by the protected </w:t>
-      </w:r>
-      <w:r>
-        <w:rPr>
-          <w:rFonts w:ascii="Garamond" w:hAnsi="Garamond"/>
-          <w:b/>
-          <w:bCs/>
-        </w:rPr>
-        <w:t>getMessagesFromDB</w:t>
-      </w:r>
-      <w:r>
-        <w:rPr>
-          <w:rFonts w:ascii="Garamond" w:hAnsi="Garamond"/>
-          <w:b/>
-          <w:bCs/>
-        </w:rPr>
-        <w:t xml:space="preserve"> </w:t>
-      </w:r>
-      <w:r>
-        <w:rPr>
-          <w:rFonts w:ascii="Garamond" w:hAnsi="Garamond"/>
-        </w:rPr>
-        <w:t xml:space="preserve">controller  which uses </w:t>
-      </w:r>
-      <w:r>
-        <w:rPr>
-          <w:rFonts w:ascii="Garamond" w:hAnsi="Garamond"/>
-          <w:b/>
-          <w:bCs/>
-        </w:rPr>
-        <w:t>req.user</w:t>
-      </w:r>
-      <w:r>
-        <w:rPr>
-          <w:rFonts w:ascii="Garamond" w:hAnsi="Garamond"/>
-        </w:rPr>
-        <w:t xml:space="preserve"> and </w:t>
-      </w:r>
-      <w:r>
-        <w:rPr>
-          <w:rFonts w:ascii="Garamond" w:hAnsi="Garamond"/>
-          <w:b/>
-          <w:bCs/>
-        </w:rPr>
-        <w:t>req.params.otherUserId</w:t>
-      </w:r>
-      <w:r>
-        <w:rPr>
-          <w:rFonts w:ascii="Garamond" w:hAnsi="Garamond"/>
-        </w:rPr>
-        <w:t xml:space="preserve"> to identify the participants, arranges the ids in ascending order, and checks if a room of that name is stored in the database, If a matching room is found, its messages are loaded from the database and rendered in the frontend </w:t>
-      </w:r>
-      <w:r>
-        <w:rPr>
-          <w:rFonts w:ascii="Garamond" w:hAnsi="Garamond"/>
-          <w:b/>
-          <w:bCs/>
-        </w:rPr>
-        <w:t>ChatWindow</w:t>
-      </w:r>
-      <w:r>
-        <w:rPr>
-          <w:rFonts w:ascii="Garamond" w:hAnsi="Garamond"/>
-        </w:rPr>
-        <w:t xml:space="preserve"> via state. If no room is found, an empty array is returned. </w:t>
-      </w:r>
-    </w:p>
-    <w:p>
-      <w:pPr>
-        <w:spacing w:line="360" w:lineRule="auto"/>
-        <w:rPr>
-          <w:rFonts w:ascii="Garamond" w:hAnsi="Garamond"/>
-        </w:rPr>
-      </w:pPr>
-      <w:r>
-        <w:rPr>
-          <w:rFonts w:ascii="Garamond" w:hAnsi="Garamond"/>
-        </w:rPr>
-        <w:t xml:space="preserve">For message persistence, when a user sends a message from </w:t>
-      </w:r>
-      <w:r>
-        <w:rPr>
-          <w:rFonts w:ascii="Garamond" w:hAnsi="Garamond"/>
-          <w:b/>
-          <w:bCs/>
-        </w:rPr>
-        <w:t xml:space="preserve">ChatWindow, </w:t>
-      </w:r>
-      <w:r>
-        <w:rPr>
-          <w:rFonts w:ascii="Garamond" w:hAnsi="Garamond"/>
-        </w:rPr>
-        <w:t>the component’s</w:t>
-      </w:r>
-      <w:r>
-        <w:rPr>
-          <w:rFonts w:ascii="Garamond" w:hAnsi="Garamond"/>
-          <w:b/>
-          <w:bCs/>
-        </w:rPr>
-        <w:t xml:space="preserve"> </w:t>
-      </w:r>
-      <w:r>
-        <w:rPr>
-          <w:rFonts w:ascii="Garamond" w:hAnsi="Garamond"/>
-          <w:b/>
-          <w:bCs/>
-        </w:rPr>
-        <w:t>handleSend</w:t>
-      </w:r>
-      <w:r>
-        <w:rPr>
-          <w:rFonts w:ascii="Garamond" w:hAnsi="Garamond"/>
-          <w:b/>
-          <w:bCs/>
-        </w:rPr>
-        <w:t xml:space="preserve"> </w:t>
-      </w:r>
-      <w:r>
-        <w:rPr>
-          <w:rFonts w:ascii="Garamond" w:hAnsi="Garamond"/>
-        </w:rPr>
-        <w:t xml:space="preserve">function validates that the message is not empty and that a </w:t>
-      </w:r>
-      <w:r>
-        <w:rPr>
-          <w:rFonts w:ascii="Garamond" w:hAnsi="Garamond"/>
-          <w:b/>
-          <w:bCs/>
-        </w:rPr>
-        <w:t>room</w:t>
-      </w:r>
-      <w:r>
-        <w:rPr>
-          <w:rFonts w:ascii="Garamond" w:hAnsi="Garamond"/>
-        </w:rPr>
-        <w:t xml:space="preserve"> name has been received from the backend. It then emits the </w:t>
-      </w:r>
-      <w:r>
-        <w:rPr>
-          <w:rFonts w:ascii="Garamond" w:hAnsi="Garamond"/>
-          <w:b/>
-          <w:bCs/>
-        </w:rPr>
-        <w:t>chat_message</w:t>
-      </w:r>
-      <w:r>
-        <w:rPr>
-          <w:rFonts w:ascii="Garamond" w:hAnsi="Garamond"/>
-        </w:rPr>
-        <w:t xml:space="preserve"> event containing the room name and trimmed message text. For security, the component does not send user or recipient user ids; instead, the backend derives the ids from the </w:t>
-      </w:r>
-      <w:r>
-        <w:rPr>
-          <w:rFonts w:ascii="Garamond" w:hAnsi="Garamond"/>
-          <w:b/>
-          <w:bCs/>
-        </w:rPr>
-        <w:t>socket.user</w:t>
-      </w:r>
-      <w:r>
-        <w:rPr>
-          <w:rFonts w:ascii="Garamond" w:hAnsi="Garamond"/>
-        </w:rPr>
-        <w:t xml:space="preserve"> and </w:t>
-      </w:r>
-      <w:r>
-        <w:rPr>
-          <w:rFonts w:ascii="Garamond" w:hAnsi="Garamond"/>
-          <w:b/>
-          <w:bCs/>
-        </w:rPr>
-        <w:t>socket.data.dmPeers</w:t>
-      </w:r>
-      <w:r>
-        <w:rPr>
-          <w:rFonts w:ascii="Garamond" w:hAnsi="Garamond"/>
-        </w:rPr>
-        <w:t xml:space="preserve"> objects.</w:t>
-      </w:r>
-    </w:p>
-    <w:p>
-      <w:pPr>
-        <w:spacing w:line="360" w:lineRule="auto"/>
-        <w:rPr>
-          <w:rFonts w:ascii="Garamond" w:hAnsi="Garamond"/>
-        </w:rPr>
-      </w:pPr>
-      <w:r>
-        <w:rPr>
-          <w:rFonts w:ascii="Garamond" w:hAnsi="Garamond"/>
-        </w:rPr>
-        <w:t xml:space="preserve">When the backend receives the component’s </w:t>
-      </w:r>
-      <w:r>
-        <w:rPr>
-          <w:rFonts w:ascii="Garamond" w:hAnsi="Garamond"/>
-          <w:b/>
-          <w:bCs/>
-        </w:rPr>
-        <w:t>chat_message</w:t>
-      </w:r>
-      <w:r>
-        <w:rPr>
-          <w:rFonts w:ascii="Garamond" w:hAnsi="Garamond"/>
-        </w:rPr>
-        <w:t xml:space="preserve"> event, its </w:t>
-      </w:r>
-      <w:r>
-        <w:rPr>
-          <w:rFonts w:ascii="Garamond" w:hAnsi="Garamond"/>
-          <w:b/>
-          <w:bCs/>
-        </w:rPr>
-        <w:t>chat_message</w:t>
-      </w:r>
-      <w:r>
-        <w:rPr>
-          <w:rFonts w:ascii="Garamond" w:hAnsi="Garamond"/>
-        </w:rPr>
-        <w:t xml:space="preserve"> event handler validates that the socket is a member of that room. It then derives the user and recipient ids as described above,</w:t>
-      </w:r>
-      <w:r>
-        <w:rPr>
-          <w:rFonts w:ascii="Garamond" w:hAnsi="Garamond"/>
-        </w:rPr>
-        <w:t xml:space="preserve"> and</w:t>
-      </w:r>
-      <w:r>
-        <w:rPr>
-          <w:rFonts w:ascii="Garamond" w:hAnsi="Garamond"/>
-        </w:rPr>
-        <w:t xml:space="preserve"> regenerates the room name</w:t>
-      </w:r>
-      <w:r>
-        <w:rPr>
-          <w:rFonts w:ascii="Garamond" w:hAnsi="Garamond"/>
-        </w:rPr>
-        <w:t>. The handler then uses an UPSERT query so the room name is only stored if it doesn’t already exist and the room_id is returned. This reduces calls to the database as the logic is handled in one query rather than check-then-insert queries.</w:t>
-      </w:r>
-    </w:p>
-    <w:p>
-      <w:pPr>
-        <w:spacing w:line="360" w:lineRule="auto"/>
-        <w:rPr>
-          <w:rFonts w:ascii="Garamond" w:hAnsi="Garamond"/>
-        </w:rPr>
-      </w:pPr>
-      <w:r>
-        <w:rPr>
-          <w:rFonts w:ascii="Garamond" w:hAnsi="Garamond"/>
-        </w:rPr>
-        <w:t xml:space="preserve">The returned </w:t>
-      </w:r>
-      <w:r>
-        <w:rPr>
-          <w:rFonts w:ascii="Garamond" w:hAnsi="Garamond"/>
-          <w:b/>
-          <w:bCs/>
-        </w:rPr>
-        <w:t>room_id</w:t>
-      </w:r>
-      <w:r>
-        <w:rPr>
-          <w:rFonts w:ascii="Garamond" w:hAnsi="Garamond"/>
-        </w:rPr>
-        <w:t xml:space="preserve"> is then used to insert the message text in to the </w:t>
-      </w:r>
-      <w:r>
-        <w:rPr>
-          <w:rFonts w:ascii="Garamond" w:hAnsi="Garamond"/>
-          <w:b/>
-          <w:bCs/>
-        </w:rPr>
-        <w:t>chat_messages</w:t>
-      </w:r>
-      <w:r>
-        <w:rPr>
-          <w:rFonts w:ascii="Garamond" w:hAnsi="Garamond"/>
-        </w:rPr>
-        <w:t xml:space="preserve"> table along with sender user id, recipient user id and room id. </w:t>
-      </w:r>
-      <w:r>
-        <w:rPr>
-          <w:rFonts w:ascii="Garamond" w:hAnsi="Garamond"/>
-        </w:rPr>
-        <w:t>At this insert, t</w:t>
-      </w:r>
-      <w:r>
-        <w:rPr>
-          <w:rFonts w:ascii="Garamond" w:hAnsi="Garamond"/>
-        </w:rPr>
-        <w:t xml:space="preserve">he database returns a </w:t>
-      </w:r>
-      <w:r>
-        <w:rPr>
-          <w:rFonts w:ascii="Garamond" w:hAnsi="Garamond"/>
-          <w:b/>
-          <w:bCs/>
-        </w:rPr>
-        <w:t>message_id</w:t>
-      </w:r>
-      <w:r>
-        <w:rPr>
-          <w:rFonts w:ascii="Garamond" w:hAnsi="Garamond"/>
-        </w:rPr>
-        <w:t xml:space="preserve">  and </w:t>
-      </w:r>
-      <w:r>
-        <w:rPr>
-          <w:rFonts w:ascii="Garamond" w:hAnsi="Garamond"/>
-          <w:b/>
-          <w:bCs/>
-        </w:rPr>
-        <w:t>sent_at</w:t>
-      </w:r>
-      <w:r>
-        <w:rPr>
-          <w:rFonts w:ascii="Garamond" w:hAnsi="Garamond"/>
-        </w:rPr>
-        <w:t xml:space="preserve"> timestamp </w:t>
-      </w:r>
-      <w:r>
-        <w:rPr>
-          <w:rFonts w:ascii="Garamond" w:hAnsi="Garamond"/>
-        </w:rPr>
-        <w:t xml:space="preserve">and the </w:t>
-      </w:r>
-      <w:r>
-        <w:rPr>
-          <w:rFonts w:ascii="Garamond" w:hAnsi="Garamond"/>
-          <w:b/>
-          <w:bCs/>
-        </w:rPr>
-        <w:t>room_id</w:t>
-      </w:r>
-      <w:r>
-        <w:rPr>
-          <w:rFonts w:ascii="Garamond" w:hAnsi="Garamond"/>
-        </w:rPr>
-        <w:t xml:space="preserve"> </w:t>
-      </w:r>
-      <w:r>
-        <w:rPr>
-          <w:rFonts w:ascii="Garamond" w:hAnsi="Garamond"/>
-        </w:rPr>
-        <w:t xml:space="preserve">which are then used to backfill the </w:t>
-      </w:r>
-      <w:r>
-        <w:rPr>
-          <w:rFonts w:ascii="Garamond" w:hAnsi="Garamond"/>
-          <w:b/>
-          <w:bCs/>
-        </w:rPr>
-        <w:t>chat</w:t>
-      </w:r>
-      <w:r>
-        <w:rPr>
-          <w:rFonts w:ascii="Garamond" w:hAnsi="Garamond"/>
-          <w:b/>
-          <w:bCs/>
-        </w:rPr>
-        <w:t>_rooms</w:t>
-      </w:r>
-      <w:r>
-        <w:rPr>
-          <w:rFonts w:ascii="Garamond" w:hAnsi="Garamond"/>
-        </w:rPr>
-        <w:t xml:space="preserve"> table relevant </w:t>
-      </w:r>
-      <w:r>
-        <w:rPr>
-          <w:rFonts w:ascii="Garamond" w:hAnsi="Garamond"/>
-          <w:b/>
-          <w:bCs/>
-        </w:rPr>
-        <w:t>room_id</w:t>
-      </w:r>
-      <w:r>
-        <w:rPr>
-          <w:rFonts w:ascii="Garamond" w:hAnsi="Garamond"/>
-        </w:rPr>
-        <w:t xml:space="preserve"> row with the </w:t>
-      </w:r>
-      <w:r>
-        <w:rPr>
-          <w:rFonts w:ascii="Garamond" w:hAnsi="Garamond"/>
-          <w:b/>
-          <w:bCs/>
-        </w:rPr>
-        <w:t>message_id</w:t>
-      </w:r>
-      <w:r>
-        <w:rPr>
-          <w:rFonts w:ascii="Garamond" w:hAnsi="Garamond"/>
-        </w:rPr>
-        <w:t xml:space="preserve"> and </w:t>
-      </w:r>
-      <w:r>
-        <w:rPr>
-          <w:rFonts w:ascii="Garamond" w:hAnsi="Garamond"/>
-          <w:b/>
-          <w:bCs/>
-        </w:rPr>
-        <w:t>sent_at</w:t>
-      </w:r>
-      <w:r>
-        <w:rPr>
-          <w:rFonts w:ascii="Garamond" w:hAnsi="Garamond"/>
-        </w:rPr>
-        <w:t xml:space="preserve"> timestamp. This allows the inbox-summary functionality described below.</w:t>
-      </w:r>
-      <w:r>
-        <w:rPr>
-          <w:rFonts w:ascii="Garamond" w:hAnsi="Garamond"/>
-        </w:rPr>
-        <w:t xml:space="preserve"> Once the message has been saved, the backend creates a message object and emits it to the frontend via </w:t>
-      </w:r>
-      <w:r>
-        <w:rPr>
-          <w:rFonts w:ascii="Garamond" w:hAnsi="Garamond"/>
-          <w:b/>
-          <w:bCs/>
-        </w:rPr>
-        <w:t>io.to(room).emit()</w:t>
-      </w:r>
-      <w:r>
-        <w:rPr>
-          <w:rFonts w:ascii="Garamond" w:hAnsi="Garamond"/>
-        </w:rPr>
-        <w:t xml:space="preserve"> so that both parties receive the message.</w:t>
-      </w:r>
-      <w:r>
-        <w:rPr>
-          <w:rFonts w:ascii="Garamond" w:hAnsi="Garamond"/>
-        </w:rPr>
-        <w:t xml:space="preserve"> Finally, to support notification, a truncated message object is sent to the recipient’s personal room via </w:t>
-      </w:r>
-      <w:r>
-        <w:rPr>
-          <w:rFonts w:ascii="Garamond" w:hAnsi="Garamond"/>
-          <w:b/>
-          <w:bCs/>
-        </w:rPr>
-        <w:t>io.to(`user:${recipientUserId}`).emit('incoming_chat'</w:t>
-      </w:r>
-      <w:r>
-        <w:rPr>
-          <w:rFonts w:ascii="Garamond" w:hAnsi="Garamond"/>
-          <w:b/>
-          <w:bCs/>
-        </w:rPr>
-        <w:t>)</w:t>
-      </w:r>
-      <w:r>
-        <w:rPr>
-          <w:rFonts w:ascii="Garamond" w:hAnsi="Garamond"/>
-        </w:rPr>
-        <w:t>.</w:t>
-      </w:r>
-    </w:p>
-    <w:p>
-      <w:pPr>
-        <w:spacing w:line="360" w:lineRule="auto"/>
-        <w:rPr>
-          <w:rFonts w:ascii="Garamond" w:hAnsi="Garamond"/>
-        </w:rPr>
-      </w:pPr>
-      <w:r>
-        <w:rPr>
-          <w:rFonts w:ascii="Garamond" w:hAnsi="Garamond"/>
-        </w:rPr>
-        <w:t xml:space="preserve">On the frontend, </w:t>
-      </w:r>
-      <w:r>
-        <w:rPr>
-          <w:rFonts w:ascii="Garamond" w:hAnsi="Garamond"/>
-          <w:b/>
-          <w:bCs/>
-        </w:rPr>
-        <w:t xml:space="preserve">ChatWindow </w:t>
-      </w:r>
-      <w:r>
-        <w:rPr>
-          <w:rFonts w:ascii="Garamond" w:hAnsi="Garamond"/>
-        </w:rPr>
-        <w:t xml:space="preserve">component listens for server-emitted </w:t>
-      </w:r>
-      <w:r>
-        <w:rPr>
-          <w:rFonts w:ascii="Garamond" w:hAnsi="Garamond"/>
-          <w:b/>
-          <w:bCs/>
-        </w:rPr>
-        <w:t>chat_message</w:t>
-      </w:r>
-      <w:r>
-        <w:rPr>
-          <w:rFonts w:ascii="Garamond" w:hAnsi="Garamond"/>
-        </w:rPr>
-        <w:t xml:space="preserve"> events and adds them to its </w:t>
-      </w:r>
-      <w:r>
-        <w:rPr>
-          <w:rFonts w:ascii="Garamond" w:hAnsi="Garamond"/>
-          <w:b/>
-          <w:bCs/>
-        </w:rPr>
-        <w:t>messages</w:t>
-      </w:r>
-      <w:r>
-        <w:rPr>
-          <w:rFonts w:ascii="Garamond" w:hAnsi="Garamond"/>
-        </w:rPr>
-        <w:t xml:space="preserve"> state array</w:t>
-      </w:r>
-    </w:p>
-    <w:p>
-      <w:pPr>
-        <w:spacing w:line="360" w:lineRule="auto"/>
-        <w:rPr>
-          <w:rFonts w:ascii="Garamond" w:hAnsi="Garamond"/>
-          <w:b/>
-          <w:bCs/>
-        </w:rPr>
-      </w:pPr>
+          <w:b/>
+          <w:bCs/>
+        </w:rPr>
+        <w:t>Context</w:t>
+      </w:r>
+      <w:r>
+        <w:rPr>
+          <w:rFonts w:ascii="Garamond" w:hAnsi="Garamond"/>
+        </w:rPr>
+        <w:t>, allows app-wide, authenticated, real-time notification and webchat</w:t>
+      </w:r>
     </w:p>
     <w:p>
       <w:pPr>
@@ -11502,7 +12838,6 @@
           <w:sz w:val="28"/>
           <w:szCs w:val="28"/>
         </w:rPr>
-        <w:lastRenderedPageBreak/>
         <w:t>References</w:t>
       </w:r>
       <w:bookmarkEnd w:id="28"/>
@@ -11539,7 +12874,6 @@
           <w:rPr>
             <w:rStyle w:val="Hyperlink"/>
             <w:rFonts w:ascii="Garamond" w:hAnsi="Garamond"/>
-            <w:color w:val="auto"/>
           </w:rPr>
           <w:t>https://musicteachers.co.uk/</w:t>
         </w:r>
@@ -11563,7 +12897,6 @@
           <w:rPr>
             <w:rStyle w:val="Hyperlink"/>
             <w:rFonts w:ascii="Garamond" w:hAnsi="Garamond"/>
-            <w:color w:val="auto"/>
           </w:rPr>
           <w:t>https://musicteacher.com/</w:t>
         </w:r>
@@ -11587,7 +12920,6 @@
           <w:rPr>
             <w:rStyle w:val="Hyperlink"/>
             <w:rFonts w:ascii="Garamond" w:hAnsi="Garamond"/>
-            <w:color w:val="auto"/>
           </w:rPr>
           <w:t>https://www.firsttutors.com/uk/music/</w:t>
         </w:r>
@@ -11626,7 +12958,19 @@
         <w:rPr>
           <w:rFonts w:ascii="Garamond" w:hAnsi="Garamond"/>
         </w:rPr>
-        <w:t>1: https://socket.io/docs/v4/how-it-works/</w:t>
+        <w:t xml:space="preserve">1: </w:t>
+      </w:r>
+      <w:r>
+        <w:rPr>
+          <w:rFonts w:ascii="Garamond" w:hAnsi="Garamond"/>
+        </w:rPr>
+        <w:t>http</w:t>
+      </w:r>
+      <w:r>
+        <w:rPr>
+          <w:rFonts w:ascii="Garamond" w:hAnsi="Garamond"/>
+        </w:rPr>
+        <w:t>s://socket.io/docs/v4/how-it-works/</w:t>
       </w:r>
     </w:p>
     <w:p>
@@ -13061,6 +14405,7 @@
   <w:style w:type="character" w:default="1" w:styleId="DefaultParagraphFont">
     <w:name w:val="Default Paragraph Font"/>
     <w:uiPriority w:val="1"/>
+    <w:semiHidden/>
     <w:unhideWhenUsed/>
   </w:style>
   <w:style w:type="table" w:default="1" w:styleId="TableNormal">
@@ -13470,6 +14815,18 @@
       <w:ind w:left="220"/>
     </w:pPr>
   </w:style>
+  <w:style w:type="character" w:styleId="UnresolvedMention">
+    <w:name w:val="Unresolved Mention"/>
+    <w:basedOn w:val="DefaultParagraphFont"/>
+    <w:uiPriority w:val="99"/>
+    <w:semiHidden/>
+    <w:unhideWhenUsed/>
+    <w:rsid w:val="00C41118"/>
+    <w:rPr>
+      <w:color w:val="605E5C"/>
+      <w:shd w:val="clear" w:color="auto" w:fill="E1DFDD"/>
+    </w:rPr>
+  </w:style>
 </w:styles>
 </file>
 

--- a/docs/dissertation start.docx
+++ b/docs/dissertation start.docx
@@ -2805,15 +2805,7 @@
         <w:spacing w:before="200" w:after="0" w:line="360" w:lineRule="auto"/>
       </w:pPr>
       <w:r>
-        <w:t xml:space="preserve">Students and their parents or guardians can struggle to find tutors meeting their needs in terms of instrument, skill level, availability, and a child’s special needs. Parents may find it difficult to assuage safeguarding concerns with an unknown adult as tutor advertisements can be vague on personal details. They may also have concerns over quality due to a lack of tutor reviews. Without a real-time means of communication and an integrated calendar system, scheduling may be particularly difficult for parents trying to juggle work and personal commitments.  Finally, both tutors and students can run into issues if there </w:t>
-      </w:r>
-      <w:proofErr w:type="gramStart"/>
-      <w:r>
-        <w:t>is</w:t>
-      </w:r>
-      <w:proofErr w:type="gramEnd"/>
-      <w:r>
-        <w:t xml:space="preserve"> no integrated payment processing system and a clear cancellation policy.</w:t>
+        <w:t>Students and their parents or guardians can struggle to find tutors meeting their needs in terms of instrument, skill level, availability, and a child’s special needs. Parents may find it difficult to assuage safeguarding concerns with an unknown adult as tutor advertisements can be vague on personal details. They may also have concerns over quality due to a lack of tutor reviews. Without a real-time means of communication and an integrated calendar system, scheduling may be particularly difficult for parents trying to juggle work and personal commitments.  Finally, both tutors and students can run into issues if there is no integrated payment processing system and a clear cancellation policy.</w:t>
       </w:r>
     </w:p>
     <w:p>
@@ -3066,15 +3058,7 @@
         <w:spacing w:before="200" w:after="0" w:line="360" w:lineRule="auto"/>
       </w:pPr>
       <w:r>
-        <w:t xml:space="preserve">View matching tutor profiles </w:t>
-      </w:r>
-      <w:proofErr w:type="gramStart"/>
-      <w:r>
-        <w:t>and,</w:t>
-      </w:r>
-      <w:proofErr w:type="gramEnd"/>
-      <w:r>
-        <w:t xml:space="preserve"> once registered, contact the tutor to discuss potential lessons. </w:t>
+        <w:t xml:space="preserve">View matching tutor profiles and, once registered, contact the tutor to discuss potential lessons. </w:t>
       </w:r>
     </w:p>
     <w:p>
@@ -3509,15 +3493,7 @@
         <w:spacing w:before="200" w:after="0" w:line="360" w:lineRule="auto"/>
       </w:pPr>
       <w:r>
-        <w:t>Building such a large project requires numerous development tools for front-end, back-</w:t>
-      </w:r>
-      <w:proofErr w:type="gramStart"/>
-      <w:r>
-        <w:t>end ,</w:t>
-      </w:r>
-      <w:proofErr w:type="gramEnd"/>
-      <w:r>
-        <w:t xml:space="preserve"> and the database. The chosen tools and reasoning are as follows:</w:t>
+        <w:t>Building such a large project requires numerous development tools for front-end, back-end , and the database. The chosen tools and reasoning are as follows:</w:t>
       </w:r>
     </w:p>
     <w:p>
@@ -4578,15 +4554,7 @@
         <w:spacing w:before="200" w:after="0" w:line="360" w:lineRule="auto"/>
       </w:pPr>
       <w:r>
-        <w:t xml:space="preserve">Students will be able to access a dashboard allowing them to search for tutors. Once a tutor is selected, students can view their card containing detailed relevant info, send messages, book and pay for lessons, and receive conformation of booking. A simple booking and payment gateway will be integrated </w:t>
-      </w:r>
-      <w:proofErr w:type="gramStart"/>
-      <w:r>
-        <w:t>in to</w:t>
-      </w:r>
-      <w:proofErr w:type="gramEnd"/>
-      <w:r>
-        <w:t xml:space="preserve"> the interface.</w:t>
+        <w:t>Students will be able to access a dashboard allowing them to search for tutors. Once a tutor is selected, students can view their card containing detailed relevant info, send messages, book and pay for lessons, and receive conformation of booking. A simple booking and payment gateway will be integrated in to the interface.</w:t>
       </w:r>
     </w:p>
     <w:p>
@@ -5651,15 +5619,7 @@
         <w:t>PG’s</w:t>
       </w:r>
       <w:r>
-        <w:t xml:space="preserve"> parameterised queries are employed when using client-side data </w:t>
-      </w:r>
-      <w:proofErr w:type="gramStart"/>
-      <w:r>
-        <w:t>in order to</w:t>
-      </w:r>
-      <w:proofErr w:type="gramEnd"/>
-      <w:r>
-        <w:t xml:space="preserve"> prevent SQL injection attacks.</w:t>
+        <w:t xml:space="preserve"> parameterised queries are employed when using client-side data in order to prevent SQL injection attacks.</w:t>
       </w:r>
     </w:p>
     <w:p>
@@ -6193,23 +6153,7 @@
           <w:b/>
           <w:bCs/>
         </w:rPr>
-        <w:t xml:space="preserve">RHF’s </w:t>
-      </w:r>
-      <w:proofErr w:type="gramStart"/>
-      <w:r>
-        <w:rPr>
-          <w:b/>
-          <w:bCs/>
-        </w:rPr>
-        <w:t>trigger(</w:t>
-      </w:r>
-      <w:proofErr w:type="gramEnd"/>
-      <w:r>
-        <w:rPr>
-          <w:b/>
-          <w:bCs/>
-        </w:rPr>
-        <w:t>)</w:t>
+        <w:t>RHF’s trigger()</w:t>
       </w:r>
       <w:r>
         <w:t xml:space="preserve"> method. This prevents unfilled step-two fields from triggering validation errors before they have been shown to the user.</w:t>
@@ -6412,16 +6356,11 @@
         <w:t xml:space="preserve"> </w:t>
       </w:r>
       <w:r>
-        <w:t xml:space="preserve">post to a </w:t>
-      </w:r>
-      <w:proofErr w:type="gramStart"/>
-      <w:r>
-        <w:t>different endpoint</w:t>
+        <w:t>post to a different endpoint</w:t>
       </w:r>
       <w:r>
         <w:t>s</w:t>
       </w:r>
-      <w:proofErr w:type="gramEnd"/>
       <w:r>
         <w:t>.</w:t>
       </w:r>
@@ -6919,7 +6858,6 @@
         <w:t xml:space="preserve">, dependant on </w:t>
       </w:r>
       <w:proofErr w:type="spellStart"/>
-      <w:proofErr w:type="gramStart"/>
       <w:r>
         <w:rPr>
           <w:b/>
@@ -6928,7 +6866,6 @@
         <w:t>filters.city</w:t>
       </w:r>
       <w:proofErr w:type="spellEnd"/>
-      <w:proofErr w:type="gramEnd"/>
       <w:r>
         <w:rPr>
           <w:b/>
@@ -6947,7 +6884,6 @@
         <w:t xml:space="preserve"> </w:t>
       </w:r>
       <w:proofErr w:type="spellStart"/>
-      <w:proofErr w:type="gramStart"/>
       <w:r>
         <w:rPr>
           <w:b/>
@@ -6970,7 +6906,6 @@
         <w:t>nt</w:t>
       </w:r>
       <w:proofErr w:type="spellEnd"/>
-      <w:proofErr w:type="gramEnd"/>
       <w:r>
         <w:t xml:space="preserve">, </w:t>
       </w:r>
@@ -7663,29 +7598,13 @@
         <w:t xml:space="preserve"> which validates the booking id, then updates the booking status to cancelled, via PATCH request, only if it exists in the database and starts in more than 24 hours (enforced using PostgreSQL interval function). </w:t>
       </w:r>
       <w:r>
-        <w:t xml:space="preserve">If no row update occurs, the controller runs various checks against the database </w:t>
-      </w:r>
-      <w:proofErr w:type="gramStart"/>
-      <w:r>
-        <w:t>in order to</w:t>
-      </w:r>
-      <w:proofErr w:type="gramEnd"/>
-      <w:r>
-        <w:t xml:space="preserve"> provide detailed responses to the frontend. If the cancellation is successful, the fro</w:t>
+        <w:t>If no row update occurs, the controller runs various checks against the database in order to provide detailed responses to the frontend. If the cancellation is successful, the fro</w:t>
       </w:r>
       <w:r>
         <w:t>n</w:t>
       </w:r>
       <w:r>
-        <w:t xml:space="preserve">tend removes the cancelled booking from </w:t>
-      </w:r>
-      <w:proofErr w:type="gramStart"/>
-      <w:r>
-        <w:t>state</w:t>
-      </w:r>
-      <w:proofErr w:type="gramEnd"/>
-      <w:r>
-        <w:t xml:space="preserve"> so the calendar display updates immediately.</w:t>
+        <w:t>tend removes the cancelled booking from state so the calendar display updates immediately.</w:t>
       </w:r>
     </w:p>
     <w:p>
@@ -7913,7 +7832,6 @@
         <w:t xml:space="preserve">mentary event listeners and emitters on front and back end. Listeners take the form </w:t>
       </w:r>
       <w:proofErr w:type="spellStart"/>
-      <w:proofErr w:type="gramStart"/>
       <w:r>
         <w:rPr>
           <w:b/>
@@ -7922,7 +7840,6 @@
         <w:t>socket.on</w:t>
       </w:r>
       <w:proofErr w:type="spellEnd"/>
-      <w:proofErr w:type="gramEnd"/>
       <w:r>
         <w:rPr>
           <w:b/>
@@ -7934,7 +7851,6 @@
         <w:t xml:space="preserve"> or </w:t>
       </w:r>
       <w:proofErr w:type="spellStart"/>
-      <w:proofErr w:type="gramStart"/>
       <w:r>
         <w:rPr>
           <w:b/>
@@ -7943,7 +7859,6 @@
         <w:t>io.on</w:t>
       </w:r>
       <w:proofErr w:type="spellEnd"/>
-      <w:proofErr w:type="gramEnd"/>
       <w:r>
         <w:rPr>
           <w:b/>
@@ -7955,7 +7870,6 @@
         <w:t xml:space="preserve"> and emitters </w:t>
       </w:r>
       <w:proofErr w:type="spellStart"/>
-      <w:proofErr w:type="gramStart"/>
       <w:r>
         <w:rPr>
           <w:b/>
@@ -7964,7 +7878,6 @@
         <w:t>socket.emit</w:t>
       </w:r>
       <w:proofErr w:type="spellEnd"/>
-      <w:proofErr w:type="gramEnd"/>
       <w:r>
         <w:rPr>
           <w:b/>
@@ -7976,7 +7889,6 @@
         <w:t xml:space="preserve"> or </w:t>
       </w:r>
       <w:proofErr w:type="spellStart"/>
-      <w:proofErr w:type="gramStart"/>
       <w:r>
         <w:rPr>
           <w:b/>
@@ -7985,7 +7897,6 @@
         <w:t>io.emit</w:t>
       </w:r>
       <w:proofErr w:type="spellEnd"/>
-      <w:proofErr w:type="gramEnd"/>
       <w:r>
         <w:rPr>
           <w:b/>
@@ -8188,7 +8099,6 @@
         <w:t xml:space="preserve"> cookie from </w:t>
       </w:r>
       <w:proofErr w:type="spellStart"/>
-      <w:proofErr w:type="gramStart"/>
       <w:r>
         <w:rPr>
           <w:b/>
@@ -8197,7 +8107,6 @@
         <w:t>req.cookies</w:t>
       </w:r>
       <w:proofErr w:type="spellEnd"/>
-      <w:proofErr w:type="gramEnd"/>
       <w:r>
         <w:t xml:space="preserve">, verifies it and retrieves the matching user from the database and attaches user info to </w:t>
       </w:r>
@@ -8255,7 +8164,6 @@
         <w:t xml:space="preserve">, the </w:t>
       </w:r>
       <w:proofErr w:type="spellStart"/>
-      <w:proofErr w:type="gramStart"/>
       <w:r>
         <w:rPr>
           <w:b/>
@@ -8269,63 +8177,143 @@
           <w:b/>
           <w:bCs/>
         </w:rPr>
-        <w:t>(</w:t>
-      </w:r>
-      <w:proofErr w:type="gramEnd"/>
-      <w:r>
-        <w:rPr>
-          <w:b/>
-          <w:bCs/>
-        </w:rPr>
-        <w:t>)</w:t>
+        <w:t>()</w:t>
       </w:r>
       <w:r>
         <w:t xml:space="preserve"> middleware reads the cookie from </w:t>
       </w:r>
       <w:proofErr w:type="spellStart"/>
-      <w:proofErr w:type="gramStart"/>
-      <w:r>
-        <w:rPr>
-          <w:b/>
-          <w:bCs/>
-        </w:rPr>
-        <w:t>socket.handshake</w:t>
-      </w:r>
-      <w:proofErr w:type="gramEnd"/>
-      <w:r>
-        <w:rPr>
-          <w:b/>
-          <w:bCs/>
-        </w:rPr>
+      <w:r>
+        <w:rPr>
+          <w:b/>
+          <w:bCs/>
+        </w:rPr>
+        <w:t>socket.handshake.headers.cookie</w:t>
+      </w:r>
+      <w:proofErr w:type="spellEnd"/>
+      <w:r>
+        <w:t xml:space="preserve">, </w:t>
+      </w:r>
+      <w:r>
+        <w:t>extracts the cookie payload, verifies it, and, as above, retrieves matching user</w:t>
+      </w:r>
+      <w:r>
+        <w:t xml:space="preserve"> info</w:t>
+      </w:r>
+      <w:r>
+        <w:t xml:space="preserve"> from the database and attache</w:t>
+      </w:r>
+      <w:r>
+        <w:t>s it</w:t>
+      </w:r>
+      <w:r>
+        <w:t xml:space="preserve"> to </w:t>
+      </w:r>
+      <w:proofErr w:type="spellStart"/>
+      <w:r>
+        <w:rPr>
+          <w:b/>
+          <w:bCs/>
+        </w:rPr>
+        <w:t>socket.user</w:t>
+      </w:r>
+      <w:proofErr w:type="spellEnd"/>
+      <w:r>
+        <w:t xml:space="preserve"> using the </w:t>
+      </w:r>
+      <w:proofErr w:type="spellStart"/>
+      <w:r>
+        <w:rPr>
+          <w:b/>
+          <w:bCs/>
+        </w:rPr>
+        <w:t>buil</w:t>
+      </w:r>
+      <w:r>
+        <w:rPr>
+          <w:b/>
+          <w:bCs/>
+        </w:rPr>
+        <w:t>d</w:t>
+      </w:r>
+      <w:r>
+        <w:rPr>
+          <w:b/>
+          <w:bCs/>
+        </w:rPr>
+        <w:t>UserInfo</w:t>
+      </w:r>
+      <w:proofErr w:type="spellEnd"/>
+      <w:r>
+        <w:t xml:space="preserve"> function.</w:t>
+      </w:r>
+      <w:r>
+        <w:t xml:space="preserve"> If no matching user is found, the connection is rejected. To </w:t>
+      </w:r>
+      <w:r>
+        <w:t>support</w:t>
+      </w:r>
+      <w:r>
+        <w:t xml:space="preserve"> this authentication, the frontend’s socket instance is configured to send credentials</w:t>
+      </w:r>
+      <w:r>
+        <w:t xml:space="preserve"> during the handshake</w:t>
+      </w:r>
+      <w:r>
+        <w:t xml:space="preserve"> and </w:t>
+      </w:r>
+      <w:r>
+        <w:rPr>
+          <w:b/>
+          <w:bCs/>
+        </w:rPr>
+        <w:t>not</w:t>
+      </w:r>
+      <w:r>
+        <w:t xml:space="preserve"> to </w:t>
+      </w:r>
+      <w:proofErr w:type="spellStart"/>
+      <w:r>
+        <w:t>autoconnect</w:t>
+      </w:r>
+      <w:proofErr w:type="spellEnd"/>
+      <w:r>
         <w:t>.</w:t>
       </w:r>
-      <w:proofErr w:type="gramStart"/>
-      <w:r>
-        <w:rPr>
-          <w:b/>
-          <w:bCs/>
-        </w:rPr>
-        <w:t>headers.cookie</w:t>
-      </w:r>
-      <w:proofErr w:type="spellEnd"/>
-      <w:proofErr w:type="gramEnd"/>
-      <w:r>
-        <w:t xml:space="preserve">, </w:t>
-      </w:r>
-      <w:r>
-        <w:t>extracts the cookie payload, verifies it, and, as above, retrieves matching user</w:t>
-      </w:r>
-      <w:r>
-        <w:t xml:space="preserve"> info</w:t>
-      </w:r>
-      <w:r>
-        <w:t xml:space="preserve"> from the database and attache</w:t>
-      </w:r>
-      <w:r>
-        <w:t>s it</w:t>
-      </w:r>
-      <w:r>
-        <w:t xml:space="preserve"> to </w:t>
+    </w:p>
+    <w:p>
+      <w:pPr>
+        <w:spacing w:line="360" w:lineRule="auto"/>
+      </w:pPr>
+      <w:r>
+        <w:t xml:space="preserve">Once a socket has been authenticated, the </w:t>
+      </w:r>
+      <w:proofErr w:type="spellStart"/>
+      <w:r>
+        <w:t>backend’s</w:t>
+      </w:r>
+      <w:proofErr w:type="spellEnd"/>
+      <w:r>
+        <w:t xml:space="preserve"> </w:t>
+      </w:r>
+      <w:proofErr w:type="spellStart"/>
+      <w:r>
+        <w:rPr>
+          <w:b/>
+          <w:bCs/>
+        </w:rPr>
+        <w:t>io.on</w:t>
+      </w:r>
+      <w:proofErr w:type="spellEnd"/>
+      <w:r>
+        <w:rPr>
+          <w:b/>
+          <w:bCs/>
+        </w:rPr>
+        <w:t>(‘connection’)</w:t>
+      </w:r>
+      <w:r>
+        <w:t xml:space="preserve"> handler uses the authenticated </w:t>
       </w:r>
       <w:proofErr w:type="spellStart"/>
       <w:r>
@@ -8337,206 +8325,89 @@
       </w:r>
       <w:proofErr w:type="spellEnd"/>
       <w:r>
-        <w:t xml:space="preserve"> using the </w:t>
-      </w:r>
-      <w:proofErr w:type="spellStart"/>
-      <w:r>
-        <w:rPr>
-          <w:b/>
-          <w:bCs/>
-        </w:rPr>
-        <w:t>buil</w:t>
-      </w:r>
-      <w:r>
-        <w:rPr>
-          <w:b/>
-          <w:bCs/>
-        </w:rPr>
-        <w:t>d</w:t>
-      </w:r>
-      <w:r>
-        <w:rPr>
-          <w:b/>
-          <w:bCs/>
-        </w:rPr>
-        <w:t>UserInfo</w:t>
-      </w:r>
-      <w:proofErr w:type="spellEnd"/>
-      <w:r>
-        <w:t xml:space="preserve"> function.</w:t>
-      </w:r>
-      <w:r>
-        <w:t xml:space="preserve"> If no matching user is found, the connection is rejected. To </w:t>
-      </w:r>
-      <w:r>
-        <w:t>support</w:t>
-      </w:r>
-      <w:r>
-        <w:t xml:space="preserve"> this authentication, the frontend’s socket instance is configured to send credentials</w:t>
-      </w:r>
-      <w:r>
-        <w:t xml:space="preserve"> during the handshake</w:t>
-      </w:r>
-      <w:r>
-        <w:t xml:space="preserve"> and </w:t>
-      </w:r>
-      <w:r>
-        <w:rPr>
-          <w:b/>
-          <w:bCs/>
-        </w:rPr>
-        <w:t>not</w:t>
-      </w:r>
-      <w:r>
-        <w:t xml:space="preserve"> to </w:t>
-      </w:r>
-      <w:proofErr w:type="spellStart"/>
-      <w:r>
-        <w:t>autoconnect</w:t>
-      </w:r>
-      <w:proofErr w:type="spellEnd"/>
+        <w:t xml:space="preserve"> object to identify the logged-in user and to create a personalised</w:t>
+      </w:r>
+      <w:r>
+        <w:t>, private</w:t>
+      </w:r>
+      <w:r>
+        <w:t xml:space="preserve"> </w:t>
+      </w:r>
+      <w:r>
+        <w:rPr>
+          <w:b/>
+          <w:bCs/>
+        </w:rPr>
+        <w:t>room</w:t>
+      </w:r>
+      <w:r>
+        <w:t xml:space="preserve"> </w:t>
+      </w:r>
+      <w:r>
+        <w:t xml:space="preserve">using their user id e.g. </w:t>
+      </w:r>
+      <w:r>
+        <w:rPr>
+          <w:b/>
+          <w:bCs/>
+        </w:rPr>
+        <w:t>user:</w:t>
+      </w:r>
+      <w:r>
+        <w:rPr>
+          <w:b/>
+          <w:bCs/>
+        </w:rPr>
+        <w:t xml:space="preserve">12 </w:t>
+      </w:r>
+      <w:r>
+        <w:t xml:space="preserve">which is </w:t>
+      </w:r>
+      <w:r>
+        <w:t xml:space="preserve">later </w:t>
+      </w:r>
+      <w:r>
+        <w:t>used for notifying them</w:t>
+      </w:r>
+      <w:r>
+        <w:t xml:space="preserve"> in real-time</w:t>
+      </w:r>
+      <w:r>
+        <w:t xml:space="preserve"> of messages received from any other user.</w:t>
+      </w:r>
+      <w:r>
+        <w:t xml:space="preserve"> Crucially, the server also initialises </w:t>
+      </w:r>
+      <w:proofErr w:type="spellStart"/>
+      <w:r>
+        <w:rPr>
+          <w:b/>
+          <w:bCs/>
+        </w:rPr>
+        <w:t>socket.data.dmPeers</w:t>
+      </w:r>
+      <w:proofErr w:type="spellEnd"/>
+      <w:r>
+        <w:t xml:space="preserve"> which is used to store the direct-message room</w:t>
+      </w:r>
+      <w:r>
+        <w:t xml:space="preserve"> names </w:t>
+      </w:r>
+      <w:r>
+        <w:t xml:space="preserve">and chat recipient user id </w:t>
+      </w:r>
+      <w:r>
+        <w:t>for</w:t>
+      </w:r>
+      <w:r>
+        <w:t xml:space="preserve"> student and tutor</w:t>
+      </w:r>
+      <w:r>
+        <w:t xml:space="preserve"> chat pairings</w:t>
+      </w:r>
       <w:r>
         <w:t>.</w:t>
       </w:r>
-    </w:p>
-    <w:p>
-      <w:pPr>
-        <w:spacing w:line="360" w:lineRule="auto"/>
-      </w:pPr>
-      <w:r>
-        <w:t xml:space="preserve">Once a socket has been authenticated, the </w:t>
-      </w:r>
-      <w:proofErr w:type="spellStart"/>
-      <w:r>
-        <w:t>backend’s</w:t>
-      </w:r>
-      <w:proofErr w:type="spellEnd"/>
-      <w:r>
-        <w:t xml:space="preserve"> </w:t>
-      </w:r>
-      <w:proofErr w:type="spellStart"/>
-      <w:proofErr w:type="gramStart"/>
-      <w:r>
-        <w:rPr>
-          <w:b/>
-          <w:bCs/>
-        </w:rPr>
-        <w:t>io.on</w:t>
-      </w:r>
-      <w:proofErr w:type="spellEnd"/>
-      <w:proofErr w:type="gramEnd"/>
-      <w:r>
-        <w:rPr>
-          <w:b/>
-          <w:bCs/>
-        </w:rPr>
-        <w:t>(‘connection’)</w:t>
-      </w:r>
-      <w:r>
-        <w:t xml:space="preserve"> handler uses the authenticated </w:t>
-      </w:r>
-      <w:proofErr w:type="spellStart"/>
-      <w:r>
-        <w:rPr>
-          <w:b/>
-          <w:bCs/>
-        </w:rPr>
-        <w:t>socket.user</w:t>
-      </w:r>
-      <w:proofErr w:type="spellEnd"/>
-      <w:r>
-        <w:t xml:space="preserve"> object to identify the logged-in user and to create a personalised</w:t>
-      </w:r>
-      <w:r>
-        <w:t>, private</w:t>
-      </w:r>
-      <w:r>
-        <w:t xml:space="preserve"> </w:t>
-      </w:r>
-      <w:r>
-        <w:rPr>
-          <w:b/>
-          <w:bCs/>
-        </w:rPr>
-        <w:t>room</w:t>
-      </w:r>
-      <w:r>
-        <w:t xml:space="preserve"> </w:t>
-      </w:r>
-      <w:r>
-        <w:t xml:space="preserve">using their user id e.g. </w:t>
-      </w:r>
-      <w:r>
-        <w:rPr>
-          <w:b/>
-          <w:bCs/>
-        </w:rPr>
-        <w:t>user:</w:t>
-      </w:r>
-      <w:r>
-        <w:rPr>
-          <w:b/>
-          <w:bCs/>
-        </w:rPr>
-        <w:t xml:space="preserve">12 </w:t>
-      </w:r>
-      <w:r>
-        <w:t xml:space="preserve">which is </w:t>
-      </w:r>
-      <w:r>
-        <w:t xml:space="preserve">later </w:t>
-      </w:r>
-      <w:r>
-        <w:t>used for notifying them</w:t>
-      </w:r>
-      <w:r>
-        <w:t xml:space="preserve"> in real-time</w:t>
-      </w:r>
-      <w:r>
-        <w:t xml:space="preserve"> of messages received from any other user.</w:t>
-      </w:r>
-      <w:r>
-        <w:t xml:space="preserve"> Crucially, the server also initialises </w:t>
-      </w:r>
-      <w:proofErr w:type="spellStart"/>
-      <w:r>
-        <w:rPr>
-          <w:b/>
-          <w:bCs/>
-        </w:rPr>
-        <w:t>socket.</w:t>
-      </w:r>
-      <w:proofErr w:type="gramStart"/>
-      <w:r>
-        <w:rPr>
-          <w:b/>
-          <w:bCs/>
-        </w:rPr>
-        <w:t>data.dmPeers</w:t>
-      </w:r>
-      <w:proofErr w:type="spellEnd"/>
-      <w:proofErr w:type="gramEnd"/>
-      <w:r>
-        <w:t xml:space="preserve"> which is used to store the direct-message room</w:t>
-      </w:r>
-      <w:r>
-        <w:t xml:space="preserve"> names </w:t>
-      </w:r>
-      <w:r>
-        <w:t xml:space="preserve">and chat recipient user id </w:t>
-      </w:r>
-      <w:r>
-        <w:t>for</w:t>
-      </w:r>
-      <w:r>
-        <w:t xml:space="preserve"> student and tutor</w:t>
-      </w:r>
-      <w:r>
-        <w:t xml:space="preserve"> chat pairings</w:t>
-      </w:r>
-      <w:r>
-        <w:t>.</w:t>
-      </w:r>
       <w:r>
         <w:t xml:space="preserve"> While the socket is connected, this keeps a record of the rooms and recipients a user has been having conversations with</w:t>
       </w:r>
@@ -8570,18 +8441,10 @@
         <w:t xml:space="preserve"> if a student is logged in and</w:t>
       </w:r>
       <w:r>
-        <w:t xml:space="preserve">, when </w:t>
-      </w:r>
-      <w:proofErr w:type="gramStart"/>
-      <w:r>
-        <w:t>clicked,</w:t>
-      </w:r>
-      <w:r>
-        <w:t xml:space="preserve">  opens</w:t>
-      </w:r>
-      <w:proofErr w:type="gramEnd"/>
-      <w:r>
-        <w:t xml:space="preserve"> the </w:t>
+        <w:t>, when clicked,</w:t>
+      </w:r>
+      <w:r>
+        <w:t xml:space="preserve">  opens the </w:t>
       </w:r>
       <w:r>
         <w:rPr>
@@ -8737,13 +8600,8 @@
         <w:t xml:space="preserve"> in a chat resolve to the same room name. </w:t>
       </w:r>
       <w:r>
-        <w:t xml:space="preserve">The logged-in user’s socket then joins that room and the room </w:t>
-      </w:r>
-      <w:proofErr w:type="gramStart"/>
-      <w:r>
-        <w:t>number</w:t>
-      </w:r>
-      <w:proofErr w:type="gramEnd"/>
+        <w:t>The logged-in user’s socket then joins that room and the room number</w:t>
+      </w:r>
       <w:r>
         <w:t xml:space="preserve"> and recipient/other user id</w:t>
       </w:r>
@@ -8762,18 +8620,9 @@
           <w:b/>
           <w:bCs/>
         </w:rPr>
-        <w:t>socket.</w:t>
-      </w:r>
-      <w:proofErr w:type="gramStart"/>
-      <w:r>
-        <w:rPr>
-          <w:b/>
-          <w:bCs/>
-        </w:rPr>
-        <w:t>data.dmPeers</w:t>
-      </w:r>
-      <w:proofErr w:type="spellEnd"/>
-      <w:proofErr w:type="gramEnd"/>
+        <w:t>socket.data.dmPeers</w:t>
+      </w:r>
+      <w:proofErr w:type="spellEnd"/>
       <w:r>
         <w:rPr>
           <w:b/>
@@ -8893,21 +8742,12 @@
         <w:t xml:space="preserve"> and </w:t>
       </w:r>
       <w:proofErr w:type="spellStart"/>
-      <w:proofErr w:type="gramStart"/>
-      <w:r>
-        <w:rPr>
-          <w:b/>
-          <w:bCs/>
-        </w:rPr>
-        <w:t>req.params</w:t>
-      </w:r>
-      <w:proofErr w:type="gramEnd"/>
-      <w:r>
-        <w:rPr>
-          <w:b/>
-          <w:bCs/>
-        </w:rPr>
-        <w:t>.otherUserId</w:t>
+      <w:r>
+        <w:rPr>
+          <w:b/>
+          <w:bCs/>
+        </w:rPr>
+        <w:t>req.params.otherUserId</w:t>
       </w:r>
       <w:proofErr w:type="spellEnd"/>
       <w:r>
@@ -9031,18 +8871,9 @@
           <w:b/>
           <w:bCs/>
         </w:rPr>
-        <w:t>socket.</w:t>
-      </w:r>
-      <w:proofErr w:type="gramStart"/>
-      <w:r>
-        <w:rPr>
-          <w:b/>
-          <w:bCs/>
-        </w:rPr>
-        <w:t>data.dmPeers</w:t>
-      </w:r>
-      <w:proofErr w:type="spellEnd"/>
-      <w:proofErr w:type="gramEnd"/>
+        <w:t>socket.data.dmPeers</w:t>
+      </w:r>
+      <w:proofErr w:type="spellEnd"/>
       <w:r>
         <w:t xml:space="preserve"> objects.</w:t>
       </w:r>
@@ -9076,16 +8907,11 @@
       </w:r>
       <w:proofErr w:type="spellEnd"/>
       <w:r>
-        <w:t xml:space="preserve"> event handler validates that the socket is a member of that room. It then derives the user and recipient ids as described </w:t>
-      </w:r>
-      <w:proofErr w:type="gramStart"/>
-      <w:r>
-        <w:t>above,</w:t>
+        <w:t xml:space="preserve"> event handler validates that the socket is a member of that room. It then derives the user and recipient ids as described above,</w:t>
       </w:r>
       <w:r>
         <w:t xml:space="preserve"> and</w:t>
       </w:r>
-      <w:proofErr w:type="gramEnd"/>
       <w:r>
         <w:t xml:space="preserve"> </w:t>
       </w:r>
@@ -9093,15 +8919,7 @@
         <w:t>uses the room name sent back from the client</w:t>
       </w:r>
       <w:r>
-        <w:t xml:space="preserve">. The handler then uses an UPSERT </w:t>
-      </w:r>
-      <w:proofErr w:type="gramStart"/>
-      <w:r>
-        <w:t>query</w:t>
-      </w:r>
-      <w:proofErr w:type="gramEnd"/>
-      <w:r>
-        <w:t xml:space="preserve"> so the room name is only stored if it doesn’t already exist and </w:t>
+        <w:t xml:space="preserve">. The handler then uses an UPSERT query so the room name is only stored if it doesn’t already exist and </w:t>
       </w:r>
       <w:r>
         <w:t xml:space="preserve">then </w:t>
@@ -9287,23 +9105,7 @@
           <w:b/>
           <w:bCs/>
         </w:rPr>
-        <w:t>io.to(room</w:t>
-      </w:r>
-      <w:proofErr w:type="gramStart"/>
-      <w:r>
-        <w:rPr>
-          <w:b/>
-          <w:bCs/>
-        </w:rPr>
-        <w:t>).emit</w:t>
-      </w:r>
-      <w:proofErr w:type="gramEnd"/>
-      <w:r>
-        <w:rPr>
-          <w:b/>
-          <w:bCs/>
-        </w:rPr>
-        <w:t>()</w:t>
+        <w:t>io.to(room).emit()</w:t>
       </w:r>
       <w:r>
         <w:t xml:space="preserve"> so that both parties </w:t>
@@ -9322,23 +9124,7 @@
           <w:b/>
           <w:bCs/>
         </w:rPr>
-        <w:t>io.to(`</w:t>
-      </w:r>
-      <w:proofErr w:type="gramStart"/>
-      <w:r>
-        <w:rPr>
-          <w:b/>
-          <w:bCs/>
-        </w:rPr>
-        <w:t>user:$</w:t>
-      </w:r>
-      <w:proofErr w:type="gramEnd"/>
-      <w:r>
-        <w:rPr>
-          <w:b/>
-          <w:bCs/>
-        </w:rPr>
-        <w:t>{</w:t>
+        <w:t>io.to(`user:${</w:t>
       </w:r>
       <w:proofErr w:type="spellStart"/>
       <w:r>
@@ -9354,23 +9140,7 @@
           <w:b/>
           <w:bCs/>
         </w:rPr>
-        <w:t>}`</w:t>
-      </w:r>
-      <w:proofErr w:type="gramStart"/>
-      <w:r>
-        <w:rPr>
-          <w:b/>
-          <w:bCs/>
-        </w:rPr>
-        <w:t>).emit</w:t>
-      </w:r>
-      <w:proofErr w:type="gramEnd"/>
-      <w:r>
-        <w:rPr>
-          <w:b/>
-          <w:bCs/>
-        </w:rPr>
-        <w:t>('</w:t>
+        <w:t>}`).emit('</w:t>
       </w:r>
       <w:proofErr w:type="spellStart"/>
       <w:r>
@@ -9481,210 +9251,198 @@
       <w:r>
         <w:t xml:space="preserve">d before the message was written to database prior to </w:t>
       </w:r>
-      <w:proofErr w:type="gramStart"/>
-      <w:r>
-        <w:t>its</w:t>
-      </w:r>
-      <w:proofErr w:type="gramEnd"/>
-      <w:r>
+      <w:r>
+        <w:t xml:space="preserve">its </w:t>
+      </w:r>
+      <w:r>
+        <w:t>emi</w:t>
+      </w:r>
+      <w:r>
+        <w:t>t event</w:t>
+      </w:r>
+      <w:r>
+        <w:t>, and duplicated if it was written to database, rendered in UI, and then read again in the fetch.</w:t>
+      </w:r>
+      <w:r>
+        <w:t xml:space="preserve"> Consequently, the </w:t>
+      </w:r>
+      <w:proofErr w:type="spellStart"/>
+      <w:r>
+        <w:rPr>
+          <w:b/>
+          <w:bCs/>
+        </w:rPr>
+        <w:t>useEffect</w:t>
+      </w:r>
+      <w:proofErr w:type="spellEnd"/>
+      <w:r>
+        <w:t xml:space="preserve"> code merges the pre- and post-fetch </w:t>
+      </w:r>
+      <w:r>
+        <w:rPr>
+          <w:b/>
+          <w:bCs/>
+        </w:rPr>
+        <w:t>messages</w:t>
+      </w:r>
+      <w:r>
+        <w:t xml:space="preserve"> state </w:t>
+      </w:r>
+      <w:r>
+        <w:t xml:space="preserve">(to preserve a message that was in UI during fetch but not yet written to database when the fetch queries it) </w:t>
+      </w:r>
+      <w:r>
+        <w:t>and</w:t>
+      </w:r>
+      <w:r>
+        <w:t xml:space="preserve"> removes potential </w:t>
+      </w:r>
+      <w:r>
+        <w:t>d</w:t>
+      </w:r>
+      <w:r>
+        <w:t xml:space="preserve">uplicates </w:t>
+      </w:r>
+      <w:r>
+        <w:t>(for</w:t>
+      </w:r>
+      <w:r>
+        <w:t xml:space="preserve"> the case where the message was in UI during fetch but was also in the database when queried).</w:t>
+      </w:r>
+      <w:r>
+        <w:t xml:space="preserve"> This ensures that both participants see a coherent message timeline.</w:t>
+      </w:r>
+    </w:p>
+    <w:p>
+      <w:pPr>
+        <w:spacing w:line="360" w:lineRule="auto"/>
+      </w:pPr>
+      <w:r>
+        <w:t xml:space="preserve">For real-time notification outside of a chat window, the server also emits an </w:t>
+      </w:r>
+      <w:proofErr w:type="spellStart"/>
+      <w:r>
+        <w:rPr>
+          <w:b/>
+          <w:bCs/>
+        </w:rPr>
+        <w:t>incoming_chat</w:t>
+      </w:r>
+      <w:proofErr w:type="spellEnd"/>
+      <w:r>
+        <w:t xml:space="preserve"> event to the recipient’s personal room that was created post-login in the </w:t>
+      </w:r>
+      <w:proofErr w:type="spellStart"/>
+      <w:r>
+        <w:rPr>
+          <w:b/>
+          <w:bCs/>
+        </w:rPr>
+        <w:t>io.on</w:t>
+      </w:r>
+      <w:proofErr w:type="spellEnd"/>
+      <w:r>
+        <w:rPr>
+          <w:b/>
+          <w:bCs/>
+        </w:rPr>
+        <w:t>(‘connection’)</w:t>
+      </w:r>
+      <w:r>
+        <w:t xml:space="preserve"> listener. The event emits the sender’s user id, name,</w:t>
+      </w:r>
+      <w:r>
+        <w:t xml:space="preserve"> and</w:t>
+      </w:r>
+      <w:r>
+        <w:t xml:space="preserve"> a message preview</w:t>
+      </w:r>
+      <w:r>
+        <w:t xml:space="preserve">. On the frontend, the </w:t>
+      </w:r>
+      <w:proofErr w:type="spellStart"/>
+      <w:r>
+        <w:rPr>
+          <w:b/>
+          <w:bCs/>
+        </w:rPr>
+        <w:t>ChatNotifier</w:t>
+      </w:r>
+      <w:proofErr w:type="spellEnd"/>
+      <w:r>
+        <w:t xml:space="preserve"> component listens for the </w:t>
+      </w:r>
+      <w:proofErr w:type="spellStart"/>
+      <w:r>
+        <w:rPr>
+          <w:b/>
+          <w:bCs/>
+        </w:rPr>
+        <w:t>incoming_chat</w:t>
+      </w:r>
+      <w:proofErr w:type="spellEnd"/>
+      <w:r>
+        <w:t xml:space="preserve"> event. When received, it validates the payload and </w:t>
+      </w:r>
+      <w:r>
+        <w:t xml:space="preserve">checks if the recipient is currently in an active </w:t>
+      </w:r>
+      <w:r>
+        <w:rPr>
+          <w:b/>
+          <w:bCs/>
+        </w:rPr>
+        <w:t>ChatWindow</w:t>
+      </w:r>
+      <w:r>
+        <w:t xml:space="preserve"> with the sender. If so, no notification is shown; if not, a popup appears on screen displaying sender’s name, message preview, and gives the option to open a </w:t>
+      </w:r>
+      <w:r>
+        <w:rPr>
+          <w:b/>
+          <w:bCs/>
+        </w:rPr>
+        <w:t>ChatWindow</w:t>
+      </w:r>
+      <w:r>
+        <w:t xml:space="preserve"> or dismiss.</w:t>
+      </w:r>
+      <w:r>
+        <w:t xml:space="preserve"> Clicking ‘open’ </w:t>
+      </w:r>
+      <w:r>
+        <w:t xml:space="preserve">updates the </w:t>
+      </w:r>
+      <w:proofErr w:type="spellStart"/>
+      <w:r>
+        <w:rPr>
+          <w:b/>
+          <w:bCs/>
+        </w:rPr>
+        <w:t>activeChat</w:t>
+      </w:r>
+      <w:proofErr w:type="spellEnd"/>
+      <w:r>
+        <w:t xml:space="preserve"> state in the </w:t>
+      </w:r>
+      <w:proofErr w:type="spellStart"/>
+      <w:r>
+        <w:rPr>
+          <w:b/>
+          <w:bCs/>
+        </w:rPr>
+        <w:t>ChatContext</w:t>
+      </w:r>
+      <w:proofErr w:type="spellEnd"/>
+      <w:r>
+        <w:rPr>
+          <w:b/>
+          <w:bCs/>
+        </w:rPr>
         <w:t xml:space="preserve"> </w:t>
       </w:r>
       <w:r>
-        <w:t>emi</w:t>
-      </w:r>
-      <w:r>
-        <w:t>t event</w:t>
-      </w:r>
-      <w:r>
-        <w:t>, and duplicated if it was written to database, rendered in UI, and then read again in the fetch.</w:t>
-      </w:r>
-      <w:r>
-        <w:t xml:space="preserve"> Consequently, the </w:t>
-      </w:r>
-      <w:proofErr w:type="spellStart"/>
-      <w:r>
-        <w:rPr>
-          <w:b/>
-          <w:bCs/>
-        </w:rPr>
-        <w:t>useEffect</w:t>
-      </w:r>
-      <w:proofErr w:type="spellEnd"/>
-      <w:r>
-        <w:t xml:space="preserve"> code merges the pre- and post-fetch </w:t>
-      </w:r>
-      <w:r>
-        <w:rPr>
-          <w:b/>
-          <w:bCs/>
-        </w:rPr>
-        <w:t>messages</w:t>
-      </w:r>
-      <w:r>
-        <w:t xml:space="preserve"> state </w:t>
-      </w:r>
-      <w:r>
-        <w:t xml:space="preserve">(to preserve a message that was in UI during fetch but not yet written to database when the fetch queries it) </w:t>
-      </w:r>
-      <w:r>
-        <w:t>and</w:t>
-      </w:r>
-      <w:r>
-        <w:t xml:space="preserve"> removes potential </w:t>
-      </w:r>
-      <w:r>
-        <w:t>d</w:t>
-      </w:r>
-      <w:r>
-        <w:t xml:space="preserve">uplicates </w:t>
-      </w:r>
-      <w:r>
-        <w:t>(for</w:t>
-      </w:r>
-      <w:r>
-        <w:t xml:space="preserve"> the case where the message was in UI during fetch but was also in the database when queried).</w:t>
-      </w:r>
-      <w:r>
-        <w:t xml:space="preserve"> This ensures that both participants see a coherent message timeline.</w:t>
-      </w:r>
-    </w:p>
-    <w:p>
-      <w:pPr>
-        <w:spacing w:line="360" w:lineRule="auto"/>
-      </w:pPr>
-      <w:r>
-        <w:t xml:space="preserve">For real-time notification outside of a chat window, the server also emits an </w:t>
-      </w:r>
-      <w:proofErr w:type="spellStart"/>
-      <w:r>
-        <w:rPr>
-          <w:b/>
-          <w:bCs/>
-        </w:rPr>
-        <w:t>incoming_chat</w:t>
-      </w:r>
-      <w:proofErr w:type="spellEnd"/>
-      <w:r>
-        <w:t xml:space="preserve"> event to the recipient’s personal room that was created post-login in the </w:t>
-      </w:r>
-      <w:proofErr w:type="spellStart"/>
-      <w:proofErr w:type="gramStart"/>
-      <w:r>
-        <w:rPr>
-          <w:b/>
-          <w:bCs/>
-        </w:rPr>
-        <w:t>io.on</w:t>
-      </w:r>
-      <w:proofErr w:type="spellEnd"/>
-      <w:proofErr w:type="gramEnd"/>
-      <w:r>
-        <w:rPr>
-          <w:b/>
-          <w:bCs/>
-        </w:rPr>
-        <w:t>(‘connection’)</w:t>
-      </w:r>
-      <w:r>
-        <w:t xml:space="preserve"> listener. The event emits the sender’s user id, name,</w:t>
-      </w:r>
-      <w:r>
-        <w:t xml:space="preserve"> and</w:t>
-      </w:r>
-      <w:r>
-        <w:t xml:space="preserve"> a message preview</w:t>
-      </w:r>
-      <w:r>
-        <w:t xml:space="preserve">. On the frontend, the </w:t>
-      </w:r>
-      <w:proofErr w:type="spellStart"/>
-      <w:r>
-        <w:rPr>
-          <w:b/>
-          <w:bCs/>
-        </w:rPr>
-        <w:t>ChatNotifier</w:t>
-      </w:r>
-      <w:proofErr w:type="spellEnd"/>
-      <w:r>
-        <w:t xml:space="preserve"> component listens for the </w:t>
-      </w:r>
-      <w:proofErr w:type="spellStart"/>
-      <w:r>
-        <w:rPr>
-          <w:b/>
-          <w:bCs/>
-        </w:rPr>
-        <w:t>incoming_chat</w:t>
-      </w:r>
-      <w:proofErr w:type="spellEnd"/>
-      <w:r>
-        <w:t xml:space="preserve"> event. When received, it validates the payload and </w:t>
-      </w:r>
-      <w:r>
-        <w:t xml:space="preserve">checks if the recipient is currently in an active </w:t>
-      </w:r>
-      <w:r>
-        <w:rPr>
-          <w:b/>
-          <w:bCs/>
-        </w:rPr>
-        <w:t>ChatWindow</w:t>
-      </w:r>
-      <w:r>
-        <w:t xml:space="preserve"> with the sender. If so, no notification is shown; if not, a popup appears on screen displaying sender’s name, message preview, and gives the option to open a </w:t>
-      </w:r>
-      <w:r>
-        <w:rPr>
-          <w:b/>
-          <w:bCs/>
-        </w:rPr>
-        <w:t>ChatWindow</w:t>
-      </w:r>
-      <w:r>
-        <w:t xml:space="preserve"> or dismiss.</w:t>
-      </w:r>
-      <w:r>
-        <w:t xml:space="preserve"> Clicking ‘open’ </w:t>
-      </w:r>
-      <w:r>
-        <w:t xml:space="preserve">updates the </w:t>
-      </w:r>
-      <w:proofErr w:type="spellStart"/>
-      <w:r>
-        <w:rPr>
-          <w:b/>
-          <w:bCs/>
-        </w:rPr>
-        <w:t>activeChat</w:t>
-      </w:r>
-      <w:proofErr w:type="spellEnd"/>
-      <w:r>
-        <w:t xml:space="preserve"> state in the </w:t>
-      </w:r>
-      <w:proofErr w:type="spellStart"/>
-      <w:proofErr w:type="gramStart"/>
-      <w:r>
-        <w:rPr>
-          <w:b/>
-          <w:bCs/>
-        </w:rPr>
-        <w:t>ChatContext</w:t>
-      </w:r>
-      <w:proofErr w:type="spellEnd"/>
-      <w:r>
-        <w:rPr>
-          <w:b/>
-          <w:bCs/>
-        </w:rPr>
-        <w:t xml:space="preserve"> </w:t>
-      </w:r>
-      <w:r>
-        <w:t xml:space="preserve"> and</w:t>
-      </w:r>
-      <w:proofErr w:type="gramEnd"/>
-      <w:r>
-        <w:t xml:space="preserve"> displays the window onscreen. The </w:t>
+        <w:t xml:space="preserve"> and displays the window onscreen. The </w:t>
       </w:r>
       <w:r>
         <w:rPr>
@@ -9902,6 +9660,7 @@
         <w:rPr>
           <w:b/>
           <w:bCs/>
+          <w:noProof/>
           <w:sz w:val="28"/>
           <w:szCs w:val="28"/>
         </w:rPr>
@@ -9956,7 +9715,6 @@
         <w:t xml:space="preserve">the </w:t>
       </w:r>
       <w:proofErr w:type="spellStart"/>
-      <w:proofErr w:type="gramStart"/>
       <w:r>
         <w:rPr>
           <w:b/>
@@ -9965,7 +9723,6 @@
         <w:t>req.body</w:t>
       </w:r>
       <w:proofErr w:type="spellEnd"/>
-      <w:proofErr w:type="gramEnd"/>
       <w:r>
         <w:t xml:space="preserve"> object or assigns empty object as failsafe and runs validation.</w:t>
       </w:r>
@@ -9984,6 +9741,7 @@
         <w:rPr>
           <w:b/>
           <w:bCs/>
+          <w:noProof/>
           <w:sz w:val="28"/>
           <w:szCs w:val="28"/>
         </w:rPr>
@@ -10049,6 +9807,7 @@
         <w:rPr>
           <w:b/>
           <w:bCs/>
+          <w:noProof/>
           <w:sz w:val="28"/>
           <w:szCs w:val="28"/>
         </w:rPr>
@@ -10095,13 +9854,7 @@
         <w:spacing w:line="360" w:lineRule="auto"/>
       </w:pPr>
       <w:r>
-        <w:t xml:space="preserve">If </w:t>
-      </w:r>
-      <w:r>
-        <w:t xml:space="preserve">the submitted email is </w:t>
-      </w:r>
-      <w:r>
-        <w:t xml:space="preserve">not registered, use the </w:t>
+        <w:t xml:space="preserve">If the submitted email is not registered, use the </w:t>
       </w:r>
       <w:r>
         <w:rPr>
@@ -10111,7 +9864,6 @@
         <w:t xml:space="preserve">client = await </w:t>
       </w:r>
       <w:proofErr w:type="spellStart"/>
-      <w:proofErr w:type="gramStart"/>
       <w:r>
         <w:rPr>
           <w:b/>
@@ -10120,7 +9872,6 @@
         <w:t>pool.connect</w:t>
       </w:r>
       <w:proofErr w:type="spellEnd"/>
-      <w:proofErr w:type="gramEnd"/>
       <w:r>
         <w:rPr>
           <w:b/>
@@ -10129,16 +9880,7 @@
         <w:t>()</w:t>
       </w:r>
       <w:r>
-        <w:t xml:space="preserve"> method </w:t>
-      </w:r>
-      <w:r>
-        <w:t>because</w:t>
-      </w:r>
-      <w:r>
-        <w:t xml:space="preserve"> an SQL transaction is required for </w:t>
-      </w:r>
-      <w:r>
-        <w:t>registration. Begin</w:t>
+        <w:t xml:space="preserve"> method because an SQL transaction is required for registration. Begin</w:t>
       </w:r>
       <w:r>
         <w:t xml:space="preserve"> the transaction by hashing password, retrieve</w:t>
@@ -10179,6 +9921,9 @@
         <w:spacing w:line="360" w:lineRule="auto"/>
       </w:pPr>
       <w:r>
+        <w:rPr>
+          <w:noProof/>
+        </w:rPr>
         <w:drawing>
           <wp:inline distT="0" distB="0" distL="0" distR="0" wp14:anchorId="2B64A35F" wp14:editId="6BCE5D83">
             <wp:extent cx="5759450" cy="2735580"/>
@@ -10409,11 +10154,7 @@
         <w:t xml:space="preserve"> </w:t>
       </w:r>
       <w:r>
-        <w:t xml:space="preserve">for parameterisation to avoid SQL injection, </w:t>
-      </w:r>
-      <w:proofErr w:type="gramStart"/>
-      <w:r>
-        <w:t>and</w:t>
+        <w:t>for parameterisation to avoid SQL injection, and</w:t>
       </w:r>
       <w:r>
         <w:t xml:space="preserve"> </w:t>
@@ -10423,15 +10164,7 @@
           <w:b/>
           <w:bCs/>
         </w:rPr>
-        <w:t>::text</w:t>
-      </w:r>
-      <w:proofErr w:type="gramEnd"/>
-      <w:r>
-        <w:rPr>
-          <w:b/>
-          <w:bCs/>
-        </w:rPr>
-        <w:t>[]</w:t>
+        <w:t>::text[]</w:t>
       </w:r>
       <w:r>
         <w:t xml:space="preserve"> to explicitly cast the user-submitted array to a string array rather than relying on implicit casting by </w:t>
@@ -10469,23 +10202,7 @@
         <w:t>values</w:t>
       </w:r>
       <w:r>
-        <w:t>, which stores placeholder e.g. ($</w:t>
-      </w:r>
-      <w:proofErr w:type="gramStart"/>
-      <w:r>
-        <w:t>1,$</w:t>
-      </w:r>
-      <w:proofErr w:type="gramEnd"/>
-      <w:r>
-        <w:t>2), ($</w:t>
-      </w:r>
-      <w:proofErr w:type="gramStart"/>
-      <w:r>
-        <w:t>1,$</w:t>
-      </w:r>
-      <w:proofErr w:type="gramEnd"/>
-      <w:r>
-        <w:t xml:space="preserve">3), and </w:t>
+        <w:t xml:space="preserve">, which stores placeholder e.g. ($1,$2), ($1,$3), and </w:t>
       </w:r>
       <w:r>
         <w:rPr>
@@ -10573,23 +10290,7 @@
       </w:r>
       <w:proofErr w:type="spellEnd"/>
       <w:r>
-        <w:t>) values ($</w:t>
-      </w:r>
-      <w:proofErr w:type="gramStart"/>
-      <w:r>
-        <w:t>1,$</w:t>
-      </w:r>
-      <w:proofErr w:type="gramEnd"/>
-      <w:r>
-        <w:t>2), ($</w:t>
-      </w:r>
-      <w:proofErr w:type="gramStart"/>
-      <w:r>
-        <w:t>1,$</w:t>
-      </w:r>
-      <w:proofErr w:type="gramEnd"/>
-      <w:r>
-        <w:t>3)</w:t>
+        <w:t>) values ($1,$2), ($1,$3)</w:t>
       </w:r>
       <w:r>
         <w:t>’</w:t>
@@ -10658,6 +10359,9 @@
         <w:spacing w:line="360" w:lineRule="auto"/>
       </w:pPr>
       <w:r>
+        <w:rPr>
+          <w:noProof/>
+        </w:rPr>
         <w:drawing>
           <wp:inline distT="0" distB="0" distL="0" distR="0" wp14:anchorId="0BB9E895" wp14:editId="00115C20">
             <wp:extent cx="5759450" cy="1590675"/>
@@ -10708,6 +10412,9 @@
         <w:spacing w:line="360" w:lineRule="auto"/>
       </w:pPr>
       <w:r>
+        <w:rPr>
+          <w:noProof/>
+        </w:rPr>
         <w:drawing>
           <wp:inline distT="0" distB="0" distL="0" distR="0" wp14:anchorId="1B6343AD" wp14:editId="667A9844">
             <wp:extent cx="5759450" cy="3727450"/>
@@ -10751,21 +10458,154 @@
       </w:pPr>
       <w:r>
         <w:lastRenderedPageBreak/>
-        <w:t xml:space="preserve">If errors have occurred, the transaction is rolled </w:t>
-      </w:r>
-      <w:proofErr w:type="gramStart"/>
-      <w:r>
-        <w:t>back</w:t>
-      </w:r>
-      <w:proofErr w:type="gramEnd"/>
-      <w:r>
-        <w:t xml:space="preserve"> and the client releases the database connection.</w:t>
-      </w:r>
-    </w:p>
-    <w:p>
-      <w:pPr>
-        <w:spacing w:line="360" w:lineRule="auto"/>
-      </w:pPr>
+        <w:t>If errors have occurred, the transaction is rolled back and the client releases the database connection.</w:t>
+      </w:r>
+    </w:p>
+    <w:p>
+      <w:pPr>
+        <w:pStyle w:val="Heading3"/>
+        <w:spacing w:line="360" w:lineRule="auto"/>
+        <w:rPr>
+          <w:b/>
+          <w:bCs/>
+        </w:rPr>
+      </w:pPr>
+      <w:r>
+        <w:rPr>
+          <w:b/>
+          <w:bCs/>
+        </w:rPr>
+        <w:t xml:space="preserve">1.2 </w:t>
+      </w:r>
+      <w:proofErr w:type="spellStart"/>
+      <w:r>
+        <w:rPr>
+          <w:b/>
+          <w:bCs/>
+        </w:rPr>
+        <w:t>buildUserInfo</w:t>
+      </w:r>
+      <w:proofErr w:type="spellEnd"/>
+      <w:r>
+        <w:rPr>
+          <w:b/>
+          <w:bCs/>
+        </w:rPr>
+        <w:t>() function</w:t>
+      </w:r>
+    </w:p>
+    <w:p>
+      <w:pPr>
+        <w:spacing w:line="360" w:lineRule="auto"/>
+      </w:pPr>
+      <w:r>
+        <w:drawing>
+          <wp:inline distT="0" distB="0" distL="0" distR="0" wp14:anchorId="48699835" wp14:editId="13964970">
+            <wp:extent cx="5759450" cy="4091940"/>
+            <wp:effectExtent l="0" t="0" r="0" b="3810"/>
+            <wp:docPr id="1400518197" name="Picture 1"/>
+            <wp:cNvGraphicFramePr>
+              <a:graphicFrameLocks xmlns:a="http://schemas.openxmlformats.org/drawingml/2006/main" noChangeAspect="1"/>
+            </wp:cNvGraphicFramePr>
+            <a:graphic xmlns:a="http://schemas.openxmlformats.org/drawingml/2006/main">
+              <a:graphicData uri="http://schemas.openxmlformats.org/drawingml/2006/picture">
+                <pic:pic xmlns:pic="http://schemas.openxmlformats.org/drawingml/2006/picture">
+                  <pic:nvPicPr>
+                    <pic:cNvPr id="1400518197" name=""/>
+                    <pic:cNvPicPr/>
+                  </pic:nvPicPr>
+                  <pic:blipFill>
+                    <a:blip r:embed="rId14"/>
+                    <a:stretch>
+                      <a:fillRect/>
+                    </a:stretch>
+                  </pic:blipFill>
+                  <pic:spPr>
+                    <a:xfrm>
+                      <a:off x="0" y="0"/>
+                      <a:ext cx="5759450" cy="4091940"/>
+                    </a:xfrm>
+                    <a:prstGeom prst="rect">
+                      <a:avLst/>
+                    </a:prstGeom>
+                  </pic:spPr>
+                </pic:pic>
+              </a:graphicData>
+            </a:graphic>
+          </wp:inline>
+        </w:drawing>
+      </w:r>
+    </w:p>
+    <w:p>
+      <w:pPr>
+        <w:spacing w:line="360" w:lineRule="auto"/>
+      </w:pPr>
+      <w:r>
+        <w:t xml:space="preserve">This function is used to </w:t>
+      </w:r>
+      <w:r>
+        <w:t>create</w:t>
+      </w:r>
+      <w:r>
+        <w:t xml:space="preserve"> frontend safe object containing details of authenticated users</w:t>
+      </w:r>
+      <w:r>
+        <w:t xml:space="preserve"> post-login</w:t>
+      </w:r>
+      <w:r>
+        <w:t xml:space="preserve">. </w:t>
+      </w:r>
+      <w:r>
+        <w:t>I</w:t>
+      </w:r>
+      <w:r>
+        <w:t>t</w:t>
+      </w:r>
+      <w:r>
+        <w:t xml:space="preserve"> takes an object containing the full database row info for a user and removes sensitive info like the password hash. </w:t>
+      </w:r>
+      <w:r>
+        <w:t xml:space="preserve">The </w:t>
+      </w:r>
+      <w:r>
+        <w:t xml:space="preserve">object returned </w:t>
+      </w:r>
+      <w:r>
+        <w:t>is</w:t>
+      </w:r>
+      <w:r>
+        <w:t xml:space="preserve"> then</w:t>
+      </w:r>
+      <w:r>
+        <w:t xml:space="preserve"> used to populate the </w:t>
+      </w:r>
+      <w:proofErr w:type="spellStart"/>
+      <w:r>
+        <w:rPr>
+          <w:b/>
+          <w:bCs/>
+        </w:rPr>
+        <w:t>req.user</w:t>
+      </w:r>
+      <w:proofErr w:type="spellEnd"/>
+      <w:r>
+        <w:t xml:space="preserve"> and </w:t>
+      </w:r>
+      <w:proofErr w:type="spellStart"/>
+      <w:r>
+        <w:rPr>
+          <w:b/>
+          <w:bCs/>
+        </w:rPr>
+        <w:t>socket.user</w:t>
+      </w:r>
+      <w:proofErr w:type="spellEnd"/>
+      <w:r>
+        <w:t xml:space="preserve"> objects that are used in subsequent authentication during a session or socket connection</w:t>
+      </w:r>
+      <w:r>
+        <w:t>.</w:t>
+      </w:r>
     </w:p>
     <w:p>
       <w:pPr>
@@ -10781,6 +10621,468 @@
     </w:p>
     <w:p>
       <w:pPr>
+        <w:pStyle w:val="Heading3"/>
+        <w:spacing w:line="360" w:lineRule="auto"/>
+        <w:rPr>
+          <w:b/>
+          <w:bCs/>
+        </w:rPr>
+      </w:pPr>
+      <w:r>
+        <w:rPr>
+          <w:b/>
+          <w:bCs/>
+        </w:rPr>
+        <w:lastRenderedPageBreak/>
+        <w:t>1.3 Socket.io</w:t>
+      </w:r>
+      <w:r>
+        <w:rPr>
+          <w:b/>
+          <w:bCs/>
+        </w:rPr>
+        <w:t xml:space="preserve"> real-time messaging</w:t>
+      </w:r>
+    </w:p>
+    <w:p>
+      <w:pPr>
+        <w:spacing w:line="360" w:lineRule="auto"/>
+      </w:pPr>
+      <w:r>
+        <w:drawing>
+          <wp:inline distT="0" distB="0" distL="0" distR="0" wp14:anchorId="6A7E9CEA" wp14:editId="54385BA9">
+            <wp:extent cx="5759450" cy="2050415"/>
+            <wp:effectExtent l="0" t="0" r="0" b="6985"/>
+            <wp:docPr id="1439318523" name="Picture 1"/>
+            <wp:cNvGraphicFramePr>
+              <a:graphicFrameLocks xmlns:a="http://schemas.openxmlformats.org/drawingml/2006/main" noChangeAspect="1"/>
+            </wp:cNvGraphicFramePr>
+            <a:graphic xmlns:a="http://schemas.openxmlformats.org/drawingml/2006/main">
+              <a:graphicData uri="http://schemas.openxmlformats.org/drawingml/2006/picture">
+                <pic:pic xmlns:pic="http://schemas.openxmlformats.org/drawingml/2006/picture">
+                  <pic:nvPicPr>
+                    <pic:cNvPr id="1439318523" name=""/>
+                    <pic:cNvPicPr/>
+                  </pic:nvPicPr>
+                  <pic:blipFill>
+                    <a:blip r:embed="rId15"/>
+                    <a:stretch>
+                      <a:fillRect/>
+                    </a:stretch>
+                  </pic:blipFill>
+                  <pic:spPr>
+                    <a:xfrm>
+                      <a:off x="0" y="0"/>
+                      <a:ext cx="5759450" cy="2050415"/>
+                    </a:xfrm>
+                    <a:prstGeom prst="rect">
+                      <a:avLst/>
+                    </a:prstGeom>
+                  </pic:spPr>
+                </pic:pic>
+              </a:graphicData>
+            </a:graphic>
+          </wp:inline>
+        </w:drawing>
+      </w:r>
+    </w:p>
+    <w:p>
+      <w:pPr>
+        <w:spacing w:line="360" w:lineRule="auto"/>
+      </w:pPr>
+      <w:r>
+        <w:t>An HTTP server is created, and a socket.io server instance is initiated and configured with necessary CORS settings</w:t>
+      </w:r>
+      <w:r>
+        <w:t xml:space="preserve"> and bundled into the HTTP server</w:t>
+      </w:r>
+      <w:r>
+        <w:t>.</w:t>
+      </w:r>
+    </w:p>
+    <w:p>
+      <w:pPr>
+        <w:spacing w:line="360" w:lineRule="auto"/>
+      </w:pPr>
+      <w:r>
+        <w:drawing>
+          <wp:inline distT="0" distB="0" distL="0" distR="0" wp14:anchorId="3B871420" wp14:editId="4CFED265">
+            <wp:extent cx="5759450" cy="2771140"/>
+            <wp:effectExtent l="0" t="0" r="0" b="0"/>
+            <wp:docPr id="802787269" name="Picture 1"/>
+            <wp:cNvGraphicFramePr>
+              <a:graphicFrameLocks xmlns:a="http://schemas.openxmlformats.org/drawingml/2006/main" noChangeAspect="1"/>
+            </wp:cNvGraphicFramePr>
+            <a:graphic xmlns:a="http://schemas.openxmlformats.org/drawingml/2006/main">
+              <a:graphicData uri="http://schemas.openxmlformats.org/drawingml/2006/picture">
+                <pic:pic xmlns:pic="http://schemas.openxmlformats.org/drawingml/2006/picture">
+                  <pic:nvPicPr>
+                    <pic:cNvPr id="802787269" name=""/>
+                    <pic:cNvPicPr/>
+                  </pic:nvPicPr>
+                  <pic:blipFill>
+                    <a:blip r:embed="rId16"/>
+                    <a:stretch>
+                      <a:fillRect/>
+                    </a:stretch>
+                  </pic:blipFill>
+                  <pic:spPr>
+                    <a:xfrm>
+                      <a:off x="0" y="0"/>
+                      <a:ext cx="5759450" cy="2771140"/>
+                    </a:xfrm>
+                    <a:prstGeom prst="rect">
+                      <a:avLst/>
+                    </a:prstGeom>
+                  </pic:spPr>
+                </pic:pic>
+              </a:graphicData>
+            </a:graphic>
+          </wp:inline>
+        </w:drawing>
+      </w:r>
+    </w:p>
+    <w:p>
+      <w:pPr>
+        <w:spacing w:line="360" w:lineRule="auto"/>
+      </w:pPr>
+      <w:r>
+        <w:t xml:space="preserve">The </w:t>
+      </w:r>
+      <w:proofErr w:type="spellStart"/>
+      <w:r>
+        <w:rPr>
+          <w:b/>
+          <w:bCs/>
+        </w:rPr>
+        <w:t>io.use</w:t>
+      </w:r>
+      <w:proofErr w:type="spellEnd"/>
+      <w:r>
+        <w:rPr>
+          <w:b/>
+          <w:bCs/>
+        </w:rPr>
+        <w:t>()</w:t>
+      </w:r>
+      <w:r>
+        <w:t xml:space="preserve"> middleware. </w:t>
+      </w:r>
+      <w:r>
+        <w:t>When the initial client-server socket ‘handshake’ occurs, t</w:t>
+      </w:r>
+      <w:r>
+        <w:t>his parses the HTTP-only cookie for the JWT payload and decodes it</w:t>
+      </w:r>
+      <w:r>
+        <w:t xml:space="preserve"> to obtain the user id</w:t>
+      </w:r>
+      <w:r>
+        <w:t xml:space="preserve">. The user id is used to fetch user data from the database and is then passed through the </w:t>
+      </w:r>
+      <w:proofErr w:type="spellStart"/>
+      <w:r>
+        <w:rPr>
+          <w:b/>
+          <w:bCs/>
+        </w:rPr>
+        <w:t>buildUserInfo</w:t>
+      </w:r>
+      <w:proofErr w:type="spellEnd"/>
+      <w:r>
+        <w:rPr>
+          <w:b/>
+          <w:bCs/>
+        </w:rPr>
+        <w:t>()</w:t>
+      </w:r>
+      <w:r>
+        <w:t xml:space="preserve"> function. The resulting object is added to </w:t>
+      </w:r>
+      <w:proofErr w:type="spellStart"/>
+      <w:r>
+        <w:rPr>
+          <w:b/>
+          <w:bCs/>
+        </w:rPr>
+        <w:t>socket.user</w:t>
+      </w:r>
+      <w:proofErr w:type="spellEnd"/>
+      <w:r>
+        <w:t xml:space="preserve"> which is used throughout the remaining socket.io code. </w:t>
+      </w:r>
+    </w:p>
+    <w:p>
+      <w:pPr>
+        <w:spacing w:line="360" w:lineRule="auto"/>
+      </w:pPr>
+    </w:p>
+    <w:p>
+      <w:pPr>
+        <w:spacing w:line="360" w:lineRule="auto"/>
+      </w:pPr>
+      <w:r>
+        <w:lastRenderedPageBreak/>
+        <w:drawing>
+          <wp:inline distT="0" distB="0" distL="0" distR="0" wp14:anchorId="078C63C4" wp14:editId="4AE0C519">
+            <wp:extent cx="5759450" cy="1986280"/>
+            <wp:effectExtent l="0" t="0" r="0" b="0"/>
+            <wp:docPr id="1088154409" name="Picture 1"/>
+            <wp:cNvGraphicFramePr>
+              <a:graphicFrameLocks xmlns:a="http://schemas.openxmlformats.org/drawingml/2006/main" noChangeAspect="1"/>
+            </wp:cNvGraphicFramePr>
+            <a:graphic xmlns:a="http://schemas.openxmlformats.org/drawingml/2006/main">
+              <a:graphicData uri="http://schemas.openxmlformats.org/drawingml/2006/picture">
+                <pic:pic xmlns:pic="http://schemas.openxmlformats.org/drawingml/2006/picture">
+                  <pic:nvPicPr>
+                    <pic:cNvPr id="1088154409" name=""/>
+                    <pic:cNvPicPr/>
+                  </pic:nvPicPr>
+                  <pic:blipFill>
+                    <a:blip r:embed="rId17"/>
+                    <a:stretch>
+                      <a:fillRect/>
+                    </a:stretch>
+                  </pic:blipFill>
+                  <pic:spPr>
+                    <a:xfrm>
+                      <a:off x="0" y="0"/>
+                      <a:ext cx="5759450" cy="1986280"/>
+                    </a:xfrm>
+                    <a:prstGeom prst="rect">
+                      <a:avLst/>
+                    </a:prstGeom>
+                  </pic:spPr>
+                </pic:pic>
+              </a:graphicData>
+            </a:graphic>
+          </wp:inline>
+        </w:drawing>
+      </w:r>
+    </w:p>
+    <w:p>
+      <w:pPr>
+        <w:spacing w:line="360" w:lineRule="auto"/>
+      </w:pPr>
+      <w:r>
+        <w:t>The start of the</w:t>
+      </w:r>
+      <w:r>
+        <w:t xml:space="preserve"> server’s</w:t>
+      </w:r>
+      <w:r>
+        <w:t xml:space="preserve"> </w:t>
+      </w:r>
+      <w:proofErr w:type="spellStart"/>
+      <w:r>
+        <w:rPr>
+          <w:b/>
+          <w:bCs/>
+        </w:rPr>
+        <w:t>io.on</w:t>
+      </w:r>
+      <w:proofErr w:type="spellEnd"/>
+      <w:r>
+        <w:rPr>
+          <w:b/>
+          <w:bCs/>
+        </w:rPr>
+        <w:t>(‘connection’)</w:t>
+      </w:r>
+      <w:r>
+        <w:t xml:space="preserve"> event listener. This contains the rest of the server-side socket.io code, including the </w:t>
+      </w:r>
+      <w:proofErr w:type="spellStart"/>
+      <w:r>
+        <w:rPr>
+          <w:b/>
+          <w:bCs/>
+        </w:rPr>
+        <w:t>join_room</w:t>
+      </w:r>
+      <w:proofErr w:type="spellEnd"/>
+      <w:r>
+        <w:t xml:space="preserve"> and </w:t>
+      </w:r>
+      <w:r>
+        <w:rPr>
+          <w:b/>
+          <w:bCs/>
+        </w:rPr>
+        <w:t xml:space="preserve"> </w:t>
+      </w:r>
+      <w:proofErr w:type="spellStart"/>
+      <w:r>
+        <w:rPr>
+          <w:b/>
+          <w:bCs/>
+        </w:rPr>
+        <w:t>chat_message</w:t>
+      </w:r>
+      <w:proofErr w:type="spellEnd"/>
+      <w:r>
+        <w:t xml:space="preserve"> listeners, the code to save chat messages to the database, and the code to send messages the personal room for notification and the student-tutor chat room. Note that this code also initialises the </w:t>
+      </w:r>
+      <w:proofErr w:type="spellStart"/>
+      <w:r>
+        <w:rPr>
+          <w:b/>
+          <w:bCs/>
+        </w:rPr>
+        <w:t>socket.data.dmPeers</w:t>
+      </w:r>
+      <w:proofErr w:type="spellEnd"/>
+      <w:r>
+        <w:rPr>
+          <w:b/>
+          <w:bCs/>
+        </w:rPr>
+        <w:t xml:space="preserve"> </w:t>
+      </w:r>
+      <w:r>
+        <w:t>object</w:t>
+      </w:r>
+      <w:r>
+        <w:t xml:space="preserve"> and creates and joins the personalised room that is used for chat notifications.</w:t>
+      </w:r>
+    </w:p>
+    <w:p>
+      <w:pPr>
+        <w:spacing w:line="360" w:lineRule="auto"/>
+      </w:pPr>
+      <w:r>
+        <w:drawing>
+          <wp:inline distT="0" distB="0" distL="0" distR="0" wp14:anchorId="06F4C78D" wp14:editId="7BECCF55">
+            <wp:extent cx="5759450" cy="3861435"/>
+            <wp:effectExtent l="0" t="0" r="0" b="5715"/>
+            <wp:docPr id="1767324469" name="Picture 1"/>
+            <wp:cNvGraphicFramePr>
+              <a:graphicFrameLocks xmlns:a="http://schemas.openxmlformats.org/drawingml/2006/main" noChangeAspect="1"/>
+            </wp:cNvGraphicFramePr>
+            <a:graphic xmlns:a="http://schemas.openxmlformats.org/drawingml/2006/main">
+              <a:graphicData uri="http://schemas.openxmlformats.org/drawingml/2006/picture">
+                <pic:pic xmlns:pic="http://schemas.openxmlformats.org/drawingml/2006/picture">
+                  <pic:nvPicPr>
+                    <pic:cNvPr id="1767324469" name=""/>
+                    <pic:cNvPicPr/>
+                  </pic:nvPicPr>
+                  <pic:blipFill>
+                    <a:blip r:embed="rId18"/>
+                    <a:stretch>
+                      <a:fillRect/>
+                    </a:stretch>
+                  </pic:blipFill>
+                  <pic:spPr>
+                    <a:xfrm>
+                      <a:off x="0" y="0"/>
+                      <a:ext cx="5759450" cy="3861435"/>
+                    </a:xfrm>
+                    <a:prstGeom prst="rect">
+                      <a:avLst/>
+                    </a:prstGeom>
+                  </pic:spPr>
+                </pic:pic>
+              </a:graphicData>
+            </a:graphic>
+          </wp:inline>
+        </w:drawing>
+      </w:r>
+    </w:p>
+    <w:p>
+      <w:pPr>
+        <w:spacing w:line="360" w:lineRule="auto"/>
+      </w:pPr>
+      <w:r>
+        <w:t xml:space="preserve">The server’s </w:t>
+      </w:r>
+      <w:proofErr w:type="spellStart"/>
+      <w:r>
+        <w:rPr>
+          <w:b/>
+          <w:bCs/>
+        </w:rPr>
+        <w:t>join_room</w:t>
+      </w:r>
+      <w:proofErr w:type="spellEnd"/>
+      <w:r>
+        <w:t xml:space="preserve"> event listener. It listens for the client-side </w:t>
+      </w:r>
+      <w:proofErr w:type="spellStart"/>
+      <w:r>
+        <w:rPr>
+          <w:b/>
+          <w:bCs/>
+        </w:rPr>
+        <w:t>join_room</w:t>
+      </w:r>
+      <w:proofErr w:type="spellEnd"/>
+      <w:r>
+        <w:t xml:space="preserve"> event which is emitted when a </w:t>
+      </w:r>
+      <w:r>
+        <w:rPr>
+          <w:b/>
+          <w:bCs/>
+        </w:rPr>
+        <w:t>ChatWindow</w:t>
+      </w:r>
+      <w:r>
+        <w:t xml:space="preserve"> component is opened. This listener creates a unique room name f</w:t>
+      </w:r>
+      <w:r>
+        <w:t>rom</w:t>
+      </w:r>
+      <w:r>
+        <w:t xml:space="preserve"> each student-tutor pair</w:t>
+      </w:r>
+      <w:r>
+        <w:t>’s user ids</w:t>
+      </w:r>
+      <w:r>
+        <w:t xml:space="preserve"> and joins </w:t>
+      </w:r>
+      <w:r>
+        <w:t xml:space="preserve">the socket to </w:t>
+      </w:r>
+      <w:r>
+        <w:t xml:space="preserve">it. It also stores the name of the room and the recipient as a key-value pair in the </w:t>
+      </w:r>
+      <w:proofErr w:type="spellStart"/>
+      <w:r>
+        <w:rPr>
+          <w:b/>
+          <w:bCs/>
+        </w:rPr>
+        <w:t>socket.data.dmPeers</w:t>
+      </w:r>
+      <w:proofErr w:type="spellEnd"/>
+      <w:r>
+        <w:t xml:space="preserve"> object. Finally, it emits a </w:t>
+      </w:r>
+      <w:proofErr w:type="spellStart"/>
+      <w:r>
+        <w:rPr>
+          <w:b/>
+          <w:bCs/>
+        </w:rPr>
+        <w:t>join_room</w:t>
+      </w:r>
+      <w:proofErr w:type="spellEnd"/>
+      <w:r>
+        <w:t xml:space="preserve"> event back to the client; this event contains the newly generated room number which will be stored in front-end state so that subsequent chat messages can be guided </w:t>
+      </w:r>
+      <w:r>
+        <w:t xml:space="preserve">back </w:t>
+      </w:r>
+      <w:r>
+        <w:t>to the correct room.</w:t>
+      </w:r>
+      <w:r>
+        <w:br w:type="page"/>
+      </w:r>
+    </w:p>
+    <w:p>
+      <w:pPr>
         <w:pStyle w:val="Heading2"/>
         <w:spacing w:line="360" w:lineRule="auto"/>
         <w:rPr>
@@ -10800,6 +11102,312 @@
           <w:szCs w:val="28"/>
         </w:rPr>
         <w:lastRenderedPageBreak/>
+        <w:drawing>
+          <wp:inline distT="0" distB="0" distL="0" distR="0" wp14:anchorId="2265EDA4" wp14:editId="58C996B0">
+            <wp:extent cx="5759450" cy="1856105"/>
+            <wp:effectExtent l="0" t="0" r="0" b="0"/>
+            <wp:docPr id="1571940262" name="Picture 1"/>
+            <wp:cNvGraphicFramePr>
+              <a:graphicFrameLocks xmlns:a="http://schemas.openxmlformats.org/drawingml/2006/main" noChangeAspect="1"/>
+            </wp:cNvGraphicFramePr>
+            <a:graphic xmlns:a="http://schemas.openxmlformats.org/drawingml/2006/main">
+              <a:graphicData uri="http://schemas.openxmlformats.org/drawingml/2006/picture">
+                <pic:pic xmlns:pic="http://schemas.openxmlformats.org/drawingml/2006/picture">
+                  <pic:nvPicPr>
+                    <pic:cNvPr id="1571940262" name=""/>
+                    <pic:cNvPicPr/>
+                  </pic:nvPicPr>
+                  <pic:blipFill>
+                    <a:blip r:embed="rId19"/>
+                    <a:stretch>
+                      <a:fillRect/>
+                    </a:stretch>
+                  </pic:blipFill>
+                  <pic:spPr>
+                    <a:xfrm>
+                      <a:off x="0" y="0"/>
+                      <a:ext cx="5759450" cy="1856105"/>
+                    </a:xfrm>
+                    <a:prstGeom prst="rect">
+                      <a:avLst/>
+                    </a:prstGeom>
+                  </pic:spPr>
+                </pic:pic>
+              </a:graphicData>
+            </a:graphic>
+          </wp:inline>
+        </w:drawing>
+      </w:r>
+    </w:p>
+    <w:p>
+      <w:pPr>
+        <w:spacing w:line="360" w:lineRule="auto"/>
+      </w:pPr>
+      <w:r>
+        <w:t xml:space="preserve">The beginning of the server’s </w:t>
+      </w:r>
+      <w:proofErr w:type="spellStart"/>
+      <w:r>
+        <w:rPr>
+          <w:b/>
+          <w:bCs/>
+        </w:rPr>
+        <w:t>chat_message</w:t>
+      </w:r>
+      <w:proofErr w:type="spellEnd"/>
+      <w:r>
+        <w:t xml:space="preserve"> event listener. When the frontend </w:t>
+      </w:r>
+      <w:r>
+        <w:rPr>
+          <w:b/>
+          <w:bCs/>
+        </w:rPr>
+        <w:t>ChatWindow</w:t>
+      </w:r>
+      <w:r>
+        <w:t xml:space="preserve"> component emits a chat message, this listener validates the payload and, if valid, stores the message info in the database, and then sends the message metadata to both parties in the student-tutor room as well as the personalised room for real-time notification.</w:t>
+      </w:r>
+    </w:p>
+    <w:p>
+      <w:pPr>
+        <w:spacing w:line="360" w:lineRule="auto"/>
+      </w:pPr>
+      <w:r>
+        <w:drawing>
+          <wp:inline distT="0" distB="0" distL="0" distR="0" wp14:anchorId="46C1E489" wp14:editId="03929159">
+            <wp:extent cx="5759450" cy="3157855"/>
+            <wp:effectExtent l="0" t="0" r="0" b="4445"/>
+            <wp:docPr id="6951071" name="Picture 1"/>
+            <wp:cNvGraphicFramePr>
+              <a:graphicFrameLocks xmlns:a="http://schemas.openxmlformats.org/drawingml/2006/main" noChangeAspect="1"/>
+            </wp:cNvGraphicFramePr>
+            <a:graphic xmlns:a="http://schemas.openxmlformats.org/drawingml/2006/main">
+              <a:graphicData uri="http://schemas.openxmlformats.org/drawingml/2006/picture">
+                <pic:pic xmlns:pic="http://schemas.openxmlformats.org/drawingml/2006/picture">
+                  <pic:nvPicPr>
+                    <pic:cNvPr id="6951071" name=""/>
+                    <pic:cNvPicPr/>
+                  </pic:nvPicPr>
+                  <pic:blipFill>
+                    <a:blip r:embed="rId20"/>
+                    <a:stretch>
+                      <a:fillRect/>
+                    </a:stretch>
+                  </pic:blipFill>
+                  <pic:spPr>
+                    <a:xfrm>
+                      <a:off x="0" y="0"/>
+                      <a:ext cx="5759450" cy="3157855"/>
+                    </a:xfrm>
+                    <a:prstGeom prst="rect">
+                      <a:avLst/>
+                    </a:prstGeom>
+                  </pic:spPr>
+                </pic:pic>
+              </a:graphicData>
+            </a:graphic>
+          </wp:inline>
+        </w:drawing>
+      </w:r>
+    </w:p>
+    <w:p>
+      <w:pPr>
+        <w:spacing w:line="360" w:lineRule="auto"/>
+        <w:rPr>
+          <w:rFonts w:eastAsiaTheme="majorEastAsia" w:cstheme="majorBidi"/>
+          <w:color w:val="0F4761" w:themeColor="accent1" w:themeShade="BF"/>
+        </w:rPr>
+      </w:pPr>
+      <w:r>
+        <w:t xml:space="preserve">The listener’s code for persisting messages to the database. This allows both the fetching </w:t>
+      </w:r>
+      <w:r>
+        <w:t>of room</w:t>
+      </w:r>
+      <w:r>
+        <w:t xml:space="preserve">-specific conversation history by the </w:t>
+      </w:r>
+      <w:r>
+        <w:rPr>
+          <w:b/>
+          <w:bCs/>
+        </w:rPr>
+        <w:t>ChatWindow</w:t>
+      </w:r>
+      <w:r>
+        <w:t xml:space="preserve"> component as well as the collective chat histories across all rooms by the </w:t>
+      </w:r>
+      <w:proofErr w:type="spellStart"/>
+      <w:r>
+        <w:rPr>
+          <w:b/>
+          <w:bCs/>
+        </w:rPr>
+        <w:t>MessageDrawer</w:t>
+      </w:r>
+      <w:proofErr w:type="spellEnd"/>
+      <w:r>
+        <w:rPr>
+          <w:b/>
+          <w:bCs/>
+        </w:rPr>
+        <w:t xml:space="preserve"> </w:t>
+      </w:r>
+      <w:r>
+        <w:t>component.</w:t>
+      </w:r>
+      <w:r>
+        <w:br w:type="page"/>
+      </w:r>
+    </w:p>
+    <w:p>
+      <w:pPr>
+        <w:pStyle w:val="Heading2"/>
+        <w:spacing w:line="360" w:lineRule="auto"/>
+        <w:rPr>
+          <w:rFonts w:ascii="Garamond" w:hAnsi="Garamond"/>
+          <w:b/>
+          <w:bCs/>
+          <w:sz w:val="28"/>
+          <w:szCs w:val="28"/>
+        </w:rPr>
+      </w:pPr>
+      <w:r>
+        <w:rPr>
+          <w:rFonts w:ascii="Garamond" w:hAnsi="Garamond"/>
+          <w:b/>
+          <w:bCs/>
+          <w:sz w:val="28"/>
+          <w:szCs w:val="28"/>
+        </w:rPr>
+        <w:lastRenderedPageBreak/>
+        <w:drawing>
+          <wp:inline distT="0" distB="0" distL="0" distR="0" wp14:anchorId="5CFC71A1" wp14:editId="1A6998E4">
+            <wp:extent cx="5759450" cy="2570480"/>
+            <wp:effectExtent l="0" t="0" r="0" b="1270"/>
+            <wp:docPr id="1593148422" name="Picture 1"/>
+            <wp:cNvGraphicFramePr>
+              <a:graphicFrameLocks xmlns:a="http://schemas.openxmlformats.org/drawingml/2006/main" noChangeAspect="1"/>
+            </wp:cNvGraphicFramePr>
+            <a:graphic xmlns:a="http://schemas.openxmlformats.org/drawingml/2006/main">
+              <a:graphicData uri="http://schemas.openxmlformats.org/drawingml/2006/picture">
+                <pic:pic xmlns:pic="http://schemas.openxmlformats.org/drawingml/2006/picture">
+                  <pic:nvPicPr>
+                    <pic:cNvPr id="1593148422" name=""/>
+                    <pic:cNvPicPr/>
+                  </pic:nvPicPr>
+                  <pic:blipFill>
+                    <a:blip r:embed="rId21"/>
+                    <a:stretch>
+                      <a:fillRect/>
+                    </a:stretch>
+                  </pic:blipFill>
+                  <pic:spPr>
+                    <a:xfrm>
+                      <a:off x="0" y="0"/>
+                      <a:ext cx="5759450" cy="2570480"/>
+                    </a:xfrm>
+                    <a:prstGeom prst="rect">
+                      <a:avLst/>
+                    </a:prstGeom>
+                  </pic:spPr>
+                </pic:pic>
+              </a:graphicData>
+            </a:graphic>
+          </wp:inline>
+        </w:drawing>
+      </w:r>
+    </w:p>
+    <w:p>
+      <w:pPr>
+        <w:rPr>
+          <w:b/>
+          <w:bCs/>
+        </w:rPr>
+      </w:pPr>
+      <w:r>
+        <w:t xml:space="preserve">Finally, the listener sends message metadata to the personal room via the </w:t>
+      </w:r>
+      <w:proofErr w:type="spellStart"/>
+      <w:r>
+        <w:rPr>
+          <w:b/>
+          <w:bCs/>
+        </w:rPr>
+        <w:t>incoming_chat</w:t>
+      </w:r>
+      <w:proofErr w:type="spellEnd"/>
+      <w:r>
+        <w:t xml:space="preserve"> event, and to the student-tutor room via </w:t>
+      </w:r>
+      <w:r>
+        <w:rPr>
+          <w:b/>
+          <w:bCs/>
+        </w:rPr>
+        <w:t>io.to(room).emit(‘</w:t>
+      </w:r>
+      <w:proofErr w:type="spellStart"/>
+      <w:r>
+        <w:rPr>
+          <w:b/>
+          <w:bCs/>
+        </w:rPr>
+        <w:t>chat_message</w:t>
+      </w:r>
+      <w:proofErr w:type="spellEnd"/>
+      <w:r>
+        <w:rPr>
+          <w:b/>
+          <w:bCs/>
+        </w:rPr>
+        <w:t>).</w:t>
+      </w:r>
+    </w:p>
+    <w:p>
+      <w:pPr>
+        <w:spacing w:line="360" w:lineRule="auto"/>
+        <w:rPr>
+          <w:rFonts w:eastAsiaTheme="majorEastAsia" w:cstheme="majorBidi"/>
+          <w:b/>
+          <w:bCs/>
+          <w:color w:val="0F4761" w:themeColor="accent1" w:themeShade="BF"/>
+          <w:sz w:val="28"/>
+          <w:szCs w:val="28"/>
+        </w:rPr>
+      </w:pPr>
+      <w:r>
+        <w:rPr>
+          <w:b/>
+          <w:bCs/>
+          <w:sz w:val="28"/>
+          <w:szCs w:val="28"/>
+        </w:rPr>
+        <w:br w:type="page"/>
+      </w:r>
+    </w:p>
+    <w:p>
+      <w:pPr>
+        <w:pStyle w:val="Heading2"/>
+        <w:spacing w:line="360" w:lineRule="auto"/>
+        <w:rPr>
+          <w:rFonts w:ascii="Garamond" w:hAnsi="Garamond"/>
+          <w:b/>
+          <w:bCs/>
+          <w:sz w:val="28"/>
+          <w:szCs w:val="28"/>
+        </w:rPr>
+      </w:pPr>
+      <w:r>
+        <w:rPr>
+          <w:rFonts w:ascii="Garamond" w:hAnsi="Garamond"/>
+          <w:b/>
+          <w:bCs/>
+          <w:sz w:val="28"/>
+          <w:szCs w:val="28"/>
+        </w:rPr>
+        <w:lastRenderedPageBreak/>
         <w:t>References</w:t>
       </w:r>
       <w:bookmarkEnd w:id="28"/>
@@ -10819,7 +11427,7 @@
       <w:r>
         <w:t xml:space="preserve">1: </w:t>
       </w:r>
-      <w:hyperlink r:id="rId14" w:history="1">
+      <w:hyperlink r:id="rId22" w:history="1">
         <w:r>
           <w:rPr>
             <w:rStyle w:val="Hyperlink"/>
@@ -10835,7 +11443,7 @@
       <w:r>
         <w:t xml:space="preserve">2: </w:t>
       </w:r>
-      <w:hyperlink r:id="rId15" w:history="1">
+      <w:hyperlink r:id="rId23" w:history="1">
         <w:r>
           <w:rPr>
             <w:rStyle w:val="Hyperlink"/>
@@ -10851,7 +11459,7 @@
       <w:r>
         <w:t xml:space="preserve">3: </w:t>
       </w:r>
-      <w:hyperlink r:id="rId16" w:history="1">
+      <w:hyperlink r:id="rId24" w:history="1">
         <w:r>
           <w:rPr>
             <w:rStyle w:val="Hyperlink"/>
@@ -12318,6 +12926,7 @@
   <w:style w:type="character" w:default="1" w:styleId="DefaultParagraphFont">
     <w:name w:val="Default Paragraph Font"/>
     <w:uiPriority w:val="1"/>
+    <w:semiHidden/>
     <w:unhideWhenUsed/>
   </w:style>
   <w:style w:type="table" w:default="1" w:styleId="TableNormal">

--- a/docs/dissertation start.docx
+++ b/docs/dissertation start.docx
@@ -65,8 +65,6 @@
             <w:spacing w:line="360" w:lineRule="auto"/>
             <w:rPr>
               <w:rFonts w:eastAsiaTheme="minorEastAsia"/>
-              <w:b/>
-              <w:bCs/>
               <w:noProof/>
               <w:sz w:val="24"/>
               <w:szCs w:val="24"/>
@@ -94,7 +92,7 @@
             </w:rPr>
             <w:fldChar w:fldCharType="separate"/>
           </w:r>
-          <w:hyperlink w:anchor="_Toc223533387" w:history="1">
+          <w:hyperlink w:anchor="_Toc224397617" w:history="1">
             <w:r>
               <w:rPr>
                 <w:rStyle w:val="Hyperlink"/>
@@ -106,8 +104,6 @@
             </w:r>
             <w:r>
               <w:rPr>
-                <w:b/>
-                <w:bCs/>
                 <w:noProof/>
                 <w:webHidden/>
               </w:rPr>
@@ -115,8 +111,6 @@
             </w:r>
             <w:r>
               <w:rPr>
-                <w:b/>
-                <w:bCs/>
                 <w:noProof/>
                 <w:webHidden/>
               </w:rPr>
@@ -124,25 +118,19 @@
             </w:r>
             <w:r>
               <w:rPr>
-                <w:b/>
-                <w:bCs/>
-                <w:noProof/>
-                <w:webHidden/>
-              </w:rPr>
-              <w:instrText xml:space="preserve"> PAGEREF _Toc223533387 \h </w:instrText>
-            </w:r>
-            <w:r>
-              <w:rPr>
-                <w:b/>
-                <w:bCs/>
-                <w:noProof/>
-                <w:webHidden/>
-              </w:rPr>
-            </w:r>
-            <w:r>
-              <w:rPr>
-                <w:b/>
-                <w:bCs/>
+                <w:noProof/>
+                <w:webHidden/>
+              </w:rPr>
+              <w:instrText xml:space="preserve"> PAGEREF _Toc224397617 \h </w:instrText>
+            </w:r>
+            <w:r>
+              <w:rPr>
+                <w:noProof/>
+                <w:webHidden/>
+              </w:rPr>
+            </w:r>
+            <w:r>
+              <w:rPr>
                 <w:noProof/>
                 <w:webHidden/>
               </w:rPr>
@@ -150,17 +138,13 @@
             </w:r>
             <w:r>
               <w:rPr>
-                <w:b/>
-                <w:bCs/>
-                <w:noProof/>
-                <w:webHidden/>
-              </w:rPr>
-              <w:t>2</w:t>
-            </w:r>
-            <w:r>
-              <w:rPr>
-                <w:b/>
-                <w:bCs/>
+                <w:noProof/>
+                <w:webHidden/>
+              </w:rPr>
+              <w:t>3</w:t>
+            </w:r>
+            <w:r>
+              <w:rPr>
                 <w:noProof/>
                 <w:webHidden/>
               </w:rPr>
@@ -177,15 +161,13 @@
             <w:spacing w:line="360" w:lineRule="auto"/>
             <w:rPr>
               <w:rFonts w:eastAsiaTheme="minorEastAsia"/>
-              <w:b/>
-              <w:bCs/>
               <w:noProof/>
               <w:sz w:val="24"/>
               <w:szCs w:val="24"/>
               <w:lang w:eastAsia="en-GB"/>
             </w:rPr>
           </w:pPr>
-          <w:hyperlink w:anchor="_Toc223533388" w:history="1">
+          <w:hyperlink w:anchor="_Toc224397618" w:history="1">
             <w:r>
               <w:rPr>
                 <w:rStyle w:val="Hyperlink"/>
@@ -197,8 +179,6 @@
             </w:r>
             <w:r>
               <w:rPr>
-                <w:b/>
-                <w:bCs/>
                 <w:noProof/>
                 <w:webHidden/>
               </w:rPr>
@@ -206,8 +186,6 @@
             </w:r>
             <w:r>
               <w:rPr>
-                <w:b/>
-                <w:bCs/>
                 <w:noProof/>
                 <w:webHidden/>
               </w:rPr>
@@ -215,25 +193,19 @@
             </w:r>
             <w:r>
               <w:rPr>
-                <w:b/>
-                <w:bCs/>
-                <w:noProof/>
-                <w:webHidden/>
-              </w:rPr>
-              <w:instrText xml:space="preserve"> PAGEREF _Toc223533388 \h </w:instrText>
-            </w:r>
-            <w:r>
-              <w:rPr>
-                <w:b/>
-                <w:bCs/>
-                <w:noProof/>
-                <w:webHidden/>
-              </w:rPr>
-            </w:r>
-            <w:r>
-              <w:rPr>
-                <w:b/>
-                <w:bCs/>
+                <w:noProof/>
+                <w:webHidden/>
+              </w:rPr>
+              <w:instrText xml:space="preserve"> PAGEREF _Toc224397618 \h </w:instrText>
+            </w:r>
+            <w:r>
+              <w:rPr>
+                <w:noProof/>
+                <w:webHidden/>
+              </w:rPr>
+            </w:r>
+            <w:r>
+              <w:rPr>
                 <w:noProof/>
                 <w:webHidden/>
               </w:rPr>
@@ -241,17 +213,13 @@
             </w:r>
             <w:r>
               <w:rPr>
-                <w:b/>
-                <w:bCs/>
-                <w:noProof/>
-                <w:webHidden/>
-              </w:rPr>
-              <w:t>2</w:t>
-            </w:r>
-            <w:r>
-              <w:rPr>
-                <w:b/>
-                <w:bCs/>
+                <w:noProof/>
+                <w:webHidden/>
+              </w:rPr>
+              <w:t>3</w:t>
+            </w:r>
+            <w:r>
+              <w:rPr>
                 <w:noProof/>
                 <w:webHidden/>
               </w:rPr>
@@ -268,15 +236,13 @@
             <w:spacing w:line="360" w:lineRule="auto"/>
             <w:rPr>
               <w:rFonts w:eastAsiaTheme="minorEastAsia"/>
-              <w:b/>
-              <w:bCs/>
               <w:noProof/>
               <w:sz w:val="24"/>
               <w:szCs w:val="24"/>
               <w:lang w:eastAsia="en-GB"/>
             </w:rPr>
           </w:pPr>
-          <w:hyperlink w:anchor="_Toc223533389" w:history="1">
+          <w:hyperlink w:anchor="_Toc224397619" w:history="1">
             <w:r>
               <w:rPr>
                 <w:rStyle w:val="Hyperlink"/>
@@ -288,8 +254,6 @@
             </w:r>
             <w:r>
               <w:rPr>
-                <w:b/>
-                <w:bCs/>
                 <w:noProof/>
                 <w:webHidden/>
               </w:rPr>
@@ -297,8 +261,6 @@
             </w:r>
             <w:r>
               <w:rPr>
-                <w:b/>
-                <w:bCs/>
                 <w:noProof/>
                 <w:webHidden/>
               </w:rPr>
@@ -306,25 +268,19 @@
             </w:r>
             <w:r>
               <w:rPr>
-                <w:b/>
-                <w:bCs/>
-                <w:noProof/>
-                <w:webHidden/>
-              </w:rPr>
-              <w:instrText xml:space="preserve"> PAGEREF _Toc223533389 \h </w:instrText>
-            </w:r>
-            <w:r>
-              <w:rPr>
-                <w:b/>
-                <w:bCs/>
-                <w:noProof/>
-                <w:webHidden/>
-              </w:rPr>
-            </w:r>
-            <w:r>
-              <w:rPr>
-                <w:b/>
-                <w:bCs/>
+                <w:noProof/>
+                <w:webHidden/>
+              </w:rPr>
+              <w:instrText xml:space="preserve"> PAGEREF _Toc224397619 \h </w:instrText>
+            </w:r>
+            <w:r>
+              <w:rPr>
+                <w:noProof/>
+                <w:webHidden/>
+              </w:rPr>
+            </w:r>
+            <w:r>
+              <w:rPr>
                 <w:noProof/>
                 <w:webHidden/>
               </w:rPr>
@@ -332,17 +288,13 @@
             </w:r>
             <w:r>
               <w:rPr>
-                <w:b/>
-                <w:bCs/>
-                <w:noProof/>
-                <w:webHidden/>
-              </w:rPr>
-              <w:t>3</w:t>
-            </w:r>
-            <w:r>
-              <w:rPr>
-                <w:b/>
-                <w:bCs/>
+                <w:noProof/>
+                <w:webHidden/>
+              </w:rPr>
+              <w:t>4</w:t>
+            </w:r>
+            <w:r>
+              <w:rPr>
                 <w:noProof/>
                 <w:webHidden/>
               </w:rPr>
@@ -359,15 +311,13 @@
             <w:spacing w:line="360" w:lineRule="auto"/>
             <w:rPr>
               <w:rFonts w:eastAsiaTheme="minorEastAsia"/>
-              <w:b/>
-              <w:bCs/>
               <w:noProof/>
               <w:sz w:val="24"/>
               <w:szCs w:val="24"/>
               <w:lang w:eastAsia="en-GB"/>
             </w:rPr>
           </w:pPr>
-          <w:hyperlink w:anchor="_Toc223533390" w:history="1">
+          <w:hyperlink w:anchor="_Toc224397620" w:history="1">
             <w:r>
               <w:rPr>
                 <w:rStyle w:val="Hyperlink"/>
@@ -379,8 +329,6 @@
             </w:r>
             <w:r>
               <w:rPr>
-                <w:b/>
-                <w:bCs/>
                 <w:noProof/>
                 <w:webHidden/>
               </w:rPr>
@@ -388,8 +336,6 @@
             </w:r>
             <w:r>
               <w:rPr>
-                <w:b/>
-                <w:bCs/>
                 <w:noProof/>
                 <w:webHidden/>
               </w:rPr>
@@ -397,25 +343,19 @@
             </w:r>
             <w:r>
               <w:rPr>
-                <w:b/>
-                <w:bCs/>
-                <w:noProof/>
-                <w:webHidden/>
-              </w:rPr>
-              <w:instrText xml:space="preserve"> PAGEREF _Toc223533390 \h </w:instrText>
-            </w:r>
-            <w:r>
-              <w:rPr>
-                <w:b/>
-                <w:bCs/>
-                <w:noProof/>
-                <w:webHidden/>
-              </w:rPr>
-            </w:r>
-            <w:r>
-              <w:rPr>
-                <w:b/>
-                <w:bCs/>
+                <w:noProof/>
+                <w:webHidden/>
+              </w:rPr>
+              <w:instrText xml:space="preserve"> PAGEREF _Toc224397620 \h </w:instrText>
+            </w:r>
+            <w:r>
+              <w:rPr>
+                <w:noProof/>
+                <w:webHidden/>
+              </w:rPr>
+            </w:r>
+            <w:r>
+              <w:rPr>
                 <w:noProof/>
                 <w:webHidden/>
               </w:rPr>
@@ -423,17 +363,13 @@
             </w:r>
             <w:r>
               <w:rPr>
-                <w:b/>
-                <w:bCs/>
-                <w:noProof/>
-                <w:webHidden/>
-              </w:rPr>
-              <w:t>3</w:t>
-            </w:r>
-            <w:r>
-              <w:rPr>
-                <w:b/>
-                <w:bCs/>
+                <w:noProof/>
+                <w:webHidden/>
+              </w:rPr>
+              <w:t>4</w:t>
+            </w:r>
+            <w:r>
+              <w:rPr>
                 <w:noProof/>
                 <w:webHidden/>
               </w:rPr>
@@ -450,15 +386,13 @@
             <w:spacing w:line="360" w:lineRule="auto"/>
             <w:rPr>
               <w:rFonts w:eastAsiaTheme="minorEastAsia"/>
-              <w:b/>
-              <w:bCs/>
               <w:noProof/>
               <w:sz w:val="24"/>
               <w:szCs w:val="24"/>
               <w:lang w:eastAsia="en-GB"/>
             </w:rPr>
           </w:pPr>
-          <w:hyperlink w:anchor="_Toc223533391" w:history="1">
+          <w:hyperlink w:anchor="_Toc224397621" w:history="1">
             <w:r>
               <w:rPr>
                 <w:rStyle w:val="Hyperlink"/>
@@ -470,8 +404,6 @@
             </w:r>
             <w:r>
               <w:rPr>
-                <w:b/>
-                <w:bCs/>
                 <w:noProof/>
                 <w:webHidden/>
               </w:rPr>
@@ -479,8 +411,6 @@
             </w:r>
             <w:r>
               <w:rPr>
-                <w:b/>
-                <w:bCs/>
                 <w:noProof/>
                 <w:webHidden/>
               </w:rPr>
@@ -488,25 +418,19 @@
             </w:r>
             <w:r>
               <w:rPr>
-                <w:b/>
-                <w:bCs/>
-                <w:noProof/>
-                <w:webHidden/>
-              </w:rPr>
-              <w:instrText xml:space="preserve"> PAGEREF _Toc223533391 \h </w:instrText>
-            </w:r>
-            <w:r>
-              <w:rPr>
-                <w:b/>
-                <w:bCs/>
-                <w:noProof/>
-                <w:webHidden/>
-              </w:rPr>
-            </w:r>
-            <w:r>
-              <w:rPr>
-                <w:b/>
-                <w:bCs/>
+                <w:noProof/>
+                <w:webHidden/>
+              </w:rPr>
+              <w:instrText xml:space="preserve"> PAGEREF _Toc224397621 \h </w:instrText>
+            </w:r>
+            <w:r>
+              <w:rPr>
+                <w:noProof/>
+                <w:webHidden/>
+              </w:rPr>
+            </w:r>
+            <w:r>
+              <w:rPr>
                 <w:noProof/>
                 <w:webHidden/>
               </w:rPr>
@@ -514,17 +438,13 @@
             </w:r>
             <w:r>
               <w:rPr>
-                <w:b/>
-                <w:bCs/>
-                <w:noProof/>
-                <w:webHidden/>
-              </w:rPr>
-              <w:t>3</w:t>
-            </w:r>
-            <w:r>
-              <w:rPr>
-                <w:b/>
-                <w:bCs/>
+                <w:noProof/>
+                <w:webHidden/>
+              </w:rPr>
+              <w:t>4</w:t>
+            </w:r>
+            <w:r>
+              <w:rPr>
                 <w:noProof/>
                 <w:webHidden/>
               </w:rPr>
@@ -541,15 +461,13 @@
             <w:spacing w:line="360" w:lineRule="auto"/>
             <w:rPr>
               <w:rFonts w:eastAsiaTheme="minorEastAsia"/>
-              <w:b/>
-              <w:bCs/>
               <w:noProof/>
               <w:sz w:val="24"/>
               <w:szCs w:val="24"/>
               <w:lang w:eastAsia="en-GB"/>
             </w:rPr>
           </w:pPr>
-          <w:hyperlink w:anchor="_Toc223533392" w:history="1">
+          <w:hyperlink w:anchor="_Toc224397622" w:history="1">
             <w:r>
               <w:rPr>
                 <w:rStyle w:val="Hyperlink"/>
@@ -561,8 +479,6 @@
             </w:r>
             <w:r>
               <w:rPr>
-                <w:b/>
-                <w:bCs/>
                 <w:noProof/>
                 <w:webHidden/>
               </w:rPr>
@@ -570,8 +486,6 @@
             </w:r>
             <w:r>
               <w:rPr>
-                <w:b/>
-                <w:bCs/>
                 <w:noProof/>
                 <w:webHidden/>
               </w:rPr>
@@ -579,25 +493,19 @@
             </w:r>
             <w:r>
               <w:rPr>
-                <w:b/>
-                <w:bCs/>
-                <w:noProof/>
-                <w:webHidden/>
-              </w:rPr>
-              <w:instrText xml:space="preserve"> PAGEREF _Toc223533392 \h </w:instrText>
-            </w:r>
-            <w:r>
-              <w:rPr>
-                <w:b/>
-                <w:bCs/>
-                <w:noProof/>
-                <w:webHidden/>
-              </w:rPr>
-            </w:r>
-            <w:r>
-              <w:rPr>
-                <w:b/>
-                <w:bCs/>
+                <w:noProof/>
+                <w:webHidden/>
+              </w:rPr>
+              <w:instrText xml:space="preserve"> PAGEREF _Toc224397622 \h </w:instrText>
+            </w:r>
+            <w:r>
+              <w:rPr>
+                <w:noProof/>
+                <w:webHidden/>
+              </w:rPr>
+            </w:r>
+            <w:r>
+              <w:rPr>
                 <w:noProof/>
                 <w:webHidden/>
               </w:rPr>
@@ -605,17 +513,13 @@
             </w:r>
             <w:r>
               <w:rPr>
-                <w:b/>
-                <w:bCs/>
-                <w:noProof/>
-                <w:webHidden/>
-              </w:rPr>
-              <w:t>4</w:t>
-            </w:r>
-            <w:r>
-              <w:rPr>
-                <w:b/>
-                <w:bCs/>
+                <w:noProof/>
+                <w:webHidden/>
+              </w:rPr>
+              <w:t>5</w:t>
+            </w:r>
+            <w:r>
+              <w:rPr>
                 <w:noProof/>
                 <w:webHidden/>
               </w:rPr>
@@ -632,15 +536,13 @@
             <w:spacing w:line="360" w:lineRule="auto"/>
             <w:rPr>
               <w:rFonts w:eastAsiaTheme="minorEastAsia"/>
-              <w:b/>
-              <w:bCs/>
               <w:noProof/>
               <w:sz w:val="24"/>
               <w:szCs w:val="24"/>
               <w:lang w:eastAsia="en-GB"/>
             </w:rPr>
           </w:pPr>
-          <w:hyperlink w:anchor="_Toc223533393" w:history="1">
+          <w:hyperlink w:anchor="_Toc224397623" w:history="1">
             <w:r>
               <w:rPr>
                 <w:rStyle w:val="Hyperlink"/>
@@ -652,8 +554,6 @@
             </w:r>
             <w:r>
               <w:rPr>
-                <w:b/>
-                <w:bCs/>
                 <w:noProof/>
                 <w:webHidden/>
               </w:rPr>
@@ -661,8 +561,6 @@
             </w:r>
             <w:r>
               <w:rPr>
-                <w:b/>
-                <w:bCs/>
                 <w:noProof/>
                 <w:webHidden/>
               </w:rPr>
@@ -670,25 +568,19 @@
             </w:r>
             <w:r>
               <w:rPr>
-                <w:b/>
-                <w:bCs/>
-                <w:noProof/>
-                <w:webHidden/>
-              </w:rPr>
-              <w:instrText xml:space="preserve"> PAGEREF _Toc223533393 \h </w:instrText>
-            </w:r>
-            <w:r>
-              <w:rPr>
-                <w:b/>
-                <w:bCs/>
-                <w:noProof/>
-                <w:webHidden/>
-              </w:rPr>
-            </w:r>
-            <w:r>
-              <w:rPr>
-                <w:b/>
-                <w:bCs/>
+                <w:noProof/>
+                <w:webHidden/>
+              </w:rPr>
+              <w:instrText xml:space="preserve"> PAGEREF _Toc224397623 \h </w:instrText>
+            </w:r>
+            <w:r>
+              <w:rPr>
+                <w:noProof/>
+                <w:webHidden/>
+              </w:rPr>
+            </w:r>
+            <w:r>
+              <w:rPr>
                 <w:noProof/>
                 <w:webHidden/>
               </w:rPr>
@@ -696,17 +588,13 @@
             </w:r>
             <w:r>
               <w:rPr>
-                <w:b/>
-                <w:bCs/>
-                <w:noProof/>
-                <w:webHidden/>
-              </w:rPr>
-              <w:t>4</w:t>
-            </w:r>
-            <w:r>
-              <w:rPr>
-                <w:b/>
-                <w:bCs/>
+                <w:noProof/>
+                <w:webHidden/>
+              </w:rPr>
+              <w:t>5</w:t>
+            </w:r>
+            <w:r>
+              <w:rPr>
                 <w:noProof/>
                 <w:webHidden/>
               </w:rPr>
@@ -723,15 +611,13 @@
             <w:spacing w:line="360" w:lineRule="auto"/>
             <w:rPr>
               <w:rFonts w:eastAsiaTheme="minorEastAsia"/>
-              <w:b/>
-              <w:bCs/>
               <w:noProof/>
               <w:sz w:val="24"/>
               <w:szCs w:val="24"/>
               <w:lang w:eastAsia="en-GB"/>
             </w:rPr>
           </w:pPr>
-          <w:hyperlink w:anchor="_Toc223533394" w:history="1">
+          <w:hyperlink w:anchor="_Toc224397624" w:history="1">
             <w:r>
               <w:rPr>
                 <w:rStyle w:val="Hyperlink"/>
@@ -743,8 +629,6 @@
             </w:r>
             <w:r>
               <w:rPr>
-                <w:b/>
-                <w:bCs/>
                 <w:noProof/>
                 <w:webHidden/>
               </w:rPr>
@@ -752,8 +636,6 @@
             </w:r>
             <w:r>
               <w:rPr>
-                <w:b/>
-                <w:bCs/>
                 <w:noProof/>
                 <w:webHidden/>
               </w:rPr>
@@ -761,25 +643,19 @@
             </w:r>
             <w:r>
               <w:rPr>
-                <w:b/>
-                <w:bCs/>
-                <w:noProof/>
-                <w:webHidden/>
-              </w:rPr>
-              <w:instrText xml:space="preserve"> PAGEREF _Toc223533394 \h </w:instrText>
-            </w:r>
-            <w:r>
-              <w:rPr>
-                <w:b/>
-                <w:bCs/>
-                <w:noProof/>
-                <w:webHidden/>
-              </w:rPr>
-            </w:r>
-            <w:r>
-              <w:rPr>
-                <w:b/>
-                <w:bCs/>
+                <w:noProof/>
+                <w:webHidden/>
+              </w:rPr>
+              <w:instrText xml:space="preserve"> PAGEREF _Toc224397624 \h </w:instrText>
+            </w:r>
+            <w:r>
+              <w:rPr>
+                <w:noProof/>
+                <w:webHidden/>
+              </w:rPr>
+            </w:r>
+            <w:r>
+              <w:rPr>
                 <w:noProof/>
                 <w:webHidden/>
               </w:rPr>
@@ -787,17 +663,13 @@
             </w:r>
             <w:r>
               <w:rPr>
-                <w:b/>
-                <w:bCs/>
-                <w:noProof/>
-                <w:webHidden/>
-              </w:rPr>
-              <w:t>5</w:t>
-            </w:r>
-            <w:r>
-              <w:rPr>
-                <w:b/>
-                <w:bCs/>
+                <w:noProof/>
+                <w:webHidden/>
+              </w:rPr>
+              <w:t>6</w:t>
+            </w:r>
+            <w:r>
+              <w:rPr>
                 <w:noProof/>
                 <w:webHidden/>
               </w:rPr>
@@ -814,15 +686,13 @@
             <w:spacing w:line="360" w:lineRule="auto"/>
             <w:rPr>
               <w:rFonts w:eastAsiaTheme="minorEastAsia"/>
-              <w:b/>
-              <w:bCs/>
               <w:noProof/>
               <w:sz w:val="24"/>
               <w:szCs w:val="24"/>
               <w:lang w:eastAsia="en-GB"/>
             </w:rPr>
           </w:pPr>
-          <w:hyperlink w:anchor="_Toc223533395" w:history="1">
+          <w:hyperlink w:anchor="_Toc224397625" w:history="1">
             <w:r>
               <w:rPr>
                 <w:rStyle w:val="Hyperlink"/>
@@ -834,8 +704,6 @@
             </w:r>
             <w:r>
               <w:rPr>
-                <w:b/>
-                <w:bCs/>
                 <w:noProof/>
                 <w:webHidden/>
               </w:rPr>
@@ -843,8 +711,6 @@
             </w:r>
             <w:r>
               <w:rPr>
-                <w:b/>
-                <w:bCs/>
                 <w:noProof/>
                 <w:webHidden/>
               </w:rPr>
@@ -852,25 +718,19 @@
             </w:r>
             <w:r>
               <w:rPr>
-                <w:b/>
-                <w:bCs/>
-                <w:noProof/>
-                <w:webHidden/>
-              </w:rPr>
-              <w:instrText xml:space="preserve"> PAGEREF _Toc223533395 \h </w:instrText>
-            </w:r>
-            <w:r>
-              <w:rPr>
-                <w:b/>
-                <w:bCs/>
-                <w:noProof/>
-                <w:webHidden/>
-              </w:rPr>
-            </w:r>
-            <w:r>
-              <w:rPr>
-                <w:b/>
-                <w:bCs/>
+                <w:noProof/>
+                <w:webHidden/>
+              </w:rPr>
+              <w:instrText xml:space="preserve"> PAGEREF _Toc224397625 \h </w:instrText>
+            </w:r>
+            <w:r>
+              <w:rPr>
+                <w:noProof/>
+                <w:webHidden/>
+              </w:rPr>
+            </w:r>
+            <w:r>
+              <w:rPr>
                 <w:noProof/>
                 <w:webHidden/>
               </w:rPr>
@@ -878,17 +738,13 @@
             </w:r>
             <w:r>
               <w:rPr>
-                <w:b/>
-                <w:bCs/>
-                <w:noProof/>
-                <w:webHidden/>
-              </w:rPr>
-              <w:t>5</w:t>
-            </w:r>
-            <w:r>
-              <w:rPr>
-                <w:b/>
-                <w:bCs/>
+                <w:noProof/>
+                <w:webHidden/>
+              </w:rPr>
+              <w:t>6</w:t>
+            </w:r>
+            <w:r>
+              <w:rPr>
                 <w:noProof/>
                 <w:webHidden/>
               </w:rPr>
@@ -905,15 +761,13 @@
             <w:spacing w:line="360" w:lineRule="auto"/>
             <w:rPr>
               <w:rFonts w:eastAsiaTheme="minorEastAsia"/>
-              <w:b/>
-              <w:bCs/>
               <w:noProof/>
               <w:sz w:val="24"/>
               <w:szCs w:val="24"/>
               <w:lang w:eastAsia="en-GB"/>
             </w:rPr>
           </w:pPr>
-          <w:hyperlink w:anchor="_Toc223533396" w:history="1">
+          <w:hyperlink w:anchor="_Toc224397626" w:history="1">
             <w:r>
               <w:rPr>
                 <w:rStyle w:val="Hyperlink"/>
@@ -925,8 +779,6 @@
             </w:r>
             <w:r>
               <w:rPr>
-                <w:b/>
-                <w:bCs/>
                 <w:noProof/>
                 <w:webHidden/>
               </w:rPr>
@@ -934,8 +786,6 @@
             </w:r>
             <w:r>
               <w:rPr>
-                <w:b/>
-                <w:bCs/>
                 <w:noProof/>
                 <w:webHidden/>
               </w:rPr>
@@ -943,25 +793,19 @@
             </w:r>
             <w:r>
               <w:rPr>
-                <w:b/>
-                <w:bCs/>
-                <w:noProof/>
-                <w:webHidden/>
-              </w:rPr>
-              <w:instrText xml:space="preserve"> PAGEREF _Toc223533396 \h </w:instrText>
-            </w:r>
-            <w:r>
-              <w:rPr>
-                <w:b/>
-                <w:bCs/>
-                <w:noProof/>
-                <w:webHidden/>
-              </w:rPr>
-            </w:r>
-            <w:r>
-              <w:rPr>
-                <w:b/>
-                <w:bCs/>
+                <w:noProof/>
+                <w:webHidden/>
+              </w:rPr>
+              <w:instrText xml:space="preserve"> PAGEREF _Toc224397626 \h </w:instrText>
+            </w:r>
+            <w:r>
+              <w:rPr>
+                <w:noProof/>
+                <w:webHidden/>
+              </w:rPr>
+            </w:r>
+            <w:r>
+              <w:rPr>
                 <w:noProof/>
                 <w:webHidden/>
               </w:rPr>
@@ -969,17 +813,13 @@
             </w:r>
             <w:r>
               <w:rPr>
-                <w:b/>
-                <w:bCs/>
-                <w:noProof/>
-                <w:webHidden/>
-              </w:rPr>
-              <w:t>6</w:t>
-            </w:r>
-            <w:r>
-              <w:rPr>
-                <w:b/>
-                <w:bCs/>
+                <w:noProof/>
+                <w:webHidden/>
+              </w:rPr>
+              <w:t>7</w:t>
+            </w:r>
+            <w:r>
+              <w:rPr>
                 <w:noProof/>
                 <w:webHidden/>
               </w:rPr>
@@ -996,15 +836,13 @@
             <w:spacing w:line="360" w:lineRule="auto"/>
             <w:rPr>
               <w:rFonts w:eastAsiaTheme="minorEastAsia"/>
-              <w:b/>
-              <w:bCs/>
               <w:noProof/>
               <w:sz w:val="24"/>
               <w:szCs w:val="24"/>
               <w:lang w:eastAsia="en-GB"/>
             </w:rPr>
           </w:pPr>
-          <w:hyperlink w:anchor="_Toc223533397" w:history="1">
+          <w:hyperlink w:anchor="_Toc224397627" w:history="1">
             <w:r>
               <w:rPr>
                 <w:rStyle w:val="Hyperlink"/>
@@ -1016,8 +854,6 @@
             </w:r>
             <w:r>
               <w:rPr>
-                <w:b/>
-                <w:bCs/>
                 <w:noProof/>
                 <w:webHidden/>
               </w:rPr>
@@ -1025,8 +861,6 @@
             </w:r>
             <w:r>
               <w:rPr>
-                <w:b/>
-                <w:bCs/>
                 <w:noProof/>
                 <w:webHidden/>
               </w:rPr>
@@ -1034,25 +868,19 @@
             </w:r>
             <w:r>
               <w:rPr>
-                <w:b/>
-                <w:bCs/>
-                <w:noProof/>
-                <w:webHidden/>
-              </w:rPr>
-              <w:instrText xml:space="preserve"> PAGEREF _Toc223533397 \h </w:instrText>
-            </w:r>
-            <w:r>
-              <w:rPr>
-                <w:b/>
-                <w:bCs/>
-                <w:noProof/>
-                <w:webHidden/>
-              </w:rPr>
-            </w:r>
-            <w:r>
-              <w:rPr>
-                <w:b/>
-                <w:bCs/>
+                <w:noProof/>
+                <w:webHidden/>
+              </w:rPr>
+              <w:instrText xml:space="preserve"> PAGEREF _Toc224397627 \h </w:instrText>
+            </w:r>
+            <w:r>
+              <w:rPr>
+                <w:noProof/>
+                <w:webHidden/>
+              </w:rPr>
+            </w:r>
+            <w:r>
+              <w:rPr>
                 <w:noProof/>
                 <w:webHidden/>
               </w:rPr>
@@ -1060,17 +888,13 @@
             </w:r>
             <w:r>
               <w:rPr>
-                <w:b/>
-                <w:bCs/>
-                <w:noProof/>
-                <w:webHidden/>
-              </w:rPr>
-              <w:t>6</w:t>
-            </w:r>
-            <w:r>
-              <w:rPr>
-                <w:b/>
-                <w:bCs/>
+                <w:noProof/>
+                <w:webHidden/>
+              </w:rPr>
+              <w:t>7</w:t>
+            </w:r>
+            <w:r>
+              <w:rPr>
                 <w:noProof/>
                 <w:webHidden/>
               </w:rPr>
@@ -1087,15 +911,13 @@
             <w:spacing w:line="360" w:lineRule="auto"/>
             <w:rPr>
               <w:rFonts w:eastAsiaTheme="minorEastAsia"/>
-              <w:b/>
-              <w:bCs/>
               <w:noProof/>
               <w:sz w:val="24"/>
               <w:szCs w:val="24"/>
               <w:lang w:eastAsia="en-GB"/>
             </w:rPr>
           </w:pPr>
-          <w:hyperlink w:anchor="_Toc223533398" w:history="1">
+          <w:hyperlink w:anchor="_Toc224397628" w:history="1">
             <w:r>
               <w:rPr>
                 <w:rStyle w:val="Hyperlink"/>
@@ -1107,8 +929,6 @@
             </w:r>
             <w:r>
               <w:rPr>
-                <w:b/>
-                <w:bCs/>
                 <w:noProof/>
                 <w:webHidden/>
               </w:rPr>
@@ -1116,8 +936,6 @@
             </w:r>
             <w:r>
               <w:rPr>
-                <w:b/>
-                <w:bCs/>
                 <w:noProof/>
                 <w:webHidden/>
               </w:rPr>
@@ -1125,25 +943,19 @@
             </w:r>
             <w:r>
               <w:rPr>
-                <w:b/>
-                <w:bCs/>
-                <w:noProof/>
-                <w:webHidden/>
-              </w:rPr>
-              <w:instrText xml:space="preserve"> PAGEREF _Toc223533398 \h </w:instrText>
-            </w:r>
-            <w:r>
-              <w:rPr>
-                <w:b/>
-                <w:bCs/>
-                <w:noProof/>
-                <w:webHidden/>
-              </w:rPr>
-            </w:r>
-            <w:r>
-              <w:rPr>
-                <w:b/>
-                <w:bCs/>
+                <w:noProof/>
+                <w:webHidden/>
+              </w:rPr>
+              <w:instrText xml:space="preserve"> PAGEREF _Toc224397628 \h </w:instrText>
+            </w:r>
+            <w:r>
+              <w:rPr>
+                <w:noProof/>
+                <w:webHidden/>
+              </w:rPr>
+            </w:r>
+            <w:r>
+              <w:rPr>
                 <w:noProof/>
                 <w:webHidden/>
               </w:rPr>
@@ -1151,17 +963,13 @@
             </w:r>
             <w:r>
               <w:rPr>
-                <w:b/>
-                <w:bCs/>
-                <w:noProof/>
-                <w:webHidden/>
-              </w:rPr>
-              <w:t>7</w:t>
-            </w:r>
-            <w:r>
-              <w:rPr>
-                <w:b/>
-                <w:bCs/>
+                <w:noProof/>
+                <w:webHidden/>
+              </w:rPr>
+              <w:t>8</w:t>
+            </w:r>
+            <w:r>
+              <w:rPr>
                 <w:noProof/>
                 <w:webHidden/>
               </w:rPr>
@@ -1178,15 +986,13 @@
             <w:spacing w:line="360" w:lineRule="auto"/>
             <w:rPr>
               <w:rFonts w:eastAsiaTheme="minorEastAsia"/>
-              <w:b/>
-              <w:bCs/>
               <w:noProof/>
               <w:sz w:val="24"/>
               <w:szCs w:val="24"/>
               <w:lang w:eastAsia="en-GB"/>
             </w:rPr>
           </w:pPr>
-          <w:hyperlink w:anchor="_Toc223533399" w:history="1">
+          <w:hyperlink w:anchor="_Toc224397629" w:history="1">
             <w:r>
               <w:rPr>
                 <w:rStyle w:val="Hyperlink"/>
@@ -1198,8 +1004,6 @@
             </w:r>
             <w:r>
               <w:rPr>
-                <w:b/>
-                <w:bCs/>
                 <w:noProof/>
                 <w:webHidden/>
               </w:rPr>
@@ -1207,8 +1011,6 @@
             </w:r>
             <w:r>
               <w:rPr>
-                <w:b/>
-                <w:bCs/>
                 <w:noProof/>
                 <w:webHidden/>
               </w:rPr>
@@ -1216,25 +1018,19 @@
             </w:r>
             <w:r>
               <w:rPr>
-                <w:b/>
-                <w:bCs/>
-                <w:noProof/>
-                <w:webHidden/>
-              </w:rPr>
-              <w:instrText xml:space="preserve"> PAGEREF _Toc223533399 \h </w:instrText>
-            </w:r>
-            <w:r>
-              <w:rPr>
-                <w:b/>
-                <w:bCs/>
-                <w:noProof/>
-                <w:webHidden/>
-              </w:rPr>
-            </w:r>
-            <w:r>
-              <w:rPr>
-                <w:b/>
-                <w:bCs/>
+                <w:noProof/>
+                <w:webHidden/>
+              </w:rPr>
+              <w:instrText xml:space="preserve"> PAGEREF _Toc224397629 \h </w:instrText>
+            </w:r>
+            <w:r>
+              <w:rPr>
+                <w:noProof/>
+                <w:webHidden/>
+              </w:rPr>
+            </w:r>
+            <w:r>
+              <w:rPr>
                 <w:noProof/>
                 <w:webHidden/>
               </w:rPr>
@@ -1242,17 +1038,13 @@
             </w:r>
             <w:r>
               <w:rPr>
-                <w:b/>
-                <w:bCs/>
-                <w:noProof/>
-                <w:webHidden/>
-              </w:rPr>
-              <w:t>7</w:t>
-            </w:r>
-            <w:r>
-              <w:rPr>
-                <w:b/>
-                <w:bCs/>
+                <w:noProof/>
+                <w:webHidden/>
+              </w:rPr>
+              <w:t>8</w:t>
+            </w:r>
+            <w:r>
+              <w:rPr>
                 <w:noProof/>
                 <w:webHidden/>
               </w:rPr>
@@ -1269,15 +1061,13 @@
             <w:spacing w:line="360" w:lineRule="auto"/>
             <w:rPr>
               <w:rFonts w:eastAsiaTheme="minorEastAsia"/>
-              <w:b/>
-              <w:bCs/>
               <w:noProof/>
               <w:sz w:val="24"/>
               <w:szCs w:val="24"/>
               <w:lang w:eastAsia="en-GB"/>
             </w:rPr>
           </w:pPr>
-          <w:hyperlink w:anchor="_Toc223533400" w:history="1">
+          <w:hyperlink w:anchor="_Toc224397630" w:history="1">
             <w:r>
               <w:rPr>
                 <w:rStyle w:val="Hyperlink"/>
@@ -1289,8 +1079,6 @@
             </w:r>
             <w:r>
               <w:rPr>
-                <w:b/>
-                <w:bCs/>
                 <w:noProof/>
                 <w:webHidden/>
               </w:rPr>
@@ -1298,8 +1086,6 @@
             </w:r>
             <w:r>
               <w:rPr>
-                <w:b/>
-                <w:bCs/>
                 <w:noProof/>
                 <w:webHidden/>
               </w:rPr>
@@ -1307,25 +1093,19 @@
             </w:r>
             <w:r>
               <w:rPr>
-                <w:b/>
-                <w:bCs/>
-                <w:noProof/>
-                <w:webHidden/>
-              </w:rPr>
-              <w:instrText xml:space="preserve"> PAGEREF _Toc223533400 \h </w:instrText>
-            </w:r>
-            <w:r>
-              <w:rPr>
-                <w:b/>
-                <w:bCs/>
-                <w:noProof/>
-                <w:webHidden/>
-              </w:rPr>
-            </w:r>
-            <w:r>
-              <w:rPr>
-                <w:b/>
-                <w:bCs/>
+                <w:noProof/>
+                <w:webHidden/>
+              </w:rPr>
+              <w:instrText xml:space="preserve"> PAGEREF _Toc224397630 \h </w:instrText>
+            </w:r>
+            <w:r>
+              <w:rPr>
+                <w:noProof/>
+                <w:webHidden/>
+              </w:rPr>
+            </w:r>
+            <w:r>
+              <w:rPr>
                 <w:noProof/>
                 <w:webHidden/>
               </w:rPr>
@@ -1333,17 +1113,13 @@
             </w:r>
             <w:r>
               <w:rPr>
-                <w:b/>
-                <w:bCs/>
-                <w:noProof/>
-                <w:webHidden/>
-              </w:rPr>
-              <w:t>7</w:t>
-            </w:r>
-            <w:r>
-              <w:rPr>
-                <w:b/>
-                <w:bCs/>
+                <w:noProof/>
+                <w:webHidden/>
+              </w:rPr>
+              <w:t>8</w:t>
+            </w:r>
+            <w:r>
+              <w:rPr>
                 <w:noProof/>
                 <w:webHidden/>
               </w:rPr>
@@ -1360,15 +1136,13 @@
             <w:spacing w:line="360" w:lineRule="auto"/>
             <w:rPr>
               <w:rFonts w:eastAsiaTheme="minorEastAsia"/>
-              <w:b/>
-              <w:bCs/>
               <w:noProof/>
               <w:sz w:val="24"/>
               <w:szCs w:val="24"/>
               <w:lang w:eastAsia="en-GB"/>
             </w:rPr>
           </w:pPr>
-          <w:hyperlink w:anchor="_Toc223533401" w:history="1">
+          <w:hyperlink w:anchor="_Toc224397631" w:history="1">
             <w:r>
               <w:rPr>
                 <w:rStyle w:val="Hyperlink"/>
@@ -1380,8 +1154,6 @@
             </w:r>
             <w:r>
               <w:rPr>
-                <w:b/>
-                <w:bCs/>
                 <w:noProof/>
                 <w:webHidden/>
               </w:rPr>
@@ -1389,8 +1161,6 @@
             </w:r>
             <w:r>
               <w:rPr>
-                <w:b/>
-                <w:bCs/>
                 <w:noProof/>
                 <w:webHidden/>
               </w:rPr>
@@ -1398,25 +1168,19 @@
             </w:r>
             <w:r>
               <w:rPr>
-                <w:b/>
-                <w:bCs/>
-                <w:noProof/>
-                <w:webHidden/>
-              </w:rPr>
-              <w:instrText xml:space="preserve"> PAGEREF _Toc223533401 \h </w:instrText>
-            </w:r>
-            <w:r>
-              <w:rPr>
-                <w:b/>
-                <w:bCs/>
-                <w:noProof/>
-                <w:webHidden/>
-              </w:rPr>
-            </w:r>
-            <w:r>
-              <w:rPr>
-                <w:b/>
-                <w:bCs/>
+                <w:noProof/>
+                <w:webHidden/>
+              </w:rPr>
+              <w:instrText xml:space="preserve"> PAGEREF _Toc224397631 \h </w:instrText>
+            </w:r>
+            <w:r>
+              <w:rPr>
+                <w:noProof/>
+                <w:webHidden/>
+              </w:rPr>
+            </w:r>
+            <w:r>
+              <w:rPr>
                 <w:noProof/>
                 <w:webHidden/>
               </w:rPr>
@@ -1424,17 +1188,13 @@
             </w:r>
             <w:r>
               <w:rPr>
-                <w:b/>
-                <w:bCs/>
-                <w:noProof/>
-                <w:webHidden/>
-              </w:rPr>
-              <w:t>7</w:t>
-            </w:r>
-            <w:r>
-              <w:rPr>
-                <w:b/>
-                <w:bCs/>
+                <w:noProof/>
+                <w:webHidden/>
+              </w:rPr>
+              <w:t>8</w:t>
+            </w:r>
+            <w:r>
+              <w:rPr>
                 <w:noProof/>
                 <w:webHidden/>
               </w:rPr>
@@ -1451,15 +1211,13 @@
             <w:spacing w:line="360" w:lineRule="auto"/>
             <w:rPr>
               <w:rFonts w:eastAsiaTheme="minorEastAsia"/>
-              <w:b/>
-              <w:bCs/>
               <w:noProof/>
               <w:sz w:val="24"/>
               <w:szCs w:val="24"/>
               <w:lang w:eastAsia="en-GB"/>
             </w:rPr>
           </w:pPr>
-          <w:hyperlink w:anchor="_Toc223533402" w:history="1">
+          <w:hyperlink w:anchor="_Toc224397632" w:history="1">
             <w:r>
               <w:rPr>
                 <w:rStyle w:val="Hyperlink"/>
@@ -1471,8 +1229,6 @@
             </w:r>
             <w:r>
               <w:rPr>
-                <w:b/>
-                <w:bCs/>
                 <w:noProof/>
                 <w:webHidden/>
               </w:rPr>
@@ -1480,8 +1236,6 @@
             </w:r>
             <w:r>
               <w:rPr>
-                <w:b/>
-                <w:bCs/>
                 <w:noProof/>
                 <w:webHidden/>
               </w:rPr>
@@ -1489,25 +1243,19 @@
             </w:r>
             <w:r>
               <w:rPr>
-                <w:b/>
-                <w:bCs/>
-                <w:noProof/>
-                <w:webHidden/>
-              </w:rPr>
-              <w:instrText xml:space="preserve"> PAGEREF _Toc223533402 \h </w:instrText>
-            </w:r>
-            <w:r>
-              <w:rPr>
-                <w:b/>
-                <w:bCs/>
-                <w:noProof/>
-                <w:webHidden/>
-              </w:rPr>
-            </w:r>
-            <w:r>
-              <w:rPr>
-                <w:b/>
-                <w:bCs/>
+                <w:noProof/>
+                <w:webHidden/>
+              </w:rPr>
+              <w:instrText xml:space="preserve"> PAGEREF _Toc224397632 \h </w:instrText>
+            </w:r>
+            <w:r>
+              <w:rPr>
+                <w:noProof/>
+                <w:webHidden/>
+              </w:rPr>
+            </w:r>
+            <w:r>
+              <w:rPr>
                 <w:noProof/>
                 <w:webHidden/>
               </w:rPr>
@@ -1515,17 +1263,13 @@
             </w:r>
             <w:r>
               <w:rPr>
-                <w:b/>
-                <w:bCs/>
-                <w:noProof/>
-                <w:webHidden/>
-              </w:rPr>
-              <w:t>7</w:t>
-            </w:r>
-            <w:r>
-              <w:rPr>
-                <w:b/>
-                <w:bCs/>
+                <w:noProof/>
+                <w:webHidden/>
+              </w:rPr>
+              <w:t>8</w:t>
+            </w:r>
+            <w:r>
+              <w:rPr>
                 <w:noProof/>
                 <w:webHidden/>
               </w:rPr>
@@ -1542,15 +1286,13 @@
             <w:spacing w:line="360" w:lineRule="auto"/>
             <w:rPr>
               <w:rFonts w:eastAsiaTheme="minorEastAsia"/>
-              <w:b/>
-              <w:bCs/>
               <w:noProof/>
               <w:sz w:val="24"/>
               <w:szCs w:val="24"/>
               <w:lang w:eastAsia="en-GB"/>
             </w:rPr>
           </w:pPr>
-          <w:hyperlink w:anchor="_Toc223533403" w:history="1">
+          <w:hyperlink w:anchor="_Toc224397633" w:history="1">
             <w:r>
               <w:rPr>
                 <w:rStyle w:val="Hyperlink"/>
@@ -1562,8 +1304,6 @@
             </w:r>
             <w:r>
               <w:rPr>
-                <w:b/>
-                <w:bCs/>
                 <w:noProof/>
                 <w:webHidden/>
               </w:rPr>
@@ -1571,8 +1311,6 @@
             </w:r>
             <w:r>
               <w:rPr>
-                <w:b/>
-                <w:bCs/>
                 <w:noProof/>
                 <w:webHidden/>
               </w:rPr>
@@ -1580,25 +1318,19 @@
             </w:r>
             <w:r>
               <w:rPr>
-                <w:b/>
-                <w:bCs/>
-                <w:noProof/>
-                <w:webHidden/>
-              </w:rPr>
-              <w:instrText xml:space="preserve"> PAGEREF _Toc223533403 \h </w:instrText>
-            </w:r>
-            <w:r>
-              <w:rPr>
-                <w:b/>
-                <w:bCs/>
-                <w:noProof/>
-                <w:webHidden/>
-              </w:rPr>
-            </w:r>
-            <w:r>
-              <w:rPr>
-                <w:b/>
-                <w:bCs/>
+                <w:noProof/>
+                <w:webHidden/>
+              </w:rPr>
+              <w:instrText xml:space="preserve"> PAGEREF _Toc224397633 \h </w:instrText>
+            </w:r>
+            <w:r>
+              <w:rPr>
+                <w:noProof/>
+                <w:webHidden/>
+              </w:rPr>
+            </w:r>
+            <w:r>
+              <w:rPr>
                 <w:noProof/>
                 <w:webHidden/>
               </w:rPr>
@@ -1606,17 +1338,13 @@
             </w:r>
             <w:r>
               <w:rPr>
-                <w:b/>
-                <w:bCs/>
-                <w:noProof/>
-                <w:webHidden/>
-              </w:rPr>
-              <w:t>7</w:t>
-            </w:r>
-            <w:r>
-              <w:rPr>
-                <w:b/>
-                <w:bCs/>
+                <w:noProof/>
+                <w:webHidden/>
+              </w:rPr>
+              <w:t>8</w:t>
+            </w:r>
+            <w:r>
+              <w:rPr>
                 <w:noProof/>
                 <w:webHidden/>
               </w:rPr>
@@ -1633,15 +1361,13 @@
             <w:spacing w:line="360" w:lineRule="auto"/>
             <w:rPr>
               <w:rFonts w:eastAsiaTheme="minorEastAsia"/>
-              <w:b/>
-              <w:bCs/>
               <w:noProof/>
               <w:sz w:val="24"/>
               <w:szCs w:val="24"/>
               <w:lang w:eastAsia="en-GB"/>
             </w:rPr>
           </w:pPr>
-          <w:hyperlink w:anchor="_Toc223533404" w:history="1">
+          <w:hyperlink w:anchor="_Toc224397634" w:history="1">
             <w:r>
               <w:rPr>
                 <w:rStyle w:val="Hyperlink"/>
@@ -1653,8 +1379,6 @@
             </w:r>
             <w:r>
               <w:rPr>
-                <w:b/>
-                <w:bCs/>
                 <w:noProof/>
                 <w:webHidden/>
               </w:rPr>
@@ -1662,8 +1386,6 @@
             </w:r>
             <w:r>
               <w:rPr>
-                <w:b/>
-                <w:bCs/>
                 <w:noProof/>
                 <w:webHidden/>
               </w:rPr>
@@ -1671,25 +1393,19 @@
             </w:r>
             <w:r>
               <w:rPr>
-                <w:b/>
-                <w:bCs/>
-                <w:noProof/>
-                <w:webHidden/>
-              </w:rPr>
-              <w:instrText xml:space="preserve"> PAGEREF _Toc223533404 \h </w:instrText>
-            </w:r>
-            <w:r>
-              <w:rPr>
-                <w:b/>
-                <w:bCs/>
-                <w:noProof/>
-                <w:webHidden/>
-              </w:rPr>
-            </w:r>
-            <w:r>
-              <w:rPr>
-                <w:b/>
-                <w:bCs/>
+                <w:noProof/>
+                <w:webHidden/>
+              </w:rPr>
+              <w:instrText xml:space="preserve"> PAGEREF _Toc224397634 \h </w:instrText>
+            </w:r>
+            <w:r>
+              <w:rPr>
+                <w:noProof/>
+                <w:webHidden/>
+              </w:rPr>
+            </w:r>
+            <w:r>
+              <w:rPr>
                 <w:noProof/>
                 <w:webHidden/>
               </w:rPr>
@@ -1697,17 +1413,13 @@
             </w:r>
             <w:r>
               <w:rPr>
-                <w:b/>
-                <w:bCs/>
-                <w:noProof/>
-                <w:webHidden/>
-              </w:rPr>
-              <w:t>7</w:t>
-            </w:r>
-            <w:r>
-              <w:rPr>
-                <w:b/>
-                <w:bCs/>
+                <w:noProof/>
+                <w:webHidden/>
+              </w:rPr>
+              <w:t>8</w:t>
+            </w:r>
+            <w:r>
+              <w:rPr>
                 <w:noProof/>
                 <w:webHidden/>
               </w:rPr>
@@ -1724,15 +1436,13 @@
             <w:spacing w:line="360" w:lineRule="auto"/>
             <w:rPr>
               <w:rFonts w:eastAsiaTheme="minorEastAsia"/>
-              <w:b/>
-              <w:bCs/>
               <w:noProof/>
               <w:sz w:val="24"/>
               <w:szCs w:val="24"/>
               <w:lang w:eastAsia="en-GB"/>
             </w:rPr>
           </w:pPr>
-          <w:hyperlink w:anchor="_Toc223533405" w:history="1">
+          <w:hyperlink w:anchor="_Toc224397635" w:history="1">
             <w:r>
               <w:rPr>
                 <w:rStyle w:val="Hyperlink"/>
@@ -1744,8 +1454,6 @@
             </w:r>
             <w:r>
               <w:rPr>
-                <w:b/>
-                <w:bCs/>
                 <w:noProof/>
                 <w:webHidden/>
               </w:rPr>
@@ -1753,8 +1461,6 @@
             </w:r>
             <w:r>
               <w:rPr>
-                <w:b/>
-                <w:bCs/>
                 <w:noProof/>
                 <w:webHidden/>
               </w:rPr>
@@ -1762,25 +1468,19 @@
             </w:r>
             <w:r>
               <w:rPr>
-                <w:b/>
-                <w:bCs/>
-                <w:noProof/>
-                <w:webHidden/>
-              </w:rPr>
-              <w:instrText xml:space="preserve"> PAGEREF _Toc223533405 \h </w:instrText>
-            </w:r>
-            <w:r>
-              <w:rPr>
-                <w:b/>
-                <w:bCs/>
-                <w:noProof/>
-                <w:webHidden/>
-              </w:rPr>
-            </w:r>
-            <w:r>
-              <w:rPr>
-                <w:b/>
-                <w:bCs/>
+                <w:noProof/>
+                <w:webHidden/>
+              </w:rPr>
+              <w:instrText xml:space="preserve"> PAGEREF _Toc224397635 \h </w:instrText>
+            </w:r>
+            <w:r>
+              <w:rPr>
+                <w:noProof/>
+                <w:webHidden/>
+              </w:rPr>
+            </w:r>
+            <w:r>
+              <w:rPr>
                 <w:noProof/>
                 <w:webHidden/>
               </w:rPr>
@@ -1788,17 +1488,13 @@
             </w:r>
             <w:r>
               <w:rPr>
-                <w:b/>
-                <w:bCs/>
-                <w:noProof/>
-                <w:webHidden/>
-              </w:rPr>
-              <w:t>8</w:t>
-            </w:r>
-            <w:r>
-              <w:rPr>
-                <w:b/>
-                <w:bCs/>
+                <w:noProof/>
+                <w:webHidden/>
+              </w:rPr>
+              <w:t>9</w:t>
+            </w:r>
+            <w:r>
+              <w:rPr>
                 <w:noProof/>
                 <w:webHidden/>
               </w:rPr>
@@ -1815,15 +1511,13 @@
             <w:spacing w:line="360" w:lineRule="auto"/>
             <w:rPr>
               <w:rFonts w:eastAsiaTheme="minorEastAsia"/>
-              <w:b/>
-              <w:bCs/>
               <w:noProof/>
               <w:sz w:val="24"/>
               <w:szCs w:val="24"/>
               <w:lang w:eastAsia="en-GB"/>
             </w:rPr>
           </w:pPr>
-          <w:hyperlink w:anchor="_Toc223533406" w:history="1">
+          <w:hyperlink w:anchor="_Toc224397636" w:history="1">
             <w:r>
               <w:rPr>
                 <w:rStyle w:val="Hyperlink"/>
@@ -1835,8 +1529,6 @@
             </w:r>
             <w:r>
               <w:rPr>
-                <w:b/>
-                <w:bCs/>
                 <w:noProof/>
                 <w:webHidden/>
               </w:rPr>
@@ -1844,8 +1536,6 @@
             </w:r>
             <w:r>
               <w:rPr>
-                <w:b/>
-                <w:bCs/>
                 <w:noProof/>
                 <w:webHidden/>
               </w:rPr>
@@ -1853,25 +1543,19 @@
             </w:r>
             <w:r>
               <w:rPr>
-                <w:b/>
-                <w:bCs/>
-                <w:noProof/>
-                <w:webHidden/>
-              </w:rPr>
-              <w:instrText xml:space="preserve"> PAGEREF _Toc223533406 \h </w:instrText>
-            </w:r>
-            <w:r>
-              <w:rPr>
-                <w:b/>
-                <w:bCs/>
-                <w:noProof/>
-                <w:webHidden/>
-              </w:rPr>
-            </w:r>
-            <w:r>
-              <w:rPr>
-                <w:b/>
-                <w:bCs/>
+                <w:noProof/>
+                <w:webHidden/>
+              </w:rPr>
+              <w:instrText xml:space="preserve"> PAGEREF _Toc224397636 \h </w:instrText>
+            </w:r>
+            <w:r>
+              <w:rPr>
+                <w:noProof/>
+                <w:webHidden/>
+              </w:rPr>
+            </w:r>
+            <w:r>
+              <w:rPr>
                 <w:noProof/>
                 <w:webHidden/>
               </w:rPr>
@@ -1879,17 +1563,13 @@
             </w:r>
             <w:r>
               <w:rPr>
-                <w:b/>
-                <w:bCs/>
-                <w:noProof/>
-                <w:webHidden/>
-              </w:rPr>
-              <w:t>8</w:t>
-            </w:r>
-            <w:r>
-              <w:rPr>
-                <w:b/>
-                <w:bCs/>
+                <w:noProof/>
+                <w:webHidden/>
+              </w:rPr>
+              <w:t>9</w:t>
+            </w:r>
+            <w:r>
+              <w:rPr>
                 <w:noProof/>
                 <w:webHidden/>
               </w:rPr>
@@ -1906,15 +1586,13 @@
             <w:spacing w:line="360" w:lineRule="auto"/>
             <w:rPr>
               <w:rFonts w:eastAsiaTheme="minorEastAsia"/>
-              <w:b/>
-              <w:bCs/>
               <w:noProof/>
               <w:sz w:val="24"/>
               <w:szCs w:val="24"/>
               <w:lang w:eastAsia="en-GB"/>
             </w:rPr>
           </w:pPr>
-          <w:hyperlink w:anchor="_Toc223533407" w:history="1">
+          <w:hyperlink w:anchor="_Toc224397637" w:history="1">
             <w:r>
               <w:rPr>
                 <w:rStyle w:val="Hyperlink"/>
@@ -1926,8 +1604,6 @@
             </w:r>
             <w:r>
               <w:rPr>
-                <w:b/>
-                <w:bCs/>
                 <w:noProof/>
                 <w:webHidden/>
               </w:rPr>
@@ -1935,8 +1611,6 @@
             </w:r>
             <w:r>
               <w:rPr>
-                <w:b/>
-                <w:bCs/>
                 <w:noProof/>
                 <w:webHidden/>
               </w:rPr>
@@ -1944,25 +1618,19 @@
             </w:r>
             <w:r>
               <w:rPr>
-                <w:b/>
-                <w:bCs/>
-                <w:noProof/>
-                <w:webHidden/>
-              </w:rPr>
-              <w:instrText xml:space="preserve"> PAGEREF _Toc223533407 \h </w:instrText>
-            </w:r>
-            <w:r>
-              <w:rPr>
-                <w:b/>
-                <w:bCs/>
-                <w:noProof/>
-                <w:webHidden/>
-              </w:rPr>
-            </w:r>
-            <w:r>
-              <w:rPr>
-                <w:b/>
-                <w:bCs/>
+                <w:noProof/>
+                <w:webHidden/>
+              </w:rPr>
+              <w:instrText xml:space="preserve"> PAGEREF _Toc224397637 \h </w:instrText>
+            </w:r>
+            <w:r>
+              <w:rPr>
+                <w:noProof/>
+                <w:webHidden/>
+              </w:rPr>
+            </w:r>
+            <w:r>
+              <w:rPr>
                 <w:noProof/>
                 <w:webHidden/>
               </w:rPr>
@@ -1970,17 +1638,13 @@
             </w:r>
             <w:r>
               <w:rPr>
-                <w:b/>
-                <w:bCs/>
-                <w:noProof/>
-                <w:webHidden/>
-              </w:rPr>
-              <w:t>8</w:t>
-            </w:r>
-            <w:r>
-              <w:rPr>
-                <w:b/>
-                <w:bCs/>
+                <w:noProof/>
+                <w:webHidden/>
+              </w:rPr>
+              <w:t>9</w:t>
+            </w:r>
+            <w:r>
+              <w:rPr>
                 <w:noProof/>
                 <w:webHidden/>
               </w:rPr>
@@ -1997,15 +1661,13 @@
             <w:spacing w:line="360" w:lineRule="auto"/>
             <w:rPr>
               <w:rFonts w:eastAsiaTheme="minorEastAsia"/>
-              <w:b/>
-              <w:bCs/>
               <w:noProof/>
               <w:sz w:val="24"/>
               <w:szCs w:val="24"/>
               <w:lang w:eastAsia="en-GB"/>
             </w:rPr>
           </w:pPr>
-          <w:hyperlink w:anchor="_Toc223533408" w:history="1">
+          <w:hyperlink w:anchor="_Toc224397638" w:history="1">
             <w:r>
               <w:rPr>
                 <w:rStyle w:val="Hyperlink"/>
@@ -2017,8 +1679,6 @@
             </w:r>
             <w:r>
               <w:rPr>
-                <w:b/>
-                <w:bCs/>
                 <w:noProof/>
                 <w:webHidden/>
               </w:rPr>
@@ -2026,8 +1686,6 @@
             </w:r>
             <w:r>
               <w:rPr>
-                <w:b/>
-                <w:bCs/>
                 <w:noProof/>
                 <w:webHidden/>
               </w:rPr>
@@ -2035,25 +1693,19 @@
             </w:r>
             <w:r>
               <w:rPr>
-                <w:b/>
-                <w:bCs/>
-                <w:noProof/>
-                <w:webHidden/>
-              </w:rPr>
-              <w:instrText xml:space="preserve"> PAGEREF _Toc223533408 \h </w:instrText>
-            </w:r>
-            <w:r>
-              <w:rPr>
-                <w:b/>
-                <w:bCs/>
-                <w:noProof/>
-                <w:webHidden/>
-              </w:rPr>
-            </w:r>
-            <w:r>
-              <w:rPr>
-                <w:b/>
-                <w:bCs/>
+                <w:noProof/>
+                <w:webHidden/>
+              </w:rPr>
+              <w:instrText xml:space="preserve"> PAGEREF _Toc224397638 \h </w:instrText>
+            </w:r>
+            <w:r>
+              <w:rPr>
+                <w:noProof/>
+                <w:webHidden/>
+              </w:rPr>
+            </w:r>
+            <w:r>
+              <w:rPr>
                 <w:noProof/>
                 <w:webHidden/>
               </w:rPr>
@@ -2061,17 +1713,13 @@
             </w:r>
             <w:r>
               <w:rPr>
-                <w:b/>
-                <w:bCs/>
-                <w:noProof/>
-                <w:webHidden/>
-              </w:rPr>
-              <w:t>9</w:t>
-            </w:r>
-            <w:r>
-              <w:rPr>
-                <w:b/>
-                <w:bCs/>
+                <w:noProof/>
+                <w:webHidden/>
+              </w:rPr>
+              <w:t>10</w:t>
+            </w:r>
+            <w:r>
+              <w:rPr>
                 <w:noProof/>
                 <w:webHidden/>
               </w:rPr>
@@ -2088,29 +1736,24 @@
             <w:spacing w:line="360" w:lineRule="auto"/>
             <w:rPr>
               <w:rFonts w:eastAsiaTheme="minorEastAsia"/>
-              <w:b/>
-              <w:bCs/>
               <w:noProof/>
               <w:sz w:val="24"/>
               <w:szCs w:val="24"/>
               <w:lang w:eastAsia="en-GB"/>
             </w:rPr>
           </w:pPr>
-          <w:hyperlink w:anchor="_Toc223533409" w:history="1">
+          <w:hyperlink w:anchor="_Toc224397639" w:history="1">
             <w:r>
               <w:rPr>
                 <w:rStyle w:val="Hyperlink"/>
                 <w:b/>
                 <w:bCs/>
                 <w:noProof/>
-                <w:color w:val="auto"/>
               </w:rPr>
               <w:t>3.1 System Architecture</w:t>
             </w:r>
             <w:r>
               <w:rPr>
-                <w:b/>
-                <w:bCs/>
                 <w:noProof/>
                 <w:webHidden/>
               </w:rPr>
@@ -2118,8 +1761,6 @@
             </w:r>
             <w:r>
               <w:rPr>
-                <w:b/>
-                <w:bCs/>
                 <w:noProof/>
                 <w:webHidden/>
               </w:rPr>
@@ -2127,25 +1768,19 @@
             </w:r>
             <w:r>
               <w:rPr>
-                <w:b/>
-                <w:bCs/>
-                <w:noProof/>
-                <w:webHidden/>
-              </w:rPr>
-              <w:instrText xml:space="preserve"> PAGEREF _Toc223533409 \h </w:instrText>
-            </w:r>
-            <w:r>
-              <w:rPr>
-                <w:b/>
-                <w:bCs/>
-                <w:noProof/>
-                <w:webHidden/>
-              </w:rPr>
-            </w:r>
-            <w:r>
-              <w:rPr>
-                <w:b/>
-                <w:bCs/>
+                <w:noProof/>
+                <w:webHidden/>
+              </w:rPr>
+              <w:instrText xml:space="preserve"> PAGEREF _Toc224397639 \h </w:instrText>
+            </w:r>
+            <w:r>
+              <w:rPr>
+                <w:noProof/>
+                <w:webHidden/>
+              </w:rPr>
+            </w:r>
+            <w:r>
+              <w:rPr>
                 <w:noProof/>
                 <w:webHidden/>
               </w:rPr>
@@ -2153,17 +1788,13 @@
             </w:r>
             <w:r>
               <w:rPr>
-                <w:b/>
-                <w:bCs/>
-                <w:noProof/>
-                <w:webHidden/>
-              </w:rPr>
-              <w:t>9</w:t>
-            </w:r>
-            <w:r>
-              <w:rPr>
-                <w:b/>
-                <w:bCs/>
+                <w:noProof/>
+                <w:webHidden/>
+              </w:rPr>
+              <w:t>10</w:t>
+            </w:r>
+            <w:r>
+              <w:rPr>
                 <w:noProof/>
                 <w:webHidden/>
               </w:rPr>
@@ -2180,29 +1811,25 @@
             <w:spacing w:line="360" w:lineRule="auto"/>
             <w:rPr>
               <w:rFonts w:eastAsiaTheme="minorEastAsia"/>
-              <w:b/>
-              <w:bCs/>
               <w:noProof/>
               <w:sz w:val="24"/>
               <w:szCs w:val="24"/>
               <w:lang w:eastAsia="en-GB"/>
             </w:rPr>
           </w:pPr>
-          <w:hyperlink w:anchor="_Toc223533410" w:history="1">
+          <w:hyperlink w:anchor="_Toc224397640" w:history="1">
             <w:r>
               <w:rPr>
                 <w:rStyle w:val="Hyperlink"/>
                 <w:b/>
                 <w:bCs/>
                 <w:noProof/>
-                <w:color w:val="auto"/>
-              </w:rPr>
-              <w:t>3.2 System Functionality</w:t>
-            </w:r>
-            <w:r>
-              <w:rPr>
-                <w:b/>
-                <w:bCs/>
+                <w:color w:val="68A0B0" w:themeColor="hyperlink" w:themeTint="BF"/>
+              </w:rPr>
+              <w:t>3.1.2 Frontend component structure overview and code</w:t>
+            </w:r>
+            <w:r>
+              <w:rPr>
                 <w:noProof/>
                 <w:webHidden/>
               </w:rPr>
@@ -2210,8 +1837,6 @@
             </w:r>
             <w:r>
               <w:rPr>
-                <w:b/>
-                <w:bCs/>
                 <w:noProof/>
                 <w:webHidden/>
               </w:rPr>
@@ -2219,25 +1844,19 @@
             </w:r>
             <w:r>
               <w:rPr>
-                <w:b/>
-                <w:bCs/>
-                <w:noProof/>
-                <w:webHidden/>
-              </w:rPr>
-              <w:instrText xml:space="preserve"> PAGEREF _Toc223533410 \h </w:instrText>
-            </w:r>
-            <w:r>
-              <w:rPr>
-                <w:b/>
-                <w:bCs/>
-                <w:noProof/>
-                <w:webHidden/>
-              </w:rPr>
-            </w:r>
-            <w:r>
-              <w:rPr>
-                <w:b/>
-                <w:bCs/>
+                <w:noProof/>
+                <w:webHidden/>
+              </w:rPr>
+              <w:instrText xml:space="preserve"> PAGEREF _Toc224397640 \h </w:instrText>
+            </w:r>
+            <w:r>
+              <w:rPr>
+                <w:noProof/>
+                <w:webHidden/>
+              </w:rPr>
+            </w:r>
+            <w:r>
+              <w:rPr>
                 <w:noProof/>
                 <w:webHidden/>
               </w:rPr>
@@ -2245,17 +1864,86 @@
             </w:r>
             <w:r>
               <w:rPr>
-                <w:b/>
-                <w:bCs/>
-                <w:noProof/>
-                <w:webHidden/>
-              </w:rPr>
-              <w:t>10</w:t>
-            </w:r>
-            <w:r>
-              <w:rPr>
-                <w:b/>
-                <w:bCs/>
+                <w:noProof/>
+                <w:webHidden/>
+              </w:rPr>
+              <w:t>11</w:t>
+            </w:r>
+            <w:r>
+              <w:rPr>
+                <w:noProof/>
+                <w:webHidden/>
+              </w:rPr>
+              <w:fldChar w:fldCharType="end"/>
+            </w:r>
+          </w:hyperlink>
+        </w:p>
+        <w:p>
+          <w:pPr>
+            <w:pStyle w:val="TOC3"/>
+            <w:tabs>
+              <w:tab w:val="right" w:leader="dot" w:pos="9060"/>
+            </w:tabs>
+            <w:spacing w:line="360" w:lineRule="auto"/>
+            <w:rPr>
+              <w:rFonts w:eastAsiaTheme="minorEastAsia"/>
+              <w:noProof/>
+              <w:sz w:val="24"/>
+              <w:szCs w:val="24"/>
+              <w:lang w:eastAsia="en-GB"/>
+            </w:rPr>
+          </w:pPr>
+          <w:hyperlink w:anchor="_Toc224397641" w:history="1">
+            <w:r>
+              <w:rPr>
+                <w:rStyle w:val="Hyperlink"/>
+                <w:noProof/>
+              </w:rPr>
+              <w:t>3.1.2.1 Main.jsx</w:t>
+            </w:r>
+            <w:r>
+              <w:rPr>
+                <w:noProof/>
+                <w:webHidden/>
+              </w:rPr>
+              <w:tab/>
+            </w:r>
+            <w:r>
+              <w:rPr>
+                <w:noProof/>
+                <w:webHidden/>
+              </w:rPr>
+              <w:fldChar w:fldCharType="begin"/>
+            </w:r>
+            <w:r>
+              <w:rPr>
+                <w:noProof/>
+                <w:webHidden/>
+              </w:rPr>
+              <w:instrText xml:space="preserve"> PAGEREF _Toc224397641 \h </w:instrText>
+            </w:r>
+            <w:r>
+              <w:rPr>
+                <w:noProof/>
+                <w:webHidden/>
+              </w:rPr>
+            </w:r>
+            <w:r>
+              <w:rPr>
+                <w:noProof/>
+                <w:webHidden/>
+              </w:rPr>
+              <w:fldChar w:fldCharType="separate"/>
+            </w:r>
+            <w:r>
+              <w:rPr>
+                <w:noProof/>
+                <w:webHidden/>
+              </w:rPr>
+              <w:t>12</w:t>
+            </w:r>
+            <w:r>
+              <w:rPr>
                 <w:noProof/>
                 <w:webHidden/>
               </w:rPr>
@@ -2272,29 +1960,24 @@
             <w:spacing w:line="360" w:lineRule="auto"/>
             <w:rPr>
               <w:rFonts w:eastAsiaTheme="minorEastAsia"/>
-              <w:b/>
-              <w:bCs/>
               <w:noProof/>
               <w:sz w:val="24"/>
               <w:szCs w:val="24"/>
               <w:lang w:eastAsia="en-GB"/>
             </w:rPr>
           </w:pPr>
-          <w:hyperlink w:anchor="_Toc223533411" w:history="1">
+          <w:hyperlink w:anchor="_Toc224397642" w:history="1">
             <w:r>
               <w:rPr>
                 <w:rStyle w:val="Hyperlink"/>
                 <w:b/>
                 <w:bCs/>
                 <w:noProof/>
-                <w:color w:val="auto"/>
-              </w:rPr>
-              <w:t>3.2.1 Registration and login [2,3,4,5,6,7,8,9]</w:t>
-            </w:r>
-            <w:r>
-              <w:rPr>
-                <w:b/>
-                <w:bCs/>
+              </w:rPr>
+              <w:t>3.2 System Functionality</w:t>
+            </w:r>
+            <w:r>
+              <w:rPr>
                 <w:noProof/>
                 <w:webHidden/>
               </w:rPr>
@@ -2302,8 +1985,6 @@
             </w:r>
             <w:r>
               <w:rPr>
-                <w:b/>
-                <w:bCs/>
                 <w:noProof/>
                 <w:webHidden/>
               </w:rPr>
@@ -2311,25 +1992,19 @@
             </w:r>
             <w:r>
               <w:rPr>
-                <w:b/>
-                <w:bCs/>
-                <w:noProof/>
-                <w:webHidden/>
-              </w:rPr>
-              <w:instrText xml:space="preserve"> PAGEREF _Toc223533411 \h </w:instrText>
-            </w:r>
-            <w:r>
-              <w:rPr>
-                <w:b/>
-                <w:bCs/>
-                <w:noProof/>
-                <w:webHidden/>
-              </w:rPr>
-            </w:r>
-            <w:r>
-              <w:rPr>
-                <w:b/>
-                <w:bCs/>
+                <w:noProof/>
+                <w:webHidden/>
+              </w:rPr>
+              <w:instrText xml:space="preserve"> PAGEREF _Toc224397642 \h </w:instrText>
+            </w:r>
+            <w:r>
+              <w:rPr>
+                <w:noProof/>
+                <w:webHidden/>
+              </w:rPr>
+            </w:r>
+            <w:r>
+              <w:rPr>
                 <w:noProof/>
                 <w:webHidden/>
               </w:rPr>
@@ -2337,17 +2012,13 @@
             </w:r>
             <w:r>
               <w:rPr>
-                <w:b/>
-                <w:bCs/>
-                <w:noProof/>
-                <w:webHidden/>
-              </w:rPr>
-              <w:t>10</w:t>
-            </w:r>
-            <w:r>
-              <w:rPr>
-                <w:b/>
-                <w:bCs/>
+                <w:noProof/>
+                <w:webHidden/>
+              </w:rPr>
+              <w:t>14</w:t>
+            </w:r>
+            <w:r>
+              <w:rPr>
                 <w:noProof/>
                 <w:webHidden/>
               </w:rPr>
@@ -2364,29 +2035,24 @@
             <w:spacing w:line="360" w:lineRule="auto"/>
             <w:rPr>
               <w:rFonts w:eastAsiaTheme="minorEastAsia"/>
-              <w:b/>
-              <w:bCs/>
               <w:noProof/>
               <w:sz w:val="24"/>
               <w:szCs w:val="24"/>
               <w:lang w:eastAsia="en-GB"/>
             </w:rPr>
           </w:pPr>
-          <w:hyperlink w:anchor="_Toc223533412" w:history="1">
+          <w:hyperlink w:anchor="_Toc224397643" w:history="1">
             <w:r>
               <w:rPr>
                 <w:rStyle w:val="Hyperlink"/>
                 <w:b/>
                 <w:bCs/>
                 <w:noProof/>
-                <w:color w:val="auto"/>
-              </w:rPr>
-              <w:t>3.2.2 Tutor searching</w:t>
-            </w:r>
-            <w:r>
-              <w:rPr>
-                <w:b/>
-                <w:bCs/>
+              </w:rPr>
+              <w:t>3.2.1 User registration [18,19,20,21,22,23,24,25,26]</w:t>
+            </w:r>
+            <w:r>
+              <w:rPr>
                 <w:noProof/>
                 <w:webHidden/>
               </w:rPr>
@@ -2394,8 +2060,6 @@
             </w:r>
             <w:r>
               <w:rPr>
-                <w:b/>
-                <w:bCs/>
                 <w:noProof/>
                 <w:webHidden/>
               </w:rPr>
@@ -2403,25 +2067,19 @@
             </w:r>
             <w:r>
               <w:rPr>
-                <w:b/>
-                <w:bCs/>
-                <w:noProof/>
-                <w:webHidden/>
-              </w:rPr>
-              <w:instrText xml:space="preserve"> PAGEREF _Toc223533412 \h </w:instrText>
-            </w:r>
-            <w:r>
-              <w:rPr>
-                <w:b/>
-                <w:bCs/>
-                <w:noProof/>
-                <w:webHidden/>
-              </w:rPr>
-            </w:r>
-            <w:r>
-              <w:rPr>
-                <w:b/>
-                <w:bCs/>
+                <w:noProof/>
+                <w:webHidden/>
+              </w:rPr>
+              <w:instrText xml:space="preserve"> PAGEREF _Toc224397643 \h </w:instrText>
+            </w:r>
+            <w:r>
+              <w:rPr>
+                <w:noProof/>
+                <w:webHidden/>
+              </w:rPr>
+            </w:r>
+            <w:r>
+              <w:rPr>
                 <w:noProof/>
                 <w:webHidden/>
               </w:rPr>
@@ -2429,17 +2087,13 @@
             </w:r>
             <w:r>
               <w:rPr>
-                <w:b/>
-                <w:bCs/>
-                <w:noProof/>
-                <w:webHidden/>
-              </w:rPr>
-              <w:t>12</w:t>
-            </w:r>
-            <w:r>
-              <w:rPr>
-                <w:b/>
-                <w:bCs/>
+                <w:noProof/>
+                <w:webHidden/>
+              </w:rPr>
+              <w:t>14</w:t>
+            </w:r>
+            <w:r>
+              <w:rPr>
                 <w:noProof/>
                 <w:webHidden/>
               </w:rPr>
@@ -2456,29 +2110,24 @@
             <w:spacing w:line="360" w:lineRule="auto"/>
             <w:rPr>
               <w:rFonts w:eastAsiaTheme="minorEastAsia"/>
-              <w:b/>
-              <w:bCs/>
               <w:noProof/>
               <w:sz w:val="24"/>
               <w:szCs w:val="24"/>
               <w:lang w:eastAsia="en-GB"/>
             </w:rPr>
           </w:pPr>
-          <w:hyperlink w:anchor="_Toc223533413" w:history="1">
+          <w:hyperlink w:anchor="_Toc224397644" w:history="1">
             <w:r>
               <w:rPr>
                 <w:rStyle w:val="Hyperlink"/>
                 <w:b/>
                 <w:bCs/>
                 <w:noProof/>
-                <w:color w:val="auto"/>
-              </w:rPr>
-              <w:t>3.2.3 Lesson booking</w:t>
-            </w:r>
-            <w:r>
-              <w:rPr>
-                <w:b/>
-                <w:bCs/>
+              </w:rPr>
+              <w:t>3.2.2 User login</w:t>
+            </w:r>
+            <w:r>
+              <w:rPr>
                 <w:noProof/>
                 <w:webHidden/>
               </w:rPr>
@@ -2486,8 +2135,6 @@
             </w:r>
             <w:r>
               <w:rPr>
-                <w:b/>
-                <w:bCs/>
                 <w:noProof/>
                 <w:webHidden/>
               </w:rPr>
@@ -2495,25 +2142,19 @@
             </w:r>
             <w:r>
               <w:rPr>
-                <w:b/>
-                <w:bCs/>
-                <w:noProof/>
-                <w:webHidden/>
-              </w:rPr>
-              <w:instrText xml:space="preserve"> PAGEREF _Toc223533413 \h </w:instrText>
-            </w:r>
-            <w:r>
-              <w:rPr>
-                <w:b/>
-                <w:bCs/>
-                <w:noProof/>
-                <w:webHidden/>
-              </w:rPr>
-            </w:r>
-            <w:r>
-              <w:rPr>
-                <w:b/>
-                <w:bCs/>
+                <w:noProof/>
+                <w:webHidden/>
+              </w:rPr>
+              <w:instrText xml:space="preserve"> PAGEREF _Toc224397644 \h </w:instrText>
+            </w:r>
+            <w:r>
+              <w:rPr>
+                <w:noProof/>
+                <w:webHidden/>
+              </w:rPr>
+            </w:r>
+            <w:r>
+              <w:rPr>
                 <w:noProof/>
                 <w:webHidden/>
               </w:rPr>
@@ -2521,17 +2162,13 @@
             </w:r>
             <w:r>
               <w:rPr>
-                <w:b/>
-                <w:bCs/>
-                <w:noProof/>
-                <w:webHidden/>
-              </w:rPr>
-              <w:t>12</w:t>
-            </w:r>
-            <w:r>
-              <w:rPr>
-                <w:b/>
-                <w:bCs/>
+                <w:noProof/>
+                <w:webHidden/>
+              </w:rPr>
+              <w:t>15</w:t>
+            </w:r>
+            <w:r>
+              <w:rPr>
                 <w:noProof/>
                 <w:webHidden/>
               </w:rPr>
@@ -2548,29 +2185,24 @@
             <w:spacing w:line="360" w:lineRule="auto"/>
             <w:rPr>
               <w:rFonts w:eastAsiaTheme="minorEastAsia"/>
-              <w:b/>
-              <w:bCs/>
               <w:noProof/>
               <w:sz w:val="24"/>
               <w:szCs w:val="24"/>
               <w:lang w:eastAsia="en-GB"/>
             </w:rPr>
           </w:pPr>
-          <w:hyperlink w:anchor="_Toc223533414" w:history="1">
+          <w:hyperlink w:anchor="_Toc224397645" w:history="1">
             <w:r>
               <w:rPr>
                 <w:rStyle w:val="Hyperlink"/>
                 <w:b/>
                 <w:bCs/>
                 <w:noProof/>
-                <w:color w:val="auto"/>
-              </w:rPr>
-              <w:t>3.2.4 Webchat</w:t>
-            </w:r>
-            <w:r>
-              <w:rPr>
-                <w:b/>
-                <w:bCs/>
+              </w:rPr>
+              <w:t>3.2.3 Tutor searching [27,28]</w:t>
+            </w:r>
+            <w:r>
+              <w:rPr>
                 <w:noProof/>
                 <w:webHidden/>
               </w:rPr>
@@ -2578,8 +2210,6 @@
             </w:r>
             <w:r>
               <w:rPr>
-                <w:b/>
-                <w:bCs/>
                 <w:noProof/>
                 <w:webHidden/>
               </w:rPr>
@@ -2587,25 +2217,19 @@
             </w:r>
             <w:r>
               <w:rPr>
-                <w:b/>
-                <w:bCs/>
-                <w:noProof/>
-                <w:webHidden/>
-              </w:rPr>
-              <w:instrText xml:space="preserve"> PAGEREF _Toc223533414 \h </w:instrText>
-            </w:r>
-            <w:r>
-              <w:rPr>
-                <w:b/>
-                <w:bCs/>
-                <w:noProof/>
-                <w:webHidden/>
-              </w:rPr>
-            </w:r>
-            <w:r>
-              <w:rPr>
-                <w:b/>
-                <w:bCs/>
+                <w:noProof/>
+                <w:webHidden/>
+              </w:rPr>
+              <w:instrText xml:space="preserve"> PAGEREF _Toc224397645 \h </w:instrText>
+            </w:r>
+            <w:r>
+              <w:rPr>
+                <w:noProof/>
+                <w:webHidden/>
+              </w:rPr>
+            </w:r>
+            <w:r>
+              <w:rPr>
                 <w:noProof/>
                 <w:webHidden/>
               </w:rPr>
@@ -2613,17 +2237,13 @@
             </w:r>
             <w:r>
               <w:rPr>
-                <w:b/>
-                <w:bCs/>
-                <w:noProof/>
-                <w:webHidden/>
-              </w:rPr>
-              <w:t>12</w:t>
-            </w:r>
-            <w:r>
-              <w:rPr>
-                <w:b/>
-                <w:bCs/>
+                <w:noProof/>
+                <w:webHidden/>
+              </w:rPr>
+              <w:t>16</w:t>
+            </w:r>
+            <w:r>
+              <w:rPr>
                 <w:noProof/>
                 <w:webHidden/>
               </w:rPr>
@@ -2640,15 +2260,13 @@
             <w:spacing w:line="360" w:lineRule="auto"/>
             <w:rPr>
               <w:rFonts w:eastAsiaTheme="minorEastAsia"/>
-              <w:b/>
-              <w:bCs/>
               <w:noProof/>
               <w:sz w:val="24"/>
               <w:szCs w:val="24"/>
               <w:lang w:eastAsia="en-GB"/>
             </w:rPr>
           </w:pPr>
-          <w:hyperlink w:anchor="_Toc223533415" w:history="1">
+          <w:hyperlink w:anchor="_Toc224397646" w:history="1">
             <w:r>
               <w:rPr>
                 <w:rStyle w:val="Hyperlink"/>
@@ -2656,65 +2274,594 @@
                 <w:bCs/>
                 <w:noProof/>
               </w:rPr>
-              <w:t>References</w:t>
-            </w:r>
-            <w:r>
-              <w:rPr>
+              <w:t>3.2.4 Lesson booking [29,30,31,32,33,34,35,36,37,38]</w:t>
+            </w:r>
+            <w:r>
+              <w:rPr>
+                <w:noProof/>
+                <w:webHidden/>
+              </w:rPr>
+              <w:tab/>
+            </w:r>
+            <w:r>
+              <w:rPr>
+                <w:noProof/>
+                <w:webHidden/>
+              </w:rPr>
+              <w:fldChar w:fldCharType="begin"/>
+            </w:r>
+            <w:r>
+              <w:rPr>
+                <w:noProof/>
+                <w:webHidden/>
+              </w:rPr>
+              <w:instrText xml:space="preserve"> PAGEREF _Toc224397646 \h </w:instrText>
+            </w:r>
+            <w:r>
+              <w:rPr>
+                <w:noProof/>
+                <w:webHidden/>
+              </w:rPr>
+            </w:r>
+            <w:r>
+              <w:rPr>
+                <w:noProof/>
+                <w:webHidden/>
+              </w:rPr>
+              <w:fldChar w:fldCharType="separate"/>
+            </w:r>
+            <w:r>
+              <w:rPr>
+                <w:noProof/>
+                <w:webHidden/>
+              </w:rPr>
+              <w:t>16</w:t>
+            </w:r>
+            <w:r>
+              <w:rPr>
+                <w:noProof/>
+                <w:webHidden/>
+              </w:rPr>
+              <w:fldChar w:fldCharType="end"/>
+            </w:r>
+          </w:hyperlink>
+        </w:p>
+        <w:p>
+          <w:pPr>
+            <w:pStyle w:val="TOC2"/>
+            <w:tabs>
+              <w:tab w:val="right" w:leader="dot" w:pos="9060"/>
+            </w:tabs>
+            <w:spacing w:line="360" w:lineRule="auto"/>
+            <w:rPr>
+              <w:rFonts w:eastAsiaTheme="minorEastAsia"/>
+              <w:noProof/>
+              <w:sz w:val="24"/>
+              <w:szCs w:val="24"/>
+              <w:lang w:eastAsia="en-GB"/>
+            </w:rPr>
+          </w:pPr>
+          <w:hyperlink w:anchor="_Toc224397647" w:history="1">
+            <w:r>
+              <w:rPr>
+                <w:rStyle w:val="Hyperlink"/>
                 <w:b/>
                 <w:bCs/>
                 <w:noProof/>
+              </w:rPr>
+              <w:t>3.2.5 Real-time messaging [39,40,41,42,43,44,45,46,47,48]</w:t>
+            </w:r>
+            <w:r>
+              <w:rPr>
+                <w:noProof/>
                 <w:webHidden/>
               </w:rPr>
               <w:tab/>
             </w:r>
             <w:r>
               <w:rPr>
+                <w:noProof/>
+                <w:webHidden/>
+              </w:rPr>
+              <w:fldChar w:fldCharType="begin"/>
+            </w:r>
+            <w:r>
+              <w:rPr>
+                <w:noProof/>
+                <w:webHidden/>
+              </w:rPr>
+              <w:instrText xml:space="preserve"> PAGEREF _Toc224397647 \h </w:instrText>
+            </w:r>
+            <w:r>
+              <w:rPr>
+                <w:noProof/>
+                <w:webHidden/>
+              </w:rPr>
+            </w:r>
+            <w:r>
+              <w:rPr>
+                <w:noProof/>
+                <w:webHidden/>
+              </w:rPr>
+              <w:fldChar w:fldCharType="separate"/>
+            </w:r>
+            <w:r>
+              <w:rPr>
+                <w:noProof/>
+                <w:webHidden/>
+              </w:rPr>
+              <w:t>19</w:t>
+            </w:r>
+            <w:r>
+              <w:rPr>
+                <w:noProof/>
+                <w:webHidden/>
+              </w:rPr>
+              <w:fldChar w:fldCharType="end"/>
+            </w:r>
+          </w:hyperlink>
+        </w:p>
+        <w:p>
+          <w:pPr>
+            <w:pStyle w:val="TOC1"/>
+            <w:tabs>
+              <w:tab w:val="right" w:leader="dot" w:pos="9060"/>
+            </w:tabs>
+            <w:spacing w:line="360" w:lineRule="auto"/>
+            <w:rPr>
+              <w:rFonts w:eastAsiaTheme="minorEastAsia"/>
+              <w:noProof/>
+              <w:sz w:val="24"/>
+              <w:szCs w:val="24"/>
+              <w:lang w:eastAsia="en-GB"/>
+            </w:rPr>
+          </w:pPr>
+          <w:hyperlink w:anchor="_Toc224397648" w:history="1">
+            <w:r>
+              <w:rPr>
+                <w:rStyle w:val="Hyperlink"/>
                 <w:b/>
                 <w:bCs/>
                 <w:noProof/>
+              </w:rPr>
+              <w:t>Appendices</w:t>
+            </w:r>
+            <w:r>
+              <w:rPr>
+                <w:noProof/>
+                <w:webHidden/>
+              </w:rPr>
+              <w:tab/>
+            </w:r>
+            <w:r>
+              <w:rPr>
+                <w:noProof/>
                 <w:webHidden/>
               </w:rPr>
               <w:fldChar w:fldCharType="begin"/>
             </w:r>
             <w:r>
               <w:rPr>
+                <w:noProof/>
+                <w:webHidden/>
+              </w:rPr>
+              <w:instrText xml:space="preserve"> PAGEREF _Toc224397648 \h </w:instrText>
+            </w:r>
+            <w:r>
+              <w:rPr>
+                <w:noProof/>
+                <w:webHidden/>
+              </w:rPr>
+            </w:r>
+            <w:r>
+              <w:rPr>
+                <w:noProof/>
+                <w:webHidden/>
+              </w:rPr>
+              <w:fldChar w:fldCharType="separate"/>
+            </w:r>
+            <w:r>
+              <w:rPr>
+                <w:noProof/>
+                <w:webHidden/>
+              </w:rPr>
+              <w:t>22</w:t>
+            </w:r>
+            <w:r>
+              <w:rPr>
+                <w:noProof/>
+                <w:webHidden/>
+              </w:rPr>
+              <w:fldChar w:fldCharType="end"/>
+            </w:r>
+          </w:hyperlink>
+        </w:p>
+        <w:p>
+          <w:pPr>
+            <w:pStyle w:val="TOC2"/>
+            <w:tabs>
+              <w:tab w:val="right" w:leader="dot" w:pos="9060"/>
+            </w:tabs>
+            <w:spacing w:line="360" w:lineRule="auto"/>
+            <w:rPr>
+              <w:rFonts w:eastAsiaTheme="minorEastAsia"/>
+              <w:noProof/>
+              <w:sz w:val="24"/>
+              <w:szCs w:val="24"/>
+              <w:lang w:eastAsia="en-GB"/>
+            </w:rPr>
+          </w:pPr>
+          <w:hyperlink w:anchor="_Toc224397649" w:history="1">
+            <w:r>
+              <w:rPr>
+                <w:rStyle w:val="Hyperlink"/>
                 <w:b/>
                 <w:bCs/>
                 <w:noProof/>
-                <w:webHidden/>
-              </w:rPr>
-              <w:instrText xml:space="preserve"> PAGEREF _Toc223533415 \h </w:instrText>
-            </w:r>
-            <w:r>
-              <w:rPr>
+              </w:rPr>
+              <w:t>Appendix 1: Code snippets.</w:t>
+            </w:r>
+            <w:r>
+              <w:rPr>
+                <w:noProof/>
+                <w:webHidden/>
+              </w:rPr>
+              <w:tab/>
+            </w:r>
+            <w:r>
+              <w:rPr>
+                <w:noProof/>
+                <w:webHidden/>
+              </w:rPr>
+              <w:fldChar w:fldCharType="begin"/>
+            </w:r>
+            <w:r>
+              <w:rPr>
+                <w:noProof/>
+                <w:webHidden/>
+              </w:rPr>
+              <w:instrText xml:space="preserve"> PAGEREF _Toc224397649 \h </w:instrText>
+            </w:r>
+            <w:r>
+              <w:rPr>
+                <w:noProof/>
+                <w:webHidden/>
+              </w:rPr>
+            </w:r>
+            <w:r>
+              <w:rPr>
+                <w:noProof/>
+                <w:webHidden/>
+              </w:rPr>
+              <w:fldChar w:fldCharType="separate"/>
+            </w:r>
+            <w:r>
+              <w:rPr>
+                <w:noProof/>
+                <w:webHidden/>
+              </w:rPr>
+              <w:t>23</w:t>
+            </w:r>
+            <w:r>
+              <w:rPr>
+                <w:noProof/>
+                <w:webHidden/>
+              </w:rPr>
+              <w:fldChar w:fldCharType="end"/>
+            </w:r>
+          </w:hyperlink>
+        </w:p>
+        <w:p>
+          <w:pPr>
+            <w:pStyle w:val="TOC3"/>
+            <w:tabs>
+              <w:tab w:val="right" w:leader="dot" w:pos="9060"/>
+            </w:tabs>
+            <w:spacing w:line="360" w:lineRule="auto"/>
+            <w:rPr>
+              <w:rFonts w:eastAsiaTheme="minorEastAsia"/>
+              <w:noProof/>
+              <w:sz w:val="24"/>
+              <w:szCs w:val="24"/>
+              <w:lang w:eastAsia="en-GB"/>
+            </w:rPr>
+          </w:pPr>
+          <w:hyperlink w:anchor="_Toc224397650" w:history="1">
+            <w:r>
+              <w:rPr>
+                <w:rStyle w:val="Hyperlink"/>
                 <w:b/>
                 <w:bCs/>
                 <w:noProof/>
-                <w:webHidden/>
-              </w:rPr>
-            </w:r>
-            <w:r>
-              <w:rPr>
+              </w:rPr>
+              <w:t>1.1 Tutor registration</w:t>
+            </w:r>
+            <w:r>
+              <w:rPr>
+                <w:noProof/>
+                <w:webHidden/>
+              </w:rPr>
+              <w:tab/>
+            </w:r>
+            <w:r>
+              <w:rPr>
+                <w:noProof/>
+                <w:webHidden/>
+              </w:rPr>
+              <w:fldChar w:fldCharType="begin"/>
+            </w:r>
+            <w:r>
+              <w:rPr>
+                <w:noProof/>
+                <w:webHidden/>
+              </w:rPr>
+              <w:instrText xml:space="preserve"> PAGEREF _Toc224397650 \h </w:instrText>
+            </w:r>
+            <w:r>
+              <w:rPr>
+                <w:noProof/>
+                <w:webHidden/>
+              </w:rPr>
+            </w:r>
+            <w:r>
+              <w:rPr>
+                <w:noProof/>
+                <w:webHidden/>
+              </w:rPr>
+              <w:fldChar w:fldCharType="separate"/>
+            </w:r>
+            <w:r>
+              <w:rPr>
+                <w:noProof/>
+                <w:webHidden/>
+              </w:rPr>
+              <w:t>23</w:t>
+            </w:r>
+            <w:r>
+              <w:rPr>
+                <w:noProof/>
+                <w:webHidden/>
+              </w:rPr>
+              <w:fldChar w:fldCharType="end"/>
+            </w:r>
+          </w:hyperlink>
+        </w:p>
+        <w:p>
+          <w:pPr>
+            <w:pStyle w:val="TOC3"/>
+            <w:tabs>
+              <w:tab w:val="right" w:leader="dot" w:pos="9060"/>
+            </w:tabs>
+            <w:spacing w:line="360" w:lineRule="auto"/>
+            <w:rPr>
+              <w:rFonts w:eastAsiaTheme="minorEastAsia"/>
+              <w:noProof/>
+              <w:sz w:val="24"/>
+              <w:szCs w:val="24"/>
+              <w:lang w:eastAsia="en-GB"/>
+            </w:rPr>
+          </w:pPr>
+          <w:hyperlink w:anchor="_Toc224397651" w:history="1">
+            <w:r>
+              <w:rPr>
+                <w:rStyle w:val="Hyperlink"/>
                 <w:b/>
                 <w:bCs/>
                 <w:noProof/>
+              </w:rPr>
+              <w:t>1.2 buildUserInfo() function</w:t>
+            </w:r>
+            <w:r>
+              <w:rPr>
+                <w:noProof/>
+                <w:webHidden/>
+              </w:rPr>
+              <w:tab/>
+            </w:r>
+            <w:r>
+              <w:rPr>
+                <w:noProof/>
+                <w:webHidden/>
+              </w:rPr>
+              <w:fldChar w:fldCharType="begin"/>
+            </w:r>
+            <w:r>
+              <w:rPr>
+                <w:noProof/>
+                <w:webHidden/>
+              </w:rPr>
+              <w:instrText xml:space="preserve"> PAGEREF _Toc224397651 \h </w:instrText>
+            </w:r>
+            <w:r>
+              <w:rPr>
+                <w:noProof/>
+                <w:webHidden/>
+              </w:rPr>
+            </w:r>
+            <w:r>
+              <w:rPr>
+                <w:noProof/>
                 <w:webHidden/>
               </w:rPr>
               <w:fldChar w:fldCharType="separate"/>
             </w:r>
             <w:r>
               <w:rPr>
+                <w:noProof/>
+                <w:webHidden/>
+              </w:rPr>
+              <w:t>26</w:t>
+            </w:r>
+            <w:r>
+              <w:rPr>
+                <w:noProof/>
+                <w:webHidden/>
+              </w:rPr>
+              <w:fldChar w:fldCharType="end"/>
+            </w:r>
+          </w:hyperlink>
+        </w:p>
+        <w:p>
+          <w:pPr>
+            <w:pStyle w:val="TOC3"/>
+            <w:tabs>
+              <w:tab w:val="right" w:leader="dot" w:pos="9060"/>
+            </w:tabs>
+            <w:spacing w:line="360" w:lineRule="auto"/>
+            <w:rPr>
+              <w:rFonts w:eastAsiaTheme="minorEastAsia"/>
+              <w:noProof/>
+              <w:sz w:val="24"/>
+              <w:szCs w:val="24"/>
+              <w:lang w:eastAsia="en-GB"/>
+            </w:rPr>
+          </w:pPr>
+          <w:hyperlink w:anchor="_Toc224397652" w:history="1">
+            <w:r>
+              <w:rPr>
+                <w:rStyle w:val="Hyperlink"/>
                 <w:b/>
                 <w:bCs/>
                 <w:noProof/>
-                <w:webHidden/>
-              </w:rPr>
-              <w:t>13</w:t>
-            </w:r>
-            <w:r>
-              <w:rPr>
+              </w:rPr>
+              <w:t xml:space="preserve">1.3 </w:t>
+            </w:r>
+            <w:r>
+              <w:rPr>
+                <w:rStyle w:val="Hyperlink"/>
                 <w:b/>
                 <w:bCs/>
+                <w:noProof/>
+              </w:rPr>
+              <w:t>Socket.io</w:t>
+            </w:r>
+            <w:r>
+              <w:rPr>
+                <w:rStyle w:val="Hyperlink"/>
+                <w:b/>
+                <w:bCs/>
+                <w:noProof/>
+              </w:rPr>
+              <w:t xml:space="preserve"> real-time messaging</w:t>
+            </w:r>
+            <w:r>
+              <w:rPr>
+                <w:noProof/>
+                <w:webHidden/>
+              </w:rPr>
+              <w:tab/>
+            </w:r>
+            <w:r>
+              <w:rPr>
+                <w:noProof/>
+                <w:webHidden/>
+              </w:rPr>
+              <w:fldChar w:fldCharType="begin"/>
+            </w:r>
+            <w:r>
+              <w:rPr>
+                <w:noProof/>
+                <w:webHidden/>
+              </w:rPr>
+              <w:instrText xml:space="preserve"> PAGEREF _Toc224397652 \h </w:instrText>
+            </w:r>
+            <w:r>
+              <w:rPr>
+                <w:noProof/>
+                <w:webHidden/>
+              </w:rPr>
+            </w:r>
+            <w:r>
+              <w:rPr>
+                <w:noProof/>
+                <w:webHidden/>
+              </w:rPr>
+              <w:fldChar w:fldCharType="separate"/>
+            </w:r>
+            <w:r>
+              <w:rPr>
+                <w:noProof/>
+                <w:webHidden/>
+              </w:rPr>
+              <w:t>27</w:t>
+            </w:r>
+            <w:r>
+              <w:rPr>
+                <w:noProof/>
+                <w:webHidden/>
+              </w:rPr>
+              <w:fldChar w:fldCharType="end"/>
+            </w:r>
+          </w:hyperlink>
+        </w:p>
+        <w:p>
+          <w:pPr>
+            <w:pStyle w:val="TOC2"/>
+            <w:tabs>
+              <w:tab w:val="right" w:leader="dot" w:pos="9060"/>
+            </w:tabs>
+            <w:spacing w:line="360" w:lineRule="auto"/>
+            <w:rPr>
+              <w:rFonts w:eastAsiaTheme="minorEastAsia"/>
+              <w:noProof/>
+              <w:sz w:val="24"/>
+              <w:szCs w:val="24"/>
+              <w:lang w:eastAsia="en-GB"/>
+            </w:rPr>
+          </w:pPr>
+          <w:hyperlink w:anchor="_Toc224397655" w:history="1">
+            <w:r>
+              <w:rPr>
+                <w:rStyle w:val="Hyperlink"/>
+                <w:b/>
+                <w:bCs/>
+                <w:noProof/>
+              </w:rPr>
+              <w:t>References</w:t>
+            </w:r>
+            <w:r>
+              <w:rPr>
+                <w:noProof/>
+                <w:webHidden/>
+              </w:rPr>
+              <w:tab/>
+            </w:r>
+            <w:r>
+              <w:rPr>
+                <w:noProof/>
+                <w:webHidden/>
+              </w:rPr>
+              <w:fldChar w:fldCharType="begin"/>
+            </w:r>
+            <w:r>
+              <w:rPr>
+                <w:noProof/>
+                <w:webHidden/>
+              </w:rPr>
+              <w:instrText xml:space="preserve"> PAGEREF _Toc224397655 \h </w:instrText>
+            </w:r>
+            <w:r>
+              <w:rPr>
+                <w:noProof/>
+                <w:webHidden/>
+              </w:rPr>
+            </w:r>
+            <w:r>
+              <w:rPr>
+                <w:noProof/>
+                <w:webHidden/>
+              </w:rPr>
+              <w:fldChar w:fldCharType="separate"/>
+            </w:r>
+            <w:r>
+              <w:rPr>
+                <w:noProof/>
+                <w:webHidden/>
+              </w:rPr>
+              <w:t>31</w:t>
+            </w:r>
+            <w:r>
+              <w:rPr>
                 <w:noProof/>
                 <w:webHidden/>
               </w:rPr>
@@ -2731,7 +2878,6 @@
               <w:b/>
               <w:bCs/>
             </w:rPr>
-            <w:lastRenderedPageBreak/>
             <w:fldChar w:fldCharType="end"/>
           </w:r>
         </w:p>
@@ -2770,7 +2916,7 @@
           <w:szCs w:val="28"/>
         </w:rPr>
       </w:pPr>
-      <w:bookmarkStart w:id="0" w:name="_Toc223533387"/>
+      <w:bookmarkStart w:id="0" w:name="_Toc224397617"/>
       <w:r>
         <w:rPr>
           <w:rFonts w:ascii="Garamond" w:hAnsi="Garamond"/>
@@ -2805,7 +2951,15 @@
         <w:spacing w:before="200" w:after="0" w:line="360" w:lineRule="auto"/>
       </w:pPr>
       <w:r>
-        <w:t>Students and their parents or guardians can struggle to find tutors meeting their needs in terms of instrument, skill level, availability, and a child’s special needs. Parents may find it difficult to assuage safeguarding concerns with an unknown adult as tutor advertisements can be vague on personal details. They may also have concerns over quality due to a lack of tutor reviews. Without a real-time means of communication and an integrated calendar system, scheduling may be particularly difficult for parents trying to juggle work and personal commitments.  Finally, both tutors and students can run into issues if there is no integrated payment processing system and a clear cancellation policy.</w:t>
+        <w:t xml:space="preserve">Students and their parents or guardians can struggle to find tutors meeting their needs in terms of instrument, skill level, availability, and a child’s special needs. Parents may find it difficult to assuage safeguarding concerns with an unknown adult as tutor advertisements can be vague on personal details. They may also have concerns over quality due to a lack of tutor reviews. Without a real-time means of communication and an integrated calendar system, scheduling may be particularly difficult for parents trying to juggle work and personal commitments.  Finally, both tutors and students can run into issues if there </w:t>
+      </w:r>
+      <w:proofErr w:type="gramStart"/>
+      <w:r>
+        <w:t>is</w:t>
+      </w:r>
+      <w:proofErr w:type="gramEnd"/>
+      <w:r>
+        <w:t xml:space="preserve"> no integrated payment processing system and a clear cancellation policy.</w:t>
       </w:r>
     </w:p>
     <w:p>
@@ -2828,7 +2982,7 @@
           <w:szCs w:val="28"/>
         </w:rPr>
       </w:pPr>
-      <w:bookmarkStart w:id="1" w:name="_Toc223533388"/>
+      <w:bookmarkStart w:id="1" w:name="_Toc224397618"/>
       <w:r>
         <w:rPr>
           <w:rFonts w:ascii="Garamond" w:hAnsi="Garamond"/>
@@ -2957,7 +3111,7 @@
           <w:szCs w:val="28"/>
         </w:rPr>
       </w:pPr>
-      <w:bookmarkStart w:id="2" w:name="_Toc223533389"/>
+      <w:bookmarkStart w:id="2" w:name="_Toc224397619"/>
       <w:r>
         <w:rPr>
           <w:rFonts w:ascii="Garamond" w:hAnsi="Garamond"/>
@@ -2991,7 +3145,7 @@
           <w:szCs w:val="24"/>
         </w:rPr>
       </w:pPr>
-      <w:bookmarkStart w:id="3" w:name="_Toc223533390"/>
+      <w:bookmarkStart w:id="3" w:name="_Toc224397620"/>
       <w:r>
         <w:rPr>
           <w:rFonts w:ascii="Garamond" w:hAnsi="Garamond"/>
@@ -3058,7 +3212,15 @@
         <w:spacing w:before="200" w:after="0" w:line="360" w:lineRule="auto"/>
       </w:pPr>
       <w:r>
-        <w:t xml:space="preserve">View matching tutor profiles and, once registered, contact the tutor to discuss potential lessons. </w:t>
+        <w:t xml:space="preserve">View matching tutor profiles </w:t>
+      </w:r>
+      <w:proofErr w:type="gramStart"/>
+      <w:r>
+        <w:t>and,</w:t>
+      </w:r>
+      <w:proofErr w:type="gramEnd"/>
+      <w:r>
+        <w:t xml:space="preserve"> once registered, contact the tutor to discuss potential lessons. </w:t>
       </w:r>
     </w:p>
     <w:p>
@@ -3139,7 +3301,7 @@
           <w:szCs w:val="24"/>
         </w:rPr>
       </w:pPr>
-      <w:bookmarkStart w:id="4" w:name="_Toc223533391"/>
+      <w:bookmarkStart w:id="4" w:name="_Toc224397621"/>
       <w:r>
         <w:rPr>
           <w:rFonts w:ascii="Garamond" w:hAnsi="Garamond"/>
@@ -3299,7 +3461,7 @@
           <w:szCs w:val="24"/>
         </w:rPr>
       </w:pPr>
-      <w:bookmarkStart w:id="5" w:name="_Toc223533392"/>
+      <w:bookmarkStart w:id="5" w:name="_Toc224397622"/>
       <w:r>
         <w:rPr>
           <w:rFonts w:ascii="Garamond" w:hAnsi="Garamond"/>
@@ -3465,7 +3627,7 @@
           <w:szCs w:val="28"/>
         </w:rPr>
       </w:pPr>
-      <w:bookmarkStart w:id="6" w:name="_Toc223533393"/>
+      <w:bookmarkStart w:id="6" w:name="_Toc224397623"/>
       <w:r>
         <w:rPr>
           <w:rFonts w:ascii="Garamond" w:hAnsi="Garamond"/>
@@ -3493,7 +3655,15 @@
         <w:spacing w:before="200" w:after="0" w:line="360" w:lineRule="auto"/>
       </w:pPr>
       <w:r>
-        <w:t>Building such a large project requires numerous development tools for front-end, back-end , and the database. The chosen tools and reasoning are as follows:</w:t>
+        <w:t>Building such a large project requires numerous development tools for front-end, back-</w:t>
+      </w:r>
+      <w:proofErr w:type="gramStart"/>
+      <w:r>
+        <w:t>end ,</w:t>
+      </w:r>
+      <w:proofErr w:type="gramEnd"/>
+      <w:r>
+        <w:t xml:space="preserve"> and the database. The chosen tools and reasoning are as follows:</w:t>
       </w:r>
     </w:p>
     <w:p>
@@ -3973,7 +4143,7 @@
           <w:szCs w:val="28"/>
         </w:rPr>
       </w:pPr>
-      <w:bookmarkStart w:id="7" w:name="_Toc223533394"/>
+      <w:bookmarkStart w:id="7" w:name="_Toc224397624"/>
       <w:r>
         <w:rPr>
           <w:rFonts w:ascii="Garamond" w:hAnsi="Garamond"/>
@@ -4017,7 +4187,7 @@
           <w:szCs w:val="24"/>
         </w:rPr>
       </w:pPr>
-      <w:bookmarkStart w:id="8" w:name="_Toc223533395"/>
+      <w:bookmarkStart w:id="8" w:name="_Toc224397625"/>
       <w:r>
         <w:rPr>
           <w:rFonts w:ascii="Garamond" w:hAnsi="Garamond"/>
@@ -4277,7 +4447,7 @@
           <w:szCs w:val="24"/>
         </w:rPr>
       </w:pPr>
-      <w:bookmarkStart w:id="9" w:name="_Toc223533396"/>
+      <w:bookmarkStart w:id="9" w:name="_Toc224397626"/>
       <w:r>
         <w:rPr>
           <w:rFonts w:ascii="Garamond" w:hAnsi="Garamond"/>
@@ -4431,7 +4601,7 @@
           <w:szCs w:val="24"/>
         </w:rPr>
       </w:pPr>
-      <w:bookmarkStart w:id="10" w:name="_Toc223533397"/>
+      <w:bookmarkStart w:id="10" w:name="_Toc224397627"/>
       <w:r>
         <w:rPr>
           <w:rFonts w:ascii="Garamond" w:hAnsi="Garamond"/>
@@ -4477,7 +4647,7 @@
           <w:szCs w:val="24"/>
         </w:rPr>
       </w:pPr>
-      <w:bookmarkStart w:id="11" w:name="_Toc223533398"/>
+      <w:bookmarkStart w:id="11" w:name="_Toc224397628"/>
       <w:r>
         <w:rPr>
           <w:rFonts w:ascii="Garamond" w:hAnsi="Garamond"/>
@@ -4524,7 +4694,7 @@
           <w:szCs w:val="24"/>
         </w:rPr>
       </w:pPr>
-      <w:bookmarkStart w:id="12" w:name="_Toc223533399"/>
+      <w:bookmarkStart w:id="12" w:name="_Toc224397629"/>
       <w:r>
         <w:rPr>
           <w:rFonts w:ascii="Garamond" w:hAnsi="Garamond"/>
@@ -4554,7 +4724,15 @@
         <w:spacing w:before="200" w:after="0" w:line="360" w:lineRule="auto"/>
       </w:pPr>
       <w:r>
-        <w:t>Students will be able to access a dashboard allowing them to search for tutors. Once a tutor is selected, students can view their card containing detailed relevant info, send messages, book and pay for lessons, and receive conformation of booking. A simple booking and payment gateway will be integrated in to the interface.</w:t>
+        <w:t xml:space="preserve">Students will be able to access a dashboard allowing them to search for tutors. Once a tutor is selected, students can view their card containing detailed relevant info, send messages, book and pay for lessons, and receive conformation of booking. A simple booking and payment gateway will be integrated </w:t>
+      </w:r>
+      <w:proofErr w:type="gramStart"/>
+      <w:r>
+        <w:t>in to</w:t>
+      </w:r>
+      <w:proofErr w:type="gramEnd"/>
+      <w:r>
+        <w:t xml:space="preserve"> the interface.</w:t>
       </w:r>
     </w:p>
     <w:p>
@@ -4570,7 +4748,7 @@
           <w:szCs w:val="24"/>
         </w:rPr>
       </w:pPr>
-      <w:bookmarkStart w:id="13" w:name="_Toc223533400"/>
+      <w:bookmarkStart w:id="13" w:name="_Toc224397630"/>
       <w:r>
         <w:rPr>
           <w:rFonts w:ascii="Garamond" w:hAnsi="Garamond"/>
@@ -4616,7 +4794,7 @@
           <w:szCs w:val="24"/>
         </w:rPr>
       </w:pPr>
-      <w:bookmarkStart w:id="14" w:name="_Toc223533401"/>
+      <w:bookmarkStart w:id="14" w:name="_Toc224397631"/>
       <w:r>
         <w:rPr>
           <w:rFonts w:ascii="Garamond" w:hAnsi="Garamond"/>
@@ -4661,7 +4839,7 @@
           <w:szCs w:val="28"/>
         </w:rPr>
       </w:pPr>
-      <w:bookmarkStart w:id="15" w:name="_Toc223533402"/>
+      <w:bookmarkStart w:id="15" w:name="_Toc224397632"/>
       <w:r>
         <w:rPr>
           <w:rFonts w:ascii="Garamond" w:hAnsi="Garamond"/>
@@ -4705,7 +4883,7 @@
           <w:szCs w:val="24"/>
         </w:rPr>
       </w:pPr>
-      <w:bookmarkStart w:id="16" w:name="_Toc223533403"/>
+      <w:bookmarkStart w:id="16" w:name="_Toc224397633"/>
       <w:r>
         <w:rPr>
           <w:rFonts w:ascii="Garamond" w:hAnsi="Garamond"/>
@@ -4751,7 +4929,7 @@
           <w:szCs w:val="24"/>
         </w:rPr>
       </w:pPr>
-      <w:bookmarkStart w:id="17" w:name="_Toc223533404"/>
+      <w:bookmarkStart w:id="17" w:name="_Toc224397634"/>
       <w:r>
         <w:rPr>
           <w:rFonts w:ascii="Garamond" w:hAnsi="Garamond"/>
@@ -4806,7 +4984,7 @@
           <w:szCs w:val="24"/>
         </w:rPr>
       </w:pPr>
-      <w:bookmarkStart w:id="18" w:name="_Toc223533405"/>
+      <w:bookmarkStart w:id="18" w:name="_Toc224397635"/>
       <w:r>
         <w:rPr>
           <w:rFonts w:ascii="Garamond" w:hAnsi="Garamond"/>
@@ -4853,7 +5031,7 @@
           <w:szCs w:val="24"/>
         </w:rPr>
       </w:pPr>
-      <w:bookmarkStart w:id="19" w:name="_Toc223533406"/>
+      <w:bookmarkStart w:id="19" w:name="_Toc224397636"/>
       <w:r>
         <w:rPr>
           <w:rFonts w:ascii="Garamond" w:hAnsi="Garamond"/>
@@ -4905,7 +5083,7 @@
           <w:szCs w:val="24"/>
         </w:rPr>
       </w:pPr>
-      <w:bookmarkStart w:id="20" w:name="_Toc223533407"/>
+      <w:bookmarkStart w:id="20" w:name="_Toc224397637"/>
       <w:r>
         <w:rPr>
           <w:rFonts w:ascii="Garamond" w:hAnsi="Garamond"/>
@@ -5071,7 +5249,7 @@
           <w:szCs w:val="28"/>
         </w:rPr>
       </w:pPr>
-      <w:bookmarkStart w:id="21" w:name="_Toc223533408"/>
+      <w:bookmarkStart w:id="21" w:name="_Toc224397638"/>
       <w:r>
         <w:rPr>
           <w:rFonts w:ascii="Garamond" w:hAnsi="Garamond"/>
@@ -5154,7 +5332,7 @@
           <w:szCs w:val="24"/>
         </w:rPr>
       </w:pPr>
-      <w:bookmarkStart w:id="22" w:name="_Toc223533409"/>
+      <w:bookmarkStart w:id="22" w:name="_Toc224397639"/>
       <w:r>
         <w:rPr>
           <w:rFonts w:ascii="Garamond" w:hAnsi="Garamond"/>
@@ -5500,13 +5678,25 @@
         <w:t xml:space="preserve"> so as not to expose sensitive information. Having dedicated endpoints with specific data requirements and defined responses supports maintainability and testing.</w:t>
       </w:r>
       <w:r>
-        <w:t xml:space="preserve"> The webchat functionality of socket.io is </w:t>
+        <w:t xml:space="preserve"> The webchat functionality of </w:t>
+      </w:r>
+      <w:r>
+        <w:t>Socket.io</w:t>
+      </w:r>
+      <w:r>
+        <w:t xml:space="preserve"> is </w:t>
       </w:r>
       <w:r>
         <w:t>mainly</w:t>
       </w:r>
       <w:r>
-        <w:t xml:space="preserve"> set up on the server. Both Express and Socket.io have CORS configured to allow cross-origin requests between React and the server.</w:t>
+        <w:t xml:space="preserve"> set up on the server. Both Express and </w:t>
+      </w:r>
+      <w:r>
+        <w:t>Socket.io</w:t>
+      </w:r>
+      <w:r>
+        <w:t xml:space="preserve"> have CORS configured to allow cross-origin requests between React and the server.</w:t>
       </w:r>
     </w:p>
     <w:p>
@@ -5619,7 +5809,15 @@
         <w:t>PG’s</w:t>
       </w:r>
       <w:r>
-        <w:t xml:space="preserve"> parameterised queries are employed when using client-side data in order to prevent SQL injection attacks.</w:t>
+        <w:t xml:space="preserve"> parameterised queries are employed when using client-side data </w:t>
+      </w:r>
+      <w:proofErr w:type="gramStart"/>
+      <w:r>
+        <w:t>in order to</w:t>
+      </w:r>
+      <w:proofErr w:type="gramEnd"/>
+      <w:r>
+        <w:t xml:space="preserve"> prevent SQL injection attacks.</w:t>
       </w:r>
     </w:p>
     <w:p>
@@ -5651,7 +5849,7 @@
           <w:sz w:val="24"/>
           <w:szCs w:val="24"/>
         </w:rPr>
-        <w:t xml:space="preserve"> and Socket.io-client</w:t>
+        <w:t xml:space="preserve"> and </w:t>
       </w:r>
       <w:r>
         <w:rPr>
@@ -5661,6 +5859,26 @@
           <w:sz w:val="24"/>
           <w:szCs w:val="24"/>
         </w:rPr>
+        <w:t>Socket.io</w:t>
+      </w:r>
+      <w:r>
+        <w:rPr>
+          <w:b/>
+          <w:bCs/>
+          <w:color w:val="215E99" w:themeColor="text2" w:themeTint="BF"/>
+          <w:sz w:val="24"/>
+          <w:szCs w:val="24"/>
+        </w:rPr>
+        <w:t>-client</w:t>
+      </w:r>
+      <w:r>
+        <w:rPr>
+          <w:b/>
+          <w:bCs/>
+          <w:color w:val="215E99" w:themeColor="text2" w:themeTint="BF"/>
+          <w:sz w:val="24"/>
+          <w:szCs w:val="24"/>
+        </w:rPr>
         <w:t xml:space="preserve"> </w:t>
       </w:r>
     </w:p>
@@ -5675,13 +5893,25 @@
         <w:t>through</w:t>
       </w:r>
       <w:r>
-        <w:t xml:space="preserve"> socket.io and custom middleware</w:t>
+        <w:t xml:space="preserve"> </w:t>
+      </w:r>
+      <w:r>
+        <w:t>Socket.io</w:t>
+      </w:r>
+      <w:r>
+        <w:t xml:space="preserve"> and custom middleware</w:t>
       </w:r>
       <w:r>
         <w:t xml:space="preserve"> on the server-side</w:t>
       </w:r>
       <w:r>
-        <w:t xml:space="preserve"> and socket.io-client on the client-side</w:t>
+        <w:t xml:space="preserve"> and </w:t>
+      </w:r>
+      <w:r>
+        <w:t>Socket.io</w:t>
+      </w:r>
+      <w:r>
+        <w:t>-client on the client-side</w:t>
       </w:r>
       <w:r>
         <w:t xml:space="preserve">. In contrast to the </w:t>
@@ -5690,7 +5920,13 @@
         <w:t>HTTP</w:t>
       </w:r>
       <w:r>
-        <w:t xml:space="preserve"> request-response cycle, socket.io uses </w:t>
+        <w:t xml:space="preserve"> request-response cycle, </w:t>
+      </w:r>
+      <w:r>
+        <w:t>Socket.io</w:t>
+      </w:r>
+      <w:r>
+        <w:t xml:space="preserve"> uses </w:t>
       </w:r>
       <w:proofErr w:type="spellStart"/>
       <w:r>
@@ -5773,7 +6009,16 @@
       </w:r>
       <w:proofErr w:type="spellEnd"/>
       <w:r>
-        <w:t xml:space="preserve"> variable. It is set to expire after 24 hours and is stored in the browser as an </w:t>
+        <w:t xml:space="preserve"> variable. It is set to expire after 24 </w:t>
+      </w:r>
+      <w:r>
+        <w:t>hours</w:t>
+      </w:r>
+      <w:r>
+        <w:t xml:space="preserve"> and</w:t>
+      </w:r>
+      <w:r>
+        <w:t xml:space="preserve"> is stored in the browser as an </w:t>
       </w:r>
       <w:proofErr w:type="spellStart"/>
       <w:r>
@@ -5785,115 +6030,132 @@
       </w:r>
       <w:proofErr w:type="spellEnd"/>
       <w:r>
-        <w:t xml:space="preserve"> cookie. Being is a security feature that prevents the cookie </w:t>
+        <w:t xml:space="preserve"> cookie</w:t>
+      </w:r>
+      <w:r>
+        <w:t xml:space="preserve"> </w:t>
+      </w:r>
+      <w:r>
+        <w:t>to</w:t>
+      </w:r>
+      <w:r>
+        <w:t xml:space="preserve"> prevent</w:t>
+      </w:r>
+      <w:r>
+        <w:t xml:space="preserve"> </w:t>
+      </w:r>
+      <w:r>
+        <w:t xml:space="preserve">the cookie </w:t>
       </w:r>
       <w:r>
         <w:t xml:space="preserve">contents </w:t>
       </w:r>
       <w:r>
-        <w:t xml:space="preserve">from being read by client-side </w:t>
-      </w:r>
-      <w:proofErr w:type="spellStart"/>
-      <w:r>
-        <w:rPr>
-          <w:b/>
-          <w:bCs/>
-        </w:rPr>
-        <w:t>HTTPOnly</w:t>
-      </w:r>
-      <w:proofErr w:type="spellEnd"/>
+        <w:t xml:space="preserve">from being read by client-side JS. The cookie is sent to the server on subsequent fetch </w:t>
+      </w:r>
+      <w:r>
+        <w:t>requests, via</w:t>
+      </w:r>
       <w:r>
         <w:t xml:space="preserve"> </w:t>
       </w:r>
       <w:r>
-        <w:t xml:space="preserve">JS. The cookie is sent to the server on subsequent fetch </w:t>
-      </w:r>
-      <w:r>
-        <w:t>requests, via</w:t>
-      </w:r>
+        <w:t>{</w:t>
+      </w:r>
+      <w:proofErr w:type="spellStart"/>
+      <w:r>
+        <w:t>credentials:’include</w:t>
+      </w:r>
+      <w:proofErr w:type="spellEnd"/>
+      <w:r>
+        <w:t xml:space="preserve">’}, is verified server-side and the </w:t>
+      </w:r>
+      <w:proofErr w:type="spellStart"/>
+      <w:r>
+        <w:rPr>
+          <w:b/>
+          <w:bCs/>
+        </w:rPr>
+        <w:t>user_id</w:t>
+      </w:r>
+      <w:proofErr w:type="spellEnd"/>
+      <w:r>
+        <w:t xml:space="preserve"> is used to rebuild the logged-in user’s details in the </w:t>
+      </w:r>
+      <w:proofErr w:type="spellStart"/>
+      <w:r>
+        <w:rPr>
+          <w:b/>
+          <w:bCs/>
+        </w:rPr>
+        <w:t>req.user</w:t>
+      </w:r>
+      <w:proofErr w:type="spellEnd"/>
+      <w:r>
+        <w:t xml:space="preserve"> and </w:t>
+      </w:r>
+      <w:proofErr w:type="spellStart"/>
+      <w:r>
+        <w:rPr>
+          <w:b/>
+          <w:bCs/>
+        </w:rPr>
+        <w:t>socket.user</w:t>
+      </w:r>
+      <w:proofErr w:type="spellEnd"/>
+      <w:r>
+        <w:t xml:space="preserve"> objects.</w:t>
+      </w:r>
+    </w:p>
+    <w:p>
+      <w:pPr>
+        <w:spacing w:line="360" w:lineRule="auto"/>
+        <w:rPr>
+          <w:b/>
+          <w:bCs/>
+          <w:color w:val="215E99" w:themeColor="text2" w:themeTint="BF"/>
+        </w:rPr>
+      </w:pPr>
+      <w:proofErr w:type="spellStart"/>
+      <w:r>
+        <w:rPr>
+          <w:b/>
+          <w:bCs/>
+          <w:color w:val="215E99" w:themeColor="text2" w:themeTint="BF"/>
+        </w:rPr>
+        <w:t>Bcrypt</w:t>
+      </w:r>
+      <w:proofErr w:type="spellEnd"/>
+    </w:p>
+    <w:p>
+      <w:pPr>
+        <w:spacing w:line="360" w:lineRule="auto"/>
+      </w:pPr>
+      <w:r>
+        <w:t xml:space="preserve">For security, all passwords </w:t>
+      </w:r>
+      <w:r>
+        <w:t xml:space="preserve">during registration and login </w:t>
+      </w:r>
+      <w:r>
+        <w:t xml:space="preserve">are handled using </w:t>
+      </w:r>
+      <w:proofErr w:type="spellStart"/>
+      <w:r>
+        <w:t>bcrypt</w:t>
+      </w:r>
+      <w:proofErr w:type="spellEnd"/>
       <w:r>
         <w:t xml:space="preserve"> </w:t>
       </w:r>
       <w:r>
-        <w:t>{</w:t>
-      </w:r>
-      <w:proofErr w:type="spellStart"/>
-      <w:r>
-        <w:t>credentials:’include</w:t>
-      </w:r>
-      <w:proofErr w:type="spellEnd"/>
-      <w:r>
-        <w:t xml:space="preserve">’}, is verified server-side and the </w:t>
-      </w:r>
-      <w:proofErr w:type="spellStart"/>
-      <w:r>
-        <w:rPr>
-          <w:b/>
-          <w:bCs/>
-        </w:rPr>
-        <w:t>user_id</w:t>
-      </w:r>
-      <w:proofErr w:type="spellEnd"/>
-      <w:r>
-        <w:t xml:space="preserve"> is used to rebuild the logged-in user’s details in the </w:t>
-      </w:r>
-      <w:proofErr w:type="spellStart"/>
-      <w:r>
-        <w:rPr>
-          <w:b/>
-          <w:bCs/>
-        </w:rPr>
-        <w:t>req.user</w:t>
-      </w:r>
-      <w:proofErr w:type="spellEnd"/>
-      <w:r>
-        <w:t xml:space="preserve"> and </w:t>
-      </w:r>
-      <w:proofErr w:type="spellStart"/>
-      <w:r>
-        <w:rPr>
-          <w:b/>
-          <w:bCs/>
-        </w:rPr>
-        <w:t>socket.user</w:t>
-      </w:r>
-      <w:proofErr w:type="spellEnd"/>
-      <w:r>
-        <w:t xml:space="preserve"> objects.</w:t>
-      </w:r>
-    </w:p>
-    <w:p>
-      <w:pPr>
-        <w:spacing w:line="360" w:lineRule="auto"/>
-        <w:rPr>
-          <w:b/>
-          <w:bCs/>
-          <w:color w:val="215E99" w:themeColor="text2" w:themeTint="BF"/>
-        </w:rPr>
-      </w:pPr>
-      <w:proofErr w:type="spellStart"/>
-      <w:r>
-        <w:rPr>
-          <w:b/>
-          <w:bCs/>
-          <w:color w:val="215E99" w:themeColor="text2" w:themeTint="BF"/>
-        </w:rPr>
-        <w:t>Bcrypt</w:t>
-      </w:r>
-      <w:proofErr w:type="spellEnd"/>
-    </w:p>
-    <w:p>
-      <w:pPr>
-        <w:spacing w:line="360" w:lineRule="auto"/>
-      </w:pPr>
-      <w:r>
-        <w:t xml:space="preserve">For security, all passwords </w:t>
-      </w:r>
-      <w:r>
-        <w:t xml:space="preserve">during registration and login </w:t>
-      </w:r>
-      <w:r>
-        <w:t xml:space="preserve">are handled using </w:t>
+        <w:t xml:space="preserve">salting, </w:t>
+      </w:r>
+      <w:r>
+        <w:t xml:space="preserve">hashing and verification rather than being stored as plaintext. During login, the </w:t>
+      </w:r>
+      <w:r>
+        <w:t xml:space="preserve">user details are obtained from the DB via form-submitted email, and the submitted password is compared with the password stored in DB via </w:t>
       </w:r>
       <w:proofErr w:type="spellStart"/>
       <w:r>
@@ -5901,105 +6163,130 @@
       </w:r>
       <w:proofErr w:type="spellEnd"/>
       <w:r>
+        <w:t>.</w:t>
+      </w:r>
+    </w:p>
+    <w:p>
+      <w:pPr>
+        <w:spacing w:line="360" w:lineRule="auto"/>
+        <w:rPr>
+          <w:b/>
+          <w:bCs/>
+          <w:color w:val="215E99" w:themeColor="text2" w:themeTint="BF"/>
+        </w:rPr>
+      </w:pPr>
+      <w:r>
+        <w:rPr>
+          <w:b/>
+          <w:bCs/>
+          <w:color w:val="215E99" w:themeColor="text2" w:themeTint="BF"/>
+        </w:rPr>
+        <w:t>CORS</w:t>
+      </w:r>
+      <w:r>
+        <w:rPr>
+          <w:b/>
+          <w:bCs/>
+          <w:color w:val="215E99" w:themeColor="text2" w:themeTint="BF"/>
+        </w:rPr>
         <w:t xml:space="preserve"> </w:t>
       </w:r>
       <w:r>
-        <w:t xml:space="preserve">salting, </w:t>
-      </w:r>
-      <w:r>
-        <w:t xml:space="preserve">hashing and verification rather than being stored as plaintext. During login, the </w:t>
-      </w:r>
-      <w:r>
-        <w:t xml:space="preserve">user details are obtained from the DB via form-submitted email, and the submitted password is compared with the password stored in DB via </w:t>
-      </w:r>
-      <w:proofErr w:type="spellStart"/>
-      <w:r>
-        <w:t>bcrypt</w:t>
-      </w:r>
-      <w:proofErr w:type="spellEnd"/>
+        <w:rPr>
+          <w:b/>
+          <w:bCs/>
+          <w:color w:val="215E99" w:themeColor="text2" w:themeTint="BF"/>
+        </w:rPr>
+        <w:t>[15,16,17]</w:t>
+      </w:r>
+    </w:p>
+    <w:p>
+      <w:pPr>
+        <w:spacing w:line="360" w:lineRule="auto"/>
+      </w:pPr>
+      <w:r>
+        <w:t>As the frontend and backend are on different ports</w:t>
+      </w:r>
+      <w:r>
+        <w:t xml:space="preserve"> throughout development</w:t>
+      </w:r>
+      <w:r>
+        <w:t xml:space="preserve">, CORS restrictions apply and must be managed. This is achieved by configuring settings for the express server and </w:t>
+      </w:r>
+      <w:r>
+        <w:t>Socket.io</w:t>
+      </w:r>
+      <w:r>
+        <w:t xml:space="preserve"> server instance using </w:t>
+      </w:r>
+      <w:r>
+        <w:t xml:space="preserve">the </w:t>
+      </w:r>
+      <w:r>
+        <w:t>CORS package</w:t>
+      </w:r>
+      <w:r>
+        <w:t>. The settings specif</w:t>
+      </w:r>
+      <w:r>
+        <w:t>y</w:t>
+      </w:r>
+      <w:r>
+        <w:t xml:space="preserve"> that the frontend’s origin, its credentials, and particular HTTP requests are acceptable. Without these permissions, the app would not </w:t>
+      </w:r>
+      <w:r>
+        <w:t>function</w:t>
+      </w:r>
       <w:r>
         <w:t>.</w:t>
       </w:r>
     </w:p>
     <w:p>
       <w:pPr>
-        <w:spacing w:line="360" w:lineRule="auto"/>
-        <w:rPr>
-          <w:b/>
-          <w:bCs/>
-          <w:color w:val="215E99" w:themeColor="text2" w:themeTint="BF"/>
-        </w:rPr>
-      </w:pPr>
-      <w:r>
-        <w:rPr>
-          <w:b/>
-          <w:bCs/>
-          <w:color w:val="215E99" w:themeColor="text2" w:themeTint="BF"/>
-        </w:rPr>
-        <w:t>CORS</w:t>
-      </w:r>
-      <w:r>
-        <w:rPr>
-          <w:b/>
-          <w:bCs/>
-          <w:color w:val="215E99" w:themeColor="text2" w:themeTint="BF"/>
-        </w:rPr>
-        <w:t xml:space="preserve"> </w:t>
-      </w:r>
-      <w:r>
-        <w:rPr>
-          <w:b/>
-          <w:bCs/>
-          <w:color w:val="215E99" w:themeColor="text2" w:themeTint="BF"/>
-        </w:rPr>
-        <w:t>[15,16,17]</w:t>
-      </w:r>
-    </w:p>
-    <w:p>
-      <w:pPr>
-        <w:spacing w:line="360" w:lineRule="auto"/>
-      </w:pPr>
-      <w:r>
-        <w:t xml:space="preserve">As the frontend and backend are on different ports, CORS restrictions apply and must be managed. This is achieved by configuring settings for the express server and socket.io server instance using </w:t>
-      </w:r>
-      <w:r>
-        <w:t xml:space="preserve">the </w:t>
-      </w:r>
-      <w:r>
-        <w:t>CORS package</w:t>
-      </w:r>
-      <w:r>
-        <w:t>. The settings specif</w:t>
-      </w:r>
-      <w:r>
-        <w:t>y</w:t>
-      </w:r>
-      <w:r>
-        <w:t xml:space="preserve"> that the frontend’s origin, its credentials, and particular HTTP requests are acceptable. Without these permissions, the app would not work.</w:t>
-      </w:r>
-    </w:p>
-    <w:p>
-      <w:pPr>
         <w:pStyle w:val="Heading2"/>
         <w:spacing w:line="360" w:lineRule="auto"/>
         <w:rPr>
           <w:rFonts w:ascii="Garamond" w:hAnsi="Garamond"/>
           <w:b/>
           <w:bCs/>
+          <w:color w:val="215E99" w:themeColor="text2" w:themeTint="BF"/>
           <w:sz w:val="24"/>
           <w:szCs w:val="24"/>
         </w:rPr>
       </w:pPr>
-      <w:bookmarkStart w:id="23" w:name="_Toc223533410"/>
+      <w:bookmarkStart w:id="23" w:name="_Toc224397640"/>
       <w:r>
         <w:rPr>
           <w:rFonts w:ascii="Garamond" w:hAnsi="Garamond"/>
           <w:b/>
           <w:bCs/>
+          <w:color w:val="215E99" w:themeColor="text2" w:themeTint="BF"/>
           <w:sz w:val="24"/>
           <w:szCs w:val="24"/>
         </w:rPr>
-        <w:t>3.2 System Functionality</w:t>
+        <w:t xml:space="preserve">3.1.2 </w:t>
+      </w:r>
+      <w:r>
+        <w:rPr>
+          <w:rFonts w:ascii="Garamond" w:hAnsi="Garamond"/>
+          <w:b/>
+          <w:bCs/>
+          <w:color w:val="215E99" w:themeColor="text2" w:themeTint="BF"/>
+          <w:sz w:val="24"/>
+          <w:szCs w:val="24"/>
+        </w:rPr>
+        <w:t>Frontend c</w:t>
+      </w:r>
+      <w:r>
+        <w:rPr>
+          <w:rFonts w:ascii="Garamond" w:hAnsi="Garamond"/>
+          <w:b/>
+          <w:bCs/>
+          <w:color w:val="215E99" w:themeColor="text2" w:themeTint="BF"/>
+          <w:sz w:val="24"/>
+          <w:szCs w:val="24"/>
+        </w:rPr>
+        <w:t>omponent structure overview and code</w:t>
       </w:r>
       <w:bookmarkEnd w:id="23"/>
     </w:p>
@@ -6008,7 +6295,1221 @@
         <w:spacing w:line="360" w:lineRule="auto"/>
       </w:pPr>
       <w:r>
-        <w:t>This section will explain in detail the implementation of the key functionality of registration and login, lesson booking, and real-time webchat.</w:t>
+        <w:t>This section provide</w:t>
+      </w:r>
+      <w:r>
+        <w:t>s</w:t>
+      </w:r>
+      <w:r>
+        <w:t xml:space="preserve"> an overview of how the frontend functions via interplay of its </w:t>
+      </w:r>
+      <w:proofErr w:type="spellStart"/>
+      <w:r>
+        <w:rPr>
+          <w:b/>
+          <w:bCs/>
+        </w:rPr>
+        <w:t>Main.jsx</w:t>
+      </w:r>
+      <w:proofErr w:type="spellEnd"/>
+      <w:r>
+        <w:t xml:space="preserve">, </w:t>
+      </w:r>
+      <w:proofErr w:type="spellStart"/>
+      <w:r>
+        <w:rPr>
+          <w:b/>
+          <w:bCs/>
+        </w:rPr>
+        <w:t>App.jsx</w:t>
+      </w:r>
+      <w:proofErr w:type="spellEnd"/>
+      <w:r>
+        <w:t xml:space="preserve">, and </w:t>
+      </w:r>
+      <w:proofErr w:type="spellStart"/>
+      <w:r>
+        <w:rPr>
+          <w:b/>
+          <w:bCs/>
+        </w:rPr>
+        <w:t>router.jsx</w:t>
+      </w:r>
+      <w:proofErr w:type="spellEnd"/>
+      <w:r>
+        <w:t xml:space="preserve"> files</w:t>
+      </w:r>
+      <w:r>
+        <w:t xml:space="preserve">. </w:t>
+      </w:r>
+      <w:proofErr w:type="spellStart"/>
+      <w:r>
+        <w:rPr>
+          <w:b/>
+          <w:bCs/>
+        </w:rPr>
+        <w:t>Main.jsx</w:t>
+      </w:r>
+      <w:proofErr w:type="spellEnd"/>
+      <w:r>
+        <w:t xml:space="preserve"> </w:t>
+      </w:r>
+      <w:r>
+        <w:t>is the top-level</w:t>
+      </w:r>
+      <w:r>
+        <w:t xml:space="preserve"> component of the frontend.</w:t>
+      </w:r>
+      <w:r>
+        <w:t xml:space="preserve"> It sets up crucial state for user login status and webchat status</w:t>
+      </w:r>
+      <w:r>
+        <w:t xml:space="preserve"> and makes </w:t>
+      </w:r>
+      <w:r>
+        <w:t>this state</w:t>
+      </w:r>
+      <w:r>
+        <w:t xml:space="preserve"> available to any component by using </w:t>
+      </w:r>
+      <w:r>
+        <w:rPr>
+          <w:b/>
+          <w:bCs/>
+        </w:rPr>
+        <w:t>Context</w:t>
+      </w:r>
+      <w:r>
+        <w:t>. It also imports and makes available key component</w:t>
+      </w:r>
+      <w:r>
+        <w:t>s</w:t>
+      </w:r>
+      <w:r>
+        <w:t xml:space="preserve"> involved in webchat functionality: </w:t>
+      </w:r>
+      <w:proofErr w:type="spellStart"/>
+      <w:r>
+        <w:rPr>
+          <w:b/>
+          <w:bCs/>
+        </w:rPr>
+        <w:t>ChatNotifier</w:t>
+      </w:r>
+      <w:proofErr w:type="spellEnd"/>
+      <w:r>
+        <w:t xml:space="preserve">, </w:t>
+      </w:r>
+      <w:proofErr w:type="spellStart"/>
+      <w:r>
+        <w:rPr>
+          <w:b/>
+          <w:bCs/>
+        </w:rPr>
+        <w:t>ChatMessagesIcon</w:t>
+      </w:r>
+      <w:proofErr w:type="spellEnd"/>
+      <w:r>
+        <w:t xml:space="preserve">, and </w:t>
+      </w:r>
+      <w:proofErr w:type="spellStart"/>
+      <w:r>
+        <w:rPr>
+          <w:b/>
+          <w:bCs/>
+        </w:rPr>
+        <w:t>MessagesDrawer</w:t>
+      </w:r>
+      <w:proofErr w:type="spellEnd"/>
+      <w:r>
+        <w:t>. These components will be discussed in more detail in section 3.2.5.</w:t>
+      </w:r>
+    </w:p>
+    <w:p>
+      <w:pPr>
+        <w:spacing w:line="360" w:lineRule="auto"/>
+      </w:pPr>
+      <w:proofErr w:type="spellStart"/>
+      <w:r>
+        <w:rPr>
+          <w:b/>
+          <w:bCs/>
+        </w:rPr>
+        <w:t>Main.jsx</w:t>
+      </w:r>
+      <w:proofErr w:type="spellEnd"/>
+      <w:r>
+        <w:t xml:space="preserve"> also renders the </w:t>
+      </w:r>
+      <w:proofErr w:type="spellStart"/>
+      <w:r>
+        <w:rPr>
+          <w:b/>
+          <w:bCs/>
+        </w:rPr>
+        <w:t>App.jsx</w:t>
+      </w:r>
+      <w:proofErr w:type="spellEnd"/>
+      <w:r>
+        <w:t xml:space="preserve"> component. </w:t>
+      </w:r>
+      <w:proofErr w:type="spellStart"/>
+      <w:r>
+        <w:rPr>
+          <w:b/>
+          <w:bCs/>
+        </w:rPr>
+        <w:t>App.jsx</w:t>
+      </w:r>
+      <w:r>
+        <w:t>’s</w:t>
+      </w:r>
+      <w:proofErr w:type="spellEnd"/>
+      <w:r>
+        <w:rPr>
+          <w:b/>
+          <w:bCs/>
+        </w:rPr>
+        <w:t xml:space="preserve"> </w:t>
+      </w:r>
+      <w:r>
+        <w:t xml:space="preserve">sole function is </w:t>
+      </w:r>
+      <w:r>
+        <w:t xml:space="preserve">to provide frontend routing via </w:t>
+      </w:r>
+      <w:proofErr w:type="spellStart"/>
+      <w:r>
+        <w:rPr>
+          <w:b/>
+          <w:bCs/>
+        </w:rPr>
+        <w:t>ReactRouter</w:t>
+      </w:r>
+      <w:r>
+        <w:t>’</w:t>
+      </w:r>
+      <w:r>
+        <w:rPr>
+          <w:b/>
+          <w:bCs/>
+        </w:rPr>
+        <w:t>s</w:t>
+      </w:r>
+      <w:proofErr w:type="spellEnd"/>
+      <w:r>
+        <w:rPr>
+          <w:b/>
+          <w:bCs/>
+        </w:rPr>
+        <w:t xml:space="preserve"> </w:t>
+      </w:r>
+      <w:proofErr w:type="spellStart"/>
+      <w:r>
+        <w:rPr>
+          <w:b/>
+          <w:bCs/>
+        </w:rPr>
+        <w:t>RouterProvider</w:t>
+      </w:r>
+      <w:proofErr w:type="spellEnd"/>
+      <w:r>
+        <w:t xml:space="preserve"> component.</w:t>
+      </w:r>
+    </w:p>
+    <w:p>
+      <w:pPr>
+        <w:pStyle w:val="Heading3"/>
+        <w:spacing w:line="360" w:lineRule="auto"/>
+        <w:rPr>
+          <w:b/>
+          <w:bCs/>
+          <w:sz w:val="24"/>
+          <w:szCs w:val="24"/>
+        </w:rPr>
+      </w:pPr>
+      <w:bookmarkStart w:id="24" w:name="_Toc224397641"/>
+      <w:proofErr w:type="spellStart"/>
+      <w:r>
+        <w:rPr>
+          <w:b/>
+          <w:bCs/>
+          <w:sz w:val="24"/>
+          <w:szCs w:val="24"/>
+        </w:rPr>
+        <w:lastRenderedPageBreak/>
+        <w:t>Main.jsx</w:t>
+      </w:r>
+      <w:bookmarkEnd w:id="24"/>
+      <w:proofErr w:type="spellEnd"/>
+    </w:p>
+    <w:p>
+      <w:pPr>
+        <w:spacing w:line="360" w:lineRule="auto"/>
+      </w:pPr>
+      <w:r>
+        <w:rPr>
+          <w:noProof/>
+        </w:rPr>
+        <w:drawing>
+          <wp:inline distT="0" distB="0" distL="0" distR="0" wp14:anchorId="2719E45B" wp14:editId="05E17114">
+            <wp:extent cx="5759450" cy="3524885"/>
+            <wp:effectExtent l="0" t="0" r="0" b="0"/>
+            <wp:docPr id="1052071650" name="Picture 1"/>
+            <wp:cNvGraphicFramePr>
+              <a:graphicFrameLocks xmlns:a="http://schemas.openxmlformats.org/drawingml/2006/main" noChangeAspect="1"/>
+            </wp:cNvGraphicFramePr>
+            <a:graphic xmlns:a="http://schemas.openxmlformats.org/drawingml/2006/main">
+              <a:graphicData uri="http://schemas.openxmlformats.org/drawingml/2006/picture">
+                <pic:pic xmlns:pic="http://schemas.openxmlformats.org/drawingml/2006/picture">
+                  <pic:nvPicPr>
+                    <pic:cNvPr id="1052071650" name=""/>
+                    <pic:cNvPicPr/>
+                  </pic:nvPicPr>
+                  <pic:blipFill>
+                    <a:blip r:embed="rId6"/>
+                    <a:stretch>
+                      <a:fillRect/>
+                    </a:stretch>
+                  </pic:blipFill>
+                  <pic:spPr>
+                    <a:xfrm>
+                      <a:off x="0" y="0"/>
+                      <a:ext cx="5759450" cy="3524885"/>
+                    </a:xfrm>
+                    <a:prstGeom prst="rect">
+                      <a:avLst/>
+                    </a:prstGeom>
+                  </pic:spPr>
+                </pic:pic>
+              </a:graphicData>
+            </a:graphic>
+          </wp:inline>
+        </w:drawing>
+      </w:r>
+    </w:p>
+    <w:p>
+      <w:pPr>
+        <w:spacing w:line="360" w:lineRule="auto"/>
+      </w:pPr>
+      <w:r>
+        <w:tab/>
+      </w:r>
+      <w:r>
+        <w:tab/>
+      </w:r>
+      <w:r>
+        <w:tab/>
+      </w:r>
+      <w:r>
+        <w:rPr>
+          <w:b/>
+          <w:bCs/>
+        </w:rPr>
+        <w:t>Fig-3a:</w:t>
+      </w:r>
+      <w:r>
+        <w:t xml:space="preserve"> </w:t>
+      </w:r>
+      <w:proofErr w:type="spellStart"/>
+      <w:r>
+        <w:t>Main.jsx</w:t>
+      </w:r>
+      <w:proofErr w:type="spellEnd"/>
+      <w:r>
+        <w:t xml:space="preserve"> component state and socket setup</w:t>
+      </w:r>
+    </w:p>
+    <w:p>
+      <w:pPr>
+        <w:spacing w:line="360" w:lineRule="auto"/>
+      </w:pPr>
+      <w:r>
+        <w:rPr>
+          <w:b/>
+          <w:bCs/>
+        </w:rPr>
+        <w:t>Fig-3a</w:t>
+      </w:r>
+      <w:r>
+        <w:t xml:space="preserve"> shows the </w:t>
+      </w:r>
+      <w:r>
+        <w:rPr>
+          <w:b/>
+          <w:bCs/>
+        </w:rPr>
+        <w:t>Main</w:t>
+      </w:r>
+      <w:r>
+        <w:t xml:space="preserve"> component setting up </w:t>
+      </w:r>
+      <w:r>
+        <w:rPr>
+          <w:b/>
+          <w:bCs/>
+        </w:rPr>
+        <w:t>user</w:t>
+      </w:r>
+      <w:r>
+        <w:t xml:space="preserve">, </w:t>
+      </w:r>
+      <w:proofErr w:type="spellStart"/>
+      <w:r>
+        <w:rPr>
+          <w:b/>
+          <w:bCs/>
+        </w:rPr>
+        <w:t>activeChat</w:t>
+      </w:r>
+      <w:proofErr w:type="spellEnd"/>
+      <w:r>
+        <w:t xml:space="preserve">, and </w:t>
+      </w:r>
+      <w:proofErr w:type="spellStart"/>
+      <w:r>
+        <w:rPr>
+          <w:b/>
+          <w:bCs/>
+        </w:rPr>
+        <w:t>isInboxOpen</w:t>
+      </w:r>
+      <w:proofErr w:type="spellEnd"/>
+      <w:r>
+        <w:t xml:space="preserve"> state.</w:t>
+      </w:r>
+      <w:r>
+        <w:t xml:space="preserve"> In </w:t>
+      </w:r>
+      <w:proofErr w:type="spellStart"/>
+      <w:r>
+        <w:rPr>
+          <w:b/>
+          <w:bCs/>
+        </w:rPr>
+        <w:t>Main.jsx</w:t>
+      </w:r>
+      <w:proofErr w:type="spellEnd"/>
+      <w:r>
+        <w:t>,</w:t>
+      </w:r>
+      <w:r>
+        <w:t xml:space="preserve"> </w:t>
+      </w:r>
+      <w:r>
+        <w:rPr>
+          <w:b/>
+          <w:bCs/>
+        </w:rPr>
+        <w:t>u</w:t>
+      </w:r>
+      <w:r>
+        <w:rPr>
+          <w:b/>
+          <w:bCs/>
+        </w:rPr>
+        <w:t>ser</w:t>
+      </w:r>
+      <w:r>
+        <w:t xml:space="preserve"> state will determine </w:t>
+      </w:r>
+      <w:r>
+        <w:rPr>
+          <w:b/>
+          <w:bCs/>
+        </w:rPr>
+        <w:t>socket</w:t>
+      </w:r>
+      <w:r>
+        <w:t xml:space="preserve"> connection (see section 3.2.5) via </w:t>
+      </w:r>
+      <w:proofErr w:type="spellStart"/>
+      <w:r>
+        <w:rPr>
+          <w:b/>
+          <w:bCs/>
+        </w:rPr>
+        <w:t>useEffect</w:t>
+      </w:r>
+      <w:proofErr w:type="spellEnd"/>
+      <w:r>
+        <w:t xml:space="preserve"> </w:t>
+      </w:r>
+      <w:r>
+        <w:t>hook, and</w:t>
+      </w:r>
+      <w:r>
+        <w:t xml:space="preserve"> conditional rendering of the </w:t>
+      </w:r>
+      <w:proofErr w:type="spellStart"/>
+      <w:r>
+        <w:rPr>
+          <w:b/>
+          <w:bCs/>
+        </w:rPr>
+        <w:t>ChatMessagesIcon</w:t>
+      </w:r>
+      <w:proofErr w:type="spellEnd"/>
+      <w:r>
+        <w:rPr>
+          <w:b/>
+          <w:bCs/>
+        </w:rPr>
+        <w:t xml:space="preserve"> </w:t>
+      </w:r>
+      <w:r>
+        <w:t xml:space="preserve">and </w:t>
+      </w:r>
+      <w:proofErr w:type="spellStart"/>
+      <w:r>
+        <w:rPr>
+          <w:b/>
+          <w:bCs/>
+        </w:rPr>
+        <w:t>MessagesDrawer</w:t>
+      </w:r>
+      <w:proofErr w:type="spellEnd"/>
+      <w:r>
+        <w:t xml:space="preserve"> components</w:t>
+      </w:r>
+      <w:r>
+        <w:t>.</w:t>
+      </w:r>
+    </w:p>
+    <w:p>
+      <w:pPr>
+        <w:spacing w:line="360" w:lineRule="auto"/>
+      </w:pPr>
+      <w:r>
+        <w:rPr>
+          <w:noProof/>
+        </w:rPr>
+        <w:drawing>
+          <wp:inline distT="0" distB="0" distL="0" distR="0" wp14:anchorId="548CA28B" wp14:editId="3F1E89A7">
+            <wp:extent cx="5759450" cy="3337560"/>
+            <wp:effectExtent l="0" t="0" r="0" b="0"/>
+            <wp:docPr id="997249383" name="Picture 1"/>
+            <wp:cNvGraphicFramePr>
+              <a:graphicFrameLocks xmlns:a="http://schemas.openxmlformats.org/drawingml/2006/main" noChangeAspect="1"/>
+            </wp:cNvGraphicFramePr>
+            <a:graphic xmlns:a="http://schemas.openxmlformats.org/drawingml/2006/main">
+              <a:graphicData uri="http://schemas.openxmlformats.org/drawingml/2006/picture">
+                <pic:pic xmlns:pic="http://schemas.openxmlformats.org/drawingml/2006/picture">
+                  <pic:nvPicPr>
+                    <pic:cNvPr id="997249383" name=""/>
+                    <pic:cNvPicPr/>
+                  </pic:nvPicPr>
+                  <pic:blipFill>
+                    <a:blip r:embed="rId7"/>
+                    <a:stretch>
+                      <a:fillRect/>
+                    </a:stretch>
+                  </pic:blipFill>
+                  <pic:spPr>
+                    <a:xfrm>
+                      <a:off x="0" y="0"/>
+                      <a:ext cx="5759450" cy="3337560"/>
+                    </a:xfrm>
+                    <a:prstGeom prst="rect">
+                      <a:avLst/>
+                    </a:prstGeom>
+                  </pic:spPr>
+                </pic:pic>
+              </a:graphicData>
+            </a:graphic>
+          </wp:inline>
+        </w:drawing>
+      </w:r>
+    </w:p>
+    <w:p>
+      <w:pPr>
+        <w:spacing w:line="360" w:lineRule="auto"/>
+      </w:pPr>
+      <w:r>
+        <w:tab/>
+      </w:r>
+      <w:r>
+        <w:tab/>
+      </w:r>
+      <w:r>
+        <w:tab/>
+      </w:r>
+      <w:r>
+        <w:rPr>
+          <w:b/>
+          <w:bCs/>
+        </w:rPr>
+        <w:t>Fig-3b:</w:t>
+      </w:r>
+      <w:r>
+        <w:t xml:space="preserve"> </w:t>
+      </w:r>
+      <w:proofErr w:type="spellStart"/>
+      <w:r>
+        <w:t>Main.jsx</w:t>
+      </w:r>
+      <w:proofErr w:type="spellEnd"/>
+      <w:r>
+        <w:t xml:space="preserve"> context providers and sub-component structure</w:t>
+      </w:r>
+    </w:p>
+    <w:p>
+      <w:pPr>
+        <w:spacing w:line="360" w:lineRule="auto"/>
+      </w:pPr>
+      <w:r>
+        <w:rPr>
+          <w:b/>
+          <w:bCs/>
+        </w:rPr>
+        <w:lastRenderedPageBreak/>
+        <w:t>Fig-3b</w:t>
+      </w:r>
+      <w:r>
+        <w:t xml:space="preserve"> shows </w:t>
+      </w:r>
+      <w:proofErr w:type="spellStart"/>
+      <w:r>
+        <w:rPr>
+          <w:b/>
+          <w:bCs/>
+        </w:rPr>
+        <w:t>Main.jsx</w:t>
+      </w:r>
+      <w:proofErr w:type="spellEnd"/>
+      <w:r>
+        <w:rPr>
+          <w:b/>
+          <w:bCs/>
+        </w:rPr>
+        <w:t xml:space="preserve"> </w:t>
+      </w:r>
+      <w:r>
+        <w:t xml:space="preserve">supplying </w:t>
+      </w:r>
+      <w:proofErr w:type="spellStart"/>
+      <w:r>
+        <w:rPr>
+          <w:b/>
+          <w:bCs/>
+        </w:rPr>
+        <w:t>UserContext</w:t>
+      </w:r>
+      <w:proofErr w:type="spellEnd"/>
+      <w:r>
+        <w:rPr>
+          <w:b/>
+          <w:bCs/>
+        </w:rPr>
+        <w:t xml:space="preserve"> </w:t>
+      </w:r>
+      <w:r>
+        <w:t xml:space="preserve">and </w:t>
+      </w:r>
+      <w:proofErr w:type="spellStart"/>
+      <w:r>
+        <w:rPr>
+          <w:b/>
+          <w:bCs/>
+        </w:rPr>
+        <w:t>ChatContext</w:t>
+      </w:r>
+      <w:proofErr w:type="spellEnd"/>
+      <w:r>
+        <w:t xml:space="preserve"> to the whole application, </w:t>
+      </w:r>
+      <w:r>
+        <w:t>rendering</w:t>
+      </w:r>
+      <w:r>
+        <w:t xml:space="preserve"> the </w:t>
+      </w:r>
+      <w:proofErr w:type="spellStart"/>
+      <w:r>
+        <w:rPr>
+          <w:b/>
+          <w:bCs/>
+        </w:rPr>
+        <w:t>ChatNotifier</w:t>
+      </w:r>
+      <w:proofErr w:type="spellEnd"/>
+      <w:r>
+        <w:t xml:space="preserve"> and </w:t>
+      </w:r>
+      <w:r>
+        <w:rPr>
+          <w:b/>
+          <w:bCs/>
+        </w:rPr>
+        <w:t>App</w:t>
+      </w:r>
+      <w:r>
+        <w:t xml:space="preserve"> </w:t>
+      </w:r>
+      <w:r>
+        <w:t>component</w:t>
+      </w:r>
+      <w:r>
+        <w:t>s</w:t>
+      </w:r>
+      <w:r>
+        <w:t xml:space="preserve">, selectively rendering the </w:t>
+      </w:r>
+      <w:proofErr w:type="spellStart"/>
+      <w:r>
+        <w:rPr>
+          <w:b/>
+          <w:bCs/>
+        </w:rPr>
+        <w:t>ChatMessagesIcon</w:t>
+      </w:r>
+      <w:proofErr w:type="spellEnd"/>
+      <w:r>
+        <w:t xml:space="preserve"> and </w:t>
+      </w:r>
+      <w:proofErr w:type="spellStart"/>
+      <w:r>
+        <w:rPr>
+          <w:b/>
+          <w:bCs/>
+        </w:rPr>
+        <w:t>MessagesDrawer</w:t>
+      </w:r>
+      <w:proofErr w:type="spellEnd"/>
+      <w:r>
+        <w:t xml:space="preserve"> components depending on </w:t>
+      </w:r>
+      <w:r>
+        <w:rPr>
+          <w:b/>
+          <w:bCs/>
+        </w:rPr>
+        <w:t>user</w:t>
+      </w:r>
+      <w:r>
+        <w:t xml:space="preserve"> state, and supply</w:t>
+      </w:r>
+      <w:r>
+        <w:t>ing</w:t>
+      </w:r>
+      <w:r>
+        <w:t xml:space="preserve"> the components with </w:t>
+      </w:r>
+      <w:proofErr w:type="spellStart"/>
+      <w:r>
+        <w:rPr>
+          <w:b/>
+          <w:bCs/>
+        </w:rPr>
+        <w:t>isInboxOpen</w:t>
+      </w:r>
+      <w:proofErr w:type="spellEnd"/>
+      <w:r>
+        <w:t xml:space="preserve"> state via props.</w:t>
+      </w:r>
+    </w:p>
+    <w:p>
+      <w:pPr>
+        <w:spacing w:line="360" w:lineRule="auto"/>
+      </w:pPr>
+      <w:r>
+        <w:rPr>
+          <w:noProof/>
+        </w:rPr>
+        <w:drawing>
+          <wp:inline distT="0" distB="0" distL="0" distR="0" wp14:anchorId="33F7615F" wp14:editId="345F395A">
+            <wp:extent cx="5668166" cy="1295581"/>
+            <wp:effectExtent l="0" t="0" r="0" b="0"/>
+            <wp:docPr id="1314493991" name="Picture 1"/>
+            <wp:cNvGraphicFramePr>
+              <a:graphicFrameLocks xmlns:a="http://schemas.openxmlformats.org/drawingml/2006/main" noChangeAspect="1"/>
+            </wp:cNvGraphicFramePr>
+            <a:graphic xmlns:a="http://schemas.openxmlformats.org/drawingml/2006/main">
+              <a:graphicData uri="http://schemas.openxmlformats.org/drawingml/2006/picture">
+                <pic:pic xmlns:pic="http://schemas.openxmlformats.org/drawingml/2006/picture">
+                  <pic:nvPicPr>
+                    <pic:cNvPr id="1314493991" name=""/>
+                    <pic:cNvPicPr/>
+                  </pic:nvPicPr>
+                  <pic:blipFill>
+                    <a:blip r:embed="rId8"/>
+                    <a:stretch>
+                      <a:fillRect/>
+                    </a:stretch>
+                  </pic:blipFill>
+                  <pic:spPr>
+                    <a:xfrm>
+                      <a:off x="0" y="0"/>
+                      <a:ext cx="5668166" cy="1295581"/>
+                    </a:xfrm>
+                    <a:prstGeom prst="rect">
+                      <a:avLst/>
+                    </a:prstGeom>
+                  </pic:spPr>
+                </pic:pic>
+              </a:graphicData>
+            </a:graphic>
+          </wp:inline>
+        </w:drawing>
+      </w:r>
+    </w:p>
+    <w:p>
+      <w:pPr>
+        <w:spacing w:line="360" w:lineRule="auto"/>
+      </w:pPr>
+      <w:r>
+        <w:tab/>
+      </w:r>
+      <w:r>
+        <w:tab/>
+      </w:r>
+      <w:r>
+        <w:rPr>
+          <w:b/>
+          <w:bCs/>
+        </w:rPr>
+        <w:t>Fig 3c:</w:t>
+      </w:r>
+      <w:r>
+        <w:t xml:space="preserve"> </w:t>
+      </w:r>
+      <w:proofErr w:type="spellStart"/>
+      <w:r>
+        <w:t>Main.jsx</w:t>
+      </w:r>
+      <w:proofErr w:type="spellEnd"/>
+      <w:r>
+        <w:t xml:space="preserve"> rendering in html’s root element</w:t>
+      </w:r>
+    </w:p>
+    <w:p>
+      <w:pPr>
+        <w:spacing w:line="360" w:lineRule="auto"/>
+      </w:pPr>
+      <w:r>
+        <w:rPr>
+          <w:b/>
+          <w:bCs/>
+        </w:rPr>
+        <w:t xml:space="preserve">Fig-3c </w:t>
+      </w:r>
+      <w:r>
+        <w:t xml:space="preserve">shows </w:t>
+      </w:r>
+      <w:proofErr w:type="spellStart"/>
+      <w:r>
+        <w:rPr>
+          <w:b/>
+          <w:bCs/>
+        </w:rPr>
+        <w:t>M</w:t>
+      </w:r>
+      <w:r>
+        <w:rPr>
+          <w:b/>
+          <w:bCs/>
+        </w:rPr>
+        <w:t>ain.jsx</w:t>
+      </w:r>
+      <w:proofErr w:type="spellEnd"/>
+      <w:r>
+        <w:t xml:space="preserve"> rendering the whole app structure in </w:t>
+      </w:r>
+      <w:proofErr w:type="spellStart"/>
+      <w:r>
+        <w:t>Strict</w:t>
+      </w:r>
+      <w:r>
+        <w:t>M</w:t>
+      </w:r>
+      <w:r>
+        <w:t>ode</w:t>
+      </w:r>
+      <w:proofErr w:type="spellEnd"/>
+      <w:r>
+        <w:t xml:space="preserve"> </w:t>
+      </w:r>
+      <w:r>
+        <w:t>and</w:t>
+      </w:r>
+      <w:r>
+        <w:t xml:space="preserve"> injecting it into the frontend folder’s html doc’s root div. </w:t>
+      </w:r>
+      <w:proofErr w:type="spellStart"/>
+      <w:r>
+        <w:t>Strict</w:t>
+      </w:r>
+      <w:r>
+        <w:t>M</w:t>
+      </w:r>
+      <w:r>
+        <w:t>ode</w:t>
+      </w:r>
+      <w:proofErr w:type="spellEnd"/>
+      <w:r>
+        <w:t xml:space="preserve"> is a feature used in development where react will set up, tear down, and then restart the app rendering and its </w:t>
+      </w:r>
+      <w:proofErr w:type="spellStart"/>
+      <w:r>
+        <w:t>useEffects</w:t>
+      </w:r>
+      <w:proofErr w:type="spellEnd"/>
+      <w:r>
+        <w:t xml:space="preserve"> to help detect errors.</w:t>
+      </w:r>
+    </w:p>
+    <w:p>
+      <w:pPr>
+        <w:spacing w:line="360" w:lineRule="auto"/>
+      </w:pPr>
+      <w:r>
+        <w:rPr>
+          <w:noProof/>
+        </w:rPr>
+        <w:drawing>
+          <wp:inline distT="0" distB="0" distL="0" distR="0" wp14:anchorId="22C84479" wp14:editId="77F78D53">
+            <wp:extent cx="5477639" cy="2505425"/>
+            <wp:effectExtent l="0" t="0" r="0" b="9525"/>
+            <wp:docPr id="771421346" name="Picture 1"/>
+            <wp:cNvGraphicFramePr>
+              <a:graphicFrameLocks xmlns:a="http://schemas.openxmlformats.org/drawingml/2006/main" noChangeAspect="1"/>
+            </wp:cNvGraphicFramePr>
+            <a:graphic xmlns:a="http://schemas.openxmlformats.org/drawingml/2006/main">
+              <a:graphicData uri="http://schemas.openxmlformats.org/drawingml/2006/picture">
+                <pic:pic xmlns:pic="http://schemas.openxmlformats.org/drawingml/2006/picture">
+                  <pic:nvPicPr>
+                    <pic:cNvPr id="771421346" name=""/>
+                    <pic:cNvPicPr/>
+                  </pic:nvPicPr>
+                  <pic:blipFill>
+                    <a:blip r:embed="rId9"/>
+                    <a:stretch>
+                      <a:fillRect/>
+                    </a:stretch>
+                  </pic:blipFill>
+                  <pic:spPr>
+                    <a:xfrm>
+                      <a:off x="0" y="0"/>
+                      <a:ext cx="5477639" cy="2505425"/>
+                    </a:xfrm>
+                    <a:prstGeom prst="rect">
+                      <a:avLst/>
+                    </a:prstGeom>
+                  </pic:spPr>
+                </pic:pic>
+              </a:graphicData>
+            </a:graphic>
+          </wp:inline>
+        </w:drawing>
+      </w:r>
+    </w:p>
+    <w:p>
+      <w:pPr>
+        <w:spacing w:line="360" w:lineRule="auto"/>
+      </w:pPr>
+      <w:r>
+        <w:tab/>
+      </w:r>
+      <w:r>
+        <w:tab/>
+      </w:r>
+      <w:r>
+        <w:rPr>
+          <w:b/>
+          <w:bCs/>
+        </w:rPr>
+        <w:t>Fig-3d:</w:t>
+      </w:r>
+      <w:r>
+        <w:t xml:space="preserve"> </w:t>
+      </w:r>
+      <w:proofErr w:type="spellStart"/>
+      <w:r>
+        <w:t>App.jsx</w:t>
+      </w:r>
+      <w:proofErr w:type="spellEnd"/>
+      <w:r>
+        <w:t xml:space="preserve"> importing and rendering router component </w:t>
+      </w:r>
+      <w:r>
+        <w:t>via</w:t>
+      </w:r>
+      <w:r>
+        <w:t xml:space="preserve"> react-router</w:t>
+      </w:r>
+    </w:p>
+    <w:p>
+      <w:pPr>
+        <w:spacing w:line="360" w:lineRule="auto"/>
+      </w:pPr>
+      <w:proofErr w:type="spellStart"/>
+      <w:r>
+        <w:rPr>
+          <w:b/>
+          <w:bCs/>
+        </w:rPr>
+        <w:t>App.jsx</w:t>
+      </w:r>
+      <w:proofErr w:type="spellEnd"/>
+      <w:r>
+        <w:t xml:space="preserve"> is being used solely to enable frontend routing via </w:t>
+      </w:r>
+      <w:r>
+        <w:rPr>
+          <w:b/>
+          <w:bCs/>
+        </w:rPr>
+        <w:t>react-router</w:t>
+      </w:r>
+      <w:r>
+        <w:t xml:space="preserve"> functionality by importing its </w:t>
+      </w:r>
+      <w:proofErr w:type="spellStart"/>
+      <w:r>
+        <w:rPr>
+          <w:b/>
+          <w:bCs/>
+        </w:rPr>
+        <w:t>RouterProvider</w:t>
+      </w:r>
+      <w:proofErr w:type="spellEnd"/>
+      <w:r>
+        <w:t xml:space="preserve"> component and supplying an imported, custom-made </w:t>
+      </w:r>
+      <w:r>
+        <w:rPr>
+          <w:b/>
+          <w:bCs/>
+        </w:rPr>
+        <w:t>router</w:t>
+      </w:r>
+      <w:r>
+        <w:t xml:space="preserve"> object to its router prop. See </w:t>
+      </w:r>
+      <w:r>
+        <w:rPr>
+          <w:b/>
+          <w:bCs/>
+        </w:rPr>
+        <w:t>fig-3e</w:t>
+      </w:r>
+      <w:r>
+        <w:t xml:space="preserve"> for the </w:t>
+      </w:r>
+      <w:r>
+        <w:rPr>
+          <w:b/>
+          <w:bCs/>
+        </w:rPr>
+        <w:t>router</w:t>
+      </w:r>
+      <w:r>
+        <w:t xml:space="preserve"> object.</w:t>
+      </w:r>
+    </w:p>
+    <w:p>
+      <w:pPr>
+        <w:spacing w:line="360" w:lineRule="auto"/>
+      </w:pPr>
+      <w:r>
+        <w:rPr>
+          <w:noProof/>
+        </w:rPr>
+        <w:lastRenderedPageBreak/>
+        <w:drawing>
+          <wp:inline distT="0" distB="0" distL="0" distR="0" wp14:anchorId="1120411E" wp14:editId="06556D80">
+            <wp:extent cx="5326083" cy="3364182"/>
+            <wp:effectExtent l="0" t="0" r="8255" b="8255"/>
+            <wp:docPr id="680762732" name="Picture 1"/>
+            <wp:cNvGraphicFramePr>
+              <a:graphicFrameLocks xmlns:a="http://schemas.openxmlformats.org/drawingml/2006/main" noChangeAspect="1"/>
+            </wp:cNvGraphicFramePr>
+            <a:graphic xmlns:a="http://schemas.openxmlformats.org/drawingml/2006/main">
+              <a:graphicData uri="http://schemas.openxmlformats.org/drawingml/2006/picture">
+                <pic:pic xmlns:pic="http://schemas.openxmlformats.org/drawingml/2006/picture">
+                  <pic:nvPicPr>
+                    <pic:cNvPr id="680762732" name=""/>
+                    <pic:cNvPicPr/>
+                  </pic:nvPicPr>
+                  <pic:blipFill>
+                    <a:blip r:embed="rId10"/>
+                    <a:stretch>
+                      <a:fillRect/>
+                    </a:stretch>
+                  </pic:blipFill>
+                  <pic:spPr>
+                    <a:xfrm>
+                      <a:off x="0" y="0"/>
+                      <a:ext cx="5340624" cy="3373367"/>
+                    </a:xfrm>
+                    <a:prstGeom prst="rect">
+                      <a:avLst/>
+                    </a:prstGeom>
+                  </pic:spPr>
+                </pic:pic>
+              </a:graphicData>
+            </a:graphic>
+          </wp:inline>
+        </w:drawing>
+      </w:r>
+    </w:p>
+    <w:p>
+      <w:pPr>
+        <w:spacing w:line="360" w:lineRule="auto"/>
+        <w:ind w:left="720" w:firstLine="720"/>
+      </w:pPr>
+      <w:r>
+        <w:rPr>
+          <w:b/>
+          <w:bCs/>
+        </w:rPr>
+        <w:t>Fig-3e:</w:t>
+      </w:r>
+      <w:r>
+        <w:t xml:space="preserve"> </w:t>
+      </w:r>
+      <w:r>
+        <w:t xml:space="preserve">Customised router </w:t>
+      </w:r>
+      <w:r>
+        <w:t>imported</w:t>
+      </w:r>
+      <w:r>
+        <w:t xml:space="preserve"> in</w:t>
+      </w:r>
+      <w:r>
+        <w:t>to</w:t>
+      </w:r>
+      <w:r>
+        <w:t xml:space="preserve"> </w:t>
+      </w:r>
+      <w:proofErr w:type="spellStart"/>
+      <w:r>
+        <w:rPr>
+          <w:b/>
+          <w:bCs/>
+        </w:rPr>
+        <w:t>App.jsx</w:t>
+      </w:r>
+      <w:proofErr w:type="spellEnd"/>
+    </w:p>
+    <w:p>
+      <w:pPr>
+        <w:spacing w:line="360" w:lineRule="auto"/>
+      </w:pPr>
+      <w:r>
+        <w:rPr>
+          <w:b/>
+          <w:bCs/>
+        </w:rPr>
+        <w:t>Fig-3e</w:t>
+      </w:r>
+      <w:r>
+        <w:t xml:space="preserve"> shows the </w:t>
+      </w:r>
+      <w:r>
+        <w:rPr>
+          <w:b/>
+          <w:bCs/>
+        </w:rPr>
+        <w:t>router</w:t>
+      </w:r>
+      <w:r>
+        <w:t xml:space="preserve"> object being created using react router 6.4’s </w:t>
+      </w:r>
+      <w:proofErr w:type="spellStart"/>
+      <w:r>
+        <w:t>createBrowserRouter</w:t>
+      </w:r>
+      <w:proofErr w:type="spellEnd"/>
+      <w:r>
+        <w:t xml:space="preserve"> and </w:t>
+      </w:r>
+      <w:proofErr w:type="spellStart"/>
+      <w:r>
+        <w:t>createRoutesFromElements</w:t>
+      </w:r>
+      <w:proofErr w:type="spellEnd"/>
+      <w:r>
+        <w:t xml:space="preserve"> functions.</w:t>
+      </w:r>
+      <w:r>
+        <w:t xml:space="preserve"> The </w:t>
+      </w:r>
+      <w:r>
+        <w:rPr>
+          <w:b/>
+          <w:bCs/>
+        </w:rPr>
+        <w:t>Route</w:t>
+      </w:r>
+      <w:r>
+        <w:t xml:space="preserve"> component is used to create an index route, with path ‘/’, and nested child routes. The index route renders the </w:t>
+      </w:r>
+      <w:proofErr w:type="spellStart"/>
+      <w:r>
+        <w:rPr>
+          <w:b/>
+          <w:bCs/>
+        </w:rPr>
+        <w:t>RootLayout</w:t>
+      </w:r>
+      <w:proofErr w:type="spellEnd"/>
+      <w:r>
+        <w:t xml:space="preserve"> component which itself contains the </w:t>
+      </w:r>
+      <w:r>
+        <w:rPr>
+          <w:b/>
+          <w:bCs/>
+        </w:rPr>
+        <w:t>Navbar</w:t>
+      </w:r>
+      <w:r>
+        <w:t xml:space="preserve"> and react router’s </w:t>
+      </w:r>
+      <w:r>
+        <w:rPr>
+          <w:b/>
+          <w:bCs/>
+        </w:rPr>
+        <w:t>Outlet</w:t>
+      </w:r>
+      <w:r>
+        <w:t xml:space="preserve"> componen</w:t>
+      </w:r>
+      <w:r>
+        <w:t>t</w:t>
+      </w:r>
+      <w:r>
+        <w:t xml:space="preserve">. </w:t>
+      </w:r>
+      <w:r>
+        <w:t xml:space="preserve">The </w:t>
+      </w:r>
+      <w:r>
+        <w:rPr>
+          <w:b/>
+          <w:bCs/>
+        </w:rPr>
+        <w:t>Outlet</w:t>
+      </w:r>
+      <w:r>
+        <w:t xml:space="preserve"> component allows the components associated with the nested </w:t>
+      </w:r>
+      <w:proofErr w:type="spellStart"/>
+      <w:r>
+        <w:t>subroutes</w:t>
+      </w:r>
+      <w:proofErr w:type="spellEnd"/>
+      <w:r>
+        <w:t xml:space="preserve"> to be rendered</w:t>
+      </w:r>
+      <w:r>
+        <w:t xml:space="preserve"> when the user navigates to those routes</w:t>
+      </w:r>
+      <w:r>
+        <w:t>.</w:t>
       </w:r>
     </w:p>
     <w:p>
@@ -6024,8 +7525,11 @@
           <w:szCs w:val="22"/>
         </w:rPr>
       </w:pPr>
-      <w:bookmarkStart w:id="24" w:name="_Toc223533411"/>
-      <w:r>
+    </w:p>
+    <w:p>
+      <w:pPr>
+        <w:pStyle w:val="Heading2"/>
+        <w:spacing w:line="360" w:lineRule="auto"/>
         <w:rPr>
           <w:rFonts w:ascii="Garamond" w:hAnsi="Garamond"/>
           <w:b/>
@@ -6034,9 +7538,12 @@
           <w:sz w:val="22"/>
           <w:szCs w:val="22"/>
         </w:rPr>
-        <w:t xml:space="preserve">3.2.1 </w:t>
-      </w:r>
-      <w:r>
+      </w:pPr>
+    </w:p>
+    <w:p>
+      <w:pPr>
+        <w:pStyle w:val="Heading2"/>
+        <w:spacing w:line="360" w:lineRule="auto"/>
         <w:rPr>
           <w:rFonts w:ascii="Garamond" w:hAnsi="Garamond"/>
           <w:b/>
@@ -6045,9 +7552,12 @@
           <w:sz w:val="22"/>
           <w:szCs w:val="22"/>
         </w:rPr>
-        <w:t>User r</w:t>
-      </w:r>
-      <w:r>
+      </w:pPr>
+    </w:p>
+    <w:p>
+      <w:pPr>
+        <w:pStyle w:val="Heading2"/>
+        <w:spacing w:line="360" w:lineRule="auto"/>
         <w:rPr>
           <w:rFonts w:ascii="Garamond" w:hAnsi="Garamond"/>
           <w:b/>
@@ -6056,10 +7566,12 @@
           <w:sz w:val="22"/>
           <w:szCs w:val="22"/>
         </w:rPr>
-        <w:t>egistration</w:t>
-      </w:r>
-      <w:bookmarkEnd w:id="24"/>
-      <w:r>
+      </w:pPr>
+    </w:p>
+    <w:p>
+      <w:pPr>
+        <w:pStyle w:val="Heading2"/>
+        <w:spacing w:line="360" w:lineRule="auto"/>
         <w:rPr>
           <w:rFonts w:ascii="Garamond" w:hAnsi="Garamond"/>
           <w:b/>
@@ -6068,8 +7580,537 @@
           <w:sz w:val="22"/>
           <w:szCs w:val="22"/>
         </w:rPr>
+      </w:pPr>
+    </w:p>
+    <w:p>
+      <w:pPr>
+        <w:pStyle w:val="Heading2"/>
+        <w:spacing w:line="360" w:lineRule="auto"/>
+        <w:rPr>
+          <w:rFonts w:ascii="Garamond" w:hAnsi="Garamond"/>
+          <w:b/>
+          <w:bCs/>
+          <w:color w:val="215E99" w:themeColor="text2" w:themeTint="BF"/>
+          <w:sz w:val="22"/>
+          <w:szCs w:val="22"/>
+        </w:rPr>
+      </w:pPr>
+    </w:p>
+    <w:p>
+      <w:pPr>
+        <w:pStyle w:val="Heading2"/>
+        <w:spacing w:line="360" w:lineRule="auto"/>
+        <w:rPr>
+          <w:rFonts w:ascii="Garamond" w:hAnsi="Garamond"/>
+          <w:b/>
+          <w:bCs/>
+          <w:color w:val="215E99" w:themeColor="text2" w:themeTint="BF"/>
+          <w:sz w:val="22"/>
+          <w:szCs w:val="22"/>
+        </w:rPr>
+      </w:pPr>
+    </w:p>
+    <w:p>
+      <w:pPr>
+        <w:pStyle w:val="Heading2"/>
+        <w:spacing w:line="360" w:lineRule="auto"/>
+        <w:rPr>
+          <w:rFonts w:ascii="Garamond" w:hAnsi="Garamond"/>
+          <w:b/>
+          <w:bCs/>
+          <w:color w:val="215E99" w:themeColor="text2" w:themeTint="BF"/>
+          <w:sz w:val="22"/>
+          <w:szCs w:val="22"/>
+        </w:rPr>
+      </w:pPr>
+    </w:p>
+    <w:p>
+      <w:pPr>
+        <w:pStyle w:val="Heading2"/>
+        <w:spacing w:line="360" w:lineRule="auto"/>
+        <w:rPr>
+          <w:rFonts w:ascii="Garamond" w:hAnsi="Garamond"/>
+          <w:b/>
+          <w:bCs/>
+          <w:color w:val="215E99" w:themeColor="text2" w:themeTint="BF"/>
+          <w:sz w:val="22"/>
+          <w:szCs w:val="22"/>
+        </w:rPr>
+      </w:pPr>
+    </w:p>
+    <w:p/>
+    <w:p>
+      <w:pPr>
+        <w:pStyle w:val="Heading2"/>
+        <w:spacing w:line="360" w:lineRule="auto"/>
+        <w:rPr>
+          <w:rFonts w:ascii="Garamond" w:hAnsi="Garamond"/>
+          <w:b/>
+          <w:bCs/>
+          <w:color w:val="215E99" w:themeColor="text2" w:themeTint="BF"/>
+          <w:sz w:val="22"/>
+          <w:szCs w:val="22"/>
+        </w:rPr>
+      </w:pPr>
+    </w:p>
+    <w:p>
+      <w:pPr>
+        <w:pStyle w:val="Heading2"/>
+        <w:spacing w:line="360" w:lineRule="auto"/>
+        <w:rPr>
+          <w:rFonts w:ascii="Garamond" w:hAnsi="Garamond"/>
+          <w:b/>
+          <w:bCs/>
+          <w:color w:val="215E99" w:themeColor="text2" w:themeTint="BF"/>
+          <w:sz w:val="22"/>
+          <w:szCs w:val="22"/>
+        </w:rPr>
+      </w:pPr>
+      <w:r>
+        <w:rPr>
+          <w:rFonts w:ascii="Garamond" w:hAnsi="Garamond"/>
+          <w:b/>
+          <w:bCs/>
+          <w:color w:val="215E99" w:themeColor="text2" w:themeTint="BF"/>
+          <w:sz w:val="22"/>
+          <w:szCs w:val="22"/>
+        </w:rPr>
+        <w:t>3.1.3 Backend component structure overview and code</w:t>
+      </w:r>
+    </w:p>
+    <w:p>
+      <w:pPr>
+        <w:spacing w:line="360" w:lineRule="auto"/>
+      </w:pPr>
+      <w:r>
+        <w:t xml:space="preserve">As </w:t>
+      </w:r>
+      <w:proofErr w:type="spellStart"/>
+      <w:r>
+        <w:rPr>
+          <w:b/>
+          <w:bCs/>
+        </w:rPr>
+        <w:t>Main.jsx</w:t>
+      </w:r>
+      <w:proofErr w:type="spellEnd"/>
+      <w:r>
+        <w:t xml:space="preserve"> is the heart of the frontend, </w:t>
+      </w:r>
+      <w:proofErr w:type="spellStart"/>
+      <w:r>
+        <w:rPr>
+          <w:b/>
+          <w:bCs/>
+        </w:rPr>
+        <w:t>server.mjs</w:t>
+      </w:r>
+      <w:proofErr w:type="spellEnd"/>
+      <w:r>
+        <w:t xml:space="preserve"> is the heart of the backend. It sets up the express and </w:t>
+      </w:r>
+      <w:r>
+        <w:t>Socket.io</w:t>
+      </w:r>
+      <w:r>
+        <w:t xml:space="preserve"> server instances, defines CORS settings, sets up </w:t>
+      </w:r>
+      <w:proofErr w:type="spellStart"/>
+      <w:r>
+        <w:t>middlware</w:t>
+      </w:r>
+      <w:proofErr w:type="spellEnd"/>
+      <w:r>
+        <w:t xml:space="preserve"> for processing </w:t>
+      </w:r>
+      <w:proofErr w:type="spellStart"/>
+      <w:r>
+        <w:t>json</w:t>
+      </w:r>
+      <w:proofErr w:type="spellEnd"/>
+      <w:r>
+        <w:t xml:space="preserve">-formatted client requests and cookie parsing, imports routers for handling requests and responses to and from endpoints, and uses </w:t>
+      </w:r>
+      <w:r>
+        <w:t>a global</w:t>
+      </w:r>
+      <w:r>
+        <w:t xml:space="preserve"> error handler for shaping error responses before sending </w:t>
+      </w:r>
+      <w:r>
+        <w:t>t</w:t>
+      </w:r>
+      <w:r>
+        <w:t>hem to the frontend.</w:t>
+      </w:r>
+      <w:r>
+        <w:t xml:space="preserve"> See </w:t>
+      </w:r>
+      <w:r>
+        <w:rPr>
+          <w:b/>
+          <w:bCs/>
+        </w:rPr>
+        <w:t>figs 3f</w:t>
+      </w:r>
+      <w:r>
+        <w:t>,</w:t>
+      </w:r>
+      <w:r>
+        <w:rPr>
+          <w:b/>
+          <w:bCs/>
+        </w:rPr>
+        <w:t xml:space="preserve"> 3g</w:t>
+      </w:r>
+      <w:r>
+        <w:t>, and</w:t>
+      </w:r>
+      <w:r>
+        <w:rPr>
+          <w:b/>
+          <w:bCs/>
+        </w:rPr>
+        <w:t xml:space="preserve"> 3h</w:t>
+      </w:r>
+      <w:r>
+        <w:t xml:space="preserve"> for relevant code snippets</w:t>
+      </w:r>
+      <w:r>
+        <w:t>.</w:t>
+      </w:r>
+    </w:p>
+    <w:p>
+      <w:pPr>
+        <w:spacing w:line="360" w:lineRule="auto"/>
+      </w:pPr>
+      <w:r>
+        <w:rPr>
+          <w:noProof/>
+        </w:rPr>
+        <w:drawing>
+          <wp:inline distT="0" distB="0" distL="0" distR="0" wp14:anchorId="2E3E64FE" wp14:editId="526049E3">
+            <wp:extent cx="5759450" cy="3881120"/>
+            <wp:effectExtent l="0" t="0" r="0" b="5080"/>
+            <wp:docPr id="1195207542" name="Picture 1"/>
+            <wp:cNvGraphicFramePr>
+              <a:graphicFrameLocks xmlns:a="http://schemas.openxmlformats.org/drawingml/2006/main" noChangeAspect="1"/>
+            </wp:cNvGraphicFramePr>
+            <a:graphic xmlns:a="http://schemas.openxmlformats.org/drawingml/2006/main">
+              <a:graphicData uri="http://schemas.openxmlformats.org/drawingml/2006/picture">
+                <pic:pic xmlns:pic="http://schemas.openxmlformats.org/drawingml/2006/picture">
+                  <pic:nvPicPr>
+                    <pic:cNvPr id="1195207542" name=""/>
+                    <pic:cNvPicPr/>
+                  </pic:nvPicPr>
+                  <pic:blipFill>
+                    <a:blip r:embed="rId11"/>
+                    <a:stretch>
+                      <a:fillRect/>
+                    </a:stretch>
+                  </pic:blipFill>
+                  <pic:spPr>
+                    <a:xfrm>
+                      <a:off x="0" y="0"/>
+                      <a:ext cx="5759450" cy="3881120"/>
+                    </a:xfrm>
+                    <a:prstGeom prst="rect">
+                      <a:avLst/>
+                    </a:prstGeom>
+                  </pic:spPr>
+                </pic:pic>
+              </a:graphicData>
+            </a:graphic>
+          </wp:inline>
+        </w:drawing>
+      </w:r>
+    </w:p>
+    <w:p>
+      <w:pPr>
+        <w:spacing w:line="360" w:lineRule="auto"/>
+      </w:pPr>
+      <w:r>
+        <w:tab/>
+      </w:r>
+      <w:r>
+        <w:tab/>
+      </w:r>
+      <w:r>
+        <w:rPr>
+          <w:b/>
+          <w:bCs/>
+        </w:rPr>
+        <w:t>Fig-3f</w:t>
+      </w:r>
+      <w:r>
+        <w:t xml:space="preserve"> </w:t>
+      </w:r>
+      <w:proofErr w:type="spellStart"/>
+      <w:r>
+        <w:t>server.mjs</w:t>
+      </w:r>
+      <w:proofErr w:type="spellEnd"/>
+      <w:r>
+        <w:t xml:space="preserve"> setting up express server, middleware, and CORS configuration</w:t>
+      </w:r>
+    </w:p>
+    <w:p>
+      <w:pPr>
+        <w:spacing w:line="360" w:lineRule="auto"/>
+      </w:pPr>
+      <w:r>
+        <w:rPr>
+          <w:noProof/>
+        </w:rPr>
+        <w:lastRenderedPageBreak/>
+        <w:drawing>
+          <wp:inline distT="0" distB="0" distL="0" distR="0" wp14:anchorId="18ACD2FA" wp14:editId="39266D7A">
+            <wp:extent cx="5572903" cy="5639587"/>
+            <wp:effectExtent l="0" t="0" r="8890" b="0"/>
+            <wp:docPr id="253080924" name="Picture 1"/>
+            <wp:cNvGraphicFramePr>
+              <a:graphicFrameLocks xmlns:a="http://schemas.openxmlformats.org/drawingml/2006/main" noChangeAspect="1"/>
+            </wp:cNvGraphicFramePr>
+            <a:graphic xmlns:a="http://schemas.openxmlformats.org/drawingml/2006/main">
+              <a:graphicData uri="http://schemas.openxmlformats.org/drawingml/2006/picture">
+                <pic:pic xmlns:pic="http://schemas.openxmlformats.org/drawingml/2006/picture">
+                  <pic:nvPicPr>
+                    <pic:cNvPr id="253080924" name=""/>
+                    <pic:cNvPicPr/>
+                  </pic:nvPicPr>
+                  <pic:blipFill>
+                    <a:blip r:embed="rId12"/>
+                    <a:stretch>
+                      <a:fillRect/>
+                    </a:stretch>
+                  </pic:blipFill>
+                  <pic:spPr>
+                    <a:xfrm>
+                      <a:off x="0" y="0"/>
+                      <a:ext cx="5572903" cy="5639587"/>
+                    </a:xfrm>
+                    <a:prstGeom prst="rect">
+                      <a:avLst/>
+                    </a:prstGeom>
+                  </pic:spPr>
+                </pic:pic>
+              </a:graphicData>
+            </a:graphic>
+          </wp:inline>
+        </w:drawing>
+      </w:r>
+    </w:p>
+    <w:p>
+      <w:pPr>
+        <w:spacing w:line="360" w:lineRule="auto"/>
+      </w:pPr>
+      <w:r>
+        <w:tab/>
+      </w:r>
+      <w:r>
+        <w:tab/>
+      </w:r>
+      <w:r>
+        <w:rPr>
+          <w:b/>
+          <w:bCs/>
+        </w:rPr>
+        <w:t>Fig-3g</w:t>
+      </w:r>
+      <w:r>
+        <w:t xml:space="preserve"> routers imported </w:t>
+      </w:r>
+      <w:r>
+        <w:t>into</w:t>
+      </w:r>
+      <w:r>
+        <w:t xml:space="preserve"> </w:t>
+      </w:r>
+      <w:proofErr w:type="spellStart"/>
+      <w:r>
+        <w:t>server.mjs</w:t>
+      </w:r>
+      <w:proofErr w:type="spellEnd"/>
+    </w:p>
+    <w:p>
+      <w:pPr>
+        <w:spacing w:line="360" w:lineRule="auto"/>
+      </w:pPr>
+      <w:r>
+        <w:rPr>
+          <w:noProof/>
+        </w:rPr>
+        <w:drawing>
+          <wp:inline distT="0" distB="0" distL="0" distR="0" wp14:anchorId="7C559C76" wp14:editId="7B60663B">
+            <wp:extent cx="3962953" cy="562053"/>
+            <wp:effectExtent l="0" t="0" r="0" b="9525"/>
+            <wp:docPr id="1817074258" name="Picture 1"/>
+            <wp:cNvGraphicFramePr>
+              <a:graphicFrameLocks xmlns:a="http://schemas.openxmlformats.org/drawingml/2006/main" noChangeAspect="1"/>
+            </wp:cNvGraphicFramePr>
+            <a:graphic xmlns:a="http://schemas.openxmlformats.org/drawingml/2006/main">
+              <a:graphicData uri="http://schemas.openxmlformats.org/drawingml/2006/picture">
+                <pic:pic xmlns:pic="http://schemas.openxmlformats.org/drawingml/2006/picture">
+                  <pic:nvPicPr>
+                    <pic:cNvPr id="1817074258" name=""/>
+                    <pic:cNvPicPr/>
+                  </pic:nvPicPr>
+                  <pic:blipFill>
+                    <a:blip r:embed="rId13"/>
+                    <a:stretch>
+                      <a:fillRect/>
+                    </a:stretch>
+                  </pic:blipFill>
+                  <pic:spPr>
+                    <a:xfrm>
+                      <a:off x="0" y="0"/>
+                      <a:ext cx="3962953" cy="562053"/>
+                    </a:xfrm>
+                    <a:prstGeom prst="rect">
+                      <a:avLst/>
+                    </a:prstGeom>
+                  </pic:spPr>
+                </pic:pic>
+              </a:graphicData>
+            </a:graphic>
+          </wp:inline>
+        </w:drawing>
+      </w:r>
+    </w:p>
+    <w:p>
+      <w:pPr>
+        <w:spacing w:line="360" w:lineRule="auto"/>
+      </w:pPr>
+      <w:r>
+        <w:tab/>
+      </w:r>
+      <w:r>
+        <w:tab/>
+      </w:r>
+      <w:r>
+        <w:rPr>
+          <w:b/>
+          <w:bCs/>
+        </w:rPr>
+        <w:t>Fig-3h</w:t>
+      </w:r>
+      <w:r>
+        <w:t xml:space="preserve"> express global error handler</w:t>
+      </w:r>
+    </w:p>
+    <w:p>
+      <w:pPr>
+        <w:spacing w:line="360" w:lineRule="auto"/>
+      </w:pPr>
+    </w:p>
+    <w:p>
+      <w:pPr>
+        <w:spacing w:line="360" w:lineRule="auto"/>
+      </w:pPr>
+    </w:p>
+    <w:p>
+      <w:pPr>
+        <w:spacing w:line="360" w:lineRule="auto"/>
+      </w:pPr>
+    </w:p>
+    <w:p>
+      <w:pPr>
+        <w:spacing w:line="360" w:lineRule="auto"/>
+      </w:pPr>
+    </w:p>
+    <w:p>
+      <w:pPr>
+        <w:pStyle w:val="Heading2"/>
+        <w:spacing w:line="360" w:lineRule="auto"/>
+        <w:rPr>
+          <w:rFonts w:ascii="Garamond" w:hAnsi="Garamond"/>
+          <w:b/>
+          <w:bCs/>
+          <w:sz w:val="24"/>
+          <w:szCs w:val="24"/>
+        </w:rPr>
+      </w:pPr>
+      <w:bookmarkStart w:id="25" w:name="_Toc224397642"/>
+      <w:r>
+        <w:rPr>
+          <w:rFonts w:ascii="Garamond" w:hAnsi="Garamond"/>
+          <w:b/>
+          <w:bCs/>
+          <w:sz w:val="24"/>
+          <w:szCs w:val="24"/>
+        </w:rPr>
+        <w:lastRenderedPageBreak/>
+        <w:t>3.2 System Functionality</w:t>
+      </w:r>
+      <w:bookmarkEnd w:id="25"/>
+    </w:p>
+    <w:p>
+      <w:pPr>
+        <w:spacing w:line="360" w:lineRule="auto"/>
+      </w:pPr>
+      <w:r>
+        <w:t>This section will explain in detail the implementation of the key functionality of registration and login, lesson booking, and real-time webchat.</w:t>
+      </w:r>
+    </w:p>
+    <w:p>
+      <w:pPr>
+        <w:pStyle w:val="Heading2"/>
+        <w:spacing w:line="360" w:lineRule="auto"/>
+        <w:rPr>
+          <w:rFonts w:ascii="Garamond" w:hAnsi="Garamond"/>
+          <w:b/>
+          <w:bCs/>
+          <w:color w:val="215E99" w:themeColor="text2" w:themeTint="BF"/>
+          <w:sz w:val="22"/>
+          <w:szCs w:val="22"/>
+        </w:rPr>
+      </w:pPr>
+      <w:bookmarkStart w:id="26" w:name="_Toc224397643"/>
+      <w:r>
+        <w:rPr>
+          <w:rFonts w:ascii="Garamond" w:hAnsi="Garamond"/>
+          <w:b/>
+          <w:bCs/>
+          <w:color w:val="215E99" w:themeColor="text2" w:themeTint="BF"/>
+          <w:sz w:val="22"/>
+          <w:szCs w:val="22"/>
+        </w:rPr>
+        <w:t xml:space="preserve">3.2.1 </w:t>
+      </w:r>
+      <w:r>
+        <w:rPr>
+          <w:rFonts w:ascii="Garamond" w:hAnsi="Garamond"/>
+          <w:b/>
+          <w:bCs/>
+          <w:color w:val="215E99" w:themeColor="text2" w:themeTint="BF"/>
+          <w:sz w:val="22"/>
+          <w:szCs w:val="22"/>
+        </w:rPr>
+        <w:t>User r</w:t>
+      </w:r>
+      <w:r>
+        <w:rPr>
+          <w:rFonts w:ascii="Garamond" w:hAnsi="Garamond"/>
+          <w:b/>
+          <w:bCs/>
+          <w:color w:val="215E99" w:themeColor="text2" w:themeTint="BF"/>
+          <w:sz w:val="22"/>
+          <w:szCs w:val="22"/>
+        </w:rPr>
+        <w:t>egistration</w:t>
+      </w:r>
+      <w:r>
+        <w:rPr>
+          <w:rFonts w:ascii="Garamond" w:hAnsi="Garamond"/>
+          <w:b/>
+          <w:bCs/>
+          <w:color w:val="215E99" w:themeColor="text2" w:themeTint="BF"/>
+          <w:sz w:val="22"/>
+          <w:szCs w:val="22"/>
+        </w:rPr>
         <w:t xml:space="preserve"> [18,19,20,21,22,23,24,25,26]</w:t>
       </w:r>
+      <w:bookmarkEnd w:id="26"/>
     </w:p>
     <w:p>
       <w:pPr>
@@ -6153,7 +8194,23 @@
           <w:b/>
           <w:bCs/>
         </w:rPr>
-        <w:t>RHF’s trigger()</w:t>
+        <w:t xml:space="preserve">RHF’s </w:t>
+      </w:r>
+      <w:proofErr w:type="gramStart"/>
+      <w:r>
+        <w:rPr>
+          <w:b/>
+          <w:bCs/>
+        </w:rPr>
+        <w:t>trigger(</w:t>
+      </w:r>
+      <w:proofErr w:type="gramEnd"/>
+      <w:r>
+        <w:rPr>
+          <w:b/>
+          <w:bCs/>
+        </w:rPr>
+        <w:t>)</w:t>
       </w:r>
       <w:r>
         <w:t xml:space="preserve"> method. This prevents unfilled step-two fields from triggering validation errors before they have been shown to the user.</w:t>
@@ -6164,7 +8221,6 @@
         <w:spacing w:line="360" w:lineRule="auto"/>
       </w:pPr>
       <w:r>
-        <w:lastRenderedPageBreak/>
         <w:t xml:space="preserve">To ensure input of city and instrument data that is consistent with the format in the DB, the component uses </w:t>
       </w:r>
       <w:proofErr w:type="spellStart"/>
@@ -6180,7 +8236,7 @@
         <w:t xml:space="preserve"> hooks to fetch reference lists from the database</w:t>
       </w:r>
       <w:r>
-        <w:t xml:space="preserve"> and stores them in </w:t>
+        <w:t xml:space="preserve"> and stores them </w:t>
       </w:r>
       <w:r>
         <w:t xml:space="preserve">as arrays in </w:t>
@@ -6356,7 +8412,7 @@
         <w:t xml:space="preserve"> </w:t>
       </w:r>
       <w:r>
-        <w:t>post to a different endpoint</w:t>
+        <w:t>post to different endpoint</w:t>
       </w:r>
       <w:r>
         <w:t>s</w:t>
@@ -6392,7 +8448,7 @@
                     </pic:cNvPicPr>
                   </pic:nvPicPr>
                   <pic:blipFill>
-                    <a:blip r:embed="rId6" cstate="print">
+                    <a:blip r:embed="rId14" cstate="print">
                       <a:extLst>
                         <a:ext uri="{28A0092B-C50C-407E-A947-70E740481C1C}">
                           <a14:useLocalDpi xmlns:a14="http://schemas.microsoft.com/office/drawing/2010/main" val="0"/>
@@ -6449,6 +8505,7 @@
           <w:szCs w:val="22"/>
         </w:rPr>
       </w:pPr>
+      <w:bookmarkStart w:id="27" w:name="_Toc224397644"/>
       <w:r>
         <w:rPr>
           <w:rFonts w:ascii="Garamond" w:hAnsi="Garamond"/>
@@ -6460,6 +8517,7 @@
         </w:rPr>
         <w:t>3.2.2 User login</w:t>
       </w:r>
+      <w:bookmarkEnd w:id="27"/>
     </w:p>
     <w:p>
       <w:pPr>
@@ -6612,7 +8670,7 @@
           <w:szCs w:val="22"/>
         </w:rPr>
       </w:pPr>
-      <w:bookmarkStart w:id="25" w:name="_Toc223533412"/>
+      <w:bookmarkStart w:id="28" w:name="_Toc224397645"/>
       <w:r>
         <w:rPr>
           <w:rFonts w:ascii="Garamond" w:hAnsi="Garamond"/>
@@ -6647,7 +8705,6 @@
         </w:rPr>
         <w:t>Tutor searching</w:t>
       </w:r>
-      <w:bookmarkEnd w:id="25"/>
       <w:r>
         <w:rPr>
           <w:rFonts w:ascii="Garamond" w:hAnsi="Garamond"/>
@@ -6670,6 +8727,7 @@
         </w:rPr>
         <w:t>[27,28]</w:t>
       </w:r>
+      <w:bookmarkEnd w:id="28"/>
     </w:p>
     <w:p>
       <w:pPr>
@@ -6778,7 +8836,19 @@
         <w:t>it</w:t>
       </w:r>
       <w:r>
-        <w:t xml:space="preserve"> to the browser’s query string using React Router’s </w:t>
+        <w:t xml:space="preserve"> to the browser’s query string using </w:t>
+      </w:r>
+      <w:r>
+        <w:t>r</w:t>
+      </w:r>
+      <w:r>
+        <w:t xml:space="preserve">eact </w:t>
+      </w:r>
+      <w:r>
+        <w:t>r</w:t>
+      </w:r>
+      <w:r>
+        <w:t xml:space="preserve">outer’s </w:t>
       </w:r>
       <w:proofErr w:type="spellStart"/>
       <w:r>
@@ -6814,7 +8884,13 @@
       </w:r>
       <w:proofErr w:type="spellEnd"/>
       <w:r>
-        <w:t xml:space="preserve"> hook dependant on </w:t>
+        <w:t xml:space="preserve"> hook </w:t>
+      </w:r>
+      <w:r>
+        <w:t>dependent</w:t>
+      </w:r>
+      <w:r>
+        <w:t xml:space="preserve"> on </w:t>
       </w:r>
       <w:proofErr w:type="spellStart"/>
       <w:r>
@@ -6855,9 +8931,16 @@
       </w:r>
       <w:proofErr w:type="spellEnd"/>
       <w:r>
-        <w:t xml:space="preserve">, dependant on </w:t>
-      </w:r>
-      <w:proofErr w:type="spellStart"/>
+        <w:t xml:space="preserve">, </w:t>
+      </w:r>
+      <w:r>
+        <w:t>dependent</w:t>
+      </w:r>
+      <w:r>
+        <w:t xml:space="preserve"> on </w:t>
+      </w:r>
+      <w:proofErr w:type="spellStart"/>
+      <w:proofErr w:type="gramStart"/>
       <w:r>
         <w:rPr>
           <w:b/>
@@ -6866,6 +8949,7 @@
         <w:t>filters.city</w:t>
       </w:r>
       <w:proofErr w:type="spellEnd"/>
+      <w:proofErr w:type="gramEnd"/>
       <w:r>
         <w:rPr>
           <w:b/>
@@ -6884,6 +8968,7 @@
         <w:t xml:space="preserve"> </w:t>
       </w:r>
       <w:proofErr w:type="spellStart"/>
+      <w:proofErr w:type="gramStart"/>
       <w:r>
         <w:rPr>
           <w:b/>
@@ -6906,6 +8991,7 @@
         <w:t>nt</w:t>
       </w:r>
       <w:proofErr w:type="spellEnd"/>
+      <w:proofErr w:type="gramEnd"/>
       <w:r>
         <w:t xml:space="preserve">, </w:t>
       </w:r>
@@ -6948,7 +9034,7 @@
           <w:szCs w:val="22"/>
         </w:rPr>
       </w:pPr>
-      <w:bookmarkStart w:id="26" w:name="_Toc223533413"/>
+      <w:bookmarkStart w:id="29" w:name="_Toc224397646"/>
       <w:r>
         <w:rPr>
           <w:rFonts w:ascii="Garamond" w:hAnsi="Garamond"/>
@@ -6982,7 +9068,6 @@
         </w:rPr>
         <w:t xml:space="preserve"> Lesson </w:t>
       </w:r>
-      <w:bookmarkEnd w:id="26"/>
       <w:r>
         <w:rPr>
           <w:rFonts w:ascii="Garamond" w:hAnsi="Garamond"/>
@@ -7027,6 +9112,7 @@
         </w:rPr>
         <w:t>]</w:t>
       </w:r>
+      <w:bookmarkEnd w:id="29"/>
     </w:p>
     <w:p>
       <w:pPr>
@@ -7468,7 +9554,13 @@
         <w:t xml:space="preserve"> objects to perform the same validity checks as frontend. If these checks pass, it then checks the database for overlap</w:t>
       </w:r>
       <w:r>
-        <w:t xml:space="preserve"> with any conformed bookings. Only if all checks pass is the booking inserted into database and the newly created booking, with booking id, is returned to frontend </w:t>
+        <w:t xml:space="preserve"> with any conf</w:t>
+      </w:r>
+      <w:r>
+        <w:t>i</w:t>
+      </w:r>
+      <w:r>
+        <w:t xml:space="preserve">rmed bookings. Only if all checks pass is the booking inserted into database and the newly created booking, with booking id, is returned to frontend </w:t>
       </w:r>
       <w:proofErr w:type="spellStart"/>
       <w:r>
@@ -7598,13 +9690,27 @@
         <w:t xml:space="preserve"> which validates the booking id, then updates the booking status to cancelled, via PATCH request, only if it exists in the database and starts in more than 24 hours (enforced using PostgreSQL interval function). </w:t>
       </w:r>
       <w:r>
-        <w:t>If no row update occurs, the controller runs various checks against the database in order to provide detailed responses to the frontend. If the cancellation is successful, the fro</w:t>
+        <w:t xml:space="preserve">If no row update occurs, the controller runs various checks against the database </w:t>
+      </w:r>
+      <w:r>
+        <w:t>to</w:t>
+      </w:r>
+      <w:r>
+        <w:t xml:space="preserve"> provide detailed responses to the frontend. If the cancellation is successful, the fro</w:t>
       </w:r>
       <w:r>
         <w:t>n</w:t>
       </w:r>
       <w:r>
-        <w:t>tend removes the cancelled booking from state so the calendar display updates immediately.</w:t>
+        <w:t xml:space="preserve">tend removes the cancelled booking from </w:t>
+      </w:r>
+      <w:proofErr w:type="gramStart"/>
+      <w:r>
+        <w:t>state</w:t>
+      </w:r>
+      <w:proofErr w:type="gramEnd"/>
+      <w:r>
+        <w:t xml:space="preserve"> so the calendar display updates immediately.</w:t>
       </w:r>
     </w:p>
     <w:p>
@@ -7665,7 +9771,7 @@
                     </pic:cNvPicPr>
                   </pic:nvPicPr>
                   <pic:blipFill>
-                    <a:blip r:embed="rId7" cstate="print">
+                    <a:blip r:embed="rId15" cstate="print">
                       <a:extLst>
                         <a:ext uri="{28A0092B-C50C-407E-A947-70E740481C1C}">
                           <a14:useLocalDpi xmlns:a14="http://schemas.microsoft.com/office/drawing/2010/main" val="0"/>
@@ -7726,7 +9832,7 @@
           <w:szCs w:val="22"/>
         </w:rPr>
       </w:pPr>
-      <w:bookmarkStart w:id="27" w:name="_Toc223533414"/>
+      <w:bookmarkStart w:id="30" w:name="_Toc224397647"/>
       <w:r>
         <w:rPr>
           <w:rFonts w:ascii="Garamond" w:hAnsi="Garamond"/>
@@ -7761,7 +9867,6 @@
         </w:rPr>
         <w:t xml:space="preserve"> </w:t>
       </w:r>
-      <w:bookmarkEnd w:id="27"/>
       <w:r>
         <w:rPr>
           <w:rFonts w:ascii="Garamond" w:hAnsi="Garamond"/>
@@ -7784,6 +9889,7 @@
         </w:rPr>
         <w:t xml:space="preserve"> [39,40,41,42,43,44,45,46,47,48]</w:t>
       </w:r>
+      <w:bookmarkEnd w:id="30"/>
     </w:p>
     <w:p>
       <w:pPr>
@@ -7802,7 +9908,13 @@
         <w:t>and</w:t>
       </w:r>
       <w:r>
-        <w:t xml:space="preserve"> Socket.io. HTTP is used </w:t>
+        <w:t xml:space="preserve"> </w:t>
+      </w:r>
+      <w:r>
+        <w:t>Socket.io</w:t>
+      </w:r>
+      <w:r>
+        <w:t xml:space="preserve">. HTTP is used </w:t>
       </w:r>
       <w:r>
         <w:t xml:space="preserve">for authenticated </w:t>
@@ -7814,7 +9926,13 @@
         <w:t xml:space="preserve">al of </w:t>
       </w:r>
       <w:r>
-        <w:t>stored conversation history and inbox summaries from the database, and Socket.io handles</w:t>
+        <w:t xml:space="preserve">stored conversation history and inbox summaries from the database, and </w:t>
+      </w:r>
+      <w:r>
+        <w:t>Socket.io</w:t>
+      </w:r>
+      <w:r>
+        <w:t xml:space="preserve"> handles</w:t>
       </w:r>
       <w:r>
         <w:t xml:space="preserve"> real-time communication and instant notifications. </w:t>
@@ -7832,6 +9950,7 @@
         <w:t xml:space="preserve">mentary event listeners and emitters on front and back end. Listeners take the form </w:t>
       </w:r>
       <w:proofErr w:type="spellStart"/>
+      <w:proofErr w:type="gramStart"/>
       <w:r>
         <w:rPr>
           <w:b/>
@@ -7840,6 +9959,7 @@
         <w:t>socket.on</w:t>
       </w:r>
       <w:proofErr w:type="spellEnd"/>
+      <w:proofErr w:type="gramEnd"/>
       <w:r>
         <w:rPr>
           <w:b/>
@@ -7851,6 +9971,7 @@
         <w:t xml:space="preserve"> or </w:t>
       </w:r>
       <w:proofErr w:type="spellStart"/>
+      <w:proofErr w:type="gramStart"/>
       <w:r>
         <w:rPr>
           <w:b/>
@@ -7859,6 +9980,7 @@
         <w:t>io.on</w:t>
       </w:r>
       <w:proofErr w:type="spellEnd"/>
+      <w:proofErr w:type="gramEnd"/>
       <w:r>
         <w:rPr>
           <w:b/>
@@ -7870,6 +9992,7 @@
         <w:t xml:space="preserve"> and emitters </w:t>
       </w:r>
       <w:proofErr w:type="spellStart"/>
+      <w:proofErr w:type="gramStart"/>
       <w:r>
         <w:rPr>
           <w:b/>
@@ -7878,6 +10001,7 @@
         <w:t>socket.emit</w:t>
       </w:r>
       <w:proofErr w:type="spellEnd"/>
+      <w:proofErr w:type="gramEnd"/>
       <w:r>
         <w:rPr>
           <w:b/>
@@ -7889,6 +10013,7 @@
         <w:t xml:space="preserve"> or </w:t>
       </w:r>
       <w:proofErr w:type="spellStart"/>
+      <w:proofErr w:type="gramStart"/>
       <w:r>
         <w:rPr>
           <w:b/>
@@ -7897,6 +10022,7 @@
         <w:t>io.emit</w:t>
       </w:r>
       <w:proofErr w:type="spellEnd"/>
+      <w:proofErr w:type="gramEnd"/>
       <w:r>
         <w:rPr>
           <w:b/>
@@ -7913,7 +10039,13 @@
         <w:spacing w:line="360" w:lineRule="auto"/>
       </w:pPr>
       <w:r>
-        <w:t xml:space="preserve">On the frontend, the </w:t>
+        <w:t>As per section 3.1</w:t>
+      </w:r>
+      <w:r>
+        <w:t>.2</w:t>
+      </w:r>
+      <w:r>
+        <w:t xml:space="preserve">, the webchat functionality is set up in the </w:t>
       </w:r>
       <w:proofErr w:type="spellStart"/>
       <w:r>
@@ -7925,15 +10057,303 @@
       </w:r>
       <w:proofErr w:type="spellEnd"/>
       <w:r>
-        <w:t xml:space="preserve"> component acts as the top-level component for real-time messaging functionality. It provides </w:t>
-      </w:r>
-      <w:proofErr w:type="spellStart"/>
-      <w:r>
-        <w:rPr>
-          <w:b/>
-          <w:bCs/>
-        </w:rPr>
-        <w:t>UserContext</w:t>
+        <w:t xml:space="preserve"> component </w:t>
+      </w:r>
+      <w:r>
+        <w:t>When a user logs in, the client connects</w:t>
+      </w:r>
+      <w:r>
+        <w:t xml:space="preserve"> using the app’s </w:t>
+      </w:r>
+      <w:proofErr w:type="spellStart"/>
+      <w:r>
+        <w:rPr>
+          <w:b/>
+          <w:bCs/>
+        </w:rPr>
+        <w:t>socket.mjs</w:t>
+      </w:r>
+      <w:proofErr w:type="spellEnd"/>
+      <w:r>
+        <w:t xml:space="preserve"> socket instance.</w:t>
+      </w:r>
+      <w:r>
+        <w:t xml:space="preserve"> </w:t>
+      </w:r>
+      <w:r>
+        <w:t>W</w:t>
+      </w:r>
+      <w:r>
+        <w:t>hen a user logs out, the socket disconnects.  This ensures that real-time messaging is only available to authenticated users and that connections are not kept after logout.</w:t>
+      </w:r>
+    </w:p>
+    <w:p>
+      <w:pPr>
+        <w:spacing w:line="360" w:lineRule="auto"/>
+      </w:pPr>
+      <w:r>
+        <w:t xml:space="preserve">The </w:t>
+      </w:r>
+      <w:proofErr w:type="spellStart"/>
+      <w:r>
+        <w:rPr>
+          <w:b/>
+          <w:bCs/>
+        </w:rPr>
+        <w:t>ChatNotifier</w:t>
+      </w:r>
+      <w:proofErr w:type="spellEnd"/>
+      <w:r>
+        <w:t xml:space="preserve"> component sits in </w:t>
+      </w:r>
+      <w:proofErr w:type="spellStart"/>
+      <w:r>
+        <w:rPr>
+          <w:b/>
+          <w:bCs/>
+        </w:rPr>
+        <w:t>Main.jsx</w:t>
+      </w:r>
+      <w:proofErr w:type="spellEnd"/>
+      <w:r>
+        <w:t xml:space="preserve"> and, depending on state changes, renders either a chat notification modal or the </w:t>
+      </w:r>
+      <w:r>
+        <w:rPr>
+          <w:b/>
+          <w:bCs/>
+        </w:rPr>
+        <w:t>ChatWindow</w:t>
+      </w:r>
+      <w:r>
+        <w:t xml:space="preserve"> component (described below).</w:t>
+      </w:r>
+    </w:p>
+    <w:p>
+      <w:pPr>
+        <w:spacing w:line="360" w:lineRule="auto"/>
+      </w:pPr>
+      <w:r>
+        <w:t>Webchat a</w:t>
+      </w:r>
+      <w:r>
+        <w:t xml:space="preserve">uthentication relies on the </w:t>
+      </w:r>
+      <w:r>
+        <w:rPr>
+          <w:b/>
+          <w:bCs/>
+        </w:rPr>
+        <w:t>JWT</w:t>
+      </w:r>
+      <w:r>
+        <w:t xml:space="preserve"> stored in an </w:t>
+      </w:r>
+      <w:r>
+        <w:t>HTTP</w:t>
+      </w:r>
+      <w:r>
+        <w:t xml:space="preserve">-only cookie, but express and </w:t>
+      </w:r>
+      <w:r>
+        <w:t>Socket.io</w:t>
+      </w:r>
+      <w:r>
+        <w:t xml:space="preserve"> handle it differently. For </w:t>
+      </w:r>
+      <w:r>
+        <w:t>HTTP</w:t>
+      </w:r>
+      <w:r>
+        <w:t xml:space="preserve"> requests, protected chat-history routes use the </w:t>
+      </w:r>
+      <w:r>
+        <w:rPr>
+          <w:b/>
+          <w:bCs/>
+        </w:rPr>
+        <w:t>protect</w:t>
+      </w:r>
+      <w:r>
+        <w:t xml:space="preserve"> middleware which reads the </w:t>
+      </w:r>
+      <w:r>
+        <w:rPr>
+          <w:b/>
+          <w:bCs/>
+        </w:rPr>
+        <w:t>token</w:t>
+      </w:r>
+      <w:r>
+        <w:t xml:space="preserve"> cookie from </w:t>
+      </w:r>
+      <w:proofErr w:type="spellStart"/>
+      <w:proofErr w:type="gramStart"/>
+      <w:r>
+        <w:rPr>
+          <w:b/>
+          <w:bCs/>
+        </w:rPr>
+        <w:t>req.cookies</w:t>
+      </w:r>
+      <w:proofErr w:type="spellEnd"/>
+      <w:proofErr w:type="gramEnd"/>
+      <w:r>
+        <w:t xml:space="preserve">, verifies it and retrieves the matching user from the database and attaches user info to </w:t>
+      </w:r>
+      <w:proofErr w:type="spellStart"/>
+      <w:r>
+        <w:rPr>
+          <w:b/>
+          <w:bCs/>
+        </w:rPr>
+        <w:t>req.user</w:t>
+      </w:r>
+      <w:proofErr w:type="spellEnd"/>
+      <w:r>
+        <w:t xml:space="preserve"> using the </w:t>
+      </w:r>
+      <w:proofErr w:type="spellStart"/>
+      <w:r>
+        <w:rPr>
+          <w:b/>
+          <w:bCs/>
+        </w:rPr>
+        <w:t>buildUserInfo</w:t>
+      </w:r>
+      <w:proofErr w:type="spellEnd"/>
+      <w:r>
+        <w:t xml:space="preserve"> function.</w:t>
+      </w:r>
+      <w:r>
+        <w:t xml:space="preserve"> Subsequent route controllers can treat the request as authenticated and access the user info</w:t>
+      </w:r>
+      <w:r>
+        <w:t xml:space="preserve"> for their own needs</w:t>
+      </w:r>
+      <w:r>
+        <w:t>.</w:t>
+      </w:r>
+    </w:p>
+    <w:p>
+      <w:pPr>
+        <w:spacing w:line="360" w:lineRule="auto"/>
+      </w:pPr>
+      <w:r>
+        <w:t xml:space="preserve">Because </w:t>
+      </w:r>
+      <w:r>
+        <w:t>Socket.io</w:t>
+      </w:r>
+      <w:r>
+        <w:t xml:space="preserve"> cannot access request and response objects, custom middleware is used. In </w:t>
+      </w:r>
+      <w:proofErr w:type="spellStart"/>
+      <w:r>
+        <w:rPr>
+          <w:b/>
+          <w:bCs/>
+        </w:rPr>
+        <w:t>server.mjs</w:t>
+      </w:r>
+      <w:proofErr w:type="spellEnd"/>
+      <w:r>
+        <w:t xml:space="preserve">, the </w:t>
+      </w:r>
+      <w:proofErr w:type="spellStart"/>
+      <w:r>
+        <w:rPr>
+          <w:b/>
+          <w:bCs/>
+        </w:rPr>
+        <w:t>io.use</w:t>
+      </w:r>
+      <w:proofErr w:type="spellEnd"/>
+      <w:r>
+        <w:rPr>
+          <w:b/>
+          <w:bCs/>
+        </w:rPr>
+        <w:t>()</w:t>
+      </w:r>
+      <w:r>
+        <w:t xml:space="preserve"> middleware reads the cookie from </w:t>
+      </w:r>
+      <w:proofErr w:type="spellStart"/>
+      <w:r>
+        <w:rPr>
+          <w:b/>
+          <w:bCs/>
+        </w:rPr>
+        <w:t>socket.handshake.headers.cookie</w:t>
+      </w:r>
+      <w:proofErr w:type="spellEnd"/>
+      <w:r>
+        <w:t xml:space="preserve">, </w:t>
+      </w:r>
+      <w:r>
+        <w:t>extracts the cookie payload, verifies it, and, as above, retrieves matching user</w:t>
+      </w:r>
+      <w:r>
+        <w:t xml:space="preserve"> info</w:t>
+      </w:r>
+      <w:r>
+        <w:t xml:space="preserve"> from the database and attache</w:t>
+      </w:r>
+      <w:r>
+        <w:t>s it</w:t>
+      </w:r>
+      <w:r>
+        <w:t xml:space="preserve"> to </w:t>
+      </w:r>
+      <w:proofErr w:type="spellStart"/>
+      <w:r>
+        <w:rPr>
+          <w:b/>
+          <w:bCs/>
+        </w:rPr>
+        <w:t>socket.user</w:t>
+      </w:r>
+      <w:proofErr w:type="spellEnd"/>
+      <w:r>
+        <w:t xml:space="preserve"> using the </w:t>
+      </w:r>
+      <w:proofErr w:type="spellStart"/>
+      <w:r>
+        <w:rPr>
+          <w:b/>
+          <w:bCs/>
+        </w:rPr>
+        <w:t>buil</w:t>
+      </w:r>
+      <w:r>
+        <w:rPr>
+          <w:b/>
+          <w:bCs/>
+        </w:rPr>
+        <w:t>d</w:t>
+      </w:r>
+      <w:r>
+        <w:rPr>
+          <w:b/>
+          <w:bCs/>
+        </w:rPr>
+        <w:t>UserInfo</w:t>
+      </w:r>
+      <w:proofErr w:type="spellEnd"/>
+      <w:r>
+        <w:t xml:space="preserve"> function</w:t>
+      </w:r>
+      <w:r>
+        <w:t xml:space="preserve"> This ensures the </w:t>
+      </w:r>
+      <w:proofErr w:type="spellStart"/>
+      <w:r>
+        <w:rPr>
+          <w:b/>
+          <w:bCs/>
+        </w:rPr>
+        <w:t>req.user</w:t>
       </w:r>
       <w:proofErr w:type="spellEnd"/>
       <w:r>
@@ -7945,469 +10365,187 @@
           <w:b/>
           <w:bCs/>
         </w:rPr>
-        <w:t>ChatContext</w:t>
-      </w:r>
-      <w:proofErr w:type="spellEnd"/>
-      <w:r>
-        <w:t xml:space="preserve"> which allow user and chat state to be shared across the application and conditionally renders the </w:t>
-      </w:r>
-      <w:proofErr w:type="spellStart"/>
-      <w:r>
-        <w:rPr>
-          <w:b/>
-          <w:bCs/>
-        </w:rPr>
-        <w:t>ChatNotifier</w:t>
-      </w:r>
-      <w:proofErr w:type="spellEnd"/>
-      <w:r>
-        <w:t xml:space="preserve">, </w:t>
-      </w:r>
-      <w:proofErr w:type="spellStart"/>
-      <w:r>
-        <w:rPr>
-          <w:b/>
-          <w:bCs/>
-        </w:rPr>
-        <w:t>ChatMessagesIcon</w:t>
-      </w:r>
-      <w:proofErr w:type="spellEnd"/>
-      <w:r>
-        <w:t xml:space="preserve">, and </w:t>
-      </w:r>
-      <w:proofErr w:type="spellStart"/>
-      <w:r>
-        <w:rPr>
-          <w:b/>
-          <w:bCs/>
-        </w:rPr>
-        <w:t>MessagesDrawer</w:t>
-      </w:r>
-      <w:proofErr w:type="spellEnd"/>
-      <w:r>
-        <w:t xml:space="preserve"> components only if a user is logged in. </w:t>
-      </w:r>
-      <w:proofErr w:type="spellStart"/>
-      <w:r>
-        <w:rPr>
-          <w:b/>
-          <w:bCs/>
-        </w:rPr>
-        <w:t>Main.jsx</w:t>
-      </w:r>
-      <w:proofErr w:type="spellEnd"/>
-      <w:r>
-        <w:t xml:space="preserve"> also manages the socket.io client connection with a </w:t>
-      </w:r>
-      <w:proofErr w:type="spellStart"/>
-      <w:r>
-        <w:rPr>
-          <w:b/>
-          <w:bCs/>
-        </w:rPr>
-        <w:t>useEffect</w:t>
-      </w:r>
-      <w:proofErr w:type="spellEnd"/>
-      <w:r>
-        <w:t xml:space="preserve"> hook dependant on </w:t>
-      </w:r>
-      <w:r>
-        <w:rPr>
-          <w:b/>
-          <w:bCs/>
-        </w:rPr>
-        <w:t>user</w:t>
-      </w:r>
-      <w:r>
-        <w:t xml:space="preserve"> login status. When a user logs in, the client connects</w:t>
-      </w:r>
-      <w:r>
-        <w:t xml:space="preserve"> using the app’s </w:t>
-      </w:r>
-      <w:proofErr w:type="spellStart"/>
-      <w:r>
-        <w:rPr>
-          <w:b/>
-          <w:bCs/>
-        </w:rPr>
-        <w:t>socket.mjs</w:t>
-      </w:r>
-      <w:proofErr w:type="spellEnd"/>
-      <w:r>
-        <w:t xml:space="preserve"> socket instance.</w:t>
-      </w:r>
+        <w:t>socket.user</w:t>
+      </w:r>
+      <w:proofErr w:type="spellEnd"/>
+      <w:r>
+        <w:t xml:space="preserve"> objects have the same information</w:t>
+      </w:r>
+      <w:r>
+        <w:t>.</w:t>
+      </w:r>
+      <w:r>
+        <w:t xml:space="preserve"> If no matching user is found, the connection is rejected. To </w:t>
+      </w:r>
+      <w:r>
+        <w:t>support</w:t>
+      </w:r>
+      <w:r>
+        <w:t xml:space="preserve"> this authentication, the frontend’s socket instance is configured to send credentials</w:t>
+      </w:r>
+      <w:r>
+        <w:t xml:space="preserve"> during the handshake</w:t>
+      </w:r>
+      <w:r>
+        <w:t xml:space="preserve"> and </w:t>
+      </w:r>
+      <w:r>
+        <w:rPr>
+          <w:b/>
+          <w:bCs/>
+        </w:rPr>
+        <w:t>not</w:t>
+      </w:r>
+      <w:r>
+        <w:t xml:space="preserve"> to </w:t>
+      </w:r>
+      <w:proofErr w:type="spellStart"/>
+      <w:r>
+        <w:t>autoconnect</w:t>
+      </w:r>
+      <w:proofErr w:type="spellEnd"/>
+      <w:r>
+        <w:t>.</w:t>
+      </w:r>
+    </w:p>
+    <w:p>
+      <w:pPr>
+        <w:spacing w:line="360" w:lineRule="auto"/>
+      </w:pPr>
+      <w:r>
+        <w:t xml:space="preserve">Once a socket has been authenticated, the </w:t>
+      </w:r>
+      <w:proofErr w:type="spellStart"/>
+      <w:r>
+        <w:t>backend’s</w:t>
+      </w:r>
+      <w:proofErr w:type="spellEnd"/>
       <w:r>
         <w:t xml:space="preserve"> </w:t>
       </w:r>
-      <w:r>
-        <w:t>W</w:t>
-      </w:r>
-      <w:r>
-        <w:t>hen a user logs out, the socket disconnects.  This ensures that real-time messaging is only available to authenticated users and that connections are not kept after logout.</w:t>
-      </w:r>
-    </w:p>
-    <w:p>
-      <w:pPr>
-        <w:spacing w:line="360" w:lineRule="auto"/>
-      </w:pPr>
-      <w:r>
-        <w:t>Webchat a</w:t>
-      </w:r>
-      <w:r>
-        <w:t xml:space="preserve">uthentication relies on the </w:t>
-      </w:r>
-      <w:r>
-        <w:rPr>
-          <w:b/>
-          <w:bCs/>
-        </w:rPr>
-        <w:t>JWT</w:t>
-      </w:r>
-      <w:r>
-        <w:t xml:space="preserve"> stored in an </w:t>
-      </w:r>
-      <w:r>
-        <w:t>HTTP</w:t>
-      </w:r>
-      <w:r>
-        <w:t xml:space="preserve">-only cookie, but express and socket.io handle it differently. For </w:t>
-      </w:r>
-      <w:r>
-        <w:t>HTTP</w:t>
-      </w:r>
-      <w:r>
-        <w:t xml:space="preserve"> requests, protected chat-history routes use the </w:t>
-      </w:r>
-      <w:r>
-        <w:rPr>
-          <w:b/>
-          <w:bCs/>
-        </w:rPr>
-        <w:t>protect</w:t>
-      </w:r>
-      <w:r>
-        <w:t xml:space="preserve"> middleware which reads the </w:t>
-      </w:r>
-      <w:r>
-        <w:rPr>
-          <w:b/>
-          <w:bCs/>
-        </w:rPr>
-        <w:t>token</w:t>
-      </w:r>
-      <w:r>
-        <w:t xml:space="preserve"> cookie from </w:t>
-      </w:r>
-      <w:proofErr w:type="spellStart"/>
-      <w:r>
-        <w:rPr>
-          <w:b/>
-          <w:bCs/>
-        </w:rPr>
-        <w:t>req.cookies</w:t>
-      </w:r>
-      <w:proofErr w:type="spellEnd"/>
-      <w:r>
-        <w:t xml:space="preserve">, verifies it and retrieves the matching user from the database and attaches user info to </w:t>
-      </w:r>
-      <w:proofErr w:type="spellStart"/>
-      <w:r>
-        <w:rPr>
-          <w:b/>
-          <w:bCs/>
-        </w:rPr>
-        <w:t>req.user</w:t>
-      </w:r>
-      <w:proofErr w:type="spellEnd"/>
-      <w:r>
-        <w:t xml:space="preserve"> using the </w:t>
-      </w:r>
-      <w:proofErr w:type="spellStart"/>
-      <w:r>
-        <w:rPr>
-          <w:b/>
-          <w:bCs/>
-        </w:rPr>
-        <w:t>buildUserInfo</w:t>
-      </w:r>
-      <w:proofErr w:type="spellEnd"/>
-      <w:r>
-        <w:t xml:space="preserve"> function.</w:t>
-      </w:r>
-      <w:r>
-        <w:t xml:space="preserve"> Subsequent route controllers can treat the request as authenticated and access the user info</w:t>
-      </w:r>
-      <w:r>
-        <w:t xml:space="preserve"> for their own needs</w:t>
+      <w:proofErr w:type="spellStart"/>
+      <w:proofErr w:type="gramStart"/>
+      <w:r>
+        <w:rPr>
+          <w:b/>
+          <w:bCs/>
+        </w:rPr>
+        <w:t>io.on</w:t>
+      </w:r>
+      <w:proofErr w:type="spellEnd"/>
+      <w:proofErr w:type="gramEnd"/>
+      <w:r>
+        <w:rPr>
+          <w:b/>
+          <w:bCs/>
+        </w:rPr>
+        <w:t>(‘connection’)</w:t>
+      </w:r>
+      <w:r>
+        <w:t xml:space="preserve"> handler uses the authenticated </w:t>
+      </w:r>
+      <w:proofErr w:type="spellStart"/>
+      <w:r>
+        <w:rPr>
+          <w:b/>
+          <w:bCs/>
+        </w:rPr>
+        <w:t>socket.user</w:t>
+      </w:r>
+      <w:proofErr w:type="spellEnd"/>
+      <w:r>
+        <w:t xml:space="preserve"> object to identify the logged-in user and to create a personalised</w:t>
+      </w:r>
+      <w:r>
+        <w:t>, private</w:t>
+      </w:r>
+      <w:r>
+        <w:t xml:space="preserve"> </w:t>
+      </w:r>
+      <w:r>
+        <w:rPr>
+          <w:b/>
+          <w:bCs/>
+        </w:rPr>
+        <w:t>room</w:t>
+      </w:r>
+      <w:r>
+        <w:t xml:space="preserve"> </w:t>
+      </w:r>
+      <w:r>
+        <w:t xml:space="preserve">using their user id e.g. </w:t>
+      </w:r>
+      <w:r>
+        <w:rPr>
+          <w:b/>
+          <w:bCs/>
+        </w:rPr>
+        <w:t>user:</w:t>
+      </w:r>
+      <w:r>
+        <w:rPr>
+          <w:b/>
+          <w:bCs/>
+        </w:rPr>
+        <w:t xml:space="preserve">12 </w:t>
+      </w:r>
+      <w:r>
+        <w:t xml:space="preserve">which is </w:t>
+      </w:r>
+      <w:r>
+        <w:t xml:space="preserve">later </w:t>
+      </w:r>
+      <w:r>
+        <w:t>used for notifying them</w:t>
+      </w:r>
+      <w:r>
+        <w:t xml:space="preserve"> in real-time</w:t>
+      </w:r>
+      <w:r>
+        <w:t xml:space="preserve"> of messages received from any other user.</w:t>
+      </w:r>
+      <w:r>
+        <w:t xml:space="preserve"> Crucially, the server also initialises </w:t>
+      </w:r>
+      <w:proofErr w:type="spellStart"/>
+      <w:r>
+        <w:rPr>
+          <w:b/>
+          <w:bCs/>
+        </w:rPr>
+        <w:t>socket.</w:t>
+      </w:r>
+      <w:proofErr w:type="gramStart"/>
+      <w:r>
+        <w:rPr>
+          <w:b/>
+          <w:bCs/>
+        </w:rPr>
+        <w:t>data.dmPeers</w:t>
+      </w:r>
+      <w:proofErr w:type="spellEnd"/>
+      <w:proofErr w:type="gramEnd"/>
+      <w:r>
+        <w:t xml:space="preserve"> which is used to store the direct-message room</w:t>
+      </w:r>
+      <w:r>
+        <w:t xml:space="preserve"> names </w:t>
+      </w:r>
+      <w:r>
+        <w:t xml:space="preserve">and chat recipient user id </w:t>
+      </w:r>
+      <w:r>
+        <w:t>for</w:t>
+      </w:r>
+      <w:r>
+        <w:t xml:space="preserve"> student and tutor</w:t>
+      </w:r>
+      <w:r>
+        <w:t xml:space="preserve"> chat pairings</w:t>
       </w:r>
       <w:r>
         <w:t>.</w:t>
       </w:r>
-    </w:p>
-    <w:p>
-      <w:pPr>
-        <w:spacing w:line="360" w:lineRule="auto"/>
-      </w:pPr>
-      <w:r>
-        <w:t xml:space="preserve">Because socket.io cannot access request and response objects, custom middleware is used. In </w:t>
-      </w:r>
-      <w:proofErr w:type="spellStart"/>
-      <w:r>
-        <w:rPr>
-          <w:b/>
-          <w:bCs/>
-        </w:rPr>
-        <w:t>server.mjs</w:t>
-      </w:r>
-      <w:proofErr w:type="spellEnd"/>
-      <w:r>
-        <w:t xml:space="preserve">, the </w:t>
-      </w:r>
-      <w:proofErr w:type="spellStart"/>
-      <w:r>
-        <w:rPr>
-          <w:b/>
-          <w:bCs/>
-        </w:rPr>
-        <w:t>io.use</w:t>
-      </w:r>
-      <w:proofErr w:type="spellEnd"/>
-      <w:r>
-        <w:rPr>
-          <w:b/>
-          <w:bCs/>
-        </w:rPr>
-        <w:t>()</w:t>
-      </w:r>
-      <w:r>
-        <w:t xml:space="preserve"> middleware reads the cookie from </w:t>
-      </w:r>
-      <w:proofErr w:type="spellStart"/>
-      <w:r>
-        <w:rPr>
-          <w:b/>
-          <w:bCs/>
-        </w:rPr>
-        <w:t>socket.handshake.headers.cookie</w:t>
-      </w:r>
-      <w:proofErr w:type="spellEnd"/>
-      <w:r>
-        <w:t xml:space="preserve">, </w:t>
-      </w:r>
-      <w:r>
-        <w:t>extracts the cookie payload, verifies it, and, as above, retrieves matching user</w:t>
-      </w:r>
-      <w:r>
-        <w:t xml:space="preserve"> info</w:t>
-      </w:r>
-      <w:r>
-        <w:t xml:space="preserve"> from the database and attache</w:t>
-      </w:r>
-      <w:r>
-        <w:t>s it</w:t>
-      </w:r>
-      <w:r>
-        <w:t xml:space="preserve"> to </w:t>
-      </w:r>
-      <w:proofErr w:type="spellStart"/>
-      <w:r>
-        <w:rPr>
-          <w:b/>
-          <w:bCs/>
-        </w:rPr>
-        <w:t>socket.user</w:t>
-      </w:r>
-      <w:proofErr w:type="spellEnd"/>
-      <w:r>
-        <w:t xml:space="preserve"> using the </w:t>
-      </w:r>
-      <w:proofErr w:type="spellStart"/>
-      <w:r>
-        <w:rPr>
-          <w:b/>
-          <w:bCs/>
-        </w:rPr>
-        <w:t>buil</w:t>
-      </w:r>
-      <w:r>
-        <w:rPr>
-          <w:b/>
-          <w:bCs/>
-        </w:rPr>
-        <w:t>d</w:t>
-      </w:r>
-      <w:r>
-        <w:rPr>
-          <w:b/>
-          <w:bCs/>
-        </w:rPr>
-        <w:t>UserInfo</w:t>
-      </w:r>
-      <w:proofErr w:type="spellEnd"/>
-      <w:r>
-        <w:t xml:space="preserve"> function.</w:t>
-      </w:r>
-      <w:r>
-        <w:t xml:space="preserve"> If no matching user is found, the connection is rejected. To </w:t>
-      </w:r>
-      <w:r>
-        <w:t>support</w:t>
-      </w:r>
-      <w:r>
-        <w:t xml:space="preserve"> this authentication, the frontend’s socket instance is configured to send credentials</w:t>
-      </w:r>
-      <w:r>
-        <w:t xml:space="preserve"> during the handshake</w:t>
-      </w:r>
-      <w:r>
-        <w:t xml:space="preserve"> and </w:t>
-      </w:r>
-      <w:r>
-        <w:rPr>
-          <w:b/>
-          <w:bCs/>
-        </w:rPr>
-        <w:t>not</w:t>
-      </w:r>
-      <w:r>
-        <w:t xml:space="preserve"> to </w:t>
-      </w:r>
-      <w:proofErr w:type="spellStart"/>
-      <w:r>
-        <w:t>autoconnect</w:t>
-      </w:r>
-      <w:proofErr w:type="spellEnd"/>
-      <w:r>
-        <w:t>.</w:t>
-      </w:r>
-    </w:p>
-    <w:p>
-      <w:pPr>
-        <w:spacing w:line="360" w:lineRule="auto"/>
-      </w:pPr>
-      <w:r>
-        <w:t xml:space="preserve">Once a socket has been authenticated, the </w:t>
-      </w:r>
-      <w:proofErr w:type="spellStart"/>
-      <w:r>
-        <w:t>backend’s</w:t>
-      </w:r>
-      <w:proofErr w:type="spellEnd"/>
-      <w:r>
-        <w:t xml:space="preserve"> </w:t>
-      </w:r>
-      <w:proofErr w:type="spellStart"/>
-      <w:r>
-        <w:rPr>
-          <w:b/>
-          <w:bCs/>
-        </w:rPr>
-        <w:t>io.on</w:t>
-      </w:r>
-      <w:proofErr w:type="spellEnd"/>
-      <w:r>
-        <w:rPr>
-          <w:b/>
-          <w:bCs/>
-        </w:rPr>
-        <w:t>(‘connection’)</w:t>
-      </w:r>
-      <w:r>
-        <w:t xml:space="preserve"> handler uses the authenticated </w:t>
-      </w:r>
-      <w:proofErr w:type="spellStart"/>
-      <w:r>
-        <w:rPr>
-          <w:b/>
-          <w:bCs/>
-        </w:rPr>
-        <w:t>socket.user</w:t>
-      </w:r>
-      <w:proofErr w:type="spellEnd"/>
-      <w:r>
-        <w:t xml:space="preserve"> object to identify the logged-in user and to create a personalised</w:t>
-      </w:r>
-      <w:r>
-        <w:t>, private</w:t>
-      </w:r>
-      <w:r>
-        <w:t xml:space="preserve"> </w:t>
-      </w:r>
-      <w:r>
-        <w:rPr>
-          <w:b/>
-          <w:bCs/>
-        </w:rPr>
-        <w:t>room</w:t>
-      </w:r>
-      <w:r>
-        <w:t xml:space="preserve"> </w:t>
-      </w:r>
-      <w:r>
-        <w:t xml:space="preserve">using their user id e.g. </w:t>
-      </w:r>
-      <w:r>
-        <w:rPr>
-          <w:b/>
-          <w:bCs/>
-        </w:rPr>
-        <w:t>user:</w:t>
-      </w:r>
-      <w:r>
-        <w:rPr>
-          <w:b/>
-          <w:bCs/>
-        </w:rPr>
-        <w:t xml:space="preserve">12 </w:t>
-      </w:r>
-      <w:r>
-        <w:t xml:space="preserve">which is </w:t>
-      </w:r>
-      <w:r>
-        <w:t xml:space="preserve">later </w:t>
-      </w:r>
-      <w:r>
-        <w:t>used for notifying them</w:t>
-      </w:r>
-      <w:r>
-        <w:t xml:space="preserve"> in real-time</w:t>
-      </w:r>
-      <w:r>
-        <w:t xml:space="preserve"> of messages received from any other user.</w:t>
-      </w:r>
-      <w:r>
-        <w:t xml:space="preserve"> Crucially, the server also initialises </w:t>
-      </w:r>
-      <w:proofErr w:type="spellStart"/>
-      <w:r>
-        <w:rPr>
-          <w:b/>
-          <w:bCs/>
-        </w:rPr>
-        <w:t>socket.data.dmPeers</w:t>
-      </w:r>
-      <w:proofErr w:type="spellEnd"/>
-      <w:r>
-        <w:t xml:space="preserve"> which is used to store the direct-message room</w:t>
-      </w:r>
-      <w:r>
-        <w:t xml:space="preserve"> names </w:t>
-      </w:r>
-      <w:r>
-        <w:t xml:space="preserve">and chat recipient user id </w:t>
-      </w:r>
-      <w:r>
-        <w:t>for</w:t>
-      </w:r>
-      <w:r>
-        <w:t xml:space="preserve"> student and tutor</w:t>
-      </w:r>
-      <w:r>
-        <w:t xml:space="preserve"> chat pairings</w:t>
-      </w:r>
-      <w:r>
-        <w:t>.</w:t>
-      </w:r>
       <w:r>
         <w:t xml:space="preserve"> While the socket is connected, this keeps a record of the rooms and recipients a user has been having conversations with</w:t>
       </w:r>
@@ -8441,10 +10579,18 @@
         <w:t xml:space="preserve"> if a student is logged in and</w:t>
       </w:r>
       <w:r>
-        <w:t>, when clicked,</w:t>
-      </w:r>
-      <w:r>
-        <w:t xml:space="preserve">  opens the </w:t>
+        <w:t xml:space="preserve">, when </w:t>
+      </w:r>
+      <w:proofErr w:type="gramStart"/>
+      <w:r>
+        <w:t>clicked,</w:t>
+      </w:r>
+      <w:r>
+        <w:t xml:space="preserve">  opens</w:t>
+      </w:r>
+      <w:proofErr w:type="gramEnd"/>
+      <w:r>
+        <w:t xml:space="preserve"> the </w:t>
       </w:r>
       <w:r>
         <w:rPr>
@@ -8600,8 +10746,13 @@
         <w:t xml:space="preserve"> in a chat resolve to the same room name. </w:t>
       </w:r>
       <w:r>
-        <w:t>The logged-in user’s socket then joins that room and the room number</w:t>
-      </w:r>
+        <w:t xml:space="preserve">The logged-in user’s socket then joins that room and the room </w:t>
+      </w:r>
+      <w:proofErr w:type="gramStart"/>
+      <w:r>
+        <w:t>number</w:t>
+      </w:r>
+      <w:proofErr w:type="gramEnd"/>
       <w:r>
         <w:t xml:space="preserve"> and recipient/other user id</w:t>
       </w:r>
@@ -8620,9 +10771,18 @@
           <w:b/>
           <w:bCs/>
         </w:rPr>
-        <w:t>socket.data.dmPeers</w:t>
-      </w:r>
-      <w:proofErr w:type="spellEnd"/>
+        <w:t>socket.</w:t>
+      </w:r>
+      <w:proofErr w:type="gramStart"/>
+      <w:r>
+        <w:rPr>
+          <w:b/>
+          <w:bCs/>
+        </w:rPr>
+        <w:t>data.dmPeers</w:t>
+      </w:r>
+      <w:proofErr w:type="spellEnd"/>
+      <w:proofErr w:type="gramEnd"/>
       <w:r>
         <w:rPr>
           <w:b/>
@@ -8742,12 +10902,21 @@
         <w:t xml:space="preserve"> and </w:t>
       </w:r>
       <w:proofErr w:type="spellStart"/>
-      <w:r>
-        <w:rPr>
-          <w:b/>
-          <w:bCs/>
-        </w:rPr>
-        <w:t>req.params.otherUserId</w:t>
+      <w:proofErr w:type="gramStart"/>
+      <w:r>
+        <w:rPr>
+          <w:b/>
+          <w:bCs/>
+        </w:rPr>
+        <w:t>req.params</w:t>
+      </w:r>
+      <w:proofErr w:type="gramEnd"/>
+      <w:r>
+        <w:rPr>
+          <w:b/>
+          <w:bCs/>
+        </w:rPr>
+        <w:t>.otherUserId</w:t>
       </w:r>
       <w:proofErr w:type="spellEnd"/>
       <w:r>
@@ -8871,9 +11040,18 @@
           <w:b/>
           <w:bCs/>
         </w:rPr>
-        <w:t>socket.data.dmPeers</w:t>
-      </w:r>
-      <w:proofErr w:type="spellEnd"/>
+        <w:t>socket.</w:t>
+      </w:r>
+      <w:proofErr w:type="gramStart"/>
+      <w:r>
+        <w:rPr>
+          <w:b/>
+          <w:bCs/>
+        </w:rPr>
+        <w:t>data.dmPeers</w:t>
+      </w:r>
+      <w:proofErr w:type="spellEnd"/>
+      <w:proofErr w:type="gramEnd"/>
       <w:r>
         <w:t xml:space="preserve"> objects.</w:t>
       </w:r>
@@ -8907,10 +11085,10 @@
       </w:r>
       <w:proofErr w:type="spellEnd"/>
       <w:r>
-        <w:t xml:space="preserve"> event handler validates that the socket is a member of that room. It then derives the user and recipient ids as described above,</w:t>
-      </w:r>
-      <w:r>
-        <w:t xml:space="preserve"> and</w:t>
+        <w:t xml:space="preserve"> event handler validates that the socket is a member of that room. It then derives the user and recipient ids as described </w:t>
+      </w:r>
+      <w:r>
+        <w:t>above and</w:t>
       </w:r>
       <w:r>
         <w:t xml:space="preserve"> </w:t>
@@ -8919,7 +11097,15 @@
         <w:t>uses the room name sent back from the client</w:t>
       </w:r>
       <w:r>
-        <w:t xml:space="preserve">. The handler then uses an UPSERT query so the room name is only stored if it doesn’t already exist and </w:t>
+        <w:t xml:space="preserve">. The handler then uses an UPSERT </w:t>
+      </w:r>
+      <w:proofErr w:type="gramStart"/>
+      <w:r>
+        <w:t>query</w:t>
+      </w:r>
+      <w:proofErr w:type="gramEnd"/>
+      <w:r>
+        <w:t xml:space="preserve"> so the room name is only stored if it doesn’t already exist and </w:t>
       </w:r>
       <w:r>
         <w:t xml:space="preserve">then </w:t>
@@ -9105,7 +11291,23 @@
           <w:b/>
           <w:bCs/>
         </w:rPr>
-        <w:t>io.to(room).emit()</w:t>
+        <w:t>io.to(room</w:t>
+      </w:r>
+      <w:proofErr w:type="gramStart"/>
+      <w:r>
+        <w:rPr>
+          <w:b/>
+          <w:bCs/>
+        </w:rPr>
+        <w:t>).emit</w:t>
+      </w:r>
+      <w:proofErr w:type="gramEnd"/>
+      <w:r>
+        <w:rPr>
+          <w:b/>
+          <w:bCs/>
+        </w:rPr>
+        <w:t>()</w:t>
       </w:r>
       <w:r>
         <w:t xml:space="preserve"> so that both parties </w:t>
@@ -9124,7 +11326,23 @@
           <w:b/>
           <w:bCs/>
         </w:rPr>
-        <w:t>io.to(`user:${</w:t>
+        <w:t>io.to(`</w:t>
+      </w:r>
+      <w:proofErr w:type="gramStart"/>
+      <w:r>
+        <w:rPr>
+          <w:b/>
+          <w:bCs/>
+        </w:rPr>
+        <w:t>user:$</w:t>
+      </w:r>
+      <w:proofErr w:type="gramEnd"/>
+      <w:r>
+        <w:rPr>
+          <w:b/>
+          <w:bCs/>
+        </w:rPr>
+        <w:t>{</w:t>
       </w:r>
       <w:proofErr w:type="spellStart"/>
       <w:r>
@@ -9140,7 +11358,23 @@
           <w:b/>
           <w:bCs/>
         </w:rPr>
-        <w:t>}`).emit('</w:t>
+        <w:t>}`</w:t>
+      </w:r>
+      <w:proofErr w:type="gramStart"/>
+      <w:r>
+        <w:rPr>
+          <w:b/>
+          <w:bCs/>
+        </w:rPr>
+        <w:t>).emit</w:t>
+      </w:r>
+      <w:proofErr w:type="gramEnd"/>
+      <w:r>
+        <w:rPr>
+          <w:b/>
+          <w:bCs/>
+        </w:rPr>
+        <w:t>('</w:t>
       </w:r>
       <w:proofErr w:type="spellStart"/>
       <w:r>
@@ -9251,8 +11485,13 @@
       <w:r>
         <w:t xml:space="preserve">d before the message was written to database prior to </w:t>
       </w:r>
-      <w:r>
-        <w:t xml:space="preserve">its </w:t>
+      <w:proofErr w:type="gramStart"/>
+      <w:r>
+        <w:t>its</w:t>
+      </w:r>
+      <w:proofErr w:type="gramEnd"/>
+      <w:r>
+        <w:t xml:space="preserve"> </w:t>
       </w:r>
       <w:r>
         <w:t>emi</w:t>
@@ -9333,6 +11572,7 @@
         <w:t xml:space="preserve"> event to the recipient’s personal room that was created post-login in the </w:t>
       </w:r>
       <w:proofErr w:type="spellStart"/>
+      <w:proofErr w:type="gramStart"/>
       <w:r>
         <w:rPr>
           <w:b/>
@@ -9341,6 +11581,7 @@
         <w:t>io.on</w:t>
       </w:r>
       <w:proofErr w:type="spellEnd"/>
+      <w:proofErr w:type="gramEnd"/>
       <w:r>
         <w:rPr>
           <w:b/>
@@ -9442,7 +11683,7 @@
         <w:t xml:space="preserve"> </w:t>
       </w:r>
       <w:r>
-        <w:t xml:space="preserve"> and displays the window onscreen. The </w:t>
+        <w:t xml:space="preserve">and displays the window onscreen. The </w:t>
       </w:r>
       <w:r>
         <w:rPr>
@@ -9460,7 +11701,203 @@
         <w:spacing w:line="360" w:lineRule="auto"/>
       </w:pPr>
       <w:r>
-        <w:t xml:space="preserve">The use of socket.io and HTTP, combined with state-based conditional rendering and use of </w:t>
+        <w:t xml:space="preserve">An inbox of all the individual chats a user has </w:t>
+      </w:r>
+      <w:r>
+        <w:t>participated</w:t>
+      </w:r>
+      <w:r>
+        <w:t xml:space="preserve"> in, as well as a </w:t>
+      </w:r>
+      <w:r>
+        <w:t>p</w:t>
+      </w:r>
+      <w:r>
+        <w:t>review</w:t>
+      </w:r>
+      <w:r>
+        <w:t xml:space="preserve"> of the most recent message, is achieved through the </w:t>
+      </w:r>
+      <w:proofErr w:type="spellStart"/>
+      <w:r>
+        <w:rPr>
+          <w:b/>
+          <w:bCs/>
+        </w:rPr>
+        <w:t>Message</w:t>
+      </w:r>
+      <w:r>
+        <w:rPr>
+          <w:b/>
+          <w:bCs/>
+        </w:rPr>
+        <w:t>s</w:t>
+      </w:r>
+      <w:r>
+        <w:rPr>
+          <w:b/>
+          <w:bCs/>
+        </w:rPr>
+        <w:t>Drawer</w:t>
+      </w:r>
+      <w:proofErr w:type="spellEnd"/>
+      <w:r>
+        <w:t xml:space="preserve"> component which is opened by clicking on the </w:t>
+      </w:r>
+      <w:proofErr w:type="spellStart"/>
+      <w:r>
+        <w:rPr>
+          <w:b/>
+          <w:bCs/>
+        </w:rPr>
+        <w:t>ChatMessagesIcon</w:t>
+      </w:r>
+      <w:proofErr w:type="spellEnd"/>
+      <w:r>
+        <w:t xml:space="preserve"> rendered in </w:t>
+      </w:r>
+      <w:proofErr w:type="spellStart"/>
+      <w:r>
+        <w:rPr>
+          <w:b/>
+          <w:bCs/>
+        </w:rPr>
+        <w:t>Main.jsx</w:t>
+      </w:r>
+      <w:proofErr w:type="spellEnd"/>
+      <w:r>
+        <w:t xml:space="preserve">. Its visibility is controlled by the </w:t>
+      </w:r>
+      <w:proofErr w:type="spellStart"/>
+      <w:r>
+        <w:rPr>
+          <w:b/>
+          <w:bCs/>
+        </w:rPr>
+        <w:t>isInboxOpen</w:t>
+      </w:r>
+      <w:proofErr w:type="spellEnd"/>
+      <w:r>
+        <w:t xml:space="preserve"> state. It makes use of the </w:t>
+      </w:r>
+      <w:r>
+        <w:rPr>
+          <w:b/>
+          <w:bCs/>
+        </w:rPr>
+        <w:t xml:space="preserve">user </w:t>
+      </w:r>
+      <w:r>
+        <w:t>and</w:t>
+      </w:r>
+      <w:r>
+        <w:rPr>
+          <w:b/>
+          <w:bCs/>
+        </w:rPr>
+        <w:t xml:space="preserve"> </w:t>
+      </w:r>
+      <w:proofErr w:type="spellStart"/>
+      <w:r>
+        <w:rPr>
+          <w:b/>
+          <w:bCs/>
+        </w:rPr>
+        <w:t>activeChat</w:t>
+      </w:r>
+      <w:proofErr w:type="spellEnd"/>
+      <w:r>
+        <w:t xml:space="preserve"> context. </w:t>
+      </w:r>
+      <w:r>
+        <w:t xml:space="preserve">When a user is logged in and the </w:t>
+      </w:r>
+      <w:proofErr w:type="spellStart"/>
+      <w:r>
+        <w:rPr>
+          <w:b/>
+          <w:bCs/>
+        </w:rPr>
+        <w:t>isInboxOpen</w:t>
+      </w:r>
+      <w:proofErr w:type="spellEnd"/>
+      <w:r>
+        <w:t xml:space="preserve"> state is true, the component fetches </w:t>
+      </w:r>
+      <w:r>
+        <w:t xml:space="preserve">chat summary </w:t>
+      </w:r>
+      <w:r>
+        <w:t>history from a dedicated endpoint, stores the chats and their most recent messages in state and, for each unique chat, renders</w:t>
+      </w:r>
+      <w:r>
+        <w:t xml:space="preserve"> the chat in the </w:t>
+      </w:r>
+      <w:proofErr w:type="spellStart"/>
+      <w:r>
+        <w:rPr>
+          <w:b/>
+          <w:bCs/>
+        </w:rPr>
+        <w:t>InboxItem</w:t>
+      </w:r>
+      <w:proofErr w:type="spellEnd"/>
+      <w:r>
+        <w:t xml:space="preserve"> component. Clicking on the </w:t>
+      </w:r>
+      <w:proofErr w:type="spellStart"/>
+      <w:r>
+        <w:rPr>
+          <w:b/>
+          <w:bCs/>
+        </w:rPr>
+        <w:t>InboxItem</w:t>
+      </w:r>
+      <w:proofErr w:type="spellEnd"/>
+      <w:r>
+        <w:t xml:space="preserve"> updates</w:t>
+      </w:r>
+      <w:r>
+        <w:t xml:space="preserve"> </w:t>
+      </w:r>
+      <w:proofErr w:type="spellStart"/>
+      <w:r>
+        <w:rPr>
+          <w:b/>
+          <w:bCs/>
+        </w:rPr>
+        <w:t>activeChat</w:t>
+      </w:r>
+      <w:proofErr w:type="spellEnd"/>
+      <w:r>
+        <w:t xml:space="preserve"> state, closes the message drawer and opens a </w:t>
+      </w:r>
+      <w:r>
+        <w:rPr>
+          <w:b/>
+          <w:bCs/>
+        </w:rPr>
+        <w:t xml:space="preserve">ChatWindow </w:t>
+      </w:r>
+      <w:r>
+        <w:t>which loads the full chat history as described previously.</w:t>
+      </w:r>
+    </w:p>
+    <w:p>
+      <w:pPr>
+        <w:spacing w:line="360" w:lineRule="auto"/>
+      </w:pPr>
+      <w:r>
+        <w:t>In summary, t</w:t>
+      </w:r>
+      <w:r>
+        <w:t xml:space="preserve">he use of </w:t>
+      </w:r>
+      <w:r>
+        <w:t>Socket.io</w:t>
+      </w:r>
+      <w:r>
+        <w:t xml:space="preserve"> and HTTP, combined with state-based conditional rendering and use of </w:t>
       </w:r>
       <w:r>
         <w:rPr>
@@ -9484,6 +11921,27 @@
       </w:r>
       <w:r>
         <w:t xml:space="preserve"> functionality.</w:t>
+      </w:r>
+      <w:r>
+        <w:t xml:space="preserve"> </w:t>
+      </w:r>
+    </w:p>
+    <w:p>
+      <w:pPr>
+        <w:spacing w:line="360" w:lineRule="auto"/>
+      </w:pPr>
+      <w:r>
+        <w:t xml:space="preserve">See </w:t>
+      </w:r>
+      <w:r>
+        <w:rPr>
+          <w:b/>
+          <w:bCs/>
+        </w:rPr>
+        <w:t>fig 3.3</w:t>
+      </w:r>
+      <w:r>
+        <w:t xml:space="preserve"> for a sequence diagram of this functionality.</w:t>
       </w:r>
     </w:p>
     <w:p>
@@ -9536,58 +11994,84 @@
     <w:p>
       <w:pPr>
         <w:spacing w:line="360" w:lineRule="auto"/>
-      </w:pPr>
-    </w:p>
-    <w:p>
-      <w:pPr>
-        <w:spacing w:line="360" w:lineRule="auto"/>
-      </w:pPr>
-    </w:p>
-    <w:p>
-      <w:pPr>
-        <w:spacing w:line="360" w:lineRule="auto"/>
-      </w:pPr>
-    </w:p>
-    <w:p>
-      <w:pPr>
-        <w:spacing w:line="360" w:lineRule="auto"/>
-      </w:pPr>
-    </w:p>
-    <w:p>
-      <w:pPr>
-        <w:spacing w:line="360" w:lineRule="auto"/>
-      </w:pPr>
-    </w:p>
-    <w:p>
-      <w:pPr>
-        <w:spacing w:line="360" w:lineRule="auto"/>
-      </w:pPr>
-    </w:p>
-    <w:p>
-      <w:pPr>
-        <w:spacing w:line="360" w:lineRule="auto"/>
-      </w:pPr>
+        <w:ind w:left="720"/>
+        <w:jc w:val="both"/>
+      </w:pPr>
+      <w:r>
+        <w:lastRenderedPageBreak/>
+        <w:drawing>
+          <wp:inline distT="0" distB="0" distL="0" distR="0" wp14:anchorId="7FF05C4C" wp14:editId="12E67612">
+            <wp:extent cx="5759450" cy="8789670"/>
+            <wp:effectExtent l="0" t="0" r="0" b="0"/>
+            <wp:docPr id="1162280342" name="Picture 2"/>
+            <wp:cNvGraphicFramePr>
+              <a:graphicFrameLocks xmlns:a="http://schemas.openxmlformats.org/drawingml/2006/main" noChangeAspect="1"/>
+            </wp:cNvGraphicFramePr>
+            <a:graphic xmlns:a="http://schemas.openxmlformats.org/drawingml/2006/main">
+              <a:graphicData uri="http://schemas.openxmlformats.org/drawingml/2006/picture">
+                <pic:pic xmlns:pic="http://schemas.openxmlformats.org/drawingml/2006/picture">
+                  <pic:nvPicPr>
+                    <pic:cNvPr id="0" name="Picture 6"/>
+                    <pic:cNvPicPr>
+                      <a:picLocks noChangeAspect="1" noChangeArrowheads="1"/>
+                    </pic:cNvPicPr>
+                  </pic:nvPicPr>
+                  <pic:blipFill>
+                    <a:blip r:embed="rId16">
+                      <a:extLst>
+                        <a:ext uri="{28A0092B-C50C-407E-A947-70E740481C1C}">
+                          <a14:useLocalDpi xmlns:a14="http://schemas.microsoft.com/office/drawing/2010/main" val="0"/>
+                        </a:ext>
+                      </a:extLst>
+                    </a:blip>
+                    <a:srcRect/>
+                    <a:stretch>
+                      <a:fillRect/>
+                    </a:stretch>
+                  </pic:blipFill>
+                  <pic:spPr bwMode="auto">
+                    <a:xfrm>
+                      <a:off x="0" y="0"/>
+                      <a:ext cx="5759450" cy="8789670"/>
+                    </a:xfrm>
+                    <a:prstGeom prst="rect">
+                      <a:avLst/>
+                    </a:prstGeom>
+                    <a:noFill/>
+                    <a:ln>
+                      <a:noFill/>
+                    </a:ln>
+                  </pic:spPr>
+                </pic:pic>
+              </a:graphicData>
+            </a:graphic>
+          </wp:inline>
+        </w:drawing>
+      </w:r>
+    </w:p>
+    <w:p>
+      <w:pPr>
+        <w:spacing w:line="360" w:lineRule="auto"/>
+        <w:ind w:left="2160" w:firstLine="720"/>
+        <w:jc w:val="both"/>
+      </w:pPr>
+      <w:r>
+        <w:t>Fig 3.3 Webchat functionality sequence diagram</w:t>
+      </w:r>
     </w:p>
     <w:p>
       <w:pPr>
         <w:pStyle w:val="Heading1"/>
-        <w:spacing w:line="360" w:lineRule="auto"/>
-        <w:rPr>
-          <w:rFonts w:ascii="Garamond" w:hAnsi="Garamond"/>
-          <w:b/>
-          <w:bCs/>
-        </w:rPr>
-      </w:pPr>
-      <w:bookmarkStart w:id="28" w:name="_Toc223533415"/>
-      <w:r>
-        <w:rPr>
-          <w:rFonts w:ascii="Garamond" w:hAnsi="Garamond"/>
-          <w:b/>
-          <w:bCs/>
-        </w:rPr>
+      </w:pPr>
+      <w:r>
+        <w:br w:type="page"/>
+      </w:r>
+      <w:bookmarkStart w:id="31" w:name="_Toc224397648"/>
+      <w:r>
         <w:lastRenderedPageBreak/>
         <w:t>Appendices</w:t>
       </w:r>
+      <w:bookmarkEnd w:id="31"/>
     </w:p>
     <w:p>
       <w:pPr>
@@ -9619,6 +12103,7 @@
           <w:bCs/>
         </w:rPr>
       </w:pPr>
+      <w:bookmarkStart w:id="32" w:name="_Toc224397649"/>
       <w:r>
         <w:rPr>
           <w:rFonts w:ascii="Garamond" w:hAnsi="Garamond"/>
@@ -9628,6 +12113,7 @@
         <w:lastRenderedPageBreak/>
         <w:t>Appendix 1: Code snippets.</w:t>
       </w:r>
+      <w:bookmarkEnd w:id="32"/>
     </w:p>
     <w:p>
       <w:pPr>
@@ -9638,6 +12124,7 @@
           <w:bCs/>
         </w:rPr>
       </w:pPr>
+      <w:bookmarkStart w:id="33" w:name="_Toc224397650"/>
       <w:r>
         <w:rPr>
           <w:b/>
@@ -9645,6 +12132,7 @@
         </w:rPr>
         <w:t>1.1 Tutor registration</w:t>
       </w:r>
+      <w:bookmarkEnd w:id="33"/>
     </w:p>
     <w:p>
       <w:pPr>
@@ -9680,7 +12168,7 @@
                     <pic:cNvPicPr/>
                   </pic:nvPicPr>
                   <pic:blipFill>
-                    <a:blip r:embed="rId8"/>
+                    <a:blip r:embed="rId17"/>
                     <a:stretch>
                       <a:fillRect/>
                     </a:stretch>
@@ -9715,6 +12203,7 @@
         <w:t xml:space="preserve">the </w:t>
       </w:r>
       <w:proofErr w:type="spellStart"/>
+      <w:proofErr w:type="gramStart"/>
       <w:r>
         <w:rPr>
           <w:b/>
@@ -9723,6 +12212,7 @@
         <w:t>req.body</w:t>
       </w:r>
       <w:proofErr w:type="spellEnd"/>
+      <w:proofErr w:type="gramEnd"/>
       <w:r>
         <w:t xml:space="preserve"> object or assigns empty object as failsafe and runs validation.</w:t>
       </w:r>
@@ -9761,7 +12251,7 @@
                     <pic:cNvPicPr/>
                   </pic:nvPicPr>
                   <pic:blipFill>
-                    <a:blip r:embed="rId9"/>
+                    <a:blip r:embed="rId18"/>
                     <a:stretch>
                       <a:fillRect/>
                     </a:stretch>
@@ -9828,7 +12318,7 @@
                     <pic:cNvPicPr/>
                   </pic:nvPicPr>
                   <pic:blipFill>
-                    <a:blip r:embed="rId10"/>
+                    <a:blip r:embed="rId19"/>
                     <a:stretch>
                       <a:fillRect/>
                     </a:stretch>
@@ -9864,6 +12354,7 @@
         <w:t xml:space="preserve">client = await </w:t>
       </w:r>
       <w:proofErr w:type="spellStart"/>
+      <w:proofErr w:type="gramStart"/>
       <w:r>
         <w:rPr>
           <w:b/>
@@ -9872,6 +12363,7 @@
         <w:t>pool.connect</w:t>
       </w:r>
       <w:proofErr w:type="spellEnd"/>
+      <w:proofErr w:type="gramEnd"/>
       <w:r>
         <w:rPr>
           <w:b/>
@@ -9940,7 +12432,7 @@
                     <pic:cNvPicPr/>
                   </pic:nvPicPr>
                   <pic:blipFill>
-                    <a:blip r:embed="rId11"/>
+                    <a:blip r:embed="rId20"/>
                     <a:stretch>
                       <a:fillRect/>
                     </a:stretch>
@@ -10055,242 +12547,278 @@
         <w:t xml:space="preserve"> </w:t>
       </w:r>
       <w:r>
+        <w:t>values matching the user-submitted teaching format name</w:t>
+      </w:r>
+      <w:r>
+        <w:t>(s)</w:t>
+      </w:r>
+      <w:r>
+        <w:t xml:space="preserve">. It uses </w:t>
+      </w:r>
+      <w:r>
+        <w:t xml:space="preserve">the </w:t>
+      </w:r>
+      <w:r>
+        <w:rPr>
+          <w:b/>
+          <w:bCs/>
+        </w:rPr>
+        <w:t>ANY</w:t>
+      </w:r>
+      <w:r>
+        <w:t xml:space="preserve"> comparison operator</w:t>
+      </w:r>
+      <w:r>
+        <w:t xml:space="preserve"> to compare</w:t>
+      </w:r>
+      <w:r>
+        <w:t xml:space="preserve"> the database’s </w:t>
+      </w:r>
+      <w:proofErr w:type="spellStart"/>
+      <w:r>
+        <w:rPr>
+          <w:b/>
+          <w:bCs/>
+        </w:rPr>
+        <w:t>teaching_format_name</w:t>
+      </w:r>
+      <w:proofErr w:type="spellEnd"/>
+      <w:r>
+        <w:t xml:space="preserve"> against </w:t>
+      </w:r>
+      <w:r>
+        <w:t>the</w:t>
+      </w:r>
+      <w:r>
+        <w:t xml:space="preserve"> element</w:t>
+      </w:r>
+      <w:r>
+        <w:t>s</w:t>
+      </w:r>
+      <w:r>
+        <w:t xml:space="preserve"> in the submitted </w:t>
+      </w:r>
+      <w:proofErr w:type="spellStart"/>
+      <w:r>
+        <w:rPr>
+          <w:b/>
+          <w:bCs/>
+        </w:rPr>
+        <w:t>teachingFormats</w:t>
+      </w:r>
+      <w:proofErr w:type="spellEnd"/>
+      <w:r>
+        <w:t xml:space="preserve"> array</w:t>
+      </w:r>
+      <w:r>
+        <w:t xml:space="preserve">, the </w:t>
+      </w:r>
+      <w:proofErr w:type="spellStart"/>
+      <w:r>
+        <w:rPr>
+          <w:b/>
+          <w:bCs/>
+        </w:rPr>
+        <w:t>pg</w:t>
+      </w:r>
+      <w:proofErr w:type="spellEnd"/>
+      <w:r>
+        <w:t xml:space="preserve"> module’s </w:t>
+      </w:r>
+      <w:r>
+        <w:rPr>
+          <w:b/>
+          <w:bCs/>
+        </w:rPr>
+        <w:t>$</w:t>
+      </w:r>
+      <w:r>
+        <w:rPr>
+          <w:b/>
+          <w:bCs/>
+        </w:rPr>
+        <w:t>1</w:t>
+      </w:r>
+      <w:r>
+        <w:t xml:space="preserve"> </w:t>
+      </w:r>
+      <w:r>
+        <w:t xml:space="preserve">for parameterisation to avoid SQL injection, </w:t>
+      </w:r>
+      <w:proofErr w:type="gramStart"/>
+      <w:r>
+        <w:t>and</w:t>
+      </w:r>
+      <w:r>
+        <w:t xml:space="preserve"> </w:t>
+      </w:r>
+      <w:r>
+        <w:rPr>
+          <w:b/>
+          <w:bCs/>
+        </w:rPr>
+        <w:t>::text</w:t>
+      </w:r>
+      <w:proofErr w:type="gramEnd"/>
+      <w:r>
+        <w:rPr>
+          <w:b/>
+          <w:bCs/>
+        </w:rPr>
+        <w:t>[]</w:t>
+      </w:r>
+      <w:r>
+        <w:t xml:space="preserve"> to explicitly cast the user-submitted array to a string array rather than relying on implicit casting by </w:t>
+      </w:r>
+      <w:proofErr w:type="spellStart"/>
+      <w:r>
+        <w:t>postgres</w:t>
+      </w:r>
+      <w:proofErr w:type="spellEnd"/>
+      <w:r>
+        <w:t xml:space="preserve"> engine. </w:t>
+      </w:r>
+    </w:p>
+    <w:p>
+      <w:pPr>
+        <w:spacing w:line="360" w:lineRule="auto"/>
+      </w:pPr>
+      <w:r>
+        <w:t xml:space="preserve">Next, the </w:t>
+      </w:r>
+      <w:r>
+        <w:t xml:space="preserve">code </w:t>
+      </w:r>
+      <w:r>
+        <w:t>builds</w:t>
+      </w:r>
+      <w:r>
+        <w:t xml:space="preserve"> two arrays: </w:t>
+      </w:r>
+      <w:r>
+        <w:rPr>
+          <w:b/>
+          <w:bCs/>
+        </w:rPr>
         <w:t>values</w:t>
       </w:r>
       <w:r>
-        <w:t xml:space="preserve"> matching the user-submitted teaching format name</w:t>
-      </w:r>
-      <w:r>
-        <w:t>(s)</w:t>
-      </w:r>
-      <w:r>
-        <w:t xml:space="preserve">. It uses </w:t>
-      </w:r>
-      <w:r>
-        <w:t xml:space="preserve">the </w:t>
-      </w:r>
-      <w:r>
-        <w:rPr>
-          <w:b/>
-          <w:bCs/>
-        </w:rPr>
-        <w:t>ANY</w:t>
-      </w:r>
-      <w:r>
-        <w:t xml:space="preserve"> comparison operator</w:t>
-      </w:r>
-      <w:r>
-        <w:t xml:space="preserve"> to compare</w:t>
-      </w:r>
-      <w:r>
-        <w:t xml:space="preserve"> the database’s </w:t>
-      </w:r>
-      <w:proofErr w:type="spellStart"/>
-      <w:r>
-        <w:rPr>
-          <w:b/>
-          <w:bCs/>
-        </w:rPr>
-        <w:t>teaching_format_name</w:t>
-      </w:r>
-      <w:proofErr w:type="spellEnd"/>
-      <w:r>
-        <w:t xml:space="preserve"> against </w:t>
-      </w:r>
-      <w:r>
-        <w:t>the</w:t>
-      </w:r>
-      <w:r>
-        <w:t xml:space="preserve"> element</w:t>
+        <w:t>, which stores placeholder e.g. ($</w:t>
+      </w:r>
+      <w:proofErr w:type="gramStart"/>
+      <w:r>
+        <w:t>1,$</w:t>
+      </w:r>
+      <w:proofErr w:type="gramEnd"/>
+      <w:r>
+        <w:t>2), ($</w:t>
+      </w:r>
+      <w:proofErr w:type="gramStart"/>
+      <w:r>
+        <w:t>1,$</w:t>
+      </w:r>
+      <w:proofErr w:type="gramEnd"/>
+      <w:r>
+        <w:t xml:space="preserve">3), and </w:t>
+      </w:r>
+      <w:r>
+        <w:rPr>
+          <w:b/>
+          <w:bCs/>
+        </w:rPr>
+        <w:t>params</w:t>
+      </w:r>
+      <w:r>
+        <w:t xml:space="preserve">, which stores the actual parameters to be inserted beginning with the </w:t>
+      </w:r>
+      <w:r>
+        <w:rPr>
+          <w:b/>
+          <w:bCs/>
+        </w:rPr>
+        <w:t>tutor id</w:t>
+      </w:r>
+      <w:r>
+        <w:t>.</w:t>
+      </w:r>
+      <w:r>
+        <w:t xml:space="preserve"> </w:t>
+      </w:r>
+      <w:r>
+        <w:t xml:space="preserve">For example, if </w:t>
+      </w:r>
+      <w:r>
+        <w:rPr>
+          <w:b/>
+          <w:bCs/>
+        </w:rPr>
+        <w:t>tutor id</w:t>
+      </w:r>
+      <w:r>
+        <w:t xml:space="preserve"> = 10 and the matching </w:t>
+      </w:r>
+      <w:proofErr w:type="spellStart"/>
+      <w:r>
+        <w:rPr>
+          <w:b/>
+          <w:bCs/>
+        </w:rPr>
+        <w:t>teaching_format_id</w:t>
       </w:r>
       <w:r>
         <w:t>s</w:t>
       </w:r>
-      <w:r>
-        <w:t xml:space="preserve"> in the submitted </w:t>
-      </w:r>
-      <w:proofErr w:type="spellStart"/>
-      <w:r>
-        <w:rPr>
-          <w:b/>
-          <w:bCs/>
-        </w:rPr>
-        <w:t>teachingFormats</w:t>
-      </w:r>
-      <w:proofErr w:type="spellEnd"/>
-      <w:r>
-        <w:t xml:space="preserve"> array</w:t>
-      </w:r>
-      <w:r>
-        <w:t xml:space="preserve">, the </w:t>
-      </w:r>
-      <w:proofErr w:type="spellStart"/>
-      <w:r>
-        <w:rPr>
-          <w:b/>
-          <w:bCs/>
-        </w:rPr>
-        <w:t>pg</w:t>
-      </w:r>
-      <w:proofErr w:type="spellEnd"/>
-      <w:r>
-        <w:t xml:space="preserve"> module’s </w:t>
-      </w:r>
-      <w:r>
-        <w:rPr>
-          <w:b/>
-          <w:bCs/>
-        </w:rPr>
-        <w:t>$</w:t>
-      </w:r>
-      <w:r>
-        <w:rPr>
-          <w:b/>
-          <w:bCs/>
-        </w:rPr>
-        <w:t>1</w:t>
-      </w:r>
-      <w:r>
-        <w:t xml:space="preserve"> </w:t>
-      </w:r>
-      <w:r>
-        <w:t>for parameterisation to avoid SQL injection, and</w:t>
-      </w:r>
-      <w:r>
-        <w:t xml:space="preserve"> </w:t>
-      </w:r>
-      <w:r>
-        <w:rPr>
-          <w:b/>
-          <w:bCs/>
-        </w:rPr>
-        <w:t>::text[]</w:t>
-      </w:r>
-      <w:r>
-        <w:t xml:space="preserve"> to explicitly cast the user-submitted array to a string array rather than relying on implicit casting by </w:t>
-      </w:r>
-      <w:proofErr w:type="spellStart"/>
-      <w:r>
-        <w:t>postgres</w:t>
-      </w:r>
-      <w:proofErr w:type="spellEnd"/>
-      <w:r>
-        <w:t xml:space="preserve"> engine. </w:t>
-      </w:r>
-    </w:p>
-    <w:p>
-      <w:pPr>
-        <w:spacing w:line="360" w:lineRule="auto"/>
-      </w:pPr>
-      <w:r>
-        <w:t xml:space="preserve">Next, the </w:t>
-      </w:r>
-      <w:r>
-        <w:t xml:space="preserve">code </w:t>
-      </w:r>
-      <w:r>
-        <w:t>builds</w:t>
-      </w:r>
-      <w:r>
-        <w:t xml:space="preserve"> two arrays: </w:t>
-      </w:r>
-      <w:r>
-        <w:rPr>
-          <w:b/>
-          <w:bCs/>
-        </w:rPr>
-        <w:t>values</w:t>
-      </w:r>
-      <w:r>
-        <w:t xml:space="preserve">, which stores placeholder e.g. ($1,$2), ($1,$3), and </w:t>
-      </w:r>
-      <w:r>
-        <w:rPr>
-          <w:b/>
-          <w:bCs/>
-        </w:rPr>
-        <w:t>params</w:t>
-      </w:r>
-      <w:r>
-        <w:t xml:space="preserve">, which stores the actual parameters to be inserted beginning with the </w:t>
-      </w:r>
-      <w:r>
-        <w:rPr>
-          <w:b/>
-          <w:bCs/>
-        </w:rPr>
-        <w:t>tutor id</w:t>
-      </w:r>
-      <w:r>
-        <w:t>.</w:t>
-      </w:r>
-      <w:r>
-        <w:t xml:space="preserve"> </w:t>
-      </w:r>
-    </w:p>
-    <w:p>
-      <w:pPr>
-        <w:spacing w:line="360" w:lineRule="auto"/>
-      </w:pPr>
-      <w:r>
-        <w:t xml:space="preserve">For example, if </w:t>
-      </w:r>
-      <w:r>
-        <w:rPr>
-          <w:b/>
-          <w:bCs/>
-        </w:rPr>
-        <w:t>tutor id</w:t>
-      </w:r>
-      <w:r>
-        <w:t xml:space="preserve"> = 10 and the matching </w:t>
-      </w:r>
-      <w:proofErr w:type="spellStart"/>
-      <w:r>
-        <w:rPr>
-          <w:b/>
-          <w:bCs/>
-        </w:rPr>
+      <w:proofErr w:type="spellEnd"/>
+      <w:r>
+        <w:t xml:space="preserve"> are 1 and 2, the insert query is</w:t>
+      </w:r>
+    </w:p>
+    <w:p>
+      <w:pPr>
+        <w:spacing w:line="360" w:lineRule="auto"/>
+      </w:pPr>
+      <w:r>
+        <w:t xml:space="preserve">`insert into </w:t>
+      </w:r>
+      <w:proofErr w:type="spellStart"/>
+      <w:r>
+        <w:t>tutor_teaching_formats</w:t>
+      </w:r>
+      <w:proofErr w:type="spellEnd"/>
+      <w:r>
+        <w:t xml:space="preserve"> (</w:t>
+      </w:r>
+      <w:proofErr w:type="spellStart"/>
+      <w:r>
+        <w:t>tutor_id</w:t>
+      </w:r>
+      <w:proofErr w:type="spellEnd"/>
+      <w:r>
+        <w:t xml:space="preserve">, </w:t>
+      </w:r>
+      <w:proofErr w:type="spellStart"/>
+      <w:r>
         <w:t>teaching_format_id</w:t>
       </w:r>
-      <w:r>
-        <w:t>s</w:t>
-      </w:r>
-      <w:proofErr w:type="spellEnd"/>
-      <w:r>
-        <w:t xml:space="preserve"> are 1 and 2, the insert query is</w:t>
-      </w:r>
-    </w:p>
-    <w:p>
-      <w:pPr>
-        <w:spacing w:line="360" w:lineRule="auto"/>
-      </w:pPr>
-      <w:r>
-        <w:t xml:space="preserve">`insert into </w:t>
-      </w:r>
-      <w:proofErr w:type="spellStart"/>
-      <w:r>
-        <w:t>tutor_teaching_formats</w:t>
-      </w:r>
-      <w:proofErr w:type="spellEnd"/>
-      <w:r>
-        <w:t xml:space="preserve"> (</w:t>
-      </w:r>
-      <w:proofErr w:type="spellStart"/>
-      <w:r>
-        <w:t>tutor_id</w:t>
-      </w:r>
-      <w:proofErr w:type="spellEnd"/>
-      <w:r>
-        <w:t xml:space="preserve">, </w:t>
-      </w:r>
-      <w:proofErr w:type="spellStart"/>
-      <w:r>
-        <w:t>teaching_format_id</w:t>
-      </w:r>
-      <w:proofErr w:type="spellEnd"/>
-      <w:r>
-        <w:t>) values ($1,$2), ($1,$3)</w:t>
+      <w:proofErr w:type="spellEnd"/>
+      <w:r>
+        <w:t>) values ($</w:t>
+      </w:r>
+      <w:proofErr w:type="gramStart"/>
+      <w:r>
+        <w:t>1,$</w:t>
+      </w:r>
+      <w:proofErr w:type="gramEnd"/>
+      <w:r>
+        <w:t>2), ($</w:t>
+      </w:r>
+      <w:proofErr w:type="gramStart"/>
+      <w:r>
+        <w:t>1,$</w:t>
+      </w:r>
+      <w:proofErr w:type="gramEnd"/>
+      <w:r>
+        <w:t>3)</w:t>
       </w:r>
       <w:r>
         <w:t>’</w:t>
@@ -10378,7 +12906,7 @@
                     <pic:cNvPicPr/>
                   </pic:nvPicPr>
                   <pic:blipFill>
-                    <a:blip r:embed="rId12"/>
+                    <a:blip r:embed="rId21"/>
                     <a:stretch>
                       <a:fillRect/>
                     </a:stretch>
@@ -10431,7 +12959,7 @@
                     <pic:cNvPicPr/>
                   </pic:nvPicPr>
                   <pic:blipFill>
-                    <a:blip r:embed="rId13"/>
+                    <a:blip r:embed="rId22"/>
                     <a:stretch>
                       <a:fillRect/>
                     </a:stretch>
@@ -10451,33 +12979,38 @@
           </wp:inline>
         </w:drawing>
       </w:r>
-    </w:p>
-    <w:p>
-      <w:pPr>
-        <w:spacing w:line="360" w:lineRule="auto"/>
-      </w:pPr>
-      <w:r>
+      <w:r>
+        <w:t xml:space="preserve">If errors have occurred, the transaction is rolled </w:t>
+      </w:r>
+      <w:proofErr w:type="gramStart"/>
+      <w:r>
+        <w:t>back</w:t>
+      </w:r>
+      <w:proofErr w:type="gramEnd"/>
+      <w:r>
+        <w:t xml:space="preserve"> and the client releases the database connection.</w:t>
+      </w:r>
+    </w:p>
+    <w:p>
+      <w:pPr>
+        <w:pStyle w:val="Heading3"/>
+        <w:spacing w:line="360" w:lineRule="auto"/>
+        <w:rPr>
+          <w:b/>
+          <w:bCs/>
+        </w:rPr>
+      </w:pPr>
+      <w:bookmarkStart w:id="34" w:name="_Toc224397651"/>
+      <w:r>
+        <w:rPr>
+          <w:b/>
+          <w:bCs/>
+        </w:rPr>
         <w:lastRenderedPageBreak/>
-        <w:t>If errors have occurred, the transaction is rolled back and the client releases the database connection.</w:t>
-      </w:r>
-    </w:p>
-    <w:p>
-      <w:pPr>
-        <w:pStyle w:val="Heading3"/>
-        <w:spacing w:line="360" w:lineRule="auto"/>
-        <w:rPr>
-          <w:b/>
-          <w:bCs/>
-        </w:rPr>
-      </w:pPr>
-      <w:r>
-        <w:rPr>
-          <w:b/>
-          <w:bCs/>
-        </w:rPr>
         <w:t xml:space="preserve">1.2 </w:t>
       </w:r>
       <w:proofErr w:type="spellStart"/>
+      <w:proofErr w:type="gramStart"/>
       <w:r>
         <w:rPr>
           <w:b/>
@@ -10491,14 +13024,26 @@
           <w:b/>
           <w:bCs/>
         </w:rPr>
-        <w:t>() function</w:t>
-      </w:r>
-    </w:p>
-    <w:p>
-      <w:pPr>
-        <w:spacing w:line="360" w:lineRule="auto"/>
-      </w:pPr>
-      <w:r>
+        <w:t>(</w:t>
+      </w:r>
+      <w:proofErr w:type="gramEnd"/>
+      <w:r>
+        <w:rPr>
+          <w:b/>
+          <w:bCs/>
+        </w:rPr>
+        <w:t>) function</w:t>
+      </w:r>
+      <w:bookmarkEnd w:id="34"/>
+    </w:p>
+    <w:p>
+      <w:pPr>
+        <w:spacing w:line="360" w:lineRule="auto"/>
+      </w:pPr>
+      <w:r>
+        <w:rPr>
+          <w:noProof/>
+        </w:rPr>
         <w:drawing>
           <wp:inline distT="0" distB="0" distL="0" distR="0" wp14:anchorId="48699835" wp14:editId="13964970">
             <wp:extent cx="5759450" cy="4091940"/>
@@ -10515,7 +13060,7 @@
                     <pic:cNvPicPr/>
                   </pic:nvPicPr>
                   <pic:blipFill>
-                    <a:blip r:embed="rId14"/>
+                    <a:blip r:embed="rId23"/>
                     <a:stretch>
                       <a:fillRect/>
                     </a:stretch>
@@ -10547,8 +13092,13 @@
         <w:t>create</w:t>
       </w:r>
       <w:r>
-        <w:t xml:space="preserve"> frontend safe object containing details of authenticated users</w:t>
-      </w:r>
+        <w:t xml:space="preserve"> frontend safe object containing details of authenticated </w:t>
+      </w:r>
+      <w:proofErr w:type="gramStart"/>
+      <w:r>
+        <w:t>users</w:t>
+      </w:r>
+      <w:proofErr w:type="gramEnd"/>
       <w:r>
         <w:t xml:space="preserve"> post-login</w:t>
       </w:r>
@@ -10628,13 +13178,21 @@
           <w:bCs/>
         </w:rPr>
       </w:pPr>
+      <w:bookmarkStart w:id="35" w:name="_Toc224397652"/>
       <w:r>
         <w:rPr>
           <w:b/>
           <w:bCs/>
         </w:rPr>
         <w:lastRenderedPageBreak/>
-        <w:t>1.3 Socket.io</w:t>
+        <w:t xml:space="preserve">1.3 </w:t>
+      </w:r>
+      <w:r>
+        <w:rPr>
+          <w:b/>
+          <w:bCs/>
+        </w:rPr>
+        <w:t>Socket.io</w:t>
       </w:r>
       <w:r>
         <w:rPr>
@@ -10643,12 +13201,16 @@
         </w:rPr>
         <w:t xml:space="preserve"> real-time messaging</w:t>
       </w:r>
-    </w:p>
-    <w:p>
-      <w:pPr>
-        <w:spacing w:line="360" w:lineRule="auto"/>
-      </w:pPr>
-      <w:r>
+      <w:bookmarkEnd w:id="35"/>
+    </w:p>
+    <w:p>
+      <w:pPr>
+        <w:spacing w:line="360" w:lineRule="auto"/>
+      </w:pPr>
+      <w:r>
+        <w:rPr>
+          <w:noProof/>
+        </w:rPr>
         <w:drawing>
           <wp:inline distT="0" distB="0" distL="0" distR="0" wp14:anchorId="6A7E9CEA" wp14:editId="54385BA9">
             <wp:extent cx="5759450" cy="2050415"/>
@@ -10665,7 +13227,7 @@
                     <pic:cNvPicPr/>
                   </pic:nvPicPr>
                   <pic:blipFill>
-                    <a:blip r:embed="rId15"/>
+                    <a:blip r:embed="rId24"/>
                     <a:stretch>
                       <a:fillRect/>
                     </a:stretch>
@@ -10691,7 +13253,13 @@
         <w:spacing w:line="360" w:lineRule="auto"/>
       </w:pPr>
       <w:r>
-        <w:t>An HTTP server is created, and a socket.io server instance is initiated and configured with necessary CORS settings</w:t>
+        <w:t xml:space="preserve">An HTTP server is created, and a </w:t>
+      </w:r>
+      <w:r>
+        <w:t>Socket.io</w:t>
+      </w:r>
+      <w:r>
+        <w:t xml:space="preserve"> server instance is initiated and configured with necessary CORS settings</w:t>
       </w:r>
       <w:r>
         <w:t xml:space="preserve"> and bundled into the HTTP server</w:t>
@@ -10705,6 +13273,9 @@
         <w:spacing w:line="360" w:lineRule="auto"/>
       </w:pPr>
       <w:r>
+        <w:rPr>
+          <w:noProof/>
+        </w:rPr>
         <w:drawing>
           <wp:inline distT="0" distB="0" distL="0" distR="0" wp14:anchorId="3B871420" wp14:editId="4CFED265">
             <wp:extent cx="5759450" cy="2771140"/>
@@ -10721,7 +13292,7 @@
                     <pic:cNvPicPr/>
                   </pic:nvPicPr>
                   <pic:blipFill>
-                    <a:blip r:embed="rId16"/>
+                    <a:blip r:embed="rId25"/>
                     <a:stretch>
                       <a:fillRect/>
                     </a:stretch>
@@ -10750,6 +13321,7 @@
         <w:t xml:space="preserve">The </w:t>
       </w:r>
       <w:proofErr w:type="spellStart"/>
+      <w:proofErr w:type="gramStart"/>
       <w:r>
         <w:rPr>
           <w:b/>
@@ -10763,7 +13335,15 @@
           <w:b/>
           <w:bCs/>
         </w:rPr>
-        <w:t>()</w:t>
+        <w:t>(</w:t>
+      </w:r>
+      <w:proofErr w:type="gramEnd"/>
+      <w:r>
+        <w:rPr>
+          <w:b/>
+          <w:bCs/>
+        </w:rPr>
+        <w:t>)</w:t>
       </w:r>
       <w:r>
         <w:t xml:space="preserve"> middleware. </w:t>
@@ -10781,6 +13361,7 @@
         <w:t xml:space="preserve">. The user id is used to fetch user data from the database and is then passed through the </w:t>
       </w:r>
       <w:proofErr w:type="spellStart"/>
+      <w:proofErr w:type="gramStart"/>
       <w:r>
         <w:rPr>
           <w:b/>
@@ -10794,7 +13375,15 @@
           <w:b/>
           <w:bCs/>
         </w:rPr>
-        <w:t>()</w:t>
+        <w:t>(</w:t>
+      </w:r>
+      <w:proofErr w:type="gramEnd"/>
+      <w:r>
+        <w:rPr>
+          <w:b/>
+          <w:bCs/>
+        </w:rPr>
+        <w:t>)</w:t>
       </w:r>
       <w:r>
         <w:t xml:space="preserve"> function. The resulting object is added to </w:t>
@@ -10809,19 +13398,28 @@
       </w:r>
       <w:proofErr w:type="spellEnd"/>
       <w:r>
-        <w:t xml:space="preserve"> which is used throughout the remaining socket.io code. </w:t>
-      </w:r>
-    </w:p>
-    <w:p>
-      <w:pPr>
-        <w:spacing w:line="360" w:lineRule="auto"/>
-      </w:pPr>
-    </w:p>
-    <w:p>
-      <w:pPr>
-        <w:spacing w:line="360" w:lineRule="auto"/>
-      </w:pPr>
-      <w:r>
+        <w:t xml:space="preserve"> which is used throughout the remaining </w:t>
+      </w:r>
+      <w:r>
+        <w:t>Socket.io</w:t>
+      </w:r>
+      <w:r>
+        <w:t xml:space="preserve"> code. </w:t>
+      </w:r>
+    </w:p>
+    <w:p>
+      <w:pPr>
+        <w:spacing w:line="360" w:lineRule="auto"/>
+      </w:pPr>
+    </w:p>
+    <w:p>
+      <w:pPr>
+        <w:spacing w:line="360" w:lineRule="auto"/>
+      </w:pPr>
+      <w:r>
+        <w:rPr>
+          <w:noProof/>
+        </w:rPr>
         <w:lastRenderedPageBreak/>
         <w:drawing>
           <wp:inline distT="0" distB="0" distL="0" distR="0" wp14:anchorId="078C63C4" wp14:editId="4AE0C519">
@@ -10839,7 +13437,7 @@
                     <pic:cNvPicPr/>
                   </pic:nvPicPr>
                   <pic:blipFill>
-                    <a:blip r:embed="rId17"/>
+                    <a:blip r:embed="rId26"/>
                     <a:stretch>
                       <a:fillRect/>
                     </a:stretch>
@@ -10874,6 +13472,7 @@
         <w:t xml:space="preserve"> </w:t>
       </w:r>
       <w:proofErr w:type="spellStart"/>
+      <w:proofErr w:type="gramStart"/>
       <w:r>
         <w:rPr>
           <w:b/>
@@ -10882,6 +13481,7 @@
         <w:t>io.on</w:t>
       </w:r>
       <w:proofErr w:type="spellEnd"/>
+      <w:proofErr w:type="gramEnd"/>
       <w:r>
         <w:rPr>
           <w:b/>
@@ -10890,7 +13490,13 @@
         <w:t>(‘connection’)</w:t>
       </w:r>
       <w:r>
-        <w:t xml:space="preserve"> event listener. This contains the rest of the server-side socket.io code, including the </w:t>
+        <w:t xml:space="preserve"> event listener. This contains the rest of the server-side </w:t>
+      </w:r>
+      <w:r>
+        <w:t>Socket.io</w:t>
+      </w:r>
+      <w:r>
+        <w:t xml:space="preserve"> code, including the </w:t>
       </w:r>
       <w:proofErr w:type="spellStart"/>
       <w:r>
@@ -10902,22 +13508,34 @@
       </w:r>
       <w:proofErr w:type="spellEnd"/>
       <w:r>
-        <w:t xml:space="preserve"> and </w:t>
-      </w:r>
-      <w:r>
-        <w:rPr>
-          <w:b/>
-          <w:bCs/>
-        </w:rPr>
         <w:t xml:space="preserve"> </w:t>
       </w:r>
-      <w:proofErr w:type="spellStart"/>
-      <w:r>
-        <w:rPr>
-          <w:b/>
-          <w:bCs/>
-        </w:rPr>
-        <w:t>chat_message</w:t>
+      <w:proofErr w:type="gramStart"/>
+      <w:r>
+        <w:t xml:space="preserve">and </w:t>
+      </w:r>
+      <w:r>
+        <w:rPr>
+          <w:b/>
+          <w:bCs/>
+        </w:rPr>
+        <w:t xml:space="preserve"> </w:t>
+      </w:r>
+      <w:proofErr w:type="spellStart"/>
+      <w:r>
+        <w:rPr>
+          <w:b/>
+          <w:bCs/>
+        </w:rPr>
+        <w:t>chat</w:t>
+      </w:r>
+      <w:proofErr w:type="gramEnd"/>
+      <w:r>
+        <w:rPr>
+          <w:b/>
+          <w:bCs/>
+        </w:rPr>
+        <w:t>_message</w:t>
       </w:r>
       <w:proofErr w:type="spellEnd"/>
       <w:r>
@@ -10929,9 +13547,18 @@
           <w:b/>
           <w:bCs/>
         </w:rPr>
-        <w:t>socket.data.dmPeers</w:t>
-      </w:r>
-      <w:proofErr w:type="spellEnd"/>
+        <w:t>socket.</w:t>
+      </w:r>
+      <w:proofErr w:type="gramStart"/>
+      <w:r>
+        <w:rPr>
+          <w:b/>
+          <w:bCs/>
+        </w:rPr>
+        <w:t>data.dmPeers</w:t>
+      </w:r>
+      <w:proofErr w:type="spellEnd"/>
+      <w:proofErr w:type="gramEnd"/>
       <w:r>
         <w:rPr>
           <w:b/>
@@ -10951,6 +13578,9 @@
         <w:spacing w:line="360" w:lineRule="auto"/>
       </w:pPr>
       <w:r>
+        <w:rPr>
+          <w:noProof/>
+        </w:rPr>
         <w:drawing>
           <wp:inline distT="0" distB="0" distL="0" distR="0" wp14:anchorId="06F4C78D" wp14:editId="7BECCF55">
             <wp:extent cx="5759450" cy="3861435"/>
@@ -10967,7 +13597,7 @@
                     <pic:cNvPicPr/>
                   </pic:nvPicPr>
                   <pic:blipFill>
-                    <a:blip r:embed="rId18"/>
+                    <a:blip r:embed="rId27"/>
                     <a:stretch>
                       <a:fillRect/>
                     </a:stretch>
@@ -11053,9 +13683,18 @@
           <w:b/>
           <w:bCs/>
         </w:rPr>
-        <w:t>socket.data.dmPeers</w:t>
-      </w:r>
-      <w:proofErr w:type="spellEnd"/>
+        <w:t>socket.</w:t>
+      </w:r>
+      <w:proofErr w:type="gramStart"/>
+      <w:r>
+        <w:rPr>
+          <w:b/>
+          <w:bCs/>
+        </w:rPr>
+        <w:t>data.dmPeers</w:t>
+      </w:r>
+      <w:proofErr w:type="spellEnd"/>
+      <w:proofErr w:type="gramEnd"/>
       <w:r>
         <w:t xml:space="preserve"> object. Finally, it emits a </w:t>
       </w:r>
@@ -11093,11 +13732,14 @@
           <w:szCs w:val="28"/>
         </w:rPr>
       </w:pPr>
+      <w:bookmarkStart w:id="36" w:name="_Toc224396626"/>
+      <w:bookmarkStart w:id="37" w:name="_Toc224397653"/>
       <w:r>
         <w:rPr>
           <w:rFonts w:ascii="Garamond" w:hAnsi="Garamond"/>
           <w:b/>
           <w:bCs/>
+          <w:noProof/>
           <w:sz w:val="28"/>
           <w:szCs w:val="28"/>
         </w:rPr>
@@ -11118,7 +13760,7 @@
                     <pic:cNvPicPr/>
                   </pic:nvPicPr>
                   <pic:blipFill>
-                    <a:blip r:embed="rId19"/>
+                    <a:blip r:embed="rId28"/>
                     <a:stretch>
                       <a:fillRect/>
                     </a:stretch>
@@ -11138,6 +13780,8 @@
           </wp:inline>
         </w:drawing>
       </w:r>
+      <w:bookmarkEnd w:id="36"/>
+      <w:bookmarkEnd w:id="37"/>
     </w:p>
     <w:p>
       <w:pPr>
@@ -11174,6 +13818,9 @@
         <w:spacing w:line="360" w:lineRule="auto"/>
       </w:pPr>
       <w:r>
+        <w:rPr>
+          <w:noProof/>
+        </w:rPr>
         <w:drawing>
           <wp:inline distT="0" distB="0" distL="0" distR="0" wp14:anchorId="46C1E489" wp14:editId="03929159">
             <wp:extent cx="5759450" cy="3157855"/>
@@ -11190,7 +13837,7 @@
                     <pic:cNvPicPr/>
                   </pic:nvPicPr>
                   <pic:blipFill>
-                    <a:blip r:embed="rId20"/>
+                    <a:blip r:embed="rId29"/>
                     <a:stretch>
                       <a:fillRect/>
                     </a:stretch>
@@ -11244,7 +13891,21 @@
           <w:b/>
           <w:bCs/>
         </w:rPr>
-        <w:t>MessageDrawer</w:t>
+        <w:t>Message</w:t>
+      </w:r>
+      <w:r>
+        <w:rPr>
+          <w:b/>
+          <w:bCs/>
+        </w:rPr>
+        <w:t>s</w:t>
+      </w:r>
+      <w:r>
+        <w:rPr>
+          <w:b/>
+          <w:bCs/>
+        </w:rPr>
+        <w:t>Drawer</w:t>
       </w:r>
       <w:proofErr w:type="spellEnd"/>
       <w:r>
@@ -11273,11 +13934,14 @@
           <w:szCs w:val="28"/>
         </w:rPr>
       </w:pPr>
+      <w:bookmarkStart w:id="38" w:name="_Toc224396627"/>
+      <w:bookmarkStart w:id="39" w:name="_Toc224397654"/>
       <w:r>
         <w:rPr>
           <w:rFonts w:ascii="Garamond" w:hAnsi="Garamond"/>
           <w:b/>
           <w:bCs/>
+          <w:noProof/>
           <w:sz w:val="28"/>
           <w:szCs w:val="28"/>
         </w:rPr>
@@ -11298,7 +13962,7 @@
                     <pic:cNvPicPr/>
                   </pic:nvPicPr>
                   <pic:blipFill>
-                    <a:blip r:embed="rId21"/>
+                    <a:blip r:embed="rId30"/>
                     <a:stretch>
                       <a:fillRect/>
                     </a:stretch>
@@ -11318,9 +13982,12 @@
           </wp:inline>
         </w:drawing>
       </w:r>
-    </w:p>
-    <w:p>
-      <w:pPr>
+      <w:bookmarkEnd w:id="38"/>
+      <w:bookmarkEnd w:id="39"/>
+    </w:p>
+    <w:p>
+      <w:pPr>
+        <w:spacing w:line="360" w:lineRule="auto"/>
         <w:rPr>
           <w:b/>
           <w:bCs/>
@@ -11346,7 +14013,23 @@
           <w:b/>
           <w:bCs/>
         </w:rPr>
-        <w:t>io.to(room).emit(‘</w:t>
+        <w:t>io.to(room</w:t>
+      </w:r>
+      <w:proofErr w:type="gramStart"/>
+      <w:r>
+        <w:rPr>
+          <w:b/>
+          <w:bCs/>
+        </w:rPr>
+        <w:t>).emit</w:t>
+      </w:r>
+      <w:proofErr w:type="gramEnd"/>
+      <w:r>
+        <w:rPr>
+          <w:b/>
+          <w:bCs/>
+        </w:rPr>
+        <w:t>(‘</w:t>
       </w:r>
       <w:proofErr w:type="spellStart"/>
       <w:r>
@@ -11399,6 +14082,7 @@
           <w:szCs w:val="28"/>
         </w:rPr>
       </w:pPr>
+      <w:bookmarkStart w:id="40" w:name="_Toc224397655"/>
       <w:r>
         <w:rPr>
           <w:rFonts w:ascii="Garamond" w:hAnsi="Garamond"/>
@@ -11410,7 +14094,7 @@
         <w:lastRenderedPageBreak/>
         <w:t>References</w:t>
       </w:r>
-      <w:bookmarkEnd w:id="28"/>
+      <w:bookmarkEnd w:id="40"/>
     </w:p>
     <w:p>
       <w:pPr>
@@ -11427,7 +14111,7 @@
       <w:r>
         <w:t xml:space="preserve">1: </w:t>
       </w:r>
-      <w:hyperlink r:id="rId22" w:history="1">
+      <w:hyperlink r:id="rId31" w:history="1">
         <w:r>
           <w:rPr>
             <w:rStyle w:val="Hyperlink"/>
@@ -11443,7 +14127,7 @@
       <w:r>
         <w:t xml:space="preserve">2: </w:t>
       </w:r>
-      <w:hyperlink r:id="rId23" w:history="1">
+      <w:hyperlink r:id="rId32" w:history="1">
         <w:r>
           <w:rPr>
             <w:rStyle w:val="Hyperlink"/>
@@ -11459,7 +14143,7 @@
       <w:r>
         <w:t xml:space="preserve">3: </w:t>
       </w:r>
-      <w:hyperlink r:id="rId24" w:history="1">
+      <w:hyperlink r:id="rId33" w:history="1">
         <w:r>
           <w:rPr>
             <w:rStyle w:val="Hyperlink"/>
@@ -11492,7 +14176,13 @@
         <w:t>http</w:t>
       </w:r>
       <w:r>
-        <w:t>s://socket.io/docs/v4/how-it-works/</w:t>
+        <w:t>s://</w:t>
+      </w:r>
+      <w:r>
+        <w:t>socket.io</w:t>
+      </w:r>
+      <w:r>
+        <w:t>/docs/v4/how-it-works/</w:t>
       </w:r>
     </w:p>
     <w:p>
@@ -12926,7 +15616,6 @@
   <w:style w:type="character" w:default="1" w:styleId="DefaultParagraphFont">
     <w:name w:val="Default Paragraph Font"/>
     <w:uiPriority w:val="1"/>
-    <w:semiHidden/>
     <w:unhideWhenUsed/>
   </w:style>
   <w:style w:type="table" w:default="1" w:styleId="TableNormal">

--- a/docs/dissertation start.docx
+++ b/docs/dissertation start.docx
@@ -62,9 +62,8 @@
             <w:tabs>
               <w:tab w:val="right" w:leader="dot" w:pos="9060"/>
             </w:tabs>
-            <w:spacing w:line="360" w:lineRule="auto"/>
             <w:rPr>
-              <w:rFonts w:eastAsiaTheme="minorEastAsia"/>
+              <w:rFonts w:asciiTheme="minorHAnsi" w:eastAsiaTheme="minorEastAsia" w:hAnsiTheme="minorHAnsi"/>
               <w:noProof/>
               <w:sz w:val="24"/>
               <w:szCs w:val="24"/>
@@ -92,7 +91,7 @@
             </w:rPr>
             <w:fldChar w:fldCharType="separate"/>
           </w:r>
-          <w:hyperlink w:anchor="_Toc224397617" w:history="1">
+          <w:hyperlink w:anchor="_Toc224478574" w:history="1">
             <w:r>
               <w:rPr>
                 <w:rStyle w:val="Hyperlink"/>
@@ -121,7 +120,7 @@
                 <w:noProof/>
                 <w:webHidden/>
               </w:rPr>
-              <w:instrText xml:space="preserve"> PAGEREF _Toc224397617 \h </w:instrText>
+              <w:instrText xml:space="preserve"> PAGEREF _Toc224478574 \h </w:instrText>
             </w:r>
             <w:r>
               <w:rPr>
@@ -158,16 +157,15 @@
             <w:tabs>
               <w:tab w:val="right" w:leader="dot" w:pos="9060"/>
             </w:tabs>
-            <w:spacing w:line="360" w:lineRule="auto"/>
             <w:rPr>
-              <w:rFonts w:eastAsiaTheme="minorEastAsia"/>
+              <w:rFonts w:asciiTheme="minorHAnsi" w:eastAsiaTheme="minorEastAsia" w:hAnsiTheme="minorHAnsi"/>
               <w:noProof/>
               <w:sz w:val="24"/>
               <w:szCs w:val="24"/>
               <w:lang w:eastAsia="en-GB"/>
             </w:rPr>
           </w:pPr>
-          <w:hyperlink w:anchor="_Toc224397618" w:history="1">
+          <w:hyperlink w:anchor="_Toc224478575" w:history="1">
             <w:r>
               <w:rPr>
                 <w:rStyle w:val="Hyperlink"/>
@@ -196,7 +194,7 @@
                 <w:noProof/>
                 <w:webHidden/>
               </w:rPr>
-              <w:instrText xml:space="preserve"> PAGEREF _Toc224397618 \h </w:instrText>
+              <w:instrText xml:space="preserve"> PAGEREF _Toc224478575 \h </w:instrText>
             </w:r>
             <w:r>
               <w:rPr>
@@ -233,16 +231,15 @@
             <w:tabs>
               <w:tab w:val="right" w:leader="dot" w:pos="9060"/>
             </w:tabs>
-            <w:spacing w:line="360" w:lineRule="auto"/>
             <w:rPr>
-              <w:rFonts w:eastAsiaTheme="minorEastAsia"/>
+              <w:rFonts w:asciiTheme="minorHAnsi" w:eastAsiaTheme="minorEastAsia" w:hAnsiTheme="minorHAnsi"/>
               <w:noProof/>
               <w:sz w:val="24"/>
               <w:szCs w:val="24"/>
               <w:lang w:eastAsia="en-GB"/>
             </w:rPr>
           </w:pPr>
-          <w:hyperlink w:anchor="_Toc224397619" w:history="1">
+          <w:hyperlink w:anchor="_Toc224478576" w:history="1">
             <w:r>
               <w:rPr>
                 <w:rStyle w:val="Hyperlink"/>
@@ -271,7 +268,7 @@
                 <w:noProof/>
                 <w:webHidden/>
               </w:rPr>
-              <w:instrText xml:space="preserve"> PAGEREF _Toc224397619 \h </w:instrText>
+              <w:instrText xml:space="preserve"> PAGEREF _Toc224478576 \h </w:instrText>
             </w:r>
             <w:r>
               <w:rPr>
@@ -308,16 +305,15 @@
             <w:tabs>
               <w:tab w:val="right" w:leader="dot" w:pos="9060"/>
             </w:tabs>
-            <w:spacing w:line="360" w:lineRule="auto"/>
             <w:rPr>
-              <w:rFonts w:eastAsiaTheme="minorEastAsia"/>
+              <w:rFonts w:asciiTheme="minorHAnsi" w:eastAsiaTheme="minorEastAsia" w:hAnsiTheme="minorHAnsi"/>
               <w:noProof/>
               <w:sz w:val="24"/>
               <w:szCs w:val="24"/>
               <w:lang w:eastAsia="en-GB"/>
             </w:rPr>
           </w:pPr>
-          <w:hyperlink w:anchor="_Toc224397620" w:history="1">
+          <w:hyperlink w:anchor="_Toc224478577" w:history="1">
             <w:r>
               <w:rPr>
                 <w:rStyle w:val="Hyperlink"/>
@@ -346,7 +342,7 @@
                 <w:noProof/>
                 <w:webHidden/>
               </w:rPr>
-              <w:instrText xml:space="preserve"> PAGEREF _Toc224397620 \h </w:instrText>
+              <w:instrText xml:space="preserve"> PAGEREF _Toc224478577 \h </w:instrText>
             </w:r>
             <w:r>
               <w:rPr>
@@ -383,16 +379,15 @@
             <w:tabs>
               <w:tab w:val="right" w:leader="dot" w:pos="9060"/>
             </w:tabs>
-            <w:spacing w:line="360" w:lineRule="auto"/>
             <w:rPr>
-              <w:rFonts w:eastAsiaTheme="minorEastAsia"/>
+              <w:rFonts w:asciiTheme="minorHAnsi" w:eastAsiaTheme="minorEastAsia" w:hAnsiTheme="minorHAnsi"/>
               <w:noProof/>
               <w:sz w:val="24"/>
               <w:szCs w:val="24"/>
               <w:lang w:eastAsia="en-GB"/>
             </w:rPr>
           </w:pPr>
-          <w:hyperlink w:anchor="_Toc224397621" w:history="1">
+          <w:hyperlink w:anchor="_Toc224478578" w:history="1">
             <w:r>
               <w:rPr>
                 <w:rStyle w:val="Hyperlink"/>
@@ -421,7 +416,7 @@
                 <w:noProof/>
                 <w:webHidden/>
               </w:rPr>
-              <w:instrText xml:space="preserve"> PAGEREF _Toc224397621 \h </w:instrText>
+              <w:instrText xml:space="preserve"> PAGEREF _Toc224478578 \h </w:instrText>
             </w:r>
             <w:r>
               <w:rPr>
@@ -458,16 +453,15 @@
             <w:tabs>
               <w:tab w:val="right" w:leader="dot" w:pos="9060"/>
             </w:tabs>
-            <w:spacing w:line="360" w:lineRule="auto"/>
             <w:rPr>
-              <w:rFonts w:eastAsiaTheme="minorEastAsia"/>
+              <w:rFonts w:asciiTheme="minorHAnsi" w:eastAsiaTheme="minorEastAsia" w:hAnsiTheme="minorHAnsi"/>
               <w:noProof/>
               <w:sz w:val="24"/>
               <w:szCs w:val="24"/>
               <w:lang w:eastAsia="en-GB"/>
             </w:rPr>
           </w:pPr>
-          <w:hyperlink w:anchor="_Toc224397622" w:history="1">
+          <w:hyperlink w:anchor="_Toc224478579" w:history="1">
             <w:r>
               <w:rPr>
                 <w:rStyle w:val="Hyperlink"/>
@@ -496,7 +490,7 @@
                 <w:noProof/>
                 <w:webHidden/>
               </w:rPr>
-              <w:instrText xml:space="preserve"> PAGEREF _Toc224397622 \h </w:instrText>
+              <w:instrText xml:space="preserve"> PAGEREF _Toc224478579 \h </w:instrText>
             </w:r>
             <w:r>
               <w:rPr>
@@ -533,16 +527,15 @@
             <w:tabs>
               <w:tab w:val="right" w:leader="dot" w:pos="9060"/>
             </w:tabs>
-            <w:spacing w:line="360" w:lineRule="auto"/>
             <w:rPr>
-              <w:rFonts w:eastAsiaTheme="minorEastAsia"/>
+              <w:rFonts w:asciiTheme="minorHAnsi" w:eastAsiaTheme="minorEastAsia" w:hAnsiTheme="minorHAnsi"/>
               <w:noProof/>
               <w:sz w:val="24"/>
               <w:szCs w:val="24"/>
               <w:lang w:eastAsia="en-GB"/>
             </w:rPr>
           </w:pPr>
-          <w:hyperlink w:anchor="_Toc224397623" w:history="1">
+          <w:hyperlink w:anchor="_Toc224478580" w:history="1">
             <w:r>
               <w:rPr>
                 <w:rStyle w:val="Hyperlink"/>
@@ -571,7 +564,7 @@
                 <w:noProof/>
                 <w:webHidden/>
               </w:rPr>
-              <w:instrText xml:space="preserve"> PAGEREF _Toc224397623 \h </w:instrText>
+              <w:instrText xml:space="preserve"> PAGEREF _Toc224478580 \h </w:instrText>
             </w:r>
             <w:r>
               <w:rPr>
@@ -608,16 +601,15 @@
             <w:tabs>
               <w:tab w:val="right" w:leader="dot" w:pos="9060"/>
             </w:tabs>
-            <w:spacing w:line="360" w:lineRule="auto"/>
             <w:rPr>
-              <w:rFonts w:eastAsiaTheme="minorEastAsia"/>
+              <w:rFonts w:asciiTheme="minorHAnsi" w:eastAsiaTheme="minorEastAsia" w:hAnsiTheme="minorHAnsi"/>
               <w:noProof/>
               <w:sz w:val="24"/>
               <w:szCs w:val="24"/>
               <w:lang w:eastAsia="en-GB"/>
             </w:rPr>
           </w:pPr>
-          <w:hyperlink w:anchor="_Toc224397624" w:history="1">
+          <w:hyperlink w:anchor="_Toc224478581" w:history="1">
             <w:r>
               <w:rPr>
                 <w:rStyle w:val="Hyperlink"/>
@@ -646,7 +638,7 @@
                 <w:noProof/>
                 <w:webHidden/>
               </w:rPr>
-              <w:instrText xml:space="preserve"> PAGEREF _Toc224397624 \h </w:instrText>
+              <w:instrText xml:space="preserve"> PAGEREF _Toc224478581 \h </w:instrText>
             </w:r>
             <w:r>
               <w:rPr>
@@ -683,16 +675,15 @@
             <w:tabs>
               <w:tab w:val="right" w:leader="dot" w:pos="9060"/>
             </w:tabs>
-            <w:spacing w:line="360" w:lineRule="auto"/>
             <w:rPr>
-              <w:rFonts w:eastAsiaTheme="minorEastAsia"/>
+              <w:rFonts w:asciiTheme="minorHAnsi" w:eastAsiaTheme="minorEastAsia" w:hAnsiTheme="minorHAnsi"/>
               <w:noProof/>
               <w:sz w:val="24"/>
               <w:szCs w:val="24"/>
               <w:lang w:eastAsia="en-GB"/>
             </w:rPr>
           </w:pPr>
-          <w:hyperlink w:anchor="_Toc224397625" w:history="1">
+          <w:hyperlink w:anchor="_Toc224478582" w:history="1">
             <w:r>
               <w:rPr>
                 <w:rStyle w:val="Hyperlink"/>
@@ -721,7 +712,7 @@
                 <w:noProof/>
                 <w:webHidden/>
               </w:rPr>
-              <w:instrText xml:space="preserve"> PAGEREF _Toc224397625 \h </w:instrText>
+              <w:instrText xml:space="preserve"> PAGEREF _Toc224478582 \h </w:instrText>
             </w:r>
             <w:r>
               <w:rPr>
@@ -758,16 +749,15 @@
             <w:tabs>
               <w:tab w:val="right" w:leader="dot" w:pos="9060"/>
             </w:tabs>
-            <w:spacing w:line="360" w:lineRule="auto"/>
             <w:rPr>
-              <w:rFonts w:eastAsiaTheme="minorEastAsia"/>
+              <w:rFonts w:asciiTheme="minorHAnsi" w:eastAsiaTheme="minorEastAsia" w:hAnsiTheme="minorHAnsi"/>
               <w:noProof/>
               <w:sz w:val="24"/>
               <w:szCs w:val="24"/>
               <w:lang w:eastAsia="en-GB"/>
             </w:rPr>
           </w:pPr>
-          <w:hyperlink w:anchor="_Toc224397626" w:history="1">
+          <w:hyperlink w:anchor="_Toc224478583" w:history="1">
             <w:r>
               <w:rPr>
                 <w:rStyle w:val="Hyperlink"/>
@@ -796,7 +786,7 @@
                 <w:noProof/>
                 <w:webHidden/>
               </w:rPr>
-              <w:instrText xml:space="preserve"> PAGEREF _Toc224397626 \h </w:instrText>
+              <w:instrText xml:space="preserve"> PAGEREF _Toc224478583 \h </w:instrText>
             </w:r>
             <w:r>
               <w:rPr>
@@ -833,16 +823,15 @@
             <w:tabs>
               <w:tab w:val="right" w:leader="dot" w:pos="9060"/>
             </w:tabs>
-            <w:spacing w:line="360" w:lineRule="auto"/>
             <w:rPr>
-              <w:rFonts w:eastAsiaTheme="minorEastAsia"/>
+              <w:rFonts w:asciiTheme="minorHAnsi" w:eastAsiaTheme="minorEastAsia" w:hAnsiTheme="minorHAnsi"/>
               <w:noProof/>
               <w:sz w:val="24"/>
               <w:szCs w:val="24"/>
               <w:lang w:eastAsia="en-GB"/>
             </w:rPr>
           </w:pPr>
-          <w:hyperlink w:anchor="_Toc224397627" w:history="1">
+          <w:hyperlink w:anchor="_Toc224478584" w:history="1">
             <w:r>
               <w:rPr>
                 <w:rStyle w:val="Hyperlink"/>
@@ -871,7 +860,7 @@
                 <w:noProof/>
                 <w:webHidden/>
               </w:rPr>
-              <w:instrText xml:space="preserve"> PAGEREF _Toc224397627 \h </w:instrText>
+              <w:instrText xml:space="preserve"> PAGEREF _Toc224478584 \h </w:instrText>
             </w:r>
             <w:r>
               <w:rPr>
@@ -908,16 +897,15 @@
             <w:tabs>
               <w:tab w:val="right" w:leader="dot" w:pos="9060"/>
             </w:tabs>
-            <w:spacing w:line="360" w:lineRule="auto"/>
             <w:rPr>
-              <w:rFonts w:eastAsiaTheme="minorEastAsia"/>
+              <w:rFonts w:asciiTheme="minorHAnsi" w:eastAsiaTheme="minorEastAsia" w:hAnsiTheme="minorHAnsi"/>
               <w:noProof/>
               <w:sz w:val="24"/>
               <w:szCs w:val="24"/>
               <w:lang w:eastAsia="en-GB"/>
             </w:rPr>
           </w:pPr>
-          <w:hyperlink w:anchor="_Toc224397628" w:history="1">
+          <w:hyperlink w:anchor="_Toc224478585" w:history="1">
             <w:r>
               <w:rPr>
                 <w:rStyle w:val="Hyperlink"/>
@@ -946,7 +934,7 @@
                 <w:noProof/>
                 <w:webHidden/>
               </w:rPr>
-              <w:instrText xml:space="preserve"> PAGEREF _Toc224397628 \h </w:instrText>
+              <w:instrText xml:space="preserve"> PAGEREF _Toc224478585 \h </w:instrText>
             </w:r>
             <w:r>
               <w:rPr>
@@ -983,16 +971,15 @@
             <w:tabs>
               <w:tab w:val="right" w:leader="dot" w:pos="9060"/>
             </w:tabs>
-            <w:spacing w:line="360" w:lineRule="auto"/>
             <w:rPr>
-              <w:rFonts w:eastAsiaTheme="minorEastAsia"/>
+              <w:rFonts w:asciiTheme="minorHAnsi" w:eastAsiaTheme="minorEastAsia" w:hAnsiTheme="minorHAnsi"/>
               <w:noProof/>
               <w:sz w:val="24"/>
               <w:szCs w:val="24"/>
               <w:lang w:eastAsia="en-GB"/>
             </w:rPr>
           </w:pPr>
-          <w:hyperlink w:anchor="_Toc224397629" w:history="1">
+          <w:hyperlink w:anchor="_Toc224478586" w:history="1">
             <w:r>
               <w:rPr>
                 <w:rStyle w:val="Hyperlink"/>
@@ -1021,7 +1008,7 @@
                 <w:noProof/>
                 <w:webHidden/>
               </w:rPr>
-              <w:instrText xml:space="preserve"> PAGEREF _Toc224397629 \h </w:instrText>
+              <w:instrText xml:space="preserve"> PAGEREF _Toc224478586 \h </w:instrText>
             </w:r>
             <w:r>
               <w:rPr>
@@ -1058,16 +1045,15 @@
             <w:tabs>
               <w:tab w:val="right" w:leader="dot" w:pos="9060"/>
             </w:tabs>
-            <w:spacing w:line="360" w:lineRule="auto"/>
             <w:rPr>
-              <w:rFonts w:eastAsiaTheme="minorEastAsia"/>
+              <w:rFonts w:asciiTheme="minorHAnsi" w:eastAsiaTheme="minorEastAsia" w:hAnsiTheme="minorHAnsi"/>
               <w:noProof/>
               <w:sz w:val="24"/>
               <w:szCs w:val="24"/>
               <w:lang w:eastAsia="en-GB"/>
             </w:rPr>
           </w:pPr>
-          <w:hyperlink w:anchor="_Toc224397630" w:history="1">
+          <w:hyperlink w:anchor="_Toc224478587" w:history="1">
             <w:r>
               <w:rPr>
                 <w:rStyle w:val="Hyperlink"/>
@@ -1096,7 +1082,7 @@
                 <w:noProof/>
                 <w:webHidden/>
               </w:rPr>
-              <w:instrText xml:space="preserve"> PAGEREF _Toc224397630 \h </w:instrText>
+              <w:instrText xml:space="preserve"> PAGEREF _Toc224478587 \h </w:instrText>
             </w:r>
             <w:r>
               <w:rPr>
@@ -1133,16 +1119,15 @@
             <w:tabs>
               <w:tab w:val="right" w:leader="dot" w:pos="9060"/>
             </w:tabs>
-            <w:spacing w:line="360" w:lineRule="auto"/>
             <w:rPr>
-              <w:rFonts w:eastAsiaTheme="minorEastAsia"/>
+              <w:rFonts w:asciiTheme="minorHAnsi" w:eastAsiaTheme="minorEastAsia" w:hAnsiTheme="minorHAnsi"/>
               <w:noProof/>
               <w:sz w:val="24"/>
               <w:szCs w:val="24"/>
               <w:lang w:eastAsia="en-GB"/>
             </w:rPr>
           </w:pPr>
-          <w:hyperlink w:anchor="_Toc224397631" w:history="1">
+          <w:hyperlink w:anchor="_Toc224478588" w:history="1">
             <w:r>
               <w:rPr>
                 <w:rStyle w:val="Hyperlink"/>
@@ -1171,7 +1156,7 @@
                 <w:noProof/>
                 <w:webHidden/>
               </w:rPr>
-              <w:instrText xml:space="preserve"> PAGEREF _Toc224397631 \h </w:instrText>
+              <w:instrText xml:space="preserve"> PAGEREF _Toc224478588 \h </w:instrText>
             </w:r>
             <w:r>
               <w:rPr>
@@ -1208,16 +1193,15 @@
             <w:tabs>
               <w:tab w:val="right" w:leader="dot" w:pos="9060"/>
             </w:tabs>
-            <w:spacing w:line="360" w:lineRule="auto"/>
             <w:rPr>
-              <w:rFonts w:eastAsiaTheme="minorEastAsia"/>
+              <w:rFonts w:asciiTheme="minorHAnsi" w:eastAsiaTheme="minorEastAsia" w:hAnsiTheme="minorHAnsi"/>
               <w:noProof/>
               <w:sz w:val="24"/>
               <w:szCs w:val="24"/>
               <w:lang w:eastAsia="en-GB"/>
             </w:rPr>
           </w:pPr>
-          <w:hyperlink w:anchor="_Toc224397632" w:history="1">
+          <w:hyperlink w:anchor="_Toc224478589" w:history="1">
             <w:r>
               <w:rPr>
                 <w:rStyle w:val="Hyperlink"/>
@@ -1246,7 +1230,7 @@
                 <w:noProof/>
                 <w:webHidden/>
               </w:rPr>
-              <w:instrText xml:space="preserve"> PAGEREF _Toc224397632 \h </w:instrText>
+              <w:instrText xml:space="preserve"> PAGEREF _Toc224478589 \h </w:instrText>
             </w:r>
             <w:r>
               <w:rPr>
@@ -1283,16 +1267,15 @@
             <w:tabs>
               <w:tab w:val="right" w:leader="dot" w:pos="9060"/>
             </w:tabs>
-            <w:spacing w:line="360" w:lineRule="auto"/>
             <w:rPr>
-              <w:rFonts w:eastAsiaTheme="minorEastAsia"/>
+              <w:rFonts w:asciiTheme="minorHAnsi" w:eastAsiaTheme="minorEastAsia" w:hAnsiTheme="minorHAnsi"/>
               <w:noProof/>
               <w:sz w:val="24"/>
               <w:szCs w:val="24"/>
               <w:lang w:eastAsia="en-GB"/>
             </w:rPr>
           </w:pPr>
-          <w:hyperlink w:anchor="_Toc224397633" w:history="1">
+          <w:hyperlink w:anchor="_Toc224478590" w:history="1">
             <w:r>
               <w:rPr>
                 <w:rStyle w:val="Hyperlink"/>
@@ -1321,7 +1304,7 @@
                 <w:noProof/>
                 <w:webHidden/>
               </w:rPr>
-              <w:instrText xml:space="preserve"> PAGEREF _Toc224397633 \h </w:instrText>
+              <w:instrText xml:space="preserve"> PAGEREF _Toc224478590 \h </w:instrText>
             </w:r>
             <w:r>
               <w:rPr>
@@ -1358,16 +1341,15 @@
             <w:tabs>
               <w:tab w:val="right" w:leader="dot" w:pos="9060"/>
             </w:tabs>
-            <w:spacing w:line="360" w:lineRule="auto"/>
             <w:rPr>
-              <w:rFonts w:eastAsiaTheme="minorEastAsia"/>
+              <w:rFonts w:asciiTheme="minorHAnsi" w:eastAsiaTheme="minorEastAsia" w:hAnsiTheme="minorHAnsi"/>
               <w:noProof/>
               <w:sz w:val="24"/>
               <w:szCs w:val="24"/>
               <w:lang w:eastAsia="en-GB"/>
             </w:rPr>
           </w:pPr>
-          <w:hyperlink w:anchor="_Toc224397634" w:history="1">
+          <w:hyperlink w:anchor="_Toc224478591" w:history="1">
             <w:r>
               <w:rPr>
                 <w:rStyle w:val="Hyperlink"/>
@@ -1396,7 +1378,7 @@
                 <w:noProof/>
                 <w:webHidden/>
               </w:rPr>
-              <w:instrText xml:space="preserve"> PAGEREF _Toc224397634 \h </w:instrText>
+              <w:instrText xml:space="preserve"> PAGEREF _Toc224478591 \h </w:instrText>
             </w:r>
             <w:r>
               <w:rPr>
@@ -1433,16 +1415,15 @@
             <w:tabs>
               <w:tab w:val="right" w:leader="dot" w:pos="9060"/>
             </w:tabs>
-            <w:spacing w:line="360" w:lineRule="auto"/>
             <w:rPr>
-              <w:rFonts w:eastAsiaTheme="minorEastAsia"/>
+              <w:rFonts w:asciiTheme="minorHAnsi" w:eastAsiaTheme="minorEastAsia" w:hAnsiTheme="minorHAnsi"/>
               <w:noProof/>
               <w:sz w:val="24"/>
               <w:szCs w:val="24"/>
               <w:lang w:eastAsia="en-GB"/>
             </w:rPr>
           </w:pPr>
-          <w:hyperlink w:anchor="_Toc224397635" w:history="1">
+          <w:hyperlink w:anchor="_Toc224478592" w:history="1">
             <w:r>
               <w:rPr>
                 <w:rStyle w:val="Hyperlink"/>
@@ -1471,7 +1452,7 @@
                 <w:noProof/>
                 <w:webHidden/>
               </w:rPr>
-              <w:instrText xml:space="preserve"> PAGEREF _Toc224397635 \h </w:instrText>
+              <w:instrText xml:space="preserve"> PAGEREF _Toc224478592 \h </w:instrText>
             </w:r>
             <w:r>
               <w:rPr>
@@ -1508,16 +1489,15 @@
             <w:tabs>
               <w:tab w:val="right" w:leader="dot" w:pos="9060"/>
             </w:tabs>
-            <w:spacing w:line="360" w:lineRule="auto"/>
             <w:rPr>
-              <w:rFonts w:eastAsiaTheme="minorEastAsia"/>
+              <w:rFonts w:asciiTheme="minorHAnsi" w:eastAsiaTheme="minorEastAsia" w:hAnsiTheme="minorHAnsi"/>
               <w:noProof/>
               <w:sz w:val="24"/>
               <w:szCs w:val="24"/>
               <w:lang w:eastAsia="en-GB"/>
             </w:rPr>
           </w:pPr>
-          <w:hyperlink w:anchor="_Toc224397636" w:history="1">
+          <w:hyperlink w:anchor="_Toc224478593" w:history="1">
             <w:r>
               <w:rPr>
                 <w:rStyle w:val="Hyperlink"/>
@@ -1546,7 +1526,7 @@
                 <w:noProof/>
                 <w:webHidden/>
               </w:rPr>
-              <w:instrText xml:space="preserve"> PAGEREF _Toc224397636 \h </w:instrText>
+              <w:instrText xml:space="preserve"> PAGEREF _Toc224478593 \h </w:instrText>
             </w:r>
             <w:r>
               <w:rPr>
@@ -1583,16 +1563,15 @@
             <w:tabs>
               <w:tab w:val="right" w:leader="dot" w:pos="9060"/>
             </w:tabs>
-            <w:spacing w:line="360" w:lineRule="auto"/>
             <w:rPr>
-              <w:rFonts w:eastAsiaTheme="minorEastAsia"/>
+              <w:rFonts w:asciiTheme="minorHAnsi" w:eastAsiaTheme="minorEastAsia" w:hAnsiTheme="minorHAnsi"/>
               <w:noProof/>
               <w:sz w:val="24"/>
               <w:szCs w:val="24"/>
               <w:lang w:eastAsia="en-GB"/>
             </w:rPr>
           </w:pPr>
-          <w:hyperlink w:anchor="_Toc224397637" w:history="1">
+          <w:hyperlink w:anchor="_Toc224478594" w:history="1">
             <w:r>
               <w:rPr>
                 <w:rStyle w:val="Hyperlink"/>
@@ -1621,7 +1600,7 @@
                 <w:noProof/>
                 <w:webHidden/>
               </w:rPr>
-              <w:instrText xml:space="preserve"> PAGEREF _Toc224397637 \h </w:instrText>
+              <w:instrText xml:space="preserve"> PAGEREF _Toc224478594 \h </w:instrText>
             </w:r>
             <w:r>
               <w:rPr>
@@ -1658,16 +1637,15 @@
             <w:tabs>
               <w:tab w:val="right" w:leader="dot" w:pos="9060"/>
             </w:tabs>
-            <w:spacing w:line="360" w:lineRule="auto"/>
             <w:rPr>
-              <w:rFonts w:eastAsiaTheme="minorEastAsia"/>
+              <w:rFonts w:asciiTheme="minorHAnsi" w:eastAsiaTheme="minorEastAsia" w:hAnsiTheme="minorHAnsi"/>
               <w:noProof/>
               <w:sz w:val="24"/>
               <w:szCs w:val="24"/>
               <w:lang w:eastAsia="en-GB"/>
             </w:rPr>
           </w:pPr>
-          <w:hyperlink w:anchor="_Toc224397638" w:history="1">
+          <w:hyperlink w:anchor="_Toc224478595" w:history="1">
             <w:r>
               <w:rPr>
                 <w:rStyle w:val="Hyperlink"/>
@@ -1696,7 +1674,7 @@
                 <w:noProof/>
                 <w:webHidden/>
               </w:rPr>
-              <w:instrText xml:space="preserve"> PAGEREF _Toc224397638 \h </w:instrText>
+              <w:instrText xml:space="preserve"> PAGEREF _Toc224478595 \h </w:instrText>
             </w:r>
             <w:r>
               <w:rPr>
@@ -1733,16 +1711,15 @@
             <w:tabs>
               <w:tab w:val="right" w:leader="dot" w:pos="9060"/>
             </w:tabs>
-            <w:spacing w:line="360" w:lineRule="auto"/>
             <w:rPr>
-              <w:rFonts w:eastAsiaTheme="minorEastAsia"/>
+              <w:rFonts w:asciiTheme="minorHAnsi" w:eastAsiaTheme="minorEastAsia" w:hAnsiTheme="minorHAnsi"/>
               <w:noProof/>
               <w:sz w:val="24"/>
               <w:szCs w:val="24"/>
               <w:lang w:eastAsia="en-GB"/>
             </w:rPr>
           </w:pPr>
-          <w:hyperlink w:anchor="_Toc224397639" w:history="1">
+          <w:hyperlink w:anchor="_Toc224478596" w:history="1">
             <w:r>
               <w:rPr>
                 <w:rStyle w:val="Hyperlink"/>
@@ -1771,7 +1748,7 @@
                 <w:noProof/>
                 <w:webHidden/>
               </w:rPr>
-              <w:instrText xml:space="preserve"> PAGEREF _Toc224397639 \h </w:instrText>
+              <w:instrText xml:space="preserve"> PAGEREF _Toc224478596 \h </w:instrText>
             </w:r>
             <w:r>
               <w:rPr>
@@ -1808,23 +1785,21 @@
             <w:tabs>
               <w:tab w:val="right" w:leader="dot" w:pos="9060"/>
             </w:tabs>
-            <w:spacing w:line="360" w:lineRule="auto"/>
             <w:rPr>
-              <w:rFonts w:eastAsiaTheme="minorEastAsia"/>
+              <w:rFonts w:asciiTheme="minorHAnsi" w:eastAsiaTheme="minorEastAsia" w:hAnsiTheme="minorHAnsi"/>
               <w:noProof/>
               <w:sz w:val="24"/>
               <w:szCs w:val="24"/>
               <w:lang w:eastAsia="en-GB"/>
             </w:rPr>
           </w:pPr>
-          <w:hyperlink w:anchor="_Toc224397640" w:history="1">
+          <w:hyperlink w:anchor="_Toc224478597" w:history="1">
             <w:r>
               <w:rPr>
                 <w:rStyle w:val="Hyperlink"/>
                 <w:b/>
                 <w:bCs/>
                 <w:noProof/>
-                <w:color w:val="68A0B0" w:themeColor="hyperlink" w:themeTint="BF"/>
               </w:rPr>
               <w:t>3.1.2 Frontend component structure overview and code</w:t>
             </w:r>
@@ -1847,7 +1822,7 @@
                 <w:noProof/>
                 <w:webHidden/>
               </w:rPr>
-              <w:instrText xml:space="preserve"> PAGEREF _Toc224397640 \h </w:instrText>
+              <w:instrText xml:space="preserve"> PAGEREF _Toc224478597 \h </w:instrText>
             </w:r>
             <w:r>
               <w:rPr>
@@ -1884,22 +1859,23 @@
             <w:tabs>
               <w:tab w:val="right" w:leader="dot" w:pos="9060"/>
             </w:tabs>
-            <w:spacing w:line="360" w:lineRule="auto"/>
             <w:rPr>
-              <w:rFonts w:eastAsiaTheme="minorEastAsia"/>
+              <w:rFonts w:asciiTheme="minorHAnsi" w:eastAsiaTheme="minorEastAsia" w:hAnsiTheme="minorHAnsi"/>
               <w:noProof/>
               <w:sz w:val="24"/>
               <w:szCs w:val="24"/>
               <w:lang w:eastAsia="en-GB"/>
             </w:rPr>
           </w:pPr>
-          <w:hyperlink w:anchor="_Toc224397641" w:history="1">
+          <w:hyperlink w:anchor="_Toc224478598" w:history="1">
             <w:r>
               <w:rPr>
                 <w:rStyle w:val="Hyperlink"/>
-                <w:noProof/>
-              </w:rPr>
-              <w:t>3.1.2.1 Main.jsx</w:t>
+                <w:b/>
+                <w:bCs/>
+                <w:noProof/>
+              </w:rPr>
+              <w:t>Main.jsx</w:t>
             </w:r>
             <w:r>
               <w:rPr>
@@ -1920,7 +1896,7 @@
                 <w:noProof/>
                 <w:webHidden/>
               </w:rPr>
-              <w:instrText xml:space="preserve"> PAGEREF _Toc224397641 \h </w:instrText>
+              <w:instrText xml:space="preserve"> PAGEREF _Toc224478598 \h </w:instrText>
             </w:r>
             <w:r>
               <w:rPr>
@@ -1957,16 +1933,15 @@
             <w:tabs>
               <w:tab w:val="right" w:leader="dot" w:pos="9060"/>
             </w:tabs>
-            <w:spacing w:line="360" w:lineRule="auto"/>
             <w:rPr>
-              <w:rFonts w:eastAsiaTheme="minorEastAsia"/>
+              <w:rFonts w:asciiTheme="minorHAnsi" w:eastAsiaTheme="minorEastAsia" w:hAnsiTheme="minorHAnsi"/>
               <w:noProof/>
               <w:sz w:val="24"/>
               <w:szCs w:val="24"/>
               <w:lang w:eastAsia="en-GB"/>
             </w:rPr>
           </w:pPr>
-          <w:hyperlink w:anchor="_Toc224397642" w:history="1">
+          <w:hyperlink w:anchor="_Toc224478599" w:history="1">
             <w:r>
               <w:rPr>
                 <w:rStyle w:val="Hyperlink"/>
@@ -1974,7 +1949,7 @@
                 <w:bCs/>
                 <w:noProof/>
               </w:rPr>
-              <w:t>3.2 System Functionality</w:t>
+              <w:t>3.1.3 Backend component structure overview and code</w:t>
             </w:r>
             <w:r>
               <w:rPr>
@@ -1995,7 +1970,7 @@
                 <w:noProof/>
                 <w:webHidden/>
               </w:rPr>
-              <w:instrText xml:space="preserve"> PAGEREF _Toc224397642 \h </w:instrText>
+              <w:instrText xml:space="preserve"> PAGEREF _Toc224478599 \h </w:instrText>
             </w:r>
             <w:r>
               <w:rPr>
@@ -2015,7 +1990,81 @@
                 <w:noProof/>
                 <w:webHidden/>
               </w:rPr>
-              <w:t>14</w:t>
+              <w:t>15</w:t>
+            </w:r>
+            <w:r>
+              <w:rPr>
+                <w:noProof/>
+                <w:webHidden/>
+              </w:rPr>
+              <w:fldChar w:fldCharType="end"/>
+            </w:r>
+          </w:hyperlink>
+        </w:p>
+        <w:p>
+          <w:pPr>
+            <w:pStyle w:val="TOC3"/>
+            <w:tabs>
+              <w:tab w:val="right" w:leader="dot" w:pos="9060"/>
+            </w:tabs>
+            <w:rPr>
+              <w:rFonts w:asciiTheme="minorHAnsi" w:eastAsiaTheme="minorEastAsia" w:hAnsiTheme="minorHAnsi"/>
+              <w:noProof/>
+              <w:sz w:val="24"/>
+              <w:szCs w:val="24"/>
+              <w:lang w:eastAsia="en-GB"/>
+            </w:rPr>
+          </w:pPr>
+          <w:hyperlink w:anchor="_Toc224478600" w:history="1">
+            <w:r>
+              <w:rPr>
+                <w:rStyle w:val="Hyperlink"/>
+                <w:b/>
+                <w:bCs/>
+                <w:noProof/>
+              </w:rPr>
+              <w:t>Server.mjs</w:t>
+            </w:r>
+            <w:r>
+              <w:rPr>
+                <w:noProof/>
+                <w:webHidden/>
+              </w:rPr>
+              <w:tab/>
+            </w:r>
+            <w:r>
+              <w:rPr>
+                <w:noProof/>
+                <w:webHidden/>
+              </w:rPr>
+              <w:fldChar w:fldCharType="begin"/>
+            </w:r>
+            <w:r>
+              <w:rPr>
+                <w:noProof/>
+                <w:webHidden/>
+              </w:rPr>
+              <w:instrText xml:space="preserve"> PAGEREF _Toc224478600 \h </w:instrText>
+            </w:r>
+            <w:r>
+              <w:rPr>
+                <w:noProof/>
+                <w:webHidden/>
+              </w:rPr>
+            </w:r>
+            <w:r>
+              <w:rPr>
+                <w:noProof/>
+                <w:webHidden/>
+              </w:rPr>
+              <w:fldChar w:fldCharType="separate"/>
+            </w:r>
+            <w:r>
+              <w:rPr>
+                <w:noProof/>
+                <w:webHidden/>
+              </w:rPr>
+              <w:t>15</w:t>
             </w:r>
             <w:r>
               <w:rPr>
@@ -2032,16 +2081,15 @@
             <w:tabs>
               <w:tab w:val="right" w:leader="dot" w:pos="9060"/>
             </w:tabs>
-            <w:spacing w:line="360" w:lineRule="auto"/>
             <w:rPr>
-              <w:rFonts w:eastAsiaTheme="minorEastAsia"/>
+              <w:rFonts w:asciiTheme="minorHAnsi" w:eastAsiaTheme="minorEastAsia" w:hAnsiTheme="minorHAnsi"/>
               <w:noProof/>
               <w:sz w:val="24"/>
               <w:szCs w:val="24"/>
               <w:lang w:eastAsia="en-GB"/>
             </w:rPr>
           </w:pPr>
-          <w:hyperlink w:anchor="_Toc224397643" w:history="1">
+          <w:hyperlink w:anchor="_Toc224478601" w:history="1">
             <w:r>
               <w:rPr>
                 <w:rStyle w:val="Hyperlink"/>
@@ -2049,7 +2097,7 @@
                 <w:bCs/>
                 <w:noProof/>
               </w:rPr>
-              <w:t>3.2.1 User registration [18,19,20,21,22,23,24,25,26]</w:t>
+              <w:t>3.2 System Functionality</w:t>
             </w:r>
             <w:r>
               <w:rPr>
@@ -2070,7 +2118,7 @@
                 <w:noProof/>
                 <w:webHidden/>
               </w:rPr>
-              <w:instrText xml:space="preserve"> PAGEREF _Toc224397643 \h </w:instrText>
+              <w:instrText xml:space="preserve"> PAGEREF _Toc224478601 \h </w:instrText>
             </w:r>
             <w:r>
               <w:rPr>
@@ -2090,7 +2138,7 @@
                 <w:noProof/>
                 <w:webHidden/>
               </w:rPr>
-              <w:t>14</w:t>
+              <w:t>17</w:t>
             </w:r>
             <w:r>
               <w:rPr>
@@ -2107,16 +2155,15 @@
             <w:tabs>
               <w:tab w:val="right" w:leader="dot" w:pos="9060"/>
             </w:tabs>
-            <w:spacing w:line="360" w:lineRule="auto"/>
             <w:rPr>
-              <w:rFonts w:eastAsiaTheme="minorEastAsia"/>
+              <w:rFonts w:asciiTheme="minorHAnsi" w:eastAsiaTheme="minorEastAsia" w:hAnsiTheme="minorHAnsi"/>
               <w:noProof/>
               <w:sz w:val="24"/>
               <w:szCs w:val="24"/>
               <w:lang w:eastAsia="en-GB"/>
             </w:rPr>
           </w:pPr>
-          <w:hyperlink w:anchor="_Toc224397644" w:history="1">
+          <w:hyperlink w:anchor="_Toc224478602" w:history="1">
             <w:r>
               <w:rPr>
                 <w:rStyle w:val="Hyperlink"/>
@@ -2124,7 +2171,7 @@
                 <w:bCs/>
                 <w:noProof/>
               </w:rPr>
-              <w:t>3.2.2 User login</w:t>
+              <w:t>3.2.1 User registration [18,19,20,21,22,23,24,25,26]</w:t>
             </w:r>
             <w:r>
               <w:rPr>
@@ -2145,7 +2192,7 @@
                 <w:noProof/>
                 <w:webHidden/>
               </w:rPr>
-              <w:instrText xml:space="preserve"> PAGEREF _Toc224397644 \h </w:instrText>
+              <w:instrText xml:space="preserve"> PAGEREF _Toc224478602 \h </w:instrText>
             </w:r>
             <w:r>
               <w:rPr>
@@ -2165,7 +2212,7 @@
                 <w:noProof/>
                 <w:webHidden/>
               </w:rPr>
-              <w:t>15</w:t>
+              <w:t>17</w:t>
             </w:r>
             <w:r>
               <w:rPr>
@@ -2182,16 +2229,15 @@
             <w:tabs>
               <w:tab w:val="right" w:leader="dot" w:pos="9060"/>
             </w:tabs>
-            <w:spacing w:line="360" w:lineRule="auto"/>
             <w:rPr>
-              <w:rFonts w:eastAsiaTheme="minorEastAsia"/>
+              <w:rFonts w:asciiTheme="minorHAnsi" w:eastAsiaTheme="minorEastAsia" w:hAnsiTheme="minorHAnsi"/>
               <w:noProof/>
               <w:sz w:val="24"/>
               <w:szCs w:val="24"/>
               <w:lang w:eastAsia="en-GB"/>
             </w:rPr>
           </w:pPr>
-          <w:hyperlink w:anchor="_Toc224397645" w:history="1">
+          <w:hyperlink w:anchor="_Toc224478603" w:history="1">
             <w:r>
               <w:rPr>
                 <w:rStyle w:val="Hyperlink"/>
@@ -2199,7 +2245,7 @@
                 <w:bCs/>
                 <w:noProof/>
               </w:rPr>
-              <w:t>3.2.3 Tutor searching [27,28]</w:t>
+              <w:t>3.2.2 User login</w:t>
             </w:r>
             <w:r>
               <w:rPr>
@@ -2220,7 +2266,7 @@
                 <w:noProof/>
                 <w:webHidden/>
               </w:rPr>
-              <w:instrText xml:space="preserve"> PAGEREF _Toc224397645 \h </w:instrText>
+              <w:instrText xml:space="preserve"> PAGEREF _Toc224478603 \h </w:instrText>
             </w:r>
             <w:r>
               <w:rPr>
@@ -2240,7 +2286,7 @@
                 <w:noProof/>
                 <w:webHidden/>
               </w:rPr>
-              <w:t>16</w:t>
+              <w:t>18</w:t>
             </w:r>
             <w:r>
               <w:rPr>
@@ -2257,16 +2303,15 @@
             <w:tabs>
               <w:tab w:val="right" w:leader="dot" w:pos="9060"/>
             </w:tabs>
-            <w:spacing w:line="360" w:lineRule="auto"/>
             <w:rPr>
-              <w:rFonts w:eastAsiaTheme="minorEastAsia"/>
+              <w:rFonts w:asciiTheme="minorHAnsi" w:eastAsiaTheme="minorEastAsia" w:hAnsiTheme="minorHAnsi"/>
               <w:noProof/>
               <w:sz w:val="24"/>
               <w:szCs w:val="24"/>
               <w:lang w:eastAsia="en-GB"/>
             </w:rPr>
           </w:pPr>
-          <w:hyperlink w:anchor="_Toc224397646" w:history="1">
+          <w:hyperlink w:anchor="_Toc224478604" w:history="1">
             <w:r>
               <w:rPr>
                 <w:rStyle w:val="Hyperlink"/>
@@ -2274,7 +2319,7 @@
                 <w:bCs/>
                 <w:noProof/>
               </w:rPr>
-              <w:t>3.2.4 Lesson booking [29,30,31,32,33,34,35,36,37,38]</w:t>
+              <w:t>3.2.3 Tutor searching [27,28]</w:t>
             </w:r>
             <w:r>
               <w:rPr>
@@ -2295,7 +2340,7 @@
                 <w:noProof/>
                 <w:webHidden/>
               </w:rPr>
-              <w:instrText xml:space="preserve"> PAGEREF _Toc224397646 \h </w:instrText>
+              <w:instrText xml:space="preserve"> PAGEREF _Toc224478604 \h </w:instrText>
             </w:r>
             <w:r>
               <w:rPr>
@@ -2315,7 +2360,7 @@
                 <w:noProof/>
                 <w:webHidden/>
               </w:rPr>
-              <w:t>16</w:t>
+              <w:t>19</w:t>
             </w:r>
             <w:r>
               <w:rPr>
@@ -2332,16 +2377,15 @@
             <w:tabs>
               <w:tab w:val="right" w:leader="dot" w:pos="9060"/>
             </w:tabs>
-            <w:spacing w:line="360" w:lineRule="auto"/>
             <w:rPr>
-              <w:rFonts w:eastAsiaTheme="minorEastAsia"/>
+              <w:rFonts w:asciiTheme="minorHAnsi" w:eastAsiaTheme="minorEastAsia" w:hAnsiTheme="minorHAnsi"/>
               <w:noProof/>
               <w:sz w:val="24"/>
               <w:szCs w:val="24"/>
               <w:lang w:eastAsia="en-GB"/>
             </w:rPr>
           </w:pPr>
-          <w:hyperlink w:anchor="_Toc224397647" w:history="1">
+          <w:hyperlink w:anchor="_Toc224478605" w:history="1">
             <w:r>
               <w:rPr>
                 <w:rStyle w:val="Hyperlink"/>
@@ -2349,6 +2393,80 @@
                 <w:bCs/>
                 <w:noProof/>
               </w:rPr>
+              <w:t>3.2.4 Lesson booking [29,30,31,32,33,34,35,36,37,38]</w:t>
+            </w:r>
+            <w:r>
+              <w:rPr>
+                <w:noProof/>
+                <w:webHidden/>
+              </w:rPr>
+              <w:tab/>
+            </w:r>
+            <w:r>
+              <w:rPr>
+                <w:noProof/>
+                <w:webHidden/>
+              </w:rPr>
+              <w:fldChar w:fldCharType="begin"/>
+            </w:r>
+            <w:r>
+              <w:rPr>
+                <w:noProof/>
+                <w:webHidden/>
+              </w:rPr>
+              <w:instrText xml:space="preserve"> PAGEREF _Toc224478605 \h </w:instrText>
+            </w:r>
+            <w:r>
+              <w:rPr>
+                <w:noProof/>
+                <w:webHidden/>
+              </w:rPr>
+            </w:r>
+            <w:r>
+              <w:rPr>
+                <w:noProof/>
+                <w:webHidden/>
+              </w:rPr>
+              <w:fldChar w:fldCharType="separate"/>
+            </w:r>
+            <w:r>
+              <w:rPr>
+                <w:noProof/>
+                <w:webHidden/>
+              </w:rPr>
+              <w:t>19</w:t>
+            </w:r>
+            <w:r>
+              <w:rPr>
+                <w:noProof/>
+                <w:webHidden/>
+              </w:rPr>
+              <w:fldChar w:fldCharType="end"/>
+            </w:r>
+          </w:hyperlink>
+        </w:p>
+        <w:p>
+          <w:pPr>
+            <w:pStyle w:val="TOC2"/>
+            <w:tabs>
+              <w:tab w:val="right" w:leader="dot" w:pos="9060"/>
+            </w:tabs>
+            <w:rPr>
+              <w:rFonts w:asciiTheme="minorHAnsi" w:eastAsiaTheme="minorEastAsia" w:hAnsiTheme="minorHAnsi"/>
+              <w:noProof/>
+              <w:sz w:val="24"/>
+              <w:szCs w:val="24"/>
+              <w:lang w:eastAsia="en-GB"/>
+            </w:rPr>
+          </w:pPr>
+          <w:hyperlink w:anchor="_Toc224478606" w:history="1">
+            <w:r>
+              <w:rPr>
+                <w:rStyle w:val="Hyperlink"/>
+                <w:b/>
+                <w:bCs/>
+                <w:noProof/>
+              </w:rPr>
               <w:t>3.2.5 Real-time messaging [39,40,41,42,43,44,45,46,47,48]</w:t>
             </w:r>
             <w:r>
@@ -2370,7 +2488,7 @@
                 <w:noProof/>
                 <w:webHidden/>
               </w:rPr>
-              <w:instrText xml:space="preserve"> PAGEREF _Toc224397647 \h </w:instrText>
+              <w:instrText xml:space="preserve"> PAGEREF _Toc224478606 \h </w:instrText>
             </w:r>
             <w:r>
               <w:rPr>
@@ -2390,7 +2508,7 @@
                 <w:noProof/>
                 <w:webHidden/>
               </w:rPr>
-              <w:t>19</w:t>
+              <w:t>22</w:t>
             </w:r>
             <w:r>
               <w:rPr>
@@ -2407,21 +2525,18 @@
             <w:tabs>
               <w:tab w:val="right" w:leader="dot" w:pos="9060"/>
             </w:tabs>
-            <w:spacing w:line="360" w:lineRule="auto"/>
             <w:rPr>
-              <w:rFonts w:eastAsiaTheme="minorEastAsia"/>
+              <w:rFonts w:asciiTheme="minorHAnsi" w:eastAsiaTheme="minorEastAsia" w:hAnsiTheme="minorHAnsi"/>
               <w:noProof/>
               <w:sz w:val="24"/>
               <w:szCs w:val="24"/>
               <w:lang w:eastAsia="en-GB"/>
             </w:rPr>
           </w:pPr>
-          <w:hyperlink w:anchor="_Toc224397648" w:history="1">
+          <w:hyperlink w:anchor="_Toc224478607" w:history="1">
             <w:r>
               <w:rPr>
                 <w:rStyle w:val="Hyperlink"/>
-                <w:b/>
-                <w:bCs/>
                 <w:noProof/>
               </w:rPr>
               <w:t>Appendices</w:t>
@@ -2445,7 +2560,7 @@
                 <w:noProof/>
                 <w:webHidden/>
               </w:rPr>
-              <w:instrText xml:space="preserve"> PAGEREF _Toc224397648 \h </w:instrText>
+              <w:instrText xml:space="preserve"> PAGEREF _Toc224478607 \h </w:instrText>
             </w:r>
             <w:r>
               <w:rPr>
@@ -2465,7 +2580,7 @@
                 <w:noProof/>
                 <w:webHidden/>
               </w:rPr>
-              <w:t>22</w:t>
+              <w:t>26</w:t>
             </w:r>
             <w:r>
               <w:rPr>
@@ -2482,16 +2597,15 @@
             <w:tabs>
               <w:tab w:val="right" w:leader="dot" w:pos="9060"/>
             </w:tabs>
-            <w:spacing w:line="360" w:lineRule="auto"/>
             <w:rPr>
-              <w:rFonts w:eastAsiaTheme="minorEastAsia"/>
+              <w:rFonts w:asciiTheme="minorHAnsi" w:eastAsiaTheme="minorEastAsia" w:hAnsiTheme="minorHAnsi"/>
               <w:noProof/>
               <w:sz w:val="24"/>
               <w:szCs w:val="24"/>
               <w:lang w:eastAsia="en-GB"/>
             </w:rPr>
           </w:pPr>
-          <w:hyperlink w:anchor="_Toc224397649" w:history="1">
+          <w:hyperlink w:anchor="_Toc224478608" w:history="1">
             <w:r>
               <w:rPr>
                 <w:rStyle w:val="Hyperlink"/>
@@ -2520,7 +2634,7 @@
                 <w:noProof/>
                 <w:webHidden/>
               </w:rPr>
-              <w:instrText xml:space="preserve"> PAGEREF _Toc224397649 \h </w:instrText>
+              <w:instrText xml:space="preserve"> PAGEREF _Toc224478608 \h </w:instrText>
             </w:r>
             <w:r>
               <w:rPr>
@@ -2540,7 +2654,7 @@
                 <w:noProof/>
                 <w:webHidden/>
               </w:rPr>
-              <w:t>23</w:t>
+              <w:t>27</w:t>
             </w:r>
             <w:r>
               <w:rPr>
@@ -2557,16 +2671,15 @@
             <w:tabs>
               <w:tab w:val="right" w:leader="dot" w:pos="9060"/>
             </w:tabs>
-            <w:spacing w:line="360" w:lineRule="auto"/>
             <w:rPr>
-              <w:rFonts w:eastAsiaTheme="minorEastAsia"/>
+              <w:rFonts w:asciiTheme="minorHAnsi" w:eastAsiaTheme="minorEastAsia" w:hAnsiTheme="minorHAnsi"/>
               <w:noProof/>
               <w:sz w:val="24"/>
               <w:szCs w:val="24"/>
               <w:lang w:eastAsia="en-GB"/>
             </w:rPr>
           </w:pPr>
-          <w:hyperlink w:anchor="_Toc224397650" w:history="1">
+          <w:hyperlink w:anchor="_Toc224478609" w:history="1">
             <w:r>
               <w:rPr>
                 <w:rStyle w:val="Hyperlink"/>
@@ -2595,7 +2708,7 @@
                 <w:noProof/>
                 <w:webHidden/>
               </w:rPr>
-              <w:instrText xml:space="preserve"> PAGEREF _Toc224397650 \h </w:instrText>
+              <w:instrText xml:space="preserve"> PAGEREF _Toc224478609 \h </w:instrText>
             </w:r>
             <w:r>
               <w:rPr>
@@ -2615,7 +2728,7 @@
                 <w:noProof/>
                 <w:webHidden/>
               </w:rPr>
-              <w:t>23</w:t>
+              <w:t>27</w:t>
             </w:r>
             <w:r>
               <w:rPr>
@@ -2632,16 +2745,15 @@
             <w:tabs>
               <w:tab w:val="right" w:leader="dot" w:pos="9060"/>
             </w:tabs>
-            <w:spacing w:line="360" w:lineRule="auto"/>
             <w:rPr>
-              <w:rFonts w:eastAsiaTheme="minorEastAsia"/>
+              <w:rFonts w:asciiTheme="minorHAnsi" w:eastAsiaTheme="minorEastAsia" w:hAnsiTheme="minorHAnsi"/>
               <w:noProof/>
               <w:sz w:val="24"/>
               <w:szCs w:val="24"/>
               <w:lang w:eastAsia="en-GB"/>
             </w:rPr>
           </w:pPr>
-          <w:hyperlink w:anchor="_Toc224397651" w:history="1">
+          <w:hyperlink w:anchor="_Toc224478610" w:history="1">
             <w:r>
               <w:rPr>
                 <w:rStyle w:val="Hyperlink"/>
@@ -2670,7 +2782,7 @@
                 <w:noProof/>
                 <w:webHidden/>
               </w:rPr>
-              <w:instrText xml:space="preserve"> PAGEREF _Toc224397651 \h </w:instrText>
+              <w:instrText xml:space="preserve"> PAGEREF _Toc224478610 \h </w:instrText>
             </w:r>
             <w:r>
               <w:rPr>
@@ -2690,7 +2802,7 @@
                 <w:noProof/>
                 <w:webHidden/>
               </w:rPr>
-              <w:t>26</w:t>
+              <w:t>30</w:t>
             </w:r>
             <w:r>
               <w:rPr>
@@ -2707,16 +2819,15 @@
             <w:tabs>
               <w:tab w:val="right" w:leader="dot" w:pos="9060"/>
             </w:tabs>
-            <w:spacing w:line="360" w:lineRule="auto"/>
             <w:rPr>
-              <w:rFonts w:eastAsiaTheme="minorEastAsia"/>
+              <w:rFonts w:asciiTheme="minorHAnsi" w:eastAsiaTheme="minorEastAsia" w:hAnsiTheme="minorHAnsi"/>
               <w:noProof/>
               <w:sz w:val="24"/>
               <w:szCs w:val="24"/>
               <w:lang w:eastAsia="en-GB"/>
             </w:rPr>
           </w:pPr>
-          <w:hyperlink w:anchor="_Toc224397652" w:history="1">
+          <w:hyperlink w:anchor="_Toc224478611" w:history="1">
             <w:r>
               <w:rPr>
                 <w:rStyle w:val="Hyperlink"/>
@@ -2724,25 +2835,7 @@
                 <w:bCs/>
                 <w:noProof/>
               </w:rPr>
-              <w:t xml:space="preserve">1.3 </w:t>
-            </w:r>
-            <w:r>
-              <w:rPr>
-                <w:rStyle w:val="Hyperlink"/>
-                <w:b/>
-                <w:bCs/>
-                <w:noProof/>
-              </w:rPr>
-              <w:t>Socket.io</w:t>
-            </w:r>
-            <w:r>
-              <w:rPr>
-                <w:rStyle w:val="Hyperlink"/>
-                <w:b/>
-                <w:bCs/>
-                <w:noProof/>
-              </w:rPr>
-              <w:t xml:space="preserve"> real-time messaging</w:t>
+              <w:t>1.3 Socket.io real-time messaging</w:t>
             </w:r>
             <w:r>
               <w:rPr>
@@ -2763,7 +2856,7 @@
                 <w:noProof/>
                 <w:webHidden/>
               </w:rPr>
-              <w:instrText xml:space="preserve"> PAGEREF _Toc224397652 \h </w:instrText>
+              <w:instrText xml:space="preserve"> PAGEREF _Toc224478611 \h </w:instrText>
             </w:r>
             <w:r>
               <w:rPr>
@@ -2783,7 +2876,7 @@
                 <w:noProof/>
                 <w:webHidden/>
               </w:rPr>
-              <w:t>27</w:t>
+              <w:t>31</w:t>
             </w:r>
             <w:r>
               <w:rPr>
@@ -2800,16 +2893,15 @@
             <w:tabs>
               <w:tab w:val="right" w:leader="dot" w:pos="9060"/>
             </w:tabs>
-            <w:spacing w:line="360" w:lineRule="auto"/>
             <w:rPr>
-              <w:rFonts w:eastAsiaTheme="minorEastAsia"/>
+              <w:rFonts w:asciiTheme="minorHAnsi" w:eastAsiaTheme="minorEastAsia" w:hAnsiTheme="minorHAnsi"/>
               <w:noProof/>
               <w:sz w:val="24"/>
               <w:szCs w:val="24"/>
               <w:lang w:eastAsia="en-GB"/>
             </w:rPr>
           </w:pPr>
-          <w:hyperlink w:anchor="_Toc224397655" w:history="1">
+          <w:hyperlink w:anchor="_Toc224478612" w:history="1">
             <w:r>
               <w:rPr>
                 <w:rStyle w:val="Hyperlink"/>
@@ -2838,7 +2930,7 @@
                 <w:noProof/>
                 <w:webHidden/>
               </w:rPr>
-              <w:instrText xml:space="preserve"> PAGEREF _Toc224397655 \h </w:instrText>
+              <w:instrText xml:space="preserve"> PAGEREF _Toc224478612 \h </w:instrText>
             </w:r>
             <w:r>
               <w:rPr>
@@ -2858,7 +2950,7 @@
                 <w:noProof/>
                 <w:webHidden/>
               </w:rPr>
-              <w:t>31</w:t>
+              <w:t>35</w:t>
             </w:r>
             <w:r>
               <w:rPr>
@@ -2916,7 +3008,7 @@
           <w:szCs w:val="28"/>
         </w:rPr>
       </w:pPr>
-      <w:bookmarkStart w:id="0" w:name="_Toc224397617"/>
+      <w:bookmarkStart w:id="0" w:name="_Toc224478574"/>
       <w:r>
         <w:rPr>
           <w:rFonts w:ascii="Garamond" w:hAnsi="Garamond"/>
@@ -2951,15 +3043,7 @@
         <w:spacing w:before="200" w:after="0" w:line="360" w:lineRule="auto"/>
       </w:pPr>
       <w:r>
-        <w:t xml:space="preserve">Students and their parents or guardians can struggle to find tutors meeting their needs in terms of instrument, skill level, availability, and a child’s special needs. Parents may find it difficult to assuage safeguarding concerns with an unknown adult as tutor advertisements can be vague on personal details. They may also have concerns over quality due to a lack of tutor reviews. Without a real-time means of communication and an integrated calendar system, scheduling may be particularly difficult for parents trying to juggle work and personal commitments.  Finally, both tutors and students can run into issues if there </w:t>
-      </w:r>
-      <w:proofErr w:type="gramStart"/>
-      <w:r>
-        <w:t>is</w:t>
-      </w:r>
-      <w:proofErr w:type="gramEnd"/>
-      <w:r>
-        <w:t xml:space="preserve"> no integrated payment processing system and a clear cancellation policy.</w:t>
+        <w:t>Students and their parents or guardians can struggle to find tutors meeting their needs in terms of instrument, skill level, availability, and a child’s special needs. Parents may find it difficult to assuage safeguarding concerns with an unknown adult as tutor advertisements can be vague on personal details. They may also have concerns over quality due to a lack of tutor reviews. Without a real-time means of communication and an integrated calendar system, scheduling may be particularly difficult for parents trying to juggle work and personal commitments.  Finally, both tutors and students can run into issues if there is no integrated payment processing system and a clear cancellation policy.</w:t>
       </w:r>
     </w:p>
     <w:p>
@@ -2982,7 +3066,7 @@
           <w:szCs w:val="28"/>
         </w:rPr>
       </w:pPr>
-      <w:bookmarkStart w:id="1" w:name="_Toc224397618"/>
+      <w:bookmarkStart w:id="1" w:name="_Toc224478575"/>
       <w:r>
         <w:rPr>
           <w:rFonts w:ascii="Garamond" w:hAnsi="Garamond"/>
@@ -3111,7 +3195,7 @@
           <w:szCs w:val="28"/>
         </w:rPr>
       </w:pPr>
-      <w:bookmarkStart w:id="2" w:name="_Toc224397619"/>
+      <w:bookmarkStart w:id="2" w:name="_Toc224478576"/>
       <w:r>
         <w:rPr>
           <w:rFonts w:ascii="Garamond" w:hAnsi="Garamond"/>
@@ -3145,7 +3229,7 @@
           <w:szCs w:val="24"/>
         </w:rPr>
       </w:pPr>
-      <w:bookmarkStart w:id="3" w:name="_Toc224397620"/>
+      <w:bookmarkStart w:id="3" w:name="_Toc224478577"/>
       <w:r>
         <w:rPr>
           <w:rFonts w:ascii="Garamond" w:hAnsi="Garamond"/>
@@ -3212,15 +3296,7 @@
         <w:spacing w:before="200" w:after="0" w:line="360" w:lineRule="auto"/>
       </w:pPr>
       <w:r>
-        <w:t xml:space="preserve">View matching tutor profiles </w:t>
-      </w:r>
-      <w:proofErr w:type="gramStart"/>
-      <w:r>
-        <w:t>and,</w:t>
-      </w:r>
-      <w:proofErr w:type="gramEnd"/>
-      <w:r>
-        <w:t xml:space="preserve"> once registered, contact the tutor to discuss potential lessons. </w:t>
+        <w:t xml:space="preserve">View matching tutor profiles and, once registered, contact the tutor to discuss potential lessons. </w:t>
       </w:r>
     </w:p>
     <w:p>
@@ -3301,7 +3377,7 @@
           <w:szCs w:val="24"/>
         </w:rPr>
       </w:pPr>
-      <w:bookmarkStart w:id="4" w:name="_Toc224397621"/>
+      <w:bookmarkStart w:id="4" w:name="_Toc224478578"/>
       <w:r>
         <w:rPr>
           <w:rFonts w:ascii="Garamond" w:hAnsi="Garamond"/>
@@ -3461,7 +3537,7 @@
           <w:szCs w:val="24"/>
         </w:rPr>
       </w:pPr>
-      <w:bookmarkStart w:id="5" w:name="_Toc224397622"/>
+      <w:bookmarkStart w:id="5" w:name="_Toc224478579"/>
       <w:r>
         <w:rPr>
           <w:rFonts w:ascii="Garamond" w:hAnsi="Garamond"/>
@@ -3627,7 +3703,7 @@
           <w:szCs w:val="28"/>
         </w:rPr>
       </w:pPr>
-      <w:bookmarkStart w:id="6" w:name="_Toc224397623"/>
+      <w:bookmarkStart w:id="6" w:name="_Toc224478580"/>
       <w:r>
         <w:rPr>
           <w:rFonts w:ascii="Garamond" w:hAnsi="Garamond"/>
@@ -3655,15 +3731,7 @@
         <w:spacing w:before="200" w:after="0" w:line="360" w:lineRule="auto"/>
       </w:pPr>
       <w:r>
-        <w:t>Building such a large project requires numerous development tools for front-end, back-</w:t>
-      </w:r>
-      <w:proofErr w:type="gramStart"/>
-      <w:r>
-        <w:t>end ,</w:t>
-      </w:r>
-      <w:proofErr w:type="gramEnd"/>
-      <w:r>
-        <w:t xml:space="preserve"> and the database. The chosen tools and reasoning are as follows:</w:t>
+        <w:t>Building such a large project requires numerous development tools for front-end, back-end , and the database. The chosen tools and reasoning are as follows:</w:t>
       </w:r>
     </w:p>
     <w:p>
@@ -3998,15 +4066,7 @@
         <w:spacing w:before="200" w:after="0" w:line="360" w:lineRule="auto"/>
       </w:pPr>
       <w:r>
-        <w:t xml:space="preserve">Express JS is one of the most popular frameworks for building web servers and APIs. It greatly simplifies routing compared to node.js and, like react, has many libraries to extend functionality or take care of security e.g. passport, </w:t>
-      </w:r>
-      <w:proofErr w:type="spellStart"/>
-      <w:r>
-        <w:t>bcrypt</w:t>
-      </w:r>
-      <w:proofErr w:type="spellEnd"/>
-      <w:r>
-        <w:t xml:space="preserve">. It integrates easily with databases like </w:t>
+        <w:t xml:space="preserve">Express JS is one of the most popular frameworks for building web servers and APIs. It greatly simplifies routing compared to node.js and, like react, has many libraries to extend functionality or take care of security e.g. passport, bcrypt. It integrates easily with databases like </w:t>
       </w:r>
       <w:r>
         <w:t>PostgreSQL.</w:t>
@@ -4028,7 +4088,6 @@
           <w:szCs w:val="24"/>
         </w:rPr>
       </w:pPr>
-      <w:proofErr w:type="spellStart"/>
       <w:r>
         <w:rPr>
           <w:b/>
@@ -4039,39 +4098,20 @@
         </w:rPr>
         <w:t>PostGreSQL</w:t>
       </w:r>
-      <w:proofErr w:type="spellEnd"/>
     </w:p>
     <w:p>
       <w:pPr>
         <w:pStyle w:val="ListParagraph"/>
         <w:spacing w:before="200" w:after="0" w:line="360" w:lineRule="auto"/>
       </w:pPr>
-      <w:proofErr w:type="spellStart"/>
       <w:r>
         <w:t>PostGreSQL</w:t>
       </w:r>
-      <w:proofErr w:type="spellEnd"/>
       <w:r>
         <w:t xml:space="preserve"> was chosen primarily as it is a relational database </w:t>
       </w:r>
       <w:r>
-        <w:t>that lends itself well to structured data and integrates easily with express via the ‘</w:t>
-      </w:r>
-      <w:proofErr w:type="spellStart"/>
-      <w:r>
-        <w:t>pg</w:t>
-      </w:r>
-      <w:proofErr w:type="spellEnd"/>
-      <w:r>
-        <w:t xml:space="preserve">’ library. MongoDB was excluded as it is </w:t>
-      </w:r>
-      <w:proofErr w:type="spellStart"/>
-      <w:r>
-        <w:t>noSQL</w:t>
-      </w:r>
-      <w:proofErr w:type="spellEnd"/>
-      <w:r>
-        <w:t>.</w:t>
+        <w:t>that lends itself well to structured data and integrates easily with express via the ‘pg’ library. MongoDB was excluded as it is noSQL.</w:t>
       </w:r>
     </w:p>
     <w:p>
@@ -4143,7 +4183,7 @@
           <w:szCs w:val="28"/>
         </w:rPr>
       </w:pPr>
-      <w:bookmarkStart w:id="7" w:name="_Toc224397624"/>
+      <w:bookmarkStart w:id="7" w:name="_Toc224478581"/>
       <w:r>
         <w:rPr>
           <w:rFonts w:ascii="Garamond" w:hAnsi="Garamond"/>
@@ -4187,7 +4227,7 @@
           <w:szCs w:val="24"/>
         </w:rPr>
       </w:pPr>
-      <w:bookmarkStart w:id="8" w:name="_Toc224397625"/>
+      <w:bookmarkStart w:id="8" w:name="_Toc224478582"/>
       <w:r>
         <w:rPr>
           <w:rFonts w:ascii="Garamond" w:hAnsi="Garamond"/>
@@ -4447,7 +4487,7 @@
           <w:szCs w:val="24"/>
         </w:rPr>
       </w:pPr>
-      <w:bookmarkStart w:id="9" w:name="_Toc224397626"/>
+      <w:bookmarkStart w:id="9" w:name="_Toc224478583"/>
       <w:r>
         <w:rPr>
           <w:rFonts w:ascii="Garamond" w:hAnsi="Garamond"/>
@@ -4601,7 +4641,7 @@
           <w:szCs w:val="24"/>
         </w:rPr>
       </w:pPr>
-      <w:bookmarkStart w:id="10" w:name="_Toc224397627"/>
+      <w:bookmarkStart w:id="10" w:name="_Toc224478584"/>
       <w:r>
         <w:rPr>
           <w:rFonts w:ascii="Garamond" w:hAnsi="Garamond"/>
@@ -4647,7 +4687,7 @@
           <w:szCs w:val="24"/>
         </w:rPr>
       </w:pPr>
-      <w:bookmarkStart w:id="11" w:name="_Toc224397628"/>
+      <w:bookmarkStart w:id="11" w:name="_Toc224478585"/>
       <w:r>
         <w:rPr>
           <w:rFonts w:ascii="Garamond" w:hAnsi="Garamond"/>
@@ -4694,7 +4734,7 @@
           <w:szCs w:val="24"/>
         </w:rPr>
       </w:pPr>
-      <w:bookmarkStart w:id="12" w:name="_Toc224397629"/>
+      <w:bookmarkStart w:id="12" w:name="_Toc224478586"/>
       <w:r>
         <w:rPr>
           <w:rFonts w:ascii="Garamond" w:hAnsi="Garamond"/>
@@ -4724,15 +4764,7 @@
         <w:spacing w:before="200" w:after="0" w:line="360" w:lineRule="auto"/>
       </w:pPr>
       <w:r>
-        <w:t xml:space="preserve">Students will be able to access a dashboard allowing them to search for tutors. Once a tutor is selected, students can view their card containing detailed relevant info, send messages, book and pay for lessons, and receive conformation of booking. A simple booking and payment gateway will be integrated </w:t>
-      </w:r>
-      <w:proofErr w:type="gramStart"/>
-      <w:r>
-        <w:t>in to</w:t>
-      </w:r>
-      <w:proofErr w:type="gramEnd"/>
-      <w:r>
-        <w:t xml:space="preserve"> the interface.</w:t>
+        <w:t>Students will be able to access a dashboard allowing them to search for tutors. Once a tutor is selected, students can view their card containing detailed relevant info, send messages, book and pay for lessons, and receive conformation of booking. A simple booking and payment gateway will be integrated in to the interface.</w:t>
       </w:r>
     </w:p>
     <w:p>
@@ -4748,7 +4780,7 @@
           <w:szCs w:val="24"/>
         </w:rPr>
       </w:pPr>
-      <w:bookmarkStart w:id="13" w:name="_Toc224397630"/>
+      <w:bookmarkStart w:id="13" w:name="_Toc224478587"/>
       <w:r>
         <w:rPr>
           <w:rFonts w:ascii="Garamond" w:hAnsi="Garamond"/>
@@ -4794,7 +4826,7 @@
           <w:szCs w:val="24"/>
         </w:rPr>
       </w:pPr>
-      <w:bookmarkStart w:id="14" w:name="_Toc224397631"/>
+      <w:bookmarkStart w:id="14" w:name="_Toc224478588"/>
       <w:r>
         <w:rPr>
           <w:rFonts w:ascii="Garamond" w:hAnsi="Garamond"/>
@@ -4839,7 +4871,7 @@
           <w:szCs w:val="28"/>
         </w:rPr>
       </w:pPr>
-      <w:bookmarkStart w:id="15" w:name="_Toc224397632"/>
+      <w:bookmarkStart w:id="15" w:name="_Toc224478589"/>
       <w:r>
         <w:rPr>
           <w:rFonts w:ascii="Garamond" w:hAnsi="Garamond"/>
@@ -4883,7 +4915,7 @@
           <w:szCs w:val="24"/>
         </w:rPr>
       </w:pPr>
-      <w:bookmarkStart w:id="16" w:name="_Toc224397633"/>
+      <w:bookmarkStart w:id="16" w:name="_Toc224478590"/>
       <w:r>
         <w:rPr>
           <w:rFonts w:ascii="Garamond" w:hAnsi="Garamond"/>
@@ -4929,7 +4961,7 @@
           <w:szCs w:val="24"/>
         </w:rPr>
       </w:pPr>
-      <w:bookmarkStart w:id="17" w:name="_Toc224397634"/>
+      <w:bookmarkStart w:id="17" w:name="_Toc224478591"/>
       <w:r>
         <w:rPr>
           <w:rFonts w:ascii="Garamond" w:hAnsi="Garamond"/>
@@ -4984,7 +5016,7 @@
           <w:szCs w:val="24"/>
         </w:rPr>
       </w:pPr>
-      <w:bookmarkStart w:id="18" w:name="_Toc224397635"/>
+      <w:bookmarkStart w:id="18" w:name="_Toc224478592"/>
       <w:r>
         <w:rPr>
           <w:rFonts w:ascii="Garamond" w:hAnsi="Garamond"/>
@@ -5031,7 +5063,7 @@
           <w:szCs w:val="24"/>
         </w:rPr>
       </w:pPr>
-      <w:bookmarkStart w:id="19" w:name="_Toc224397636"/>
+      <w:bookmarkStart w:id="19" w:name="_Toc224478593"/>
       <w:r>
         <w:rPr>
           <w:rFonts w:ascii="Garamond" w:hAnsi="Garamond"/>
@@ -5083,7 +5115,7 @@
           <w:szCs w:val="24"/>
         </w:rPr>
       </w:pPr>
-      <w:bookmarkStart w:id="20" w:name="_Toc224397637"/>
+      <w:bookmarkStart w:id="20" w:name="_Toc224478594"/>
       <w:r>
         <w:rPr>
           <w:rFonts w:ascii="Garamond" w:hAnsi="Garamond"/>
@@ -5249,7 +5281,7 @@
           <w:szCs w:val="28"/>
         </w:rPr>
       </w:pPr>
-      <w:bookmarkStart w:id="21" w:name="_Toc224397638"/>
+      <w:bookmarkStart w:id="21" w:name="_Toc224478595"/>
       <w:r>
         <w:rPr>
           <w:rFonts w:ascii="Garamond" w:hAnsi="Garamond"/>
@@ -5332,7 +5364,7 @@
           <w:szCs w:val="24"/>
         </w:rPr>
       </w:pPr>
-      <w:bookmarkStart w:id="22" w:name="_Toc224397639"/>
+      <w:bookmarkStart w:id="22" w:name="_Toc224478596"/>
       <w:r>
         <w:rPr>
           <w:rFonts w:ascii="Garamond" w:hAnsi="Garamond"/>
@@ -5402,7 +5434,6 @@
       <w:r>
         <w:t xml:space="preserve">of </w:t>
       </w:r>
-      <w:proofErr w:type="spellStart"/>
       <w:r>
         <w:rPr>
           <w:b/>
@@ -5410,11 +5441,9 @@
         </w:rPr>
         <w:t>useState</w:t>
       </w:r>
-      <w:proofErr w:type="spellEnd"/>
       <w:r>
         <w:t xml:space="preserve"> for maintaining and updating component data, </w:t>
       </w:r>
-      <w:proofErr w:type="spellStart"/>
       <w:r>
         <w:rPr>
           <w:b/>
@@ -5422,7 +5451,6 @@
         </w:rPr>
         <w:t>useEffect</w:t>
       </w:r>
-      <w:proofErr w:type="spellEnd"/>
       <w:r>
         <w:t xml:space="preserve"> for fetching </w:t>
       </w:r>
@@ -5432,7 +5460,6 @@
       <w:r>
         <w:t xml:space="preserve"> the API, and </w:t>
       </w:r>
-      <w:proofErr w:type="spellStart"/>
       <w:r>
         <w:rPr>
           <w:b/>
@@ -5440,7 +5467,6 @@
         </w:rPr>
         <w:t>useContext</w:t>
       </w:r>
-      <w:proofErr w:type="spellEnd"/>
       <w:r>
         <w:t xml:space="preserve"> </w:t>
       </w:r>
@@ -5809,15 +5835,7 @@
         <w:t>PG’s</w:t>
       </w:r>
       <w:r>
-        <w:t xml:space="preserve"> parameterised queries are employed when using client-side data </w:t>
-      </w:r>
-      <w:proofErr w:type="gramStart"/>
-      <w:r>
-        <w:t>in order to</w:t>
-      </w:r>
-      <w:proofErr w:type="gramEnd"/>
-      <w:r>
-        <w:t xml:space="preserve"> prevent SQL injection attacks.</w:t>
+        <w:t xml:space="preserve"> parameterised queries are employed when using client-side data in order to prevent SQL injection attacks.</w:t>
       </w:r>
     </w:p>
     <w:p>
@@ -5928,149 +5946,137 @@
       <w:r>
         <w:t xml:space="preserve"> uses </w:t>
       </w:r>
-      <w:proofErr w:type="spellStart"/>
       <w:r>
         <w:lastRenderedPageBreak/>
-        <w:t>websockets</w:t>
-      </w:r>
-      <w:proofErr w:type="spellEnd"/>
+        <w:t xml:space="preserve">websockets </w:t>
+      </w:r>
+      <w:r>
+        <w:t xml:space="preserve">to </w:t>
+      </w:r>
+      <w:r>
+        <w:t>allow low-latency bi-directional communication between the server and client</w:t>
+      </w:r>
+      <w:r>
+        <w:t xml:space="preserve">. </w:t>
+      </w:r>
+      <w:r>
+        <w:t>Webchat access, database persistence, and message routing are mediated through JWT authentication.</w:t>
+      </w:r>
+      <w:r>
+        <w:t xml:space="preserve"> Full webchat functionality is implemented through pairing of a series of specific event listeners and emitters between server and client.</w:t>
+      </w:r>
+    </w:p>
+    <w:p>
+      <w:pPr>
+        <w:spacing w:line="360" w:lineRule="auto"/>
+        <w:rPr>
+          <w:b/>
+          <w:bCs/>
+          <w:color w:val="215E99" w:themeColor="text2" w:themeTint="BF"/>
+        </w:rPr>
+      </w:pPr>
+      <w:r>
+        <w:rPr>
+          <w:b/>
+          <w:bCs/>
+          <w:color w:val="215E99" w:themeColor="text2" w:themeTint="BF"/>
+        </w:rPr>
+        <w:t>Json Web Token</w:t>
+      </w:r>
+      <w:r>
+        <w:rPr>
+          <w:b/>
+          <w:bCs/>
+          <w:color w:val="215E99" w:themeColor="text2" w:themeTint="BF"/>
+        </w:rPr>
+        <w:t xml:space="preserve"> [13,14]</w:t>
+      </w:r>
+    </w:p>
+    <w:p>
+      <w:pPr>
+        <w:spacing w:line="360" w:lineRule="auto"/>
+      </w:pPr>
+      <w:r>
+        <w:t xml:space="preserve">JWT is used for authentication and session handling between the client and server. Upon successful login, the server generates a token </w:t>
+      </w:r>
+      <w:r>
+        <w:t xml:space="preserve">whose payload is an object with a unique </w:t>
+      </w:r>
+      <w:r>
+        <w:rPr>
+          <w:b/>
+          <w:bCs/>
+        </w:rPr>
+        <w:t>user-id</w:t>
+      </w:r>
+      <w:r>
+        <w:t xml:space="preserve"> from the database. The token is signed cryptographically using the </w:t>
+      </w:r>
+      <w:r>
+        <w:rPr>
+          <w:b/>
+          <w:bCs/>
+        </w:rPr>
+        <w:t>process.env.JWT_SECRET</w:t>
+      </w:r>
+      <w:r>
+        <w:t xml:space="preserve"> variable. It is set to expire after 24 </w:t>
+      </w:r>
+      <w:r>
+        <w:t>hours</w:t>
+      </w:r>
+      <w:r>
+        <w:t xml:space="preserve"> and</w:t>
+      </w:r>
+      <w:r>
+        <w:t xml:space="preserve"> is stored in the browser as an </w:t>
+      </w:r>
+      <w:r>
+        <w:rPr>
+          <w:b/>
+          <w:bCs/>
+        </w:rPr>
+        <w:t>HTTPOnly</w:t>
+      </w:r>
+      <w:r>
+        <w:t xml:space="preserve"> cookie</w:t>
+      </w:r>
       <w:r>
         <w:t xml:space="preserve"> </w:t>
       </w:r>
       <w:r>
-        <w:t xml:space="preserve">to </w:t>
-      </w:r>
-      <w:r>
-        <w:t>allow low-latency bi-directional communication between the server and client</w:t>
-      </w:r>
-      <w:r>
-        <w:t xml:space="preserve">. </w:t>
-      </w:r>
-      <w:r>
-        <w:t>Webchat access, database persistence, and message routing are mediated through JWT authentication.</w:t>
-      </w:r>
-      <w:r>
-        <w:t xml:space="preserve"> Full webchat functionality is implemented through pairing of a series of specific event listeners and emitters between server and client.</w:t>
-      </w:r>
-    </w:p>
-    <w:p>
-      <w:pPr>
-        <w:spacing w:line="360" w:lineRule="auto"/>
-        <w:rPr>
-          <w:b/>
-          <w:bCs/>
-          <w:color w:val="215E99" w:themeColor="text2" w:themeTint="BF"/>
-        </w:rPr>
-      </w:pPr>
-      <w:r>
-        <w:rPr>
-          <w:b/>
-          <w:bCs/>
-          <w:color w:val="215E99" w:themeColor="text2" w:themeTint="BF"/>
-        </w:rPr>
-        <w:t>Json Web Token</w:t>
-      </w:r>
-      <w:r>
-        <w:rPr>
-          <w:b/>
-          <w:bCs/>
-          <w:color w:val="215E99" w:themeColor="text2" w:themeTint="BF"/>
-        </w:rPr>
-        <w:t xml:space="preserve"> [13,14]</w:t>
-      </w:r>
-    </w:p>
-    <w:p>
-      <w:pPr>
-        <w:spacing w:line="360" w:lineRule="auto"/>
-      </w:pPr>
-      <w:r>
-        <w:t xml:space="preserve">JWT is used for authentication and session handling between the client and server. Upon successful login, the server generates a token </w:t>
-      </w:r>
-      <w:r>
-        <w:t xml:space="preserve">whose payload is an object with a unique </w:t>
-      </w:r>
-      <w:r>
-        <w:rPr>
-          <w:b/>
-          <w:bCs/>
-        </w:rPr>
-        <w:t>user-id</w:t>
-      </w:r>
-      <w:r>
-        <w:t xml:space="preserve"> from the database. The token is signed cryptographically using the </w:t>
-      </w:r>
-      <w:proofErr w:type="spellStart"/>
-      <w:r>
-        <w:rPr>
-          <w:b/>
-          <w:bCs/>
-        </w:rPr>
-        <w:t>process.env.JWT_SECRET</w:t>
-      </w:r>
-      <w:proofErr w:type="spellEnd"/>
-      <w:r>
-        <w:t xml:space="preserve"> variable. It is set to expire after 24 </w:t>
-      </w:r>
-      <w:r>
-        <w:t>hours</w:t>
-      </w:r>
-      <w:r>
-        <w:t xml:space="preserve"> and</w:t>
-      </w:r>
-      <w:r>
-        <w:t xml:space="preserve"> is stored in the browser as an </w:t>
-      </w:r>
-      <w:proofErr w:type="spellStart"/>
-      <w:r>
-        <w:rPr>
-          <w:b/>
-          <w:bCs/>
-        </w:rPr>
-        <w:t>HTTPOnly</w:t>
-      </w:r>
-      <w:proofErr w:type="spellEnd"/>
-      <w:r>
-        <w:t xml:space="preserve"> cookie</w:t>
+        <w:t>to</w:t>
+      </w:r>
+      <w:r>
+        <w:t xml:space="preserve"> prevent</w:t>
       </w:r>
       <w:r>
         <w:t xml:space="preserve"> </w:t>
       </w:r>
       <w:r>
-        <w:t>to</w:t>
-      </w:r>
-      <w:r>
-        <w:t xml:space="preserve"> prevent</w:t>
+        <w:t xml:space="preserve">the cookie </w:t>
+      </w:r>
+      <w:r>
+        <w:t xml:space="preserve">contents </w:t>
+      </w:r>
+      <w:r>
+        <w:t xml:space="preserve">from being read by client-side JS. The cookie is sent to the server on subsequent fetch </w:t>
+      </w:r>
+      <w:r>
+        <w:t>requests, via</w:t>
       </w:r>
       <w:r>
         <w:t xml:space="preserve"> </w:t>
       </w:r>
       <w:r>
-        <w:t xml:space="preserve">the cookie </w:t>
-      </w:r>
-      <w:r>
-        <w:t xml:space="preserve">contents </w:t>
-      </w:r>
-      <w:r>
-        <w:t xml:space="preserve">from being read by client-side JS. The cookie is sent to the server on subsequent fetch </w:t>
-      </w:r>
-      <w:r>
-        <w:t>requests, via</w:t>
-      </w:r>
-      <w:r>
-        <w:t xml:space="preserve"> </w:t>
-      </w:r>
-      <w:r>
         <w:t>{</w:t>
       </w:r>
-      <w:proofErr w:type="spellStart"/>
       <w:r>
         <w:t>credentials:’include</w:t>
       </w:r>
-      <w:proofErr w:type="spellEnd"/>
       <w:r>
         <w:t xml:space="preserve">’}, is verified server-side and the </w:t>
       </w:r>
-      <w:proofErr w:type="spellStart"/>
       <w:r>
         <w:rPr>
           <w:b/>
@@ -6078,11 +6084,9 @@
         </w:rPr>
         <w:t>user_id</w:t>
       </w:r>
-      <w:proofErr w:type="spellEnd"/>
       <w:r>
         <w:t xml:space="preserve"> is used to rebuild the logged-in user’s details in the </w:t>
       </w:r>
-      <w:proofErr w:type="spellStart"/>
       <w:r>
         <w:rPr>
           <w:b/>
@@ -6090,11 +6094,9 @@
         </w:rPr>
         <w:t>req.user</w:t>
       </w:r>
-      <w:proofErr w:type="spellEnd"/>
       <w:r>
         <w:t xml:space="preserve"> and </w:t>
       </w:r>
-      <w:proofErr w:type="spellStart"/>
       <w:r>
         <w:rPr>
           <w:b/>
@@ -6102,7 +6104,6 @@
         </w:rPr>
         <w:t>socket.user</w:t>
       </w:r>
-      <w:proofErr w:type="spellEnd"/>
       <w:r>
         <w:t xml:space="preserve"> objects.</w:t>
       </w:r>
@@ -6116,7 +6117,6 @@
           <w:color w:val="215E99" w:themeColor="text2" w:themeTint="BF"/>
         </w:rPr>
       </w:pPr>
-      <w:proofErr w:type="spellStart"/>
       <w:r>
         <w:rPr>
           <w:b/>
@@ -6125,7 +6125,6 @@
         </w:rPr>
         <w:t>Bcrypt</w:t>
       </w:r>
-      <w:proofErr w:type="spellEnd"/>
     </w:p>
     <w:p>
       <w:pPr>
@@ -6138,15 +6137,7 @@
         <w:t xml:space="preserve">during registration and login </w:t>
       </w:r>
       <w:r>
-        <w:t xml:space="preserve">are handled using </w:t>
-      </w:r>
-      <w:proofErr w:type="spellStart"/>
-      <w:r>
-        <w:t>bcrypt</w:t>
-      </w:r>
-      <w:proofErr w:type="spellEnd"/>
-      <w:r>
-        <w:t xml:space="preserve"> </w:t>
+        <w:t xml:space="preserve">are handled using bcrypt </w:t>
       </w:r>
       <w:r>
         <w:t xml:space="preserve">salting, </w:t>
@@ -6155,15 +6146,7 @@
         <w:t xml:space="preserve">hashing and verification rather than being stored as plaintext. During login, the </w:t>
       </w:r>
       <w:r>
-        <w:t xml:space="preserve">user details are obtained from the DB via form-submitted email, and the submitted password is compared with the password stored in DB via </w:t>
-      </w:r>
-      <w:proofErr w:type="spellStart"/>
-      <w:r>
-        <w:t>bcrypt</w:t>
-      </w:r>
-      <w:proofErr w:type="spellEnd"/>
-      <w:r>
-        <w:t>.</w:t>
+        <w:t>user details are obtained from the DB via form-submitted email, and the submitted password is compared with the password stored in DB via bcrypt.</w:t>
       </w:r>
     </w:p>
     <w:p>
@@ -6254,7 +6237,7 @@
           <w:szCs w:val="24"/>
         </w:rPr>
       </w:pPr>
-      <w:bookmarkStart w:id="23" w:name="_Toc224397640"/>
+      <w:bookmarkStart w:id="23" w:name="_Toc224478597"/>
       <w:r>
         <w:rPr>
           <w:rFonts w:ascii="Garamond" w:hAnsi="Garamond"/>
@@ -6303,7 +6286,6 @@
       <w:r>
         <w:t xml:space="preserve"> an overview of how the frontend functions via interplay of its </w:t>
       </w:r>
-      <w:proofErr w:type="spellStart"/>
       <w:r>
         <w:rPr>
           <w:b/>
@@ -6311,11 +6293,9 @@
         </w:rPr>
         <w:t>Main.jsx</w:t>
       </w:r>
-      <w:proofErr w:type="spellEnd"/>
       <w:r>
         <w:t xml:space="preserve">, </w:t>
       </w:r>
-      <w:proofErr w:type="spellStart"/>
       <w:r>
         <w:rPr>
           <w:b/>
@@ -6323,11 +6303,9 @@
         </w:rPr>
         <w:t>App.jsx</w:t>
       </w:r>
-      <w:proofErr w:type="spellEnd"/>
       <w:r>
         <w:t xml:space="preserve">, and </w:t>
       </w:r>
-      <w:proofErr w:type="spellStart"/>
       <w:r>
         <w:rPr>
           <w:b/>
@@ -6335,14 +6313,12 @@
         </w:rPr>
         <w:t>router.jsx</w:t>
       </w:r>
-      <w:proofErr w:type="spellEnd"/>
       <w:r>
         <w:t xml:space="preserve"> files</w:t>
       </w:r>
       <w:r>
         <w:t xml:space="preserve">. </w:t>
       </w:r>
-      <w:proofErr w:type="spellStart"/>
       <w:r>
         <w:rPr>
           <w:b/>
@@ -6350,7 +6326,6 @@
         </w:rPr>
         <w:t>Main.jsx</w:t>
       </w:r>
-      <w:proofErr w:type="spellEnd"/>
       <w:r>
         <w:t xml:space="preserve"> </w:t>
       </w:r>
@@ -6388,7 +6363,6 @@
       <w:r>
         <w:t xml:space="preserve"> involved in webchat functionality: </w:t>
       </w:r>
-      <w:proofErr w:type="spellStart"/>
       <w:r>
         <w:rPr>
           <w:b/>
@@ -6396,11 +6370,9 @@
         </w:rPr>
         <w:t>ChatNotifier</w:t>
       </w:r>
-      <w:proofErr w:type="spellEnd"/>
       <w:r>
         <w:t xml:space="preserve">, </w:t>
       </w:r>
-      <w:proofErr w:type="spellStart"/>
       <w:r>
         <w:rPr>
           <w:b/>
@@ -6408,11 +6380,9 @@
         </w:rPr>
         <w:t>ChatMessagesIcon</w:t>
       </w:r>
-      <w:proofErr w:type="spellEnd"/>
       <w:r>
         <w:t xml:space="preserve">, and </w:t>
       </w:r>
-      <w:proofErr w:type="spellStart"/>
       <w:r>
         <w:rPr>
           <w:b/>
@@ -6420,7 +6390,6 @@
         </w:rPr>
         <w:t>MessagesDrawer</w:t>
       </w:r>
-      <w:proofErr w:type="spellEnd"/>
       <w:r>
         <w:t>. These components will be discussed in more detail in section 3.2.5.</w:t>
       </w:r>
@@ -6429,7 +6398,6 @@
       <w:pPr>
         <w:spacing w:line="360" w:lineRule="auto"/>
       </w:pPr>
-      <w:proofErr w:type="spellStart"/>
       <w:r>
         <w:rPr>
           <w:b/>
@@ -6437,11 +6405,9 @@
         </w:rPr>
         <w:t>Main.jsx</w:t>
       </w:r>
-      <w:proofErr w:type="spellEnd"/>
       <w:r>
         <w:t xml:space="preserve"> also renders the </w:t>
       </w:r>
-      <w:proofErr w:type="spellStart"/>
       <w:r>
         <w:rPr>
           <w:b/>
@@ -6449,11 +6415,9 @@
         </w:rPr>
         <w:t>App.jsx</w:t>
       </w:r>
-      <w:proofErr w:type="spellEnd"/>
       <w:r>
         <w:t xml:space="preserve"> component. </w:t>
       </w:r>
-      <w:proofErr w:type="spellStart"/>
       <w:r>
         <w:rPr>
           <w:b/>
@@ -6464,7 +6428,6 @@
       <w:r>
         <w:t>’s</w:t>
       </w:r>
-      <w:proofErr w:type="spellEnd"/>
       <w:r>
         <w:rPr>
           <w:b/>
@@ -6478,7 +6441,6 @@
       <w:r>
         <w:t xml:space="preserve">to provide frontend routing via </w:t>
       </w:r>
-      <w:proofErr w:type="spellStart"/>
       <w:r>
         <w:rPr>
           <w:b/>
@@ -6494,25 +6456,8 @@
           <w:b/>
           <w:bCs/>
         </w:rPr>
-        <w:t>s</w:t>
-      </w:r>
-      <w:proofErr w:type="spellEnd"/>
-      <w:r>
-        <w:rPr>
-          <w:b/>
-          <w:bCs/>
-        </w:rPr>
-        <w:t xml:space="preserve"> </w:t>
-      </w:r>
-      <w:proofErr w:type="spellStart"/>
-      <w:r>
-        <w:rPr>
-          <w:b/>
-          <w:bCs/>
-        </w:rPr>
-        <w:t>RouterProvider</w:t>
-      </w:r>
-      <w:proofErr w:type="spellEnd"/>
+        <w:t>s RouterProvider</w:t>
+      </w:r>
       <w:r>
         <w:t xml:space="preserve"> component.</w:t>
       </w:r>
@@ -6528,8 +6473,7 @@
           <w:szCs w:val="24"/>
         </w:rPr>
       </w:pPr>
-      <w:bookmarkStart w:id="24" w:name="_Toc224397641"/>
-      <w:proofErr w:type="spellStart"/>
+      <w:bookmarkStart w:id="24" w:name="_Toc224478598"/>
       <w:r>
         <w:rPr>
           <w:b/>
@@ -6541,7 +6485,6 @@
         <w:t>Main.jsx</w:t>
       </w:r>
       <w:bookmarkEnd w:id="24"/>
-      <w:proofErr w:type="spellEnd"/>
     </w:p>
     <w:p>
       <w:pPr>
@@ -6609,158 +6552,132 @@
         <w:t>Fig-3a:</w:t>
       </w:r>
       <w:r>
+        <w:t xml:space="preserve"> Main.jsx component state and socket setup</w:t>
+      </w:r>
+    </w:p>
+    <w:p>
+      <w:pPr>
+        <w:spacing w:line="360" w:lineRule="auto"/>
+      </w:pPr>
+      <w:r>
+        <w:rPr>
+          <w:b/>
+          <w:bCs/>
+        </w:rPr>
+        <w:t>Fig-3a</w:t>
+      </w:r>
+      <w:r>
+        <w:t xml:space="preserve"> shows the </w:t>
+      </w:r>
+      <w:r>
+        <w:rPr>
+          <w:b/>
+          <w:bCs/>
+        </w:rPr>
+        <w:t>Main</w:t>
+      </w:r>
+      <w:r>
+        <w:t xml:space="preserve"> component setting up </w:t>
+      </w:r>
+      <w:r>
+        <w:rPr>
+          <w:b/>
+          <w:bCs/>
+        </w:rPr>
+        <w:t>user</w:t>
+      </w:r>
+      <w:r>
+        <w:t xml:space="preserve">, </w:t>
+      </w:r>
+      <w:r>
+        <w:rPr>
+          <w:b/>
+          <w:bCs/>
+        </w:rPr>
+        <w:t>activeChat</w:t>
+      </w:r>
+      <w:r>
+        <w:t xml:space="preserve">, and </w:t>
+      </w:r>
+      <w:r>
+        <w:rPr>
+          <w:b/>
+          <w:bCs/>
+        </w:rPr>
+        <w:t>isInboxOpen</w:t>
+      </w:r>
+      <w:r>
+        <w:t xml:space="preserve"> state.</w:t>
+      </w:r>
+      <w:r>
+        <w:t xml:space="preserve"> In </w:t>
+      </w:r>
+      <w:r>
+        <w:rPr>
+          <w:b/>
+          <w:bCs/>
+        </w:rPr>
+        <w:t>Main.jsx</w:t>
+      </w:r>
+      <w:r>
+        <w:t>,</w:t>
+      </w:r>
+      <w:r>
         <w:t xml:space="preserve"> </w:t>
       </w:r>
-      <w:proofErr w:type="spellStart"/>
-      <w:r>
-        <w:t>Main.jsx</w:t>
-      </w:r>
-      <w:proofErr w:type="spellEnd"/>
-      <w:r>
-        <w:t xml:space="preserve"> component state and socket setup</w:t>
-      </w:r>
-    </w:p>
-    <w:p>
-      <w:pPr>
-        <w:spacing w:line="360" w:lineRule="auto"/>
-      </w:pPr>
-      <w:r>
-        <w:rPr>
-          <w:b/>
-          <w:bCs/>
-        </w:rPr>
-        <w:t>Fig-3a</w:t>
-      </w:r>
-      <w:r>
-        <w:t xml:space="preserve"> shows the </w:t>
-      </w:r>
-      <w:r>
-        <w:rPr>
-          <w:b/>
-          <w:bCs/>
-        </w:rPr>
-        <w:t>Main</w:t>
-      </w:r>
-      <w:r>
-        <w:t xml:space="preserve"> component setting up </w:t>
-      </w:r>
-      <w:r>
-        <w:rPr>
-          <w:b/>
-          <w:bCs/>
-        </w:rPr>
-        <w:t>user</w:t>
-      </w:r>
-      <w:r>
-        <w:t xml:space="preserve">, </w:t>
-      </w:r>
-      <w:proofErr w:type="spellStart"/>
-      <w:r>
-        <w:rPr>
-          <w:b/>
-          <w:bCs/>
-        </w:rPr>
-        <w:t>activeChat</w:t>
-      </w:r>
-      <w:proofErr w:type="spellEnd"/>
-      <w:r>
-        <w:t xml:space="preserve">, and </w:t>
-      </w:r>
-      <w:proofErr w:type="spellStart"/>
-      <w:r>
-        <w:rPr>
-          <w:b/>
-          <w:bCs/>
-        </w:rPr>
-        <w:t>isInboxOpen</w:t>
-      </w:r>
-      <w:proofErr w:type="spellEnd"/>
-      <w:r>
-        <w:t xml:space="preserve"> state.</w:t>
-      </w:r>
-      <w:r>
-        <w:t xml:space="preserve"> In </w:t>
-      </w:r>
-      <w:proofErr w:type="spellStart"/>
-      <w:r>
-        <w:rPr>
-          <w:b/>
-          <w:bCs/>
-        </w:rPr>
-        <w:t>Main.jsx</w:t>
-      </w:r>
-      <w:proofErr w:type="spellEnd"/>
-      <w:r>
-        <w:t>,</w:t>
+      <w:r>
+        <w:rPr>
+          <w:b/>
+          <w:bCs/>
+        </w:rPr>
+        <w:t>u</w:t>
+      </w:r>
+      <w:r>
+        <w:rPr>
+          <w:b/>
+          <w:bCs/>
+        </w:rPr>
+        <w:t>ser</w:t>
+      </w:r>
+      <w:r>
+        <w:t xml:space="preserve"> state will determine </w:t>
+      </w:r>
+      <w:r>
+        <w:rPr>
+          <w:b/>
+          <w:bCs/>
+        </w:rPr>
+        <w:t>socket</w:t>
+      </w:r>
+      <w:r>
+        <w:t xml:space="preserve"> connection (see section 3.2.5) via </w:t>
+      </w:r>
+      <w:r>
+        <w:rPr>
+          <w:b/>
+          <w:bCs/>
+        </w:rPr>
+        <w:t>useEffect</w:t>
       </w:r>
       <w:r>
         <w:t xml:space="preserve"> </w:t>
       </w:r>
       <w:r>
-        <w:rPr>
-          <w:b/>
-          <w:bCs/>
-        </w:rPr>
-        <w:t>u</w:t>
-      </w:r>
-      <w:r>
-        <w:rPr>
-          <w:b/>
-          <w:bCs/>
-        </w:rPr>
-        <w:t>ser</w:t>
-      </w:r>
-      <w:r>
-        <w:t xml:space="preserve"> state will determine </w:t>
-      </w:r>
-      <w:r>
-        <w:rPr>
-          <w:b/>
-          <w:bCs/>
-        </w:rPr>
-        <w:t>socket</w:t>
-      </w:r>
-      <w:r>
-        <w:t xml:space="preserve"> connection (see section 3.2.5) via </w:t>
-      </w:r>
-      <w:proofErr w:type="spellStart"/>
-      <w:r>
-        <w:rPr>
-          <w:b/>
-          <w:bCs/>
-        </w:rPr>
-        <w:t>useEffect</w:t>
-      </w:r>
-      <w:proofErr w:type="spellEnd"/>
-      <w:r>
-        <w:t xml:space="preserve"> </w:t>
-      </w:r>
-      <w:r>
         <w:t>hook, and</w:t>
       </w:r>
       <w:r>
         <w:t xml:space="preserve"> conditional rendering of the </w:t>
       </w:r>
-      <w:proofErr w:type="spellStart"/>
-      <w:r>
-        <w:rPr>
-          <w:b/>
-          <w:bCs/>
-        </w:rPr>
-        <w:t>ChatMessagesIcon</w:t>
-      </w:r>
-      <w:proofErr w:type="spellEnd"/>
-      <w:r>
-        <w:rPr>
-          <w:b/>
-          <w:bCs/>
-        </w:rPr>
-        <w:t xml:space="preserve"> </w:t>
+      <w:r>
+        <w:rPr>
+          <w:b/>
+          <w:bCs/>
+        </w:rPr>
+        <w:t xml:space="preserve">ChatMessagesIcon </w:t>
       </w:r>
       <w:r>
         <w:t xml:space="preserve">and </w:t>
       </w:r>
-      <w:proofErr w:type="spellStart"/>
       <w:r>
         <w:rPr>
           <w:b/>
@@ -6768,7 +6685,6 @@
         </w:rPr>
         <w:t>MessagesDrawer</w:t>
       </w:r>
-      <w:proofErr w:type="spellEnd"/>
       <w:r>
         <w:t xml:space="preserve"> components</w:t>
       </w:r>
@@ -6842,15 +6758,7 @@
         <w:t>Fig-3b:</w:t>
       </w:r>
       <w:r>
-        <w:t xml:space="preserve"> </w:t>
-      </w:r>
-      <w:proofErr w:type="spellStart"/>
-      <w:r>
-        <w:t>Main.jsx</w:t>
-      </w:r>
-      <w:proofErr w:type="spellEnd"/>
-      <w:r>
-        <w:t xml:space="preserve"> context providers and sub-component structure</w:t>
+        <w:t xml:space="preserve"> Main.jsx context providers and sub-component structure</w:t>
       </w:r>
     </w:p>
     <w:p>
@@ -6868,71 +6776,78 @@
       <w:r>
         <w:t xml:space="preserve"> shows </w:t>
       </w:r>
-      <w:proofErr w:type="spellStart"/>
-      <w:r>
-        <w:rPr>
-          <w:b/>
-          <w:bCs/>
-        </w:rPr>
-        <w:t>Main.jsx</w:t>
-      </w:r>
-      <w:proofErr w:type="spellEnd"/>
-      <w:r>
-        <w:rPr>
-          <w:b/>
-          <w:bCs/>
-        </w:rPr>
+      <w:r>
+        <w:rPr>
+          <w:b/>
+          <w:bCs/>
+        </w:rPr>
+        <w:t xml:space="preserve">Main.jsx </w:t>
+      </w:r>
+      <w:r>
+        <w:t xml:space="preserve">supplying </w:t>
+      </w:r>
+      <w:r>
+        <w:rPr>
+          <w:b/>
+          <w:bCs/>
+        </w:rPr>
+        <w:t xml:space="preserve">UserContext </w:t>
+      </w:r>
+      <w:r>
+        <w:t xml:space="preserve">and </w:t>
+      </w:r>
+      <w:r>
+        <w:rPr>
+          <w:b/>
+          <w:bCs/>
+        </w:rPr>
+        <w:t>ChatContext</w:t>
+      </w:r>
+      <w:r>
+        <w:t xml:space="preserve"> to the whole application, </w:t>
+      </w:r>
+      <w:r>
+        <w:t>rendering</w:t>
+      </w:r>
+      <w:r>
+        <w:t xml:space="preserve"> the </w:t>
+      </w:r>
+      <w:r>
+        <w:rPr>
+          <w:b/>
+          <w:bCs/>
+        </w:rPr>
+        <w:t>ChatNotifier</w:t>
+      </w:r>
+      <w:r>
+        <w:t xml:space="preserve"> and </w:t>
+      </w:r>
+      <w:r>
+        <w:rPr>
+          <w:b/>
+          <w:bCs/>
+        </w:rPr>
+        <w:t>App</w:t>
+      </w:r>
+      <w:r>
         <w:t xml:space="preserve"> </w:t>
       </w:r>
       <w:r>
-        <w:t xml:space="preserve">supplying </w:t>
-      </w:r>
-      <w:proofErr w:type="spellStart"/>
-      <w:r>
-        <w:rPr>
-          <w:b/>
-          <w:bCs/>
-        </w:rPr>
-        <w:t>UserContext</w:t>
-      </w:r>
-      <w:proofErr w:type="spellEnd"/>
-      <w:r>
-        <w:rPr>
-          <w:b/>
-          <w:bCs/>
-        </w:rPr>
-        <w:t xml:space="preserve"> </w:t>
-      </w:r>
-      <w:r>
-        <w:t xml:space="preserve">and </w:t>
-      </w:r>
-      <w:proofErr w:type="spellStart"/>
-      <w:r>
-        <w:rPr>
-          <w:b/>
-          <w:bCs/>
-        </w:rPr>
-        <w:t>ChatContext</w:t>
-      </w:r>
-      <w:proofErr w:type="spellEnd"/>
-      <w:r>
-        <w:t xml:space="preserve"> to the whole application, </w:t>
-      </w:r>
-      <w:r>
-        <w:t>rendering</w:t>
-      </w:r>
-      <w:r>
-        <w:t xml:space="preserve"> the </w:t>
-      </w:r>
-      <w:proofErr w:type="spellStart"/>
-      <w:r>
-        <w:rPr>
-          <w:b/>
-          <w:bCs/>
-        </w:rPr>
-        <w:t>ChatNotifier</w:t>
-      </w:r>
-      <w:proofErr w:type="spellEnd"/>
+        <w:t>component</w:t>
+      </w:r>
+      <w:r>
+        <w:t>s</w:t>
+      </w:r>
+      <w:r>
+        <w:t xml:space="preserve">, selectively rendering the </w:t>
+      </w:r>
+      <w:r>
+        <w:rPr>
+          <w:b/>
+          <w:bCs/>
+        </w:rPr>
+        <w:t>ChatMessagesIcon</w:t>
+      </w:r>
       <w:r>
         <w:t xml:space="preserve"> and </w:t>
       </w:r>
@@ -6941,41 +6856,8 @@
           <w:b/>
           <w:bCs/>
         </w:rPr>
-        <w:t>App</w:t>
-      </w:r>
-      <w:r>
-        <w:t xml:space="preserve"> </w:t>
-      </w:r>
-      <w:r>
-        <w:t>component</w:t>
-      </w:r>
-      <w:r>
-        <w:t>s</w:t>
-      </w:r>
-      <w:r>
-        <w:t xml:space="preserve">, selectively rendering the </w:t>
-      </w:r>
-      <w:proofErr w:type="spellStart"/>
-      <w:r>
-        <w:rPr>
-          <w:b/>
-          <w:bCs/>
-        </w:rPr>
-        <w:t>ChatMessagesIcon</w:t>
-      </w:r>
-      <w:proofErr w:type="spellEnd"/>
-      <w:r>
-        <w:t xml:space="preserve"> and </w:t>
-      </w:r>
-      <w:proofErr w:type="spellStart"/>
-      <w:r>
-        <w:rPr>
-          <w:b/>
-          <w:bCs/>
-        </w:rPr>
         <w:t>MessagesDrawer</w:t>
       </w:r>
-      <w:proofErr w:type="spellEnd"/>
       <w:r>
         <w:t xml:space="preserve"> components depending on </w:t>
       </w:r>
@@ -6995,7 +6877,6 @@
       <w:r>
         <w:t xml:space="preserve"> the components with </w:t>
       </w:r>
-      <w:proofErr w:type="spellStart"/>
       <w:r>
         <w:rPr>
           <w:b/>
@@ -7003,7 +6884,6 @@
         </w:rPr>
         <w:t>isInboxOpen</w:t>
       </w:r>
-      <w:proofErr w:type="spellEnd"/>
       <w:r>
         <w:t xml:space="preserve"> state via props.</w:t>
       </w:r>
@@ -7071,15 +6951,7 @@
         <w:t>Fig 3c:</w:t>
       </w:r>
       <w:r>
-        <w:t xml:space="preserve"> </w:t>
-      </w:r>
-      <w:proofErr w:type="spellStart"/>
-      <w:r>
-        <w:t>Main.jsx</w:t>
-      </w:r>
-      <w:proofErr w:type="spellEnd"/>
-      <w:r>
-        <w:t xml:space="preserve"> rendering in html’s root element</w:t>
+        <w:t xml:space="preserve"> Main.jsx rendering in html’s root element</w:t>
       </w:r>
     </w:p>
     <w:p>
@@ -7096,7 +6968,6 @@
       <w:r>
         <w:t xml:space="preserve">shows </w:t>
       </w:r>
-      <w:proofErr w:type="spellStart"/>
       <w:r>
         <w:rPr>
           <w:b/>
@@ -7111,11 +6982,9 @@
         </w:rPr>
         <w:t>ain.jsx</w:t>
       </w:r>
-      <w:proofErr w:type="spellEnd"/>
       <w:r>
         <w:t xml:space="preserve"> rendering the whole app structure in </w:t>
       </w:r>
-      <w:proofErr w:type="spellStart"/>
       <w:r>
         <w:t>Strict</w:t>
       </w:r>
@@ -7123,39 +6992,19 @@
         <w:t>M</w:t>
       </w:r>
       <w:r>
-        <w:t>ode</w:t>
-      </w:r>
-      <w:proofErr w:type="spellEnd"/>
-      <w:r>
-        <w:t xml:space="preserve"> </w:t>
+        <w:t xml:space="preserve">ode </w:t>
       </w:r>
       <w:r>
         <w:t>and</w:t>
       </w:r>
       <w:r>
-        <w:t xml:space="preserve"> injecting it into the frontend folder’s html doc’s root div. </w:t>
-      </w:r>
-      <w:proofErr w:type="spellStart"/>
-      <w:r>
-        <w:t>Strict</w:t>
+        <w:t xml:space="preserve"> injecting it into the frontend folder’s html doc’s root div. Strict</w:t>
       </w:r>
       <w:r>
         <w:t>M</w:t>
       </w:r>
       <w:r>
-        <w:t>ode</w:t>
-      </w:r>
-      <w:proofErr w:type="spellEnd"/>
-      <w:r>
-        <w:t xml:space="preserve"> is a feature used in development where react will set up, tear down, and then restart the app rendering and its </w:t>
-      </w:r>
-      <w:proofErr w:type="spellStart"/>
-      <w:r>
-        <w:t>useEffects</w:t>
-      </w:r>
-      <w:proofErr w:type="spellEnd"/>
-      <w:r>
-        <w:t xml:space="preserve"> to help detect errors.</w:t>
+        <w:t>ode is a feature used in development where react will set up, tear down, and then restart the app rendering and its useEffects to help detect errors.</w:t>
       </w:r>
     </w:p>
     <w:p>
@@ -7221,36 +7070,26 @@
         <w:t>Fig-3d:</w:t>
       </w:r>
       <w:r>
-        <w:t xml:space="preserve"> </w:t>
-      </w:r>
-      <w:proofErr w:type="spellStart"/>
-      <w:r>
+        <w:t xml:space="preserve"> App.jsx importing and rendering router component </w:t>
+      </w:r>
+      <w:r>
+        <w:t>via</w:t>
+      </w:r>
+      <w:r>
+        <w:t xml:space="preserve"> react-router</w:t>
+      </w:r>
+    </w:p>
+    <w:p>
+      <w:pPr>
+        <w:spacing w:line="360" w:lineRule="auto"/>
+      </w:pPr>
+      <w:r>
+        <w:rPr>
+          <w:b/>
+          <w:bCs/>
+        </w:rPr>
         <w:t>App.jsx</w:t>
       </w:r>
-      <w:proofErr w:type="spellEnd"/>
-      <w:r>
-        <w:t xml:space="preserve"> importing and rendering router component </w:t>
-      </w:r>
-      <w:r>
-        <w:t>via</w:t>
-      </w:r>
-      <w:r>
-        <w:t xml:space="preserve"> react-router</w:t>
-      </w:r>
-    </w:p>
-    <w:p>
-      <w:pPr>
-        <w:spacing w:line="360" w:lineRule="auto"/>
-      </w:pPr>
-      <w:proofErr w:type="spellStart"/>
-      <w:r>
-        <w:rPr>
-          <w:b/>
-          <w:bCs/>
-        </w:rPr>
-        <w:t>App.jsx</w:t>
-      </w:r>
-      <w:proofErr w:type="spellEnd"/>
       <w:r>
         <w:t xml:space="preserve"> is being used solely to enable frontend routing via </w:t>
       </w:r>
@@ -7264,7 +7103,6 @@
       <w:r>
         <w:t xml:space="preserve"> functionality by importing its </w:t>
       </w:r>
-      <w:proofErr w:type="spellStart"/>
       <w:r>
         <w:rPr>
           <w:b/>
@@ -7272,7 +7110,6 @@
         </w:rPr>
         <w:t>RouterProvider</w:t>
       </w:r>
-      <w:proofErr w:type="spellEnd"/>
       <w:r>
         <w:t xml:space="preserve"> component and supplying an imported, custom-made </w:t>
       </w:r>
@@ -7383,7 +7220,6 @@
       <w:r>
         <w:t xml:space="preserve"> </w:t>
       </w:r>
-      <w:proofErr w:type="spellStart"/>
       <w:r>
         <w:rPr>
           <w:b/>
@@ -7391,7 +7227,6 @@
         </w:rPr>
         <w:t>App.jsx</w:t>
       </w:r>
-      <w:proofErr w:type="spellEnd"/>
     </w:p>
     <w:p>
       <w:pPr>
@@ -7415,23 +7250,7 @@
         <w:t>router</w:t>
       </w:r>
       <w:r>
-        <w:t xml:space="preserve"> object being created using react router 6.4’s </w:t>
-      </w:r>
-      <w:proofErr w:type="spellStart"/>
-      <w:r>
-        <w:t>createBrowserRouter</w:t>
-      </w:r>
-      <w:proofErr w:type="spellEnd"/>
-      <w:r>
-        <w:t xml:space="preserve"> and </w:t>
-      </w:r>
-      <w:proofErr w:type="spellStart"/>
-      <w:r>
-        <w:t>createRoutesFromElements</w:t>
-      </w:r>
-      <w:proofErr w:type="spellEnd"/>
-      <w:r>
-        <w:t xml:space="preserve"> functions.</w:t>
+        <w:t xml:space="preserve"> object being created using react router 6.4’s createBrowserRouter and createRoutesFromElements functions.</w:t>
       </w:r>
       <w:r>
         <w:t xml:space="preserve"> The </w:t>
@@ -7446,7 +7265,6 @@
       <w:r>
         <w:t xml:space="preserve"> component is used to create an index route, with path ‘/’, and nested child routes. The index route renders the </w:t>
       </w:r>
-      <w:proofErr w:type="spellStart"/>
       <w:r>
         <w:rPr>
           <w:b/>
@@ -7454,7 +7272,6 @@
         </w:rPr>
         <w:t>RootLayout</w:t>
       </w:r>
-      <w:proofErr w:type="spellEnd"/>
       <w:r>
         <w:t xml:space="preserve"> component which itself contains the </w:t>
       </w:r>
@@ -7495,15 +7312,7 @@
         <w:t>Outlet</w:t>
       </w:r>
       <w:r>
-        <w:t xml:space="preserve"> component allows the components associated with the nested </w:t>
-      </w:r>
-      <w:proofErr w:type="spellStart"/>
-      <w:r>
-        <w:t>subroutes</w:t>
-      </w:r>
-      <w:proofErr w:type="spellEnd"/>
-      <w:r>
-        <w:t xml:space="preserve"> to be rendered</w:t>
+        <w:t xml:space="preserve"> component allows the components associated with the nested subroutes to be rendered</w:t>
       </w:r>
       <w:r>
         <w:t xml:space="preserve"> when the user navigates to those routes</w:t>
@@ -7512,6 +7321,18 @@
         <w:t>.</w:t>
       </w:r>
     </w:p>
+    <w:p/>
+    <w:p/>
+    <w:p/>
+    <w:p/>
+    <w:p/>
+    <w:p/>
+    <w:p/>
+    <w:p/>
+    <w:p/>
+    <w:p/>
+    <w:p/>
+    <w:p/>
     <w:p>
       <w:pPr>
         <w:pStyle w:val="Heading2"/>
@@ -7525,11 +7346,8 @@
           <w:szCs w:val="22"/>
         </w:rPr>
       </w:pPr>
-    </w:p>
-    <w:p>
-      <w:pPr>
-        <w:pStyle w:val="Heading2"/>
-        <w:spacing w:line="360" w:lineRule="auto"/>
+      <w:bookmarkStart w:id="25" w:name="_Toc224478599"/>
+      <w:r>
         <w:rPr>
           <w:rFonts w:ascii="Garamond" w:hAnsi="Garamond"/>
           <w:b/>
@@ -7538,145 +7356,33 @@
           <w:sz w:val="22"/>
           <w:szCs w:val="22"/>
         </w:rPr>
-      </w:pPr>
-    </w:p>
-    <w:p>
-      <w:pPr>
-        <w:pStyle w:val="Heading2"/>
-        <w:spacing w:line="360" w:lineRule="auto"/>
-        <w:rPr>
-          <w:rFonts w:ascii="Garamond" w:hAnsi="Garamond"/>
-          <w:b/>
-          <w:bCs/>
-          <w:color w:val="215E99" w:themeColor="text2" w:themeTint="BF"/>
+        <w:lastRenderedPageBreak/>
+        <w:t>3.1.3 Backend component structure overview and code</w:t>
+      </w:r>
+      <w:bookmarkEnd w:id="25"/>
+    </w:p>
+    <w:p>
+      <w:pPr>
+        <w:pStyle w:val="Heading3"/>
+        <w:spacing w:line="360" w:lineRule="auto"/>
+        <w:rPr>
+          <w:b/>
+          <w:bCs/>
           <w:sz w:val="22"/>
           <w:szCs w:val="22"/>
         </w:rPr>
       </w:pPr>
-    </w:p>
-    <w:p>
-      <w:pPr>
-        <w:pStyle w:val="Heading2"/>
-        <w:spacing w:line="360" w:lineRule="auto"/>
-        <w:rPr>
-          <w:rFonts w:ascii="Garamond" w:hAnsi="Garamond"/>
-          <w:b/>
-          <w:bCs/>
-          <w:color w:val="215E99" w:themeColor="text2" w:themeTint="BF"/>
+      <w:bookmarkStart w:id="26" w:name="_Toc224478600"/>
+      <w:r>
+        <w:rPr>
+          <w:b/>
+          <w:bCs/>
           <w:sz w:val="22"/>
           <w:szCs w:val="22"/>
         </w:rPr>
-      </w:pPr>
-    </w:p>
-    <w:p>
-      <w:pPr>
-        <w:pStyle w:val="Heading2"/>
-        <w:spacing w:line="360" w:lineRule="auto"/>
-        <w:rPr>
-          <w:rFonts w:ascii="Garamond" w:hAnsi="Garamond"/>
-          <w:b/>
-          <w:bCs/>
-          <w:color w:val="215E99" w:themeColor="text2" w:themeTint="BF"/>
-          <w:sz w:val="22"/>
-          <w:szCs w:val="22"/>
-        </w:rPr>
-      </w:pPr>
-    </w:p>
-    <w:p>
-      <w:pPr>
-        <w:pStyle w:val="Heading2"/>
-        <w:spacing w:line="360" w:lineRule="auto"/>
-        <w:rPr>
-          <w:rFonts w:ascii="Garamond" w:hAnsi="Garamond"/>
-          <w:b/>
-          <w:bCs/>
-          <w:color w:val="215E99" w:themeColor="text2" w:themeTint="BF"/>
-          <w:sz w:val="22"/>
-          <w:szCs w:val="22"/>
-        </w:rPr>
-      </w:pPr>
-    </w:p>
-    <w:p>
-      <w:pPr>
-        <w:pStyle w:val="Heading2"/>
-        <w:spacing w:line="360" w:lineRule="auto"/>
-        <w:rPr>
-          <w:rFonts w:ascii="Garamond" w:hAnsi="Garamond"/>
-          <w:b/>
-          <w:bCs/>
-          <w:color w:val="215E99" w:themeColor="text2" w:themeTint="BF"/>
-          <w:sz w:val="22"/>
-          <w:szCs w:val="22"/>
-        </w:rPr>
-      </w:pPr>
-    </w:p>
-    <w:p>
-      <w:pPr>
-        <w:pStyle w:val="Heading2"/>
-        <w:spacing w:line="360" w:lineRule="auto"/>
-        <w:rPr>
-          <w:rFonts w:ascii="Garamond" w:hAnsi="Garamond"/>
-          <w:b/>
-          <w:bCs/>
-          <w:color w:val="215E99" w:themeColor="text2" w:themeTint="BF"/>
-          <w:sz w:val="22"/>
-          <w:szCs w:val="22"/>
-        </w:rPr>
-      </w:pPr>
-    </w:p>
-    <w:p>
-      <w:pPr>
-        <w:pStyle w:val="Heading2"/>
-        <w:spacing w:line="360" w:lineRule="auto"/>
-        <w:rPr>
-          <w:rFonts w:ascii="Garamond" w:hAnsi="Garamond"/>
-          <w:b/>
-          <w:bCs/>
-          <w:color w:val="215E99" w:themeColor="text2" w:themeTint="BF"/>
-          <w:sz w:val="22"/>
-          <w:szCs w:val="22"/>
-        </w:rPr>
-      </w:pPr>
-    </w:p>
-    <w:p/>
-    <w:p>
-      <w:pPr>
-        <w:pStyle w:val="Heading2"/>
-        <w:spacing w:line="360" w:lineRule="auto"/>
-        <w:rPr>
-          <w:rFonts w:ascii="Garamond" w:hAnsi="Garamond"/>
-          <w:b/>
-          <w:bCs/>
-          <w:color w:val="215E99" w:themeColor="text2" w:themeTint="BF"/>
-          <w:sz w:val="22"/>
-          <w:szCs w:val="22"/>
-        </w:rPr>
-      </w:pPr>
-    </w:p>
-    <w:p>
-      <w:pPr>
-        <w:pStyle w:val="Heading2"/>
-        <w:spacing w:line="360" w:lineRule="auto"/>
-        <w:rPr>
-          <w:rFonts w:ascii="Garamond" w:hAnsi="Garamond"/>
-          <w:b/>
-          <w:bCs/>
-          <w:color w:val="215E99" w:themeColor="text2" w:themeTint="BF"/>
-          <w:sz w:val="22"/>
-          <w:szCs w:val="22"/>
-        </w:rPr>
-      </w:pPr>
-      <w:r>
-        <w:rPr>
-          <w:rFonts w:ascii="Garamond" w:hAnsi="Garamond"/>
-          <w:b/>
-          <w:bCs/>
-          <w:color w:val="215E99" w:themeColor="text2" w:themeTint="BF"/>
-          <w:sz w:val="22"/>
-          <w:szCs w:val="22"/>
-        </w:rPr>
-        <w:t>3.1.3 Backend component structure overview and code</w:t>
-      </w:r>
+        <w:t>Server.mjs</w:t>
+      </w:r>
+      <w:bookmarkEnd w:id="26"/>
     </w:p>
     <w:p>
       <w:pPr>
@@ -7685,7 +7391,6 @@
       <w:r>
         <w:t xml:space="preserve">As </w:t>
       </w:r>
-      <w:proofErr w:type="spellStart"/>
       <w:r>
         <w:rPr>
           <w:b/>
@@ -7693,11 +7398,9 @@
         </w:rPr>
         <w:t>Main.jsx</w:t>
       </w:r>
-      <w:proofErr w:type="spellEnd"/>
       <w:r>
         <w:t xml:space="preserve"> is the heart of the frontend, </w:t>
       </w:r>
-      <w:proofErr w:type="spellStart"/>
       <w:r>
         <w:rPr>
           <w:b/>
@@ -7705,7 +7408,6 @@
         </w:rPr>
         <w:t>server.mjs</w:t>
       </w:r>
-      <w:proofErr w:type="spellEnd"/>
       <w:r>
         <w:t xml:space="preserve"> is the heart of the backend. It sets up the express and </w:t>
       </w:r>
@@ -7713,23 +7415,7 @@
         <w:t>Socket.io</w:t>
       </w:r>
       <w:r>
-        <w:t xml:space="preserve"> server instances, defines CORS settings, sets up </w:t>
-      </w:r>
-      <w:proofErr w:type="spellStart"/>
-      <w:r>
-        <w:t>middlware</w:t>
-      </w:r>
-      <w:proofErr w:type="spellEnd"/>
-      <w:r>
-        <w:t xml:space="preserve"> for processing </w:t>
-      </w:r>
-      <w:proofErr w:type="spellStart"/>
-      <w:r>
-        <w:t>json</w:t>
-      </w:r>
-      <w:proofErr w:type="spellEnd"/>
-      <w:r>
-        <w:t xml:space="preserve">-formatted client requests and cookie parsing, imports routers for handling requests and responses to and from endpoints, and uses </w:t>
+        <w:t xml:space="preserve"> server instances, defines CORS settings, sets up middlware for processing json-formatted client requests and cookie parsing, imports routers for handling requests and responses to and from endpoints, and uses </w:t>
       </w:r>
       <w:r>
         <w:t>a global</w:t>
@@ -7843,15 +7529,7 @@
         <w:t>Fig-3f</w:t>
       </w:r>
       <w:r>
-        <w:t xml:space="preserve"> </w:t>
-      </w:r>
-      <w:proofErr w:type="spellStart"/>
-      <w:r>
-        <w:t>server.mjs</w:t>
-      </w:r>
-      <w:proofErr w:type="spellEnd"/>
-      <w:r>
-        <w:t xml:space="preserve"> setting up express server, middleware, and CORS configuration</w:t>
+        <w:t xml:space="preserve"> server.mjs setting up express server, middleware, and CORS configuration</w:t>
       </w:r>
     </w:p>
     <w:p>
@@ -7924,13 +7602,35 @@
         <w:t>into</w:t>
       </w:r>
       <w:r>
+        <w:t xml:space="preserve"> server.mjs</w:t>
+      </w:r>
+    </w:p>
+    <w:p>
+      <w:pPr>
+        <w:spacing w:line="360" w:lineRule="auto"/>
+      </w:pPr>
+      <w:r>
+        <w:rPr>
+          <w:b/>
+          <w:bCs/>
+        </w:rPr>
+        <w:t>Fig-3g</w:t>
+      </w:r>
+      <w:r>
+        <w:t xml:space="preserve"> shows individual routers mounted to particular routes. Each router will have subroutes and associated</w:t>
+      </w:r>
+      <w:r>
+        <w:t xml:space="preserve"> controllers/</w:t>
+      </w:r>
+      <w:r>
         <w:t xml:space="preserve"> </w:t>
       </w:r>
-      <w:proofErr w:type="spellStart"/>
-      <w:r>
-        <w:t>server.mjs</w:t>
-      </w:r>
-      <w:proofErr w:type="spellEnd"/>
+      <w:r>
+        <w:t xml:space="preserve">request </w:t>
+      </w:r>
+      <w:r>
+        <w:t>handlers. See appendix for examples.</w:t>
+      </w:r>
     </w:p>
     <w:p>
       <w:pPr>
@@ -8002,11 +7702,9 @@
       <w:pPr>
         <w:spacing w:line="360" w:lineRule="auto"/>
       </w:pPr>
-    </w:p>
-    <w:p>
-      <w:pPr>
-        <w:spacing w:line="360" w:lineRule="auto"/>
-      </w:pPr>
+      <w:r>
+        <w:t>The global error handler takes any message from the backend or database and standardises its shape before transmitting to the frontend. This helps prevent important internal app information from being exposed. See appendix for code.</w:t>
+      </w:r>
     </w:p>
     <w:p>
       <w:pPr>
@@ -8030,7 +7728,7 @@
           <w:szCs w:val="24"/>
         </w:rPr>
       </w:pPr>
-      <w:bookmarkStart w:id="25" w:name="_Toc224397642"/>
+      <w:bookmarkStart w:id="27" w:name="_Toc224478601"/>
       <w:r>
         <w:rPr>
           <w:rFonts w:ascii="Garamond" w:hAnsi="Garamond"/>
@@ -8042,7 +7740,7 @@
         <w:lastRenderedPageBreak/>
         <w:t>3.2 System Functionality</w:t>
       </w:r>
-      <w:bookmarkEnd w:id="25"/>
+      <w:bookmarkEnd w:id="27"/>
     </w:p>
     <w:p>
       <w:pPr>
@@ -8065,7 +7763,7 @@
           <w:szCs w:val="22"/>
         </w:rPr>
       </w:pPr>
-      <w:bookmarkStart w:id="26" w:name="_Toc224397643"/>
+      <w:bookmarkStart w:id="28" w:name="_Toc224478602"/>
       <w:r>
         <w:rPr>
           <w:rFonts w:ascii="Garamond" w:hAnsi="Garamond"/>
@@ -8110,7 +7808,7 @@
         </w:rPr>
         <w:t xml:space="preserve"> [18,19,20,21,22,23,24,25,26]</w:t>
       </w:r>
-      <w:bookmarkEnd w:id="26"/>
+      <w:bookmarkEnd w:id="28"/>
     </w:p>
     <w:p>
       <w:pPr>
@@ -8159,7 +7857,6 @@
       <w:r>
         <w:t xml:space="preserve"> validation schema that is integrated with RHF via </w:t>
       </w:r>
-      <w:proofErr w:type="spellStart"/>
       <w:r>
         <w:rPr>
           <w:b/>
@@ -8167,14 +7864,12 @@
         </w:rPr>
         <w:t>ZodResolver</w:t>
       </w:r>
-      <w:proofErr w:type="spellEnd"/>
       <w:r>
         <w:t>.</w:t>
       </w:r>
       <w:r>
         <w:t xml:space="preserve"> As the form is large, fields are validated as soon as the user leaves an input to provide immediate corrective feedback. Validation errors are displayed inline in red via RHF’s </w:t>
       </w:r>
-      <w:proofErr w:type="spellStart"/>
       <w:r>
         <w:rPr>
           <w:b/>
@@ -8182,7 +7877,6 @@
         </w:rPr>
         <w:t>formState.errors</w:t>
       </w:r>
-      <w:proofErr w:type="spellEnd"/>
       <w:r>
         <w:t xml:space="preserve"> object. </w:t>
       </w:r>
@@ -8194,23 +7888,7 @@
           <w:b/>
           <w:bCs/>
         </w:rPr>
-        <w:t xml:space="preserve">RHF’s </w:t>
-      </w:r>
-      <w:proofErr w:type="gramStart"/>
-      <w:r>
-        <w:rPr>
-          <w:b/>
-          <w:bCs/>
-        </w:rPr>
-        <w:t>trigger(</w:t>
-      </w:r>
-      <w:proofErr w:type="gramEnd"/>
-      <w:r>
-        <w:rPr>
-          <w:b/>
-          <w:bCs/>
-        </w:rPr>
-        <w:t>)</w:t>
+        <w:t>RHF’s trigger()</w:t>
       </w:r>
       <w:r>
         <w:t xml:space="preserve"> method. This prevents unfilled step-two fields from triggering validation errors before they have been shown to the user.</w:t>
@@ -8223,7 +7901,6 @@
       <w:r>
         <w:t xml:space="preserve">To ensure input of city and instrument data that is consistent with the format in the DB, the component uses </w:t>
       </w:r>
-      <w:proofErr w:type="spellStart"/>
       <w:r>
         <w:rPr>
           <w:b/>
@@ -8231,7 +7908,6 @@
         </w:rPr>
         <w:t>useEffect</w:t>
       </w:r>
-      <w:proofErr w:type="spellEnd"/>
       <w:r>
         <w:t xml:space="preserve"> hooks to fetch reference lists from the database</w:t>
       </w:r>
@@ -8244,7 +7920,6 @@
       <w:r>
         <w:t>state (</w:t>
       </w:r>
-      <w:proofErr w:type="spellStart"/>
       <w:r>
         <w:rPr>
           <w:b/>
@@ -8252,11 +7927,9 @@
         </w:rPr>
         <w:t>dbCities</w:t>
       </w:r>
-      <w:proofErr w:type="spellEnd"/>
       <w:r>
         <w:t xml:space="preserve"> and </w:t>
       </w:r>
-      <w:proofErr w:type="spellStart"/>
       <w:r>
         <w:rPr>
           <w:b/>
@@ -8264,7 +7937,6 @@
         </w:rPr>
         <w:t>dbInstruments</w:t>
       </w:r>
-      <w:proofErr w:type="spellEnd"/>
       <w:r>
         <w:t xml:space="preserve">). As the user types, input is read via RHF’s </w:t>
       </w:r>
@@ -8281,7 +7953,6 @@
       <w:r>
         <w:t xml:space="preserve"> and a new dropdown display array is created by filtering the relevant array to include only partial matches. Selecting the item populates the field using RHF’s </w:t>
       </w:r>
-      <w:proofErr w:type="spellStart"/>
       <w:r>
         <w:rPr>
           <w:b/>
@@ -8289,7 +7960,6 @@
         </w:rPr>
         <w:t>setValue</w:t>
       </w:r>
-      <w:proofErr w:type="spellEnd"/>
       <w:r>
         <w:t xml:space="preserve"> </w:t>
       </w:r>
@@ -8310,7 +7980,6 @@
       <w:r>
         <w:t xml:space="preserve"> </w:t>
       </w:r>
-      <w:proofErr w:type="spellStart"/>
       <w:r>
         <w:rPr>
           <w:b/>
@@ -8318,7 +7987,6 @@
         </w:rPr>
         <w:t>onSubmit</w:t>
       </w:r>
-      <w:proofErr w:type="spellEnd"/>
       <w:r>
         <w:t xml:space="preserve"> </w:t>
       </w:r>
@@ -8337,7 +8005,6 @@
       <w:r>
         <w:t xml:space="preserve">Server-side validation is performed in the </w:t>
       </w:r>
-      <w:proofErr w:type="spellStart"/>
       <w:r>
         <w:rPr>
           <w:b/>
@@ -8345,7 +8012,6 @@
         </w:rPr>
         <w:t>tutorRegistrationController</w:t>
       </w:r>
-      <w:proofErr w:type="spellEnd"/>
       <w:r>
         <w:t xml:space="preserve"> handler, and the tutor is registered via SQL transaction. See appendix for the code used for registration.</w:t>
       </w:r>
@@ -8505,7 +8171,7 @@
           <w:szCs w:val="22"/>
         </w:rPr>
       </w:pPr>
-      <w:bookmarkStart w:id="27" w:name="_Toc224397644"/>
+      <w:bookmarkStart w:id="29" w:name="_Toc224478603"/>
       <w:r>
         <w:rPr>
           <w:rFonts w:ascii="Garamond" w:hAnsi="Garamond"/>
@@ -8517,7 +8183,7 @@
         </w:rPr>
         <w:t>3.2.2 User login</w:t>
       </w:r>
-      <w:bookmarkEnd w:id="27"/>
+      <w:bookmarkEnd w:id="29"/>
     </w:p>
     <w:p>
       <w:pPr>
@@ -8568,7 +8234,6 @@
       <w:r>
         <w:t xml:space="preserve">, it then uses </w:t>
       </w:r>
-      <w:proofErr w:type="spellStart"/>
       <w:r>
         <w:rPr>
           <w:b/>
@@ -8576,11 +8241,9 @@
         </w:rPr>
         <w:t>Bcrypt</w:t>
       </w:r>
-      <w:proofErr w:type="spellEnd"/>
       <w:r>
         <w:t xml:space="preserve"> to check the hashed DB password with input password. If correct, then a frontend-safe </w:t>
       </w:r>
-      <w:proofErr w:type="spellStart"/>
       <w:r>
         <w:rPr>
           <w:b/>
@@ -8588,7 +8251,6 @@
         </w:rPr>
         <w:t>strippedUser</w:t>
       </w:r>
-      <w:proofErr w:type="spellEnd"/>
       <w:r>
         <w:t xml:space="preserve"> object is created and the user id is used in the creation of a signed </w:t>
       </w:r>
@@ -8632,7 +8294,6 @@
       <w:r>
         <w:t xml:space="preserve"> the </w:t>
       </w:r>
-      <w:proofErr w:type="spellStart"/>
       <w:r>
         <w:rPr>
           <w:b/>
@@ -8640,7 +8301,6 @@
         </w:rPr>
         <w:t>UserContext</w:t>
       </w:r>
-      <w:proofErr w:type="spellEnd"/>
       <w:r>
         <w:t xml:space="preserve"> state and is then used to allow </w:t>
       </w:r>
@@ -8670,7 +8330,7 @@
           <w:szCs w:val="22"/>
         </w:rPr>
       </w:pPr>
-      <w:bookmarkStart w:id="28" w:name="_Toc224397645"/>
+      <w:bookmarkStart w:id="30" w:name="_Toc224478604"/>
       <w:r>
         <w:rPr>
           <w:rFonts w:ascii="Garamond" w:hAnsi="Garamond"/>
@@ -8727,7 +8387,7 @@
         </w:rPr>
         <w:t>[27,28]</w:t>
       </w:r>
-      <w:bookmarkEnd w:id="28"/>
+      <w:bookmarkEnd w:id="30"/>
     </w:p>
     <w:p>
       <w:pPr>
@@ -8784,7 +8444,6 @@
       <w:r>
         <w:t xml:space="preserve">by the </w:t>
       </w:r>
-      <w:proofErr w:type="spellStart"/>
       <w:r>
         <w:rPr>
           <w:b/>
@@ -8792,7 +8451,6 @@
         </w:rPr>
         <w:t>handleChange</w:t>
       </w:r>
-      <w:proofErr w:type="spellEnd"/>
       <w:r>
         <w:t xml:space="preserve"> event handler. Crucially, the input does not directly trigger a search</w:t>
       </w:r>
@@ -8820,7 +8478,6 @@
       <w:r>
         <w:t xml:space="preserve">. When the user presses the Enter key, the </w:t>
       </w:r>
-      <w:proofErr w:type="spellStart"/>
       <w:r>
         <w:rPr>
           <w:b/>
@@ -8828,7 +8485,6 @@
         </w:rPr>
         <w:t>commitFilters</w:t>
       </w:r>
-      <w:proofErr w:type="spellEnd"/>
       <w:r>
         <w:t xml:space="preserve"> function reads the input and writes </w:t>
       </w:r>
@@ -8850,7 +8506,6 @@
       <w:r>
         <w:t xml:space="preserve">outer’s </w:t>
       </w:r>
-      <w:proofErr w:type="spellStart"/>
       <w:r>
         <w:rPr>
           <w:b/>
@@ -8858,7 +8513,6 @@
         </w:rPr>
         <w:t>setSearchParams</w:t>
       </w:r>
-      <w:proofErr w:type="spellEnd"/>
       <w:r>
         <w:t xml:space="preserve"> hook</w:t>
       </w:r>
@@ -8874,7 +8528,6 @@
       <w:r>
         <w:t xml:space="preserve"> </w:t>
       </w:r>
-      <w:proofErr w:type="spellStart"/>
       <w:r>
         <w:rPr>
           <w:b/>
@@ -8882,7 +8535,6 @@
         </w:rPr>
         <w:t>useEffect</w:t>
       </w:r>
-      <w:proofErr w:type="spellEnd"/>
       <w:r>
         <w:t xml:space="preserve"> hook </w:t>
       </w:r>
@@ -8892,7 +8544,6 @@
       <w:r>
         <w:t xml:space="preserve"> on </w:t>
       </w:r>
-      <w:proofErr w:type="spellStart"/>
       <w:r>
         <w:rPr>
           <w:b/>
@@ -8900,7 +8551,6 @@
         </w:rPr>
         <w:t>searchParams</w:t>
       </w:r>
-      <w:proofErr w:type="spellEnd"/>
       <w:r>
         <w:rPr>
           <w:b/>
@@ -8921,7 +8571,6 @@
       <w:r>
         <w:t xml:space="preserve">. A second </w:t>
       </w:r>
-      <w:proofErr w:type="spellStart"/>
       <w:r>
         <w:rPr>
           <w:b/>
@@ -8929,7 +8578,6 @@
         </w:rPr>
         <w:t>useEffect</w:t>
       </w:r>
-      <w:proofErr w:type="spellEnd"/>
       <w:r>
         <w:t xml:space="preserve">, </w:t>
       </w:r>
@@ -8939,23 +8587,12 @@
       <w:r>
         <w:t xml:space="preserve"> on </w:t>
       </w:r>
-      <w:proofErr w:type="spellStart"/>
-      <w:proofErr w:type="gramStart"/>
-      <w:r>
-        <w:rPr>
-          <w:b/>
-          <w:bCs/>
-        </w:rPr>
-        <w:t>filters.city</w:t>
-      </w:r>
-      <w:proofErr w:type="spellEnd"/>
-      <w:proofErr w:type="gramEnd"/>
-      <w:r>
-        <w:rPr>
-          <w:b/>
-          <w:bCs/>
-        </w:rPr>
-        <w:t xml:space="preserve"> </w:t>
+      <w:r>
+        <w:rPr>
+          <w:b/>
+          <w:bCs/>
+        </w:rPr>
+        <w:t xml:space="preserve">filters.city </w:t>
       </w:r>
       <w:r>
         <w:t>and</w:t>
@@ -8965,16 +8602,7 @@
           <w:b/>
           <w:bCs/>
         </w:rPr>
-        <w:t xml:space="preserve"> </w:t>
-      </w:r>
-      <w:proofErr w:type="spellStart"/>
-      <w:proofErr w:type="gramStart"/>
-      <w:r>
-        <w:rPr>
-          <w:b/>
-          <w:bCs/>
-        </w:rPr>
-        <w:t>filters.instrum</w:t>
+        <w:t xml:space="preserve"> filters.instrum</w:t>
       </w:r>
       <w:r>
         <w:rPr>
@@ -8990,29 +8618,18 @@
         </w:rPr>
         <w:t>nt</w:t>
       </w:r>
-      <w:proofErr w:type="spellEnd"/>
-      <w:proofErr w:type="gramEnd"/>
       <w:r>
         <w:t xml:space="preserve">, </w:t>
       </w:r>
       <w:r>
         <w:t xml:space="preserve">then uses </w:t>
       </w:r>
-      <w:proofErr w:type="spellStart"/>
-      <w:r>
-        <w:rPr>
-          <w:b/>
-          <w:bCs/>
-        </w:rPr>
-        <w:t>URLSearchParams</w:t>
-      </w:r>
-      <w:proofErr w:type="spellEnd"/>
-      <w:r>
-        <w:rPr>
-          <w:b/>
-          <w:bCs/>
-        </w:rPr>
-        <w:t xml:space="preserve"> </w:t>
+      <w:r>
+        <w:rPr>
+          <w:b/>
+          <w:bCs/>
+        </w:rPr>
+        <w:t xml:space="preserve">URLSearchParams </w:t>
       </w:r>
       <w:r>
         <w:t>to build a query string for a fetch request. The returned tutor data is stored in state and rendered on screen as matching tutor results.</w:t>
@@ -9034,7 +8651,7 @@
           <w:szCs w:val="22"/>
         </w:rPr>
       </w:pPr>
-      <w:bookmarkStart w:id="29" w:name="_Toc224397646"/>
+      <w:bookmarkStart w:id="31" w:name="_Toc224478605"/>
       <w:r>
         <w:rPr>
           <w:rFonts w:ascii="Garamond" w:hAnsi="Garamond"/>
@@ -9112,7 +8729,7 @@
         </w:rPr>
         <w:t>]</w:t>
       </w:r>
-      <w:bookmarkEnd w:id="29"/>
+      <w:bookmarkEnd w:id="31"/>
     </w:p>
     <w:p>
       <w:pPr>
@@ -9124,7 +8741,6 @@
       <w:r>
         <w:t xml:space="preserve">he </w:t>
       </w:r>
-      <w:proofErr w:type="spellStart"/>
       <w:r>
         <w:rPr>
           <w:b/>
@@ -9132,7 +8748,6 @@
         </w:rPr>
         <w:t>TutorProfilePage</w:t>
       </w:r>
-      <w:proofErr w:type="spellEnd"/>
       <w:r>
         <w:t xml:space="preserve"> is the </w:t>
       </w:r>
@@ -9154,7 +8769,6 @@
       <w:r>
         <w:t xml:space="preserve"> child components </w:t>
       </w:r>
-      <w:proofErr w:type="spellStart"/>
       <w:r>
         <w:rPr>
           <w:b/>
@@ -9162,11 +8776,9 @@
         </w:rPr>
         <w:t>FocusedTutorCard</w:t>
       </w:r>
-      <w:proofErr w:type="spellEnd"/>
       <w:r>
         <w:t xml:space="preserve"> and </w:t>
       </w:r>
-      <w:proofErr w:type="spellStart"/>
       <w:r>
         <w:rPr>
           <w:b/>
@@ -9174,7 +8786,6 @@
         </w:rPr>
         <w:t>BookingCalendar</w:t>
       </w:r>
-      <w:proofErr w:type="spellEnd"/>
       <w:r>
         <w:t>.</w:t>
       </w:r>
@@ -9187,7 +8798,6 @@
       <w:r>
         <w:t xml:space="preserve"> a </w:t>
       </w:r>
-      <w:proofErr w:type="spellStart"/>
       <w:r>
         <w:rPr>
           <w:b/>
@@ -9195,7 +8805,6 @@
         </w:rPr>
         <w:t>draftBooking</w:t>
       </w:r>
-      <w:proofErr w:type="spellEnd"/>
       <w:r>
         <w:t xml:space="preserve"> state object which holds booking data to be built up across </w:t>
       </w:r>
@@ -9231,7 +8840,6 @@
       <w:r>
         <w:t xml:space="preserve">The </w:t>
       </w:r>
-      <w:proofErr w:type="spellStart"/>
       <w:r>
         <w:rPr>
           <w:b/>
@@ -9239,7 +8847,6 @@
         </w:rPr>
         <w:t>FocusedTutorCard</w:t>
       </w:r>
-      <w:proofErr w:type="spellEnd"/>
       <w:r>
         <w:t xml:space="preserve"> component displays the tutor’s lesson options:  format, instrument, teaching type, and teaching level. To book a lesson, a student must</w:t>
       </w:r>
@@ -9258,7 +8865,6 @@
       <w:r>
         <w:t xml:space="preserve">passed-down </w:t>
       </w:r>
-      <w:proofErr w:type="spellStart"/>
       <w:r>
         <w:rPr>
           <w:b/>
@@ -9266,11 +8872,9 @@
         </w:rPr>
         <w:t>updateDraftBooking</w:t>
       </w:r>
-      <w:proofErr w:type="spellEnd"/>
       <w:r>
         <w:t xml:space="preserve"> function updates the </w:t>
       </w:r>
-      <w:proofErr w:type="spellStart"/>
       <w:r>
         <w:rPr>
           <w:b/>
@@ -9278,7 +8882,6 @@
         </w:rPr>
         <w:t>draftBooking</w:t>
       </w:r>
-      <w:proofErr w:type="spellEnd"/>
       <w:r>
         <w:t xml:space="preserve"> object with the student’s choice</w:t>
       </w:r>
@@ -9293,7 +8896,6 @@
       <w:r>
         <w:t xml:space="preserve">In parallel, the </w:t>
       </w:r>
-      <w:proofErr w:type="spellStart"/>
       <w:r>
         <w:rPr>
           <w:b/>
@@ -9301,7 +8903,6 @@
         </w:rPr>
         <w:t>BookingCalendar</w:t>
       </w:r>
-      <w:proofErr w:type="spellEnd"/>
       <w:r>
         <w:t xml:space="preserve"> </w:t>
       </w:r>
@@ -9350,7 +8951,6 @@
       <w:r>
         <w:t xml:space="preserve"> On choosing a slot, the </w:t>
       </w:r>
-      <w:proofErr w:type="spellStart"/>
       <w:r>
         <w:rPr>
           <w:b/>
@@ -9358,7 +8958,6 @@
         </w:rPr>
         <w:t>handleSelectSlot</w:t>
       </w:r>
-      <w:proofErr w:type="spellEnd"/>
       <w:r>
         <w:t xml:space="preserve"> function</w:t>
       </w:r>
@@ -9368,7 +8967,6 @@
       <w:r>
         <w:t xml:space="preserve">updates the </w:t>
       </w:r>
-      <w:proofErr w:type="spellStart"/>
       <w:r>
         <w:rPr>
           <w:b/>
@@ -9376,7 +8974,6 @@
         </w:rPr>
         <w:t>draftBooking</w:t>
       </w:r>
-      <w:proofErr w:type="spellEnd"/>
       <w:r>
         <w:t xml:space="preserve"> object by </w:t>
       </w:r>
@@ -9394,7 +8991,6 @@
       <w:r>
         <w:t xml:space="preserve">Before a booking can be confirmed, the frontend carries out a series of validation checks on the </w:t>
       </w:r>
-      <w:proofErr w:type="spellStart"/>
       <w:r>
         <w:rPr>
           <w:b/>
@@ -9402,11 +8998,9 @@
         </w:rPr>
         <w:t>draftBooking</w:t>
       </w:r>
-      <w:proofErr w:type="spellEnd"/>
       <w:r>
         <w:t xml:space="preserve"> object using the </w:t>
       </w:r>
-      <w:proofErr w:type="spellStart"/>
       <w:r>
         <w:rPr>
           <w:b/>
@@ -9414,7 +9008,6 @@
         </w:rPr>
         <w:t>preBookingChecks</w:t>
       </w:r>
-      <w:proofErr w:type="spellEnd"/>
       <w:r>
         <w:t xml:space="preserve"> function. The</w:t>
       </w:r>
@@ -9433,65 +9026,204 @@
       <w:r>
         <w:t xml:space="preserve"> Draft bookings are sent to the backend in the </w:t>
       </w:r>
-      <w:proofErr w:type="spellStart"/>
       <w:r>
         <w:rPr>
           <w:b/>
           <w:bCs/>
         </w:rPr>
         <w:lastRenderedPageBreak/>
-        <w:t>confirmDraftBooking</w:t>
-      </w:r>
-      <w:proofErr w:type="spellEnd"/>
-      <w:r>
-        <w:rPr>
-          <w:b/>
-          <w:bCs/>
-        </w:rPr>
+        <w:t xml:space="preserve">confirmDraftBooking </w:t>
+      </w:r>
+      <w:r>
+        <w:t>function; it converts the sta</w:t>
+      </w:r>
+      <w:r>
+        <w:t>rt</w:t>
+      </w:r>
+      <w:r>
+        <w:t xml:space="preserve"> and end </w:t>
+      </w:r>
+      <w:r>
+        <w:t>times</w:t>
+      </w:r>
+      <w:r>
+        <w:t xml:space="preserve"> from </w:t>
+      </w:r>
+      <w:r>
+        <w:rPr>
+          <w:b/>
+          <w:bCs/>
+        </w:rPr>
+        <w:t>Date</w:t>
+      </w:r>
+      <w:r>
+        <w:t xml:space="preserve"> objects</w:t>
+      </w:r>
+      <w:r>
+        <w:t xml:space="preserve">, </w:t>
+      </w:r>
+      <w:r>
+        <w:t>required by react-big-calendar</w:t>
+      </w:r>
+      <w:r>
+        <w:t>,</w:t>
+      </w:r>
+      <w:r>
+        <w:t xml:space="preserve"> to ISO strings for the database</w:t>
+      </w:r>
+      <w:r>
+        <w:t xml:space="preserve"> and sends POST request to </w:t>
+      </w:r>
+      <w:r>
+        <w:t>backend</w:t>
+      </w:r>
+      <w:r>
+        <w:t>.</w:t>
+      </w:r>
+    </w:p>
+    <w:p>
+      <w:pPr>
+        <w:spacing w:line="360" w:lineRule="auto"/>
+      </w:pPr>
+      <w:r>
+        <w:t>When the POST request is received</w:t>
+      </w:r>
+      <w:r>
+        <w:t xml:space="preserve">, the booking process is handled by the </w:t>
+      </w:r>
+      <w:r>
+        <w:rPr>
+          <w:b/>
+          <w:bCs/>
+        </w:rPr>
+        <w:t>makeBooking</w:t>
+      </w:r>
+      <w:r>
+        <w:t xml:space="preserve"> route controller. </w:t>
+      </w:r>
+      <w:r>
+        <w:t xml:space="preserve">It receives the </w:t>
+      </w:r>
+      <w:r>
+        <w:rPr>
+          <w:b/>
+          <w:bCs/>
+        </w:rPr>
+        <w:t>draftBooking</w:t>
+      </w:r>
+      <w:r>
+        <w:t xml:space="preserve"> object and</w:t>
+      </w:r>
+      <w:r>
+        <w:t xml:space="preserve"> checks that all required fields are present</w:t>
+      </w:r>
+      <w:r>
+        <w:t>, that required ID fields are positive integers and</w:t>
+      </w:r>
+      <w:r>
+        <w:t xml:space="preserve"> converts the booking times back into </w:t>
+      </w:r>
+      <w:r>
+        <w:rPr>
+          <w:b/>
+          <w:bCs/>
+        </w:rPr>
+        <w:t>Date</w:t>
+      </w:r>
+      <w:r>
+        <w:t xml:space="preserve"> objects to perform the same validity checks as frontend. If these checks pass, it then checks the database for overlap</w:t>
+      </w:r>
+      <w:r>
+        <w:t xml:space="preserve"> with any conf</w:t>
+      </w:r>
+      <w:r>
+        <w:t>i</w:t>
+      </w:r>
+      <w:r>
+        <w:t xml:space="preserve">rmed bookings. Only if all checks pass is the booking inserted into database and the newly created booking, with booking id, is returned to frontend </w:t>
+      </w:r>
+      <w:r>
+        <w:rPr>
+          <w:b/>
+          <w:bCs/>
+        </w:rPr>
+        <w:t xml:space="preserve">tutorBookings </w:t>
+      </w:r>
+      <w:r>
+        <w:t xml:space="preserve">state </w:t>
+      </w:r>
+      <w:r>
+        <w:t xml:space="preserve">for display on the </w:t>
+      </w:r>
+      <w:r>
+        <w:t>calendar.</w:t>
+      </w:r>
+      <w:r>
         <w:t xml:space="preserve"> </w:t>
       </w:r>
       <w:r>
-        <w:t>function; it converts the sta</w:t>
-      </w:r>
-      <w:r>
-        <w:t>rt</w:t>
-      </w:r>
-      <w:r>
-        <w:t xml:space="preserve"> and end </w:t>
-      </w:r>
-      <w:r>
-        <w:t>times</w:t>
-      </w:r>
-      <w:r>
-        <w:t xml:space="preserve"> from </w:t>
-      </w:r>
-      <w:r>
-        <w:rPr>
-          <w:b/>
-          <w:bCs/>
-        </w:rPr>
-        <w:t>Date</w:t>
-      </w:r>
-      <w:r>
-        <w:t xml:space="preserve"> objects</w:t>
-      </w:r>
-      <w:r>
-        <w:t xml:space="preserve">, </w:t>
-      </w:r>
-      <w:r>
-        <w:t>required by react-big-calendar</w:t>
-      </w:r>
-      <w:r>
-        <w:t>,</w:t>
-      </w:r>
-      <w:r>
-        <w:t xml:space="preserve"> to ISO strings for the database</w:t>
-      </w:r>
-      <w:r>
-        <w:t xml:space="preserve"> and sends POST request to </w:t>
-      </w:r>
-      <w:r>
-        <w:t>backend</w:t>
+        <w:t>This allows the calendar to display the confirmed booking immediately without another fetch.</w:t>
+      </w:r>
+      <w:r>
+        <w:t xml:space="preserve"> These backend checks ensure that the backend is the </w:t>
+      </w:r>
+      <w:r>
+        <w:t>final</w:t>
+      </w:r>
+      <w:r>
+        <w:t xml:space="preserve"> authority for making bookings.</w:t>
+      </w:r>
+    </w:p>
+    <w:p>
+      <w:pPr>
+        <w:spacing w:line="360" w:lineRule="auto"/>
+      </w:pPr>
+      <w:r>
+        <w:t xml:space="preserve">The </w:t>
+      </w:r>
+      <w:r>
+        <w:rPr>
+          <w:b/>
+          <w:bCs/>
+        </w:rPr>
+        <w:t>BookingCalendar</w:t>
+      </w:r>
+      <w:r>
+        <w:t xml:space="preserve"> component also allows students to view the details of confirmed lessons. When clicking on a lesson, the </w:t>
+      </w:r>
+      <w:r>
+        <w:rPr>
+          <w:b/>
+          <w:bCs/>
+        </w:rPr>
+        <w:t>handleSelectEvent</w:t>
+      </w:r>
+      <w:r>
+        <w:t xml:space="preserve"> function sends a fetch request to obtain the full booking details from the database using the </w:t>
+      </w:r>
+      <w:r>
+        <w:rPr>
+          <w:b/>
+          <w:bCs/>
+        </w:rPr>
+        <w:t>booking_id</w:t>
+      </w:r>
+      <w:r>
+        <w:t>. The details are then displayed in a lessons-detail panel beneath the calendar.</w:t>
+      </w:r>
+    </w:p>
+    <w:p>
+      <w:pPr>
+        <w:spacing w:line="360" w:lineRule="auto"/>
+      </w:pPr>
+      <w:r>
+        <w:t>If a confirmed booking is selected, there is an option to cancel so long as the booking is not beginning within 24 hours. Th</w:t>
+      </w:r>
+      <w:r>
+        <w:t>is</w:t>
+      </w:r>
+      <w:r>
+        <w:t xml:space="preserve"> rule is enforced on the frontend by preventing clicking of the cancellation button, a warning message is displayed in the lesson-details panel, and these bookings are styled differently compared to bookings that can be cancelled (light blue vs dark blue)</w:t>
       </w:r>
       <w:r>
         <w:t>.</w:t>
@@ -9502,179 +9234,11 @@
         <w:spacing w:line="360" w:lineRule="auto"/>
       </w:pPr>
       <w:r>
-        <w:t>When the POST request is received</w:t>
-      </w:r>
-      <w:r>
-        <w:t xml:space="preserve">, the booking process is handled by the </w:t>
-      </w:r>
-      <w:proofErr w:type="spellStart"/>
-      <w:r>
-        <w:rPr>
-          <w:b/>
-          <w:bCs/>
-        </w:rPr>
-        <w:t>makeBooking</w:t>
-      </w:r>
-      <w:proofErr w:type="spellEnd"/>
-      <w:r>
-        <w:t xml:space="preserve"> route controller. </w:t>
-      </w:r>
-      <w:r>
-        <w:t xml:space="preserve">It receives the </w:t>
-      </w:r>
-      <w:proofErr w:type="spellStart"/>
-      <w:r>
-        <w:rPr>
-          <w:b/>
-          <w:bCs/>
-        </w:rPr>
-        <w:t>draftBooking</w:t>
-      </w:r>
-      <w:proofErr w:type="spellEnd"/>
-      <w:r>
-        <w:t xml:space="preserve"> object and</w:t>
-      </w:r>
-      <w:r>
-        <w:t xml:space="preserve"> checks that all required fields are present</w:t>
-      </w:r>
-      <w:r>
-        <w:t>, that required ID fields are positive integers and</w:t>
-      </w:r>
-      <w:r>
-        <w:t xml:space="preserve"> converts the booking times back into </w:t>
-      </w:r>
-      <w:r>
-        <w:rPr>
-          <w:b/>
-          <w:bCs/>
-        </w:rPr>
-        <w:t>Date</w:t>
-      </w:r>
-      <w:r>
-        <w:t xml:space="preserve"> objects to perform the same validity checks as frontend. If these checks pass, it then checks the database for overlap</w:t>
-      </w:r>
-      <w:r>
-        <w:t xml:space="preserve"> with any conf</w:t>
-      </w:r>
-      <w:r>
-        <w:t>i</w:t>
-      </w:r>
-      <w:r>
-        <w:t xml:space="preserve">rmed bookings. Only if all checks pass is the booking inserted into database and the newly created booking, with booking id, is returned to frontend </w:t>
-      </w:r>
-      <w:proofErr w:type="spellStart"/>
-      <w:r>
-        <w:rPr>
-          <w:b/>
-          <w:bCs/>
-        </w:rPr>
-        <w:t>tutorBookings</w:t>
-      </w:r>
-      <w:proofErr w:type="spellEnd"/>
-      <w:r>
-        <w:rPr>
-          <w:b/>
-          <w:bCs/>
-        </w:rPr>
-        <w:t xml:space="preserve"> </w:t>
-      </w:r>
-      <w:r>
-        <w:t xml:space="preserve">state </w:t>
-      </w:r>
-      <w:r>
-        <w:t xml:space="preserve">for display on the </w:t>
-      </w:r>
-      <w:r>
-        <w:t>calendar.</w:t>
-      </w:r>
-      <w:r>
-        <w:t xml:space="preserve"> </w:t>
-      </w:r>
-      <w:r>
-        <w:t>This allows the calendar to display the confirmed booking immediately without another fetch.</w:t>
-      </w:r>
-      <w:r>
-        <w:t xml:space="preserve"> These backend checks ensure that the backend is the </w:t>
-      </w:r>
-      <w:r>
-        <w:t>final</w:t>
-      </w:r>
-      <w:r>
-        <w:t xml:space="preserve"> authority for making bookings.</w:t>
-      </w:r>
-    </w:p>
-    <w:p>
-      <w:pPr>
-        <w:spacing w:line="360" w:lineRule="auto"/>
-      </w:pPr>
-      <w:r>
-        <w:t xml:space="preserve">The </w:t>
-      </w:r>
-      <w:proofErr w:type="spellStart"/>
-      <w:r>
-        <w:rPr>
-          <w:b/>
-          <w:bCs/>
-        </w:rPr>
-        <w:t>BookingCalendar</w:t>
-      </w:r>
-      <w:proofErr w:type="spellEnd"/>
-      <w:r>
-        <w:t xml:space="preserve"> component also allows students to view the details of confirmed lessons. When clicking on a lesson, the </w:t>
-      </w:r>
-      <w:proofErr w:type="spellStart"/>
-      <w:r>
-        <w:rPr>
-          <w:b/>
-          <w:bCs/>
-        </w:rPr>
-        <w:t>handleSelectEvent</w:t>
-      </w:r>
-      <w:proofErr w:type="spellEnd"/>
-      <w:r>
-        <w:t xml:space="preserve"> function sends a fetch request to obtain the full booking details from the database using the </w:t>
-      </w:r>
-      <w:proofErr w:type="spellStart"/>
-      <w:r>
-        <w:rPr>
-          <w:b/>
-          <w:bCs/>
-        </w:rPr>
-        <w:t>booking_id</w:t>
-      </w:r>
-      <w:proofErr w:type="spellEnd"/>
-      <w:r>
-        <w:t>. The details are then displayed in a lessons-detail panel beneath the calendar.</w:t>
-      </w:r>
-    </w:p>
-    <w:p>
-      <w:pPr>
-        <w:spacing w:line="360" w:lineRule="auto"/>
-      </w:pPr>
-      <w:r>
-        <w:t>If a confirmed booking is selected, there is an option to cancel so long as the booking is not beginning within 24 hours. Th</w:t>
-      </w:r>
-      <w:r>
-        <w:t>is</w:t>
-      </w:r>
-      <w:r>
-        <w:t xml:space="preserve"> rule is enforced on the frontend by preventing clicking of the cancellation button, a warning message is displayed in the lesson-details panel, and these bookings are styled differently compared to bookings that can be cancelled (light blue vs dark blue)</w:t>
-      </w:r>
-      <w:r>
-        <w:t>.</w:t>
-      </w:r>
-    </w:p>
-    <w:p>
-      <w:pPr>
-        <w:spacing w:line="360" w:lineRule="auto"/>
-      </w:pPr>
-      <w:r>
         <w:t>On</w:t>
       </w:r>
       <w:r>
         <w:t xml:space="preserve"> the backend, cancellation requests are handled by the </w:t>
       </w:r>
-      <w:proofErr w:type="spellStart"/>
       <w:r>
         <w:rPr>
           <w:b/>
@@ -9682,7 +9246,6 @@
         </w:rPr>
         <w:t>cancelBookingById</w:t>
       </w:r>
-      <w:proofErr w:type="spellEnd"/>
       <w:r>
         <w:t xml:space="preserve"> controller</w:t>
       </w:r>
@@ -9702,15 +9265,7 @@
         <w:t>n</w:t>
       </w:r>
       <w:r>
-        <w:t xml:space="preserve">tend removes the cancelled booking from </w:t>
-      </w:r>
-      <w:proofErr w:type="gramStart"/>
-      <w:r>
-        <w:t>state</w:t>
-      </w:r>
-      <w:proofErr w:type="gramEnd"/>
-      <w:r>
-        <w:t xml:space="preserve"> so the calendar display updates immediately.</w:t>
+        <w:t>tend removes the cancelled booking from state so the calendar display updates immediately.</w:t>
       </w:r>
     </w:p>
     <w:p>
@@ -9832,7 +9387,7 @@
           <w:szCs w:val="22"/>
         </w:rPr>
       </w:pPr>
-      <w:bookmarkStart w:id="30" w:name="_Toc224397647"/>
+      <w:bookmarkStart w:id="32" w:name="_Toc224478606"/>
       <w:r>
         <w:rPr>
           <w:rFonts w:ascii="Garamond" w:hAnsi="Garamond"/>
@@ -9889,7 +9444,7 @@
         </w:rPr>
         <w:t xml:space="preserve"> [39,40,41,42,43,44,45,46,47,48]</w:t>
       </w:r>
-      <w:bookmarkEnd w:id="30"/>
+      <w:bookmarkEnd w:id="32"/>
     </w:p>
     <w:p>
       <w:pPr>
@@ -9949,86 +9504,42 @@
       <w:r>
         <w:t xml:space="preserve">mentary event listeners and emitters on front and back end. Listeners take the form </w:t>
       </w:r>
-      <w:proofErr w:type="spellStart"/>
-      <w:proofErr w:type="gramStart"/>
-      <w:r>
-        <w:rPr>
-          <w:b/>
-          <w:bCs/>
-        </w:rPr>
-        <w:t>socket.on</w:t>
-      </w:r>
-      <w:proofErr w:type="spellEnd"/>
-      <w:proofErr w:type="gramEnd"/>
-      <w:r>
-        <w:rPr>
-          <w:b/>
-          <w:bCs/>
-        </w:rPr>
-        <w:t>()</w:t>
+      <w:r>
+        <w:rPr>
+          <w:b/>
+          <w:bCs/>
+        </w:rPr>
+        <w:t>socket.on()</w:t>
       </w:r>
       <w:r>
         <w:t xml:space="preserve"> or </w:t>
       </w:r>
-      <w:proofErr w:type="spellStart"/>
-      <w:proofErr w:type="gramStart"/>
-      <w:r>
-        <w:rPr>
-          <w:b/>
-          <w:bCs/>
-        </w:rPr>
-        <w:t>io.on</w:t>
-      </w:r>
-      <w:proofErr w:type="spellEnd"/>
-      <w:proofErr w:type="gramEnd"/>
-      <w:r>
-        <w:rPr>
-          <w:b/>
-          <w:bCs/>
-        </w:rPr>
-        <w:t>()</w:t>
+      <w:r>
+        <w:rPr>
+          <w:b/>
+          <w:bCs/>
+        </w:rPr>
+        <w:t>io.on()</w:t>
       </w:r>
       <w:r>
         <w:t xml:space="preserve"> and emitters </w:t>
       </w:r>
-      <w:proofErr w:type="spellStart"/>
-      <w:proofErr w:type="gramStart"/>
-      <w:r>
-        <w:rPr>
-          <w:b/>
-          <w:bCs/>
-        </w:rPr>
-        <w:t>socket.emit</w:t>
-      </w:r>
-      <w:proofErr w:type="spellEnd"/>
-      <w:proofErr w:type="gramEnd"/>
-      <w:r>
-        <w:rPr>
-          <w:b/>
-          <w:bCs/>
-        </w:rPr>
-        <w:t>()</w:t>
+      <w:r>
+        <w:rPr>
+          <w:b/>
+          <w:bCs/>
+        </w:rPr>
+        <w:t>socket.emit()</w:t>
       </w:r>
       <w:r>
         <w:t xml:space="preserve"> or </w:t>
       </w:r>
-      <w:proofErr w:type="spellStart"/>
-      <w:proofErr w:type="gramStart"/>
-      <w:r>
-        <w:rPr>
-          <w:b/>
-          <w:bCs/>
-        </w:rPr>
-        <w:t>io.emit</w:t>
-      </w:r>
-      <w:proofErr w:type="spellEnd"/>
-      <w:proofErr w:type="gramEnd"/>
-      <w:r>
-        <w:rPr>
-          <w:b/>
-          <w:bCs/>
-        </w:rPr>
-        <w:t>()</w:t>
+      <w:r>
+        <w:rPr>
+          <w:b/>
+          <w:bCs/>
+        </w:rPr>
+        <w:t>io.emit()</w:t>
       </w:r>
       <w:r>
         <w:t>.</w:t>
@@ -10047,7 +9558,6 @@
       <w:r>
         <w:t xml:space="preserve">, the webchat functionality is set up in the </w:t>
       </w:r>
-      <w:proofErr w:type="spellStart"/>
       <w:r>
         <w:rPr>
           <w:b/>
@@ -10055,7 +9565,6 @@
         </w:rPr>
         <w:t>Main.jsx</w:t>
       </w:r>
-      <w:proofErr w:type="spellEnd"/>
       <w:r>
         <w:t xml:space="preserve"> component </w:t>
       </w:r>
@@ -10065,7 +9574,6 @@
       <w:r>
         <w:t xml:space="preserve"> using the app’s </w:t>
       </w:r>
-      <w:proofErr w:type="spellStart"/>
       <w:r>
         <w:rPr>
           <w:b/>
@@ -10073,7 +9581,6 @@
         </w:rPr>
         <w:t>socket.mjs</w:t>
       </w:r>
-      <w:proofErr w:type="spellEnd"/>
       <w:r>
         <w:t xml:space="preserve"> socket instance.</w:t>
       </w:r>
@@ -10094,7 +9601,6 @@
       <w:r>
         <w:t xml:space="preserve">The </w:t>
       </w:r>
-      <w:proofErr w:type="spellStart"/>
       <w:r>
         <w:rPr>
           <w:b/>
@@ -10102,11 +9608,9 @@
         </w:rPr>
         <w:t>ChatNotifier</w:t>
       </w:r>
-      <w:proofErr w:type="spellEnd"/>
       <w:r>
         <w:t xml:space="preserve"> component sits in </w:t>
       </w:r>
-      <w:proofErr w:type="spellStart"/>
       <w:r>
         <w:rPr>
           <w:b/>
@@ -10114,7 +9618,6 @@
         </w:rPr>
         <w:t>Main.jsx</w:t>
       </w:r>
-      <w:proofErr w:type="spellEnd"/>
       <w:r>
         <w:t xml:space="preserve"> and, depending on state changes, renders either a chat notification modal or the </w:t>
       </w:r>
@@ -10187,8 +9690,6 @@
       <w:r>
         <w:t xml:space="preserve"> cookie from </w:t>
       </w:r>
-      <w:proofErr w:type="spellStart"/>
-      <w:proofErr w:type="gramStart"/>
       <w:r>
         <w:rPr>
           <w:b/>
@@ -10196,12 +9697,9 @@
         </w:rPr>
         <w:t>req.cookies</w:t>
       </w:r>
-      <w:proofErr w:type="spellEnd"/>
-      <w:proofErr w:type="gramEnd"/>
       <w:r>
         <w:t xml:space="preserve">, verifies it and retrieves the matching user from the database and attaches user info to </w:t>
       </w:r>
-      <w:proofErr w:type="spellStart"/>
       <w:r>
         <w:rPr>
           <w:b/>
@@ -10209,11 +9707,9 @@
         </w:rPr>
         <w:t>req.user</w:t>
       </w:r>
-      <w:proofErr w:type="spellEnd"/>
       <w:r>
         <w:t xml:space="preserve"> using the </w:t>
       </w:r>
-      <w:proofErr w:type="spellStart"/>
       <w:r>
         <w:rPr>
           <w:b/>
@@ -10221,7 +9717,6 @@
         </w:rPr>
         <w:t>buildUserInfo</w:t>
       </w:r>
-      <w:proofErr w:type="spellEnd"/>
       <w:r>
         <w:t xml:space="preserve"> function.</w:t>
       </w:r>
@@ -10248,7 +9743,6 @@
       <w:r>
         <w:t xml:space="preserve"> cannot access request and response objects, custom middleware is used. In </w:t>
       </w:r>
-      <w:proofErr w:type="spellStart"/>
       <w:r>
         <w:rPr>
           <w:b/>
@@ -10256,30 +9750,19 @@
         </w:rPr>
         <w:t>server.mjs</w:t>
       </w:r>
-      <w:proofErr w:type="spellEnd"/>
       <w:r>
         <w:t xml:space="preserve">, the </w:t>
       </w:r>
-      <w:proofErr w:type="spellStart"/>
-      <w:r>
-        <w:rPr>
-          <w:b/>
-          <w:bCs/>
-        </w:rPr>
-        <w:t>io.use</w:t>
-      </w:r>
-      <w:proofErr w:type="spellEnd"/>
-      <w:r>
-        <w:rPr>
-          <w:b/>
-          <w:bCs/>
-        </w:rPr>
-        <w:t>()</w:t>
+      <w:r>
+        <w:rPr>
+          <w:b/>
+          <w:bCs/>
+        </w:rPr>
+        <w:t>io.use()</w:t>
       </w:r>
       <w:r>
         <w:t xml:space="preserve"> middleware reads the cookie from </w:t>
       </w:r>
-      <w:proofErr w:type="spellStart"/>
       <w:r>
         <w:rPr>
           <w:b/>
@@ -10287,7 +9770,6 @@
         </w:rPr>
         <w:t>socket.handshake.headers.cookie</w:t>
       </w:r>
-      <w:proofErr w:type="spellEnd"/>
       <w:r>
         <w:t xml:space="preserve">, </w:t>
       </w:r>
@@ -10306,7 +9788,6 @@
       <w:r>
         <w:t xml:space="preserve"> to </w:t>
       </w:r>
-      <w:proofErr w:type="spellStart"/>
       <w:r>
         <w:rPr>
           <w:b/>
@@ -10314,11 +9795,9 @@
         </w:rPr>
         <w:t>socket.user</w:t>
       </w:r>
-      <w:proofErr w:type="spellEnd"/>
       <w:r>
         <w:t xml:space="preserve"> using the </w:t>
       </w:r>
-      <w:proofErr w:type="spellStart"/>
       <w:r>
         <w:rPr>
           <w:b/>
@@ -10340,14 +9819,12 @@
         </w:rPr>
         <w:t>UserInfo</w:t>
       </w:r>
-      <w:proofErr w:type="spellEnd"/>
       <w:r>
         <w:t xml:space="preserve"> function</w:t>
       </w:r>
       <w:r>
         <w:t xml:space="preserve"> This ensures the </w:t>
       </w:r>
-      <w:proofErr w:type="spellStart"/>
       <w:r>
         <w:rPr>
           <w:b/>
@@ -10355,11 +9832,9 @@
         </w:rPr>
         <w:t>req.user</w:t>
       </w:r>
-      <w:proofErr w:type="spellEnd"/>
       <w:r>
         <w:t xml:space="preserve"> and </w:t>
       </w:r>
-      <w:proofErr w:type="spellStart"/>
       <w:r>
         <w:rPr>
           <w:b/>
@@ -10367,7 +9842,6 @@
         </w:rPr>
         <w:t>socket.user</w:t>
       </w:r>
-      <w:proofErr w:type="spellEnd"/>
       <w:r>
         <w:t xml:space="preserve"> objects have the same information</w:t>
       </w:r>
@@ -10397,155 +9871,115 @@
         <w:t>not</w:t>
       </w:r>
       <w:r>
-        <w:t xml:space="preserve"> to </w:t>
-      </w:r>
-      <w:proofErr w:type="spellStart"/>
-      <w:r>
-        <w:t>autoconnect</w:t>
-      </w:r>
-      <w:proofErr w:type="spellEnd"/>
+        <w:t xml:space="preserve"> to autoconnect.</w:t>
+      </w:r>
+    </w:p>
+    <w:p>
+      <w:pPr>
+        <w:spacing w:line="360" w:lineRule="auto"/>
+      </w:pPr>
+      <w:r>
+        <w:t xml:space="preserve">Once a socket has been authenticated, the backend’s </w:t>
+      </w:r>
+      <w:r>
+        <w:rPr>
+          <w:b/>
+          <w:bCs/>
+        </w:rPr>
+        <w:t>io.on(‘connection’)</w:t>
+      </w:r>
+      <w:r>
+        <w:t xml:space="preserve"> handler uses the authenticated </w:t>
+      </w:r>
+      <w:r>
+        <w:rPr>
+          <w:b/>
+          <w:bCs/>
+        </w:rPr>
+        <w:t>socket.user</w:t>
+      </w:r>
+      <w:r>
+        <w:t xml:space="preserve"> object to identify the logged-in user and to create a personalised</w:t>
+      </w:r>
+      <w:r>
+        <w:t>, private</w:t>
+      </w:r>
+      <w:r>
+        <w:t xml:space="preserve"> </w:t>
+      </w:r>
+      <w:r>
+        <w:rPr>
+          <w:b/>
+          <w:bCs/>
+        </w:rPr>
+        <w:t>room</w:t>
+      </w:r>
+      <w:r>
+        <w:t xml:space="preserve"> </w:t>
+      </w:r>
+      <w:r>
+        <w:t xml:space="preserve">using their user id e.g. </w:t>
+      </w:r>
+      <w:r>
+        <w:rPr>
+          <w:b/>
+          <w:bCs/>
+        </w:rPr>
+        <w:t>user:</w:t>
+      </w:r>
+      <w:r>
+        <w:rPr>
+          <w:b/>
+          <w:bCs/>
+        </w:rPr>
+        <w:t xml:space="preserve">12 </w:t>
+      </w:r>
+      <w:r>
+        <w:t xml:space="preserve">which is </w:t>
+      </w:r>
+      <w:r>
+        <w:t xml:space="preserve">later </w:t>
+      </w:r>
+      <w:r>
+        <w:t>used for notifying them</w:t>
+      </w:r>
+      <w:r>
+        <w:t xml:space="preserve"> in real-time</w:t>
+      </w:r>
+      <w:r>
+        <w:t xml:space="preserve"> of messages received from any other user.</w:t>
+      </w:r>
+      <w:r>
+        <w:t xml:space="preserve"> Crucially, the server also initialises </w:t>
+      </w:r>
+      <w:r>
+        <w:rPr>
+          <w:b/>
+          <w:bCs/>
+        </w:rPr>
+        <w:t>socket.data.dmPeers</w:t>
+      </w:r>
+      <w:r>
+        <w:t xml:space="preserve"> which is used to store the direct-message room</w:t>
+      </w:r>
+      <w:r>
+        <w:t xml:space="preserve"> names </w:t>
+      </w:r>
+      <w:r>
+        <w:t xml:space="preserve">and chat recipient user id </w:t>
+      </w:r>
+      <w:r>
+        <w:t>for</w:t>
+      </w:r>
+      <w:r>
+        <w:t xml:space="preserve"> student and tutor</w:t>
+      </w:r>
+      <w:r>
+        <w:t xml:space="preserve"> chat pairings</w:t>
+      </w:r>
       <w:r>
         <w:t>.</w:t>
       </w:r>
-    </w:p>
-    <w:p>
-      <w:pPr>
-        <w:spacing w:line="360" w:lineRule="auto"/>
-      </w:pPr>
-      <w:r>
-        <w:t xml:space="preserve">Once a socket has been authenticated, the </w:t>
-      </w:r>
-      <w:proofErr w:type="spellStart"/>
-      <w:r>
-        <w:t>backend’s</w:t>
-      </w:r>
-      <w:proofErr w:type="spellEnd"/>
-      <w:r>
-        <w:t xml:space="preserve"> </w:t>
-      </w:r>
-      <w:proofErr w:type="spellStart"/>
-      <w:proofErr w:type="gramStart"/>
-      <w:r>
-        <w:rPr>
-          <w:b/>
-          <w:bCs/>
-        </w:rPr>
-        <w:t>io.on</w:t>
-      </w:r>
-      <w:proofErr w:type="spellEnd"/>
-      <w:proofErr w:type="gramEnd"/>
-      <w:r>
-        <w:rPr>
-          <w:b/>
-          <w:bCs/>
-        </w:rPr>
-        <w:t>(‘connection’)</w:t>
-      </w:r>
-      <w:r>
-        <w:t xml:space="preserve"> handler uses the authenticated </w:t>
-      </w:r>
-      <w:proofErr w:type="spellStart"/>
-      <w:r>
-        <w:rPr>
-          <w:b/>
-          <w:bCs/>
-        </w:rPr>
-        <w:t>socket.user</w:t>
-      </w:r>
-      <w:proofErr w:type="spellEnd"/>
-      <w:r>
-        <w:t xml:space="preserve"> object to identify the logged-in user and to create a personalised</w:t>
-      </w:r>
-      <w:r>
-        <w:t>, private</w:t>
-      </w:r>
-      <w:r>
-        <w:t xml:space="preserve"> </w:t>
-      </w:r>
-      <w:r>
-        <w:rPr>
-          <w:b/>
-          <w:bCs/>
-        </w:rPr>
-        <w:t>room</w:t>
-      </w:r>
-      <w:r>
-        <w:t xml:space="preserve"> </w:t>
-      </w:r>
-      <w:r>
-        <w:t xml:space="preserve">using their user id e.g. </w:t>
-      </w:r>
-      <w:r>
-        <w:rPr>
-          <w:b/>
-          <w:bCs/>
-        </w:rPr>
-        <w:t>user:</w:t>
-      </w:r>
-      <w:r>
-        <w:rPr>
-          <w:b/>
-          <w:bCs/>
-        </w:rPr>
-        <w:t xml:space="preserve">12 </w:t>
-      </w:r>
-      <w:r>
-        <w:t xml:space="preserve">which is </w:t>
-      </w:r>
-      <w:r>
-        <w:t xml:space="preserve">later </w:t>
-      </w:r>
-      <w:r>
-        <w:t>used for notifying them</w:t>
-      </w:r>
-      <w:r>
-        <w:t xml:space="preserve"> in real-time</w:t>
-      </w:r>
-      <w:r>
-        <w:t xml:space="preserve"> of messages received from any other user.</w:t>
-      </w:r>
-      <w:r>
-        <w:t xml:space="preserve"> Crucially, the server also initialises </w:t>
-      </w:r>
-      <w:proofErr w:type="spellStart"/>
-      <w:r>
-        <w:rPr>
-          <w:b/>
-          <w:bCs/>
-        </w:rPr>
-        <w:t>socket.</w:t>
-      </w:r>
-      <w:proofErr w:type="gramStart"/>
-      <w:r>
-        <w:rPr>
-          <w:b/>
-          <w:bCs/>
-        </w:rPr>
-        <w:t>data.dmPeers</w:t>
-      </w:r>
-      <w:proofErr w:type="spellEnd"/>
-      <w:proofErr w:type="gramEnd"/>
-      <w:r>
-        <w:t xml:space="preserve"> which is used to store the direct-message room</w:t>
-      </w:r>
-      <w:r>
-        <w:t xml:space="preserve"> names </w:t>
-      </w:r>
-      <w:r>
-        <w:t xml:space="preserve">and chat recipient user id </w:t>
-      </w:r>
-      <w:r>
-        <w:t>for</w:t>
-      </w:r>
-      <w:r>
-        <w:t xml:space="preserve"> student and tutor</w:t>
-      </w:r>
-      <w:r>
-        <w:t xml:space="preserve"> chat pairings</w:t>
-      </w:r>
-      <w:r>
-        <w:t>.</w:t>
-      </w:r>
       <w:r>
         <w:t xml:space="preserve"> While the socket is connected, this keeps a record of the rooms and recipients a user has been having conversations with</w:t>
       </w:r>
@@ -10560,7 +9994,6 @@
       <w:r>
         <w:t xml:space="preserve">A conversation room is created only when the student opens a chat window in the frontend via the ‘message tutor’ button in the </w:t>
       </w:r>
-      <w:proofErr w:type="spellStart"/>
       <w:r>
         <w:rPr>
           <w:b/>
@@ -10568,7 +10001,6 @@
         </w:rPr>
         <w:t>FocusedTutorCard</w:t>
       </w:r>
-      <w:proofErr w:type="spellEnd"/>
       <w:r>
         <w:t xml:space="preserve"> component. The button </w:t>
       </w:r>
@@ -10579,18 +10011,10 @@
         <w:t xml:space="preserve"> if a student is logged in and</w:t>
       </w:r>
       <w:r>
-        <w:t xml:space="preserve">, when </w:t>
-      </w:r>
-      <w:proofErr w:type="gramStart"/>
-      <w:r>
-        <w:t>clicked,</w:t>
-      </w:r>
-      <w:r>
-        <w:t xml:space="preserve">  opens</w:t>
-      </w:r>
-      <w:proofErr w:type="gramEnd"/>
-      <w:r>
-        <w:t xml:space="preserve"> the </w:t>
+        <w:t>, when clicked,</w:t>
+      </w:r>
+      <w:r>
+        <w:t xml:space="preserve">  opens the </w:t>
       </w:r>
       <w:r>
         <w:rPr>
@@ -10602,7 +10026,6 @@
       <w:r>
         <w:t xml:space="preserve"> component. Once opened, this component emits the </w:t>
       </w:r>
-      <w:proofErr w:type="spellStart"/>
       <w:r>
         <w:rPr>
           <w:b/>
@@ -10610,7 +10033,6 @@
         </w:rPr>
         <w:t>join_room</w:t>
       </w:r>
-      <w:proofErr w:type="spellEnd"/>
       <w:r>
         <w:t xml:space="preserve"> event</w:t>
       </w:r>
@@ -10626,7 +10048,6 @@
       <w:r>
         <w:t xml:space="preserve">tutor’s user id (loaded in </w:t>
       </w:r>
-      <w:proofErr w:type="spellStart"/>
       <w:r>
         <w:rPr>
           <w:b/>
@@ -10635,13 +10056,8 @@
         <w:t>FocusedTutorCard</w:t>
       </w:r>
       <w:r>
-        <w:t>’s</w:t>
-      </w:r>
-      <w:proofErr w:type="spellEnd"/>
-      <w:r>
-        <w:t xml:space="preserve"> initial render) labelled as </w:t>
-      </w:r>
-      <w:proofErr w:type="spellStart"/>
+        <w:t xml:space="preserve">’s initial render) labelled as </w:t>
+      </w:r>
       <w:r>
         <w:rPr>
           <w:b/>
@@ -10649,7 +10065,6 @@
         </w:rPr>
         <w:t>otherUserId</w:t>
       </w:r>
-      <w:proofErr w:type="spellEnd"/>
       <w:r>
         <w:t xml:space="preserve">. The socket server listens for this event, </w:t>
       </w:r>
@@ -10666,7 +10081,293 @@
         <w:lastRenderedPageBreak/>
         <w:t xml:space="preserve">user id via </w:t>
       </w:r>
-      <w:proofErr w:type="spellStart"/>
+      <w:r>
+        <w:rPr>
+          <w:b/>
+          <w:bCs/>
+        </w:rPr>
+        <w:t xml:space="preserve">socket.user </w:t>
+      </w:r>
+      <w:r>
+        <w:t xml:space="preserve">and </w:t>
+      </w:r>
+      <w:r>
+        <w:t xml:space="preserve">the </w:t>
+      </w:r>
+      <w:r>
+        <w:t>other user/chat recipient’s id</w:t>
+      </w:r>
+      <w:r>
+        <w:t xml:space="preserve"> from </w:t>
+      </w:r>
+      <w:r>
+        <w:rPr>
+          <w:b/>
+          <w:bCs/>
+        </w:rPr>
+        <w:t>otherUserId</w:t>
+      </w:r>
+      <w:r>
+        <w:t xml:space="preserve">, </w:t>
+      </w:r>
+      <w:r>
+        <w:t xml:space="preserve">runs validation to </w:t>
+      </w:r>
+      <w:r>
+        <w:t>prevent</w:t>
+      </w:r>
+      <w:r>
+        <w:t xml:space="preserve"> </w:t>
+      </w:r>
+      <w:r>
+        <w:t xml:space="preserve">self-chat, and generates a permanent, unique room name by ordering the </w:t>
+      </w:r>
+      <w:r>
+        <w:t>logged-in user</w:t>
+      </w:r>
+      <w:r>
+        <w:t xml:space="preserve"> and </w:t>
+      </w:r>
+      <w:r>
+        <w:t>recipient user</w:t>
+      </w:r>
+      <w:r>
+        <w:t xml:space="preserve"> ids from lowest to highest</w:t>
+      </w:r>
+      <w:r>
+        <w:t xml:space="preserve">. </w:t>
+      </w:r>
+      <w:r>
+        <w:t>The room name is generated this way</w:t>
+      </w:r>
+      <w:r>
+        <w:t xml:space="preserve"> so both </w:t>
+      </w:r>
+      <w:r>
+        <w:t>participants</w:t>
+      </w:r>
+      <w:r>
+        <w:t xml:space="preserve"> in a chat resolve to the same room name. </w:t>
+      </w:r>
+      <w:r>
+        <w:t>The logged-in user’s socket then joins that room and the room number</w:t>
+      </w:r>
+      <w:r>
+        <w:t xml:space="preserve"> and recipient/other user id</w:t>
+      </w:r>
+      <w:r>
+        <w:t xml:space="preserve"> </w:t>
+      </w:r>
+      <w:r>
+        <w:t>are</w:t>
+      </w:r>
+      <w:r>
+        <w:t xml:space="preserve"> stored in </w:t>
+      </w:r>
+      <w:r>
+        <w:rPr>
+          <w:b/>
+          <w:bCs/>
+        </w:rPr>
+        <w:t>socket.data.dmPeers</w:t>
+      </w:r>
+      <w:r>
+        <w:rPr>
+          <w:b/>
+          <w:bCs/>
+        </w:rPr>
+        <w:t xml:space="preserve"> </w:t>
+      </w:r>
+      <w:r>
+        <w:t>as key-value pairs</w:t>
+      </w:r>
+      <w:r>
+        <w:t xml:space="preserve">. Finally, the server emits the room name back to the frontend where it is stored in the </w:t>
+      </w:r>
+      <w:r>
+        <w:rPr>
+          <w:b/>
+          <w:bCs/>
+        </w:rPr>
+        <w:t>ChatWindow</w:t>
+      </w:r>
+      <w:r>
+        <w:t xml:space="preserve"> component state and used to direct </w:t>
+      </w:r>
+      <w:r>
+        <w:t>the component’s subsequent chat</w:t>
+      </w:r>
+      <w:r>
+        <w:t xml:space="preserve"> messages to the correct room via </w:t>
+      </w:r>
+      <w:r>
+        <w:t>its</w:t>
+      </w:r>
+      <w:r>
+        <w:t xml:space="preserve"> </w:t>
+      </w:r>
+      <w:r>
+        <w:t xml:space="preserve">emitted </w:t>
+      </w:r>
+      <w:r>
+        <w:rPr>
+          <w:b/>
+          <w:bCs/>
+        </w:rPr>
+        <w:t>chat</w:t>
+      </w:r>
+      <w:r>
+        <w:rPr>
+          <w:b/>
+          <w:bCs/>
+        </w:rPr>
+        <w:t>_message</w:t>
+      </w:r>
+      <w:r>
+        <w:t xml:space="preserve"> event.</w:t>
+      </w:r>
+    </w:p>
+    <w:p>
+      <w:pPr>
+        <w:spacing w:line="360" w:lineRule="auto"/>
+      </w:pPr>
+      <w:r>
+        <w:t xml:space="preserve">In parallel with joining a live room, </w:t>
+      </w:r>
+      <w:r>
+        <w:rPr>
+          <w:b/>
+          <w:bCs/>
+        </w:rPr>
+        <w:t>ChatWindow</w:t>
+      </w:r>
+      <w:r>
+        <w:t xml:space="preserve"> component fetches any historical messages for the same chat pair by sending an </w:t>
+      </w:r>
+      <w:r>
+        <w:t>HTTP</w:t>
+      </w:r>
+      <w:r>
+        <w:t xml:space="preserve"> request</w:t>
+      </w:r>
+      <w:r>
+        <w:t xml:space="preserve">. This request is handled by the protected </w:t>
+      </w:r>
+      <w:r>
+        <w:rPr>
+          <w:b/>
+          <w:bCs/>
+        </w:rPr>
+        <w:t xml:space="preserve">getMessagesFromDB </w:t>
+      </w:r>
+      <w:r>
+        <w:t>controller which</w:t>
+      </w:r>
+      <w:r>
+        <w:t xml:space="preserve"> uses </w:t>
+      </w:r>
+      <w:r>
+        <w:rPr>
+          <w:b/>
+          <w:bCs/>
+        </w:rPr>
+        <w:t>req.user</w:t>
+      </w:r>
+      <w:r>
+        <w:t xml:space="preserve"> and </w:t>
+      </w:r>
+      <w:r>
+        <w:rPr>
+          <w:b/>
+          <w:bCs/>
+        </w:rPr>
+        <w:t>req.params.otherUserId</w:t>
+      </w:r>
+      <w:r>
+        <w:t xml:space="preserve"> to identify the participants, arranges the ids in ascending order, and checks if a room </w:t>
+      </w:r>
+      <w:r>
+        <w:t>for that chat pair</w:t>
+      </w:r>
+      <w:r>
+        <w:t xml:space="preserve"> is stored in the database</w:t>
+      </w:r>
+      <w:r>
+        <w:t xml:space="preserve">. </w:t>
+      </w:r>
+      <w:r>
+        <w:t xml:space="preserve">If a matching room is found, its messages are loaded from the database and rendered in the frontend </w:t>
+      </w:r>
+      <w:r>
+        <w:rPr>
+          <w:b/>
+          <w:bCs/>
+        </w:rPr>
+        <w:t>ChatWindow</w:t>
+      </w:r>
+      <w:r>
+        <w:t xml:space="preserve"> via state. If no room is found, an empty array is returned. </w:t>
+      </w:r>
+    </w:p>
+    <w:p>
+      <w:pPr>
+        <w:spacing w:line="360" w:lineRule="auto"/>
+      </w:pPr>
+      <w:r>
+        <w:t xml:space="preserve">For message persistence, when a user sends a message from </w:t>
+      </w:r>
+      <w:r>
+        <w:rPr>
+          <w:b/>
+          <w:bCs/>
+        </w:rPr>
+        <w:t xml:space="preserve">ChatWindow, </w:t>
+      </w:r>
+      <w:r>
+        <w:t>the component’s</w:t>
+      </w:r>
+      <w:r>
+        <w:rPr>
+          <w:b/>
+          <w:bCs/>
+        </w:rPr>
+        <w:t xml:space="preserve"> handleSend </w:t>
+      </w:r>
+      <w:r>
+        <w:t xml:space="preserve">function validates that the message is not empty and that a </w:t>
+      </w:r>
+      <w:r>
+        <w:rPr>
+          <w:b/>
+          <w:bCs/>
+        </w:rPr>
+        <w:t>room</w:t>
+      </w:r>
+      <w:r>
+        <w:t xml:space="preserve"> name has been received from the backend. It then emits the </w:t>
+      </w:r>
+      <w:r>
+        <w:rPr>
+          <w:b/>
+          <w:bCs/>
+        </w:rPr>
+        <w:t>chat_message</w:t>
+      </w:r>
+      <w:r>
+        <w:t xml:space="preserve"> event containing the room name and trimmed message text</w:t>
+      </w:r>
+      <w:r>
+        <w:t xml:space="preserve"> to the server</w:t>
+      </w:r>
+      <w:r>
+        <w:t xml:space="preserve">. For security, the component does not send user or recipient user ids; instead, the backend </w:t>
+      </w:r>
+      <w:r>
+        <w:t xml:space="preserve">again </w:t>
+      </w:r>
+      <w:r>
+        <w:t xml:space="preserve">derives the ids from the </w:t>
+      </w:r>
       <w:r>
         <w:rPr>
           <w:b/>
@@ -10674,331 +10375,259 @@
         </w:rPr>
         <w:t>socket.user</w:t>
       </w:r>
-      <w:proofErr w:type="spellEnd"/>
-      <w:r>
-        <w:rPr>
-          <w:b/>
-          <w:bCs/>
-        </w:rPr>
+      <w:r>
+        <w:t xml:space="preserve"> and </w:t>
+      </w:r>
+      <w:r>
+        <w:rPr>
+          <w:b/>
+          <w:bCs/>
+        </w:rPr>
+        <w:t>socket.data.dmPeers</w:t>
+      </w:r>
+      <w:r>
+        <w:t xml:space="preserve"> objects.</w:t>
+      </w:r>
+    </w:p>
+    <w:p>
+      <w:pPr>
+        <w:spacing w:line="360" w:lineRule="auto"/>
+      </w:pPr>
+      <w:r>
+        <w:t xml:space="preserve">When the backend receives the component’s </w:t>
+      </w:r>
+      <w:r>
+        <w:rPr>
+          <w:b/>
+          <w:bCs/>
+        </w:rPr>
+        <w:t>chat_message</w:t>
+      </w:r>
+      <w:r>
+        <w:t xml:space="preserve"> event, its </w:t>
+      </w:r>
+      <w:r>
+        <w:rPr>
+          <w:b/>
+          <w:bCs/>
+        </w:rPr>
+        <w:t>chat_message</w:t>
+      </w:r>
+      <w:r>
+        <w:t xml:space="preserve"> event handler validates that the socket is a member of that room. It then derives the user and recipient ids as described </w:t>
+      </w:r>
+      <w:r>
+        <w:t>above and</w:t>
+      </w:r>
+      <w:r>
         <w:t xml:space="preserve"> </w:t>
       </w:r>
       <w:r>
-        <w:t xml:space="preserve">and </w:t>
-      </w:r>
-      <w:r>
-        <w:t xml:space="preserve">the </w:t>
-      </w:r>
-      <w:r>
-        <w:t>other user/chat recipient’s id</w:t>
-      </w:r>
-      <w:r>
-        <w:t xml:space="preserve"> from </w:t>
-      </w:r>
-      <w:proofErr w:type="spellStart"/>
-      <w:r>
-        <w:rPr>
-          <w:b/>
-          <w:bCs/>
-        </w:rPr>
-        <w:t>otherUserId</w:t>
-      </w:r>
-      <w:proofErr w:type="spellEnd"/>
-      <w:r>
-        <w:t xml:space="preserve">, </w:t>
-      </w:r>
-      <w:r>
-        <w:t xml:space="preserve">runs validation to </w:t>
-      </w:r>
-      <w:r>
-        <w:t>prevent</w:t>
+        <w:t>uses the room name sent back from the client</w:t>
+      </w:r>
+      <w:r>
+        <w:t xml:space="preserve">. The handler then uses an UPSERT query so the room name is only stored if it doesn’t already exist and </w:t>
+      </w:r>
+      <w:r>
+        <w:t xml:space="preserve">then </w:t>
+      </w:r>
+      <w:r>
+        <w:t>the room_id is returned. This reduces calls to the database as the logic is handled in one query rather than check-then-insert queries.</w:t>
+      </w:r>
+    </w:p>
+    <w:p>
+      <w:pPr>
+        <w:spacing w:line="360" w:lineRule="auto"/>
+      </w:pPr>
+      <w:r>
+        <w:t xml:space="preserve">The returned </w:t>
+      </w:r>
+      <w:r>
+        <w:rPr>
+          <w:b/>
+          <w:bCs/>
+        </w:rPr>
+        <w:t>room_id</w:t>
+      </w:r>
+      <w:r>
+        <w:t xml:space="preserve"> is then used to insert the message text </w:t>
+      </w:r>
+      <w:r>
+        <w:t>into</w:t>
+      </w:r>
+      <w:r>
+        <w:t xml:space="preserve"> the </w:t>
+      </w:r>
+      <w:r>
+        <w:rPr>
+          <w:b/>
+          <w:bCs/>
+        </w:rPr>
+        <w:t>chat_messages</w:t>
+      </w:r>
+      <w:r>
+        <w:t xml:space="preserve"> table along with sender user id, recipient user id and room id. </w:t>
+      </w:r>
+      <w:r>
+        <w:t>At this insert, t</w:t>
+      </w:r>
+      <w:r>
+        <w:t xml:space="preserve">he database returns a </w:t>
+      </w:r>
+      <w:r>
+        <w:rPr>
+          <w:b/>
+          <w:bCs/>
+        </w:rPr>
+        <w:t>message_</w:t>
+      </w:r>
+      <w:r>
+        <w:t>id</w:t>
+      </w:r>
+      <w:r>
+        <w:t xml:space="preserve">, a </w:t>
+      </w:r>
+      <w:r>
+        <w:rPr>
+          <w:b/>
+          <w:bCs/>
+        </w:rPr>
+        <w:t>sent_at</w:t>
+      </w:r>
+      <w:r>
+        <w:t xml:space="preserve"> timestamp </w:t>
+      </w:r>
+      <w:r>
+        <w:t xml:space="preserve">and the </w:t>
+      </w:r>
+      <w:r>
+        <w:rPr>
+          <w:b/>
+          <w:bCs/>
+        </w:rPr>
+        <w:t>room_id</w:t>
       </w:r>
       <w:r>
         <w:t xml:space="preserve"> </w:t>
       </w:r>
       <w:r>
-        <w:t xml:space="preserve">self-chat, and generates a permanent, unique room name by ordering the </w:t>
-      </w:r>
-      <w:r>
-        <w:t>logged-in user</w:t>
+        <w:t xml:space="preserve">which are then used to backfill the </w:t>
+      </w:r>
+      <w:r>
+        <w:rPr>
+          <w:b/>
+          <w:bCs/>
+        </w:rPr>
+        <w:t>chat</w:t>
+      </w:r>
+      <w:r>
+        <w:rPr>
+          <w:b/>
+          <w:bCs/>
+        </w:rPr>
+        <w:t>_rooms</w:t>
+      </w:r>
+      <w:r>
+        <w:t xml:space="preserve"> table</w:t>
+      </w:r>
+      <w:r>
+        <w:t xml:space="preserve">’s </w:t>
+      </w:r>
+      <w:r>
+        <w:t xml:space="preserve">relevant </w:t>
+      </w:r>
+      <w:r>
+        <w:rPr>
+          <w:b/>
+          <w:bCs/>
+        </w:rPr>
+        <w:t>room_id</w:t>
+      </w:r>
+      <w:r>
+        <w:t xml:space="preserve"> row with the </w:t>
+      </w:r>
+      <w:r>
+        <w:rPr>
+          <w:b/>
+          <w:bCs/>
+        </w:rPr>
+        <w:t>message_id</w:t>
       </w:r>
       <w:r>
         <w:t xml:space="preserve"> and </w:t>
       </w:r>
       <w:r>
-        <w:t>recipient user</w:t>
-      </w:r>
-      <w:r>
-        <w:t xml:space="preserve"> ids from lowest to highest</w:t>
-      </w:r>
-      <w:r>
-        <w:t xml:space="preserve">. </w:t>
-      </w:r>
-      <w:r>
-        <w:t>The room name is generated this way</w:t>
-      </w:r>
-      <w:r>
-        <w:t xml:space="preserve"> so both </w:t>
-      </w:r>
-      <w:r>
-        <w:t>participants</w:t>
-      </w:r>
-      <w:r>
-        <w:t xml:space="preserve"> in a chat resolve to the same room name. </w:t>
-      </w:r>
-      <w:r>
-        <w:t xml:space="preserve">The logged-in user’s socket then joins that room and the room </w:t>
-      </w:r>
-      <w:proofErr w:type="gramStart"/>
-      <w:r>
-        <w:t>number</w:t>
-      </w:r>
-      <w:proofErr w:type="gramEnd"/>
-      <w:r>
-        <w:t xml:space="preserve"> and recipient/other user id</w:t>
+        <w:rPr>
+          <w:b/>
+          <w:bCs/>
+        </w:rPr>
+        <w:t>sent_at</w:t>
+      </w:r>
+      <w:r>
+        <w:t xml:space="preserve"> timestamp. This</w:t>
+      </w:r>
+      <w:r>
+        <w:t xml:space="preserve"> backfilling</w:t>
       </w:r>
       <w:r>
         <w:t xml:space="preserve"> </w:t>
       </w:r>
       <w:r>
-        <w:t>are</w:t>
-      </w:r>
-      <w:r>
-        <w:t xml:space="preserve"> stored in </w:t>
-      </w:r>
-      <w:proofErr w:type="spellStart"/>
-      <w:r>
-        <w:rPr>
-          <w:b/>
-          <w:bCs/>
-        </w:rPr>
-        <w:t>socket.</w:t>
-      </w:r>
-      <w:proofErr w:type="gramStart"/>
-      <w:r>
-        <w:rPr>
-          <w:b/>
-          <w:bCs/>
-        </w:rPr>
-        <w:t>data.dmPeers</w:t>
-      </w:r>
-      <w:proofErr w:type="spellEnd"/>
-      <w:proofErr w:type="gramEnd"/>
-      <w:r>
-        <w:rPr>
-          <w:b/>
-          <w:bCs/>
-        </w:rPr>
-        <w:t xml:space="preserve"> </w:t>
-      </w:r>
-      <w:r>
-        <w:t>as key-value pairs</w:t>
-      </w:r>
-      <w:r>
-        <w:t xml:space="preserve">. Finally, the server emits the room name back to the frontend where it is stored in the </w:t>
-      </w:r>
-      <w:r>
-        <w:rPr>
-          <w:b/>
-          <w:bCs/>
-        </w:rPr>
-        <w:t>ChatWindow</w:t>
-      </w:r>
-      <w:r>
-        <w:t xml:space="preserve"> component state and used to direct </w:t>
-      </w:r>
-      <w:r>
-        <w:t>the component’s subsequent chat</w:t>
-      </w:r>
-      <w:r>
-        <w:t xml:space="preserve"> messages to the correct room via </w:t>
-      </w:r>
-      <w:r>
-        <w:t>its</w:t>
-      </w:r>
-      <w:r>
-        <w:t xml:space="preserve"> </w:t>
-      </w:r>
-      <w:r>
-        <w:t xml:space="preserve">emitted </w:t>
-      </w:r>
-      <w:proofErr w:type="spellStart"/>
-      <w:r>
-        <w:rPr>
-          <w:b/>
-          <w:bCs/>
-        </w:rPr>
-        <w:t>chat</w:t>
-      </w:r>
-      <w:r>
-        <w:rPr>
-          <w:b/>
-          <w:bCs/>
-        </w:rPr>
-        <w:t>_message</w:t>
-      </w:r>
-      <w:proofErr w:type="spellEnd"/>
-      <w:r>
-        <w:t xml:space="preserve"> event.</w:t>
-      </w:r>
-    </w:p>
-    <w:p>
-      <w:pPr>
-        <w:spacing w:line="360" w:lineRule="auto"/>
-      </w:pPr>
-      <w:r>
-        <w:t xml:space="preserve">In parallel with joining a live room, </w:t>
-      </w:r>
-      <w:r>
-        <w:rPr>
-          <w:b/>
-          <w:bCs/>
-        </w:rPr>
-        <w:t>ChatWindow</w:t>
-      </w:r>
-      <w:r>
-        <w:t xml:space="preserve"> component fetches any historical messages for the same chat pair by sending an </w:t>
-      </w:r>
-      <w:r>
-        <w:t>HTTP</w:t>
-      </w:r>
-      <w:r>
-        <w:t xml:space="preserve"> request</w:t>
-      </w:r>
-      <w:r>
-        <w:t xml:space="preserve">. This request is handled by the protected </w:t>
-      </w:r>
-      <w:proofErr w:type="spellStart"/>
-      <w:r>
-        <w:rPr>
-          <w:b/>
-          <w:bCs/>
-        </w:rPr>
-        <w:t>getMessagesFromDB</w:t>
-      </w:r>
-      <w:proofErr w:type="spellEnd"/>
-      <w:r>
-        <w:rPr>
-          <w:b/>
-          <w:bCs/>
-        </w:rPr>
-        <w:t xml:space="preserve"> </w:t>
-      </w:r>
-      <w:r>
-        <w:t>controller which</w:t>
-      </w:r>
-      <w:r>
-        <w:t xml:space="preserve"> uses </w:t>
-      </w:r>
-      <w:proofErr w:type="spellStart"/>
-      <w:r>
-        <w:rPr>
-          <w:b/>
-          <w:bCs/>
-        </w:rPr>
-        <w:t>req.user</w:t>
-      </w:r>
-      <w:proofErr w:type="spellEnd"/>
-      <w:r>
-        <w:t xml:space="preserve"> and </w:t>
-      </w:r>
-      <w:proofErr w:type="spellStart"/>
-      <w:proofErr w:type="gramStart"/>
-      <w:r>
-        <w:rPr>
-          <w:b/>
-          <w:bCs/>
-        </w:rPr>
-        <w:t>req.params</w:t>
-      </w:r>
-      <w:proofErr w:type="gramEnd"/>
-      <w:r>
-        <w:rPr>
-          <w:b/>
-          <w:bCs/>
-        </w:rPr>
-        <w:t>.otherUserId</w:t>
-      </w:r>
-      <w:proofErr w:type="spellEnd"/>
-      <w:r>
-        <w:t xml:space="preserve"> to identify the participants, arranges the ids in ascending order, and checks if a room </w:t>
-      </w:r>
-      <w:r>
-        <w:t>for that chat pair</w:t>
-      </w:r>
-      <w:r>
-        <w:t xml:space="preserve"> is stored in the database</w:t>
-      </w:r>
-      <w:r>
-        <w:t xml:space="preserve">. </w:t>
-      </w:r>
-      <w:r>
-        <w:t xml:space="preserve">If a matching room is found, its messages are loaded from the database and rendered in the frontend </w:t>
-      </w:r>
-      <w:r>
-        <w:rPr>
-          <w:b/>
-          <w:bCs/>
-        </w:rPr>
-        <w:t>ChatWindow</w:t>
-      </w:r>
-      <w:r>
-        <w:t xml:space="preserve"> via state. If no room is found, an empty array is returned. </w:t>
-      </w:r>
-    </w:p>
-    <w:p>
-      <w:pPr>
-        <w:spacing w:line="360" w:lineRule="auto"/>
-      </w:pPr>
-      <w:r>
-        <w:t xml:space="preserve">For message persistence, when a user sends a message from </w:t>
-      </w:r>
-      <w:r>
-        <w:rPr>
-          <w:b/>
-          <w:bCs/>
-        </w:rPr>
-        <w:t xml:space="preserve">ChatWindow, </w:t>
-      </w:r>
-      <w:r>
-        <w:t>the component’s</w:t>
-      </w:r>
-      <w:r>
-        <w:rPr>
-          <w:b/>
-          <w:bCs/>
-        </w:rPr>
-        <w:t xml:space="preserve"> </w:t>
-      </w:r>
-      <w:proofErr w:type="spellStart"/>
-      <w:r>
-        <w:rPr>
-          <w:b/>
-          <w:bCs/>
-        </w:rPr>
-        <w:t>handleSend</w:t>
-      </w:r>
-      <w:proofErr w:type="spellEnd"/>
-      <w:r>
-        <w:rPr>
-          <w:b/>
-          <w:bCs/>
-        </w:rPr>
-        <w:t xml:space="preserve"> </w:t>
-      </w:r>
-      <w:r>
-        <w:t xml:space="preserve">function validates that the message is not empty and that a </w:t>
-      </w:r>
-      <w:r>
-        <w:rPr>
-          <w:b/>
-          <w:bCs/>
-        </w:rPr>
-        <w:t>room</w:t>
-      </w:r>
-      <w:r>
-        <w:t xml:space="preserve"> name has been received from the backend. It then emits the </w:t>
-      </w:r>
-      <w:proofErr w:type="spellStart"/>
+        <w:t>enables</w:t>
+      </w:r>
+      <w:r>
+        <w:t xml:space="preserve"> the inbox-summary functionality described below.</w:t>
+      </w:r>
+      <w:r>
+        <w:t xml:space="preserve"> Once the message has been saved, the backend creates a message object and emits it to the frontend via </w:t>
+      </w:r>
+      <w:r>
+        <w:rPr>
+          <w:b/>
+          <w:bCs/>
+        </w:rPr>
+        <w:t>io.to(room).emit()</w:t>
+      </w:r>
+      <w:r>
+        <w:t xml:space="preserve"> so that both parties </w:t>
+      </w:r>
+      <w:r>
+        <w:t xml:space="preserve">in the room </w:t>
+      </w:r>
+      <w:r>
+        <w:t>receive the message.</w:t>
+      </w:r>
+      <w:r>
+        <w:t xml:space="preserve"> Finally, to support notification, a truncated message object is sent to the recipient’s personal room via </w:t>
+      </w:r>
+      <w:r>
+        <w:rPr>
+          <w:b/>
+          <w:bCs/>
+        </w:rPr>
+        <w:t>io.to(`user:${recipientUserId}`).emit('incoming_chat')</w:t>
+      </w:r>
+      <w:r>
+        <w:t>.</w:t>
+      </w:r>
+    </w:p>
+    <w:p>
+      <w:pPr>
+        <w:spacing w:line="360" w:lineRule="auto"/>
+      </w:pPr>
+      <w:r>
+        <w:t xml:space="preserve">On the frontend, </w:t>
+      </w:r>
+      <w:r>
+        <w:rPr>
+          <w:b/>
+          <w:bCs/>
+        </w:rPr>
+        <w:t xml:space="preserve">ChatWindow </w:t>
+      </w:r>
+      <w:r>
+        <w:t xml:space="preserve">component listens for server-emitted </w:t>
+      </w:r>
       <w:r>
         <w:rPr>
           <w:b/>
@@ -11006,422 +10635,6 @@
         </w:rPr>
         <w:t>chat_message</w:t>
       </w:r>
-      <w:proofErr w:type="spellEnd"/>
-      <w:r>
-        <w:t xml:space="preserve"> event containing the room name and trimmed message text</w:t>
-      </w:r>
-      <w:r>
-        <w:t xml:space="preserve"> to the server</w:t>
-      </w:r>
-      <w:r>
-        <w:t xml:space="preserve">. For security, the component does not send user or recipient user ids; instead, the backend </w:t>
-      </w:r>
-      <w:r>
-        <w:t xml:space="preserve">again </w:t>
-      </w:r>
-      <w:r>
-        <w:t xml:space="preserve">derives the ids from the </w:t>
-      </w:r>
-      <w:proofErr w:type="spellStart"/>
-      <w:r>
-        <w:rPr>
-          <w:b/>
-          <w:bCs/>
-        </w:rPr>
-        <w:t>socket.user</w:t>
-      </w:r>
-      <w:proofErr w:type="spellEnd"/>
-      <w:r>
-        <w:t xml:space="preserve"> and </w:t>
-      </w:r>
-      <w:proofErr w:type="spellStart"/>
-      <w:r>
-        <w:rPr>
-          <w:b/>
-          <w:bCs/>
-        </w:rPr>
-        <w:t>socket.</w:t>
-      </w:r>
-      <w:proofErr w:type="gramStart"/>
-      <w:r>
-        <w:rPr>
-          <w:b/>
-          <w:bCs/>
-        </w:rPr>
-        <w:t>data.dmPeers</w:t>
-      </w:r>
-      <w:proofErr w:type="spellEnd"/>
-      <w:proofErr w:type="gramEnd"/>
-      <w:r>
-        <w:t xml:space="preserve"> objects.</w:t>
-      </w:r>
-    </w:p>
-    <w:p>
-      <w:pPr>
-        <w:spacing w:line="360" w:lineRule="auto"/>
-      </w:pPr>
-      <w:r>
-        <w:t xml:space="preserve">When the backend receives the component’s </w:t>
-      </w:r>
-      <w:proofErr w:type="spellStart"/>
-      <w:r>
-        <w:rPr>
-          <w:b/>
-          <w:bCs/>
-        </w:rPr>
-        <w:t>chat_message</w:t>
-      </w:r>
-      <w:proofErr w:type="spellEnd"/>
-      <w:r>
-        <w:t xml:space="preserve"> event, its </w:t>
-      </w:r>
-      <w:proofErr w:type="spellStart"/>
-      <w:r>
-        <w:rPr>
-          <w:b/>
-          <w:bCs/>
-        </w:rPr>
-        <w:t>chat_message</w:t>
-      </w:r>
-      <w:proofErr w:type="spellEnd"/>
-      <w:r>
-        <w:t xml:space="preserve"> event handler validates that the socket is a member of that room. It then derives the user and recipient ids as described </w:t>
-      </w:r>
-      <w:r>
-        <w:t>above and</w:t>
-      </w:r>
-      <w:r>
-        <w:t xml:space="preserve"> </w:t>
-      </w:r>
-      <w:r>
-        <w:t>uses the room name sent back from the client</w:t>
-      </w:r>
-      <w:r>
-        <w:t xml:space="preserve">. The handler then uses an UPSERT </w:t>
-      </w:r>
-      <w:proofErr w:type="gramStart"/>
-      <w:r>
-        <w:t>query</w:t>
-      </w:r>
-      <w:proofErr w:type="gramEnd"/>
-      <w:r>
-        <w:t xml:space="preserve"> so the room name is only stored if it doesn’t already exist and </w:t>
-      </w:r>
-      <w:r>
-        <w:t xml:space="preserve">then </w:t>
-      </w:r>
-      <w:r>
-        <w:t xml:space="preserve">the </w:t>
-      </w:r>
-      <w:proofErr w:type="spellStart"/>
-      <w:r>
-        <w:t>room_id</w:t>
-      </w:r>
-      <w:proofErr w:type="spellEnd"/>
-      <w:r>
-        <w:t xml:space="preserve"> is returned. This reduces calls to the database as the logic is handled in one query rather than check-then-insert queries.</w:t>
-      </w:r>
-    </w:p>
-    <w:p>
-      <w:pPr>
-        <w:spacing w:line="360" w:lineRule="auto"/>
-      </w:pPr>
-      <w:r>
-        <w:t xml:space="preserve">The returned </w:t>
-      </w:r>
-      <w:proofErr w:type="spellStart"/>
-      <w:r>
-        <w:rPr>
-          <w:b/>
-          <w:bCs/>
-        </w:rPr>
-        <w:t>room_id</w:t>
-      </w:r>
-      <w:proofErr w:type="spellEnd"/>
-      <w:r>
-        <w:t xml:space="preserve"> is then used to insert the message text </w:t>
-      </w:r>
-      <w:r>
-        <w:t>into</w:t>
-      </w:r>
-      <w:r>
-        <w:t xml:space="preserve"> the </w:t>
-      </w:r>
-      <w:proofErr w:type="spellStart"/>
-      <w:r>
-        <w:rPr>
-          <w:b/>
-          <w:bCs/>
-        </w:rPr>
-        <w:t>chat_messages</w:t>
-      </w:r>
-      <w:proofErr w:type="spellEnd"/>
-      <w:r>
-        <w:t xml:space="preserve"> table along with sender user id, recipient user id and room id. </w:t>
-      </w:r>
-      <w:r>
-        <w:t>At this insert, t</w:t>
-      </w:r>
-      <w:r>
-        <w:t xml:space="preserve">he database returns a </w:t>
-      </w:r>
-      <w:proofErr w:type="spellStart"/>
-      <w:r>
-        <w:rPr>
-          <w:b/>
-          <w:bCs/>
-        </w:rPr>
-        <w:t>message_</w:t>
-      </w:r>
-      <w:r>
-        <w:t>id</w:t>
-      </w:r>
-      <w:proofErr w:type="spellEnd"/>
-      <w:r>
-        <w:t xml:space="preserve">, a </w:t>
-      </w:r>
-      <w:proofErr w:type="spellStart"/>
-      <w:r>
-        <w:rPr>
-          <w:b/>
-          <w:bCs/>
-        </w:rPr>
-        <w:t>sent_at</w:t>
-      </w:r>
-      <w:proofErr w:type="spellEnd"/>
-      <w:r>
-        <w:t xml:space="preserve"> timestamp </w:t>
-      </w:r>
-      <w:r>
-        <w:t xml:space="preserve">and the </w:t>
-      </w:r>
-      <w:proofErr w:type="spellStart"/>
-      <w:r>
-        <w:rPr>
-          <w:b/>
-          <w:bCs/>
-        </w:rPr>
-        <w:t>room_id</w:t>
-      </w:r>
-      <w:proofErr w:type="spellEnd"/>
-      <w:r>
-        <w:t xml:space="preserve"> </w:t>
-      </w:r>
-      <w:r>
-        <w:t xml:space="preserve">which are then used to backfill the </w:t>
-      </w:r>
-      <w:proofErr w:type="spellStart"/>
-      <w:r>
-        <w:rPr>
-          <w:b/>
-          <w:bCs/>
-        </w:rPr>
-        <w:t>chat</w:t>
-      </w:r>
-      <w:r>
-        <w:rPr>
-          <w:b/>
-          <w:bCs/>
-        </w:rPr>
-        <w:t>_rooms</w:t>
-      </w:r>
-      <w:proofErr w:type="spellEnd"/>
-      <w:r>
-        <w:t xml:space="preserve"> table</w:t>
-      </w:r>
-      <w:r>
-        <w:t xml:space="preserve">’s </w:t>
-      </w:r>
-      <w:r>
-        <w:t xml:space="preserve">relevant </w:t>
-      </w:r>
-      <w:proofErr w:type="spellStart"/>
-      <w:r>
-        <w:rPr>
-          <w:b/>
-          <w:bCs/>
-        </w:rPr>
-        <w:t>room_id</w:t>
-      </w:r>
-      <w:proofErr w:type="spellEnd"/>
-      <w:r>
-        <w:t xml:space="preserve"> row with the </w:t>
-      </w:r>
-      <w:proofErr w:type="spellStart"/>
-      <w:r>
-        <w:rPr>
-          <w:b/>
-          <w:bCs/>
-        </w:rPr>
-        <w:t>message_id</w:t>
-      </w:r>
-      <w:proofErr w:type="spellEnd"/>
-      <w:r>
-        <w:t xml:space="preserve"> and </w:t>
-      </w:r>
-      <w:proofErr w:type="spellStart"/>
-      <w:r>
-        <w:rPr>
-          <w:b/>
-          <w:bCs/>
-        </w:rPr>
-        <w:t>sent_at</w:t>
-      </w:r>
-      <w:proofErr w:type="spellEnd"/>
-      <w:r>
-        <w:t xml:space="preserve"> timestamp. This</w:t>
-      </w:r>
-      <w:r>
-        <w:t xml:space="preserve"> backfilling</w:t>
-      </w:r>
-      <w:r>
-        <w:t xml:space="preserve"> </w:t>
-      </w:r>
-      <w:r>
-        <w:t>enables</w:t>
-      </w:r>
-      <w:r>
-        <w:t xml:space="preserve"> the inbox-summary functionality described below.</w:t>
-      </w:r>
-      <w:r>
-        <w:t xml:space="preserve"> Once the message has been saved, the backend creates a message object and emits it to the frontend via </w:t>
-      </w:r>
-      <w:r>
-        <w:rPr>
-          <w:b/>
-          <w:bCs/>
-        </w:rPr>
-        <w:t>io.to(room</w:t>
-      </w:r>
-      <w:proofErr w:type="gramStart"/>
-      <w:r>
-        <w:rPr>
-          <w:b/>
-          <w:bCs/>
-        </w:rPr>
-        <w:t>).emit</w:t>
-      </w:r>
-      <w:proofErr w:type="gramEnd"/>
-      <w:r>
-        <w:rPr>
-          <w:b/>
-          <w:bCs/>
-        </w:rPr>
-        <w:t>()</w:t>
-      </w:r>
-      <w:r>
-        <w:t xml:space="preserve"> so that both parties </w:t>
-      </w:r>
-      <w:r>
-        <w:t xml:space="preserve">in the room </w:t>
-      </w:r>
-      <w:r>
-        <w:t>receive the message.</w:t>
-      </w:r>
-      <w:r>
-        <w:t xml:space="preserve"> Finally, to support notification, a truncated message object is sent to the recipient’s personal room via </w:t>
-      </w:r>
-      <w:r>
-        <w:rPr>
-          <w:b/>
-          <w:bCs/>
-        </w:rPr>
-        <w:t>io.to(`</w:t>
-      </w:r>
-      <w:proofErr w:type="gramStart"/>
-      <w:r>
-        <w:rPr>
-          <w:b/>
-          <w:bCs/>
-        </w:rPr>
-        <w:t>user:$</w:t>
-      </w:r>
-      <w:proofErr w:type="gramEnd"/>
-      <w:r>
-        <w:rPr>
-          <w:b/>
-          <w:bCs/>
-        </w:rPr>
-        <w:t>{</w:t>
-      </w:r>
-      <w:proofErr w:type="spellStart"/>
-      <w:r>
-        <w:rPr>
-          <w:b/>
-          <w:bCs/>
-        </w:rPr>
-        <w:t>recipientUserId</w:t>
-      </w:r>
-      <w:proofErr w:type="spellEnd"/>
-      <w:r>
-        <w:rPr>
-          <w:b/>
-          <w:bCs/>
-        </w:rPr>
-        <w:t>}`</w:t>
-      </w:r>
-      <w:proofErr w:type="gramStart"/>
-      <w:r>
-        <w:rPr>
-          <w:b/>
-          <w:bCs/>
-        </w:rPr>
-        <w:t>).emit</w:t>
-      </w:r>
-      <w:proofErr w:type="gramEnd"/>
-      <w:r>
-        <w:rPr>
-          <w:b/>
-          <w:bCs/>
-        </w:rPr>
-        <w:t>('</w:t>
-      </w:r>
-      <w:proofErr w:type="spellStart"/>
-      <w:r>
-        <w:rPr>
-          <w:b/>
-          <w:bCs/>
-        </w:rPr>
-        <w:t>incoming_chat</w:t>
-      </w:r>
-      <w:proofErr w:type="spellEnd"/>
-      <w:r>
-        <w:rPr>
-          <w:b/>
-          <w:bCs/>
-        </w:rPr>
-        <w:t>')</w:t>
-      </w:r>
-      <w:r>
-        <w:t>.</w:t>
-      </w:r>
-    </w:p>
-    <w:p>
-      <w:pPr>
-        <w:spacing w:line="360" w:lineRule="auto"/>
-      </w:pPr>
-      <w:r>
-        <w:t xml:space="preserve">On the frontend, </w:t>
-      </w:r>
-      <w:r>
-        <w:rPr>
-          <w:b/>
-          <w:bCs/>
-        </w:rPr>
-        <w:t xml:space="preserve">ChatWindow </w:t>
-      </w:r>
-      <w:r>
-        <w:t xml:space="preserve">component listens for server-emitted </w:t>
-      </w:r>
-      <w:proofErr w:type="spellStart"/>
-      <w:r>
-        <w:rPr>
-          <w:b/>
-          <w:bCs/>
-        </w:rPr>
-        <w:t>chat_message</w:t>
-      </w:r>
-      <w:proofErr w:type="spellEnd"/>
       <w:r>
         <w:t xml:space="preserve"> event and adds </w:t>
       </w:r>
@@ -11485,390 +10698,331 @@
       <w:r>
         <w:t xml:space="preserve">d before the message was written to database prior to </w:t>
       </w:r>
-      <w:proofErr w:type="gramStart"/>
-      <w:r>
-        <w:t>its</w:t>
-      </w:r>
-      <w:proofErr w:type="gramEnd"/>
-      <w:r>
+      <w:r>
+        <w:t xml:space="preserve">its </w:t>
+      </w:r>
+      <w:r>
+        <w:t>emi</w:t>
+      </w:r>
+      <w:r>
+        <w:t>t event</w:t>
+      </w:r>
+      <w:r>
+        <w:t>, and duplicated if it was written to database, rendered in UI, and then read again in the fetch.</w:t>
+      </w:r>
+      <w:r>
+        <w:t xml:space="preserve"> Consequently, the </w:t>
+      </w:r>
+      <w:r>
+        <w:rPr>
+          <w:b/>
+          <w:bCs/>
+        </w:rPr>
+        <w:t>useEffect</w:t>
+      </w:r>
+      <w:r>
+        <w:t xml:space="preserve"> code merges the pre- and post-fetch </w:t>
+      </w:r>
+      <w:r>
+        <w:rPr>
+          <w:b/>
+          <w:bCs/>
+        </w:rPr>
+        <w:t>messages</w:t>
+      </w:r>
+      <w:r>
+        <w:t xml:space="preserve"> state </w:t>
+      </w:r>
+      <w:r>
+        <w:t xml:space="preserve">(to preserve a message that was in UI during fetch but not yet written to database when the fetch queries it) </w:t>
+      </w:r>
+      <w:r>
+        <w:t>and</w:t>
+      </w:r>
+      <w:r>
+        <w:t xml:space="preserve"> removes potential </w:t>
+      </w:r>
+      <w:r>
+        <w:t>d</w:t>
+      </w:r>
+      <w:r>
+        <w:t xml:space="preserve">uplicates </w:t>
+      </w:r>
+      <w:r>
+        <w:t>(for</w:t>
+      </w:r>
+      <w:r>
+        <w:t xml:space="preserve"> the case where the message was in UI during fetch but was also in the database when queried).</w:t>
+      </w:r>
+      <w:r>
+        <w:t xml:space="preserve"> This ensures that both participants see a coherent message timeline.</w:t>
+      </w:r>
+    </w:p>
+    <w:p>
+      <w:pPr>
+        <w:spacing w:line="360" w:lineRule="auto"/>
+      </w:pPr>
+      <w:r>
+        <w:t xml:space="preserve">For real-time notification outside of a chat window, the server also emits an </w:t>
+      </w:r>
+      <w:r>
+        <w:rPr>
+          <w:b/>
+          <w:bCs/>
+        </w:rPr>
+        <w:t>incoming_chat</w:t>
+      </w:r>
+      <w:r>
+        <w:t xml:space="preserve"> event to the recipient’s personal room that was created post-login in the </w:t>
+      </w:r>
+      <w:r>
+        <w:rPr>
+          <w:b/>
+          <w:bCs/>
+        </w:rPr>
+        <w:t>io.on(‘connection’)</w:t>
+      </w:r>
+      <w:r>
+        <w:t xml:space="preserve"> listener. The event emits the sender’s user id, name,</w:t>
+      </w:r>
+      <w:r>
+        <w:t xml:space="preserve"> and</w:t>
+      </w:r>
+      <w:r>
+        <w:t xml:space="preserve"> a message preview</w:t>
+      </w:r>
+      <w:r>
+        <w:t xml:space="preserve">. On the frontend, the </w:t>
+      </w:r>
+      <w:r>
+        <w:rPr>
+          <w:b/>
+          <w:bCs/>
+        </w:rPr>
+        <w:t>ChatNotifier</w:t>
+      </w:r>
+      <w:r>
+        <w:t xml:space="preserve"> component listens for the </w:t>
+      </w:r>
+      <w:r>
+        <w:rPr>
+          <w:b/>
+          <w:bCs/>
+        </w:rPr>
+        <w:t>incoming_chat</w:t>
+      </w:r>
+      <w:r>
+        <w:t xml:space="preserve"> event. When received, it validates the payload and </w:t>
+      </w:r>
+      <w:r>
+        <w:t xml:space="preserve">checks if the recipient is currently in an active </w:t>
+      </w:r>
+      <w:r>
+        <w:rPr>
+          <w:b/>
+          <w:bCs/>
+        </w:rPr>
+        <w:t>ChatWindow</w:t>
+      </w:r>
+      <w:r>
+        <w:t xml:space="preserve"> with the sender. If so, no notification is shown; if not, a popup appears on screen displaying sender’s name, message preview, and gives the option to open a </w:t>
+      </w:r>
+      <w:r>
+        <w:rPr>
+          <w:b/>
+          <w:bCs/>
+        </w:rPr>
+        <w:t>ChatWindow</w:t>
+      </w:r>
+      <w:r>
+        <w:t xml:space="preserve"> or dismiss.</w:t>
+      </w:r>
+      <w:r>
+        <w:t xml:space="preserve"> Clicking ‘open’ </w:t>
+      </w:r>
+      <w:r>
+        <w:t xml:space="preserve">updates the </w:t>
+      </w:r>
+      <w:r>
+        <w:rPr>
+          <w:b/>
+          <w:bCs/>
+        </w:rPr>
+        <w:t>activeChat</w:t>
+      </w:r>
+      <w:r>
+        <w:t xml:space="preserve"> state in the </w:t>
+      </w:r>
+      <w:r>
+        <w:rPr>
+          <w:b/>
+          <w:bCs/>
+        </w:rPr>
+        <w:t xml:space="preserve">ChatContext </w:t>
+      </w:r>
+      <w:r>
+        <w:t xml:space="preserve">and displays the window onscreen. The </w:t>
+      </w:r>
+      <w:r>
+        <w:rPr>
+          <w:b/>
+          <w:bCs/>
+        </w:rPr>
+        <w:t>ChatWindow</w:t>
+      </w:r>
+      <w:r>
+        <w:t xml:space="preserve"> fetches conversation history as described above.</w:t>
+      </w:r>
+    </w:p>
+    <w:p>
+      <w:pPr>
+        <w:spacing w:line="360" w:lineRule="auto"/>
+      </w:pPr>
+      <w:r>
+        <w:t xml:space="preserve">An inbox of all the individual chats a user has </w:t>
+      </w:r>
+      <w:r>
+        <w:t>participated</w:t>
+      </w:r>
+      <w:r>
+        <w:t xml:space="preserve"> in, as well as a </w:t>
+      </w:r>
+      <w:r>
+        <w:t>p</w:t>
+      </w:r>
+      <w:r>
+        <w:t>review</w:t>
+      </w:r>
+      <w:r>
+        <w:t xml:space="preserve"> of the most recent message, is achieved through the </w:t>
+      </w:r>
+      <w:r>
+        <w:rPr>
+          <w:b/>
+          <w:bCs/>
+        </w:rPr>
+        <w:t>Message</w:t>
+      </w:r>
+      <w:r>
+        <w:rPr>
+          <w:b/>
+          <w:bCs/>
+        </w:rPr>
+        <w:t>s</w:t>
+      </w:r>
+      <w:r>
+        <w:rPr>
+          <w:b/>
+          <w:bCs/>
+        </w:rPr>
+        <w:t>Drawer</w:t>
+      </w:r>
+      <w:r>
+        <w:t xml:space="preserve"> component which is opened by clicking on the </w:t>
+      </w:r>
+      <w:r>
+        <w:rPr>
+          <w:b/>
+          <w:bCs/>
+        </w:rPr>
+        <w:t>ChatMessagesIcon</w:t>
+      </w:r>
+      <w:r>
+        <w:t xml:space="preserve"> rendered in </w:t>
+      </w:r>
+      <w:r>
+        <w:rPr>
+          <w:b/>
+          <w:bCs/>
+        </w:rPr>
+        <w:t>Main.jsx</w:t>
+      </w:r>
+      <w:r>
+        <w:t xml:space="preserve">. Its visibility is controlled by the </w:t>
+      </w:r>
+      <w:r>
+        <w:rPr>
+          <w:b/>
+          <w:bCs/>
+        </w:rPr>
+        <w:t>isInboxOpen</w:t>
+      </w:r>
+      <w:r>
+        <w:t xml:space="preserve"> state. It makes use of the </w:t>
+      </w:r>
+      <w:r>
+        <w:rPr>
+          <w:b/>
+          <w:bCs/>
+        </w:rPr>
+        <w:t xml:space="preserve">user </w:t>
+      </w:r>
+      <w:r>
+        <w:t>and</w:t>
+      </w:r>
+      <w:r>
+        <w:rPr>
+          <w:b/>
+          <w:bCs/>
+        </w:rPr>
         <w:t xml:space="preserve"> </w:t>
       </w:r>
       <w:r>
-        <w:t>emi</w:t>
-      </w:r>
-      <w:r>
-        <w:t>t event</w:t>
-      </w:r>
-      <w:r>
-        <w:t>, and duplicated if it was written to database, rendered in UI, and then read again in the fetch.</w:t>
-      </w:r>
-      <w:r>
-        <w:t xml:space="preserve"> Consequently, the </w:t>
-      </w:r>
-      <w:proofErr w:type="spellStart"/>
-      <w:r>
-        <w:rPr>
-          <w:b/>
-          <w:bCs/>
-        </w:rPr>
-        <w:t>useEffect</w:t>
-      </w:r>
-      <w:proofErr w:type="spellEnd"/>
-      <w:r>
-        <w:t xml:space="preserve"> code merges the pre- and post-fetch </w:t>
-      </w:r>
-      <w:r>
-        <w:rPr>
-          <w:b/>
-          <w:bCs/>
-        </w:rPr>
-        <w:t>messages</w:t>
-      </w:r>
-      <w:r>
-        <w:t xml:space="preserve"> state </w:t>
-      </w:r>
-      <w:r>
-        <w:t xml:space="preserve">(to preserve a message that was in UI during fetch but not yet written to database when the fetch queries it) </w:t>
-      </w:r>
-      <w:r>
-        <w:t>and</w:t>
-      </w:r>
-      <w:r>
-        <w:t xml:space="preserve"> removes potential </w:t>
-      </w:r>
-      <w:r>
-        <w:t>d</w:t>
-      </w:r>
-      <w:r>
-        <w:t xml:space="preserve">uplicates </w:t>
-      </w:r>
-      <w:r>
-        <w:t>(for</w:t>
-      </w:r>
-      <w:r>
-        <w:t xml:space="preserve"> the case where the message was in UI during fetch but was also in the database when queried).</w:t>
-      </w:r>
-      <w:r>
-        <w:t xml:space="preserve"> This ensures that both participants see a coherent message timeline.</w:t>
-      </w:r>
-    </w:p>
-    <w:p>
-      <w:pPr>
-        <w:spacing w:line="360" w:lineRule="auto"/>
-      </w:pPr>
-      <w:r>
-        <w:t xml:space="preserve">For real-time notification outside of a chat window, the server also emits an </w:t>
-      </w:r>
-      <w:proofErr w:type="spellStart"/>
-      <w:r>
-        <w:rPr>
-          <w:b/>
-          <w:bCs/>
-        </w:rPr>
-        <w:t>incoming_chat</w:t>
-      </w:r>
-      <w:proofErr w:type="spellEnd"/>
-      <w:r>
-        <w:t xml:space="preserve"> event to the recipient’s personal room that was created post-login in the </w:t>
-      </w:r>
-      <w:proofErr w:type="spellStart"/>
-      <w:proofErr w:type="gramStart"/>
-      <w:r>
-        <w:rPr>
-          <w:b/>
-          <w:bCs/>
-        </w:rPr>
-        <w:t>io.on</w:t>
-      </w:r>
-      <w:proofErr w:type="spellEnd"/>
-      <w:proofErr w:type="gramEnd"/>
-      <w:r>
-        <w:rPr>
-          <w:b/>
-          <w:bCs/>
-        </w:rPr>
-        <w:t>(‘connection’)</w:t>
-      </w:r>
-      <w:r>
-        <w:t xml:space="preserve"> listener. The event emits the sender’s user id, name,</w:t>
-      </w:r>
-      <w:r>
-        <w:t xml:space="preserve"> and</w:t>
-      </w:r>
-      <w:r>
-        <w:t xml:space="preserve"> a message preview</w:t>
-      </w:r>
-      <w:r>
-        <w:t xml:space="preserve">. On the frontend, the </w:t>
-      </w:r>
-      <w:proofErr w:type="spellStart"/>
-      <w:r>
-        <w:rPr>
-          <w:b/>
-          <w:bCs/>
-        </w:rPr>
-        <w:t>ChatNotifier</w:t>
-      </w:r>
-      <w:proofErr w:type="spellEnd"/>
-      <w:r>
-        <w:t xml:space="preserve"> component listens for the </w:t>
-      </w:r>
-      <w:proofErr w:type="spellStart"/>
-      <w:r>
-        <w:rPr>
-          <w:b/>
-          <w:bCs/>
-        </w:rPr>
-        <w:t>incoming_chat</w:t>
-      </w:r>
-      <w:proofErr w:type="spellEnd"/>
-      <w:r>
-        <w:t xml:space="preserve"> event. When received, it validates the payload and </w:t>
-      </w:r>
-      <w:r>
-        <w:t xml:space="preserve">checks if the recipient is currently in an active </w:t>
-      </w:r>
-      <w:r>
-        <w:rPr>
-          <w:b/>
-          <w:bCs/>
-        </w:rPr>
-        <w:t>ChatWindow</w:t>
-      </w:r>
-      <w:r>
-        <w:t xml:space="preserve"> with the sender. If so, no notification is shown; if not, a popup appears on screen displaying sender’s name, message preview, and gives the option to open a </w:t>
-      </w:r>
-      <w:r>
-        <w:rPr>
-          <w:b/>
-          <w:bCs/>
-        </w:rPr>
-        <w:t>ChatWindow</w:t>
-      </w:r>
-      <w:r>
-        <w:t xml:space="preserve"> or dismiss.</w:t>
-      </w:r>
-      <w:r>
-        <w:t xml:space="preserve"> Clicking ‘open’ </w:t>
-      </w:r>
-      <w:r>
-        <w:t xml:space="preserve">updates the </w:t>
-      </w:r>
-      <w:proofErr w:type="spellStart"/>
-      <w:r>
         <w:rPr>
           <w:b/>
           <w:bCs/>
         </w:rPr>
         <w:t>activeChat</w:t>
       </w:r>
-      <w:proofErr w:type="spellEnd"/>
-      <w:r>
-        <w:t xml:space="preserve"> state in the </w:t>
-      </w:r>
-      <w:proofErr w:type="spellStart"/>
-      <w:r>
-        <w:rPr>
-          <w:b/>
-          <w:bCs/>
-        </w:rPr>
-        <w:t>ChatContext</w:t>
-      </w:r>
-      <w:proofErr w:type="spellEnd"/>
-      <w:r>
-        <w:rPr>
-          <w:b/>
-          <w:bCs/>
-        </w:rPr>
+      <w:r>
+        <w:t xml:space="preserve"> context. When a user is logged in and the </w:t>
+      </w:r>
+      <w:r>
+        <w:rPr>
+          <w:b/>
+          <w:bCs/>
+        </w:rPr>
+        <w:t>isInboxOpen</w:t>
+      </w:r>
+      <w:r>
+        <w:t xml:space="preserve"> state is true, the component fetches </w:t>
+      </w:r>
+      <w:r>
+        <w:t xml:space="preserve">chat summary </w:t>
+      </w:r>
+      <w:r>
+        <w:t xml:space="preserve">history from a dedicated endpoint, stores the chats and their most recent messages in state and, for each unique chat, renders the chat in the </w:t>
+      </w:r>
+      <w:r>
+        <w:rPr>
+          <w:b/>
+          <w:bCs/>
+        </w:rPr>
+        <w:t>InboxItem</w:t>
+      </w:r>
+      <w:r>
+        <w:t xml:space="preserve"> component. Clicking on the </w:t>
+      </w:r>
+      <w:r>
+        <w:rPr>
+          <w:b/>
+          <w:bCs/>
+        </w:rPr>
+        <w:t>InboxItem</w:t>
+      </w:r>
+      <w:r>
+        <w:t xml:space="preserve"> updates</w:t>
+      </w:r>
+      <w:r>
         <w:t xml:space="preserve"> </w:t>
       </w:r>
       <w:r>
-        <w:t xml:space="preserve">and displays the window onscreen. The </w:t>
-      </w:r>
-      <w:r>
-        <w:rPr>
-          <w:b/>
-          <w:bCs/>
-        </w:rPr>
-        <w:t>ChatWindow</w:t>
-      </w:r>
-      <w:r>
-        <w:t xml:space="preserve"> fetches conversation history as described above.</w:t>
-      </w:r>
-    </w:p>
-    <w:p>
-      <w:pPr>
-        <w:spacing w:line="360" w:lineRule="auto"/>
-      </w:pPr>
-      <w:r>
-        <w:t xml:space="preserve">An inbox of all the individual chats a user has </w:t>
-      </w:r>
-      <w:r>
-        <w:t>participated</w:t>
-      </w:r>
-      <w:r>
-        <w:t xml:space="preserve"> in, as well as a </w:t>
-      </w:r>
-      <w:r>
-        <w:t>p</w:t>
-      </w:r>
-      <w:r>
-        <w:t>review</w:t>
-      </w:r>
-      <w:r>
-        <w:t xml:space="preserve"> of the most recent message, is achieved through the </w:t>
-      </w:r>
-      <w:proofErr w:type="spellStart"/>
-      <w:r>
-        <w:rPr>
-          <w:b/>
-          <w:bCs/>
-        </w:rPr>
-        <w:t>Message</w:t>
-      </w:r>
-      <w:r>
-        <w:rPr>
-          <w:b/>
-          <w:bCs/>
-        </w:rPr>
-        <w:t>s</w:t>
-      </w:r>
-      <w:r>
-        <w:rPr>
-          <w:b/>
-          <w:bCs/>
-        </w:rPr>
-        <w:t>Drawer</w:t>
-      </w:r>
-      <w:proofErr w:type="spellEnd"/>
-      <w:r>
-        <w:t xml:space="preserve"> component which is opened by clicking on the </w:t>
-      </w:r>
-      <w:proofErr w:type="spellStart"/>
-      <w:r>
-        <w:rPr>
-          <w:b/>
-          <w:bCs/>
-        </w:rPr>
-        <w:t>ChatMessagesIcon</w:t>
-      </w:r>
-      <w:proofErr w:type="spellEnd"/>
-      <w:r>
-        <w:t xml:space="preserve"> rendered in </w:t>
-      </w:r>
-      <w:proofErr w:type="spellStart"/>
-      <w:r>
-        <w:rPr>
-          <w:b/>
-          <w:bCs/>
-        </w:rPr>
-        <w:t>Main.jsx</w:t>
-      </w:r>
-      <w:proofErr w:type="spellEnd"/>
-      <w:r>
-        <w:t xml:space="preserve">. Its visibility is controlled by the </w:t>
-      </w:r>
-      <w:proofErr w:type="spellStart"/>
-      <w:r>
-        <w:rPr>
-          <w:b/>
-          <w:bCs/>
-        </w:rPr>
-        <w:t>isInboxOpen</w:t>
-      </w:r>
-      <w:proofErr w:type="spellEnd"/>
-      <w:r>
-        <w:t xml:space="preserve"> state. It makes use of the </w:t>
-      </w:r>
-      <w:r>
-        <w:rPr>
-          <w:b/>
-          <w:bCs/>
-        </w:rPr>
-        <w:t xml:space="preserve">user </w:t>
-      </w:r>
-      <w:r>
-        <w:t>and</w:t>
-      </w:r>
-      <w:r>
-        <w:rPr>
-          <w:b/>
-          <w:bCs/>
-        </w:rPr>
-        <w:t xml:space="preserve"> </w:t>
-      </w:r>
-      <w:proofErr w:type="spellStart"/>
-      <w:r>
         <w:rPr>
           <w:b/>
           <w:bCs/>
         </w:rPr>
         <w:t>activeChat</w:t>
       </w:r>
-      <w:proofErr w:type="spellEnd"/>
-      <w:r>
-        <w:t xml:space="preserve"> context. </w:t>
-      </w:r>
-      <w:r>
-        <w:t xml:space="preserve">When a user is logged in and the </w:t>
-      </w:r>
-      <w:proofErr w:type="spellStart"/>
-      <w:r>
-        <w:rPr>
-          <w:b/>
-          <w:bCs/>
-        </w:rPr>
-        <w:t>isInboxOpen</w:t>
-      </w:r>
-      <w:proofErr w:type="spellEnd"/>
-      <w:r>
-        <w:t xml:space="preserve"> state is true, the component fetches </w:t>
-      </w:r>
-      <w:r>
-        <w:t xml:space="preserve">chat summary </w:t>
-      </w:r>
-      <w:r>
-        <w:t>history from a dedicated endpoint, stores the chats and their most recent messages in state and, for each unique chat, renders</w:t>
-      </w:r>
-      <w:r>
-        <w:t xml:space="preserve"> the chat in the </w:t>
-      </w:r>
-      <w:proofErr w:type="spellStart"/>
-      <w:r>
-        <w:rPr>
-          <w:b/>
-          <w:bCs/>
-        </w:rPr>
-        <w:t>InboxItem</w:t>
-      </w:r>
-      <w:proofErr w:type="spellEnd"/>
-      <w:r>
-        <w:t xml:space="preserve"> component. Clicking on the </w:t>
-      </w:r>
-      <w:proofErr w:type="spellStart"/>
-      <w:r>
-        <w:rPr>
-          <w:b/>
-          <w:bCs/>
-        </w:rPr>
-        <w:t>InboxItem</w:t>
-      </w:r>
-      <w:proofErr w:type="spellEnd"/>
-      <w:r>
-        <w:t xml:space="preserve"> updates</w:t>
-      </w:r>
-      <w:r>
-        <w:t xml:space="preserve"> </w:t>
-      </w:r>
-      <w:proofErr w:type="spellStart"/>
-      <w:r>
-        <w:rPr>
-          <w:b/>
-          <w:bCs/>
-        </w:rPr>
-        <w:t>activeChat</w:t>
-      </w:r>
-      <w:proofErr w:type="spellEnd"/>
       <w:r>
         <w:t xml:space="preserve"> state, closes the message drawer and opens a </w:t>
       </w:r>
@@ -11998,6 +11152,9 @@
         <w:jc w:val="both"/>
       </w:pPr>
       <w:r>
+        <w:rPr>
+          <w:noProof/>
+        </w:rPr>
         <w:lastRenderedPageBreak/>
         <w:drawing>
           <wp:inline distT="0" distB="0" distL="0" distR="0" wp14:anchorId="7FF05C4C" wp14:editId="12E67612">
@@ -12066,12 +11223,12 @@
       <w:r>
         <w:br w:type="page"/>
       </w:r>
-      <w:bookmarkStart w:id="31" w:name="_Toc224397648"/>
+      <w:bookmarkStart w:id="33" w:name="_Toc224478607"/>
       <w:r>
         <w:lastRenderedPageBreak/>
         <w:t>Appendices</w:t>
       </w:r>
-      <w:bookmarkEnd w:id="31"/>
+      <w:bookmarkEnd w:id="33"/>
     </w:p>
     <w:p>
       <w:pPr>
@@ -12103,7 +11260,7 @@
           <w:bCs/>
         </w:rPr>
       </w:pPr>
-      <w:bookmarkStart w:id="32" w:name="_Toc224397649"/>
+      <w:bookmarkStart w:id="34" w:name="_Toc224478608"/>
       <w:r>
         <w:rPr>
           <w:rFonts w:ascii="Garamond" w:hAnsi="Garamond"/>
@@ -12113,7 +11270,7 @@
         <w:lastRenderedPageBreak/>
         <w:t>Appendix 1: Code snippets.</w:t>
       </w:r>
-      <w:bookmarkEnd w:id="32"/>
+      <w:bookmarkEnd w:id="34"/>
     </w:p>
     <w:p>
       <w:pPr>
@@ -12124,7 +11281,7 @@
           <w:bCs/>
         </w:rPr>
       </w:pPr>
-      <w:bookmarkStart w:id="33" w:name="_Toc224397650"/>
+      <w:bookmarkStart w:id="35" w:name="_Toc224478609"/>
       <w:r>
         <w:rPr>
           <w:b/>
@@ -12132,7 +11289,7 @@
         </w:rPr>
         <w:t>1.1 Tutor registration</w:t>
       </w:r>
-      <w:bookmarkEnd w:id="33"/>
+      <w:bookmarkEnd w:id="35"/>
     </w:p>
     <w:p>
       <w:pPr>
@@ -12202,8 +11359,6 @@
       <w:r>
         <w:t xml:space="preserve">the </w:t>
       </w:r>
-      <w:proofErr w:type="spellStart"/>
-      <w:proofErr w:type="gramStart"/>
       <w:r>
         <w:rPr>
           <w:b/>
@@ -12211,8 +11366,6 @@
         </w:rPr>
         <w:t>req.body</w:t>
       </w:r>
-      <w:proofErr w:type="spellEnd"/>
-      <w:proofErr w:type="gramEnd"/>
       <w:r>
         <w:t xml:space="preserve"> object or assigns empty object as failsafe and runs validation.</w:t>
       </w:r>
@@ -12351,25 +11504,7 @@
           <w:b/>
           <w:bCs/>
         </w:rPr>
-        <w:t xml:space="preserve">client = await </w:t>
-      </w:r>
-      <w:proofErr w:type="spellStart"/>
-      <w:proofErr w:type="gramStart"/>
-      <w:r>
-        <w:rPr>
-          <w:b/>
-          <w:bCs/>
-        </w:rPr>
-        <w:t>pool.connect</w:t>
-      </w:r>
-      <w:proofErr w:type="spellEnd"/>
-      <w:proofErr w:type="gramEnd"/>
-      <w:r>
-        <w:rPr>
-          <w:b/>
-          <w:bCs/>
-        </w:rPr>
-        <w:t>()</w:t>
+        <w:t>client = await pool.connect()</w:t>
       </w:r>
       <w:r>
         <w:t xml:space="preserve"> method because an SQL transaction is required for registration. Begin</w:t>
@@ -12389,7 +11524,6 @@
       <w:r>
         <w:t xml:space="preserve"> into </w:t>
       </w:r>
-      <w:proofErr w:type="spellStart"/>
       <w:r>
         <w:rPr>
           <w:b/>
@@ -12397,7 +11531,6 @@
         </w:rPr>
         <w:t>app_user</w:t>
       </w:r>
-      <w:proofErr w:type="spellEnd"/>
       <w:r>
         <w:t xml:space="preserve"> table and return user id. </w:t>
       </w:r>
@@ -12466,31 +11599,13 @@
       <w:r>
         <w:t xml:space="preserve"> a bulk insert by inserting multiple (</w:t>
       </w:r>
-      <w:proofErr w:type="spellStart"/>
-      <w:r>
-        <w:rPr>
-          <w:b/>
-          <w:bCs/>
-        </w:rPr>
-        <w:t>tutor_id</w:t>
-      </w:r>
-      <w:proofErr w:type="spellEnd"/>
-      <w:r>
-        <w:rPr>
-          <w:b/>
-          <w:bCs/>
-        </w:rPr>
-        <w:t xml:space="preserve">, </w:t>
-      </w:r>
-      <w:proofErr w:type="spellStart"/>
-      <w:r>
-        <w:rPr>
-          <w:b/>
-          <w:bCs/>
-        </w:rPr>
-        <w:t>teaching_format_id</w:t>
-      </w:r>
-      <w:proofErr w:type="spellEnd"/>
+      <w:r>
+        <w:rPr>
+          <w:b/>
+          <w:bCs/>
+        </w:rPr>
+        <w:t>tutor_id, teaching_format_id</w:t>
+      </w:r>
       <w:r>
         <w:t>) pairs in a single SQL statement rather than using an insert query per teaching format.</w:t>
       </w:r>
@@ -12515,7 +11630,6 @@
       <w:r>
         <w:t xml:space="preserve"> </w:t>
       </w:r>
-      <w:proofErr w:type="spellStart"/>
       <w:r>
         <w:rPr>
           <w:b/>
@@ -12523,14 +11637,47 @@
         </w:rPr>
         <w:t>teaching_format_id</w:t>
       </w:r>
-      <w:proofErr w:type="spellEnd"/>
       <w:r>
         <w:t xml:space="preserve"> </w:t>
       </w:r>
       <w:r>
         <w:t xml:space="preserve">and </w:t>
       </w:r>
-      <w:proofErr w:type="spellStart"/>
+      <w:r>
+        <w:rPr>
+          <w:b/>
+          <w:bCs/>
+        </w:rPr>
+        <w:t xml:space="preserve">teaching_format_name </w:t>
+      </w:r>
+      <w:r>
+        <w:t>values matching the user-submitted teaching format name</w:t>
+      </w:r>
+      <w:r>
+        <w:t>(s)</w:t>
+      </w:r>
+      <w:r>
+        <w:t xml:space="preserve">. It uses </w:t>
+      </w:r>
+      <w:r>
+        <w:t xml:space="preserve">the </w:t>
+      </w:r>
+      <w:r>
+        <w:rPr>
+          <w:b/>
+          <w:bCs/>
+        </w:rPr>
+        <w:t>ANY</w:t>
+      </w:r>
+      <w:r>
+        <w:t xml:space="preserve"> comparison operator</w:t>
+      </w:r>
+      <w:r>
+        <w:t xml:space="preserve"> to compare</w:t>
+      </w:r>
+      <w:r>
+        <w:t xml:space="preserve"> the database’s </w:t>
+      </w:r>
       <w:r>
         <w:rPr>
           <w:b/>
@@ -12538,82 +11685,175 @@
         </w:rPr>
         <w:t>teaching_format_name</w:t>
       </w:r>
-      <w:proofErr w:type="spellEnd"/>
-      <w:r>
-        <w:rPr>
-          <w:b/>
-          <w:bCs/>
-        </w:rPr>
+      <w:r>
+        <w:t xml:space="preserve"> against </w:t>
+      </w:r>
+      <w:r>
+        <w:t>the</w:t>
+      </w:r>
+      <w:r>
+        <w:t xml:space="preserve"> element</w:t>
+      </w:r>
+      <w:r>
+        <w:t>s</w:t>
+      </w:r>
+      <w:r>
+        <w:t xml:space="preserve"> in the submitted </w:t>
+      </w:r>
+      <w:r>
+        <w:rPr>
+          <w:b/>
+          <w:bCs/>
+        </w:rPr>
+        <w:t>teachingFormats</w:t>
+      </w:r>
+      <w:r>
+        <w:t xml:space="preserve"> array</w:t>
+      </w:r>
+      <w:r>
+        <w:t xml:space="preserve">, the </w:t>
+      </w:r>
+      <w:r>
+        <w:rPr>
+          <w:b/>
+          <w:bCs/>
+        </w:rPr>
+        <w:t>pg</w:t>
+      </w:r>
+      <w:r>
+        <w:t xml:space="preserve"> module’s </w:t>
+      </w:r>
+      <w:r>
+        <w:rPr>
+          <w:b/>
+          <w:bCs/>
+        </w:rPr>
+        <w:t>$</w:t>
+      </w:r>
+      <w:r>
+        <w:rPr>
+          <w:b/>
+          <w:bCs/>
+        </w:rPr>
+        <w:t>1</w:t>
+      </w:r>
+      <w:r>
         <w:t xml:space="preserve"> </w:t>
       </w:r>
       <w:r>
-        <w:t>values matching the user-submitted teaching format name</w:t>
-      </w:r>
-      <w:r>
-        <w:t>(s)</w:t>
-      </w:r>
-      <w:r>
-        <w:t xml:space="preserve">. It uses </w:t>
-      </w:r>
-      <w:r>
-        <w:t xml:space="preserve">the </w:t>
-      </w:r>
-      <w:r>
-        <w:rPr>
-          <w:b/>
-          <w:bCs/>
-        </w:rPr>
-        <w:t>ANY</w:t>
-      </w:r>
-      <w:r>
-        <w:t xml:space="preserve"> comparison operator</w:t>
-      </w:r>
-      <w:r>
-        <w:t xml:space="preserve"> to compare</w:t>
-      </w:r>
-      <w:r>
-        <w:t xml:space="preserve"> the database’s </w:t>
-      </w:r>
-      <w:proofErr w:type="spellStart"/>
-      <w:r>
-        <w:rPr>
-          <w:b/>
-          <w:bCs/>
-        </w:rPr>
-        <w:t>teaching_format_name</w:t>
-      </w:r>
-      <w:proofErr w:type="spellEnd"/>
-      <w:r>
-        <w:t xml:space="preserve"> against </w:t>
-      </w:r>
-      <w:r>
-        <w:t>the</w:t>
-      </w:r>
-      <w:r>
-        <w:t xml:space="preserve"> element</w:t>
-      </w:r>
-      <w:r>
-        <w:t>s</w:t>
-      </w:r>
-      <w:r>
-        <w:t xml:space="preserve"> in the submitted </w:t>
-      </w:r>
-      <w:proofErr w:type="spellStart"/>
-      <w:r>
-        <w:rPr>
-          <w:b/>
-          <w:bCs/>
-        </w:rPr>
-        <w:t>teachingFormats</w:t>
-      </w:r>
-      <w:proofErr w:type="spellEnd"/>
-      <w:r>
-        <w:t xml:space="preserve"> array</w:t>
-      </w:r>
-      <w:r>
-        <w:t xml:space="preserve">, the </w:t>
-      </w:r>
-      <w:proofErr w:type="spellStart"/>
+        <w:t>for parameterisation to avoid SQL injection, and</w:t>
+      </w:r>
+      <w:r>
+        <w:t xml:space="preserve"> </w:t>
+      </w:r>
+      <w:r>
+        <w:rPr>
+          <w:b/>
+          <w:bCs/>
+        </w:rPr>
+        <w:t>::text[]</w:t>
+      </w:r>
+      <w:r>
+        <w:t xml:space="preserve"> to explicitly cast the user-submitted array to a string array rather than relying on implicit casting by postgres engine. </w:t>
+      </w:r>
+    </w:p>
+    <w:p>
+      <w:pPr>
+        <w:spacing w:line="360" w:lineRule="auto"/>
+      </w:pPr>
+      <w:r>
+        <w:t xml:space="preserve">Next, the </w:t>
+      </w:r>
+      <w:r>
+        <w:t xml:space="preserve">code </w:t>
+      </w:r>
+      <w:r>
+        <w:t>builds</w:t>
+      </w:r>
+      <w:r>
+        <w:t xml:space="preserve"> two arrays: </w:t>
+      </w:r>
+      <w:r>
+        <w:rPr>
+          <w:b/>
+          <w:bCs/>
+        </w:rPr>
+        <w:t>values</w:t>
+      </w:r>
+      <w:r>
+        <w:t xml:space="preserve">, which stores placeholder e.g. ($1,$2), ($1,$3), and </w:t>
+      </w:r>
+      <w:r>
+        <w:rPr>
+          <w:b/>
+          <w:bCs/>
+        </w:rPr>
+        <w:t>params</w:t>
+      </w:r>
+      <w:r>
+        <w:t xml:space="preserve">, which stores the actual parameters to be inserted beginning with the </w:t>
+      </w:r>
+      <w:r>
+        <w:rPr>
+          <w:b/>
+          <w:bCs/>
+        </w:rPr>
+        <w:t>tutor id</w:t>
+      </w:r>
+      <w:r>
+        <w:t>.</w:t>
+      </w:r>
+      <w:r>
+        <w:t xml:space="preserve"> </w:t>
+      </w:r>
+      <w:r>
+        <w:t xml:space="preserve">For example, if </w:t>
+      </w:r>
+      <w:r>
+        <w:rPr>
+          <w:b/>
+          <w:bCs/>
+        </w:rPr>
+        <w:t>tutor id</w:t>
+      </w:r>
+      <w:r>
+        <w:t xml:space="preserve"> = 10 and the matching </w:t>
+      </w:r>
+      <w:r>
+        <w:rPr>
+          <w:b/>
+          <w:bCs/>
+        </w:rPr>
+        <w:t>teaching_format_id</w:t>
+      </w:r>
+      <w:r>
+        <w:t>s are 1 and 2, the insert query is</w:t>
+      </w:r>
+    </w:p>
+    <w:p>
+      <w:pPr>
+        <w:spacing w:line="360" w:lineRule="auto"/>
+      </w:pPr>
+      <w:r>
+        <w:t>`insert into tutor_teaching_formats (tutor_id, teaching_format_id) values ($1,$2), ($1,$3)</w:t>
+      </w:r>
+      <w:r>
+        <w:t>’</w:t>
+      </w:r>
+      <w:r>
+        <w:t>, [10, 1,2]</w:t>
+      </w:r>
+      <w:r>
+        <w:t>)</w:t>
+      </w:r>
+    </w:p>
+    <w:p>
+      <w:pPr>
+        <w:spacing w:line="360" w:lineRule="auto"/>
+      </w:pPr>
+      <w:r>
+        <w:t xml:space="preserve">The </w:t>
+      </w:r>
       <w:r>
         <w:rPr>
           <w:b/>
@@ -12621,231 +11861,6 @@
         </w:rPr>
         <w:t>pg</w:t>
       </w:r>
-      <w:proofErr w:type="spellEnd"/>
-      <w:r>
-        <w:t xml:space="preserve"> module’s </w:t>
-      </w:r>
-      <w:r>
-        <w:rPr>
-          <w:b/>
-          <w:bCs/>
-        </w:rPr>
-        <w:t>$</w:t>
-      </w:r>
-      <w:r>
-        <w:rPr>
-          <w:b/>
-          <w:bCs/>
-        </w:rPr>
-        <w:t>1</w:t>
-      </w:r>
-      <w:r>
-        <w:t xml:space="preserve"> </w:t>
-      </w:r>
-      <w:r>
-        <w:t xml:space="preserve">for parameterisation to avoid SQL injection, </w:t>
-      </w:r>
-      <w:proofErr w:type="gramStart"/>
-      <w:r>
-        <w:t>and</w:t>
-      </w:r>
-      <w:r>
-        <w:t xml:space="preserve"> </w:t>
-      </w:r>
-      <w:r>
-        <w:rPr>
-          <w:b/>
-          <w:bCs/>
-        </w:rPr>
-        <w:t>::text</w:t>
-      </w:r>
-      <w:proofErr w:type="gramEnd"/>
-      <w:r>
-        <w:rPr>
-          <w:b/>
-          <w:bCs/>
-        </w:rPr>
-        <w:t>[]</w:t>
-      </w:r>
-      <w:r>
-        <w:t xml:space="preserve"> to explicitly cast the user-submitted array to a string array rather than relying on implicit casting by </w:t>
-      </w:r>
-      <w:proofErr w:type="spellStart"/>
-      <w:r>
-        <w:t>postgres</w:t>
-      </w:r>
-      <w:proofErr w:type="spellEnd"/>
-      <w:r>
-        <w:t xml:space="preserve"> engine. </w:t>
-      </w:r>
-    </w:p>
-    <w:p>
-      <w:pPr>
-        <w:spacing w:line="360" w:lineRule="auto"/>
-      </w:pPr>
-      <w:r>
-        <w:t xml:space="preserve">Next, the </w:t>
-      </w:r>
-      <w:r>
-        <w:t xml:space="preserve">code </w:t>
-      </w:r>
-      <w:r>
-        <w:t>builds</w:t>
-      </w:r>
-      <w:r>
-        <w:t xml:space="preserve"> two arrays: </w:t>
-      </w:r>
-      <w:r>
-        <w:rPr>
-          <w:b/>
-          <w:bCs/>
-        </w:rPr>
-        <w:t>values</w:t>
-      </w:r>
-      <w:r>
-        <w:t>, which stores placeholder e.g. ($</w:t>
-      </w:r>
-      <w:proofErr w:type="gramStart"/>
-      <w:r>
-        <w:t>1,$</w:t>
-      </w:r>
-      <w:proofErr w:type="gramEnd"/>
-      <w:r>
-        <w:t>2), ($</w:t>
-      </w:r>
-      <w:proofErr w:type="gramStart"/>
-      <w:r>
-        <w:t>1,$</w:t>
-      </w:r>
-      <w:proofErr w:type="gramEnd"/>
-      <w:r>
-        <w:t xml:space="preserve">3), and </w:t>
-      </w:r>
-      <w:r>
-        <w:rPr>
-          <w:b/>
-          <w:bCs/>
-        </w:rPr>
-        <w:t>params</w:t>
-      </w:r>
-      <w:r>
-        <w:t xml:space="preserve">, which stores the actual parameters to be inserted beginning with the </w:t>
-      </w:r>
-      <w:r>
-        <w:rPr>
-          <w:b/>
-          <w:bCs/>
-        </w:rPr>
-        <w:t>tutor id</w:t>
-      </w:r>
-      <w:r>
-        <w:t>.</w:t>
-      </w:r>
-      <w:r>
-        <w:t xml:space="preserve"> </w:t>
-      </w:r>
-      <w:r>
-        <w:t xml:space="preserve">For example, if </w:t>
-      </w:r>
-      <w:r>
-        <w:rPr>
-          <w:b/>
-          <w:bCs/>
-        </w:rPr>
-        <w:t>tutor id</w:t>
-      </w:r>
-      <w:r>
-        <w:t xml:space="preserve"> = 10 and the matching </w:t>
-      </w:r>
-      <w:proofErr w:type="spellStart"/>
-      <w:r>
-        <w:rPr>
-          <w:b/>
-          <w:bCs/>
-        </w:rPr>
-        <w:t>teaching_format_id</w:t>
-      </w:r>
-      <w:r>
-        <w:t>s</w:t>
-      </w:r>
-      <w:proofErr w:type="spellEnd"/>
-      <w:r>
-        <w:t xml:space="preserve"> are 1 and 2, the insert query is</w:t>
-      </w:r>
-    </w:p>
-    <w:p>
-      <w:pPr>
-        <w:spacing w:line="360" w:lineRule="auto"/>
-      </w:pPr>
-      <w:r>
-        <w:t xml:space="preserve">`insert into </w:t>
-      </w:r>
-      <w:proofErr w:type="spellStart"/>
-      <w:r>
-        <w:t>tutor_teaching_formats</w:t>
-      </w:r>
-      <w:proofErr w:type="spellEnd"/>
-      <w:r>
-        <w:t xml:space="preserve"> (</w:t>
-      </w:r>
-      <w:proofErr w:type="spellStart"/>
-      <w:r>
-        <w:t>tutor_id</w:t>
-      </w:r>
-      <w:proofErr w:type="spellEnd"/>
-      <w:r>
-        <w:t xml:space="preserve">, </w:t>
-      </w:r>
-      <w:proofErr w:type="spellStart"/>
-      <w:r>
-        <w:t>teaching_format_id</w:t>
-      </w:r>
-      <w:proofErr w:type="spellEnd"/>
-      <w:r>
-        <w:t>) values ($</w:t>
-      </w:r>
-      <w:proofErr w:type="gramStart"/>
-      <w:r>
-        <w:t>1,$</w:t>
-      </w:r>
-      <w:proofErr w:type="gramEnd"/>
-      <w:r>
-        <w:t>2), ($</w:t>
-      </w:r>
-      <w:proofErr w:type="gramStart"/>
-      <w:r>
-        <w:t>1,$</w:t>
-      </w:r>
-      <w:proofErr w:type="gramEnd"/>
-      <w:r>
-        <w:t>3)</w:t>
-      </w:r>
-      <w:r>
-        <w:t>’</w:t>
-      </w:r>
-      <w:r>
-        <w:t>, [10, 1,2]</w:t>
-      </w:r>
-      <w:r>
-        <w:t>)</w:t>
-      </w:r>
-    </w:p>
-    <w:p>
-      <w:pPr>
-        <w:spacing w:line="360" w:lineRule="auto"/>
-      </w:pPr>
-      <w:r>
-        <w:t xml:space="preserve">The </w:t>
-      </w:r>
-      <w:proofErr w:type="spellStart"/>
-      <w:r>
-        <w:rPr>
-          <w:b/>
-          <w:bCs/>
-        </w:rPr>
-        <w:t>pg</w:t>
-      </w:r>
-      <w:proofErr w:type="spellEnd"/>
       <w:r>
         <w:t xml:space="preserve"> module inserts the tutor id and teaching formats in the relevant placeholder positions.</w:t>
       </w:r>
@@ -12857,7 +11872,6 @@
       <w:r>
         <w:t xml:space="preserve">The same approach is used for </w:t>
       </w:r>
-      <w:proofErr w:type="spellStart"/>
       <w:r>
         <w:rPr>
           <w:b/>
@@ -12865,11 +11879,9 @@
         </w:rPr>
         <w:t>teaching_types</w:t>
       </w:r>
-      <w:proofErr w:type="spellEnd"/>
       <w:r>
         <w:t xml:space="preserve"> and </w:t>
       </w:r>
-      <w:proofErr w:type="spellStart"/>
       <w:r>
         <w:rPr>
           <w:b/>
@@ -12877,7 +11889,6 @@
         </w:rPr>
         <w:t>skill_levels</w:t>
       </w:r>
-      <w:proofErr w:type="spellEnd"/>
       <w:r>
         <w:t xml:space="preserve">, </w:t>
       </w:r>
@@ -12980,15 +11991,7 @@
         </w:drawing>
       </w:r>
       <w:r>
-        <w:t xml:space="preserve">If errors have occurred, the transaction is rolled </w:t>
-      </w:r>
-      <w:proofErr w:type="gramStart"/>
-      <w:r>
-        <w:t>back</w:t>
-      </w:r>
-      <w:proofErr w:type="gramEnd"/>
-      <w:r>
-        <w:t xml:space="preserve"> and the client releases the database connection.</w:t>
+        <w:t>If errors have occurred, the transaction is rolled back and the client releases the database connection.</w:t>
       </w:r>
     </w:p>
     <w:p>
@@ -13000,41 +12003,16 @@
           <w:bCs/>
         </w:rPr>
       </w:pPr>
-      <w:bookmarkStart w:id="34" w:name="_Toc224397651"/>
+      <w:bookmarkStart w:id="36" w:name="_Toc224478610"/>
       <w:r>
         <w:rPr>
           <w:b/>
           <w:bCs/>
         </w:rPr>
         <w:lastRenderedPageBreak/>
-        <w:t xml:space="preserve">1.2 </w:t>
-      </w:r>
-      <w:proofErr w:type="spellStart"/>
-      <w:proofErr w:type="gramStart"/>
-      <w:r>
-        <w:rPr>
-          <w:b/>
-          <w:bCs/>
-        </w:rPr>
-        <w:t>buildUserInfo</w:t>
-      </w:r>
-      <w:proofErr w:type="spellEnd"/>
-      <w:r>
-        <w:rPr>
-          <w:b/>
-          <w:bCs/>
-        </w:rPr>
-        <w:t>(</w:t>
-      </w:r>
-      <w:proofErr w:type="gramEnd"/>
-      <w:r>
-        <w:rPr>
-          <w:b/>
-          <w:bCs/>
-        </w:rPr>
-        <w:t>) function</w:t>
-      </w:r>
-      <w:bookmarkEnd w:id="34"/>
+        <w:t>1.2 buildUserInfo() function</w:t>
+      </w:r>
+      <w:bookmarkEnd w:id="36"/>
     </w:p>
     <w:p>
       <w:pPr>
@@ -13092,13 +12070,8 @@
         <w:t>create</w:t>
       </w:r>
       <w:r>
-        <w:t xml:space="preserve"> frontend safe object containing details of authenticated </w:t>
-      </w:r>
-      <w:proofErr w:type="gramStart"/>
-      <w:r>
-        <w:t>users</w:t>
-      </w:r>
-      <w:proofErr w:type="gramEnd"/>
+        <w:t xml:space="preserve"> frontend safe object containing details of authenticated users</w:t>
+      </w:r>
       <w:r>
         <w:t xml:space="preserve"> post-login</w:t>
       </w:r>
@@ -13129,7 +12102,6 @@
       <w:r>
         <w:t xml:space="preserve"> used to populate the </w:t>
       </w:r>
-      <w:proofErr w:type="spellStart"/>
       <w:r>
         <w:rPr>
           <w:b/>
@@ -13137,11 +12109,9 @@
         </w:rPr>
         <w:t>req.user</w:t>
       </w:r>
-      <w:proofErr w:type="spellEnd"/>
       <w:r>
         <w:t xml:space="preserve"> and </w:t>
       </w:r>
-      <w:proofErr w:type="spellStart"/>
       <w:r>
         <w:rPr>
           <w:b/>
@@ -13149,7 +12119,6 @@
         </w:rPr>
         <w:t>socket.user</w:t>
       </w:r>
-      <w:proofErr w:type="spellEnd"/>
       <w:r>
         <w:t xml:space="preserve"> objects that are used in subsequent authentication during a session or socket connection</w:t>
       </w:r>
@@ -13178,7 +12147,7 @@
           <w:bCs/>
         </w:rPr>
       </w:pPr>
-      <w:bookmarkStart w:id="35" w:name="_Toc224397652"/>
+      <w:bookmarkStart w:id="37" w:name="_Toc224478611"/>
       <w:r>
         <w:rPr>
           <w:b/>
@@ -13201,7 +12170,7 @@
         </w:rPr>
         <w:t xml:space="preserve"> real-time messaging</w:t>
       </w:r>
-      <w:bookmarkEnd w:id="35"/>
+      <w:bookmarkEnd w:id="37"/>
     </w:p>
     <w:p>
       <w:pPr>
@@ -13320,30 +12289,12 @@
       <w:r>
         <w:t xml:space="preserve">The </w:t>
       </w:r>
-      <w:proofErr w:type="spellStart"/>
-      <w:proofErr w:type="gramStart"/>
-      <w:r>
-        <w:rPr>
-          <w:b/>
-          <w:bCs/>
-        </w:rPr>
-        <w:t>io.use</w:t>
-      </w:r>
-      <w:proofErr w:type="spellEnd"/>
-      <w:r>
-        <w:rPr>
-          <w:b/>
-          <w:bCs/>
-        </w:rPr>
-        <w:t>(</w:t>
-      </w:r>
-      <w:proofErr w:type="gramEnd"/>
-      <w:r>
-        <w:rPr>
-          <w:b/>
-          <w:bCs/>
-        </w:rPr>
-        <w:t>)</w:t>
+      <w:r>
+        <w:rPr>
+          <w:b/>
+          <w:bCs/>
+        </w:rPr>
+        <w:t>io.use()</w:t>
       </w:r>
       <w:r>
         <w:t xml:space="preserve"> middleware. </w:t>
@@ -13360,35 +12311,16 @@
       <w:r>
         <w:t xml:space="preserve">. The user id is used to fetch user data from the database and is then passed through the </w:t>
       </w:r>
-      <w:proofErr w:type="spellStart"/>
-      <w:proofErr w:type="gramStart"/>
-      <w:r>
-        <w:rPr>
-          <w:b/>
-          <w:bCs/>
-        </w:rPr>
-        <w:t>buildUserInfo</w:t>
-      </w:r>
-      <w:proofErr w:type="spellEnd"/>
-      <w:r>
-        <w:rPr>
-          <w:b/>
-          <w:bCs/>
-        </w:rPr>
-        <w:t>(</w:t>
-      </w:r>
-      <w:proofErr w:type="gramEnd"/>
-      <w:r>
-        <w:rPr>
-          <w:b/>
-          <w:bCs/>
-        </w:rPr>
-        <w:t>)</w:t>
+      <w:r>
+        <w:rPr>
+          <w:b/>
+          <w:bCs/>
+        </w:rPr>
+        <w:t>buildUserInfo()</w:t>
       </w:r>
       <w:r>
         <w:t xml:space="preserve"> function. The resulting object is added to </w:t>
       </w:r>
-      <w:proofErr w:type="spellStart"/>
       <w:r>
         <w:rPr>
           <w:b/>
@@ -13396,7 +12328,6 @@
         </w:rPr>
         <w:t>socket.user</w:t>
       </w:r>
-      <w:proofErr w:type="spellEnd"/>
       <w:r>
         <w:t xml:space="preserve"> which is used throughout the remaining </w:t>
       </w:r>
@@ -13471,23 +12402,12 @@
       <w:r>
         <w:t xml:space="preserve"> </w:t>
       </w:r>
-      <w:proofErr w:type="spellStart"/>
-      <w:proofErr w:type="gramStart"/>
-      <w:r>
-        <w:rPr>
-          <w:b/>
-          <w:bCs/>
-        </w:rPr>
-        <w:t>io.on</w:t>
-      </w:r>
-      <w:proofErr w:type="spellEnd"/>
-      <w:proofErr w:type="gramEnd"/>
-      <w:r>
-        <w:rPr>
-          <w:b/>
-          <w:bCs/>
-        </w:rPr>
-        <w:t>(‘connection’)</w:t>
+      <w:r>
+        <w:rPr>
+          <w:b/>
+          <w:bCs/>
+        </w:rPr>
+        <w:t>io.on(‘connection’)</w:t>
       </w:r>
       <w:r>
         <w:t xml:space="preserve"> event listener. This contains the rest of the server-side </w:t>
@@ -13498,7 +12418,6 @@
       <w:r>
         <w:t xml:space="preserve"> code, including the </w:t>
       </w:r>
-      <w:proofErr w:type="spellStart"/>
       <w:r>
         <w:rPr>
           <w:b/>
@@ -13506,65 +12425,25 @@
         </w:rPr>
         <w:t>join_room</w:t>
       </w:r>
-      <w:proofErr w:type="spellEnd"/>
-      <w:r>
-        <w:t xml:space="preserve"> </w:t>
-      </w:r>
-      <w:proofErr w:type="gramStart"/>
-      <w:r>
-        <w:t xml:space="preserve">and </w:t>
-      </w:r>
-      <w:r>
-        <w:rPr>
-          <w:b/>
-          <w:bCs/>
-        </w:rPr>
-        <w:t xml:space="preserve"> </w:t>
-      </w:r>
-      <w:proofErr w:type="spellStart"/>
-      <w:r>
-        <w:rPr>
-          <w:b/>
-          <w:bCs/>
-        </w:rPr>
-        <w:t>chat</w:t>
-      </w:r>
-      <w:proofErr w:type="gramEnd"/>
-      <w:r>
-        <w:rPr>
-          <w:b/>
-          <w:bCs/>
-        </w:rPr>
-        <w:t>_message</w:t>
-      </w:r>
-      <w:proofErr w:type="spellEnd"/>
+      <w:r>
+        <w:t xml:space="preserve"> and </w:t>
+      </w:r>
+      <w:r>
+        <w:rPr>
+          <w:b/>
+          <w:bCs/>
+        </w:rPr>
+        <w:t xml:space="preserve"> chat_message</w:t>
+      </w:r>
       <w:r>
         <w:t xml:space="preserve"> listeners, the code to save chat messages to the database, and the code to send messages the personal room for notification and the student-tutor chat room. Note that this code also initialises the </w:t>
       </w:r>
-      <w:proofErr w:type="spellStart"/>
-      <w:r>
-        <w:rPr>
-          <w:b/>
-          <w:bCs/>
-        </w:rPr>
-        <w:t>socket.</w:t>
-      </w:r>
-      <w:proofErr w:type="gramStart"/>
-      <w:r>
-        <w:rPr>
-          <w:b/>
-          <w:bCs/>
-        </w:rPr>
-        <w:t>data.dmPeers</w:t>
-      </w:r>
-      <w:proofErr w:type="spellEnd"/>
-      <w:proofErr w:type="gramEnd"/>
-      <w:r>
-        <w:rPr>
-          <w:b/>
-          <w:bCs/>
-        </w:rPr>
-        <w:t xml:space="preserve"> </w:t>
+      <w:r>
+        <w:rPr>
+          <w:b/>
+          <w:bCs/>
+        </w:rPr>
+        <w:t xml:space="preserve">socket.data.dmPeers </w:t>
       </w:r>
       <w:r>
         <w:t>object</w:t>
@@ -13625,7 +12504,6 @@
       <w:r>
         <w:t xml:space="preserve">The server’s </w:t>
       </w:r>
-      <w:proofErr w:type="spellStart"/>
       <w:r>
         <w:rPr>
           <w:b/>
@@ -13633,11 +12511,9 @@
         </w:rPr>
         <w:t>join_room</w:t>
       </w:r>
-      <w:proofErr w:type="spellEnd"/>
       <w:r>
         <w:t xml:space="preserve"> event listener. It listens for the client-side </w:t>
       </w:r>
-      <w:proofErr w:type="spellStart"/>
       <w:r>
         <w:rPr>
           <w:b/>
@@ -13645,7 +12521,6 @@
         </w:rPr>
         <w:t>join_room</w:t>
       </w:r>
-      <w:proofErr w:type="spellEnd"/>
       <w:r>
         <w:t xml:space="preserve"> event which is emitted when a </w:t>
       </w:r>
@@ -13677,28 +12552,16 @@
       <w:r>
         <w:t xml:space="preserve">it. It also stores the name of the room and the recipient as a key-value pair in the </w:t>
       </w:r>
-      <w:proofErr w:type="spellStart"/>
-      <w:r>
-        <w:rPr>
-          <w:b/>
-          <w:bCs/>
-        </w:rPr>
-        <w:t>socket.</w:t>
-      </w:r>
-      <w:proofErr w:type="gramStart"/>
-      <w:r>
-        <w:rPr>
-          <w:b/>
-          <w:bCs/>
-        </w:rPr>
-        <w:t>data.dmPeers</w:t>
-      </w:r>
-      <w:proofErr w:type="spellEnd"/>
-      <w:proofErr w:type="gramEnd"/>
+      <w:r>
+        <w:rPr>
+          <w:b/>
+          <w:bCs/>
+        </w:rPr>
+        <w:t>socket.data.dmPeers</w:t>
+      </w:r>
       <w:r>
         <w:t xml:space="preserve"> object. Finally, it emits a </w:t>
       </w:r>
-      <w:proofErr w:type="spellStart"/>
       <w:r>
         <w:rPr>
           <w:b/>
@@ -13706,7 +12569,6 @@
         </w:rPr>
         <w:t>join_room</w:t>
       </w:r>
-      <w:proofErr w:type="spellEnd"/>
       <w:r>
         <w:t xml:space="preserve"> event back to the client; this event contains the newly generated room number which will be stored in front-end state so that subsequent chat messages can be guided </w:t>
       </w:r>
@@ -13721,27 +12583,11 @@
       </w:r>
     </w:p>
     <w:p>
-      <w:pPr>
-        <w:pStyle w:val="Heading2"/>
-        <w:spacing w:line="360" w:lineRule="auto"/>
-        <w:rPr>
-          <w:rFonts w:ascii="Garamond" w:hAnsi="Garamond"/>
-          <w:b/>
-          <w:bCs/>
-          <w:sz w:val="28"/>
-          <w:szCs w:val="28"/>
-        </w:rPr>
-      </w:pPr>
-      <w:bookmarkStart w:id="36" w:name="_Toc224396626"/>
-      <w:bookmarkStart w:id="37" w:name="_Toc224397653"/>
-      <w:r>
-        <w:rPr>
-          <w:rFonts w:ascii="Garamond" w:hAnsi="Garamond"/>
-          <w:b/>
-          <w:bCs/>
+      <w:bookmarkStart w:id="38" w:name="_Toc224396626"/>
+      <w:bookmarkStart w:id="39" w:name="_Toc224397653"/>
+      <w:r>
+        <w:rPr>
           <w:noProof/>
-          <w:sz w:val="28"/>
-          <w:szCs w:val="28"/>
         </w:rPr>
         <w:lastRenderedPageBreak/>
         <w:drawing>
@@ -13780,8 +12626,8 @@
           </wp:inline>
         </w:drawing>
       </w:r>
-      <w:bookmarkEnd w:id="36"/>
-      <w:bookmarkEnd w:id="37"/>
+      <w:bookmarkEnd w:id="38"/>
+      <w:bookmarkEnd w:id="39"/>
     </w:p>
     <w:p>
       <w:pPr>
@@ -13790,7 +12636,6 @@
       <w:r>
         <w:t xml:space="preserve">The beginning of the server’s </w:t>
       </w:r>
-      <w:proofErr w:type="spellStart"/>
       <w:r>
         <w:rPr>
           <w:b/>
@@ -13798,7 +12643,6 @@
         </w:rPr>
         <w:t>chat_message</w:t>
       </w:r>
-      <w:proofErr w:type="spellEnd"/>
       <w:r>
         <w:t xml:space="preserve"> event listener. When the frontend </w:t>
       </w:r>
@@ -13814,9 +12658,6 @@
       </w:r>
     </w:p>
     <w:p>
-      <w:pPr>
-        <w:spacing w:line="360" w:lineRule="auto"/>
-      </w:pPr>
       <w:r>
         <w:rPr>
           <w:noProof/>
@@ -13885,7 +12726,6 @@
       <w:r>
         <w:t xml:space="preserve"> component as well as the collective chat histories across all rooms by the </w:t>
       </w:r>
-      <w:proofErr w:type="spellStart"/>
       <w:r>
         <w:rPr>
           <w:b/>
@@ -13905,15 +12745,7 @@
           <w:b/>
           <w:bCs/>
         </w:rPr>
-        <w:t>Drawer</w:t>
-      </w:r>
-      <w:proofErr w:type="spellEnd"/>
-      <w:r>
-        <w:rPr>
-          <w:b/>
-          <w:bCs/>
-        </w:rPr>
-        <w:t xml:space="preserve"> </w:t>
+        <w:t xml:space="preserve">Drawer </w:t>
       </w:r>
       <w:r>
         <w:t>component.</w:t>
@@ -13923,27 +12755,11 @@
       </w:r>
     </w:p>
     <w:p>
-      <w:pPr>
-        <w:pStyle w:val="Heading2"/>
-        <w:spacing w:line="360" w:lineRule="auto"/>
-        <w:rPr>
-          <w:rFonts w:ascii="Garamond" w:hAnsi="Garamond"/>
-          <w:b/>
-          <w:bCs/>
-          <w:sz w:val="28"/>
-          <w:szCs w:val="28"/>
-        </w:rPr>
-      </w:pPr>
-      <w:bookmarkStart w:id="38" w:name="_Toc224396627"/>
-      <w:bookmarkStart w:id="39" w:name="_Toc224397654"/>
-      <w:r>
-        <w:rPr>
-          <w:rFonts w:ascii="Garamond" w:hAnsi="Garamond"/>
-          <w:b/>
-          <w:bCs/>
+      <w:bookmarkStart w:id="40" w:name="_Toc224396627"/>
+      <w:bookmarkStart w:id="41" w:name="_Toc224397654"/>
+      <w:r>
+        <w:rPr>
           <w:noProof/>
-          <w:sz w:val="28"/>
-          <w:szCs w:val="28"/>
         </w:rPr>
         <w:lastRenderedPageBreak/>
         <w:drawing>
@@ -13982,8 +12798,8 @@
           </wp:inline>
         </w:drawing>
       </w:r>
-      <w:bookmarkEnd w:id="38"/>
-      <w:bookmarkEnd w:id="39"/>
+      <w:bookmarkEnd w:id="40"/>
+      <w:bookmarkEnd w:id="41"/>
     </w:p>
     <w:p>
       <w:pPr>
@@ -13996,7 +12812,6 @@
       <w:r>
         <w:t xml:space="preserve">Finally, the listener sends message metadata to the personal room via the </w:t>
       </w:r>
-      <w:proofErr w:type="spellStart"/>
       <w:r>
         <w:rPr>
           <w:b/>
@@ -14004,7 +12819,6 @@
         </w:rPr>
         <w:t>incoming_chat</w:t>
       </w:r>
-      <w:proofErr w:type="spellEnd"/>
       <w:r>
         <w:t xml:space="preserve"> event, and to the student-tutor room via </w:t>
       </w:r>
@@ -14013,39 +12827,7 @@
           <w:b/>
           <w:bCs/>
         </w:rPr>
-        <w:t>io.to(room</w:t>
-      </w:r>
-      <w:proofErr w:type="gramStart"/>
-      <w:r>
-        <w:rPr>
-          <w:b/>
-          <w:bCs/>
-        </w:rPr>
-        <w:t>).emit</w:t>
-      </w:r>
-      <w:proofErr w:type="gramEnd"/>
-      <w:r>
-        <w:rPr>
-          <w:b/>
-          <w:bCs/>
-        </w:rPr>
-        <w:t>(‘</w:t>
-      </w:r>
-      <w:proofErr w:type="spellStart"/>
-      <w:r>
-        <w:rPr>
-          <w:b/>
-          <w:bCs/>
-        </w:rPr>
-        <w:t>chat_message</w:t>
-      </w:r>
-      <w:proofErr w:type="spellEnd"/>
-      <w:r>
-        <w:rPr>
-          <w:b/>
-          <w:bCs/>
-        </w:rPr>
-        <w:t>).</w:t>
+        <w:t>io.to(room).emit(‘chat_message).</w:t>
       </w:r>
     </w:p>
     <w:p>
@@ -14082,7 +12864,7 @@
           <w:szCs w:val="28"/>
         </w:rPr>
       </w:pPr>
-      <w:bookmarkStart w:id="40" w:name="_Toc224397655"/>
+      <w:bookmarkStart w:id="42" w:name="_Toc224478612"/>
       <w:r>
         <w:rPr>
           <w:rFonts w:ascii="Garamond" w:hAnsi="Garamond"/>
@@ -14094,7 +12876,7 @@
         <w:lastRenderedPageBreak/>
         <w:t>References</w:t>
       </w:r>
-      <w:bookmarkEnd w:id="40"/>
+      <w:bookmarkEnd w:id="42"/>
     </w:p>
     <w:p>
       <w:pPr>
@@ -15616,6 +14398,7 @@
   <w:style w:type="character" w:default="1" w:styleId="DefaultParagraphFont">
     <w:name w:val="Default Paragraph Font"/>
     <w:uiPriority w:val="1"/>
+    <w:semiHidden/>
     <w:unhideWhenUsed/>
   </w:style>
   <w:style w:type="table" w:default="1" w:styleId="TableNormal">

--- a/docs/dissertation start.docx
+++ b/docs/dissertation start.docx
@@ -12269,7 +12269,7 @@
         <w:t xml:space="preserve"> valid</w:t>
       </w:r>
       <w:r>
-        <w:t xml:space="preserve"> data and </w:t>
+        <w:t xml:space="preserve"> and </w:t>
       </w:r>
       <w:r>
         <w:t>in</w:t>
@@ -12326,17 +12326,17 @@
         <w:t>were displayed</w:t>
       </w:r>
       <w:r>
+        <w:t xml:space="preserve"> when navigating away from the input field</w:t>
+      </w:r>
+      <w:r>
+        <w:t>, and form submission was not allowed</w:t>
+      </w:r>
+      <w:r>
+        <w:t>. This verified that the schema-based validation and real-time user feedback were functioning correctly.</w:t>
+      </w:r>
+      <w:r>
         <w:t xml:space="preserve"> </w:t>
       </w:r>
-      <w:r>
-        <w:t>when navigating away from the input field</w:t>
-      </w:r>
-      <w:r>
-        <w:t>. This verified that the schema-based validation and real-time user feedback were functioning correctly.</w:t>
-      </w:r>
-      <w:r>
-        <w:t xml:space="preserve"> </w:t>
-      </w:r>
     </w:p>
     <w:p>
       <w:pPr>
@@ -12383,10 +12383,7 @@
         <w:t>.</w:t>
       </w:r>
       <w:r>
-        <w:t xml:space="preserve"> </w:t>
-      </w:r>
-      <w:r>
-        <w:t xml:space="preserve">Successful </w:t>
+        <w:t xml:space="preserve"> Successful </w:t>
       </w:r>
       <w:r>
         <w:t xml:space="preserve">tutor </w:t>
@@ -12404,13 +12401,7 @@
       </w:r>
       <w:proofErr w:type="spellEnd"/>
       <w:r>
-        <w:t xml:space="preserve"> component which was populated with the test tutor’s </w:t>
-      </w:r>
-      <w:r>
-        <w:t>details</w:t>
-      </w:r>
-      <w:r>
-        <w:t xml:space="preserve"> fetched from the backend; the information corresponded exactly to the information entered in the tutor registration form.</w:t>
+        <w:t xml:space="preserve"> component which was populated with the test tutor’s details fetched from the backend; the information corresponded exactly to the information entered in the tutor registration form.</w:t>
       </w:r>
       <w:r>
         <w:t xml:space="preserve"> </w:t>
@@ -12543,7 +12534,13 @@
         <w:spacing w:line="360" w:lineRule="auto"/>
       </w:pPr>
       <w:r>
-        <w:t>Screenshots are included in the appendix as evidence.</w:t>
+        <w:t xml:space="preserve">Screenshots are included in the </w:t>
+      </w:r>
+      <w:r>
+        <w:t xml:space="preserve">testing </w:t>
+      </w:r>
+      <w:r>
+        <w:t>appendix as evidence.</w:t>
       </w:r>
     </w:p>
     <w:p>
@@ -12559,6 +12556,193 @@
     </w:p>
     <w:p>
       <w:pPr>
+        <w:spacing w:line="360" w:lineRule="auto"/>
+      </w:pPr>
+      <w:r>
+        <w:t>The registration and login endpoints were tested with valid and invalid data</w:t>
+      </w:r>
+      <w:r>
+        <w:t xml:space="preserve"> for tutor and student</w:t>
+      </w:r>
+      <w:r>
+        <w:t>.</w:t>
+      </w:r>
+      <w:r>
+        <w:t xml:space="preserve"> Both were successfully registered when correct data was sent</w:t>
+      </w:r>
+      <w:r>
+        <w:t xml:space="preserve"> to the registration endpoint</w:t>
+      </w:r>
+      <w:r>
+        <w:t xml:space="preserve">; the API returned </w:t>
+      </w:r>
+      <w:r>
+        <w:rPr>
+          <w:b/>
+          <w:bCs/>
+        </w:rPr>
+        <w:t>201</w:t>
+      </w:r>
+      <w:r>
+        <w:t xml:space="preserve"> HTTP response code and</w:t>
+      </w:r>
+      <w:r>
+        <w:t xml:space="preserve"> a</w:t>
+      </w:r>
+      <w:r>
+        <w:t xml:space="preserve"> success message.</w:t>
+      </w:r>
+    </w:p>
+    <w:p>
+      <w:pPr>
+        <w:spacing w:line="360" w:lineRule="auto"/>
+      </w:pPr>
+      <w:r>
+        <w:t>When re-registration</w:t>
+      </w:r>
+      <w:r>
+        <w:t xml:space="preserve"> with the same data</w:t>
+      </w:r>
+      <w:r>
+        <w:t xml:space="preserve"> was </w:t>
+      </w:r>
+      <w:r>
+        <w:t>attempted</w:t>
+      </w:r>
+      <w:r>
+        <w:t>,</w:t>
+      </w:r>
+      <w:r>
+        <w:t xml:space="preserve"> the API returned </w:t>
+      </w:r>
+      <w:r>
+        <w:t xml:space="preserve">the expected </w:t>
+      </w:r>
+      <w:r>
+        <w:rPr>
+          <w:b/>
+          <w:bCs/>
+        </w:rPr>
+        <w:t>409</w:t>
+      </w:r>
+      <w:r>
+        <w:t xml:space="preserve"> HTTP response and error message.</w:t>
+      </w:r>
+    </w:p>
+    <w:p>
+      <w:pPr>
+        <w:spacing w:line="360" w:lineRule="auto"/>
+      </w:pPr>
+      <w:r>
+        <w:t xml:space="preserve">Login attempts with </w:t>
+      </w:r>
+      <w:r>
+        <w:t>valis</w:t>
+      </w:r>
+      <w:r>
+        <w:t xml:space="preserve"> </w:t>
+      </w:r>
+      <w:r>
+        <w:t>credentials</w:t>
+      </w:r>
+      <w:r>
+        <w:t xml:space="preserve"> returned </w:t>
+      </w:r>
+      <w:r>
+        <w:rPr>
+          <w:b/>
+          <w:bCs/>
+        </w:rPr>
+        <w:t>200</w:t>
+      </w:r>
+      <w:r>
+        <w:t xml:space="preserve"> HTTP response, the </w:t>
+      </w:r>
+      <w:r>
+        <w:rPr>
+          <w:b/>
+          <w:bCs/>
+        </w:rPr>
+        <w:t>user</w:t>
+      </w:r>
+      <w:r>
+        <w:t xml:space="preserve"> object, and an HTTP-only cookie with a signed </w:t>
+      </w:r>
+      <w:r>
+        <w:rPr>
+          <w:b/>
+          <w:bCs/>
+        </w:rPr>
+        <w:t>JWT</w:t>
+      </w:r>
+      <w:r>
+        <w:t xml:space="preserve"> payload. Login attempts with either </w:t>
+      </w:r>
+      <w:r>
+        <w:t>an</w:t>
+      </w:r>
+      <w:r>
+        <w:t xml:space="preserve"> incorrect email or password returned </w:t>
+      </w:r>
+      <w:r>
+        <w:rPr>
+          <w:b/>
+          <w:bCs/>
+        </w:rPr>
+        <w:t>401</w:t>
+      </w:r>
+      <w:r>
+        <w:t xml:space="preserve"> HTTP response and error message.</w:t>
+      </w:r>
+    </w:p>
+    <w:p>
+      <w:pPr>
+        <w:spacing w:line="360" w:lineRule="auto"/>
+      </w:pPr>
+      <w:r>
+        <w:t xml:space="preserve">A GET request to the logout endpoint returned the </w:t>
+      </w:r>
+      <w:r>
+        <w:t>expected</w:t>
+      </w:r>
+      <w:r>
+        <w:t xml:space="preserve"> HTTP response and cleared the cookie</w:t>
+      </w:r>
+      <w:r>
+        <w:t xml:space="preserve">. Cookie clearance was </w:t>
+      </w:r>
+      <w:r>
+        <w:t xml:space="preserve">confirmed separately by </w:t>
+      </w:r>
+      <w:r>
+        <w:t>GET request to</w:t>
+      </w:r>
+      <w:r>
+        <w:t xml:space="preserve"> a</w:t>
+      </w:r>
+      <w:r>
+        <w:t xml:space="preserve"> protected route which returned</w:t>
+      </w:r>
+      <w:r>
+        <w:t xml:space="preserve"> the</w:t>
+      </w:r>
+      <w:r>
+        <w:t xml:space="preserve"> message for </w:t>
+      </w:r>
+      <w:r>
+        <w:t xml:space="preserve">an </w:t>
+      </w:r>
+      <w:r>
+        <w:t>unauthorised user.</w:t>
+      </w:r>
+    </w:p>
+    <w:p>
+      <w:pPr>
+        <w:spacing w:line="360" w:lineRule="auto"/>
+      </w:pPr>
+    </w:p>
+    <w:p>
+      <w:pPr>
         <w:pStyle w:val="Heading2"/>
         <w:spacing w:line="360" w:lineRule="auto"/>
       </w:pPr>
@@ -12608,19 +12792,7 @@
       </w:pPr>
       <w:bookmarkStart w:id="42" w:name="_Toc225105238"/>
       <w:r>
-        <w:t>4.</w:t>
-      </w:r>
-      <w:r>
-        <w:t>4</w:t>
-      </w:r>
-      <w:r>
-        <w:t xml:space="preserve"> </w:t>
-      </w:r>
-      <w:r>
-        <w:t>Real-time webchat</w:t>
-      </w:r>
-      <w:r>
-        <w:t xml:space="preserve"> testing</w:t>
+        <w:t>4.4 Real-time webchat testing</w:t>
       </w:r>
       <w:bookmarkEnd w:id="42"/>
     </w:p>
@@ -12631,13 +12803,7 @@
       </w:pPr>
       <w:bookmarkStart w:id="43" w:name="_Toc225105239"/>
       <w:r>
-        <w:t>4.</w:t>
-      </w:r>
-      <w:r>
-        <w:t>4</w:t>
-      </w:r>
-      <w:r>
-        <w:t>.1 Frontend testing</w:t>
+        <w:t>4.4.1 Frontend testing</w:t>
       </w:r>
       <w:bookmarkEnd w:id="43"/>
     </w:p>
@@ -12648,13 +12814,7 @@
       </w:pPr>
       <w:bookmarkStart w:id="44" w:name="_Toc225105240"/>
       <w:r>
-        <w:t>4.</w:t>
-      </w:r>
-      <w:r>
-        <w:t>4.</w:t>
-      </w:r>
-      <w:r>
-        <w:t>2 Manual end-to-end testing</w:t>
+        <w:t>4.4.2 Manual end-to-end testing</w:t>
       </w:r>
       <w:bookmarkEnd w:id="44"/>
     </w:p>
@@ -12665,13 +12825,7 @@
       </w:pPr>
       <w:bookmarkStart w:id="45" w:name="_Toc225105241"/>
       <w:r>
-        <w:t>4.</w:t>
-      </w:r>
-      <w:r>
-        <w:t>4</w:t>
-      </w:r>
-      <w:r>
-        <w:t>.3 API testing</w:t>
+        <w:t>4.4.3 API testing</w:t>
       </w:r>
       <w:bookmarkEnd w:id="45"/>
     </w:p>
@@ -12692,82 +12846,6 @@
     </w:p>
     <w:p>
       <w:pPr>
-        <w:pStyle w:val="Heading2"/>
-        <w:spacing w:line="360" w:lineRule="auto"/>
-      </w:pPr>
-    </w:p>
-    <w:p>
-      <w:pPr>
-        <w:spacing w:line="360" w:lineRule="auto"/>
-      </w:pPr>
-    </w:p>
-    <w:p>
-      <w:pPr>
-        <w:spacing w:line="360" w:lineRule="auto"/>
-      </w:pPr>
-    </w:p>
-    <w:p>
-      <w:pPr>
-        <w:spacing w:line="360" w:lineRule="auto"/>
-      </w:pPr>
-    </w:p>
-    <w:p>
-      <w:pPr>
-        <w:spacing w:line="360" w:lineRule="auto"/>
-      </w:pPr>
-    </w:p>
-    <w:p>
-      <w:pPr>
-        <w:spacing w:line="360" w:lineRule="auto"/>
-      </w:pPr>
-    </w:p>
-    <w:p>
-      <w:pPr>
-        <w:spacing w:line="360" w:lineRule="auto"/>
-      </w:pPr>
-    </w:p>
-    <w:p>
-      <w:pPr>
-        <w:spacing w:line="360" w:lineRule="auto"/>
-      </w:pPr>
-    </w:p>
-    <w:p>
-      <w:pPr>
-        <w:spacing w:line="360" w:lineRule="auto"/>
-      </w:pPr>
-    </w:p>
-    <w:p>
-      <w:pPr>
-        <w:spacing w:line="360" w:lineRule="auto"/>
-      </w:pPr>
-    </w:p>
-    <w:p>
-      <w:pPr>
-        <w:spacing w:line="360" w:lineRule="auto"/>
-      </w:pPr>
-    </w:p>
-    <w:p>
-      <w:pPr>
-        <w:spacing w:line="360" w:lineRule="auto"/>
-      </w:pPr>
-    </w:p>
-    <w:p>
-      <w:pPr>
-        <w:spacing w:line="360" w:lineRule="auto"/>
-      </w:pPr>
-    </w:p>
-    <w:p>
-      <w:pPr>
-        <w:spacing w:line="360" w:lineRule="auto"/>
-      </w:pPr>
-    </w:p>
-    <w:p>
-      <w:pPr>
-        <w:spacing w:line="360" w:lineRule="auto"/>
-      </w:pPr>
-    </w:p>
-    <w:p>
-      <w:pPr>
         <w:spacing w:line="360" w:lineRule="auto"/>
       </w:pPr>
     </w:p>
@@ -12778,6 +12856,13 @@
         <w:ind w:left="2160" w:firstLine="720"/>
       </w:pPr>
       <w:bookmarkStart w:id="46" w:name="_Toc225105242"/>
+    </w:p>
+    <w:p>
+      <w:pPr>
+        <w:pStyle w:val="Heading1"/>
+        <w:spacing w:line="360" w:lineRule="auto"/>
+        <w:ind w:left="2160" w:firstLine="720"/>
+      </w:pPr>
       <w:r>
         <w:t>APPENDICES</w:t>
       </w:r>
@@ -12906,6 +12991,7 @@
       <w:bookmarkStart w:id="47" w:name="_Toc224478608"/>
       <w:bookmarkStart w:id="48" w:name="_Toc225105243"/>
       <w:r>
+        <w:lastRenderedPageBreak/>
         <w:t>Appendix 1: Code snippets.</w:t>
       </w:r>
       <w:bookmarkEnd w:id="47"/>
@@ -14845,6 +14931,9 @@
         <w:spacing w:line="360" w:lineRule="auto"/>
       </w:pPr>
       <w:r>
+        <w:rPr>
+          <w:noProof/>
+        </w:rPr>
         <w:drawing>
           <wp:inline distT="0" distB="0" distL="0" distR="0" wp14:anchorId="57D995A7" wp14:editId="514F1AFB">
             <wp:extent cx="5306165" cy="5763429"/>
@@ -14887,45 +14976,42 @@
         <w:spacing w:line="360" w:lineRule="auto"/>
       </w:pPr>
       <w:r>
-        <w:t xml:space="preserve">Figure showing that the correct warning messages are displayed when user attempts to continue to the second part of the form with data </w:t>
-      </w:r>
-      <w:r>
-        <w:t>missing</w:t>
-      </w:r>
-      <w:r>
-        <w:t>.</w:t>
-      </w:r>
-    </w:p>
-    <w:p>
-      <w:pPr>
-        <w:spacing w:line="360" w:lineRule="auto"/>
-      </w:pPr>
-    </w:p>
-    <w:p>
-      <w:pPr>
-        <w:spacing w:line="360" w:lineRule="auto"/>
-      </w:pPr>
-    </w:p>
-    <w:p>
-      <w:pPr>
-        <w:spacing w:line="360" w:lineRule="auto"/>
-      </w:pPr>
-    </w:p>
-    <w:p>
-      <w:pPr>
-        <w:spacing w:line="360" w:lineRule="auto"/>
-      </w:pPr>
-    </w:p>
-    <w:p>
-      <w:pPr>
-        <w:spacing w:line="360" w:lineRule="auto"/>
-      </w:pPr>
-    </w:p>
-    <w:p>
-      <w:pPr>
-        <w:spacing w:line="360" w:lineRule="auto"/>
-      </w:pPr>
-      <w:r>
+        <w:t>Figure showing that the correct warning messages are displayed when user attempts to continue to the second part of the form with data missing.</w:t>
+      </w:r>
+    </w:p>
+    <w:p>
+      <w:pPr>
+        <w:spacing w:line="360" w:lineRule="auto"/>
+      </w:pPr>
+    </w:p>
+    <w:p>
+      <w:pPr>
+        <w:spacing w:line="360" w:lineRule="auto"/>
+      </w:pPr>
+    </w:p>
+    <w:p>
+      <w:pPr>
+        <w:spacing w:line="360" w:lineRule="auto"/>
+      </w:pPr>
+    </w:p>
+    <w:p>
+      <w:pPr>
+        <w:spacing w:line="360" w:lineRule="auto"/>
+      </w:pPr>
+    </w:p>
+    <w:p>
+      <w:pPr>
+        <w:spacing w:line="360" w:lineRule="auto"/>
+      </w:pPr>
+    </w:p>
+    <w:p>
+      <w:pPr>
+        <w:spacing w:line="360" w:lineRule="auto"/>
+      </w:pPr>
+      <w:r>
+        <w:rPr>
+          <w:noProof/>
+        </w:rPr>
         <w:lastRenderedPageBreak/>
         <w:drawing>
           <wp:inline distT="0" distB="0" distL="0" distR="0" wp14:anchorId="5FB5F882" wp14:editId="630B8CC2">
@@ -14987,6 +15073,9 @@
         <w:spacing w:line="360" w:lineRule="auto"/>
       </w:pPr>
       <w:r>
+        <w:rPr>
+          <w:noProof/>
+        </w:rPr>
         <w:lastRenderedPageBreak/>
         <w:drawing>
           <wp:inline distT="0" distB="0" distL="0" distR="0" wp14:anchorId="2EB9BE0F" wp14:editId="26BD0511">
@@ -15038,6 +15127,9 @@
         <w:spacing w:line="360" w:lineRule="auto"/>
       </w:pPr>
       <w:r>
+        <w:rPr>
+          <w:noProof/>
+        </w:rPr>
         <w:drawing>
           <wp:inline distT="0" distB="0" distL="0" distR="0" wp14:anchorId="16B58A01" wp14:editId="4D7C1012">
             <wp:extent cx="4267796" cy="1686160"/>
@@ -15088,6 +15180,9 @@
         <w:spacing w:line="360" w:lineRule="auto"/>
       </w:pPr>
       <w:r>
+        <w:rPr>
+          <w:noProof/>
+        </w:rPr>
         <w:drawing>
           <wp:inline distT="0" distB="0" distL="0" distR="0" wp14:anchorId="7B9BA6BA" wp14:editId="1D583917">
             <wp:extent cx="4315427" cy="943107"/>
@@ -15144,6 +15239,9 @@
         <w:spacing w:line="360" w:lineRule="auto"/>
       </w:pPr>
       <w:r>
+        <w:rPr>
+          <w:noProof/>
+        </w:rPr>
         <w:drawing>
           <wp:inline distT="0" distB="0" distL="0" distR="0" wp14:anchorId="511B0C7B" wp14:editId="15BABB27">
             <wp:extent cx="4305901" cy="933580"/>
@@ -15205,6 +15303,9 @@
         <w:spacing w:line="360" w:lineRule="auto"/>
       </w:pPr>
       <w:r>
+        <w:rPr>
+          <w:noProof/>
+        </w:rPr>
         <w:lastRenderedPageBreak/>
         <w:drawing>
           <wp:inline distT="0" distB="0" distL="0" distR="0" wp14:anchorId="653FEAE0" wp14:editId="60227F58">
@@ -15273,6 +15374,9 @@
         <w:spacing w:line="360" w:lineRule="auto"/>
       </w:pPr>
       <w:r>
+        <w:rPr>
+          <w:noProof/>
+        </w:rPr>
         <w:drawing>
           <wp:inline distT="0" distB="0" distL="0" distR="0" wp14:anchorId="2A9B343F" wp14:editId="4056C2F6">
             <wp:extent cx="5759450" cy="5805805"/>
@@ -15323,6 +15427,9 @@
         <w:spacing w:line="360" w:lineRule="auto"/>
       </w:pPr>
       <w:r>
+        <w:rPr>
+          <w:noProof/>
+        </w:rPr>
         <w:lastRenderedPageBreak/>
         <w:drawing>
           <wp:inline distT="0" distB="0" distL="0" distR="0" wp14:anchorId="6DA75629" wp14:editId="47A1650B">
@@ -15374,6 +15481,9 @@
         <w:spacing w:line="360" w:lineRule="auto"/>
       </w:pPr>
       <w:r>
+        <w:rPr>
+          <w:noProof/>
+        </w:rPr>
         <w:lastRenderedPageBreak/>
         <w:drawing>
           <wp:inline distT="0" distB="0" distL="0" distR="0" wp14:anchorId="62AB5CB8" wp14:editId="6310D9A8">
@@ -15425,6 +15535,9 @@
         <w:spacing w:line="360" w:lineRule="auto"/>
       </w:pPr>
       <w:r>
+        <w:rPr>
+          <w:noProof/>
+        </w:rPr>
         <w:drawing>
           <wp:inline distT="0" distB="0" distL="0" distR="0" wp14:anchorId="0CC4E598" wp14:editId="0522D4C5">
             <wp:extent cx="5416816" cy="742950"/>
@@ -15483,6 +15596,9 @@
         <w:spacing w:line="360" w:lineRule="auto"/>
       </w:pPr>
       <w:r>
+        <w:rPr>
+          <w:noProof/>
+        </w:rPr>
         <w:drawing>
           <wp:inline distT="0" distB="0" distL="0" distR="0" wp14:anchorId="0DFF6B9B" wp14:editId="2F07B788">
             <wp:extent cx="5759450" cy="488315"/>
@@ -15551,6 +15667,9 @@
         <w:spacing w:line="360" w:lineRule="auto"/>
       </w:pPr>
       <w:r>
+        <w:rPr>
+          <w:noProof/>
+        </w:rPr>
         <w:lastRenderedPageBreak/>
         <w:drawing>
           <wp:inline distT="0" distB="0" distL="0" distR="0" wp14:anchorId="2AD1667D" wp14:editId="3E558940">
@@ -15602,6 +15721,9 @@
         <w:spacing w:line="360" w:lineRule="auto"/>
       </w:pPr>
       <w:r>
+        <w:rPr>
+          <w:noProof/>
+        </w:rPr>
         <w:lastRenderedPageBreak/>
         <w:drawing>
           <wp:inline distT="0" distB="0" distL="0" distR="0" wp14:anchorId="55ADDDF9" wp14:editId="0A29892E">
@@ -15645,22 +15767,22 @@
         <w:spacing w:line="360" w:lineRule="auto"/>
       </w:pPr>
       <w:r>
-        <w:t>Student registration form showing correct error messages when confirm email field does not match the email field</w:t>
-      </w:r>
-      <w:r>
-        <w:t xml:space="preserve"> and confirm password does not match the password field.</w:t>
-      </w:r>
-    </w:p>
-    <w:p>
-      <w:pPr>
-        <w:spacing w:line="360" w:lineRule="auto"/>
-      </w:pPr>
-    </w:p>
-    <w:p>
-      <w:pPr>
-        <w:spacing w:line="360" w:lineRule="auto"/>
-      </w:pPr>
-      <w:r>
+        <w:t>Student registration form showing correct error messages when confirm email field does not match the email field and confirm password does not match the password field.</w:t>
+      </w:r>
+    </w:p>
+    <w:p>
+      <w:pPr>
+        <w:spacing w:line="360" w:lineRule="auto"/>
+      </w:pPr>
+    </w:p>
+    <w:p>
+      <w:pPr>
+        <w:spacing w:line="360" w:lineRule="auto"/>
+      </w:pPr>
+      <w:r>
+        <w:rPr>
+          <w:noProof/>
+        </w:rPr>
         <w:drawing>
           <wp:inline distT="0" distB="0" distL="0" distR="0" wp14:anchorId="6BC107EC" wp14:editId="6759E244">
             <wp:extent cx="4734586" cy="981212"/>
@@ -15711,6 +15833,9 @@
         <w:spacing w:line="360" w:lineRule="auto"/>
       </w:pPr>
       <w:r>
+        <w:rPr>
+          <w:noProof/>
+        </w:rPr>
         <w:drawing>
           <wp:inline distT="0" distB="0" distL="0" distR="0" wp14:anchorId="03B7E27B" wp14:editId="40784AD8">
             <wp:extent cx="4439270" cy="962159"/>
@@ -15767,6 +15892,9 @@
         <w:spacing w:line="360" w:lineRule="auto"/>
       </w:pPr>
       <w:r>
+        <w:rPr>
+          <w:noProof/>
+        </w:rPr>
         <w:lastRenderedPageBreak/>
         <w:drawing>
           <wp:inline distT="0" distB="0" distL="0" distR="0" wp14:anchorId="79B70801" wp14:editId="7DBB0233">
@@ -15818,6 +15946,9 @@
         <w:spacing w:line="360" w:lineRule="auto"/>
       </w:pPr>
       <w:r>
+        <w:rPr>
+          <w:noProof/>
+        </w:rPr>
         <w:lastRenderedPageBreak/>
         <w:drawing>
           <wp:inline distT="0" distB="0" distL="0" distR="0" wp14:anchorId="560A3699" wp14:editId="60DD821E">
@@ -15869,6 +16000,9 @@
         <w:spacing w:line="360" w:lineRule="auto"/>
       </w:pPr>
       <w:r>
+        <w:rPr>
+          <w:noProof/>
+        </w:rPr>
         <w:drawing>
           <wp:inline distT="0" distB="0" distL="0" distR="0" wp14:anchorId="4ADF99B5" wp14:editId="159F7B20">
             <wp:extent cx="5759450" cy="373380"/>
@@ -15919,6 +16053,9 @@
         <w:spacing w:line="360" w:lineRule="auto"/>
       </w:pPr>
       <w:r>
+        <w:rPr>
+          <w:noProof/>
+        </w:rPr>
         <w:drawing>
           <wp:inline distT="0" distB="0" distL="0" distR="0" wp14:anchorId="7E08516A" wp14:editId="7ECCB7E2">
             <wp:extent cx="5759450" cy="461010"/>
@@ -15974,6 +16111,9 @@
         <w:spacing w:line="360" w:lineRule="auto"/>
       </w:pPr>
       <w:r>
+        <w:rPr>
+          <w:noProof/>
+        </w:rPr>
         <w:drawing>
           <wp:inline distT="0" distB="0" distL="0" distR="0" wp14:anchorId="38C8EE29" wp14:editId="64682E8C">
             <wp:extent cx="4323283" cy="3187505"/>
@@ -16049,6 +16189,9 @@
         <w:spacing w:line="360" w:lineRule="auto"/>
       </w:pPr>
       <w:r>
+        <w:rPr>
+          <w:noProof/>
+        </w:rPr>
         <w:lastRenderedPageBreak/>
         <w:drawing>
           <wp:inline distT="0" distB="0" distL="0" distR="0" wp14:anchorId="088CA0A1" wp14:editId="15FAFB16">
@@ -16093,6 +16236,10 @@
       </w:pPr>
       <w:proofErr w:type="spellStart"/>
       <w:r>
+        <w:rPr>
+          <w:b/>
+          <w:bCs/>
+        </w:rPr>
         <w:t>TutorProfilePage</w:t>
       </w:r>
       <w:proofErr w:type="spellEnd"/>
@@ -16117,6 +16264,9 @@
         <w:spacing w:line="360" w:lineRule="auto"/>
       </w:pPr>
       <w:r>
+        <w:rPr>
+          <w:noProof/>
+        </w:rPr>
         <w:lastRenderedPageBreak/>
         <w:drawing>
           <wp:inline distT="0" distB="0" distL="0" distR="0" wp14:anchorId="7D448FA4" wp14:editId="49161FB0">
@@ -16161,11 +16311,25 @@
       </w:pPr>
       <w:proofErr w:type="spellStart"/>
       <w:r>
+        <w:rPr>
+          <w:b/>
+          <w:bCs/>
+        </w:rPr>
         <w:t>TutorProfilePage</w:t>
       </w:r>
       <w:proofErr w:type="spellEnd"/>
       <w:r>
-        <w:t xml:space="preserve"> viewed when logged in as a tutor; the message tutor button cannot be </w:t>
+        <w:t xml:space="preserve"> viewed when logged in as a tutor; the </w:t>
+      </w:r>
+      <w:r>
+        <w:rPr>
+          <w:i/>
+          <w:iCs/>
+        </w:rPr>
+        <w:t>message tutor</w:t>
+      </w:r>
+      <w:r>
+        <w:t xml:space="preserve"> button cannot be </w:t>
       </w:r>
       <w:proofErr w:type="gramStart"/>
       <w:r>
@@ -16178,6 +16342,407 @@
       <w:r>
         <w:t>and the user is notified that they cannot book lessons with other tutors.</w:t>
       </w:r>
+    </w:p>
+    <w:p>
+      <w:pPr>
+        <w:ind w:left="1440"/>
+      </w:pPr>
+      <w:r>
+        <w:lastRenderedPageBreak/>
+        <w:drawing>
+          <wp:inline distT="0" distB="0" distL="0" distR="0" wp14:anchorId="5A9C5E77" wp14:editId="70B55524">
+            <wp:extent cx="3369600" cy="4183200"/>
+            <wp:effectExtent l="0" t="0" r="2540" b="8255"/>
+            <wp:docPr id="2085587936" name="Picture 1"/>
+            <wp:cNvGraphicFramePr>
+              <a:graphicFrameLocks xmlns:a="http://schemas.openxmlformats.org/drawingml/2006/main" noChangeAspect="1"/>
+            </wp:cNvGraphicFramePr>
+            <a:graphic xmlns:a="http://schemas.openxmlformats.org/drawingml/2006/main">
+              <a:graphicData uri="http://schemas.openxmlformats.org/drawingml/2006/picture">
+                <pic:pic xmlns:pic="http://schemas.openxmlformats.org/drawingml/2006/picture">
+                  <pic:nvPicPr>
+                    <pic:cNvPr id="2085587936" name=""/>
+                    <pic:cNvPicPr/>
+                  </pic:nvPicPr>
+                  <pic:blipFill>
+                    <a:blip r:embed="rId56"/>
+                    <a:stretch>
+                      <a:fillRect/>
+                    </a:stretch>
+                  </pic:blipFill>
+                  <pic:spPr>
+                    <a:xfrm>
+                      <a:off x="0" y="0"/>
+                      <a:ext cx="3369600" cy="4183200"/>
+                    </a:xfrm>
+                    <a:prstGeom prst="rect">
+                      <a:avLst/>
+                    </a:prstGeom>
+                  </pic:spPr>
+                </pic:pic>
+              </a:graphicData>
+            </a:graphic>
+          </wp:inline>
+        </w:drawing>
+      </w:r>
+    </w:p>
+    <w:p>
+      <w:pPr>
+        <w:ind w:left="1440"/>
+      </w:pPr>
+      <w:r>
+        <w:t>Fig showing valid tutor registration data and valid server response</w:t>
+      </w:r>
+    </w:p>
+    <w:p>
+      <w:pPr>
+        <w:ind w:left="1440"/>
+      </w:pPr>
+      <w:r>
+        <w:drawing>
+          <wp:inline distT="0" distB="0" distL="0" distR="0" wp14:anchorId="1B5D4FDC" wp14:editId="779039D7">
+            <wp:extent cx="3474000" cy="4060800"/>
+            <wp:effectExtent l="0" t="0" r="0" b="0"/>
+            <wp:docPr id="1220657474" name="Picture 1"/>
+            <wp:cNvGraphicFramePr>
+              <a:graphicFrameLocks xmlns:a="http://schemas.openxmlformats.org/drawingml/2006/main" noChangeAspect="1"/>
+            </wp:cNvGraphicFramePr>
+            <a:graphic xmlns:a="http://schemas.openxmlformats.org/drawingml/2006/main">
+              <a:graphicData uri="http://schemas.openxmlformats.org/drawingml/2006/picture">
+                <pic:pic xmlns:pic="http://schemas.openxmlformats.org/drawingml/2006/picture">
+                  <pic:nvPicPr>
+                    <pic:cNvPr id="1220657474" name=""/>
+                    <pic:cNvPicPr/>
+                  </pic:nvPicPr>
+                  <pic:blipFill>
+                    <a:blip r:embed="rId57"/>
+                    <a:stretch>
+                      <a:fillRect/>
+                    </a:stretch>
+                  </pic:blipFill>
+                  <pic:spPr>
+                    <a:xfrm>
+                      <a:off x="0" y="0"/>
+                      <a:ext cx="3474000" cy="4060800"/>
+                    </a:xfrm>
+                    <a:prstGeom prst="rect">
+                      <a:avLst/>
+                    </a:prstGeom>
+                  </pic:spPr>
+                </pic:pic>
+              </a:graphicData>
+            </a:graphic>
+          </wp:inline>
+        </w:drawing>
+      </w:r>
+    </w:p>
+    <w:p>
+      <w:pPr>
+        <w:spacing w:line="240" w:lineRule="auto"/>
+        <w:ind w:left="1440"/>
+      </w:pPr>
+      <w:r>
+        <w:t>Fig showing correct error message and 409 response code when attempting to register with an already registered email.</w:t>
+      </w:r>
+    </w:p>
+    <w:p>
+      <w:pPr>
+        <w:spacing w:line="240" w:lineRule="auto"/>
+        <w:ind w:left="1440"/>
+      </w:pPr>
+      <w:r>
+        <w:lastRenderedPageBreak/>
+        <w:drawing>
+          <wp:inline distT="0" distB="0" distL="0" distR="0" wp14:anchorId="510A68E3" wp14:editId="7307DF5E">
+            <wp:extent cx="3546000" cy="4046400"/>
+            <wp:effectExtent l="0" t="0" r="0" b="0"/>
+            <wp:docPr id="905333140" name="Picture 1"/>
+            <wp:cNvGraphicFramePr>
+              <a:graphicFrameLocks xmlns:a="http://schemas.openxmlformats.org/drawingml/2006/main" noChangeAspect="1"/>
+            </wp:cNvGraphicFramePr>
+            <a:graphic xmlns:a="http://schemas.openxmlformats.org/drawingml/2006/main">
+              <a:graphicData uri="http://schemas.openxmlformats.org/drawingml/2006/picture">
+                <pic:pic xmlns:pic="http://schemas.openxmlformats.org/drawingml/2006/picture">
+                  <pic:nvPicPr>
+                    <pic:cNvPr id="905333140" name=""/>
+                    <pic:cNvPicPr/>
+                  </pic:nvPicPr>
+                  <pic:blipFill>
+                    <a:blip r:embed="rId58"/>
+                    <a:stretch>
+                      <a:fillRect/>
+                    </a:stretch>
+                  </pic:blipFill>
+                  <pic:spPr>
+                    <a:xfrm>
+                      <a:off x="0" y="0"/>
+                      <a:ext cx="3546000" cy="4046400"/>
+                    </a:xfrm>
+                    <a:prstGeom prst="rect">
+                      <a:avLst/>
+                    </a:prstGeom>
+                  </pic:spPr>
+                </pic:pic>
+              </a:graphicData>
+            </a:graphic>
+          </wp:inline>
+        </w:drawing>
+      </w:r>
+    </w:p>
+    <w:p>
+      <w:pPr>
+        <w:spacing w:line="360" w:lineRule="auto"/>
+        <w:ind w:firstLine="720"/>
+      </w:pPr>
+      <w:r>
+        <w:t xml:space="preserve">Fig showing successful login with 200 response code and the </w:t>
+      </w:r>
+      <w:r>
+        <w:rPr>
+          <w:b/>
+          <w:bCs/>
+        </w:rPr>
+        <w:t>user</w:t>
+      </w:r>
+      <w:r>
+        <w:t xml:space="preserve"> object</w:t>
+      </w:r>
+    </w:p>
+    <w:p>
+      <w:pPr>
+        <w:spacing w:line="360" w:lineRule="auto"/>
+        <w:ind w:firstLine="720"/>
+      </w:pPr>
+      <w:r>
+        <w:drawing>
+          <wp:inline distT="0" distB="0" distL="0" distR="0" wp14:anchorId="78CBD6EC" wp14:editId="212FDBC9">
+            <wp:extent cx="4449399" cy="3044825"/>
+            <wp:effectExtent l="0" t="0" r="8890" b="3175"/>
+            <wp:docPr id="1328481752" name="Picture 1"/>
+            <wp:cNvGraphicFramePr>
+              <a:graphicFrameLocks xmlns:a="http://schemas.openxmlformats.org/drawingml/2006/main" noChangeAspect="1"/>
+            </wp:cNvGraphicFramePr>
+            <a:graphic xmlns:a="http://schemas.openxmlformats.org/drawingml/2006/main">
+              <a:graphicData uri="http://schemas.openxmlformats.org/drawingml/2006/picture">
+                <pic:pic xmlns:pic="http://schemas.openxmlformats.org/drawingml/2006/picture">
+                  <pic:nvPicPr>
+                    <pic:cNvPr id="1328481752" name=""/>
+                    <pic:cNvPicPr/>
+                  </pic:nvPicPr>
+                  <pic:blipFill>
+                    <a:blip r:embed="rId59"/>
+                    <a:stretch>
+                      <a:fillRect/>
+                    </a:stretch>
+                  </pic:blipFill>
+                  <pic:spPr>
+                    <a:xfrm>
+                      <a:off x="0" y="0"/>
+                      <a:ext cx="4451029" cy="3045941"/>
+                    </a:xfrm>
+                    <a:prstGeom prst="rect">
+                      <a:avLst/>
+                    </a:prstGeom>
+                  </pic:spPr>
+                </pic:pic>
+              </a:graphicData>
+            </a:graphic>
+          </wp:inline>
+        </w:drawing>
+      </w:r>
+    </w:p>
+    <w:p>
+      <w:pPr>
+        <w:spacing w:line="360" w:lineRule="auto"/>
+        <w:ind w:left="720" w:firstLine="720"/>
+      </w:pPr>
+      <w:r>
+        <w:t xml:space="preserve">Proof of </w:t>
+      </w:r>
+      <w:r>
+        <w:t xml:space="preserve">HTTP-only </w:t>
+      </w:r>
+      <w:r>
+        <w:t xml:space="preserve">cookie with signed </w:t>
+      </w:r>
+      <w:r>
+        <w:rPr>
+          <w:b/>
+          <w:bCs/>
+        </w:rPr>
+        <w:t xml:space="preserve">JWT </w:t>
+      </w:r>
+      <w:r>
+        <w:t>post-login</w:t>
+      </w:r>
+    </w:p>
+    <w:p>
+      <w:pPr>
+        <w:spacing w:line="360" w:lineRule="auto"/>
+        <w:ind w:left="720" w:firstLine="720"/>
+      </w:pPr>
+      <w:r>
+        <w:lastRenderedPageBreak/>
+        <w:drawing>
+          <wp:inline distT="0" distB="0" distL="0" distR="0" wp14:anchorId="0E281811" wp14:editId="06350D9A">
+            <wp:extent cx="3933452" cy="3640458"/>
+            <wp:effectExtent l="0" t="0" r="0" b="0"/>
+            <wp:docPr id="426483148" name="Picture 1"/>
+            <wp:cNvGraphicFramePr>
+              <a:graphicFrameLocks xmlns:a="http://schemas.openxmlformats.org/drawingml/2006/main" noChangeAspect="1"/>
+            </wp:cNvGraphicFramePr>
+            <a:graphic xmlns:a="http://schemas.openxmlformats.org/drawingml/2006/main">
+              <a:graphicData uri="http://schemas.openxmlformats.org/drawingml/2006/picture">
+                <pic:pic xmlns:pic="http://schemas.openxmlformats.org/drawingml/2006/picture">
+                  <pic:nvPicPr>
+                    <pic:cNvPr id="426483148" name=""/>
+                    <pic:cNvPicPr/>
+                  </pic:nvPicPr>
+                  <pic:blipFill>
+                    <a:blip r:embed="rId60"/>
+                    <a:stretch>
+                      <a:fillRect/>
+                    </a:stretch>
+                  </pic:blipFill>
+                  <pic:spPr>
+                    <a:xfrm>
+                      <a:off x="0" y="0"/>
+                      <a:ext cx="3937932" cy="3644605"/>
+                    </a:xfrm>
+                    <a:prstGeom prst="rect">
+                      <a:avLst/>
+                    </a:prstGeom>
+                  </pic:spPr>
+                </pic:pic>
+              </a:graphicData>
+            </a:graphic>
+          </wp:inline>
+        </w:drawing>
+      </w:r>
+    </w:p>
+    <w:p>
+      <w:pPr>
+        <w:spacing w:line="360" w:lineRule="auto"/>
+        <w:ind w:left="720" w:firstLine="720"/>
+      </w:pPr>
+      <w:r>
+        <w:t>Successful logout with 200 response and cookie removal</w:t>
+      </w:r>
+    </w:p>
+    <w:p>
+      <w:pPr>
+        <w:spacing w:line="360" w:lineRule="auto"/>
+        <w:ind w:left="720" w:firstLine="720"/>
+      </w:pPr>
+      <w:r>
+        <w:drawing>
+          <wp:inline distT="0" distB="0" distL="0" distR="0" wp14:anchorId="3D38EDE2" wp14:editId="5693F87F">
+            <wp:extent cx="3420000" cy="3142800"/>
+            <wp:effectExtent l="0" t="0" r="9525" b="635"/>
+            <wp:docPr id="1293724817" name="Picture 1"/>
+            <wp:cNvGraphicFramePr>
+              <a:graphicFrameLocks xmlns:a="http://schemas.openxmlformats.org/drawingml/2006/main" noChangeAspect="1"/>
+            </wp:cNvGraphicFramePr>
+            <a:graphic xmlns:a="http://schemas.openxmlformats.org/drawingml/2006/main">
+              <a:graphicData uri="http://schemas.openxmlformats.org/drawingml/2006/picture">
+                <pic:pic xmlns:pic="http://schemas.openxmlformats.org/drawingml/2006/picture">
+                  <pic:nvPicPr>
+                    <pic:cNvPr id="1293724817" name=""/>
+                    <pic:cNvPicPr/>
+                  </pic:nvPicPr>
+                  <pic:blipFill>
+                    <a:blip r:embed="rId61"/>
+                    <a:stretch>
+                      <a:fillRect/>
+                    </a:stretch>
+                  </pic:blipFill>
+                  <pic:spPr>
+                    <a:xfrm>
+                      <a:off x="0" y="0"/>
+                      <a:ext cx="3420000" cy="3142800"/>
+                    </a:xfrm>
+                    <a:prstGeom prst="rect">
+                      <a:avLst/>
+                    </a:prstGeom>
+                  </pic:spPr>
+                </pic:pic>
+              </a:graphicData>
+            </a:graphic>
+          </wp:inline>
+        </w:drawing>
+      </w:r>
+    </w:p>
+    <w:p>
+      <w:pPr>
+        <w:spacing w:line="360" w:lineRule="auto"/>
+        <w:ind w:left="720" w:firstLine="720"/>
+      </w:pPr>
+      <w:r>
+        <w:t>401 response and error message when incorrect password used for tutor login</w:t>
+      </w:r>
+    </w:p>
+    <w:p>
+      <w:pPr>
+        <w:spacing w:line="360" w:lineRule="auto"/>
+        <w:ind w:left="720" w:firstLine="720"/>
+      </w:pPr>
+      <w:r>
+        <w:lastRenderedPageBreak/>
+        <w:drawing>
+          <wp:inline distT="0" distB="0" distL="0" distR="0" wp14:anchorId="72B2AA5D" wp14:editId="6741D05E">
+            <wp:extent cx="3358800" cy="3142800"/>
+            <wp:effectExtent l="0" t="0" r="0" b="635"/>
+            <wp:docPr id="597586986" name="Picture 1"/>
+            <wp:cNvGraphicFramePr>
+              <a:graphicFrameLocks xmlns:a="http://schemas.openxmlformats.org/drawingml/2006/main" noChangeAspect="1"/>
+            </wp:cNvGraphicFramePr>
+            <a:graphic xmlns:a="http://schemas.openxmlformats.org/drawingml/2006/main">
+              <a:graphicData uri="http://schemas.openxmlformats.org/drawingml/2006/picture">
+                <pic:pic xmlns:pic="http://schemas.openxmlformats.org/drawingml/2006/picture">
+                  <pic:nvPicPr>
+                    <pic:cNvPr id="597586986" name=""/>
+                    <pic:cNvPicPr/>
+                  </pic:nvPicPr>
+                  <pic:blipFill>
+                    <a:blip r:embed="rId62"/>
+                    <a:stretch>
+                      <a:fillRect/>
+                    </a:stretch>
+                  </pic:blipFill>
+                  <pic:spPr>
+                    <a:xfrm>
+                      <a:off x="0" y="0"/>
+                      <a:ext cx="3358800" cy="3142800"/>
+                    </a:xfrm>
+                    <a:prstGeom prst="rect">
+                      <a:avLst/>
+                    </a:prstGeom>
+                  </pic:spPr>
+                </pic:pic>
+              </a:graphicData>
+            </a:graphic>
+          </wp:inline>
+        </w:drawing>
+      </w:r>
+    </w:p>
+    <w:p>
+      <w:pPr>
+        <w:spacing w:line="360" w:lineRule="auto"/>
+        <w:ind w:left="720" w:firstLine="720"/>
+      </w:pPr>
+      <w:r>
+        <w:t>401 response and error message when incorrect email used for tutor login</w:t>
+      </w:r>
+    </w:p>
+    <w:p>
+      <w:pPr>
+        <w:spacing w:line="360" w:lineRule="auto"/>
+      </w:pPr>
+    </w:p>
+    <w:p>
+      <w:pPr>
+        <w:spacing w:line="360" w:lineRule="auto"/>
+      </w:pPr>
     </w:p>
     <w:sectPr>
       <w:pgSz w:w="11906" w:h="16838"/>

--- a/docs/dissertation start.docx
+++ b/docs/dissertation start.docx
@@ -12216,7 +12216,19 @@
         <w:spacing w:line="360" w:lineRule="auto"/>
       </w:pPr>
       <w:r>
-        <w:t>Tests and their outcomes are described here; full test descriptions and results are in the appendix.</w:t>
+        <w:t xml:space="preserve">Tests and their outcomes are described here; </w:t>
+      </w:r>
+      <w:r>
+        <w:t>evidence of</w:t>
+      </w:r>
+      <w:r>
+        <w:t xml:space="preserve"> results </w:t>
+      </w:r>
+      <w:r>
+        <w:t>is</w:t>
+      </w:r>
+      <w:r>
+        <w:t xml:space="preserve"> in the appendix.</w:t>
       </w:r>
     </w:p>
     <w:p>
@@ -12329,7 +12341,7 @@
         <w:t xml:space="preserve"> when navigating away from the input field</w:t>
       </w:r>
       <w:r>
-        <w:t>, and form submission was not allowed</w:t>
+        <w:t xml:space="preserve"> and form submission was not allowed</w:t>
       </w:r>
       <w:r>
         <w:t>. This verified that the schema-based validation and real-time user feedback were functioning correctly.</w:t>
@@ -12368,28 +12380,324 @@
         <w:spacing w:line="360" w:lineRule="auto"/>
       </w:pPr>
       <w:r>
-        <w:t xml:space="preserve">For manual end-to-end testing, </w:t>
-      </w:r>
-      <w:r>
-        <w:t>a</w:t>
-      </w:r>
-      <w:r>
-        <w:t xml:space="preserve"> test tutor and test student were registered</w:t>
-      </w:r>
-      <w:r>
-        <w:t xml:space="preserve"> and successful login attempts made</w:t>
+        <w:t>Following frontend testing</w:t>
+      </w:r>
+      <w:r>
+        <w:t xml:space="preserve">, </w:t>
+      </w:r>
+      <w:r>
+        <w:t xml:space="preserve">manual end-to-end testing </w:t>
+      </w:r>
+      <w:r>
+        <w:t xml:space="preserve">for registration </w:t>
+      </w:r>
+      <w:r>
+        <w:t>continued using the same test tutor and test student accounts</w:t>
+      </w:r>
+      <w:r>
+        <w:t xml:space="preserve">. </w:t>
+      </w:r>
+      <w:r>
+        <w:t>T</w:t>
+      </w:r>
+      <w:r>
+        <w:t xml:space="preserve">he database was queried to show registration of both users in the </w:t>
+      </w:r>
+      <w:proofErr w:type="spellStart"/>
+      <w:r>
+        <w:rPr>
+          <w:b/>
+          <w:bCs/>
+        </w:rPr>
+        <w:t>app_users</w:t>
+      </w:r>
+      <w:proofErr w:type="spellEnd"/>
+      <w:r>
+        <w:t xml:space="preserve"> table, and the </w:t>
+      </w:r>
+      <w:r>
+        <w:rPr>
+          <w:b/>
+          <w:bCs/>
+        </w:rPr>
+        <w:t>students</w:t>
+      </w:r>
+      <w:r>
+        <w:t xml:space="preserve"> and </w:t>
+      </w:r>
+      <w:r>
+        <w:rPr>
+          <w:b/>
+          <w:bCs/>
+        </w:rPr>
+        <w:t>tutors</w:t>
+      </w:r>
+      <w:r>
+        <w:t xml:space="preserve"> tables respectively</w:t>
+      </w:r>
+      <w:r>
+        <w:t xml:space="preserve">. </w:t>
+      </w:r>
+    </w:p>
+    <w:p>
+      <w:pPr>
+        <w:spacing w:line="360" w:lineRule="auto"/>
+      </w:pPr>
+      <w:r>
+        <w:t xml:space="preserve">For login testing, login was attempted </w:t>
+      </w:r>
+      <w:r>
+        <w:t xml:space="preserve">first </w:t>
+      </w:r>
+      <w:r>
+        <w:t>with missing data to confirm that the correct error messages would display. Login with correct user data was then carried out successfully.</w:t>
+      </w:r>
+    </w:p>
+    <w:p>
+      <w:pPr>
+        <w:pStyle w:val="Heading3"/>
+        <w:spacing w:line="360" w:lineRule="auto"/>
+      </w:pPr>
+      <w:bookmarkStart w:id="37" w:name="_Toc225105233"/>
+      <w:r>
+        <w:t>4.2.3 API testing</w:t>
+      </w:r>
+      <w:bookmarkEnd w:id="37"/>
+    </w:p>
+    <w:p>
+      <w:pPr>
+        <w:spacing w:line="360" w:lineRule="auto"/>
+      </w:pPr>
+      <w:r>
+        <w:t>The registration and login endpoints were tested with valid and invalid data</w:t>
+      </w:r>
+      <w:r>
+        <w:t xml:space="preserve"> for tutor and student</w:t>
       </w:r>
       <w:r>
         <w:t>.</w:t>
       </w:r>
       <w:r>
-        <w:t xml:space="preserve"> Successful </w:t>
-      </w:r>
-      <w:r>
-        <w:t xml:space="preserve">tutor </w:t>
-      </w:r>
-      <w:r>
-        <w:t xml:space="preserve">registration was then confirmed by navigating to the ‘Find a tutor’ page and seeing the new tutor profile displayed in the default results. The tutor’s profile card was clicked to navigate to the </w:t>
+        <w:t xml:space="preserve"> Both were successfully registered when correct data was sent</w:t>
+      </w:r>
+      <w:r>
+        <w:t xml:space="preserve"> to the registration endpoint</w:t>
+      </w:r>
+      <w:r>
+        <w:t xml:space="preserve">; the API returned </w:t>
+      </w:r>
+      <w:r>
+        <w:rPr>
+          <w:b/>
+          <w:bCs/>
+        </w:rPr>
+        <w:t>201</w:t>
+      </w:r>
+      <w:r>
+        <w:t xml:space="preserve"> HTTP response code and</w:t>
+      </w:r>
+      <w:r>
+        <w:t xml:space="preserve"> a</w:t>
+      </w:r>
+      <w:r>
+        <w:t xml:space="preserve"> success message.</w:t>
+      </w:r>
+    </w:p>
+    <w:p>
+      <w:pPr>
+        <w:spacing w:line="360" w:lineRule="auto"/>
+      </w:pPr>
+      <w:r>
+        <w:t>When re-registration</w:t>
+      </w:r>
+      <w:r>
+        <w:t xml:space="preserve"> with the same data</w:t>
+      </w:r>
+      <w:r>
+        <w:t xml:space="preserve"> was </w:t>
+      </w:r>
+      <w:r>
+        <w:t>attempted</w:t>
+      </w:r>
+      <w:r>
+        <w:t>,</w:t>
+      </w:r>
+      <w:r>
+        <w:t xml:space="preserve"> the API returned </w:t>
+      </w:r>
+      <w:r>
+        <w:t xml:space="preserve">the expected </w:t>
+      </w:r>
+      <w:r>
+        <w:rPr>
+          <w:b/>
+          <w:bCs/>
+        </w:rPr>
+        <w:t>409</w:t>
+      </w:r>
+      <w:r>
+        <w:t xml:space="preserve"> HTTP response and error message.</w:t>
+      </w:r>
+    </w:p>
+    <w:p>
+      <w:pPr>
+        <w:spacing w:line="360" w:lineRule="auto"/>
+      </w:pPr>
+      <w:r>
+        <w:lastRenderedPageBreak/>
+        <w:t xml:space="preserve">Login attempts with </w:t>
+      </w:r>
+      <w:r>
+        <w:t>vali</w:t>
+      </w:r>
+      <w:r>
+        <w:t>d</w:t>
+      </w:r>
+      <w:r>
+        <w:t xml:space="preserve"> </w:t>
+      </w:r>
+      <w:r>
+        <w:t>credentials</w:t>
+      </w:r>
+      <w:r>
+        <w:t xml:space="preserve"> returned </w:t>
+      </w:r>
+      <w:r>
+        <w:rPr>
+          <w:b/>
+          <w:bCs/>
+        </w:rPr>
+        <w:t>200</w:t>
+      </w:r>
+      <w:r>
+        <w:t xml:space="preserve"> HTTP response, the </w:t>
+      </w:r>
+      <w:r>
+        <w:rPr>
+          <w:b/>
+          <w:bCs/>
+        </w:rPr>
+        <w:t>user</w:t>
+      </w:r>
+      <w:r>
+        <w:t xml:space="preserve"> object, and an HTTP-only cookie with a signed </w:t>
+      </w:r>
+      <w:r>
+        <w:rPr>
+          <w:b/>
+          <w:bCs/>
+        </w:rPr>
+        <w:t>JWT</w:t>
+      </w:r>
+      <w:r>
+        <w:t xml:space="preserve"> payload. Login attempts with either </w:t>
+      </w:r>
+      <w:r>
+        <w:t>an</w:t>
+      </w:r>
+      <w:r>
+        <w:t xml:space="preserve"> incorrect email or password returned </w:t>
+      </w:r>
+      <w:r>
+        <w:rPr>
+          <w:b/>
+          <w:bCs/>
+        </w:rPr>
+        <w:t>401</w:t>
+      </w:r>
+      <w:r>
+        <w:t xml:space="preserve"> HTTP response and error message.</w:t>
+      </w:r>
+    </w:p>
+    <w:p>
+      <w:pPr>
+        <w:spacing w:line="360" w:lineRule="auto"/>
+      </w:pPr>
+      <w:r>
+        <w:t xml:space="preserve">A GET request to the logout endpoint returned the </w:t>
+      </w:r>
+      <w:r>
+        <w:t>expected</w:t>
+      </w:r>
+      <w:r>
+        <w:t xml:space="preserve"> HTTP response and cleared the cookie</w:t>
+      </w:r>
+      <w:r>
+        <w:t xml:space="preserve">. Cookie clearance was </w:t>
+      </w:r>
+      <w:r>
+        <w:t xml:space="preserve">confirmed separately by </w:t>
+      </w:r>
+      <w:r>
+        <w:t>GET request to</w:t>
+      </w:r>
+      <w:r>
+        <w:t xml:space="preserve"> a</w:t>
+      </w:r>
+      <w:r>
+        <w:t xml:space="preserve"> protected route which returned</w:t>
+      </w:r>
+      <w:r>
+        <w:t xml:space="preserve"> the</w:t>
+      </w:r>
+      <w:r>
+        <w:t xml:space="preserve"> message for </w:t>
+      </w:r>
+      <w:r>
+        <w:t xml:space="preserve">an </w:t>
+      </w:r>
+      <w:r>
+        <w:t>unauthorised user.</w:t>
+      </w:r>
+    </w:p>
+    <w:p>
+      <w:pPr>
+        <w:pStyle w:val="Heading2"/>
+        <w:spacing w:line="360" w:lineRule="auto"/>
+      </w:pPr>
+      <w:bookmarkStart w:id="38" w:name="_Toc225105234"/>
+      <w:r>
+        <w:t>4.3 Lesson booking testing</w:t>
+      </w:r>
+      <w:bookmarkEnd w:id="38"/>
+    </w:p>
+    <w:p>
+      <w:r>
+        <w:t>Lesson booking</w:t>
+      </w:r>
+      <w:r>
+        <w:t xml:space="preserve"> with a tutor</w:t>
+      </w:r>
+      <w:r>
+        <w:t xml:space="preserve"> can only be carried out by a </w:t>
+      </w:r>
+      <w:r>
+        <w:t xml:space="preserve">logged-in </w:t>
+      </w:r>
+      <w:r>
+        <w:t>student user.</w:t>
+      </w:r>
+    </w:p>
+    <w:p>
+      <w:pPr>
+        <w:pStyle w:val="Heading3"/>
+        <w:spacing w:line="360" w:lineRule="auto"/>
+      </w:pPr>
+      <w:bookmarkStart w:id="39" w:name="_Toc225105235"/>
+      <w:r>
+        <w:t>4.3.1 Frontend testing</w:t>
+      </w:r>
+      <w:bookmarkEnd w:id="39"/>
+    </w:p>
+    <w:p>
+      <w:pPr>
+        <w:spacing w:line="360" w:lineRule="auto"/>
+      </w:pPr>
+      <w:r>
+        <w:t>To begin lesson booking testing, the newly registered tutor’s profile card was located on the’ Find a tutor’ page and t</w:t>
+      </w:r>
+      <w:r>
+        <w:t xml:space="preserve">he card was clicked to navigate to the </w:t>
       </w:r>
       <w:proofErr w:type="spellStart"/>
       <w:r>
@@ -12401,64 +12709,302 @@
       </w:r>
       <w:proofErr w:type="spellEnd"/>
       <w:r>
-        <w:t xml:space="preserve"> component which was populated with the test tutor’s details fetched from the backend; the information corresponded exactly to the information entered in the tutor registration form.</w:t>
+        <w:t xml:space="preserve"> component which was populated with the test tutor’s details fetched from the backend; the information corresponded exactly to the information entered in the tutor registration form. </w:t>
+      </w:r>
+    </w:p>
+    <w:p>
+      <w:pPr>
+        <w:spacing w:line="360" w:lineRule="auto"/>
+      </w:pPr>
+      <w:r>
+        <w:t xml:space="preserve">To test the requirements that a user could not message </w:t>
+      </w:r>
+      <w:r>
+        <w:t xml:space="preserve">or book lessons with </w:t>
+      </w:r>
+      <w:r>
+        <w:t xml:space="preserve">a tutor unless logged in as a student, the </w:t>
+      </w:r>
+      <w:proofErr w:type="spellStart"/>
+      <w:r>
+        <w:rPr>
+          <w:b/>
+          <w:bCs/>
+        </w:rPr>
+        <w:t>TutorProfilePage</w:t>
+      </w:r>
+      <w:proofErr w:type="spellEnd"/>
+      <w:r>
+        <w:t xml:space="preserve"> was viewed in three states: pre-login, when logged in as a tutor, and when logged in as a student. As required, when viewing pre-login, the user was unable to use the card’s message-tutor button and was prompted to log</w:t>
       </w:r>
       <w:r>
         <w:t xml:space="preserve"> </w:t>
       </w:r>
-    </w:p>
-    <w:p>
-      <w:pPr>
-        <w:spacing w:line="360" w:lineRule="auto"/>
-      </w:pPr>
-      <w:r>
-        <w:t xml:space="preserve">To test the requirements that a user could not message a tutor or book lessons with them unless logged in as a student, the </w:t>
-      </w:r>
-      <w:proofErr w:type="spellStart"/>
-      <w:r>
-        <w:rPr>
-          <w:b/>
-          <w:bCs/>
-        </w:rPr>
-        <w:t>TutorProfilePage</w:t>
-      </w:r>
-      <w:proofErr w:type="spellEnd"/>
-      <w:r>
+      <w:r>
+        <w:t xml:space="preserve">in to book lessons. When logged in as a tutor, the user could not use the message button, and the UI displayed a message informing the user that tutors cannot book lessons with other tutors. Finally, when logged in as a student, the user could click on the message button, which opened the </w:t>
+      </w:r>
+      <w:r>
+        <w:rPr>
+          <w:b/>
+          <w:bCs/>
+        </w:rPr>
+        <w:t>ChatWindow</w:t>
+      </w:r>
+      <w:r>
+        <w:t xml:space="preserve"> component, and could open the </w:t>
+      </w:r>
+      <w:proofErr w:type="spellStart"/>
+      <w:r>
+        <w:rPr>
+          <w:b/>
+          <w:bCs/>
+        </w:rPr>
+        <w:t>BookingCalendar</w:t>
+      </w:r>
+      <w:proofErr w:type="spellEnd"/>
+      <w:r>
+        <w:t xml:space="preserve"> component to see the tutor’s availability and book lessons.</w:t>
+      </w:r>
+    </w:p>
+    <w:p>
+      <w:pPr>
+        <w:pStyle w:val="Heading3"/>
+        <w:spacing w:line="360" w:lineRule="auto"/>
+      </w:pPr>
+      <w:bookmarkStart w:id="40" w:name="_Toc225105236"/>
+      <w:r>
+        <w:t>4.3.2 Manual end-to-end testing</w:t>
+      </w:r>
+      <w:bookmarkEnd w:id="40"/>
+    </w:p>
+    <w:p>
+      <w:pPr>
+        <w:spacing w:line="360" w:lineRule="auto"/>
+      </w:pPr>
+      <w:r>
+        <w:t>Testing was carried out to ensure that a student could successfully book a lesson with the selected tutor and that, once booked, the details could be viewed in the lesson details section. Separately, the database</w:t>
+      </w:r>
+      <w:r>
+        <w:t xml:space="preserve">’s </w:t>
+      </w:r>
+      <w:r>
+        <w:rPr>
+          <w:b/>
+          <w:bCs/>
+        </w:rPr>
+        <w:t>bookings</w:t>
+      </w:r>
+      <w:r>
+        <w:rPr>
+          <w:b/>
+          <w:bCs/>
+        </w:rPr>
         <w:t xml:space="preserve"> </w:t>
       </w:r>
       <w:r>
-        <w:t>was viewed</w:t>
-      </w:r>
-      <w:r>
-        <w:t xml:space="preserve"> in three states:</w:t>
-      </w:r>
-      <w:r>
-        <w:t xml:space="preserve"> pre-login, when logged in as a tutor, and when logged in as a student</w:t>
-      </w:r>
-      <w:r>
-        <w:t xml:space="preserve">. As required, when viewing pre-login, the user </w:t>
-      </w:r>
-      <w:r>
-        <w:t>was unable to use</w:t>
-      </w:r>
-      <w:r>
-        <w:t xml:space="preserve"> the card’s message</w:t>
-      </w:r>
-      <w:r>
-        <w:t>-tutor</w:t>
-      </w:r>
-      <w:r>
-        <w:t xml:space="preserve"> button and was prompted to login to book lessons. When logged in as a tutor, the user could not </w:t>
-      </w:r>
-      <w:r>
-        <w:t>use</w:t>
-      </w:r>
-      <w:r>
-        <w:t xml:space="preserve"> the message button, and the UI displayed a message informing the user that tutors cannot book lessons with other tutors. Finally, when logged in as a student, the user could click on the message </w:t>
+        <w:t xml:space="preserve">table </w:t>
+      </w:r>
+      <w:r>
+        <w:t>was</w:t>
+      </w:r>
+      <w:r>
+        <w:t xml:space="preserve"> queried to verify that the lesson was saved correctly.</w:t>
+      </w:r>
+      <w:r>
+        <w:t xml:space="preserve"> The robustness of the </w:t>
+      </w:r>
+      <w:proofErr w:type="spellStart"/>
+      <w:r>
+        <w:rPr>
+          <w:b/>
+          <w:bCs/>
+        </w:rPr>
+        <w:t>BookingCalendar</w:t>
+      </w:r>
+      <w:proofErr w:type="spellEnd"/>
+      <w:r>
+        <w:t xml:space="preserve"> component’s logic was tested by attempting to book an unavailable slot, to double-book a lesson, and to book a lesson without selecting all the required fields.</w:t>
+      </w:r>
+      <w:r>
+        <w:t xml:space="preserve"> The component correctly prevented booking.</w:t>
+      </w:r>
+    </w:p>
+    <w:p>
+      <w:pPr>
+        <w:pStyle w:val="Heading3"/>
+        <w:spacing w:line="360" w:lineRule="auto"/>
+      </w:pPr>
+      <w:bookmarkStart w:id="41" w:name="_Toc225105237"/>
+      <w:r>
+        <w:t>4.3.3 API testing</w:t>
+      </w:r>
+      <w:bookmarkEnd w:id="41"/>
+    </w:p>
+    <w:p>
+      <w:pPr>
+        <w:spacing w:line="360" w:lineRule="auto"/>
+      </w:pPr>
+      <w:r>
+        <w:t xml:space="preserve">The lesson booking endpoint was tested with valid and invalid data. </w:t>
+      </w:r>
+      <w:r>
+        <w:t>When</w:t>
+      </w:r>
+      <w:r>
+        <w:t xml:space="preserve"> valid data</w:t>
+      </w:r>
+      <w:r>
+        <w:t xml:space="preserve"> was submitted</w:t>
+      </w:r>
+      <w:r>
+        <w:t xml:space="preserve">, the lesson was </w:t>
+      </w:r>
+      <w:r>
+        <w:t>created successfully</w:t>
+      </w:r>
+      <w:r>
+        <w:t xml:space="preserve"> and the </w:t>
+      </w:r>
+      <w:r>
+        <w:t>API returned</w:t>
+      </w:r>
+      <w:r>
+        <w:t xml:space="preserve"> HTTP 201 response</w:t>
+      </w:r>
+      <w:r>
+        <w:t xml:space="preserve"> and a booking confirmation object</w:t>
+      </w:r>
+      <w:r>
+        <w:t xml:space="preserve">. When an invalid tutor or student id </w:t>
+      </w:r>
+      <w:r>
+        <w:t>was</w:t>
+      </w:r>
+      <w:r>
+        <w:t xml:space="preserve"> submitted, the booking was refused. </w:t>
+      </w:r>
+    </w:p>
+    <w:p>
+      <w:pPr>
+        <w:spacing w:line="360" w:lineRule="auto"/>
+      </w:pPr>
+      <w:r>
+        <w:t>An attempt to create a lesson that overlapped another lesson</w:t>
+      </w:r>
+      <w:r>
+        <w:t xml:space="preserve"> was </w:t>
+      </w:r>
+      <w:r>
+        <w:t>rejected</w:t>
+      </w:r>
+      <w:r>
+        <w:t xml:space="preserve">. </w:t>
+      </w:r>
+      <w:r>
+        <w:t>Similarly, w</w:t>
+      </w:r>
+      <w:r>
+        <w:t xml:space="preserve">hen a past-tense booking was attempted, it was </w:t>
+      </w:r>
+      <w:r>
+        <w:t>rejected</w:t>
+      </w:r>
+      <w:r>
+        <w:t>.</w:t>
+      </w:r>
+      <w:r>
+        <w:t xml:space="preserve"> </w:t>
+      </w:r>
+      <w:r>
+        <w:t>Finally, w</w:t>
+      </w:r>
+      <w:r>
+        <w:t xml:space="preserve">hen an attempt was made to cancel a booking that </w:t>
       </w:r>
       <w:r>
         <w:lastRenderedPageBreak/>
-        <w:t xml:space="preserve">button, which opened the </w:t>
+        <w:t xml:space="preserve">started within 24 hours, it was refused. </w:t>
+      </w:r>
+      <w:r>
+        <w:t xml:space="preserve">Although there </w:t>
+      </w:r>
+      <w:r>
+        <w:t>is more business logic in backend booking</w:t>
+      </w:r>
+      <w:r>
+        <w:t xml:space="preserve"> handler</w:t>
+      </w:r>
+      <w:r>
+        <w:t xml:space="preserve"> that can be tested, these cases were judged to be the most important</w:t>
+      </w:r>
+      <w:r>
+        <w:t>.</w:t>
+      </w:r>
+    </w:p>
+    <w:p>
+      <w:pPr>
+        <w:pStyle w:val="Heading2"/>
+        <w:spacing w:line="360" w:lineRule="auto"/>
+      </w:pPr>
+      <w:bookmarkStart w:id="42" w:name="_Toc225105238"/>
+      <w:r>
+        <w:t>4.4 Real-time webchat testing</w:t>
+      </w:r>
+      <w:bookmarkEnd w:id="42"/>
+    </w:p>
+    <w:p>
+      <w:pPr>
+        <w:spacing w:line="360" w:lineRule="auto"/>
+      </w:pPr>
+      <w:r>
+        <w:t>Real-time webchat/messaging is a crucial piece of app functionality and was prioritised for testing.</w:t>
+      </w:r>
+    </w:p>
+    <w:p>
+      <w:pPr>
+        <w:spacing w:line="360" w:lineRule="auto"/>
+      </w:pPr>
+      <w:r>
+        <w:t>Due to their overlap in this feature, frontend testing and manual end-to-end testing were combined.</w:t>
+      </w:r>
+    </w:p>
+    <w:p>
+      <w:pPr>
+        <w:pStyle w:val="Heading3"/>
+        <w:spacing w:line="360" w:lineRule="auto"/>
+      </w:pPr>
+      <w:bookmarkStart w:id="43" w:name="_Toc225105239"/>
+      <w:r>
+        <w:t>4.4.1 Frontend testing</w:t>
+      </w:r>
+      <w:bookmarkStart w:id="44" w:name="_Toc225105240"/>
+      <w:bookmarkEnd w:id="43"/>
+      <w:r>
+        <w:t xml:space="preserve"> and m</w:t>
+      </w:r>
+      <w:r>
+        <w:t>anual end-to-end testing</w:t>
+      </w:r>
+      <w:bookmarkEnd w:id="44"/>
+    </w:p>
+    <w:p>
+      <w:pPr>
+        <w:spacing w:line="360" w:lineRule="auto"/>
+      </w:pPr>
+      <w:r>
+        <w:t>As described earlier, only a logged</w:t>
+      </w:r>
+      <w:r>
+        <w:t>-</w:t>
+      </w:r>
+      <w:r>
+        <w:t>in student may initiate messaging with a tutor. If a tutor is logged in when the message is sent, they will receive a notification on-screen and can cho</w:t>
+      </w:r>
+      <w:r>
+        <w:t>o</w:t>
+      </w:r>
+      <w:r>
+        <w:t xml:space="preserve">se to open the </w:t>
       </w:r>
       <w:r>
         <w:rPr>
@@ -12468,79 +13014,137 @@
         <w:t>ChatWindow</w:t>
       </w:r>
       <w:r>
-        <w:t xml:space="preserve"> component, and could open the </w:t>
-      </w:r>
-      <w:proofErr w:type="spellStart"/>
-      <w:r>
-        <w:rPr>
-          <w:b/>
-          <w:bCs/>
-        </w:rPr>
-        <w:t>BookingCalendar</w:t>
-      </w:r>
-      <w:proofErr w:type="spellEnd"/>
-      <w:r>
-        <w:t xml:space="preserve"> component to see the tutor’s availability and book lessons.</w:t>
-      </w:r>
-    </w:p>
-    <w:p>
-      <w:pPr>
-        <w:spacing w:line="360" w:lineRule="auto"/>
-      </w:pPr>
-      <w:r>
-        <w:t xml:space="preserve">To complete the end-to-end testing for registration, the database was queried to show registration of both users in the </w:t>
-      </w:r>
-      <w:proofErr w:type="spellStart"/>
-      <w:r>
-        <w:rPr>
-          <w:b/>
-          <w:bCs/>
-        </w:rPr>
-        <w:t>app_users</w:t>
-      </w:r>
-      <w:proofErr w:type="spellEnd"/>
-      <w:r>
-        <w:t xml:space="preserve"> table</w:t>
-      </w:r>
-      <w:r>
-        <w:t>,</w:t>
-      </w:r>
-      <w:r>
-        <w:t xml:space="preserve"> and the </w:t>
-      </w:r>
-      <w:r>
-        <w:rPr>
-          <w:b/>
-          <w:bCs/>
-        </w:rPr>
-        <w:t>students</w:t>
-      </w:r>
-      <w:r>
-        <w:t xml:space="preserve"> and </w:t>
-      </w:r>
-      <w:r>
-        <w:rPr>
-          <w:b/>
-          <w:bCs/>
-        </w:rPr>
-        <w:t>tutors</w:t>
-      </w:r>
-      <w:r>
-        <w:t xml:space="preserve"> tables respectively.</w:t>
-      </w:r>
-    </w:p>
-    <w:p>
-      <w:pPr>
-        <w:spacing w:line="360" w:lineRule="auto"/>
-      </w:pPr>
-      <w:r>
-        <w:t xml:space="preserve">Screenshots are included in the </w:t>
-      </w:r>
-      <w:r>
-        <w:t xml:space="preserve">testing </w:t>
-      </w:r>
-      <w:r>
-        <w:t>appendix as evidence.</w:t>
+        <w:t xml:space="preserve"> component and begin a chat or dismiss it and </w:t>
+      </w:r>
+      <w:r>
+        <w:t>resume</w:t>
+      </w:r>
+      <w:r>
+        <w:t xml:space="preserve"> later through the </w:t>
+      </w:r>
+      <w:proofErr w:type="spellStart"/>
+      <w:r>
+        <w:rPr>
+          <w:b/>
+          <w:bCs/>
+        </w:rPr>
+        <w:t>MessageDrawer</w:t>
+      </w:r>
+      <w:proofErr w:type="spellEnd"/>
+      <w:r>
+        <w:t xml:space="preserve"> component.</w:t>
+      </w:r>
+    </w:p>
+    <w:p>
+      <w:pPr>
+        <w:spacing w:line="360" w:lineRule="auto"/>
+      </w:pPr>
+      <w:r>
+        <w:t xml:space="preserve">To test the functionality, </w:t>
+      </w:r>
+      <w:r>
+        <w:t>a chrome browser window was opened to log in as the student,</w:t>
+      </w:r>
+      <w:r>
+        <w:t xml:space="preserve"> and an incognito tab was opened to log in </w:t>
+      </w:r>
+      <w:r>
+        <w:t>as</w:t>
+      </w:r>
+      <w:r>
+        <w:t xml:space="preserve"> the tutor. </w:t>
+      </w:r>
+    </w:p>
+    <w:p>
+      <w:pPr>
+        <w:spacing w:line="360" w:lineRule="auto"/>
+      </w:pPr>
+      <w:r>
+        <w:t xml:space="preserve">In the student’s browser window, the test tutor profile was </w:t>
+      </w:r>
+      <w:proofErr w:type="gramStart"/>
+      <w:r>
+        <w:t>located</w:t>
+      </w:r>
+      <w:proofErr w:type="gramEnd"/>
+      <w:r>
+        <w:t xml:space="preserve"> and its </w:t>
+      </w:r>
+      <w:r>
+        <w:rPr>
+          <w:i/>
+          <w:iCs/>
+        </w:rPr>
+        <w:t>message tutor</w:t>
+      </w:r>
+      <w:r>
+        <w:t xml:space="preserve"> button was clicked. A message was then sent in the </w:t>
+      </w:r>
+      <w:r>
+        <w:rPr>
+          <w:b/>
+          <w:bCs/>
+        </w:rPr>
+        <w:t>ChatWindow</w:t>
+      </w:r>
+      <w:r>
+        <w:t xml:space="preserve"> component. The message appeared instantly in the student’s </w:t>
+      </w:r>
+      <w:r>
+        <w:rPr>
+          <w:b/>
+          <w:bCs/>
+        </w:rPr>
+        <w:t>ChatWindow</w:t>
+      </w:r>
+      <w:r>
+        <w:t>.</w:t>
+      </w:r>
+    </w:p>
+    <w:p>
+      <w:pPr>
+        <w:spacing w:line="360" w:lineRule="auto"/>
+      </w:pPr>
+      <w:r>
+        <w:t xml:space="preserve">In the tutor’s browser window, the notification modal appeared; it was used to open the </w:t>
+      </w:r>
+      <w:proofErr w:type="gramStart"/>
+      <w:r>
+        <w:rPr>
+          <w:b/>
+          <w:bCs/>
+        </w:rPr>
+        <w:t>ChatWindow</w:t>
+      </w:r>
+      <w:proofErr w:type="gramEnd"/>
+      <w:r>
+        <w:t xml:space="preserve"> and a response message was sent. This message appeared almost instantly in the student’s and tutor’s separate windows.</w:t>
+      </w:r>
+      <w:r>
+        <w:t xml:space="preserve"> This confirmed correct notification and message flow between users in real time</w:t>
+      </w:r>
+      <w:r>
+        <w:t>.</w:t>
+      </w:r>
+    </w:p>
+    <w:p>
+      <w:pPr>
+        <w:spacing w:line="360" w:lineRule="auto"/>
+      </w:pPr>
+      <w:r>
+        <w:t xml:space="preserve">Finally, the </w:t>
+      </w:r>
+      <w:proofErr w:type="spellStart"/>
+      <w:r>
+        <w:rPr>
+          <w:b/>
+          <w:bCs/>
+        </w:rPr>
+        <w:t>MessageDrawer</w:t>
+      </w:r>
+      <w:proofErr w:type="spellEnd"/>
+      <w:r>
+        <w:t xml:space="preserve"> component was checked for each user to confirm that the conversation appeared in the summary list and could be re-opened to resume the conversation.</w:t>
       </w:r>
     </w:p>
     <w:p>
@@ -12548,296 +13152,135 @@
         <w:pStyle w:val="Heading3"/>
         <w:spacing w:line="360" w:lineRule="auto"/>
       </w:pPr>
-      <w:bookmarkStart w:id="37" w:name="_Toc225105233"/>
-      <w:r>
-        <w:t>4.2.3 API testing</w:t>
-      </w:r>
-      <w:bookmarkEnd w:id="37"/>
-    </w:p>
-    <w:p>
-      <w:pPr>
-        <w:spacing w:line="360" w:lineRule="auto"/>
-      </w:pPr>
-      <w:r>
-        <w:t>The registration and login endpoints were tested with valid and invalid data</w:t>
-      </w:r>
-      <w:r>
-        <w:t xml:space="preserve"> for tutor and student</w:t>
+      <w:bookmarkStart w:id="45" w:name="_Toc225105241"/>
+      <w:r>
+        <w:t>4.4.</w:t>
+      </w:r>
+      <w:r>
+        <w:t>2</w:t>
+      </w:r>
+      <w:r>
+        <w:t xml:space="preserve"> API testing</w:t>
+      </w:r>
+      <w:bookmarkEnd w:id="45"/>
+    </w:p>
+    <w:p>
+      <w:pPr>
+        <w:spacing w:line="360" w:lineRule="auto"/>
+      </w:pPr>
+      <w:r>
+        <w:t xml:space="preserve">There are two API endpoints relating to real-time messaging: one for getting all of a chat’s messages from the database and displaying them in the </w:t>
+      </w:r>
+      <w:r>
+        <w:rPr>
+          <w:b/>
+          <w:bCs/>
+        </w:rPr>
+        <w:t>ChatWindow</w:t>
+      </w:r>
+      <w:r>
+        <w:t xml:space="preserve"> component, and one to get only the most recent message in a particular chat and displaying it in the </w:t>
+      </w:r>
+      <w:proofErr w:type="spellStart"/>
+      <w:r>
+        <w:rPr>
+          <w:b/>
+          <w:bCs/>
+        </w:rPr>
+        <w:t>MessageDrawer’s</w:t>
+      </w:r>
+      <w:proofErr w:type="spellEnd"/>
+      <w:r>
+        <w:t xml:space="preserve"> </w:t>
+      </w:r>
+      <w:proofErr w:type="spellStart"/>
+      <w:r>
+        <w:rPr>
+          <w:b/>
+          <w:bCs/>
+        </w:rPr>
+        <w:t>InboxItem</w:t>
+      </w:r>
+      <w:proofErr w:type="spellEnd"/>
+      <w:r>
+        <w:t xml:space="preserve"> component which allows a logged-in user to click on the </w:t>
+      </w:r>
+      <w:proofErr w:type="spellStart"/>
+      <w:r>
+        <w:rPr>
+          <w:b/>
+          <w:bCs/>
+        </w:rPr>
+        <w:t>InboxItem</w:t>
+      </w:r>
+      <w:proofErr w:type="spellEnd"/>
+      <w:r>
+        <w:t xml:space="preserve"> component to open a </w:t>
+      </w:r>
+      <w:r>
+        <w:rPr>
+          <w:b/>
+          <w:bCs/>
+        </w:rPr>
+        <w:t xml:space="preserve">ChatWindow </w:t>
+      </w:r>
+      <w:r>
+        <w:t xml:space="preserve">component. </w:t>
+      </w:r>
+      <w:r>
+        <w:t>Both endpoints</w:t>
+      </w:r>
+      <w:r>
+        <w:t xml:space="preserve"> require a user to be logged in and will refuse to send data without a valid </w:t>
+      </w:r>
+      <w:r>
+        <w:rPr>
+          <w:b/>
+          <w:bCs/>
+        </w:rPr>
+        <w:t>JWT</w:t>
       </w:r>
       <w:r>
         <w:t>.</w:t>
       </w:r>
-      <w:r>
-        <w:t xml:space="preserve"> Both were successfully registered when correct data was sent</w:t>
-      </w:r>
-      <w:r>
-        <w:t xml:space="preserve"> to the registration endpoint</w:t>
-      </w:r>
-      <w:r>
-        <w:t xml:space="preserve">; the API returned </w:t>
-      </w:r>
-      <w:r>
-        <w:rPr>
-          <w:b/>
-          <w:bCs/>
-        </w:rPr>
-        <w:t>201</w:t>
-      </w:r>
-      <w:r>
-        <w:t xml:space="preserve"> HTTP response code and</w:t>
-      </w:r>
-      <w:r>
-        <w:t xml:space="preserve"> a</w:t>
-      </w:r>
-      <w:r>
-        <w:t xml:space="preserve"> success message.</w:t>
-      </w:r>
-    </w:p>
-    <w:p>
-      <w:pPr>
-        <w:spacing w:line="360" w:lineRule="auto"/>
-      </w:pPr>
-      <w:r>
-        <w:t>When re-registration</w:t>
-      </w:r>
-      <w:r>
-        <w:t xml:space="preserve"> with the same data</w:t>
-      </w:r>
-      <w:r>
-        <w:t xml:space="preserve"> was </w:t>
-      </w:r>
-      <w:r>
-        <w:t>attempted</w:t>
-      </w:r>
-      <w:r>
-        <w:t>,</w:t>
-      </w:r>
-      <w:r>
-        <w:t xml:space="preserve"> the API returned </w:t>
-      </w:r>
-      <w:r>
-        <w:t xml:space="preserve">the expected </w:t>
-      </w:r>
-      <w:r>
-        <w:rPr>
-          <w:b/>
-          <w:bCs/>
-        </w:rPr>
-        <w:t>409</w:t>
-      </w:r>
-      <w:r>
-        <w:t xml:space="preserve"> HTTP response and error message.</w:t>
-      </w:r>
-    </w:p>
-    <w:p>
-      <w:pPr>
-        <w:spacing w:line="360" w:lineRule="auto"/>
-      </w:pPr>
-      <w:r>
-        <w:t xml:space="preserve">Login attempts with </w:t>
-      </w:r>
-      <w:r>
-        <w:t>valis</w:t>
-      </w:r>
-      <w:r>
-        <w:t xml:space="preserve"> </w:t>
-      </w:r>
-      <w:r>
-        <w:t>credentials</w:t>
-      </w:r>
-      <w:r>
-        <w:t xml:space="preserve"> returned </w:t>
-      </w:r>
-      <w:r>
-        <w:rPr>
-          <w:b/>
-          <w:bCs/>
-        </w:rPr>
-        <w:t>200</w:t>
-      </w:r>
-      <w:r>
-        <w:t xml:space="preserve"> HTTP response, the </w:t>
-      </w:r>
-      <w:r>
-        <w:rPr>
-          <w:b/>
-          <w:bCs/>
-        </w:rPr>
-        <w:t>user</w:t>
-      </w:r>
-      <w:r>
-        <w:t xml:space="preserve"> object, and an HTTP-only cookie with a signed </w:t>
-      </w:r>
-      <w:r>
-        <w:rPr>
-          <w:b/>
-          <w:bCs/>
-        </w:rPr>
-        <w:t>JWT</w:t>
-      </w:r>
-      <w:r>
-        <w:t xml:space="preserve"> payload. Login attempts with either </w:t>
-      </w:r>
-      <w:r>
-        <w:t>an</w:t>
-      </w:r>
-      <w:r>
-        <w:t xml:space="preserve"> incorrect email or password returned </w:t>
-      </w:r>
-      <w:r>
-        <w:rPr>
-          <w:b/>
-          <w:bCs/>
-        </w:rPr>
-        <w:t>401</w:t>
-      </w:r>
-      <w:r>
-        <w:t xml:space="preserve"> HTTP response and error message.</w:t>
-      </w:r>
-    </w:p>
-    <w:p>
-      <w:pPr>
-        <w:spacing w:line="360" w:lineRule="auto"/>
-      </w:pPr>
-      <w:r>
-        <w:t xml:space="preserve">A GET request to the logout endpoint returned the </w:t>
-      </w:r>
-      <w:r>
-        <w:t>expected</w:t>
-      </w:r>
-      <w:r>
-        <w:t xml:space="preserve"> HTTP response and cleared the cookie</w:t>
-      </w:r>
-      <w:r>
-        <w:t xml:space="preserve">. Cookie clearance was </w:t>
-      </w:r>
-      <w:r>
-        <w:t xml:space="preserve">confirmed separately by </w:t>
-      </w:r>
-      <w:r>
-        <w:t>GET request to</w:t>
-      </w:r>
-      <w:r>
-        <w:t xml:space="preserve"> a</w:t>
-      </w:r>
-      <w:r>
-        <w:t xml:space="preserve"> protected route which returned</w:t>
-      </w:r>
-      <w:r>
-        <w:t xml:space="preserve"> the</w:t>
-      </w:r>
-      <w:r>
-        <w:t xml:space="preserve"> message for </w:t>
-      </w:r>
-      <w:r>
-        <w:t xml:space="preserve">an </w:t>
-      </w:r>
-      <w:r>
-        <w:t>unauthorised user.</w:t>
-      </w:r>
-    </w:p>
-    <w:p>
-      <w:pPr>
-        <w:spacing w:line="360" w:lineRule="auto"/>
-      </w:pPr>
-    </w:p>
-    <w:p>
-      <w:pPr>
-        <w:pStyle w:val="Heading2"/>
-        <w:spacing w:line="360" w:lineRule="auto"/>
-      </w:pPr>
-      <w:bookmarkStart w:id="38" w:name="_Toc225105234"/>
-      <w:r>
-        <w:t>4.3 Lesson booking testing</w:t>
-      </w:r>
-      <w:bookmarkEnd w:id="38"/>
-    </w:p>
-    <w:p>
-      <w:pPr>
-        <w:pStyle w:val="Heading3"/>
-        <w:spacing w:line="360" w:lineRule="auto"/>
-      </w:pPr>
-      <w:bookmarkStart w:id="39" w:name="_Toc225105235"/>
-      <w:r>
-        <w:t>4.3.1 Frontend testing</w:t>
-      </w:r>
-      <w:bookmarkEnd w:id="39"/>
-    </w:p>
-    <w:p>
-      <w:pPr>
-        <w:pStyle w:val="Heading3"/>
-        <w:spacing w:line="360" w:lineRule="auto"/>
-      </w:pPr>
-      <w:bookmarkStart w:id="40" w:name="_Toc225105236"/>
-      <w:r>
-        <w:t>4.3.2 Manual end-to-end testing</w:t>
-      </w:r>
-      <w:bookmarkEnd w:id="40"/>
-    </w:p>
-    <w:p>
-      <w:pPr>
-        <w:pStyle w:val="Heading3"/>
-        <w:spacing w:line="360" w:lineRule="auto"/>
-      </w:pPr>
-      <w:bookmarkStart w:id="41" w:name="_Toc225105237"/>
-      <w:r>
-        <w:t>4.3.3 API testing</w:t>
-      </w:r>
-      <w:bookmarkEnd w:id="41"/>
-    </w:p>
-    <w:p>
-      <w:pPr>
-        <w:pStyle w:val="Heading2"/>
-        <w:spacing w:line="360" w:lineRule="auto"/>
-      </w:pPr>
-      <w:bookmarkStart w:id="42" w:name="_Toc225105238"/>
-      <w:r>
-        <w:t>4.4 Real-time webchat testing</w:t>
-      </w:r>
-      <w:bookmarkEnd w:id="42"/>
-    </w:p>
-    <w:p>
-      <w:pPr>
-        <w:pStyle w:val="Heading3"/>
-        <w:spacing w:line="360" w:lineRule="auto"/>
-      </w:pPr>
-      <w:bookmarkStart w:id="43" w:name="_Toc225105239"/>
-      <w:r>
-        <w:t>4.4.1 Frontend testing</w:t>
-      </w:r>
-      <w:bookmarkEnd w:id="43"/>
-    </w:p>
-    <w:p>
-      <w:pPr>
-        <w:pStyle w:val="Heading3"/>
-        <w:spacing w:line="360" w:lineRule="auto"/>
-      </w:pPr>
-      <w:bookmarkStart w:id="44" w:name="_Toc225105240"/>
-      <w:r>
-        <w:t>4.4.2 Manual end-to-end testing</w:t>
-      </w:r>
-      <w:bookmarkEnd w:id="44"/>
-    </w:p>
-    <w:p>
-      <w:pPr>
-        <w:pStyle w:val="Heading3"/>
-        <w:spacing w:line="360" w:lineRule="auto"/>
-      </w:pPr>
-      <w:bookmarkStart w:id="45" w:name="_Toc225105241"/>
-      <w:r>
-        <w:t>4.4.3 API testing</w:t>
-      </w:r>
-      <w:bookmarkEnd w:id="45"/>
-    </w:p>
-    <w:p>
-      <w:pPr>
-        <w:spacing w:line="360" w:lineRule="auto"/>
-      </w:pPr>
-    </w:p>
-    <w:p>
-      <w:pPr>
-        <w:spacing w:line="360" w:lineRule="auto"/>
-      </w:pPr>
+    </w:p>
+    <w:p>
+      <w:pPr>
+        <w:spacing w:line="360" w:lineRule="auto"/>
+      </w:pPr>
+      <w:r>
+        <w:t>There is no API endpoint for storing messages because the messages are sent through socket.io which does not have access to express’s request and response objects; consequently, messages are stored in the DB with direct queries in the socket.io middleware</w:t>
+      </w:r>
+      <w:r>
+        <w:t>, but the database is queried to prove persistence.</w:t>
+      </w:r>
+    </w:p>
+    <w:p>
+      <w:pPr>
+        <w:spacing w:line="360" w:lineRule="auto"/>
+      </w:pPr>
+      <w:r>
+        <w:t>First, the API endpoints were tested via Postman prior to logging in</w:t>
+      </w:r>
+      <w:r>
+        <w:t>; both endpoints returned a 401 HTTP response and a message stating the user was not authenticated as no token was provided.</w:t>
+      </w:r>
+    </w:p>
+    <w:p>
+      <w:pPr>
+        <w:spacing w:line="360" w:lineRule="auto"/>
+      </w:pPr>
+      <w:r>
+        <w:t xml:space="preserve">Then, a student login request was sent via </w:t>
+      </w:r>
+      <w:proofErr w:type="gramStart"/>
+      <w:r>
+        <w:t>Postman</w:t>
+      </w:r>
+      <w:proofErr w:type="gramEnd"/>
+      <w:r>
+        <w:t xml:space="preserve"> and the endpoints were re-tested.</w:t>
+      </w:r>
     </w:p>
     <w:p>
       <w:pPr>
@@ -14887,8 +15330,7 @@
     </w:p>
     <w:p>
       <w:pPr>
-        <w:pStyle w:val="Heading2"/>
-        <w:spacing w:line="360" w:lineRule="auto"/>
+        <w:pStyle w:val="Heading1"/>
       </w:pPr>
       <w:bookmarkStart w:id="59" w:name="_Toc225105247"/>
       <w:r>
@@ -14899,31 +15341,23 @@
     </w:p>
     <w:p>
       <w:pPr>
+        <w:pStyle w:val="Heading2"/>
+      </w:pPr>
+      <w:bookmarkStart w:id="60" w:name="_Toc225105248"/>
+      <w:r>
+        <w:t xml:space="preserve">2.1 </w:t>
+      </w:r>
+      <w:bookmarkEnd w:id="60"/>
+      <w:r>
+        <w:t>Registration testing</w:t>
+      </w:r>
+    </w:p>
+    <w:p>
+      <w:pPr>
         <w:pStyle w:val="Heading3"/>
-        <w:spacing w:line="360" w:lineRule="auto"/>
-      </w:pPr>
-      <w:bookmarkStart w:id="60" w:name="_Toc225105248"/>
-      <w:r>
-        <w:t>2.1 Frontend testing</w:t>
-      </w:r>
-      <w:bookmarkEnd w:id="60"/>
-    </w:p>
-    <w:p>
-      <w:pPr>
-        <w:spacing w:line="360" w:lineRule="auto"/>
-        <w:rPr>
-          <w:b/>
-          <w:bCs/>
-          <w:color w:val="215E99" w:themeColor="text2" w:themeTint="BF"/>
-        </w:rPr>
-      </w:pPr>
-      <w:r>
-        <w:rPr>
-          <w:b/>
-          <w:bCs/>
-          <w:color w:val="215E99" w:themeColor="text2" w:themeTint="BF"/>
-        </w:rPr>
-        <w:t>Tutor registration form</w:t>
+      </w:pPr>
+      <w:r>
+        <w:t>2.1.1 Frontend testing</w:t>
       </w:r>
     </w:p>
     <w:p>
@@ -14974,39 +15408,61 @@
     <w:p>
       <w:pPr>
         <w:spacing w:line="360" w:lineRule="auto"/>
-      </w:pPr>
-      <w:r>
-        <w:t>Figure showing that the correct warning messages are displayed when user attempts to continue to the second part of the form with data missing.</w:t>
-      </w:r>
-    </w:p>
-    <w:p>
-      <w:pPr>
-        <w:spacing w:line="360" w:lineRule="auto"/>
-      </w:pPr>
-    </w:p>
-    <w:p>
-      <w:pPr>
-        <w:spacing w:line="360" w:lineRule="auto"/>
-      </w:pPr>
-    </w:p>
-    <w:p>
-      <w:pPr>
-        <w:spacing w:line="360" w:lineRule="auto"/>
-      </w:pPr>
-    </w:p>
-    <w:p>
-      <w:pPr>
-        <w:spacing w:line="360" w:lineRule="auto"/>
-      </w:pPr>
-    </w:p>
-    <w:p>
-      <w:pPr>
-        <w:spacing w:line="360" w:lineRule="auto"/>
-      </w:pPr>
-    </w:p>
-    <w:p>
-      <w:pPr>
-        <w:spacing w:line="360" w:lineRule="auto"/>
+        <w:jc w:val="center"/>
+      </w:pPr>
+      <w:r>
+        <w:rPr>
+          <w:b/>
+          <w:bCs/>
+        </w:rPr>
+        <w:t>Fig</w:t>
+      </w:r>
+      <w:r>
+        <w:rPr>
+          <w:b/>
+          <w:bCs/>
+        </w:rPr>
+        <w:t xml:space="preserve"> 2.1</w:t>
+      </w:r>
+      <w:r>
+        <w:t xml:space="preserve"> </w:t>
+      </w:r>
+      <w:r>
+        <w:t>c</w:t>
+      </w:r>
+      <w:r>
+        <w:t>orrect warning messages are displayed when user attempts to continue to the second part of the form with data missing.</w:t>
+      </w:r>
+    </w:p>
+    <w:p>
+      <w:pPr>
+        <w:spacing w:line="360" w:lineRule="auto"/>
+      </w:pPr>
+    </w:p>
+    <w:p>
+      <w:pPr>
+        <w:spacing w:line="360" w:lineRule="auto"/>
+      </w:pPr>
+    </w:p>
+    <w:p>
+      <w:pPr>
+        <w:spacing w:line="360" w:lineRule="auto"/>
+      </w:pPr>
+    </w:p>
+    <w:p>
+      <w:pPr>
+        <w:spacing w:line="360" w:lineRule="auto"/>
+      </w:pPr>
+    </w:p>
+    <w:p>
+      <w:pPr>
+        <w:spacing w:line="360" w:lineRule="auto"/>
+      </w:pPr>
+    </w:p>
+    <w:p>
+      <w:pPr>
+        <w:spacing w:line="360" w:lineRule="auto"/>
+        <w:ind w:firstLine="720"/>
       </w:pPr>
       <w:r>
         <w:rPr>
@@ -15053,7 +15509,15 @@
     <w:p>
       <w:pPr>
         <w:spacing w:line="360" w:lineRule="auto"/>
-      </w:pPr>
+        <w:jc w:val="center"/>
+      </w:pPr>
+      <w:r>
+        <w:rPr>
+          <w:b/>
+          <w:bCs/>
+        </w:rPr>
+        <w:t xml:space="preserve">Fig 2.2 </w:t>
+      </w:r>
       <w:r>
         <w:t>Second part of tutor registration form showing all error messages correctly when a submission attempt is made with missing data</w:t>
       </w:r>
@@ -15071,6 +15535,7 @@
     <w:p>
       <w:pPr>
         <w:spacing w:line="360" w:lineRule="auto"/>
+        <w:ind w:firstLine="720"/>
       </w:pPr>
       <w:r>
         <w:rPr>
@@ -15119,12 +15584,26 @@
         <w:spacing w:line="360" w:lineRule="auto"/>
       </w:pPr>
       <w:r>
-        <w:t>Figure showing correct error message when email and confirm email fields do not match</w:t>
-      </w:r>
-    </w:p>
-    <w:p>
-      <w:pPr>
-        <w:spacing w:line="360" w:lineRule="auto"/>
+        <w:rPr>
+          <w:b/>
+          <w:bCs/>
+        </w:rPr>
+        <w:t>Fig 2.3</w:t>
+      </w:r>
+      <w:r>
+        <w:t xml:space="preserve"> </w:t>
+      </w:r>
+      <w:r>
+        <w:t>C</w:t>
+      </w:r>
+      <w:r>
+        <w:t>orrect error message when email and confirm email fields do not match</w:t>
+      </w:r>
+    </w:p>
+    <w:p>
+      <w:pPr>
+        <w:spacing w:line="360" w:lineRule="auto"/>
+        <w:ind w:firstLine="720"/>
       </w:pPr>
       <w:r>
         <w:rPr>
@@ -15172,12 +15651,20 @@
         <w:spacing w:line="360" w:lineRule="auto"/>
       </w:pPr>
       <w:r>
+        <w:rPr>
+          <w:b/>
+          <w:bCs/>
+        </w:rPr>
+        <w:t xml:space="preserve">Fig 2.4 </w:t>
+      </w:r>
+      <w:r>
         <w:t>Correct error message showing when confirm password field does not match password field</w:t>
       </w:r>
     </w:p>
     <w:p>
       <w:pPr>
         <w:spacing w:line="360" w:lineRule="auto"/>
+        <w:ind w:firstLine="720"/>
       </w:pPr>
       <w:r>
         <w:rPr>
@@ -15225,6 +15712,13 @@
         <w:spacing w:line="360" w:lineRule="auto"/>
       </w:pPr>
       <w:r>
+        <w:rPr>
+          <w:b/>
+          <w:bCs/>
+        </w:rPr>
+        <w:t xml:space="preserve">Fig 2.5 </w:t>
+      </w:r>
+      <w:r>
         <w:t xml:space="preserve">Correct error message when password is less than </w:t>
       </w:r>
       <w:r>
@@ -15237,6 +15731,7 @@
     <w:p>
       <w:pPr>
         <w:spacing w:line="360" w:lineRule="auto"/>
+        <w:ind w:firstLine="720"/>
       </w:pPr>
       <w:r>
         <w:rPr>
@@ -15284,6 +15779,13 @@
         <w:spacing w:line="360" w:lineRule="auto"/>
       </w:pPr>
       <w:r>
+        <w:rPr>
+          <w:b/>
+          <w:bCs/>
+        </w:rPr>
+        <w:t xml:space="preserve">Fig 2.6 </w:t>
+      </w:r>
+      <w:r>
         <w:t xml:space="preserve">Correct error message showing when password is greater than </w:t>
       </w:r>
       <w:r>
@@ -15301,6 +15803,7 @@
     <w:p>
       <w:pPr>
         <w:spacing w:line="360" w:lineRule="auto"/>
+        <w:ind w:firstLine="720"/>
       </w:pPr>
       <w:r>
         <w:rPr>
@@ -15347,15 +15850,29 @@
     <w:p>
       <w:pPr>
         <w:spacing w:line="360" w:lineRule="auto"/>
-      </w:pPr>
-      <w:r>
-        <w:t xml:space="preserve">After clicking submit, </w:t>
-      </w:r>
-      <w:r>
-        <w:t xml:space="preserve">the submit event was prevented, and </w:t>
-      </w:r>
-      <w:r>
-        <w:t>the incorrect field has focus state</w:t>
+        <w:jc w:val="center"/>
+      </w:pPr>
+      <w:r>
+        <w:rPr>
+          <w:b/>
+          <w:bCs/>
+        </w:rPr>
+        <w:t xml:space="preserve">Fig 2.7 </w:t>
+      </w:r>
+      <w:r>
+        <w:t>Submit</w:t>
+      </w:r>
+      <w:r>
+        <w:t xml:space="preserve"> event prevented, and </w:t>
+      </w:r>
+      <w:r>
+        <w:t xml:space="preserve">the incorrect field </w:t>
+      </w:r>
+      <w:r>
+        <w:t>given</w:t>
+      </w:r>
+      <w:r>
+        <w:t xml:space="preserve"> focus state</w:t>
       </w:r>
       <w:r>
         <w:t xml:space="preserve"> to prompt the user to provide valid data</w:t>
@@ -15367,11 +15884,7 @@
     <w:p>
       <w:pPr>
         <w:spacing w:line="360" w:lineRule="auto"/>
-      </w:pPr>
-    </w:p>
-    <w:p>
-      <w:pPr>
-        <w:spacing w:line="360" w:lineRule="auto"/>
+        <w:jc w:val="center"/>
       </w:pPr>
       <w:r>
         <w:rPr>
@@ -15413,11 +15926,13 @@
           </wp:inline>
         </w:drawing>
       </w:r>
-    </w:p>
-    <w:p>
-      <w:pPr>
-        <w:spacing w:line="360" w:lineRule="auto"/>
-      </w:pPr>
+      <w:r>
+        <w:rPr>
+          <w:b/>
+          <w:bCs/>
+        </w:rPr>
+        <w:t xml:space="preserve">Fig 2.8 </w:t>
+      </w:r>
       <w:r>
         <w:t>First section of tutor registration form correctly filled out.</w:t>
       </w:r>
@@ -15425,6 +15940,7 @@
     <w:p>
       <w:pPr>
         <w:spacing w:line="360" w:lineRule="auto"/>
+        <w:ind w:firstLine="720"/>
       </w:pPr>
       <w:r>
         <w:rPr>
@@ -15471,7 +15987,15 @@
     <w:p>
       <w:pPr>
         <w:spacing w:line="360" w:lineRule="auto"/>
-      </w:pPr>
+        <w:ind w:firstLine="720"/>
+      </w:pPr>
+      <w:r>
+        <w:rPr>
+          <w:b/>
+          <w:bCs/>
+        </w:rPr>
+        <w:t xml:space="preserve">Fig 2.9 </w:t>
+      </w:r>
       <w:r>
         <w:t>Second section of tutor registration form correctly filled out</w:t>
       </w:r>
@@ -15479,6 +16003,17 @@
     <w:p>
       <w:pPr>
         <w:spacing w:line="360" w:lineRule="auto"/>
+      </w:pPr>
+    </w:p>
+    <w:p>
+      <w:pPr>
+        <w:spacing w:line="360" w:lineRule="auto"/>
+      </w:pPr>
+    </w:p>
+    <w:p>
+      <w:pPr>
+        <w:spacing w:line="360" w:lineRule="auto"/>
+        <w:ind w:firstLine="720"/>
       </w:pPr>
       <w:r>
         <w:rPr>
@@ -15486,7 +16021,394 @@
         </w:rPr>
         <w:lastRenderedPageBreak/>
         <w:drawing>
-          <wp:inline distT="0" distB="0" distL="0" distR="0" wp14:anchorId="62AB5CB8" wp14:editId="6310D9A8">
+          <wp:inline distT="0" distB="0" distL="0" distR="0" wp14:anchorId="2AD1667D" wp14:editId="3E558940">
+            <wp:extent cx="4391638" cy="8335538"/>
+            <wp:effectExtent l="0" t="0" r="9525" b="0"/>
+            <wp:docPr id="199630154" name="Picture 1"/>
+            <wp:cNvGraphicFramePr>
+              <a:graphicFrameLocks xmlns:a="http://schemas.openxmlformats.org/drawingml/2006/main" noChangeAspect="1"/>
+            </wp:cNvGraphicFramePr>
+            <a:graphic xmlns:a="http://schemas.openxmlformats.org/drawingml/2006/main">
+              <a:graphicData uri="http://schemas.openxmlformats.org/drawingml/2006/picture">
+                <pic:pic xmlns:pic="http://schemas.openxmlformats.org/drawingml/2006/picture">
+                  <pic:nvPicPr>
+                    <pic:cNvPr id="199630154" name=""/>
+                    <pic:cNvPicPr/>
+                  </pic:nvPicPr>
+                  <pic:blipFill>
+                    <a:blip r:embed="rId42"/>
+                    <a:stretch>
+                      <a:fillRect/>
+                    </a:stretch>
+                  </pic:blipFill>
+                  <pic:spPr>
+                    <a:xfrm>
+                      <a:off x="0" y="0"/>
+                      <a:ext cx="4391638" cy="8335538"/>
+                    </a:xfrm>
+                    <a:prstGeom prst="rect">
+                      <a:avLst/>
+                    </a:prstGeom>
+                  </pic:spPr>
+                </pic:pic>
+              </a:graphicData>
+            </a:graphic>
+          </wp:inline>
+        </w:drawing>
+      </w:r>
+    </w:p>
+    <w:p>
+      <w:pPr>
+        <w:spacing w:line="360" w:lineRule="auto"/>
+        <w:jc w:val="center"/>
+      </w:pPr>
+      <w:r>
+        <w:rPr>
+          <w:b/>
+          <w:bCs/>
+        </w:rPr>
+        <w:t>Fig 2.1</w:t>
+      </w:r>
+      <w:r>
+        <w:rPr>
+          <w:b/>
+          <w:bCs/>
+        </w:rPr>
+        <w:t xml:space="preserve">0 </w:t>
+      </w:r>
+      <w:r>
+        <w:t>Student registration form displaying correct error messages when form submission is attempted but input fields are missing</w:t>
+      </w:r>
+    </w:p>
+    <w:p>
+      <w:pPr>
+        <w:spacing w:line="360" w:lineRule="auto"/>
+        <w:ind w:firstLine="720"/>
+      </w:pPr>
+      <w:r>
+        <w:rPr>
+          <w:noProof/>
+        </w:rPr>
+        <w:lastRenderedPageBreak/>
+        <w:drawing>
+          <wp:inline distT="0" distB="0" distL="0" distR="0" wp14:anchorId="55ADDDF9" wp14:editId="0A29892E">
+            <wp:extent cx="4458322" cy="2734057"/>
+            <wp:effectExtent l="0" t="0" r="0" b="9525"/>
+            <wp:docPr id="1550193645" name="Picture 1"/>
+            <wp:cNvGraphicFramePr>
+              <a:graphicFrameLocks xmlns:a="http://schemas.openxmlformats.org/drawingml/2006/main" noChangeAspect="1"/>
+            </wp:cNvGraphicFramePr>
+            <a:graphic xmlns:a="http://schemas.openxmlformats.org/drawingml/2006/main">
+              <a:graphicData uri="http://schemas.openxmlformats.org/drawingml/2006/picture">
+                <pic:pic xmlns:pic="http://schemas.openxmlformats.org/drawingml/2006/picture">
+                  <pic:nvPicPr>
+                    <pic:cNvPr id="1550193645" name=""/>
+                    <pic:cNvPicPr/>
+                  </pic:nvPicPr>
+                  <pic:blipFill>
+                    <a:blip r:embed="rId43"/>
+                    <a:stretch>
+                      <a:fillRect/>
+                    </a:stretch>
+                  </pic:blipFill>
+                  <pic:spPr>
+                    <a:xfrm>
+                      <a:off x="0" y="0"/>
+                      <a:ext cx="4458322" cy="2734057"/>
+                    </a:xfrm>
+                    <a:prstGeom prst="rect">
+                      <a:avLst/>
+                    </a:prstGeom>
+                  </pic:spPr>
+                </pic:pic>
+              </a:graphicData>
+            </a:graphic>
+          </wp:inline>
+        </w:drawing>
+      </w:r>
+    </w:p>
+    <w:p>
+      <w:pPr>
+        <w:spacing w:line="360" w:lineRule="auto"/>
+        <w:jc w:val="center"/>
+        <w:rPr>
+          <w:b/>
+          <w:bCs/>
+        </w:rPr>
+      </w:pPr>
+      <w:r>
+        <w:rPr>
+          <w:b/>
+          <w:bCs/>
+        </w:rPr>
+        <w:t xml:space="preserve">Fig </w:t>
+      </w:r>
+      <w:r>
+        <w:rPr>
+          <w:b/>
+          <w:bCs/>
+        </w:rPr>
+        <w:t xml:space="preserve">2.11 </w:t>
+      </w:r>
+      <w:r>
+        <w:t>Student</w:t>
+      </w:r>
+      <w:r>
+        <w:t xml:space="preserve"> registration form showing correct error messages when confirm email field does not match the email field and confirm password does not match the password field.</w:t>
+      </w:r>
+    </w:p>
+    <w:p>
+      <w:pPr>
+        <w:spacing w:line="360" w:lineRule="auto"/>
+      </w:pPr>
+    </w:p>
+    <w:p>
+      <w:pPr>
+        <w:spacing w:line="360" w:lineRule="auto"/>
+        <w:ind w:firstLine="720"/>
+      </w:pPr>
+      <w:r>
+        <w:rPr>
+          <w:noProof/>
+        </w:rPr>
+        <w:drawing>
+          <wp:inline distT="0" distB="0" distL="0" distR="0" wp14:anchorId="6BC107EC" wp14:editId="6759E244">
+            <wp:extent cx="4734586" cy="981212"/>
+            <wp:effectExtent l="0" t="0" r="8890" b="9525"/>
+            <wp:docPr id="846376787" name="Picture 1"/>
+            <wp:cNvGraphicFramePr>
+              <a:graphicFrameLocks xmlns:a="http://schemas.openxmlformats.org/drawingml/2006/main" noChangeAspect="1"/>
+            </wp:cNvGraphicFramePr>
+            <a:graphic xmlns:a="http://schemas.openxmlformats.org/drawingml/2006/main">
+              <a:graphicData uri="http://schemas.openxmlformats.org/drawingml/2006/picture">
+                <pic:pic xmlns:pic="http://schemas.openxmlformats.org/drawingml/2006/picture">
+                  <pic:nvPicPr>
+                    <pic:cNvPr id="846376787" name=""/>
+                    <pic:cNvPicPr/>
+                  </pic:nvPicPr>
+                  <pic:blipFill>
+                    <a:blip r:embed="rId44"/>
+                    <a:stretch>
+                      <a:fillRect/>
+                    </a:stretch>
+                  </pic:blipFill>
+                  <pic:spPr>
+                    <a:xfrm>
+                      <a:off x="0" y="0"/>
+                      <a:ext cx="4734586" cy="981212"/>
+                    </a:xfrm>
+                    <a:prstGeom prst="rect">
+                      <a:avLst/>
+                    </a:prstGeom>
+                  </pic:spPr>
+                </pic:pic>
+              </a:graphicData>
+            </a:graphic>
+          </wp:inline>
+        </w:drawing>
+      </w:r>
+    </w:p>
+    <w:p>
+      <w:pPr>
+        <w:spacing w:line="360" w:lineRule="auto"/>
+        <w:jc w:val="center"/>
+      </w:pPr>
+      <w:r>
+        <w:rPr>
+          <w:b/>
+          <w:bCs/>
+        </w:rPr>
+        <w:t>Fig 2.1</w:t>
+      </w:r>
+      <w:r>
+        <w:rPr>
+          <w:b/>
+          <w:bCs/>
+        </w:rPr>
+        <w:t>2</w:t>
+      </w:r>
+      <w:r>
+        <w:rPr>
+          <w:b/>
+          <w:bCs/>
+        </w:rPr>
+        <w:t xml:space="preserve"> </w:t>
+      </w:r>
+      <w:r>
+        <w:t>Student registration form showing correct error message when the password is below minimum length of eight non-blank characters</w:t>
+      </w:r>
+    </w:p>
+    <w:p>
+      <w:pPr>
+        <w:spacing w:line="360" w:lineRule="auto"/>
+        <w:ind w:firstLine="720"/>
+      </w:pPr>
+      <w:r>
+        <w:rPr>
+          <w:noProof/>
+        </w:rPr>
+        <w:drawing>
+          <wp:inline distT="0" distB="0" distL="0" distR="0" wp14:anchorId="03B7E27B" wp14:editId="40784AD8">
+            <wp:extent cx="4439270" cy="962159"/>
+            <wp:effectExtent l="0" t="0" r="0" b="9525"/>
+            <wp:docPr id="426382306" name="Picture 1"/>
+            <wp:cNvGraphicFramePr>
+              <a:graphicFrameLocks xmlns:a="http://schemas.openxmlformats.org/drawingml/2006/main" noChangeAspect="1"/>
+            </wp:cNvGraphicFramePr>
+            <a:graphic xmlns:a="http://schemas.openxmlformats.org/drawingml/2006/main">
+              <a:graphicData uri="http://schemas.openxmlformats.org/drawingml/2006/picture">
+                <pic:pic xmlns:pic="http://schemas.openxmlformats.org/drawingml/2006/picture">
+                  <pic:nvPicPr>
+                    <pic:cNvPr id="426382306" name=""/>
+                    <pic:cNvPicPr/>
+                  </pic:nvPicPr>
+                  <pic:blipFill>
+                    <a:blip r:embed="rId45"/>
+                    <a:stretch>
+                      <a:fillRect/>
+                    </a:stretch>
+                  </pic:blipFill>
+                  <pic:spPr>
+                    <a:xfrm>
+                      <a:off x="0" y="0"/>
+                      <a:ext cx="4439270" cy="962159"/>
+                    </a:xfrm>
+                    <a:prstGeom prst="rect">
+                      <a:avLst/>
+                    </a:prstGeom>
+                  </pic:spPr>
+                </pic:pic>
+              </a:graphicData>
+            </a:graphic>
+          </wp:inline>
+        </w:drawing>
+      </w:r>
+    </w:p>
+    <w:p>
+      <w:pPr>
+        <w:spacing w:line="360" w:lineRule="auto"/>
+        <w:jc w:val="center"/>
+      </w:pPr>
+      <w:r>
+        <w:rPr>
+          <w:b/>
+          <w:bCs/>
+        </w:rPr>
+        <w:t>Fig 2.1</w:t>
+      </w:r>
+      <w:r>
+        <w:rPr>
+          <w:b/>
+          <w:bCs/>
+        </w:rPr>
+        <w:t>3</w:t>
+      </w:r>
+      <w:r>
+        <w:rPr>
+          <w:b/>
+          <w:bCs/>
+        </w:rPr>
+        <w:t xml:space="preserve"> </w:t>
+      </w:r>
+      <w:r>
+        <w:t xml:space="preserve">Student registration form showing correct error message when the password is greater than the maximum length of </w:t>
+      </w:r>
+      <w:r>
+        <w:t>eight</w:t>
+      </w:r>
+      <w:r>
+        <w:t xml:space="preserve"> non-blank characters.</w:t>
+      </w:r>
+    </w:p>
+    <w:p>
+      <w:pPr>
+        <w:spacing w:line="360" w:lineRule="auto"/>
+        <w:ind w:firstLine="720"/>
+      </w:pPr>
+      <w:r>
+        <w:rPr>
+          <w:noProof/>
+        </w:rPr>
+        <w:lastRenderedPageBreak/>
+        <w:drawing>
+          <wp:inline distT="0" distB="0" distL="0" distR="0" wp14:anchorId="79B70801" wp14:editId="7DBB0233">
+            <wp:extent cx="4648849" cy="8211696"/>
+            <wp:effectExtent l="0" t="0" r="0" b="0"/>
+            <wp:docPr id="921332313" name="Picture 1"/>
+            <wp:cNvGraphicFramePr>
+              <a:graphicFrameLocks xmlns:a="http://schemas.openxmlformats.org/drawingml/2006/main" noChangeAspect="1"/>
+            </wp:cNvGraphicFramePr>
+            <a:graphic xmlns:a="http://schemas.openxmlformats.org/drawingml/2006/main">
+              <a:graphicData uri="http://schemas.openxmlformats.org/drawingml/2006/picture">
+                <pic:pic xmlns:pic="http://schemas.openxmlformats.org/drawingml/2006/picture">
+                  <pic:nvPicPr>
+                    <pic:cNvPr id="921332313" name=""/>
+                    <pic:cNvPicPr/>
+                  </pic:nvPicPr>
+                  <pic:blipFill>
+                    <a:blip r:embed="rId46"/>
+                    <a:stretch>
+                      <a:fillRect/>
+                    </a:stretch>
+                  </pic:blipFill>
+                  <pic:spPr>
+                    <a:xfrm>
+                      <a:off x="0" y="0"/>
+                      <a:ext cx="4648849" cy="8211696"/>
+                    </a:xfrm>
+                    <a:prstGeom prst="rect">
+                      <a:avLst/>
+                    </a:prstGeom>
+                  </pic:spPr>
+                </pic:pic>
+              </a:graphicData>
+            </a:graphic>
+          </wp:inline>
+        </w:drawing>
+      </w:r>
+    </w:p>
+    <w:p>
+      <w:pPr>
+        <w:spacing w:line="360" w:lineRule="auto"/>
+        <w:jc w:val="center"/>
+      </w:pPr>
+      <w:r>
+        <w:rPr>
+          <w:b/>
+          <w:bCs/>
+        </w:rPr>
+        <w:t>Fig 2.1</w:t>
+      </w:r>
+      <w:r>
+        <w:rPr>
+          <w:b/>
+          <w:bCs/>
+        </w:rPr>
+        <w:t>4</w:t>
+      </w:r>
+      <w:r>
+        <w:rPr>
+          <w:b/>
+          <w:bCs/>
+        </w:rPr>
+        <w:t xml:space="preserve"> </w:t>
+      </w:r>
+      <w:r>
+        <w:t>Student registration form correctly filled out prior to submission</w:t>
+      </w:r>
+    </w:p>
+    <w:p>
+      <w:pPr>
+        <w:spacing w:line="360" w:lineRule="auto"/>
+        <w:ind w:firstLine="720"/>
+      </w:pPr>
+      <w:r>
+        <w:rPr>
+          <w:noProof/>
+        </w:rPr>
+        <w:lastRenderedPageBreak/>
+        <w:drawing>
+          <wp:inline distT="0" distB="0" distL="0" distR="0" wp14:anchorId="5556FEB8" wp14:editId="0576BBD4">
             <wp:extent cx="4648849" cy="1895740"/>
             <wp:effectExtent l="0" t="0" r="0" b="9525"/>
             <wp:docPr id="1884794468" name="Picture 1"/>
@@ -15501,7 +16423,7 @@
                     <pic:cNvPicPr/>
                   </pic:nvPicPr>
                   <pic:blipFill>
-                    <a:blip r:embed="rId42"/>
+                    <a:blip r:embed="rId47"/>
                     <a:stretch>
                       <a:fillRect/>
                     </a:stretch>
@@ -15525,21 +16447,149 @@
     <w:p>
       <w:pPr>
         <w:spacing w:line="360" w:lineRule="auto"/>
-      </w:pPr>
-      <w:r>
-        <w:t>Screen confirms successful registration of tutor after form submitted</w:t>
-      </w:r>
-    </w:p>
-    <w:p>
-      <w:pPr>
-        <w:spacing w:line="360" w:lineRule="auto"/>
+        <w:ind w:firstLine="720"/>
+      </w:pPr>
+      <w:r>
+        <w:rPr>
+          <w:b/>
+          <w:bCs/>
+        </w:rPr>
+        <w:t xml:space="preserve">Fig 2.15 </w:t>
+      </w:r>
+      <w:r>
+        <w:t xml:space="preserve">Alert message </w:t>
+      </w:r>
+      <w:r>
+        <w:t>confirms successful registration of tutor after form submitted</w:t>
+      </w:r>
+    </w:p>
+    <w:p>
+      <w:pPr>
+        <w:spacing w:line="360" w:lineRule="auto"/>
+        <w:ind w:firstLine="720"/>
       </w:pPr>
       <w:r>
         <w:rPr>
           <w:noProof/>
         </w:rPr>
         <w:drawing>
-          <wp:inline distT="0" distB="0" distL="0" distR="0" wp14:anchorId="0CC4E598" wp14:editId="0522D4C5">
+          <wp:inline distT="0" distB="0" distL="0" distR="0" wp14:anchorId="560A3699" wp14:editId="60DD821E">
+            <wp:extent cx="4363059" cy="1381318"/>
+            <wp:effectExtent l="0" t="0" r="0" b="9525"/>
+            <wp:docPr id="951068899" name="Picture 1"/>
+            <wp:cNvGraphicFramePr>
+              <a:graphicFrameLocks xmlns:a="http://schemas.openxmlformats.org/drawingml/2006/main" noChangeAspect="1"/>
+            </wp:cNvGraphicFramePr>
+            <a:graphic xmlns:a="http://schemas.openxmlformats.org/drawingml/2006/main">
+              <a:graphicData uri="http://schemas.openxmlformats.org/drawingml/2006/picture">
+                <pic:pic xmlns:pic="http://schemas.openxmlformats.org/drawingml/2006/picture">
+                  <pic:nvPicPr>
+                    <pic:cNvPr id="951068899" name=""/>
+                    <pic:cNvPicPr/>
+                  </pic:nvPicPr>
+                  <pic:blipFill>
+                    <a:blip r:embed="rId48"/>
+                    <a:stretch>
+                      <a:fillRect/>
+                    </a:stretch>
+                  </pic:blipFill>
+                  <pic:spPr>
+                    <a:xfrm>
+                      <a:off x="0" y="0"/>
+                      <a:ext cx="4363059" cy="1381318"/>
+                    </a:xfrm>
+                    <a:prstGeom prst="rect">
+                      <a:avLst/>
+                    </a:prstGeom>
+                  </pic:spPr>
+                </pic:pic>
+              </a:graphicData>
+            </a:graphic>
+          </wp:inline>
+        </w:drawing>
+      </w:r>
+    </w:p>
+    <w:p>
+      <w:pPr>
+        <w:spacing w:line="360" w:lineRule="auto"/>
+        <w:ind w:firstLine="720"/>
+      </w:pPr>
+      <w:r>
+        <w:rPr>
+          <w:b/>
+          <w:bCs/>
+        </w:rPr>
+        <w:t>Fig 2.1</w:t>
+      </w:r>
+      <w:r>
+        <w:rPr>
+          <w:b/>
+          <w:bCs/>
+        </w:rPr>
+        <w:t>6</w:t>
+      </w:r>
+      <w:r>
+        <w:rPr>
+          <w:b/>
+          <w:bCs/>
+        </w:rPr>
+        <w:t xml:space="preserve"> </w:t>
+      </w:r>
+      <w:r>
+        <w:t>Alert message</w:t>
+      </w:r>
+      <w:r>
+        <w:t xml:space="preserve"> confirms that the student has been registered after submission.</w:t>
+      </w:r>
+    </w:p>
+    <w:p/>
+    <w:p/>
+    <w:p/>
+    <w:p/>
+    <w:p/>
+    <w:p/>
+    <w:p/>
+    <w:p/>
+    <w:p/>
+    <w:p/>
+    <w:p/>
+    <w:p/>
+    <w:p/>
+    <w:p/>
+    <w:p/>
+    <w:p>
+      <w:pPr>
+        <w:pStyle w:val="Heading3"/>
+        <w:spacing w:line="360" w:lineRule="auto"/>
+      </w:pPr>
+      <w:r>
+        <w:lastRenderedPageBreak/>
+        <w:t>2.1.</w:t>
+      </w:r>
+      <w:r>
+        <w:t>2</w:t>
+      </w:r>
+      <w:r>
+        <w:t xml:space="preserve"> </w:t>
+      </w:r>
+      <w:r>
+        <w:t>M</w:t>
+      </w:r>
+      <w:r>
+        <w:t>anual end-to-end testing</w:t>
+      </w:r>
+    </w:p>
+    <w:p>
+      <w:pPr>
+        <w:spacing w:line="360" w:lineRule="auto"/>
+        <w:jc w:val="center"/>
+      </w:pPr>
+      <w:r>
+        <w:rPr>
+          <w:noProof/>
+        </w:rPr>
+        <w:drawing>
+          <wp:inline distT="0" distB="0" distL="0" distR="0" wp14:anchorId="0D222EC4" wp14:editId="7368D1BE">
             <wp:extent cx="5416816" cy="742950"/>
             <wp:effectExtent l="0" t="0" r="0" b="0"/>
             <wp:docPr id="1043700570" name="Picture 1"/>
@@ -15554,7 +16604,7 @@
                     <pic:cNvPicPr/>
                   </pic:nvPicPr>
                   <pic:blipFill>
-                    <a:blip r:embed="rId43"/>
+                    <a:blip r:embed="rId49"/>
                     <a:stretch>
                       <a:fillRect/>
                     </a:stretch>
@@ -15578,29 +16628,45 @@
     <w:p>
       <w:pPr>
         <w:spacing w:line="360" w:lineRule="auto"/>
-      </w:pPr>
-      <w:proofErr w:type="spellStart"/>
-      <w:r>
+        <w:ind w:left="1440" w:firstLine="720"/>
+      </w:pPr>
+      <w:r>
+        <w:rPr>
+          <w:b/>
+          <w:bCs/>
+        </w:rPr>
+        <w:t xml:space="preserve">Fig 2.17 </w:t>
+      </w:r>
+      <w:proofErr w:type="spellStart"/>
+      <w:r>
+        <w:rPr>
+          <w:b/>
+          <w:bCs/>
+        </w:rPr>
         <w:t>App_user</w:t>
       </w:r>
       <w:proofErr w:type="spellEnd"/>
       <w:r>
-        <w:t xml:space="preserve"> table</w:t>
-      </w:r>
-      <w:r>
-        <w:t xml:space="preserve"> shows the test tutor is registered</w:t>
-      </w:r>
-    </w:p>
-    <w:p>
-      <w:pPr>
-        <w:spacing w:line="360" w:lineRule="auto"/>
+        <w:t xml:space="preserve"> table </w:t>
+      </w:r>
+      <w:r>
+        <w:t>confirming</w:t>
+      </w:r>
+      <w:r>
+        <w:t xml:space="preserve"> the test tutor is registered</w:t>
+      </w:r>
+    </w:p>
+    <w:p>
+      <w:pPr>
+        <w:spacing w:line="360" w:lineRule="auto"/>
+        <w:jc w:val="center"/>
       </w:pPr>
       <w:r>
         <w:rPr>
           <w:noProof/>
         </w:rPr>
         <w:drawing>
-          <wp:inline distT="0" distB="0" distL="0" distR="0" wp14:anchorId="0DFF6B9B" wp14:editId="2F07B788">
+          <wp:inline distT="0" distB="0" distL="0" distR="0" wp14:anchorId="17435D3D" wp14:editId="0E5CA057">
             <wp:extent cx="5759450" cy="488315"/>
             <wp:effectExtent l="0" t="0" r="0" b="6985"/>
             <wp:docPr id="133026191" name="Picture 1"/>
@@ -15615,7 +16681,7 @@
                     <pic:cNvPicPr/>
                   </pic:nvPicPr>
                   <pic:blipFill>
-                    <a:blip r:embed="rId44"/>
+                    <a:blip r:embed="rId50"/>
                     <a:stretch>
                       <a:fillRect/>
                     </a:stretch>
@@ -15639,372 +16705,43 @@
     <w:p>
       <w:pPr>
         <w:spacing w:line="360" w:lineRule="auto"/>
-      </w:pPr>
-      <w:r>
-        <w:t>Tutors table</w:t>
-      </w:r>
-      <w:r>
-        <w:t xml:space="preserve"> shows the test tutor is registered</w:t>
-      </w:r>
-    </w:p>
-    <w:p>
-      <w:pPr>
-        <w:spacing w:line="360" w:lineRule="auto"/>
-      </w:pPr>
-    </w:p>
-    <w:p>
-      <w:pPr>
-        <w:spacing w:line="360" w:lineRule="auto"/>
-      </w:pPr>
-    </w:p>
-    <w:p>
-      <w:pPr>
-        <w:spacing w:line="360" w:lineRule="auto"/>
-      </w:pPr>
-    </w:p>
-    <w:p>
-      <w:pPr>
-        <w:spacing w:line="360" w:lineRule="auto"/>
+        <w:ind w:left="1440" w:firstLine="720"/>
+      </w:pPr>
+      <w:r>
+        <w:rPr>
+          <w:b/>
+          <w:bCs/>
+        </w:rPr>
+        <w:t xml:space="preserve">Fig 2.18 </w:t>
+      </w:r>
+      <w:r>
+        <w:rPr>
+          <w:b/>
+          <w:bCs/>
+        </w:rPr>
+        <w:t>Tutors</w:t>
+      </w:r>
+      <w:r>
+        <w:t xml:space="preserve"> table </w:t>
+      </w:r>
+      <w:r>
+        <w:t>confirming</w:t>
+      </w:r>
+      <w:r>
+        <w:t xml:space="preserve"> the test tutor is registered</w:t>
+      </w:r>
+    </w:p>
+    <w:p>
+      <w:pPr>
+        <w:spacing w:line="360" w:lineRule="auto"/>
+        <w:jc w:val="center"/>
       </w:pPr>
       <w:r>
         <w:rPr>
           <w:noProof/>
         </w:rPr>
-        <w:lastRenderedPageBreak/>
         <w:drawing>
-          <wp:inline distT="0" distB="0" distL="0" distR="0" wp14:anchorId="2AD1667D" wp14:editId="3E558940">
-            <wp:extent cx="4391638" cy="8335538"/>
-            <wp:effectExtent l="0" t="0" r="9525" b="0"/>
-            <wp:docPr id="199630154" name="Picture 1"/>
-            <wp:cNvGraphicFramePr>
-              <a:graphicFrameLocks xmlns:a="http://schemas.openxmlformats.org/drawingml/2006/main" noChangeAspect="1"/>
-            </wp:cNvGraphicFramePr>
-            <a:graphic xmlns:a="http://schemas.openxmlformats.org/drawingml/2006/main">
-              <a:graphicData uri="http://schemas.openxmlformats.org/drawingml/2006/picture">
-                <pic:pic xmlns:pic="http://schemas.openxmlformats.org/drawingml/2006/picture">
-                  <pic:nvPicPr>
-                    <pic:cNvPr id="199630154" name=""/>
-                    <pic:cNvPicPr/>
-                  </pic:nvPicPr>
-                  <pic:blipFill>
-                    <a:blip r:embed="rId45"/>
-                    <a:stretch>
-                      <a:fillRect/>
-                    </a:stretch>
-                  </pic:blipFill>
-                  <pic:spPr>
-                    <a:xfrm>
-                      <a:off x="0" y="0"/>
-                      <a:ext cx="4391638" cy="8335538"/>
-                    </a:xfrm>
-                    <a:prstGeom prst="rect">
-                      <a:avLst/>
-                    </a:prstGeom>
-                  </pic:spPr>
-                </pic:pic>
-              </a:graphicData>
-            </a:graphic>
-          </wp:inline>
-        </w:drawing>
-      </w:r>
-    </w:p>
-    <w:p>
-      <w:pPr>
-        <w:spacing w:line="360" w:lineRule="auto"/>
-      </w:pPr>
-      <w:r>
-        <w:t>Student registration form displaying correct error messages when form submission is attempted but input fields are missing</w:t>
-      </w:r>
-    </w:p>
-    <w:p>
-      <w:pPr>
-        <w:spacing w:line="360" w:lineRule="auto"/>
-      </w:pPr>
-      <w:r>
-        <w:rPr>
-          <w:noProof/>
-        </w:rPr>
-        <w:lastRenderedPageBreak/>
-        <w:drawing>
-          <wp:inline distT="0" distB="0" distL="0" distR="0" wp14:anchorId="55ADDDF9" wp14:editId="0A29892E">
-            <wp:extent cx="4458322" cy="2734057"/>
-            <wp:effectExtent l="0" t="0" r="0" b="9525"/>
-            <wp:docPr id="1550193645" name="Picture 1"/>
-            <wp:cNvGraphicFramePr>
-              <a:graphicFrameLocks xmlns:a="http://schemas.openxmlformats.org/drawingml/2006/main" noChangeAspect="1"/>
-            </wp:cNvGraphicFramePr>
-            <a:graphic xmlns:a="http://schemas.openxmlformats.org/drawingml/2006/main">
-              <a:graphicData uri="http://schemas.openxmlformats.org/drawingml/2006/picture">
-                <pic:pic xmlns:pic="http://schemas.openxmlformats.org/drawingml/2006/picture">
-                  <pic:nvPicPr>
-                    <pic:cNvPr id="1550193645" name=""/>
-                    <pic:cNvPicPr/>
-                  </pic:nvPicPr>
-                  <pic:blipFill>
-                    <a:blip r:embed="rId46"/>
-                    <a:stretch>
-                      <a:fillRect/>
-                    </a:stretch>
-                  </pic:blipFill>
-                  <pic:spPr>
-                    <a:xfrm>
-                      <a:off x="0" y="0"/>
-                      <a:ext cx="4458322" cy="2734057"/>
-                    </a:xfrm>
-                    <a:prstGeom prst="rect">
-                      <a:avLst/>
-                    </a:prstGeom>
-                  </pic:spPr>
-                </pic:pic>
-              </a:graphicData>
-            </a:graphic>
-          </wp:inline>
-        </w:drawing>
-      </w:r>
-    </w:p>
-    <w:p>
-      <w:pPr>
-        <w:spacing w:line="360" w:lineRule="auto"/>
-      </w:pPr>
-      <w:r>
-        <w:t>Student registration form showing correct error messages when confirm email field does not match the email field and confirm password does not match the password field.</w:t>
-      </w:r>
-    </w:p>
-    <w:p>
-      <w:pPr>
-        <w:spacing w:line="360" w:lineRule="auto"/>
-      </w:pPr>
-    </w:p>
-    <w:p>
-      <w:pPr>
-        <w:spacing w:line="360" w:lineRule="auto"/>
-      </w:pPr>
-      <w:r>
-        <w:rPr>
-          <w:noProof/>
-        </w:rPr>
-        <w:drawing>
-          <wp:inline distT="0" distB="0" distL="0" distR="0" wp14:anchorId="6BC107EC" wp14:editId="6759E244">
-            <wp:extent cx="4734586" cy="981212"/>
-            <wp:effectExtent l="0" t="0" r="8890" b="9525"/>
-            <wp:docPr id="846376787" name="Picture 1"/>
-            <wp:cNvGraphicFramePr>
-              <a:graphicFrameLocks xmlns:a="http://schemas.openxmlformats.org/drawingml/2006/main" noChangeAspect="1"/>
-            </wp:cNvGraphicFramePr>
-            <a:graphic xmlns:a="http://schemas.openxmlformats.org/drawingml/2006/main">
-              <a:graphicData uri="http://schemas.openxmlformats.org/drawingml/2006/picture">
-                <pic:pic xmlns:pic="http://schemas.openxmlformats.org/drawingml/2006/picture">
-                  <pic:nvPicPr>
-                    <pic:cNvPr id="846376787" name=""/>
-                    <pic:cNvPicPr/>
-                  </pic:nvPicPr>
-                  <pic:blipFill>
-                    <a:blip r:embed="rId47"/>
-                    <a:stretch>
-                      <a:fillRect/>
-                    </a:stretch>
-                  </pic:blipFill>
-                  <pic:spPr>
-                    <a:xfrm>
-                      <a:off x="0" y="0"/>
-                      <a:ext cx="4734586" cy="981212"/>
-                    </a:xfrm>
-                    <a:prstGeom prst="rect">
-                      <a:avLst/>
-                    </a:prstGeom>
-                  </pic:spPr>
-                </pic:pic>
-              </a:graphicData>
-            </a:graphic>
-          </wp:inline>
-        </w:drawing>
-      </w:r>
-    </w:p>
-    <w:p>
-      <w:pPr>
-        <w:spacing w:line="360" w:lineRule="auto"/>
-      </w:pPr>
-      <w:r>
-        <w:t>Student registration form showing correct error message when the password is below minimum length of eight non-blank characters</w:t>
-      </w:r>
-    </w:p>
-    <w:p>
-      <w:pPr>
-        <w:spacing w:line="360" w:lineRule="auto"/>
-      </w:pPr>
-      <w:r>
-        <w:rPr>
-          <w:noProof/>
-        </w:rPr>
-        <w:drawing>
-          <wp:inline distT="0" distB="0" distL="0" distR="0" wp14:anchorId="03B7E27B" wp14:editId="40784AD8">
-            <wp:extent cx="4439270" cy="962159"/>
-            <wp:effectExtent l="0" t="0" r="0" b="9525"/>
-            <wp:docPr id="426382306" name="Picture 1"/>
-            <wp:cNvGraphicFramePr>
-              <a:graphicFrameLocks xmlns:a="http://schemas.openxmlformats.org/drawingml/2006/main" noChangeAspect="1"/>
-            </wp:cNvGraphicFramePr>
-            <a:graphic xmlns:a="http://schemas.openxmlformats.org/drawingml/2006/main">
-              <a:graphicData uri="http://schemas.openxmlformats.org/drawingml/2006/picture">
-                <pic:pic xmlns:pic="http://schemas.openxmlformats.org/drawingml/2006/picture">
-                  <pic:nvPicPr>
-                    <pic:cNvPr id="426382306" name=""/>
-                    <pic:cNvPicPr/>
-                  </pic:nvPicPr>
-                  <pic:blipFill>
-                    <a:blip r:embed="rId48"/>
-                    <a:stretch>
-                      <a:fillRect/>
-                    </a:stretch>
-                  </pic:blipFill>
-                  <pic:spPr>
-                    <a:xfrm>
-                      <a:off x="0" y="0"/>
-                      <a:ext cx="4439270" cy="962159"/>
-                    </a:xfrm>
-                    <a:prstGeom prst="rect">
-                      <a:avLst/>
-                    </a:prstGeom>
-                  </pic:spPr>
-                </pic:pic>
-              </a:graphicData>
-            </a:graphic>
-          </wp:inline>
-        </w:drawing>
-      </w:r>
-    </w:p>
-    <w:p>
-      <w:pPr>
-        <w:spacing w:line="360" w:lineRule="auto"/>
-      </w:pPr>
-      <w:r>
-        <w:t xml:space="preserve">Student registration form showing correct error message when the password is greater than the maximum length of </w:t>
-      </w:r>
-      <w:r>
-        <w:t>eight</w:t>
-      </w:r>
-      <w:r>
-        <w:t xml:space="preserve"> non-blank characters.</w:t>
-      </w:r>
-    </w:p>
-    <w:p>
-      <w:pPr>
-        <w:spacing w:line="360" w:lineRule="auto"/>
-      </w:pPr>
-      <w:r>
-        <w:rPr>
-          <w:noProof/>
-        </w:rPr>
-        <w:lastRenderedPageBreak/>
-        <w:drawing>
-          <wp:inline distT="0" distB="0" distL="0" distR="0" wp14:anchorId="79B70801" wp14:editId="7DBB0233">
-            <wp:extent cx="4648849" cy="8211696"/>
-            <wp:effectExtent l="0" t="0" r="0" b="0"/>
-            <wp:docPr id="921332313" name="Picture 1"/>
-            <wp:cNvGraphicFramePr>
-              <a:graphicFrameLocks xmlns:a="http://schemas.openxmlformats.org/drawingml/2006/main" noChangeAspect="1"/>
-            </wp:cNvGraphicFramePr>
-            <a:graphic xmlns:a="http://schemas.openxmlformats.org/drawingml/2006/main">
-              <a:graphicData uri="http://schemas.openxmlformats.org/drawingml/2006/picture">
-                <pic:pic xmlns:pic="http://schemas.openxmlformats.org/drawingml/2006/picture">
-                  <pic:nvPicPr>
-                    <pic:cNvPr id="921332313" name=""/>
-                    <pic:cNvPicPr/>
-                  </pic:nvPicPr>
-                  <pic:blipFill>
-                    <a:blip r:embed="rId49"/>
-                    <a:stretch>
-                      <a:fillRect/>
-                    </a:stretch>
-                  </pic:blipFill>
-                  <pic:spPr>
-                    <a:xfrm>
-                      <a:off x="0" y="0"/>
-                      <a:ext cx="4648849" cy="8211696"/>
-                    </a:xfrm>
-                    <a:prstGeom prst="rect">
-                      <a:avLst/>
-                    </a:prstGeom>
-                  </pic:spPr>
-                </pic:pic>
-              </a:graphicData>
-            </a:graphic>
-          </wp:inline>
-        </w:drawing>
-      </w:r>
-    </w:p>
-    <w:p>
-      <w:pPr>
-        <w:spacing w:line="360" w:lineRule="auto"/>
-      </w:pPr>
-      <w:r>
-        <w:t>Student registration form correctly filled out prior to submission</w:t>
-      </w:r>
-    </w:p>
-    <w:p>
-      <w:pPr>
-        <w:spacing w:line="360" w:lineRule="auto"/>
-      </w:pPr>
-      <w:r>
-        <w:rPr>
-          <w:noProof/>
-        </w:rPr>
-        <w:lastRenderedPageBreak/>
-        <w:drawing>
-          <wp:inline distT="0" distB="0" distL="0" distR="0" wp14:anchorId="560A3699" wp14:editId="60DD821E">
-            <wp:extent cx="4363059" cy="1381318"/>
-            <wp:effectExtent l="0" t="0" r="0" b="9525"/>
-            <wp:docPr id="951068899" name="Picture 1"/>
-            <wp:cNvGraphicFramePr>
-              <a:graphicFrameLocks xmlns:a="http://schemas.openxmlformats.org/drawingml/2006/main" noChangeAspect="1"/>
-            </wp:cNvGraphicFramePr>
-            <a:graphic xmlns:a="http://schemas.openxmlformats.org/drawingml/2006/main">
-              <a:graphicData uri="http://schemas.openxmlformats.org/drawingml/2006/picture">
-                <pic:pic xmlns:pic="http://schemas.openxmlformats.org/drawingml/2006/picture">
-                  <pic:nvPicPr>
-                    <pic:cNvPr id="951068899" name=""/>
-                    <pic:cNvPicPr/>
-                  </pic:nvPicPr>
-                  <pic:blipFill>
-                    <a:blip r:embed="rId50"/>
-                    <a:stretch>
-                      <a:fillRect/>
-                    </a:stretch>
-                  </pic:blipFill>
-                  <pic:spPr>
-                    <a:xfrm>
-                      <a:off x="0" y="0"/>
-                      <a:ext cx="4363059" cy="1381318"/>
-                    </a:xfrm>
-                    <a:prstGeom prst="rect">
-                      <a:avLst/>
-                    </a:prstGeom>
-                  </pic:spPr>
-                </pic:pic>
-              </a:graphicData>
-            </a:graphic>
-          </wp:inline>
-        </w:drawing>
-      </w:r>
-    </w:p>
-    <w:p>
-      <w:pPr>
-        <w:spacing w:line="360" w:lineRule="auto"/>
-      </w:pPr>
-      <w:r>
-        <w:t>System confirms that the student has been registered after submission.</w:t>
-      </w:r>
-    </w:p>
-    <w:p>
-      <w:pPr>
-        <w:spacing w:line="360" w:lineRule="auto"/>
-      </w:pPr>
-      <w:r>
-        <w:rPr>
-          <w:noProof/>
-        </w:rPr>
-        <w:drawing>
-          <wp:inline distT="0" distB="0" distL="0" distR="0" wp14:anchorId="4ADF99B5" wp14:editId="159F7B20">
+          <wp:inline distT="0" distB="0" distL="0" distR="0" wp14:anchorId="127FDF68" wp14:editId="4EAA5C4B">
             <wp:extent cx="5759450" cy="373380"/>
             <wp:effectExtent l="0" t="0" r="0" b="7620"/>
             <wp:docPr id="1644802085" name="Picture 1"/>
@@ -16039,25 +16776,60 @@
           </wp:inline>
         </w:drawing>
       </w:r>
-      <w:proofErr w:type="spellStart"/>
-      <w:r>
-        <w:t>App_user</w:t>
-      </w:r>
-      <w:proofErr w:type="spellEnd"/>
-      <w:r>
-        <w:t xml:space="preserve"> table showing student registration</w:t>
-      </w:r>
-    </w:p>
-    <w:p>
-      <w:pPr>
-        <w:spacing w:line="360" w:lineRule="auto"/>
+      <w:r>
+        <w:rPr>
+          <w:b/>
+          <w:bCs/>
+        </w:rPr>
+        <w:t>Fig 2</w:t>
+      </w:r>
+      <w:r>
+        <w:rPr>
+          <w:b/>
+          <w:bCs/>
+        </w:rPr>
+        <w:t>.19</w:t>
+      </w:r>
+      <w:r>
+        <w:t xml:space="preserve"> </w:t>
+      </w:r>
+      <w:proofErr w:type="spellStart"/>
+      <w:r>
+        <w:rPr>
+          <w:b/>
+          <w:bCs/>
+        </w:rPr>
+        <w:t>a</w:t>
+      </w:r>
+      <w:r>
+        <w:rPr>
+          <w:b/>
+          <w:bCs/>
+        </w:rPr>
+        <w:t>pp_user</w:t>
+      </w:r>
+      <w:proofErr w:type="spellEnd"/>
+      <w:r>
+        <w:t xml:space="preserve"> table </w:t>
+      </w:r>
+      <w:r>
+        <w:t>confirming</w:t>
+      </w:r>
+      <w:r>
+        <w:t xml:space="preserve"> student registration</w:t>
+      </w:r>
+    </w:p>
+    <w:p>
+      <w:pPr>
+        <w:spacing w:line="360" w:lineRule="auto"/>
+        <w:jc w:val="center"/>
       </w:pPr>
       <w:r>
         <w:rPr>
           <w:noProof/>
         </w:rPr>
         <w:drawing>
-          <wp:inline distT="0" distB="0" distL="0" distR="0" wp14:anchorId="7E08516A" wp14:editId="7ECCB7E2">
+          <wp:inline distT="0" distB="0" distL="0" distR="0" wp14:anchorId="78A375F8" wp14:editId="31F1AB4C">
             <wp:extent cx="5759450" cy="461010"/>
             <wp:effectExtent l="0" t="0" r="0" b="0"/>
             <wp:docPr id="1112697561" name="Picture 1"/>
@@ -16096,19 +16868,41 @@
     <w:p>
       <w:pPr>
         <w:spacing w:line="360" w:lineRule="auto"/>
-      </w:pPr>
-      <w:r>
-        <w:t>Students table showing student registration</w:t>
-      </w:r>
-    </w:p>
-    <w:p>
-      <w:pPr>
-        <w:spacing w:line="360" w:lineRule="auto"/>
-      </w:pPr>
-    </w:p>
-    <w:p>
-      <w:pPr>
-        <w:spacing w:line="360" w:lineRule="auto"/>
+        <w:jc w:val="center"/>
+      </w:pPr>
+      <w:r>
+        <w:rPr>
+          <w:b/>
+          <w:bCs/>
+        </w:rPr>
+        <w:t xml:space="preserve">Fig 2.20 </w:t>
+      </w:r>
+      <w:r>
+        <w:rPr>
+          <w:b/>
+          <w:bCs/>
+        </w:rPr>
+        <w:t>Students</w:t>
+      </w:r>
+      <w:r>
+        <w:t xml:space="preserve"> table </w:t>
+      </w:r>
+      <w:r>
+        <w:t>confirming</w:t>
+      </w:r>
+      <w:r>
+        <w:t xml:space="preserve"> student registration</w:t>
+      </w:r>
+    </w:p>
+    <w:p>
+      <w:pPr>
+        <w:spacing w:line="360" w:lineRule="auto"/>
+      </w:pPr>
+    </w:p>
+    <w:p>
+      <w:pPr>
+        <w:spacing w:line="360" w:lineRule="auto"/>
+        <w:ind w:firstLine="720"/>
       </w:pPr>
       <w:r>
         <w:rPr>
@@ -16154,7 +16948,15 @@
     <w:p>
       <w:pPr>
         <w:spacing w:line="360" w:lineRule="auto"/>
-      </w:pPr>
+        <w:ind w:firstLine="720"/>
+      </w:pPr>
+      <w:r>
+        <w:rPr>
+          <w:b/>
+          <w:bCs/>
+        </w:rPr>
+        <w:t xml:space="preserve">Fig 2.21 </w:t>
+      </w:r>
       <w:r>
         <w:t>Login form showing correct error message when required input missing</w:t>
       </w:r>
@@ -16176,181 +16978,23 @@
     </w:p>
     <w:p>
       <w:pPr>
-        <w:spacing w:line="360" w:lineRule="auto"/>
-      </w:pPr>
-    </w:p>
-    <w:p>
-      <w:pPr>
-        <w:spacing w:line="360" w:lineRule="auto"/>
-      </w:pPr>
-    </w:p>
-    <w:p>
-      <w:pPr>
-        <w:spacing w:line="360" w:lineRule="auto"/>
+        <w:pStyle w:val="Heading3"/>
+      </w:pPr>
+      <w:r>
+        <w:lastRenderedPageBreak/>
+        <w:t>2.1.3 API testing</w:t>
+      </w:r>
+    </w:p>
+    <w:p>
+      <w:pPr>
+        <w:ind w:left="1440"/>
       </w:pPr>
       <w:r>
         <w:rPr>
           <w:noProof/>
         </w:rPr>
-        <w:lastRenderedPageBreak/>
         <w:drawing>
-          <wp:inline distT="0" distB="0" distL="0" distR="0" wp14:anchorId="088CA0A1" wp14:editId="15FAFB16">
-            <wp:extent cx="5759450" cy="4662805"/>
-            <wp:effectExtent l="0" t="0" r="0" b="4445"/>
-            <wp:docPr id="2120322532" name="Picture 1"/>
-            <wp:cNvGraphicFramePr>
-              <a:graphicFrameLocks xmlns:a="http://schemas.openxmlformats.org/drawingml/2006/main" noChangeAspect="1"/>
-            </wp:cNvGraphicFramePr>
-            <a:graphic xmlns:a="http://schemas.openxmlformats.org/drawingml/2006/main">
-              <a:graphicData uri="http://schemas.openxmlformats.org/drawingml/2006/picture">
-                <pic:pic xmlns:pic="http://schemas.openxmlformats.org/drawingml/2006/picture">
-                  <pic:nvPicPr>
-                    <pic:cNvPr id="2120322532" name=""/>
-                    <pic:cNvPicPr/>
-                  </pic:nvPicPr>
-                  <pic:blipFill>
-                    <a:blip r:embed="rId54"/>
-                    <a:stretch>
-                      <a:fillRect/>
-                    </a:stretch>
-                  </pic:blipFill>
-                  <pic:spPr>
-                    <a:xfrm>
-                      <a:off x="0" y="0"/>
-                      <a:ext cx="5759450" cy="4662805"/>
-                    </a:xfrm>
-                    <a:prstGeom prst="rect">
-                      <a:avLst/>
-                    </a:prstGeom>
-                  </pic:spPr>
-                </pic:pic>
-              </a:graphicData>
-            </a:graphic>
-          </wp:inline>
-        </w:drawing>
-      </w:r>
-    </w:p>
-    <w:p>
-      <w:pPr>
-        <w:spacing w:line="360" w:lineRule="auto"/>
-      </w:pPr>
-      <w:proofErr w:type="spellStart"/>
-      <w:r>
-        <w:rPr>
-          <w:b/>
-          <w:bCs/>
-        </w:rPr>
-        <w:t>TutorProfilePage</w:t>
-      </w:r>
-      <w:proofErr w:type="spellEnd"/>
-      <w:r>
-        <w:t xml:space="preserve"> shows the n</w:t>
-      </w:r>
-      <w:r>
-        <w:t xml:space="preserve">ewly registered test tutor showing as available after registration. As the user is not logged in, they cannot message the </w:t>
-      </w:r>
-      <w:r>
-        <w:t>tutor,</w:t>
-      </w:r>
-      <w:r>
-        <w:t xml:space="preserve"> </w:t>
-      </w:r>
-      <w:r>
-        <w:t>and the user is prompted to log in to be able to book lessons.</w:t>
-      </w:r>
-    </w:p>
-    <w:p>
-      <w:pPr>
-        <w:spacing w:line="360" w:lineRule="auto"/>
-      </w:pPr>
-      <w:r>
-        <w:rPr>
-          <w:noProof/>
-        </w:rPr>
-        <w:lastRenderedPageBreak/>
-        <w:drawing>
-          <wp:inline distT="0" distB="0" distL="0" distR="0" wp14:anchorId="7D448FA4" wp14:editId="49161FB0">
-            <wp:extent cx="5759450" cy="4764405"/>
-            <wp:effectExtent l="0" t="0" r="0" b="0"/>
-            <wp:docPr id="1601988127" name="Picture 1"/>
-            <wp:cNvGraphicFramePr>
-              <a:graphicFrameLocks xmlns:a="http://schemas.openxmlformats.org/drawingml/2006/main" noChangeAspect="1"/>
-            </wp:cNvGraphicFramePr>
-            <a:graphic xmlns:a="http://schemas.openxmlformats.org/drawingml/2006/main">
-              <a:graphicData uri="http://schemas.openxmlformats.org/drawingml/2006/picture">
-                <pic:pic xmlns:pic="http://schemas.openxmlformats.org/drawingml/2006/picture">
-                  <pic:nvPicPr>
-                    <pic:cNvPr id="1601988127" name=""/>
-                    <pic:cNvPicPr/>
-                  </pic:nvPicPr>
-                  <pic:blipFill>
-                    <a:blip r:embed="rId55"/>
-                    <a:stretch>
-                      <a:fillRect/>
-                    </a:stretch>
-                  </pic:blipFill>
-                  <pic:spPr>
-                    <a:xfrm>
-                      <a:off x="0" y="0"/>
-                      <a:ext cx="5759450" cy="4764405"/>
-                    </a:xfrm>
-                    <a:prstGeom prst="rect">
-                      <a:avLst/>
-                    </a:prstGeom>
-                  </pic:spPr>
-                </pic:pic>
-              </a:graphicData>
-            </a:graphic>
-          </wp:inline>
-        </w:drawing>
-      </w:r>
-    </w:p>
-    <w:p>
-      <w:pPr>
-        <w:spacing w:line="360" w:lineRule="auto"/>
-      </w:pPr>
-      <w:proofErr w:type="spellStart"/>
-      <w:r>
-        <w:rPr>
-          <w:b/>
-          <w:bCs/>
-        </w:rPr>
-        <w:t>TutorProfilePage</w:t>
-      </w:r>
-      <w:proofErr w:type="spellEnd"/>
-      <w:r>
-        <w:t xml:space="preserve"> viewed when logged in as a tutor; the </w:t>
-      </w:r>
-      <w:r>
-        <w:rPr>
-          <w:i/>
-          <w:iCs/>
-        </w:rPr>
-        <w:t>message tutor</w:t>
-      </w:r>
-      <w:r>
-        <w:t xml:space="preserve"> button cannot be </w:t>
-      </w:r>
-      <w:proofErr w:type="gramStart"/>
-      <w:r>
-        <w:t>clicked</w:t>
-      </w:r>
-      <w:proofErr w:type="gramEnd"/>
-      <w:r>
-        <w:t xml:space="preserve"> </w:t>
-      </w:r>
-      <w:r>
-        <w:t>and the user is notified that they cannot book lessons with other tutors.</w:t>
-      </w:r>
-    </w:p>
-    <w:p>
-      <w:pPr>
-        <w:ind w:left="1440"/>
-      </w:pPr>
-      <w:r>
-        <w:lastRenderedPageBreak/>
-        <w:drawing>
-          <wp:inline distT="0" distB="0" distL="0" distR="0" wp14:anchorId="5A9C5E77" wp14:editId="70B55524">
+          <wp:inline distT="0" distB="0" distL="0" distR="0" wp14:anchorId="635B4755" wp14:editId="3FCC68B0">
             <wp:extent cx="3369600" cy="4183200"/>
             <wp:effectExtent l="0" t="0" r="2540" b="8255"/>
             <wp:docPr id="2085587936" name="Picture 1"/>
@@ -16365,7 +17009,7 @@
                     <pic:cNvPicPr/>
                   </pic:nvPicPr>
                   <pic:blipFill>
-                    <a:blip r:embed="rId56"/>
+                    <a:blip r:embed="rId54"/>
                     <a:stretch>
                       <a:fillRect/>
                     </a:stretch>
@@ -16388,20 +17032,49 @@
     </w:p>
     <w:p>
       <w:pPr>
+        <w:ind w:firstLine="720"/>
+      </w:pPr>
+      <w:r>
+        <w:rPr>
+          <w:b/>
+          <w:bCs/>
+        </w:rPr>
+        <w:t>Fig</w:t>
+      </w:r>
+      <w:r>
+        <w:t xml:space="preserve"> </w:t>
+      </w:r>
+      <w:r>
+        <w:rPr>
+          <w:b/>
+          <w:bCs/>
+        </w:rPr>
+        <w:t>2.22</w:t>
+      </w:r>
+      <w:r>
+        <w:t xml:space="preserve"> </w:t>
+      </w:r>
+      <w:r>
+        <w:t xml:space="preserve">showing </w:t>
+      </w:r>
+      <w:r>
+        <w:t xml:space="preserve">submission of </w:t>
+      </w:r>
+      <w:r>
+        <w:t>valid tutor registration data and valid server response</w:t>
+      </w:r>
+    </w:p>
+    <w:p>
+      <w:pPr>
         <w:ind w:left="1440"/>
       </w:pPr>
       <w:r>
-        <w:t>Fig showing valid tutor registration data and valid server response</w:t>
-      </w:r>
-    </w:p>
-    <w:p>
-      <w:pPr>
-        <w:ind w:left="1440"/>
-      </w:pPr>
-      <w:r>
+        <w:rPr>
+          <w:noProof/>
+        </w:rPr>
         <w:drawing>
-          <wp:inline distT="0" distB="0" distL="0" distR="0" wp14:anchorId="1B5D4FDC" wp14:editId="779039D7">
-            <wp:extent cx="3474000" cy="4060800"/>
+          <wp:inline distT="0" distB="0" distL="0" distR="0" wp14:anchorId="1FD8F57E" wp14:editId="24FBAD8E">
+            <wp:extent cx="3473450" cy="3913019"/>
             <wp:effectExtent l="0" t="0" r="0" b="0"/>
             <wp:docPr id="1220657474" name="Picture 1"/>
             <wp:cNvGraphicFramePr>
@@ -16415,7 +17088,7 @@
                     <pic:cNvPicPr/>
                   </pic:nvPicPr>
                   <pic:blipFill>
-                    <a:blip r:embed="rId57"/>
+                    <a:blip r:embed="rId55"/>
                     <a:stretch>
                       <a:fillRect/>
                     </a:stretch>
@@ -16423,7 +17096,7 @@
                   <pic:spPr>
                     <a:xfrm>
                       <a:off x="0" y="0"/>
-                      <a:ext cx="3474000" cy="4060800"/>
+                      <a:ext cx="3476092" cy="3915995"/>
                     </a:xfrm>
                     <a:prstGeom prst="rect">
                       <a:avLst/>
@@ -16442,7 +17115,24 @@
         <w:ind w:left="1440"/>
       </w:pPr>
       <w:r>
-        <w:t>Fig showing correct error message and 409 response code when attempting to register with an already registered email.</w:t>
+        <w:rPr>
+          <w:b/>
+          <w:bCs/>
+        </w:rPr>
+        <w:t>Fig</w:t>
+      </w:r>
+      <w:r>
+        <w:rPr>
+          <w:b/>
+          <w:bCs/>
+        </w:rPr>
+        <w:t xml:space="preserve"> 2.23</w:t>
+      </w:r>
+      <w:r>
+        <w:t xml:space="preserve"> showing</w:t>
+      </w:r>
+      <w:r>
+        <w:t xml:space="preserve"> correct error message and 409 response code when attempting to register with an already registered email.</w:t>
       </w:r>
     </w:p>
     <w:p>
@@ -16451,9 +17141,12 @@
         <w:ind w:left="1440"/>
       </w:pPr>
       <w:r>
+        <w:rPr>
+          <w:noProof/>
+        </w:rPr>
         <w:lastRenderedPageBreak/>
         <w:drawing>
-          <wp:inline distT="0" distB="0" distL="0" distR="0" wp14:anchorId="510A68E3" wp14:editId="7307DF5E">
+          <wp:inline distT="0" distB="0" distL="0" distR="0" wp14:anchorId="1EE4070E" wp14:editId="2CEF5B3C">
             <wp:extent cx="3546000" cy="4046400"/>
             <wp:effectExtent l="0" t="0" r="0" b="0"/>
             <wp:docPr id="905333140" name="Picture 1"/>
@@ -16468,7 +17161,7 @@
                     <pic:cNvPicPr/>
                   </pic:nvPicPr>
                   <pic:blipFill>
-                    <a:blip r:embed="rId58"/>
+                    <a:blip r:embed="rId56"/>
                     <a:stretch>
                       <a:fillRect/>
                     </a:stretch>
@@ -16495,7 +17188,21 @@
         <w:ind w:firstLine="720"/>
       </w:pPr>
       <w:r>
-        <w:t xml:space="preserve">Fig showing successful login with 200 response code and the </w:t>
+        <w:rPr>
+          <w:b/>
+          <w:bCs/>
+        </w:rPr>
+        <w:t>Fig</w:t>
+      </w:r>
+      <w:r>
+        <w:rPr>
+          <w:b/>
+          <w:bCs/>
+        </w:rPr>
+        <w:t xml:space="preserve"> 2.24</w:t>
+      </w:r>
+      <w:r>
+        <w:t xml:space="preserve"> showing successful login with 200 response code and the </w:t>
       </w:r>
       <w:r>
         <w:rPr>
@@ -16514,8 +17221,11 @@
         <w:ind w:firstLine="720"/>
       </w:pPr>
       <w:r>
+        <w:rPr>
+          <w:noProof/>
+        </w:rPr>
         <w:drawing>
-          <wp:inline distT="0" distB="0" distL="0" distR="0" wp14:anchorId="78CBD6EC" wp14:editId="212FDBC9">
+          <wp:inline distT="0" distB="0" distL="0" distR="0" wp14:anchorId="758BDAA5" wp14:editId="114FE195">
             <wp:extent cx="4449399" cy="3044825"/>
             <wp:effectExtent l="0" t="0" r="8890" b="3175"/>
             <wp:docPr id="1328481752" name="Picture 1"/>
@@ -16530,7 +17240,7 @@
                     <pic:cNvPicPr/>
                   </pic:nvPicPr>
                   <pic:blipFill>
-                    <a:blip r:embed="rId59"/>
+                    <a:blip r:embed="rId57"/>
                     <a:stretch>
                       <a:fillRect/>
                     </a:stretch>
@@ -16557,13 +17267,31 @@
         <w:ind w:left="720" w:firstLine="720"/>
       </w:pPr>
       <w:r>
-        <w:t xml:space="preserve">Proof of </w:t>
-      </w:r>
-      <w:r>
-        <w:t xml:space="preserve">HTTP-only </w:t>
-      </w:r>
-      <w:r>
-        <w:t xml:space="preserve">cookie with signed </w:t>
+        <w:rPr>
+          <w:b/>
+          <w:bCs/>
+        </w:rPr>
+        <w:t>F</w:t>
+      </w:r>
+      <w:r>
+        <w:rPr>
+          <w:b/>
+          <w:bCs/>
+        </w:rPr>
+        <w:t>i</w:t>
+      </w:r>
+      <w:r>
+        <w:rPr>
+          <w:b/>
+          <w:bCs/>
+        </w:rPr>
+        <w:t>g 2.25</w:t>
+      </w:r>
+      <w:r>
+        <w:t xml:space="preserve"> </w:t>
+      </w:r>
+      <w:r>
+        <w:t xml:space="preserve">Proof of HTTP-only cookie with signed </w:t>
       </w:r>
       <w:r>
         <w:rPr>
@@ -16582,9 +17310,12 @@
         <w:ind w:left="720" w:firstLine="720"/>
       </w:pPr>
       <w:r>
+        <w:rPr>
+          <w:noProof/>
+        </w:rPr>
         <w:lastRenderedPageBreak/>
         <w:drawing>
-          <wp:inline distT="0" distB="0" distL="0" distR="0" wp14:anchorId="0E281811" wp14:editId="06350D9A">
+          <wp:inline distT="0" distB="0" distL="0" distR="0" wp14:anchorId="408DCB80" wp14:editId="1AC4B416">
             <wp:extent cx="3933452" cy="3640458"/>
             <wp:effectExtent l="0" t="0" r="0" b="0"/>
             <wp:docPr id="426483148" name="Picture 1"/>
@@ -16599,7 +17330,7 @@
                     <pic:cNvPicPr/>
                   </pic:nvPicPr>
                   <pic:blipFill>
-                    <a:blip r:embed="rId60"/>
+                    <a:blip r:embed="rId58"/>
                     <a:stretch>
                       <a:fillRect/>
                     </a:stretch>
@@ -16626,6 +17357,13 @@
         <w:ind w:left="720" w:firstLine="720"/>
       </w:pPr>
       <w:r>
+        <w:rPr>
+          <w:b/>
+          <w:bCs/>
+        </w:rPr>
+        <w:t xml:space="preserve">Fig 2.26 </w:t>
+      </w:r>
+      <w:r>
         <w:t>Successful logout with 200 response and cookie removal</w:t>
       </w:r>
     </w:p>
@@ -16635,8 +17373,11 @@
         <w:ind w:left="720" w:firstLine="720"/>
       </w:pPr>
       <w:r>
+        <w:rPr>
+          <w:noProof/>
+        </w:rPr>
         <w:drawing>
-          <wp:inline distT="0" distB="0" distL="0" distR="0" wp14:anchorId="3D38EDE2" wp14:editId="5693F87F">
+          <wp:inline distT="0" distB="0" distL="0" distR="0" wp14:anchorId="073D6785" wp14:editId="59B8FD48">
             <wp:extent cx="3420000" cy="3142800"/>
             <wp:effectExtent l="0" t="0" r="9525" b="635"/>
             <wp:docPr id="1293724817" name="Picture 1"/>
@@ -16651,7 +17392,7 @@
                     <pic:cNvPicPr/>
                   </pic:nvPicPr>
                   <pic:blipFill>
-                    <a:blip r:embed="rId61"/>
+                    <a:blip r:embed="rId59"/>
                     <a:stretch>
                       <a:fillRect/>
                     </a:stretch>
@@ -16675,8 +17416,21 @@
     <w:p>
       <w:pPr>
         <w:spacing w:line="360" w:lineRule="auto"/>
-        <w:ind w:left="720" w:firstLine="720"/>
-      </w:pPr>
+      </w:pPr>
+      <w:r>
+        <w:rPr>
+          <w:b/>
+          <w:bCs/>
+        </w:rPr>
+        <w:t xml:space="preserve">         </w:t>
+      </w:r>
+      <w:r>
+        <w:rPr>
+          <w:b/>
+          <w:bCs/>
+        </w:rPr>
+        <w:t xml:space="preserve">Fig 2.27 </w:t>
+      </w:r>
       <w:r>
         <w:t>401 response and error message when incorrect password used for tutor login</w:t>
       </w:r>
@@ -16689,10 +17443,10 @@
       <w:r>
         <w:lastRenderedPageBreak/>
         <w:drawing>
-          <wp:inline distT="0" distB="0" distL="0" distR="0" wp14:anchorId="72B2AA5D" wp14:editId="6741D05E">
-            <wp:extent cx="3358800" cy="3142800"/>
-            <wp:effectExtent l="0" t="0" r="0" b="635"/>
-            <wp:docPr id="597586986" name="Picture 1"/>
+          <wp:inline distT="0" distB="0" distL="0" distR="0" wp14:anchorId="0515D447" wp14:editId="0336139C">
+            <wp:extent cx="3420000" cy="3448800"/>
+            <wp:effectExtent l="0" t="0" r="9525" b="0"/>
+            <wp:docPr id="2089789673" name="Picture 1"/>
             <wp:cNvGraphicFramePr>
               <a:graphicFrameLocks xmlns:a="http://schemas.openxmlformats.org/drawingml/2006/main" noChangeAspect="1"/>
             </wp:cNvGraphicFramePr>
@@ -16700,7 +17454,186 @@
               <a:graphicData uri="http://schemas.openxmlformats.org/drawingml/2006/picture">
                 <pic:pic xmlns:pic="http://schemas.openxmlformats.org/drawingml/2006/picture">
                   <pic:nvPicPr>
-                    <pic:cNvPr id="597586986" name=""/>
+                    <pic:cNvPr id="2089789673" name=""/>
+                    <pic:cNvPicPr/>
+                  </pic:nvPicPr>
+                  <pic:blipFill>
+                    <a:blip r:embed="rId60"/>
+                    <a:stretch>
+                      <a:fillRect/>
+                    </a:stretch>
+                  </pic:blipFill>
+                  <pic:spPr>
+                    <a:xfrm>
+                      <a:off x="0" y="0"/>
+                      <a:ext cx="3420000" cy="3448800"/>
+                    </a:xfrm>
+                    <a:prstGeom prst="rect">
+                      <a:avLst/>
+                    </a:prstGeom>
+                  </pic:spPr>
+                </pic:pic>
+              </a:graphicData>
+            </a:graphic>
+          </wp:inline>
+        </w:drawing>
+      </w:r>
+    </w:p>
+    <w:p>
+      <w:pPr>
+        <w:spacing w:line="360" w:lineRule="auto"/>
+        <w:ind w:left="720" w:firstLine="720"/>
+      </w:pPr>
+      <w:r>
+        <w:rPr>
+          <w:b/>
+          <w:bCs/>
+        </w:rPr>
+        <w:t xml:space="preserve">Fig 2.28 </w:t>
+      </w:r>
+      <w:r>
+        <w:t>401 response and error message when incorrect email used for tutor login</w:t>
+      </w:r>
+    </w:p>
+    <w:p/>
+    <w:p/>
+    <w:p/>
+    <w:p/>
+    <w:p/>
+    <w:p/>
+    <w:p/>
+    <w:p/>
+    <w:p/>
+    <w:p/>
+    <w:p/>
+    <w:p/>
+    <w:p/>
+    <w:p/>
+    <w:p/>
+    <w:p/>
+    <w:p/>
+    <w:p/>
+    <w:p/>
+    <w:p/>
+    <w:p/>
+    <w:p>
+      <w:pPr>
+        <w:pStyle w:val="Heading2"/>
+      </w:pPr>
+      <w:r>
+        <w:t xml:space="preserve">2.2 </w:t>
+      </w:r>
+      <w:r>
+        <w:t>Lesson booking</w:t>
+      </w:r>
+      <w:r>
+        <w:t xml:space="preserve"> testing</w:t>
+      </w:r>
+    </w:p>
+    <w:p>
+      <w:pPr>
+        <w:pStyle w:val="Heading3"/>
+      </w:pPr>
+      <w:r>
+        <w:t>2.2.1 Frontend testing</w:t>
+      </w:r>
+    </w:p>
+    <w:p>
+      <w:r>
+        <w:drawing>
+          <wp:inline distT="0" distB="0" distL="0" distR="0" wp14:anchorId="7F7672CB" wp14:editId="06A8A093">
+            <wp:extent cx="5759450" cy="4819650"/>
+            <wp:effectExtent l="0" t="0" r="0" b="0"/>
+            <wp:docPr id="966891255" name="Picture 1"/>
+            <wp:cNvGraphicFramePr>
+              <a:graphicFrameLocks xmlns:a="http://schemas.openxmlformats.org/drawingml/2006/main" noChangeAspect="1"/>
+            </wp:cNvGraphicFramePr>
+            <a:graphic xmlns:a="http://schemas.openxmlformats.org/drawingml/2006/main">
+              <a:graphicData uri="http://schemas.openxmlformats.org/drawingml/2006/picture">
+                <pic:pic xmlns:pic="http://schemas.openxmlformats.org/drawingml/2006/picture">
+                  <pic:nvPicPr>
+                    <pic:cNvPr id="966891255" name=""/>
+                    <pic:cNvPicPr/>
+                  </pic:nvPicPr>
+                  <pic:blipFill>
+                    <a:blip r:embed="rId61"/>
+                    <a:stretch>
+                      <a:fillRect/>
+                    </a:stretch>
+                  </pic:blipFill>
+                  <pic:spPr>
+                    <a:xfrm>
+                      <a:off x="0" y="0"/>
+                      <a:ext cx="5759450" cy="4819650"/>
+                    </a:xfrm>
+                    <a:prstGeom prst="rect">
+                      <a:avLst/>
+                    </a:prstGeom>
+                  </pic:spPr>
+                </pic:pic>
+              </a:graphicData>
+            </a:graphic>
+          </wp:inline>
+        </w:drawing>
+      </w:r>
+    </w:p>
+    <w:p>
+      <w:pPr>
+        <w:jc w:val="center"/>
+      </w:pPr>
+      <w:r>
+        <w:rPr>
+          <w:b/>
+          <w:bCs/>
+        </w:rPr>
+        <w:t xml:space="preserve">Fig 2.29 </w:t>
+      </w:r>
+      <w:proofErr w:type="spellStart"/>
+      <w:r>
+        <w:rPr>
+          <w:b/>
+          <w:bCs/>
+        </w:rPr>
+        <w:t>TutorProfilePage</w:t>
+      </w:r>
+      <w:proofErr w:type="spellEnd"/>
+      <w:r>
+        <w:t xml:space="preserve"> viewed when not logged in. The </w:t>
+      </w:r>
+      <w:r>
+        <w:rPr>
+          <w:i/>
+          <w:iCs/>
+        </w:rPr>
+        <w:t>message tutor</w:t>
+      </w:r>
+      <w:r>
+        <w:t xml:space="preserve"> button cannot be clicked, and the user is prompted to log in to book lessons</w:t>
+      </w:r>
+    </w:p>
+    <w:p>
+      <w:pPr>
+        <w:rPr>
+          <w:b/>
+          <w:bCs/>
+        </w:rPr>
+      </w:pPr>
+    </w:p>
+    <w:p>
+      <w:r>
+        <w:drawing>
+          <wp:inline distT="0" distB="0" distL="0" distR="0" wp14:anchorId="1E95CC72" wp14:editId="75991DE2">
+            <wp:extent cx="5759450" cy="1533525"/>
+            <wp:effectExtent l="0" t="0" r="0" b="9525"/>
+            <wp:docPr id="1076157603" name="Picture 1"/>
+            <wp:cNvGraphicFramePr>
+              <a:graphicFrameLocks xmlns:a="http://schemas.openxmlformats.org/drawingml/2006/main" noChangeAspect="1"/>
+            </wp:cNvGraphicFramePr>
+            <a:graphic xmlns:a="http://schemas.openxmlformats.org/drawingml/2006/main">
+              <a:graphicData uri="http://schemas.openxmlformats.org/drawingml/2006/picture">
+                <pic:pic xmlns:pic="http://schemas.openxmlformats.org/drawingml/2006/picture">
+                  <pic:nvPicPr>
+                    <pic:cNvPr id="1076157603" name=""/>
                     <pic:cNvPicPr/>
                   </pic:nvPicPr>
                   <pic:blipFill>
@@ -16712,7 +17645,7 @@
                   <pic:spPr>
                     <a:xfrm>
                       <a:off x="0" y="0"/>
-                      <a:ext cx="3358800" cy="3142800"/>
+                      <a:ext cx="5759450" cy="1533525"/>
                     </a:xfrm>
                     <a:prstGeom prst="rect">
                       <a:avLst/>
@@ -16726,22 +17659,1523 @@
       </w:r>
     </w:p>
     <w:p>
-      <w:pPr>
-        <w:spacing w:line="360" w:lineRule="auto"/>
+      <w:r>
+        <w:rPr>
+          <w:b/>
+          <w:bCs/>
+        </w:rPr>
+        <w:t>Fig 2.30</w:t>
+      </w:r>
+      <w:r>
+        <w:t xml:space="preserve"> Truncated view </w:t>
+      </w:r>
+      <w:r>
+        <w:t xml:space="preserve">of </w:t>
+      </w:r>
+      <w:proofErr w:type="spellStart"/>
+      <w:r>
+        <w:rPr>
+          <w:b/>
+          <w:bCs/>
+        </w:rPr>
+        <w:t>TutorProfilePage</w:t>
+      </w:r>
+      <w:proofErr w:type="spellEnd"/>
+      <w:r>
+        <w:rPr>
+          <w:b/>
+          <w:bCs/>
+        </w:rPr>
+        <w:t xml:space="preserve"> </w:t>
+      </w:r>
+      <w:r>
+        <w:t>showing that tutors cannot message or book lessons with other tutors</w:t>
+      </w:r>
+    </w:p>
+    <w:p>
+      <w:pPr>
+        <w:spacing w:line="360" w:lineRule="auto"/>
+      </w:pPr>
+      <w:r>
+        <w:lastRenderedPageBreak/>
+        <w:drawing>
+          <wp:inline distT="0" distB="0" distL="0" distR="0" wp14:anchorId="10665DD5" wp14:editId="281C858F">
+            <wp:extent cx="5759450" cy="4895850"/>
+            <wp:effectExtent l="0" t="0" r="0" b="0"/>
+            <wp:docPr id="232893291" name="Picture 1"/>
+            <wp:cNvGraphicFramePr>
+              <a:graphicFrameLocks xmlns:a="http://schemas.openxmlformats.org/drawingml/2006/main" noChangeAspect="1"/>
+            </wp:cNvGraphicFramePr>
+            <a:graphic xmlns:a="http://schemas.openxmlformats.org/drawingml/2006/main">
+              <a:graphicData uri="http://schemas.openxmlformats.org/drawingml/2006/picture">
+                <pic:pic xmlns:pic="http://schemas.openxmlformats.org/drawingml/2006/picture">
+                  <pic:nvPicPr>
+                    <pic:cNvPr id="232893291" name=""/>
+                    <pic:cNvPicPr/>
+                  </pic:nvPicPr>
+                  <pic:blipFill>
+                    <a:blip r:embed="rId63"/>
+                    <a:stretch>
+                      <a:fillRect/>
+                    </a:stretch>
+                  </pic:blipFill>
+                  <pic:spPr>
+                    <a:xfrm>
+                      <a:off x="0" y="0"/>
+                      <a:ext cx="5759450" cy="4895850"/>
+                    </a:xfrm>
+                    <a:prstGeom prst="rect">
+                      <a:avLst/>
+                    </a:prstGeom>
+                  </pic:spPr>
+                </pic:pic>
+              </a:graphicData>
+            </a:graphic>
+          </wp:inline>
+        </w:drawing>
+      </w:r>
+    </w:p>
+    <w:p>
+      <w:pPr>
+        <w:spacing w:line="360" w:lineRule="auto"/>
+        <w:jc w:val="center"/>
+        <w:rPr>
+          <w:noProof/>
+        </w:rPr>
+      </w:pPr>
+      <w:r>
+        <w:rPr>
+          <w:b/>
+          <w:bCs/>
+          <w:noProof/>
+        </w:rPr>
+        <w:t xml:space="preserve">Fig 2.31 </w:t>
+      </w:r>
+      <w:r>
+        <w:rPr>
+          <w:noProof/>
+        </w:rPr>
+        <w:t>Student’s view of tutor’s availability</w:t>
+      </w:r>
+      <w:r>
+        <w:rPr>
+          <w:noProof/>
+        </w:rPr>
+        <w:t>. Unavailable times are grayed out, the current date is coloured blue, and available slots are blue and white.</w:t>
+      </w:r>
+    </w:p>
+    <w:p>
+      <w:pPr>
+        <w:rPr>
+          <w:noProof/>
+        </w:rPr>
+      </w:pPr>
+    </w:p>
+    <w:p>
+      <w:pPr>
+        <w:rPr>
+          <w:noProof/>
+        </w:rPr>
+      </w:pPr>
+    </w:p>
+    <w:p>
+      <w:pPr>
+        <w:rPr>
+          <w:noProof/>
+        </w:rPr>
+      </w:pPr>
+    </w:p>
+    <w:p>
+      <w:pPr>
+        <w:rPr>
+          <w:noProof/>
+        </w:rPr>
+      </w:pPr>
+    </w:p>
+    <w:p>
+      <w:pPr>
+        <w:rPr>
+          <w:noProof/>
+        </w:rPr>
+      </w:pPr>
+    </w:p>
+    <w:p>
+      <w:pPr>
+        <w:rPr>
+          <w:noProof/>
+        </w:rPr>
+      </w:pPr>
+    </w:p>
+    <w:p>
+      <w:pPr>
+        <w:rPr>
+          <w:noProof/>
+        </w:rPr>
+      </w:pPr>
+    </w:p>
+    <w:p>
+      <w:pPr>
+        <w:rPr>
+          <w:noProof/>
+        </w:rPr>
+      </w:pPr>
+    </w:p>
+    <w:p>
+      <w:pPr>
+        <w:rPr>
+          <w:noProof/>
+        </w:rPr>
+      </w:pPr>
+    </w:p>
+    <w:p>
+      <w:pPr>
+        <w:rPr>
+          <w:noProof/>
+        </w:rPr>
+      </w:pPr>
+    </w:p>
+    <w:p>
+      <w:pPr>
+        <w:rPr>
+          <w:noProof/>
+        </w:rPr>
+      </w:pPr>
+    </w:p>
+    <w:p/>
+    <w:p>
+      <w:pPr>
+        <w:rPr>
+          <w:noProof/>
+        </w:rPr>
+      </w:pPr>
+    </w:p>
+    <w:p>
+      <w:pPr>
+        <w:pStyle w:val="Heading3"/>
+        <w:rPr>
+          <w:noProof/>
+        </w:rPr>
+      </w:pPr>
+      <w:r>
+        <w:rPr>
+          <w:noProof/>
+        </w:rPr>
+        <w:lastRenderedPageBreak/>
+        <w:t>2.2.2 Manual end-to-end testing</w:t>
+      </w:r>
+    </w:p>
+    <w:p>
+      <w:pPr>
+        <w:ind w:firstLine="720"/>
+      </w:pPr>
+      <w:r>
+        <w:drawing>
+          <wp:inline distT="0" distB="0" distL="0" distR="0" wp14:anchorId="7FB3F8D6" wp14:editId="243E5AFE">
+            <wp:extent cx="3892585" cy="3434659"/>
+            <wp:effectExtent l="0" t="0" r="0" b="0"/>
+            <wp:docPr id="551472495" name="Picture 1"/>
+            <wp:cNvGraphicFramePr>
+              <a:graphicFrameLocks xmlns:a="http://schemas.openxmlformats.org/drawingml/2006/main" noChangeAspect="1"/>
+            </wp:cNvGraphicFramePr>
+            <a:graphic xmlns:a="http://schemas.openxmlformats.org/drawingml/2006/main">
+              <a:graphicData uri="http://schemas.openxmlformats.org/drawingml/2006/picture">
+                <pic:pic xmlns:pic="http://schemas.openxmlformats.org/drawingml/2006/picture">
+                  <pic:nvPicPr>
+                    <pic:cNvPr id="551472495" name=""/>
+                    <pic:cNvPicPr/>
+                  </pic:nvPicPr>
+                  <pic:blipFill>
+                    <a:blip r:embed="rId64"/>
+                    <a:stretch>
+                      <a:fillRect/>
+                    </a:stretch>
+                  </pic:blipFill>
+                  <pic:spPr>
+                    <a:xfrm>
+                      <a:off x="0" y="0"/>
+                      <a:ext cx="3899565" cy="3440818"/>
+                    </a:xfrm>
+                    <a:prstGeom prst="rect">
+                      <a:avLst/>
+                    </a:prstGeom>
+                  </pic:spPr>
+                </pic:pic>
+              </a:graphicData>
+            </a:graphic>
+          </wp:inline>
+        </w:drawing>
+      </w:r>
+    </w:p>
+    <w:p>
+      <w:pPr>
         <w:ind w:left="720" w:firstLine="720"/>
       </w:pPr>
       <w:r>
-        <w:t>401 response and error message when incorrect email used for tutor login</w:t>
-      </w:r>
-    </w:p>
-    <w:p>
-      <w:pPr>
-        <w:spacing w:line="360" w:lineRule="auto"/>
-      </w:pPr>
-    </w:p>
-    <w:p>
-      <w:pPr>
-        <w:spacing w:line="360" w:lineRule="auto"/>
+        <w:rPr>
+          <w:b/>
+          <w:bCs/>
+        </w:rPr>
+        <w:t>Fig 2.32</w:t>
+      </w:r>
+      <w:r>
+        <w:t xml:space="preserve"> Student selects lesson options (darker blue)</w:t>
+      </w:r>
+    </w:p>
+    <w:p>
+      <w:r>
+        <w:drawing>
+          <wp:inline distT="0" distB="0" distL="0" distR="0" wp14:anchorId="3D83EC5F" wp14:editId="71B25360">
+            <wp:extent cx="5759450" cy="4186555"/>
+            <wp:effectExtent l="0" t="0" r="0" b="4445"/>
+            <wp:docPr id="568428065" name="Picture 1"/>
+            <wp:cNvGraphicFramePr>
+              <a:graphicFrameLocks xmlns:a="http://schemas.openxmlformats.org/drawingml/2006/main" noChangeAspect="1"/>
+            </wp:cNvGraphicFramePr>
+            <a:graphic xmlns:a="http://schemas.openxmlformats.org/drawingml/2006/main">
+              <a:graphicData uri="http://schemas.openxmlformats.org/drawingml/2006/picture">
+                <pic:pic xmlns:pic="http://schemas.openxmlformats.org/drawingml/2006/picture">
+                  <pic:nvPicPr>
+                    <pic:cNvPr id="568428065" name=""/>
+                    <pic:cNvPicPr/>
+                  </pic:nvPicPr>
+                  <pic:blipFill>
+                    <a:blip r:embed="rId65"/>
+                    <a:stretch>
+                      <a:fillRect/>
+                    </a:stretch>
+                  </pic:blipFill>
+                  <pic:spPr>
+                    <a:xfrm>
+                      <a:off x="0" y="0"/>
+                      <a:ext cx="5759450" cy="4186555"/>
+                    </a:xfrm>
+                    <a:prstGeom prst="rect">
+                      <a:avLst/>
+                    </a:prstGeom>
+                  </pic:spPr>
+                </pic:pic>
+              </a:graphicData>
+            </a:graphic>
+          </wp:inline>
+        </w:drawing>
+      </w:r>
+    </w:p>
+    <w:p>
+      <w:pPr>
+        <w:ind w:left="720" w:firstLine="720"/>
+      </w:pPr>
+      <w:r>
+        <w:rPr>
+          <w:b/>
+          <w:bCs/>
+        </w:rPr>
+        <w:t>Fig 2.33</w:t>
+      </w:r>
+      <w:r>
+        <w:t xml:space="preserve"> Lesson displaying as confirmed in the tutor’s calendar</w:t>
+      </w:r>
+    </w:p>
+    <w:p>
+      <w:pPr>
+        <w:spacing w:line="360" w:lineRule="auto"/>
+      </w:pPr>
+    </w:p>
+    <w:p>
+      <w:pPr>
+        <w:spacing w:line="360" w:lineRule="auto"/>
+      </w:pPr>
+      <w:r>
+        <w:lastRenderedPageBreak/>
+        <w:drawing>
+          <wp:inline distT="0" distB="0" distL="0" distR="0" wp14:anchorId="61A61230" wp14:editId="21668F0B">
+            <wp:extent cx="5759450" cy="2569210"/>
+            <wp:effectExtent l="0" t="0" r="0" b="2540"/>
+            <wp:docPr id="392140538" name="Picture 1"/>
+            <wp:cNvGraphicFramePr>
+              <a:graphicFrameLocks xmlns:a="http://schemas.openxmlformats.org/drawingml/2006/main" noChangeAspect="1"/>
+            </wp:cNvGraphicFramePr>
+            <a:graphic xmlns:a="http://schemas.openxmlformats.org/drawingml/2006/main">
+              <a:graphicData uri="http://schemas.openxmlformats.org/drawingml/2006/picture">
+                <pic:pic xmlns:pic="http://schemas.openxmlformats.org/drawingml/2006/picture">
+                  <pic:nvPicPr>
+                    <pic:cNvPr id="392140538" name=""/>
+                    <pic:cNvPicPr/>
+                  </pic:nvPicPr>
+                  <pic:blipFill>
+                    <a:blip r:embed="rId66"/>
+                    <a:stretch>
+                      <a:fillRect/>
+                    </a:stretch>
+                  </pic:blipFill>
+                  <pic:spPr>
+                    <a:xfrm>
+                      <a:off x="0" y="0"/>
+                      <a:ext cx="5759450" cy="2569210"/>
+                    </a:xfrm>
+                    <a:prstGeom prst="rect">
+                      <a:avLst/>
+                    </a:prstGeom>
+                  </pic:spPr>
+                </pic:pic>
+              </a:graphicData>
+            </a:graphic>
+          </wp:inline>
+        </w:drawing>
+      </w:r>
+    </w:p>
+    <w:p>
+      <w:pPr>
+        <w:spacing w:line="360" w:lineRule="auto"/>
+        <w:jc w:val="center"/>
+      </w:pPr>
+      <w:r>
+        <w:rPr>
+          <w:b/>
+          <w:bCs/>
+        </w:rPr>
+        <w:t xml:space="preserve">Fig 2.34 </w:t>
+      </w:r>
+      <w:r>
+        <w:t>Clicking on the lesson displays its details and, where applicable, a warning message</w:t>
+      </w:r>
+      <w:r>
+        <w:t xml:space="preserve"> that bookings can’t be cancelled within 24 hours of start time</w:t>
+      </w:r>
+      <w:r>
+        <w:t xml:space="preserve"> is displayed</w:t>
+      </w:r>
+    </w:p>
+    <w:p>
+      <w:pPr>
+        <w:spacing w:line="360" w:lineRule="auto"/>
+      </w:pPr>
+    </w:p>
+    <w:p>
+      <w:pPr>
+        <w:spacing w:line="360" w:lineRule="auto"/>
+      </w:pPr>
+      <w:r>
+        <w:drawing>
+          <wp:inline distT="0" distB="0" distL="0" distR="0" wp14:anchorId="61C4A2C1" wp14:editId="4878A9C9">
+            <wp:extent cx="5759450" cy="592572"/>
+            <wp:effectExtent l="0" t="0" r="0" b="0"/>
+            <wp:docPr id="1951393059" name="Picture 1"/>
+            <wp:cNvGraphicFramePr>
+              <a:graphicFrameLocks xmlns:a="http://schemas.openxmlformats.org/drawingml/2006/main" noChangeAspect="1"/>
+            </wp:cNvGraphicFramePr>
+            <a:graphic xmlns:a="http://schemas.openxmlformats.org/drawingml/2006/main">
+              <a:graphicData uri="http://schemas.openxmlformats.org/drawingml/2006/picture">
+                <pic:pic xmlns:pic="http://schemas.openxmlformats.org/drawingml/2006/picture">
+                  <pic:nvPicPr>
+                    <pic:cNvPr id="1951393059" name=""/>
+                    <pic:cNvPicPr/>
+                  </pic:nvPicPr>
+                  <pic:blipFill>
+                    <a:blip r:embed="rId67"/>
+                    <a:stretch>
+                      <a:fillRect/>
+                    </a:stretch>
+                  </pic:blipFill>
+                  <pic:spPr>
+                    <a:xfrm>
+                      <a:off x="0" y="0"/>
+                      <a:ext cx="5807639" cy="597530"/>
+                    </a:xfrm>
+                    <a:prstGeom prst="rect">
+                      <a:avLst/>
+                    </a:prstGeom>
+                  </pic:spPr>
+                </pic:pic>
+              </a:graphicData>
+            </a:graphic>
+          </wp:inline>
+        </w:drawing>
+      </w:r>
+    </w:p>
+    <w:p>
+      <w:pPr>
+        <w:spacing w:line="360" w:lineRule="auto"/>
+        <w:ind w:left="1440" w:firstLine="720"/>
+      </w:pPr>
+      <w:r>
+        <w:rPr>
+          <w:b/>
+          <w:bCs/>
+        </w:rPr>
+        <w:t>Fig 2.35</w:t>
+      </w:r>
+      <w:r>
+        <w:t xml:space="preserve"> Booking confirmed in the database</w:t>
+      </w:r>
+    </w:p>
+    <w:p>
+      <w:pPr>
+        <w:spacing w:line="360" w:lineRule="auto"/>
+        <w:ind w:firstLine="720"/>
+      </w:pPr>
+      <w:r>
+        <w:drawing>
+          <wp:inline distT="0" distB="0" distL="0" distR="0" wp14:anchorId="7E61B374" wp14:editId="052E7629">
+            <wp:extent cx="4248743" cy="1619476"/>
+            <wp:effectExtent l="0" t="0" r="0" b="0"/>
+            <wp:docPr id="1496818281" name="Picture 1"/>
+            <wp:cNvGraphicFramePr>
+              <a:graphicFrameLocks xmlns:a="http://schemas.openxmlformats.org/drawingml/2006/main" noChangeAspect="1"/>
+            </wp:cNvGraphicFramePr>
+            <a:graphic xmlns:a="http://schemas.openxmlformats.org/drawingml/2006/main">
+              <a:graphicData uri="http://schemas.openxmlformats.org/drawingml/2006/picture">
+                <pic:pic xmlns:pic="http://schemas.openxmlformats.org/drawingml/2006/picture">
+                  <pic:nvPicPr>
+                    <pic:cNvPr id="1496818281" name=""/>
+                    <pic:cNvPicPr/>
+                  </pic:nvPicPr>
+                  <pic:blipFill>
+                    <a:blip r:embed="rId68"/>
+                    <a:stretch>
+                      <a:fillRect/>
+                    </a:stretch>
+                  </pic:blipFill>
+                  <pic:spPr>
+                    <a:xfrm>
+                      <a:off x="0" y="0"/>
+                      <a:ext cx="4248743" cy="1619476"/>
+                    </a:xfrm>
+                    <a:prstGeom prst="rect">
+                      <a:avLst/>
+                    </a:prstGeom>
+                  </pic:spPr>
+                </pic:pic>
+              </a:graphicData>
+            </a:graphic>
+          </wp:inline>
+        </w:drawing>
+      </w:r>
+    </w:p>
+    <w:p>
+      <w:pPr>
+        <w:spacing w:line="360" w:lineRule="auto"/>
+        <w:ind w:firstLine="720"/>
+      </w:pPr>
+      <w:r>
+        <w:rPr>
+          <w:b/>
+          <w:bCs/>
+        </w:rPr>
+        <w:t>Fig 2.36</w:t>
+      </w:r>
+      <w:r>
+        <w:t xml:space="preserve"> calendar prevents double </w:t>
+      </w:r>
+      <w:proofErr w:type="gramStart"/>
+      <w:r>
+        <w:t>booking</w:t>
+      </w:r>
+      <w:proofErr w:type="gramEnd"/>
+      <w:r>
+        <w:t xml:space="preserve"> and user is given alert message</w:t>
+      </w:r>
+    </w:p>
+    <w:p>
+      <w:pPr>
+        <w:spacing w:line="360" w:lineRule="auto"/>
+        <w:ind w:firstLine="720"/>
+      </w:pPr>
+      <w:r>
+        <w:drawing>
+          <wp:inline distT="0" distB="0" distL="0" distR="0" wp14:anchorId="7FC1771D" wp14:editId="3C03862D">
+            <wp:extent cx="4172532" cy="1219370"/>
+            <wp:effectExtent l="0" t="0" r="0" b="0"/>
+            <wp:docPr id="1878951007" name="Picture 1"/>
+            <wp:cNvGraphicFramePr>
+              <a:graphicFrameLocks xmlns:a="http://schemas.openxmlformats.org/drawingml/2006/main" noChangeAspect="1"/>
+            </wp:cNvGraphicFramePr>
+            <a:graphic xmlns:a="http://schemas.openxmlformats.org/drawingml/2006/main">
+              <a:graphicData uri="http://schemas.openxmlformats.org/drawingml/2006/picture">
+                <pic:pic xmlns:pic="http://schemas.openxmlformats.org/drawingml/2006/picture">
+                  <pic:nvPicPr>
+                    <pic:cNvPr id="1878951007" name=""/>
+                    <pic:cNvPicPr/>
+                  </pic:nvPicPr>
+                  <pic:blipFill>
+                    <a:blip r:embed="rId69"/>
+                    <a:stretch>
+                      <a:fillRect/>
+                    </a:stretch>
+                  </pic:blipFill>
+                  <pic:spPr>
+                    <a:xfrm>
+                      <a:off x="0" y="0"/>
+                      <a:ext cx="4172532" cy="1219370"/>
+                    </a:xfrm>
+                    <a:prstGeom prst="rect">
+                      <a:avLst/>
+                    </a:prstGeom>
+                  </pic:spPr>
+                </pic:pic>
+              </a:graphicData>
+            </a:graphic>
+          </wp:inline>
+        </w:drawing>
+      </w:r>
+    </w:p>
+    <w:p>
+      <w:pPr>
+        <w:spacing w:line="360" w:lineRule="auto"/>
+        <w:ind w:firstLine="720"/>
+      </w:pPr>
+      <w:r>
+        <w:rPr>
+          <w:b/>
+          <w:bCs/>
+        </w:rPr>
+        <w:t>Fig 2.37</w:t>
+      </w:r>
+      <w:r>
+        <w:t xml:space="preserve"> calendar prevents booking in the past and user is given alert message</w:t>
+      </w:r>
+    </w:p>
+    <w:p>
+      <w:pPr>
+        <w:spacing w:line="360" w:lineRule="auto"/>
+        <w:ind w:firstLine="720"/>
+      </w:pPr>
+    </w:p>
+    <w:p>
+      <w:pPr>
+        <w:spacing w:line="360" w:lineRule="auto"/>
+        <w:ind w:firstLine="720"/>
+      </w:pPr>
+    </w:p>
+    <w:p>
+      <w:pPr>
+        <w:pStyle w:val="Heading3"/>
+      </w:pPr>
+      <w:r>
+        <w:lastRenderedPageBreak/>
+        <w:t>2.2.3 API testing</w:t>
+      </w:r>
+    </w:p>
+    <w:p>
+      <w:pPr>
+        <w:ind w:left="720" w:firstLine="720"/>
+      </w:pPr>
+      <w:r>
+        <w:drawing>
+          <wp:inline distT="0" distB="0" distL="0" distR="0" wp14:anchorId="5FF5A3CD" wp14:editId="1D0121A9">
+            <wp:extent cx="3070136" cy="4031319"/>
+            <wp:effectExtent l="0" t="0" r="0" b="7620"/>
+            <wp:docPr id="1018815360" name="Picture 1"/>
+            <wp:cNvGraphicFramePr>
+              <a:graphicFrameLocks xmlns:a="http://schemas.openxmlformats.org/drawingml/2006/main" noChangeAspect="1"/>
+            </wp:cNvGraphicFramePr>
+            <a:graphic xmlns:a="http://schemas.openxmlformats.org/drawingml/2006/main">
+              <a:graphicData uri="http://schemas.openxmlformats.org/drawingml/2006/picture">
+                <pic:pic xmlns:pic="http://schemas.openxmlformats.org/drawingml/2006/picture">
+                  <pic:nvPicPr>
+                    <pic:cNvPr id="1018815360" name=""/>
+                    <pic:cNvPicPr/>
+                  </pic:nvPicPr>
+                  <pic:blipFill>
+                    <a:blip r:embed="rId70"/>
+                    <a:stretch>
+                      <a:fillRect/>
+                    </a:stretch>
+                  </pic:blipFill>
+                  <pic:spPr>
+                    <a:xfrm>
+                      <a:off x="0" y="0"/>
+                      <a:ext cx="3092468" cy="4060643"/>
+                    </a:xfrm>
+                    <a:prstGeom prst="rect">
+                      <a:avLst/>
+                    </a:prstGeom>
+                  </pic:spPr>
+                </pic:pic>
+              </a:graphicData>
+            </a:graphic>
+          </wp:inline>
+        </w:drawing>
+      </w:r>
+    </w:p>
+    <w:p>
+      <w:pPr>
+        <w:ind w:left="720" w:firstLine="720"/>
+      </w:pPr>
+      <w:r>
+        <w:rPr>
+          <w:b/>
+          <w:bCs/>
+        </w:rPr>
+        <w:t>Fig 2.38</w:t>
+      </w:r>
+      <w:r>
+        <w:t xml:space="preserve"> Successful booking confirmation with 201 HTTP response</w:t>
+      </w:r>
+    </w:p>
+    <w:p>
+      <w:pPr>
+        <w:ind w:left="720" w:firstLine="720"/>
+      </w:pPr>
+      <w:r>
+        <w:drawing>
+          <wp:inline distT="0" distB="0" distL="0" distR="0" wp14:anchorId="19670395" wp14:editId="64871CD9">
+            <wp:extent cx="3240069" cy="2758525"/>
+            <wp:effectExtent l="0" t="0" r="0" b="3810"/>
+            <wp:docPr id="1347938108" name="Picture 1"/>
+            <wp:cNvGraphicFramePr>
+              <a:graphicFrameLocks xmlns:a="http://schemas.openxmlformats.org/drawingml/2006/main" noChangeAspect="1"/>
+            </wp:cNvGraphicFramePr>
+            <a:graphic xmlns:a="http://schemas.openxmlformats.org/drawingml/2006/main">
+              <a:graphicData uri="http://schemas.openxmlformats.org/drawingml/2006/picture">
+                <pic:pic xmlns:pic="http://schemas.openxmlformats.org/drawingml/2006/picture">
+                  <pic:nvPicPr>
+                    <pic:cNvPr id="1347938108" name=""/>
+                    <pic:cNvPicPr/>
+                  </pic:nvPicPr>
+                  <pic:blipFill>
+                    <a:blip r:embed="rId71"/>
+                    <a:stretch>
+                      <a:fillRect/>
+                    </a:stretch>
+                  </pic:blipFill>
+                  <pic:spPr>
+                    <a:xfrm>
+                      <a:off x="0" y="0"/>
+                      <a:ext cx="3254292" cy="2770634"/>
+                    </a:xfrm>
+                    <a:prstGeom prst="rect">
+                      <a:avLst/>
+                    </a:prstGeom>
+                  </pic:spPr>
+                </pic:pic>
+              </a:graphicData>
+            </a:graphic>
+          </wp:inline>
+        </w:drawing>
+      </w:r>
+    </w:p>
+    <w:p>
+      <w:pPr>
+        <w:ind w:firstLine="720"/>
+      </w:pPr>
+      <w:r>
+        <w:rPr>
+          <w:b/>
+          <w:bCs/>
+        </w:rPr>
+        <w:t>Fig 2.39</w:t>
+      </w:r>
+      <w:r>
+        <w:t xml:space="preserve"> Double-booking prevented with correct 409 HTTP response and error message</w:t>
+      </w:r>
+    </w:p>
+    <w:p>
+      <w:pPr>
+        <w:ind w:left="720" w:firstLine="720"/>
+      </w:pPr>
+      <w:r>
+        <w:lastRenderedPageBreak/>
+        <w:drawing>
+          <wp:inline distT="0" distB="0" distL="0" distR="0" wp14:anchorId="252146DC" wp14:editId="25251DAB">
+            <wp:extent cx="3902802" cy="3336960"/>
+            <wp:effectExtent l="0" t="0" r="2540" b="0"/>
+            <wp:docPr id="603613186" name="Picture 1"/>
+            <wp:cNvGraphicFramePr>
+              <a:graphicFrameLocks xmlns:a="http://schemas.openxmlformats.org/drawingml/2006/main" noChangeAspect="1"/>
+            </wp:cNvGraphicFramePr>
+            <a:graphic xmlns:a="http://schemas.openxmlformats.org/drawingml/2006/main">
+              <a:graphicData uri="http://schemas.openxmlformats.org/drawingml/2006/picture">
+                <pic:pic xmlns:pic="http://schemas.openxmlformats.org/drawingml/2006/picture">
+                  <pic:nvPicPr>
+                    <pic:cNvPr id="603613186" name=""/>
+                    <pic:cNvPicPr/>
+                  </pic:nvPicPr>
+                  <pic:blipFill>
+                    <a:blip r:embed="rId72"/>
+                    <a:stretch>
+                      <a:fillRect/>
+                    </a:stretch>
+                  </pic:blipFill>
+                  <pic:spPr>
+                    <a:xfrm>
+                      <a:off x="0" y="0"/>
+                      <a:ext cx="3909740" cy="3342892"/>
+                    </a:xfrm>
+                    <a:prstGeom prst="rect">
+                      <a:avLst/>
+                    </a:prstGeom>
+                  </pic:spPr>
+                </pic:pic>
+              </a:graphicData>
+            </a:graphic>
+          </wp:inline>
+        </w:drawing>
+      </w:r>
+    </w:p>
+    <w:p>
+      <w:pPr>
+        <w:ind w:firstLine="720"/>
+        <w:jc w:val="center"/>
+      </w:pPr>
+      <w:r>
+        <w:rPr>
+          <w:b/>
+          <w:bCs/>
+        </w:rPr>
+        <w:t>Fig 2.40</w:t>
+      </w:r>
+      <w:r>
+        <w:t xml:space="preserve"> Booking prevented when invalid tutor id supplied. 409 HTTP response and correct error message received</w:t>
+      </w:r>
+    </w:p>
+    <w:p>
+      <w:pPr>
+        <w:ind w:left="720" w:firstLine="720"/>
+      </w:pPr>
+      <w:r>
+        <w:drawing>
+          <wp:inline distT="0" distB="0" distL="0" distR="0" wp14:anchorId="155880DE" wp14:editId="2943DC07">
+            <wp:extent cx="3810851" cy="4040756"/>
+            <wp:effectExtent l="0" t="0" r="0" b="0"/>
+            <wp:docPr id="2117177835" name="Picture 1"/>
+            <wp:cNvGraphicFramePr>
+              <a:graphicFrameLocks xmlns:a="http://schemas.openxmlformats.org/drawingml/2006/main" noChangeAspect="1"/>
+            </wp:cNvGraphicFramePr>
+            <a:graphic xmlns:a="http://schemas.openxmlformats.org/drawingml/2006/main">
+              <a:graphicData uri="http://schemas.openxmlformats.org/drawingml/2006/picture">
+                <pic:pic xmlns:pic="http://schemas.openxmlformats.org/drawingml/2006/picture">
+                  <pic:nvPicPr>
+                    <pic:cNvPr id="2117177835" name=""/>
+                    <pic:cNvPicPr/>
+                  </pic:nvPicPr>
+                  <pic:blipFill>
+                    <a:blip r:embed="rId73"/>
+                    <a:stretch>
+                      <a:fillRect/>
+                    </a:stretch>
+                  </pic:blipFill>
+                  <pic:spPr>
+                    <a:xfrm>
+                      <a:off x="0" y="0"/>
+                      <a:ext cx="3819601" cy="4050034"/>
+                    </a:xfrm>
+                    <a:prstGeom prst="rect">
+                      <a:avLst/>
+                    </a:prstGeom>
+                  </pic:spPr>
+                </pic:pic>
+              </a:graphicData>
+            </a:graphic>
+          </wp:inline>
+        </w:drawing>
+      </w:r>
+    </w:p>
+    <w:p>
+      <w:pPr>
+        <w:ind w:firstLine="720"/>
+      </w:pPr>
+      <w:r>
+        <w:rPr>
+          <w:b/>
+          <w:bCs/>
+        </w:rPr>
+        <w:t>Fig 2.41</w:t>
+      </w:r>
+      <w:r>
+        <w:t xml:space="preserve"> Invalid, past-tense booking refused with correct 400 HTTP response and error message</w:t>
+      </w:r>
+    </w:p>
+    <w:p>
+      <w:pPr>
+        <w:ind w:left="720" w:firstLine="720"/>
+      </w:pPr>
+      <w:r>
+        <w:lastRenderedPageBreak/>
+        <w:drawing>
+          <wp:inline distT="0" distB="0" distL="0" distR="0" wp14:anchorId="67FB8C41" wp14:editId="56FE5421">
+            <wp:extent cx="3924891" cy="3534998"/>
+            <wp:effectExtent l="0" t="0" r="0" b="8890"/>
+            <wp:docPr id="1248836445" name="Picture 1"/>
+            <wp:cNvGraphicFramePr>
+              <a:graphicFrameLocks xmlns:a="http://schemas.openxmlformats.org/drawingml/2006/main" noChangeAspect="1"/>
+            </wp:cNvGraphicFramePr>
+            <a:graphic xmlns:a="http://schemas.openxmlformats.org/drawingml/2006/main">
+              <a:graphicData uri="http://schemas.openxmlformats.org/drawingml/2006/picture">
+                <pic:pic xmlns:pic="http://schemas.openxmlformats.org/drawingml/2006/picture">
+                  <pic:nvPicPr>
+                    <pic:cNvPr id="1248836445" name=""/>
+                    <pic:cNvPicPr/>
+                  </pic:nvPicPr>
+                  <pic:blipFill>
+                    <a:blip r:embed="rId74"/>
+                    <a:stretch>
+                      <a:fillRect/>
+                    </a:stretch>
+                  </pic:blipFill>
+                  <pic:spPr>
+                    <a:xfrm>
+                      <a:off x="0" y="0"/>
+                      <a:ext cx="3933807" cy="3543028"/>
+                    </a:xfrm>
+                    <a:prstGeom prst="rect">
+                      <a:avLst/>
+                    </a:prstGeom>
+                  </pic:spPr>
+                </pic:pic>
+              </a:graphicData>
+            </a:graphic>
+          </wp:inline>
+        </w:drawing>
+      </w:r>
+    </w:p>
+    <w:p>
+      <w:pPr>
+        <w:ind w:left="720" w:firstLine="720"/>
+      </w:pPr>
+      <w:r>
+        <w:rPr>
+          <w:b/>
+          <w:bCs/>
+        </w:rPr>
+        <w:t>Fig 2.42</w:t>
+      </w:r>
+      <w:r>
+        <w:t xml:space="preserve"> Attempt to cancel an appointment within 24 hours of start time.</w:t>
+      </w:r>
+    </w:p>
+    <w:p/>
+    <w:p/>
+    <w:p/>
+    <w:p/>
+    <w:p/>
+    <w:p/>
+    <w:p/>
+    <w:p/>
+    <w:p/>
+    <w:p/>
+    <w:p/>
+    <w:p/>
+    <w:p/>
+    <w:p/>
+    <w:p/>
+    <w:p/>
+    <w:p/>
+    <w:p/>
+    <w:p/>
+    <w:p/>
+    <w:p>
+      <w:pPr>
+        <w:pStyle w:val="Heading2"/>
+      </w:pPr>
+      <w:r>
+        <w:lastRenderedPageBreak/>
+        <w:t>2.3 Real-time webchat testing</w:t>
+      </w:r>
+    </w:p>
+    <w:p>
+      <w:pPr>
+        <w:pStyle w:val="Heading3"/>
+      </w:pPr>
+      <w:r>
+        <w:t>2.3.1 Frontend testing and manual end-to-end testing</w:t>
+      </w:r>
+    </w:p>
+    <w:p>
+      <w:pPr>
+        <w:ind w:firstLine="720"/>
+      </w:pPr>
+      <w:r>
+        <w:drawing>
+          <wp:inline distT="0" distB="0" distL="0" distR="0" wp14:anchorId="28BF2947" wp14:editId="6BF5F8DB">
+            <wp:extent cx="3972807" cy="3300014"/>
+            <wp:effectExtent l="0" t="0" r="8890" b="0"/>
+            <wp:docPr id="591782570" name="Picture 1"/>
+            <wp:cNvGraphicFramePr>
+              <a:graphicFrameLocks xmlns:a="http://schemas.openxmlformats.org/drawingml/2006/main" noChangeAspect="1"/>
+            </wp:cNvGraphicFramePr>
+            <a:graphic xmlns:a="http://schemas.openxmlformats.org/drawingml/2006/main">
+              <a:graphicData uri="http://schemas.openxmlformats.org/drawingml/2006/picture">
+                <pic:pic xmlns:pic="http://schemas.openxmlformats.org/drawingml/2006/picture">
+                  <pic:nvPicPr>
+                    <pic:cNvPr id="591782570" name=""/>
+                    <pic:cNvPicPr/>
+                  </pic:nvPicPr>
+                  <pic:blipFill>
+                    <a:blip r:embed="rId75"/>
+                    <a:stretch>
+                      <a:fillRect/>
+                    </a:stretch>
+                  </pic:blipFill>
+                  <pic:spPr>
+                    <a:xfrm>
+                      <a:off x="0" y="0"/>
+                      <a:ext cx="3976959" cy="3303463"/>
+                    </a:xfrm>
+                    <a:prstGeom prst="rect">
+                      <a:avLst/>
+                    </a:prstGeom>
+                  </pic:spPr>
+                </pic:pic>
+              </a:graphicData>
+            </a:graphic>
+          </wp:inline>
+        </w:drawing>
+      </w:r>
+    </w:p>
+    <w:p>
+      <w:pPr>
+        <w:jc w:val="center"/>
+      </w:pPr>
+      <w:r>
+        <w:rPr>
+          <w:b/>
+          <w:bCs/>
+        </w:rPr>
+        <w:t xml:space="preserve">Fig 2.43 </w:t>
+      </w:r>
+      <w:r>
+        <w:t xml:space="preserve">Student opens </w:t>
+      </w:r>
+      <w:r>
+        <w:rPr>
+          <w:b/>
+          <w:bCs/>
+        </w:rPr>
+        <w:t>ChatWindow</w:t>
+      </w:r>
+      <w:r>
+        <w:t xml:space="preserve"> and sends real-time message to tutor. This is the student view. The window displays the </w:t>
+      </w:r>
+      <w:proofErr w:type="gramStart"/>
+      <w:r>
+        <w:t>recipient</w:t>
+      </w:r>
+      <w:proofErr w:type="gramEnd"/>
+      <w:r>
+        <w:t xml:space="preserve"> name- Test Tutor- and the room name- </w:t>
+      </w:r>
+      <w:proofErr w:type="gramStart"/>
+      <w:r>
+        <w:t>dm:24:25</w:t>
+      </w:r>
+      <w:proofErr w:type="gramEnd"/>
+      <w:r>
+        <w:t>.</w:t>
+      </w:r>
+    </w:p>
+    <w:p/>
+    <w:p>
+      <w:pPr>
+        <w:ind w:left="720" w:firstLine="720"/>
+      </w:pPr>
+      <w:r>
+        <w:drawing>
+          <wp:inline distT="0" distB="0" distL="0" distR="0" wp14:anchorId="4735B2E3" wp14:editId="721C8A06">
+            <wp:extent cx="3210373" cy="1609950"/>
+            <wp:effectExtent l="0" t="0" r="0" b="9525"/>
+            <wp:docPr id="172126763" name="Picture 1"/>
+            <wp:cNvGraphicFramePr>
+              <a:graphicFrameLocks xmlns:a="http://schemas.openxmlformats.org/drawingml/2006/main" noChangeAspect="1"/>
+            </wp:cNvGraphicFramePr>
+            <a:graphic xmlns:a="http://schemas.openxmlformats.org/drawingml/2006/main">
+              <a:graphicData uri="http://schemas.openxmlformats.org/drawingml/2006/picture">
+                <pic:pic xmlns:pic="http://schemas.openxmlformats.org/drawingml/2006/picture">
+                  <pic:nvPicPr>
+                    <pic:cNvPr id="172126763" name=""/>
+                    <pic:cNvPicPr/>
+                  </pic:nvPicPr>
+                  <pic:blipFill>
+                    <a:blip r:embed="rId76"/>
+                    <a:stretch>
+                      <a:fillRect/>
+                    </a:stretch>
+                  </pic:blipFill>
+                  <pic:spPr>
+                    <a:xfrm>
+                      <a:off x="0" y="0"/>
+                      <a:ext cx="3210373" cy="1609950"/>
+                    </a:xfrm>
+                    <a:prstGeom prst="rect">
+                      <a:avLst/>
+                    </a:prstGeom>
+                  </pic:spPr>
+                </pic:pic>
+              </a:graphicData>
+            </a:graphic>
+          </wp:inline>
+        </w:drawing>
+      </w:r>
+    </w:p>
+    <w:p>
+      <w:pPr>
+        <w:ind w:firstLine="720"/>
+      </w:pPr>
+      <w:r>
+        <w:rPr>
+          <w:b/>
+          <w:bCs/>
+        </w:rPr>
+        <w:t xml:space="preserve">Fig 2.44 </w:t>
+      </w:r>
+      <w:r>
+        <w:t>The notification modal as displayed in the logged-in tutor’s screen in real-time</w:t>
+      </w:r>
+    </w:p>
+    <w:p>
+      <w:pPr>
+        <w:ind w:firstLine="720"/>
+      </w:pPr>
+      <w:r>
+        <w:lastRenderedPageBreak/>
+        <w:drawing>
+          <wp:inline distT="0" distB="0" distL="0" distR="0" wp14:anchorId="61AB7466" wp14:editId="145E590A">
+            <wp:extent cx="3979428" cy="3349827"/>
+            <wp:effectExtent l="0" t="0" r="2540" b="3175"/>
+            <wp:docPr id="1397999715" name="Picture 1"/>
+            <wp:cNvGraphicFramePr>
+              <a:graphicFrameLocks xmlns:a="http://schemas.openxmlformats.org/drawingml/2006/main" noChangeAspect="1"/>
+            </wp:cNvGraphicFramePr>
+            <a:graphic xmlns:a="http://schemas.openxmlformats.org/drawingml/2006/main">
+              <a:graphicData uri="http://schemas.openxmlformats.org/drawingml/2006/picture">
+                <pic:pic xmlns:pic="http://schemas.openxmlformats.org/drawingml/2006/picture">
+                  <pic:nvPicPr>
+                    <pic:cNvPr id="1397999715" name=""/>
+                    <pic:cNvPicPr/>
+                  </pic:nvPicPr>
+                  <pic:blipFill>
+                    <a:blip r:embed="rId77"/>
+                    <a:stretch>
+                      <a:fillRect/>
+                    </a:stretch>
+                  </pic:blipFill>
+                  <pic:spPr>
+                    <a:xfrm>
+                      <a:off x="0" y="0"/>
+                      <a:ext cx="3987308" cy="3356460"/>
+                    </a:xfrm>
+                    <a:prstGeom prst="rect">
+                      <a:avLst/>
+                    </a:prstGeom>
+                  </pic:spPr>
+                </pic:pic>
+              </a:graphicData>
+            </a:graphic>
+          </wp:inline>
+        </w:drawing>
+      </w:r>
+    </w:p>
+    <w:p>
+      <w:pPr>
+        <w:jc w:val="center"/>
+      </w:pPr>
+      <w:r>
+        <w:rPr>
+          <w:b/>
+          <w:bCs/>
+        </w:rPr>
+        <w:t>Fig 2.45</w:t>
+      </w:r>
+      <w:r>
+        <w:t xml:space="preserve"> Tutor opens the </w:t>
+      </w:r>
+      <w:r>
+        <w:rPr>
+          <w:b/>
+          <w:bCs/>
+        </w:rPr>
+        <w:t>ChatWindow</w:t>
+      </w:r>
+      <w:r>
+        <w:t xml:space="preserve"> component via the notification modal and sends a reply message to the student. Note that the student is named as the recipient, but the room name is the same. Note also the colour-coding and alignment of messages to</w:t>
+      </w:r>
+    </w:p>
+    <w:p/>
+    <w:p>
+      <w:pPr>
+        <w:ind w:firstLine="720"/>
+      </w:pPr>
+      <w:r>
+        <w:drawing>
+          <wp:inline distT="0" distB="0" distL="0" distR="0" wp14:anchorId="1582AF74" wp14:editId="4CE25238">
+            <wp:extent cx="3953886" cy="3316992"/>
+            <wp:effectExtent l="0" t="0" r="8890" b="0"/>
+            <wp:docPr id="1296267870" name="Picture 1"/>
+            <wp:cNvGraphicFramePr>
+              <a:graphicFrameLocks xmlns:a="http://schemas.openxmlformats.org/drawingml/2006/main" noChangeAspect="1"/>
+            </wp:cNvGraphicFramePr>
+            <a:graphic xmlns:a="http://schemas.openxmlformats.org/drawingml/2006/main">
+              <a:graphicData uri="http://schemas.openxmlformats.org/drawingml/2006/picture">
+                <pic:pic xmlns:pic="http://schemas.openxmlformats.org/drawingml/2006/picture">
+                  <pic:nvPicPr>
+                    <pic:cNvPr id="1296267870" name=""/>
+                    <pic:cNvPicPr/>
+                  </pic:nvPicPr>
+                  <pic:blipFill>
+                    <a:blip r:embed="rId78"/>
+                    <a:stretch>
+                      <a:fillRect/>
+                    </a:stretch>
+                  </pic:blipFill>
+                  <pic:spPr>
+                    <a:xfrm>
+                      <a:off x="0" y="0"/>
+                      <a:ext cx="3963113" cy="3324733"/>
+                    </a:xfrm>
+                    <a:prstGeom prst="rect">
+                      <a:avLst/>
+                    </a:prstGeom>
+                  </pic:spPr>
+                </pic:pic>
+              </a:graphicData>
+            </a:graphic>
+          </wp:inline>
+        </w:drawing>
+      </w:r>
+    </w:p>
+    <w:p>
+      <w:pPr>
+        <w:ind w:firstLine="720"/>
+      </w:pPr>
+      <w:r>
+        <w:rPr>
+          <w:b/>
+          <w:bCs/>
+        </w:rPr>
+        <w:t>Fig 2.46</w:t>
+      </w:r>
+      <w:r>
+        <w:t xml:space="preserve"> The student’s </w:t>
+      </w:r>
+      <w:r>
+        <w:rPr>
+          <w:b/>
+          <w:bCs/>
+        </w:rPr>
+        <w:t>ChatWindow</w:t>
+      </w:r>
+      <w:r>
+        <w:t xml:space="preserve"> component showing the tutor’s response.</w:t>
+      </w:r>
+    </w:p>
+    <w:p/>
+    <w:p/>
+    <w:p/>
+    <w:p/>
+    <w:p>
+      <w:pPr>
+        <w:pStyle w:val="Heading3"/>
+      </w:pPr>
+      <w:r>
+        <w:lastRenderedPageBreak/>
+        <w:t>2.3.2 API testing</w:t>
+      </w:r>
+    </w:p>
+    <w:p>
+      <w:pPr>
+        <w:ind w:left="720" w:firstLine="720"/>
+      </w:pPr>
+      <w:r>
+        <w:drawing>
+          <wp:inline distT="0" distB="0" distL="0" distR="0" wp14:anchorId="4EF90B00" wp14:editId="1D1D5CE6">
+            <wp:extent cx="4278076" cy="5471075"/>
+            <wp:effectExtent l="0" t="0" r="8255" b="0"/>
+            <wp:docPr id="118472898" name="Picture 1"/>
+            <wp:cNvGraphicFramePr>
+              <a:graphicFrameLocks xmlns:a="http://schemas.openxmlformats.org/drawingml/2006/main" noChangeAspect="1"/>
+            </wp:cNvGraphicFramePr>
+            <a:graphic xmlns:a="http://schemas.openxmlformats.org/drawingml/2006/main">
+              <a:graphicData uri="http://schemas.openxmlformats.org/drawingml/2006/picture">
+                <pic:pic xmlns:pic="http://schemas.openxmlformats.org/drawingml/2006/picture">
+                  <pic:nvPicPr>
+                    <pic:cNvPr id="118472898" name=""/>
+                    <pic:cNvPicPr/>
+                  </pic:nvPicPr>
+                  <pic:blipFill>
+                    <a:blip r:embed="rId79"/>
+                    <a:stretch>
+                      <a:fillRect/>
+                    </a:stretch>
+                  </pic:blipFill>
+                  <pic:spPr>
+                    <a:xfrm>
+                      <a:off x="0" y="0"/>
+                      <a:ext cx="4280748" cy="5474492"/>
+                    </a:xfrm>
+                    <a:prstGeom prst="rect">
+                      <a:avLst/>
+                    </a:prstGeom>
+                  </pic:spPr>
+                </pic:pic>
+              </a:graphicData>
+            </a:graphic>
+          </wp:inline>
+        </w:drawing>
+      </w:r>
+    </w:p>
+    <w:p>
+      <w:pPr>
+        <w:ind w:left="720"/>
+        <w:jc w:val="center"/>
+      </w:pPr>
+      <w:r>
+        <w:rPr>
+          <w:b/>
+          <w:bCs/>
+        </w:rPr>
+        <w:t>Fig 2.47</w:t>
+      </w:r>
+      <w:r>
+        <w:t xml:space="preserve"> All chat messages from a particular chat successfully retrieved after log-in and supplying recipient id as URL parameter. Selectivity is guaranteed from the combination of participants’ user ids.</w:t>
+      </w:r>
+    </w:p>
+    <w:p/>
+    <w:p/>
+    <w:p/>
+    <w:p/>
+    <w:p/>
+    <w:p/>
+    <w:p/>
+    <w:p/>
+    <w:p/>
+    <w:p/>
+    <w:p>
+      <w:pPr>
+        <w:ind w:left="720" w:firstLine="720"/>
+      </w:pPr>
+      <w:r>
+        <w:lastRenderedPageBreak/>
+        <w:drawing>
+          <wp:inline distT="0" distB="0" distL="0" distR="0" wp14:anchorId="350FFFE9" wp14:editId="2295741E">
+            <wp:extent cx="4148886" cy="3463481"/>
+            <wp:effectExtent l="0" t="0" r="4445" b="3810"/>
+            <wp:docPr id="946572808" name="Picture 1"/>
+            <wp:cNvGraphicFramePr>
+              <a:graphicFrameLocks xmlns:a="http://schemas.openxmlformats.org/drawingml/2006/main" noChangeAspect="1"/>
+            </wp:cNvGraphicFramePr>
+            <a:graphic xmlns:a="http://schemas.openxmlformats.org/drawingml/2006/main">
+              <a:graphicData uri="http://schemas.openxmlformats.org/drawingml/2006/picture">
+                <pic:pic xmlns:pic="http://schemas.openxmlformats.org/drawingml/2006/picture">
+                  <pic:nvPicPr>
+                    <pic:cNvPr id="946572808" name=""/>
+                    <pic:cNvPicPr/>
+                  </pic:nvPicPr>
+                  <pic:blipFill>
+                    <a:blip r:embed="rId80"/>
+                    <a:stretch>
+                      <a:fillRect/>
+                    </a:stretch>
+                  </pic:blipFill>
+                  <pic:spPr>
+                    <a:xfrm>
+                      <a:off x="0" y="0"/>
+                      <a:ext cx="4153800" cy="3467583"/>
+                    </a:xfrm>
+                    <a:prstGeom prst="rect">
+                      <a:avLst/>
+                    </a:prstGeom>
+                  </pic:spPr>
+                </pic:pic>
+              </a:graphicData>
+            </a:graphic>
+          </wp:inline>
+        </w:drawing>
+      </w:r>
+    </w:p>
+    <w:p>
+      <w:pPr>
+        <w:ind w:left="1440" w:firstLine="720"/>
+      </w:pPr>
+      <w:r>
+        <w:rPr>
+          <w:b/>
+          <w:bCs/>
+        </w:rPr>
+        <w:t>Fig 2.48</w:t>
+      </w:r>
+      <w:r>
+        <w:t xml:space="preserve"> Authenticated request to the same endpoint</w:t>
+      </w:r>
+    </w:p>
+    <w:p>
+      <w:pPr>
+        <w:ind w:left="720"/>
+        <w:jc w:val="center"/>
+      </w:pPr>
+      <w:r>
+        <w:drawing>
+          <wp:inline distT="0" distB="0" distL="0" distR="0" wp14:anchorId="0AD382A3" wp14:editId="17A08956">
+            <wp:extent cx="4296148" cy="3458233"/>
+            <wp:effectExtent l="0" t="0" r="9525" b="8890"/>
+            <wp:docPr id="2031323057" name="Picture 1"/>
+            <wp:cNvGraphicFramePr>
+              <a:graphicFrameLocks xmlns:a="http://schemas.openxmlformats.org/drawingml/2006/main" noChangeAspect="1"/>
+            </wp:cNvGraphicFramePr>
+            <a:graphic xmlns:a="http://schemas.openxmlformats.org/drawingml/2006/main">
+              <a:graphicData uri="http://schemas.openxmlformats.org/drawingml/2006/picture">
+                <pic:pic xmlns:pic="http://schemas.openxmlformats.org/drawingml/2006/picture">
+                  <pic:nvPicPr>
+                    <pic:cNvPr id="2031323057" name=""/>
+                    <pic:cNvPicPr/>
+                  </pic:nvPicPr>
+                  <pic:blipFill>
+                    <a:blip r:embed="rId81"/>
+                    <a:stretch>
+                      <a:fillRect/>
+                    </a:stretch>
+                  </pic:blipFill>
+                  <pic:spPr>
+                    <a:xfrm>
+                      <a:off x="0" y="0"/>
+                      <a:ext cx="4313501" cy="3472201"/>
+                    </a:xfrm>
+                    <a:prstGeom prst="rect">
+                      <a:avLst/>
+                    </a:prstGeom>
+                  </pic:spPr>
+                </pic:pic>
+              </a:graphicData>
+            </a:graphic>
+          </wp:inline>
+        </w:drawing>
+      </w:r>
+    </w:p>
+    <w:p>
+      <w:pPr>
+        <w:ind w:left="720" w:firstLine="720"/>
+      </w:pPr>
+      <w:r>
+        <w:rPr>
+          <w:b/>
+          <w:bCs/>
+        </w:rPr>
+        <w:t>Fig 2.4</w:t>
+      </w:r>
+      <w:r>
+        <w:rPr>
+          <w:b/>
+          <w:bCs/>
+        </w:rPr>
+        <w:t>9</w:t>
+      </w:r>
+      <w:r>
+        <w:t xml:space="preserve"> Successful request for only the most recent chat message in a chat</w:t>
+      </w:r>
+    </w:p>
+    <w:p>
+      <w:pPr>
+        <w:rPr>
+          <w:b/>
+          <w:bCs/>
+        </w:rPr>
+      </w:pPr>
+    </w:p>
+    <w:p>
+      <w:pPr>
+        <w:rPr>
+          <w:b/>
+          <w:bCs/>
+        </w:rPr>
+      </w:pPr>
+    </w:p>
+    <w:p>
+      <w:pPr>
+        <w:rPr>
+          <w:b/>
+          <w:bCs/>
+        </w:rPr>
+      </w:pPr>
+    </w:p>
+    <w:p>
+      <w:pPr>
+        <w:rPr>
+          <w:b/>
+          <w:bCs/>
+        </w:rPr>
+      </w:pPr>
+    </w:p>
+    <w:p>
+      <w:pPr>
+        <w:rPr>
+          <w:b/>
+          <w:bCs/>
+        </w:rPr>
+      </w:pPr>
+    </w:p>
+    <w:p>
+      <w:pPr>
+        <w:rPr>
+          <w:b/>
+          <w:bCs/>
+        </w:rPr>
+      </w:pPr>
+    </w:p>
+    <w:p>
+      <w:pPr>
+        <w:ind w:left="1440"/>
+      </w:pPr>
+      <w:r>
+        <w:lastRenderedPageBreak/>
+        <w:drawing>
+          <wp:inline distT="0" distB="0" distL="0" distR="0" wp14:anchorId="5916F48F" wp14:editId="28EA8783">
+            <wp:extent cx="3948778" cy="3653340"/>
+            <wp:effectExtent l="0" t="0" r="0" b="4445"/>
+            <wp:docPr id="458981228" name="Picture 1"/>
+            <wp:cNvGraphicFramePr>
+              <a:graphicFrameLocks xmlns:a="http://schemas.openxmlformats.org/drawingml/2006/main" noChangeAspect="1"/>
+            </wp:cNvGraphicFramePr>
+            <a:graphic xmlns:a="http://schemas.openxmlformats.org/drawingml/2006/main">
+              <a:graphicData uri="http://schemas.openxmlformats.org/drawingml/2006/picture">
+                <pic:pic xmlns:pic="http://schemas.openxmlformats.org/drawingml/2006/picture">
+                  <pic:nvPicPr>
+                    <pic:cNvPr id="458981228" name=""/>
+                    <pic:cNvPicPr/>
+                  </pic:nvPicPr>
+                  <pic:blipFill>
+                    <a:blip r:embed="rId82"/>
+                    <a:stretch>
+                      <a:fillRect/>
+                    </a:stretch>
+                  </pic:blipFill>
+                  <pic:spPr>
+                    <a:xfrm>
+                      <a:off x="0" y="0"/>
+                      <a:ext cx="3953099" cy="3657338"/>
+                    </a:xfrm>
+                    <a:prstGeom prst="rect">
+                      <a:avLst/>
+                    </a:prstGeom>
+                  </pic:spPr>
+                </pic:pic>
+              </a:graphicData>
+            </a:graphic>
+          </wp:inline>
+        </w:drawing>
+      </w:r>
+    </w:p>
+    <w:p>
+      <w:pPr>
+        <w:ind w:left="1440" w:firstLine="720"/>
+      </w:pPr>
+      <w:r>
+        <w:rPr>
+          <w:b/>
+          <w:bCs/>
+        </w:rPr>
+        <w:t>Fig 2.50</w:t>
+      </w:r>
+      <w:r>
+        <w:t xml:space="preserve"> Unauthenticated request to the same </w:t>
+      </w:r>
+      <w:proofErr w:type="spellStart"/>
+      <w:r>
+        <w:t>enpoint</w:t>
+      </w:r>
+      <w:proofErr w:type="spellEnd"/>
+    </w:p>
+    <w:p>
+      <w:pPr>
+        <w:ind w:left="720" w:firstLine="720"/>
+        <w:jc w:val="center"/>
       </w:pPr>
     </w:p>
     <w:sectPr>

--- a/docs/dissertation start.docx
+++ b/docs/dissertation start.docx
@@ -13169,7 +13169,15 @@
         <w:spacing w:line="360" w:lineRule="auto"/>
       </w:pPr>
       <w:r>
-        <w:t xml:space="preserve">There are two API endpoints relating to real-time messaging: one for getting all of a chat’s messages from the database and displaying them in the </w:t>
+        <w:t xml:space="preserve">There are two API endpoints relating to real-time messaging: one for getting </w:t>
+      </w:r>
+      <w:proofErr w:type="gramStart"/>
+      <w:r>
+        <w:t>all of</w:t>
+      </w:r>
+      <w:proofErr w:type="gramEnd"/>
+      <w:r>
+        <w:t xml:space="preserve"> a chat’s messages from the database and displaying them in the </w:t>
       </w:r>
       <w:r>
         <w:rPr>
@@ -13179,7 +13187,7 @@
         <w:t>ChatWindow</w:t>
       </w:r>
       <w:r>
-        <w:t xml:space="preserve"> component, and one to get only the most recent message in a particular chat and displaying it in the </w:t>
+        <w:t xml:space="preserve"> component, and one to get only the most recent message in a particular chat and display it in the </w:t>
       </w:r>
       <w:proofErr w:type="spellStart"/>
       <w:r>
@@ -13203,29 +13211,7 @@
       </w:r>
       <w:proofErr w:type="spellEnd"/>
       <w:r>
-        <w:t xml:space="preserve"> component which allows a logged-in user to click on the </w:t>
-      </w:r>
-      <w:proofErr w:type="spellStart"/>
-      <w:r>
-        <w:rPr>
-          <w:b/>
-          <w:bCs/>
-        </w:rPr>
-        <w:t>InboxItem</w:t>
-      </w:r>
-      <w:proofErr w:type="spellEnd"/>
-      <w:r>
-        <w:t xml:space="preserve"> component to open a </w:t>
-      </w:r>
-      <w:r>
-        <w:rPr>
-          <w:b/>
-          <w:bCs/>
-        </w:rPr>
-        <w:t xml:space="preserve">ChatWindow </w:t>
-      </w:r>
-      <w:r>
-        <w:t xml:space="preserve">component. </w:t>
+        <w:t xml:space="preserve">. </w:t>
       </w:r>
       <w:r>
         <w:t>Both endpoints</w:t>
@@ -13243,13 +13229,22 @@
       <w:r>
         <w:t>.</w:t>
       </w:r>
-    </w:p>
-    <w:p>
-      <w:pPr>
-        <w:spacing w:line="360" w:lineRule="auto"/>
-      </w:pPr>
-      <w:r>
-        <w:t>There is no API endpoint for storing messages because the messages are sent through socket.io which does not have access to express’s request and response objects; consequently, messages are stored in the DB with direct queries in the socket.io middleware</w:t>
+      <w:r>
+        <w:t xml:space="preserve"> Further business logic checks that the requesting user is a participant in the chat requested; if they are not, an empty array is returned. This keeps chats confidential.</w:t>
+      </w:r>
+    </w:p>
+    <w:p>
+      <w:pPr>
+        <w:spacing w:line="360" w:lineRule="auto"/>
+      </w:pPr>
+      <w:r>
+        <w:t xml:space="preserve">There is no API endpoint for storing messages because the messages are sent through socket.io which does not have access to express’s request and response objects; consequently, messages are stored in the DB </w:t>
+      </w:r>
+      <w:r>
+        <w:t>via</w:t>
+      </w:r>
+      <w:r>
+        <w:t xml:space="preserve"> direct queries in the socket.io middleware</w:t>
       </w:r>
       <w:r>
         <w:t>, but the database is queried to prove persistence.</w:t>
@@ -13280,6 +13275,9 @@
       <w:proofErr w:type="gramEnd"/>
       <w:r>
         <w:t xml:space="preserve"> and the endpoints were re-tested.</w:t>
+      </w:r>
+      <w:r>
+        <w:t xml:space="preserve"> The endpoints sent the requested data.</w:t>
       </w:r>
     </w:p>
     <w:p>
@@ -13434,7 +13432,6 @@
       <w:bookmarkStart w:id="47" w:name="_Toc224478608"/>
       <w:bookmarkStart w:id="48" w:name="_Toc225105243"/>
       <w:r>
-        <w:lastRenderedPageBreak/>
         <w:t>Appendix 1: Code snippets.</w:t>
       </w:r>
       <w:bookmarkEnd w:id="47"/>
@@ -17441,6 +17438,9 @@
         <w:ind w:left="720" w:firstLine="720"/>
       </w:pPr>
       <w:r>
+        <w:rPr>
+          <w:noProof/>
+        </w:rPr>
         <w:lastRenderedPageBreak/>
         <w:drawing>
           <wp:inline distT="0" distB="0" distL="0" distR="0" wp14:anchorId="0515D447" wp14:editId="0336139C">
@@ -17540,6 +17540,9 @@
     </w:p>
     <w:p>
       <w:r>
+        <w:rPr>
+          <w:noProof/>
+        </w:rPr>
         <w:drawing>
           <wp:inline distT="0" distB="0" distL="0" distR="0" wp14:anchorId="7F7672CB" wp14:editId="06A8A093">
             <wp:extent cx="5759450" cy="4819650"/>
@@ -17621,6 +17624,9 @@
     </w:p>
     <w:p>
       <w:r>
+        <w:rPr>
+          <w:noProof/>
+        </w:rPr>
         <w:drawing>
           <wp:inline distT="0" distB="0" distL="0" distR="0" wp14:anchorId="1E95CC72" wp14:editId="75991DE2">
             <wp:extent cx="5759450" cy="1533525"/>
@@ -17667,10 +17673,7 @@
         <w:t>Fig 2.30</w:t>
       </w:r>
       <w:r>
-        <w:t xml:space="preserve"> Truncated view </w:t>
-      </w:r>
-      <w:r>
-        <w:t xml:space="preserve">of </w:t>
+        <w:t xml:space="preserve"> Truncated view of </w:t>
       </w:r>
       <w:proofErr w:type="spellStart"/>
       <w:r>
@@ -17697,6 +17700,9 @@
         <w:spacing w:line="360" w:lineRule="auto"/>
       </w:pPr>
       <w:r>
+        <w:rPr>
+          <w:noProof/>
+        </w:rPr>
         <w:lastRenderedPageBreak/>
         <w:drawing>
           <wp:inline distT="0" distB="0" distL="0" distR="0" wp14:anchorId="10665DD5" wp14:editId="281C858F">
@@ -17869,6 +17875,9 @@
         <w:ind w:firstLine="720"/>
       </w:pPr>
       <w:r>
+        <w:rPr>
+          <w:noProof/>
+        </w:rPr>
         <w:drawing>
           <wp:inline distT="0" distB="0" distL="0" distR="0" wp14:anchorId="7FB3F8D6" wp14:editId="243E5AFE">
             <wp:extent cx="3892585" cy="3434659"/>
@@ -17923,6 +17932,9 @@
     </w:p>
     <w:p>
       <w:r>
+        <w:rPr>
+          <w:noProof/>
+        </w:rPr>
         <w:drawing>
           <wp:inline distT="0" distB="0" distL="0" distR="0" wp14:anchorId="3D83EC5F" wp14:editId="71B25360">
             <wp:extent cx="5759450" cy="4186555"/>
@@ -17985,6 +17997,9 @@
         <w:spacing w:line="360" w:lineRule="auto"/>
       </w:pPr>
       <w:r>
+        <w:rPr>
+          <w:noProof/>
+        </w:rPr>
         <w:lastRenderedPageBreak/>
         <w:drawing>
           <wp:inline distT="0" distB="0" distL="0" distR="0" wp14:anchorId="61A61230" wp14:editId="21668F0B">
@@ -18055,6 +18070,9 @@
         <w:spacing w:line="360" w:lineRule="auto"/>
       </w:pPr>
       <w:r>
+        <w:rPr>
+          <w:noProof/>
+        </w:rPr>
         <w:drawing>
           <wp:inline distT="0" distB="0" distL="0" distR="0" wp14:anchorId="61C4A2C1" wp14:editId="4878A9C9">
             <wp:extent cx="5759450" cy="592572"/>
@@ -18114,6 +18132,9 @@
         <w:ind w:firstLine="720"/>
       </w:pPr>
       <w:r>
+        <w:rPr>
+          <w:noProof/>
+        </w:rPr>
         <w:drawing>
           <wp:inline distT="0" distB="0" distL="0" distR="0" wp14:anchorId="7E61B374" wp14:editId="052E7629">
             <wp:extent cx="4248743" cy="1619476"/>
@@ -18181,6 +18202,9 @@
         <w:ind w:firstLine="720"/>
       </w:pPr>
       <w:r>
+        <w:rPr>
+          <w:noProof/>
+        </w:rPr>
         <w:drawing>
           <wp:inline distT="0" distB="0" distL="0" distR="0" wp14:anchorId="7FC1771D" wp14:editId="3C03862D">
             <wp:extent cx="4172532" cy="1219370"/>
@@ -18260,6 +18284,9 @@
         <w:ind w:left="720" w:firstLine="720"/>
       </w:pPr>
       <w:r>
+        <w:rPr>
+          <w:noProof/>
+        </w:rPr>
         <w:drawing>
           <wp:inline distT="0" distB="0" distL="0" distR="0" wp14:anchorId="5FF5A3CD" wp14:editId="1D0121A9">
             <wp:extent cx="3070136" cy="4031319"/>
@@ -18317,6 +18344,9 @@
         <w:ind w:left="720" w:firstLine="720"/>
       </w:pPr>
       <w:r>
+        <w:rPr>
+          <w:noProof/>
+        </w:rPr>
         <w:drawing>
           <wp:inline distT="0" distB="0" distL="0" distR="0" wp14:anchorId="19670395" wp14:editId="64871CD9">
             <wp:extent cx="3240069" cy="2758525"/>
@@ -18374,6 +18404,9 @@
         <w:ind w:left="720" w:firstLine="720"/>
       </w:pPr>
       <w:r>
+        <w:rPr>
+          <w:noProof/>
+        </w:rPr>
         <w:lastRenderedPageBreak/>
         <w:drawing>
           <wp:inline distT="0" distB="0" distL="0" distR="0" wp14:anchorId="252146DC" wp14:editId="25251DAB">
@@ -18433,6 +18466,9 @@
         <w:ind w:left="720" w:firstLine="720"/>
       </w:pPr>
       <w:r>
+        <w:rPr>
+          <w:noProof/>
+        </w:rPr>
         <w:drawing>
           <wp:inline distT="0" distB="0" distL="0" distR="0" wp14:anchorId="155880DE" wp14:editId="2943DC07">
             <wp:extent cx="3810851" cy="4040756"/>
@@ -18490,6 +18526,9 @@
         <w:ind w:left="720" w:firstLine="720"/>
       </w:pPr>
       <w:r>
+        <w:rPr>
+          <w:noProof/>
+        </w:rPr>
         <w:lastRenderedPageBreak/>
         <w:drawing>
           <wp:inline distT="0" distB="0" distL="0" distR="0" wp14:anchorId="67FB8C41" wp14:editId="56FE5421">
@@ -18585,6 +18624,9 @@
         <w:ind w:firstLine="720"/>
       </w:pPr>
       <w:r>
+        <w:rPr>
+          <w:noProof/>
+        </w:rPr>
         <w:drawing>
           <wp:inline distT="0" distB="0" distL="0" distR="0" wp14:anchorId="28BF2947" wp14:editId="6BF5F8DB">
             <wp:extent cx="3972807" cy="3300014"/>
@@ -18669,6 +18711,9 @@
         <w:ind w:left="720" w:firstLine="720"/>
       </w:pPr>
       <w:r>
+        <w:rPr>
+          <w:noProof/>
+        </w:rPr>
         <w:drawing>
           <wp:inline distT="0" distB="0" distL="0" distR="0" wp14:anchorId="4735B2E3" wp14:editId="721C8A06">
             <wp:extent cx="3210373" cy="1609950"/>
@@ -18726,6 +18771,9 @@
         <w:ind w:firstLine="720"/>
       </w:pPr>
       <w:r>
+        <w:rPr>
+          <w:noProof/>
+        </w:rPr>
         <w:lastRenderedPageBreak/>
         <w:drawing>
           <wp:inline distT="0" distB="0" distL="0" distR="0" wp14:anchorId="61AB7466" wp14:editId="145E590A">
@@ -18795,6 +18843,9 @@
         <w:ind w:firstLine="720"/>
       </w:pPr>
       <w:r>
+        <w:rPr>
+          <w:noProof/>
+        </w:rPr>
         <w:drawing>
           <wp:inline distT="0" distB="0" distL="0" distR="0" wp14:anchorId="1582AF74" wp14:editId="4CE25238">
             <wp:extent cx="3953886" cy="3316992"/>
@@ -18875,10 +18926,13 @@
         <w:ind w:left="720" w:firstLine="720"/>
       </w:pPr>
       <w:r>
+        <w:rPr>
+          <w:noProof/>
+        </w:rPr>
         <w:drawing>
-          <wp:inline distT="0" distB="0" distL="0" distR="0" wp14:anchorId="4EF90B00" wp14:editId="1D1D5CE6">
-            <wp:extent cx="4278076" cy="5471075"/>
-            <wp:effectExtent l="0" t="0" r="8255" b="0"/>
+          <wp:inline distT="0" distB="0" distL="0" distR="0" wp14:anchorId="4EF90B00" wp14:editId="402B9788">
+            <wp:extent cx="3667125" cy="4689752"/>
+            <wp:effectExtent l="0" t="0" r="0" b="0"/>
             <wp:docPr id="118472898" name="Picture 1"/>
             <wp:cNvGraphicFramePr>
               <a:graphicFrameLocks xmlns:a="http://schemas.openxmlformats.org/drawingml/2006/main" noChangeAspect="1"/>
@@ -18899,7 +18953,7 @@
                   <pic:spPr>
                     <a:xfrm>
                       <a:off x="0" y="0"/>
-                      <a:ext cx="4280748" cy="5474492"/>
+                      <a:ext cx="3673099" cy="4697391"/>
                     </a:xfrm>
                     <a:prstGeom prst="rect">
                       <a:avLst/>
@@ -18925,27 +18979,26 @@
         <w:t>Fig 2.47</w:t>
       </w:r>
       <w:r>
-        <w:t xml:space="preserve"> All chat messages from a particular chat successfully retrieved after log-in and supplying recipient id as URL parameter. Selectivity is guaranteed from the combination of participants’ user ids.</w:t>
-      </w:r>
-    </w:p>
-    <w:p/>
-    <w:p/>
-    <w:p/>
-    <w:p/>
-    <w:p/>
-    <w:p/>
-    <w:p/>
-    <w:p/>
-    <w:p/>
-    <w:p/>
+        <w:t xml:space="preserve"> </w:t>
+      </w:r>
+      <w:r>
+        <w:rPr>
+          <w:sz w:val="20"/>
+          <w:szCs w:val="20"/>
+        </w:rPr>
+        <w:t>All chat messages from a particular chat successfully retrieved after log-in and supplying recipient id as URL parameter. Selectivity is guaranteed from the combination of participants’ user ids.</w:t>
+      </w:r>
+    </w:p>
     <w:p>
       <w:pPr>
         <w:ind w:left="720" w:firstLine="720"/>
       </w:pPr>
       <w:r>
-        <w:lastRenderedPageBreak/>
+        <w:rPr>
+          <w:noProof/>
+        </w:rPr>
         <w:drawing>
-          <wp:inline distT="0" distB="0" distL="0" distR="0" wp14:anchorId="350FFFE9" wp14:editId="2295741E">
+          <wp:inline distT="0" distB="0" distL="0" distR="0" wp14:anchorId="74A850E9" wp14:editId="7834ED48">
             <wp:extent cx="4148886" cy="3463481"/>
             <wp:effectExtent l="0" t="0" r="4445" b="3810"/>
             <wp:docPr id="946572808" name="Picture 1"/>
@@ -18993,7 +19046,7 @@
         <w:t>Fig 2.48</w:t>
       </w:r>
       <w:r>
-        <w:t xml:space="preserve"> Authenticated request to the same endpoint</w:t>
+        <w:t xml:space="preserve"> Unauthenticated request to the same endpoint</w:t>
       </w:r>
     </w:p>
     <w:p>
@@ -19002,6 +19055,10 @@
         <w:jc w:val="center"/>
       </w:pPr>
       <w:r>
+        <w:rPr>
+          <w:noProof/>
+        </w:rPr>
+        <w:lastRenderedPageBreak/>
         <w:drawing>
           <wp:inline distT="0" distB="0" distL="0" distR="0" wp14:anchorId="0AD382A3" wp14:editId="17A08956">
             <wp:extent cx="4296148" cy="3458233"/>
@@ -19063,62 +19120,20 @@
     </w:p>
     <w:p>
       <w:pPr>
-        <w:rPr>
-          <w:b/>
-          <w:bCs/>
-        </w:rPr>
-      </w:pPr>
-    </w:p>
-    <w:p>
-      <w:pPr>
-        <w:rPr>
-          <w:b/>
-          <w:bCs/>
-        </w:rPr>
-      </w:pPr>
-    </w:p>
-    <w:p>
-      <w:pPr>
-        <w:rPr>
-          <w:b/>
-          <w:bCs/>
-        </w:rPr>
-      </w:pPr>
-    </w:p>
-    <w:p>
-      <w:pPr>
-        <w:rPr>
-          <w:b/>
-          <w:bCs/>
-        </w:rPr>
-      </w:pPr>
-    </w:p>
-    <w:p>
-      <w:pPr>
-        <w:rPr>
-          <w:b/>
-          <w:bCs/>
-        </w:rPr>
-      </w:pPr>
-    </w:p>
-    <w:p>
-      <w:pPr>
-        <w:rPr>
-          <w:b/>
-          <w:bCs/>
-        </w:rPr>
-      </w:pPr>
-    </w:p>
-    <w:p>
-      <w:pPr>
-        <w:ind w:left="1440"/>
-      </w:pPr>
-      <w:r>
-        <w:lastRenderedPageBreak/>
+        <w:ind w:left="720" w:firstLine="720"/>
+        <w:rPr>
+          <w:b/>
+          <w:bCs/>
+        </w:rPr>
+      </w:pPr>
+      <w:r>
+        <w:rPr>
+          <w:noProof/>
+        </w:rPr>
         <w:drawing>
-          <wp:inline distT="0" distB="0" distL="0" distR="0" wp14:anchorId="5916F48F" wp14:editId="28EA8783">
-            <wp:extent cx="3948778" cy="3653340"/>
-            <wp:effectExtent l="0" t="0" r="0" b="4445"/>
+          <wp:inline distT="0" distB="0" distL="0" distR="0" wp14:anchorId="6A4A86C1" wp14:editId="5603A4D7">
+            <wp:extent cx="4333875" cy="4009625"/>
+            <wp:effectExtent l="0" t="0" r="0" b="0"/>
             <wp:docPr id="458981228" name="Picture 1"/>
             <wp:cNvGraphicFramePr>
               <a:graphicFrameLocks xmlns:a="http://schemas.openxmlformats.org/drawingml/2006/main" noChangeAspect="1"/>
@@ -19139,7 +19154,7 @@
                   <pic:spPr>
                     <a:xfrm>
                       <a:off x="0" y="0"/>
-                      <a:ext cx="3953099" cy="3657338"/>
+                      <a:ext cx="4343915" cy="4018914"/>
                     </a:xfrm>
                     <a:prstGeom prst="rect">
                       <a:avLst/>
@@ -19166,11 +19181,212 @@
       <w:r>
         <w:t xml:space="preserve"> Unauthenticated request to the same </w:t>
       </w:r>
-      <w:proofErr w:type="spellStart"/>
-      <w:r>
-        <w:t>enpoint</w:t>
-      </w:r>
-      <w:proofErr w:type="spellEnd"/>
+      <w:r>
+        <w:t>endpoint</w:t>
+      </w:r>
+    </w:p>
+    <w:p>
+      <w:pPr>
+        <w:ind w:left="1440" w:firstLine="720"/>
+      </w:pPr>
+    </w:p>
+    <w:p>
+      <w:pPr>
+        <w:ind w:left="1440" w:firstLine="720"/>
+      </w:pPr>
+    </w:p>
+    <w:p>
+      <w:pPr>
+        <w:ind w:left="1440" w:firstLine="720"/>
+      </w:pPr>
+    </w:p>
+    <w:p>
+      <w:pPr>
+        <w:ind w:left="1440" w:firstLine="720"/>
+      </w:pPr>
+    </w:p>
+    <w:p>
+      <w:r>
+        <w:lastRenderedPageBreak/>
+        <w:drawing>
+          <wp:inline distT="0" distB="0" distL="0" distR="0" wp14:anchorId="158220FA" wp14:editId="1EB1895F">
+            <wp:extent cx="5759450" cy="723265"/>
+            <wp:effectExtent l="0" t="0" r="0" b="635"/>
+            <wp:docPr id="996392053" name="Picture 1"/>
+            <wp:cNvGraphicFramePr>
+              <a:graphicFrameLocks xmlns:a="http://schemas.openxmlformats.org/drawingml/2006/main" noChangeAspect="1"/>
+            </wp:cNvGraphicFramePr>
+            <a:graphic xmlns:a="http://schemas.openxmlformats.org/drawingml/2006/main">
+              <a:graphicData uri="http://schemas.openxmlformats.org/drawingml/2006/picture">
+                <pic:pic xmlns:pic="http://schemas.openxmlformats.org/drawingml/2006/picture">
+                  <pic:nvPicPr>
+                    <pic:cNvPr id="996392053" name=""/>
+                    <pic:cNvPicPr/>
+                  </pic:nvPicPr>
+                  <pic:blipFill>
+                    <a:blip r:embed="rId83"/>
+                    <a:stretch>
+                      <a:fillRect/>
+                    </a:stretch>
+                  </pic:blipFill>
+                  <pic:spPr>
+                    <a:xfrm>
+                      <a:off x="0" y="0"/>
+                      <a:ext cx="5759450" cy="723265"/>
+                    </a:xfrm>
+                    <a:prstGeom prst="rect">
+                      <a:avLst/>
+                    </a:prstGeom>
+                  </pic:spPr>
+                </pic:pic>
+              </a:graphicData>
+            </a:graphic>
+          </wp:inline>
+        </w:drawing>
+      </w:r>
+    </w:p>
+    <w:p>
+      <w:pPr>
+        <w:jc w:val="center"/>
+      </w:pPr>
+      <w:r>
+        <w:rPr>
+          <w:b/>
+          <w:bCs/>
+        </w:rPr>
+        <w:t xml:space="preserve">Fig 2.51 </w:t>
+      </w:r>
+      <w:r>
+        <w:t xml:space="preserve">Record of the chat’s messages in the </w:t>
+      </w:r>
+      <w:proofErr w:type="spellStart"/>
+      <w:r>
+        <w:rPr>
+          <w:b/>
+          <w:bCs/>
+        </w:rPr>
+        <w:t>chat_messages</w:t>
+      </w:r>
+      <w:proofErr w:type="spellEnd"/>
+      <w:r>
+        <w:t xml:space="preserve"> database</w:t>
+      </w:r>
+      <w:r>
+        <w:t>. These are stored via socket.io middleware</w:t>
+      </w:r>
+    </w:p>
+    <w:p>
+      <w:pPr>
+        <w:ind w:left="720" w:firstLine="720"/>
+      </w:pPr>
+    </w:p>
+    <w:p>
+      <w:r>
+        <w:drawing>
+          <wp:inline distT="0" distB="0" distL="0" distR="0" wp14:anchorId="5C4DE867" wp14:editId="1018CD12">
+            <wp:extent cx="5759450" cy="528320"/>
+            <wp:effectExtent l="0" t="0" r="0" b="5080"/>
+            <wp:docPr id="221418581" name="Picture 1"/>
+            <wp:cNvGraphicFramePr>
+              <a:graphicFrameLocks xmlns:a="http://schemas.openxmlformats.org/drawingml/2006/main" noChangeAspect="1"/>
+            </wp:cNvGraphicFramePr>
+            <a:graphic xmlns:a="http://schemas.openxmlformats.org/drawingml/2006/main">
+              <a:graphicData uri="http://schemas.openxmlformats.org/drawingml/2006/picture">
+                <pic:pic xmlns:pic="http://schemas.openxmlformats.org/drawingml/2006/picture">
+                  <pic:nvPicPr>
+                    <pic:cNvPr id="221418581" name=""/>
+                    <pic:cNvPicPr/>
+                  </pic:nvPicPr>
+                  <pic:blipFill>
+                    <a:blip r:embed="rId84"/>
+                    <a:stretch>
+                      <a:fillRect/>
+                    </a:stretch>
+                  </pic:blipFill>
+                  <pic:spPr>
+                    <a:xfrm>
+                      <a:off x="0" y="0"/>
+                      <a:ext cx="5759450" cy="528320"/>
+                    </a:xfrm>
+                    <a:prstGeom prst="rect">
+                      <a:avLst/>
+                    </a:prstGeom>
+                  </pic:spPr>
+                </pic:pic>
+              </a:graphicData>
+            </a:graphic>
+          </wp:inline>
+        </w:drawing>
+      </w:r>
+    </w:p>
+    <w:p>
+      <w:pPr>
+        <w:jc w:val="center"/>
+      </w:pPr>
+      <w:r>
+        <w:rPr>
+          <w:b/>
+          <w:bCs/>
+        </w:rPr>
+        <w:t>Fig 2.52</w:t>
+      </w:r>
+      <w:r>
+        <w:t xml:space="preserve"> </w:t>
+      </w:r>
+      <w:proofErr w:type="spellStart"/>
+      <w:r>
+        <w:rPr>
+          <w:b/>
+          <w:bCs/>
+        </w:rPr>
+        <w:t>chat_rooms</w:t>
+      </w:r>
+      <w:proofErr w:type="spellEnd"/>
+      <w:r>
+        <w:t xml:space="preserve"> table recording the </w:t>
+      </w:r>
+      <w:proofErr w:type="spellStart"/>
+      <w:r>
+        <w:t>message_id</w:t>
+      </w:r>
+      <w:proofErr w:type="spellEnd"/>
+      <w:r>
+        <w:t xml:space="preserve"> of the latest message in the chat; this is used </w:t>
+      </w:r>
+      <w:r>
+        <w:t xml:space="preserve">to populate the </w:t>
+      </w:r>
+      <w:proofErr w:type="spellStart"/>
+      <w:r>
+        <w:rPr>
+          <w:b/>
+          <w:bCs/>
+        </w:rPr>
+        <w:t>InboxItem</w:t>
+      </w:r>
+      <w:proofErr w:type="spellEnd"/>
+      <w:r>
+        <w:rPr>
+          <w:b/>
+          <w:bCs/>
+        </w:rPr>
+        <w:t xml:space="preserve"> </w:t>
+      </w:r>
+      <w:r>
+        <w:t xml:space="preserve">component in the </w:t>
+      </w:r>
+      <w:proofErr w:type="spellStart"/>
+      <w:r>
+        <w:rPr>
+          <w:b/>
+          <w:bCs/>
+        </w:rPr>
+        <w:t>MessagesDrawer</w:t>
+      </w:r>
+      <w:proofErr w:type="spellEnd"/>
+      <w:r>
+        <w:t xml:space="preserve"> component.</w:t>
+      </w:r>
     </w:p>
     <w:p>
       <w:pPr>

--- a/docs/dissertation start.docx
+++ b/docs/dissertation start.docx
@@ -10472,9 +10472,7 @@
       <w:r>
         <w:rPr>
           <w:rStyle w:val="Heading4Char"/>
-          <w:i w:val="0"/>
           <w:iCs w:val="0"/>
-          <w:color w:val="215E99" w:themeColor="text2" w:themeTint="BF"/>
         </w:rPr>
         <w:lastRenderedPageBreak/>
         <w:t xml:space="preserve">3.2.5 </w:t>
@@ -10482,9 +10480,7 @@
       <w:r>
         <w:rPr>
           <w:rStyle w:val="Heading4Char"/>
-          <w:i w:val="0"/>
           <w:iCs w:val="0"/>
-          <w:color w:val="215E99" w:themeColor="text2" w:themeTint="BF"/>
         </w:rPr>
         <w:t>Real-time messaging</w:t>
       </w:r>
@@ -12145,7 +12141,13 @@
         <w:t xml:space="preserve"> </w:t>
       </w:r>
       <w:r>
-        <w:t xml:space="preserve">highest risk: </w:t>
+        <w:t>highest risk</w:t>
+      </w:r>
+      <w:r>
+        <w:t>; these are</w:t>
+      </w:r>
+      <w:r>
+        <w:t xml:space="preserve"> </w:t>
       </w:r>
       <w:r>
         <w:t xml:space="preserve">student and tutor registration, </w:t>
@@ -12160,7 +12162,7 @@
         <w:t xml:space="preserve"> layered,</w:t>
       </w:r>
       <w:r>
-        <w:t xml:space="preserve"> three-pronged approach was undertaken and consisted of </w:t>
+        <w:t xml:space="preserve"> three-pronged approach was taken and consisted of </w:t>
       </w:r>
       <w:r>
         <w:rPr>
@@ -12452,6 +12454,21 @@
       <w:r>
         <w:t>with missing data to confirm that the correct error messages would display. Login with correct user data was then carried out successfully.</w:t>
       </w:r>
+      <w:r>
+        <w:t xml:space="preserve"> This was confirmed with the change in rendering of the </w:t>
+      </w:r>
+      <w:proofErr w:type="spellStart"/>
+      <w:r>
+        <w:rPr>
+          <w:b/>
+          <w:bCs/>
+        </w:rPr>
+        <w:t>NavBar</w:t>
+      </w:r>
+      <w:proofErr w:type="spellEnd"/>
+      <w:r>
+        <w:t xml:space="preserve"> component as well as the basic welcome message displayed on screen in the home page.</w:t>
+      </w:r>
     </w:p>
     <w:p>
       <w:pPr>
@@ -12508,6 +12525,7 @@
         <w:spacing w:line="360" w:lineRule="auto"/>
       </w:pPr>
       <w:r>
+        <w:lastRenderedPageBreak/>
         <w:t>When re-registration</w:t>
       </w:r>
       <w:r>
@@ -12544,110 +12562,446 @@
         <w:spacing w:line="360" w:lineRule="auto"/>
       </w:pPr>
       <w:r>
+        <w:t xml:space="preserve">Login attempts with </w:t>
+      </w:r>
+      <w:r>
+        <w:t>vali</w:t>
+      </w:r>
+      <w:r>
+        <w:t>d</w:t>
+      </w:r>
+      <w:r>
+        <w:t xml:space="preserve"> </w:t>
+      </w:r>
+      <w:r>
+        <w:t>credentials</w:t>
+      </w:r>
+      <w:r>
+        <w:t xml:space="preserve"> returned </w:t>
+      </w:r>
+      <w:r>
+        <w:rPr>
+          <w:b/>
+          <w:bCs/>
+        </w:rPr>
+        <w:t>200</w:t>
+      </w:r>
+      <w:r>
+        <w:t xml:space="preserve"> HTTP response, the </w:t>
+      </w:r>
+      <w:r>
+        <w:rPr>
+          <w:b/>
+          <w:bCs/>
+        </w:rPr>
+        <w:t>user</w:t>
+      </w:r>
+      <w:r>
+        <w:t xml:space="preserve"> object, and an HTTP-only cookie with a signed </w:t>
+      </w:r>
+      <w:r>
+        <w:rPr>
+          <w:b/>
+          <w:bCs/>
+        </w:rPr>
+        <w:t>JWT</w:t>
+      </w:r>
+      <w:r>
+        <w:t xml:space="preserve"> payload. Login attempts with either </w:t>
+      </w:r>
+      <w:r>
+        <w:t>an</w:t>
+      </w:r>
+      <w:r>
+        <w:t xml:space="preserve"> incorrect email or password returned </w:t>
+      </w:r>
+      <w:r>
+        <w:rPr>
+          <w:b/>
+          <w:bCs/>
+        </w:rPr>
+        <w:t>401</w:t>
+      </w:r>
+      <w:r>
+        <w:t xml:space="preserve"> HTTP response and </w:t>
+      </w:r>
+      <w:r>
+        <w:t xml:space="preserve">the deliberately non-specific </w:t>
+      </w:r>
+      <w:r>
+        <w:t>error message</w:t>
+      </w:r>
+      <w:r>
+        <w:t xml:space="preserve"> of ‘invalid </w:t>
+      </w:r>
+      <w:proofErr w:type="gramStart"/>
+      <w:r>
+        <w:t>credentials’</w:t>
+      </w:r>
+      <w:proofErr w:type="gramEnd"/>
+      <w:r>
+        <w:t>.</w:t>
+      </w:r>
+    </w:p>
+    <w:p>
+      <w:pPr>
+        <w:spacing w:line="360" w:lineRule="auto"/>
+      </w:pPr>
+      <w:r>
+        <w:t xml:space="preserve">A GET request to the logout endpoint returned the </w:t>
+      </w:r>
+      <w:r>
+        <w:t>expected</w:t>
+      </w:r>
+      <w:r>
+        <w:t xml:space="preserve"> HTTP response and cleared the cookie</w:t>
+      </w:r>
+      <w:r>
+        <w:t xml:space="preserve">. Cookie clearance was </w:t>
+      </w:r>
+      <w:r>
+        <w:t xml:space="preserve">confirmed separately by </w:t>
+      </w:r>
+      <w:r>
+        <w:t>GET request to</w:t>
+      </w:r>
+      <w:r>
+        <w:t xml:space="preserve"> a</w:t>
+      </w:r>
+      <w:r>
+        <w:t xml:space="preserve"> protected route which returned</w:t>
+      </w:r>
+      <w:r>
+        <w:t xml:space="preserve"> the</w:t>
+      </w:r>
+      <w:r>
+        <w:t xml:space="preserve"> message for </w:t>
+      </w:r>
+      <w:r>
+        <w:t xml:space="preserve">an </w:t>
+      </w:r>
+      <w:r>
+        <w:t>unauthorised user.</w:t>
+      </w:r>
+    </w:p>
+    <w:p>
+      <w:pPr>
+        <w:pStyle w:val="Heading2"/>
+        <w:spacing w:line="360" w:lineRule="auto"/>
+      </w:pPr>
+      <w:bookmarkStart w:id="38" w:name="_Toc225105234"/>
+      <w:r>
+        <w:t>4.3 Lesson booking testing</w:t>
+      </w:r>
+      <w:bookmarkEnd w:id="38"/>
+    </w:p>
+    <w:p>
+      <w:r>
+        <w:t>Lesson booking</w:t>
+      </w:r>
+      <w:r>
+        <w:t xml:space="preserve"> with a tutor</w:t>
+      </w:r>
+      <w:r>
+        <w:t xml:space="preserve"> can only be carried out by a </w:t>
+      </w:r>
+      <w:r>
+        <w:t xml:space="preserve">logged-in </w:t>
+      </w:r>
+      <w:r>
+        <w:t>student user.</w:t>
+      </w:r>
+    </w:p>
+    <w:p>
+      <w:pPr>
+        <w:pStyle w:val="Heading3"/>
+        <w:spacing w:line="360" w:lineRule="auto"/>
+      </w:pPr>
+      <w:bookmarkStart w:id="39" w:name="_Toc225105235"/>
+      <w:r>
+        <w:t>4.3.1 Frontend testing</w:t>
+      </w:r>
+      <w:bookmarkEnd w:id="39"/>
+    </w:p>
+    <w:p>
+      <w:pPr>
+        <w:spacing w:line="360" w:lineRule="auto"/>
+      </w:pPr>
+      <w:r>
+        <w:t>To begin lesson booking testing, the newly registered tutor’s profile card was located on the’ Find a tutor’ page and t</w:t>
+      </w:r>
+      <w:r>
+        <w:t xml:space="preserve">he card was clicked to navigate to the </w:t>
+      </w:r>
+      <w:proofErr w:type="spellStart"/>
+      <w:r>
+        <w:rPr>
+          <w:b/>
+          <w:bCs/>
+        </w:rPr>
+        <w:t>TutorProfilePage</w:t>
+      </w:r>
+      <w:proofErr w:type="spellEnd"/>
+      <w:r>
+        <w:t xml:space="preserve"> component</w:t>
+      </w:r>
+      <w:r>
+        <w:t xml:space="preserve">. When rendered, </w:t>
+      </w:r>
+      <w:proofErr w:type="gramStart"/>
+      <w:r>
+        <w:t xml:space="preserve">it </w:t>
+      </w:r>
+      <w:r>
+        <w:t xml:space="preserve"> was</w:t>
+      </w:r>
+      <w:proofErr w:type="gramEnd"/>
+      <w:r>
+        <w:t xml:space="preserve"> populated with the test tutor’s details fetched from the backend; the information corresponded exactly to the information entered in the tutor registration form. </w:t>
+      </w:r>
+    </w:p>
+    <w:p>
+      <w:pPr>
+        <w:spacing w:line="360" w:lineRule="auto"/>
+      </w:pPr>
+      <w:r>
+        <w:t xml:space="preserve">To test the requirements that a user could not message </w:t>
+      </w:r>
+      <w:r>
+        <w:t xml:space="preserve">or book lessons with </w:t>
+      </w:r>
+      <w:r>
+        <w:t xml:space="preserve">a tutor unless logged in as a student, the </w:t>
+      </w:r>
+      <w:proofErr w:type="spellStart"/>
+      <w:r>
+        <w:rPr>
+          <w:b/>
+          <w:bCs/>
+        </w:rPr>
+        <w:t>TutorProfilePage</w:t>
+      </w:r>
+      <w:proofErr w:type="spellEnd"/>
+      <w:r>
+        <w:t xml:space="preserve"> was viewed in three states: pre-login, when logged in as a tutor, and when logged in as a student. As required, when viewing pre-login, the user was unable to use the card’s message-tutor button and was prompted to log</w:t>
+      </w:r>
+      <w:r>
+        <w:t xml:space="preserve"> </w:t>
+      </w:r>
+      <w:r>
+        <w:t xml:space="preserve">in to book lessons. When logged in as a tutor, the user could not use the message button, and the UI displayed a message informing the user that tutors cannot book lessons with other tutors. Finally, when logged in as a student, the user could click on the message button, which opened the </w:t>
+      </w:r>
+      <w:r>
+        <w:rPr>
+          <w:b/>
+          <w:bCs/>
+        </w:rPr>
+        <w:t>ChatWindow</w:t>
+      </w:r>
+      <w:r>
+        <w:t xml:space="preserve"> component, and could open the </w:t>
+      </w:r>
+      <w:proofErr w:type="spellStart"/>
+      <w:r>
+        <w:rPr>
+          <w:b/>
+          <w:bCs/>
+        </w:rPr>
+        <w:t>BookingCalendar</w:t>
+      </w:r>
+      <w:proofErr w:type="spellEnd"/>
+      <w:r>
+        <w:t xml:space="preserve"> component to see the tutor’s availability and book lessons.</w:t>
+      </w:r>
+    </w:p>
+    <w:p>
+      <w:pPr>
+        <w:pStyle w:val="Heading3"/>
+        <w:spacing w:line="360" w:lineRule="auto"/>
+      </w:pPr>
+      <w:bookmarkStart w:id="40" w:name="_Toc225105236"/>
+      <w:r>
+        <w:t>4.3.2 Manual end-to-end testing</w:t>
+      </w:r>
+      <w:bookmarkEnd w:id="40"/>
+    </w:p>
+    <w:p>
+      <w:pPr>
+        <w:spacing w:line="360" w:lineRule="auto"/>
+      </w:pPr>
+      <w:r>
+        <w:t>Testing was carried out to ensure that a student could successfully book a lesson with the selected tutor and that, once booked, the details could be viewed in the lesson details section. Separately, the database</w:t>
+      </w:r>
+      <w:r>
+        <w:t xml:space="preserve">’s </w:t>
+      </w:r>
+      <w:r>
+        <w:rPr>
+          <w:b/>
+          <w:bCs/>
+        </w:rPr>
+        <w:t>bookings</w:t>
+      </w:r>
+      <w:r>
+        <w:rPr>
+          <w:b/>
+          <w:bCs/>
+        </w:rPr>
+        <w:t xml:space="preserve"> </w:t>
+      </w:r>
+      <w:r>
+        <w:t xml:space="preserve">table </w:t>
+      </w:r>
+      <w:r>
+        <w:t>was</w:t>
+      </w:r>
+      <w:r>
+        <w:t xml:space="preserve"> queried to verify that the lesson was saved correctly.</w:t>
+      </w:r>
+      <w:r>
+        <w:t xml:space="preserve"> The robustness of the </w:t>
+      </w:r>
+      <w:proofErr w:type="spellStart"/>
+      <w:r>
+        <w:rPr>
+          <w:b/>
+          <w:bCs/>
+        </w:rPr>
+        <w:t>BookingCalendar</w:t>
+      </w:r>
+      <w:proofErr w:type="spellEnd"/>
+      <w:r>
+        <w:t xml:space="preserve"> component’s logic was tested by attempting to book an unavailable slot, to double-book a lesson, and to book a lesson without selecting all the required fields.</w:t>
+      </w:r>
+      <w:r>
+        <w:t xml:space="preserve"> The component correctly prevented booking</w:t>
+      </w:r>
+      <w:r>
+        <w:t xml:space="preserve"> in all</w:t>
+      </w:r>
+      <w:r>
+        <w:t xml:space="preserve"> invalid</w:t>
+      </w:r>
+      <w:r>
+        <w:t xml:space="preserve"> cases</w:t>
+      </w:r>
+      <w:r>
+        <w:t>.</w:t>
+      </w:r>
+    </w:p>
+    <w:p>
+      <w:pPr>
+        <w:pStyle w:val="Heading3"/>
+        <w:spacing w:line="360" w:lineRule="auto"/>
+      </w:pPr>
+      <w:bookmarkStart w:id="41" w:name="_Toc225105237"/>
+      <w:r>
+        <w:t>4.3.3 API testing</w:t>
+      </w:r>
+      <w:bookmarkEnd w:id="41"/>
+    </w:p>
+    <w:p>
+      <w:pPr>
+        <w:spacing w:line="360" w:lineRule="auto"/>
+      </w:pPr>
+      <w:r>
+        <w:t xml:space="preserve">The lesson booking endpoint was tested with valid and invalid data. </w:t>
+      </w:r>
+      <w:r>
+        <w:t>When</w:t>
+      </w:r>
+      <w:r>
+        <w:t xml:space="preserve"> valid data</w:t>
+      </w:r>
+      <w:r>
+        <w:t xml:space="preserve"> was submitted</w:t>
+      </w:r>
+      <w:r>
+        <w:t xml:space="preserve">, the lesson was </w:t>
+      </w:r>
+      <w:r>
+        <w:t>created successfully</w:t>
+      </w:r>
+      <w:r>
+        <w:t xml:space="preserve"> and the </w:t>
+      </w:r>
+      <w:r>
+        <w:t>API returned</w:t>
+      </w:r>
+      <w:r>
+        <w:t xml:space="preserve"> HTTP 201 response</w:t>
+      </w:r>
+      <w:r>
+        <w:t xml:space="preserve"> and a booking confirmation object</w:t>
+      </w:r>
+      <w:r>
+        <w:t xml:space="preserve">. When an invalid tutor or student id </w:t>
+      </w:r>
+      <w:r>
+        <w:t>was</w:t>
+      </w:r>
+      <w:r>
+        <w:t xml:space="preserve"> submitted, the booking was refused. </w:t>
+      </w:r>
+    </w:p>
+    <w:p>
+      <w:pPr>
+        <w:spacing w:line="360" w:lineRule="auto"/>
+      </w:pPr>
+      <w:r>
         <w:lastRenderedPageBreak/>
-        <w:t xml:space="preserve">Login attempts with </w:t>
-      </w:r>
-      <w:r>
-        <w:t>vali</w:t>
-      </w:r>
-      <w:r>
-        <w:t>d</w:t>
+        <w:t>An attempt to create a lesson that overlapped another lesson</w:t>
+      </w:r>
+      <w:r>
+        <w:t xml:space="preserve"> was </w:t>
+      </w:r>
+      <w:r>
+        <w:t>rejected</w:t>
+      </w:r>
+      <w:r>
+        <w:t xml:space="preserve">. </w:t>
+      </w:r>
+      <w:r>
+        <w:t>Similarly, w</w:t>
+      </w:r>
+      <w:r>
+        <w:t xml:space="preserve">hen a past-tense booking was attempted, it was </w:t>
+      </w:r>
+      <w:r>
+        <w:t>rejected</w:t>
+      </w:r>
+      <w:r>
+        <w:t>.</w:t>
       </w:r>
       <w:r>
         <w:t xml:space="preserve"> </w:t>
       </w:r>
       <w:r>
-        <w:t>credentials</w:t>
-      </w:r>
-      <w:r>
-        <w:t xml:space="preserve"> returned </w:t>
-      </w:r>
-      <w:r>
-        <w:rPr>
-          <w:b/>
-          <w:bCs/>
-        </w:rPr>
-        <w:t>200</w:t>
-      </w:r>
-      <w:r>
-        <w:t xml:space="preserve"> HTTP response, the </w:t>
-      </w:r>
-      <w:r>
-        <w:rPr>
-          <w:b/>
-          <w:bCs/>
-        </w:rPr>
-        <w:t>user</w:t>
-      </w:r>
-      <w:r>
-        <w:t xml:space="preserve"> object, and an HTTP-only cookie with a signed </w:t>
-      </w:r>
-      <w:r>
-        <w:rPr>
-          <w:b/>
-          <w:bCs/>
-        </w:rPr>
-        <w:t>JWT</w:t>
-      </w:r>
-      <w:r>
-        <w:t xml:space="preserve"> payload. Login attempts with either </w:t>
-      </w:r>
-      <w:r>
-        <w:t>an</w:t>
-      </w:r>
-      <w:r>
-        <w:t xml:space="preserve"> incorrect email or password returned </w:t>
-      </w:r>
-      <w:r>
-        <w:rPr>
-          <w:b/>
-          <w:bCs/>
-        </w:rPr>
-        <w:t>401</w:t>
-      </w:r>
-      <w:r>
-        <w:t xml:space="preserve"> HTTP response and error message.</w:t>
-      </w:r>
-    </w:p>
-    <w:p>
-      <w:pPr>
-        <w:spacing w:line="360" w:lineRule="auto"/>
-      </w:pPr>
-      <w:r>
-        <w:t xml:space="preserve">A GET request to the logout endpoint returned the </w:t>
-      </w:r>
-      <w:r>
-        <w:t>expected</w:t>
-      </w:r>
-      <w:r>
-        <w:t xml:space="preserve"> HTTP response and cleared the cookie</w:t>
-      </w:r>
-      <w:r>
-        <w:t xml:space="preserve">. Cookie clearance was </w:t>
-      </w:r>
-      <w:r>
-        <w:t xml:space="preserve">confirmed separately by </w:t>
-      </w:r>
-      <w:r>
-        <w:t>GET request to</w:t>
-      </w:r>
-      <w:r>
-        <w:t xml:space="preserve"> a</w:t>
-      </w:r>
-      <w:r>
-        <w:t xml:space="preserve"> protected route which returned</w:t>
-      </w:r>
-      <w:r>
-        <w:t xml:space="preserve"> the</w:t>
-      </w:r>
-      <w:r>
-        <w:t xml:space="preserve"> message for </w:t>
-      </w:r>
-      <w:r>
-        <w:t xml:space="preserve">an </w:t>
-      </w:r>
-      <w:r>
-        <w:t>unauthorised user.</w:t>
+        <w:t>Finally, w</w:t>
+      </w:r>
+      <w:r>
+        <w:t xml:space="preserve">hen an attempt was made to cancel a booking that started within 24 hours, it was </w:t>
+      </w:r>
+      <w:r>
+        <w:t>rejected</w:t>
+      </w:r>
+      <w:r>
+        <w:t xml:space="preserve">. </w:t>
+      </w:r>
+      <w:r>
+        <w:t xml:space="preserve">Although there </w:t>
+      </w:r>
+      <w:r>
+        <w:t>is more business logic in backend booking</w:t>
+      </w:r>
+      <w:r>
+        <w:t xml:space="preserve"> handler</w:t>
+      </w:r>
+      <w:r>
+        <w:t xml:space="preserve"> that can be tested, these cases were judged to be the most important</w:t>
+      </w:r>
+      <w:r>
+        <w:t>.</w:t>
       </w:r>
     </w:p>
     <w:p>
@@ -12655,315 +13009,22 @@
         <w:pStyle w:val="Heading2"/>
         <w:spacing w:line="360" w:lineRule="auto"/>
       </w:pPr>
-      <w:bookmarkStart w:id="38" w:name="_Toc225105234"/>
-      <w:r>
-        <w:t>4.3 Lesson booking testing</w:t>
-      </w:r>
-      <w:bookmarkEnd w:id="38"/>
-    </w:p>
-    <w:p>
-      <w:r>
-        <w:t>Lesson booking</w:t>
-      </w:r>
-      <w:r>
-        <w:t xml:space="preserve"> with a tutor</w:t>
-      </w:r>
-      <w:r>
-        <w:t xml:space="preserve"> can only be carried out by a </w:t>
-      </w:r>
-      <w:r>
-        <w:t xml:space="preserve">logged-in </w:t>
-      </w:r>
-      <w:r>
-        <w:t>student user.</w:t>
-      </w:r>
-    </w:p>
-    <w:p>
-      <w:pPr>
-        <w:pStyle w:val="Heading3"/>
-        <w:spacing w:line="360" w:lineRule="auto"/>
-      </w:pPr>
-      <w:bookmarkStart w:id="39" w:name="_Toc225105235"/>
-      <w:r>
-        <w:t>4.3.1 Frontend testing</w:t>
-      </w:r>
-      <w:bookmarkEnd w:id="39"/>
-    </w:p>
-    <w:p>
-      <w:pPr>
-        <w:spacing w:line="360" w:lineRule="auto"/>
-      </w:pPr>
-      <w:r>
-        <w:t>To begin lesson booking testing, the newly registered tutor’s profile card was located on the’ Find a tutor’ page and t</w:t>
-      </w:r>
-      <w:r>
-        <w:t xml:space="preserve">he card was clicked to navigate to the </w:t>
-      </w:r>
-      <w:proofErr w:type="spellStart"/>
-      <w:r>
-        <w:rPr>
-          <w:b/>
-          <w:bCs/>
-        </w:rPr>
-        <w:t>TutorProfilePage</w:t>
-      </w:r>
-      <w:proofErr w:type="spellEnd"/>
-      <w:r>
-        <w:t xml:space="preserve"> component which was populated with the test tutor’s details fetched from the backend; the information corresponded exactly to the information entered in the tutor registration form. </w:t>
-      </w:r>
-    </w:p>
-    <w:p>
-      <w:pPr>
-        <w:spacing w:line="360" w:lineRule="auto"/>
-      </w:pPr>
-      <w:r>
-        <w:t xml:space="preserve">To test the requirements that a user could not message </w:t>
-      </w:r>
-      <w:r>
-        <w:t xml:space="preserve">or book lessons with </w:t>
-      </w:r>
-      <w:r>
-        <w:t xml:space="preserve">a tutor unless logged in as a student, the </w:t>
-      </w:r>
-      <w:proofErr w:type="spellStart"/>
-      <w:r>
-        <w:rPr>
-          <w:b/>
-          <w:bCs/>
-        </w:rPr>
-        <w:t>TutorProfilePage</w:t>
-      </w:r>
-      <w:proofErr w:type="spellEnd"/>
-      <w:r>
-        <w:t xml:space="preserve"> was viewed in three states: pre-login, when logged in as a tutor, and when logged in as a student. As required, when viewing pre-login, the user was unable to use the card’s message-tutor button and was prompted to log</w:t>
+      <w:bookmarkStart w:id="42" w:name="_Toc225105238"/>
+      <w:r>
+        <w:t>4.4 Real-time webchat testing</w:t>
+      </w:r>
+      <w:bookmarkEnd w:id="42"/>
+    </w:p>
+    <w:p>
+      <w:pPr>
+        <w:spacing w:line="360" w:lineRule="auto"/>
+      </w:pPr>
+      <w:r>
+        <w:t>Real-time webchat/messaging is a crucial piece of app functionality and was prioritised for testing.</w:t>
       </w:r>
       <w:r>
         <w:t xml:space="preserve"> </w:t>
       </w:r>
-      <w:r>
-        <w:t xml:space="preserve">in to book lessons. When logged in as a tutor, the user could not use the message button, and the UI displayed a message informing the user that tutors cannot book lessons with other tutors. Finally, when logged in as a student, the user could click on the message button, which opened the </w:t>
-      </w:r>
-      <w:r>
-        <w:rPr>
-          <w:b/>
-          <w:bCs/>
-        </w:rPr>
-        <w:t>ChatWindow</w:t>
-      </w:r>
-      <w:r>
-        <w:t xml:space="preserve"> component, and could open the </w:t>
-      </w:r>
-      <w:proofErr w:type="spellStart"/>
-      <w:r>
-        <w:rPr>
-          <w:b/>
-          <w:bCs/>
-        </w:rPr>
-        <w:t>BookingCalendar</w:t>
-      </w:r>
-      <w:proofErr w:type="spellEnd"/>
-      <w:r>
-        <w:t xml:space="preserve"> component to see the tutor’s availability and book lessons.</w:t>
-      </w:r>
-    </w:p>
-    <w:p>
-      <w:pPr>
-        <w:pStyle w:val="Heading3"/>
-        <w:spacing w:line="360" w:lineRule="auto"/>
-      </w:pPr>
-      <w:bookmarkStart w:id="40" w:name="_Toc225105236"/>
-      <w:r>
-        <w:t>4.3.2 Manual end-to-end testing</w:t>
-      </w:r>
-      <w:bookmarkEnd w:id="40"/>
-    </w:p>
-    <w:p>
-      <w:pPr>
-        <w:spacing w:line="360" w:lineRule="auto"/>
-      </w:pPr>
-      <w:r>
-        <w:t>Testing was carried out to ensure that a student could successfully book a lesson with the selected tutor and that, once booked, the details could be viewed in the lesson details section. Separately, the database</w:t>
-      </w:r>
-      <w:r>
-        <w:t xml:space="preserve">’s </w:t>
-      </w:r>
-      <w:r>
-        <w:rPr>
-          <w:b/>
-          <w:bCs/>
-        </w:rPr>
-        <w:t>bookings</w:t>
-      </w:r>
-      <w:r>
-        <w:rPr>
-          <w:b/>
-          <w:bCs/>
-        </w:rPr>
-        <w:t xml:space="preserve"> </w:t>
-      </w:r>
-      <w:r>
-        <w:t xml:space="preserve">table </w:t>
-      </w:r>
-      <w:r>
-        <w:t>was</w:t>
-      </w:r>
-      <w:r>
-        <w:t xml:space="preserve"> queried to verify that the lesson was saved correctly.</w:t>
-      </w:r>
-      <w:r>
-        <w:t xml:space="preserve"> The robustness of the </w:t>
-      </w:r>
-      <w:proofErr w:type="spellStart"/>
-      <w:r>
-        <w:rPr>
-          <w:b/>
-          <w:bCs/>
-        </w:rPr>
-        <w:t>BookingCalendar</w:t>
-      </w:r>
-      <w:proofErr w:type="spellEnd"/>
-      <w:r>
-        <w:t xml:space="preserve"> component’s logic was tested by attempting to book an unavailable slot, to double-book a lesson, and to book a lesson without selecting all the required fields.</w:t>
-      </w:r>
-      <w:r>
-        <w:t xml:space="preserve"> The component correctly prevented booking.</w:t>
-      </w:r>
-    </w:p>
-    <w:p>
-      <w:pPr>
-        <w:pStyle w:val="Heading3"/>
-        <w:spacing w:line="360" w:lineRule="auto"/>
-      </w:pPr>
-      <w:bookmarkStart w:id="41" w:name="_Toc225105237"/>
-      <w:r>
-        <w:t>4.3.3 API testing</w:t>
-      </w:r>
-      <w:bookmarkEnd w:id="41"/>
-    </w:p>
-    <w:p>
-      <w:pPr>
-        <w:spacing w:line="360" w:lineRule="auto"/>
-      </w:pPr>
-      <w:r>
-        <w:t xml:space="preserve">The lesson booking endpoint was tested with valid and invalid data. </w:t>
-      </w:r>
-      <w:r>
-        <w:t>When</w:t>
-      </w:r>
-      <w:r>
-        <w:t xml:space="preserve"> valid data</w:t>
-      </w:r>
-      <w:r>
-        <w:t xml:space="preserve"> was submitted</w:t>
-      </w:r>
-      <w:r>
-        <w:t xml:space="preserve">, the lesson was </w:t>
-      </w:r>
-      <w:r>
-        <w:t>created successfully</w:t>
-      </w:r>
-      <w:r>
-        <w:t xml:space="preserve"> and the </w:t>
-      </w:r>
-      <w:r>
-        <w:t>API returned</w:t>
-      </w:r>
-      <w:r>
-        <w:t xml:space="preserve"> HTTP 201 response</w:t>
-      </w:r>
-      <w:r>
-        <w:t xml:space="preserve"> and a booking confirmation object</w:t>
-      </w:r>
-      <w:r>
-        <w:t xml:space="preserve">. When an invalid tutor or student id </w:t>
-      </w:r>
-      <w:r>
-        <w:t>was</w:t>
-      </w:r>
-      <w:r>
-        <w:t xml:space="preserve"> submitted, the booking was refused. </w:t>
-      </w:r>
-    </w:p>
-    <w:p>
-      <w:pPr>
-        <w:spacing w:line="360" w:lineRule="auto"/>
-      </w:pPr>
-      <w:r>
-        <w:t>An attempt to create a lesson that overlapped another lesson</w:t>
-      </w:r>
-      <w:r>
-        <w:t xml:space="preserve"> was </w:t>
-      </w:r>
-      <w:r>
-        <w:t>rejected</w:t>
-      </w:r>
-      <w:r>
-        <w:t xml:space="preserve">. </w:t>
-      </w:r>
-      <w:r>
-        <w:t>Similarly, w</w:t>
-      </w:r>
-      <w:r>
-        <w:t xml:space="preserve">hen a past-tense booking was attempted, it was </w:t>
-      </w:r>
-      <w:r>
-        <w:t>rejected</w:t>
-      </w:r>
-      <w:r>
-        <w:t>.</w:t>
-      </w:r>
-      <w:r>
-        <w:t xml:space="preserve"> </w:t>
-      </w:r>
-      <w:r>
-        <w:t>Finally, w</w:t>
-      </w:r>
-      <w:r>
-        <w:t xml:space="preserve">hen an attempt was made to cancel a booking that </w:t>
-      </w:r>
-      <w:r>
-        <w:lastRenderedPageBreak/>
-        <w:t xml:space="preserve">started within 24 hours, it was refused. </w:t>
-      </w:r>
-      <w:r>
-        <w:t xml:space="preserve">Although there </w:t>
-      </w:r>
-      <w:r>
-        <w:t>is more business logic in backend booking</w:t>
-      </w:r>
-      <w:r>
-        <w:t xml:space="preserve"> handler</w:t>
-      </w:r>
-      <w:r>
-        <w:t xml:space="preserve"> that can be tested, these cases were judged to be the most important</w:t>
-      </w:r>
-      <w:r>
-        <w:t>.</w:t>
-      </w:r>
-    </w:p>
-    <w:p>
-      <w:pPr>
-        <w:pStyle w:val="Heading2"/>
-        <w:spacing w:line="360" w:lineRule="auto"/>
-      </w:pPr>
-      <w:bookmarkStart w:id="42" w:name="_Toc225105238"/>
-      <w:r>
-        <w:t>4.4 Real-time webchat testing</w:t>
-      </w:r>
-      <w:bookmarkEnd w:id="42"/>
-    </w:p>
-    <w:p>
-      <w:pPr>
-        <w:spacing w:line="360" w:lineRule="auto"/>
-      </w:pPr>
-      <w:r>
-        <w:t>Real-time webchat/messaging is a crucial piece of app functionality and was prioritised for testing.</w:t>
-      </w:r>
-    </w:p>
-    <w:p>
-      <w:pPr>
-        <w:spacing w:line="360" w:lineRule="auto"/>
-      </w:pPr>
       <w:r>
         <w:t>Due to their overlap in this feature, frontend testing and manual end-to-end testing were combined.</w:t>
       </w:r>
@@ -13091,6 +13152,9 @@
         <w:t xml:space="preserve"> component. The message appeared instantly in the student’s </w:t>
       </w:r>
       <w:r>
+        <w:t xml:space="preserve">own </w:t>
+      </w:r>
+      <w:r>
         <w:rPr>
           <w:b/>
           <w:bCs/>
@@ -13118,7 +13182,7 @@
       </w:r>
       <w:proofErr w:type="gramEnd"/>
       <w:r>
-        <w:t xml:space="preserve"> and a response message was sent. This message appeared almost instantly in the student’s and tutor’s separate windows.</w:t>
+        <w:t xml:space="preserve"> and a response message was sent. This message appeared almost instantly in the student’s and tutor’s windows.</w:t>
       </w:r>
       <w:r>
         <w:t xml:space="preserve"> This confirmed correct notification and message flow between users in real time</w:t>
@@ -13247,7 +13311,10 @@
         <w:t xml:space="preserve"> direct queries in the socket.io middleware</w:t>
       </w:r>
       <w:r>
-        <w:t>, but the database is queried to prove persistence.</w:t>
+        <w:t>. For testing,</w:t>
+      </w:r>
+      <w:r>
+        <w:t xml:space="preserve"> the database is queried to prove persistence.</w:t>
       </w:r>
     </w:p>
     <w:p>
@@ -13266,6 +13333,7 @@
         <w:spacing w:line="360" w:lineRule="auto"/>
       </w:pPr>
       <w:r>
+        <w:lastRenderedPageBreak/>
         <w:t xml:space="preserve">Then, a student login request was sent via </w:t>
       </w:r>
       <w:proofErr w:type="gramStart"/>
@@ -13277,8 +13345,132 @@
         <w:t xml:space="preserve"> and the endpoints were re-tested.</w:t>
       </w:r>
       <w:r>
-        <w:t xml:space="preserve"> The endpoints sent the requested data.</w:t>
-      </w:r>
+        <w:t xml:space="preserve"> The endpoints sent the requested data</w:t>
+      </w:r>
+      <w:r>
+        <w:t xml:space="preserve"> in the format expected.</w:t>
+      </w:r>
+    </w:p>
+    <w:p/>
+    <w:p/>
+    <w:p>
+      <w:bookmarkStart w:id="46" w:name="_Toc225105242"/>
+    </w:p>
+    <w:bookmarkEnd w:id="46"/>
+    <w:p>
+      <w:pPr>
+        <w:spacing w:line="360" w:lineRule="auto"/>
+      </w:pPr>
+    </w:p>
+    <w:p>
+      <w:pPr>
+        <w:spacing w:line="360" w:lineRule="auto"/>
+      </w:pPr>
+    </w:p>
+    <w:p>
+      <w:pPr>
+        <w:spacing w:line="360" w:lineRule="auto"/>
+      </w:pPr>
+    </w:p>
+    <w:p>
+      <w:pPr>
+        <w:spacing w:line="360" w:lineRule="auto"/>
+      </w:pPr>
+    </w:p>
+    <w:p>
+      <w:pPr>
+        <w:spacing w:line="360" w:lineRule="auto"/>
+      </w:pPr>
+    </w:p>
+    <w:p>
+      <w:pPr>
+        <w:spacing w:line="360" w:lineRule="auto"/>
+      </w:pPr>
+    </w:p>
+    <w:p>
+      <w:pPr>
+        <w:spacing w:line="360" w:lineRule="auto"/>
+      </w:pPr>
+    </w:p>
+    <w:p>
+      <w:pPr>
+        <w:spacing w:line="360" w:lineRule="auto"/>
+      </w:pPr>
+    </w:p>
+    <w:p>
+      <w:pPr>
+        <w:spacing w:line="360" w:lineRule="auto"/>
+      </w:pPr>
+    </w:p>
+    <w:p>
+      <w:pPr>
+        <w:spacing w:line="360" w:lineRule="auto"/>
+      </w:pPr>
+    </w:p>
+    <w:p>
+      <w:pPr>
+        <w:spacing w:line="360" w:lineRule="auto"/>
+      </w:pPr>
+    </w:p>
+    <w:p>
+      <w:pPr>
+        <w:spacing w:line="360" w:lineRule="auto"/>
+      </w:pPr>
+    </w:p>
+    <w:p>
+      <w:pPr>
+        <w:spacing w:line="360" w:lineRule="auto"/>
+      </w:pPr>
+    </w:p>
+    <w:p>
+      <w:pPr>
+        <w:spacing w:line="360" w:lineRule="auto"/>
+      </w:pPr>
+    </w:p>
+    <w:p>
+      <w:pPr>
+        <w:spacing w:line="360" w:lineRule="auto"/>
+      </w:pPr>
+    </w:p>
+    <w:p>
+      <w:pPr>
+        <w:spacing w:line="360" w:lineRule="auto"/>
+      </w:pPr>
+    </w:p>
+    <w:p>
+      <w:pPr>
+        <w:spacing w:line="360" w:lineRule="auto"/>
+      </w:pPr>
+    </w:p>
+    <w:p>
+      <w:pPr>
+        <w:spacing w:line="360" w:lineRule="auto"/>
+      </w:pPr>
+    </w:p>
+    <w:p>
+      <w:pPr>
+        <w:spacing w:line="360" w:lineRule="auto"/>
+      </w:pPr>
+    </w:p>
+    <w:p>
+      <w:pPr>
+        <w:spacing w:line="360" w:lineRule="auto"/>
+      </w:pPr>
+    </w:p>
+    <w:p>
+      <w:pPr>
+        <w:spacing w:line="360" w:lineRule="auto"/>
+      </w:pPr>
+    </w:p>
+    <w:p>
+      <w:pPr>
+        <w:spacing w:line="360" w:lineRule="auto"/>
+      </w:pPr>
+    </w:p>
+    <w:p>
+      <w:pPr>
+        <w:spacing w:line="360" w:lineRule="auto"/>
+      </w:pPr>
     </w:p>
     <w:p>
       <w:pPr>
@@ -13293,41 +13485,10 @@
     <w:p>
       <w:pPr>
         <w:pStyle w:val="Heading1"/>
-        <w:spacing w:line="360" w:lineRule="auto"/>
-        <w:ind w:left="2160" w:firstLine="720"/>
-      </w:pPr>
-      <w:bookmarkStart w:id="46" w:name="_Toc225105242"/>
-    </w:p>
-    <w:p>
-      <w:pPr>
-        <w:pStyle w:val="Heading1"/>
-        <w:spacing w:line="360" w:lineRule="auto"/>
-        <w:ind w:left="2160" w:firstLine="720"/>
       </w:pPr>
       <w:r>
         <w:t>APPENDICES</w:t>
       </w:r>
-      <w:bookmarkEnd w:id="46"/>
-    </w:p>
-    <w:p>
-      <w:pPr>
-        <w:spacing w:line="360" w:lineRule="auto"/>
-      </w:pPr>
-    </w:p>
-    <w:p>
-      <w:pPr>
-        <w:spacing w:line="360" w:lineRule="auto"/>
-      </w:pPr>
-    </w:p>
-    <w:p>
-      <w:pPr>
-        <w:spacing w:line="360" w:lineRule="auto"/>
-      </w:pPr>
-    </w:p>
-    <w:p>
-      <w:pPr>
-        <w:spacing w:line="360" w:lineRule="auto"/>
-      </w:pPr>
     </w:p>
     <w:p>
       <w:pPr>
@@ -13432,6 +13593,7 @@
       <w:bookmarkStart w:id="47" w:name="_Toc224478608"/>
       <w:bookmarkStart w:id="48" w:name="_Toc225105243"/>
       <w:r>
+        <w:lastRenderedPageBreak/>
         <w:t>Appendix 1: Code snippets.</w:t>
       </w:r>
       <w:bookmarkEnd w:id="47"/>
@@ -15327,7 +15489,7 @@
     </w:p>
     <w:p>
       <w:pPr>
-        <w:pStyle w:val="Heading1"/>
+        <w:pStyle w:val="Heading2"/>
       </w:pPr>
       <w:bookmarkStart w:id="59" w:name="_Toc225105247"/>
       <w:r>
@@ -15338,7 +15500,7 @@
     </w:p>
     <w:p>
       <w:pPr>
-        <w:pStyle w:val="Heading2"/>
+        <w:pStyle w:val="Heading3"/>
       </w:pPr>
       <w:bookmarkStart w:id="60" w:name="_Toc225105248"/>
       <w:r>
@@ -15351,7 +15513,7 @@
     </w:p>
     <w:p>
       <w:pPr>
-        <w:pStyle w:val="Heading3"/>
+        <w:pStyle w:val="Heading4"/>
       </w:pPr>
       <w:r>
         <w:t>2.1.1 Frontend testing</w:t>
@@ -16556,8 +16718,7 @@
     <w:p/>
     <w:p>
       <w:pPr>
-        <w:pStyle w:val="Heading3"/>
-        <w:spacing w:line="360" w:lineRule="auto"/>
+        <w:pStyle w:val="Heading4"/>
       </w:pPr>
       <w:r>
         <w:lastRenderedPageBreak/>
@@ -16975,7 +17136,7 @@
     </w:p>
     <w:p>
       <w:pPr>
-        <w:pStyle w:val="Heading3"/>
+        <w:pStyle w:val="Heading4"/>
       </w:pPr>
       <w:r>
         <w:lastRenderedPageBreak/>
@@ -17518,7 +17679,7 @@
     <w:p/>
     <w:p>
       <w:pPr>
-        <w:pStyle w:val="Heading2"/>
+        <w:pStyle w:val="Heading3"/>
       </w:pPr>
       <w:r>
         <w:t xml:space="preserve">2.2 </w:t>
@@ -17532,7 +17693,7 @@
     </w:p>
     <w:p>
       <w:pPr>
-        <w:pStyle w:val="Heading3"/>
+        <w:pStyle w:val="Heading4"/>
       </w:pPr>
       <w:r>
         <w:t>2.2.1 Frontend testing</w:t>
@@ -17857,7 +18018,7 @@
     </w:p>
     <w:p>
       <w:pPr>
-        <w:pStyle w:val="Heading3"/>
+        <w:pStyle w:val="Heading4"/>
         <w:rPr>
           <w:noProof/>
         </w:rPr>
@@ -18272,7 +18433,7 @@
     </w:p>
     <w:p>
       <w:pPr>
-        <w:pStyle w:val="Heading3"/>
+        <w:pStyle w:val="Heading4"/>
       </w:pPr>
       <w:r>
         <w:lastRenderedPageBreak/>
@@ -18604,7 +18765,7 @@
     <w:p/>
     <w:p>
       <w:pPr>
-        <w:pStyle w:val="Heading2"/>
+        <w:pStyle w:val="Heading3"/>
       </w:pPr>
       <w:r>
         <w:lastRenderedPageBreak/>
@@ -18613,7 +18774,7 @@
     </w:p>
     <w:p>
       <w:pPr>
-        <w:pStyle w:val="Heading3"/>
+        <w:pStyle w:val="Heading4"/>
       </w:pPr>
       <w:r>
         <w:t>2.3.1 Frontend testing and manual end-to-end testing</w:t>
@@ -18914,7 +19075,7 @@
     <w:p/>
     <w:p>
       <w:pPr>
-        <w:pStyle w:val="Heading3"/>
+        <w:pStyle w:val="Heading4"/>
       </w:pPr>
       <w:r>
         <w:lastRenderedPageBreak/>
@@ -19207,6 +19368,9 @@
     </w:p>
     <w:p>
       <w:r>
+        <w:rPr>
+          <w:noProof/>
+        </w:rPr>
         <w:lastRenderedPageBreak/>
         <w:drawing>
           <wp:inline distT="0" distB="0" distL="0" distR="0" wp14:anchorId="158220FA" wp14:editId="1EB1895F">
@@ -19282,6 +19446,9 @@
     </w:p>
     <w:p>
       <w:r>
+        <w:rPr>
+          <w:noProof/>
+        </w:rPr>
         <w:drawing>
           <wp:inline distT="0" distB="0" distL="0" distR="0" wp14:anchorId="5C4DE867" wp14:editId="1018CD12">
             <wp:extent cx="5759450" cy="528320"/>
@@ -20672,10 +20839,9 @@
     <w:next w:val="Normal"/>
     <w:link w:val="Heading4Char"/>
     <w:uiPriority w:val="9"/>
-    <w:semiHidden/>
     <w:unhideWhenUsed/>
     <w:qFormat/>
-    <w:rsid w:val="009862C3"/>
+    <w:rsid w:val="008056BC"/>
     <w:pPr>
       <w:keepNext/>
       <w:keepLines/>
@@ -20684,9 +20850,9 @@
     </w:pPr>
     <w:rPr>
       <w:rFonts w:eastAsiaTheme="majorEastAsia" w:cstheme="majorBidi"/>
-      <w:i/>
+      <w:b/>
       <w:iCs/>
-      <w:color w:val="0F4761" w:themeColor="accent1" w:themeShade="BF"/>
+      <w:color w:val="215E99" w:themeColor="text2" w:themeTint="BF"/>
     </w:rPr>
   </w:style>
   <w:style w:type="paragraph" w:styleId="Heading5">
@@ -20871,12 +21037,12 @@
     <w:basedOn w:val="DefaultParagraphFont"/>
     <w:link w:val="Heading4"/>
     <w:uiPriority w:val="9"/>
-    <w:rsid w:val="009862C3"/>
+    <w:rsid w:val="008056BC"/>
     <w:rPr>
-      <w:rFonts w:eastAsiaTheme="majorEastAsia" w:cstheme="majorBidi"/>
-      <w:i/>
+      <w:rFonts w:ascii="Garamond" w:eastAsiaTheme="majorEastAsia" w:hAnsi="Garamond" w:cstheme="majorBidi"/>
+      <w:b/>
       <w:iCs/>
-      <w:color w:val="0F4761" w:themeColor="accent1" w:themeShade="BF"/>
+      <w:color w:val="215E99" w:themeColor="text2" w:themeTint="BF"/>
     </w:rPr>
   </w:style>
   <w:style w:type="character" w:customStyle="1" w:styleId="Heading5Char">

--- a/docs/dissertation start.docx
+++ b/docs/dissertation start.docx
@@ -10861,7 +10861,6 @@
         <w:t xml:space="preserve"> </w:t>
       </w:r>
       <w:proofErr w:type="spellStart"/>
-      <w:proofErr w:type="gramStart"/>
       <w:r>
         <w:rPr>
           <w:b/>
@@ -10870,7 +10869,6 @@
         <w:t>io.on</w:t>
       </w:r>
       <w:proofErr w:type="spellEnd"/>
-      <w:proofErr w:type="gramEnd"/>
       <w:r>
         <w:rPr>
           <w:b/>
@@ -11192,12 +11190,21 @@
       <w:r>
         <w:t xml:space="preserve">For message persistence, when a user sends a message from </w:t>
       </w:r>
-      <w:r>
-        <w:rPr>
-          <w:b/>
-          <w:bCs/>
-        </w:rPr>
-        <w:t xml:space="preserve">ChatWindow, </w:t>
+      <w:proofErr w:type="spellStart"/>
+      <w:r>
+        <w:rPr>
+          <w:b/>
+          <w:bCs/>
+        </w:rPr>
+        <w:t>ChatWindow</w:t>
+      </w:r>
+      <w:proofErr w:type="spellEnd"/>
+      <w:r>
+        <w:rPr>
+          <w:b/>
+          <w:bCs/>
+        </w:rPr>
+        <w:t xml:space="preserve">, </w:t>
       </w:r>
       <w:r>
         <w:t>the component’s</w:t>

--- a/docs/dissertation start.docx
+++ b/docs/dissertation start.docx
@@ -59,8 +59,9 @@
             <w:tabs>
               <w:tab w:val="right" w:leader="dot" w:pos="9060"/>
             </w:tabs>
+            <w:spacing w:line="360" w:lineRule="auto"/>
             <w:rPr>
-              <w:rFonts w:asciiTheme="minorHAnsi" w:eastAsiaTheme="minorEastAsia" w:hAnsiTheme="minorHAnsi"/>
+              <w:rFonts w:eastAsiaTheme="minorEastAsia"/>
               <w:noProof/>
               <w:sz w:val="24"/>
               <w:szCs w:val="24"/>
@@ -153,8 +154,9 @@
             <w:tabs>
               <w:tab w:val="right" w:leader="dot" w:pos="9060"/>
             </w:tabs>
+            <w:spacing w:line="360" w:lineRule="auto"/>
             <w:rPr>
-              <w:rFonts w:asciiTheme="minorHAnsi" w:eastAsiaTheme="minorEastAsia" w:hAnsiTheme="minorHAnsi"/>
+              <w:rFonts w:eastAsiaTheme="minorEastAsia"/>
               <w:noProof/>
               <w:sz w:val="24"/>
               <w:szCs w:val="24"/>
@@ -225,8 +227,9 @@
             <w:tabs>
               <w:tab w:val="right" w:leader="dot" w:pos="9060"/>
             </w:tabs>
+            <w:spacing w:line="360" w:lineRule="auto"/>
             <w:rPr>
-              <w:rFonts w:asciiTheme="minorHAnsi" w:eastAsiaTheme="minorEastAsia" w:hAnsiTheme="minorHAnsi"/>
+              <w:rFonts w:eastAsiaTheme="minorEastAsia"/>
               <w:noProof/>
               <w:sz w:val="24"/>
               <w:szCs w:val="24"/>
@@ -297,8 +300,9 @@
             <w:tabs>
               <w:tab w:val="right" w:leader="dot" w:pos="9060"/>
             </w:tabs>
+            <w:spacing w:line="360" w:lineRule="auto"/>
             <w:rPr>
-              <w:rFonts w:asciiTheme="minorHAnsi" w:eastAsiaTheme="minorEastAsia" w:hAnsiTheme="minorHAnsi"/>
+              <w:rFonts w:eastAsiaTheme="minorEastAsia"/>
               <w:noProof/>
               <w:sz w:val="24"/>
               <w:szCs w:val="24"/>
@@ -369,8 +373,9 @@
             <w:tabs>
               <w:tab w:val="right" w:leader="dot" w:pos="9060"/>
             </w:tabs>
+            <w:spacing w:line="360" w:lineRule="auto"/>
             <w:rPr>
-              <w:rFonts w:asciiTheme="minorHAnsi" w:eastAsiaTheme="minorEastAsia" w:hAnsiTheme="minorHAnsi"/>
+              <w:rFonts w:eastAsiaTheme="minorEastAsia"/>
               <w:noProof/>
               <w:sz w:val="24"/>
               <w:szCs w:val="24"/>
@@ -441,8 +446,9 @@
             <w:tabs>
               <w:tab w:val="right" w:leader="dot" w:pos="9060"/>
             </w:tabs>
+            <w:spacing w:line="360" w:lineRule="auto"/>
             <w:rPr>
-              <w:rFonts w:asciiTheme="minorHAnsi" w:eastAsiaTheme="minorEastAsia" w:hAnsiTheme="minorHAnsi"/>
+              <w:rFonts w:eastAsiaTheme="minorEastAsia"/>
               <w:noProof/>
               <w:sz w:val="24"/>
               <w:szCs w:val="24"/>
@@ -513,8 +519,9 @@
             <w:tabs>
               <w:tab w:val="right" w:leader="dot" w:pos="9060"/>
             </w:tabs>
+            <w:spacing w:line="360" w:lineRule="auto"/>
             <w:rPr>
-              <w:rFonts w:asciiTheme="minorHAnsi" w:eastAsiaTheme="minorEastAsia" w:hAnsiTheme="minorHAnsi"/>
+              <w:rFonts w:eastAsiaTheme="minorEastAsia"/>
               <w:noProof/>
               <w:sz w:val="24"/>
               <w:szCs w:val="24"/>
@@ -585,8 +592,9 @@
             <w:tabs>
               <w:tab w:val="right" w:leader="dot" w:pos="9060"/>
             </w:tabs>
+            <w:spacing w:line="360" w:lineRule="auto"/>
             <w:rPr>
-              <w:rFonts w:asciiTheme="minorHAnsi" w:eastAsiaTheme="minorEastAsia" w:hAnsiTheme="minorHAnsi"/>
+              <w:rFonts w:eastAsiaTheme="minorEastAsia"/>
               <w:noProof/>
               <w:sz w:val="24"/>
               <w:szCs w:val="24"/>
@@ -657,8 +665,9 @@
             <w:tabs>
               <w:tab w:val="right" w:leader="dot" w:pos="9060"/>
             </w:tabs>
+            <w:spacing w:line="360" w:lineRule="auto"/>
             <w:rPr>
-              <w:rFonts w:asciiTheme="minorHAnsi" w:eastAsiaTheme="minorEastAsia" w:hAnsiTheme="minorHAnsi"/>
+              <w:rFonts w:eastAsiaTheme="minorEastAsia"/>
               <w:noProof/>
               <w:sz w:val="24"/>
               <w:szCs w:val="24"/>
@@ -729,8 +738,9 @@
             <w:tabs>
               <w:tab w:val="right" w:leader="dot" w:pos="9060"/>
             </w:tabs>
+            <w:spacing w:line="360" w:lineRule="auto"/>
             <w:rPr>
-              <w:rFonts w:asciiTheme="minorHAnsi" w:eastAsiaTheme="minorEastAsia" w:hAnsiTheme="minorHAnsi"/>
+              <w:rFonts w:eastAsiaTheme="minorEastAsia"/>
               <w:noProof/>
               <w:sz w:val="24"/>
               <w:szCs w:val="24"/>
@@ -801,8 +811,9 @@
             <w:tabs>
               <w:tab w:val="right" w:leader="dot" w:pos="9060"/>
             </w:tabs>
+            <w:spacing w:line="360" w:lineRule="auto"/>
             <w:rPr>
-              <w:rFonts w:asciiTheme="minorHAnsi" w:eastAsiaTheme="minorEastAsia" w:hAnsiTheme="minorHAnsi"/>
+              <w:rFonts w:eastAsiaTheme="minorEastAsia"/>
               <w:noProof/>
               <w:sz w:val="24"/>
               <w:szCs w:val="24"/>
@@ -873,8 +884,9 @@
             <w:tabs>
               <w:tab w:val="right" w:leader="dot" w:pos="9060"/>
             </w:tabs>
+            <w:spacing w:line="360" w:lineRule="auto"/>
             <w:rPr>
-              <w:rFonts w:asciiTheme="minorHAnsi" w:eastAsiaTheme="minorEastAsia" w:hAnsiTheme="minorHAnsi"/>
+              <w:rFonts w:eastAsiaTheme="minorEastAsia"/>
               <w:noProof/>
               <w:sz w:val="24"/>
               <w:szCs w:val="24"/>
@@ -945,8 +957,9 @@
             <w:tabs>
               <w:tab w:val="right" w:leader="dot" w:pos="9060"/>
             </w:tabs>
+            <w:spacing w:line="360" w:lineRule="auto"/>
             <w:rPr>
-              <w:rFonts w:asciiTheme="minorHAnsi" w:eastAsiaTheme="minorEastAsia" w:hAnsiTheme="minorHAnsi"/>
+              <w:rFonts w:eastAsiaTheme="minorEastAsia"/>
               <w:noProof/>
               <w:sz w:val="24"/>
               <w:szCs w:val="24"/>
@@ -1017,8 +1030,9 @@
             <w:tabs>
               <w:tab w:val="right" w:leader="dot" w:pos="9060"/>
             </w:tabs>
+            <w:spacing w:line="360" w:lineRule="auto"/>
             <w:rPr>
-              <w:rFonts w:asciiTheme="minorHAnsi" w:eastAsiaTheme="minorEastAsia" w:hAnsiTheme="minorHAnsi"/>
+              <w:rFonts w:eastAsiaTheme="minorEastAsia"/>
               <w:noProof/>
               <w:sz w:val="24"/>
               <w:szCs w:val="24"/>
@@ -1089,8 +1103,9 @@
             <w:tabs>
               <w:tab w:val="right" w:leader="dot" w:pos="9060"/>
             </w:tabs>
+            <w:spacing w:line="360" w:lineRule="auto"/>
             <w:rPr>
-              <w:rFonts w:asciiTheme="minorHAnsi" w:eastAsiaTheme="minorEastAsia" w:hAnsiTheme="minorHAnsi"/>
+              <w:rFonts w:eastAsiaTheme="minorEastAsia"/>
               <w:noProof/>
               <w:sz w:val="24"/>
               <w:szCs w:val="24"/>
@@ -1161,8 +1176,9 @@
             <w:tabs>
               <w:tab w:val="right" w:leader="dot" w:pos="9060"/>
             </w:tabs>
+            <w:spacing w:line="360" w:lineRule="auto"/>
             <w:rPr>
-              <w:rFonts w:asciiTheme="minorHAnsi" w:eastAsiaTheme="minorEastAsia" w:hAnsiTheme="minorHAnsi"/>
+              <w:rFonts w:eastAsiaTheme="minorEastAsia"/>
               <w:noProof/>
               <w:sz w:val="24"/>
               <w:szCs w:val="24"/>
@@ -1233,8 +1249,9 @@
             <w:tabs>
               <w:tab w:val="right" w:leader="dot" w:pos="9060"/>
             </w:tabs>
+            <w:spacing w:line="360" w:lineRule="auto"/>
             <w:rPr>
-              <w:rFonts w:asciiTheme="minorHAnsi" w:eastAsiaTheme="minorEastAsia" w:hAnsiTheme="minorHAnsi"/>
+              <w:rFonts w:eastAsiaTheme="minorEastAsia"/>
               <w:noProof/>
               <w:sz w:val="24"/>
               <w:szCs w:val="24"/>
@@ -1305,8 +1322,9 @@
             <w:tabs>
               <w:tab w:val="right" w:leader="dot" w:pos="9060"/>
             </w:tabs>
+            <w:spacing w:line="360" w:lineRule="auto"/>
             <w:rPr>
-              <w:rFonts w:asciiTheme="minorHAnsi" w:eastAsiaTheme="minorEastAsia" w:hAnsiTheme="minorHAnsi"/>
+              <w:rFonts w:eastAsiaTheme="minorEastAsia"/>
               <w:noProof/>
               <w:sz w:val="24"/>
               <w:szCs w:val="24"/>
@@ -1377,8 +1395,9 @@
             <w:tabs>
               <w:tab w:val="right" w:leader="dot" w:pos="9060"/>
             </w:tabs>
+            <w:spacing w:line="360" w:lineRule="auto"/>
             <w:rPr>
-              <w:rFonts w:asciiTheme="minorHAnsi" w:eastAsiaTheme="minorEastAsia" w:hAnsiTheme="minorHAnsi"/>
+              <w:rFonts w:eastAsiaTheme="minorEastAsia"/>
               <w:noProof/>
               <w:sz w:val="24"/>
               <w:szCs w:val="24"/>
@@ -1449,8 +1468,9 @@
             <w:tabs>
               <w:tab w:val="right" w:leader="dot" w:pos="9060"/>
             </w:tabs>
+            <w:spacing w:line="360" w:lineRule="auto"/>
             <w:rPr>
-              <w:rFonts w:asciiTheme="minorHAnsi" w:eastAsiaTheme="minorEastAsia" w:hAnsiTheme="minorHAnsi"/>
+              <w:rFonts w:eastAsiaTheme="minorEastAsia"/>
               <w:noProof/>
               <w:sz w:val="24"/>
               <w:szCs w:val="24"/>
@@ -1521,8 +1541,9 @@
             <w:tabs>
               <w:tab w:val="right" w:leader="dot" w:pos="9060"/>
             </w:tabs>
+            <w:spacing w:line="360" w:lineRule="auto"/>
             <w:rPr>
-              <w:rFonts w:asciiTheme="minorHAnsi" w:eastAsiaTheme="minorEastAsia" w:hAnsiTheme="minorHAnsi"/>
+              <w:rFonts w:eastAsiaTheme="minorEastAsia"/>
               <w:noProof/>
               <w:sz w:val="24"/>
               <w:szCs w:val="24"/>
@@ -1593,8 +1614,9 @@
             <w:tabs>
               <w:tab w:val="right" w:leader="dot" w:pos="9060"/>
             </w:tabs>
+            <w:spacing w:line="360" w:lineRule="auto"/>
             <w:rPr>
-              <w:rFonts w:asciiTheme="minorHAnsi" w:eastAsiaTheme="minorEastAsia" w:hAnsiTheme="minorHAnsi"/>
+              <w:rFonts w:eastAsiaTheme="minorEastAsia"/>
               <w:noProof/>
               <w:sz w:val="24"/>
               <w:szCs w:val="24"/>
@@ -1665,8 +1687,9 @@
             <w:tabs>
               <w:tab w:val="right" w:leader="dot" w:pos="9060"/>
             </w:tabs>
+            <w:spacing w:line="360" w:lineRule="auto"/>
             <w:rPr>
-              <w:rFonts w:asciiTheme="minorHAnsi" w:eastAsiaTheme="minorEastAsia" w:hAnsiTheme="minorHAnsi"/>
+              <w:rFonts w:eastAsiaTheme="minorEastAsia"/>
               <w:noProof/>
               <w:sz w:val="24"/>
               <w:szCs w:val="24"/>
@@ -1737,8 +1760,9 @@
             <w:tabs>
               <w:tab w:val="right" w:leader="dot" w:pos="9060"/>
             </w:tabs>
+            <w:spacing w:line="360" w:lineRule="auto"/>
             <w:rPr>
-              <w:rFonts w:asciiTheme="minorHAnsi" w:eastAsiaTheme="minorEastAsia" w:hAnsiTheme="minorHAnsi"/>
+              <w:rFonts w:eastAsiaTheme="minorEastAsia"/>
               <w:noProof/>
               <w:sz w:val="24"/>
               <w:szCs w:val="24"/>
@@ -1809,8 +1833,9 @@
             <w:tabs>
               <w:tab w:val="right" w:leader="dot" w:pos="9060"/>
             </w:tabs>
+            <w:spacing w:line="360" w:lineRule="auto"/>
             <w:rPr>
-              <w:rFonts w:asciiTheme="minorHAnsi" w:eastAsiaTheme="minorEastAsia" w:hAnsiTheme="minorHAnsi"/>
+              <w:rFonts w:eastAsiaTheme="minorEastAsia"/>
               <w:noProof/>
               <w:sz w:val="24"/>
               <w:szCs w:val="24"/>
@@ -1881,8 +1906,9 @@
             <w:tabs>
               <w:tab w:val="right" w:leader="dot" w:pos="9060"/>
             </w:tabs>
+            <w:spacing w:line="360" w:lineRule="auto"/>
             <w:rPr>
-              <w:rFonts w:asciiTheme="minorHAnsi" w:eastAsiaTheme="minorEastAsia" w:hAnsiTheme="minorHAnsi"/>
+              <w:rFonts w:eastAsiaTheme="minorEastAsia"/>
               <w:noProof/>
               <w:sz w:val="24"/>
               <w:szCs w:val="24"/>
@@ -1953,8 +1979,9 @@
             <w:tabs>
               <w:tab w:val="right" w:leader="dot" w:pos="9060"/>
             </w:tabs>
+            <w:spacing w:line="360" w:lineRule="auto"/>
             <w:rPr>
-              <w:rFonts w:asciiTheme="minorHAnsi" w:eastAsiaTheme="minorEastAsia" w:hAnsiTheme="minorHAnsi"/>
+              <w:rFonts w:eastAsiaTheme="minorEastAsia"/>
               <w:noProof/>
               <w:sz w:val="24"/>
               <w:szCs w:val="24"/>
@@ -2025,8 +2052,9 @@
             <w:tabs>
               <w:tab w:val="right" w:leader="dot" w:pos="9060"/>
             </w:tabs>
+            <w:spacing w:line="360" w:lineRule="auto"/>
             <w:rPr>
-              <w:rFonts w:asciiTheme="minorHAnsi" w:eastAsiaTheme="minorEastAsia" w:hAnsiTheme="minorHAnsi"/>
+              <w:rFonts w:eastAsiaTheme="minorEastAsia"/>
               <w:noProof/>
               <w:sz w:val="24"/>
               <w:szCs w:val="24"/>
@@ -2097,8 +2125,9 @@
             <w:tabs>
               <w:tab w:val="right" w:leader="dot" w:pos="9060"/>
             </w:tabs>
+            <w:spacing w:line="360" w:lineRule="auto"/>
             <w:rPr>
-              <w:rFonts w:asciiTheme="minorHAnsi" w:eastAsiaTheme="minorEastAsia" w:hAnsiTheme="minorHAnsi"/>
+              <w:rFonts w:eastAsiaTheme="minorEastAsia"/>
               <w:noProof/>
               <w:sz w:val="24"/>
               <w:szCs w:val="24"/>
@@ -2169,8 +2198,9 @@
             <w:tabs>
               <w:tab w:val="right" w:leader="dot" w:pos="9060"/>
             </w:tabs>
+            <w:spacing w:line="360" w:lineRule="auto"/>
             <w:rPr>
-              <w:rFonts w:asciiTheme="minorHAnsi" w:eastAsiaTheme="minorEastAsia" w:hAnsiTheme="minorHAnsi"/>
+              <w:rFonts w:eastAsiaTheme="minorEastAsia"/>
               <w:noProof/>
               <w:sz w:val="24"/>
               <w:szCs w:val="24"/>
@@ -2241,8 +2271,9 @@
             <w:tabs>
               <w:tab w:val="right" w:leader="dot" w:pos="9060"/>
             </w:tabs>
+            <w:spacing w:line="360" w:lineRule="auto"/>
             <w:rPr>
-              <w:rFonts w:asciiTheme="minorHAnsi" w:eastAsiaTheme="minorEastAsia" w:hAnsiTheme="minorHAnsi"/>
+              <w:rFonts w:eastAsiaTheme="minorEastAsia"/>
               <w:noProof/>
               <w:sz w:val="24"/>
               <w:szCs w:val="24"/>
@@ -2313,8 +2344,9 @@
             <w:tabs>
               <w:tab w:val="right" w:leader="dot" w:pos="9060"/>
             </w:tabs>
+            <w:spacing w:line="360" w:lineRule="auto"/>
             <w:rPr>
-              <w:rFonts w:asciiTheme="minorHAnsi" w:eastAsiaTheme="minorEastAsia" w:hAnsiTheme="minorHAnsi"/>
+              <w:rFonts w:eastAsiaTheme="minorEastAsia"/>
               <w:noProof/>
               <w:sz w:val="24"/>
               <w:szCs w:val="24"/>
@@ -2385,8 +2417,9 @@
             <w:tabs>
               <w:tab w:val="right" w:leader="dot" w:pos="9060"/>
             </w:tabs>
+            <w:spacing w:line="360" w:lineRule="auto"/>
             <w:rPr>
-              <w:rFonts w:asciiTheme="minorHAnsi" w:eastAsiaTheme="minorEastAsia" w:hAnsiTheme="minorHAnsi"/>
+              <w:rFonts w:eastAsiaTheme="minorEastAsia"/>
               <w:noProof/>
               <w:sz w:val="24"/>
               <w:szCs w:val="24"/>
@@ -2457,8 +2490,9 @@
             <w:tabs>
               <w:tab w:val="right" w:leader="dot" w:pos="9060"/>
             </w:tabs>
+            <w:spacing w:line="360" w:lineRule="auto"/>
             <w:rPr>
-              <w:rFonts w:asciiTheme="minorHAnsi" w:eastAsiaTheme="minorEastAsia" w:hAnsiTheme="minorHAnsi"/>
+              <w:rFonts w:eastAsiaTheme="minorEastAsia"/>
               <w:noProof/>
               <w:sz w:val="24"/>
               <w:szCs w:val="24"/>
@@ -2529,8 +2563,9 @@
             <w:tabs>
               <w:tab w:val="right" w:leader="dot" w:pos="9060"/>
             </w:tabs>
+            <w:spacing w:line="360" w:lineRule="auto"/>
             <w:rPr>
-              <w:rFonts w:asciiTheme="minorHAnsi" w:eastAsiaTheme="minorEastAsia" w:hAnsiTheme="minorHAnsi"/>
+              <w:rFonts w:eastAsiaTheme="minorEastAsia"/>
               <w:noProof/>
               <w:sz w:val="24"/>
               <w:szCs w:val="24"/>
@@ -2601,8 +2636,9 @@
             <w:tabs>
               <w:tab w:val="right" w:leader="dot" w:pos="9060"/>
             </w:tabs>
+            <w:spacing w:line="360" w:lineRule="auto"/>
             <w:rPr>
-              <w:rFonts w:asciiTheme="minorHAnsi" w:eastAsiaTheme="minorEastAsia" w:hAnsiTheme="minorHAnsi"/>
+              <w:rFonts w:eastAsiaTheme="minorEastAsia"/>
               <w:noProof/>
               <w:sz w:val="24"/>
               <w:szCs w:val="24"/>
@@ -2673,8 +2709,9 @@
             <w:tabs>
               <w:tab w:val="right" w:leader="dot" w:pos="9060"/>
             </w:tabs>
+            <w:spacing w:line="360" w:lineRule="auto"/>
             <w:rPr>
-              <w:rFonts w:asciiTheme="minorHAnsi" w:eastAsiaTheme="minorEastAsia" w:hAnsiTheme="minorHAnsi"/>
+              <w:rFonts w:eastAsiaTheme="minorEastAsia"/>
               <w:noProof/>
               <w:sz w:val="24"/>
               <w:szCs w:val="24"/>
@@ -2745,8 +2782,9 @@
             <w:tabs>
               <w:tab w:val="right" w:leader="dot" w:pos="9060"/>
             </w:tabs>
+            <w:spacing w:line="360" w:lineRule="auto"/>
             <w:rPr>
-              <w:rFonts w:asciiTheme="minorHAnsi" w:eastAsiaTheme="minorEastAsia" w:hAnsiTheme="minorHAnsi"/>
+              <w:rFonts w:eastAsiaTheme="minorEastAsia"/>
               <w:noProof/>
               <w:sz w:val="24"/>
               <w:szCs w:val="24"/>
@@ -2817,8 +2855,9 @@
             <w:tabs>
               <w:tab w:val="right" w:leader="dot" w:pos="9060"/>
             </w:tabs>
+            <w:spacing w:line="360" w:lineRule="auto"/>
             <w:rPr>
-              <w:rFonts w:asciiTheme="minorHAnsi" w:eastAsiaTheme="minorEastAsia" w:hAnsiTheme="minorHAnsi"/>
+              <w:rFonts w:eastAsiaTheme="minorEastAsia"/>
               <w:noProof/>
               <w:sz w:val="24"/>
               <w:szCs w:val="24"/>
@@ -2889,8 +2928,9 @@
             <w:tabs>
               <w:tab w:val="right" w:leader="dot" w:pos="9060"/>
             </w:tabs>
+            <w:spacing w:line="360" w:lineRule="auto"/>
             <w:rPr>
-              <w:rFonts w:asciiTheme="minorHAnsi" w:eastAsiaTheme="minorEastAsia" w:hAnsiTheme="minorHAnsi"/>
+              <w:rFonts w:eastAsiaTheme="minorEastAsia"/>
               <w:noProof/>
               <w:sz w:val="24"/>
               <w:szCs w:val="24"/>
@@ -2961,8 +3001,9 @@
             <w:tabs>
               <w:tab w:val="right" w:leader="dot" w:pos="9060"/>
             </w:tabs>
+            <w:spacing w:line="360" w:lineRule="auto"/>
             <w:rPr>
-              <w:rFonts w:asciiTheme="minorHAnsi" w:eastAsiaTheme="minorEastAsia" w:hAnsiTheme="minorHAnsi"/>
+              <w:rFonts w:eastAsiaTheme="minorEastAsia"/>
               <w:noProof/>
               <w:sz w:val="24"/>
               <w:szCs w:val="24"/>
@@ -3033,8 +3074,9 @@
             <w:tabs>
               <w:tab w:val="right" w:leader="dot" w:pos="9060"/>
             </w:tabs>
+            <w:spacing w:line="360" w:lineRule="auto"/>
             <w:rPr>
-              <w:rFonts w:asciiTheme="minorHAnsi" w:eastAsiaTheme="minorEastAsia" w:hAnsiTheme="minorHAnsi"/>
+              <w:rFonts w:eastAsiaTheme="minorEastAsia"/>
               <w:noProof/>
               <w:sz w:val="24"/>
               <w:szCs w:val="24"/>
@@ -3105,8 +3147,9 @@
             <w:tabs>
               <w:tab w:val="right" w:leader="dot" w:pos="9060"/>
             </w:tabs>
+            <w:spacing w:line="360" w:lineRule="auto"/>
             <w:rPr>
-              <w:rFonts w:asciiTheme="minorHAnsi" w:eastAsiaTheme="minorEastAsia" w:hAnsiTheme="minorHAnsi"/>
+              <w:rFonts w:eastAsiaTheme="minorEastAsia"/>
               <w:noProof/>
               <w:sz w:val="24"/>
               <w:szCs w:val="24"/>
@@ -3177,8 +3220,9 @@
             <w:tabs>
               <w:tab w:val="right" w:leader="dot" w:pos="9060"/>
             </w:tabs>
+            <w:spacing w:line="360" w:lineRule="auto"/>
             <w:rPr>
-              <w:rFonts w:asciiTheme="minorHAnsi" w:eastAsiaTheme="minorEastAsia" w:hAnsiTheme="minorHAnsi"/>
+              <w:rFonts w:eastAsiaTheme="minorEastAsia"/>
               <w:noProof/>
               <w:sz w:val="24"/>
               <w:szCs w:val="24"/>
@@ -3249,8 +3293,9 @@
             <w:tabs>
               <w:tab w:val="right" w:leader="dot" w:pos="9060"/>
             </w:tabs>
+            <w:spacing w:line="360" w:lineRule="auto"/>
             <w:rPr>
-              <w:rFonts w:asciiTheme="minorHAnsi" w:eastAsiaTheme="minorEastAsia" w:hAnsiTheme="minorHAnsi"/>
+              <w:rFonts w:eastAsiaTheme="minorEastAsia"/>
               <w:noProof/>
               <w:sz w:val="24"/>
               <w:szCs w:val="24"/>
@@ -3321,8 +3366,9 @@
             <w:tabs>
               <w:tab w:val="right" w:leader="dot" w:pos="9060"/>
             </w:tabs>
+            <w:spacing w:line="360" w:lineRule="auto"/>
             <w:rPr>
-              <w:rFonts w:asciiTheme="minorHAnsi" w:eastAsiaTheme="minorEastAsia" w:hAnsiTheme="minorHAnsi"/>
+              <w:rFonts w:eastAsiaTheme="minorEastAsia"/>
               <w:noProof/>
               <w:sz w:val="24"/>
               <w:szCs w:val="24"/>
@@ -3393,8 +3439,9 @@
             <w:tabs>
               <w:tab w:val="right" w:leader="dot" w:pos="9060"/>
             </w:tabs>
+            <w:spacing w:line="360" w:lineRule="auto"/>
             <w:rPr>
-              <w:rFonts w:asciiTheme="minorHAnsi" w:eastAsiaTheme="minorEastAsia" w:hAnsiTheme="minorHAnsi"/>
+              <w:rFonts w:eastAsiaTheme="minorEastAsia"/>
               <w:noProof/>
               <w:sz w:val="24"/>
               <w:szCs w:val="24"/>
@@ -3465,8 +3512,9 @@
             <w:tabs>
               <w:tab w:val="right" w:leader="dot" w:pos="9060"/>
             </w:tabs>
+            <w:spacing w:line="360" w:lineRule="auto"/>
             <w:rPr>
-              <w:rFonts w:asciiTheme="minorHAnsi" w:eastAsiaTheme="minorEastAsia" w:hAnsiTheme="minorHAnsi"/>
+              <w:rFonts w:eastAsiaTheme="minorEastAsia"/>
               <w:noProof/>
               <w:sz w:val="24"/>
               <w:szCs w:val="24"/>
@@ -3537,8 +3585,9 @@
             <w:tabs>
               <w:tab w:val="right" w:leader="dot" w:pos="9060"/>
             </w:tabs>
+            <w:spacing w:line="360" w:lineRule="auto"/>
             <w:rPr>
-              <w:rFonts w:asciiTheme="minorHAnsi" w:eastAsiaTheme="minorEastAsia" w:hAnsiTheme="minorHAnsi"/>
+              <w:rFonts w:eastAsiaTheme="minorEastAsia"/>
               <w:noProof/>
               <w:sz w:val="24"/>
               <w:szCs w:val="24"/>
@@ -3609,8 +3658,9 @@
             <w:tabs>
               <w:tab w:val="right" w:leader="dot" w:pos="9060"/>
             </w:tabs>
+            <w:spacing w:line="360" w:lineRule="auto"/>
             <w:rPr>
-              <w:rFonts w:asciiTheme="minorHAnsi" w:eastAsiaTheme="minorEastAsia" w:hAnsiTheme="minorHAnsi"/>
+              <w:rFonts w:eastAsiaTheme="minorEastAsia"/>
               <w:noProof/>
               <w:sz w:val="24"/>
               <w:szCs w:val="24"/>
@@ -3681,8 +3731,9 @@
             <w:tabs>
               <w:tab w:val="right" w:leader="dot" w:pos="9060"/>
             </w:tabs>
+            <w:spacing w:line="360" w:lineRule="auto"/>
             <w:rPr>
-              <w:rFonts w:asciiTheme="minorHAnsi" w:eastAsiaTheme="minorEastAsia" w:hAnsiTheme="minorHAnsi"/>
+              <w:rFonts w:eastAsiaTheme="minorEastAsia"/>
               <w:noProof/>
               <w:sz w:val="24"/>
               <w:szCs w:val="24"/>
@@ -3753,8 +3804,9 @@
             <w:tabs>
               <w:tab w:val="right" w:leader="dot" w:pos="9060"/>
             </w:tabs>
+            <w:spacing w:line="360" w:lineRule="auto"/>
             <w:rPr>
-              <w:rFonts w:asciiTheme="minorHAnsi" w:eastAsiaTheme="minorEastAsia" w:hAnsiTheme="minorHAnsi"/>
+              <w:rFonts w:eastAsiaTheme="minorEastAsia"/>
               <w:noProof/>
               <w:sz w:val="24"/>
               <w:szCs w:val="24"/>
@@ -4111,10 +4163,7 @@
         <w:t xml:space="preserve"> were inspected to identify common </w:t>
       </w:r>
       <w:r>
-        <w:t>approache</w:t>
-      </w:r>
-      <w:r>
-        <w:t xml:space="preserve">s and </w:t>
+        <w:t xml:space="preserve">approaches and </w:t>
       </w:r>
       <w:r>
         <w:t>functionality</w:t>
@@ -4241,10 +4290,7 @@
         <w:t>Book lessons directly into tutor’s diary slots</w:t>
       </w:r>
       <w:r>
-        <w:t xml:space="preserve"> and r</w:t>
-      </w:r>
-      <w:r>
-        <w:t>eceive confirmation of booking.</w:t>
+        <w:t xml:space="preserve"> and receive confirmation of booking.</w:t>
       </w:r>
     </w:p>
     <w:p>
@@ -4641,10 +4687,7 @@
         <w:t xml:space="preserve"> and </w:t>
       </w:r>
       <w:r>
-        <w:t>location</w:t>
-      </w:r>
-      <w:r>
-        <w:t>.</w:t>
+        <w:t>location.</w:t>
       </w:r>
       <w:r>
         <w:t xml:space="preserve"> </w:t>
@@ -4683,13 +4726,7 @@
         <w:t xml:space="preserve">Tutors will be able to create detailed, editable profiles that </w:t>
       </w:r>
       <w:r>
-        <w:t>will display their name, teaching format and type, instrument taught, skill levels taught</w:t>
-      </w:r>
-      <w:r>
-        <w:t>, pricing,</w:t>
-      </w:r>
-      <w:r>
-        <w:t xml:space="preserve"> and whether group or individual lessons are available</w:t>
+        <w:t>will display their name, teaching format and type, instrument taught, skill levels taught, pricing, and whether group or individual lessons are available</w:t>
       </w:r>
     </w:p>
     <w:p>
@@ -4726,10 +4763,7 @@
         <w:t xml:space="preserve">The platform will allow students to book lessons directly </w:t>
       </w:r>
       <w:r>
-        <w:t>in a dedicated calendar component</w:t>
-      </w:r>
-      <w:r>
-        <w:t xml:space="preserve"> </w:t>
+        <w:t xml:space="preserve">in a dedicated calendar component </w:t>
       </w:r>
       <w:r>
         <w:t>based on a tutor’s availability.</w:t>
@@ -4765,10 +4799,7 @@
         <w:t>A two-</w:t>
       </w:r>
       <w:r>
-        <w:t>way,</w:t>
-      </w:r>
-      <w:r>
-        <w:t xml:space="preserve"> real-time </w:t>
+        <w:t xml:space="preserve">way, real-time </w:t>
       </w:r>
       <w:r>
         <w:t>messaging system will allow students and tutors to communicate directly on the platform to discuss lessons or answer queries. Notifications will be sent for new messages.</w:t>
@@ -5058,16 +5089,7 @@
         <w:spacing w:before="200" w:after="0" w:line="360" w:lineRule="auto"/>
       </w:pPr>
       <w:r>
-        <w:t xml:space="preserve">React router is a library specifically designed to simplify client-side routing in react. It allows nested routes </w:t>
-      </w:r>
-      <w:r>
-        <w:t xml:space="preserve">and </w:t>
-      </w:r>
-      <w:r>
-        <w:t>dynamic navigation</w:t>
-      </w:r>
-      <w:r>
-        <w:t xml:space="preserve"> without a </w:t>
+        <w:t xml:space="preserve">React router is a library specifically designed to simplify client-side routing in react. It allows nested routes and dynamic navigation without a </w:t>
       </w:r>
       <w:proofErr w:type="gramStart"/>
       <w:r>
@@ -5075,10 +5097,7 @@
       </w:r>
       <w:proofErr w:type="gramEnd"/>
       <w:r>
-        <w:t xml:space="preserve"> refresh</w:t>
-      </w:r>
-      <w:r>
-        <w:t xml:space="preserve"> as well as handling data fetching and loading for components.</w:t>
+        <w:t xml:space="preserve"> refresh as well as handling data fetching and loading for components.</w:t>
       </w:r>
     </w:p>
     <w:p>
@@ -5240,25 +5259,7 @@
         <w:t>PostgreSQL</w:t>
       </w:r>
       <w:r>
-        <w:t xml:space="preserve"> was chosen as it is a relational database that lends itself well to </w:t>
-      </w:r>
-      <w:r>
-        <w:t xml:space="preserve">the </w:t>
-      </w:r>
-      <w:r>
-        <w:t>structured data</w:t>
-      </w:r>
-      <w:r>
-        <w:t xml:space="preserve"> that a music tutor app requires e.g. user profiles, bookings, chat messages etc.</w:t>
-      </w:r>
-      <w:r>
-        <w:t xml:space="preserve"> </w:t>
-      </w:r>
-      <w:r>
-        <w:t xml:space="preserve">It also </w:t>
-      </w:r>
-      <w:r>
-        <w:t>integrates easily with express via the ‘</w:t>
+        <w:t xml:space="preserve"> was chosen as it is a relational database that lends itself well to the structured data that a music tutor app requires e.g. user profiles, bookings, chat messages etc. It also integrates easily with express via the ‘</w:t>
       </w:r>
       <w:proofErr w:type="spellStart"/>
       <w:r>
@@ -5269,10 +5270,7 @@
         <w:t xml:space="preserve">’ library. MongoDB was excluded as it is </w:t>
       </w:r>
       <w:r>
-        <w:t>NoSQ</w:t>
-      </w:r>
-      <w:r>
-        <w:t>L</w:t>
+        <w:t>NoSQL</w:t>
       </w:r>
       <w:r>
         <w:t>.</w:t>
@@ -5552,16 +5550,7 @@
         <w:t>n iterative, feature-by-feature development strategy was followed throughout the project</w:t>
       </w:r>
       <w:r>
-        <w:t xml:space="preserve"> </w:t>
-      </w:r>
-      <w:r>
-        <w:t>d</w:t>
-      </w:r>
-      <w:r>
-        <w:t xml:space="preserve">ue to the number of interconnected features of the </w:t>
-      </w:r>
-      <w:r>
-        <w:t>application.</w:t>
+        <w:t xml:space="preserve"> due to the number of interconnected features of the application.</w:t>
       </w:r>
       <w:r>
         <w:t xml:space="preserve"> For each </w:t>
@@ -5639,17 +5628,35 @@
         <w:spacing w:line="360" w:lineRule="auto"/>
       </w:pPr>
     </w:p>
-    <w:p/>
-    <w:p/>
-    <w:p/>
-    <w:p/>
-    <w:p/>
-    <w:p/>
-    <w:p/>
-    <w:p/>
+    <w:p>
+      <w:pPr>
+        <w:spacing w:line="360" w:lineRule="auto"/>
+      </w:pPr>
+    </w:p>
+    <w:p>
+      <w:pPr>
+        <w:spacing w:line="360" w:lineRule="auto"/>
+      </w:pPr>
+    </w:p>
+    <w:p>
+      <w:pPr>
+        <w:spacing w:line="360" w:lineRule="auto"/>
+      </w:pPr>
+    </w:p>
+    <w:p>
+      <w:pPr>
+        <w:spacing w:line="360" w:lineRule="auto"/>
+      </w:pPr>
+    </w:p>
+    <w:p>
+      <w:pPr>
+        <w:spacing w:line="360" w:lineRule="auto"/>
+      </w:pPr>
+    </w:p>
     <w:p>
       <w:pPr>
         <w:pStyle w:val="Heading1"/>
+        <w:spacing w:line="360" w:lineRule="auto"/>
       </w:pPr>
       <w:bookmarkStart w:id="17" w:name="_Toc226910090"/>
       <w:r>
@@ -5660,290 +5667,2015 @@
     </w:p>
     <w:p>
       <w:pPr>
+        <w:spacing w:before="200" w:after="0" w:line="360" w:lineRule="auto"/>
+      </w:pPr>
+      <w:r>
+        <w:t xml:space="preserve">The UI must be intuitive, user-friendly, responsive, and designed to meet the needs of users. Users should be able to easily navigate the system and complete their intended tasks efficiently regardless of the device they are using. All pages </w:t>
+      </w:r>
+      <w:r>
+        <w:t>were designed</w:t>
+      </w:r>
+      <w:r>
+        <w:t xml:space="preserve"> </w:t>
+      </w:r>
+      <w:r>
+        <w:t xml:space="preserve">with </w:t>
+      </w:r>
+      <w:r>
+        <w:t>consistent branding and formatting</w:t>
+      </w:r>
+      <w:r>
+        <w:t xml:space="preserve"> and </w:t>
+      </w:r>
+      <w:r>
+        <w:t xml:space="preserve">with a neutral </w:t>
+      </w:r>
+      <w:r>
+        <w:t xml:space="preserve">colour </w:t>
+      </w:r>
+      <w:r>
+        <w:t>palette of white</w:t>
+      </w:r>
+      <w:r>
+        <w:t xml:space="preserve"> surfaces</w:t>
+      </w:r>
+      <w:r>
+        <w:t xml:space="preserve"> with a slate</w:t>
+      </w:r>
+      <w:r>
+        <w:t xml:space="preserve"> </w:t>
+      </w:r>
+      <w:r>
+        <w:t xml:space="preserve">grey background. </w:t>
+      </w:r>
+      <w:r>
+        <w:t>This</w:t>
+      </w:r>
+      <w:r>
+        <w:t xml:space="preserve"> palette</w:t>
+      </w:r>
+      <w:r>
+        <w:t xml:space="preserve"> was chosen to give an impression of a simple, clean, and professional appearance with contrast for readability</w:t>
+      </w:r>
+      <w:r>
+        <w:t>.</w:t>
+      </w:r>
+    </w:p>
+    <w:p>
+      <w:pPr>
+        <w:pStyle w:val="NoSpacing"/>
+        <w:spacing w:line="360" w:lineRule="auto"/>
+        <w:rPr>
+          <w:rFonts w:ascii="Garamond" w:hAnsi="Garamond"/>
+        </w:rPr>
+      </w:pPr>
+    </w:p>
+    <w:p>
+      <w:pPr>
+        <w:spacing w:line="360" w:lineRule="auto"/>
+      </w:pPr>
+      <w:r>
+        <w:t>Most buttons</w:t>
+      </w:r>
+      <w:r>
+        <w:t xml:space="preserve"> are contrasted and made prominent by using a blue background with white text</w:t>
+      </w:r>
+      <w:r>
+        <w:t xml:space="preserve">. On hover, </w:t>
+      </w:r>
+      <w:r>
+        <w:t>their</w:t>
+      </w:r>
+      <w:r>
+        <w:t xml:space="preserve"> backgrounds darken and the cursor becomes a pointer to highlight their clickability.</w:t>
+      </w:r>
+      <w:r>
+        <w:t xml:space="preserve"> Form text input fields are styled with </w:t>
+      </w:r>
+      <w:r>
+        <w:t>borders</w:t>
+      </w:r>
+      <w:r>
+        <w:t xml:space="preserve"> and focus state is used to highlight them when clicked.</w:t>
+      </w:r>
+      <w:r>
+        <w:t xml:space="preserve"> Form validation error messages are rendered in red text to aid the user in supplying correct information.</w:t>
+      </w:r>
+    </w:p>
+    <w:p>
+      <w:pPr>
+        <w:spacing w:line="360" w:lineRule="auto"/>
+      </w:pPr>
+      <w:r>
+        <w:t xml:space="preserve">Flex and grid are used for </w:t>
+      </w:r>
+      <w:r>
+        <w:t xml:space="preserve">alignment; grid is often used for larger containers e.g. in the </w:t>
+      </w:r>
+      <w:r>
+        <w:rPr>
+          <w:b/>
+          <w:bCs/>
+        </w:rPr>
+        <w:t>about</w:t>
+      </w:r>
+      <w:r>
+        <w:t xml:space="preserve">, </w:t>
+      </w:r>
+      <w:r>
+        <w:rPr>
+          <w:b/>
+          <w:bCs/>
+        </w:rPr>
+        <w:t>find a tutor</w:t>
+      </w:r>
+      <w:r>
+        <w:t xml:space="preserve"> and </w:t>
+      </w:r>
+      <w:r>
+        <w:rPr>
+          <w:b/>
+          <w:bCs/>
+        </w:rPr>
+        <w:t>contact</w:t>
+      </w:r>
+      <w:r>
+        <w:rPr>
+          <w:b/>
+          <w:bCs/>
+        </w:rPr>
+        <w:t xml:space="preserve"> </w:t>
+      </w:r>
+      <w:r>
+        <w:t xml:space="preserve">page whereas flex tends to be used for alignment in smaller containers e.g. </w:t>
+      </w:r>
+      <w:proofErr w:type="spellStart"/>
+      <w:r>
+        <w:rPr>
+          <w:b/>
+          <w:bCs/>
+        </w:rPr>
+        <w:t>FocusedtutorCard</w:t>
+      </w:r>
+      <w:proofErr w:type="spellEnd"/>
+      <w:r>
+        <w:t xml:space="preserve"> component.</w:t>
+      </w:r>
+    </w:p>
+    <w:p>
+      <w:pPr>
+        <w:spacing w:line="360" w:lineRule="auto"/>
+      </w:pPr>
+      <w:r>
+        <w:t>Conditional rendering was also employed in the interface design to ensure that certain content and functionality were only displayed or allowed for users who were logged in. This kept the UI relatively streamlined for first-time visitors and encouraged them to log in or register to get the full benefit of the site’s features.</w:t>
+      </w:r>
+    </w:p>
+    <w:p>
+      <w:pPr>
+        <w:spacing w:line="360" w:lineRule="auto"/>
+      </w:pPr>
+      <w:r>
+        <w:t xml:space="preserve">As the app is intended for use on mobile and desktop, responsive tailwind classes were used e.g. for the </w:t>
+      </w:r>
+      <w:proofErr w:type="spellStart"/>
+      <w:r>
+        <w:rPr>
+          <w:b/>
+          <w:bCs/>
+        </w:rPr>
+        <w:t>NavBar</w:t>
+      </w:r>
+      <w:proofErr w:type="spellEnd"/>
+      <w:r>
+        <w:t xml:space="preserve"> to become a clickable hamburger menu on smaller screens</w:t>
+      </w:r>
+    </w:p>
+    <w:p>
+      <w:pPr>
+        <w:spacing w:line="360" w:lineRule="auto"/>
+      </w:pPr>
+      <w:r>
+        <w:t>The app’s screens and design features are described below.</w:t>
+      </w:r>
+    </w:p>
+    <w:p>
+      <w:pPr>
+        <w:pStyle w:val="Heading2"/>
+        <w:spacing w:line="360" w:lineRule="auto"/>
+      </w:pPr>
+      <w:r>
+        <w:t>2.1 Navbar</w:t>
+      </w:r>
+    </w:p>
+    <w:p>
+      <w:pPr>
+        <w:spacing w:line="360" w:lineRule="auto"/>
+      </w:pPr>
+      <w:r>
+        <w:t>Responsive element that, when viewed on desktop, contains the app logo on left, main links in centre, and register and login buttons on left- see Fig 2.1.</w:t>
+      </w:r>
+    </w:p>
+    <w:p>
+      <w:pPr>
+        <w:spacing w:line="360" w:lineRule="auto"/>
+      </w:pPr>
+      <w:r>
+        <w:t xml:space="preserve">When viewed on mobile, </w:t>
+      </w:r>
+      <w:r>
+        <w:t>it becomes a ‘hamburger’ menu. The user can open and close it by clicking on the menu icon- see Fig 2.2.</w:t>
+      </w:r>
+    </w:p>
+    <w:p>
+      <w:pPr>
+        <w:spacing w:line="360" w:lineRule="auto"/>
+      </w:pPr>
+      <w:r>
+        <w:drawing>
+          <wp:inline distT="0" distB="0" distL="0" distR="0" wp14:anchorId="171372CE" wp14:editId="0B127C43">
+            <wp:extent cx="5759450" cy="387985"/>
+            <wp:effectExtent l="0" t="0" r="0" b="0"/>
+            <wp:docPr id="2041899399" name="Picture 1"/>
+            <wp:cNvGraphicFramePr>
+              <a:graphicFrameLocks xmlns:a="http://schemas.openxmlformats.org/drawingml/2006/main" noChangeAspect="1"/>
+            </wp:cNvGraphicFramePr>
+            <a:graphic xmlns:a="http://schemas.openxmlformats.org/drawingml/2006/main">
+              <a:graphicData uri="http://schemas.openxmlformats.org/drawingml/2006/picture">
+                <pic:pic xmlns:pic="http://schemas.openxmlformats.org/drawingml/2006/picture">
+                  <pic:nvPicPr>
+                    <pic:cNvPr id="2041899399" name=""/>
+                    <pic:cNvPicPr/>
+                  </pic:nvPicPr>
+                  <pic:blipFill>
+                    <a:blip r:embed="rId6"/>
+                    <a:stretch>
+                      <a:fillRect/>
+                    </a:stretch>
+                  </pic:blipFill>
+                  <pic:spPr>
+                    <a:xfrm>
+                      <a:off x="0" y="0"/>
+                      <a:ext cx="5759450" cy="387985"/>
+                    </a:xfrm>
+                    <a:prstGeom prst="rect">
+                      <a:avLst/>
+                    </a:prstGeom>
+                  </pic:spPr>
+                </pic:pic>
+              </a:graphicData>
+            </a:graphic>
+          </wp:inline>
+        </w:drawing>
+      </w:r>
+    </w:p>
+    <w:p>
+      <w:pPr>
+        <w:spacing w:line="360" w:lineRule="auto"/>
+      </w:pPr>
+      <w:r>
+        <w:tab/>
+      </w:r>
+      <w:r>
+        <w:tab/>
+      </w:r>
+      <w:r>
+        <w:tab/>
+      </w:r>
+      <w:r>
+        <w:rPr>
+          <w:b/>
+          <w:bCs/>
+        </w:rPr>
+        <w:t>Fig 2.1</w:t>
+      </w:r>
+      <w:r>
+        <w:t xml:space="preserve"> Navbar on desktop view</w:t>
+      </w:r>
+      <w:r>
+        <w:t xml:space="preserve"> </w:t>
+      </w:r>
+      <w:r>
+        <w:t xml:space="preserve">- </w:t>
+      </w:r>
+      <w:r>
+        <w:t>user not logged in</w:t>
+      </w:r>
+    </w:p>
+    <w:p>
+      <w:pPr>
+        <w:spacing w:line="360" w:lineRule="auto"/>
+        <w:ind w:left="2160"/>
+      </w:pPr>
+      <w:r>
+        <w:lastRenderedPageBreak/>
+        <w:t xml:space="preserve">     </w:t>
+      </w:r>
+      <w:r>
+        <w:drawing>
+          <wp:inline distT="0" distB="0" distL="0" distR="0" wp14:anchorId="59441143" wp14:editId="4959B650">
+            <wp:extent cx="2343150" cy="2167530"/>
+            <wp:effectExtent l="0" t="0" r="0" b="4445"/>
+            <wp:docPr id="1426666442" name="Picture 1"/>
+            <wp:cNvGraphicFramePr>
+              <a:graphicFrameLocks xmlns:a="http://schemas.openxmlformats.org/drawingml/2006/main" noChangeAspect="1"/>
+            </wp:cNvGraphicFramePr>
+            <a:graphic xmlns:a="http://schemas.openxmlformats.org/drawingml/2006/main">
+              <a:graphicData uri="http://schemas.openxmlformats.org/drawingml/2006/picture">
+                <pic:pic xmlns:pic="http://schemas.openxmlformats.org/drawingml/2006/picture">
+                  <pic:nvPicPr>
+                    <pic:cNvPr id="1426666442" name=""/>
+                    <pic:cNvPicPr/>
+                  </pic:nvPicPr>
+                  <pic:blipFill>
+                    <a:blip r:embed="rId7"/>
+                    <a:stretch>
+                      <a:fillRect/>
+                    </a:stretch>
+                  </pic:blipFill>
+                  <pic:spPr>
+                    <a:xfrm>
+                      <a:off x="0" y="0"/>
+                      <a:ext cx="2351279" cy="2175050"/>
+                    </a:xfrm>
+                    <a:prstGeom prst="rect">
+                      <a:avLst/>
+                    </a:prstGeom>
+                  </pic:spPr>
+                </pic:pic>
+              </a:graphicData>
+            </a:graphic>
+          </wp:inline>
+        </w:drawing>
+      </w:r>
+    </w:p>
+    <w:p>
+      <w:pPr>
+        <w:spacing w:line="360" w:lineRule="auto"/>
+        <w:rPr>
+          <w:b/>
+          <w:bCs/>
+        </w:rPr>
+      </w:pPr>
+      <w:r>
+        <w:tab/>
+      </w:r>
+      <w:r>
+        <w:tab/>
+      </w:r>
+      <w:r>
+        <w:tab/>
+      </w:r>
+      <w:r>
+        <w:rPr>
+          <w:b/>
+          <w:bCs/>
+        </w:rPr>
+        <w:t xml:space="preserve">Fig 2.2 </w:t>
+      </w:r>
+      <w:r>
+        <w:t>Navbar on mobile screen</w:t>
+      </w:r>
+      <w:r>
+        <w:t>- user not logged in</w:t>
+      </w:r>
+    </w:p>
+    <w:p>
+      <w:pPr>
+        <w:spacing w:line="360" w:lineRule="auto"/>
+      </w:pPr>
+      <w:r>
+        <w:t xml:space="preserve">Note that </w:t>
+      </w:r>
+      <w:r>
+        <w:t xml:space="preserve">in the desktop and mobile view, </w:t>
+      </w:r>
+      <w:r>
+        <w:t>the active link is styled differently from the others</w:t>
+      </w:r>
+      <w:r>
+        <w:t xml:space="preserve"> </w:t>
+      </w:r>
+      <w:proofErr w:type="gramStart"/>
+      <w:r>
+        <w:t>in order</w:t>
+      </w:r>
+      <w:r>
+        <w:t xml:space="preserve"> to</w:t>
+      </w:r>
+      <w:proofErr w:type="gramEnd"/>
+      <w:r>
+        <w:t xml:space="preserve"> reinforce to the user which page they are on.</w:t>
+      </w:r>
+      <w:r>
+        <w:t xml:space="preserve"> </w:t>
+      </w:r>
+      <w:r>
+        <w:t>The navbar is also set to be always viewable at the top of all pages in the app to allow the user to navigate easily through all pages at will.</w:t>
+      </w:r>
+    </w:p>
+    <w:p>
+      <w:pPr>
+        <w:spacing w:line="360" w:lineRule="auto"/>
+      </w:pPr>
+      <w:r>
+        <w:t xml:space="preserve">The navbar is rendered differently when a user is logged in; it </w:t>
+      </w:r>
+      <w:r>
+        <w:t>displays</w:t>
+      </w:r>
+      <w:r>
+        <w:t xml:space="preserve"> the home page, the register button is removed, and the log in button now reads log out- see fig</w:t>
+      </w:r>
+      <w:r>
+        <w:t>s</w:t>
+      </w:r>
+      <w:r>
+        <w:t xml:space="preserve"> 2.3</w:t>
+      </w:r>
+      <w:r>
+        <w:t xml:space="preserve"> and 2.4</w:t>
+      </w:r>
+      <w:r>
+        <w:t>.</w:t>
+      </w:r>
+    </w:p>
+    <w:p>
+      <w:pPr>
+        <w:spacing w:line="360" w:lineRule="auto"/>
+      </w:pPr>
+    </w:p>
+    <w:p>
+      <w:pPr>
+        <w:spacing w:line="360" w:lineRule="auto"/>
+      </w:pPr>
+      <w:r>
+        <w:drawing>
+          <wp:inline distT="0" distB="0" distL="0" distR="0" wp14:anchorId="3321D013" wp14:editId="13BB7512">
+            <wp:extent cx="6007573" cy="362309"/>
+            <wp:effectExtent l="0" t="0" r="0" b="0"/>
+            <wp:docPr id="1428138847" name="Picture 1"/>
+            <wp:cNvGraphicFramePr>
+              <a:graphicFrameLocks xmlns:a="http://schemas.openxmlformats.org/drawingml/2006/main" noChangeAspect="1"/>
+            </wp:cNvGraphicFramePr>
+            <a:graphic xmlns:a="http://schemas.openxmlformats.org/drawingml/2006/main">
+              <a:graphicData uri="http://schemas.openxmlformats.org/drawingml/2006/picture">
+                <pic:pic xmlns:pic="http://schemas.openxmlformats.org/drawingml/2006/picture">
+                  <pic:nvPicPr>
+                    <pic:cNvPr id="1428138847" name=""/>
+                    <pic:cNvPicPr/>
+                  </pic:nvPicPr>
+                  <pic:blipFill>
+                    <a:blip r:embed="rId8"/>
+                    <a:stretch>
+                      <a:fillRect/>
+                    </a:stretch>
+                  </pic:blipFill>
+                  <pic:spPr>
+                    <a:xfrm>
+                      <a:off x="0" y="0"/>
+                      <a:ext cx="6057366" cy="365312"/>
+                    </a:xfrm>
+                    <a:prstGeom prst="rect">
+                      <a:avLst/>
+                    </a:prstGeom>
+                  </pic:spPr>
+                </pic:pic>
+              </a:graphicData>
+            </a:graphic>
+          </wp:inline>
+        </w:drawing>
+      </w:r>
+    </w:p>
+    <w:p>
+      <w:pPr>
+        <w:spacing w:line="360" w:lineRule="auto"/>
+      </w:pPr>
+      <w:r>
+        <w:tab/>
+      </w:r>
+      <w:r>
+        <w:tab/>
+      </w:r>
+      <w:r>
+        <w:tab/>
+      </w:r>
+      <w:r>
+        <w:tab/>
+      </w:r>
+      <w:r>
+        <w:rPr>
+          <w:b/>
+          <w:bCs/>
+        </w:rPr>
+        <w:t>Fig 2.3</w:t>
+      </w:r>
+      <w:r>
+        <w:t xml:space="preserve"> Desktop navbar view- user logged in</w:t>
+      </w:r>
+    </w:p>
+    <w:p>
+      <w:pPr>
+        <w:spacing w:line="360" w:lineRule="auto"/>
+        <w:ind w:left="1440" w:firstLine="720"/>
+      </w:pPr>
+      <w:r>
+        <w:drawing>
+          <wp:inline distT="0" distB="0" distL="0" distR="0" wp14:anchorId="2C7502D4" wp14:editId="3C3CFD41">
+            <wp:extent cx="3209027" cy="2656877"/>
+            <wp:effectExtent l="0" t="0" r="0" b="0"/>
+            <wp:docPr id="988594449" name="Picture 1"/>
+            <wp:cNvGraphicFramePr>
+              <a:graphicFrameLocks xmlns:a="http://schemas.openxmlformats.org/drawingml/2006/main" noChangeAspect="1"/>
+            </wp:cNvGraphicFramePr>
+            <a:graphic xmlns:a="http://schemas.openxmlformats.org/drawingml/2006/main">
+              <a:graphicData uri="http://schemas.openxmlformats.org/drawingml/2006/picture">
+                <pic:pic xmlns:pic="http://schemas.openxmlformats.org/drawingml/2006/picture">
+                  <pic:nvPicPr>
+                    <pic:cNvPr id="988594449" name=""/>
+                    <pic:cNvPicPr/>
+                  </pic:nvPicPr>
+                  <pic:blipFill>
+                    <a:blip r:embed="rId9"/>
+                    <a:stretch>
+                      <a:fillRect/>
+                    </a:stretch>
+                  </pic:blipFill>
+                  <pic:spPr>
+                    <a:xfrm>
+                      <a:off x="0" y="0"/>
+                      <a:ext cx="3218210" cy="2664480"/>
+                    </a:xfrm>
+                    <a:prstGeom prst="rect">
+                      <a:avLst/>
+                    </a:prstGeom>
+                  </pic:spPr>
+                </pic:pic>
+              </a:graphicData>
+            </a:graphic>
+          </wp:inline>
+        </w:drawing>
+      </w:r>
+    </w:p>
+    <w:p>
+      <w:pPr>
+        <w:spacing w:line="360" w:lineRule="auto"/>
+        <w:ind w:left="1440" w:firstLine="720"/>
+      </w:pPr>
+      <w:r>
+        <w:rPr>
+          <w:b/>
+          <w:bCs/>
+        </w:rPr>
+        <w:t>Fig 2.4</w:t>
+      </w:r>
+      <w:r>
+        <w:t xml:space="preserve"> Mobile navbar view- user logged in</w:t>
+      </w:r>
+    </w:p>
+    <w:p>
+      <w:pPr>
+        <w:spacing w:line="360" w:lineRule="auto"/>
+      </w:pPr>
+    </w:p>
+    <w:p>
+      <w:pPr>
+        <w:spacing w:line="360" w:lineRule="auto"/>
+      </w:pPr>
+    </w:p>
+    <w:p>
+      <w:pPr>
+        <w:pStyle w:val="Heading2"/>
+        <w:spacing w:line="360" w:lineRule="auto"/>
+        <w:rPr>
+          <w:b w:val="0"/>
+          <w:bCs/>
+        </w:rPr>
+      </w:pPr>
+      <w:r>
+        <w:lastRenderedPageBreak/>
+        <w:t>2.2 About page</w:t>
+      </w:r>
+    </w:p>
+    <w:p>
+      <w:pPr>
+        <w:spacing w:line="360" w:lineRule="auto"/>
+      </w:pPr>
+      <w:r>
+        <w:t xml:space="preserve">React router is used to ensure that the </w:t>
+      </w:r>
+      <w:r>
+        <w:rPr>
+          <w:b/>
+          <w:bCs/>
+        </w:rPr>
+        <w:t>About</w:t>
+      </w:r>
+      <w:r>
+        <w:t xml:space="preserve"> page is displayed when no user is logged in. This makes it the default page shown on first visit and after a user logs out or changes their password. </w:t>
+      </w:r>
+      <w:r>
+        <w:t xml:space="preserve">The </w:t>
+      </w:r>
+      <w:r>
+        <w:rPr>
+          <w:b/>
+          <w:bCs/>
+        </w:rPr>
+        <w:t>About</w:t>
+      </w:r>
+      <w:r>
+        <w:t xml:space="preserve"> page</w:t>
+      </w:r>
+      <w:r>
+        <w:t xml:space="preserve"> provides users with a description of the app’s purpose and how it works. Users are encouraged to search for tutors and register </w:t>
+      </w:r>
+      <w:proofErr w:type="gramStart"/>
+      <w:r>
+        <w:t>in order to</w:t>
+      </w:r>
+      <w:proofErr w:type="gramEnd"/>
+      <w:r>
+        <w:t xml:space="preserve"> access the app’s full features like lesson booking and messaging tutors.</w:t>
+      </w:r>
+    </w:p>
+    <w:p>
+      <w:pPr>
+        <w:spacing w:line="360" w:lineRule="auto"/>
+      </w:pPr>
+      <w:r>
+        <w:t>Fig 2.</w:t>
+      </w:r>
+      <w:r>
+        <w:t>5</w:t>
+      </w:r>
+      <w:r>
+        <w:t xml:space="preserve"> shows the </w:t>
+      </w:r>
+      <w:r>
+        <w:rPr>
+          <w:b/>
+          <w:bCs/>
+        </w:rPr>
+        <w:t>About</w:t>
+      </w:r>
+      <w:r>
+        <w:t xml:space="preserve"> page in desktop view.</w:t>
+      </w:r>
+    </w:p>
+    <w:p>
+      <w:pPr>
+        <w:spacing w:line="360" w:lineRule="auto"/>
+      </w:pPr>
+      <w:r>
+        <w:drawing>
+          <wp:inline distT="0" distB="0" distL="0" distR="0" wp14:anchorId="28E38C01" wp14:editId="5AB5E7FB">
+            <wp:extent cx="5759450" cy="3220720"/>
+            <wp:effectExtent l="0" t="0" r="0" b="0"/>
+            <wp:docPr id="1873103704" name="Picture 1"/>
+            <wp:cNvGraphicFramePr>
+              <a:graphicFrameLocks xmlns:a="http://schemas.openxmlformats.org/drawingml/2006/main" noChangeAspect="1"/>
+            </wp:cNvGraphicFramePr>
+            <a:graphic xmlns:a="http://schemas.openxmlformats.org/drawingml/2006/main">
+              <a:graphicData uri="http://schemas.openxmlformats.org/drawingml/2006/picture">
+                <pic:pic xmlns:pic="http://schemas.openxmlformats.org/drawingml/2006/picture">
+                  <pic:nvPicPr>
+                    <pic:cNvPr id="1873103704" name=""/>
+                    <pic:cNvPicPr/>
+                  </pic:nvPicPr>
+                  <pic:blipFill>
+                    <a:blip r:embed="rId10"/>
+                    <a:stretch>
+                      <a:fillRect/>
+                    </a:stretch>
+                  </pic:blipFill>
+                  <pic:spPr>
+                    <a:xfrm>
+                      <a:off x="0" y="0"/>
+                      <a:ext cx="5759450" cy="3220720"/>
+                    </a:xfrm>
+                    <a:prstGeom prst="rect">
+                      <a:avLst/>
+                    </a:prstGeom>
+                  </pic:spPr>
+                </pic:pic>
+              </a:graphicData>
+            </a:graphic>
+          </wp:inline>
+        </w:drawing>
+      </w:r>
+    </w:p>
+    <w:p>
+      <w:pPr>
+        <w:spacing w:line="360" w:lineRule="auto"/>
+      </w:pPr>
+      <w:r>
+        <w:tab/>
+      </w:r>
+      <w:r>
+        <w:tab/>
+      </w:r>
+      <w:r>
+        <w:tab/>
+      </w:r>
+      <w:r>
+        <w:tab/>
+      </w:r>
+      <w:r>
+        <w:rPr>
+          <w:b/>
+          <w:bCs/>
+        </w:rPr>
+        <w:t>Fig 2.</w:t>
+      </w:r>
+      <w:r>
+        <w:rPr>
+          <w:b/>
+          <w:bCs/>
+        </w:rPr>
+        <w:t>5</w:t>
+      </w:r>
+      <w:r>
+        <w:t xml:space="preserve"> About page in desktop view</w:t>
+      </w:r>
+    </w:p>
+    <w:p>
+      <w:pPr>
+        <w:pStyle w:val="Heading2"/>
+        <w:spacing w:line="360" w:lineRule="auto"/>
+      </w:pPr>
+      <w:r>
+        <w:t>2.</w:t>
+      </w:r>
+      <w:r>
+        <w:t>3</w:t>
+      </w:r>
+      <w:r>
+        <w:t xml:space="preserve"> </w:t>
+      </w:r>
+      <w:r>
+        <w:t>User r</w:t>
+      </w:r>
+      <w:r>
+        <w:t>egistration form</w:t>
+      </w:r>
+      <w:r>
+        <w:t>s</w:t>
+      </w:r>
+    </w:p>
+    <w:p>
+      <w:pPr>
+        <w:spacing w:line="360" w:lineRule="auto"/>
+      </w:pPr>
+      <w:r>
+        <w:t xml:space="preserve">The register button brings the user to the register page and asks them to choose to register as either a tutor or as a student as shown in </w:t>
+      </w:r>
+      <w:r>
+        <w:rPr>
+          <w:b/>
+          <w:bCs/>
+        </w:rPr>
+        <w:t>Fig 2.</w:t>
+      </w:r>
+      <w:r>
+        <w:rPr>
+          <w:b/>
+          <w:bCs/>
+        </w:rPr>
+        <w:t>6</w:t>
+      </w:r>
+      <w:r>
+        <w:t>.</w:t>
+      </w:r>
+    </w:p>
+    <w:p>
+      <w:pPr>
+        <w:spacing w:line="360" w:lineRule="auto"/>
+        <w:ind w:left="1440" w:firstLine="720"/>
+      </w:pPr>
+      <w:r>
+        <w:drawing>
+          <wp:inline distT="0" distB="0" distL="0" distR="0" wp14:anchorId="616BAA47" wp14:editId="75F6F06B">
+            <wp:extent cx="2476500" cy="2574580"/>
+            <wp:effectExtent l="0" t="0" r="0" b="0"/>
+            <wp:docPr id="1226640404" name="Picture 1"/>
+            <wp:cNvGraphicFramePr>
+              <a:graphicFrameLocks xmlns:a="http://schemas.openxmlformats.org/drawingml/2006/main" noChangeAspect="1"/>
+            </wp:cNvGraphicFramePr>
+            <a:graphic xmlns:a="http://schemas.openxmlformats.org/drawingml/2006/main">
+              <a:graphicData uri="http://schemas.openxmlformats.org/drawingml/2006/picture">
+                <pic:pic xmlns:pic="http://schemas.openxmlformats.org/drawingml/2006/picture">
+                  <pic:nvPicPr>
+                    <pic:cNvPr id="1226640404" name=""/>
+                    <pic:cNvPicPr/>
+                  </pic:nvPicPr>
+                  <pic:blipFill>
+                    <a:blip r:embed="rId11"/>
+                    <a:stretch>
+                      <a:fillRect/>
+                    </a:stretch>
+                  </pic:blipFill>
+                  <pic:spPr>
+                    <a:xfrm>
+                      <a:off x="0" y="0"/>
+                      <a:ext cx="2483042" cy="2581381"/>
+                    </a:xfrm>
+                    <a:prstGeom prst="rect">
+                      <a:avLst/>
+                    </a:prstGeom>
+                  </pic:spPr>
+                </pic:pic>
+              </a:graphicData>
+            </a:graphic>
+          </wp:inline>
+        </w:drawing>
+      </w:r>
+    </w:p>
+    <w:p>
+      <w:pPr>
+        <w:spacing w:line="360" w:lineRule="auto"/>
+        <w:ind w:left="2160"/>
+      </w:pPr>
+      <w:r>
+        <w:rPr>
+          <w:b/>
+          <w:bCs/>
+        </w:rPr>
+        <w:t xml:space="preserve">     Fig 2.</w:t>
+      </w:r>
+      <w:r>
+        <w:rPr>
+          <w:b/>
+          <w:bCs/>
+        </w:rPr>
+        <w:t>6</w:t>
+      </w:r>
+      <w:r>
+        <w:rPr>
+          <w:b/>
+          <w:bCs/>
+        </w:rPr>
+        <w:t xml:space="preserve"> </w:t>
+      </w:r>
+      <w:r>
+        <w:t>Register page in mobile view</w:t>
+      </w:r>
+    </w:p>
+    <w:p>
+      <w:pPr>
         <w:pStyle w:val="Heading3"/>
         <w:spacing w:line="360" w:lineRule="auto"/>
       </w:pPr>
-      <w:bookmarkStart w:id="18" w:name="_Toc226910091"/>
-      <w:r>
-        <w:t>1.4</w:t>
-      </w:r>
-      <w:r>
-        <w:t>.3 User interface</w:t>
+      <w:r>
+        <w:lastRenderedPageBreak/>
+        <w:t>2.3.1 Tutor registration form</w:t>
+      </w:r>
+    </w:p>
+    <w:p>
+      <w:pPr>
+        <w:spacing w:line="360" w:lineRule="auto"/>
+      </w:pPr>
+      <w:r>
+        <w:t>A two-page form for tutors to register their details. If invalid data is submitted, the UI gives feedback as soon as the user clicks away from the input- see Fig 2.1 in a</w:t>
+      </w:r>
+      <w:r>
+        <w:t xml:space="preserve">ppendix 2.1 </w:t>
+      </w:r>
+      <w:r>
+        <w:t>for validation error messages.</w:t>
+      </w:r>
+      <w:r>
+        <w:t xml:space="preserve"> The first page of the tutor registration form is shown in Fig 2.</w:t>
+      </w:r>
+      <w:r>
+        <w:t>7</w:t>
+      </w:r>
+    </w:p>
+    <w:p>
+      <w:pPr>
+        <w:spacing w:line="360" w:lineRule="auto"/>
+        <w:ind w:left="1440" w:firstLine="720"/>
+      </w:pPr>
+      <w:r>
+        <w:drawing>
+          <wp:inline distT="0" distB="0" distL="0" distR="0" wp14:anchorId="43A3E7BF" wp14:editId="3D26C61F">
+            <wp:extent cx="2541004" cy="2705100"/>
+            <wp:effectExtent l="0" t="0" r="0" b="0"/>
+            <wp:docPr id="1757092846" name="Picture 1"/>
+            <wp:cNvGraphicFramePr>
+              <a:graphicFrameLocks xmlns:a="http://schemas.openxmlformats.org/drawingml/2006/main" noChangeAspect="1"/>
+            </wp:cNvGraphicFramePr>
+            <a:graphic xmlns:a="http://schemas.openxmlformats.org/drawingml/2006/main">
+              <a:graphicData uri="http://schemas.openxmlformats.org/drawingml/2006/picture">
+                <pic:pic xmlns:pic="http://schemas.openxmlformats.org/drawingml/2006/picture">
+                  <pic:nvPicPr>
+                    <pic:cNvPr id="1757092846" name=""/>
+                    <pic:cNvPicPr/>
+                  </pic:nvPicPr>
+                  <pic:blipFill>
+                    <a:blip r:embed="rId12"/>
+                    <a:stretch>
+                      <a:fillRect/>
+                    </a:stretch>
+                  </pic:blipFill>
+                  <pic:spPr>
+                    <a:xfrm>
+                      <a:off x="0" y="0"/>
+                      <a:ext cx="2553479" cy="2718380"/>
+                    </a:xfrm>
+                    <a:prstGeom prst="rect">
+                      <a:avLst/>
+                    </a:prstGeom>
+                  </pic:spPr>
+                </pic:pic>
+              </a:graphicData>
+            </a:graphic>
+          </wp:inline>
+        </w:drawing>
+      </w:r>
+    </w:p>
+    <w:p>
+      <w:pPr>
+        <w:spacing w:line="360" w:lineRule="auto"/>
+        <w:ind w:left="1440" w:firstLine="720"/>
+      </w:pPr>
+      <w:r>
+        <w:rPr>
+          <w:b/>
+          <w:bCs/>
+        </w:rPr>
+        <w:t>Fig 2.</w:t>
+      </w:r>
+      <w:r>
+        <w:rPr>
+          <w:b/>
+          <w:bCs/>
+        </w:rPr>
+        <w:t>7</w:t>
+      </w:r>
+      <w:r>
+        <w:t xml:space="preserve"> Page one of tutor registration form</w:t>
+      </w:r>
+    </w:p>
+    <w:p>
+      <w:pPr>
+        <w:spacing w:line="360" w:lineRule="auto"/>
+      </w:pPr>
+      <w:r>
+        <w:t>The second page collects the user’s personal information and is only accessible if validation passes on</w:t>
+      </w:r>
+      <w:r>
+        <w:t xml:space="preserve"> the first section- see Fig 2.2 in appendix 2.1</w:t>
+      </w:r>
+    </w:p>
+    <w:p>
+      <w:pPr>
+        <w:spacing w:line="360" w:lineRule="auto"/>
+      </w:pPr>
+    </w:p>
+    <w:p>
+      <w:pPr>
+        <w:spacing w:line="360" w:lineRule="auto"/>
+      </w:pPr>
+    </w:p>
+    <w:p>
+      <w:pPr>
+        <w:spacing w:line="360" w:lineRule="auto"/>
+      </w:pPr>
+    </w:p>
+    <w:p>
+      <w:pPr>
+        <w:spacing w:line="360" w:lineRule="auto"/>
+      </w:pPr>
+    </w:p>
+    <w:p>
+      <w:pPr>
+        <w:spacing w:line="360" w:lineRule="auto"/>
+      </w:pPr>
+    </w:p>
+    <w:p>
+      <w:pPr>
+        <w:spacing w:line="360" w:lineRule="auto"/>
+      </w:pPr>
+    </w:p>
+    <w:p>
+      <w:pPr>
+        <w:spacing w:line="360" w:lineRule="auto"/>
+      </w:pPr>
+    </w:p>
+    <w:p>
+      <w:pPr>
+        <w:spacing w:line="360" w:lineRule="auto"/>
+      </w:pPr>
+    </w:p>
+    <w:p>
+      <w:pPr>
+        <w:spacing w:line="360" w:lineRule="auto"/>
+      </w:pPr>
+    </w:p>
+    <w:p>
+      <w:pPr>
+        <w:spacing w:line="360" w:lineRule="auto"/>
+      </w:pPr>
+    </w:p>
+    <w:p>
+      <w:pPr>
+        <w:spacing w:line="360" w:lineRule="auto"/>
+      </w:pPr>
+    </w:p>
+    <w:p>
+      <w:pPr>
+        <w:spacing w:line="360" w:lineRule="auto"/>
+      </w:pPr>
+    </w:p>
+    <w:p>
+      <w:pPr>
+        <w:pStyle w:val="Heading3"/>
+        <w:spacing w:line="360" w:lineRule="auto"/>
+      </w:pPr>
+      <w:r>
+        <w:lastRenderedPageBreak/>
+        <w:t>2.3.2 Student registration form</w:t>
+      </w:r>
+    </w:p>
+    <w:p>
+      <w:pPr>
+        <w:spacing w:line="360" w:lineRule="auto"/>
+      </w:pPr>
+      <w:r>
+        <w:t>The student registration form is simpler than the tutor form as it only collects personal details</w:t>
+      </w:r>
+      <w:r>
+        <w:t>. As with all forms in the application, input focus styling is used to highlight to the user the field</w:t>
+      </w:r>
+    </w:p>
+    <w:p>
+      <w:pPr>
+        <w:spacing w:line="360" w:lineRule="auto"/>
+        <w:ind w:left="1440" w:firstLine="720"/>
+      </w:pPr>
+      <w:r>
+        <w:drawing>
+          <wp:inline distT="0" distB="0" distL="0" distR="0" wp14:anchorId="50449CF3" wp14:editId="3384B78F">
+            <wp:extent cx="3019245" cy="6108058"/>
+            <wp:effectExtent l="0" t="0" r="0" b="7620"/>
+            <wp:docPr id="1021922806" name="Picture 1"/>
+            <wp:cNvGraphicFramePr>
+              <a:graphicFrameLocks xmlns:a="http://schemas.openxmlformats.org/drawingml/2006/main" noChangeAspect="1"/>
+            </wp:cNvGraphicFramePr>
+            <a:graphic xmlns:a="http://schemas.openxmlformats.org/drawingml/2006/main">
+              <a:graphicData uri="http://schemas.openxmlformats.org/drawingml/2006/picture">
+                <pic:pic xmlns:pic="http://schemas.openxmlformats.org/drawingml/2006/picture">
+                  <pic:nvPicPr>
+                    <pic:cNvPr id="1021922806" name=""/>
+                    <pic:cNvPicPr/>
+                  </pic:nvPicPr>
+                  <pic:blipFill>
+                    <a:blip r:embed="rId13"/>
+                    <a:stretch>
+                      <a:fillRect/>
+                    </a:stretch>
+                  </pic:blipFill>
+                  <pic:spPr>
+                    <a:xfrm>
+                      <a:off x="0" y="0"/>
+                      <a:ext cx="3025618" cy="6120951"/>
+                    </a:xfrm>
+                    <a:prstGeom prst="rect">
+                      <a:avLst/>
+                    </a:prstGeom>
+                  </pic:spPr>
+                </pic:pic>
+              </a:graphicData>
+            </a:graphic>
+          </wp:inline>
+        </w:drawing>
+      </w:r>
+    </w:p>
+    <w:p>
+      <w:pPr>
+        <w:spacing w:line="360" w:lineRule="auto"/>
+        <w:ind w:left="2160" w:firstLine="720"/>
+      </w:pPr>
+      <w:r>
+        <w:rPr>
+          <w:b/>
+          <w:bCs/>
+        </w:rPr>
+        <w:t>Fig 2.</w:t>
+      </w:r>
+      <w:r>
+        <w:rPr>
+          <w:b/>
+          <w:bCs/>
+        </w:rPr>
+        <w:t>8</w:t>
+      </w:r>
+      <w:r>
+        <w:t xml:space="preserve"> Student registration form</w:t>
+      </w:r>
+    </w:p>
+    <w:p>
+      <w:pPr>
+        <w:spacing w:line="360" w:lineRule="auto"/>
+        <w:rPr>
+          <w:b/>
+          <w:bCs/>
+        </w:rPr>
+      </w:pPr>
+    </w:p>
+    <w:p>
+      <w:pPr>
+        <w:spacing w:line="360" w:lineRule="auto"/>
+        <w:rPr>
+          <w:b/>
+          <w:bCs/>
+        </w:rPr>
+      </w:pPr>
+    </w:p>
+    <w:p>
+      <w:pPr>
+        <w:spacing w:line="360" w:lineRule="auto"/>
+        <w:rPr>
+          <w:b/>
+          <w:bCs/>
+        </w:rPr>
+      </w:pPr>
+    </w:p>
+    <w:p>
+      <w:pPr>
+        <w:spacing w:line="360" w:lineRule="auto"/>
+        <w:rPr>
+          <w:b/>
+          <w:bCs/>
+        </w:rPr>
+      </w:pPr>
+    </w:p>
+    <w:p>
+      <w:pPr>
+        <w:spacing w:line="360" w:lineRule="auto"/>
+        <w:rPr>
+          <w:b/>
+          <w:bCs/>
+        </w:rPr>
+      </w:pPr>
+    </w:p>
+    <w:p>
+      <w:pPr>
+        <w:pStyle w:val="Heading2"/>
+        <w:spacing w:line="360" w:lineRule="auto"/>
+      </w:pPr>
+      <w:r>
+        <w:lastRenderedPageBreak/>
+        <w:t>2.4 Tutor search</w:t>
+      </w:r>
+      <w:r>
+        <w:t>, messaging, and lesson booking</w:t>
+      </w:r>
+      <w:r>
+        <w:t xml:space="preserve"> </w:t>
+      </w:r>
+      <w:r>
+        <w:t>UI</w:t>
+      </w:r>
+    </w:p>
+    <w:p>
+      <w:pPr>
+        <w:spacing w:line="360" w:lineRule="auto"/>
+      </w:pPr>
+      <w:r>
+        <w:t xml:space="preserve">The tutor search page is a core component of the app; it allows users to search for tutors based on the instrument taught or the city the tutor teaches in. </w:t>
+      </w:r>
+      <w:r>
+        <w:t xml:space="preserve">As the user types in the input fields, a dynamic, real-time dropdown displays the available instruments or cities, and the search is triggered by pressing enter. </w:t>
+      </w:r>
+    </w:p>
+    <w:p>
+      <w:pPr>
+        <w:spacing w:line="360" w:lineRule="auto"/>
+      </w:pPr>
+      <w:r>
+        <w:t>Tutor details are displayed in a dedicated Card component</w:t>
+      </w:r>
+      <w:r>
+        <w:t xml:space="preserve"> – see fig 2.9 below</w:t>
+      </w:r>
+      <w:r>
+        <w:t xml:space="preserve">. Each </w:t>
+      </w:r>
+      <w:r>
+        <w:t xml:space="preserve">of these </w:t>
+      </w:r>
+      <w:r>
+        <w:t xml:space="preserve">tutor card </w:t>
+      </w:r>
+      <w:r>
+        <w:t>component</w:t>
+      </w:r>
+      <w:r>
+        <w:t>s</w:t>
+      </w:r>
+      <w:r>
+        <w:t xml:space="preserve"> is wrapped in a </w:t>
+      </w:r>
+      <w:proofErr w:type="spellStart"/>
+      <w:r>
+        <w:rPr>
+          <w:b/>
+          <w:bCs/>
+        </w:rPr>
+        <w:t>NavLink</w:t>
+      </w:r>
+      <w:proofErr w:type="spellEnd"/>
+      <w:r>
+        <w:t xml:space="preserve"> that, when clicked, navigates the user to a dedicated tutor page containing a</w:t>
+      </w:r>
+      <w:r>
+        <w:t xml:space="preserve"> fuller,</w:t>
+      </w:r>
+      <w:r>
+        <w:t xml:space="preserve"> interactive </w:t>
+      </w:r>
+      <w:proofErr w:type="spellStart"/>
+      <w:r>
+        <w:rPr>
+          <w:b/>
+          <w:bCs/>
+        </w:rPr>
+        <w:t>FocusedTutorCard</w:t>
+      </w:r>
+      <w:proofErr w:type="spellEnd"/>
+      <w:r>
+        <w:t xml:space="preserve"> component </w:t>
+      </w:r>
+      <w:r>
+        <w:t xml:space="preserve">-see fig 2.10- </w:t>
+      </w:r>
+      <w:r>
+        <w:t>that allows logged-in users to select their lesson preferences</w:t>
+      </w:r>
+      <w:r>
+        <w:t>.</w:t>
+      </w:r>
+      <w:r>
+        <w:t xml:space="preserve"> Chosen lesson options are highlighted in a darker grey when clicked.</w:t>
+      </w:r>
+      <w:r>
+        <w:t xml:space="preserve"> </w:t>
+      </w:r>
+    </w:p>
+    <w:p>
+      <w:pPr>
+        <w:spacing w:line="360" w:lineRule="auto"/>
+      </w:pPr>
+      <w:r>
+        <w:t xml:space="preserve">The component pairs with a calendar component in the same page to enable logged-in users to book appointments; if any of the required options are not selected, the user cannot book appointments. The </w:t>
+      </w:r>
+      <w:proofErr w:type="spellStart"/>
+      <w:r>
+        <w:rPr>
+          <w:b/>
+          <w:bCs/>
+        </w:rPr>
+        <w:t>FocusedTutorCard</w:t>
+      </w:r>
+      <w:proofErr w:type="spellEnd"/>
+      <w:r>
+        <w:t xml:space="preserve"> also allows the student to </w:t>
+      </w:r>
+      <w:proofErr w:type="gramStart"/>
+      <w:r>
+        <w:t>enter into</w:t>
+      </w:r>
+      <w:proofErr w:type="gramEnd"/>
+      <w:r>
+        <w:t xml:space="preserve"> real-time chat with a tutor by clicking the ‘message tutor’ button; this button is not clickable if a student user is not logged in.</w:t>
+      </w:r>
+    </w:p>
+    <w:p>
+      <w:pPr>
+        <w:spacing w:line="360" w:lineRule="auto"/>
+      </w:pPr>
+      <w:r>
+        <w:t>Beneath the card is a calendar component that allows the user to select an available slot and confirm or cancel a booking.</w:t>
+      </w:r>
+    </w:p>
+    <w:p>
+      <w:pPr>
+        <w:spacing w:line="360" w:lineRule="auto"/>
+        <w:ind w:left="1440" w:firstLine="720"/>
+      </w:pPr>
+      <w:r>
+        <w:drawing>
+          <wp:inline distT="0" distB="0" distL="0" distR="0" wp14:anchorId="786FA399" wp14:editId="11ED2924">
+            <wp:extent cx="3479939" cy="4442603"/>
+            <wp:effectExtent l="0" t="0" r="6350" b="0"/>
+            <wp:docPr id="1236401356" name="Picture 1"/>
+            <wp:cNvGraphicFramePr>
+              <a:graphicFrameLocks xmlns:a="http://schemas.openxmlformats.org/drawingml/2006/main" noChangeAspect="1"/>
+            </wp:cNvGraphicFramePr>
+            <a:graphic xmlns:a="http://schemas.openxmlformats.org/drawingml/2006/main">
+              <a:graphicData uri="http://schemas.openxmlformats.org/drawingml/2006/picture">
+                <pic:pic xmlns:pic="http://schemas.openxmlformats.org/drawingml/2006/picture">
+                  <pic:nvPicPr>
+                    <pic:cNvPr id="1236401356" name=""/>
+                    <pic:cNvPicPr/>
+                  </pic:nvPicPr>
+                  <pic:blipFill>
+                    <a:blip r:embed="rId14"/>
+                    <a:stretch>
+                      <a:fillRect/>
+                    </a:stretch>
+                  </pic:blipFill>
+                  <pic:spPr>
+                    <a:xfrm>
+                      <a:off x="0" y="0"/>
+                      <a:ext cx="3482100" cy="4445362"/>
+                    </a:xfrm>
+                    <a:prstGeom prst="rect">
+                      <a:avLst/>
+                    </a:prstGeom>
+                  </pic:spPr>
+                </pic:pic>
+              </a:graphicData>
+            </a:graphic>
+          </wp:inline>
+        </w:drawing>
+      </w:r>
+    </w:p>
+    <w:p>
+      <w:pPr>
+        <w:spacing w:line="360" w:lineRule="auto"/>
+      </w:pPr>
+      <w:r>
+        <w:tab/>
+      </w:r>
+      <w:r>
+        <w:tab/>
+      </w:r>
+      <w:r>
+        <w:tab/>
+      </w:r>
+      <w:r>
+        <w:tab/>
+      </w:r>
+      <w:r>
+        <w:rPr>
+          <w:b/>
+          <w:bCs/>
+        </w:rPr>
+        <w:t>Fig 2.</w:t>
+      </w:r>
+      <w:r>
+        <w:rPr>
+          <w:b/>
+          <w:bCs/>
+        </w:rPr>
+        <w:t>9</w:t>
+      </w:r>
+      <w:r>
+        <w:t xml:space="preserve"> Tutor search page in mobile view</w:t>
+      </w:r>
+    </w:p>
+    <w:p>
+      <w:pPr>
+        <w:spacing w:line="360" w:lineRule="auto"/>
+        <w:ind w:left="1440" w:firstLine="720"/>
+      </w:pPr>
+      <w:r>
+        <w:lastRenderedPageBreak/>
+        <w:drawing>
+          <wp:inline distT="0" distB="0" distL="0" distR="0" wp14:anchorId="18707752" wp14:editId="3A5BBC78">
+            <wp:extent cx="3424687" cy="3750164"/>
+            <wp:effectExtent l="0" t="0" r="4445" b="3175"/>
+            <wp:docPr id="1095470609" name="Picture 1"/>
+            <wp:cNvGraphicFramePr>
+              <a:graphicFrameLocks xmlns:a="http://schemas.openxmlformats.org/drawingml/2006/main" noChangeAspect="1"/>
+            </wp:cNvGraphicFramePr>
+            <a:graphic xmlns:a="http://schemas.openxmlformats.org/drawingml/2006/main">
+              <a:graphicData uri="http://schemas.openxmlformats.org/drawingml/2006/picture">
+                <pic:pic xmlns:pic="http://schemas.openxmlformats.org/drawingml/2006/picture">
+                  <pic:nvPicPr>
+                    <pic:cNvPr id="1095470609" name=""/>
+                    <pic:cNvPicPr/>
+                  </pic:nvPicPr>
+                  <pic:blipFill>
+                    <a:blip r:embed="rId15"/>
+                    <a:stretch>
+                      <a:fillRect/>
+                    </a:stretch>
+                  </pic:blipFill>
+                  <pic:spPr>
+                    <a:xfrm>
+                      <a:off x="0" y="0"/>
+                      <a:ext cx="3430213" cy="3756215"/>
+                    </a:xfrm>
+                    <a:prstGeom prst="rect">
+                      <a:avLst/>
+                    </a:prstGeom>
+                  </pic:spPr>
+                </pic:pic>
+              </a:graphicData>
+            </a:graphic>
+          </wp:inline>
+        </w:drawing>
+      </w:r>
+    </w:p>
+    <w:p>
+      <w:pPr>
+        <w:spacing w:line="360" w:lineRule="auto"/>
+        <w:ind w:left="1440"/>
+      </w:pPr>
+      <w:r>
+        <w:rPr>
+          <w:b/>
+          <w:bCs/>
+        </w:rPr>
+        <w:t xml:space="preserve"> </w:t>
+      </w:r>
+      <w:r>
+        <w:rPr>
+          <w:b/>
+          <w:bCs/>
+        </w:rPr>
+        <w:t>Fig 2.10</w:t>
+      </w:r>
+      <w:r>
+        <w:t xml:space="preserve"> interactive tutor card used in lesson booking</w:t>
+      </w:r>
+      <w:r>
+        <w:t>. Selected options in darker grey</w:t>
+      </w:r>
+      <w:r>
+        <w:t xml:space="preserve"> </w:t>
+      </w:r>
+    </w:p>
+    <w:p>
+      <w:pPr>
+        <w:pStyle w:val="Heading2"/>
+        <w:spacing w:line="360" w:lineRule="auto"/>
+      </w:pPr>
+      <w:r>
+        <w:t>2.4.1</w:t>
+      </w:r>
+      <w:r>
+        <w:t xml:space="preserve"> </w:t>
+      </w:r>
+      <w:r>
+        <w:t>Real-time chat UI</w:t>
+      </w:r>
+    </w:p>
+    <w:p>
+      <w:pPr>
+        <w:spacing w:line="360" w:lineRule="auto"/>
+      </w:pPr>
+      <w:r>
+        <w:t xml:space="preserve">The </w:t>
+      </w:r>
+      <w:proofErr w:type="spellStart"/>
+      <w:r>
+        <w:rPr>
+          <w:b/>
+          <w:bCs/>
+        </w:rPr>
+        <w:t>FocusedTutorCard</w:t>
+      </w:r>
+      <w:proofErr w:type="spellEnd"/>
+      <w:r>
+        <w:t xml:space="preserve"> </w:t>
+      </w:r>
+      <w:r>
+        <w:t>component also</w:t>
+      </w:r>
+      <w:r>
+        <w:t xml:space="preserve"> allows logged-in users to message tutors directly by clicking the ‘message tutor’ button which brings up a dedicated chat window.</w:t>
+      </w:r>
+      <w:r>
+        <w:t xml:space="preserve"> The chat</w:t>
+      </w:r>
+      <w:r>
+        <w:t xml:space="preserve"> window is designed so that it displays the chat recipient’s name and the room number in the top left and has a close button in the top right.  </w:t>
+      </w:r>
+    </w:p>
+    <w:p>
+      <w:pPr>
+        <w:spacing w:line="360" w:lineRule="auto"/>
+      </w:pPr>
+      <w:r>
+        <w:t xml:space="preserve">A section within the card displays chat messages. Messages from the logged-in user are aligned to the right and have white text on a green background and messages received from the other party are aligned to the left with white text and a blue background </w:t>
+      </w:r>
+      <w:proofErr w:type="gramStart"/>
+      <w:r>
+        <w:t>similar to</w:t>
+      </w:r>
+      <w:proofErr w:type="gramEnd"/>
+      <w:r>
+        <w:t xml:space="preserve"> WhatsApp</w:t>
+      </w:r>
+    </w:p>
+    <w:p>
+      <w:pPr>
+        <w:spacing w:line="360" w:lineRule="auto"/>
+        <w:ind w:left="1440" w:firstLine="720"/>
+      </w:pPr>
+      <w:r>
+        <w:drawing>
+          <wp:inline distT="0" distB="0" distL="0" distR="0" wp14:anchorId="7A1E63C8" wp14:editId="2DF9D9C7">
+            <wp:extent cx="2755900" cy="2467853"/>
+            <wp:effectExtent l="0" t="0" r="6350" b="8890"/>
+            <wp:docPr id="147747341" name="Picture 1"/>
+            <wp:cNvGraphicFramePr>
+              <a:graphicFrameLocks xmlns:a="http://schemas.openxmlformats.org/drawingml/2006/main" noChangeAspect="1"/>
+            </wp:cNvGraphicFramePr>
+            <a:graphic xmlns:a="http://schemas.openxmlformats.org/drawingml/2006/main">
+              <a:graphicData uri="http://schemas.openxmlformats.org/drawingml/2006/picture">
+                <pic:pic xmlns:pic="http://schemas.openxmlformats.org/drawingml/2006/picture">
+                  <pic:nvPicPr>
+                    <pic:cNvPr id="147747341" name=""/>
+                    <pic:cNvPicPr/>
+                  </pic:nvPicPr>
+                  <pic:blipFill>
+                    <a:blip r:embed="rId16"/>
+                    <a:stretch>
+                      <a:fillRect/>
+                    </a:stretch>
+                  </pic:blipFill>
+                  <pic:spPr>
+                    <a:xfrm>
+                      <a:off x="0" y="0"/>
+                      <a:ext cx="2784158" cy="2493157"/>
+                    </a:xfrm>
+                    <a:prstGeom prst="rect">
+                      <a:avLst/>
+                    </a:prstGeom>
+                  </pic:spPr>
+                </pic:pic>
+              </a:graphicData>
+            </a:graphic>
+          </wp:inline>
+        </w:drawing>
+      </w:r>
+    </w:p>
+    <w:p>
+      <w:pPr>
+        <w:spacing w:line="360" w:lineRule="auto"/>
+        <w:ind w:firstLine="720"/>
+      </w:pPr>
+      <w:r>
+        <w:rPr>
+          <w:b/>
+          <w:bCs/>
+        </w:rPr>
+        <w:t>Fig 2.11</w:t>
+      </w:r>
+      <w:r>
+        <w:t xml:space="preserve"> student-tutor chat component with chat history from the perspective of student</w:t>
+      </w:r>
+    </w:p>
+    <w:p>
+      <w:pPr>
+        <w:spacing w:line="360" w:lineRule="auto"/>
+      </w:pPr>
+      <w:r>
+        <w:lastRenderedPageBreak/>
+        <w:t xml:space="preserve">The bottom of the card has a text input and a ‘send’ button so the participant can type in and send their message to the recipient. </w:t>
+      </w:r>
+      <w:r>
+        <w:t xml:space="preserve"> For the chat’s tutor participant, when they log in, the perspective is reversed i.e.  the chat window shows the student’s name, the same room number, the tutor’s messages are right-aligned with green background and white text,</w:t>
+      </w:r>
+      <w:r>
+        <w:t xml:space="preserve"> </w:t>
+      </w:r>
+      <w:r>
+        <w:t xml:space="preserve">and student messages are left-aligned with blue background and white text. </w:t>
+      </w:r>
+      <w:r>
+        <w:t>See fig 2.12.</w:t>
+      </w:r>
+    </w:p>
+    <w:p>
+      <w:pPr>
+        <w:spacing w:line="360" w:lineRule="auto"/>
+      </w:pPr>
+      <w:r>
+        <w:t>The full functionality of this feature is described in chapter 3 section 2.5 and in appendix 1.3.</w:t>
+      </w:r>
+      <w:r>
+        <w:t xml:space="preserve"> </w:t>
+      </w:r>
+    </w:p>
+    <w:p>
+      <w:pPr>
+        <w:spacing w:line="360" w:lineRule="auto"/>
+        <w:ind w:left="1440" w:firstLine="720"/>
+      </w:pPr>
+      <w:r>
+        <w:drawing>
+          <wp:inline distT="0" distB="0" distL="0" distR="0" wp14:anchorId="475A81D5" wp14:editId="3631B626">
+            <wp:extent cx="2711450" cy="2450768"/>
+            <wp:effectExtent l="0" t="0" r="0" b="6985"/>
+            <wp:docPr id="845609677" name="Picture 1"/>
+            <wp:cNvGraphicFramePr>
+              <a:graphicFrameLocks xmlns:a="http://schemas.openxmlformats.org/drawingml/2006/main" noChangeAspect="1"/>
+            </wp:cNvGraphicFramePr>
+            <a:graphic xmlns:a="http://schemas.openxmlformats.org/drawingml/2006/main">
+              <a:graphicData uri="http://schemas.openxmlformats.org/drawingml/2006/picture">
+                <pic:pic xmlns:pic="http://schemas.openxmlformats.org/drawingml/2006/picture">
+                  <pic:nvPicPr>
+                    <pic:cNvPr id="845609677" name=""/>
+                    <pic:cNvPicPr/>
+                  </pic:nvPicPr>
+                  <pic:blipFill>
+                    <a:blip r:embed="rId17"/>
+                    <a:stretch>
+                      <a:fillRect/>
+                    </a:stretch>
+                  </pic:blipFill>
+                  <pic:spPr>
+                    <a:xfrm>
+                      <a:off x="0" y="0"/>
+                      <a:ext cx="2717041" cy="2455822"/>
+                    </a:xfrm>
+                    <a:prstGeom prst="rect">
+                      <a:avLst/>
+                    </a:prstGeom>
+                  </pic:spPr>
+                </pic:pic>
+              </a:graphicData>
+            </a:graphic>
+          </wp:inline>
+        </w:drawing>
+      </w:r>
+    </w:p>
+    <w:p>
+      <w:pPr>
+        <w:spacing w:line="360" w:lineRule="auto"/>
+        <w:ind w:left="1440" w:firstLine="720"/>
+      </w:pPr>
+      <w:r>
+        <w:rPr>
+          <w:b/>
+          <w:bCs/>
+        </w:rPr>
+        <w:t>Fig 2.12</w:t>
+      </w:r>
+      <w:r>
+        <w:t xml:space="preserve"> The </w:t>
+      </w:r>
+      <w:r>
+        <w:t xml:space="preserve">same </w:t>
+      </w:r>
+      <w:r>
+        <w:t xml:space="preserve">chat window from tutor </w:t>
+      </w:r>
+      <w:r>
+        <w:t>perspective</w:t>
+      </w:r>
+    </w:p>
+    <w:p>
+      <w:pPr>
+        <w:pStyle w:val="Heading4"/>
+        <w:spacing w:line="360" w:lineRule="auto"/>
+      </w:pPr>
+      <w:r>
+        <w:t>1.4.3.1 Landing page</w:t>
+      </w:r>
+    </w:p>
+    <w:p>
+      <w:pPr>
+        <w:spacing w:before="200" w:after="0" w:line="360" w:lineRule="auto"/>
+      </w:pPr>
+      <w:r>
+        <w:t>The entry point for all users. It will have a clean and simple design and will summarise the platform’s purpose and key features. There will be prominent buttons or tabs to guide the user to register, login, find a tutor etc.</w:t>
+      </w:r>
+    </w:p>
+    <w:p>
+      <w:pPr>
+        <w:spacing w:before="200" w:after="0" w:line="360" w:lineRule="auto"/>
+      </w:pPr>
+    </w:p>
+    <w:p>
+      <w:pPr>
+        <w:pStyle w:val="Heading4"/>
+        <w:spacing w:line="360" w:lineRule="auto"/>
+      </w:pPr>
+      <w:r>
+        <w:t>1.4.3.2 Student interface</w:t>
+      </w:r>
+    </w:p>
+    <w:p>
+      <w:pPr>
+        <w:spacing w:before="200" w:after="0" w:line="360" w:lineRule="auto"/>
+      </w:pPr>
+      <w:r>
+        <w:t xml:space="preserve">Students will be able to access a dashboard allowing them to search for tutors. Once a tutor is selected, students can view their card containing detailed tutor info, send messages, book lessons, and receive confirmation of booking. </w:t>
+      </w:r>
+    </w:p>
+    <w:p>
+      <w:pPr>
+        <w:pStyle w:val="Heading4"/>
+        <w:spacing w:line="360" w:lineRule="auto"/>
+      </w:pPr>
+      <w:r>
+        <w:t>1.4.3.3 Tutor interface</w:t>
+      </w:r>
+    </w:p>
+    <w:p>
+      <w:pPr>
+        <w:spacing w:before="200" w:after="0" w:line="360" w:lineRule="auto"/>
+      </w:pPr>
+      <w:r>
+        <w:t>The tutor interface will display their profile, upcoming lessons and availability, notifications, and means to check earnings. After registration, tutors will be able to create and amend their profile. They will be able to check for messages received from students.</w:t>
+      </w:r>
+    </w:p>
+    <w:p>
+      <w:pPr>
+        <w:pStyle w:val="Heading4"/>
+        <w:spacing w:line="360" w:lineRule="auto"/>
+      </w:pPr>
+      <w:r>
+        <w:lastRenderedPageBreak/>
+        <w:t>1.4.3.4 Admin interface</w:t>
+      </w:r>
+    </w:p>
+    <w:p>
+      <w:pPr>
+        <w:spacing w:before="200" w:after="0" w:line="360" w:lineRule="auto"/>
+      </w:pPr>
+      <w:r>
+        <w:t>The admin interface will give access to user management tools for approving or rejecting tutor registrations, viewing tutor profiles and removal of any flagged content, deactivating accounts, verifying upload documents. Admins will also have access to site analytics.</w:t>
+      </w:r>
+    </w:p>
+    <w:p>
+      <w:pPr>
+        <w:spacing w:line="360" w:lineRule="auto"/>
+      </w:pPr>
+    </w:p>
+    <w:p>
+      <w:pPr>
+        <w:spacing w:line="360" w:lineRule="auto"/>
+      </w:pPr>
+    </w:p>
+    <w:p>
+      <w:pPr>
+        <w:spacing w:line="360" w:lineRule="auto"/>
+      </w:pPr>
+    </w:p>
+    <w:p>
+      <w:pPr>
+        <w:spacing w:line="360" w:lineRule="auto"/>
+      </w:pPr>
+    </w:p>
+    <w:p>
+      <w:pPr>
+        <w:spacing w:line="360" w:lineRule="auto"/>
+      </w:pPr>
+    </w:p>
+    <w:p>
+      <w:pPr>
+        <w:spacing w:line="360" w:lineRule="auto"/>
+      </w:pPr>
+    </w:p>
+    <w:p>
+      <w:pPr>
+        <w:spacing w:line="360" w:lineRule="auto"/>
+      </w:pPr>
+    </w:p>
+    <w:p>
+      <w:pPr>
+        <w:spacing w:line="360" w:lineRule="auto"/>
+      </w:pPr>
+    </w:p>
+    <w:p>
+      <w:pPr>
+        <w:spacing w:line="360" w:lineRule="auto"/>
+      </w:pPr>
+    </w:p>
+    <w:p>
+      <w:pPr>
+        <w:spacing w:line="360" w:lineRule="auto"/>
+      </w:pPr>
+    </w:p>
+    <w:p>
+      <w:pPr>
+        <w:spacing w:line="360" w:lineRule="auto"/>
+      </w:pPr>
+    </w:p>
+    <w:p>
+      <w:pPr>
+        <w:spacing w:line="360" w:lineRule="auto"/>
+      </w:pPr>
+    </w:p>
+    <w:p>
+      <w:pPr>
+        <w:spacing w:line="360" w:lineRule="auto"/>
+      </w:pPr>
+    </w:p>
+    <w:p>
+      <w:pPr>
+        <w:spacing w:line="360" w:lineRule="auto"/>
+      </w:pPr>
+    </w:p>
+    <w:p>
+      <w:pPr>
+        <w:spacing w:line="360" w:lineRule="auto"/>
+      </w:pPr>
+    </w:p>
+    <w:p>
+      <w:pPr>
+        <w:spacing w:line="360" w:lineRule="auto"/>
+      </w:pPr>
+    </w:p>
+    <w:p>
+      <w:pPr>
+        <w:spacing w:line="360" w:lineRule="auto"/>
+      </w:pPr>
+    </w:p>
+    <w:p>
+      <w:pPr>
+        <w:spacing w:line="360" w:lineRule="auto"/>
+      </w:pPr>
+    </w:p>
+    <w:p>
+      <w:pPr>
+        <w:spacing w:line="360" w:lineRule="auto"/>
+      </w:pPr>
+    </w:p>
+    <w:p>
+      <w:pPr>
+        <w:spacing w:line="360" w:lineRule="auto"/>
+      </w:pPr>
+    </w:p>
+    <w:p>
+      <w:pPr>
+        <w:spacing w:line="360" w:lineRule="auto"/>
+      </w:pPr>
+    </w:p>
+    <w:p>
+      <w:pPr>
+        <w:spacing w:line="360" w:lineRule="auto"/>
+      </w:pPr>
+    </w:p>
+    <w:p>
+      <w:pPr>
+        <w:spacing w:line="360" w:lineRule="auto"/>
+      </w:pPr>
+    </w:p>
+    <w:p>
+      <w:pPr>
+        <w:spacing w:line="360" w:lineRule="auto"/>
+      </w:pPr>
+    </w:p>
+    <w:p>
+      <w:pPr>
+        <w:spacing w:line="360" w:lineRule="auto"/>
+      </w:pPr>
+    </w:p>
+    <w:p>
+      <w:pPr>
+        <w:spacing w:line="360" w:lineRule="auto"/>
+      </w:pPr>
+    </w:p>
+    <w:p>
+      <w:pPr>
+        <w:spacing w:line="360" w:lineRule="auto"/>
+      </w:pPr>
+    </w:p>
+    <w:p>
+      <w:pPr>
+        <w:spacing w:line="360" w:lineRule="auto"/>
+      </w:pPr>
+    </w:p>
+    <w:p>
+      <w:pPr>
+        <w:spacing w:line="360" w:lineRule="auto"/>
+      </w:pPr>
+    </w:p>
+    <w:p>
+      <w:pPr>
+        <w:spacing w:line="360" w:lineRule="auto"/>
+      </w:pPr>
+    </w:p>
+    <w:p>
+      <w:pPr>
+        <w:spacing w:line="360" w:lineRule="auto"/>
+      </w:pPr>
+    </w:p>
+    <w:p>
+      <w:pPr>
+        <w:pStyle w:val="Heading1"/>
+        <w:spacing w:line="360" w:lineRule="auto"/>
+        <w:rPr>
+          <w:b w:val="0"/>
+        </w:rPr>
+      </w:pPr>
+      <w:bookmarkStart w:id="18" w:name="_Toc226910092"/>
+      <w:r>
+        <w:t>Chapter 3: Architecture design and algorithm explanation</w:t>
       </w:r>
       <w:bookmarkEnd w:id="18"/>
     </w:p>
     <w:p>
       <w:pPr>
+        <w:spacing w:line="360" w:lineRule="auto"/>
+      </w:pPr>
+      <w:r>
+        <w:t xml:space="preserve">The project structure follows the industry-standard pattern for web applications of a three-tier, client-server architecture. The three tiers are the frontend presentation layer, built with React.js, the application layer, built with Express/node </w:t>
+      </w:r>
+      <w:proofErr w:type="spellStart"/>
+      <w:r>
+        <w:t>js</w:t>
+      </w:r>
+      <w:proofErr w:type="spellEnd"/>
+      <w:r>
+        <w:t xml:space="preserve">, and the database layer built with PostgreSQL. </w:t>
+      </w:r>
+    </w:p>
+    <w:p>
+      <w:pPr>
+        <w:spacing w:line="360" w:lineRule="auto"/>
+      </w:pPr>
+      <w:r>
+        <w:t>This architecture offers the following advantages</w:t>
+      </w:r>
+      <w:r>
+        <w:rPr>
+          <w:vertAlign w:val="superscript"/>
+        </w:rPr>
+        <w:t>1,2,3</w:t>
+      </w:r>
+      <w:r>
+        <w:t xml:space="preserve"> </w:t>
+      </w:r>
+    </w:p>
+    <w:p>
+      <w:pPr>
+        <w:spacing w:line="360" w:lineRule="auto"/>
+      </w:pPr>
+      <w:r>
+        <w:rPr>
+          <w:b/>
+          <w:bCs/>
+        </w:rPr>
+        <w:t>Separation of concerns.</w:t>
+      </w:r>
+      <w:r>
+        <w:t xml:space="preserve"> The user interface, business logic, and database can be developed, maintained, and tested independently without interfering with each other.</w:t>
+      </w:r>
+    </w:p>
+    <w:p>
+      <w:pPr>
+        <w:spacing w:line="360" w:lineRule="auto"/>
+      </w:pPr>
+      <w:r>
+        <w:rPr>
+          <w:b/>
+          <w:bCs/>
+        </w:rPr>
+        <w:t xml:space="preserve">Scalability. </w:t>
+      </w:r>
+      <w:r>
+        <w:t>As demand increases, additional servers can be added to handle more users and requests, but this has a cost disadvantage.</w:t>
+      </w:r>
+    </w:p>
+    <w:p>
+      <w:pPr>
+        <w:spacing w:line="360" w:lineRule="auto"/>
+      </w:pPr>
+      <w:r>
+        <w:rPr>
+          <w:b/>
+          <w:bCs/>
+        </w:rPr>
+        <w:t>Security.</w:t>
+      </w:r>
+      <w:r>
+        <w:t xml:space="preserve"> The frontend cannot directly communicate with the database; instead, all requests are routed through the application layer which runs validation, authentication and authorisation checks as well as error handling. Only if business logic requirements are met will a database operation be performed.</w:t>
+      </w:r>
+    </w:p>
+    <w:p>
+      <w:pPr>
         <w:spacing w:before="200" w:after="0" w:line="360" w:lineRule="auto"/>
       </w:pPr>
       <w:r>
-        <w:t>The UI must be intuitive, user-friendly, responsive, and designed to meet the needs of users. Users should be able to easily navigate the system and complete their intended tasks efficiently regardless of the device they are using. All pages will have consistent branding and colour and formatting.</w:t>
-      </w:r>
-    </w:p>
-    <w:p>
-      <w:pPr>
-        <w:pStyle w:val="Heading4"/>
-        <w:spacing w:line="360" w:lineRule="auto"/>
-      </w:pPr>
-      <w:r>
-        <w:t>1.4</w:t>
-      </w:r>
-      <w:r>
-        <w:t>.</w:t>
-      </w:r>
-      <w:r>
-        <w:t>3.1</w:t>
-      </w:r>
-      <w:r>
-        <w:t xml:space="preserve"> Landing page</w:t>
-      </w:r>
-    </w:p>
-    <w:p>
-      <w:pPr>
-        <w:spacing w:before="200" w:after="0" w:line="360" w:lineRule="auto"/>
-      </w:pPr>
-      <w:r>
-        <w:t>The entry point for all users. It will have a clean and simple design and will summarise the platform’s purpose and key features. There will be prominent buttons or tabs to guide the user to register, login, find a tutor etc.</w:t>
-      </w:r>
-    </w:p>
-    <w:p>
-      <w:pPr>
-        <w:pStyle w:val="Heading4"/>
-        <w:spacing w:line="360" w:lineRule="auto"/>
-      </w:pPr>
-      <w:r>
-        <w:t>1.4</w:t>
-      </w:r>
-      <w:r>
-        <w:t>.</w:t>
-      </w:r>
-      <w:r>
-        <w:t>3.2</w:t>
-      </w:r>
-      <w:r>
-        <w:t xml:space="preserve"> Student interface</w:t>
-      </w:r>
-    </w:p>
-    <w:p>
-      <w:pPr>
-        <w:spacing w:before="200" w:after="0" w:line="360" w:lineRule="auto"/>
-      </w:pPr>
-      <w:r>
-        <w:t xml:space="preserve">Students will be able to access a dashboard allowing them to search for tutors. Once a tutor is selected, students can view their card containing detailed </w:t>
-      </w:r>
-      <w:r>
-        <w:t>tutor</w:t>
-      </w:r>
-      <w:r>
-        <w:t xml:space="preserve"> info, send messages, book lessons, and receive conf</w:t>
-      </w:r>
-      <w:r>
-        <w:t>i</w:t>
-      </w:r>
-      <w:r>
-        <w:t>rmation of booking.</w:t>
-      </w:r>
-      <w:r>
-        <w:t xml:space="preserve"> </w:t>
-      </w:r>
-    </w:p>
-    <w:p>
-      <w:pPr>
-        <w:pStyle w:val="Heading4"/>
-        <w:spacing w:line="360" w:lineRule="auto"/>
-      </w:pPr>
-      <w:r>
-        <w:t>1.4.3.3 Tutor interface</w:t>
-      </w:r>
-    </w:p>
-    <w:p>
-      <w:pPr>
-        <w:spacing w:before="200" w:after="0" w:line="360" w:lineRule="auto"/>
-      </w:pPr>
-      <w:r>
-        <w:t>The tutor</w:t>
-      </w:r>
-      <w:r>
-        <w:t xml:space="preserve"> interface will display their profile, upcoming lessons and availability, notifications, and means to check earnings. After registration, tutors will be able to create and amend their profile</w:t>
-      </w:r>
-      <w:r>
-        <w:t xml:space="preserve">. </w:t>
-      </w:r>
-      <w:r>
-        <w:t xml:space="preserve">They will be able to </w:t>
-      </w:r>
-      <w:r>
-        <w:t>check for messages received from students</w:t>
-      </w:r>
-      <w:r>
-        <w:t>.</w:t>
-      </w:r>
-    </w:p>
-    <w:p>
-      <w:pPr>
-        <w:pStyle w:val="Heading4"/>
-        <w:spacing w:line="360" w:lineRule="auto"/>
-      </w:pPr>
-      <w:r>
-        <w:t>1.4.3.4 Admin interface</w:t>
-      </w:r>
-    </w:p>
-    <w:p>
-      <w:pPr>
-        <w:spacing w:before="200" w:after="0" w:line="360" w:lineRule="auto"/>
-      </w:pPr>
-      <w:r>
-        <w:t>The admin interface will give access to user management tools for approving or rejecting tutor registrations, viewing tutor profiles and removal of any flagged content, deactivating accounts, verifying upload documents. Admins will also have access to site analytics.</w:t>
-      </w:r>
-    </w:p>
-    <w:p/>
-    <w:p/>
-    <w:p/>
-    <w:p/>
-    <w:p/>
-    <w:p/>
-    <w:p/>
-    <w:p/>
-    <w:p/>
-    <w:p/>
-    <w:p/>
-    <w:p/>
-    <w:p/>
-    <w:p/>
-    <w:p/>
-    <w:p/>
-    <w:p/>
-    <w:p/>
-    <w:p/>
-    <w:p/>
-    <w:p/>
-    <w:p/>
-    <w:p/>
-    <w:p/>
-    <w:p/>
-    <w:p/>
-    <w:p/>
-    <w:p/>
-    <w:p/>
-    <w:p/>
-    <w:p/>
-    <w:p>
-      <w:pPr>
-        <w:pStyle w:val="Heading1"/>
-        <w:spacing w:line="360" w:lineRule="auto"/>
-        <w:rPr>
-          <w:b w:val="0"/>
-        </w:rPr>
-      </w:pPr>
-      <w:bookmarkStart w:id="19" w:name="_Toc226910092"/>
-      <w:r>
-        <w:t>Chapter 3: Architecture design and algorithm explanation</w:t>
+        <w:t>Building such a large project requires numerous development tools for front-end, back-end, and the database. The chosen tools and reasoning are as follows:</w:t>
+      </w:r>
+    </w:p>
+    <w:p>
+      <w:pPr>
+        <w:pStyle w:val="Heading2"/>
+        <w:spacing w:line="360" w:lineRule="auto"/>
+        <w:rPr>
+          <w:szCs w:val="24"/>
+        </w:rPr>
+      </w:pPr>
+      <w:bookmarkStart w:id="19" w:name="_Toc226910093"/>
+      <w:r>
+        <w:rPr>
+          <w:szCs w:val="24"/>
+        </w:rPr>
+        <w:t>3.1 Project structure</w:t>
       </w:r>
       <w:bookmarkEnd w:id="19"/>
-    </w:p>
-    <w:p>
-      <w:pPr>
-        <w:spacing w:line="360" w:lineRule="auto"/>
-      </w:pPr>
-      <w:r>
-        <w:t xml:space="preserve">The project structure follows the industry-standard pattern for web applications of a three-tier, client-server architecture. The three tiers are the frontend presentation layer, built with React.js, the application layer, built with Express/node </w:t>
-      </w:r>
-      <w:proofErr w:type="spellStart"/>
-      <w:r>
-        <w:t>js</w:t>
-      </w:r>
-      <w:proofErr w:type="spellEnd"/>
-      <w:r>
-        <w:t xml:space="preserve">, and the database layer built with PostgreSQL. </w:t>
-      </w:r>
-    </w:p>
-    <w:p>
-      <w:pPr>
-        <w:spacing w:line="360" w:lineRule="auto"/>
-      </w:pPr>
-      <w:r>
-        <w:t>This architecture offers the following advantages</w:t>
-      </w:r>
-      <w:r>
-        <w:rPr>
-          <w:vertAlign w:val="superscript"/>
-        </w:rPr>
-        <w:t>1,2,3</w:t>
-      </w:r>
-      <w:r>
-        <w:t xml:space="preserve"> </w:t>
-      </w:r>
-    </w:p>
-    <w:p>
-      <w:pPr>
-        <w:spacing w:line="360" w:lineRule="auto"/>
-      </w:pPr>
-      <w:r>
-        <w:rPr>
-          <w:b/>
-          <w:bCs/>
-        </w:rPr>
-        <w:t>Separation of concerns.</w:t>
-      </w:r>
-      <w:r>
-        <w:t xml:space="preserve"> The user interface, business logic, and database can be developed, maintained, and tested independently without interfering with each other.</w:t>
-      </w:r>
-    </w:p>
-    <w:p>
-      <w:pPr>
-        <w:spacing w:line="360" w:lineRule="auto"/>
-      </w:pPr>
-      <w:r>
-        <w:rPr>
-          <w:b/>
-          <w:bCs/>
-        </w:rPr>
-        <w:t xml:space="preserve">Scalability. </w:t>
-      </w:r>
-      <w:r>
-        <w:t>As demand increases, additional servers can be added to handle more users and requests, but this has a cost disadvantage.</w:t>
-      </w:r>
-    </w:p>
-    <w:p>
-      <w:pPr>
-        <w:spacing w:line="360" w:lineRule="auto"/>
-      </w:pPr>
-      <w:r>
-        <w:rPr>
-          <w:b/>
-          <w:bCs/>
-        </w:rPr>
-        <w:t>Security.</w:t>
-      </w:r>
-      <w:r>
-        <w:t xml:space="preserve"> The frontend cannot directly communicate with the database; instead, all requests are routed through the application layer which runs validation, authentication and authorisation checks as well as error handling. Only if business logic requirements are met will a database operation be performed.</w:t>
-      </w:r>
-    </w:p>
-    <w:p>
-      <w:pPr>
-        <w:spacing w:before="200" w:after="0" w:line="360" w:lineRule="auto"/>
-      </w:pPr>
-      <w:r>
-        <w:t>Building such a large project requires numerous development tools for front-end, back-end, and the database. The chosen tools and reasoning are as follows:</w:t>
-      </w:r>
-    </w:p>
-    <w:p>
-      <w:pPr>
-        <w:pStyle w:val="Heading2"/>
-        <w:spacing w:line="360" w:lineRule="auto"/>
-        <w:rPr>
-          <w:szCs w:val="24"/>
-        </w:rPr>
-      </w:pPr>
-      <w:bookmarkStart w:id="20" w:name="_Toc226910093"/>
-      <w:r>
-        <w:rPr>
-          <w:szCs w:val="24"/>
-        </w:rPr>
-        <w:lastRenderedPageBreak/>
-        <w:t>3.1 Project structure</w:t>
-      </w:r>
-      <w:bookmarkEnd w:id="20"/>
     </w:p>
     <w:p>
       <w:pPr>
@@ -5978,7 +7710,7 @@
                     <pic:cNvPicPr/>
                   </pic:nvPicPr>
                   <pic:blipFill>
-                    <a:blip r:embed="rId6"/>
+                    <a:blip r:embed="rId18"/>
                     <a:stretch>
                       <a:fillRect/>
                     </a:stretch>
@@ -6030,8 +7762,9 @@
         <w:pStyle w:val="Heading3"/>
         <w:spacing w:line="360" w:lineRule="auto"/>
       </w:pPr>
-      <w:bookmarkStart w:id="21" w:name="_Toc226910094"/>
-      <w:r>
+      <w:bookmarkStart w:id="20" w:name="_Toc226910094"/>
+      <w:r>
+        <w:lastRenderedPageBreak/>
         <w:t>3.1.</w:t>
       </w:r>
       <w:r>
@@ -6040,7 +7773,7 @@
       <w:r>
         <w:t xml:space="preserve"> Backend Overview</w:t>
       </w:r>
-      <w:bookmarkEnd w:id="21"/>
+      <w:bookmarkEnd w:id="20"/>
     </w:p>
     <w:p>
       <w:pPr>
@@ -6104,7 +7837,7 @@
                     <pic:cNvPicPr/>
                   </pic:nvPicPr>
                   <pic:blipFill>
-                    <a:blip r:embed="rId7"/>
+                    <a:blip r:embed="rId19"/>
                     <a:stretch>
                       <a:fillRect/>
                     </a:stretch>
@@ -6264,188 +7997,185 @@
         <w:spacing w:line="360" w:lineRule="auto"/>
       </w:pPr>
       <w:r>
-        <w:t xml:space="preserve">This folder contains modularised controllers for handling requests to API endpoints. The modularised approach was employed as some endpoints have complicated business logic. Modularising improves code </w:t>
-      </w:r>
-      <w:r>
+        <w:t xml:space="preserve">This folder contains modularised controllers for handling requests to API endpoints. The modularised approach was employed as some endpoints have complicated business logic. Modularising improves code readability as well as testability and debugging. Controllers have been classified by endpoint type e.g. </w:t>
+      </w:r>
+      <w:proofErr w:type="spellStart"/>
+      <w:r>
+        <w:rPr>
+          <w:b/>
+          <w:bCs/>
+        </w:rPr>
+        <w:t>authController.mjs</w:t>
+      </w:r>
+      <w:proofErr w:type="spellEnd"/>
+      <w:r>
+        <w:t xml:space="preserve"> for authorisation, </w:t>
+      </w:r>
+      <w:proofErr w:type="spellStart"/>
+      <w:r>
+        <w:rPr>
+          <w:b/>
+          <w:bCs/>
+        </w:rPr>
+        <w:t>registrationControllers.mjs</w:t>
+      </w:r>
+      <w:proofErr w:type="spellEnd"/>
+      <w:r>
+        <w:t xml:space="preserve"> for registration etc.</w:t>
+      </w:r>
+    </w:p>
+    <w:p>
+      <w:pPr>
+        <w:spacing w:line="360" w:lineRule="auto"/>
+        <w:rPr>
+          <w:b/>
+          <w:bCs/>
+          <w:color w:val="215E99" w:themeColor="text2" w:themeTint="BF"/>
+        </w:rPr>
+      </w:pPr>
+      <w:r>
+        <w:rPr>
+          <w:b/>
+          <w:bCs/>
+          <w:color w:val="215E99" w:themeColor="text2" w:themeTint="BF"/>
+        </w:rPr>
+        <w:t>Middleware</w:t>
+      </w:r>
+    </w:p>
+    <w:p>
+      <w:pPr>
+        <w:spacing w:line="360" w:lineRule="auto"/>
+      </w:pPr>
+      <w:r>
+        <w:t xml:space="preserve">This folder contains </w:t>
+      </w:r>
+      <w:proofErr w:type="spellStart"/>
+      <w:r>
+        <w:rPr>
+          <w:b/>
+          <w:bCs/>
+        </w:rPr>
+        <w:t>authMiddleware.mjs</w:t>
+      </w:r>
+      <w:proofErr w:type="spellEnd"/>
+      <w:r>
+        <w:t xml:space="preserve"> which defines the </w:t>
+      </w:r>
+      <w:r>
+        <w:rPr>
+          <w:b/>
+          <w:bCs/>
+        </w:rPr>
+        <w:t>protect</w:t>
+      </w:r>
+      <w:r>
+        <w:t xml:space="preserve"> middleware for protecting routes so only logged-in users with a valid JWT can access them. It also contains the </w:t>
+      </w:r>
+      <w:proofErr w:type="spellStart"/>
+      <w:r>
+        <w:rPr>
+          <w:b/>
+          <w:bCs/>
+        </w:rPr>
+        <w:t>globalErrorHandler</w:t>
+      </w:r>
+      <w:proofErr w:type="spellEnd"/>
+      <w:r>
+        <w:t xml:space="preserve"> function used in </w:t>
+      </w:r>
+      <w:proofErr w:type="spellStart"/>
+      <w:r>
+        <w:rPr>
+          <w:b/>
+          <w:bCs/>
+        </w:rPr>
+        <w:t>server.mjs</w:t>
+      </w:r>
+      <w:proofErr w:type="spellEnd"/>
+      <w:r>
+        <w:t>.</w:t>
+      </w:r>
+    </w:p>
+    <w:p>
+      <w:pPr>
+        <w:spacing w:line="360" w:lineRule="auto"/>
+        <w:rPr>
+          <w:b/>
+          <w:bCs/>
+          <w:color w:val="215E99" w:themeColor="text2" w:themeTint="BF"/>
+        </w:rPr>
+      </w:pPr>
+      <w:r>
+        <w:rPr>
+          <w:b/>
+          <w:bCs/>
+          <w:color w:val="215E99" w:themeColor="text2" w:themeTint="BF"/>
+        </w:rPr>
+        <w:t>Queries</w:t>
+      </w:r>
+    </w:p>
+    <w:p>
+      <w:pPr>
+        <w:spacing w:line="360" w:lineRule="auto"/>
+      </w:pPr>
+      <w:r>
+        <w:t>This folder contains many parametrised SQL queries in .</w:t>
+      </w:r>
+      <w:proofErr w:type="spellStart"/>
+      <w:r>
+        <w:t>sql</w:t>
+      </w:r>
+      <w:proofErr w:type="spellEnd"/>
+      <w:r>
+        <w:t xml:space="preserve"> files. The </w:t>
+      </w:r>
+      <w:proofErr w:type="spellStart"/>
+      <w:r>
+        <w:rPr>
+          <w:b/>
+          <w:bCs/>
+        </w:rPr>
+        <w:t>load.sql</w:t>
+      </w:r>
+      <w:proofErr w:type="spellEnd"/>
+      <w:r>
+        <w:t xml:space="preserve"> function is defined here; it is used to read the .</w:t>
+      </w:r>
+      <w:proofErr w:type="spellStart"/>
+      <w:r>
+        <w:t>sql</w:t>
+      </w:r>
+      <w:proofErr w:type="spellEnd"/>
+      <w:r>
+        <w:t xml:space="preserve"> files and convert them to text for use with the </w:t>
+      </w:r>
+      <w:r>
+        <w:rPr>
+          <w:b/>
+          <w:bCs/>
+        </w:rPr>
+        <w:t>query</w:t>
+      </w:r>
+      <w:r>
+        <w:t xml:space="preserve"> function.</w:t>
+      </w:r>
+    </w:p>
+    <w:p>
+      <w:pPr>
+        <w:spacing w:line="360" w:lineRule="auto"/>
+        <w:rPr>
+          <w:b/>
+          <w:bCs/>
+          <w:color w:val="215E99" w:themeColor="text2" w:themeTint="BF"/>
+        </w:rPr>
+      </w:pPr>
+      <w:r>
+        <w:rPr>
+          <w:b/>
+          <w:bCs/>
+          <w:color w:val="215E99" w:themeColor="text2" w:themeTint="BF"/>
+        </w:rPr>
         <w:lastRenderedPageBreak/>
-        <w:t xml:space="preserve">readability as well as testability and debugging. Controllers have been classified by endpoint type e.g. </w:t>
-      </w:r>
-      <w:proofErr w:type="spellStart"/>
-      <w:r>
-        <w:rPr>
-          <w:b/>
-          <w:bCs/>
-        </w:rPr>
-        <w:t>authController.mjs</w:t>
-      </w:r>
-      <w:proofErr w:type="spellEnd"/>
-      <w:r>
-        <w:t xml:space="preserve"> for authorisation, </w:t>
-      </w:r>
-      <w:proofErr w:type="spellStart"/>
-      <w:r>
-        <w:rPr>
-          <w:b/>
-          <w:bCs/>
-        </w:rPr>
-        <w:t>registrationControllers.mjs</w:t>
-      </w:r>
-      <w:proofErr w:type="spellEnd"/>
-      <w:r>
-        <w:t xml:space="preserve"> for registration etc.</w:t>
-      </w:r>
-    </w:p>
-    <w:p>
-      <w:pPr>
-        <w:spacing w:line="360" w:lineRule="auto"/>
-        <w:rPr>
-          <w:b/>
-          <w:bCs/>
-          <w:color w:val="215E99" w:themeColor="text2" w:themeTint="BF"/>
-        </w:rPr>
-      </w:pPr>
-      <w:r>
-        <w:rPr>
-          <w:b/>
-          <w:bCs/>
-          <w:color w:val="215E99" w:themeColor="text2" w:themeTint="BF"/>
-        </w:rPr>
-        <w:t>Middleware</w:t>
-      </w:r>
-    </w:p>
-    <w:p>
-      <w:pPr>
-        <w:spacing w:line="360" w:lineRule="auto"/>
-      </w:pPr>
-      <w:r>
-        <w:t xml:space="preserve">This folder contains </w:t>
-      </w:r>
-      <w:proofErr w:type="spellStart"/>
-      <w:r>
-        <w:rPr>
-          <w:b/>
-          <w:bCs/>
-        </w:rPr>
-        <w:t>authMiddleware.mjs</w:t>
-      </w:r>
-      <w:proofErr w:type="spellEnd"/>
-      <w:r>
-        <w:t xml:space="preserve"> which defines the </w:t>
-      </w:r>
-      <w:r>
-        <w:rPr>
-          <w:b/>
-          <w:bCs/>
-        </w:rPr>
-        <w:t>protect</w:t>
-      </w:r>
-      <w:r>
-        <w:t xml:space="preserve"> middleware for protecting routes so only logged-in users with a valid JWT can access them. It also contains the </w:t>
-      </w:r>
-      <w:proofErr w:type="spellStart"/>
-      <w:r>
-        <w:rPr>
-          <w:b/>
-          <w:bCs/>
-        </w:rPr>
-        <w:t>globalErrorHandler</w:t>
-      </w:r>
-      <w:proofErr w:type="spellEnd"/>
-      <w:r>
-        <w:t xml:space="preserve"> function used in </w:t>
-      </w:r>
-      <w:proofErr w:type="spellStart"/>
-      <w:r>
-        <w:rPr>
-          <w:b/>
-          <w:bCs/>
-        </w:rPr>
-        <w:t>server.mjs</w:t>
-      </w:r>
-      <w:proofErr w:type="spellEnd"/>
-      <w:r>
-        <w:t>.</w:t>
-      </w:r>
-    </w:p>
-    <w:p>
-      <w:pPr>
-        <w:spacing w:line="360" w:lineRule="auto"/>
-        <w:rPr>
-          <w:b/>
-          <w:bCs/>
-          <w:color w:val="215E99" w:themeColor="text2" w:themeTint="BF"/>
-        </w:rPr>
-      </w:pPr>
-      <w:r>
-        <w:rPr>
-          <w:b/>
-          <w:bCs/>
-          <w:color w:val="215E99" w:themeColor="text2" w:themeTint="BF"/>
-        </w:rPr>
-        <w:t>Queries</w:t>
-      </w:r>
-    </w:p>
-    <w:p>
-      <w:pPr>
-        <w:spacing w:line="360" w:lineRule="auto"/>
-      </w:pPr>
-      <w:r>
-        <w:t>This folder contains many parametrised SQL queries in .</w:t>
-      </w:r>
-      <w:proofErr w:type="spellStart"/>
-      <w:r>
-        <w:t>sql</w:t>
-      </w:r>
-      <w:proofErr w:type="spellEnd"/>
-      <w:r>
-        <w:t xml:space="preserve"> files. The </w:t>
-      </w:r>
-      <w:proofErr w:type="spellStart"/>
-      <w:r>
-        <w:rPr>
-          <w:b/>
-          <w:bCs/>
-        </w:rPr>
-        <w:t>load.sql</w:t>
-      </w:r>
-      <w:proofErr w:type="spellEnd"/>
-      <w:r>
-        <w:t xml:space="preserve"> function is defined here; it is used to read the .</w:t>
-      </w:r>
-      <w:proofErr w:type="spellStart"/>
-      <w:r>
-        <w:t>sql</w:t>
-      </w:r>
-      <w:proofErr w:type="spellEnd"/>
-      <w:r>
-        <w:t xml:space="preserve"> files and convert them to text for use with the </w:t>
-      </w:r>
-      <w:r>
-        <w:rPr>
-          <w:b/>
-          <w:bCs/>
-        </w:rPr>
-        <w:t>query</w:t>
-      </w:r>
-      <w:r>
-        <w:t xml:space="preserve"> function.</w:t>
-      </w:r>
-    </w:p>
-    <w:p>
-      <w:pPr>
-        <w:spacing w:line="360" w:lineRule="auto"/>
-        <w:rPr>
-          <w:b/>
-          <w:bCs/>
-          <w:color w:val="215E99" w:themeColor="text2" w:themeTint="BF"/>
-        </w:rPr>
-      </w:pPr>
-      <w:r>
-        <w:rPr>
-          <w:b/>
-          <w:bCs/>
-          <w:color w:val="215E99" w:themeColor="text2" w:themeTint="BF"/>
-        </w:rPr>
         <w:t>Routes</w:t>
       </w:r>
     </w:p>
@@ -6796,42 +8526,39 @@
         <w:t>CORS</w:t>
       </w:r>
       <w:r>
-        <w:t xml:space="preserve"> for both. It also sets up middleware to allow parsing of JSON-formatted </w:t>
-      </w:r>
-      <w:r>
+        <w:t xml:space="preserve"> for both. It also sets up middleware to allow parsing of JSON-formatted client requests cookie parsing for use with </w:t>
+      </w:r>
+      <w:r>
+        <w:rPr>
+          <w:b/>
+          <w:bCs/>
+        </w:rPr>
+        <w:t>JWT</w:t>
+      </w:r>
+      <w:r>
+        <w:t xml:space="preserve"> authentication, and to support real-time chat functionality via socket.io middleware and event listeners. Dedicated routers with associated handlers are imported to handle client HTTP</w:t>
+      </w:r>
+      <w:r>
+        <w:rPr>
+          <w:b/>
+          <w:bCs/>
+        </w:rPr>
+        <w:t xml:space="preserve"> </w:t>
+      </w:r>
+      <w:r>
+        <w:t>requests, and a global error handler is set up to shape errors before sending to frontend. Code is shown in figs 3.3. and 3.4 below.</w:t>
+      </w:r>
+    </w:p>
+    <w:p>
+      <w:pPr>
+        <w:spacing w:line="360" w:lineRule="auto"/>
+        <w:ind w:firstLine="720"/>
+      </w:pPr>
+      <w:r>
+        <w:rPr>
+          <w:noProof/>
+        </w:rPr>
         <w:lastRenderedPageBreak/>
-        <w:t xml:space="preserve">client requests cookie parsing for use with </w:t>
-      </w:r>
-      <w:r>
-        <w:rPr>
-          <w:b/>
-          <w:bCs/>
-        </w:rPr>
-        <w:t>JWT</w:t>
-      </w:r>
-      <w:r>
-        <w:t xml:space="preserve"> authentication, and to support real-time chat functionality via socket.io middleware and event listeners. Dedicated routers with associated handlers are imported to handle client HTTP</w:t>
-      </w:r>
-      <w:r>
-        <w:rPr>
-          <w:b/>
-          <w:bCs/>
-        </w:rPr>
-        <w:t xml:space="preserve"> </w:t>
-      </w:r>
-      <w:r>
-        <w:t>requests, and a global error handler is set up to shape errors before sending to frontend. Code is shown in figs 3.3. and 3.4 below.</w:t>
-      </w:r>
-    </w:p>
-    <w:p>
-      <w:pPr>
-        <w:spacing w:line="360" w:lineRule="auto"/>
-        <w:ind w:firstLine="720"/>
-      </w:pPr>
-      <w:r>
-        <w:rPr>
-          <w:noProof/>
-        </w:rPr>
         <w:drawing>
           <wp:inline distT="0" distB="0" distL="0" distR="0" wp14:anchorId="1521D67C" wp14:editId="4E2E0818">
             <wp:extent cx="4441991" cy="2542358"/>
@@ -6848,7 +8575,7 @@
                     <pic:cNvPicPr/>
                   </pic:nvPicPr>
                   <pic:blipFill>
-                    <a:blip r:embed="rId8"/>
+                    <a:blip r:embed="rId20"/>
                     <a:stretch>
                       <a:fillRect/>
                     </a:stretch>
@@ -6920,7 +8647,7 @@
                     <pic:cNvPicPr/>
                   </pic:nvPicPr>
                   <pic:blipFill>
-                    <a:blip r:embed="rId9"/>
+                    <a:blip r:embed="rId21"/>
                     <a:stretch>
                       <a:fillRect/>
                     </a:stretch>
@@ -6999,7 +8726,7 @@
         <w:pStyle w:val="Heading3"/>
         <w:spacing w:line="360" w:lineRule="auto"/>
       </w:pPr>
-      <w:bookmarkStart w:id="22" w:name="_Toc226910095"/>
+      <w:bookmarkStart w:id="21" w:name="_Toc226910095"/>
       <w:r>
         <w:t>3.1.</w:t>
       </w:r>
@@ -7012,7 +8739,7 @@
       <w:r>
         <w:t>Frontend overview</w:t>
       </w:r>
-      <w:bookmarkEnd w:id="22"/>
+      <w:bookmarkEnd w:id="21"/>
     </w:p>
     <w:p>
       <w:pPr>
@@ -7048,7 +8775,7 @@
                     <pic:cNvPicPr/>
                   </pic:nvPicPr>
                   <pic:blipFill>
-                    <a:blip r:embed="rId10"/>
+                    <a:blip r:embed="rId22"/>
                     <a:stretch>
                       <a:fillRect/>
                     </a:stretch>
@@ -7742,7 +9469,7 @@
                     <pic:cNvPicPr/>
                   </pic:nvPicPr>
                   <pic:blipFill>
-                    <a:blip r:embed="rId11"/>
+                    <a:blip r:embed="rId23"/>
                     <a:stretch>
                       <a:fillRect/>
                     </a:stretch>
@@ -7954,7 +9681,7 @@
                     <pic:cNvPicPr/>
                   </pic:nvPicPr>
                   <pic:blipFill>
-                    <a:blip r:embed="rId12"/>
+                    <a:blip r:embed="rId24"/>
                     <a:stretch>
                       <a:fillRect/>
                     </a:stretch>
@@ -8164,7 +9891,7 @@
                     <pic:cNvPicPr/>
                   </pic:nvPicPr>
                   <pic:blipFill>
-                    <a:blip r:embed="rId13"/>
+                    <a:blip r:embed="rId25"/>
                     <a:stretch>
                       <a:fillRect/>
                     </a:stretch>
@@ -8308,7 +10035,7 @@
                     <pic:cNvPicPr/>
                   </pic:nvPicPr>
                   <pic:blipFill>
-                    <a:blip r:embed="rId14"/>
+                    <a:blip r:embed="rId26"/>
                     <a:stretch>
                       <a:fillRect/>
                     </a:stretch>
@@ -8527,7 +10254,7 @@
         <w:pStyle w:val="Heading3"/>
         <w:spacing w:line="360" w:lineRule="auto"/>
       </w:pPr>
-      <w:bookmarkStart w:id="23" w:name="_Toc226910096"/>
+      <w:bookmarkStart w:id="22" w:name="_Toc226910096"/>
       <w:r>
         <w:lastRenderedPageBreak/>
         <w:t>3.1.</w:t>
@@ -8538,7 +10265,7 @@
       <w:r>
         <w:t xml:space="preserve"> Database overview</w:t>
       </w:r>
-      <w:bookmarkEnd w:id="23"/>
+      <w:bookmarkEnd w:id="22"/>
     </w:p>
     <w:p>
       <w:pPr>
@@ -8568,7 +10295,15 @@
         <w:spacing w:line="360" w:lineRule="auto"/>
       </w:pPr>
       <w:r>
-        <w:t>The design was done iteratively with new tables being added to support new functionality. First was registration and login, then</w:t>
+        <w:t xml:space="preserve">The design was done iteratively with new tables being added to support new functionality. First </w:t>
+      </w:r>
+      <w:proofErr w:type="gramStart"/>
+      <w:r>
+        <w:t>was</w:t>
+      </w:r>
+      <w:proofErr w:type="gramEnd"/>
+      <w:r>
+        <w:t xml:space="preserve"> registration and login, then</w:t>
       </w:r>
       <w:r>
         <w:t xml:space="preserve"> tutor searching and</w:t>
@@ -8616,7 +10351,7 @@
                     </pic:cNvPicPr>
                   </pic:nvPicPr>
                   <pic:blipFill>
-                    <a:blip r:embed="rId15">
+                    <a:blip r:embed="rId27">
                       <a:extLst>
                         <a:ext uri="{28A0092B-C50C-407E-A947-70E740481C1C}">
                           <a14:useLocalDpi xmlns:a14="http://schemas.microsoft.com/office/drawing/2010/main" val="0"/>
@@ -8876,7 +10611,7 @@
         <w:pStyle w:val="Heading2"/>
         <w:spacing w:line="360" w:lineRule="auto"/>
       </w:pPr>
-      <w:bookmarkStart w:id="24" w:name="_Toc226910097"/>
+      <w:bookmarkStart w:id="23" w:name="_Toc226910097"/>
       <w:r>
         <w:lastRenderedPageBreak/>
         <w:t xml:space="preserve">3.2 </w:t>
@@ -8884,29 +10619,29 @@
       <w:r>
         <w:t>System Functionality</w:t>
       </w:r>
+      <w:bookmarkEnd w:id="23"/>
+    </w:p>
+    <w:p>
+      <w:pPr>
+        <w:spacing w:line="360" w:lineRule="auto"/>
+      </w:pPr>
+      <w:r>
+        <w:t>This section will explain in detail the implementation of the key functionality of registration and login, lesson booking, and real-time webchat.</w:t>
+      </w:r>
+    </w:p>
+    <w:p>
+      <w:pPr>
+        <w:pStyle w:val="Heading3"/>
+        <w:spacing w:line="360" w:lineRule="auto"/>
+      </w:pPr>
+      <w:bookmarkStart w:id="24" w:name="_Toc226910098"/>
+      <w:r>
+        <w:t xml:space="preserve">3.2.1 </w:t>
+      </w:r>
+      <w:r>
+        <w:t>User registration</w:t>
+      </w:r>
       <w:bookmarkEnd w:id="24"/>
-    </w:p>
-    <w:p>
-      <w:pPr>
-        <w:spacing w:line="360" w:lineRule="auto"/>
-      </w:pPr>
-      <w:r>
-        <w:t>This section will explain in detail the implementation of the key functionality of registration and login, lesson booking, and real-time webchat.</w:t>
-      </w:r>
-    </w:p>
-    <w:p>
-      <w:pPr>
-        <w:pStyle w:val="Heading3"/>
-        <w:spacing w:line="360" w:lineRule="auto"/>
-      </w:pPr>
-      <w:bookmarkStart w:id="25" w:name="_Toc226910098"/>
-      <w:r>
-        <w:t xml:space="preserve">3.2.1 </w:t>
-      </w:r>
-      <w:r>
-        <w:t>User registration</w:t>
-      </w:r>
-      <w:bookmarkEnd w:id="25"/>
     </w:p>
     <w:p>
       <w:pPr>
@@ -9145,7 +10880,7 @@
                     </pic:cNvPicPr>
                   </pic:nvPicPr>
                   <pic:blipFill>
-                    <a:blip r:embed="rId16" cstate="print">
+                    <a:blip r:embed="rId28" cstate="print">
                       <a:extLst>
                         <a:ext uri="{28A0092B-C50C-407E-A947-70E740481C1C}">
                           <a14:useLocalDpi xmlns:a14="http://schemas.microsoft.com/office/drawing/2010/main" val="0"/>
@@ -9198,14 +10933,14 @@
         <w:pStyle w:val="Heading3"/>
         <w:spacing w:line="360" w:lineRule="auto"/>
       </w:pPr>
-      <w:bookmarkStart w:id="26" w:name="_Toc226910099"/>
+      <w:bookmarkStart w:id="25" w:name="_Toc226910099"/>
       <w:r>
         <w:t xml:space="preserve">3.2.2 </w:t>
       </w:r>
       <w:r>
         <w:t>User login</w:t>
       </w:r>
-      <w:bookmarkEnd w:id="26"/>
+      <w:bookmarkEnd w:id="25"/>
     </w:p>
     <w:p>
       <w:pPr>
@@ -9266,7 +11001,7 @@
         <w:pStyle w:val="Heading3"/>
         <w:spacing w:line="360" w:lineRule="auto"/>
       </w:pPr>
-      <w:bookmarkStart w:id="27" w:name="_Toc226910100"/>
+      <w:bookmarkStart w:id="26" w:name="_Toc226910100"/>
       <w:r>
         <w:lastRenderedPageBreak/>
         <w:t xml:space="preserve">3.2.3 </w:t>
@@ -9274,197 +11009,197 @@
       <w:r>
         <w:t>Tutor searching</w:t>
       </w:r>
+      <w:bookmarkEnd w:id="26"/>
+    </w:p>
+    <w:p>
+      <w:pPr>
+        <w:spacing w:line="360" w:lineRule="auto"/>
+      </w:pPr>
+      <w:r>
+        <w:t xml:space="preserve">To search for tutors, a user clicks on the ‘Find a tutor’ link in the navbar. This navigates to a page that presents all tutors and allows users to filter by instrument and city or to click on a profile directly to be taken to that tutor’s page. The component transforms user input into a search request through a sequence of state changes. </w:t>
+      </w:r>
+    </w:p>
+    <w:p>
+      <w:pPr>
+        <w:spacing w:line="360" w:lineRule="auto"/>
+      </w:pPr>
+      <w:r>
+        <w:t xml:space="preserve">User input is first written in to </w:t>
+      </w:r>
+      <w:r>
+        <w:rPr>
+          <w:b/>
+          <w:bCs/>
+        </w:rPr>
+        <w:t xml:space="preserve">input </w:t>
+      </w:r>
+      <w:r>
+        <w:t xml:space="preserve">state by the </w:t>
+      </w:r>
+      <w:proofErr w:type="spellStart"/>
+      <w:r>
+        <w:rPr>
+          <w:b/>
+          <w:bCs/>
+        </w:rPr>
+        <w:t>handleChange</w:t>
+      </w:r>
+      <w:proofErr w:type="spellEnd"/>
+      <w:r>
+        <w:t xml:space="preserve"> event handler. Crucially, the input does not directly trigger a search but is used to generate a real-time autocomplete dropdown by filtering lists of instruments and cities fetched when the component first loads. When the user presses the Enter key, the </w:t>
+      </w:r>
+      <w:proofErr w:type="spellStart"/>
+      <w:r>
+        <w:rPr>
+          <w:b/>
+          <w:bCs/>
+        </w:rPr>
+        <w:t>commitFilters</w:t>
+      </w:r>
+      <w:proofErr w:type="spellEnd"/>
+      <w:r>
+        <w:t xml:space="preserve"> function reads the input and writes it to the browser’s query string using react router’s </w:t>
+      </w:r>
+      <w:proofErr w:type="spellStart"/>
+      <w:r>
+        <w:rPr>
+          <w:b/>
+          <w:bCs/>
+        </w:rPr>
+        <w:t>setSearchParams</w:t>
+      </w:r>
+      <w:proofErr w:type="spellEnd"/>
+      <w:r>
+        <w:t xml:space="preserve"> hook which triggers a navigation. Then a </w:t>
+      </w:r>
+      <w:proofErr w:type="spellStart"/>
+      <w:r>
+        <w:rPr>
+          <w:b/>
+          <w:bCs/>
+        </w:rPr>
+        <w:t>useEffect</w:t>
+      </w:r>
+      <w:proofErr w:type="spellEnd"/>
+      <w:r>
+        <w:t xml:space="preserve"> hook dependent on </w:t>
+      </w:r>
+      <w:proofErr w:type="spellStart"/>
+      <w:r>
+        <w:rPr>
+          <w:b/>
+          <w:bCs/>
+        </w:rPr>
+        <w:t>searchParams</w:t>
+      </w:r>
+      <w:proofErr w:type="spellEnd"/>
+      <w:r>
+        <w:rPr>
+          <w:b/>
+          <w:bCs/>
+        </w:rPr>
+        <w:t xml:space="preserve"> </w:t>
+      </w:r>
+      <w:r>
+        <w:t xml:space="preserve">writes the state in to </w:t>
+      </w:r>
+      <w:r>
+        <w:rPr>
+          <w:b/>
+          <w:bCs/>
+        </w:rPr>
+        <w:t>filters</w:t>
+      </w:r>
+      <w:r>
+        <w:t xml:space="preserve">. A second </w:t>
+      </w:r>
+      <w:proofErr w:type="spellStart"/>
+      <w:r>
+        <w:rPr>
+          <w:b/>
+          <w:bCs/>
+        </w:rPr>
+        <w:t>useEffect</w:t>
+      </w:r>
+      <w:proofErr w:type="spellEnd"/>
+      <w:r>
+        <w:t xml:space="preserve">, dependent on </w:t>
+      </w:r>
+      <w:proofErr w:type="spellStart"/>
+      <w:proofErr w:type="gramStart"/>
+      <w:r>
+        <w:rPr>
+          <w:b/>
+          <w:bCs/>
+        </w:rPr>
+        <w:t>filters.city</w:t>
+      </w:r>
+      <w:proofErr w:type="spellEnd"/>
+      <w:proofErr w:type="gramEnd"/>
+      <w:r>
+        <w:rPr>
+          <w:b/>
+          <w:bCs/>
+        </w:rPr>
+        <w:t xml:space="preserve"> </w:t>
+      </w:r>
+      <w:r>
+        <w:t>and</w:t>
+      </w:r>
+      <w:r>
+        <w:rPr>
+          <w:b/>
+          <w:bCs/>
+        </w:rPr>
+        <w:t xml:space="preserve"> </w:t>
+      </w:r>
+      <w:proofErr w:type="spellStart"/>
+      <w:proofErr w:type="gramStart"/>
+      <w:r>
+        <w:rPr>
+          <w:b/>
+          <w:bCs/>
+        </w:rPr>
+        <w:t>filters.instrument</w:t>
+      </w:r>
+      <w:proofErr w:type="spellEnd"/>
+      <w:proofErr w:type="gramEnd"/>
+      <w:r>
+        <w:t xml:space="preserve">, then uses </w:t>
+      </w:r>
+      <w:proofErr w:type="spellStart"/>
+      <w:r>
+        <w:rPr>
+          <w:b/>
+          <w:bCs/>
+        </w:rPr>
+        <w:t>URLSearchParams</w:t>
+      </w:r>
+      <w:proofErr w:type="spellEnd"/>
+      <w:r>
+        <w:rPr>
+          <w:b/>
+          <w:bCs/>
+        </w:rPr>
+        <w:t xml:space="preserve"> </w:t>
+      </w:r>
+      <w:r>
+        <w:t>to build a query string for a fetch request. The returned tutor data is stored in state and rendered on screen as matching tutor results. See appendix for code</w:t>
+      </w:r>
+    </w:p>
+    <w:p>
+      <w:pPr>
+        <w:pStyle w:val="Heading3"/>
+        <w:spacing w:line="360" w:lineRule="auto"/>
+      </w:pPr>
+      <w:bookmarkStart w:id="27" w:name="_Toc226910101"/>
+      <w:r>
+        <w:t xml:space="preserve">3.2.4 </w:t>
+      </w:r>
+      <w:r>
+        <w:t>Lesson booking</w:t>
+      </w:r>
       <w:bookmarkEnd w:id="27"/>
-    </w:p>
-    <w:p>
-      <w:pPr>
-        <w:spacing w:line="360" w:lineRule="auto"/>
-      </w:pPr>
-      <w:r>
-        <w:t xml:space="preserve">To search for tutors, a user clicks on the ‘Find a tutor’ link in the navbar. This navigates to a page that presents all tutors and allows users to filter by instrument and city or to click on a profile directly to be taken to that tutor’s page. The component transforms user input into a search request through a sequence of state changes. </w:t>
-      </w:r>
-    </w:p>
-    <w:p>
-      <w:pPr>
-        <w:spacing w:line="360" w:lineRule="auto"/>
-      </w:pPr>
-      <w:r>
-        <w:t xml:space="preserve">User input is first written in to </w:t>
-      </w:r>
-      <w:r>
-        <w:rPr>
-          <w:b/>
-          <w:bCs/>
-        </w:rPr>
-        <w:t xml:space="preserve">input </w:t>
-      </w:r>
-      <w:r>
-        <w:t xml:space="preserve">state by the </w:t>
-      </w:r>
-      <w:proofErr w:type="spellStart"/>
-      <w:r>
-        <w:rPr>
-          <w:b/>
-          <w:bCs/>
-        </w:rPr>
-        <w:t>handleChange</w:t>
-      </w:r>
-      <w:proofErr w:type="spellEnd"/>
-      <w:r>
-        <w:t xml:space="preserve"> event handler. Crucially, the input does not directly trigger a search but is used to generate a real-time autocomplete dropdown by filtering lists of instruments and cities fetched when the component first loads. When the user presses the Enter key, the </w:t>
-      </w:r>
-      <w:proofErr w:type="spellStart"/>
-      <w:r>
-        <w:rPr>
-          <w:b/>
-          <w:bCs/>
-        </w:rPr>
-        <w:t>commitFilters</w:t>
-      </w:r>
-      <w:proofErr w:type="spellEnd"/>
-      <w:r>
-        <w:t xml:space="preserve"> function reads the input and writes it to the browser’s query string using react router’s </w:t>
-      </w:r>
-      <w:proofErr w:type="spellStart"/>
-      <w:r>
-        <w:rPr>
-          <w:b/>
-          <w:bCs/>
-        </w:rPr>
-        <w:t>setSearchParams</w:t>
-      </w:r>
-      <w:proofErr w:type="spellEnd"/>
-      <w:r>
-        <w:t xml:space="preserve"> hook which triggers a navigation. Then a </w:t>
-      </w:r>
-      <w:proofErr w:type="spellStart"/>
-      <w:r>
-        <w:rPr>
-          <w:b/>
-          <w:bCs/>
-        </w:rPr>
-        <w:t>useEffect</w:t>
-      </w:r>
-      <w:proofErr w:type="spellEnd"/>
-      <w:r>
-        <w:t xml:space="preserve"> hook dependent on </w:t>
-      </w:r>
-      <w:proofErr w:type="spellStart"/>
-      <w:r>
-        <w:rPr>
-          <w:b/>
-          <w:bCs/>
-        </w:rPr>
-        <w:t>searchParams</w:t>
-      </w:r>
-      <w:proofErr w:type="spellEnd"/>
-      <w:r>
-        <w:rPr>
-          <w:b/>
-          <w:bCs/>
-        </w:rPr>
-        <w:t xml:space="preserve"> </w:t>
-      </w:r>
-      <w:r>
-        <w:t xml:space="preserve">writes the state in to </w:t>
-      </w:r>
-      <w:r>
-        <w:rPr>
-          <w:b/>
-          <w:bCs/>
-        </w:rPr>
-        <w:t>filters</w:t>
-      </w:r>
-      <w:r>
-        <w:t xml:space="preserve">. A second </w:t>
-      </w:r>
-      <w:proofErr w:type="spellStart"/>
-      <w:r>
-        <w:rPr>
-          <w:b/>
-          <w:bCs/>
-        </w:rPr>
-        <w:t>useEffect</w:t>
-      </w:r>
-      <w:proofErr w:type="spellEnd"/>
-      <w:r>
-        <w:t xml:space="preserve">, dependent on </w:t>
-      </w:r>
-      <w:proofErr w:type="spellStart"/>
-      <w:proofErr w:type="gramStart"/>
-      <w:r>
-        <w:rPr>
-          <w:b/>
-          <w:bCs/>
-        </w:rPr>
-        <w:t>filters.city</w:t>
-      </w:r>
-      <w:proofErr w:type="spellEnd"/>
-      <w:proofErr w:type="gramEnd"/>
-      <w:r>
-        <w:rPr>
-          <w:b/>
-          <w:bCs/>
-        </w:rPr>
-        <w:t xml:space="preserve"> </w:t>
-      </w:r>
-      <w:r>
-        <w:t>and</w:t>
-      </w:r>
-      <w:r>
-        <w:rPr>
-          <w:b/>
-          <w:bCs/>
-        </w:rPr>
-        <w:t xml:space="preserve"> </w:t>
-      </w:r>
-      <w:proofErr w:type="spellStart"/>
-      <w:proofErr w:type="gramStart"/>
-      <w:r>
-        <w:rPr>
-          <w:b/>
-          <w:bCs/>
-        </w:rPr>
-        <w:t>filters.instrument</w:t>
-      </w:r>
-      <w:proofErr w:type="spellEnd"/>
-      <w:proofErr w:type="gramEnd"/>
-      <w:r>
-        <w:t xml:space="preserve">, then uses </w:t>
-      </w:r>
-      <w:proofErr w:type="spellStart"/>
-      <w:r>
-        <w:rPr>
-          <w:b/>
-          <w:bCs/>
-        </w:rPr>
-        <w:t>URLSearchParams</w:t>
-      </w:r>
-      <w:proofErr w:type="spellEnd"/>
-      <w:r>
-        <w:rPr>
-          <w:b/>
-          <w:bCs/>
-        </w:rPr>
-        <w:t xml:space="preserve"> </w:t>
-      </w:r>
-      <w:r>
-        <w:t>to build a query string for a fetch request. The returned tutor data is stored in state and rendered on screen as matching tutor results. See appendix for code</w:t>
-      </w:r>
-    </w:p>
-    <w:p>
-      <w:pPr>
-        <w:pStyle w:val="Heading3"/>
-        <w:spacing w:line="360" w:lineRule="auto"/>
-      </w:pPr>
-      <w:bookmarkStart w:id="28" w:name="_Toc226910101"/>
-      <w:r>
-        <w:t xml:space="preserve">3.2.4 </w:t>
-      </w:r>
-      <w:r>
-        <w:t>Lesson booking</w:t>
-      </w:r>
-      <w:bookmarkEnd w:id="28"/>
     </w:p>
     <w:p>
       <w:pPr>
@@ -9865,7 +11600,7 @@
                     </pic:cNvPicPr>
                   </pic:nvPicPr>
                   <pic:blipFill>
-                    <a:blip r:embed="rId17" cstate="print">
+                    <a:blip r:embed="rId29" cstate="print">
                       <a:extLst>
                         <a:ext uri="{28A0092B-C50C-407E-A947-70E740481C1C}">
                           <a14:useLocalDpi xmlns:a14="http://schemas.microsoft.com/office/drawing/2010/main" val="0"/>
@@ -9918,7 +11653,7 @@
         <w:pStyle w:val="Heading3"/>
         <w:spacing w:line="360" w:lineRule="auto"/>
       </w:pPr>
-      <w:bookmarkStart w:id="29" w:name="_Toc226910102"/>
+      <w:bookmarkStart w:id="28" w:name="_Toc226910102"/>
       <w:r>
         <w:rPr>
           <w:rStyle w:val="Heading4Char"/>
@@ -9934,7 +11669,7 @@
         </w:rPr>
         <w:t>Real-time messaging</w:t>
       </w:r>
-      <w:bookmarkEnd w:id="29"/>
+      <w:bookmarkEnd w:id="28"/>
     </w:p>
     <w:p>
       <w:pPr>
@@ -10091,6 +11826,7 @@
       <w:r>
         <w:t xml:space="preserve"> and, depending on state changes, renders either a chat notification modal or the </w:t>
       </w:r>
+      <w:proofErr w:type="spellStart"/>
       <w:r>
         <w:rPr>
           <w:b/>
@@ -10098,6 +11834,7 @@
         </w:rPr>
         <w:t>ChatWindow</w:t>
       </w:r>
+      <w:proofErr w:type="spellEnd"/>
       <w:r>
         <w:t xml:space="preserve"> component (described below).</w:t>
       </w:r>
@@ -10410,6 +12147,7 @@
       <w:r>
         <w:t xml:space="preserve"> the </w:t>
       </w:r>
+      <w:proofErr w:type="spellStart"/>
       <w:r>
         <w:rPr>
           <w:b/>
@@ -10417,6 +12155,7 @@
         </w:rPr>
         <w:t>ChatWindow</w:t>
       </w:r>
+      <w:proofErr w:type="spellEnd"/>
       <w:r>
         <w:t xml:space="preserve"> component. Once opened, this component emits the </w:t>
       </w:r>
@@ -10530,6 +12269,7 @@
       <w:r>
         <w:t xml:space="preserve">as key-value pairs. Finally, the server emits the room name back to the frontend where it is stored in the </w:t>
       </w:r>
+      <w:proofErr w:type="spellStart"/>
       <w:r>
         <w:rPr>
           <w:b/>
@@ -10537,6 +12277,7 @@
         </w:rPr>
         <w:t>ChatWindow</w:t>
       </w:r>
+      <w:proofErr w:type="spellEnd"/>
       <w:r>
         <w:t xml:space="preserve"> component state and used to direct the component’s subsequent chat messages to the correct room via its emitted </w:t>
       </w:r>
@@ -10560,6 +12301,7 @@
       <w:r>
         <w:t xml:space="preserve">In parallel with joining a live room, </w:t>
       </w:r>
+      <w:proofErr w:type="spellStart"/>
       <w:r>
         <w:rPr>
           <w:b/>
@@ -10567,6 +12309,7 @@
         </w:rPr>
         <w:t>ChatWindow</w:t>
       </w:r>
+      <w:proofErr w:type="spellEnd"/>
       <w:r>
         <w:t xml:space="preserve"> component fetches any historical messages for the same chat pair by sending an HTTP request. This request is handled by the protected </w:t>
       </w:r>
@@ -10622,6 +12365,7 @@
       <w:r>
         <w:t xml:space="preserve"> to identify the participants, arranges the ids in ascending order, and checks if a room for that chat pair is stored in the database. If a matching room is found, its messages are loaded from the database and rendered in the frontend </w:t>
       </w:r>
+      <w:proofErr w:type="spellStart"/>
       <w:r>
         <w:rPr>
           <w:b/>
@@ -10629,6 +12373,7 @@
         </w:rPr>
         <w:t>ChatWindow</w:t>
       </w:r>
+      <w:proofErr w:type="spellEnd"/>
       <w:r>
         <w:t xml:space="preserve"> via state. If no room is found, an empty array is returned. </w:t>
       </w:r>
@@ -11015,12 +12760,21 @@
       <w:r>
         <w:t xml:space="preserve">On the frontend, </w:t>
       </w:r>
-      <w:r>
-        <w:rPr>
-          <w:b/>
-          <w:bCs/>
-        </w:rPr>
-        <w:t xml:space="preserve">ChatWindow </w:t>
+      <w:proofErr w:type="spellStart"/>
+      <w:r>
+        <w:rPr>
+          <w:b/>
+          <w:bCs/>
+        </w:rPr>
+        <w:t>ChatWindow</w:t>
+      </w:r>
+      <w:proofErr w:type="spellEnd"/>
+      <w:r>
+        <w:rPr>
+          <w:b/>
+          <w:bCs/>
+        </w:rPr>
+        <w:t xml:space="preserve"> </w:t>
       </w:r>
       <w:r>
         <w:t xml:space="preserve">component listens for server-emitted </w:t>
@@ -11156,6 +12910,7 @@
       <w:r>
         <w:t xml:space="preserve"> event. When received, it validates the payload and checks if the recipient is currently in an active </w:t>
       </w:r>
+      <w:proofErr w:type="spellStart"/>
       <w:r>
         <w:rPr>
           <w:b/>
@@ -11163,9 +12918,11 @@
         </w:rPr>
         <w:t>ChatWindow</w:t>
       </w:r>
+      <w:proofErr w:type="spellEnd"/>
       <w:r>
         <w:t xml:space="preserve"> with the sender. If so, no notification is shown; if not, a popup appears on screen displaying sender’s name, message preview, and gives the option to open a </w:t>
       </w:r>
+      <w:proofErr w:type="spellStart"/>
       <w:r>
         <w:rPr>
           <w:b/>
@@ -11173,6 +12930,7 @@
         </w:rPr>
         <w:t>ChatWindow</w:t>
       </w:r>
+      <w:proofErr w:type="spellEnd"/>
       <w:r>
         <w:t xml:space="preserve"> or dismiss. Clicking ‘open’ updates the </w:t>
       </w:r>
@@ -11207,6 +12965,7 @@
       <w:r>
         <w:t xml:space="preserve">and displays the window onscreen. The </w:t>
       </w:r>
+      <w:proofErr w:type="spellStart"/>
       <w:r>
         <w:rPr>
           <w:b/>
@@ -11214,6 +12973,7 @@
         </w:rPr>
         <w:t>ChatWindow</w:t>
       </w:r>
+      <w:proofErr w:type="spellEnd"/>
       <w:r>
         <w:t xml:space="preserve"> fetches conversation history as described above.</w:t>
       </w:r>
@@ -11350,12 +13110,21 @@
       <w:r>
         <w:t xml:space="preserve"> state, closes the message drawer and opens a </w:t>
       </w:r>
-      <w:r>
-        <w:rPr>
-          <w:b/>
-          <w:bCs/>
-        </w:rPr>
-        <w:t xml:space="preserve">ChatWindow </w:t>
+      <w:proofErr w:type="spellStart"/>
+      <w:r>
+        <w:rPr>
+          <w:b/>
+          <w:bCs/>
+        </w:rPr>
+        <w:t>ChatWindow</w:t>
+      </w:r>
+      <w:proofErr w:type="spellEnd"/>
+      <w:r>
+        <w:rPr>
+          <w:b/>
+          <w:bCs/>
+        </w:rPr>
+        <w:t xml:space="preserve"> </w:t>
       </w:r>
       <w:r>
         <w:t>which loads the full chat history as described previously.</w:t>
@@ -11463,7 +13232,7 @@
                     </pic:cNvPicPr>
                   </pic:nvPicPr>
                   <pic:blipFill>
-                    <a:blip r:embed="rId18" cstate="print">
+                    <a:blip r:embed="rId30" cstate="print">
                       <a:extLst>
                         <a:ext uri="{28A0092B-C50C-407E-A947-70E740481C1C}">
                           <a14:useLocalDpi xmlns:a14="http://schemas.microsoft.com/office/drawing/2010/main" val="0"/>
@@ -11522,21 +13291,182 @@
         <w:pStyle w:val="Heading1"/>
         <w:spacing w:line="360" w:lineRule="auto"/>
       </w:pPr>
-      <w:bookmarkStart w:id="30" w:name="_Toc226910103"/>
+      <w:bookmarkStart w:id="29" w:name="_Toc226910103"/>
       <w:r>
         <w:lastRenderedPageBreak/>
         <w:t>Chapter 4: Testing</w:t>
       </w:r>
+      <w:bookmarkEnd w:id="29"/>
+    </w:p>
+    <w:p>
+      <w:pPr>
+        <w:pStyle w:val="Heading2"/>
+        <w:spacing w:line="360" w:lineRule="auto"/>
+      </w:pPr>
+      <w:bookmarkStart w:id="30" w:name="_Toc226910104"/>
+      <w:r>
+        <w:t>4.1 Testing strategy</w:t>
+      </w:r>
       <w:bookmarkEnd w:id="30"/>
     </w:p>
     <w:p>
       <w:pPr>
+        <w:spacing w:line="360" w:lineRule="auto"/>
+      </w:pPr>
+      <w:r>
+        <w:t xml:space="preserve">The application </w:t>
+      </w:r>
+      <w:r>
+        <w:t>contains</w:t>
+      </w:r>
+      <w:r>
+        <w:t xml:space="preserve"> many frontend components, small and large, </w:t>
+      </w:r>
+      <w:r>
+        <w:t>supporting</w:t>
+      </w:r>
+      <w:r>
+        <w:t xml:space="preserve"> utility functions in frontend and backend, and many API endpoints. Rather </w:t>
+      </w:r>
+      <w:r>
+        <w:t xml:space="preserve">than </w:t>
+      </w:r>
+      <w:r>
+        <w:t>attempting to exhaustively test every aspect of the system</w:t>
+      </w:r>
+      <w:r>
+        <w:t>,</w:t>
+      </w:r>
+      <w:r>
+        <w:t xml:space="preserve"> a targeted, risk-based approach was taken throughout development</w:t>
+      </w:r>
+      <w:r>
+        <w:t>.</w:t>
+      </w:r>
+      <w:r>
+        <w:t xml:space="preserve"> </w:t>
+      </w:r>
+    </w:p>
+    <w:p>
+      <w:pPr>
+        <w:spacing w:line="360" w:lineRule="auto"/>
+      </w:pPr>
+      <w:r>
+        <w:t>Testing was limited to the</w:t>
+      </w:r>
+      <w:r>
+        <w:t xml:space="preserve"> areas judge</w:t>
+      </w:r>
+      <w:r>
+        <w:t>d</w:t>
+      </w:r>
+      <w:r>
+        <w:t xml:space="preserve"> to be</w:t>
+      </w:r>
+      <w:r>
+        <w:t xml:space="preserve"> </w:t>
+      </w:r>
+      <w:r>
+        <w:t>highest risk</w:t>
+      </w:r>
+      <w:r>
+        <w:t>; these are</w:t>
+      </w:r>
+      <w:r>
+        <w:t xml:space="preserve"> </w:t>
+      </w:r>
+      <w:r>
+        <w:t xml:space="preserve">student and tutor registration, </w:t>
+      </w:r>
+      <w:r>
+        <w:t>lesson</w:t>
+      </w:r>
+      <w:r>
+        <w:t xml:space="preserve"> booking, and real-time webchat functionality. For robustness, a</w:t>
+      </w:r>
+      <w:r>
+        <w:t xml:space="preserve"> layered,</w:t>
+      </w:r>
+      <w:r>
+        <w:t xml:space="preserve"> three-pronged approach was taken and consisted of </w:t>
+      </w:r>
+      <w:r>
+        <w:rPr>
+          <w:b/>
+          <w:bCs/>
+        </w:rPr>
+        <w:t>frontend testing</w:t>
+      </w:r>
+      <w:r>
+        <w:t xml:space="preserve"> to ensure the UI behaved as intended, </w:t>
+      </w:r>
+      <w:r>
+        <w:rPr>
+          <w:b/>
+          <w:bCs/>
+        </w:rPr>
+        <w:t>manual end-to-end testing</w:t>
+      </w:r>
+      <w:r>
+        <w:t xml:space="preserve"> to ensure workflows functioned correctly</w:t>
+      </w:r>
+      <w:r>
+        <w:t xml:space="preserve"> from frontend to backend to database</w:t>
+      </w:r>
+      <w:r>
+        <w:t xml:space="preserve">, and </w:t>
+      </w:r>
+      <w:r>
+        <w:rPr>
+          <w:b/>
+          <w:bCs/>
+        </w:rPr>
+        <w:t>API endpoint testing</w:t>
+      </w:r>
+      <w:r>
+        <w:t xml:space="preserve"> with </w:t>
+      </w:r>
+      <w:r>
+        <w:t>P</w:t>
+      </w:r>
+      <w:r>
+        <w:t xml:space="preserve">ostman to check responses, </w:t>
+      </w:r>
+      <w:r>
+        <w:t xml:space="preserve">payload validation, </w:t>
+      </w:r>
+      <w:r>
+        <w:t>authentication, and route protection.</w:t>
+      </w:r>
+    </w:p>
+    <w:p>
+      <w:pPr>
+        <w:spacing w:line="360" w:lineRule="auto"/>
+      </w:pPr>
+      <w:r>
+        <w:t xml:space="preserve">Tests and their outcomes are described here; </w:t>
+      </w:r>
+      <w:r>
+        <w:t>evidence of</w:t>
+      </w:r>
+      <w:r>
+        <w:t xml:space="preserve"> results </w:t>
+      </w:r>
+      <w:r>
+        <w:t>is</w:t>
+      </w:r>
+      <w:r>
+        <w:t xml:space="preserve"> in the appendix.</w:t>
+      </w:r>
+    </w:p>
+    <w:p>
+      <w:pPr>
         <w:pStyle w:val="Heading2"/>
         <w:spacing w:line="360" w:lineRule="auto"/>
       </w:pPr>
-      <w:bookmarkStart w:id="31" w:name="_Toc226910104"/>
-      <w:r>
-        <w:t>4.1 Testing strategy</w:t>
+      <w:bookmarkStart w:id="31" w:name="_Toc226910105"/>
+      <w:r>
+        <w:t>4.2 Registration testing</w:t>
       </w:r>
       <w:bookmarkEnd w:id="31"/>
     </w:p>
@@ -11545,177 +13475,115 @@
         <w:spacing w:line="360" w:lineRule="auto"/>
       </w:pPr>
       <w:r>
-        <w:t xml:space="preserve">The application </w:t>
-      </w:r>
-      <w:r>
-        <w:t>contains</w:t>
-      </w:r>
-      <w:r>
-        <w:t xml:space="preserve"> many frontend components, small and large, </w:t>
-      </w:r>
-      <w:r>
-        <w:t>supporting</w:t>
-      </w:r>
-      <w:r>
-        <w:t xml:space="preserve"> utility functions in frontend and backend, and many API endpoints. Rather </w:t>
-      </w:r>
-      <w:r>
-        <w:t xml:space="preserve">than </w:t>
-      </w:r>
-      <w:r>
-        <w:t>attempting to exhaustively test every aspect of the system</w:t>
-      </w:r>
-      <w:r>
-        <w:t>,</w:t>
-      </w:r>
-      <w:r>
-        <w:t xml:space="preserve"> a targeted, risk-based approach was taken throughout development</w:t>
-      </w:r>
-      <w:r>
-        <w:t>.</w:t>
+        <w:t>Tutor and student r</w:t>
+      </w:r>
+      <w:r>
+        <w:t>egistration and login were</w:t>
+      </w:r>
+      <w:r>
+        <w:t xml:space="preserve"> tested as follows</w:t>
+      </w:r>
+      <w:r>
+        <w:t>:</w:t>
+      </w:r>
+    </w:p>
+    <w:p>
+      <w:pPr>
+        <w:pStyle w:val="Heading3"/>
+        <w:spacing w:line="360" w:lineRule="auto"/>
+      </w:pPr>
+      <w:bookmarkStart w:id="32" w:name="_Toc226910106"/>
+      <w:r>
+        <w:t>4.2.1 Frontend testing</w:t>
+      </w:r>
+      <w:bookmarkEnd w:id="32"/>
+    </w:p>
+    <w:p>
+      <w:pPr>
+        <w:spacing w:line="360" w:lineRule="auto"/>
+      </w:pPr>
+      <w:r>
+        <w:t>Both the student and tutor registration forms were tested with</w:t>
+      </w:r>
+      <w:r>
+        <w:t xml:space="preserve"> valid</w:t>
+      </w:r>
+      <w:r>
+        <w:t xml:space="preserve"> and </w:t>
+      </w:r>
+      <w:r>
+        <w:t>in</w:t>
+      </w:r>
+      <w:r>
+        <w:t xml:space="preserve">valid </w:t>
+      </w:r>
+      <w:r>
+        <w:t>input</w:t>
+      </w:r>
+      <w:r>
+        <w:t xml:space="preserve">. </w:t>
+      </w:r>
+      <w:r>
+        <w:t xml:space="preserve">Frontend testing focused specifically on client-side validation behaviour. </w:t>
+      </w:r>
+      <w:r>
+        <w:t xml:space="preserve">When </w:t>
+      </w:r>
+      <w:r>
+        <w:t>required</w:t>
+      </w:r>
+      <w:r>
+        <w:t xml:space="preserve"> form field</w:t>
+      </w:r>
+      <w:r>
+        <w:t>s</w:t>
+      </w:r>
+      <w:r>
+        <w:t xml:space="preserve"> w</w:t>
+      </w:r>
+      <w:r>
+        <w:t>ere</w:t>
+      </w:r>
+      <w:r>
+        <w:t xml:space="preserve"> left blank or had invalid data entered,</w:t>
       </w:r>
       <w:r>
         <w:t xml:space="preserve"> </w:t>
       </w:r>
-    </w:p>
-    <w:p>
-      <w:pPr>
-        <w:spacing w:line="360" w:lineRule="auto"/>
-      </w:pPr>
-      <w:r>
-        <w:t>Testing was limited to the</w:t>
-      </w:r>
-      <w:r>
-        <w:t xml:space="preserve"> areas judge</w:t>
-      </w:r>
-      <w:r>
-        <w:t>d</w:t>
-      </w:r>
-      <w:r>
-        <w:t xml:space="preserve"> to be</w:t>
+      <w:r>
+        <w:t xml:space="preserve">the correct </w:t>
+      </w:r>
+      <w:r>
+        <w:t>validation</w:t>
+      </w:r>
+      <w:r>
+        <w:t xml:space="preserve"> message</w:t>
+      </w:r>
+      <w:r>
+        <w:t xml:space="preserve">s </w:t>
+      </w:r>
+      <w:r>
+        <w:t>were displayed</w:t>
+      </w:r>
+      <w:r>
+        <w:t xml:space="preserve"> when navigating away from the input field</w:t>
+      </w:r>
+      <w:r>
+        <w:t xml:space="preserve"> and form submission was not allowed</w:t>
+      </w:r>
+      <w:r>
+        <w:t>. This verified that the schema-based validation and real-time user feedback were functioning correctly.</w:t>
       </w:r>
       <w:r>
         <w:t xml:space="preserve"> </w:t>
       </w:r>
-      <w:r>
-        <w:t>highest risk</w:t>
-      </w:r>
-      <w:r>
-        <w:t>; these are</w:t>
-      </w:r>
-      <w:r>
-        <w:t xml:space="preserve"> </w:t>
-      </w:r>
-      <w:r>
-        <w:t xml:space="preserve">student and tutor registration, </w:t>
-      </w:r>
-      <w:r>
-        <w:t>lesson</w:t>
-      </w:r>
-      <w:r>
-        <w:t xml:space="preserve"> booking, and real-time webchat functionality. For robustness, a</w:t>
-      </w:r>
-      <w:r>
-        <w:t xml:space="preserve"> layered,</w:t>
-      </w:r>
-      <w:r>
-        <w:t xml:space="preserve"> three-pronged approach was taken and consisted of </w:t>
-      </w:r>
-      <w:r>
-        <w:rPr>
-          <w:b/>
-          <w:bCs/>
-        </w:rPr>
-        <w:t>frontend testing</w:t>
-      </w:r>
-      <w:r>
-        <w:t xml:space="preserve"> to ensure the UI behaved as intended, </w:t>
-      </w:r>
-      <w:r>
-        <w:rPr>
-          <w:b/>
-          <w:bCs/>
-        </w:rPr>
-        <w:t>manual end-to-end testing</w:t>
-      </w:r>
-      <w:r>
-        <w:t xml:space="preserve"> to ensure workflows functioned correctly</w:t>
-      </w:r>
-      <w:r>
-        <w:t xml:space="preserve"> from frontend to backend to database</w:t>
-      </w:r>
-      <w:r>
-        <w:t xml:space="preserve">, and </w:t>
-      </w:r>
-      <w:r>
-        <w:rPr>
-          <w:b/>
-          <w:bCs/>
-        </w:rPr>
-        <w:t>API endpoint testing</w:t>
-      </w:r>
-      <w:r>
-        <w:t xml:space="preserve"> with </w:t>
-      </w:r>
-      <w:r>
-        <w:t>P</w:t>
-      </w:r>
-      <w:r>
-        <w:t xml:space="preserve">ostman to check responses, </w:t>
-      </w:r>
-      <w:r>
-        <w:t xml:space="preserve">payload validation, </w:t>
-      </w:r>
-      <w:r>
-        <w:t>authentication, and route protection.</w:t>
-      </w:r>
-    </w:p>
-    <w:p>
-      <w:pPr>
-        <w:spacing w:line="360" w:lineRule="auto"/>
-      </w:pPr>
-      <w:r>
-        <w:t xml:space="preserve">Tests and their outcomes are described here; </w:t>
-      </w:r>
-      <w:r>
-        <w:t>evidence of</w:t>
-      </w:r>
-      <w:r>
-        <w:t xml:space="preserve"> results </w:t>
-      </w:r>
-      <w:r>
-        <w:t>is</w:t>
-      </w:r>
-      <w:r>
-        <w:t xml:space="preserve"> in the appendix.</w:t>
-      </w:r>
-    </w:p>
-    <w:p>
-      <w:pPr>
-        <w:pStyle w:val="Heading2"/>
-        <w:spacing w:line="360" w:lineRule="auto"/>
-      </w:pPr>
-      <w:bookmarkStart w:id="32" w:name="_Toc226910105"/>
-      <w:r>
-        <w:t>4.2 Registration testing</w:t>
-      </w:r>
-      <w:bookmarkEnd w:id="32"/>
-    </w:p>
-    <w:p>
-      <w:pPr>
-        <w:spacing w:line="360" w:lineRule="auto"/>
-      </w:pPr>
-      <w:r>
-        <w:t>Tutor and student r</w:t>
-      </w:r>
-      <w:r>
-        <w:t>egistration and login were</w:t>
-      </w:r>
-      <w:r>
-        <w:t xml:space="preserve"> tested as follows</w:t>
-      </w:r>
-      <w:r>
-        <w:t>:</w:t>
+    </w:p>
+    <w:p>
+      <w:pPr>
+        <w:spacing w:line="360" w:lineRule="auto"/>
+      </w:pPr>
+      <w:r>
+        <w:t>When the forms were filled with correct data, form submission was allowed and the UI confirmed successful registration of the tutor and student with a tailored window alert message.</w:t>
       </w:r>
     </w:p>
     <w:p>
@@ -11723,9 +13591,15 @@
         <w:pStyle w:val="Heading3"/>
         <w:spacing w:line="360" w:lineRule="auto"/>
       </w:pPr>
-      <w:bookmarkStart w:id="33" w:name="_Toc226910106"/>
-      <w:r>
-        <w:t>4.2.1 Frontend testing</w:t>
+      <w:bookmarkStart w:id="33" w:name="_Toc226910107"/>
+      <w:r>
+        <w:t xml:space="preserve">4.2.2 Manual </w:t>
+      </w:r>
+      <w:r>
+        <w:t>end-to-end</w:t>
+      </w:r>
+      <w:r>
+        <w:t xml:space="preserve"> testing</w:t>
       </w:r>
       <w:bookmarkEnd w:id="33"/>
     </w:p>
@@ -11734,87 +13608,86 @@
         <w:spacing w:line="360" w:lineRule="auto"/>
       </w:pPr>
       <w:r>
-        <w:t>Both the student and tutor registration forms were tested with</w:t>
-      </w:r>
-      <w:r>
-        <w:t xml:space="preserve"> valid</w:t>
+        <w:t>Following frontend testing</w:t>
+      </w:r>
+      <w:r>
+        <w:t xml:space="preserve">, </w:t>
+      </w:r>
+      <w:r>
+        <w:t xml:space="preserve">manual end-to-end testing </w:t>
+      </w:r>
+      <w:r>
+        <w:t xml:space="preserve">for registration </w:t>
+      </w:r>
+      <w:r>
+        <w:t>continued using the same test tutor and test student accounts</w:t>
+      </w:r>
+      <w:r>
+        <w:t xml:space="preserve">. </w:t>
+      </w:r>
+      <w:r>
+        <w:t xml:space="preserve">The database was queried to show registration of both users in the </w:t>
+      </w:r>
+      <w:proofErr w:type="spellStart"/>
+      <w:r>
+        <w:rPr>
+          <w:b/>
+          <w:bCs/>
+        </w:rPr>
+        <w:t>app_users</w:t>
+      </w:r>
+      <w:proofErr w:type="spellEnd"/>
+      <w:r>
+        <w:t xml:space="preserve"> table, and the </w:t>
+      </w:r>
+      <w:r>
+        <w:rPr>
+          <w:b/>
+          <w:bCs/>
+        </w:rPr>
+        <w:t>students</w:t>
       </w:r>
       <w:r>
         <w:t xml:space="preserve"> and </w:t>
       </w:r>
       <w:r>
-        <w:t>in</w:t>
-      </w:r>
-      <w:r>
-        <w:t xml:space="preserve">valid </w:t>
-      </w:r>
-      <w:r>
-        <w:t>input</w:t>
-      </w:r>
-      <w:r>
-        <w:t xml:space="preserve">. </w:t>
-      </w:r>
-      <w:r>
-        <w:t xml:space="preserve">Frontend testing focused specifically on client-side validation behaviour. </w:t>
-      </w:r>
-      <w:r>
-        <w:t xml:space="preserve">When </w:t>
-      </w:r>
-      <w:r>
-        <w:t>required</w:t>
-      </w:r>
-      <w:r>
-        <w:t xml:space="preserve"> form field</w:t>
-      </w:r>
-      <w:r>
-        <w:t>s</w:t>
-      </w:r>
-      <w:r>
-        <w:t xml:space="preserve"> w</w:t>
-      </w:r>
-      <w:r>
-        <w:t>ere</w:t>
-      </w:r>
-      <w:r>
-        <w:t xml:space="preserve"> left blank or had invalid data entered,</w:t>
-      </w:r>
-      <w:r>
-        <w:t xml:space="preserve"> </w:t>
-      </w:r>
-      <w:r>
-        <w:t xml:space="preserve">the correct </w:t>
-      </w:r>
-      <w:r>
-        <w:t>validation</w:t>
-      </w:r>
-      <w:r>
-        <w:t xml:space="preserve"> message</w:t>
-      </w:r>
-      <w:r>
-        <w:t xml:space="preserve">s </w:t>
-      </w:r>
-      <w:r>
-        <w:t>were displayed</w:t>
-      </w:r>
-      <w:r>
-        <w:t xml:space="preserve"> when navigating away from the input field</w:t>
-      </w:r>
-      <w:r>
-        <w:t xml:space="preserve"> and form submission was not allowed</w:t>
-      </w:r>
-      <w:r>
-        <w:t>. This verified that the schema-based validation and real-time user feedback were functioning correctly.</w:t>
-      </w:r>
-      <w:r>
-        <w:t xml:space="preserve"> </w:t>
-      </w:r>
-    </w:p>
-    <w:p>
-      <w:pPr>
-        <w:spacing w:line="360" w:lineRule="auto"/>
-      </w:pPr>
-      <w:r>
-        <w:t>When the forms were filled with correct data, form submission was allowed and the UI confirmed successful registration of the tutor and student with a tailored window alert message.</w:t>
+        <w:rPr>
+          <w:b/>
+          <w:bCs/>
+        </w:rPr>
+        <w:t>tutors</w:t>
+      </w:r>
+      <w:r>
+        <w:t xml:space="preserve"> tables respectively. </w:t>
+      </w:r>
+    </w:p>
+    <w:p>
+      <w:pPr>
+        <w:spacing w:line="360" w:lineRule="auto"/>
+      </w:pPr>
+      <w:r>
+        <w:t xml:space="preserve">For login testing, login was attempted </w:t>
+      </w:r>
+      <w:r>
+        <w:t xml:space="preserve">first </w:t>
+      </w:r>
+      <w:r>
+        <w:t>with missing data to confirm that the correct error messages would display. Login with correct user data was then carried out successfully.</w:t>
+      </w:r>
+      <w:r>
+        <w:t xml:space="preserve"> This was confirmed with the change in rendering of the </w:t>
+      </w:r>
+      <w:proofErr w:type="spellStart"/>
+      <w:r>
+        <w:rPr>
+          <w:b/>
+          <w:bCs/>
+        </w:rPr>
+        <w:t>NavBar</w:t>
+      </w:r>
+      <w:proofErr w:type="spellEnd"/>
+      <w:r>
+        <w:t xml:space="preserve"> component as well as the basic welcome message displayed on screen in the home page.</w:t>
       </w:r>
     </w:p>
     <w:p>
@@ -11822,121 +13695,11 @@
         <w:pStyle w:val="Heading3"/>
         <w:spacing w:line="360" w:lineRule="auto"/>
       </w:pPr>
-      <w:bookmarkStart w:id="34" w:name="_Toc226910107"/>
-      <w:r>
-        <w:t xml:space="preserve">4.2.2 Manual </w:t>
-      </w:r>
-      <w:r>
-        <w:t>end-to-end</w:t>
-      </w:r>
-      <w:r>
-        <w:t xml:space="preserve"> testing</w:t>
+      <w:bookmarkStart w:id="34" w:name="_Toc226910108"/>
+      <w:r>
+        <w:t>4.2.3 API testing</w:t>
       </w:r>
       <w:bookmarkEnd w:id="34"/>
-    </w:p>
-    <w:p>
-      <w:pPr>
-        <w:spacing w:line="360" w:lineRule="auto"/>
-      </w:pPr>
-      <w:r>
-        <w:t>Following frontend testing</w:t>
-      </w:r>
-      <w:r>
-        <w:t xml:space="preserve">, </w:t>
-      </w:r>
-      <w:r>
-        <w:t xml:space="preserve">manual end-to-end testing </w:t>
-      </w:r>
-      <w:r>
-        <w:t xml:space="preserve">for registration </w:t>
-      </w:r>
-      <w:r>
-        <w:t>continued using the same test tutor and test student accounts</w:t>
-      </w:r>
-      <w:r>
-        <w:t xml:space="preserve">. </w:t>
-      </w:r>
-      <w:r>
-        <w:t>T</w:t>
-      </w:r>
-      <w:r>
-        <w:t xml:space="preserve">he database was queried to show registration of both users in the </w:t>
-      </w:r>
-      <w:proofErr w:type="spellStart"/>
-      <w:r>
-        <w:rPr>
-          <w:b/>
-          <w:bCs/>
-        </w:rPr>
-        <w:t>app_users</w:t>
-      </w:r>
-      <w:proofErr w:type="spellEnd"/>
-      <w:r>
-        <w:t xml:space="preserve"> table, and the </w:t>
-      </w:r>
-      <w:r>
-        <w:rPr>
-          <w:b/>
-          <w:bCs/>
-        </w:rPr>
-        <w:t>students</w:t>
-      </w:r>
-      <w:r>
-        <w:t xml:space="preserve"> and </w:t>
-      </w:r>
-      <w:r>
-        <w:rPr>
-          <w:b/>
-          <w:bCs/>
-        </w:rPr>
-        <w:t>tutors</w:t>
-      </w:r>
-      <w:r>
-        <w:t xml:space="preserve"> tables respectively</w:t>
-      </w:r>
-      <w:r>
-        <w:t xml:space="preserve">. </w:t>
-      </w:r>
-    </w:p>
-    <w:p>
-      <w:pPr>
-        <w:spacing w:line="360" w:lineRule="auto"/>
-      </w:pPr>
-      <w:r>
-        <w:t xml:space="preserve">For login testing, login was attempted </w:t>
-      </w:r>
-      <w:r>
-        <w:t xml:space="preserve">first </w:t>
-      </w:r>
-      <w:r>
-        <w:t>with missing data to confirm that the correct error messages would display. Login with correct user data was then carried out successfully.</w:t>
-      </w:r>
-      <w:r>
-        <w:t xml:space="preserve"> This was confirmed with the change in rendering of the </w:t>
-      </w:r>
-      <w:proofErr w:type="spellStart"/>
-      <w:r>
-        <w:rPr>
-          <w:b/>
-          <w:bCs/>
-        </w:rPr>
-        <w:t>NavBar</w:t>
-      </w:r>
-      <w:proofErr w:type="spellEnd"/>
-      <w:r>
-        <w:t xml:space="preserve"> component as well as the basic welcome message displayed on screen in the home page.</w:t>
-      </w:r>
-    </w:p>
-    <w:p>
-      <w:pPr>
-        <w:pStyle w:val="Heading3"/>
-        <w:spacing w:line="360" w:lineRule="auto"/>
-      </w:pPr>
-      <w:bookmarkStart w:id="35" w:name="_Toc226910108"/>
-      <w:r>
-        <w:t>4.2.3 API testing</w:t>
-      </w:r>
-      <w:bookmarkEnd w:id="35"/>
     </w:p>
     <w:p>
       <w:pPr>
@@ -12146,10 +13909,41 @@
         <w:pStyle w:val="Heading2"/>
         <w:spacing w:line="360" w:lineRule="auto"/>
       </w:pPr>
-      <w:bookmarkStart w:id="36" w:name="_Toc226910109"/>
+      <w:bookmarkStart w:id="35" w:name="_Toc226910109"/>
       <w:r>
         <w:t>4.3 Lesson booking testing</w:t>
       </w:r>
+      <w:bookmarkEnd w:id="35"/>
+    </w:p>
+    <w:p>
+      <w:pPr>
+        <w:spacing w:line="360" w:lineRule="auto"/>
+      </w:pPr>
+      <w:r>
+        <w:t>Lesson booking</w:t>
+      </w:r>
+      <w:r>
+        <w:t xml:space="preserve"> with a tutor</w:t>
+      </w:r>
+      <w:r>
+        <w:t xml:space="preserve"> can only be carried out by a </w:t>
+      </w:r>
+      <w:r>
+        <w:t xml:space="preserve">logged-in </w:t>
+      </w:r>
+      <w:r>
+        <w:t>student user.</w:t>
+      </w:r>
+    </w:p>
+    <w:p>
+      <w:pPr>
+        <w:pStyle w:val="Heading3"/>
+        <w:spacing w:line="360" w:lineRule="auto"/>
+      </w:pPr>
+      <w:bookmarkStart w:id="36" w:name="_Toc226910110"/>
+      <w:r>
+        <w:t>4.3.1 Frontend testing</w:t>
+      </w:r>
       <w:bookmarkEnd w:id="36"/>
     </w:p>
     <w:p>
@@ -12157,19 +13951,92 @@
         <w:spacing w:line="360" w:lineRule="auto"/>
       </w:pPr>
       <w:r>
-        <w:t>Lesson booking</w:t>
-      </w:r>
-      <w:r>
-        <w:t xml:space="preserve"> with a tutor</w:t>
-      </w:r>
-      <w:r>
-        <w:t xml:space="preserve"> can only be carried out by a </w:t>
-      </w:r>
-      <w:r>
-        <w:t xml:space="preserve">logged-in </w:t>
-      </w:r>
-      <w:r>
-        <w:t>student user.</w:t>
+        <w:t>To begin lesson booking testing, the newly registered tutor’s profile card was located on the’ Find a tutor’ page and t</w:t>
+      </w:r>
+      <w:r>
+        <w:t xml:space="preserve">he card was clicked to navigate to the </w:t>
+      </w:r>
+      <w:proofErr w:type="spellStart"/>
+      <w:r>
+        <w:rPr>
+          <w:b/>
+          <w:bCs/>
+        </w:rPr>
+        <w:t>TutorProfilePage</w:t>
+      </w:r>
+      <w:proofErr w:type="spellEnd"/>
+      <w:r>
+        <w:t xml:space="preserve"> component</w:t>
+      </w:r>
+      <w:r>
+        <w:t xml:space="preserve">. When rendered, </w:t>
+      </w:r>
+      <w:proofErr w:type="gramStart"/>
+      <w:r>
+        <w:t xml:space="preserve">it </w:t>
+      </w:r>
+      <w:r>
+        <w:t xml:space="preserve"> was</w:t>
+      </w:r>
+      <w:proofErr w:type="gramEnd"/>
+      <w:r>
+        <w:t xml:space="preserve"> populated with the test tutor’s details fetched from the backend; the information corresponded exactly to the information entered in the tutor registration form. </w:t>
+      </w:r>
+    </w:p>
+    <w:p>
+      <w:pPr>
+        <w:spacing w:line="360" w:lineRule="auto"/>
+      </w:pPr>
+      <w:r>
+        <w:t xml:space="preserve">To test the requirements that a user could not message </w:t>
+      </w:r>
+      <w:r>
+        <w:t xml:space="preserve">or book lessons with </w:t>
+      </w:r>
+      <w:r>
+        <w:t xml:space="preserve">a tutor unless logged in as a student, the </w:t>
+      </w:r>
+      <w:proofErr w:type="spellStart"/>
+      <w:r>
+        <w:rPr>
+          <w:b/>
+          <w:bCs/>
+        </w:rPr>
+        <w:t>TutorProfilePage</w:t>
+      </w:r>
+      <w:proofErr w:type="spellEnd"/>
+      <w:r>
+        <w:t xml:space="preserve"> was viewed in three states: pre-login, when logged in as a tutor, and when logged in as a student. As required, when viewing pre-login, the user was unable to use the card’s message-tutor button and was prompted to log</w:t>
+      </w:r>
+      <w:r>
+        <w:t xml:space="preserve"> </w:t>
+      </w:r>
+      <w:r>
+        <w:t xml:space="preserve">in to book lessons. When logged in as a tutor, the user could not use the message button, and the UI displayed a message informing the user that tutors cannot book lessons with other tutors. Finally, when logged in as a student, the user could click on the message button, which opened the </w:t>
+      </w:r>
+      <w:proofErr w:type="spellStart"/>
+      <w:r>
+        <w:rPr>
+          <w:b/>
+          <w:bCs/>
+        </w:rPr>
+        <w:t>ChatWindow</w:t>
+      </w:r>
+      <w:proofErr w:type="spellEnd"/>
+      <w:r>
+        <w:t xml:space="preserve"> component, and could open the </w:t>
+      </w:r>
+      <w:proofErr w:type="spellStart"/>
+      <w:r>
+        <w:rPr>
+          <w:b/>
+          <w:bCs/>
+        </w:rPr>
+        <w:t>BookingCalendar</w:t>
+      </w:r>
+      <w:proofErr w:type="spellEnd"/>
+      <w:r>
+        <w:t xml:space="preserve"> component to see the tutor’s availability and book lessons.</w:t>
       </w:r>
     </w:p>
     <w:p>
@@ -12177,9 +14044,9 @@
         <w:pStyle w:val="Heading3"/>
         <w:spacing w:line="360" w:lineRule="auto"/>
       </w:pPr>
-      <w:bookmarkStart w:id="37" w:name="_Toc226910110"/>
-      <w:r>
-        <w:t>4.3.1 Frontend testing</w:t>
+      <w:bookmarkStart w:id="37" w:name="_Toc226910111"/>
+      <w:r>
+        <w:t>4.3.2 Manual end-to-end testing</w:t>
       </w:r>
       <w:bookmarkEnd w:id="37"/>
     </w:p>
@@ -12188,78 +14055,26 @@
         <w:spacing w:line="360" w:lineRule="auto"/>
       </w:pPr>
       <w:r>
-        <w:t>To begin lesson booking testing, the newly registered tutor’s profile card was located on the’ Find a tutor’ page and t</w:t>
-      </w:r>
-      <w:r>
-        <w:t xml:space="preserve">he card was clicked to navigate to the </w:t>
-      </w:r>
-      <w:proofErr w:type="spellStart"/>
-      <w:r>
-        <w:rPr>
-          <w:b/>
-          <w:bCs/>
-        </w:rPr>
-        <w:t>TutorProfilePage</w:t>
-      </w:r>
-      <w:proofErr w:type="spellEnd"/>
-      <w:r>
-        <w:t xml:space="preserve"> component</w:t>
-      </w:r>
-      <w:r>
-        <w:t xml:space="preserve">. When rendered, </w:t>
-      </w:r>
-      <w:proofErr w:type="gramStart"/>
-      <w:r>
-        <w:t xml:space="preserve">it </w:t>
-      </w:r>
-      <w:r>
-        <w:t xml:space="preserve"> was</w:t>
-      </w:r>
-      <w:proofErr w:type="gramEnd"/>
-      <w:r>
-        <w:t xml:space="preserve"> populated with the test tutor’s details fetched from the backend; the information corresponded exactly to the information entered in the tutor registration form. </w:t>
-      </w:r>
-    </w:p>
-    <w:p>
-      <w:pPr>
-        <w:spacing w:line="360" w:lineRule="auto"/>
-      </w:pPr>
-      <w:r>
-        <w:t xml:space="preserve">To test the requirements that a user could not message </w:t>
-      </w:r>
-      <w:r>
-        <w:t xml:space="preserve">or book lessons with </w:t>
-      </w:r>
-      <w:r>
-        <w:t xml:space="preserve">a tutor unless logged in as a student, the </w:t>
-      </w:r>
-      <w:proofErr w:type="spellStart"/>
-      <w:r>
-        <w:rPr>
-          <w:b/>
-          <w:bCs/>
-        </w:rPr>
-        <w:t>TutorProfilePage</w:t>
-      </w:r>
-      <w:proofErr w:type="spellEnd"/>
-      <w:r>
-        <w:t xml:space="preserve"> was viewed in three states: pre-login, when logged in as a tutor, and when logged in as a student. As required, when viewing pre-login, the user was unable to use the card’s message-tutor button and was prompted to log</w:t>
-      </w:r>
-      <w:r>
-        <w:t xml:space="preserve"> </w:t>
-      </w:r>
-      <w:r>
-        <w:t xml:space="preserve">in to book lessons. When logged in as a tutor, the user could not use the message button, and the UI displayed a message informing the user that tutors cannot book lessons with other tutors. Finally, when logged in as a student, the user could click on the message button, which opened the </w:t>
-      </w:r>
-      <w:r>
-        <w:rPr>
-          <w:b/>
-          <w:bCs/>
-        </w:rPr>
-        <w:t>ChatWindow</w:t>
-      </w:r>
-      <w:r>
-        <w:t xml:space="preserve"> component, and could open the </w:t>
+        <w:t>Testing was carried out to ensure that a student could successfully book a lesson with the selected tutor and that, once booked, the details could be viewed in the lesson details section. Separately, the database</w:t>
+      </w:r>
+      <w:r>
+        <w:t xml:space="preserve">’s </w:t>
+      </w:r>
+      <w:r>
+        <w:rPr>
+          <w:b/>
+          <w:bCs/>
+        </w:rPr>
+        <w:t xml:space="preserve">bookings </w:t>
+      </w:r>
+      <w:r>
+        <w:t xml:space="preserve">table </w:t>
+      </w:r>
+      <w:r>
+        <w:t>was queried to verify that the lesson was saved correctly.</w:t>
+      </w:r>
+      <w:r>
+        <w:t xml:space="preserve"> The robustness of the </w:t>
       </w:r>
       <w:proofErr w:type="spellStart"/>
       <w:r>
@@ -12271,7 +14086,22 @@
       </w:r>
       <w:proofErr w:type="spellEnd"/>
       <w:r>
-        <w:t xml:space="preserve"> component to see the tutor’s availability and book lessons.</w:t>
+        <w:t xml:space="preserve"> component’s logic was tested by attempting to book an unavailable slot, to double-book a lesson, and to book a lesson without selecting all the required fields.</w:t>
+      </w:r>
+      <w:r>
+        <w:t xml:space="preserve"> The component correctly prevented booking</w:t>
+      </w:r>
+      <w:r>
+        <w:t xml:space="preserve"> in all</w:t>
+      </w:r>
+      <w:r>
+        <w:t xml:space="preserve"> invalid</w:t>
+      </w:r>
+      <w:r>
+        <w:t xml:space="preserve"> cases</w:t>
+      </w:r>
+      <w:r>
+        <w:t>.</w:t>
       </w:r>
     </w:p>
     <w:p>
@@ -12279,86 +14109,11 @@
         <w:pStyle w:val="Heading3"/>
         <w:spacing w:line="360" w:lineRule="auto"/>
       </w:pPr>
-      <w:bookmarkStart w:id="38" w:name="_Toc226910111"/>
-      <w:r>
-        <w:t>4.3.2 Manual end-to-end testing</w:t>
+      <w:bookmarkStart w:id="38" w:name="_Toc226910112"/>
+      <w:r>
+        <w:t>4.3.3 API testing</w:t>
       </w:r>
       <w:bookmarkEnd w:id="38"/>
-    </w:p>
-    <w:p>
-      <w:pPr>
-        <w:spacing w:line="360" w:lineRule="auto"/>
-      </w:pPr>
-      <w:r>
-        <w:t>Testing was carried out to ensure that a student could successfully book a lesson with the selected tutor and that, once booked, the details could be viewed in the lesson details section. Separately, the database</w:t>
-      </w:r>
-      <w:r>
-        <w:t xml:space="preserve">’s </w:t>
-      </w:r>
-      <w:r>
-        <w:rPr>
-          <w:b/>
-          <w:bCs/>
-        </w:rPr>
-        <w:t>bookings</w:t>
-      </w:r>
-      <w:r>
-        <w:rPr>
-          <w:b/>
-          <w:bCs/>
-        </w:rPr>
-        <w:t xml:space="preserve"> </w:t>
-      </w:r>
-      <w:r>
-        <w:t xml:space="preserve">table </w:t>
-      </w:r>
-      <w:r>
-        <w:t>was</w:t>
-      </w:r>
-      <w:r>
-        <w:t xml:space="preserve"> queried to verify that the lesson was saved correctly.</w:t>
-      </w:r>
-      <w:r>
-        <w:t xml:space="preserve"> The robustness of the </w:t>
-      </w:r>
-      <w:proofErr w:type="spellStart"/>
-      <w:r>
-        <w:rPr>
-          <w:b/>
-          <w:bCs/>
-        </w:rPr>
-        <w:t>BookingCalendar</w:t>
-      </w:r>
-      <w:proofErr w:type="spellEnd"/>
-      <w:r>
-        <w:t xml:space="preserve"> component’s logic was tested by attempting to book an unavailable slot, to double-book a lesson, and to book a lesson without selecting all the required fields.</w:t>
-      </w:r>
-      <w:r>
-        <w:t xml:space="preserve"> The component correctly prevented booking</w:t>
-      </w:r>
-      <w:r>
-        <w:t xml:space="preserve"> in all</w:t>
-      </w:r>
-      <w:r>
-        <w:t xml:space="preserve"> invalid</w:t>
-      </w:r>
-      <w:r>
-        <w:t xml:space="preserve"> cases</w:t>
-      </w:r>
-      <w:r>
-        <w:t>.</w:t>
-      </w:r>
-    </w:p>
-    <w:p>
-      <w:pPr>
-        <w:pStyle w:val="Heading3"/>
-        <w:spacing w:line="360" w:lineRule="auto"/>
-      </w:pPr>
-      <w:bookmarkStart w:id="39" w:name="_Toc226910112"/>
-      <w:r>
-        <w:t>4.3.3 API testing</w:t>
-      </w:r>
-      <w:bookmarkEnd w:id="39"/>
     </w:p>
     <w:p>
       <w:pPr>
@@ -12469,10 +14224,41 @@
         <w:pStyle w:val="Heading2"/>
         <w:spacing w:line="360" w:lineRule="auto"/>
       </w:pPr>
-      <w:bookmarkStart w:id="40" w:name="_Toc226910113"/>
+      <w:bookmarkStart w:id="39" w:name="_Toc226910113"/>
       <w:r>
         <w:t>4.4 Real-time webchat testing</w:t>
       </w:r>
+      <w:bookmarkEnd w:id="39"/>
+    </w:p>
+    <w:p>
+      <w:pPr>
+        <w:spacing w:line="360" w:lineRule="auto"/>
+      </w:pPr>
+      <w:r>
+        <w:t>Real-time webchat/messaging is a crucial piece of app functionality and was prioritised for testing.</w:t>
+      </w:r>
+      <w:r>
+        <w:t xml:space="preserve"> </w:t>
+      </w:r>
+      <w:r>
+        <w:t>Due to their overlap in this feature, frontend testing and manual end-to-end testing were combined.</w:t>
+      </w:r>
+    </w:p>
+    <w:p>
+      <w:pPr>
+        <w:pStyle w:val="Heading3"/>
+        <w:spacing w:line="360" w:lineRule="auto"/>
+      </w:pPr>
+      <w:bookmarkStart w:id="40" w:name="_Toc226910114"/>
+      <w:r>
+        <w:t>4.4.1 Frontend testing</w:t>
+      </w:r>
+      <w:r>
+        <w:t xml:space="preserve"> and m</w:t>
+      </w:r>
+      <w:r>
+        <w:t>anual end-to-end testing</w:t>
+      </w:r>
       <w:bookmarkEnd w:id="40"/>
     </w:p>
     <w:p>
@@ -12480,37 +14266,6 @@
         <w:spacing w:line="360" w:lineRule="auto"/>
       </w:pPr>
       <w:r>
-        <w:t>Real-time webchat/messaging is a crucial piece of app functionality and was prioritised for testing.</w:t>
-      </w:r>
-      <w:r>
-        <w:t xml:space="preserve"> </w:t>
-      </w:r>
-      <w:r>
-        <w:t>Due to their overlap in this feature, frontend testing and manual end-to-end testing were combined.</w:t>
-      </w:r>
-    </w:p>
-    <w:p>
-      <w:pPr>
-        <w:pStyle w:val="Heading3"/>
-        <w:spacing w:line="360" w:lineRule="auto"/>
-      </w:pPr>
-      <w:bookmarkStart w:id="41" w:name="_Toc226910114"/>
-      <w:r>
-        <w:t>4.4.1 Frontend testing</w:t>
-      </w:r>
-      <w:r>
-        <w:t xml:space="preserve"> and m</w:t>
-      </w:r>
-      <w:r>
-        <w:t>anual end-to-end testing</w:t>
-      </w:r>
-      <w:bookmarkEnd w:id="41"/>
-    </w:p>
-    <w:p>
-      <w:pPr>
-        <w:spacing w:line="360" w:lineRule="auto"/>
-      </w:pPr>
-      <w:r>
         <w:t>As described earlier, only a logged</w:t>
       </w:r>
       <w:r>
@@ -12525,6 +14280,7 @@
       <w:r>
         <w:t xml:space="preserve">se to open the </w:t>
       </w:r>
+      <w:proofErr w:type="spellStart"/>
       <w:r>
         <w:rPr>
           <w:b/>
@@ -12532,6 +14288,7 @@
         </w:rPr>
         <w:t>ChatWindow</w:t>
       </w:r>
+      <w:proofErr w:type="spellEnd"/>
       <w:r>
         <w:t xml:space="preserve"> component and begin a chat or dismiss it and </w:t>
       </w:r>
@@ -12599,6 +14356,7 @@
       <w:r>
         <w:t xml:space="preserve"> button was clicked. A message was then sent in the </w:t>
       </w:r>
+      <w:proofErr w:type="spellStart"/>
       <w:r>
         <w:rPr>
           <w:b/>
@@ -12606,12 +14364,14 @@
         </w:rPr>
         <w:t>ChatWindow</w:t>
       </w:r>
+      <w:proofErr w:type="spellEnd"/>
       <w:r>
         <w:t xml:space="preserve"> component. The message appeared instantly in the student’s </w:t>
       </w:r>
       <w:r>
         <w:t xml:space="preserve">own </w:t>
       </w:r>
+      <w:proofErr w:type="spellStart"/>
       <w:r>
         <w:rPr>
           <w:b/>
@@ -12619,6 +14379,7 @@
         </w:rPr>
         <w:t>ChatWindow</w:t>
       </w:r>
+      <w:proofErr w:type="spellEnd"/>
       <w:r>
         <w:t>.</w:t>
       </w:r>
@@ -12630,6 +14391,7 @@
       <w:r>
         <w:t xml:space="preserve">In the tutor’s browser window, the notification modal appeared; it was used to open the </w:t>
       </w:r>
+      <w:proofErr w:type="spellStart"/>
       <w:proofErr w:type="gramStart"/>
       <w:r>
         <w:rPr>
@@ -12638,6 +14400,7 @@
         </w:rPr>
         <w:t>ChatWindow</w:t>
       </w:r>
+      <w:proofErr w:type="spellEnd"/>
       <w:proofErr w:type="gramEnd"/>
       <w:r>
         <w:t xml:space="preserve"> and a response message was sent. This message appeared almost instantly in the student’s and tutor’s windows.</w:t>
@@ -12674,7 +14437,7 @@
         <w:pStyle w:val="Heading3"/>
         <w:spacing w:line="360" w:lineRule="auto"/>
       </w:pPr>
-      <w:bookmarkStart w:id="42" w:name="_Toc226910115"/>
+      <w:bookmarkStart w:id="41" w:name="_Toc226910115"/>
       <w:r>
         <w:t>4.4.</w:t>
       </w:r>
@@ -12684,7 +14447,7 @@
       <w:r>
         <w:t xml:space="preserve"> API testing</w:t>
       </w:r>
-      <w:bookmarkEnd w:id="42"/>
+      <w:bookmarkEnd w:id="41"/>
     </w:p>
     <w:p>
       <w:pPr>
@@ -12701,6 +14464,7 @@
       <w:r>
         <w:t xml:space="preserve"> a chat’s messages from the database and displaying them in the </w:t>
       </w:r>
+      <w:proofErr w:type="spellStart"/>
       <w:r>
         <w:rPr>
           <w:b/>
@@ -12708,6 +14472,7 @@
         </w:rPr>
         <w:t>ChatWindow</w:t>
       </w:r>
+      <w:proofErr w:type="spellEnd"/>
       <w:r>
         <w:t xml:space="preserve"> component, and one to get only the most recent message in a particular chat and display it in the </w:t>
       </w:r>
@@ -12954,11 +14719,11 @@
         <w:pStyle w:val="Heading1"/>
         <w:spacing w:line="360" w:lineRule="auto"/>
       </w:pPr>
-      <w:bookmarkStart w:id="43" w:name="_Toc226910116"/>
+      <w:bookmarkStart w:id="42" w:name="_Toc226910116"/>
       <w:r>
         <w:t>APPENDICES</w:t>
       </w:r>
-      <w:bookmarkEnd w:id="43"/>
+      <w:bookmarkEnd w:id="42"/>
     </w:p>
     <w:p>
       <w:pPr>
@@ -13060,27 +14825,27 @@
         <w:pStyle w:val="Heading2"/>
         <w:spacing w:line="360" w:lineRule="auto"/>
       </w:pPr>
-      <w:bookmarkStart w:id="44" w:name="_Toc224478608"/>
-      <w:bookmarkStart w:id="45" w:name="_Toc226910117"/>
+      <w:bookmarkStart w:id="43" w:name="_Toc224478608"/>
+      <w:bookmarkStart w:id="44" w:name="_Toc226910117"/>
       <w:r>
         <w:lastRenderedPageBreak/>
         <w:t>Appendix 1: Code snippets.</w:t>
       </w:r>
+      <w:bookmarkEnd w:id="43"/>
       <w:bookmarkEnd w:id="44"/>
+    </w:p>
+    <w:p>
+      <w:pPr>
+        <w:pStyle w:val="Heading3"/>
+        <w:spacing w:line="360" w:lineRule="auto"/>
+      </w:pPr>
+      <w:bookmarkStart w:id="45" w:name="_Toc224478609"/>
+      <w:bookmarkStart w:id="46" w:name="_Toc226910118"/>
+      <w:r>
+        <w:t>1.1 Tutor registration</w:t>
+      </w:r>
       <w:bookmarkEnd w:id="45"/>
-    </w:p>
-    <w:p>
-      <w:pPr>
-        <w:pStyle w:val="Heading3"/>
-        <w:spacing w:line="360" w:lineRule="auto"/>
-      </w:pPr>
-      <w:bookmarkStart w:id="46" w:name="_Toc224478609"/>
-      <w:bookmarkStart w:id="47" w:name="_Toc226910118"/>
-      <w:r>
-        <w:t>1.1 Tutor registration</w:t>
-      </w:r>
       <w:bookmarkEnd w:id="46"/>
-      <w:bookmarkEnd w:id="47"/>
     </w:p>
     <w:p>
       <w:pPr>
@@ -13113,7 +14878,7 @@
                     </pic:cNvPicPr>
                   </pic:nvPicPr>
                   <pic:blipFill>
-                    <a:blip r:embed="rId19">
+                    <a:blip r:embed="rId31">
                       <a:extLst>
                         <a:ext uri="{28A0092B-C50C-407E-A947-70E740481C1C}">
                           <a14:useLocalDpi xmlns:a14="http://schemas.microsoft.com/office/drawing/2010/main" val="0"/>
@@ -13198,7 +14963,7 @@
                     </pic:cNvPicPr>
                   </pic:nvPicPr>
                   <pic:blipFill>
-                    <a:blip r:embed="rId20">
+                    <a:blip r:embed="rId32">
                       <a:extLst>
                         <a:ext uri="{28A0092B-C50C-407E-A947-70E740481C1C}">
                           <a14:useLocalDpi xmlns:a14="http://schemas.microsoft.com/office/drawing/2010/main" val="0"/>
@@ -13270,7 +15035,7 @@
                     </pic:cNvPicPr>
                   </pic:nvPicPr>
                   <pic:blipFill>
-                    <a:blip r:embed="rId21">
+                    <a:blip r:embed="rId33">
                       <a:extLst>
                         <a:ext uri="{28A0092B-C50C-407E-A947-70E740481C1C}">
                           <a14:useLocalDpi xmlns:a14="http://schemas.microsoft.com/office/drawing/2010/main" val="0"/>
@@ -13376,7 +15141,7 @@
                     </pic:cNvPicPr>
                   </pic:nvPicPr>
                   <pic:blipFill>
-                    <a:blip r:embed="rId22">
+                    <a:blip r:embed="rId34">
                       <a:extLst>
                         <a:ext uri="{28A0092B-C50C-407E-A947-70E740481C1C}">
                           <a14:useLocalDpi xmlns:a14="http://schemas.microsoft.com/office/drawing/2010/main" val="0"/>
@@ -13775,7 +15540,7 @@
                     </pic:cNvPicPr>
                   </pic:nvPicPr>
                   <pic:blipFill>
-                    <a:blip r:embed="rId23">
+                    <a:blip r:embed="rId35">
                       <a:extLst>
                         <a:ext uri="{28A0092B-C50C-407E-A947-70E740481C1C}">
                           <a14:useLocalDpi xmlns:a14="http://schemas.microsoft.com/office/drawing/2010/main" val="0"/>
@@ -13841,7 +15606,7 @@
                     </pic:cNvPicPr>
                   </pic:nvPicPr>
                   <pic:blipFill>
-                    <a:blip r:embed="rId24">
+                    <a:blip r:embed="rId36">
                       <a:extLst>
                         <a:ext uri="{28A0092B-C50C-407E-A947-70E740481C1C}">
                           <a14:useLocalDpi xmlns:a14="http://schemas.microsoft.com/office/drawing/2010/main" val="0"/>
@@ -13889,8 +15654,8 @@
         <w:pStyle w:val="Heading3"/>
         <w:spacing w:line="360" w:lineRule="auto"/>
       </w:pPr>
-      <w:bookmarkStart w:id="48" w:name="_Toc224478610"/>
-      <w:bookmarkStart w:id="49" w:name="_Toc226910119"/>
+      <w:bookmarkStart w:id="47" w:name="_Toc224478610"/>
+      <w:bookmarkStart w:id="48" w:name="_Toc226910119"/>
       <w:r>
         <w:lastRenderedPageBreak/>
         <w:t xml:space="preserve">1.2 </w:t>
@@ -13908,8 +15673,8 @@
       <w:r>
         <w:t>) function</w:t>
       </w:r>
+      <w:bookmarkEnd w:id="47"/>
       <w:bookmarkEnd w:id="48"/>
-      <w:bookmarkEnd w:id="49"/>
     </w:p>
     <w:p>
       <w:pPr>
@@ -13937,7 +15702,7 @@
                     </pic:cNvPicPr>
                   </pic:nvPicPr>
                   <pic:blipFill>
-                    <a:blip r:embed="rId25">
+                    <a:blip r:embed="rId37">
                       <a:extLst>
                         <a:ext uri="{28A0092B-C50C-407E-A947-70E740481C1C}">
                           <a14:useLocalDpi xmlns:a14="http://schemas.microsoft.com/office/drawing/2010/main" val="0"/>
@@ -14041,14 +15806,14 @@
         <w:pStyle w:val="Heading3"/>
         <w:spacing w:line="360" w:lineRule="auto"/>
       </w:pPr>
-      <w:bookmarkStart w:id="50" w:name="_Toc224478611"/>
-      <w:bookmarkStart w:id="51" w:name="_Toc226910120"/>
+      <w:bookmarkStart w:id="49" w:name="_Toc224478611"/>
+      <w:bookmarkStart w:id="50" w:name="_Toc226910120"/>
       <w:r>
         <w:lastRenderedPageBreak/>
         <w:t>1.3 Socket.io real-time messaging</w:t>
       </w:r>
+      <w:bookmarkEnd w:id="49"/>
       <w:bookmarkEnd w:id="50"/>
-      <w:bookmarkEnd w:id="51"/>
     </w:p>
     <w:p>
       <w:pPr>
@@ -14076,7 +15841,7 @@
                     </pic:cNvPicPr>
                   </pic:nvPicPr>
                   <pic:blipFill>
-                    <a:blip r:embed="rId26">
+                    <a:blip r:embed="rId38">
                       <a:extLst>
                         <a:ext uri="{28A0092B-C50C-407E-A947-70E740481C1C}">
                           <a14:useLocalDpi xmlns:a14="http://schemas.microsoft.com/office/drawing/2010/main" val="0"/>
@@ -14142,7 +15907,7 @@
                     </pic:cNvPicPr>
                   </pic:nvPicPr>
                   <pic:blipFill>
-                    <a:blip r:embed="rId27">
+                    <a:blip r:embed="rId39">
                       <a:extLst>
                         <a:ext uri="{28A0092B-C50C-407E-A947-70E740481C1C}">
                           <a14:useLocalDpi xmlns:a14="http://schemas.microsoft.com/office/drawing/2010/main" val="0"/>
@@ -14282,7 +16047,7 @@
                     </pic:cNvPicPr>
                   </pic:nvPicPr>
                   <pic:blipFill>
-                    <a:blip r:embed="rId28">
+                    <a:blip r:embed="rId40">
                       <a:extLst>
                         <a:ext uri="{28A0092B-C50C-407E-A947-70E740481C1C}">
                           <a14:useLocalDpi xmlns:a14="http://schemas.microsoft.com/office/drawing/2010/main" val="0"/>
@@ -14440,7 +16205,7 @@
                     </pic:cNvPicPr>
                   </pic:nvPicPr>
                   <pic:blipFill>
-                    <a:blip r:embed="rId29">
+                    <a:blip r:embed="rId41">
                       <a:extLst>
                         <a:ext uri="{28A0092B-C50C-407E-A947-70E740481C1C}">
                           <a14:useLocalDpi xmlns:a14="http://schemas.microsoft.com/office/drawing/2010/main" val="0"/>
@@ -14503,6 +16268,7 @@
       <w:r>
         <w:t xml:space="preserve"> event which is emitted when a </w:t>
       </w:r>
+      <w:proofErr w:type="spellStart"/>
       <w:r>
         <w:rPr>
           <w:b/>
@@ -14510,6 +16276,7 @@
         </w:rPr>
         <w:t>ChatWindow</w:t>
       </w:r>
+      <w:proofErr w:type="spellEnd"/>
       <w:r>
         <w:t xml:space="preserve"> component is opened. This listener creates a unique room name from each student-tutor pair’s user ids and joins the socket to it. It also stores the name of the room and the recipient as a key-value pair in the </w:t>
       </w:r>
@@ -14554,8 +16321,8 @@
       <w:pPr>
         <w:spacing w:line="360" w:lineRule="auto"/>
       </w:pPr>
-      <w:bookmarkStart w:id="52" w:name="_Toc224396626"/>
-      <w:bookmarkStart w:id="53" w:name="_Toc224397653"/>
+      <w:bookmarkStart w:id="51" w:name="_Toc224396626"/>
+      <w:bookmarkStart w:id="52" w:name="_Toc224397653"/>
       <w:r>
         <w:rPr>
           <w:noProof/>
@@ -14579,7 +16346,7 @@
                     </pic:cNvPicPr>
                   </pic:nvPicPr>
                   <pic:blipFill>
-                    <a:blip r:embed="rId30">
+                    <a:blip r:embed="rId42">
                       <a:extLst>
                         <a:ext uri="{28A0092B-C50C-407E-A947-70E740481C1C}">
                           <a14:useLocalDpi xmlns:a14="http://schemas.microsoft.com/office/drawing/2010/main" val="0"/>
@@ -14610,8 +16377,8 @@
           </wp:inline>
         </w:drawing>
       </w:r>
+      <w:bookmarkEnd w:id="51"/>
       <w:bookmarkEnd w:id="52"/>
-      <w:bookmarkEnd w:id="53"/>
     </w:p>
     <w:p>
       <w:pPr>
@@ -14632,6 +16399,7 @@
       <w:r>
         <w:t xml:space="preserve"> event listener. When the frontend </w:t>
       </w:r>
+      <w:proofErr w:type="spellStart"/>
       <w:r>
         <w:rPr>
           <w:b/>
@@ -14639,6 +16407,7 @@
         </w:rPr>
         <w:t>ChatWindow</w:t>
       </w:r>
+      <w:proofErr w:type="spellEnd"/>
       <w:r>
         <w:t xml:space="preserve"> component emits a chat message, this listener validates the payload and, if valid, stores the message info in the database, and then sends the message metadata to both parties in the student-tutor room as well as the personalised room for real-time notification.</w:t>
       </w:r>
@@ -14669,7 +16438,7 @@
                     </pic:cNvPicPr>
                   </pic:nvPicPr>
                   <pic:blipFill>
-                    <a:blip r:embed="rId31">
+                    <a:blip r:embed="rId43">
                       <a:extLst>
                         <a:ext uri="{28A0092B-C50C-407E-A947-70E740481C1C}">
                           <a14:useLocalDpi xmlns:a14="http://schemas.microsoft.com/office/drawing/2010/main" val="0"/>
@@ -14708,6 +16477,7 @@
       <w:r>
         <w:t xml:space="preserve">The listener’s code for persisting messages to the database. This allows both the fetching of room-specific conversation history by the </w:t>
       </w:r>
+      <w:proofErr w:type="spellStart"/>
       <w:r>
         <w:rPr>
           <w:b/>
@@ -14715,6 +16485,7 @@
         </w:rPr>
         <w:t>ChatWindow</w:t>
       </w:r>
+      <w:proofErr w:type="spellEnd"/>
       <w:r>
         <w:t xml:space="preserve"> component as well as the collective chat histories across all rooms by the </w:t>
       </w:r>
@@ -14745,8 +16516,8 @@
       <w:pPr>
         <w:spacing w:line="360" w:lineRule="auto"/>
       </w:pPr>
-      <w:bookmarkStart w:id="54" w:name="_Toc224396627"/>
-      <w:bookmarkStart w:id="55" w:name="_Toc224397654"/>
+      <w:bookmarkStart w:id="53" w:name="_Toc224396627"/>
+      <w:bookmarkStart w:id="54" w:name="_Toc224397654"/>
       <w:r>
         <w:rPr>
           <w:noProof/>
@@ -14770,7 +16541,7 @@
                     </pic:cNvPicPr>
                   </pic:nvPicPr>
                   <pic:blipFill>
-                    <a:blip r:embed="rId32">
+                    <a:blip r:embed="rId44">
                       <a:extLst>
                         <a:ext uri="{28A0092B-C50C-407E-A947-70E740481C1C}">
                           <a14:useLocalDpi xmlns:a14="http://schemas.microsoft.com/office/drawing/2010/main" val="0"/>
@@ -14801,8 +16572,8 @@
           </wp:inline>
         </w:drawing>
       </w:r>
+      <w:bookmarkEnd w:id="53"/>
       <w:bookmarkEnd w:id="54"/>
-      <w:bookmarkEnd w:id="55"/>
     </w:p>
     <w:p>
       <w:pPr>
@@ -14962,26 +16733,26 @@
         <w:pStyle w:val="Heading2"/>
         <w:spacing w:line="360" w:lineRule="auto"/>
       </w:pPr>
-      <w:bookmarkStart w:id="56" w:name="_Toc226910121"/>
+      <w:bookmarkStart w:id="55" w:name="_Toc226910121"/>
       <w:r>
         <w:lastRenderedPageBreak/>
         <w:t>Appendix 2: Testing</w:t>
       </w:r>
+      <w:bookmarkEnd w:id="55"/>
+    </w:p>
+    <w:p>
+      <w:pPr>
+        <w:pStyle w:val="Heading3"/>
+        <w:spacing w:line="360" w:lineRule="auto"/>
+      </w:pPr>
+      <w:bookmarkStart w:id="56" w:name="_Toc226910122"/>
+      <w:r>
+        <w:t xml:space="preserve">2.1 </w:t>
+      </w:r>
+      <w:r>
+        <w:t>Registration testing</w:t>
+      </w:r>
       <w:bookmarkEnd w:id="56"/>
-    </w:p>
-    <w:p>
-      <w:pPr>
-        <w:pStyle w:val="Heading3"/>
-        <w:spacing w:line="360" w:lineRule="auto"/>
-      </w:pPr>
-      <w:bookmarkStart w:id="57" w:name="_Toc226910122"/>
-      <w:r>
-        <w:t xml:space="preserve">2.1 </w:t>
-      </w:r>
-      <w:r>
-        <w:t>Registration testing</w:t>
-      </w:r>
-      <w:bookmarkEnd w:id="57"/>
     </w:p>
     <w:p>
       <w:pPr>
@@ -15016,7 +16787,7 @@
                     <pic:cNvPicPr/>
                   </pic:nvPicPr>
                   <pic:blipFill>
-                    <a:blip r:embed="rId33"/>
+                    <a:blip r:embed="rId45"/>
                     <a:stretch>
                       <a:fillRect/>
                     </a:stretch>
@@ -15117,7 +16888,7 @@
                     <pic:cNvPicPr/>
                   </pic:nvPicPr>
                   <pic:blipFill>
-                    <a:blip r:embed="rId34"/>
+                    <a:blip r:embed="rId46"/>
                     <a:stretch>
                       <a:fillRect/>
                     </a:stretch>
@@ -15190,7 +16961,7 @@
                     <pic:cNvPicPr/>
                   </pic:nvPicPr>
                   <pic:blipFill>
-                    <a:blip r:embed="rId35"/>
+                    <a:blip r:embed="rId47"/>
                     <a:stretch>
                       <a:fillRect/>
                     </a:stretch>
@@ -15257,7 +17028,7 @@
                     <pic:cNvPicPr/>
                   </pic:nvPicPr>
                   <pic:blipFill>
-                    <a:blip r:embed="rId36"/>
+                    <a:blip r:embed="rId48"/>
                     <a:stretch>
                       <a:fillRect/>
                     </a:stretch>
@@ -15318,7 +17089,7 @@
                     <pic:cNvPicPr/>
                   </pic:nvPicPr>
                   <pic:blipFill>
-                    <a:blip r:embed="rId37"/>
+                    <a:blip r:embed="rId49"/>
                     <a:stretch>
                       <a:fillRect/>
                     </a:stretch>
@@ -15385,7 +17156,7 @@
                     <pic:cNvPicPr/>
                   </pic:nvPicPr>
                   <pic:blipFill>
-                    <a:blip r:embed="rId38"/>
+                    <a:blip r:embed="rId50"/>
                     <a:stretch>
                       <a:fillRect/>
                     </a:stretch>
@@ -15458,7 +17229,7 @@
                     <pic:cNvPicPr/>
                   </pic:nvPicPr>
                   <pic:blipFill>
-                    <a:blip r:embed="rId39"/>
+                    <a:blip r:embed="rId51"/>
                     <a:stretch>
                       <a:fillRect/>
                     </a:stretch>
@@ -15538,7 +17309,7 @@
                     <pic:cNvPicPr/>
                   </pic:nvPicPr>
                   <pic:blipFill>
-                    <a:blip r:embed="rId40"/>
+                    <a:blip r:embed="rId52"/>
                     <a:stretch>
                       <a:fillRect/>
                     </a:stretch>
@@ -15595,7 +17366,7 @@
                     <pic:cNvPicPr/>
                   </pic:nvPicPr>
                   <pic:blipFill>
-                    <a:blip r:embed="rId41"/>
+                    <a:blip r:embed="rId53"/>
                     <a:stretch>
                       <a:fillRect/>
                     </a:stretch>
@@ -15668,7 +17439,7 @@
                     <pic:cNvPicPr/>
                   </pic:nvPicPr>
                   <pic:blipFill>
-                    <a:blip r:embed="rId42"/>
+                    <a:blip r:embed="rId54"/>
                     <a:stretch>
                       <a:fillRect/>
                     </a:stretch>
@@ -15738,7 +17509,7 @@
                     <pic:cNvPicPr/>
                   </pic:nvPicPr>
                   <pic:blipFill>
-                    <a:blip r:embed="rId43"/>
+                    <a:blip r:embed="rId55"/>
                     <a:stretch>
                       <a:fillRect/>
                     </a:stretch>
@@ -15819,7 +17590,7 @@
                     <pic:cNvPicPr/>
                   </pic:nvPicPr>
                   <pic:blipFill>
-                    <a:blip r:embed="rId44"/>
+                    <a:blip r:embed="rId56"/>
                     <a:stretch>
                       <a:fillRect/>
                     </a:stretch>
@@ -15895,7 +17666,7 @@
                     <pic:cNvPicPr/>
                   </pic:nvPicPr>
                   <pic:blipFill>
-                    <a:blip r:embed="rId45"/>
+                    <a:blip r:embed="rId57"/>
                     <a:stretch>
                       <a:fillRect/>
                     </a:stretch>
@@ -15978,7 +17749,7 @@
                     <pic:cNvPicPr/>
                   </pic:nvPicPr>
                   <pic:blipFill>
-                    <a:blip r:embed="rId46"/>
+                    <a:blip r:embed="rId58"/>
                     <a:stretch>
                       <a:fillRect/>
                     </a:stretch>
@@ -16055,7 +17826,7 @@
                     <pic:cNvPicPr/>
                   </pic:nvPicPr>
                   <pic:blipFill>
-                    <a:blip r:embed="rId47"/>
+                    <a:blip r:embed="rId59"/>
                     <a:stretch>
                       <a:fillRect/>
                     </a:stretch>
@@ -16089,10 +17860,7 @@
         <w:t xml:space="preserve">Fig 2.15 </w:t>
       </w:r>
       <w:r>
-        <w:t xml:space="preserve">Alert message </w:t>
-      </w:r>
-      <w:r>
-        <w:t>confirms successful registration of tutor after form submitted</w:t>
+        <w:t>Alert message confirms successful registration of tutor after form submitted</w:t>
       </w:r>
     </w:p>
     <w:p>
@@ -16120,7 +17888,7 @@
                     <pic:cNvPicPr/>
                   </pic:nvPicPr>
                   <pic:blipFill>
-                    <a:blip r:embed="rId48"/>
+                    <a:blip r:embed="rId60"/>
                     <a:stretch>
                       <a:fillRect/>
                     </a:stretch>
@@ -16296,7 +18064,7 @@
                     <pic:cNvPicPr/>
                   </pic:nvPicPr>
                   <pic:blipFill>
-                    <a:blip r:embed="rId49"/>
+                    <a:blip r:embed="rId61"/>
                     <a:stretch>
                       <a:fillRect/>
                     </a:stretch>
@@ -16339,13 +18107,7 @@
       </w:r>
       <w:proofErr w:type="spellEnd"/>
       <w:r>
-        <w:t xml:space="preserve"> table </w:t>
-      </w:r>
-      <w:r>
-        <w:t>confirming</w:t>
-      </w:r>
-      <w:r>
-        <w:t xml:space="preserve"> the test tutor is registered</w:t>
+        <w:t xml:space="preserve"> table confirming the test tutor is registered</w:t>
       </w:r>
     </w:p>
     <w:p>
@@ -16373,7 +18135,7 @@
                     <pic:cNvPicPr/>
                   </pic:nvPicPr>
                   <pic:blipFill>
-                    <a:blip r:embed="rId50"/>
+                    <a:blip r:embed="rId62"/>
                     <a:stretch>
                       <a:fillRect/>
                     </a:stretch>
@@ -16404,23 +18166,10 @@
           <w:b/>
           <w:bCs/>
         </w:rPr>
-        <w:t xml:space="preserve">Fig 2.18 </w:t>
-      </w:r>
-      <w:r>
-        <w:rPr>
-          <w:b/>
-          <w:bCs/>
-        </w:rPr>
-        <w:t>Tutors</w:t>
-      </w:r>
-      <w:r>
-        <w:t xml:space="preserve"> table </w:t>
-      </w:r>
-      <w:r>
-        <w:t>confirming</w:t>
-      </w:r>
-      <w:r>
-        <w:t xml:space="preserve"> the test tutor is registered</w:t>
+        <w:t>Fig 2.18 Tutors</w:t>
+      </w:r>
+      <w:r>
+        <w:t xml:space="preserve"> table confirming the test tutor is registered</w:t>
       </w:r>
     </w:p>
     <w:p>
@@ -16448,7 +18197,7 @@
                     <pic:cNvPicPr/>
                   </pic:nvPicPr>
                   <pic:blipFill>
-                    <a:blip r:embed="rId51"/>
+                    <a:blip r:embed="rId63"/>
                     <a:stretch>
                       <a:fillRect/>
                     </a:stretch>
@@ -16473,14 +18222,7 @@
           <w:b/>
           <w:bCs/>
         </w:rPr>
-        <w:t>Fig 2</w:t>
-      </w:r>
-      <w:r>
-        <w:rPr>
-          <w:b/>
-          <w:bCs/>
-        </w:rPr>
-        <w:t>.19</w:t>
+        <w:t>Fig 2.19</w:t>
       </w:r>
       <w:r>
         <w:t xml:space="preserve"> </w:t>
@@ -16502,13 +18244,7 @@
       </w:r>
       <w:proofErr w:type="spellEnd"/>
       <w:r>
-        <w:t xml:space="preserve"> table </w:t>
-      </w:r>
-      <w:r>
-        <w:t>confirming</w:t>
-      </w:r>
-      <w:r>
-        <w:t xml:space="preserve"> student registration</w:t>
+        <w:t xml:space="preserve"> table confirming student registration</w:t>
       </w:r>
     </w:p>
     <w:p>
@@ -16536,7 +18272,7 @@
                     <pic:cNvPicPr/>
                   </pic:nvPicPr>
                   <pic:blipFill>
-                    <a:blip r:embed="rId52"/>
+                    <a:blip r:embed="rId64"/>
                     <a:stretch>
                       <a:fillRect/>
                     </a:stretch>
@@ -16567,23 +18303,10 @@
           <w:b/>
           <w:bCs/>
         </w:rPr>
-        <w:t xml:space="preserve">Fig 2.20 </w:t>
-      </w:r>
-      <w:r>
-        <w:rPr>
-          <w:b/>
-          <w:bCs/>
-        </w:rPr>
-        <w:t>Students</w:t>
-      </w:r>
-      <w:r>
-        <w:t xml:space="preserve"> table </w:t>
-      </w:r>
-      <w:r>
-        <w:t>confirming</w:t>
-      </w:r>
-      <w:r>
-        <w:t xml:space="preserve"> student registration</w:t>
+        <w:t>Fig 2.20 Students</w:t>
+      </w:r>
+      <w:r>
+        <w:t xml:space="preserve"> table confirming student registration</w:t>
       </w:r>
     </w:p>
     <w:p>
@@ -16616,7 +18339,7 @@
                     <pic:cNvPicPr/>
                   </pic:nvPicPr>
                   <pic:blipFill>
-                    <a:blip r:embed="rId53"/>
+                    <a:blip r:embed="rId65"/>
                     <a:stretch>
                       <a:fillRect/>
                     </a:stretch>
@@ -16703,7 +18426,7 @@
                     <pic:cNvPicPr/>
                   </pic:nvPicPr>
                   <pic:blipFill>
-                    <a:blip r:embed="rId54"/>
+                    <a:blip r:embed="rId66"/>
                     <a:stretch>
                       <a:fillRect/>
                     </a:stretch>
@@ -16784,7 +18507,7 @@
                     <pic:cNvPicPr/>
                   </pic:nvPicPr>
                   <pic:blipFill>
-                    <a:blip r:embed="rId55"/>
+                    <a:blip r:embed="rId67"/>
                     <a:stretch>
                       <a:fillRect/>
                     </a:stretch>
@@ -16857,7 +18580,7 @@
                     <pic:cNvPicPr/>
                   </pic:nvPicPr>
                   <pic:blipFill>
-                    <a:blip r:embed="rId56"/>
+                    <a:blip r:embed="rId68"/>
                     <a:stretch>
                       <a:fillRect/>
                     </a:stretch>
@@ -16936,7 +18659,7 @@
                     <pic:cNvPicPr/>
                   </pic:nvPicPr>
                   <pic:blipFill>
-                    <a:blip r:embed="rId57"/>
+                    <a:blip r:embed="rId69"/>
                     <a:stretch>
                       <a:fillRect/>
                     </a:stretch>
@@ -16967,21 +18690,7 @@
           <w:b/>
           <w:bCs/>
         </w:rPr>
-        <w:t>F</w:t>
-      </w:r>
-      <w:r>
-        <w:rPr>
-          <w:b/>
-          <w:bCs/>
-        </w:rPr>
-        <w:t>i</w:t>
-      </w:r>
-      <w:r>
-        <w:rPr>
-          <w:b/>
-          <w:bCs/>
-        </w:rPr>
-        <w:t>g 2.25</w:t>
+        <w:t>Fig 2.25</w:t>
       </w:r>
       <w:r>
         <w:t xml:space="preserve"> </w:t>
@@ -17026,7 +18735,7 @@
                     <pic:cNvPicPr/>
                   </pic:nvPicPr>
                   <pic:blipFill>
-                    <a:blip r:embed="rId58"/>
+                    <a:blip r:embed="rId70"/>
                     <a:stretch>
                       <a:fillRect/>
                     </a:stretch>
@@ -17088,7 +18797,7 @@
                     <pic:cNvPicPr/>
                   </pic:nvPicPr>
                   <pic:blipFill>
-                    <a:blip r:embed="rId59"/>
+                    <a:blip r:embed="rId71"/>
                     <a:stretch>
                       <a:fillRect/>
                     </a:stretch>
@@ -17157,7 +18866,7 @@
                     <pic:cNvPicPr/>
                   </pic:nvPicPr>
                   <pic:blipFill>
-                    <a:blip r:embed="rId60"/>
+                    <a:blip r:embed="rId72"/>
                     <a:stretch>
                       <a:fillRect/>
                     </a:stretch>
@@ -17304,7 +19013,7 @@
         <w:pStyle w:val="Heading3"/>
         <w:spacing w:line="360" w:lineRule="auto"/>
       </w:pPr>
-      <w:bookmarkStart w:id="58" w:name="_Toc226910123"/>
+      <w:bookmarkStart w:id="57" w:name="_Toc226910123"/>
       <w:r>
         <w:t xml:space="preserve">2.2 </w:t>
       </w:r>
@@ -17314,7 +19023,7 @@
       <w:r>
         <w:t xml:space="preserve"> testing</w:t>
       </w:r>
-      <w:bookmarkEnd w:id="58"/>
+      <w:bookmarkEnd w:id="57"/>
     </w:p>
     <w:p>
       <w:pPr>
@@ -17349,7 +19058,7 @@
                     <pic:cNvPicPr/>
                   </pic:nvPicPr>
                   <pic:blipFill>
-                    <a:blip r:embed="rId61"/>
+                    <a:blip r:embed="rId73"/>
                     <a:stretch>
                       <a:fillRect/>
                     </a:stretch>
@@ -17439,7 +19148,7 @@
                     <pic:cNvPicPr/>
                   </pic:nvPicPr>
                   <pic:blipFill>
-                    <a:blip r:embed="rId62"/>
+                    <a:blip r:embed="rId74"/>
                     <a:stretch>
                       <a:fillRect/>
                     </a:stretch>
@@ -17518,7 +19227,7 @@
                     <pic:cNvPicPr/>
                   </pic:nvPicPr>
                   <pic:blipFill>
-                    <a:blip r:embed="rId63"/>
+                    <a:blip r:embed="rId75"/>
                     <a:stretch>
                       <a:fillRect/>
                     </a:stretch>
@@ -17709,7 +19418,7 @@
                     <pic:cNvPicPr/>
                   </pic:nvPicPr>
                   <pic:blipFill>
-                    <a:blip r:embed="rId64"/>
+                    <a:blip r:embed="rId76"/>
                     <a:stretch>
                       <a:fillRect/>
                     </a:stretch>
@@ -17771,7 +19480,7 @@
                     <pic:cNvPicPr/>
                   </pic:nvPicPr>
                   <pic:blipFill>
-                    <a:blip r:embed="rId65"/>
+                    <a:blip r:embed="rId77"/>
                     <a:stretch>
                       <a:fillRect/>
                     </a:stretch>
@@ -17837,7 +19546,7 @@
                     <pic:cNvPicPr/>
                   </pic:nvPicPr>
                   <pic:blipFill>
-                    <a:blip r:embed="rId66"/>
+                    <a:blip r:embed="rId78"/>
                     <a:stretch>
                       <a:fillRect/>
                     </a:stretch>
@@ -17910,7 +19619,7 @@
                     <pic:cNvPicPr/>
                   </pic:nvPicPr>
                   <pic:blipFill>
-                    <a:blip r:embed="rId67"/>
+                    <a:blip r:embed="rId79"/>
                     <a:stretch>
                       <a:fillRect/>
                     </a:stretch>
@@ -17972,7 +19681,7 @@
                     <pic:cNvPicPr/>
                   </pic:nvPicPr>
                   <pic:blipFill>
-                    <a:blip r:embed="rId68"/>
+                    <a:blip r:embed="rId80"/>
                     <a:stretch>
                       <a:fillRect/>
                     </a:stretch>
@@ -18042,7 +19751,7 @@
                     <pic:cNvPicPr/>
                   </pic:nvPicPr>
                   <pic:blipFill>
-                    <a:blip r:embed="rId69"/>
+                    <a:blip r:embed="rId81"/>
                     <a:stretch>
                       <a:fillRect/>
                     </a:stretch>
@@ -18126,7 +19835,7 @@
                     <pic:cNvPicPr/>
                   </pic:nvPicPr>
                   <pic:blipFill>
-                    <a:blip r:embed="rId70"/>
+                    <a:blip r:embed="rId82"/>
                     <a:stretch>
                       <a:fillRect/>
                     </a:stretch>
@@ -18188,7 +19897,7 @@
                     <pic:cNvPicPr/>
                   </pic:nvPicPr>
                   <pic:blipFill>
-                    <a:blip r:embed="rId71"/>
+                    <a:blip r:embed="rId83"/>
                     <a:stretch>
                       <a:fillRect/>
                     </a:stretch>
@@ -18251,7 +19960,7 @@
                     <pic:cNvPicPr/>
                   </pic:nvPicPr>
                   <pic:blipFill>
-                    <a:blip r:embed="rId72"/>
+                    <a:blip r:embed="rId84"/>
                     <a:stretch>
                       <a:fillRect/>
                     </a:stretch>
@@ -18314,7 +20023,7 @@
                     <pic:cNvPicPr/>
                   </pic:nvPicPr>
                   <pic:blipFill>
-                    <a:blip r:embed="rId73"/>
+                    <a:blip r:embed="rId85"/>
                     <a:stretch>
                       <a:fillRect/>
                     </a:stretch>
@@ -18377,7 +20086,7 @@
                     <pic:cNvPicPr/>
                   </pic:nvPicPr>
                   <pic:blipFill>
-                    <a:blip r:embed="rId74"/>
+                    <a:blip r:embed="rId86"/>
                     <a:stretch>
                       <a:fillRect/>
                     </a:stretch>
@@ -18519,11 +20228,11 @@
         <w:pStyle w:val="Heading3"/>
         <w:spacing w:line="360" w:lineRule="auto"/>
       </w:pPr>
-      <w:bookmarkStart w:id="59" w:name="_Toc226910124"/>
+      <w:bookmarkStart w:id="58" w:name="_Toc226910124"/>
       <w:r>
         <w:t>2.3 Real-time webchat testing</w:t>
       </w:r>
-      <w:bookmarkEnd w:id="59"/>
+      <w:bookmarkEnd w:id="58"/>
     </w:p>
     <w:p>
       <w:pPr>
@@ -18559,7 +20268,7 @@
                     <pic:cNvPicPr/>
                   </pic:nvPicPr>
                   <pic:blipFill>
-                    <a:blip r:embed="rId75"/>
+                    <a:blip r:embed="rId87"/>
                     <a:stretch>
                       <a:fillRect/>
                     </a:stretch>
@@ -18595,6 +20304,7 @@
       <w:r>
         <w:t xml:space="preserve">Student opens </w:t>
       </w:r>
+      <w:proofErr w:type="spellStart"/>
       <w:r>
         <w:rPr>
           <w:b/>
@@ -18602,6 +20312,7 @@
         </w:rPr>
         <w:t>ChatWindow</w:t>
       </w:r>
+      <w:proofErr w:type="spellEnd"/>
       <w:r>
         <w:t xml:space="preserve"> and sends real-time message to tutor. This is the student view. The window displays the </w:t>
       </w:r>
@@ -18652,7 +20363,7 @@
                     <pic:cNvPicPr/>
                   </pic:nvPicPr>
                   <pic:blipFill>
-                    <a:blip r:embed="rId76"/>
+                    <a:blip r:embed="rId88"/>
                     <a:stretch>
                       <a:fillRect/>
                     </a:stretch>
@@ -18715,7 +20426,7 @@
                     <pic:cNvPicPr/>
                   </pic:nvPicPr>
                   <pic:blipFill>
-                    <a:blip r:embed="rId77"/>
+                    <a:blip r:embed="rId89"/>
                     <a:stretch>
                       <a:fillRect/>
                     </a:stretch>
@@ -18751,6 +20462,7 @@
       <w:r>
         <w:t xml:space="preserve"> Tutor opens the </w:t>
       </w:r>
+      <w:proofErr w:type="spellStart"/>
       <w:r>
         <w:rPr>
           <w:b/>
@@ -18758,6 +20470,7 @@
         </w:rPr>
         <w:t>ChatWindow</w:t>
       </w:r>
+      <w:proofErr w:type="spellEnd"/>
       <w:r>
         <w:t xml:space="preserve"> component via the notification modal and sends a reply message to the student. Note that the student is named as the recipient, but the room name is the same. Note also the colour-coding and alignment of messages to</w:t>
       </w:r>
@@ -18792,7 +20505,7 @@
                     <pic:cNvPicPr/>
                   </pic:nvPicPr>
                   <pic:blipFill>
-                    <a:blip r:embed="rId78"/>
+                    <a:blip r:embed="rId90"/>
                     <a:stretch>
                       <a:fillRect/>
                     </a:stretch>
@@ -18828,6 +20541,7 @@
       <w:r>
         <w:t xml:space="preserve"> The student’s </w:t>
       </w:r>
+      <w:proofErr w:type="spellStart"/>
       <w:r>
         <w:rPr>
           <w:b/>
@@ -18835,6 +20549,7 @@
         </w:rPr>
         <w:t>ChatWindow</w:t>
       </w:r>
+      <w:proofErr w:type="spellEnd"/>
       <w:r>
         <w:t xml:space="preserve"> component showing the tutor’s response.</w:t>
       </w:r>
@@ -18893,7 +20608,7 @@
                     <pic:cNvPicPr/>
                   </pic:nvPicPr>
                   <pic:blipFill>
-                    <a:blip r:embed="rId79"/>
+                    <a:blip r:embed="rId91"/>
                     <a:stretch>
                       <a:fillRect/>
                     </a:stretch>
@@ -18964,7 +20679,7 @@
                     <pic:cNvPicPr/>
                   </pic:nvPicPr>
                   <pic:blipFill>
-                    <a:blip r:embed="rId80"/>
+                    <a:blip r:embed="rId92"/>
                     <a:stretch>
                       <a:fillRect/>
                     </a:stretch>
@@ -19027,7 +20742,7 @@
                     <pic:cNvPicPr/>
                   </pic:nvPicPr>
                   <pic:blipFill>
-                    <a:blip r:embed="rId81"/>
+                    <a:blip r:embed="rId93"/>
                     <a:stretch>
                       <a:fillRect/>
                     </a:stretch>
@@ -19101,7 +20816,7 @@
                     <pic:cNvPicPr/>
                   </pic:nvPicPr>
                   <pic:blipFill>
-                    <a:blip r:embed="rId82"/>
+                    <a:blip r:embed="rId94"/>
                     <a:stretch>
                       <a:fillRect/>
                     </a:stretch>
@@ -19189,7 +20904,7 @@
                     <pic:cNvPicPr/>
                   </pic:nvPicPr>
                   <pic:blipFill>
-                    <a:blip r:embed="rId83"/>
+                    <a:blip r:embed="rId95"/>
                     <a:stretch>
                       <a:fillRect/>
                     </a:stretch>
@@ -19271,7 +20986,7 @@
                     <pic:cNvPicPr/>
                   </pic:nvPicPr>
                   <pic:blipFill>
-                    <a:blip r:embed="rId84"/>
+                    <a:blip r:embed="rId96"/>
                     <a:stretch>
                       <a:fillRect/>
                     </a:stretch>
@@ -20569,7 +22284,7 @@
   <w:style w:type="paragraph" w:default="1" w:styleId="Normal">
     <w:name w:val="Normal"/>
     <w:qFormat/>
-    <w:rsid w:val="00245F34"/>
+    <w:rsid w:val="00F877D3"/>
     <w:rPr>
       <w:rFonts w:ascii="Garamond" w:hAnsi="Garamond"/>
     </w:rPr>
